--- a/index.docx
+++ b/index.docx
@@ -39,7 +39,7 @@
         <w:pStyle w:val="Date"/>
       </w:pPr>
       <w:r>
-        <w:t xml:space="preserve">2026-06-03</w:t>
+        <w:t xml:space="preserve">2026-06-04</w:t>
       </w:r>
     </w:p>
     <w:p>
@@ -55,16 +55,7 @@
         <w:pStyle w:val="Abstract"/>
       </w:pPr>
       <w:r>
-        <w:t xml:space="preserve">A central question in the intersection between sports economics and sports analytics is how to quantify the effects of what happens on the court or field on a team’s revenue. In general, the literature expects that stronger teams will see higher live game attendance, but previous research has not found a statistically significant relationship between winning percentage and attendance in the WNBA</w:t>
-      </w:r>
-      <w:r>
-        <w:t xml:space="preserve"> </w:t>
-      </w:r>
-      <w:r>
-        <w:t xml:space="preserve">(Agha and Berri 2023)</w:t>
-      </w:r>
-      <w:r>
-        <w:t xml:space="preserve">. Our study improves upon theirs by using a rolling win count from the past 44 games played rather than a seasonal winning-percentage to predict per game attendance. This avoids look-ahead bias, as fans cannot be expected to know a team’s future performance when deciding to attend a game. Using game-level data for all WNBA regular-season games from 2018–2024, we estimated an ordinary least squares model of per-game attendance with team and season fixed effects and a dummy variable for whether Caitlin Clark played. We then translated player win shares into expected attendance impacts by mapping individual contributions to team wins onto the estimated attendance–winning relationship. We chose to focus on attendance as a proxy for revenue following the research framework from Scully (1974), due to concerns about revenue data availability. We used attendance data from the “Across the Timeline: WNBA League Attendance Dashboard”, which records game-level attendance data for all WNBA games. We find a significant relationship between rolling win count and game attendance, with game attendance expected to increase by 112 people for each additional win in the 44 game window. This means that a player like Allisha Gray, for example, who we estimate contributed 10 wins to the Atlanta Dream in 2024, boosted attendance by approximately 1,100 attendees per game. These results highlight the importance of short-run performance in shaping fan demand and provide a framework for linking individual player performance to team-level revenue outcomes in women’s professional sports.</w:t>
+        <w:t xml:space="preserve">This paper examines how the relationship between team quality, game quality, and attendance has changed over the history of the WNBA. In general, the literature expects that stronger teams will see higher live game attendance in professional sports. However, previous research and analyst commentary has cast doubt on the strength of the relationship between team strength and game attendance in the WNBA. Our study improves upon previous research by studying attendance in the broader context of the league’s growth from 1997-2025, finding that the factors that drive fan demand have evolved as the league has matured. We test whether three leading theories of fan behavior- quality of play, loss aversion, and outcome uncertainty- have become more important drivers of attendance as the league has grown. We use game-level attendance data reported directly by the WNBA from the “Across the Timeline: WNBA League Attendance Dashboard” as well as team ELO ratings and game-by-game home win probabilities and find that in recent years fans are increasingly likely to attend games in response to these factors. ELO ratings and win probabilities offer a significant advantage to other measures of team strength or outcome likelihood because they are dynamic and incorporate information available up to the date of each game. Our results suggest that the WNBA is entering a new era in which fans are choosing to attend games to watch good basketball rather than novelty-driven interest or broader support for women’s sports.</w:t>
       </w:r>
     </w:p>
     <w:p>
@@ -1057,7 +1048,7 @@
                       <w:rFonts w:ascii="Calibri" w:hAnsi="Calibri"/>
                       <w:sz w:val="20"/>
                     </w:rPr>
-                    <w:t xml:space="default">2004-06-15</w:t>
+                    <w:t xml:space="default">2019-07-12</w:t>
                   </w:r>
                 </w:p>
               </w:tc>
@@ -1081,7 +1072,7 @@
                       <w:rFonts w:ascii="Calibri" w:hAnsi="Calibri"/>
                       <w:sz w:val="20"/>
                     </w:rPr>
-                    <w:t xml:space="default">CHA</w:t>
+                    <w:t xml:space="default">SEA</w:t>
                   </w:r>
                 </w:p>
               </w:tc>
@@ -1105,7 +1096,7 @@
                       <w:rFonts w:ascii="Calibri" w:hAnsi="Calibri"/>
                       <w:sz w:val="20"/>
                     </w:rPr>
-                    <w:t xml:space="default">SAN</w:t>
+                    <w:t xml:space="default">DAL</w:t>
                   </w:r>
                 </w:p>
               </w:tc>
@@ -1129,7 +1120,7 @@
                       <w:rFonts w:ascii="Calibri" w:hAnsi="Calibri"/>
                       <w:sz w:val="20"/>
                     </w:rPr>
-                    <w:t xml:space="default">Time Warner Cable Arena</w:t>
+                    <w:t xml:space="default">Alaska Airlines Arena</w:t>
                   </w:r>
                 </w:p>
               </w:tc>
@@ -1153,7 +1144,7 @@
                       <w:rFonts w:ascii="Calibri" w:hAnsi="Calibri"/>
                       <w:sz w:val="20"/>
                     </w:rPr>
-                    <w:t xml:space="default">5,004</w:t>
+                    <w:t xml:space="default">6,451</w:t>
                   </w:r>
                 </w:p>
               </w:tc>
@@ -1177,7 +1168,7 @@
                       <w:rFonts w:ascii="Calibri" w:hAnsi="Calibri"/>
                       <w:sz w:val="20"/>
                     </w:rPr>
-                    <w:t xml:space="default">2</w:t>
+                    <w:t xml:space="default">14</w:t>
                   </w:r>
                 </w:p>
               </w:tc>
@@ -1230,7 +1221,7 @@
                       <w:rFonts w:ascii="Calibri" w:hAnsi="Calibri"/>
                       <w:sz w:val="20"/>
                     </w:rPr>
-                    <w:t xml:space="default">2015-06-21</w:t>
+                    <w:t xml:space="default">2002-07-06</w:t>
                   </w:r>
                 </w:p>
               </w:tc>
@@ -1254,7 +1245,7 @@
                       <w:rFonts w:ascii="Calibri" w:hAnsi="Calibri"/>
                       <w:sz w:val="20"/>
                     </w:rPr>
-                    <w:t xml:space="default">SEA</w:t>
+                    <w:t xml:space="default">HOU</w:t>
                   </w:r>
                 </w:p>
               </w:tc>
@@ -1278,7 +1269,7 @@
                       <w:rFonts w:ascii="Calibri" w:hAnsi="Calibri"/>
                       <w:sz w:val="20"/>
                     </w:rPr>
-                    <w:t xml:space="default">PHO</w:t>
+                    <w:t xml:space="default">DET</w:t>
                   </w:r>
                 </w:p>
               </w:tc>
@@ -1302,7 +1293,7 @@
                       <w:rFonts w:ascii="Calibri" w:hAnsi="Calibri"/>
                       <w:sz w:val="20"/>
                     </w:rPr>
-                    <w:t xml:space="default">KeyArena</w:t>
+                    <w:t xml:space="default">Compaq Center</w:t>
                   </w:r>
                 </w:p>
               </w:tc>
@@ -1326,7 +1317,7 @@
                       <w:rFonts w:ascii="Calibri" w:hAnsi="Calibri"/>
                       <w:sz w:val="20"/>
                     </w:rPr>
-                    <w:t xml:space="default">5,947</w:t>
+                    <w:t xml:space="default">12,423</w:t>
                   </w:r>
                 </w:p>
               </w:tc>
@@ -1350,7 +1341,7 @@
                       <w:rFonts w:ascii="Calibri" w:hAnsi="Calibri"/>
                       <w:sz w:val="20"/>
                     </w:rPr>
-                    <w:t xml:space="default">-12</w:t>
+                    <w:t xml:space="default">21</w:t>
                   </w:r>
                 </w:p>
               </w:tc>
@@ -1403,7 +1394,7 @@
                       <w:rFonts w:ascii="Calibri" w:hAnsi="Calibri"/>
                       <w:sz w:val="20"/>
                     </w:rPr>
-                    <w:t xml:space="default">2022-07-14</w:t>
+                    <w:t xml:space="default">2006-06-29</w:t>
                   </w:r>
                 </w:p>
               </w:tc>
@@ -1427,7 +1418,7 @@
                       <w:rFonts w:ascii="Calibri" w:hAnsi="Calibri"/>
                       <w:sz w:val="20"/>
                     </w:rPr>
-                    <w:t xml:space="default">NYL</w:t>
+                    <w:t xml:space="default">IND</w:t>
                   </w:r>
                 </w:p>
               </w:tc>
@@ -1451,7 +1442,7 @@
                       <w:rFonts w:ascii="Calibri" w:hAnsi="Calibri"/>
                       <w:sz w:val="20"/>
                     </w:rPr>
-                    <w:t xml:space="default">LVA</w:t>
+                    <w:t xml:space="default">DET</w:t>
                   </w:r>
                 </w:p>
               </w:tc>
@@ -1475,7 +1466,7 @@
                       <w:rFonts w:ascii="Calibri" w:hAnsi="Calibri"/>
                       <w:sz w:val="20"/>
                     </w:rPr>
-                    <w:t xml:space="default">Barclays Center</w:t>
+                    <w:t xml:space="default">Conseco Fieldhouse</w:t>
                   </w:r>
                 </w:p>
               </w:tc>
@@ -1499,7 +1490,7 @@
                       <w:rFonts w:ascii="Calibri" w:hAnsi="Calibri"/>
                       <w:sz w:val="20"/>
                     </w:rPr>
-                    <w:t xml:space="default">9,896</w:t>
+                    <w:t xml:space="default">5,886</w:t>
                   </w:r>
                 </w:p>
               </w:tc>
@@ -1523,7 +1514,7 @@
                       <w:rFonts w:ascii="Calibri" w:hAnsi="Calibri"/>
                       <w:sz w:val="20"/>
                     </w:rPr>
-                    <w:t xml:space="default">-34</w:t>
+                    <w:t xml:space="default">10</w:t>
                   </w:r>
                 </w:p>
               </w:tc>
@@ -1576,7 +1567,7 @@
                       <w:rFonts w:ascii="Calibri" w:hAnsi="Calibri"/>
                       <w:sz w:val="20"/>
                     </w:rPr>
-                    <w:t xml:space="default">2016-06-24</w:t>
+                    <w:t xml:space="default">2008-08-30</w:t>
                   </w:r>
                 </w:p>
               </w:tc>
@@ -1600,7 +1591,7 @@
                       <w:rFonts w:ascii="Calibri" w:hAnsi="Calibri"/>
                       <w:sz w:val="20"/>
                     </w:rPr>
-                    <w:t xml:space="default">SEA</w:t>
+                    <w:t xml:space="default">LAS</w:t>
                   </w:r>
                 </w:p>
               </w:tc>
@@ -1624,7 +1615,7 @@
                       <w:rFonts w:ascii="Calibri" w:hAnsi="Calibri"/>
                       <w:sz w:val="20"/>
                     </w:rPr>
-                    <w:t xml:space="default">CON</w:t>
+                    <w:t xml:space="default">SAN</w:t>
                   </w:r>
                 </w:p>
               </w:tc>
@@ -1648,7 +1639,7 @@
                       <w:rFonts w:ascii="Calibri" w:hAnsi="Calibri"/>
                       <w:sz w:val="20"/>
                     </w:rPr>
-                    <w:t xml:space="default">KeyArena</w:t>
+                    <w:t xml:space="default">Staples Center</w:t>
                   </w:r>
                 </w:p>
               </w:tc>
@@ -1672,7 +1663,7 @@
                       <w:rFonts w:ascii="Calibri" w:hAnsi="Calibri"/>
                       <w:sz w:val="20"/>
                     </w:rPr>
-                    <w:t xml:space="default">6,568</w:t>
+                    <w:t xml:space="default">9,923</w:t>
                   </w:r>
                 </w:p>
               </w:tc>
@@ -1696,7 +1687,7 @@
                       <w:rFonts w:ascii="Calibri" w:hAnsi="Calibri"/>
                       <w:sz w:val="20"/>
                     </w:rPr>
-                    <w:t xml:space="default">17</w:t>
+                    <w:t xml:space="default">5</w:t>
                   </w:r>
                 </w:p>
               </w:tc>
@@ -1749,7 +1740,7 @@
                       <w:rFonts w:ascii="Calibri" w:hAnsi="Calibri"/>
                       <w:sz w:val="20"/>
                     </w:rPr>
-                    <w:t xml:space="default">2021-06-06</w:t>
+                    <w:t xml:space="default">2020-08-15</w:t>
                   </w:r>
                 </w:p>
               </w:tc>
@@ -1773,7 +1764,7 @@
                       <w:rFonts w:ascii="Calibri" w:hAnsi="Calibri"/>
                       <w:sz w:val="20"/>
                     </w:rPr>
-                    <w:t xml:space="default">MIN</w:t>
+                    <w:t xml:space="default">IND</w:t>
                   </w:r>
                 </w:p>
               </w:tc>
@@ -1797,7 +1788,7 @@
                       <w:rFonts w:ascii="Calibri" w:hAnsi="Calibri"/>
                       <w:sz w:val="20"/>
                     </w:rPr>
-                    <w:t xml:space="default">ATL</w:t>
+                    <w:t xml:space="default">LAS</w:t>
                   </w:r>
                 </w:p>
               </w:tc>
@@ -1821,7 +1812,7 @@
                       <w:rFonts w:ascii="Calibri" w:hAnsi="Calibri"/>
                       <w:sz w:val="20"/>
                     </w:rPr>
-                    <w:t xml:space="default">Target Center</w:t>
+                    <w:t xml:space="default">NA</w:t>
                   </w:r>
                 </w:p>
               </w:tc>
@@ -1845,7 +1836,7 @@
                       <w:rFonts w:ascii="Calibri" w:hAnsi="Calibri"/>
                       <w:sz w:val="20"/>
                     </w:rPr>
-                    <w:t xml:space="default">2,021</w:t>
+                    <w:t xml:space="default">NA</w:t>
                   </w:r>
                 </w:p>
               </w:tc>
@@ -1869,7 +1860,7 @@
                       <w:rFonts w:ascii="Calibri" w:hAnsi="Calibri"/>
                       <w:sz w:val="20"/>
                     </w:rPr>
-                    <w:t xml:space="default">20</w:t>
+                    <w:t xml:space="default">-14</w:t>
                   </w:r>
                 </w:p>
               </w:tc>
@@ -1922,7 +1913,7 @@
                       <w:rFonts w:ascii="Calibri" w:hAnsi="Calibri"/>
                       <w:sz w:val="20"/>
                     </w:rPr>
-                    <w:t xml:space="default">2025-09-03</w:t>
+                    <w:t xml:space="default">2011-07-01</w:t>
                   </w:r>
                 </w:p>
               </w:tc>
@@ -1946,7 +1937,7 @@
                       <w:rFonts w:ascii="Calibri" w:hAnsi="Calibri"/>
                       <w:sz w:val="20"/>
                     </w:rPr>
-                    <w:t xml:space="default">CHI</w:t>
+                    <w:t xml:space="default">PHO</w:t>
                   </w:r>
                 </w:p>
               </w:tc>
@@ -1970,7 +1961,7 @@
                       <w:rFonts w:ascii="Calibri" w:hAnsi="Calibri"/>
                       <w:sz w:val="20"/>
                     </w:rPr>
-                    <w:t xml:space="default">CON</w:t>
+                    <w:t xml:space="default">CHI</w:t>
                   </w:r>
                 </w:p>
               </w:tc>
@@ -1994,7 +1985,7 @@
                       <w:rFonts w:ascii="Calibri" w:hAnsi="Calibri"/>
                       <w:sz w:val="20"/>
                     </w:rPr>
-                    <w:t xml:space="default">Wintrust Arena</w:t>
+                    <w:t xml:space="default">US Airways Center</w:t>
                   </w:r>
                 </w:p>
               </w:tc>
@@ -2018,7 +2009,7 @@
                       <w:rFonts w:ascii="Calibri" w:hAnsi="Calibri"/>
                       <w:sz w:val="20"/>
                     </w:rPr>
-                    <w:t xml:space="default">7,195</w:t>
+                    <w:t xml:space="default">9,517</w:t>
                   </w:r>
                 </w:p>
               </w:tc>
@@ -2042,7 +2033,7 @@
                       <w:rFonts w:ascii="Calibri" w:hAnsi="Calibri"/>
                       <w:sz w:val="20"/>
                     </w:rPr>
-                    <w:t xml:space="default">24</w:t>
+                    <w:t xml:space="default">13</w:t>
                   </w:r>
                 </w:p>
               </w:tc>
@@ -2095,7 +2086,7 @@
                       <w:rFonts w:ascii="Calibri" w:hAnsi="Calibri"/>
                       <w:sz w:val="20"/>
                     </w:rPr>
-                    <w:t xml:space="default">2023-07-12</w:t>
+                    <w:t xml:space="default">2013-08-09</w:t>
                   </w:r>
                 </w:p>
               </w:tc>
@@ -2119,7 +2110,7 @@
                       <w:rFonts w:ascii="Calibri" w:hAnsi="Calibri"/>
                       <w:sz w:val="20"/>
                     </w:rPr>
-                    <w:t xml:space="default">IND</w:t>
+                    <w:t xml:space="default">SEA</w:t>
                   </w:r>
                 </w:p>
               </w:tc>
@@ -2143,7 +2134,7 @@
                       <w:rFonts w:ascii="Calibri" w:hAnsi="Calibri"/>
                       <w:sz w:val="20"/>
                     </w:rPr>
-                    <w:t xml:space="default">NYL</w:t>
+                    <w:t xml:space="default">SAN</w:t>
                   </w:r>
                 </w:p>
               </w:tc>
@@ -2167,7 +2158,7 @@
                       <w:rFonts w:ascii="Calibri" w:hAnsi="Calibri"/>
                       <w:sz w:val="20"/>
                     </w:rPr>
-                    <w:t xml:space="default">Gainbridge Fieldhouse</w:t>
+                    <w:t xml:space="default">KeyArena</w:t>
                   </w:r>
                 </w:p>
               </w:tc>
@@ -2191,7 +2182,7 @@
                       <w:rFonts w:ascii="Calibri" w:hAnsi="Calibri"/>
                       <w:sz w:val="20"/>
                     </w:rPr>
-                    <w:t xml:space="default">6,123</w:t>
+                    <w:t xml:space="default">5,978</w:t>
                   </w:r>
                 </w:p>
               </w:tc>
@@ -2215,7 +2206,7 @@
                       <w:rFonts w:ascii="Calibri" w:hAnsi="Calibri"/>
                       <w:sz w:val="20"/>
                     </w:rPr>
-                    <w:t xml:space="default">-8</w:t>
+                    <w:t xml:space="default">-21</w:t>
                   </w:r>
                 </w:p>
               </w:tc>
@@ -2268,7 +2259,7 @@
                       <w:rFonts w:ascii="Calibri" w:hAnsi="Calibri"/>
                       <w:sz w:val="20"/>
                     </w:rPr>
-                    <w:t xml:space="default">2021-08-17</w:t>
+                    <w:t xml:space="default">2019-08-23</w:t>
                   </w:r>
                 </w:p>
               </w:tc>
@@ -2292,7 +2283,7 @@
                       <w:rFonts w:ascii="Calibri" w:hAnsi="Calibri"/>
                       <w:sz w:val="20"/>
                     </w:rPr>
-                    <w:t xml:space="default">PHO</w:t>
+                    <w:t xml:space="default">CON</w:t>
                   </w:r>
                 </w:p>
               </w:tc>
@@ -2316,7 +2307,7 @@
                       <w:rFonts w:ascii="Calibri" w:hAnsi="Calibri"/>
                       <w:sz w:val="20"/>
                     </w:rPr>
-                    <w:t xml:space="default">IND</w:t>
+                    <w:t xml:space="default">LVA</w:t>
                   </w:r>
                 </w:p>
               </w:tc>
@@ -2340,7 +2331,7 @@
                       <w:rFonts w:ascii="Calibri" w:hAnsi="Calibri"/>
                       <w:sz w:val="20"/>
                     </w:rPr>
-                    <w:t xml:space="default">Footprint Center</w:t>
+                    <w:t xml:space="default">Mohegan Sun Arena</w:t>
                   </w:r>
                 </w:p>
               </w:tc>
@@ -2364,7 +2355,7 @@
                       <w:rFonts w:ascii="Calibri" w:hAnsi="Calibri"/>
                       <w:sz w:val="20"/>
                     </w:rPr>
-                    <w:t xml:space="default">4,089</w:t>
+                    <w:t xml:space="default">7,483</w:t>
                   </w:r>
                 </w:p>
               </w:tc>
@@ -2441,7 +2432,7 @@
                       <w:rFonts w:ascii="Calibri" w:hAnsi="Calibri"/>
                       <w:sz w:val="20"/>
                     </w:rPr>
-                    <w:t xml:space="default">2019-07-05</w:t>
+                    <w:t xml:space="default">2008-06-28</w:t>
                   </w:r>
                 </w:p>
               </w:tc>
@@ -2465,7 +2456,7 @@
                       <w:rFonts w:ascii="Calibri" w:hAnsi="Calibri"/>
                       <w:sz w:val="20"/>
                     </w:rPr>
-                    <w:t xml:space="default">SEA</w:t>
+                    <w:t xml:space="default">HOU</w:t>
                   </w:r>
                 </w:p>
               </w:tc>
@@ -2489,7 +2480,7 @@
                       <w:rFonts w:ascii="Calibri" w:hAnsi="Calibri"/>
                       <w:sz w:val="20"/>
                     </w:rPr>
-                    <w:t xml:space="default">ATL</w:t>
+                    <w:t xml:space="default">IND</w:t>
                   </w:r>
                 </w:p>
               </w:tc>
@@ -2513,7 +2504,7 @@
                       <w:rFonts w:ascii="Calibri" w:hAnsi="Calibri"/>
                       <w:sz w:val="20"/>
                     </w:rPr>
-                    <w:t xml:space="default">Alaska Airlines Arena</w:t>
+                    <w:t xml:space="default">Reliant Arena</w:t>
                   </w:r>
                 </w:p>
               </w:tc>
@@ -2537,7 +2528,7 @@
                       <w:rFonts w:ascii="Calibri" w:hAnsi="Calibri"/>
                       <w:sz w:val="20"/>
                     </w:rPr>
-                    <w:t xml:space="default">8,111</w:t>
+                    <w:t xml:space="default">7,008</w:t>
                   </w:r>
                 </w:p>
               </w:tc>
@@ -2561,7 +2552,7 @@
                       <w:rFonts w:ascii="Calibri" w:hAnsi="Calibri"/>
                       <w:sz w:val="20"/>
                     </w:rPr>
-                    <w:t xml:space="default">-11</w:t>
+                    <w:t xml:space="default">14</w:t>
                   </w:r>
                 </w:p>
               </w:tc>
@@ -2614,7 +2605,7 @@
                       <w:rFonts w:ascii="Calibri" w:hAnsi="Calibri"/>
                       <w:sz w:val="20"/>
                     </w:rPr>
-                    <w:t xml:space="default">1999-07-08</w:t>
+                    <w:t xml:space="default">2006-07-20</w:t>
                   </w:r>
                 </w:p>
               </w:tc>
@@ -2638,7 +2629,7 @@
                       <w:rFonts w:ascii="Calibri" w:hAnsi="Calibri"/>
                       <w:sz w:val="20"/>
                     </w:rPr>
-                    <w:t xml:space="default">SAC</w:t>
+                    <w:t xml:space="default">CON</w:t>
                   </w:r>
                 </w:p>
               </w:tc>
@@ -2662,7 +2653,7 @@
                       <w:rFonts w:ascii="Calibri" w:hAnsi="Calibri"/>
                       <w:sz w:val="20"/>
                     </w:rPr>
-                    <w:t xml:space="default">HOU</w:t>
+                    <w:t xml:space="default">CHI</w:t>
                   </w:r>
                 </w:p>
               </w:tc>
@@ -2686,7 +2677,7 @@
                       <w:rFonts w:ascii="Calibri" w:hAnsi="Calibri"/>
                       <w:sz w:val="20"/>
                     </w:rPr>
-                    <w:t xml:space="default">ARCO Arena</w:t>
+                    <w:t xml:space="default">Mohegan Sun Arena</w:t>
                   </w:r>
                 </w:p>
               </w:tc>
@@ -2710,7 +2701,7 @@
                       <w:rFonts w:ascii="Calibri" w:hAnsi="Calibri"/>
                       <w:sz w:val="20"/>
                     </w:rPr>
-                    <w:t xml:space="default">9,505</w:t>
+                    <w:t xml:space="default">6,740</w:t>
                   </w:r>
                 </w:p>
               </w:tc>
@@ -2734,7 +2725,7 @@
                       <w:rFonts w:ascii="Calibri" w:hAnsi="Calibri"/>
                       <w:sz w:val="20"/>
                     </w:rPr>
-                    <w:t xml:space="default">11</w:t>
+                    <w:t xml:space="default">14</w:t>
                   </w:r>
                 </w:p>
               </w:tc>
@@ -6796,7 +6787,7 @@
         </w:numPr>
       </w:pPr>
       <w:r>
-        <w:t xml:space="preserve">Uncertainty outcome hypothesis: fans may wish to attend a game for which the outcome is unclear. We model this as (</w:t>
+        <w:t xml:space="preserve">Uncertainty of outcome hypothesis: fans may wish to attend a game for which the outcome is unclear. We model this as (</w:t>
       </w:r>
       <m:oMath>
         <m:sSub>

--- a/index.docx
+++ b/index.docx
@@ -110,7 +110,7 @@
         </w:r>
       </w:hyperlink>
     </w:p>
-    <w:bookmarkStart w:id="14" w:name="sec-intro"/>
+    <w:bookmarkStart w:id="13" w:name="sec-intro"/>
     <w:p>
       <w:pPr>
         <w:pStyle w:val="Heading2"/>
@@ -119,7 +119,7 @@
         <w:t xml:space="preserve">1 Introduction</w:t>
       </w:r>
     </w:p>
-    <w:bookmarkStart w:id="10" w:name="gabriela-introduction"/>
+    <w:bookmarkStart w:id="11" w:name="gabriela-introduction"/>
     <w:p>
       <w:pPr>
         <w:pStyle w:val="Heading3"/>
@@ -278,7 +278,7 @@
         <w:pStyle w:val="BodyText"/>
       </w:pPr>
       <w:r>
-        <w:t xml:space="preserve">In their study of attendance determinants in the WNBA, Agha and Berri argue that a major reason why attendance is considerably lower at WNBA games than NBA games is that the women’s league is still in its early years, only beginning play in 1997 compared to the NBA’s 1946. To account for this, they compare attendance in the tenth season of the WNBA (2006) and the NBA (1955/56) (Agha and Berri, 2023, p. 36.) In their respective tenth years, the WNBA average attendance per home game exceeded the NBA’s by more than 2,000 fans per game. This comparison suggests that the current disparity in attendance between the women’s and men’s league should not be interpreted as a lack of demand, but rather a sign of the league’s maturity. Considering the league’s age as a factor in demand for attendance, it is interesting to inquire further into whether patterns of fan behavior change as the league matures. Agha and Berri attempt to establish whether different forces shape demand for attendance in the WNBA and the NBA, finding that team performance was not a statistically significant predictor of game attendance in the WNBA. As noted above, this is contrary to the virtually unanimous finding in the existing scholarship for men’s leagues. However, their study only employed data from 2004 through 2017 and thus can not capture the more recent improvements in attendance shown in figure 1.</w:t>
+        <w:t xml:space="preserve">In their study of attendance determinants in the WNBA, Agha and Berri argue that a major reason why attendance is considerably lower at WNBA games than NBA games is that the women’s league is still in its early years, only beginning play in 1997 compared to the NBA’s 1946. To account for this, they compare attendance in the tenth season of the WNBA (2006) and the NBA (1955/56) (Agha and Berri, 2023, p. 36.) In their respective tenth years, the WNBA average attendance per home game exceeded the NBA’s by more than 2,000 fans per game. This comparison suggests that the current disparity in attendance between the women’s and men’s league should not be interpreted as a lack of demand, but rather a sign of the league’s maturity. Considering the league’s age as a factor in demand for attendance, it is interesting to inquire further into whether patterns of fan behavior change as the league matures. Agha and Berri attempt to establish whether different forces shape demand for attendance in the WNBA and the NBA, finding that team performance was not a statistically significant predictor of game attendance in the WNBA. As noted above, this is contrary to the virtually unanimous finding in the existing scholarship for men’s leagues. However, their study only employed data from 2004 through 2017 and thus can not capture the more recent improvements in attendance shown in figure 1. They also measure a team’s strength using the team’s winning percentage from the previous year which raises issues because fans are more likely to respond to the more recent performance of the team. Thus, while a team’s win percentage in 2016 might have an appreciable impact on the team’s attendance at the beginning of the 2017 season, as the season wears on, this impact should consistently diminish. For this reason, we chose to use a team’s ELO rating as the measure of team strength because the ELO rating updates with each game, thus more accurately reflecting the information that fans have access to in deciding to attend games.</w:t>
       </w:r>
     </w:p>
     <w:p>
@@ -286,19 +286,7 @@
         <w:pStyle w:val="BodyText"/>
       </w:pPr>
       <w:r>
-        <w:t xml:space="preserve">Of course, all of this differential cannot be attributed to the age of the league.</w:t>
-      </w:r>
-      <w:r>
-        <w:t xml:space="preserve"> </w:t>
-      </w:r>
-      <w:r>
-        <w:t xml:space="preserve">Additional important factors include: the WNBA plays during the summer months in order to promote arena use outside of the NBA season; there is less money spent on promotion, reduced media coverage, historical prejudice, arena amenities and age, and ticket prices, among others.</w:t>
-      </w:r>
-      <w:r>
-        <w:t xml:space="preserve"> </w:t>
-      </w:r>
-      <w:r>
-        <w:t xml:space="preserve">To be sure, the sports management literature also includes several studies that find a major motivation behind fandom for women’s sports leagues to be an area’s overall support for feminist issues</w:t>
+        <w:t xml:space="preserve">Despite the issues with Agha and Berri’s study, their observation that between 2004 and 2017 the relationship between team strength and attendance in the WNBA was weak is not incorrect. The disparity between raw attendance numbers and attendance driving factors in the NBA and WNBA cannot be attributed to the age of the leagues alone. Additional important factors include: the WNBA plays during the summer months in order to promote arena use outside of the NBA season; there is less money spent on promotion, reduced media coverage, historical prejudice, arena amenities and age, and ticket prices, among others. Sports management literature also includes several studies that find a major motivation behind fandom for women’s sports leagues to be an area’s overall support for feminist issues, suggesting that fans in those areas may attend games out of ideological support rather than to see good basketball</w:t>
       </w:r>
       <w:r>
         <w:t xml:space="preserve"> </w:t>
@@ -307,43 +295,7 @@
         <w:t xml:space="preserve">(Delia 2020; Guest and Luijten 2018; Leslie-Walker and Mulvenna 2022)</w:t>
       </w:r>
       <w:r>
-        <w:t xml:space="preserve">. Nonetheless, to the extent that the league’s age is a factor, it is interesting to inquire into the patterns of fan behavior and whether they might change as the league matures.</w:t>
-      </w:r>
-      <w:r>
-        <w:t xml:space="preserve"> </w:t>
-      </w:r>
-      <w:r>
-        <w:t xml:space="preserve">Agha and Berri (2023)</w:t>
-      </w:r>
-      <w:r>
-        <w:t xml:space="preserve"> </w:t>
-      </w:r>
-      <w:r>
-        <w:t xml:space="preserve">found that their variable on team performance was not statistically significant as an explainer of team attendance.</w:t>
-      </w:r>
-      <w:r>
-        <w:t xml:space="preserve"> </w:t>
-      </w:r>
-      <w:r>
-        <w:t xml:space="preserve">As noted above, this is contrary to heretofore virtually unanimous finding in the existing scholarship for men’s leagues.</w:t>
-      </w:r>
-      <w:r>
-        <w:t xml:space="preserve"> </w:t>
-      </w:r>
-      <w:r>
-        <w:t xml:space="preserve">Note, however, that</w:t>
-      </w:r>
-      <w:r>
-        <w:t xml:space="preserve"> </w:t>
-      </w:r>
-      <w:r>
-        <w:t xml:space="preserve">Agha and Berri (2023)</w:t>
-      </w:r>
-      <w:r>
-        <w:t xml:space="preserve"> </w:t>
-      </w:r>
-      <w:r>
-        <w:t xml:space="preserve">employed data only from 2004 through 2017 and that its performance variable was team win percentage during the previous year.</w:t>
+        <w:t xml:space="preserve">. Factors like the summer season, reduced media coverage, and the association of game attendance with feminist causes all contribute to the argument that the WNBA functions fundamentally differently to the NBA- at least in terms of attendance drivers. This conception of the WNBA as fundamentally different to the NBA is dangerous both to the league’s reputation and future growth, motivating our more thorough examination of game attendance in the context of the league’s history.</w:t>
       </w:r>
     </w:p>
     <w:p>
@@ -351,7 +303,58 @@
         <w:pStyle w:val="BodyText"/>
       </w:pPr>
       <w:r>
-        <w:t xml:space="preserve">In viewing more recent attendance figures for the WNBA in the context of the league’s history, we hoped to determine whether predictors of attendance have shifted over time, due to the WNBA’s relative instability as a young league. Specifically, we find that in recent years the strength of the effect of team strength on game attendance has increased, paralleling documented trends in men’s leagues.</w:t>
+        <w:t xml:space="preserve">It is reasonable to anticipate that as women’s sports mature and are perceived increasingly as a normal sports league, rather than a political concession or oddity, they will begin to assert similar fan demand characteristics. In particular, fan demand will become more responsive to team quality. Using game attendance</w:t>
+      </w:r>
+      <w:r>
+        <w:rPr>
+          <w:rStyle w:val="FootnoteReference"/>
+        </w:rPr>
+        <w:footnoteReference w:id="10"/>
+      </w:r>
+      <w:r>
+        <w:t xml:space="preserve"> </w:t>
+      </w:r>
+      <w:r>
+        <w:t xml:space="preserve">and team performance data from 1997 through 2025, we test these hypotheses. In viewing more recent attendance figures for the WNBA in the context of the league’s history, we hoped to determine whether predictors of attendance have shifted over time, due to the WNBA’s relative instability as a young league. Specifically, we find that in recent years the strength of the effect of a game’s uncertainty, the strength of both teams, and the likelihood of the home team to win, on game attendance has increased, paralleling documented trends in men’s leagues.</w:t>
+      </w:r>
+    </w:p>
+    <w:bookmarkEnd w:id="11"/>
+    <w:bookmarkStart w:id="12" w:name="still-to-be-incorporated-in-intro"/>
+    <w:p>
+      <w:pPr>
+        <w:pStyle w:val="Heading3"/>
+      </w:pPr>
+      <w:r>
+        <w:t xml:space="preserve">1.2 still to be incorporated in intro:</w:t>
+      </w:r>
+    </w:p>
+    <w:p>
+      <w:pPr>
+        <w:pStyle w:val="FirstParagraph"/>
+      </w:pPr>
+      <w:r>
+        <w:t xml:space="preserve">Differences in the literature over how to measure team quality (wins, wins lagged, number of championships in past years, win probability, star power), attendance (logs, lags, linear regression or censored), the inclusion of control variables and non-linear forms also emerged</w:t>
+      </w:r>
+      <w:r>
+        <w:t xml:space="preserve"> </w:t>
+      </w:r>
+      <w:r>
+        <w:t xml:space="preserve">(Wiseman and Chatterjee 2003;</w:t>
+      </w:r>
+      <w:r>
+        <w:t xml:space="preserve"> </w:t>
+      </w:r>
+      <w:r>
+        <w:t xml:space="preserve">Woltring et al.</w:t>
+      </w:r>
+      <w:r>
+        <w:t xml:space="preserve"> </w:t>
+      </w:r>
+      <w:r>
+        <w:t xml:space="preserve">2018; Kim and Chang 2023; DeSchriver and Jensen 2002; Paul et al. 2019)</w:t>
+      </w:r>
+      <w:r>
+        <w:t xml:space="preserve">.</w:t>
       </w:r>
     </w:p>
     <w:p>
@@ -359,17 +362,155 @@
         <w:pStyle w:val="BodyText"/>
       </w:pPr>
       <w:r>
-        <w:t xml:space="preserve">In this paper we build upon the literature on team performance and game attendance in the context of the WNBA and introduce a period-based model that allows us to more accurately capture the current state of league growth.</w:t>
+        <w:t xml:space="preserve">The relationship between attendance and winning percentage has been examined, but such</w:t>
+      </w:r>
+      <w:r>
+        <w:t xml:space="preserve"> </w:t>
+      </w:r>
+      <w:r>
+        <w:t xml:space="preserve">studies often look at winning percentage as causation for attendance.</w:t>
+      </w:r>
+      <w:r>
+        <w:t xml:space="preserve"> </w:t>
+      </w:r>
+      <w:r>
+        <w:t xml:space="preserve">Davis (2008)</w:t>
+      </w:r>
+      <w:r>
+        <w:t xml:space="preserve"> </w:t>
+      </w:r>
+      <w:r>
+        <w:t xml:space="preserve">and</w:t>
+      </w:r>
+      <w:r>
+        <w:t xml:space="preserve"> </w:t>
+      </w:r>
+      <w:r>
+        <w:t xml:space="preserve">Horowitz (2007)</w:t>
+      </w:r>
+      <w:r>
+        <w:t xml:space="preserve"> </w:t>
+      </w:r>
+      <w:r>
+        <w:t xml:space="preserve">both found that attendance and winning percentage were related.</w:t>
+      </w:r>
+      <w:r>
+        <w:t xml:space="preserve"> </w:t>
+      </w:r>
+      <w:r>
+        <w:t xml:space="preserve">Horowitz concluded a bidirectional relationship between the two, while Davis suggested that causation runs from winning percentage to attendance.</w:t>
+      </w:r>
+      <w:r>
+        <w:t xml:space="preserve"> </w:t>
+      </w:r>
+      <w:r>
+        <w:t xml:space="preserve">In a following study,</w:t>
+      </w:r>
+      <w:r>
+        <w:t xml:space="preserve"> </w:t>
+      </w:r>
+      <w:r>
+        <w:t xml:space="preserve">Davis (2009)</w:t>
+      </w:r>
+      <w:r>
+        <w:t xml:space="preserve"> </w:t>
+      </w:r>
+      <w:r>
+        <w:t xml:space="preserve">found winning percentage as a significant determinant of attendance for 12 National League teams; though the study did not establish causation both ways.</w:t>
+      </w:r>
+      <w:r>
+        <w:t xml:space="preserve"> </w:t>
+      </w:r>
+      <w:r>
+        <w:t xml:space="preserve">Lemke et al. (2010)</w:t>
+      </w:r>
+      <w:r>
+        <w:t xml:space="preserve"> </w:t>
+      </w:r>
+      <w:r>
+        <w:t xml:space="preserve">found attendance increases as home team win probability increases. There is evidence that causation may run from attendance to winning percentage, but the bulk of the literature has been researched the other way.</w:t>
       </w:r>
     </w:p>
-    <w:bookmarkEnd w:id="10"/>
-    <w:bookmarkStart w:id="12" w:name="still-to-be-incorporated-in-intro"/>
+    <w:p>
+      <w:pPr>
+        <w:pStyle w:val="BodyText"/>
+      </w:pPr>
+      <w:r>
+        <w:t xml:space="preserve">The present study controls for payroll and stadium capacity as both have been shown to affect attendance.</w:t>
+      </w:r>
+      <w:r>
+        <w:t xml:space="preserve"> </w:t>
+      </w:r>
+      <w:r>
+        <w:t xml:space="preserve">Wiseman and Chatterjee (2003)</w:t>
+      </w:r>
+      <w:r>
+        <w:t xml:space="preserve"> </w:t>
+      </w:r>
+      <w:r>
+        <w:t xml:space="preserve">found team payroll was positively correlated to team winning percentage (9).</w:t>
+      </w:r>
+      <w:r>
+        <w:t xml:space="preserve"> </w:t>
+      </w:r>
+      <w:r>
+        <w:t xml:space="preserve">Additionally, they found that this relationship has grown stronger since the late 1990’s.</w:t>
+      </w:r>
+      <w:r>
+        <w:t xml:space="preserve"> </w:t>
+      </w:r>
+      <w:r>
+        <w:t xml:space="preserve">Hall et al. (2002)</w:t>
+      </w:r>
+      <w:r>
+        <w:t xml:space="preserve"> </w:t>
+      </w:r>
+      <w:r>
+        <w:t xml:space="preserve">did not find causality evidence from payroll to team winning percentage in their entire dataset, but they did note an increased correlation in the 1990’s.</w:t>
+      </w:r>
+      <w:r>
+        <w:t xml:space="preserve"> </w:t>
+      </w:r>
+      <w:r>
+        <w:t xml:space="preserve">Additionally, they stated that an MLB team with a payroll of at least 150% of the league average could expect a winning percentage of at least .550.</w:t>
+      </w:r>
+      <w:r>
+        <w:t xml:space="preserve"> </w:t>
+      </w:r>
+      <w:r>
+        <w:t xml:space="preserve">This is an important finding, because</w:t>
+      </w:r>
+      <w:r>
+        <w:t xml:space="preserve"> </w:t>
+      </w:r>
+      <w:r>
+        <w:t xml:space="preserve">Vrooman (2012)</w:t>
+      </w:r>
+      <w:r>
+        <w:t xml:space="preserve"> </w:t>
+      </w:r>
+      <w:r>
+        <w:t xml:space="preserve">identified .550 as a benchmark winning percentage for qualifying as a playoff team.</w:t>
+      </w:r>
+    </w:p>
+    <w:bookmarkEnd w:id="12"/>
+    <w:bookmarkEnd w:id="13"/>
+    <w:bookmarkStart w:id="30" w:name="sec-data"/>
+    <w:p>
+      <w:pPr>
+        <w:pStyle w:val="Heading2"/>
+      </w:pPr>
+      <w:r>
+        <w:t xml:space="preserve">2 Data</w:t>
+      </w:r>
+    </w:p>
+    <w:bookmarkStart w:id="21" w:name="game-logs-and-attendance"/>
     <w:p>
       <w:pPr>
         <w:pStyle w:val="Heading3"/>
       </w:pPr>
       <w:r>
-        <w:t xml:space="preserve">1.2 still to be incorporated in intro:</w:t>
+        <w:t xml:space="preserve">2.1 Game logs and attendance</w:t>
       </w:r>
     </w:p>
     <w:p>
@@ -377,28 +518,13 @@
         <w:pStyle w:val="FirstParagraph"/>
       </w:pPr>
       <w:r>
-        <w:t xml:space="preserve">Differences in the literature over how to measure team quality (wins, wins lagged, number of championships in past years, win probability, star power), attendance (logs, lags, linear regression or censored), the inclusion of control variables and non-linear forms also emerged</w:t>
-      </w:r>
-      <w:r>
-        <w:t xml:space="preserve"> </w:t>
-      </w:r>
-      <w:r>
-        <w:t xml:space="preserve">(Wiseman and Chatterjee 2003;</w:t>
-      </w:r>
-      <w:r>
-        <w:t xml:space="preserve"> </w:t>
-      </w:r>
-      <w:r>
-        <w:t xml:space="preserve">Woltring et al.</w:t>
-      </w:r>
-      <w:r>
-        <w:t xml:space="preserve"> </w:t>
-      </w:r>
-      <w:r>
-        <w:t xml:space="preserve">2018; Kim and Chang 2023; DeSchriver and Jensen 2002; Paul et al. 2019)</w:t>
-      </w:r>
-      <w:r>
-        <w:t xml:space="preserve">.</w:t>
+        <w:t xml:space="preserve">Our analysis is based on game-level data that spans WNBA history, beginning in 1997 and continuing through the end of the 2025 season.</w:t>
+      </w:r>
+      <w:r>
+        <w:t xml:space="preserve"> </w:t>
+      </w:r>
+      <w:r>
+        <w:t xml:space="preserve">Our final data set contains observations from 6,164 games.</w:t>
       </w:r>
     </w:p>
     <w:p>
@@ -406,260 +532,28 @@
         <w:pStyle w:val="BodyText"/>
       </w:pPr>
       <w:r>
-        <w:t xml:space="preserve">The use of only last year’s win percentage to measure team performance is problematic because fans are more likely to respond to the more recent performance of the team.</w:t>
-      </w:r>
-      <w:r>
-        <w:t xml:space="preserve"> </w:t>
-      </w:r>
-      <w:r>
-        <w:t xml:space="preserve">Thus, while a team’s win percentage in 2016 might have an appreciable impact on the team’s attendance at the beginning of the 2017 season, as the season wears on, this impact should consistently diminish.</w:t>
-      </w:r>
-    </w:p>
-    <w:p>
-      <w:pPr>
-        <w:pStyle w:val="BodyText"/>
-      </w:pPr>
-      <w:r>
-        <w:t xml:space="preserve">Professional men’s team sport leagues have demonstrated a clear relationship between team quality and attendance.</w:t>
-      </w:r>
-      <w:r>
-        <w:t xml:space="preserve"> </w:t>
-      </w:r>
-      <w:r>
-        <w:t xml:space="preserve">It is reasonable to anticipate that as women’s sports mature and are perceived increasingly as a normal sports league, rather than a political concession or oddity, they will begin to assert similar fan demand characteristics.</w:t>
-      </w:r>
-      <w:r>
-        <w:t xml:space="preserve"> </w:t>
-      </w:r>
-      <w:r>
-        <w:t xml:space="preserve">In particular, fan demand will become more responsive to team quality.</w:t>
-      </w:r>
-      <w:r>
-        <w:t xml:space="preserve"> </w:t>
-      </w:r>
-      <w:r>
-        <w:t xml:space="preserve">Using game attendance</w:t>
+        <w:t xml:space="preserve">First, we collected game-level attendance data from</w:t>
+      </w:r>
+      <w:r>
+        <w:t xml:space="preserve"> </w:t>
+      </w:r>
+      <w:r>
+        <w:t xml:space="preserve">(Across the Timeline, n.d.)</w:t>
+      </w:r>
+      <w:r>
+        <w:t xml:space="preserve">.</w:t>
+      </w:r>
+      <w:r>
+        <w:t xml:space="preserve"> </w:t>
+      </w:r>
+      <w:r>
+        <w:t xml:space="preserve">We supplemented these data with arena capacities that we collected manually</w:t>
       </w:r>
       <w:r>
         <w:rPr>
           <w:rStyle w:val="FootnoteReference"/>
         </w:rPr>
-        <w:footnoteReference w:id="11"/>
-      </w:r>
-      <w:r>
-        <w:t xml:space="preserve"> </w:t>
-      </w:r>
-      <w:r>
-        <w:t xml:space="preserve">and team performance data from 1997 through 2025, we test these hypotheses.</w:t>
-      </w:r>
-    </w:p>
-    <w:bookmarkEnd w:id="12"/>
-    <w:bookmarkStart w:id="13" w:name="andrew-other-passage"/>
-    <w:p>
-      <w:pPr>
-        <w:pStyle w:val="Heading3"/>
-      </w:pPr>
-      <w:r>
-        <w:t xml:space="preserve">1.3 Andrew other passage</w:t>
-      </w:r>
-    </w:p>
-    <w:p>
-      <w:pPr>
-        <w:pStyle w:val="FirstParagraph"/>
-      </w:pPr>
-      <w:r>
-        <w:t xml:space="preserve">The relationship between attendance and winning percentage has been examined, but such</w:t>
-      </w:r>
-      <w:r>
-        <w:t xml:space="preserve"> </w:t>
-      </w:r>
-      <w:r>
-        <w:t xml:space="preserve">studies often look at winning percentage as causation for attendance.</w:t>
-      </w:r>
-      <w:r>
-        <w:t xml:space="preserve"> </w:t>
-      </w:r>
-      <w:r>
-        <w:t xml:space="preserve">Davis (2008)</w:t>
-      </w:r>
-      <w:r>
-        <w:t xml:space="preserve"> </w:t>
-      </w:r>
-      <w:r>
-        <w:t xml:space="preserve">and</w:t>
-      </w:r>
-      <w:r>
-        <w:t xml:space="preserve"> </w:t>
-      </w:r>
-      <w:r>
-        <w:t xml:space="preserve">Horowitz (2007)</w:t>
-      </w:r>
-      <w:r>
-        <w:t xml:space="preserve"> </w:t>
-      </w:r>
-      <w:r>
-        <w:t xml:space="preserve">both found that attendance and winning percentage were related.</w:t>
-      </w:r>
-      <w:r>
-        <w:t xml:space="preserve"> </w:t>
-      </w:r>
-      <w:r>
-        <w:t xml:space="preserve">Horowitz concluded a bidirectional relationship between the two, while Davis suggested that causation runs from winning percentage to attendance.</w:t>
-      </w:r>
-      <w:r>
-        <w:t xml:space="preserve"> </w:t>
-      </w:r>
-      <w:r>
-        <w:t xml:space="preserve">In a following study,</w:t>
-      </w:r>
-      <w:r>
-        <w:t xml:space="preserve"> </w:t>
-      </w:r>
-      <w:r>
-        <w:t xml:space="preserve">Davis (2009)</w:t>
-      </w:r>
-      <w:r>
-        <w:t xml:space="preserve"> </w:t>
-      </w:r>
-      <w:r>
-        <w:t xml:space="preserve">found winning percentage as a significant determinant of attendance for 12 National League teams; though the study did not establish causation both ways.</w:t>
-      </w:r>
-      <w:r>
-        <w:t xml:space="preserve"> </w:t>
-      </w:r>
-      <w:r>
-        <w:t xml:space="preserve">Lemke et al. (2010)</w:t>
-      </w:r>
-      <w:r>
-        <w:t xml:space="preserve"> </w:t>
-      </w:r>
-      <w:r>
-        <w:t xml:space="preserve">found attendance increases as home team win probability increases. There is evidence that causation may run from attendance to winning percentage, but the bulk of the literature has been researched the other way.</w:t>
-      </w:r>
-    </w:p>
-    <w:p>
-      <w:pPr>
-        <w:pStyle w:val="BodyText"/>
-      </w:pPr>
-      <w:r>
-        <w:t xml:space="preserve">The present study controls for payroll and stadium capacity as both have been shown to affect attendance.</w:t>
-      </w:r>
-      <w:r>
-        <w:t xml:space="preserve"> </w:t>
-      </w:r>
-      <w:r>
-        <w:t xml:space="preserve">Wiseman and Chatterjee (2003)</w:t>
-      </w:r>
-      <w:r>
-        <w:t xml:space="preserve"> </w:t>
-      </w:r>
-      <w:r>
-        <w:t xml:space="preserve">found team payroll was positively correlated to team winning percentage (9).</w:t>
-      </w:r>
-      <w:r>
-        <w:t xml:space="preserve"> </w:t>
-      </w:r>
-      <w:r>
-        <w:t xml:space="preserve">Additionally, they found that this relationship has grown stronger since the late 1990’s.</w:t>
-      </w:r>
-      <w:r>
-        <w:t xml:space="preserve"> </w:t>
-      </w:r>
-      <w:r>
-        <w:t xml:space="preserve">Hall et al. (2002)</w:t>
-      </w:r>
-      <w:r>
-        <w:t xml:space="preserve"> </w:t>
-      </w:r>
-      <w:r>
-        <w:t xml:space="preserve">did not find causality evidence from payroll to team winning percentage in their entire dataset, but they did note an increased correlation in the 1990’s.</w:t>
-      </w:r>
-      <w:r>
-        <w:t xml:space="preserve"> </w:t>
-      </w:r>
-      <w:r>
-        <w:t xml:space="preserve">Additionally, they stated that an MLB team with a payroll of at least 150% of the league average could expect a winning percentage of at least .550.</w:t>
-      </w:r>
-      <w:r>
-        <w:t xml:space="preserve"> </w:t>
-      </w:r>
-      <w:r>
-        <w:t xml:space="preserve">This is an important finding, because</w:t>
-      </w:r>
-      <w:r>
-        <w:t xml:space="preserve"> </w:t>
-      </w:r>
-      <w:r>
-        <w:t xml:space="preserve">Vrooman (2012)</w:t>
-      </w:r>
-      <w:r>
-        <w:t xml:space="preserve"> </w:t>
-      </w:r>
-      <w:r>
-        <w:t xml:space="preserve">identified .550 as a benchmark winning percentage for qualifying as a playoff team.</w:t>
-      </w:r>
-    </w:p>
-    <w:bookmarkEnd w:id="13"/>
-    <w:bookmarkEnd w:id="14"/>
-    <w:bookmarkStart w:id="31" w:name="sec-data"/>
-    <w:p>
-      <w:pPr>
-        <w:pStyle w:val="Heading2"/>
-      </w:pPr>
-      <w:r>
-        <w:t xml:space="preserve">2 Data</w:t>
-      </w:r>
-    </w:p>
-    <w:bookmarkStart w:id="22" w:name="game-logs-and-attendance"/>
-    <w:p>
-      <w:pPr>
-        <w:pStyle w:val="Heading3"/>
-      </w:pPr>
-      <w:r>
-        <w:t xml:space="preserve">2.1 Game logs and attendance</w:t>
-      </w:r>
-    </w:p>
-    <w:p>
-      <w:pPr>
-        <w:pStyle w:val="FirstParagraph"/>
-      </w:pPr>
-      <w:r>
-        <w:t xml:space="preserve">Our analysis is based on game-level data that spans WNBA history, beginning in 1997 and continuing through the end of the 2025 season.</w:t>
-      </w:r>
-      <w:r>
-        <w:t xml:space="preserve"> </w:t>
-      </w:r>
-      <w:r>
-        <w:t xml:space="preserve">Our final data set contains observations from 6,164 games.</w:t>
-      </w:r>
-    </w:p>
-    <w:p>
-      <w:pPr>
-        <w:pStyle w:val="BodyText"/>
-      </w:pPr>
-      <w:r>
-        <w:t xml:space="preserve">First, we collected game-level attendance data from</w:t>
-      </w:r>
-      <w:r>
-        <w:t xml:space="preserve"> </w:t>
-      </w:r>
-      <w:r>
-        <w:t xml:space="preserve">(Across the Timeline, n.d.)</w:t>
-      </w:r>
-      <w:r>
-        <w:t xml:space="preserve">.</w:t>
-      </w:r>
-      <w:r>
-        <w:t xml:space="preserve"> </w:t>
-      </w:r>
-      <w:r>
-        <w:t xml:space="preserve">We supplemented these data with arena capacities that we collected manually</w:t>
-      </w:r>
-      <w:r>
-        <w:rPr>
-          <w:rStyle w:val="FootnoteReference"/>
-        </w:rPr>
-        <w:footnoteReference w:id="15"/>
+        <w:footnoteReference w:id="14"/>
       </w:r>
       <w:r>
         <w:t xml:space="preserve">.</w:t>
@@ -770,7 +664,7 @@
       <w:tr>
         <w:tc>
           <w:tcPr/>
-          <w:bookmarkStart w:id="16" w:name="tbl-attendance"/>
+          <w:bookmarkStart w:id="15" w:name="tbl-attendance"/>
           <w:p>
             <w:pPr>
               <w:jc w:val="center"/>
@@ -1048,7 +942,7 @@
                       <w:rFonts w:ascii="Calibri" w:hAnsi="Calibri"/>
                       <w:sz w:val="20"/>
                     </w:rPr>
-                    <w:t xml:space="default">2019-07-12</w:t>
+                    <w:t xml:space="default">2016-07-03</w:t>
                   </w:r>
                 </w:p>
               </w:tc>
@@ -1072,7 +966,7 @@
                       <w:rFonts w:ascii="Calibri" w:hAnsi="Calibri"/>
                       <w:sz w:val="20"/>
                     </w:rPr>
-                    <w:t xml:space="default">SEA</w:t>
+                    <w:t xml:space="default">ATL</w:t>
                   </w:r>
                 </w:p>
               </w:tc>
@@ -1096,7 +990,7 @@
                       <w:rFonts w:ascii="Calibri" w:hAnsi="Calibri"/>
                       <w:sz w:val="20"/>
                     </w:rPr>
-                    <w:t xml:space="default">DAL</w:t>
+                    <w:t xml:space="default">PHO</w:t>
                   </w:r>
                 </w:p>
               </w:tc>
@@ -1120,7 +1014,7 @@
                       <w:rFonts w:ascii="Calibri" w:hAnsi="Calibri"/>
                       <w:sz w:val="20"/>
                     </w:rPr>
-                    <w:t xml:space="default">Alaska Airlines Arena</w:t>
+                    <w:t xml:space="default">Philips Arena</w:t>
                   </w:r>
                 </w:p>
               </w:tc>
@@ -1144,7 +1038,7 @@
                       <w:rFonts w:ascii="Calibri" w:hAnsi="Calibri"/>
                       <w:sz w:val="20"/>
                     </w:rPr>
-                    <w:t xml:space="default">6,451</w:t>
+                    <w:t xml:space="default">6,557</w:t>
                   </w:r>
                 </w:p>
               </w:tc>
@@ -1168,7 +1062,7 @@
                       <w:rFonts w:ascii="Calibri" w:hAnsi="Calibri"/>
                       <w:sz w:val="20"/>
                     </w:rPr>
-                    <w:t xml:space="default">14</w:t>
+                    <w:t xml:space="default">-8</w:t>
                   </w:r>
                 </w:p>
               </w:tc>
@@ -1221,7 +1115,7 @@
                       <w:rFonts w:ascii="Calibri" w:hAnsi="Calibri"/>
                       <w:sz w:val="20"/>
                     </w:rPr>
-                    <w:t xml:space="default">2002-07-06</w:t>
+                    <w:t xml:space="default">2016-07-06</w:t>
                   </w:r>
                 </w:p>
               </w:tc>
@@ -1245,7 +1139,7 @@
                       <w:rFonts w:ascii="Calibri" w:hAnsi="Calibri"/>
                       <w:sz w:val="20"/>
                     </w:rPr>
-                    <w:t xml:space="default">HOU</w:t>
+                    <w:t xml:space="default">LAS</w:t>
                   </w:r>
                 </w:p>
               </w:tc>
@@ -1269,7 +1163,7 @@
                       <w:rFonts w:ascii="Calibri" w:hAnsi="Calibri"/>
                       <w:sz w:val="20"/>
                     </w:rPr>
-                    <w:t xml:space="default">DET</w:t>
+                    <w:t xml:space="default">IND</w:t>
                   </w:r>
                 </w:p>
               </w:tc>
@@ -1293,7 +1187,7 @@
                       <w:rFonts w:ascii="Calibri" w:hAnsi="Calibri"/>
                       <w:sz w:val="20"/>
                     </w:rPr>
-                    <w:t xml:space="default">Compaq Center</w:t>
+                    <w:t xml:space="default">Staples Center</w:t>
                   </w:r>
                 </w:p>
               </w:tc>
@@ -1317,7 +1211,7 @@
                       <w:rFonts w:ascii="Calibri" w:hAnsi="Calibri"/>
                       <w:sz w:val="20"/>
                     </w:rPr>
-                    <w:t xml:space="default">12,423</w:t>
+                    <w:t xml:space="default">8,224</w:t>
                   </w:r>
                 </w:p>
               </w:tc>
@@ -1341,7 +1235,7 @@
                       <w:rFonts w:ascii="Calibri" w:hAnsi="Calibri"/>
                       <w:sz w:val="20"/>
                     </w:rPr>
-                    <w:t xml:space="default">21</w:t>
+                    <w:t xml:space="default">6</w:t>
                   </w:r>
                 </w:p>
               </w:tc>
@@ -1394,7 +1288,7 @@
                       <w:rFonts w:ascii="Calibri" w:hAnsi="Calibri"/>
                       <w:sz w:val="20"/>
                     </w:rPr>
-                    <w:t xml:space="default">2006-06-29</w:t>
+                    <w:t xml:space="default">2019-07-23</w:t>
                   </w:r>
                 </w:p>
               </w:tc>
@@ -1418,7 +1312,7 @@
                       <w:rFonts w:ascii="Calibri" w:hAnsi="Calibri"/>
                       <w:sz w:val="20"/>
                     </w:rPr>
-                    <w:t xml:space="default">IND</w:t>
+                    <w:t xml:space="default">ATL</w:t>
                   </w:r>
                 </w:p>
               </w:tc>
@@ -1442,7 +1336,7 @@
                       <w:rFonts w:ascii="Calibri" w:hAnsi="Calibri"/>
                       <w:sz w:val="20"/>
                     </w:rPr>
-                    <w:t xml:space="default">DET</w:t>
+                    <w:t xml:space="default">LAS</w:t>
                   </w:r>
                 </w:p>
               </w:tc>
@@ -1466,7 +1360,7 @@
                       <w:rFonts w:ascii="Calibri" w:hAnsi="Calibri"/>
                       <w:sz w:val="20"/>
                     </w:rPr>
-                    <w:t xml:space="default">Conseco Fieldhouse</w:t>
+                    <w:t xml:space="default">State Farm Arena</w:t>
                   </w:r>
                 </w:p>
               </w:tc>
@@ -1490,7 +1384,7 @@
                       <w:rFonts w:ascii="Calibri" w:hAnsi="Calibri"/>
                       <w:sz w:val="20"/>
                     </w:rPr>
-                    <w:t xml:space="default">5,886</w:t>
+                    <w:t xml:space="default">7,047</w:t>
                   </w:r>
                 </w:p>
               </w:tc>
@@ -1514,7 +1408,7 @@
                       <w:rFonts w:ascii="Calibri" w:hAnsi="Calibri"/>
                       <w:sz w:val="20"/>
                     </w:rPr>
-                    <w:t xml:space="default">10</w:t>
+                    <w:t xml:space="default">-12</w:t>
                   </w:r>
                 </w:p>
               </w:tc>
@@ -1567,7 +1461,7 @@
                       <w:rFonts w:ascii="Calibri" w:hAnsi="Calibri"/>
                       <w:sz w:val="20"/>
                     </w:rPr>
-                    <w:t xml:space="default">2008-08-30</w:t>
+                    <w:t xml:space="default">2003-06-22</w:t>
                   </w:r>
                 </w:p>
               </w:tc>
@@ -1591,7 +1485,7 @@
                       <w:rFonts w:ascii="Calibri" w:hAnsi="Calibri"/>
                       <w:sz w:val="20"/>
                     </w:rPr>
-                    <w:t xml:space="default">LAS</w:t>
+                    <w:t xml:space="default">NYL</w:t>
                   </w:r>
                 </w:p>
               </w:tc>
@@ -1615,7 +1509,7 @@
                       <w:rFonts w:ascii="Calibri" w:hAnsi="Calibri"/>
                       <w:sz w:val="20"/>
                     </w:rPr>
-                    <w:t xml:space="default">SAN</w:t>
+                    <w:t xml:space="default">CHA</w:t>
                   </w:r>
                 </w:p>
               </w:tc>
@@ -1639,7 +1533,7 @@
                       <w:rFonts w:ascii="Calibri" w:hAnsi="Calibri"/>
                       <w:sz w:val="20"/>
                     </w:rPr>
-                    <w:t xml:space="default">Staples Center</w:t>
+                    <w:t xml:space="default">Madison Square Garden</w:t>
                   </w:r>
                 </w:p>
               </w:tc>
@@ -1663,7 +1557,7 @@
                       <w:rFonts w:ascii="Calibri" w:hAnsi="Calibri"/>
                       <w:sz w:val="20"/>
                     </w:rPr>
-                    <w:t xml:space="default">9,923</w:t>
+                    <w:t xml:space="default">12,004</w:t>
                   </w:r>
                 </w:p>
               </w:tc>
@@ -1687,7 +1581,7 @@
                       <w:rFonts w:ascii="Calibri" w:hAnsi="Calibri"/>
                       <w:sz w:val="20"/>
                     </w:rPr>
-                    <w:t xml:space="default">5</w:t>
+                    <w:t xml:space="default">12</w:t>
                   </w:r>
                 </w:p>
               </w:tc>
@@ -1740,7 +1634,7 @@
                       <w:rFonts w:ascii="Calibri" w:hAnsi="Calibri"/>
                       <w:sz w:val="20"/>
                     </w:rPr>
-                    <w:t xml:space="default">2020-08-15</w:t>
+                    <w:t xml:space="default">2021-08-25</w:t>
                   </w:r>
                 </w:p>
               </w:tc>
@@ -1764,7 +1658,7 @@
                       <w:rFonts w:ascii="Calibri" w:hAnsi="Calibri"/>
                       <w:sz w:val="20"/>
                     </w:rPr>
-                    <w:t xml:space="default">IND</w:t>
+                    <w:t xml:space="default">NYL</w:t>
                   </w:r>
                 </w:p>
               </w:tc>
@@ -1788,7 +1682,7 @@
                       <w:rFonts w:ascii="Calibri" w:hAnsi="Calibri"/>
                       <w:sz w:val="20"/>
                     </w:rPr>
-                    <w:t xml:space="default">LAS</w:t>
+                    <w:t xml:space="default">PHO</w:t>
                   </w:r>
                 </w:p>
               </w:tc>
@@ -1812,7 +1706,7 @@
                       <w:rFonts w:ascii="Calibri" w:hAnsi="Calibri"/>
                       <w:sz w:val="20"/>
                     </w:rPr>
-                    <w:t xml:space="default">NA</w:t>
+                    <w:t xml:space="default">Barclays Center</w:t>
                   </w:r>
                 </w:p>
               </w:tc>
@@ -1836,7 +1730,7 @@
                       <w:rFonts w:ascii="Calibri" w:hAnsi="Calibri"/>
                       <w:sz w:val="20"/>
                     </w:rPr>
-                    <w:t xml:space="default">NA</w:t>
+                    <w:t xml:space="default">1,872</w:t>
                   </w:r>
                 </w:p>
               </w:tc>
@@ -1860,7 +1754,7 @@
                       <w:rFonts w:ascii="Calibri" w:hAnsi="Calibri"/>
                       <w:sz w:val="20"/>
                     </w:rPr>
-                    <w:t xml:space="default">-14</w:t>
+                    <w:t xml:space="default">-27</w:t>
                   </w:r>
                 </w:p>
               </w:tc>
@@ -1913,7 +1807,7 @@
                       <w:rFonts w:ascii="Calibri" w:hAnsi="Calibri"/>
                       <w:sz w:val="20"/>
                     </w:rPr>
-                    <w:t xml:space="default">2011-07-01</w:t>
+                    <w:t xml:space="default">2007-08-09</w:t>
                   </w:r>
                 </w:p>
               </w:tc>
@@ -1961,7 +1855,7 @@
                       <w:rFonts w:ascii="Calibri" w:hAnsi="Calibri"/>
                       <w:sz w:val="20"/>
                     </w:rPr>
-                    <w:t xml:space="default">CHI</w:t>
+                    <w:t xml:space="default">NYL</w:t>
                   </w:r>
                 </w:p>
               </w:tc>
@@ -2009,7 +1903,7 @@
                       <w:rFonts w:ascii="Calibri" w:hAnsi="Calibri"/>
                       <w:sz w:val="20"/>
                     </w:rPr>
-                    <w:t xml:space="default">9,517</w:t>
+                    <w:t xml:space="default">6,971</w:t>
                   </w:r>
                 </w:p>
               </w:tc>
@@ -2033,7 +1927,7 @@
                       <w:rFonts w:ascii="Calibri" w:hAnsi="Calibri"/>
                       <w:sz w:val="20"/>
                     </w:rPr>
-                    <w:t xml:space="default">13</w:t>
+                    <w:t xml:space="default">11</w:t>
                   </w:r>
                 </w:p>
               </w:tc>
@@ -2086,7 +1980,7 @@
                       <w:rFonts w:ascii="Calibri" w:hAnsi="Calibri"/>
                       <w:sz w:val="20"/>
                     </w:rPr>
-                    <w:t xml:space="default">2013-08-09</w:t>
+                    <w:t xml:space="default">2022-05-11</w:t>
                   </w:r>
                 </w:p>
               </w:tc>
@@ -2110,7 +2004,7 @@
                       <w:rFonts w:ascii="Calibri" w:hAnsi="Calibri"/>
                       <w:sz w:val="20"/>
                     </w:rPr>
-                    <w:t xml:space="default">SEA</w:t>
+                    <w:t xml:space="default">ATL</w:t>
                   </w:r>
                 </w:p>
               </w:tc>
@@ -2134,7 +2028,7 @@
                       <w:rFonts w:ascii="Calibri" w:hAnsi="Calibri"/>
                       <w:sz w:val="20"/>
                     </w:rPr>
-                    <w:t xml:space="default">SAN</w:t>
+                    <w:t xml:space="default">LAS</w:t>
                   </w:r>
                 </w:p>
               </w:tc>
@@ -2158,7 +2052,7 @@
                       <w:rFonts w:ascii="Calibri" w:hAnsi="Calibri"/>
                       <w:sz w:val="20"/>
                     </w:rPr>
-                    <w:t xml:space="default">KeyArena</w:t>
+                    <w:t xml:space="default">Gateway Center Arena @ College Park</w:t>
                   </w:r>
                 </w:p>
               </w:tc>
@@ -2182,7 +2076,7 @@
                       <w:rFonts w:ascii="Calibri" w:hAnsi="Calibri"/>
                       <w:sz w:val="20"/>
                     </w:rPr>
-                    <w:t xml:space="default">5,978</w:t>
+                    <w:t xml:space="default">3,138</w:t>
                   </w:r>
                 </w:p>
               </w:tc>
@@ -2206,7 +2100,7 @@
                       <w:rFonts w:ascii="Calibri" w:hAnsi="Calibri"/>
                       <w:sz w:val="20"/>
                     </w:rPr>
-                    <w:t xml:space="default">-21</w:t>
+                    <w:t xml:space="default">2</w:t>
                   </w:r>
                 </w:p>
               </w:tc>
@@ -2259,7 +2153,7 @@
                       <w:rFonts w:ascii="Calibri" w:hAnsi="Calibri"/>
                       <w:sz w:val="20"/>
                     </w:rPr>
-                    <w:t xml:space="default">2019-08-23</w:t>
+                    <w:t xml:space="default">2017-07-17</w:t>
                   </w:r>
                 </w:p>
               </w:tc>
@@ -2283,7 +2177,7 @@
                       <w:rFonts w:ascii="Calibri" w:hAnsi="Calibri"/>
                       <w:sz w:val="20"/>
                     </w:rPr>
-                    <w:t xml:space="default">CON</w:t>
+                    <w:t xml:space="default">LAS</w:t>
                   </w:r>
                 </w:p>
               </w:tc>
@@ -2307,7 +2201,7 @@
                       <w:rFonts w:ascii="Calibri" w:hAnsi="Calibri"/>
                       <w:sz w:val="20"/>
                     </w:rPr>
-                    <w:t xml:space="default">LVA</w:t>
+                    <w:t xml:space="default">IND</w:t>
                   </w:r>
                 </w:p>
               </w:tc>
@@ -2331,7 +2225,7 @@
                       <w:rFonts w:ascii="Calibri" w:hAnsi="Calibri"/>
                       <w:sz w:val="20"/>
                     </w:rPr>
-                    <w:t xml:space="default">Mohegan Sun Arena</w:t>
+                    <w:t xml:space="default">Staples Center</w:t>
                   </w:r>
                 </w:p>
               </w:tc>
@@ -2355,7 +2249,7 @@
                       <w:rFonts w:ascii="Calibri" w:hAnsi="Calibri"/>
                       <w:sz w:val="20"/>
                     </w:rPr>
-                    <w:t xml:space="default">7,483</w:t>
+                    <w:t xml:space="default">11,386</w:t>
                   </w:r>
                 </w:p>
               </w:tc>
@@ -2379,7 +2273,7 @@
                       <w:rFonts w:ascii="Calibri" w:hAnsi="Calibri"/>
                       <w:sz w:val="20"/>
                     </w:rPr>
-                    <w:t xml:space="default">4</w:t>
+                    <w:t xml:space="default">18</w:t>
                   </w:r>
                 </w:p>
               </w:tc>
@@ -2432,7 +2326,7 @@
                       <w:rFonts w:ascii="Calibri" w:hAnsi="Calibri"/>
                       <w:sz w:val="20"/>
                     </w:rPr>
-                    <w:t xml:space="default">2008-06-28</w:t>
+                    <w:t xml:space="default">2000-07-05</w:t>
                   </w:r>
                 </w:p>
               </w:tc>
@@ -2456,7 +2350,7 @@
                       <w:rFonts w:ascii="Calibri" w:hAnsi="Calibri"/>
                       <w:sz w:val="20"/>
                     </w:rPr>
-                    <w:t xml:space="default">HOU</w:t>
+                    <w:t xml:space="default">NYL</w:t>
                   </w:r>
                 </w:p>
               </w:tc>
@@ -2480,7 +2374,7 @@
                       <w:rFonts w:ascii="Calibri" w:hAnsi="Calibri"/>
                       <w:sz w:val="20"/>
                     </w:rPr>
-                    <w:t xml:space="default">IND</w:t>
+                    <w:t xml:space="default">POR</w:t>
                   </w:r>
                 </w:p>
               </w:tc>
@@ -2504,7 +2398,7 @@
                       <w:rFonts w:ascii="Calibri" w:hAnsi="Calibri"/>
                       <w:sz w:val="20"/>
                     </w:rPr>
-                    <w:t xml:space="default">Reliant Arena</w:t>
+                    <w:t xml:space="default">Madison Square Garden</w:t>
                   </w:r>
                 </w:p>
               </w:tc>
@@ -2528,7 +2422,7 @@
                       <w:rFonts w:ascii="Calibri" w:hAnsi="Calibri"/>
                       <w:sz w:val="20"/>
                     </w:rPr>
-                    <w:t xml:space="default">7,008</w:t>
+                    <w:t xml:space="default">12,693</w:t>
                   </w:r>
                 </w:p>
               </w:tc>
@@ -2552,7 +2446,7 @@
                       <w:rFonts w:ascii="Calibri" w:hAnsi="Calibri"/>
                       <w:sz w:val="20"/>
                     </w:rPr>
-                    <w:t xml:space="default">14</w:t>
+                    <w:t xml:space="default">17</w:t>
                   </w:r>
                 </w:p>
               </w:tc>
@@ -2605,7 +2499,7 @@
                       <w:rFonts w:ascii="Calibri" w:hAnsi="Calibri"/>
                       <w:sz w:val="20"/>
                     </w:rPr>
-                    <w:t xml:space="default">2006-07-20</w:t>
+                    <w:t xml:space="default">1999-06-14</w:t>
                   </w:r>
                 </w:p>
               </w:tc>
@@ -2629,7 +2523,7 @@
                       <w:rFonts w:ascii="Calibri" w:hAnsi="Calibri"/>
                       <w:sz w:val="20"/>
                     </w:rPr>
-                    <w:t xml:space="default">CON</w:t>
+                    <w:t xml:space="default">NYL</w:t>
                   </w:r>
                 </w:p>
               </w:tc>
@@ -2653,7 +2547,7 @@
                       <w:rFonts w:ascii="Calibri" w:hAnsi="Calibri"/>
                       <w:sz w:val="20"/>
                     </w:rPr>
-                    <w:t xml:space="default">CHI</w:t>
+                    <w:t xml:space="default">WAS</w:t>
                   </w:r>
                 </w:p>
               </w:tc>
@@ -2677,7 +2571,7 @@
                       <w:rFonts w:ascii="Calibri" w:hAnsi="Calibri"/>
                       <w:sz w:val="20"/>
                     </w:rPr>
-                    <w:t xml:space="default">Mohegan Sun Arena</w:t>
+                    <w:t xml:space="default">Madison Square Garden</w:t>
                   </w:r>
                 </w:p>
               </w:tc>
@@ -2701,7 +2595,7 @@
                       <w:rFonts w:ascii="Calibri" w:hAnsi="Calibri"/>
                       <w:sz w:val="20"/>
                     </w:rPr>
-                    <w:t xml:space="default">6,740</w:t>
+                    <w:t xml:space="default">12,563</w:t>
                   </w:r>
                 </w:p>
               </w:tc>
@@ -2725,7 +2619,7 @@
                       <w:rFonts w:ascii="Calibri" w:hAnsi="Calibri"/>
                       <w:sz w:val="20"/>
                     </w:rPr>
-                    <w:t xml:space="default">14</w:t>
+                    <w:t xml:space="default">-22</w:t>
                   </w:r>
                 </w:p>
               </w:tc>
@@ -2763,7 +2657,7 @@
               <w:t xml:space="preserve">Sample of Game-level WNBA data. The data indicates (among other things) which teams were playing, who won, the arena, the attendance, and whether Caitlin Clark played in the game.</w:t>
             </w:r>
           </w:p>
-          <w:bookmarkEnd w:id="16"/>
+          <w:bookmarkEnd w:id="15"/>
         </w:tc>
       </w:tr>
     </w:tbl>
@@ -2916,7 +2810,7 @@
         <w:t xml:space="preserve">from the league’s overall attendance trends is one of our goals.</w:t>
       </w:r>
     </w:p>
-    <w:bookmarkStart w:id="21" w:name="cell-fig-boxplots"/>
+    <w:bookmarkStart w:id="20" w:name="cell-fig-boxplots"/>
     <w:tbl>
       <w:tblPr>
         <w:tblStyle w:val="Table"/>
@@ -2930,7 +2824,7 @@
       <w:tr>
         <w:tc>
           <w:tcPr/>
-          <w:bookmarkStart w:id="20" w:name="fig-boxplots"/>
+          <w:bookmarkStart w:id="19" w:name="fig-boxplots"/>
           <w:p>
             <w:pPr>
               <w:pStyle w:val="Compact"/>
@@ -2941,18 +2835,18 @@
                 <wp:inline>
                   <wp:extent cx="4620126" cy="3696101"/>
                   <wp:effectExtent b="0" l="0" r="0" t="0"/>
-                  <wp:docPr descr="" title="" id="18" name="Picture"/>
+                  <wp:docPr descr="" title="" id="17" name="Picture"/>
                   <a:graphic>
                     <a:graphicData uri="http://schemas.openxmlformats.org/drawingml/2006/picture">
                       <pic:pic>
                         <pic:nvPicPr>
-                          <pic:cNvPr descr="index_files/figure-docx/fig-boxplots-1.png" id="19" name="Picture"/>
+                          <pic:cNvPr descr="index_files/figure-docx/fig-boxplots-1.png" id="18" name="Picture"/>
                           <pic:cNvPicPr>
                             <a:picLocks noChangeArrowheads="1" noChangeAspect="1"/>
                           </pic:cNvPicPr>
                         </pic:nvPicPr>
                         <pic:blipFill>
-                          <a:blip r:embed="rId17"/>
+                          <a:blip r:embed="rId16"/>
                           <a:stretch>
                             <a:fillRect/>
                           </a:stretch>
@@ -2992,7 +2886,7 @@
               <w:t xml:space="preserve">Figure 1: Distribution of WNBA game attendance by season. Note that the vertical axis has a logarithmic scale. Caitlin Clark’s games in 2024-2025 are separated by color.</w:t>
             </w:r>
           </w:p>
-          <w:bookmarkEnd w:id="20"/>
+          <w:bookmarkEnd w:id="19"/>
         </w:tc>
       </w:tr>
     </w:tbl>
@@ -3022,9 +2916,9 @@
         </w:r>
       </w:hyperlink>
     </w:p>
+    <w:bookmarkEnd w:id="20"/>
     <w:bookmarkEnd w:id="21"/>
-    <w:bookmarkEnd w:id="22"/>
-    <w:bookmarkStart w:id="28" w:name="sec-elo"/>
+    <w:bookmarkStart w:id="27" w:name="sec-elo"/>
     <w:p>
       <w:pPr>
         <w:pStyle w:val="Heading3"/>
@@ -3771,7 +3665,7 @@
         <w:t xml:space="preserve">The recent poor performance of the Los Angeles Sparks, the 2010 dominance of the Seattle Storm, and the recent rise of the New York Liberty and Indiana Fever are easily visible.</w:t>
       </w:r>
     </w:p>
-    <w:bookmarkStart w:id="27" w:name="cell-fig-elo"/>
+    <w:bookmarkStart w:id="26" w:name="cell-fig-elo"/>
     <w:tbl>
       <w:tblPr>
         <w:tblStyle w:val="Table"/>
@@ -3785,7 +3679,7 @@
       <w:tr>
         <w:tc>
           <w:tcPr/>
-          <w:bookmarkStart w:id="26" w:name="fig-elo"/>
+          <w:bookmarkStart w:id="25" w:name="fig-elo"/>
           <w:p>
             <w:pPr>
               <w:pStyle w:val="Compact"/>
@@ -3796,18 +3690,18 @@
                 <wp:inline>
                   <wp:extent cx="4620126" cy="3696101"/>
                   <wp:effectExtent b="0" l="0" r="0" t="0"/>
-                  <wp:docPr descr="" title="" id="24" name="Picture"/>
+                  <wp:docPr descr="" title="" id="23" name="Picture"/>
                   <a:graphic>
                     <a:graphicData uri="http://schemas.openxmlformats.org/drawingml/2006/picture">
                       <pic:pic>
                         <pic:nvPicPr>
-                          <pic:cNvPr descr="index_files/figure-docx/fig-elo-1.png" id="25" name="Picture"/>
+                          <pic:cNvPr descr="index_files/figure-docx/fig-elo-1.png" id="24" name="Picture"/>
                           <pic:cNvPicPr>
                             <a:picLocks noChangeArrowheads="1" noChangeAspect="1"/>
                           </pic:cNvPicPr>
                         </pic:nvPicPr>
                         <pic:blipFill>
-                          <a:blip r:embed="rId23"/>
+                          <a:blip r:embed="rId22"/>
                           <a:stretch>
                             <a:fillRect/>
                           </a:stretch>
@@ -3847,7 +3741,7 @@
               <w:t xml:space="preserve">Figure 2: Evolution of team Elo ratings in the WNBA (1997-2025). Only franchises active in 2024 are shown. The recent poor performance of the Los Angeles Sparks, the 2010 dominance of the Seattle Storm, and the recent rise of the New York Liberty and Indiana Fever are easily visible. Note that all franchises begin with a 1500 rating.</w:t>
             </w:r>
           </w:p>
-          <w:bookmarkEnd w:id="26"/>
+          <w:bookmarkEnd w:id="25"/>
         </w:tc>
       </w:tr>
     </w:tbl>
@@ -3877,9 +3771,9 @@
         </w:r>
       </w:hyperlink>
     </w:p>
+    <w:bookmarkEnd w:id="26"/>
     <w:bookmarkEnd w:id="27"/>
-    <w:bookmarkEnd w:id="28"/>
-    <w:bookmarkStart w:id="30" w:name="estimating-home-win-probability"/>
+    <w:bookmarkStart w:id="29" w:name="estimating-home-win-probability"/>
     <w:p>
       <w:pPr>
         <w:pStyle w:val="Heading3"/>
@@ -4269,7 +4163,7 @@
       <w:tr>
         <w:tc>
           <w:tcPr/>
-          <w:bookmarkStart w:id="29" w:name="tbl-calibrate"/>
+          <w:bookmarkStart w:id="28" w:name="tbl-calibrate"/>
           <w:p>
             <w:pPr>
               <w:jc w:val="center"/>
@@ -5730,7 +5624,7 @@
               </w:tc>
             </w:tr>
           </w:tbl>
-          <w:bookmarkEnd w:id="29"/>
+          <w:bookmarkEnd w:id="28"/>
         </w:tc>
       </w:tr>
     </w:tbl>
@@ -5760,9 +5654,9 @@
         </w:r>
       </w:hyperlink>
     </w:p>
+    <w:bookmarkEnd w:id="29"/>
     <w:bookmarkEnd w:id="30"/>
-    <w:bookmarkEnd w:id="31"/>
-    <w:bookmarkStart w:id="49" w:name="methods"/>
+    <w:bookmarkStart w:id="48" w:name="methods"/>
     <w:p>
       <w:pPr>
         <w:pStyle w:val="Heading2"/>
@@ -5843,7 +5737,7 @@
         <w:t xml:space="preserve">).</w:t>
       </w:r>
     </w:p>
-    <w:bookmarkStart w:id="42" w:name="response-variables"/>
+    <w:bookmarkStart w:id="41" w:name="response-variables"/>
     <w:p>
       <w:pPr>
         <w:pStyle w:val="Heading3"/>
@@ -5880,7 +5774,7 @@
         <w:t xml:space="preserve">In most years, the slope appears to be positive.</w:t>
       </w:r>
     </w:p>
-    <w:bookmarkStart w:id="36" w:name="cell-fig-attendance-year"/>
+    <w:bookmarkStart w:id="35" w:name="cell-fig-attendance-year"/>
     <w:tbl>
       <w:tblPr>
         <w:tblStyle w:val="Table"/>
@@ -5894,7 +5788,7 @@
       <w:tr>
         <w:tc>
           <w:tcPr/>
-          <w:bookmarkStart w:id="35" w:name="fig-attendance-year"/>
+          <w:bookmarkStart w:id="34" w:name="fig-attendance-year"/>
           <w:p>
             <w:pPr>
               <w:pStyle w:val="Compact"/>
@@ -5905,18 +5799,18 @@
                 <wp:inline>
                   <wp:extent cx="4620126" cy="3696101"/>
                   <wp:effectExtent b="0" l="0" r="0" t="0"/>
-                  <wp:docPr descr="" title="" id="33" name="Picture"/>
+                  <wp:docPr descr="" title="" id="32" name="Picture"/>
                   <a:graphic>
                     <a:graphicData uri="http://schemas.openxmlformats.org/drawingml/2006/picture">
                       <pic:pic>
                         <pic:nvPicPr>
-                          <pic:cNvPr descr="index_files/figure-docx/fig-attendance-year-1.png" id="34" name="Picture"/>
+                          <pic:cNvPr descr="index_files/figure-docx/fig-attendance-year-1.png" id="33" name="Picture"/>
                           <pic:cNvPicPr>
                             <a:picLocks noChangeArrowheads="1" noChangeAspect="1"/>
                           </pic:cNvPicPr>
                         </pic:nvPicPr>
                         <pic:blipFill>
-                          <a:blip r:embed="rId32"/>
+                          <a:blip r:embed="rId31"/>
                           <a:stretch>
                             <a:fillRect/>
                           </a:stretch>
@@ -5956,7 +5850,7 @@
               <w:t xml:space="preserve">Figure 3: WNBA attendance by season, against estimated home win probability. We note that in most years, the slope of the association appears to be positive.</w:t>
             </w:r>
           </w:p>
-          <w:bookmarkEnd w:id="35"/>
+          <w:bookmarkEnd w:id="34"/>
         </w:tc>
       </w:tr>
     </w:tbl>
@@ -5986,7 +5880,7 @@
         </w:r>
       </w:hyperlink>
     </w:p>
-    <w:bookmarkEnd w:id="36"/>
+    <w:bookmarkEnd w:id="35"/>
     <w:p>
       <w:pPr>
         <w:pStyle w:val="BodyText"/>
@@ -6021,7 +5915,7 @@
         <w:t xml:space="preserve">Those sellouts are much more frequent in the last two years of data, and many of the sellouts involve Caitlin Clark.</w:t>
       </w:r>
     </w:p>
-    <w:bookmarkStart w:id="41" w:name="cell-fig-capacity-year"/>
+    <w:bookmarkStart w:id="40" w:name="cell-fig-capacity-year"/>
     <w:tbl>
       <w:tblPr>
         <w:tblStyle w:val="Table"/>
@@ -6035,7 +5929,7 @@
       <w:tr>
         <w:tc>
           <w:tcPr/>
-          <w:bookmarkStart w:id="40" w:name="fig-capacity-year"/>
+          <w:bookmarkStart w:id="39" w:name="fig-capacity-year"/>
           <w:p>
             <w:pPr>
               <w:pStyle w:val="Compact"/>
@@ -6046,18 +5940,18 @@
                 <wp:inline>
                   <wp:extent cx="4620126" cy="3696101"/>
                   <wp:effectExtent b="0" l="0" r="0" t="0"/>
-                  <wp:docPr descr="" title="" id="38" name="Picture"/>
+                  <wp:docPr descr="" title="" id="37" name="Picture"/>
                   <a:graphic>
                     <a:graphicData uri="http://schemas.openxmlformats.org/drawingml/2006/picture">
                       <pic:pic>
                         <pic:nvPicPr>
-                          <pic:cNvPr descr="index_files/figure-docx/fig-capacity-year-1.png" id="39" name="Picture"/>
+                          <pic:cNvPr descr="index_files/figure-docx/fig-capacity-year-1.png" id="38" name="Picture"/>
                           <pic:cNvPicPr>
                             <a:picLocks noChangeArrowheads="1" noChangeAspect="1"/>
                           </pic:cNvPicPr>
                         </pic:nvPicPr>
                         <pic:blipFill>
-                          <a:blip r:embed="rId37"/>
+                          <a:blip r:embed="rId36"/>
                           <a:stretch>
                             <a:fillRect/>
                           </a:stretch>
@@ -6097,7 +5991,7 @@
               <w:t xml:space="preserve">Figure 4: WNBA percentage of arena capacity filled by season, against estimated home win probability. We note the edge effects caused by sellouts, which occur much more frequently in 2024 and 2025.</w:t>
             </w:r>
           </w:p>
-          <w:bookmarkEnd w:id="40"/>
+          <w:bookmarkEnd w:id="39"/>
         </w:tc>
       </w:tr>
     </w:tbl>
@@ -6127,7 +6021,7 @@
         </w:r>
       </w:hyperlink>
     </w:p>
-    <w:bookmarkEnd w:id="41"/>
+    <w:bookmarkEnd w:id="40"/>
     <w:p>
       <w:pPr>
         <w:pStyle w:val="BodyText"/>
@@ -6142,8 +6036,8 @@
         <w:t xml:space="preserve">Similarly, because the percentage of arena capacity are bound above by 1 and below by 0, we employ a Tobit regression model.</w:t>
       </w:r>
     </w:p>
-    <w:bookmarkEnd w:id="42"/>
-    <w:bookmarkStart w:id="43" w:name="sec-fan"/>
+    <w:bookmarkEnd w:id="41"/>
+    <w:bookmarkStart w:id="42" w:name="sec-fan"/>
     <w:p>
       <w:pPr>
         <w:pStyle w:val="Heading3"/>
@@ -6985,8 +6879,8 @@
         <w:t xml:space="preserve">)</w:t>
       </w:r>
     </w:p>
-    <w:bookmarkEnd w:id="43"/>
-    <w:bookmarkStart w:id="45" w:name="sec-control"/>
+    <w:bookmarkEnd w:id="42"/>
+    <w:bookmarkStart w:id="44" w:name="sec-control"/>
     <w:p>
       <w:pPr>
         <w:pStyle w:val="Heading3"/>
@@ -7114,7 +7008,7 @@
         <w:rPr>
           <w:rStyle w:val="FootnoteReference"/>
         </w:rPr>
-        <w:footnoteReference w:id="44"/>
+        <w:footnoteReference w:id="43"/>
       </w:r>
       <w:r>
         <w:t xml:space="preserve">.</w:t>
@@ -7134,8 +7028,8 @@
         <w:t xml:space="preserve">).</w:t>
       </w:r>
     </w:p>
-    <w:bookmarkEnd w:id="45"/>
-    <w:bookmarkStart w:id="46" w:name="interaction"/>
+    <w:bookmarkEnd w:id="44"/>
+    <w:bookmarkStart w:id="45" w:name="interaction"/>
     <w:p>
       <w:pPr>
         <w:pStyle w:val="Heading3"/>
@@ -7192,8 +7086,8 @@
         <w:t xml:space="preserve">).</w:t>
       </w:r>
     </w:p>
-    <w:bookmarkEnd w:id="46"/>
-    <w:bookmarkStart w:id="47" w:name="sec-mod-attend"/>
+    <w:bookmarkEnd w:id="45"/>
+    <w:bookmarkStart w:id="46" w:name="sec-mod-attend"/>
     <w:p>
       <w:pPr>
         <w:pStyle w:val="Heading3"/>
@@ -8159,8 +8053,8 @@
         <w:t xml:space="preserve">We also excluded all data from the 2020 and 2021 seasons, since there were no fans allowed in all or parts of both seasons.</w:t>
       </w:r>
     </w:p>
-    <w:bookmarkEnd w:id="47"/>
-    <w:bookmarkStart w:id="48" w:name="sec-mod-cap"/>
+    <w:bookmarkEnd w:id="46"/>
+    <w:bookmarkStart w:id="47" w:name="sec-mod-cap"/>
     <w:p>
       <w:pPr>
         <w:pStyle w:val="Heading3"/>
@@ -8191,9 +8085,9 @@
         <w:t xml:space="preserve">as the response, but the in Tobit framework.</w:t>
       </w:r>
     </w:p>
+    <w:bookmarkEnd w:id="47"/>
     <w:bookmarkEnd w:id="48"/>
-    <w:bookmarkEnd w:id="49"/>
-    <w:bookmarkStart w:id="78" w:name="results"/>
+    <w:bookmarkStart w:id="77" w:name="results"/>
     <w:p>
       <w:pPr>
         <w:pStyle w:val="Heading2"/>
@@ -8228,7 +8122,7 @@
         </w:r>
       </w:hyperlink>
     </w:p>
-    <w:bookmarkStart w:id="63" w:name="sec-attend"/>
+    <w:bookmarkStart w:id="62" w:name="sec-attend"/>
     <w:p>
       <w:pPr>
         <w:pStyle w:val="Heading3"/>
@@ -8345,7 +8239,7 @@
       <w:tr>
         <w:tc>
           <w:tcPr/>
-          <w:bookmarkStart w:id="50" w:name="tbl-coefs"/>
+          <w:bookmarkStart w:id="49" w:name="tbl-coefs"/>
           <w:p>
             <w:pPr>
               <w:jc w:val="center"/>
@@ -9658,7 +9552,7 @@
               </w:tc>
             </w:tr>
           </w:tbl>
-          <w:bookmarkEnd w:id="50"/>
+          <w:bookmarkEnd w:id="49"/>
           <w:p/>
         </w:tc>
       </w:tr>
@@ -9792,7 +9686,7 @@
       <w:tr>
         <w:tc>
           <w:tcPr/>
-          <w:bookmarkStart w:id="51" w:name="tbl-anova"/>
+          <w:bookmarkStart w:id="50" w:name="tbl-anova"/>
           <w:p>
             <w:pPr>
               <w:jc w:val="center"/>
@@ -12430,7 +12324,7 @@
               </w:tc>
             </w:tr>
           </w:tbl>
-          <w:bookmarkEnd w:id="51"/>
+          <w:bookmarkEnd w:id="50"/>
           <w:p/>
         </w:tc>
       </w:tr>
@@ -12545,7 +12439,7 @@
       <w:tr>
         <w:tc>
           <w:tcPr/>
-          <w:bookmarkStart w:id="52" w:name="tbl-glance"/>
+          <w:bookmarkStart w:id="51" w:name="tbl-glance"/>
           <w:p>
             <w:pPr>
               <w:jc w:val="center"/>
@@ -13269,7 +13163,7 @@
               </w:tc>
             </w:tr>
           </w:tbl>
-          <w:bookmarkEnd w:id="52"/>
+          <w:bookmarkEnd w:id="51"/>
           <w:p/>
         </w:tc>
       </w:tr>
@@ -13337,7 +13231,7 @@
         <w:t xml:space="preserve">On the other hand, it seems unlikely that the league would have achieved record high attendance without Clark.</w:t>
       </w:r>
     </w:p>
-    <w:bookmarkStart w:id="57" w:name="cell-fig-season-coefs"/>
+    <w:bookmarkStart w:id="56" w:name="cell-fig-season-coefs"/>
     <w:tbl>
       <w:tblPr>
         <w:tblStyle w:val="Table"/>
@@ -13351,7 +13245,7 @@
       <w:tr>
         <w:tc>
           <w:tcPr/>
-          <w:bookmarkStart w:id="56" w:name="fig-season-coefs"/>
+          <w:bookmarkStart w:id="55" w:name="fig-season-coefs"/>
           <w:p>
             <w:pPr>
               <w:pStyle w:val="Compact"/>
@@ -13362,18 +13256,18 @@
                 <wp:inline>
                   <wp:extent cx="4620126" cy="3696101"/>
                   <wp:effectExtent b="0" l="0" r="0" t="0"/>
-                  <wp:docPr descr="" title="" id="54" name="Picture"/>
+                  <wp:docPr descr="" title="" id="53" name="Picture"/>
                   <a:graphic>
                     <a:graphicData uri="http://schemas.openxmlformats.org/drawingml/2006/picture">
                       <pic:pic>
                         <pic:nvPicPr>
-                          <pic:cNvPr descr="index_files/figure-docx/fig-season-coefs-1.png" id="55" name="Picture"/>
+                          <pic:cNvPr descr="index_files/figure-docx/fig-season-coefs-1.png" id="54" name="Picture"/>
                           <pic:cNvPicPr>
                             <a:picLocks noChangeArrowheads="1" noChangeAspect="1"/>
                           </pic:cNvPicPr>
                         </pic:nvPicPr>
                         <pic:blipFill>
-                          <a:blip r:embed="rId53"/>
+                          <a:blip r:embed="rId52"/>
                           <a:stretch>
                             <a:fillRect/>
                           </a:stretch>
@@ -13413,7 +13307,7 @@
               <w:t xml:space="preserve">Figure 5: Estimated season-level fixed effects for natural logarithm of attendance models.</w:t>
             </w:r>
           </w:p>
-          <w:bookmarkEnd w:id="56"/>
+          <w:bookmarkEnd w:id="55"/>
         </w:tc>
       </w:tr>
     </w:tbl>
@@ -13443,7 +13337,7 @@
         </w:r>
       </w:hyperlink>
     </w:p>
-    <w:bookmarkEnd w:id="57"/>
+    <w:bookmarkEnd w:id="56"/>
     <w:p>
       <w:pPr>
         <w:pStyle w:val="BodyText"/>
@@ -13579,7 +13473,7 @@
         <w:t xml:space="preserve">are now positive, although it is difficult to assess the long-term trend due to the pandemic being only a few years past.</w:t>
       </w:r>
     </w:p>
-    <w:bookmarkStart w:id="62" w:name="cell-fig-season-slopes"/>
+    <w:bookmarkStart w:id="61" w:name="cell-fig-season-slopes"/>
     <w:tbl>
       <w:tblPr>
         <w:tblStyle w:val="Table"/>
@@ -13593,7 +13487,7 @@
       <w:tr>
         <w:tc>
           <w:tcPr/>
-          <w:bookmarkStart w:id="61" w:name="fig-season-slopes"/>
+          <w:bookmarkStart w:id="60" w:name="fig-season-slopes"/>
           <w:p>
             <w:pPr>
               <w:pStyle w:val="Compact"/>
@@ -13604,18 +13498,18 @@
                 <wp:inline>
                   <wp:extent cx="4620126" cy="3696101"/>
                   <wp:effectExtent b="0" l="0" r="0" t="0"/>
-                  <wp:docPr descr="" title="" id="59" name="Picture"/>
+                  <wp:docPr descr="" title="" id="58" name="Picture"/>
                   <a:graphic>
                     <a:graphicData uri="http://schemas.openxmlformats.org/drawingml/2006/picture">
                       <pic:pic>
                         <pic:nvPicPr>
-                          <pic:cNvPr descr="index_files/figure-docx/fig-season-slopes-1.png" id="60" name="Picture"/>
+                          <pic:cNvPr descr="index_files/figure-docx/fig-season-slopes-1.png" id="59" name="Picture"/>
                           <pic:cNvPicPr>
                             <a:picLocks noChangeArrowheads="1" noChangeAspect="1"/>
                           </pic:cNvPicPr>
                         </pic:nvPicPr>
                         <pic:blipFill>
-                          <a:blip r:embed="rId58"/>
+                          <a:blip r:embed="rId57"/>
                           <a:stretch>
                             <a:fillRect/>
                           </a:stretch>
@@ -13655,7 +13549,7 @@
               <w:t xml:space="preserve">Figure 6: Estimated season-level changes in slopes for natural logarithm of attendance models.</w:t>
             </w:r>
           </w:p>
-          <w:bookmarkEnd w:id="61"/>
+          <w:bookmarkEnd w:id="60"/>
         </w:tc>
       </w:tr>
     </w:tbl>
@@ -13685,9 +13579,9 @@
         </w:r>
       </w:hyperlink>
     </w:p>
+    <w:bookmarkEnd w:id="61"/>
     <w:bookmarkEnd w:id="62"/>
-    <w:bookmarkEnd w:id="63"/>
-    <w:bookmarkStart w:id="77" w:name="percentage-of-arena-capacity"/>
+    <w:bookmarkStart w:id="76" w:name="percentage-of-arena-capacity"/>
     <w:p>
       <w:pPr>
         <w:pStyle w:val="Heading3"/>
@@ -13788,7 +13682,7 @@
       <w:tr>
         <w:tc>
           <w:tcPr/>
-          <w:bookmarkStart w:id="64" w:name="tbl-coefs2"/>
+          <w:bookmarkStart w:id="63" w:name="tbl-coefs2"/>
           <w:p>
             <w:pPr>
               <w:jc w:val="center"/>
@@ -15101,7 +14995,7 @@
               </w:tc>
             </w:tr>
           </w:tbl>
-          <w:bookmarkEnd w:id="64"/>
+          <w:bookmarkEnd w:id="63"/>
           <w:p/>
         </w:tc>
       </w:tr>
@@ -15164,7 +15058,7 @@
       <w:tr>
         <w:tc>
           <w:tcPr/>
-          <w:bookmarkStart w:id="65" w:name="tbl-glance2"/>
+          <w:bookmarkStart w:id="64" w:name="tbl-glance2"/>
           <w:p>
             <w:pPr>
               <w:jc w:val="center"/>
@@ -15676,7 +15570,7 @@
               </w:tc>
             </w:tr>
           </w:tbl>
-          <w:bookmarkEnd w:id="65"/>
+          <w:bookmarkEnd w:id="64"/>
           <w:p/>
         </w:tc>
       </w:tr>
@@ -15739,7 +15633,7 @@
       <w:tr>
         <w:tc>
           <w:tcPr/>
-          <w:bookmarkStart w:id="66" w:name="tbl-anova2"/>
+          <w:bookmarkStart w:id="65" w:name="tbl-anova2"/>
           <w:p>
             <w:pPr>
               <w:jc w:val="center"/>
@@ -18377,7 +18271,7 @@
               </w:tc>
             </w:tr>
           </w:tbl>
-          <w:bookmarkEnd w:id="66"/>
+          <w:bookmarkEnd w:id="65"/>
           <w:p/>
         </w:tc>
       </w:tr>
@@ -18427,7 +18321,7 @@
         <w:t xml:space="preserve">shows that…</w:t>
       </w:r>
     </w:p>
-    <w:bookmarkStart w:id="71" w:name="cell-fig-season-coefs2"/>
+    <w:bookmarkStart w:id="70" w:name="cell-fig-season-coefs2"/>
     <w:tbl>
       <w:tblPr>
         <w:tblStyle w:val="Table"/>
@@ -18441,7 +18335,7 @@
       <w:tr>
         <w:tc>
           <w:tcPr/>
-          <w:bookmarkStart w:id="70" w:name="fig-season-coefs2"/>
+          <w:bookmarkStart w:id="69" w:name="fig-season-coefs2"/>
           <w:p>
             <w:pPr>
               <w:pStyle w:val="Compact"/>
@@ -18452,18 +18346,18 @@
                 <wp:inline>
                   <wp:extent cx="4620126" cy="3696101"/>
                   <wp:effectExtent b="0" l="0" r="0" t="0"/>
-                  <wp:docPr descr="" title="" id="68" name="Picture"/>
+                  <wp:docPr descr="" title="" id="67" name="Picture"/>
                   <a:graphic>
                     <a:graphicData uri="http://schemas.openxmlformats.org/drawingml/2006/picture">
                       <pic:pic>
                         <pic:nvPicPr>
-                          <pic:cNvPr descr="index_files/figure-docx/fig-season-coefs2-1.png" id="69" name="Picture"/>
+                          <pic:cNvPr descr="index_files/figure-docx/fig-season-coefs2-1.png" id="68" name="Picture"/>
                           <pic:cNvPicPr>
                             <a:picLocks noChangeArrowheads="1" noChangeAspect="1"/>
                           </pic:cNvPicPr>
                         </pic:nvPicPr>
                         <pic:blipFill>
-                          <a:blip r:embed="rId67"/>
+                          <a:blip r:embed="rId66"/>
                           <a:stretch>
                             <a:fillRect/>
                           </a:stretch>
@@ -18503,7 +18397,7 @@
               <w:t xml:space="preserve">Figure 7: Estimated season-level fixed effects for percentage of arena capacity models.</w:t>
             </w:r>
           </w:p>
-          <w:bookmarkEnd w:id="70"/>
+          <w:bookmarkEnd w:id="69"/>
         </w:tc>
       </w:tr>
     </w:tbl>
@@ -18533,7 +18427,7 @@
         </w:r>
       </w:hyperlink>
     </w:p>
-    <w:bookmarkEnd w:id="71"/>
+    <w:bookmarkEnd w:id="70"/>
     <w:p>
       <w:pPr>
         <w:pStyle w:val="BodyText"/>
@@ -18553,7 +18447,7 @@
         <w:t xml:space="preserve">shows that…</w:t>
       </w:r>
     </w:p>
-    <w:bookmarkStart w:id="76" w:name="cell-fig-season-slopes2"/>
+    <w:bookmarkStart w:id="75" w:name="cell-fig-season-slopes2"/>
     <w:tbl>
       <w:tblPr>
         <w:tblStyle w:val="Table"/>
@@ -18567,7 +18461,7 @@
       <w:tr>
         <w:tc>
           <w:tcPr/>
-          <w:bookmarkStart w:id="75" w:name="fig-season-slopes2"/>
+          <w:bookmarkStart w:id="74" w:name="fig-season-slopes2"/>
           <w:p>
             <w:pPr>
               <w:pStyle w:val="Compact"/>
@@ -18578,18 +18472,18 @@
                 <wp:inline>
                   <wp:extent cx="4620126" cy="3696101"/>
                   <wp:effectExtent b="0" l="0" r="0" t="0"/>
-                  <wp:docPr descr="" title="" id="73" name="Picture"/>
+                  <wp:docPr descr="" title="" id="72" name="Picture"/>
                   <a:graphic>
                     <a:graphicData uri="http://schemas.openxmlformats.org/drawingml/2006/picture">
                       <pic:pic>
                         <pic:nvPicPr>
-                          <pic:cNvPr descr="index_files/figure-docx/fig-season-slopes2-1.png" id="74" name="Picture"/>
+                          <pic:cNvPr descr="index_files/figure-docx/fig-season-slopes2-1.png" id="73" name="Picture"/>
                           <pic:cNvPicPr>
                             <a:picLocks noChangeArrowheads="1" noChangeAspect="1"/>
                           </pic:cNvPicPr>
                         </pic:nvPicPr>
                         <pic:blipFill>
-                          <a:blip r:embed="rId72"/>
+                          <a:blip r:embed="rId71"/>
                           <a:stretch>
                             <a:fillRect/>
                           </a:stretch>
@@ -18629,7 +18523,7 @@
               <w:t xml:space="preserve">Figure 8: Estimated season-level changes in slopes for percentage of arena capacity models.</w:t>
             </w:r>
           </w:p>
-          <w:bookmarkEnd w:id="75"/>
+          <w:bookmarkEnd w:id="74"/>
         </w:tc>
       </w:tr>
     </w:tbl>
@@ -18659,10 +18553,10 @@
         </w:r>
       </w:hyperlink>
     </w:p>
+    <w:bookmarkEnd w:id="75"/>
     <w:bookmarkEnd w:id="76"/>
     <w:bookmarkEnd w:id="77"/>
-    <w:bookmarkEnd w:id="78"/>
-    <w:bookmarkStart w:id="82" w:name="conclusion"/>
+    <w:bookmarkStart w:id="81" w:name="conclusion"/>
     <w:p>
       <w:pPr>
         <w:pStyle w:val="Heading2"/>
@@ -18671,7 +18565,7 @@
         <w:t xml:space="preserve">5 Conclusion</w:t>
       </w:r>
     </w:p>
-    <w:bookmarkStart w:id="79" w:name="limitations"/>
+    <w:bookmarkStart w:id="78" w:name="limitations"/>
     <w:p>
       <w:pPr>
         <w:pStyle w:val="Heading3"/>
@@ -18703,8 +18597,8 @@
         <w:t xml:space="preserve">We also considered fitting a Beta regression model with a logit link function, and converting the fixed effects for seasons to random effects, but those models didn’t converge.</w:t>
       </w:r>
     </w:p>
-    <w:bookmarkEnd w:id="79"/>
-    <w:bookmarkStart w:id="80" w:name="future-work"/>
+    <w:bookmarkEnd w:id="78"/>
+    <w:bookmarkStart w:id="79" w:name="future-work"/>
     <w:p>
       <w:pPr>
         <w:pStyle w:val="Heading3"/>
@@ -18713,8 +18607,8 @@
         <w:t xml:space="preserve">5.2 Future work</w:t>
       </w:r>
     </w:p>
-    <w:bookmarkEnd w:id="80"/>
-    <w:bookmarkStart w:id="81" w:name="discussion"/>
+    <w:bookmarkEnd w:id="79"/>
+    <w:bookmarkStart w:id="80" w:name="discussion"/>
     <w:p>
       <w:pPr>
         <w:pStyle w:val="Heading3"/>
@@ -18723,9 +18617,9 @@
         <w:t xml:space="preserve">5.3 Discussion</w:t>
       </w:r>
     </w:p>
+    <w:bookmarkEnd w:id="80"/>
     <w:bookmarkEnd w:id="81"/>
-    <w:bookmarkEnd w:id="82"/>
-    <w:bookmarkStart w:id="137" w:name="references"/>
+    <w:bookmarkStart w:id="134" w:name="references"/>
     <w:p>
       <w:pPr>
         <w:pStyle w:val="Heading2"/>
@@ -18734,8 +18628,8 @@
         <w:t xml:space="preserve">References</w:t>
       </w:r>
     </w:p>
-    <w:bookmarkStart w:id="136" w:name="refs"/>
-    <w:bookmarkStart w:id="84" w:name="ref-AcrossTheTimeline_WNBA_Attendance"/>
+    <w:bookmarkStart w:id="133" w:name="refs"/>
+    <w:bookmarkStart w:id="83" w:name="ref-AcrossTheTimeline_WNBA_Attendance"/>
     <w:p>
       <w:pPr>
         <w:pStyle w:val="Bibliography"/>
@@ -18759,7 +18653,7 @@
       <w:r>
         <w:t xml:space="preserve"> </w:t>
       </w:r>
-      <w:hyperlink r:id="rId83">
+      <w:hyperlink r:id="rId82">
         <w:r>
           <w:rPr>
             <w:rStyle w:val="Hyperlink"/>
@@ -18773,7 +18667,7 @@
       <w:r>
         <w:t xml:space="preserve"> </w:t>
       </w:r>
-      <w:hyperlink r:id="rId83">
+      <w:hyperlink r:id="rId82">
         <w:r>
           <w:rPr>
             <w:rStyle w:val="Hyperlink"/>
@@ -18785,54 +18679,8 @@
         <w:t xml:space="preserve">.</w:t>
       </w:r>
     </w:p>
-    <w:bookmarkEnd w:id="84"/>
-    <w:bookmarkStart w:id="86" w:name="ref-AghaBerri2023"/>
-    <w:p>
-      <w:pPr>
-        <w:pStyle w:val="Bibliography"/>
-      </w:pPr>
-      <w:r>
-        <w:t xml:space="preserve">Agha, Nola, and David Berri. 2023.</w:t>
-      </w:r>
-      <w:r>
-        <w:t xml:space="preserve"> </w:t>
-      </w:r>
-      <w:r>
-        <w:t xml:space="preserve">“Demand for Basketball: A Comparison of the WNBA and NBA.”</w:t>
-      </w:r>
-      <w:r>
-        <w:t xml:space="preserve"> </w:t>
-      </w:r>
-      <w:r>
-        <w:rPr>
-          <w:i/>
-          <w:iCs/>
-        </w:rPr>
-        <w:t xml:space="preserve">International Journal of Sport Finance</w:t>
-      </w:r>
-      <w:r>
-        <w:t xml:space="preserve"> </w:t>
-      </w:r>
-      <w:r>
-        <w:t xml:space="preserve">18 (1): 35–44.</w:t>
-      </w:r>
-      <w:r>
-        <w:t xml:space="preserve"> </w:t>
-      </w:r>
-      <w:hyperlink r:id="rId85">
-        <w:r>
-          <w:rPr>
-            <w:rStyle w:val="Hyperlink"/>
-          </w:rPr>
-          <w:t xml:space="preserve">https://doi.org/10.32731/IJSF/181.022023.03</w:t>
-        </w:r>
-      </w:hyperlink>
-      <w:r>
-        <w:t xml:space="preserve">.</w:t>
-      </w:r>
-    </w:p>
-    <w:bookmarkEnd w:id="86"/>
-    <w:bookmarkStart w:id="88" w:name="ref-baade1990analysis"/>
+    <w:bookmarkEnd w:id="83"/>
+    <w:bookmarkStart w:id="85" w:name="ref-baade1990analysis"/>
     <w:p>
       <w:pPr>
         <w:pStyle w:val="Bibliography"/>
@@ -18865,7 +18713,7 @@
       <w:r>
         <w:t xml:space="preserve"> </w:t>
       </w:r>
-      <w:hyperlink r:id="rId87">
+      <w:hyperlink r:id="rId84">
         <w:r>
           <w:rPr>
             <w:rStyle w:val="Hyperlink"/>
@@ -18877,8 +18725,8 @@
         <w:t xml:space="preserve">.</w:t>
       </w:r>
     </w:p>
-    <w:bookmarkEnd w:id="88"/>
-    <w:bookmarkStart w:id="90" w:name="ref-clapp2005long"/>
+    <w:bookmarkEnd w:id="85"/>
+    <w:bookmarkStart w:id="87" w:name="ref-clapp2005long"/>
     <w:p>
       <w:pPr>
         <w:pStyle w:val="Bibliography"/>
@@ -18911,7 +18759,7 @@
       <w:r>
         <w:t xml:space="preserve"> </w:t>
       </w:r>
-      <w:hyperlink r:id="rId89">
+      <w:hyperlink r:id="rId86">
         <w:r>
           <w:rPr>
             <w:rStyle w:val="Hyperlink"/>
@@ -18923,8 +18771,8 @@
         <w:t xml:space="preserve">.</w:t>
       </w:r>
     </w:p>
-    <w:bookmarkEnd w:id="90"/>
-    <w:bookmarkStart w:id="92" w:name="ref-CoatesHumphreysZhou2014"/>
+    <w:bookmarkEnd w:id="87"/>
+    <w:bookmarkStart w:id="89" w:name="ref-CoatesHumphreysZhou2014"/>
     <w:p>
       <w:pPr>
         <w:pStyle w:val="Bibliography"/>
@@ -18957,7 +18805,7 @@
       <w:r>
         <w:t xml:space="preserve"> </w:t>
       </w:r>
-      <w:hyperlink r:id="rId91">
+      <w:hyperlink r:id="rId88">
         <w:r>
           <w:rPr>
             <w:rStyle w:val="Hyperlink"/>
@@ -18969,8 +18817,8 @@
         <w:t xml:space="preserve">.</w:t>
       </w:r>
     </w:p>
-    <w:bookmarkEnd w:id="92"/>
-    <w:bookmarkStart w:id="94" w:name="ref-davis2008interaction"/>
+    <w:bookmarkEnd w:id="89"/>
+    <w:bookmarkStart w:id="91" w:name="ref-davis2008interaction"/>
     <w:p>
       <w:pPr>
         <w:pStyle w:val="Bibliography"/>
@@ -19003,7 +18851,7 @@
       <w:r>
         <w:t xml:space="preserve"> </w:t>
       </w:r>
-      <w:hyperlink r:id="rId93">
+      <w:hyperlink r:id="rId90">
         <w:r>
           <w:rPr>
             <w:rStyle w:val="Hyperlink"/>
@@ -19015,8 +18863,8 @@
         <w:t xml:space="preserve">.</w:t>
       </w:r>
     </w:p>
-    <w:bookmarkEnd w:id="94"/>
-    <w:bookmarkStart w:id="96" w:name="ref-davis2009analyzing"/>
+    <w:bookmarkEnd w:id="91"/>
+    <w:bookmarkStart w:id="93" w:name="ref-davis2009analyzing"/>
     <w:p>
       <w:pPr>
         <w:pStyle w:val="Bibliography"/>
@@ -19049,7 +18897,7 @@
       <w:r>
         <w:t xml:space="preserve"> </w:t>
       </w:r>
-      <w:hyperlink r:id="rId95">
+      <w:hyperlink r:id="rId92">
         <w:r>
           <w:rPr>
             <w:rStyle w:val="Hyperlink"/>
@@ -19061,8 +18909,8 @@
         <w:t xml:space="preserve">.</w:t>
       </w:r>
     </w:p>
-    <w:bookmarkEnd w:id="96"/>
-    <w:bookmarkStart w:id="98" w:name="ref-delia2020psychological"/>
+    <w:bookmarkEnd w:id="93"/>
+    <w:bookmarkStart w:id="95" w:name="ref-delia2020psychological"/>
     <w:p>
       <w:pPr>
         <w:pStyle w:val="Bibliography"/>
@@ -19095,7 +18943,7 @@
       <w:r>
         <w:t xml:space="preserve"> </w:t>
       </w:r>
-      <w:hyperlink r:id="rId97">
+      <w:hyperlink r:id="rId94">
         <w:r>
           <w:rPr>
             <w:rStyle w:val="Hyperlink"/>
@@ -19107,8 +18955,8 @@
         <w:t xml:space="preserve">.</w:t>
       </w:r>
     </w:p>
-    <w:bookmarkEnd w:id="98"/>
-    <w:bookmarkStart w:id="100" w:name="ref-deschriver2002determinants"/>
+    <w:bookmarkEnd w:id="95"/>
+    <w:bookmarkStart w:id="97" w:name="ref-deschriver2002determinants"/>
     <w:p>
       <w:pPr>
         <w:pStyle w:val="Bibliography"/>
@@ -19141,7 +18989,7 @@
       <w:r>
         <w:t xml:space="preserve"> </w:t>
       </w:r>
-      <w:hyperlink r:id="rId99">
+      <w:hyperlink r:id="rId96">
         <w:r>
           <w:rPr>
             <w:rStyle w:val="Hyperlink"/>
@@ -19153,8 +19001,8 @@
         <w:t xml:space="preserve">.</w:t>
       </w:r>
     </w:p>
-    <w:bookmarkEnd w:id="100"/>
-    <w:bookmarkStart w:id="101" w:name="ref-Elo1978"/>
+    <w:bookmarkEnd w:id="97"/>
+    <w:bookmarkStart w:id="98" w:name="ref-Elo1978"/>
     <w:p>
       <w:pPr>
         <w:pStyle w:val="Bibliography"/>
@@ -19176,8 +19024,8 @@
         <w:t xml:space="preserve">. New York: Arco Publishing.</w:t>
       </w:r>
     </w:p>
-    <w:bookmarkEnd w:id="101"/>
-    <w:bookmarkStart w:id="103" w:name="ref-garcia2020betting"/>
+    <w:bookmarkEnd w:id="98"/>
+    <w:bookmarkStart w:id="100" w:name="ref-garcia2020betting"/>
     <w:p>
       <w:pPr>
         <w:pStyle w:val="Bibliography"/>
@@ -19210,7 +19058,7 @@
       <w:r>
         <w:t xml:space="preserve"> </w:t>
       </w:r>
-      <w:hyperlink r:id="rId102">
+      <w:hyperlink r:id="rId99">
         <w:r>
           <w:rPr>
             <w:rStyle w:val="Hyperlink"/>
@@ -19222,8 +19070,8 @@
         <w:t xml:space="preserve">.</w:t>
       </w:r>
     </w:p>
-    <w:bookmarkEnd w:id="103"/>
-    <w:bookmarkStart w:id="105" w:name="ref-hutchinson_gilani_2021_wehoop"/>
+    <w:bookmarkEnd w:id="100"/>
+    <w:bookmarkStart w:id="102" w:name="ref-hutchinson_gilani_2021_wehoop"/>
     <w:p>
       <w:pPr>
         <w:pStyle w:val="Bibliography"/>
@@ -19259,7 +19107,7 @@
       <w:r>
         <w:t xml:space="preserve"> </w:t>
       </w:r>
-      <w:hyperlink r:id="rId104">
+      <w:hyperlink r:id="rId101">
         <w:r>
           <w:rPr>
             <w:rStyle w:val="Hyperlink"/>
@@ -19271,8 +19119,8 @@
         <w:t xml:space="preserve">.</w:t>
       </w:r>
     </w:p>
-    <w:bookmarkEnd w:id="105"/>
-    <w:bookmarkStart w:id="107" w:name="ref-guest2018fan"/>
+    <w:bookmarkEnd w:id="102"/>
+    <w:bookmarkStart w:id="104" w:name="ref-guest2018fan"/>
     <w:p>
       <w:pPr>
         <w:pStyle w:val="Bibliography"/>
@@ -19305,7 +19153,7 @@
       <w:r>
         <w:t xml:space="preserve"> </w:t>
       </w:r>
-      <w:hyperlink r:id="rId106">
+      <w:hyperlink r:id="rId103">
         <w:r>
           <w:rPr>
             <w:rStyle w:val="Hyperlink"/>
@@ -19317,8 +19165,8 @@
         <w:t xml:space="preserve">.</w:t>
       </w:r>
     </w:p>
-    <w:bookmarkEnd w:id="107"/>
-    <w:bookmarkStart w:id="109" w:name="ref-hall2002testing"/>
+    <w:bookmarkEnd w:id="104"/>
+    <w:bookmarkStart w:id="106" w:name="ref-hall2002testing"/>
     <w:p>
       <w:pPr>
         <w:pStyle w:val="Bibliography"/>
@@ -19351,7 +19199,7 @@
       <w:r>
         <w:t xml:space="preserve"> </w:t>
       </w:r>
-      <w:hyperlink r:id="rId108">
+      <w:hyperlink r:id="rId105">
         <w:r>
           <w:rPr>
             <w:rStyle w:val="Hyperlink"/>
@@ -19363,8 +19211,8 @@
         <w:t xml:space="preserve">.</w:t>
       </w:r>
     </w:p>
-    <w:bookmarkEnd w:id="109"/>
-    <w:bookmarkStart w:id="111" w:name="ref-horowitz2007if"/>
+    <w:bookmarkEnd w:id="106"/>
+    <w:bookmarkStart w:id="108" w:name="ref-horowitz2007if"/>
     <w:p>
       <w:pPr>
         <w:pStyle w:val="Bibliography"/>
@@ -19397,7 +19245,7 @@
       <w:r>
         <w:t xml:space="preserve"> </w:t>
       </w:r>
-      <w:hyperlink r:id="rId110">
+      <w:hyperlink r:id="rId107">
         <w:r>
           <w:rPr>
             <w:rStyle w:val="Hyperlink"/>
@@ -19409,8 +19257,8 @@
         <w:t xml:space="preserve">.</w:t>
       </w:r>
     </w:p>
-    <w:bookmarkEnd w:id="111"/>
-    <w:bookmarkStart w:id="113" w:name="ref-kim2023winning"/>
+    <w:bookmarkEnd w:id="108"/>
+    <w:bookmarkStart w:id="110" w:name="ref-kim2023winning"/>
     <w:p>
       <w:pPr>
         <w:pStyle w:val="Bibliography"/>
@@ -19443,7 +19291,7 @@
       <w:r>
         <w:t xml:space="preserve"> </w:t>
       </w:r>
-      <w:hyperlink r:id="rId112">
+      <w:hyperlink r:id="rId109">
         <w:r>
           <w:rPr>
             <w:rStyle w:val="Hyperlink"/>
@@ -19455,8 +19303,8 @@
         <w:t xml:space="preserve">.</w:t>
       </w:r>
     </w:p>
-    <w:bookmarkEnd w:id="113"/>
-    <w:bookmarkStart w:id="115" w:name="ref-lemke2010estimating"/>
+    <w:bookmarkEnd w:id="110"/>
+    <w:bookmarkStart w:id="112" w:name="ref-lemke2010estimating"/>
     <w:p>
       <w:pPr>
         <w:pStyle w:val="Bibliography"/>
@@ -19489,7 +19337,7 @@
       <w:r>
         <w:t xml:space="preserve"> </w:t>
       </w:r>
-      <w:hyperlink r:id="rId114">
+      <w:hyperlink r:id="rId111">
         <w:r>
           <w:rPr>
             <w:rStyle w:val="Hyperlink"/>
@@ -19501,8 +19349,8 @@
         <w:t xml:space="preserve">.</w:t>
       </w:r>
     </w:p>
-    <w:bookmarkEnd w:id="115"/>
-    <w:bookmarkStart w:id="117" w:name="ref-leslie2022football"/>
+    <w:bookmarkEnd w:id="112"/>
+    <w:bookmarkStart w:id="114" w:name="ref-leslie2022football"/>
     <w:p>
       <w:pPr>
         <w:pStyle w:val="Bibliography"/>
@@ -19535,7 +19383,7 @@
       <w:r>
         <w:t xml:space="preserve"> </w:t>
       </w:r>
-      <w:hyperlink r:id="rId116">
+      <w:hyperlink r:id="rId113">
         <w:r>
           <w:rPr>
             <w:rStyle w:val="Hyperlink"/>
@@ -19547,8 +19395,8 @@
         <w:t xml:space="preserve">.</w:t>
       </w:r>
     </w:p>
-    <w:bookmarkEnd w:id="117"/>
-    <w:bookmarkStart w:id="119" w:name="ref-mcdonald1980uses"/>
+    <w:bookmarkEnd w:id="114"/>
+    <w:bookmarkStart w:id="116" w:name="ref-mcdonald1980uses"/>
     <w:p>
       <w:pPr>
         <w:pStyle w:val="Bibliography"/>
@@ -19590,7 +19438,7 @@
       <w:r>
         <w:t xml:space="preserve"> </w:t>
       </w:r>
-      <w:hyperlink r:id="rId118">
+      <w:hyperlink r:id="rId115">
         <w:r>
           <w:rPr>
             <w:rStyle w:val="Hyperlink"/>
@@ -19602,8 +19450,8 @@
         <w:t xml:space="preserve">.</w:t>
       </w:r>
     </w:p>
-    <w:bookmarkEnd w:id="119"/>
-    <w:bookmarkStart w:id="120" w:name="ref-noll1974attendance"/>
+    <w:bookmarkEnd w:id="116"/>
+    <w:bookmarkStart w:id="117" w:name="ref-noll1974attendance"/>
     <w:p>
       <w:pPr>
         <w:pStyle w:val="Bibliography"/>
@@ -19625,8 +19473,8 @@
         <w:t xml:space="preserve">. The Brookings Institution.</w:t>
       </w:r>
     </w:p>
-    <w:bookmarkEnd w:id="120"/>
-    <w:bookmarkStart w:id="122" w:name="ref-papke1996econometric"/>
+    <w:bookmarkEnd w:id="117"/>
+    <w:bookmarkStart w:id="119" w:name="ref-papke1996econometric"/>
     <w:p>
       <w:pPr>
         <w:pStyle w:val="Bibliography"/>
@@ -19659,7 +19507,7 @@
       <w:r>
         <w:t xml:space="preserve"> </w:t>
       </w:r>
-      <w:hyperlink r:id="rId121">
+      <w:hyperlink r:id="rId118">
         <w:r>
           <w:rPr>
             <w:rStyle w:val="Hyperlink"/>
@@ -19671,8 +19519,8 @@
         <w:t xml:space="preserve">.</w:t>
       </w:r>
     </w:p>
-    <w:bookmarkEnd w:id="122"/>
-    <w:bookmarkStart w:id="124" w:name="ref-paul2019attendance"/>
+    <w:bookmarkEnd w:id="119"/>
+    <w:bookmarkStart w:id="121" w:name="ref-paul2019attendance"/>
     <w:p>
       <w:pPr>
         <w:pStyle w:val="Bibliography"/>
@@ -19705,7 +19553,7 @@
       <w:r>
         <w:t xml:space="preserve"> </w:t>
       </w:r>
-      <w:hyperlink r:id="rId123">
+      <w:hyperlink r:id="rId120">
         <w:r>
           <w:rPr>
             <w:rStyle w:val="Hyperlink"/>
@@ -19717,8 +19565,8 @@
         <w:t xml:space="preserve">.</w:t>
       </w:r>
     </w:p>
-    <w:bookmarkEnd w:id="124"/>
-    <w:bookmarkStart w:id="125" w:name="ref-PerlineNobleStoldt2018"/>
+    <w:bookmarkEnd w:id="121"/>
+    <w:bookmarkStart w:id="122" w:name="ref-PerlineNobleStoldt2018"/>
     <w:p>
       <w:pPr>
         <w:pStyle w:val="Bibliography"/>
@@ -19761,8 +19609,8 @@
         <w:t xml:space="preserve">21.</w:t>
       </w:r>
     </w:p>
-    <w:bookmarkEnd w:id="125"/>
-    <w:bookmarkStart w:id="126" w:name="ref-vrooman2012theory"/>
+    <w:bookmarkEnd w:id="122"/>
+    <w:bookmarkStart w:id="123" w:name="ref-vrooman2012theory"/>
     <w:p>
       <w:pPr>
         <w:pStyle w:val="Bibliography"/>
@@ -19784,8 +19632,8 @@
         <w:t xml:space="preserve">. New York, NY: Oxford University Press.</w:t>
       </w:r>
     </w:p>
-    <w:bookmarkEnd w:id="126"/>
-    <w:bookmarkStart w:id="128" w:name="ref-wasserstein2016asa"/>
+    <w:bookmarkEnd w:id="123"/>
+    <w:bookmarkStart w:id="125" w:name="ref-wasserstein2016asa"/>
     <w:p>
       <w:pPr>
         <w:pStyle w:val="Bibliography"/>
@@ -19821,7 +19669,7 @@
       <w:r>
         <w:t xml:space="preserve"> </w:t>
       </w:r>
-      <w:hyperlink r:id="rId127">
+      <w:hyperlink r:id="rId124">
         <w:r>
           <w:rPr>
             <w:rStyle w:val="Hyperlink"/>
@@ -19833,8 +19681,8 @@
         <w:t xml:space="preserve">.</w:t>
       </w:r>
     </w:p>
-    <w:bookmarkEnd w:id="128"/>
-    <w:bookmarkStart w:id="130" w:name="ref-wasserstein2019moving"/>
+    <w:bookmarkEnd w:id="125"/>
+    <w:bookmarkStart w:id="127" w:name="ref-wasserstein2019moving"/>
     <w:p>
       <w:pPr>
         <w:pStyle w:val="Bibliography"/>
@@ -19879,7 +19727,7 @@
       <w:r>
         <w:t xml:space="preserve"> </w:t>
       </w:r>
-      <w:hyperlink r:id="rId129">
+      <w:hyperlink r:id="rId126">
         <w:r>
           <w:rPr>
             <w:rStyle w:val="Hyperlink"/>
@@ -19891,8 +19739,8 @@
         <w:t xml:space="preserve">.</w:t>
       </w:r>
     </w:p>
-    <w:bookmarkEnd w:id="130"/>
-    <w:bookmarkStart w:id="132" w:name="ref-wiseman2003team"/>
+    <w:bookmarkEnd w:id="127"/>
+    <w:bookmarkStart w:id="129" w:name="ref-wiseman2003team"/>
     <w:p>
       <w:pPr>
         <w:pStyle w:val="Bibliography"/>
@@ -19925,7 +19773,7 @@
       <w:r>
         <w:t xml:space="preserve"> </w:t>
       </w:r>
-      <w:hyperlink r:id="rId131">
+      <w:hyperlink r:id="rId128">
         <w:r>
           <w:rPr>
             <w:rStyle w:val="Hyperlink"/>
@@ -19937,8 +19785,8 @@
         <w:t xml:space="preserve">.</w:t>
       </w:r>
     </w:p>
-    <w:bookmarkEnd w:id="132"/>
-    <w:bookmarkStart w:id="134" w:name="ref-wnba2024recordseason"/>
+    <w:bookmarkEnd w:id="129"/>
+    <w:bookmarkStart w:id="131" w:name="ref-wnba2024recordseason"/>
     <w:p>
       <w:pPr>
         <w:pStyle w:val="Bibliography"/>
@@ -19955,7 +19803,7 @@
       <w:r>
         <w:t xml:space="preserve"> </w:t>
       </w:r>
-      <w:hyperlink r:id="rId133">
+      <w:hyperlink r:id="rId130">
         <w:r>
           <w:rPr>
             <w:rStyle w:val="Hyperlink"/>
@@ -19967,8 +19815,8 @@
         <w:t xml:space="preserve">.</w:t>
       </w:r>
     </w:p>
-    <w:bookmarkEnd w:id="134"/>
-    <w:bookmarkStart w:id="135" w:name="ref-woltring2018attendance"/>
+    <w:bookmarkEnd w:id="131"/>
+    <w:bookmarkStart w:id="132" w:name="ref-woltring2018attendance"/>
     <w:p>
       <w:pPr>
         <w:pStyle w:val="Bibliography"/>
@@ -19999,10 +19847,10 @@
         <w:t xml:space="preserve">.</w:t>
       </w:r>
     </w:p>
-    <w:bookmarkEnd w:id="135"/>
-    <w:bookmarkEnd w:id="136"/>
-    <w:bookmarkEnd w:id="137"/>
-    <w:bookmarkStart w:id="188" w:name="appendix"/>
+    <w:bookmarkEnd w:id="132"/>
+    <w:bookmarkEnd w:id="133"/>
+    <w:bookmarkEnd w:id="134"/>
+    <w:bookmarkStart w:id="185" w:name="appendix"/>
     <w:p>
       <w:pPr>
         <w:pStyle w:val="Heading2"/>
@@ -20011,7 +19859,7 @@
         <w:t xml:space="preserve">6 Appendix</w:t>
       </w:r>
     </w:p>
-    <w:bookmarkStart w:id="187" w:name="sec-resid-attend"/>
+    <w:bookmarkStart w:id="184" w:name="sec-resid-attend"/>
     <w:p>
       <w:pPr>
         <w:pStyle w:val="Heading3"/>
@@ -20020,7 +19868,7 @@
         <w:t xml:space="preserve">6.1 Residual analysis of attendance models</w:t>
       </w:r>
     </w:p>
-    <w:bookmarkStart w:id="186" w:name="cell-fig-resids"/>
+    <w:bookmarkStart w:id="183" w:name="cell-fig-resids"/>
     <w:tbl>
       <w:tblPr>
         <w:tblStyle w:val="Table"/>
@@ -20114,7 +19962,7 @@
             <w:tr>
               <w:tc>
                 <w:tcPr/>
-                <w:bookmarkStart w:id="141" w:name="fig-resids-1"/>
+                <w:bookmarkStart w:id="138" w:name="fig-resids-1"/>
                 <w:p>
                   <w:pPr>
                     <w:pStyle w:val="Compact"/>
@@ -20126,18 +19974,18 @@
                       <wp:inline>
                         <wp:extent cx="4620126" cy="3696101"/>
                         <wp:effectExtent b="0" l="0" r="0" t="0"/>
-                        <wp:docPr descr="" title="" id="139" name="Picture"/>
+                        <wp:docPr descr="" title="" id="136" name="Picture"/>
                         <a:graphic>
                           <a:graphicData uri="http://schemas.openxmlformats.org/drawingml/2006/picture">
                             <pic:pic>
                               <pic:nvPicPr>
-                                <pic:cNvPr descr="index_files/figure-docx/fig-resids-1.png" id="140" name="Picture"/>
+                                <pic:cNvPr descr="index_files/figure-docx/fig-resids-1.png" id="137" name="Picture"/>
                                 <pic:cNvPicPr>
                                   <a:picLocks noChangeArrowheads="1" noChangeAspect="1"/>
                                 </pic:cNvPicPr>
                               </pic:nvPicPr>
                               <pic:blipFill>
-                                <a:blip r:embed="rId138"/>
+                                <a:blip r:embed="rId135"/>
                                 <a:stretch>
                                   <a:fillRect/>
                                 </a:stretch>
@@ -20178,7 +20026,7 @@
                     <w:t xml:space="preserve">Figure 9: Residual plots for models.</w:t>
                   </w:r>
                 </w:p>
-                <w:bookmarkEnd w:id="141"/>
+                <w:bookmarkEnd w:id="138"/>
               </w:tc>
             </w:tr>
           </w:tbl>
@@ -20218,7 +20066,7 @@
             <w:tr>
               <w:tc>
                 <w:tcPr/>
-                <w:bookmarkStart w:id="145" w:name="fig-resids-2"/>
+                <w:bookmarkStart w:id="142" w:name="fig-resids-2"/>
                 <w:p>
                   <w:pPr>
                     <w:pStyle w:val="Compact"/>
@@ -20230,18 +20078,18 @@
                       <wp:inline>
                         <wp:extent cx="4620126" cy="3696101"/>
                         <wp:effectExtent b="0" l="0" r="0" t="0"/>
-                        <wp:docPr descr="" title="" id="143" name="Picture"/>
+                        <wp:docPr descr="" title="" id="140" name="Picture"/>
                         <a:graphic>
                           <a:graphicData uri="http://schemas.openxmlformats.org/drawingml/2006/picture">
                             <pic:pic>
                               <pic:nvPicPr>
-                                <pic:cNvPr descr="index_files/figure-docx/fig-resids-2.png" id="144" name="Picture"/>
+                                <pic:cNvPr descr="index_files/figure-docx/fig-resids-2.png" id="141" name="Picture"/>
                                 <pic:cNvPicPr>
                                   <a:picLocks noChangeArrowheads="1" noChangeAspect="1"/>
                                 </pic:cNvPicPr>
                               </pic:nvPicPr>
                               <pic:blipFill>
-                                <a:blip r:embed="rId142"/>
+                                <a:blip r:embed="rId139"/>
                                 <a:stretch>
                                   <a:fillRect/>
                                 </a:stretch>
@@ -20282,7 +20130,7 @@
                     <w:t xml:space="preserve">Figure 10: Residual plots for models.</w:t>
                   </w:r>
                 </w:p>
-                <w:bookmarkEnd w:id="145"/>
+                <w:bookmarkEnd w:id="142"/>
               </w:tc>
             </w:tr>
           </w:tbl>
@@ -20303,7 +20151,7 @@
             <w:tr>
               <w:tc>
                 <w:tcPr/>
-                <w:bookmarkStart w:id="149" w:name="fig-resids-3"/>
+                <w:bookmarkStart w:id="146" w:name="fig-resids-3"/>
                 <w:p>
                   <w:pPr>
                     <w:pStyle w:val="Compact"/>
@@ -20315,18 +20163,18 @@
                       <wp:inline>
                         <wp:extent cx="4620126" cy="3696101"/>
                         <wp:effectExtent b="0" l="0" r="0" t="0"/>
-                        <wp:docPr descr="" title="" id="147" name="Picture"/>
+                        <wp:docPr descr="" title="" id="144" name="Picture"/>
                         <a:graphic>
                           <a:graphicData uri="http://schemas.openxmlformats.org/drawingml/2006/picture">
                             <pic:pic>
                               <pic:nvPicPr>
-                                <pic:cNvPr descr="index_files/figure-docx/fig-resids-3.png" id="148" name="Picture"/>
+                                <pic:cNvPr descr="index_files/figure-docx/fig-resids-3.png" id="145" name="Picture"/>
                                 <pic:cNvPicPr>
                                   <a:picLocks noChangeArrowheads="1" noChangeAspect="1"/>
                                 </pic:cNvPicPr>
                               </pic:nvPicPr>
                               <pic:blipFill>
-                                <a:blip r:embed="rId146"/>
+                                <a:blip r:embed="rId143"/>
                                 <a:stretch>
                                   <a:fillRect/>
                                 </a:stretch>
@@ -20367,7 +20215,7 @@
                     <w:t xml:space="preserve">Figure 11: Residual plots for models.</w:t>
                   </w:r>
                 </w:p>
-                <w:bookmarkEnd w:id="149"/>
+                <w:bookmarkEnd w:id="146"/>
               </w:tc>
             </w:tr>
           </w:tbl>
@@ -20407,7 +20255,7 @@
             <w:tr>
               <w:tc>
                 <w:tcPr/>
-                <w:bookmarkStart w:id="153" w:name="fig-resids-4"/>
+                <w:bookmarkStart w:id="150" w:name="fig-resids-4"/>
                 <w:p>
                   <w:pPr>
                     <w:pStyle w:val="Compact"/>
@@ -20419,18 +20267,18 @@
                       <wp:inline>
                         <wp:extent cx="4620126" cy="3696101"/>
                         <wp:effectExtent b="0" l="0" r="0" t="0"/>
-                        <wp:docPr descr="" title="" id="151" name="Picture"/>
+                        <wp:docPr descr="" title="" id="148" name="Picture"/>
                         <a:graphic>
                           <a:graphicData uri="http://schemas.openxmlformats.org/drawingml/2006/picture">
                             <pic:pic>
                               <pic:nvPicPr>
-                                <pic:cNvPr descr="index_files/figure-docx/fig-resids-4.png" id="152" name="Picture"/>
+                                <pic:cNvPr descr="index_files/figure-docx/fig-resids-4.png" id="149" name="Picture"/>
                                 <pic:cNvPicPr>
                                   <a:picLocks noChangeArrowheads="1" noChangeAspect="1"/>
                                 </pic:cNvPicPr>
                               </pic:nvPicPr>
                               <pic:blipFill>
-                                <a:blip r:embed="rId150"/>
+                                <a:blip r:embed="rId147"/>
                                 <a:stretch>
                                   <a:fillRect/>
                                 </a:stretch>
@@ -20471,7 +20319,7 @@
                     <w:t xml:space="preserve">Figure 12: Residual plots for models.</w:t>
                   </w:r>
                 </w:p>
-                <w:bookmarkEnd w:id="153"/>
+                <w:bookmarkEnd w:id="150"/>
               </w:tc>
             </w:tr>
           </w:tbl>
@@ -20492,7 +20340,7 @@
             <w:tr>
               <w:tc>
                 <w:tcPr/>
-                <w:bookmarkStart w:id="157" w:name="fig-resids-5"/>
+                <w:bookmarkStart w:id="154" w:name="fig-resids-5"/>
                 <w:p>
                   <w:pPr>
                     <w:pStyle w:val="Compact"/>
@@ -20504,18 +20352,18 @@
                       <wp:inline>
                         <wp:extent cx="4620126" cy="3696101"/>
                         <wp:effectExtent b="0" l="0" r="0" t="0"/>
-                        <wp:docPr descr="" title="" id="155" name="Picture"/>
+                        <wp:docPr descr="" title="" id="152" name="Picture"/>
                         <a:graphic>
                           <a:graphicData uri="http://schemas.openxmlformats.org/drawingml/2006/picture">
                             <pic:pic>
                               <pic:nvPicPr>
-                                <pic:cNvPr descr="index_files/figure-docx/fig-resids-5.png" id="156" name="Picture"/>
+                                <pic:cNvPr descr="index_files/figure-docx/fig-resids-5.png" id="153" name="Picture"/>
                                 <pic:cNvPicPr>
                                   <a:picLocks noChangeArrowheads="1" noChangeAspect="1"/>
                                 </pic:cNvPicPr>
                               </pic:nvPicPr>
                               <pic:blipFill>
-                                <a:blip r:embed="rId154"/>
+                                <a:blip r:embed="rId151"/>
                                 <a:stretch>
                                   <a:fillRect/>
                                 </a:stretch>
@@ -20556,7 +20404,7 @@
                     <w:t xml:space="preserve">Figure 13: Residual plots for models.</w:t>
                   </w:r>
                 </w:p>
-                <w:bookmarkEnd w:id="157"/>
+                <w:bookmarkEnd w:id="154"/>
               </w:tc>
             </w:tr>
           </w:tbl>
@@ -20596,7 +20444,7 @@
             <w:tr>
               <w:tc>
                 <w:tcPr/>
-                <w:bookmarkStart w:id="161" w:name="fig-resids-6"/>
+                <w:bookmarkStart w:id="158" w:name="fig-resids-6"/>
                 <w:p>
                   <w:pPr>
                     <w:pStyle w:val="Compact"/>
@@ -20608,18 +20456,18 @@
                       <wp:inline>
                         <wp:extent cx="4620126" cy="3696101"/>
                         <wp:effectExtent b="0" l="0" r="0" t="0"/>
-                        <wp:docPr descr="" title="" id="159" name="Picture"/>
+                        <wp:docPr descr="" title="" id="156" name="Picture"/>
                         <a:graphic>
                           <a:graphicData uri="http://schemas.openxmlformats.org/drawingml/2006/picture">
                             <pic:pic>
                               <pic:nvPicPr>
-                                <pic:cNvPr descr="index_files/figure-docx/fig-resids-6.png" id="160" name="Picture"/>
+                                <pic:cNvPr descr="index_files/figure-docx/fig-resids-6.png" id="157" name="Picture"/>
                                 <pic:cNvPicPr>
                                   <a:picLocks noChangeArrowheads="1" noChangeAspect="1"/>
                                 </pic:cNvPicPr>
                               </pic:nvPicPr>
                               <pic:blipFill>
-                                <a:blip r:embed="rId158"/>
+                                <a:blip r:embed="rId155"/>
                                 <a:stretch>
                                   <a:fillRect/>
                                 </a:stretch>
@@ -20660,7 +20508,7 @@
                     <w:t xml:space="preserve">Figure 14: Residual plots for models.</w:t>
                   </w:r>
                 </w:p>
-                <w:bookmarkEnd w:id="161"/>
+                <w:bookmarkEnd w:id="158"/>
               </w:tc>
             </w:tr>
           </w:tbl>
@@ -20681,7 +20529,7 @@
             <w:tr>
               <w:tc>
                 <w:tcPr/>
-                <w:bookmarkStart w:id="165" w:name="fig-resids-7"/>
+                <w:bookmarkStart w:id="162" w:name="fig-resids-7"/>
                 <w:p>
                   <w:pPr>
                     <w:pStyle w:val="Compact"/>
@@ -20693,18 +20541,18 @@
                       <wp:inline>
                         <wp:extent cx="4620126" cy="3696101"/>
                         <wp:effectExtent b="0" l="0" r="0" t="0"/>
-                        <wp:docPr descr="" title="" id="163" name="Picture"/>
+                        <wp:docPr descr="" title="" id="160" name="Picture"/>
                         <a:graphic>
                           <a:graphicData uri="http://schemas.openxmlformats.org/drawingml/2006/picture">
                             <pic:pic>
                               <pic:nvPicPr>
-                                <pic:cNvPr descr="index_files/figure-docx/fig-resids-7.png" id="164" name="Picture"/>
+                                <pic:cNvPr descr="index_files/figure-docx/fig-resids-7.png" id="161" name="Picture"/>
                                 <pic:cNvPicPr>
                                   <a:picLocks noChangeArrowheads="1" noChangeAspect="1"/>
                                 </pic:cNvPicPr>
                               </pic:nvPicPr>
                               <pic:blipFill>
-                                <a:blip r:embed="rId162"/>
+                                <a:blip r:embed="rId159"/>
                                 <a:stretch>
                                   <a:fillRect/>
                                 </a:stretch>
@@ -20745,7 +20593,7 @@
                     <w:t xml:space="preserve">Figure 15: Residual plots for models.</w:t>
                   </w:r>
                 </w:p>
-                <w:bookmarkEnd w:id="165"/>
+                <w:bookmarkEnd w:id="162"/>
               </w:tc>
             </w:tr>
           </w:tbl>
@@ -20785,7 +20633,7 @@
             <w:tr>
               <w:tc>
                 <w:tcPr/>
-                <w:bookmarkStart w:id="169" w:name="fig-resids-8"/>
+                <w:bookmarkStart w:id="166" w:name="fig-resids-8"/>
                 <w:p>
                   <w:pPr>
                     <w:pStyle w:val="Compact"/>
@@ -20797,18 +20645,18 @@
                       <wp:inline>
                         <wp:extent cx="4620126" cy="3696101"/>
                         <wp:effectExtent b="0" l="0" r="0" t="0"/>
-                        <wp:docPr descr="" title="" id="167" name="Picture"/>
+                        <wp:docPr descr="" title="" id="164" name="Picture"/>
                         <a:graphic>
                           <a:graphicData uri="http://schemas.openxmlformats.org/drawingml/2006/picture">
                             <pic:pic>
                               <pic:nvPicPr>
-                                <pic:cNvPr descr="index_files/figure-docx/fig-resids-8.png" id="168" name="Picture"/>
+                                <pic:cNvPr descr="index_files/figure-docx/fig-resids-8.png" id="165" name="Picture"/>
                                 <pic:cNvPicPr>
                                   <a:picLocks noChangeArrowheads="1" noChangeAspect="1"/>
                                 </pic:cNvPicPr>
                               </pic:nvPicPr>
                               <pic:blipFill>
-                                <a:blip r:embed="rId166"/>
+                                <a:blip r:embed="rId163"/>
                                 <a:stretch>
                                   <a:fillRect/>
                                 </a:stretch>
@@ -20849,7 +20697,7 @@
                     <w:t xml:space="preserve">Figure 16: Residual plots for models.</w:t>
                   </w:r>
                 </w:p>
-                <w:bookmarkEnd w:id="169"/>
+                <w:bookmarkEnd w:id="166"/>
               </w:tc>
             </w:tr>
           </w:tbl>
@@ -20870,7 +20718,7 @@
             <w:tr>
               <w:tc>
                 <w:tcPr/>
-                <w:bookmarkStart w:id="173" w:name="fig-resids-9"/>
+                <w:bookmarkStart w:id="170" w:name="fig-resids-9"/>
                 <w:p>
                   <w:pPr>
                     <w:pStyle w:val="Compact"/>
@@ -20882,18 +20730,18 @@
                       <wp:inline>
                         <wp:extent cx="4620126" cy="3696101"/>
                         <wp:effectExtent b="0" l="0" r="0" t="0"/>
-                        <wp:docPr descr="" title="" id="171" name="Picture"/>
+                        <wp:docPr descr="" title="" id="168" name="Picture"/>
                         <a:graphic>
                           <a:graphicData uri="http://schemas.openxmlformats.org/drawingml/2006/picture">
                             <pic:pic>
                               <pic:nvPicPr>
-                                <pic:cNvPr descr="index_files/figure-docx/fig-resids-9.png" id="172" name="Picture"/>
+                                <pic:cNvPr descr="index_files/figure-docx/fig-resids-9.png" id="169" name="Picture"/>
                                 <pic:cNvPicPr>
                                   <a:picLocks noChangeArrowheads="1" noChangeAspect="1"/>
                                 </pic:cNvPicPr>
                               </pic:nvPicPr>
                               <pic:blipFill>
-                                <a:blip r:embed="rId170"/>
+                                <a:blip r:embed="rId167"/>
                                 <a:stretch>
                                   <a:fillRect/>
                                 </a:stretch>
@@ -20934,7 +20782,7 @@
                     <w:t xml:space="preserve">Figure 17: Residual plots for models.</w:t>
                   </w:r>
                 </w:p>
-                <w:bookmarkEnd w:id="173"/>
+                <w:bookmarkEnd w:id="170"/>
               </w:tc>
             </w:tr>
           </w:tbl>
@@ -20974,7 +20822,7 @@
             <w:tr>
               <w:tc>
                 <w:tcPr/>
-                <w:bookmarkStart w:id="177" w:name="fig-resids-10"/>
+                <w:bookmarkStart w:id="174" w:name="fig-resids-10"/>
                 <w:p>
                   <w:pPr>
                     <w:pStyle w:val="Compact"/>
@@ -20986,18 +20834,18 @@
                       <wp:inline>
                         <wp:extent cx="4620126" cy="3696101"/>
                         <wp:effectExtent b="0" l="0" r="0" t="0"/>
-                        <wp:docPr descr="" title="" id="175" name="Picture"/>
+                        <wp:docPr descr="" title="" id="172" name="Picture"/>
                         <a:graphic>
                           <a:graphicData uri="http://schemas.openxmlformats.org/drawingml/2006/picture">
                             <pic:pic>
                               <pic:nvPicPr>
-                                <pic:cNvPr descr="index_files/figure-docx/fig-resids-10.png" id="176" name="Picture"/>
+                                <pic:cNvPr descr="index_files/figure-docx/fig-resids-10.png" id="173" name="Picture"/>
                                 <pic:cNvPicPr>
                                   <a:picLocks noChangeArrowheads="1" noChangeAspect="1"/>
                                 </pic:cNvPicPr>
                               </pic:nvPicPr>
                               <pic:blipFill>
-                                <a:blip r:embed="rId174"/>
+                                <a:blip r:embed="rId171"/>
                                 <a:stretch>
                                   <a:fillRect/>
                                 </a:stretch>
@@ -21038,7 +20886,7 @@
                     <w:t xml:space="preserve">Figure 18: Residual plots for models.</w:t>
                   </w:r>
                 </w:p>
-                <w:bookmarkEnd w:id="177"/>
+                <w:bookmarkEnd w:id="174"/>
               </w:tc>
             </w:tr>
           </w:tbl>
@@ -21059,7 +20907,7 @@
             <w:tr>
               <w:tc>
                 <w:tcPr/>
-                <w:bookmarkStart w:id="181" w:name="fig-resids-11"/>
+                <w:bookmarkStart w:id="178" w:name="fig-resids-11"/>
                 <w:p>
                   <w:pPr>
                     <w:pStyle w:val="Compact"/>
@@ -21071,18 +20919,18 @@
                       <wp:inline>
                         <wp:extent cx="4620126" cy="3696101"/>
                         <wp:effectExtent b="0" l="0" r="0" t="0"/>
-                        <wp:docPr descr="" title="" id="179" name="Picture"/>
+                        <wp:docPr descr="" title="" id="176" name="Picture"/>
                         <a:graphic>
                           <a:graphicData uri="http://schemas.openxmlformats.org/drawingml/2006/picture">
                             <pic:pic>
                               <pic:nvPicPr>
-                                <pic:cNvPr descr="index_files/figure-docx/fig-resids-11.png" id="180" name="Picture"/>
+                                <pic:cNvPr descr="index_files/figure-docx/fig-resids-11.png" id="177" name="Picture"/>
                                 <pic:cNvPicPr>
                                   <a:picLocks noChangeArrowheads="1" noChangeAspect="1"/>
                                 </pic:cNvPicPr>
                               </pic:nvPicPr>
                               <pic:blipFill>
-                                <a:blip r:embed="rId178"/>
+                                <a:blip r:embed="rId175"/>
                                 <a:stretch>
                                   <a:fillRect/>
                                 </a:stretch>
@@ -21123,7 +20971,7 @@
                     <w:t xml:space="preserve">Figure 19: Residual plots for models.</w:t>
                   </w:r>
                 </w:p>
-                <w:bookmarkEnd w:id="181"/>
+                <w:bookmarkEnd w:id="178"/>
               </w:tc>
             </w:tr>
           </w:tbl>
@@ -21163,7 +21011,7 @@
             <w:tr>
               <w:tc>
                 <w:tcPr/>
-                <w:bookmarkStart w:id="185" w:name="fig-resids-12"/>
+                <w:bookmarkStart w:id="182" w:name="fig-resids-12"/>
                 <w:p>
                   <w:pPr>
                     <w:pStyle w:val="Compact"/>
@@ -21175,18 +21023,18 @@
                       <wp:inline>
                         <wp:extent cx="4620126" cy="3696101"/>
                         <wp:effectExtent b="0" l="0" r="0" t="0"/>
-                        <wp:docPr descr="" title="" id="183" name="Picture"/>
+                        <wp:docPr descr="" title="" id="180" name="Picture"/>
                         <a:graphic>
                           <a:graphicData uri="http://schemas.openxmlformats.org/drawingml/2006/picture">
                             <pic:pic>
                               <pic:nvPicPr>
-                                <pic:cNvPr descr="index_files/figure-docx/fig-resids-12.png" id="184" name="Picture"/>
+                                <pic:cNvPr descr="index_files/figure-docx/fig-resids-12.png" id="181" name="Picture"/>
                                 <pic:cNvPicPr>
                                   <a:picLocks noChangeArrowheads="1" noChangeAspect="1"/>
                                 </pic:cNvPicPr>
                               </pic:nvPicPr>
                               <pic:blipFill>
-                                <a:blip r:embed="rId182"/>
+                                <a:blip r:embed="rId179"/>
                                 <a:stretch>
                                   <a:fillRect/>
                                 </a:stretch>
@@ -21227,7 +21075,7 @@
                     <w:t xml:space="preserve">Figure 20: Residual plots for models.</w:t>
                   </w:r>
                 </w:p>
-                <w:bookmarkEnd w:id="185"/>
+                <w:bookmarkEnd w:id="182"/>
               </w:tc>
             </w:tr>
           </w:tbl>
@@ -21264,9 +21112,9 @@
         </w:tc>
       </w:tr>
     </w:tbl>
-    <w:bookmarkEnd w:id="186"/>
-    <w:bookmarkEnd w:id="187"/>
-    <w:bookmarkEnd w:id="188"/>
+    <w:bookmarkEnd w:id="183"/>
+    <w:bookmarkEnd w:id="184"/>
+    <w:bookmarkEnd w:id="185"/>
     <w:sectPr>
       <w:footnotePr>
         <w:numRestart w:val="eachSect"/>
@@ -21296,7 +21144,7 @@
       </w:r>
     </w:p>
   </w:footnote>
-  <w:footnote w:id="11">
+  <w:footnote w:id="10">
     <w:p>
       <w:pPr>
         <w:pStyle w:val="FootnoteText"/>
@@ -21315,7 +21163,7 @@
       </w:r>
     </w:p>
   </w:footnote>
-  <w:footnote w:id="15">
+  <w:footnote w:id="14">
     <w:p>
       <w:pPr>
         <w:pStyle w:val="FootnoteText"/>
@@ -21350,7 +21198,7 @@
       </w:r>
     </w:p>
   </w:footnote>
-  <w:footnote w:id="44">
+  <w:footnote w:id="43">
     <w:p>
       <w:pPr>
         <w:pStyle w:val="FootnoteText"/>

--- a/index.docx
+++ b/index.docx
@@ -39,7 +39,7 @@
         <w:pStyle w:val="Date"/>
       </w:pPr>
       <w:r>
-        <w:t xml:space="preserve">2026-06-04</w:t>
+        <w:t xml:space="preserve">2026-06-05</w:t>
       </w:r>
     </w:p>
     <w:p>
@@ -55,7 +55,7 @@
         <w:pStyle w:val="Abstract"/>
       </w:pPr>
       <w:r>
-        <w:t xml:space="preserve">This paper examines how the relationship between team quality, game quality, and attendance has changed over the history of the WNBA. In general, the literature expects that stronger teams will see higher live game attendance in professional sports. However, previous research and analyst commentary has cast doubt on the strength of the relationship between team strength and game attendance in the WNBA. Our study improves upon previous research by studying attendance in the broader context of the league’s growth from 1997-2025, finding that the factors that drive fan demand have evolved as the league has matured. We test whether three leading theories of fan behavior- quality of play, loss aversion, and outcome uncertainty- have become more important drivers of attendance as the league has grown. We use game-level attendance data reported directly by the WNBA from the “Across the Timeline: WNBA League Attendance Dashboard” as well as team ELO ratings and game-by-game home win probabilities and find that in recent years fans are increasingly likely to attend games in response to these factors. ELO ratings and win probabilities offer a significant advantage to other measures of team strength or outcome likelihood because they are dynamic and incorporate information available up to the date of each game. Our results suggest that the WNBA is entering a new era in which fans are choosing to attend games to watch good basketball rather than novelty-driven interest or broader support for women’s sports.</w:t>
+        <w:t xml:space="preserve">This paper examines how the relationship between team quality, game quality, and attendance has changed over the history of the WNBA. In general, the literature expects that stronger teams will see higher live game attendance in professional sports. However, previous research and analyst commentary has cast doubt on the strength of the relationship between team strength and game attendance in the WNBA. Our study improves upon previous research by studying attendance in the broader context of the league’s growth during 1997-2025, finding that the factors that drive fan demand have evolved as the league has matured. We test whether three leading theories of fan behavior- quality of play, loss aversion, and outcome uncertainty- have become more important drivers of attendance as the league has grown. We use game-level attendance data reported directly by the WNBA from the “Across the Timeline: WNBA League Attendance Dashboard” as well as team ELO ratings and game-by-game home win probabilities and find that in recent years fans are increasingly likely to attend games in response to these factors. ELO ratings and win probabilities offer a significant advantage to other measures of team strength or outcome likelihood because they are dynamic and incorporate information available up to the date of each game. Our results suggest that the WNBA is entering a new era in which fans are choosing to attend games to watch good basketball rather than novelty-driven interest or broader support for women’s sports.</w:t>
       </w:r>
     </w:p>
     <w:p>
@@ -110,22 +110,13 @@
         </w:r>
       </w:hyperlink>
     </w:p>
-    <w:bookmarkStart w:id="13" w:name="sec-intro"/>
+    <w:bookmarkStart w:id="12" w:name="sec-intro"/>
     <w:p>
       <w:pPr>
         <w:pStyle w:val="Heading2"/>
       </w:pPr>
       <w:r>
         <w:t xml:space="preserve">1 Introduction</w:t>
-      </w:r>
-    </w:p>
-    <w:bookmarkStart w:id="11" w:name="gabriela-introduction"/>
-    <w:p>
-      <w:pPr>
-        <w:pStyle w:val="Heading3"/>
-      </w:pPr>
-      <w:r>
-        <w:t xml:space="preserve">1.1 Gabriela introduction</w:t>
       </w:r>
     </w:p>
     <w:p>
@@ -170,7 +161,7 @@
         <w:pStyle w:val="BodyText"/>
       </w:pPr>
       <w:r>
-        <w:t xml:space="preserve">A key line of research in sports economics links fan demand to expectations about game outcomes. Early work such as the uncertainty-of-outcome hypothesis suggests that attendance is higher when game results are less predictable, increasing perceived excitement. In their 2014 paper, Coates et al use more recent behavioral economics models to suggest that people evaluate gains and losses relative to a reference point and tend to dislike losses more than they like equivalent gains</w:t>
+        <w:t xml:space="preserve">A key line of research in sports economics links fan demand to expectations about game outcomes. Early work such as the uncertainty-of-outcome hypothesis suggests that attendance is higher when game results are less predictable, increasing perceived excitement. In their 2014 paper, Coates et al. use more recent behavioral economics models to suggest that people evaluate gains and losses relative to a reference point and tend to dislike losses more than they like equivalent wins</w:t>
       </w:r>
       <w:r>
         <w:t xml:space="preserve"> </w:t>
@@ -252,7 +243,7 @@
         <w:pStyle w:val="BodyText"/>
       </w:pPr>
       <w:r>
-        <w:t xml:space="preserve">Finally, situating these revenue models within broader league structure, sports economists have written extensively about the relationship between winningness and team revenue, particularly about how competitive balance benefits teams across the league in generating revenue. While teams and fans want to win as many games as possible, significant imbalance in winning percentages across a professional sports league will tend to decrease viewership as spectators will only watch a game if they have some uncertainty about the outcome</w:t>
+        <w:t xml:space="preserve">Finally, situating these revenue models within the broader league structure, sports economists have written extensively about the relationship between winningness and team revenue, particularly about how competitive balance benefits teams across the league in generating revenue. While teams and fans want to win as many games as possible, significant imbalance in winning percentages across a professional sports league will tend to decrease viewership as spectators will only watch a game if they have some uncertainty about the outcome</w:t>
       </w:r>
       <w:r>
         <w:t xml:space="preserve"> </w:t>
@@ -261,7 +252,7 @@
         <w:t xml:space="preserve">(Perline et al. 2018)</w:t>
       </w:r>
       <w:r>
-        <w:t xml:space="preserve">. In their study of competitive balance in NCAA basketball, Perline et al. found that the women’s game was significantly less balanced than the men’s game, looking at the standard deviation and the range of winning percentages for teams in the women’s division I conference</w:t>
+        <w:t xml:space="preserve">. In their study of competitive balance in NCAA basketball, Perline et al. found that the women’s game was significantly less balanced than the men’s game, looking at the standard deviation and the range of winning percentages for teams in the women’s Division I</w:t>
       </w:r>
       <w:r>
         <w:t xml:space="preserve"> </w:t>
@@ -286,7 +277,7 @@
         <w:pStyle w:val="BodyText"/>
       </w:pPr>
       <w:r>
-        <w:t xml:space="preserve">Despite the issues with Agha and Berri’s study, their observation that between 2004 and 2017 the relationship between team strength and attendance in the WNBA was weak is not incorrect. The disparity between raw attendance numbers and attendance driving factors in the NBA and WNBA cannot be attributed to the age of the leagues alone. Additional important factors include: the WNBA plays during the summer months in order to promote arena use outside of the NBA season; there is less money spent on promotion, reduced media coverage, historical prejudice, arena amenities and age, and ticket prices, among others. Sports management literature also includes several studies that find a major motivation behind fandom for women’s sports leagues to be an area’s overall support for feminist issues, suggesting that fans in those areas may attend games out of ideological support rather than to see good basketball</w:t>
+        <w:t xml:space="preserve">Despite the issues with Agha and Berri’s study, their observation that between 2004 and 2017 the relationship between team strength and attendance in the WNBA was weak is not incorrect. The disparity between raw attendance numbers and attendance driving factors in the NBA and WNBA cannot be attributed to the age of the leagues alone. Additional important factors include: the WNBA plays during the summer months in order to promote arena use outside of the NBA season; there is less money spent on promotion; reduced media coverage; historical prejudice; arena amenities and age; and ticket prices, among others. Sport management literature also includes several studies that find a major motivation behind fandom for women’s sports leagues to be an area’s overall support for feminist issues, suggesting that fans in those areas may attend games out of political support rather than to see good basketball</w:t>
       </w:r>
       <w:r>
         <w:t xml:space="preserve"> </w:t>
@@ -295,7 +286,7 @@
         <w:t xml:space="preserve">(Delia 2020; Guest and Luijten 2018; Leslie-Walker and Mulvenna 2022)</w:t>
       </w:r>
       <w:r>
-        <w:t xml:space="preserve">. Factors like the summer season, reduced media coverage, and the association of game attendance with feminist causes all contribute to the argument that the WNBA functions fundamentally differently to the NBA- at least in terms of attendance drivers. This conception of the WNBA as fundamentally different to the NBA is dangerous both to the league’s reputation and future growth, motivating our more thorough examination of game attendance in the context of the league’s history.</w:t>
+        <w:t xml:space="preserve">. Factors like the summer season, reduced media coverage, and the association of game attendance with feminist causes all contribute to the argument that the WNBA functions fundamentally differently to the NBA- at least in terms of attendance drivers. This conception of the WNBA as fundamentally different from the NBA is dangerous both to the league’s reputation and future growth, motivating our more thorough examination of game attendance in the context of the league’s history.</w:t>
       </w:r>
     </w:p>
     <w:p>
@@ -315,17 +306,16 @@
         <w:t xml:space="preserve"> </w:t>
       </w:r>
       <w:r>
-        <w:t xml:space="preserve">and team performance data from 1997 through 2025, we test these hypotheses. In viewing more recent attendance figures for the WNBA in the context of the league’s history, we hoped to determine whether predictors of attendance have shifted over time, due to the WNBA’s relative instability as a young league. Specifically, we find that in recent years the strength of the effect of a game’s uncertainty, the strength of both teams, and the likelihood of the home team to win, on game attendance has increased, paralleling documented trends in men’s leagues.</w:t>
+        <w:t xml:space="preserve">and team performance data from 1997 through 2025, we test these hypotheses. In viewing more recent attendance figures for the WNBA in the context of the league’s history, we hoped to determine whether predictors of attendance have shifted over time, due to the WNBA’s relative instability as a young league. Specifically, we find that in recent years the strength of the effect of a game’s uncertainty, the strength of both teams, and the likelihood of a home team win, on game attendance has increased, paralleling documented trends in men’s leagues.</w:t>
       </w:r>
     </w:p>
-    <w:bookmarkEnd w:id="11"/>
-    <w:bookmarkStart w:id="12" w:name="still-to-be-incorporated-in-intro"/>
+    <w:bookmarkStart w:id="11" w:name="still-to-be-incorporated-in-intro"/>
     <w:p>
       <w:pPr>
         <w:pStyle w:val="Heading3"/>
       </w:pPr>
       <w:r>
-        <w:t xml:space="preserve">1.2 still to be incorporated in intro:</w:t>
+        <w:t xml:space="preserve">1.1 still to be incorporated in intro:</w:t>
       </w:r>
     </w:p>
     <w:p>
@@ -493,9 +483,9 @@
         <w:t xml:space="preserve">identified .550 as a benchmark winning percentage for qualifying as a playoff team.</w:t>
       </w:r>
     </w:p>
+    <w:bookmarkEnd w:id="11"/>
     <w:bookmarkEnd w:id="12"/>
-    <w:bookmarkEnd w:id="13"/>
-    <w:bookmarkStart w:id="30" w:name="sec-data"/>
+    <w:bookmarkStart w:id="29" w:name="sec-data"/>
     <w:p>
       <w:pPr>
         <w:pStyle w:val="Heading2"/>
@@ -504,7 +494,7 @@
         <w:t xml:space="preserve">2 Data</w:t>
       </w:r>
     </w:p>
-    <w:bookmarkStart w:id="21" w:name="game-logs-and-attendance"/>
+    <w:bookmarkStart w:id="20" w:name="game-logs-and-attendance"/>
     <w:p>
       <w:pPr>
         <w:pStyle w:val="Heading3"/>
@@ -553,7 +543,7 @@
         <w:rPr>
           <w:rStyle w:val="FootnoteReference"/>
         </w:rPr>
-        <w:footnoteReference w:id="14"/>
+        <w:footnoteReference w:id="13"/>
       </w:r>
       <w:r>
         <w:t xml:space="preserve">.</w:t>
@@ -664,7 +654,7 @@
       <w:tr>
         <w:tc>
           <w:tcPr/>
-          <w:bookmarkStart w:id="15" w:name="tbl-attendance"/>
+          <w:bookmarkStart w:id="14" w:name="tbl-attendance"/>
           <w:p>
             <w:pPr>
               <w:jc w:val="center"/>
@@ -942,7 +932,7 @@
                       <w:rFonts w:ascii="Calibri" w:hAnsi="Calibri"/>
                       <w:sz w:val="20"/>
                     </w:rPr>
-                    <w:t xml:space="default">2016-07-03</w:t>
+                    <w:t xml:space="default">2015-06-19</w:t>
                   </w:r>
                 </w:p>
               </w:tc>
@@ -966,7 +956,7 @@
                       <w:rFonts w:ascii="Calibri" w:hAnsi="Calibri"/>
                       <w:sz w:val="20"/>
                     </w:rPr>
-                    <w:t xml:space="default">ATL</w:t>
+                    <w:t xml:space="default">SAN</w:t>
                   </w:r>
                 </w:p>
               </w:tc>
@@ -990,7 +980,7 @@
                       <w:rFonts w:ascii="Calibri" w:hAnsi="Calibri"/>
                       <w:sz w:val="20"/>
                     </w:rPr>
-                    <w:t xml:space="default">PHO</w:t>
+                    <w:t xml:space="default">MIN</w:t>
                   </w:r>
                 </w:p>
               </w:tc>
@@ -1014,7 +1004,7 @@
                       <w:rFonts w:ascii="Calibri" w:hAnsi="Calibri"/>
                       <w:sz w:val="20"/>
                     </w:rPr>
-                    <w:t xml:space="default">Philips Arena</w:t>
+                    <w:t xml:space="default">Freeman Coliseum</w:t>
                   </w:r>
                 </w:p>
               </w:tc>
@@ -1038,7 +1028,7 @@
                       <w:rFonts w:ascii="Calibri" w:hAnsi="Calibri"/>
                       <w:sz w:val="20"/>
                     </w:rPr>
-                    <w:t xml:space="default">6,557</w:t>
+                    <w:t xml:space="default">3,968</w:t>
                   </w:r>
                 </w:p>
               </w:tc>
@@ -1062,7 +1052,7 @@
                       <w:rFonts w:ascii="Calibri" w:hAnsi="Calibri"/>
                       <w:sz w:val="20"/>
                     </w:rPr>
-                    <w:t xml:space="default">-8</w:t>
+                    <w:t xml:space="default">-15</w:t>
                   </w:r>
                 </w:p>
               </w:tc>
@@ -1115,7 +1105,7 @@
                       <w:rFonts w:ascii="Calibri" w:hAnsi="Calibri"/>
                       <w:sz w:val="20"/>
                     </w:rPr>
-                    <w:t xml:space="default">2016-07-06</w:t>
+                    <w:t xml:space="default">2001-06-16</w:t>
                   </w:r>
                 </w:p>
               </w:tc>
@@ -1139,7 +1129,7 @@
                       <w:rFonts w:ascii="Calibri" w:hAnsi="Calibri"/>
                       <w:sz w:val="20"/>
                     </w:rPr>
-                    <w:t xml:space="default">LAS</w:t>
+                    <w:t xml:space="default">IND</w:t>
                   </w:r>
                 </w:p>
               </w:tc>
@@ -1163,7 +1153,7 @@
                       <w:rFonts w:ascii="Calibri" w:hAnsi="Calibri"/>
                       <w:sz w:val="20"/>
                     </w:rPr>
-                    <w:t xml:space="default">IND</w:t>
+                    <w:t xml:space="default">MIN</w:t>
                   </w:r>
                 </w:p>
               </w:tc>
@@ -1187,7 +1177,7 @@
                       <w:rFonts w:ascii="Calibri" w:hAnsi="Calibri"/>
                       <w:sz w:val="20"/>
                     </w:rPr>
-                    <w:t xml:space="default">Staples Center</w:t>
+                    <w:t xml:space="default">Conseco Fieldhouse</w:t>
                   </w:r>
                 </w:p>
               </w:tc>
@@ -1211,7 +1201,7 @@
                       <w:rFonts w:ascii="Calibri" w:hAnsi="Calibri"/>
                       <w:sz w:val="20"/>
                     </w:rPr>
-                    <w:t xml:space="default">8,224</w:t>
+                    <w:t xml:space="default">8,067</w:t>
                   </w:r>
                 </w:p>
               </w:tc>
@@ -1235,7 +1225,7 @@
                       <w:rFonts w:ascii="Calibri" w:hAnsi="Calibri"/>
                       <w:sz w:val="20"/>
                     </w:rPr>
-                    <w:t xml:space="default">6</w:t>
+                    <w:t xml:space="default">2</w:t>
                   </w:r>
                 </w:p>
               </w:tc>
@@ -1288,7 +1278,7 @@
                       <w:rFonts w:ascii="Calibri" w:hAnsi="Calibri"/>
                       <w:sz w:val="20"/>
                     </w:rPr>
-                    <w:t xml:space="default">2019-07-23</w:t>
+                    <w:t xml:space="default">2007-08-07</w:t>
                   </w:r>
                 </w:p>
               </w:tc>
@@ -1312,7 +1302,7 @@
                       <w:rFonts w:ascii="Calibri" w:hAnsi="Calibri"/>
                       <w:sz w:val="20"/>
                     </w:rPr>
-                    <w:t xml:space="default">ATL</w:t>
+                    <w:t xml:space="default">MIN</w:t>
                   </w:r>
                 </w:p>
               </w:tc>
@@ -1336,7 +1326,7 @@
                       <w:rFonts w:ascii="Calibri" w:hAnsi="Calibri"/>
                       <w:sz w:val="20"/>
                     </w:rPr>
-                    <w:t xml:space="default">LAS</w:t>
+                    <w:t xml:space="default">SEA</w:t>
                   </w:r>
                 </w:p>
               </w:tc>
@@ -1360,7 +1350,7 @@
                       <w:rFonts w:ascii="Calibri" w:hAnsi="Calibri"/>
                       <w:sz w:val="20"/>
                     </w:rPr>
-                    <w:t xml:space="default">State Farm Arena</w:t>
+                    <w:t xml:space="default">Target Center</w:t>
                   </w:r>
                 </w:p>
               </w:tc>
@@ -1384,7 +1374,7 @@
                       <w:rFonts w:ascii="Calibri" w:hAnsi="Calibri"/>
                       <w:sz w:val="20"/>
                     </w:rPr>
-                    <w:t xml:space="default">7,047</w:t>
+                    <w:t xml:space="default">5,018</w:t>
                   </w:r>
                 </w:p>
               </w:tc>
@@ -1408,7 +1398,7 @@
                       <w:rFonts w:ascii="Calibri" w:hAnsi="Calibri"/>
                       <w:sz w:val="20"/>
                     </w:rPr>
-                    <w:t xml:space="default">-12</w:t>
+                    <w:t xml:space="default">21</w:t>
                   </w:r>
                 </w:p>
               </w:tc>
@@ -1461,7 +1451,7 @@
                       <w:rFonts w:ascii="Calibri" w:hAnsi="Calibri"/>
                       <w:sz w:val="20"/>
                     </w:rPr>
-                    <w:t xml:space="default">2003-06-22</w:t>
+                    <w:t xml:space="default">2010-08-08</w:t>
                   </w:r>
                 </w:p>
               </w:tc>
@@ -1485,7 +1475,7 @@
                       <w:rFonts w:ascii="Calibri" w:hAnsi="Calibri"/>
                       <w:sz w:val="20"/>
                     </w:rPr>
-                    <w:t xml:space="default">NYL</w:t>
+                    <w:t xml:space="default">PHO</w:t>
                   </w:r>
                 </w:p>
               </w:tc>
@@ -1509,7 +1499,7 @@
                       <w:rFonts w:ascii="Calibri" w:hAnsi="Calibri"/>
                       <w:sz w:val="20"/>
                     </w:rPr>
-                    <w:t xml:space="default">CHA</w:t>
+                    <w:t xml:space="default">IND</w:t>
                   </w:r>
                 </w:p>
               </w:tc>
@@ -1533,7 +1523,7 @@
                       <w:rFonts w:ascii="Calibri" w:hAnsi="Calibri"/>
                       <w:sz w:val="20"/>
                     </w:rPr>
-                    <w:t xml:space="default">Madison Square Garden</w:t>
+                    <w:t xml:space="default">US Airways Center</w:t>
                   </w:r>
                 </w:p>
               </w:tc>
@@ -1557,7 +1547,7 @@
                       <w:rFonts w:ascii="Calibri" w:hAnsi="Calibri"/>
                       <w:sz w:val="20"/>
                     </w:rPr>
-                    <w:t xml:space="default">12,004</w:t>
+                    <w:t xml:space="default">10,995</w:t>
                   </w:r>
                 </w:p>
               </w:tc>
@@ -1581,7 +1571,7 @@
                       <w:rFonts w:ascii="Calibri" w:hAnsi="Calibri"/>
                       <w:sz w:val="20"/>
                     </w:rPr>
-                    <w:t xml:space="default">12</w:t>
+                    <w:t xml:space="default">-22</w:t>
                   </w:r>
                 </w:p>
               </w:tc>
@@ -1634,7 +1624,7 @@
                       <w:rFonts w:ascii="Calibri" w:hAnsi="Calibri"/>
                       <w:sz w:val="20"/>
                     </w:rPr>
-                    <w:t xml:space="default">2021-08-25</w:t>
+                    <w:t xml:space="default">1998-06-15</w:t>
                   </w:r>
                 </w:p>
               </w:tc>
@@ -1658,7 +1648,7 @@
                       <w:rFonts w:ascii="Calibri" w:hAnsi="Calibri"/>
                       <w:sz w:val="20"/>
                     </w:rPr>
-                    <w:t xml:space="default">NYL</w:t>
+                    <w:t xml:space="default">PHO</w:t>
                   </w:r>
                 </w:p>
               </w:tc>
@@ -1682,7 +1672,7 @@
                       <w:rFonts w:ascii="Calibri" w:hAnsi="Calibri"/>
                       <w:sz w:val="20"/>
                     </w:rPr>
-                    <w:t xml:space="default">PHO</w:t>
+                    <w:t xml:space="default">WAS</w:t>
                   </w:r>
                 </w:p>
               </w:tc>
@@ -1706,7 +1696,7 @@
                       <w:rFonts w:ascii="Calibri" w:hAnsi="Calibri"/>
                       <w:sz w:val="20"/>
                     </w:rPr>
-                    <w:t xml:space="default">Barclays Center</w:t>
+                    <w:t xml:space="default">US Airways Center</w:t>
                   </w:r>
                 </w:p>
               </w:tc>
@@ -1730,7 +1720,7 @@
                       <w:rFonts w:ascii="Calibri" w:hAnsi="Calibri"/>
                       <w:sz w:val="20"/>
                     </w:rPr>
-                    <w:t xml:space="default">1,872</w:t>
+                    <w:t xml:space="default">12,522</w:t>
                   </w:r>
                 </w:p>
               </w:tc>
@@ -1754,7 +1744,7 @@
                       <w:rFonts w:ascii="Calibri" w:hAnsi="Calibri"/>
                       <w:sz w:val="20"/>
                     </w:rPr>
-                    <w:t xml:space="default">-27</w:t>
+                    <w:t xml:space="default">15</w:t>
                   </w:r>
                 </w:p>
               </w:tc>
@@ -1807,7 +1797,7 @@
                       <w:rFonts w:ascii="Calibri" w:hAnsi="Calibri"/>
                       <w:sz w:val="20"/>
                     </w:rPr>
-                    <w:t xml:space="default">2007-08-09</w:t>
+                    <w:t xml:space="default">2002-07-08</w:t>
                   </w:r>
                 </w:p>
               </w:tc>
@@ -1831,7 +1821,7 @@
                       <w:rFonts w:ascii="Calibri" w:hAnsi="Calibri"/>
                       <w:sz w:val="20"/>
                     </w:rPr>
-                    <w:t xml:space="default">PHO</w:t>
+                    <w:t xml:space="default">NYL</w:t>
                   </w:r>
                 </w:p>
               </w:tc>
@@ -1855,7 +1845,7 @@
                       <w:rFonts w:ascii="Calibri" w:hAnsi="Calibri"/>
                       <w:sz w:val="20"/>
                     </w:rPr>
-                    <w:t xml:space="default">NYL</w:t>
+                    <w:t xml:space="default">PHO</w:t>
                   </w:r>
                 </w:p>
               </w:tc>
@@ -1879,7 +1869,7 @@
                       <w:rFonts w:ascii="Calibri" w:hAnsi="Calibri"/>
                       <w:sz w:val="20"/>
                     </w:rPr>
-                    <w:t xml:space="default">US Airways Center</w:t>
+                    <w:t xml:space="default">Madison Square Garden</w:t>
                   </w:r>
                 </w:p>
               </w:tc>
@@ -1903,7 +1893,7 @@
                       <w:rFonts w:ascii="Calibri" w:hAnsi="Calibri"/>
                       <w:sz w:val="20"/>
                     </w:rPr>
-                    <w:t xml:space="default">6,971</w:t>
+                    <w:t xml:space="default">15,629</w:t>
                   </w:r>
                 </w:p>
               </w:tc>
@@ -1927,7 +1917,7 @@
                       <w:rFonts w:ascii="Calibri" w:hAnsi="Calibri"/>
                       <w:sz w:val="20"/>
                     </w:rPr>
-                    <w:t xml:space="default">11</w:t>
+                    <w:t xml:space="default">6</w:t>
                   </w:r>
                 </w:p>
               </w:tc>
@@ -1980,7 +1970,7 @@
                       <w:rFonts w:ascii="Calibri" w:hAnsi="Calibri"/>
                       <w:sz w:val="20"/>
                     </w:rPr>
-                    <w:t xml:space="default">2022-05-11</w:t>
+                    <w:t xml:space="default">2003-08-12</w:t>
                   </w:r>
                 </w:p>
               </w:tc>
@@ -2004,7 +1994,7 @@
                       <w:rFonts w:ascii="Calibri" w:hAnsi="Calibri"/>
                       <w:sz w:val="20"/>
                     </w:rPr>
-                    <w:t xml:space="default">ATL</w:t>
+                    <w:t xml:space="default">CON</w:t>
                   </w:r>
                 </w:p>
               </w:tc>
@@ -2028,7 +2018,7 @@
                       <w:rFonts w:ascii="Calibri" w:hAnsi="Calibri"/>
                       <w:sz w:val="20"/>
                     </w:rPr>
-                    <w:t xml:space="default">LAS</w:t>
+                    <w:t xml:space="default">NYL</w:t>
                   </w:r>
                 </w:p>
               </w:tc>
@@ -2052,7 +2042,7 @@
                       <w:rFonts w:ascii="Calibri" w:hAnsi="Calibri"/>
                       <w:sz w:val="20"/>
                     </w:rPr>
-                    <w:t xml:space="default">Gateway Center Arena @ College Park</w:t>
+                    <w:t xml:space="default">Mohegan Sun Arena</w:t>
                   </w:r>
                 </w:p>
               </w:tc>
@@ -2076,7 +2066,7 @@
                       <w:rFonts w:ascii="Calibri" w:hAnsi="Calibri"/>
                       <w:sz w:val="20"/>
                     </w:rPr>
-                    <w:t xml:space="default">3,138</w:t>
+                    <w:t xml:space="default">7,074</w:t>
                   </w:r>
                 </w:p>
               </w:tc>
@@ -2100,7 +2090,7 @@
                       <w:rFonts w:ascii="Calibri" w:hAnsi="Calibri"/>
                       <w:sz w:val="20"/>
                     </w:rPr>
-                    <w:t xml:space="default">2</w:t>
+                    <w:t xml:space="default">-1</w:t>
                   </w:r>
                 </w:p>
               </w:tc>
@@ -2153,7 +2143,7 @@
                       <w:rFonts w:ascii="Calibri" w:hAnsi="Calibri"/>
                       <w:sz w:val="20"/>
                     </w:rPr>
-                    <w:t xml:space="default">2017-07-17</w:t>
+                    <w:t xml:space="default">2010-06-25</w:t>
                   </w:r>
                 </w:p>
               </w:tc>
@@ -2177,7 +2167,7 @@
                       <w:rFonts w:ascii="Calibri" w:hAnsi="Calibri"/>
                       <w:sz w:val="20"/>
                     </w:rPr>
-                    <w:t xml:space="default">LAS</w:t>
+                    <w:t xml:space="default">TUL</w:t>
                   </w:r>
                 </w:p>
               </w:tc>
@@ -2201,7 +2191,7 @@
                       <w:rFonts w:ascii="Calibri" w:hAnsi="Calibri"/>
                       <w:sz w:val="20"/>
                     </w:rPr>
-                    <w:t xml:space="default">IND</w:t>
+                    <w:t xml:space="default">NYL</w:t>
                   </w:r>
                 </w:p>
               </w:tc>
@@ -2225,7 +2215,7 @@
                       <w:rFonts w:ascii="Calibri" w:hAnsi="Calibri"/>
                       <w:sz w:val="20"/>
                     </w:rPr>
-                    <w:t xml:space="default">Staples Center</w:t>
+                    <w:t xml:space="default">BOK Center</w:t>
                   </w:r>
                 </w:p>
               </w:tc>
@@ -2249,7 +2239,7 @@
                       <w:rFonts w:ascii="Calibri" w:hAnsi="Calibri"/>
                       <w:sz w:val="20"/>
                     </w:rPr>
-                    <w:t xml:space="default">11,386</w:t>
+                    <w:t xml:space="default">4,554</w:t>
                   </w:r>
                 </w:p>
               </w:tc>
@@ -2273,7 +2263,7 @@
                       <w:rFonts w:ascii="Calibri" w:hAnsi="Calibri"/>
                       <w:sz w:val="20"/>
                     </w:rPr>
-                    <w:t xml:space="default">18</w:t>
+                    <w:t xml:space="default">-14</w:t>
                   </w:r>
                 </w:p>
               </w:tc>
@@ -2326,7 +2316,7 @@
                       <w:rFonts w:ascii="Calibri" w:hAnsi="Calibri"/>
                       <w:sz w:val="20"/>
                     </w:rPr>
-                    <w:t xml:space="default">2000-07-05</w:t>
+                    <w:t xml:space="default">2010-06-06</w:t>
                   </w:r>
                 </w:p>
               </w:tc>
@@ -2350,7 +2340,7 @@
                       <w:rFonts w:ascii="Calibri" w:hAnsi="Calibri"/>
                       <w:sz w:val="20"/>
                     </w:rPr>
-                    <w:t xml:space="default">NYL</w:t>
+                    <w:t xml:space="default">CON</w:t>
                   </w:r>
                 </w:p>
               </w:tc>
@@ -2374,7 +2364,7 @@
                       <w:rFonts w:ascii="Calibri" w:hAnsi="Calibri"/>
                       <w:sz w:val="20"/>
                     </w:rPr>
-                    <w:t xml:space="default">POR</w:t>
+                    <w:t xml:space="default">SAN</w:t>
                   </w:r>
                 </w:p>
               </w:tc>
@@ -2398,7 +2388,7 @@
                       <w:rFonts w:ascii="Calibri" w:hAnsi="Calibri"/>
                       <w:sz w:val="20"/>
                     </w:rPr>
-                    <w:t xml:space="default">Madison Square Garden</w:t>
+                    <w:t xml:space="default">Mohegan Sun Arena</w:t>
                   </w:r>
                 </w:p>
               </w:tc>
@@ -2422,7 +2412,7 @@
                       <w:rFonts w:ascii="Calibri" w:hAnsi="Calibri"/>
                       <w:sz w:val="20"/>
                     </w:rPr>
-                    <w:t xml:space="default">12,693</w:t>
+                    <w:t xml:space="default">6,292</w:t>
                   </w:r>
                 </w:p>
               </w:tc>
@@ -2446,7 +2436,7 @@
                       <w:rFonts w:ascii="Calibri" w:hAnsi="Calibri"/>
                       <w:sz w:val="20"/>
                     </w:rPr>
-                    <w:t xml:space="default">17</w:t>
+                    <w:t xml:space="default">13</w:t>
                   </w:r>
                 </w:p>
               </w:tc>
@@ -2499,7 +2489,7 @@
                       <w:rFonts w:ascii="Calibri" w:hAnsi="Calibri"/>
                       <w:sz w:val="20"/>
                     </w:rPr>
-                    <w:t xml:space="default">1999-06-14</w:t>
+                    <w:t xml:space="default">2003-06-18</w:t>
                   </w:r>
                 </w:p>
               </w:tc>
@@ -2523,7 +2513,7 @@
                       <w:rFonts w:ascii="Calibri" w:hAnsi="Calibri"/>
                       <w:sz w:val="20"/>
                     </w:rPr>
-                    <w:t xml:space="default">NYL</w:t>
+                    <w:t xml:space="default">WAS</w:t>
                   </w:r>
                 </w:p>
               </w:tc>
@@ -2547,7 +2537,7 @@
                       <w:rFonts w:ascii="Calibri" w:hAnsi="Calibri"/>
                       <w:sz w:val="20"/>
                     </w:rPr>
-                    <w:t xml:space="default">WAS</w:t>
+                    <w:t xml:space="default">SAC</w:t>
                   </w:r>
                 </w:p>
               </w:tc>
@@ -2571,7 +2561,7 @@
                       <w:rFonts w:ascii="Calibri" w:hAnsi="Calibri"/>
                       <w:sz w:val="20"/>
                     </w:rPr>
-                    <w:t xml:space="default">Madison Square Garden</w:t>
+                    <w:t xml:space="default">Verizon Center</w:t>
                   </w:r>
                 </w:p>
               </w:tc>
@@ -2595,7 +2585,7 @@
                       <w:rFonts w:ascii="Calibri" w:hAnsi="Calibri"/>
                       <w:sz w:val="20"/>
                     </w:rPr>
-                    <w:t xml:space="default">12,563</w:t>
+                    <w:t xml:space="default">14,056</w:t>
                   </w:r>
                 </w:p>
               </w:tc>
@@ -2619,7 +2609,7 @@
                       <w:rFonts w:ascii="Calibri" w:hAnsi="Calibri"/>
                       <w:sz w:val="20"/>
                     </w:rPr>
-                    <w:t xml:space="default">-22</w:t>
+                    <w:t xml:space="default">-8</w:t>
                   </w:r>
                 </w:p>
               </w:tc>
@@ -2657,7 +2647,7 @@
               <w:t xml:space="preserve">Sample of Game-level WNBA data. The data indicates (among other things) which teams were playing, who won, the arena, the attendance, and whether Caitlin Clark played in the game.</w:t>
             </w:r>
           </w:p>
-          <w:bookmarkEnd w:id="15"/>
+          <w:bookmarkEnd w:id="14"/>
         </w:tc>
       </w:tr>
     </w:tbl>
@@ -2810,7 +2800,7 @@
         <w:t xml:space="preserve">from the league’s overall attendance trends is one of our goals.</w:t>
       </w:r>
     </w:p>
-    <w:bookmarkStart w:id="20" w:name="cell-fig-boxplots"/>
+    <w:bookmarkStart w:id="19" w:name="cell-fig-boxplots"/>
     <w:tbl>
       <w:tblPr>
         <w:tblStyle w:val="Table"/>
@@ -2824,7 +2814,7 @@
       <w:tr>
         <w:tc>
           <w:tcPr/>
-          <w:bookmarkStart w:id="19" w:name="fig-boxplots"/>
+          <w:bookmarkStart w:id="18" w:name="fig-boxplots"/>
           <w:p>
             <w:pPr>
               <w:pStyle w:val="Compact"/>
@@ -2835,18 +2825,18 @@
                 <wp:inline>
                   <wp:extent cx="4620126" cy="3696101"/>
                   <wp:effectExtent b="0" l="0" r="0" t="0"/>
-                  <wp:docPr descr="" title="" id="17" name="Picture"/>
+                  <wp:docPr descr="" title="" id="16" name="Picture"/>
                   <a:graphic>
                     <a:graphicData uri="http://schemas.openxmlformats.org/drawingml/2006/picture">
                       <pic:pic>
                         <pic:nvPicPr>
-                          <pic:cNvPr descr="index_files/figure-docx/fig-boxplots-1.png" id="18" name="Picture"/>
+                          <pic:cNvPr descr="index_files/figure-docx/fig-boxplots-1.png" id="17" name="Picture"/>
                           <pic:cNvPicPr>
                             <a:picLocks noChangeArrowheads="1" noChangeAspect="1"/>
                           </pic:cNvPicPr>
                         </pic:nvPicPr>
                         <pic:blipFill>
-                          <a:blip r:embed="rId16"/>
+                          <a:blip r:embed="rId15"/>
                           <a:stretch>
                             <a:fillRect/>
                           </a:stretch>
@@ -2886,7 +2876,7 @@
               <w:t xml:space="preserve">Figure 1: Distribution of WNBA game attendance by season. Note that the vertical axis has a logarithmic scale. Caitlin Clark’s games in 2024-2025 are separated by color.</w:t>
             </w:r>
           </w:p>
-          <w:bookmarkEnd w:id="19"/>
+          <w:bookmarkEnd w:id="18"/>
         </w:tc>
       </w:tr>
     </w:tbl>
@@ -2916,9 +2906,9 @@
         </w:r>
       </w:hyperlink>
     </w:p>
+    <w:bookmarkEnd w:id="19"/>
     <w:bookmarkEnd w:id="20"/>
-    <w:bookmarkEnd w:id="21"/>
-    <w:bookmarkStart w:id="27" w:name="sec-elo"/>
+    <w:bookmarkStart w:id="26" w:name="sec-elo"/>
     <w:p>
       <w:pPr>
         <w:pStyle w:val="Heading3"/>
@@ -3030,7 +3020,7 @@
         </m:r>
       </m:oMath>
       <w:r>
-        <w:t xml:space="preserve">, where Elo rating are typically centered at 1500.</w:t>
+        <w:t xml:space="preserve">, where Elo ratings are typically centered at 1500.</w:t>
       </w:r>
       <w:r>
         <w:t xml:space="preserve"> </w:t>
@@ -3665,7 +3655,7 @@
         <w:t xml:space="preserve">The recent poor performance of the Los Angeles Sparks, the 2010 dominance of the Seattle Storm, and the recent rise of the New York Liberty and Indiana Fever are easily visible.</w:t>
       </w:r>
     </w:p>
-    <w:bookmarkStart w:id="26" w:name="cell-fig-elo"/>
+    <w:bookmarkStart w:id="25" w:name="cell-fig-elo"/>
     <w:tbl>
       <w:tblPr>
         <w:tblStyle w:val="Table"/>
@@ -3679,7 +3669,7 @@
       <w:tr>
         <w:tc>
           <w:tcPr/>
-          <w:bookmarkStart w:id="25" w:name="fig-elo"/>
+          <w:bookmarkStart w:id="24" w:name="fig-elo"/>
           <w:p>
             <w:pPr>
               <w:pStyle w:val="Compact"/>
@@ -3690,18 +3680,18 @@
                 <wp:inline>
                   <wp:extent cx="4620126" cy="3696101"/>
                   <wp:effectExtent b="0" l="0" r="0" t="0"/>
-                  <wp:docPr descr="" title="" id="23" name="Picture"/>
+                  <wp:docPr descr="" title="" id="22" name="Picture"/>
                   <a:graphic>
                     <a:graphicData uri="http://schemas.openxmlformats.org/drawingml/2006/picture">
                       <pic:pic>
                         <pic:nvPicPr>
-                          <pic:cNvPr descr="index_files/figure-docx/fig-elo-1.png" id="24" name="Picture"/>
+                          <pic:cNvPr descr="index_files/figure-docx/fig-elo-1.png" id="23" name="Picture"/>
                           <pic:cNvPicPr>
                             <a:picLocks noChangeArrowheads="1" noChangeAspect="1"/>
                           </pic:cNvPicPr>
                         </pic:nvPicPr>
                         <pic:blipFill>
-                          <a:blip r:embed="rId22"/>
+                          <a:blip r:embed="rId21"/>
                           <a:stretch>
                             <a:fillRect/>
                           </a:stretch>
@@ -3741,7 +3731,7 @@
               <w:t xml:space="preserve">Figure 2: Evolution of team Elo ratings in the WNBA (1997-2025). Only franchises active in 2024 are shown. The recent poor performance of the Los Angeles Sparks, the 2010 dominance of the Seattle Storm, and the recent rise of the New York Liberty and Indiana Fever are easily visible. Note that all franchises begin with a 1500 rating.</w:t>
             </w:r>
           </w:p>
-          <w:bookmarkEnd w:id="25"/>
+          <w:bookmarkEnd w:id="24"/>
         </w:tc>
       </w:tr>
     </w:tbl>
@@ -3771,9 +3761,9 @@
         </w:r>
       </w:hyperlink>
     </w:p>
+    <w:bookmarkEnd w:id="25"/>
     <w:bookmarkEnd w:id="26"/>
-    <w:bookmarkEnd w:id="27"/>
-    <w:bookmarkStart w:id="29" w:name="estimating-home-win-probability"/>
+    <w:bookmarkStart w:id="28" w:name="estimating-home-win-probability"/>
     <w:p>
       <w:pPr>
         <w:pStyle w:val="Heading3"/>
@@ -4163,7 +4153,7 @@
       <w:tr>
         <w:tc>
           <w:tcPr/>
-          <w:bookmarkStart w:id="28" w:name="tbl-calibrate"/>
+          <w:bookmarkStart w:id="27" w:name="tbl-calibrate"/>
           <w:p>
             <w:pPr>
               <w:jc w:val="center"/>
@@ -5624,7 +5614,7 @@
               </w:tc>
             </w:tr>
           </w:tbl>
-          <w:bookmarkEnd w:id="28"/>
+          <w:bookmarkEnd w:id="27"/>
         </w:tc>
       </w:tr>
     </w:tbl>
@@ -5654,9 +5644,9 @@
         </w:r>
       </w:hyperlink>
     </w:p>
+    <w:bookmarkEnd w:id="28"/>
     <w:bookmarkEnd w:id="29"/>
-    <w:bookmarkEnd w:id="30"/>
-    <w:bookmarkStart w:id="48" w:name="methods"/>
+    <w:bookmarkStart w:id="47" w:name="methods"/>
     <w:p>
       <w:pPr>
         <w:pStyle w:val="Heading2"/>
@@ -5720,13 +5710,7 @@
         <w:pStyle w:val="BodyText"/>
       </w:pPr>
       <w:r>
-        <w:t xml:space="preserve">We also know the arena in which the game took place and the capacity of that arena.</w:t>
-      </w:r>
-      <w:r>
-        <w:t xml:space="preserve"> </w:t>
-      </w:r>
-      <w:r>
-        <w:t xml:space="preserve">Thus, and alternative response variable is percentage of arena capacity filled (</w:t>
+        <w:t xml:space="preserve">Since we know the arena in which the game took place and the capacity of that arena, we developed an alternative response variable- percentage of arena capacity filled (</w:t>
       </w:r>
       <m:oMath>
         <m:r>
@@ -5737,7 +5721,7 @@
         <w:t xml:space="preserve">).</w:t>
       </w:r>
     </w:p>
-    <w:bookmarkStart w:id="41" w:name="response-variables"/>
+    <w:bookmarkStart w:id="40" w:name="response-variables"/>
     <w:p>
       <w:pPr>
         <w:pStyle w:val="Heading3"/>
@@ -5774,7 +5758,7 @@
         <w:t xml:space="preserve">In most years, the slope appears to be positive.</w:t>
       </w:r>
     </w:p>
-    <w:bookmarkStart w:id="35" w:name="cell-fig-attendance-year"/>
+    <w:bookmarkStart w:id="34" w:name="cell-fig-attendance-year"/>
     <w:tbl>
       <w:tblPr>
         <w:tblStyle w:val="Table"/>
@@ -5788,7 +5772,7 @@
       <w:tr>
         <w:tc>
           <w:tcPr/>
-          <w:bookmarkStart w:id="34" w:name="fig-attendance-year"/>
+          <w:bookmarkStart w:id="33" w:name="fig-attendance-year"/>
           <w:p>
             <w:pPr>
               <w:pStyle w:val="Compact"/>
@@ -5799,18 +5783,18 @@
                 <wp:inline>
                   <wp:extent cx="4620126" cy="3696101"/>
                   <wp:effectExtent b="0" l="0" r="0" t="0"/>
-                  <wp:docPr descr="" title="" id="32" name="Picture"/>
+                  <wp:docPr descr="" title="" id="31" name="Picture"/>
                   <a:graphic>
                     <a:graphicData uri="http://schemas.openxmlformats.org/drawingml/2006/picture">
                       <pic:pic>
                         <pic:nvPicPr>
-                          <pic:cNvPr descr="index_files/figure-docx/fig-attendance-year-1.png" id="33" name="Picture"/>
+                          <pic:cNvPr descr="index_files/figure-docx/fig-attendance-year-1.png" id="32" name="Picture"/>
                           <pic:cNvPicPr>
                             <a:picLocks noChangeArrowheads="1" noChangeAspect="1"/>
                           </pic:cNvPicPr>
                         </pic:nvPicPr>
                         <pic:blipFill>
-                          <a:blip r:embed="rId31"/>
+                          <a:blip r:embed="rId30"/>
                           <a:stretch>
                             <a:fillRect/>
                           </a:stretch>
@@ -5850,7 +5834,7 @@
               <w:t xml:space="preserve">Figure 3: WNBA attendance by season, against estimated home win probability. We note that in most years, the slope of the association appears to be positive.</w:t>
             </w:r>
           </w:p>
-          <w:bookmarkEnd w:id="34"/>
+          <w:bookmarkEnd w:id="33"/>
         </w:tc>
       </w:tr>
     </w:tbl>
@@ -5880,7 +5864,7 @@
         </w:r>
       </w:hyperlink>
     </w:p>
-    <w:bookmarkEnd w:id="35"/>
+    <w:bookmarkEnd w:id="34"/>
     <w:p>
       <w:pPr>
         <w:pStyle w:val="BodyText"/>
@@ -5915,7 +5899,7 @@
         <w:t xml:space="preserve">Those sellouts are much more frequent in the last two years of data, and many of the sellouts involve Caitlin Clark.</w:t>
       </w:r>
     </w:p>
-    <w:bookmarkStart w:id="40" w:name="cell-fig-capacity-year"/>
+    <w:bookmarkStart w:id="39" w:name="cell-fig-capacity-year"/>
     <w:tbl>
       <w:tblPr>
         <w:tblStyle w:val="Table"/>
@@ -5929,7 +5913,7 @@
       <w:tr>
         <w:tc>
           <w:tcPr/>
-          <w:bookmarkStart w:id="39" w:name="fig-capacity-year"/>
+          <w:bookmarkStart w:id="38" w:name="fig-capacity-year"/>
           <w:p>
             <w:pPr>
               <w:pStyle w:val="Compact"/>
@@ -5940,18 +5924,18 @@
                 <wp:inline>
                   <wp:extent cx="4620126" cy="3696101"/>
                   <wp:effectExtent b="0" l="0" r="0" t="0"/>
-                  <wp:docPr descr="" title="" id="37" name="Picture"/>
+                  <wp:docPr descr="" title="" id="36" name="Picture"/>
                   <a:graphic>
                     <a:graphicData uri="http://schemas.openxmlformats.org/drawingml/2006/picture">
                       <pic:pic>
                         <pic:nvPicPr>
-                          <pic:cNvPr descr="index_files/figure-docx/fig-capacity-year-1.png" id="38" name="Picture"/>
+                          <pic:cNvPr descr="index_files/figure-docx/fig-capacity-year-1.png" id="37" name="Picture"/>
                           <pic:cNvPicPr>
                             <a:picLocks noChangeArrowheads="1" noChangeAspect="1"/>
                           </pic:cNvPicPr>
                         </pic:nvPicPr>
                         <pic:blipFill>
-                          <a:blip r:embed="rId36"/>
+                          <a:blip r:embed="rId35"/>
                           <a:stretch>
                             <a:fillRect/>
                           </a:stretch>
@@ -5991,7 +5975,7 @@
               <w:t xml:space="preserve">Figure 4: WNBA percentage of arena capacity filled by season, against estimated home win probability. We note the edge effects caused by sellouts, which occur much more frequently in 2024 and 2025.</w:t>
             </w:r>
           </w:p>
-          <w:bookmarkEnd w:id="39"/>
+          <w:bookmarkEnd w:id="38"/>
         </w:tc>
       </w:tr>
     </w:tbl>
@@ -6021,7 +6005,7 @@
         </w:r>
       </w:hyperlink>
     </w:p>
-    <w:bookmarkEnd w:id="40"/>
+    <w:bookmarkEnd w:id="39"/>
     <w:p>
       <w:pPr>
         <w:pStyle w:val="BodyText"/>
@@ -6036,8 +6020,8 @@
         <w:t xml:space="preserve">Similarly, because the percentage of arena capacity are bound above by 1 and below by 0, we employ a Tobit regression model.</w:t>
       </w:r>
     </w:p>
-    <w:bookmarkEnd w:id="41"/>
-    <w:bookmarkStart w:id="42" w:name="sec-fan"/>
+    <w:bookmarkEnd w:id="40"/>
+    <w:bookmarkStart w:id="41" w:name="sec-fan"/>
     <w:p>
       <w:pPr>
         <w:pStyle w:val="Heading3"/>
@@ -6879,8 +6863,8 @@
         <w:t xml:space="preserve">)</w:t>
       </w:r>
     </w:p>
-    <w:bookmarkEnd w:id="42"/>
-    <w:bookmarkStart w:id="44" w:name="sec-control"/>
+    <w:bookmarkEnd w:id="41"/>
+    <w:bookmarkStart w:id="43" w:name="sec-control"/>
     <w:p>
       <w:pPr>
         <w:pStyle w:val="Heading3"/>
@@ -7008,7 +6992,7 @@
         <w:rPr>
           <w:rStyle w:val="FootnoteReference"/>
         </w:rPr>
-        <w:footnoteReference w:id="43"/>
+        <w:footnoteReference w:id="42"/>
       </w:r>
       <w:r>
         <w:t xml:space="preserve">.</w:t>
@@ -7028,8 +7012,8 @@
         <w:t xml:space="preserve">).</w:t>
       </w:r>
     </w:p>
-    <w:bookmarkEnd w:id="44"/>
-    <w:bookmarkStart w:id="45" w:name="interaction"/>
+    <w:bookmarkEnd w:id="43"/>
+    <w:bookmarkStart w:id="44" w:name="interaction"/>
     <w:p>
       <w:pPr>
         <w:pStyle w:val="Heading3"/>
@@ -7086,8 +7070,8 @@
         <w:t xml:space="preserve">).</w:t>
       </w:r>
     </w:p>
-    <w:bookmarkEnd w:id="45"/>
-    <w:bookmarkStart w:id="46" w:name="sec-mod-attend"/>
+    <w:bookmarkEnd w:id="44"/>
+    <w:bookmarkStart w:id="45" w:name="sec-mod-attend"/>
     <w:p>
       <w:pPr>
         <w:pStyle w:val="Heading3"/>
@@ -8053,8 +8037,8 @@
         <w:t xml:space="preserve">We also excluded all data from the 2020 and 2021 seasons, since there were no fans allowed in all or parts of both seasons.</w:t>
       </w:r>
     </w:p>
-    <w:bookmarkEnd w:id="46"/>
-    <w:bookmarkStart w:id="47" w:name="sec-mod-cap"/>
+    <w:bookmarkEnd w:id="45"/>
+    <w:bookmarkStart w:id="46" w:name="sec-mod-cap"/>
     <w:p>
       <w:pPr>
         <w:pStyle w:val="Heading3"/>
@@ -8085,9 +8069,9 @@
         <w:t xml:space="preserve">as the response, but the in Tobit framework.</w:t>
       </w:r>
     </w:p>
+    <w:bookmarkEnd w:id="46"/>
     <w:bookmarkEnd w:id="47"/>
-    <w:bookmarkEnd w:id="48"/>
-    <w:bookmarkStart w:id="77" w:name="results"/>
+    <w:bookmarkStart w:id="76" w:name="results"/>
     <w:p>
       <w:pPr>
         <w:pStyle w:val="Heading2"/>
@@ -8122,7 +8106,7 @@
         </w:r>
       </w:hyperlink>
     </w:p>
-    <w:bookmarkStart w:id="62" w:name="sec-attend"/>
+    <w:bookmarkStart w:id="61" w:name="sec-attend"/>
     <w:p>
       <w:pPr>
         <w:pStyle w:val="Heading3"/>
@@ -8239,7 +8223,7 @@
       <w:tr>
         <w:tc>
           <w:tcPr/>
-          <w:bookmarkStart w:id="49" w:name="tbl-coefs"/>
+          <w:bookmarkStart w:id="48" w:name="tbl-coefs"/>
           <w:p>
             <w:pPr>
               <w:jc w:val="center"/>
@@ -9552,7 +9536,7 @@
               </w:tc>
             </w:tr>
           </w:tbl>
-          <w:bookmarkEnd w:id="49"/>
+          <w:bookmarkEnd w:id="48"/>
           <w:p/>
         </w:tc>
       </w:tr>
@@ -9686,7 +9670,7 @@
       <w:tr>
         <w:tc>
           <w:tcPr/>
-          <w:bookmarkStart w:id="50" w:name="tbl-anova"/>
+          <w:bookmarkStart w:id="49" w:name="tbl-anova"/>
           <w:p>
             <w:pPr>
               <w:jc w:val="center"/>
@@ -12324,7 +12308,7 @@
               </w:tc>
             </w:tr>
           </w:tbl>
-          <w:bookmarkEnd w:id="50"/>
+          <w:bookmarkEnd w:id="49"/>
           <w:p/>
         </w:tc>
       </w:tr>
@@ -12439,7 +12423,7 @@
       <w:tr>
         <w:tc>
           <w:tcPr/>
-          <w:bookmarkStart w:id="51" w:name="tbl-glance"/>
+          <w:bookmarkStart w:id="50" w:name="tbl-glance"/>
           <w:p>
             <w:pPr>
               <w:jc w:val="center"/>
@@ -13163,7 +13147,7 @@
               </w:tc>
             </w:tr>
           </w:tbl>
-          <w:bookmarkEnd w:id="51"/>
+          <w:bookmarkEnd w:id="50"/>
           <w:p/>
         </w:tc>
       </w:tr>
@@ -13231,7 +13215,7 @@
         <w:t xml:space="preserve">On the other hand, it seems unlikely that the league would have achieved record high attendance without Clark.</w:t>
       </w:r>
     </w:p>
-    <w:bookmarkStart w:id="56" w:name="cell-fig-season-coefs"/>
+    <w:bookmarkStart w:id="55" w:name="cell-fig-season-coefs"/>
     <w:tbl>
       <w:tblPr>
         <w:tblStyle w:val="Table"/>
@@ -13245,7 +13229,7 @@
       <w:tr>
         <w:tc>
           <w:tcPr/>
-          <w:bookmarkStart w:id="55" w:name="fig-season-coefs"/>
+          <w:bookmarkStart w:id="54" w:name="fig-season-coefs"/>
           <w:p>
             <w:pPr>
               <w:pStyle w:val="Compact"/>
@@ -13256,18 +13240,18 @@
                 <wp:inline>
                   <wp:extent cx="4620126" cy="3696101"/>
                   <wp:effectExtent b="0" l="0" r="0" t="0"/>
-                  <wp:docPr descr="" title="" id="53" name="Picture"/>
+                  <wp:docPr descr="" title="" id="52" name="Picture"/>
                   <a:graphic>
                     <a:graphicData uri="http://schemas.openxmlformats.org/drawingml/2006/picture">
                       <pic:pic>
                         <pic:nvPicPr>
-                          <pic:cNvPr descr="index_files/figure-docx/fig-season-coefs-1.png" id="54" name="Picture"/>
+                          <pic:cNvPr descr="index_files/figure-docx/fig-season-coefs-1.png" id="53" name="Picture"/>
                           <pic:cNvPicPr>
                             <a:picLocks noChangeArrowheads="1" noChangeAspect="1"/>
                           </pic:cNvPicPr>
                         </pic:nvPicPr>
                         <pic:blipFill>
-                          <a:blip r:embed="rId52"/>
+                          <a:blip r:embed="rId51"/>
                           <a:stretch>
                             <a:fillRect/>
                           </a:stretch>
@@ -13307,7 +13291,7 @@
               <w:t xml:space="preserve">Figure 5: Estimated season-level fixed effects for natural logarithm of attendance models.</w:t>
             </w:r>
           </w:p>
-          <w:bookmarkEnd w:id="55"/>
+          <w:bookmarkEnd w:id="54"/>
         </w:tc>
       </w:tr>
     </w:tbl>
@@ -13337,7 +13321,7 @@
         </w:r>
       </w:hyperlink>
     </w:p>
-    <w:bookmarkEnd w:id="56"/>
+    <w:bookmarkEnd w:id="55"/>
     <w:p>
       <w:pPr>
         <w:pStyle w:val="BodyText"/>
@@ -13473,7 +13457,7 @@
         <w:t xml:space="preserve">are now positive, although it is difficult to assess the long-term trend due to the pandemic being only a few years past.</w:t>
       </w:r>
     </w:p>
-    <w:bookmarkStart w:id="61" w:name="cell-fig-season-slopes"/>
+    <w:bookmarkStart w:id="60" w:name="cell-fig-season-slopes"/>
     <w:tbl>
       <w:tblPr>
         <w:tblStyle w:val="Table"/>
@@ -13487,7 +13471,7 @@
       <w:tr>
         <w:tc>
           <w:tcPr/>
-          <w:bookmarkStart w:id="60" w:name="fig-season-slopes"/>
+          <w:bookmarkStart w:id="59" w:name="fig-season-slopes"/>
           <w:p>
             <w:pPr>
               <w:pStyle w:val="Compact"/>
@@ -13498,18 +13482,18 @@
                 <wp:inline>
                   <wp:extent cx="4620126" cy="3696101"/>
                   <wp:effectExtent b="0" l="0" r="0" t="0"/>
-                  <wp:docPr descr="" title="" id="58" name="Picture"/>
+                  <wp:docPr descr="" title="" id="57" name="Picture"/>
                   <a:graphic>
                     <a:graphicData uri="http://schemas.openxmlformats.org/drawingml/2006/picture">
                       <pic:pic>
                         <pic:nvPicPr>
-                          <pic:cNvPr descr="index_files/figure-docx/fig-season-slopes-1.png" id="59" name="Picture"/>
+                          <pic:cNvPr descr="index_files/figure-docx/fig-season-slopes-1.png" id="58" name="Picture"/>
                           <pic:cNvPicPr>
                             <a:picLocks noChangeArrowheads="1" noChangeAspect="1"/>
                           </pic:cNvPicPr>
                         </pic:nvPicPr>
                         <pic:blipFill>
-                          <a:blip r:embed="rId57"/>
+                          <a:blip r:embed="rId56"/>
                           <a:stretch>
                             <a:fillRect/>
                           </a:stretch>
@@ -13549,7 +13533,7 @@
               <w:t xml:space="preserve">Figure 6: Estimated season-level changes in slopes for natural logarithm of attendance models.</w:t>
             </w:r>
           </w:p>
-          <w:bookmarkEnd w:id="60"/>
+          <w:bookmarkEnd w:id="59"/>
         </w:tc>
       </w:tr>
     </w:tbl>
@@ -13579,9 +13563,9 @@
         </w:r>
       </w:hyperlink>
     </w:p>
+    <w:bookmarkEnd w:id="60"/>
     <w:bookmarkEnd w:id="61"/>
-    <w:bookmarkEnd w:id="62"/>
-    <w:bookmarkStart w:id="76" w:name="percentage-of-arena-capacity"/>
+    <w:bookmarkStart w:id="75" w:name="percentage-of-arena-capacity"/>
     <w:p>
       <w:pPr>
         <w:pStyle w:val="Heading3"/>
@@ -13682,7 +13666,7 @@
       <w:tr>
         <w:tc>
           <w:tcPr/>
-          <w:bookmarkStart w:id="63" w:name="tbl-coefs2"/>
+          <w:bookmarkStart w:id="62" w:name="tbl-coefs2"/>
           <w:p>
             <w:pPr>
               <w:jc w:val="center"/>
@@ -14995,7 +14979,7 @@
               </w:tc>
             </w:tr>
           </w:tbl>
-          <w:bookmarkEnd w:id="63"/>
+          <w:bookmarkEnd w:id="62"/>
           <w:p/>
         </w:tc>
       </w:tr>
@@ -15058,7 +15042,7 @@
       <w:tr>
         <w:tc>
           <w:tcPr/>
-          <w:bookmarkStart w:id="64" w:name="tbl-glance2"/>
+          <w:bookmarkStart w:id="63" w:name="tbl-glance2"/>
           <w:p>
             <w:pPr>
               <w:jc w:val="center"/>
@@ -15570,7 +15554,7 @@
               </w:tc>
             </w:tr>
           </w:tbl>
-          <w:bookmarkEnd w:id="64"/>
+          <w:bookmarkEnd w:id="63"/>
           <w:p/>
         </w:tc>
       </w:tr>
@@ -15633,7 +15617,7 @@
       <w:tr>
         <w:tc>
           <w:tcPr/>
-          <w:bookmarkStart w:id="65" w:name="tbl-anova2"/>
+          <w:bookmarkStart w:id="64" w:name="tbl-anova2"/>
           <w:p>
             <w:pPr>
               <w:jc w:val="center"/>
@@ -18271,7 +18255,7 @@
               </w:tc>
             </w:tr>
           </w:tbl>
-          <w:bookmarkEnd w:id="65"/>
+          <w:bookmarkEnd w:id="64"/>
           <w:p/>
         </w:tc>
       </w:tr>
@@ -18321,7 +18305,7 @@
         <w:t xml:space="preserve">shows that…</w:t>
       </w:r>
     </w:p>
-    <w:bookmarkStart w:id="70" w:name="cell-fig-season-coefs2"/>
+    <w:bookmarkStart w:id="69" w:name="cell-fig-season-coefs2"/>
     <w:tbl>
       <w:tblPr>
         <w:tblStyle w:val="Table"/>
@@ -18335,7 +18319,7 @@
       <w:tr>
         <w:tc>
           <w:tcPr/>
-          <w:bookmarkStart w:id="69" w:name="fig-season-coefs2"/>
+          <w:bookmarkStart w:id="68" w:name="fig-season-coefs2"/>
           <w:p>
             <w:pPr>
               <w:pStyle w:val="Compact"/>
@@ -18346,18 +18330,18 @@
                 <wp:inline>
                   <wp:extent cx="4620126" cy="3696101"/>
                   <wp:effectExtent b="0" l="0" r="0" t="0"/>
-                  <wp:docPr descr="" title="" id="67" name="Picture"/>
+                  <wp:docPr descr="" title="" id="66" name="Picture"/>
                   <a:graphic>
                     <a:graphicData uri="http://schemas.openxmlformats.org/drawingml/2006/picture">
                       <pic:pic>
                         <pic:nvPicPr>
-                          <pic:cNvPr descr="index_files/figure-docx/fig-season-coefs2-1.png" id="68" name="Picture"/>
+                          <pic:cNvPr descr="index_files/figure-docx/fig-season-coefs2-1.png" id="67" name="Picture"/>
                           <pic:cNvPicPr>
                             <a:picLocks noChangeArrowheads="1" noChangeAspect="1"/>
                           </pic:cNvPicPr>
                         </pic:nvPicPr>
                         <pic:blipFill>
-                          <a:blip r:embed="rId66"/>
+                          <a:blip r:embed="rId65"/>
                           <a:stretch>
                             <a:fillRect/>
                           </a:stretch>
@@ -18397,7 +18381,7 @@
               <w:t xml:space="preserve">Figure 7: Estimated season-level fixed effects for percentage of arena capacity models.</w:t>
             </w:r>
           </w:p>
-          <w:bookmarkEnd w:id="69"/>
+          <w:bookmarkEnd w:id="68"/>
         </w:tc>
       </w:tr>
     </w:tbl>
@@ -18427,7 +18411,7 @@
         </w:r>
       </w:hyperlink>
     </w:p>
-    <w:bookmarkEnd w:id="70"/>
+    <w:bookmarkEnd w:id="69"/>
     <w:p>
       <w:pPr>
         <w:pStyle w:val="BodyText"/>
@@ -18447,7 +18431,7 @@
         <w:t xml:space="preserve">shows that…</w:t>
       </w:r>
     </w:p>
-    <w:bookmarkStart w:id="75" w:name="cell-fig-season-slopes2"/>
+    <w:bookmarkStart w:id="74" w:name="cell-fig-season-slopes2"/>
     <w:tbl>
       <w:tblPr>
         <w:tblStyle w:val="Table"/>
@@ -18461,7 +18445,7 @@
       <w:tr>
         <w:tc>
           <w:tcPr/>
-          <w:bookmarkStart w:id="74" w:name="fig-season-slopes2"/>
+          <w:bookmarkStart w:id="73" w:name="fig-season-slopes2"/>
           <w:p>
             <w:pPr>
               <w:pStyle w:val="Compact"/>
@@ -18472,18 +18456,18 @@
                 <wp:inline>
                   <wp:extent cx="4620126" cy="3696101"/>
                   <wp:effectExtent b="0" l="0" r="0" t="0"/>
-                  <wp:docPr descr="" title="" id="72" name="Picture"/>
+                  <wp:docPr descr="" title="" id="71" name="Picture"/>
                   <a:graphic>
                     <a:graphicData uri="http://schemas.openxmlformats.org/drawingml/2006/picture">
                       <pic:pic>
                         <pic:nvPicPr>
-                          <pic:cNvPr descr="index_files/figure-docx/fig-season-slopes2-1.png" id="73" name="Picture"/>
+                          <pic:cNvPr descr="index_files/figure-docx/fig-season-slopes2-1.png" id="72" name="Picture"/>
                           <pic:cNvPicPr>
                             <a:picLocks noChangeArrowheads="1" noChangeAspect="1"/>
                           </pic:cNvPicPr>
                         </pic:nvPicPr>
                         <pic:blipFill>
-                          <a:blip r:embed="rId71"/>
+                          <a:blip r:embed="rId70"/>
                           <a:stretch>
                             <a:fillRect/>
                           </a:stretch>
@@ -18523,7 +18507,7 @@
               <w:t xml:space="preserve">Figure 8: Estimated season-level changes in slopes for percentage of arena capacity models.</w:t>
             </w:r>
           </w:p>
-          <w:bookmarkEnd w:id="74"/>
+          <w:bookmarkEnd w:id="73"/>
         </w:tc>
       </w:tr>
     </w:tbl>
@@ -18553,10 +18537,10 @@
         </w:r>
       </w:hyperlink>
     </w:p>
+    <w:bookmarkEnd w:id="74"/>
     <w:bookmarkEnd w:id="75"/>
     <w:bookmarkEnd w:id="76"/>
-    <w:bookmarkEnd w:id="77"/>
-    <w:bookmarkStart w:id="81" w:name="conclusion"/>
+    <w:bookmarkStart w:id="80" w:name="conclusion"/>
     <w:p>
       <w:pPr>
         <w:pStyle w:val="Heading2"/>
@@ -18565,7 +18549,7 @@
         <w:t xml:space="preserve">5 Conclusion</w:t>
       </w:r>
     </w:p>
-    <w:bookmarkStart w:id="78" w:name="limitations"/>
+    <w:bookmarkStart w:id="77" w:name="limitations"/>
     <w:p>
       <w:pPr>
         <w:pStyle w:val="Heading3"/>
@@ -18597,8 +18581,8 @@
         <w:t xml:space="preserve">We also considered fitting a Beta regression model with a logit link function, and converting the fixed effects for seasons to random effects, but those models didn’t converge.</w:t>
       </w:r>
     </w:p>
-    <w:bookmarkEnd w:id="78"/>
-    <w:bookmarkStart w:id="79" w:name="future-work"/>
+    <w:bookmarkEnd w:id="77"/>
+    <w:bookmarkStart w:id="78" w:name="future-work"/>
     <w:p>
       <w:pPr>
         <w:pStyle w:val="Heading3"/>
@@ -18607,8 +18591,8 @@
         <w:t xml:space="preserve">5.2 Future work</w:t>
       </w:r>
     </w:p>
-    <w:bookmarkEnd w:id="79"/>
-    <w:bookmarkStart w:id="80" w:name="discussion"/>
+    <w:bookmarkEnd w:id="78"/>
+    <w:bookmarkStart w:id="79" w:name="discussion"/>
     <w:p>
       <w:pPr>
         <w:pStyle w:val="Heading3"/>
@@ -18617,9 +18601,9 @@
         <w:t xml:space="preserve">5.3 Discussion</w:t>
       </w:r>
     </w:p>
+    <w:bookmarkEnd w:id="79"/>
     <w:bookmarkEnd w:id="80"/>
-    <w:bookmarkEnd w:id="81"/>
-    <w:bookmarkStart w:id="134" w:name="references"/>
+    <w:bookmarkStart w:id="133" w:name="references"/>
     <w:p>
       <w:pPr>
         <w:pStyle w:val="Heading2"/>
@@ -18628,8 +18612,8 @@
         <w:t xml:space="preserve">References</w:t>
       </w:r>
     </w:p>
-    <w:bookmarkStart w:id="133" w:name="refs"/>
-    <w:bookmarkStart w:id="83" w:name="ref-AcrossTheTimeline_WNBA_Attendance"/>
+    <w:bookmarkStart w:id="132" w:name="refs"/>
+    <w:bookmarkStart w:id="82" w:name="ref-AcrossTheTimeline_WNBA_Attendance"/>
     <w:p>
       <w:pPr>
         <w:pStyle w:val="Bibliography"/>
@@ -18653,7 +18637,7 @@
       <w:r>
         <w:t xml:space="preserve"> </w:t>
       </w:r>
-      <w:hyperlink r:id="rId82">
+      <w:hyperlink r:id="rId81">
         <w:r>
           <w:rPr>
             <w:rStyle w:val="Hyperlink"/>
@@ -18667,7 +18651,7 @@
       <w:r>
         <w:t xml:space="preserve"> </w:t>
       </w:r>
-      <w:hyperlink r:id="rId82">
+      <w:hyperlink r:id="rId81">
         <w:r>
           <w:rPr>
             <w:rStyle w:val="Hyperlink"/>
@@ -18679,8 +18663,8 @@
         <w:t xml:space="preserve">.</w:t>
       </w:r>
     </w:p>
-    <w:bookmarkEnd w:id="83"/>
-    <w:bookmarkStart w:id="85" w:name="ref-baade1990analysis"/>
+    <w:bookmarkEnd w:id="82"/>
+    <w:bookmarkStart w:id="84" w:name="ref-baade1990analysis"/>
     <w:p>
       <w:pPr>
         <w:pStyle w:val="Bibliography"/>
@@ -18713,7 +18697,7 @@
       <w:r>
         <w:t xml:space="preserve"> </w:t>
       </w:r>
-      <w:hyperlink r:id="rId84">
+      <w:hyperlink r:id="rId83">
         <w:r>
           <w:rPr>
             <w:rStyle w:val="Hyperlink"/>
@@ -18725,8 +18709,8 @@
         <w:t xml:space="preserve">.</w:t>
       </w:r>
     </w:p>
-    <w:bookmarkEnd w:id="85"/>
-    <w:bookmarkStart w:id="87" w:name="ref-clapp2005long"/>
+    <w:bookmarkEnd w:id="84"/>
+    <w:bookmarkStart w:id="86" w:name="ref-clapp2005long"/>
     <w:p>
       <w:pPr>
         <w:pStyle w:val="Bibliography"/>
@@ -18759,7 +18743,7 @@
       <w:r>
         <w:t xml:space="preserve"> </w:t>
       </w:r>
-      <w:hyperlink r:id="rId86">
+      <w:hyperlink r:id="rId85">
         <w:r>
           <w:rPr>
             <w:rStyle w:val="Hyperlink"/>
@@ -18771,8 +18755,8 @@
         <w:t xml:space="preserve">.</w:t>
       </w:r>
     </w:p>
-    <w:bookmarkEnd w:id="87"/>
-    <w:bookmarkStart w:id="89" w:name="ref-CoatesHumphreysZhou2014"/>
+    <w:bookmarkEnd w:id="86"/>
+    <w:bookmarkStart w:id="88" w:name="ref-CoatesHumphreysZhou2014"/>
     <w:p>
       <w:pPr>
         <w:pStyle w:val="Bibliography"/>
@@ -18805,7 +18789,7 @@
       <w:r>
         <w:t xml:space="preserve"> </w:t>
       </w:r>
-      <w:hyperlink r:id="rId88">
+      <w:hyperlink r:id="rId87">
         <w:r>
           <w:rPr>
             <w:rStyle w:val="Hyperlink"/>
@@ -18817,8 +18801,8 @@
         <w:t xml:space="preserve">.</w:t>
       </w:r>
     </w:p>
-    <w:bookmarkEnd w:id="89"/>
-    <w:bookmarkStart w:id="91" w:name="ref-davis2008interaction"/>
+    <w:bookmarkEnd w:id="88"/>
+    <w:bookmarkStart w:id="90" w:name="ref-davis2008interaction"/>
     <w:p>
       <w:pPr>
         <w:pStyle w:val="Bibliography"/>
@@ -18851,7 +18835,7 @@
       <w:r>
         <w:t xml:space="preserve"> </w:t>
       </w:r>
-      <w:hyperlink r:id="rId90">
+      <w:hyperlink r:id="rId89">
         <w:r>
           <w:rPr>
             <w:rStyle w:val="Hyperlink"/>
@@ -18863,8 +18847,8 @@
         <w:t xml:space="preserve">.</w:t>
       </w:r>
     </w:p>
-    <w:bookmarkEnd w:id="91"/>
-    <w:bookmarkStart w:id="93" w:name="ref-davis2009analyzing"/>
+    <w:bookmarkEnd w:id="90"/>
+    <w:bookmarkStart w:id="92" w:name="ref-davis2009analyzing"/>
     <w:p>
       <w:pPr>
         <w:pStyle w:val="Bibliography"/>
@@ -18897,7 +18881,7 @@
       <w:r>
         <w:t xml:space="preserve"> </w:t>
       </w:r>
-      <w:hyperlink r:id="rId92">
+      <w:hyperlink r:id="rId91">
         <w:r>
           <w:rPr>
             <w:rStyle w:val="Hyperlink"/>
@@ -18909,8 +18893,8 @@
         <w:t xml:space="preserve">.</w:t>
       </w:r>
     </w:p>
-    <w:bookmarkEnd w:id="93"/>
-    <w:bookmarkStart w:id="95" w:name="ref-delia2020psychological"/>
+    <w:bookmarkEnd w:id="92"/>
+    <w:bookmarkStart w:id="94" w:name="ref-delia2020psychological"/>
     <w:p>
       <w:pPr>
         <w:pStyle w:val="Bibliography"/>
@@ -18943,7 +18927,7 @@
       <w:r>
         <w:t xml:space="preserve"> </w:t>
       </w:r>
-      <w:hyperlink r:id="rId94">
+      <w:hyperlink r:id="rId93">
         <w:r>
           <w:rPr>
             <w:rStyle w:val="Hyperlink"/>
@@ -18955,8 +18939,8 @@
         <w:t xml:space="preserve">.</w:t>
       </w:r>
     </w:p>
-    <w:bookmarkEnd w:id="95"/>
-    <w:bookmarkStart w:id="97" w:name="ref-deschriver2002determinants"/>
+    <w:bookmarkEnd w:id="94"/>
+    <w:bookmarkStart w:id="96" w:name="ref-deschriver2002determinants"/>
     <w:p>
       <w:pPr>
         <w:pStyle w:val="Bibliography"/>
@@ -18989,7 +18973,7 @@
       <w:r>
         <w:t xml:space="preserve"> </w:t>
       </w:r>
-      <w:hyperlink r:id="rId96">
+      <w:hyperlink r:id="rId95">
         <w:r>
           <w:rPr>
             <w:rStyle w:val="Hyperlink"/>
@@ -19001,8 +18985,8 @@
         <w:t xml:space="preserve">.</w:t>
       </w:r>
     </w:p>
-    <w:bookmarkEnd w:id="97"/>
-    <w:bookmarkStart w:id="98" w:name="ref-Elo1978"/>
+    <w:bookmarkEnd w:id="96"/>
+    <w:bookmarkStart w:id="97" w:name="ref-Elo1978"/>
     <w:p>
       <w:pPr>
         <w:pStyle w:val="Bibliography"/>
@@ -19024,8 +19008,8 @@
         <w:t xml:space="preserve">. New York: Arco Publishing.</w:t>
       </w:r>
     </w:p>
-    <w:bookmarkEnd w:id="98"/>
-    <w:bookmarkStart w:id="100" w:name="ref-garcia2020betting"/>
+    <w:bookmarkEnd w:id="97"/>
+    <w:bookmarkStart w:id="99" w:name="ref-garcia2020betting"/>
     <w:p>
       <w:pPr>
         <w:pStyle w:val="Bibliography"/>
@@ -19058,7 +19042,7 @@
       <w:r>
         <w:t xml:space="preserve"> </w:t>
       </w:r>
-      <w:hyperlink r:id="rId99">
+      <w:hyperlink r:id="rId98">
         <w:r>
           <w:rPr>
             <w:rStyle w:val="Hyperlink"/>
@@ -19070,8 +19054,8 @@
         <w:t xml:space="preserve">.</w:t>
       </w:r>
     </w:p>
-    <w:bookmarkEnd w:id="100"/>
-    <w:bookmarkStart w:id="102" w:name="ref-hutchinson_gilani_2021_wehoop"/>
+    <w:bookmarkEnd w:id="99"/>
+    <w:bookmarkStart w:id="101" w:name="ref-hutchinson_gilani_2021_wehoop"/>
     <w:p>
       <w:pPr>
         <w:pStyle w:val="Bibliography"/>
@@ -19107,7 +19091,7 @@
       <w:r>
         <w:t xml:space="preserve"> </w:t>
       </w:r>
-      <w:hyperlink r:id="rId101">
+      <w:hyperlink r:id="rId100">
         <w:r>
           <w:rPr>
             <w:rStyle w:val="Hyperlink"/>
@@ -19119,8 +19103,8 @@
         <w:t xml:space="preserve">.</w:t>
       </w:r>
     </w:p>
-    <w:bookmarkEnd w:id="102"/>
-    <w:bookmarkStart w:id="104" w:name="ref-guest2018fan"/>
+    <w:bookmarkEnd w:id="101"/>
+    <w:bookmarkStart w:id="103" w:name="ref-guest2018fan"/>
     <w:p>
       <w:pPr>
         <w:pStyle w:val="Bibliography"/>
@@ -19153,7 +19137,7 @@
       <w:r>
         <w:t xml:space="preserve"> </w:t>
       </w:r>
-      <w:hyperlink r:id="rId103">
+      <w:hyperlink r:id="rId102">
         <w:r>
           <w:rPr>
             <w:rStyle w:val="Hyperlink"/>
@@ -19165,8 +19149,8 @@
         <w:t xml:space="preserve">.</w:t>
       </w:r>
     </w:p>
-    <w:bookmarkEnd w:id="104"/>
-    <w:bookmarkStart w:id="106" w:name="ref-hall2002testing"/>
+    <w:bookmarkEnd w:id="103"/>
+    <w:bookmarkStart w:id="105" w:name="ref-hall2002testing"/>
     <w:p>
       <w:pPr>
         <w:pStyle w:val="Bibliography"/>
@@ -19199,7 +19183,7 @@
       <w:r>
         <w:t xml:space="preserve"> </w:t>
       </w:r>
-      <w:hyperlink r:id="rId105">
+      <w:hyperlink r:id="rId104">
         <w:r>
           <w:rPr>
             <w:rStyle w:val="Hyperlink"/>
@@ -19211,8 +19195,8 @@
         <w:t xml:space="preserve">.</w:t>
       </w:r>
     </w:p>
-    <w:bookmarkEnd w:id="106"/>
-    <w:bookmarkStart w:id="108" w:name="ref-horowitz2007if"/>
+    <w:bookmarkEnd w:id="105"/>
+    <w:bookmarkStart w:id="107" w:name="ref-horowitz2007if"/>
     <w:p>
       <w:pPr>
         <w:pStyle w:val="Bibliography"/>
@@ -19245,7 +19229,7 @@
       <w:r>
         <w:t xml:space="preserve"> </w:t>
       </w:r>
-      <w:hyperlink r:id="rId107">
+      <w:hyperlink r:id="rId106">
         <w:r>
           <w:rPr>
             <w:rStyle w:val="Hyperlink"/>
@@ -19257,8 +19241,8 @@
         <w:t xml:space="preserve">.</w:t>
       </w:r>
     </w:p>
-    <w:bookmarkEnd w:id="108"/>
-    <w:bookmarkStart w:id="110" w:name="ref-kim2023winning"/>
+    <w:bookmarkEnd w:id="107"/>
+    <w:bookmarkStart w:id="109" w:name="ref-kim2023winning"/>
     <w:p>
       <w:pPr>
         <w:pStyle w:val="Bibliography"/>
@@ -19291,7 +19275,7 @@
       <w:r>
         <w:t xml:space="preserve"> </w:t>
       </w:r>
-      <w:hyperlink r:id="rId109">
+      <w:hyperlink r:id="rId108">
         <w:r>
           <w:rPr>
             <w:rStyle w:val="Hyperlink"/>
@@ -19303,8 +19287,8 @@
         <w:t xml:space="preserve">.</w:t>
       </w:r>
     </w:p>
-    <w:bookmarkEnd w:id="110"/>
-    <w:bookmarkStart w:id="112" w:name="ref-lemke2010estimating"/>
+    <w:bookmarkEnd w:id="109"/>
+    <w:bookmarkStart w:id="111" w:name="ref-lemke2010estimating"/>
     <w:p>
       <w:pPr>
         <w:pStyle w:val="Bibliography"/>
@@ -19337,7 +19321,7 @@
       <w:r>
         <w:t xml:space="preserve"> </w:t>
       </w:r>
-      <w:hyperlink r:id="rId111">
+      <w:hyperlink r:id="rId110">
         <w:r>
           <w:rPr>
             <w:rStyle w:val="Hyperlink"/>
@@ -19349,8 +19333,8 @@
         <w:t xml:space="preserve">.</w:t>
       </w:r>
     </w:p>
-    <w:bookmarkEnd w:id="112"/>
-    <w:bookmarkStart w:id="114" w:name="ref-leslie2022football"/>
+    <w:bookmarkEnd w:id="111"/>
+    <w:bookmarkStart w:id="113" w:name="ref-leslie2022football"/>
     <w:p>
       <w:pPr>
         <w:pStyle w:val="Bibliography"/>
@@ -19383,7 +19367,7 @@
       <w:r>
         <w:t xml:space="preserve"> </w:t>
       </w:r>
-      <w:hyperlink r:id="rId113">
+      <w:hyperlink r:id="rId112">
         <w:r>
           <w:rPr>
             <w:rStyle w:val="Hyperlink"/>
@@ -19395,8 +19379,8 @@
         <w:t xml:space="preserve">.</w:t>
       </w:r>
     </w:p>
-    <w:bookmarkEnd w:id="114"/>
-    <w:bookmarkStart w:id="116" w:name="ref-mcdonald1980uses"/>
+    <w:bookmarkEnd w:id="113"/>
+    <w:bookmarkStart w:id="115" w:name="ref-mcdonald1980uses"/>
     <w:p>
       <w:pPr>
         <w:pStyle w:val="Bibliography"/>
@@ -19438,7 +19422,7 @@
       <w:r>
         <w:t xml:space="preserve"> </w:t>
       </w:r>
-      <w:hyperlink r:id="rId115">
+      <w:hyperlink r:id="rId114">
         <w:r>
           <w:rPr>
             <w:rStyle w:val="Hyperlink"/>
@@ -19450,8 +19434,8 @@
         <w:t xml:space="preserve">.</w:t>
       </w:r>
     </w:p>
-    <w:bookmarkEnd w:id="116"/>
-    <w:bookmarkStart w:id="117" w:name="ref-noll1974attendance"/>
+    <w:bookmarkEnd w:id="115"/>
+    <w:bookmarkStart w:id="116" w:name="ref-noll1974attendance"/>
     <w:p>
       <w:pPr>
         <w:pStyle w:val="Bibliography"/>
@@ -19473,8 +19457,8 @@
         <w:t xml:space="preserve">. The Brookings Institution.</w:t>
       </w:r>
     </w:p>
-    <w:bookmarkEnd w:id="117"/>
-    <w:bookmarkStart w:id="119" w:name="ref-papke1996econometric"/>
+    <w:bookmarkEnd w:id="116"/>
+    <w:bookmarkStart w:id="118" w:name="ref-papke1996econometric"/>
     <w:p>
       <w:pPr>
         <w:pStyle w:val="Bibliography"/>
@@ -19507,7 +19491,7 @@
       <w:r>
         <w:t xml:space="preserve"> </w:t>
       </w:r>
-      <w:hyperlink r:id="rId118">
+      <w:hyperlink r:id="rId117">
         <w:r>
           <w:rPr>
             <w:rStyle w:val="Hyperlink"/>
@@ -19519,8 +19503,8 @@
         <w:t xml:space="preserve">.</w:t>
       </w:r>
     </w:p>
-    <w:bookmarkEnd w:id="119"/>
-    <w:bookmarkStart w:id="121" w:name="ref-paul2019attendance"/>
+    <w:bookmarkEnd w:id="118"/>
+    <w:bookmarkStart w:id="120" w:name="ref-paul2019attendance"/>
     <w:p>
       <w:pPr>
         <w:pStyle w:val="Bibliography"/>
@@ -19553,7 +19537,7 @@
       <w:r>
         <w:t xml:space="preserve"> </w:t>
       </w:r>
-      <w:hyperlink r:id="rId120">
+      <w:hyperlink r:id="rId119">
         <w:r>
           <w:rPr>
             <w:rStyle w:val="Hyperlink"/>
@@ -19565,8 +19549,8 @@
         <w:t xml:space="preserve">.</w:t>
       </w:r>
     </w:p>
-    <w:bookmarkEnd w:id="121"/>
-    <w:bookmarkStart w:id="122" w:name="ref-PerlineNobleStoldt2018"/>
+    <w:bookmarkEnd w:id="120"/>
+    <w:bookmarkStart w:id="121" w:name="ref-PerlineNobleStoldt2018"/>
     <w:p>
       <w:pPr>
         <w:pStyle w:val="Bibliography"/>
@@ -19609,8 +19593,8 @@
         <w:t xml:space="preserve">21.</w:t>
       </w:r>
     </w:p>
-    <w:bookmarkEnd w:id="122"/>
-    <w:bookmarkStart w:id="123" w:name="ref-vrooman2012theory"/>
+    <w:bookmarkEnd w:id="121"/>
+    <w:bookmarkStart w:id="122" w:name="ref-vrooman2012theory"/>
     <w:p>
       <w:pPr>
         <w:pStyle w:val="Bibliography"/>
@@ -19632,8 +19616,8 @@
         <w:t xml:space="preserve">. New York, NY: Oxford University Press.</w:t>
       </w:r>
     </w:p>
-    <w:bookmarkEnd w:id="123"/>
-    <w:bookmarkStart w:id="125" w:name="ref-wasserstein2016asa"/>
+    <w:bookmarkEnd w:id="122"/>
+    <w:bookmarkStart w:id="124" w:name="ref-wasserstein2016asa"/>
     <w:p>
       <w:pPr>
         <w:pStyle w:val="Bibliography"/>
@@ -19669,7 +19653,7 @@
       <w:r>
         <w:t xml:space="preserve"> </w:t>
       </w:r>
-      <w:hyperlink r:id="rId124">
+      <w:hyperlink r:id="rId123">
         <w:r>
           <w:rPr>
             <w:rStyle w:val="Hyperlink"/>
@@ -19681,8 +19665,8 @@
         <w:t xml:space="preserve">.</w:t>
       </w:r>
     </w:p>
-    <w:bookmarkEnd w:id="125"/>
-    <w:bookmarkStart w:id="127" w:name="ref-wasserstein2019moving"/>
+    <w:bookmarkEnd w:id="124"/>
+    <w:bookmarkStart w:id="126" w:name="ref-wasserstein2019moving"/>
     <w:p>
       <w:pPr>
         <w:pStyle w:val="Bibliography"/>
@@ -19727,7 +19711,7 @@
       <w:r>
         <w:t xml:space="preserve"> </w:t>
       </w:r>
-      <w:hyperlink r:id="rId126">
+      <w:hyperlink r:id="rId125">
         <w:r>
           <w:rPr>
             <w:rStyle w:val="Hyperlink"/>
@@ -19739,8 +19723,8 @@
         <w:t xml:space="preserve">.</w:t>
       </w:r>
     </w:p>
-    <w:bookmarkEnd w:id="127"/>
-    <w:bookmarkStart w:id="129" w:name="ref-wiseman2003team"/>
+    <w:bookmarkEnd w:id="126"/>
+    <w:bookmarkStart w:id="128" w:name="ref-wiseman2003team"/>
     <w:p>
       <w:pPr>
         <w:pStyle w:val="Bibliography"/>
@@ -19773,7 +19757,7 @@
       <w:r>
         <w:t xml:space="preserve"> </w:t>
       </w:r>
-      <w:hyperlink r:id="rId128">
+      <w:hyperlink r:id="rId127">
         <w:r>
           <w:rPr>
             <w:rStyle w:val="Hyperlink"/>
@@ -19785,8 +19769,8 @@
         <w:t xml:space="preserve">.</w:t>
       </w:r>
     </w:p>
-    <w:bookmarkEnd w:id="129"/>
-    <w:bookmarkStart w:id="131" w:name="ref-wnba2024recordseason"/>
+    <w:bookmarkEnd w:id="128"/>
+    <w:bookmarkStart w:id="130" w:name="ref-wnba2024recordseason"/>
     <w:p>
       <w:pPr>
         <w:pStyle w:val="Bibliography"/>
@@ -19803,7 +19787,7 @@
       <w:r>
         <w:t xml:space="preserve"> </w:t>
       </w:r>
-      <w:hyperlink r:id="rId130">
+      <w:hyperlink r:id="rId129">
         <w:r>
           <w:rPr>
             <w:rStyle w:val="Hyperlink"/>
@@ -19815,8 +19799,8 @@
         <w:t xml:space="preserve">.</w:t>
       </w:r>
     </w:p>
-    <w:bookmarkEnd w:id="131"/>
-    <w:bookmarkStart w:id="132" w:name="ref-woltring2018attendance"/>
+    <w:bookmarkEnd w:id="130"/>
+    <w:bookmarkStart w:id="131" w:name="ref-woltring2018attendance"/>
     <w:p>
       <w:pPr>
         <w:pStyle w:val="Bibliography"/>
@@ -19847,10 +19831,10 @@
         <w:t xml:space="preserve">.</w:t>
       </w:r>
     </w:p>
+    <w:bookmarkEnd w:id="131"/>
     <w:bookmarkEnd w:id="132"/>
     <w:bookmarkEnd w:id="133"/>
-    <w:bookmarkEnd w:id="134"/>
-    <w:bookmarkStart w:id="185" w:name="appendix"/>
+    <w:bookmarkStart w:id="184" w:name="appendix"/>
     <w:p>
       <w:pPr>
         <w:pStyle w:val="Heading2"/>
@@ -19859,7 +19843,7 @@
         <w:t xml:space="preserve">6 Appendix</w:t>
       </w:r>
     </w:p>
-    <w:bookmarkStart w:id="184" w:name="sec-resid-attend"/>
+    <w:bookmarkStart w:id="183" w:name="sec-resid-attend"/>
     <w:p>
       <w:pPr>
         <w:pStyle w:val="Heading3"/>
@@ -19868,7 +19852,7 @@
         <w:t xml:space="preserve">6.1 Residual analysis of attendance models</w:t>
       </w:r>
     </w:p>
-    <w:bookmarkStart w:id="183" w:name="cell-fig-resids"/>
+    <w:bookmarkStart w:id="182" w:name="cell-fig-resids"/>
     <w:tbl>
       <w:tblPr>
         <w:tblStyle w:val="Table"/>
@@ -19962,7 +19946,7 @@
             <w:tr>
               <w:tc>
                 <w:tcPr/>
-                <w:bookmarkStart w:id="138" w:name="fig-resids-1"/>
+                <w:bookmarkStart w:id="137" w:name="fig-resids-1"/>
                 <w:p>
                   <w:pPr>
                     <w:pStyle w:val="Compact"/>
@@ -19974,18 +19958,18 @@
                       <wp:inline>
                         <wp:extent cx="4620126" cy="3696101"/>
                         <wp:effectExtent b="0" l="0" r="0" t="0"/>
-                        <wp:docPr descr="" title="" id="136" name="Picture"/>
+                        <wp:docPr descr="" title="" id="135" name="Picture"/>
                         <a:graphic>
                           <a:graphicData uri="http://schemas.openxmlformats.org/drawingml/2006/picture">
                             <pic:pic>
                               <pic:nvPicPr>
-                                <pic:cNvPr descr="index_files/figure-docx/fig-resids-1.png" id="137" name="Picture"/>
+                                <pic:cNvPr descr="index_files/figure-docx/fig-resids-1.png" id="136" name="Picture"/>
                                 <pic:cNvPicPr>
                                   <a:picLocks noChangeArrowheads="1" noChangeAspect="1"/>
                                 </pic:cNvPicPr>
                               </pic:nvPicPr>
                               <pic:blipFill>
-                                <a:blip r:embed="rId135"/>
+                                <a:blip r:embed="rId134"/>
                                 <a:stretch>
                                   <a:fillRect/>
                                 </a:stretch>
@@ -20026,7 +20010,7 @@
                     <w:t xml:space="preserve">Figure 9: Residual plots for models.</w:t>
                   </w:r>
                 </w:p>
-                <w:bookmarkEnd w:id="138"/>
+                <w:bookmarkEnd w:id="137"/>
               </w:tc>
             </w:tr>
           </w:tbl>
@@ -20066,7 +20050,7 @@
             <w:tr>
               <w:tc>
                 <w:tcPr/>
-                <w:bookmarkStart w:id="142" w:name="fig-resids-2"/>
+                <w:bookmarkStart w:id="141" w:name="fig-resids-2"/>
                 <w:p>
                   <w:pPr>
                     <w:pStyle w:val="Compact"/>
@@ -20078,18 +20062,18 @@
                       <wp:inline>
                         <wp:extent cx="4620126" cy="3696101"/>
                         <wp:effectExtent b="0" l="0" r="0" t="0"/>
-                        <wp:docPr descr="" title="" id="140" name="Picture"/>
+                        <wp:docPr descr="" title="" id="139" name="Picture"/>
                         <a:graphic>
                           <a:graphicData uri="http://schemas.openxmlformats.org/drawingml/2006/picture">
                             <pic:pic>
                               <pic:nvPicPr>
-                                <pic:cNvPr descr="index_files/figure-docx/fig-resids-2.png" id="141" name="Picture"/>
+                                <pic:cNvPr descr="index_files/figure-docx/fig-resids-2.png" id="140" name="Picture"/>
                                 <pic:cNvPicPr>
                                   <a:picLocks noChangeArrowheads="1" noChangeAspect="1"/>
                                 </pic:cNvPicPr>
                               </pic:nvPicPr>
                               <pic:blipFill>
-                                <a:blip r:embed="rId139"/>
+                                <a:blip r:embed="rId138"/>
                                 <a:stretch>
                                   <a:fillRect/>
                                 </a:stretch>
@@ -20130,7 +20114,7 @@
                     <w:t xml:space="preserve">Figure 10: Residual plots for models.</w:t>
                   </w:r>
                 </w:p>
-                <w:bookmarkEnd w:id="142"/>
+                <w:bookmarkEnd w:id="141"/>
               </w:tc>
             </w:tr>
           </w:tbl>
@@ -20151,7 +20135,7 @@
             <w:tr>
               <w:tc>
                 <w:tcPr/>
-                <w:bookmarkStart w:id="146" w:name="fig-resids-3"/>
+                <w:bookmarkStart w:id="145" w:name="fig-resids-3"/>
                 <w:p>
                   <w:pPr>
                     <w:pStyle w:val="Compact"/>
@@ -20163,18 +20147,18 @@
                       <wp:inline>
                         <wp:extent cx="4620126" cy="3696101"/>
                         <wp:effectExtent b="0" l="0" r="0" t="0"/>
-                        <wp:docPr descr="" title="" id="144" name="Picture"/>
+                        <wp:docPr descr="" title="" id="143" name="Picture"/>
                         <a:graphic>
                           <a:graphicData uri="http://schemas.openxmlformats.org/drawingml/2006/picture">
                             <pic:pic>
                               <pic:nvPicPr>
-                                <pic:cNvPr descr="index_files/figure-docx/fig-resids-3.png" id="145" name="Picture"/>
+                                <pic:cNvPr descr="index_files/figure-docx/fig-resids-3.png" id="144" name="Picture"/>
                                 <pic:cNvPicPr>
                                   <a:picLocks noChangeArrowheads="1" noChangeAspect="1"/>
                                 </pic:cNvPicPr>
                               </pic:nvPicPr>
                               <pic:blipFill>
-                                <a:blip r:embed="rId143"/>
+                                <a:blip r:embed="rId142"/>
                                 <a:stretch>
                                   <a:fillRect/>
                                 </a:stretch>
@@ -20215,7 +20199,7 @@
                     <w:t xml:space="preserve">Figure 11: Residual plots for models.</w:t>
                   </w:r>
                 </w:p>
-                <w:bookmarkEnd w:id="146"/>
+                <w:bookmarkEnd w:id="145"/>
               </w:tc>
             </w:tr>
           </w:tbl>
@@ -20255,7 +20239,7 @@
             <w:tr>
               <w:tc>
                 <w:tcPr/>
-                <w:bookmarkStart w:id="150" w:name="fig-resids-4"/>
+                <w:bookmarkStart w:id="149" w:name="fig-resids-4"/>
                 <w:p>
                   <w:pPr>
                     <w:pStyle w:val="Compact"/>
@@ -20267,18 +20251,18 @@
                       <wp:inline>
                         <wp:extent cx="4620126" cy="3696101"/>
                         <wp:effectExtent b="0" l="0" r="0" t="0"/>
-                        <wp:docPr descr="" title="" id="148" name="Picture"/>
+                        <wp:docPr descr="" title="" id="147" name="Picture"/>
                         <a:graphic>
                           <a:graphicData uri="http://schemas.openxmlformats.org/drawingml/2006/picture">
                             <pic:pic>
                               <pic:nvPicPr>
-                                <pic:cNvPr descr="index_files/figure-docx/fig-resids-4.png" id="149" name="Picture"/>
+                                <pic:cNvPr descr="index_files/figure-docx/fig-resids-4.png" id="148" name="Picture"/>
                                 <pic:cNvPicPr>
                                   <a:picLocks noChangeArrowheads="1" noChangeAspect="1"/>
                                 </pic:cNvPicPr>
                               </pic:nvPicPr>
                               <pic:blipFill>
-                                <a:blip r:embed="rId147"/>
+                                <a:blip r:embed="rId146"/>
                                 <a:stretch>
                                   <a:fillRect/>
                                 </a:stretch>
@@ -20319,7 +20303,7 @@
                     <w:t xml:space="preserve">Figure 12: Residual plots for models.</w:t>
                   </w:r>
                 </w:p>
-                <w:bookmarkEnd w:id="150"/>
+                <w:bookmarkEnd w:id="149"/>
               </w:tc>
             </w:tr>
           </w:tbl>
@@ -20340,7 +20324,7 @@
             <w:tr>
               <w:tc>
                 <w:tcPr/>
-                <w:bookmarkStart w:id="154" w:name="fig-resids-5"/>
+                <w:bookmarkStart w:id="153" w:name="fig-resids-5"/>
                 <w:p>
                   <w:pPr>
                     <w:pStyle w:val="Compact"/>
@@ -20352,18 +20336,18 @@
                       <wp:inline>
                         <wp:extent cx="4620126" cy="3696101"/>
                         <wp:effectExtent b="0" l="0" r="0" t="0"/>
-                        <wp:docPr descr="" title="" id="152" name="Picture"/>
+                        <wp:docPr descr="" title="" id="151" name="Picture"/>
                         <a:graphic>
                           <a:graphicData uri="http://schemas.openxmlformats.org/drawingml/2006/picture">
                             <pic:pic>
                               <pic:nvPicPr>
-                                <pic:cNvPr descr="index_files/figure-docx/fig-resids-5.png" id="153" name="Picture"/>
+                                <pic:cNvPr descr="index_files/figure-docx/fig-resids-5.png" id="152" name="Picture"/>
                                 <pic:cNvPicPr>
                                   <a:picLocks noChangeArrowheads="1" noChangeAspect="1"/>
                                 </pic:cNvPicPr>
                               </pic:nvPicPr>
                               <pic:blipFill>
-                                <a:blip r:embed="rId151"/>
+                                <a:blip r:embed="rId150"/>
                                 <a:stretch>
                                   <a:fillRect/>
                                 </a:stretch>
@@ -20404,7 +20388,7 @@
                     <w:t xml:space="preserve">Figure 13: Residual plots for models.</w:t>
                   </w:r>
                 </w:p>
-                <w:bookmarkEnd w:id="154"/>
+                <w:bookmarkEnd w:id="153"/>
               </w:tc>
             </w:tr>
           </w:tbl>
@@ -20444,7 +20428,7 @@
             <w:tr>
               <w:tc>
                 <w:tcPr/>
-                <w:bookmarkStart w:id="158" w:name="fig-resids-6"/>
+                <w:bookmarkStart w:id="157" w:name="fig-resids-6"/>
                 <w:p>
                   <w:pPr>
                     <w:pStyle w:val="Compact"/>
@@ -20456,18 +20440,18 @@
                       <wp:inline>
                         <wp:extent cx="4620126" cy="3696101"/>
                         <wp:effectExtent b="0" l="0" r="0" t="0"/>
-                        <wp:docPr descr="" title="" id="156" name="Picture"/>
+                        <wp:docPr descr="" title="" id="155" name="Picture"/>
                         <a:graphic>
                           <a:graphicData uri="http://schemas.openxmlformats.org/drawingml/2006/picture">
                             <pic:pic>
                               <pic:nvPicPr>
-                                <pic:cNvPr descr="index_files/figure-docx/fig-resids-6.png" id="157" name="Picture"/>
+                                <pic:cNvPr descr="index_files/figure-docx/fig-resids-6.png" id="156" name="Picture"/>
                                 <pic:cNvPicPr>
                                   <a:picLocks noChangeArrowheads="1" noChangeAspect="1"/>
                                 </pic:cNvPicPr>
                               </pic:nvPicPr>
                               <pic:blipFill>
-                                <a:blip r:embed="rId155"/>
+                                <a:blip r:embed="rId154"/>
                                 <a:stretch>
                                   <a:fillRect/>
                                 </a:stretch>
@@ -20508,7 +20492,7 @@
                     <w:t xml:space="preserve">Figure 14: Residual plots for models.</w:t>
                   </w:r>
                 </w:p>
-                <w:bookmarkEnd w:id="158"/>
+                <w:bookmarkEnd w:id="157"/>
               </w:tc>
             </w:tr>
           </w:tbl>
@@ -20529,7 +20513,7 @@
             <w:tr>
               <w:tc>
                 <w:tcPr/>
-                <w:bookmarkStart w:id="162" w:name="fig-resids-7"/>
+                <w:bookmarkStart w:id="161" w:name="fig-resids-7"/>
                 <w:p>
                   <w:pPr>
                     <w:pStyle w:val="Compact"/>
@@ -20541,18 +20525,18 @@
                       <wp:inline>
                         <wp:extent cx="4620126" cy="3696101"/>
                         <wp:effectExtent b="0" l="0" r="0" t="0"/>
-                        <wp:docPr descr="" title="" id="160" name="Picture"/>
+                        <wp:docPr descr="" title="" id="159" name="Picture"/>
                         <a:graphic>
                           <a:graphicData uri="http://schemas.openxmlformats.org/drawingml/2006/picture">
                             <pic:pic>
                               <pic:nvPicPr>
-                                <pic:cNvPr descr="index_files/figure-docx/fig-resids-7.png" id="161" name="Picture"/>
+                                <pic:cNvPr descr="index_files/figure-docx/fig-resids-7.png" id="160" name="Picture"/>
                                 <pic:cNvPicPr>
                                   <a:picLocks noChangeArrowheads="1" noChangeAspect="1"/>
                                 </pic:cNvPicPr>
                               </pic:nvPicPr>
                               <pic:blipFill>
-                                <a:blip r:embed="rId159"/>
+                                <a:blip r:embed="rId158"/>
                                 <a:stretch>
                                   <a:fillRect/>
                                 </a:stretch>
@@ -20593,7 +20577,7 @@
                     <w:t xml:space="preserve">Figure 15: Residual plots for models.</w:t>
                   </w:r>
                 </w:p>
-                <w:bookmarkEnd w:id="162"/>
+                <w:bookmarkEnd w:id="161"/>
               </w:tc>
             </w:tr>
           </w:tbl>
@@ -20633,7 +20617,7 @@
             <w:tr>
               <w:tc>
                 <w:tcPr/>
-                <w:bookmarkStart w:id="166" w:name="fig-resids-8"/>
+                <w:bookmarkStart w:id="165" w:name="fig-resids-8"/>
                 <w:p>
                   <w:pPr>
                     <w:pStyle w:val="Compact"/>
@@ -20645,18 +20629,18 @@
                       <wp:inline>
                         <wp:extent cx="4620126" cy="3696101"/>
                         <wp:effectExtent b="0" l="0" r="0" t="0"/>
-                        <wp:docPr descr="" title="" id="164" name="Picture"/>
+                        <wp:docPr descr="" title="" id="163" name="Picture"/>
                         <a:graphic>
                           <a:graphicData uri="http://schemas.openxmlformats.org/drawingml/2006/picture">
                             <pic:pic>
                               <pic:nvPicPr>
-                                <pic:cNvPr descr="index_files/figure-docx/fig-resids-8.png" id="165" name="Picture"/>
+                                <pic:cNvPr descr="index_files/figure-docx/fig-resids-8.png" id="164" name="Picture"/>
                                 <pic:cNvPicPr>
                                   <a:picLocks noChangeArrowheads="1" noChangeAspect="1"/>
                                 </pic:cNvPicPr>
                               </pic:nvPicPr>
                               <pic:blipFill>
-                                <a:blip r:embed="rId163"/>
+                                <a:blip r:embed="rId162"/>
                                 <a:stretch>
                                   <a:fillRect/>
                                 </a:stretch>
@@ -20697,7 +20681,7 @@
                     <w:t xml:space="preserve">Figure 16: Residual plots for models.</w:t>
                   </w:r>
                 </w:p>
-                <w:bookmarkEnd w:id="166"/>
+                <w:bookmarkEnd w:id="165"/>
               </w:tc>
             </w:tr>
           </w:tbl>
@@ -20718,7 +20702,7 @@
             <w:tr>
               <w:tc>
                 <w:tcPr/>
-                <w:bookmarkStart w:id="170" w:name="fig-resids-9"/>
+                <w:bookmarkStart w:id="169" w:name="fig-resids-9"/>
                 <w:p>
                   <w:pPr>
                     <w:pStyle w:val="Compact"/>
@@ -20730,18 +20714,18 @@
                       <wp:inline>
                         <wp:extent cx="4620126" cy="3696101"/>
                         <wp:effectExtent b="0" l="0" r="0" t="0"/>
-                        <wp:docPr descr="" title="" id="168" name="Picture"/>
+                        <wp:docPr descr="" title="" id="167" name="Picture"/>
                         <a:graphic>
                           <a:graphicData uri="http://schemas.openxmlformats.org/drawingml/2006/picture">
                             <pic:pic>
                               <pic:nvPicPr>
-                                <pic:cNvPr descr="index_files/figure-docx/fig-resids-9.png" id="169" name="Picture"/>
+                                <pic:cNvPr descr="index_files/figure-docx/fig-resids-9.png" id="168" name="Picture"/>
                                 <pic:cNvPicPr>
                                   <a:picLocks noChangeArrowheads="1" noChangeAspect="1"/>
                                 </pic:cNvPicPr>
                               </pic:nvPicPr>
                               <pic:blipFill>
-                                <a:blip r:embed="rId167"/>
+                                <a:blip r:embed="rId166"/>
                                 <a:stretch>
                                   <a:fillRect/>
                                 </a:stretch>
@@ -20782,7 +20766,7 @@
                     <w:t xml:space="preserve">Figure 17: Residual plots for models.</w:t>
                   </w:r>
                 </w:p>
-                <w:bookmarkEnd w:id="170"/>
+                <w:bookmarkEnd w:id="169"/>
               </w:tc>
             </w:tr>
           </w:tbl>
@@ -20822,7 +20806,7 @@
             <w:tr>
               <w:tc>
                 <w:tcPr/>
-                <w:bookmarkStart w:id="174" w:name="fig-resids-10"/>
+                <w:bookmarkStart w:id="173" w:name="fig-resids-10"/>
                 <w:p>
                   <w:pPr>
                     <w:pStyle w:val="Compact"/>
@@ -20834,18 +20818,18 @@
                       <wp:inline>
                         <wp:extent cx="4620126" cy="3696101"/>
                         <wp:effectExtent b="0" l="0" r="0" t="0"/>
-                        <wp:docPr descr="" title="" id="172" name="Picture"/>
+                        <wp:docPr descr="" title="" id="171" name="Picture"/>
                         <a:graphic>
                           <a:graphicData uri="http://schemas.openxmlformats.org/drawingml/2006/picture">
                             <pic:pic>
                               <pic:nvPicPr>
-                                <pic:cNvPr descr="index_files/figure-docx/fig-resids-10.png" id="173" name="Picture"/>
+                                <pic:cNvPr descr="index_files/figure-docx/fig-resids-10.png" id="172" name="Picture"/>
                                 <pic:cNvPicPr>
                                   <a:picLocks noChangeArrowheads="1" noChangeAspect="1"/>
                                 </pic:cNvPicPr>
                               </pic:nvPicPr>
                               <pic:blipFill>
-                                <a:blip r:embed="rId171"/>
+                                <a:blip r:embed="rId170"/>
                                 <a:stretch>
                                   <a:fillRect/>
                                 </a:stretch>
@@ -20886,7 +20870,7 @@
                     <w:t xml:space="preserve">Figure 18: Residual plots for models.</w:t>
                   </w:r>
                 </w:p>
-                <w:bookmarkEnd w:id="174"/>
+                <w:bookmarkEnd w:id="173"/>
               </w:tc>
             </w:tr>
           </w:tbl>
@@ -20907,7 +20891,7 @@
             <w:tr>
               <w:tc>
                 <w:tcPr/>
-                <w:bookmarkStart w:id="178" w:name="fig-resids-11"/>
+                <w:bookmarkStart w:id="177" w:name="fig-resids-11"/>
                 <w:p>
                   <w:pPr>
                     <w:pStyle w:val="Compact"/>
@@ -20919,18 +20903,18 @@
                       <wp:inline>
                         <wp:extent cx="4620126" cy="3696101"/>
                         <wp:effectExtent b="0" l="0" r="0" t="0"/>
-                        <wp:docPr descr="" title="" id="176" name="Picture"/>
+                        <wp:docPr descr="" title="" id="175" name="Picture"/>
                         <a:graphic>
                           <a:graphicData uri="http://schemas.openxmlformats.org/drawingml/2006/picture">
                             <pic:pic>
                               <pic:nvPicPr>
-                                <pic:cNvPr descr="index_files/figure-docx/fig-resids-11.png" id="177" name="Picture"/>
+                                <pic:cNvPr descr="index_files/figure-docx/fig-resids-11.png" id="176" name="Picture"/>
                                 <pic:cNvPicPr>
                                   <a:picLocks noChangeArrowheads="1" noChangeAspect="1"/>
                                 </pic:cNvPicPr>
                               </pic:nvPicPr>
                               <pic:blipFill>
-                                <a:blip r:embed="rId175"/>
+                                <a:blip r:embed="rId174"/>
                                 <a:stretch>
                                   <a:fillRect/>
                                 </a:stretch>
@@ -20971,7 +20955,7 @@
                     <w:t xml:space="preserve">Figure 19: Residual plots for models.</w:t>
                   </w:r>
                 </w:p>
-                <w:bookmarkEnd w:id="178"/>
+                <w:bookmarkEnd w:id="177"/>
               </w:tc>
             </w:tr>
           </w:tbl>
@@ -21011,7 +20995,7 @@
             <w:tr>
               <w:tc>
                 <w:tcPr/>
-                <w:bookmarkStart w:id="182" w:name="fig-resids-12"/>
+                <w:bookmarkStart w:id="181" w:name="fig-resids-12"/>
                 <w:p>
                   <w:pPr>
                     <w:pStyle w:val="Compact"/>
@@ -21023,18 +21007,18 @@
                       <wp:inline>
                         <wp:extent cx="4620126" cy="3696101"/>
                         <wp:effectExtent b="0" l="0" r="0" t="0"/>
-                        <wp:docPr descr="" title="" id="180" name="Picture"/>
+                        <wp:docPr descr="" title="" id="179" name="Picture"/>
                         <a:graphic>
                           <a:graphicData uri="http://schemas.openxmlformats.org/drawingml/2006/picture">
                             <pic:pic>
                               <pic:nvPicPr>
-                                <pic:cNvPr descr="index_files/figure-docx/fig-resids-12.png" id="181" name="Picture"/>
+                                <pic:cNvPr descr="index_files/figure-docx/fig-resids-12.png" id="180" name="Picture"/>
                                 <pic:cNvPicPr>
                                   <a:picLocks noChangeArrowheads="1" noChangeAspect="1"/>
                                 </pic:cNvPicPr>
                               </pic:nvPicPr>
                               <pic:blipFill>
-                                <a:blip r:embed="rId179"/>
+                                <a:blip r:embed="rId178"/>
                                 <a:stretch>
                                   <a:fillRect/>
                                 </a:stretch>
@@ -21075,7 +21059,7 @@
                     <w:t xml:space="preserve">Figure 20: Residual plots for models.</w:t>
                   </w:r>
                 </w:p>
-                <w:bookmarkEnd w:id="182"/>
+                <w:bookmarkEnd w:id="181"/>
               </w:tc>
             </w:tr>
           </w:tbl>
@@ -21112,9 +21096,9 @@
         </w:tc>
       </w:tr>
     </w:tbl>
+    <w:bookmarkEnd w:id="182"/>
     <w:bookmarkEnd w:id="183"/>
     <w:bookmarkEnd w:id="184"/>
-    <w:bookmarkEnd w:id="185"/>
     <w:sectPr>
       <w:footnotePr>
         <w:numRestart w:val="eachSect"/>
@@ -21159,11 +21143,11 @@
         <w:t xml:space="preserve"> </w:t>
       </w:r>
       <w:r>
-        <w:t xml:space="preserve">Note that, as in most sports leagues, there is always the possibility finagling with game attendance figures. The WNBA appears to give attendance counting instructions to teams that define attendance as turnstile count, plus season ticket sales, plus complimentary tickets and promotions. There is considerable for these factors to be manipulated, rendering the possibility of noise in the attendance figures we use.</w:t>
+        <w:t xml:space="preserve">Note that, as in most sports leagues, there is always the possibility of finagling with game attendance figures. The WNBA appears to give attendance counting instructions to teams that define attendance as tickets out, including total ticket sales, plus complimentary tickets and promotions. There is considerable room for these factors to be manipulated, rendering the possibility of noise in the attendance figures we use.</w:t>
       </w:r>
     </w:p>
   </w:footnote>
-  <w:footnote w:id="14">
+  <w:footnote w:id="13">
     <w:p>
       <w:pPr>
         <w:pStyle w:val="FootnoteText"/>
@@ -21198,7 +21182,7 @@
       </w:r>
     </w:p>
   </w:footnote>
-  <w:footnote w:id="43">
+  <w:footnote w:id="42">
     <w:p>
       <w:pPr>
         <w:pStyle w:val="FootnoteText"/>

--- a/index.docx
+++ b/index.docx
@@ -531,13 +531,7 @@
         <w:t xml:space="preserve">(Across the Timeline, n.d.)</w:t>
       </w:r>
       <w:r>
-        <w:t xml:space="preserve">.</w:t>
-      </w:r>
-      <w:r>
-        <w:t xml:space="preserve"> </w:t>
-      </w:r>
-      <w:r>
-        <w:t xml:space="preserve">We supplemented these data with arena capacities that we collected manually</w:t>
+        <w:t xml:space="preserve">, an online repository for women’s basketball data. The site collects attendance numbers directly from the league’s records. Attendance data was unavailable for only 152 games, while (due to the COVID-19 pandemic) 2 games (accurately) recorded attendance of 0. Because the arenas WNBA teams play in vary widely in size- the New York Liberty alone have called both the Barclays Center (17,732 seat capacity) and the Westchester County Center (2,300 seat capacity) home in recent years- we contextualize raw attendance numbers with manually collected arena capacities.</w:t>
       </w:r>
       <w:r>
         <w:rPr>
@@ -546,13 +540,10 @@
         <w:footnoteReference w:id="13"/>
       </w:r>
       <w:r>
-        <w:t xml:space="preserve">.</w:t>
-      </w:r>
-      <w:r>
-        <w:t xml:space="preserve"> </w:t>
-      </w:r>
-      <w:r>
-        <w:t xml:space="preserve">Attendance data was unavailable for only 152 games, while (due to the COVID-19 pandemic) 2 games (accurately) recorded attendance of 0.</w:t>
+        <w:t xml:space="preserve"> </w:t>
+      </w:r>
+      <w:r>
+        <w:t xml:space="preserve">While team have many reasons they might choose to play for a sold-out crowd in a smaller arena, smaller venue size will also by nature constrain attendance, making its consideration in our model important.</w:t>
       </w:r>
     </w:p>
     <w:p>
@@ -932,7 +923,7 @@
                       <w:rFonts w:ascii="Calibri" w:hAnsi="Calibri"/>
                       <w:sz w:val="20"/>
                     </w:rPr>
-                    <w:t xml:space="default">2015-06-19</w:t>
+                    <w:t xml:space="default">2019-08-18</w:t>
                   </w:r>
                 </w:p>
               </w:tc>
@@ -956,7 +947,7 @@
                       <w:rFonts w:ascii="Calibri" w:hAnsi="Calibri"/>
                       <w:sz w:val="20"/>
                     </w:rPr>
-                    <w:t xml:space="default">SAN</w:t>
+                    <w:t xml:space="default">CON</w:t>
                   </w:r>
                 </w:p>
               </w:tc>
@@ -980,7 +971,7 @@
                       <w:rFonts w:ascii="Calibri" w:hAnsi="Calibri"/>
                       <w:sz w:val="20"/>
                     </w:rPr>
-                    <w:t xml:space="default">MIN</w:t>
+                    <w:t xml:space="default">DAL</w:t>
                   </w:r>
                 </w:p>
               </w:tc>
@@ -1004,7 +995,7 @@
                       <w:rFonts w:ascii="Calibri" w:hAnsi="Calibri"/>
                       <w:sz w:val="20"/>
                     </w:rPr>
-                    <w:t xml:space="default">Freeman Coliseum</w:t>
+                    <w:t xml:space="default">Mohegan Sun Arena</w:t>
                   </w:r>
                 </w:p>
               </w:tc>
@@ -1028,7 +1019,7 @@
                       <w:rFonts w:ascii="Calibri" w:hAnsi="Calibri"/>
                       <w:sz w:val="20"/>
                     </w:rPr>
-                    <w:t xml:space="default">3,968</w:t>
+                    <w:t xml:space="default">7,275</w:t>
                   </w:r>
                 </w:p>
               </w:tc>
@@ -1052,7 +1043,7 @@
                       <w:rFonts w:ascii="Calibri" w:hAnsi="Calibri"/>
                       <w:sz w:val="20"/>
                     </w:rPr>
-                    <w:t xml:space="default">-15</w:t>
+                    <w:t xml:space="default">10</w:t>
                   </w:r>
                 </w:p>
               </w:tc>
@@ -1105,7 +1096,7 @@
                       <w:rFonts w:ascii="Calibri" w:hAnsi="Calibri"/>
                       <w:sz w:val="20"/>
                     </w:rPr>
-                    <w:t xml:space="default">2001-06-16</w:t>
+                    <w:t xml:space="default">2004-09-12</w:t>
                   </w:r>
                 </w:p>
               </w:tc>
@@ -1129,7 +1120,7 @@
                       <w:rFonts w:ascii="Calibri" w:hAnsi="Calibri"/>
                       <w:sz w:val="20"/>
                     </w:rPr>
-                    <w:t xml:space="default">IND</w:t>
+                    <w:t xml:space="default">CON</w:t>
                   </w:r>
                 </w:p>
               </w:tc>
@@ -1153,7 +1144,7 @@
                       <w:rFonts w:ascii="Calibri" w:hAnsi="Calibri"/>
                       <w:sz w:val="20"/>
                     </w:rPr>
-                    <w:t xml:space="default">MIN</w:t>
+                    <w:t xml:space="default">SEA</w:t>
                   </w:r>
                 </w:p>
               </w:tc>
@@ -1177,7 +1168,7 @@
                       <w:rFonts w:ascii="Calibri" w:hAnsi="Calibri"/>
                       <w:sz w:val="20"/>
                     </w:rPr>
-                    <w:t xml:space="default">Conseco Fieldhouse</w:t>
+                    <w:t xml:space="default">Mohegan Sun Arena</w:t>
                   </w:r>
                 </w:p>
               </w:tc>
@@ -1201,7 +1192,7 @@
                       <w:rFonts w:ascii="Calibri" w:hAnsi="Calibri"/>
                       <w:sz w:val="20"/>
                     </w:rPr>
-                    <w:t xml:space="default">8,067</w:t>
+                    <w:t xml:space="default">9,341</w:t>
                   </w:r>
                 </w:p>
               </w:tc>
@@ -1225,7 +1216,7 @@
                       <w:rFonts w:ascii="Calibri" w:hAnsi="Calibri"/>
                       <w:sz w:val="20"/>
                     </w:rPr>
-                    <w:t xml:space="default">2</w:t>
+                    <w:t xml:space="default">7</w:t>
                   </w:r>
                 </w:p>
               </w:tc>
@@ -1278,7 +1269,7 @@
                       <w:rFonts w:ascii="Calibri" w:hAnsi="Calibri"/>
                       <w:sz w:val="20"/>
                     </w:rPr>
-                    <w:t xml:space="default">2007-08-07</w:t>
+                    <w:t xml:space="default">2016-07-19</w:t>
                   </w:r>
                 </w:p>
               </w:tc>
@@ -1302,7 +1293,7 @@
                       <w:rFonts w:ascii="Calibri" w:hAnsi="Calibri"/>
                       <w:sz w:val="20"/>
                     </w:rPr>
-                    <w:t xml:space="default">MIN</w:t>
+                    <w:t xml:space="default">PHO</w:t>
                   </w:r>
                 </w:p>
               </w:tc>
@@ -1326,7 +1317,7 @@
                       <w:rFonts w:ascii="Calibri" w:hAnsi="Calibri"/>
                       <w:sz w:val="20"/>
                     </w:rPr>
-                    <w:t xml:space="default">SEA</w:t>
+                    <w:t xml:space="default">CHI</w:t>
                   </w:r>
                 </w:p>
               </w:tc>
@@ -1350,7 +1341,7 @@
                       <w:rFonts w:ascii="Calibri" w:hAnsi="Calibri"/>
                       <w:sz w:val="20"/>
                     </w:rPr>
-                    <w:t xml:space="default">Target Center</w:t>
+                    <w:t xml:space="default">Talking Stick Resort Arena</w:t>
                   </w:r>
                 </w:p>
               </w:tc>
@@ -1374,7 +1365,7 @@
                       <w:rFonts w:ascii="Calibri" w:hAnsi="Calibri"/>
                       <w:sz w:val="20"/>
                     </w:rPr>
-                    <w:t xml:space="default">5,018</w:t>
+                    <w:t xml:space="default">9,318</w:t>
                   </w:r>
                 </w:p>
               </w:tc>
@@ -1398,7 +1389,7 @@
                       <w:rFonts w:ascii="Calibri" w:hAnsi="Calibri"/>
                       <w:sz w:val="20"/>
                     </w:rPr>
-                    <w:t xml:space="default">21</w:t>
+                    <w:t xml:space="default">-2</w:t>
                   </w:r>
                 </w:p>
               </w:tc>
@@ -1451,7 +1442,7 @@
                       <w:rFonts w:ascii="Calibri" w:hAnsi="Calibri"/>
                       <w:sz w:val="20"/>
                     </w:rPr>
-                    <w:t xml:space="default">2010-08-08</w:t>
+                    <w:t xml:space="default">2004-06-12</w:t>
                   </w:r>
                 </w:p>
               </w:tc>
@@ -1475,7 +1466,7 @@
                       <w:rFonts w:ascii="Calibri" w:hAnsi="Calibri"/>
                       <w:sz w:val="20"/>
                     </w:rPr>
-                    <w:t xml:space="default">PHO</w:t>
+                    <w:t xml:space="default">DET</w:t>
                   </w:r>
                 </w:p>
               </w:tc>
@@ -1523,7 +1514,7 @@
                       <w:rFonts w:ascii="Calibri" w:hAnsi="Calibri"/>
                       <w:sz w:val="20"/>
                     </w:rPr>
-                    <w:t xml:space="default">US Airways Center</w:t>
+                    <w:t xml:space="default">Palace of Auburn Hills</w:t>
                   </w:r>
                 </w:p>
               </w:tc>
@@ -1547,7 +1538,7 @@
                       <w:rFonts w:ascii="Calibri" w:hAnsi="Calibri"/>
                       <w:sz w:val="20"/>
                     </w:rPr>
-                    <w:t xml:space="default">10,995</w:t>
+                    <w:t xml:space="default">8,772</w:t>
                   </w:r>
                 </w:p>
               </w:tc>
@@ -1571,7 +1562,7 @@
                       <w:rFonts w:ascii="Calibri" w:hAnsi="Calibri"/>
                       <w:sz w:val="20"/>
                     </w:rPr>
-                    <w:t xml:space="default">-22</w:t>
+                    <w:t xml:space="default">4</w:t>
                   </w:r>
                 </w:p>
               </w:tc>
@@ -1624,7 +1615,7 @@
                       <w:rFonts w:ascii="Calibri" w:hAnsi="Calibri"/>
                       <w:sz w:val="20"/>
                     </w:rPr>
-                    <w:t xml:space="default">1998-06-15</w:t>
+                    <w:t xml:space="default">2016-09-07</w:t>
                   </w:r>
                 </w:p>
               </w:tc>
@@ -1648,7 +1639,7 @@
                       <w:rFonts w:ascii="Calibri" w:hAnsi="Calibri"/>
                       <w:sz w:val="20"/>
                     </w:rPr>
-                    <w:t xml:space="default">PHO</w:t>
+                    <w:t xml:space="default">WAS</w:t>
                   </w:r>
                 </w:p>
               </w:tc>
@@ -1672,7 +1663,7 @@
                       <w:rFonts w:ascii="Calibri" w:hAnsi="Calibri"/>
                       <w:sz w:val="20"/>
                     </w:rPr>
-                    <w:t xml:space="default">WAS</w:t>
+                    <w:t xml:space="default">CHI</w:t>
                   </w:r>
                 </w:p>
               </w:tc>
@@ -1696,7 +1687,7 @@
                       <w:rFonts w:ascii="Calibri" w:hAnsi="Calibri"/>
                       <w:sz w:val="20"/>
                     </w:rPr>
-                    <w:t xml:space="default">US Airways Center</w:t>
+                    <w:t xml:space="default">Verizon Center</w:t>
                   </w:r>
                 </w:p>
               </w:tc>
@@ -1720,7 +1711,7 @@
                       <w:rFonts w:ascii="Calibri" w:hAnsi="Calibri"/>
                       <w:sz w:val="20"/>
                     </w:rPr>
-                    <w:t xml:space="default">12,522</w:t>
+                    <w:t xml:space="default">5,373</w:t>
                   </w:r>
                 </w:p>
               </w:tc>
@@ -1744,7 +1735,7 @@
                       <w:rFonts w:ascii="Calibri" w:hAnsi="Calibri"/>
                       <w:sz w:val="20"/>
                     </w:rPr>
-                    <w:t xml:space="default">15</w:t>
+                    <w:t xml:space="default">37</w:t>
                   </w:r>
                 </w:p>
               </w:tc>
@@ -1797,7 +1788,7 @@
                       <w:rFonts w:ascii="Calibri" w:hAnsi="Calibri"/>
                       <w:sz w:val="20"/>
                     </w:rPr>
-                    <w:t xml:space="default">2002-07-08</w:t>
+                    <w:t xml:space="default">2025-07-28</w:t>
                   </w:r>
                 </w:p>
               </w:tc>
@@ -1821,7 +1812,7 @@
                       <w:rFonts w:ascii="Calibri" w:hAnsi="Calibri"/>
                       <w:sz w:val="20"/>
                     </w:rPr>
-                    <w:t xml:space="default">NYL</w:t>
+                    <w:t xml:space="default">CON</w:t>
                   </w:r>
                 </w:p>
               </w:tc>
@@ -1845,7 +1836,7 @@
                       <w:rFonts w:ascii="Calibri" w:hAnsi="Calibri"/>
                       <w:sz w:val="20"/>
                     </w:rPr>
-                    <w:t xml:space="default">PHO</w:t>
+                    <w:t xml:space="default">SEA</w:t>
                   </w:r>
                 </w:p>
               </w:tc>
@@ -1869,7 +1860,7 @@
                       <w:rFonts w:ascii="Calibri" w:hAnsi="Calibri"/>
                       <w:sz w:val="20"/>
                     </w:rPr>
-                    <w:t xml:space="default">Madison Square Garden</w:t>
+                    <w:t xml:space="default">Mohegan Sun Arena</w:t>
                   </w:r>
                 </w:p>
               </w:tc>
@@ -1893,7 +1884,7 @@
                       <w:rFonts w:ascii="Calibri" w:hAnsi="Calibri"/>
                       <w:sz w:val="20"/>
                     </w:rPr>
-                    <w:t xml:space="default">15,629</w:t>
+                    <w:t xml:space="default">7,136</w:t>
                   </w:r>
                 </w:p>
               </w:tc>
@@ -1917,7 +1908,7 @@
                       <w:rFonts w:ascii="Calibri" w:hAnsi="Calibri"/>
                       <w:sz w:val="20"/>
                     </w:rPr>
-                    <w:t xml:space="default">6</w:t>
+                    <w:t xml:space="default">-16</w:t>
                   </w:r>
                 </w:p>
               </w:tc>
@@ -1970,7 +1961,7 @@
                       <w:rFonts w:ascii="Calibri" w:hAnsi="Calibri"/>
                       <w:sz w:val="20"/>
                     </w:rPr>
-                    <w:t xml:space="default">2003-08-12</w:t>
+                    <w:t xml:space="default">2000-08-06</w:t>
                   </w:r>
                 </w:p>
               </w:tc>
@@ -1994,7 +1985,7 @@
                       <w:rFonts w:ascii="Calibri" w:hAnsi="Calibri"/>
                       <w:sz w:val="20"/>
                     </w:rPr>
-                    <w:t xml:space="default">CON</w:t>
+                    <w:t xml:space="default">SAC</w:t>
                   </w:r>
                 </w:p>
               </w:tc>
@@ -2018,7 +2009,7 @@
                       <w:rFonts w:ascii="Calibri" w:hAnsi="Calibri"/>
                       <w:sz w:val="20"/>
                     </w:rPr>
-                    <w:t xml:space="default">NYL</w:t>
+                    <w:t xml:space="default">HOU</w:t>
                   </w:r>
                 </w:p>
               </w:tc>
@@ -2042,7 +2033,7 @@
                       <w:rFonts w:ascii="Calibri" w:hAnsi="Calibri"/>
                       <w:sz w:val="20"/>
                     </w:rPr>
-                    <w:t xml:space="default">Mohegan Sun Arena</w:t>
+                    <w:t xml:space="default">ARCO Arena</w:t>
                   </w:r>
                 </w:p>
               </w:tc>
@@ -2066,7 +2057,7 @@
                       <w:rFonts w:ascii="Calibri" w:hAnsi="Calibri"/>
                       <w:sz w:val="20"/>
                     </w:rPr>
-                    <w:t xml:space="default">7,074</w:t>
+                    <w:t xml:space="default">12,142</w:t>
                   </w:r>
                 </w:p>
               </w:tc>
@@ -2090,7 +2081,7 @@
                       <w:rFonts w:ascii="Calibri" w:hAnsi="Calibri"/>
                       <w:sz w:val="20"/>
                     </w:rPr>
-                    <w:t xml:space="default">-1</w:t>
+                    <w:t xml:space="default">-13</w:t>
                   </w:r>
                 </w:p>
               </w:tc>
@@ -2143,7 +2134,7 @@
                       <w:rFonts w:ascii="Calibri" w:hAnsi="Calibri"/>
                       <w:sz w:val="20"/>
                     </w:rPr>
-                    <w:t xml:space="default">2010-06-25</w:t>
+                    <w:t xml:space="default">2018-07-18</w:t>
                   </w:r>
                 </w:p>
               </w:tc>
@@ -2167,7 +2158,7 @@
                       <w:rFonts w:ascii="Calibri" w:hAnsi="Calibri"/>
                       <w:sz w:val="20"/>
                     </w:rPr>
-                    <w:t xml:space="default">TUL</w:t>
+                    <w:t xml:space="default">MIN</w:t>
                   </w:r>
                 </w:p>
               </w:tc>
@@ -2191,7 +2182,7 @@
                       <w:rFonts w:ascii="Calibri" w:hAnsi="Calibri"/>
                       <w:sz w:val="20"/>
                     </w:rPr>
-                    <w:t xml:space="default">NYL</w:t>
+                    <w:t xml:space="default">IND</w:t>
                   </w:r>
                 </w:p>
               </w:tc>
@@ -2215,7 +2206,7 @@
                       <w:rFonts w:ascii="Calibri" w:hAnsi="Calibri"/>
                       <w:sz w:val="20"/>
                     </w:rPr>
-                    <w:t xml:space="default">BOK Center</w:t>
+                    <w:t xml:space="default">Target Center</w:t>
                   </w:r>
                 </w:p>
               </w:tc>
@@ -2239,7 +2230,7 @@
                       <w:rFonts w:ascii="Calibri" w:hAnsi="Calibri"/>
                       <w:sz w:val="20"/>
                     </w:rPr>
-                    <w:t xml:space="default">4,554</w:t>
+                    <w:t xml:space="default">17,933</w:t>
                   </w:r>
                 </w:p>
               </w:tc>
@@ -2263,7 +2254,7 @@
                       <w:rFonts w:ascii="Calibri" w:hAnsi="Calibri"/>
                       <w:sz w:val="20"/>
                     </w:rPr>
-                    <w:t xml:space="default">-14</w:t>
+                    <w:t xml:space="default">24</w:t>
                   </w:r>
                 </w:p>
               </w:tc>
@@ -2316,7 +2307,7 @@
                       <w:rFonts w:ascii="Calibri" w:hAnsi="Calibri"/>
                       <w:sz w:val="20"/>
                     </w:rPr>
-                    <w:t xml:space="default">2010-06-06</w:t>
+                    <w:t xml:space="default">2001-07-10</w:t>
                   </w:r>
                 </w:p>
               </w:tc>
@@ -2340,7 +2331,7 @@
                       <w:rFonts w:ascii="Calibri" w:hAnsi="Calibri"/>
                       <w:sz w:val="20"/>
                     </w:rPr>
-                    <w:t xml:space="default">CON</w:t>
+                    <w:t xml:space="default">SAC</w:t>
                   </w:r>
                 </w:p>
               </w:tc>
@@ -2364,7 +2355,7 @@
                       <w:rFonts w:ascii="Calibri" w:hAnsi="Calibri"/>
                       <w:sz w:val="20"/>
                     </w:rPr>
-                    <w:t xml:space="default">SAN</w:t>
+                    <w:t xml:space="default">HOU</w:t>
                   </w:r>
                 </w:p>
               </w:tc>
@@ -2388,7 +2379,7 @@
                       <w:rFonts w:ascii="Calibri" w:hAnsi="Calibri"/>
                       <w:sz w:val="20"/>
                     </w:rPr>
-                    <w:t xml:space="default">Mohegan Sun Arena</w:t>
+                    <w:t xml:space="default">ARCO Arena</w:t>
                   </w:r>
                 </w:p>
               </w:tc>
@@ -2412,7 +2403,7 @@
                       <w:rFonts w:ascii="Calibri" w:hAnsi="Calibri"/>
                       <w:sz w:val="20"/>
                     </w:rPr>
-                    <w:t xml:space="default">6,292</w:t>
+                    <w:t xml:space="default">7,170</w:t>
                   </w:r>
                 </w:p>
               </w:tc>
@@ -2436,7 +2427,7 @@
                       <w:rFonts w:ascii="Calibri" w:hAnsi="Calibri"/>
                       <w:sz w:val="20"/>
                     </w:rPr>
-                    <w:t xml:space="default">13</w:t>
+                    <w:t xml:space="default">2</w:t>
                   </w:r>
                 </w:p>
               </w:tc>
@@ -2489,7 +2480,7 @@
                       <w:rFonts w:ascii="Calibri" w:hAnsi="Calibri"/>
                       <w:sz w:val="20"/>
                     </w:rPr>
-                    <w:t xml:space="default">2003-06-18</w:t>
+                    <w:t xml:space="default">2007-07-31</w:t>
                   </w:r>
                 </w:p>
               </w:tc>
@@ -2513,7 +2504,7 @@
                       <w:rFonts w:ascii="Calibri" w:hAnsi="Calibri"/>
                       <w:sz w:val="20"/>
                     </w:rPr>
-                    <w:t xml:space="default">WAS</w:t>
+                    <w:t xml:space="default">HOU</w:t>
                   </w:r>
                 </w:p>
               </w:tc>
@@ -2537,7 +2528,7 @@
                       <w:rFonts w:ascii="Calibri" w:hAnsi="Calibri"/>
                       <w:sz w:val="20"/>
                     </w:rPr>
-                    <w:t xml:space="default">SAC</w:t>
+                    <w:t xml:space="default">PHO</w:t>
                   </w:r>
                 </w:p>
               </w:tc>
@@ -2561,7 +2552,7 @@
                       <w:rFonts w:ascii="Calibri" w:hAnsi="Calibri"/>
                       <w:sz w:val="20"/>
                     </w:rPr>
-                    <w:t xml:space="default">Verizon Center</w:t>
+                    <w:t xml:space="default">Toyota Center</w:t>
                   </w:r>
                 </w:p>
               </w:tc>
@@ -2585,7 +2576,7 @@
                       <w:rFonts w:ascii="Calibri" w:hAnsi="Calibri"/>
                       <w:sz w:val="20"/>
                     </w:rPr>
-                    <w:t xml:space="default">14,056</w:t>
+                    <w:t xml:space="default">8,084</w:t>
                   </w:r>
                 </w:p>
               </w:tc>
@@ -2609,7 +2600,7 @@
                       <w:rFonts w:ascii="Calibri" w:hAnsi="Calibri"/>
                       <w:sz w:val="20"/>
                     </w:rPr>
-                    <w:t xml:space="default">-8</w:t>
+                    <w:t xml:space="default">-2</w:t>
                   </w:r>
                 </w:p>
               </w:tc>

--- a/index.docx
+++ b/index.docx
@@ -531,7 +531,7 @@
         <w:t xml:space="preserve">(Across the Timeline, n.d.)</w:t>
       </w:r>
       <w:r>
-        <w:t xml:space="preserve">, an online repository for women’s basketball data. The site collects attendance numbers directly from the league’s records. Attendance data was unavailable for only 152 games, while (due to the COVID-19 pandemic) 2 games (accurately) recorded attendance of 0. Because the arenas WNBA teams play in vary widely in size- the New York Liberty alone have called both the Barclays Center (17,732 seat capacity) and the Westchester County Center (2,300 seat capacity) home in recent years- we contextualize raw attendance numbers with manually collected arena capacities.</w:t>
+        <w:t xml:space="preserve">, an online repository for women’s basketball data. The site collects attendance numbers directly from the league’s records. Attendance data was unavailable for only 152 games, while (due to the COVID-19 pandemic) 2 games (accurately) recorded attendance of 0. Because the arenas WNBA teams play in vary widely in size– the New York Liberty alone have called both the Barclays Center (17,732 seat capacity) and the Westchester County Center (2,300 seat capacity) home in recent years– we contextualize raw attendance numbers with manually collected arena capacities.</w:t>
       </w:r>
       <w:r>
         <w:rPr>
@@ -543,7 +543,7 @@
         <w:t xml:space="preserve"> </w:t>
       </w:r>
       <w:r>
-        <w:t xml:space="preserve">While team have many reasons they might choose to play for a sold-out crowd in a smaller arena, smaller venue size will also by nature constrain attendance, making its consideration in our model important.</w:t>
+        <w:t xml:space="preserve">While teams have many reasons they might choose to play for a sold-out crowd in a smaller arena, smaller venue size will also by nature constrain attendance, making its consideration in our model important.</w:t>
       </w:r>
     </w:p>
     <w:p>
@@ -923,7 +923,7 @@
                       <w:rFonts w:ascii="Calibri" w:hAnsi="Calibri"/>
                       <w:sz w:val="20"/>
                     </w:rPr>
-                    <w:t xml:space="default">2011-07-18</w:t>
+                    <w:t xml:space="default">2020-07-26</w:t>
                   </w:r>
                 </w:p>
               </w:tc>
@@ -947,7 +947,7 @@
                       <w:rFonts w:ascii="Calibri" w:hAnsi="Calibri"/>
                       <w:sz w:val="20"/>
                     </w:rPr>
-                    <w:t xml:space="default">LAS</w:t>
+                    <w:t xml:space="default">MIN</w:t>
                   </w:r>
                 </w:p>
               </w:tc>
@@ -971,7 +971,7 @@
                       <w:rFonts w:ascii="Calibri" w:hAnsi="Calibri"/>
                       <w:sz w:val="20"/>
                     </w:rPr>
-                    <w:t xml:space="default">SAN</w:t>
+                    <w:t xml:space="default">CON</w:t>
                   </w:r>
                 </w:p>
               </w:tc>
@@ -995,7 +995,7 @@
                       <w:rFonts w:ascii="Calibri" w:hAnsi="Calibri"/>
                       <w:sz w:val="20"/>
                     </w:rPr>
-                    <w:t xml:space="default">Staples Center</w:t>
+                    <w:t xml:space="default">NA</w:t>
                   </w:r>
                 </w:p>
               </w:tc>
@@ -1019,7 +1019,7 @@
                       <w:rFonts w:ascii="Calibri" w:hAnsi="Calibri"/>
                       <w:sz w:val="20"/>
                     </w:rPr>
-                    <w:t xml:space="default">8,818</w:t>
+                    <w:t xml:space="default">NA</w:t>
                   </w:r>
                 </w:p>
               </w:tc>
@@ -1043,7 +1043,7 @@
                       <w:rFonts w:ascii="Calibri" w:hAnsi="Calibri"/>
                       <w:sz w:val="20"/>
                     </w:rPr>
-                    <w:t xml:space="default">-10</w:t>
+                    <w:t xml:space="default">8</w:t>
                   </w:r>
                 </w:p>
               </w:tc>
@@ -1096,7 +1096,7 @@
                       <w:rFonts w:ascii="Calibri" w:hAnsi="Calibri"/>
                       <w:sz w:val="20"/>
                     </w:rPr>
-                    <w:t xml:space="default">2023-08-19</w:t>
+                    <w:t xml:space="default">1998-07-16</w:t>
                   </w:r>
                 </w:p>
               </w:tc>
@@ -1120,7 +1120,7 @@
                       <w:rFonts w:ascii="Calibri" w:hAnsi="Calibri"/>
                       <w:sz w:val="20"/>
                     </w:rPr>
-                    <w:t xml:space="default">LVA</w:t>
+                    <w:t xml:space="default">CLE</w:t>
                   </w:r>
                 </w:p>
               </w:tc>
@@ -1144,7 +1144,7 @@
                       <w:rFonts w:ascii="Calibri" w:hAnsi="Calibri"/>
                       <w:sz w:val="20"/>
                     </w:rPr>
-                    <w:t xml:space="default">LAS</w:t>
+                    <w:t xml:space="default">NYL</w:t>
                   </w:r>
                 </w:p>
               </w:tc>
@@ -1168,7 +1168,7 @@
                       <w:rFonts w:ascii="Calibri" w:hAnsi="Calibri"/>
                       <w:sz w:val="20"/>
                     </w:rPr>
-                    <w:t xml:space="default">Michelob ULTRA Arena</w:t>
+                    <w:t xml:space="default">Quicken Loans Arena</w:t>
                   </w:r>
                 </w:p>
               </w:tc>
@@ -1192,7 +1192,7 @@
                       <w:rFonts w:ascii="Calibri" w:hAnsi="Calibri"/>
                       <w:sz w:val="20"/>
                     </w:rPr>
-                    <w:t xml:space="default">10,348</w:t>
+                    <w:t xml:space="default">10,326</w:t>
                   </w:r>
                 </w:p>
               </w:tc>
@@ -1216,7 +1216,7 @@
                       <w:rFonts w:ascii="Calibri" w:hAnsi="Calibri"/>
                       <w:sz w:val="20"/>
                     </w:rPr>
-                    <w:t xml:space="default">-6</w:t>
+                    <w:t xml:space="default">9</w:t>
                   </w:r>
                 </w:p>
               </w:tc>
@@ -1269,7 +1269,7 @@
                       <w:rFonts w:ascii="Calibri" w:hAnsi="Calibri"/>
                       <w:sz w:val="20"/>
                     </w:rPr>
-                    <w:t xml:space="default">2010-06-08</w:t>
+                    <w:t xml:space="default">2011-06-19</w:t>
                   </w:r>
                 </w:p>
               </w:tc>
@@ -1293,7 +1293,7 @@
                       <w:rFonts w:ascii="Calibri" w:hAnsi="Calibri"/>
                       <w:sz w:val="20"/>
                     </w:rPr>
-                    <w:t xml:space="default">LAS</w:t>
+                    <w:t xml:space="default">PHO</w:t>
                   </w:r>
                 </w:p>
               </w:tc>
@@ -1317,7 +1317,7 @@
                       <w:rFonts w:ascii="Calibri" w:hAnsi="Calibri"/>
                       <w:sz w:val="20"/>
                     </w:rPr>
-                    <w:t xml:space="default">PHO</w:t>
+                    <w:t xml:space="default">IND</w:t>
                   </w:r>
                 </w:p>
               </w:tc>
@@ -1341,7 +1341,7 @@
                       <w:rFonts w:ascii="Calibri" w:hAnsi="Calibri"/>
                       <w:sz w:val="20"/>
                     </w:rPr>
-                    <w:t xml:space="default">Staples Center</w:t>
+                    <w:t xml:space="default">US Airways Center</w:t>
                   </w:r>
                 </w:p>
               </w:tc>
@@ -1365,7 +1365,7 @@
                       <w:rFonts w:ascii="Calibri" w:hAnsi="Calibri"/>
                       <w:sz w:val="20"/>
                     </w:rPr>
-                    <w:t xml:space="default">7,993</w:t>
+                    <w:t xml:space="default">7,701</w:t>
                   </w:r>
                 </w:p>
               </w:tc>
@@ -1389,7 +1389,7 @@
                       <w:rFonts w:ascii="Calibri" w:hAnsi="Calibri"/>
                       <w:sz w:val="20"/>
                     </w:rPr>
-                    <w:t xml:space="default">1</w:t>
+                    <w:t xml:space="default">4</w:t>
                   </w:r>
                 </w:p>
               </w:tc>
@@ -1442,7 +1442,7 @@
                       <w:rFonts w:ascii="Calibri" w:hAnsi="Calibri"/>
                       <w:sz w:val="20"/>
                     </w:rPr>
-                    <w:t xml:space="default">2018-06-30</w:t>
+                    <w:t xml:space="default">2000-07-26</w:t>
                   </w:r>
                 </w:p>
               </w:tc>
@@ -1466,7 +1466,7 @@
                       <w:rFonts w:ascii="Calibri" w:hAnsi="Calibri"/>
                       <w:sz w:val="20"/>
                     </w:rPr>
-                    <w:t xml:space="default">WAS</w:t>
+                    <w:t xml:space="default">PHO</w:t>
                   </w:r>
                 </w:p>
               </w:tc>
@@ -1490,7 +1490,7 @@
                       <w:rFonts w:ascii="Calibri" w:hAnsi="Calibri"/>
                       <w:sz w:val="20"/>
                     </w:rPr>
-                    <w:t xml:space="default">PHO</w:t>
+                    <w:t xml:space="default">IND</w:t>
                   </w:r>
                 </w:p>
               </w:tc>
@@ -1514,7 +1514,7 @@
                       <w:rFonts w:ascii="Calibri" w:hAnsi="Calibri"/>
                       <w:sz w:val="20"/>
                     </w:rPr>
-                    <w:t xml:space="default">Capital One Arena</w:t>
+                    <w:t xml:space="default">US Airways Center</w:t>
                   </w:r>
                 </w:p>
               </w:tc>
@@ -1538,7 +1538,7 @@
                       <w:rFonts w:ascii="Calibri" w:hAnsi="Calibri"/>
                       <w:sz w:val="20"/>
                     </w:rPr>
-                    <w:t xml:space="default">6,218</w:t>
+                    <w:t xml:space="default">9,487</w:t>
                   </w:r>
                 </w:p>
               </w:tc>
@@ -1562,7 +1562,7 @@
                       <w:rFonts w:ascii="Calibri" w:hAnsi="Calibri"/>
                       <w:sz w:val="20"/>
                     </w:rPr>
-                    <w:t xml:space="default">-10</w:t>
+                    <w:t xml:space="default">14</w:t>
                   </w:r>
                 </w:p>
               </w:tc>
@@ -1615,7 +1615,7 @@
                       <w:rFonts w:ascii="Calibri" w:hAnsi="Calibri"/>
                       <w:sz w:val="20"/>
                     </w:rPr>
-                    <w:t xml:space="default">2003-06-13</w:t>
+                    <w:t xml:space="default">2012-06-08</w:t>
                   </w:r>
                 </w:p>
               </w:tc>
@@ -1639,7 +1639,7 @@
                       <w:rFonts w:ascii="Calibri" w:hAnsi="Calibri"/>
                       <w:sz w:val="20"/>
                     </w:rPr>
-                    <w:t xml:space="default">CON</w:t>
+                    <w:t xml:space="default">CHI</w:t>
                   </w:r>
                 </w:p>
               </w:tc>
@@ -1663,7 +1663,7 @@
                       <w:rFonts w:ascii="Calibri" w:hAnsi="Calibri"/>
                       <w:sz w:val="20"/>
                     </w:rPr>
-                    <w:t xml:space="default">WAS</w:t>
+                    <w:t xml:space="default">TUL</w:t>
                   </w:r>
                 </w:p>
               </w:tc>
@@ -1687,7 +1687,7 @@
                       <w:rFonts w:ascii="Calibri" w:hAnsi="Calibri"/>
                       <w:sz w:val="20"/>
                     </w:rPr>
-                    <w:t xml:space="default">Mohegan Sun Arena</w:t>
+                    <w:t xml:space="default">Allstate Arena</w:t>
                   </w:r>
                 </w:p>
               </w:tc>
@@ -1711,7 +1711,7 @@
                       <w:rFonts w:ascii="Calibri" w:hAnsi="Calibri"/>
                       <w:sz w:val="20"/>
                     </w:rPr>
-                    <w:t xml:space="default">4,135</w:t>
+                    <w:t xml:space="default">5,019</w:t>
                   </w:r>
                 </w:p>
               </w:tc>
@@ -1735,7 +1735,7 @@
                       <w:rFonts w:ascii="Calibri" w:hAnsi="Calibri"/>
                       <w:sz w:val="20"/>
                     </w:rPr>
-                    <w:t xml:space="default">14</w:t>
+                    <w:t xml:space="default">7</w:t>
                   </w:r>
                 </w:p>
               </w:tc>
@@ -1788,7 +1788,7 @@
                       <w:rFonts w:ascii="Calibri" w:hAnsi="Calibri"/>
                       <w:sz w:val="20"/>
                     </w:rPr>
-                    <w:t xml:space="default">2003-06-05</w:t>
+                    <w:t xml:space="default">2023-05-21</w:t>
                   </w:r>
                 </w:p>
               </w:tc>
@@ -1812,7 +1812,7 @@
                       <w:rFonts w:ascii="Calibri" w:hAnsi="Calibri"/>
                       <w:sz w:val="20"/>
                     </w:rPr>
-                    <w:t xml:space="default">LAS</w:t>
+                    <w:t xml:space="default">CON</w:t>
                   </w:r>
                 </w:p>
               </w:tc>
@@ -1836,7 +1836,7 @@
                       <w:rFonts w:ascii="Calibri" w:hAnsi="Calibri"/>
                       <w:sz w:val="20"/>
                     </w:rPr>
-                    <w:t xml:space="default">SAC</w:t>
+                    <w:t xml:space="default">WAS</w:t>
                   </w:r>
                 </w:p>
               </w:tc>
@@ -1860,7 +1860,7 @@
                       <w:rFonts w:ascii="Calibri" w:hAnsi="Calibri"/>
                       <w:sz w:val="20"/>
                     </w:rPr>
-                    <w:t xml:space="default">Staples Center</w:t>
+                    <w:t xml:space="default">Mohegan Sun Arena</w:t>
                   </w:r>
                 </w:p>
               </w:tc>
@@ -1884,7 +1884,7 @@
                       <w:rFonts w:ascii="Calibri" w:hAnsi="Calibri"/>
                       <w:sz w:val="20"/>
                     </w:rPr>
-                    <w:t xml:space="default">10,219</w:t>
+                    <w:t xml:space="default">7,048</w:t>
                   </w:r>
                 </w:p>
               </w:tc>
@@ -1908,7 +1908,7 @@
                       <w:rFonts w:ascii="Calibri" w:hAnsi="Calibri"/>
                       <w:sz w:val="20"/>
                     </w:rPr>
-                    <w:t xml:space="default">2</w:t>
+                    <w:t xml:space="default">6</w:t>
                   </w:r>
                 </w:p>
               </w:tc>
@@ -1961,7 +1961,7 @@
                       <w:rFonts w:ascii="Calibri" w:hAnsi="Calibri"/>
                       <w:sz w:val="20"/>
                     </w:rPr>
-                    <w:t xml:space="default">2009-06-26</w:t>
+                    <w:t xml:space="default">1999-07-09</w:t>
                   </w:r>
                 </w:p>
               </w:tc>
@@ -1985,7 +1985,7 @@
                       <w:rFonts w:ascii="Calibri" w:hAnsi="Calibri"/>
                       <w:sz w:val="20"/>
                     </w:rPr>
-                    <w:t xml:space="default">ATL</w:t>
+                    <w:t xml:space="default">CHA</w:t>
                   </w:r>
                 </w:p>
               </w:tc>
@@ -2009,7 +2009,7 @@
                       <w:rFonts w:ascii="Calibri" w:hAnsi="Calibri"/>
                       <w:sz w:val="20"/>
                     </w:rPr>
-                    <w:t xml:space="default">DET</w:t>
+                    <w:t xml:space="default">ORL</w:t>
                   </w:r>
                 </w:p>
               </w:tc>
@@ -2033,7 +2033,7 @@
                       <w:rFonts w:ascii="Calibri" w:hAnsi="Calibri"/>
                       <w:sz w:val="20"/>
                     </w:rPr>
-                    <w:t xml:space="default">Philips Arena</w:t>
+                    <w:t xml:space="default">Spectrum Center</w:t>
                   </w:r>
                 </w:p>
               </w:tc>
@@ -2057,7 +2057,7 @@
                       <w:rFonts w:ascii="Calibri" w:hAnsi="Calibri"/>
                       <w:sz w:val="20"/>
                     </w:rPr>
-                    <w:t xml:space="default">5,935</w:t>
+                    <w:t xml:space="default">5,839</w:t>
                   </w:r>
                 </w:p>
               </w:tc>
@@ -2081,7 +2081,7 @@
                       <w:rFonts w:ascii="Calibri" w:hAnsi="Calibri"/>
                       <w:sz w:val="20"/>
                     </w:rPr>
-                    <w:t xml:space="default">10</w:t>
+                    <w:t xml:space="default">-5</w:t>
                   </w:r>
                 </w:p>
               </w:tc>
@@ -2134,7 +2134,7 @@
                       <w:rFonts w:ascii="Calibri" w:hAnsi="Calibri"/>
                       <w:sz w:val="20"/>
                     </w:rPr>
-                    <w:t xml:space="default">2006-06-14</w:t>
+                    <w:t xml:space="default">1998-07-15</w:t>
                   </w:r>
                 </w:p>
               </w:tc>
@@ -2158,7 +2158,7 @@
                       <w:rFonts w:ascii="Calibri" w:hAnsi="Calibri"/>
                       <w:sz w:val="20"/>
                     </w:rPr>
-                    <w:t xml:space="default">MIN</w:t>
+                    <w:t xml:space="default">PHO</w:t>
                   </w:r>
                 </w:p>
               </w:tc>
@@ -2182,7 +2182,7 @@
                       <w:rFonts w:ascii="Calibri" w:hAnsi="Calibri"/>
                       <w:sz w:val="20"/>
                     </w:rPr>
-                    <w:t xml:space="default">SEA</w:t>
+                    <w:t xml:space="default">DET</w:t>
                   </w:r>
                 </w:p>
               </w:tc>
@@ -2206,7 +2206,7 @@
                       <w:rFonts w:ascii="Calibri" w:hAnsi="Calibri"/>
                       <w:sz w:val="20"/>
                     </w:rPr>
-                    <w:t xml:space="default">Target Center</w:t>
+                    <w:t xml:space="default">US Airways Center</w:t>
                   </w:r>
                 </w:p>
               </w:tc>
@@ -2230,7 +2230,7 @@
                       <w:rFonts w:ascii="Calibri" w:hAnsi="Calibri"/>
                       <w:sz w:val="20"/>
                     </w:rPr>
-                    <w:t xml:space="default">5,273</w:t>
+                    <w:t xml:space="default">13,002</w:t>
                   </w:r>
                 </w:p>
               </w:tc>
@@ -2254,7 +2254,7 @@
                       <w:rFonts w:ascii="Calibri" w:hAnsi="Calibri"/>
                       <w:sz w:val="20"/>
                     </w:rPr>
-                    <w:t xml:space="default">-8</w:t>
+                    <w:t xml:space="default">13</w:t>
                   </w:r>
                 </w:p>
               </w:tc>
@@ -2307,7 +2307,7 @@
                       <w:rFonts w:ascii="Calibri" w:hAnsi="Calibri"/>
                       <w:sz w:val="20"/>
                     </w:rPr>
-                    <w:t xml:space="default">1999-06-17</w:t>
+                    <w:t xml:space="default">2001-06-02</w:t>
                   </w:r>
                 </w:p>
               </w:tc>
@@ -2331,7 +2331,7 @@
                       <w:rFonts w:ascii="Calibri" w:hAnsi="Calibri"/>
                       <w:sz w:val="20"/>
                     </w:rPr>
-                    <w:t xml:space="default">HOU</w:t>
+                    <w:t xml:space="default">DET</w:t>
                   </w:r>
                 </w:p>
               </w:tc>
@@ -2355,7 +2355,7 @@
                       <w:rFonts w:ascii="Calibri" w:hAnsi="Calibri"/>
                       <w:sz w:val="20"/>
                     </w:rPr>
-                    <w:t xml:space="default">UTA</w:t>
+                    <w:t xml:space="default">HOU</w:t>
                   </w:r>
                 </w:p>
               </w:tc>
@@ -2379,7 +2379,7 @@
                       <w:rFonts w:ascii="Calibri" w:hAnsi="Calibri"/>
                       <w:sz w:val="20"/>
                     </w:rPr>
-                    <w:t xml:space="default">Compaq Center</w:t>
+                    <w:t xml:space="default">Palace of Auburn Hills</w:t>
                   </w:r>
                 </w:p>
               </w:tc>
@@ -2403,7 +2403,7 @@
                       <w:rFonts w:ascii="Calibri" w:hAnsi="Calibri"/>
                       <w:sz w:val="20"/>
                     </w:rPr>
-                    <w:t xml:space="default">10,160</w:t>
+                    <w:t xml:space="default">9,401</w:t>
                   </w:r>
                 </w:p>
               </w:tc>
@@ -2427,7 +2427,7 @@
                       <w:rFonts w:ascii="Calibri" w:hAnsi="Calibri"/>
                       <w:sz w:val="20"/>
                     </w:rPr>
-                    <w:t xml:space="default">20</w:t>
+                    <w:t xml:space="default">-1</w:t>
                   </w:r>
                 </w:p>
               </w:tc>
@@ -2480,7 +2480,7 @@
                       <w:rFonts w:ascii="Calibri" w:hAnsi="Calibri"/>
                       <w:sz w:val="20"/>
                     </w:rPr>
-                    <w:t xml:space="default">2018-08-19</w:t>
+                    <w:t xml:space="default">2001-07-20</w:t>
                   </w:r>
                 </w:p>
               </w:tc>
@@ -2504,7 +2504,7 @@
                       <w:rFonts w:ascii="Calibri" w:hAnsi="Calibri"/>
                       <w:sz w:val="20"/>
                     </w:rPr>
-                    <w:t xml:space="default">LVA</w:t>
+                    <w:t xml:space="default">IND</w:t>
                   </w:r>
                 </w:p>
               </w:tc>
@@ -2528,7 +2528,7 @@
                       <w:rFonts w:ascii="Calibri" w:hAnsi="Calibri"/>
                       <w:sz w:val="20"/>
                     </w:rPr>
-                    <w:t xml:space="default">ATL</w:t>
+                    <w:t xml:space="default">WAS</w:t>
                   </w:r>
                 </w:p>
               </w:tc>
@@ -2552,7 +2552,7 @@
                       <w:rFonts w:ascii="Calibri" w:hAnsi="Calibri"/>
                       <w:sz w:val="20"/>
                     </w:rPr>
-                    <w:t xml:space="default">Mandalay Bay Events Center</w:t>
+                    <w:t xml:space="default">Conseco Fieldhouse</w:t>
                   </w:r>
                 </w:p>
               </w:tc>
@@ -2576,7 +2576,7 @@
                       <w:rFonts w:ascii="Calibri" w:hAnsi="Calibri"/>
                       <w:sz w:val="20"/>
                     </w:rPr>
-                    <w:t xml:space="default">5,737</w:t>
+                    <w:t xml:space="default">7,493</w:t>
                   </w:r>
                 </w:p>
               </w:tc>
@@ -2600,7 +2600,7 @@
                       <w:rFonts w:ascii="Calibri" w:hAnsi="Calibri"/>
                       <w:sz w:val="20"/>
                     </w:rPr>
-                    <w:t xml:space="default">-15</w:t>
+                    <w:t xml:space="default">8</w:t>
                   </w:r>
                 </w:p>
               </w:tc>
@@ -2940,7 +2940,7 @@
         <w:t xml:space="preserve"> </w:t>
       </w:r>
       <w:r>
-        <w:t xml:space="preserve">Originally developed for rating chess players, Elo rating is well-understood in sports analytics as a measure of team strength that updates after each game, and—unlike winning percentage and rolling winning percentage—takes into account not only the outcome but also the estimated team strength of both teams.</w:t>
+        <w:t xml:space="preserve">Originally developed for rating chess players, Elo rating is well-understood in sports analytics as a measure of team strength that updates after each game, and—unlike winning percentage and rolling winning percentage—takes into account not only the outcome but also the estimated team strength of both teams. This means that beating a team with a higher Elo rating has a greater positive effect than beating a team with a lower Elo rating, reflecting upsets with more nuance than the win-loss record.</w:t>
       </w:r>
     </w:p>
     <w:p>
@@ -3011,13 +3011,7 @@
         </m:r>
       </m:oMath>
       <w:r>
-        <w:t xml:space="preserve">, where Elo ratings are typically centered at 1500.</w:t>
-      </w:r>
-      <w:r>
-        <w:t xml:space="preserve"> </w:t>
-      </w:r>
-      <w:r>
-        <w:t xml:space="preserve">Then if the probability that team</w:t>
+        <w:t xml:space="preserve">, where Elo ratings are typically centered at 1500. Then if the probability that team</w:t>
       </w:r>
       <w:r>
         <w:t xml:space="preserve"> </w:t>
@@ -3395,43 +3389,91 @@
             </m:rPr>
             <m:t>⋅</m:t>
           </m:r>
-          <m:r>
-            <m:t>I</m:t>
-          </m:r>
-          <m:r>
-            <m:rPr>
-              <m:sty m:val="p"/>
-            </m:rPr>
-            <m:t>(</m:t>
-          </m:r>
-          <m:r>
-            <m:t>i</m:t>
-          </m:r>
-          <m:r>
-            <m:rPr>
-              <m:nor/>
-              <m:sty m:val="p"/>
-            </m:rPr>
-            <m:t> beats </m:t>
-          </m:r>
-          <m:r>
-            <m:t>j</m:t>
-          </m:r>
-          <m:r>
-            <m:rPr>
-              <m:sty m:val="p"/>
-            </m:rPr>
-            <m:t>)</m:t>
-          </m:r>
-          <m:r>
-            <m:t> </m:t>
-          </m:r>
-          <m:r>
-            <m:rPr>
-              <m:sty m:val="p"/>
-            </m:rPr>
-            <m:t>,</m:t>
-          </m:r>
+          <m:d>
+            <m:dPr>
+              <m:begChr m:val="("/>
+              <m:sepChr m:val=""/>
+              <m:endChr m:val=")"/>
+              <m:grow/>
+            </m:dPr>
+            <m:e>
+              <m:r>
+                <m:t>I</m:t>
+              </m:r>
+              <m:r>
+                <m:rPr>
+                  <m:sty m:val="p"/>
+                </m:rPr>
+                <m:t>(</m:t>
+              </m:r>
+              <m:r>
+                <m:t>i</m:t>
+              </m:r>
+              <m:r>
+                <m:rPr>
+                  <m:nor/>
+                  <m:sty m:val="p"/>
+                </m:rPr>
+                <m:t> beats </m:t>
+              </m:r>
+              <m:r>
+                <m:t>j</m:t>
+              </m:r>
+              <m:r>
+                <m:rPr>
+                  <m:sty m:val="p"/>
+                </m:rPr>
+                <m:t>)</m:t>
+              </m:r>
+              <m:r>
+                <m:rPr>
+                  <m:sty m:val="p"/>
+                </m:rPr>
+                <m:t>−</m:t>
+              </m:r>
+              <m:r>
+                <m:rPr>
+                  <m:sty m:val="p"/>
+                </m:rPr>
+                <m:t>Pr</m:t>
+              </m:r>
+              <m:r>
+                <m:rPr>
+                  <m:sty m:val="p"/>
+                </m:rPr>
+                <m:t>(</m:t>
+              </m:r>
+              <m:r>
+                <m:t>i</m:t>
+              </m:r>
+              <m:r>
+                <m:rPr>
+                  <m:nor/>
+                  <m:sty m:val="p"/>
+                </m:rPr>
+                <m:t> beats </m:t>
+              </m:r>
+              <m:r>
+                <m:t>j</m:t>
+              </m:r>
+              <m:r>
+                <m:rPr>
+                  <m:nor/>
+                  <m:sty m:val="p"/>
+                </m:rPr>
+                <m:t> at time </m:t>
+              </m:r>
+              <m:r>
+                <m:t>t</m:t>
+              </m:r>
+              <m:r>
+                <m:rPr>
+                  <m:sty m:val="p"/>
+                </m:rPr>
+                <m:t>)</m:t>
+              </m:r>
+            </m:e>
+          </m:d>
         </m:oMath>
       </m:oMathPara>
     </w:p>
@@ -3575,7 +3617,96 @@
         <w:t xml:space="preserve"> </w:t>
       </w:r>
       <w:r>
-        <w:t xml:space="preserve">is a constant that controls how sensitive the ratings are to each game.</w:t>
+        <w:t xml:space="preserve">is a constant that controls how sensitive the ratings are to each game. If team</w:t>
+      </w:r>
+      <w:r>
+        <w:t xml:space="preserve"> </w:t>
+      </w:r>
+      <m:oMath>
+        <m:r>
+          <m:t>i</m:t>
+        </m:r>
+      </m:oMath>
+      <w:r>
+        <w:t xml:space="preserve"> </w:t>
+      </w:r>
+      <w:r>
+        <w:t xml:space="preserve">had a 78% probability of beating team</w:t>
+      </w:r>
+      <w:r>
+        <w:t xml:space="preserve"> </w:t>
+      </w:r>
+      <m:oMath>
+        <m:r>
+          <m:t>j</m:t>
+        </m:r>
+      </m:oMath>
+      <w:r>
+        <w:t xml:space="preserve"> </w:t>
+      </w:r>
+      <w:r>
+        <w:t xml:space="preserve">and wins, their rating will improve by</w:t>
+      </w:r>
+      <w:r>
+        <w:t xml:space="preserve"> </w:t>
+      </w:r>
+      <m:oMath>
+        <m:r>
+          <m:t>32</m:t>
+        </m:r>
+        <m:r>
+          <m:rPr>
+            <m:sty m:val="p"/>
+          </m:rPr>
+          <m:t>⋅</m:t>
+        </m:r>
+        <m:r>
+          <m:rPr>
+            <m:sty m:val="p"/>
+          </m:rPr>
+          <m:t>(</m:t>
+        </m:r>
+        <m:r>
+          <m:t>1</m:t>
+        </m:r>
+        <m:r>
+          <m:rPr>
+            <m:sty m:val="p"/>
+          </m:rPr>
+          <m:t>−</m:t>
+        </m:r>
+        <m:r>
+          <m:t>0.78</m:t>
+        </m:r>
+        <m:r>
+          <m:rPr>
+            <m:sty m:val="p"/>
+          </m:rPr>
+          <m:t>)</m:t>
+        </m:r>
+        <m:r>
+          <m:rPr>
+            <m:sty m:val="p"/>
+          </m:rPr>
+          <m:t>=</m:t>
+        </m:r>
+        <m:r>
+          <m:t>7.04</m:t>
+        </m:r>
+      </m:oMath>
+      <w:r>
+        <w:t xml:space="preserve">, while team</w:t>
+      </w:r>
+      <w:r>
+        <w:t xml:space="preserve"> </w:t>
+      </w:r>
+      <m:oMath>
+        <m:r>
+          <m:t>j</m:t>
+        </m:r>
+      </m:oMath>
+      <w:r>
+        <w:t xml:space="preserve">’s rating will decrease by the same amount.</w:t>
       </w:r>
       <w:r>
         <w:t xml:space="preserve"> </w:t>
@@ -3768,13 +3899,7 @@
         <w:pStyle w:val="FirstParagraph"/>
       </w:pPr>
       <w:r>
-        <w:t xml:space="preserve">The Elo ratings estimated above can then be plugged back into the win probability formula to estimate the home teams’s chances of winning.</w:t>
-      </w:r>
-      <w:r>
-        <w:t xml:space="preserve"> </w:t>
-      </w:r>
-      <w:r>
-        <w:t xml:space="preserve">We also added a 12-point home court advantage to our home win probability model, so that:</w:t>
+        <w:t xml:space="preserve">The Elo ratings estimated above can then be plugged back into the win probability formula to estimate the home team’s likelihood to win. Our home win probability model also includes a 12-point home court advantage, so that:</w:t>
       </w:r>
     </w:p>
     <w:p>

--- a/index.docx
+++ b/index.docx
@@ -39,7 +39,7 @@
         <w:pStyle w:val="Date"/>
       </w:pPr>
       <w:r>
-        <w:t xml:space="preserve">2026-06-08</w:t>
+        <w:t xml:space="preserve">2026-06-11</w:t>
       </w:r>
     </w:p>
     <w:p>
@@ -923,7 +923,7 @@
                       <w:rFonts w:ascii="Calibri" w:hAnsi="Calibri"/>
                       <w:sz w:val="20"/>
                     </w:rPr>
-                    <w:t xml:space="default">2020-07-26</w:t>
+                    <w:t xml:space="default">2000-08-09</w:t>
                   </w:r>
                 </w:p>
               </w:tc>
@@ -947,7 +947,7 @@
                       <w:rFonts w:ascii="Calibri" w:hAnsi="Calibri"/>
                       <w:sz w:val="20"/>
                     </w:rPr>
-                    <w:t xml:space="default">MIN</w:t>
+                    <w:t xml:space="default">MIA</w:t>
                   </w:r>
                 </w:p>
               </w:tc>
@@ -971,7 +971,7 @@
                       <w:rFonts w:ascii="Calibri" w:hAnsi="Calibri"/>
                       <w:sz w:val="20"/>
                     </w:rPr>
-                    <w:t xml:space="default">CON</w:t>
+                    <w:t xml:space="default">ORL</w:t>
                   </w:r>
                 </w:p>
               </w:tc>
@@ -995,7 +995,7 @@
                       <w:rFonts w:ascii="Calibri" w:hAnsi="Calibri"/>
                       <w:sz w:val="20"/>
                     </w:rPr>
-                    <w:t xml:space="default">NA</w:t>
+                    <w:t xml:space="default">AmericanAirlines Arena</w:t>
                   </w:r>
                 </w:p>
               </w:tc>
@@ -1019,7 +1019,7 @@
                       <w:rFonts w:ascii="Calibri" w:hAnsi="Calibri"/>
                       <w:sz w:val="20"/>
                     </w:rPr>
-                    <w:t xml:space="default">NA</w:t>
+                    <w:t xml:space="default">8,917</w:t>
                   </w:r>
                 </w:p>
               </w:tc>
@@ -1043,7 +1043,7 @@
                       <w:rFonts w:ascii="Calibri" w:hAnsi="Calibri"/>
                       <w:sz w:val="20"/>
                     </w:rPr>
-                    <w:t xml:space="default">8</w:t>
+                    <w:t xml:space="default">4</w:t>
                   </w:r>
                 </w:p>
               </w:tc>
@@ -1096,7 +1096,7 @@
                       <w:rFonts w:ascii="Calibri" w:hAnsi="Calibri"/>
                       <w:sz w:val="20"/>
                     </w:rPr>
-                    <w:t xml:space="default">1998-07-16</w:t>
+                    <w:t xml:space="default">2012-09-12</w:t>
                   </w:r>
                 </w:p>
               </w:tc>
@@ -1120,7 +1120,7 @@
                       <w:rFonts w:ascii="Calibri" w:hAnsi="Calibri"/>
                       <w:sz w:val="20"/>
                     </w:rPr>
-                    <w:t xml:space="default">CLE</w:t>
+                    <w:t xml:space="default">NYL</w:t>
                   </w:r>
                 </w:p>
               </w:tc>
@@ -1144,7 +1144,7 @@
                       <w:rFonts w:ascii="Calibri" w:hAnsi="Calibri"/>
                       <w:sz w:val="20"/>
                     </w:rPr>
-                    <w:t xml:space="default">NYL</w:t>
+                    <w:t xml:space="default">WAS</w:t>
                   </w:r>
                 </w:p>
               </w:tc>
@@ -1168,7 +1168,7 @@
                       <w:rFonts w:ascii="Calibri" w:hAnsi="Calibri"/>
                       <w:sz w:val="20"/>
                     </w:rPr>
-                    <w:t xml:space="default">Quicken Loans Arena</w:t>
+                    <w:t xml:space="default">Prudential Center</w:t>
                   </w:r>
                 </w:p>
               </w:tc>
@@ -1192,7 +1192,7 @@
                       <w:rFonts w:ascii="Calibri" w:hAnsi="Calibri"/>
                       <w:sz w:val="20"/>
                     </w:rPr>
-                    <w:t xml:space="default">10,326</w:t>
+                    <w:t xml:space="default">5,717</w:t>
                   </w:r>
                 </w:p>
               </w:tc>
@@ -1216,7 +1216,7 @@
                       <w:rFonts w:ascii="Calibri" w:hAnsi="Calibri"/>
                       <w:sz w:val="20"/>
                     </w:rPr>
-                    <w:t xml:space="default">9</w:t>
+                    <w:t xml:space="default">13</w:t>
                   </w:r>
                 </w:p>
               </w:tc>
@@ -1269,7 +1269,7 @@
                       <w:rFonts w:ascii="Calibri" w:hAnsi="Calibri"/>
                       <w:sz w:val="20"/>
                     </w:rPr>
-                    <w:t xml:space="default">2011-06-19</w:t>
+                    <w:t xml:space="default">2003-08-06</w:t>
                   </w:r>
                 </w:p>
               </w:tc>
@@ -1293,7 +1293,7 @@
                       <w:rFonts w:ascii="Calibri" w:hAnsi="Calibri"/>
                       <w:sz w:val="20"/>
                     </w:rPr>
-                    <w:t xml:space="default">PHO</w:t>
+                    <w:t xml:space="default">WAS</w:t>
                   </w:r>
                 </w:p>
               </w:tc>
@@ -1317,7 +1317,7 @@
                       <w:rFonts w:ascii="Calibri" w:hAnsi="Calibri"/>
                       <w:sz w:val="20"/>
                     </w:rPr>
-                    <w:t xml:space="default">IND</w:t>
+                    <w:t xml:space="default">DET</w:t>
                   </w:r>
                 </w:p>
               </w:tc>
@@ -1341,7 +1341,7 @@
                       <w:rFonts w:ascii="Calibri" w:hAnsi="Calibri"/>
                       <w:sz w:val="20"/>
                     </w:rPr>
-                    <w:t xml:space="default">US Airways Center</w:t>
+                    <w:t xml:space="default">Verizon Center</w:t>
                   </w:r>
                 </w:p>
               </w:tc>
@@ -1365,7 +1365,7 @@
                       <w:rFonts w:ascii="Calibri" w:hAnsi="Calibri"/>
                       <w:sz w:val="20"/>
                     </w:rPr>
-                    <w:t xml:space="default">7,701</w:t>
+                    <w:t xml:space="default">11,341</w:t>
                   </w:r>
                 </w:p>
               </w:tc>
@@ -1389,7 +1389,7 @@
                       <w:rFonts w:ascii="Calibri" w:hAnsi="Calibri"/>
                       <w:sz w:val="20"/>
                     </w:rPr>
-                    <w:t xml:space="default">4</w:t>
+                    <w:t xml:space="default">11</w:t>
                   </w:r>
                 </w:p>
               </w:tc>
@@ -1442,7 +1442,7 @@
                       <w:rFonts w:ascii="Calibri" w:hAnsi="Calibri"/>
                       <w:sz w:val="20"/>
                     </w:rPr>
-                    <w:t xml:space="default">2000-07-26</w:t>
+                    <w:t xml:space="default">2012-06-01</w:t>
                   </w:r>
                 </w:p>
               </w:tc>
@@ -1466,7 +1466,7 @@
                       <w:rFonts w:ascii="Calibri" w:hAnsi="Calibri"/>
                       <w:sz w:val="20"/>
                     </w:rPr>
-                    <w:t xml:space="default">PHO</w:t>
+                    <w:t xml:space="default">SEA</w:t>
                   </w:r>
                 </w:p>
               </w:tc>
@@ -1490,7 +1490,7 @@
                       <w:rFonts w:ascii="Calibri" w:hAnsi="Calibri"/>
                       <w:sz w:val="20"/>
                     </w:rPr>
-                    <w:t xml:space="default">IND</w:t>
+                    <w:t xml:space="default">TUL</w:t>
                   </w:r>
                 </w:p>
               </w:tc>
@@ -1514,7 +1514,7 @@
                       <w:rFonts w:ascii="Calibri" w:hAnsi="Calibri"/>
                       <w:sz w:val="20"/>
                     </w:rPr>
-                    <w:t xml:space="default">US Airways Center</w:t>
+                    <w:t xml:space="default">KeyArena</w:t>
                   </w:r>
                 </w:p>
               </w:tc>
@@ -1538,7 +1538,7 @@
                       <w:rFonts w:ascii="Calibri" w:hAnsi="Calibri"/>
                       <w:sz w:val="20"/>
                     </w:rPr>
-                    <w:t xml:space="default">9,487</w:t>
+                    <w:t xml:space="default">7,489</w:t>
                   </w:r>
                 </w:p>
               </w:tc>
@@ -1562,7 +1562,7 @@
                       <w:rFonts w:ascii="Calibri" w:hAnsi="Calibri"/>
                       <w:sz w:val="20"/>
                     </w:rPr>
-                    <w:t xml:space="default">14</w:t>
+                    <w:t xml:space="default">18</w:t>
                   </w:r>
                 </w:p>
               </w:tc>
@@ -1615,7 +1615,7 @@
                       <w:rFonts w:ascii="Calibri" w:hAnsi="Calibri"/>
                       <w:sz w:val="20"/>
                     </w:rPr>
-                    <w:t xml:space="default">2012-06-08</w:t>
+                    <w:t xml:space="default">2008-07-27</w:t>
                   </w:r>
                 </w:p>
               </w:tc>
@@ -1639,7 +1639,7 @@
                       <w:rFonts w:ascii="Calibri" w:hAnsi="Calibri"/>
                       <w:sz w:val="20"/>
                     </w:rPr>
-                    <w:t xml:space="default">CHI</w:t>
+                    <w:t xml:space="default">ATL</w:t>
                   </w:r>
                 </w:p>
               </w:tc>
@@ -1663,7 +1663,7 @@
                       <w:rFonts w:ascii="Calibri" w:hAnsi="Calibri"/>
                       <w:sz w:val="20"/>
                     </w:rPr>
-                    <w:t xml:space="default">TUL</w:t>
+                    <w:t xml:space="default">NYL</w:t>
                   </w:r>
                 </w:p>
               </w:tc>
@@ -1687,7 +1687,7 @@
                       <w:rFonts w:ascii="Calibri" w:hAnsi="Calibri"/>
                       <w:sz w:val="20"/>
                     </w:rPr>
-                    <w:t xml:space="default">Allstate Arena</w:t>
+                    <w:t xml:space="default">Philips Arena</w:t>
                   </w:r>
                 </w:p>
               </w:tc>
@@ -1711,7 +1711,7 @@
                       <w:rFonts w:ascii="Calibri" w:hAnsi="Calibri"/>
                       <w:sz w:val="20"/>
                     </w:rPr>
-                    <w:t xml:space="default">5,019</w:t>
+                    <w:t xml:space="default">8,759</w:t>
                   </w:r>
                 </w:p>
               </w:tc>
@@ -1735,7 +1735,7 @@
                       <w:rFonts w:ascii="Calibri" w:hAnsi="Calibri"/>
                       <w:sz w:val="20"/>
                     </w:rPr>
-                    <w:t xml:space="default">7</w:t>
+                    <w:t xml:space="default">-10</w:t>
                   </w:r>
                 </w:p>
               </w:tc>
@@ -1788,7 +1788,7 @@
                       <w:rFonts w:ascii="Calibri" w:hAnsi="Calibri"/>
                       <w:sz w:val="20"/>
                     </w:rPr>
-                    <w:t xml:space="default">2023-05-21</w:t>
+                    <w:t xml:space="default">2025-06-10</w:t>
                   </w:r>
                 </w:p>
               </w:tc>
@@ -1812,7 +1812,7 @@
                       <w:rFonts w:ascii="Calibri" w:hAnsi="Calibri"/>
                       <w:sz w:val="20"/>
                     </w:rPr>
-                    <w:t xml:space="default">CON</w:t>
+                    <w:t xml:space="default">NYL</w:t>
                   </w:r>
                 </w:p>
               </w:tc>
@@ -1836,7 +1836,7 @@
                       <w:rFonts w:ascii="Calibri" w:hAnsi="Calibri"/>
                       <w:sz w:val="20"/>
                     </w:rPr>
-                    <w:t xml:space="default">WAS</w:t>
+                    <w:t xml:space="default">CHI</w:t>
                   </w:r>
                 </w:p>
               </w:tc>
@@ -1860,7 +1860,7 @@
                       <w:rFonts w:ascii="Calibri" w:hAnsi="Calibri"/>
                       <w:sz w:val="20"/>
                     </w:rPr>
-                    <w:t xml:space="default">Mohegan Sun Arena</w:t>
+                    <w:t xml:space="default">Barclays Center</w:t>
                   </w:r>
                 </w:p>
               </w:tc>
@@ -1884,7 +1884,7 @@
                       <w:rFonts w:ascii="Calibri" w:hAnsi="Calibri"/>
                       <w:sz w:val="20"/>
                     </w:rPr>
-                    <w:t xml:space="default">7,048</w:t>
+                    <w:t xml:space="default">16,081</w:t>
                   </w:r>
                 </w:p>
               </w:tc>
@@ -1908,7 +1908,7 @@
                       <w:rFonts w:ascii="Calibri" w:hAnsi="Calibri"/>
                       <w:sz w:val="20"/>
                     </w:rPr>
-                    <w:t xml:space="default">6</w:t>
+                    <w:t xml:space="default">19</w:t>
                   </w:r>
                 </w:p>
               </w:tc>
@@ -1961,7 +1961,7 @@
                       <w:rFonts w:ascii="Calibri" w:hAnsi="Calibri"/>
                       <w:sz w:val="20"/>
                     </w:rPr>
-                    <w:t xml:space="default">1999-07-09</w:t>
+                    <w:t xml:space="default">2005-08-02</w:t>
                   </w:r>
                 </w:p>
               </w:tc>
@@ -1985,7 +1985,7 @@
                       <w:rFonts w:ascii="Calibri" w:hAnsi="Calibri"/>
                       <w:sz w:val="20"/>
                     </w:rPr>
-                    <w:t xml:space="default">CHA</w:t>
+                    <w:t xml:space="default">HOU</w:t>
                   </w:r>
                 </w:p>
               </w:tc>
@@ -2009,7 +2009,7 @@
                       <w:rFonts w:ascii="Calibri" w:hAnsi="Calibri"/>
                       <w:sz w:val="20"/>
                     </w:rPr>
-                    <w:t xml:space="default">ORL</w:t>
+                    <w:t xml:space="default">DET</w:t>
                   </w:r>
                 </w:p>
               </w:tc>
@@ -2033,7 +2033,7 @@
                       <w:rFonts w:ascii="Calibri" w:hAnsi="Calibri"/>
                       <w:sz w:val="20"/>
                     </w:rPr>
-                    <w:t xml:space="default">Spectrum Center</w:t>
+                    <w:t xml:space="default">Compaq Center</w:t>
                   </w:r>
                 </w:p>
               </w:tc>
@@ -2057,7 +2057,7 @@
                       <w:rFonts w:ascii="Calibri" w:hAnsi="Calibri"/>
                       <w:sz w:val="20"/>
                     </w:rPr>
-                    <w:t xml:space="default">5,839</w:t>
+                    <w:t xml:space="default">5,225</w:t>
                   </w:r>
                 </w:p>
               </w:tc>
@@ -2081,7 +2081,7 @@
                       <w:rFonts w:ascii="Calibri" w:hAnsi="Calibri"/>
                       <w:sz w:val="20"/>
                     </w:rPr>
-                    <w:t xml:space="default">-5</w:t>
+                    <w:t xml:space="default">1</w:t>
                   </w:r>
                 </w:p>
               </w:tc>
@@ -2134,7 +2134,7 @@
                       <w:rFonts w:ascii="Calibri" w:hAnsi="Calibri"/>
                       <w:sz w:val="20"/>
                     </w:rPr>
-                    <w:t xml:space="default">1998-07-15</w:t>
+                    <w:t xml:space="default">2006-08-12</w:t>
                   </w:r>
                 </w:p>
               </w:tc>
@@ -2158,7 +2158,7 @@
                       <w:rFonts w:ascii="Calibri" w:hAnsi="Calibri"/>
                       <w:sz w:val="20"/>
                     </w:rPr>
-                    <w:t xml:space="default">PHO</w:t>
+                    <w:t xml:space="default">SAN</w:t>
                   </w:r>
                 </w:p>
               </w:tc>
@@ -2182,7 +2182,7 @@
                       <w:rFonts w:ascii="Calibri" w:hAnsi="Calibri"/>
                       <w:sz w:val="20"/>
                     </w:rPr>
-                    <w:t xml:space="default">DET</w:t>
+                    <w:t xml:space="default">PHO</w:t>
                   </w:r>
                 </w:p>
               </w:tc>
@@ -2206,7 +2206,7 @@
                       <w:rFonts w:ascii="Calibri" w:hAnsi="Calibri"/>
                       <w:sz w:val="20"/>
                     </w:rPr>
-                    <w:t xml:space="default">US Airways Center</w:t>
+                    <w:t xml:space="default">AT&amp;T Center</w:t>
                   </w:r>
                 </w:p>
               </w:tc>
@@ -2230,7 +2230,7 @@
                       <w:rFonts w:ascii="Calibri" w:hAnsi="Calibri"/>
                       <w:sz w:val="20"/>
                     </w:rPr>
-                    <w:t xml:space="default">13,002</w:t>
+                    <w:t xml:space="default">10,634</w:t>
                   </w:r>
                 </w:p>
               </w:tc>
@@ -2254,7 +2254,7 @@
                       <w:rFonts w:ascii="Calibri" w:hAnsi="Calibri"/>
                       <w:sz w:val="20"/>
                     </w:rPr>
-                    <w:t xml:space="default">13</w:t>
+                    <w:t xml:space="default">-2</w:t>
                   </w:r>
                 </w:p>
               </w:tc>
@@ -2307,7 +2307,7 @@
                       <w:rFonts w:ascii="Calibri" w:hAnsi="Calibri"/>
                       <w:sz w:val="20"/>
                     </w:rPr>
-                    <w:t xml:space="default">2001-06-02</w:t>
+                    <w:t xml:space="default">2019-08-25</w:t>
                   </w:r>
                 </w:p>
               </w:tc>
@@ -2331,7 +2331,7 @@
                       <w:rFonts w:ascii="Calibri" w:hAnsi="Calibri"/>
                       <w:sz w:val="20"/>
                     </w:rPr>
-                    <w:t xml:space="default">DET</w:t>
+                    <w:t xml:space="default">SEA</w:t>
                   </w:r>
                 </w:p>
               </w:tc>
@@ -2355,7 +2355,7 @@
                       <w:rFonts w:ascii="Calibri" w:hAnsi="Calibri"/>
                       <w:sz w:val="20"/>
                     </w:rPr>
-                    <w:t xml:space="default">HOU</w:t>
+                    <w:t xml:space="default">IND</w:t>
                   </w:r>
                 </w:p>
               </w:tc>
@@ -2379,7 +2379,7 @@
                       <w:rFonts w:ascii="Calibri" w:hAnsi="Calibri"/>
                       <w:sz w:val="20"/>
                     </w:rPr>
-                    <w:t xml:space="default">Palace of Auburn Hills</w:t>
+                    <w:t xml:space="default">Alaska Airlines Arena</w:t>
                   </w:r>
                 </w:p>
               </w:tc>
@@ -2403,7 +2403,7 @@
                       <w:rFonts w:ascii="Calibri" w:hAnsi="Calibri"/>
                       <w:sz w:val="20"/>
                     </w:rPr>
-                    <w:t xml:space="default">9,401</w:t>
+                    <w:t xml:space="default">8,076</w:t>
                   </w:r>
                 </w:p>
               </w:tc>
@@ -2427,7 +2427,7 @@
                       <w:rFonts w:ascii="Calibri" w:hAnsi="Calibri"/>
                       <w:sz w:val="20"/>
                     </w:rPr>
-                    <w:t xml:space="default">-1</w:t>
+                    <w:t xml:space="default">-9</w:t>
                   </w:r>
                 </w:p>
               </w:tc>
@@ -2480,7 +2480,7 @@
                       <w:rFonts w:ascii="Calibri" w:hAnsi="Calibri"/>
                       <w:sz w:val="20"/>
                     </w:rPr>
-                    <w:t xml:space="default">2001-07-20</w:t>
+                    <w:t xml:space="default">2009-06-06</w:t>
                   </w:r>
                 </w:p>
               </w:tc>
@@ -2504,7 +2504,7 @@
                       <w:rFonts w:ascii="Calibri" w:hAnsi="Calibri"/>
                       <w:sz w:val="20"/>
                     </w:rPr>
-                    <w:t xml:space="default">IND</w:t>
+                    <w:t xml:space="default">SAC</w:t>
                   </w:r>
                 </w:p>
               </w:tc>
@@ -2528,7 +2528,7 @@
                       <w:rFonts w:ascii="Calibri" w:hAnsi="Calibri"/>
                       <w:sz w:val="20"/>
                     </w:rPr>
-                    <w:t xml:space="default">WAS</w:t>
+                    <w:t xml:space="default">SEA</w:t>
                   </w:r>
                 </w:p>
               </w:tc>
@@ -2552,7 +2552,7 @@
                       <w:rFonts w:ascii="Calibri" w:hAnsi="Calibri"/>
                       <w:sz w:val="20"/>
                     </w:rPr>
-                    <w:t xml:space="default">Conseco Fieldhouse</w:t>
+                    <w:t xml:space="default">ARCO Arena</w:t>
                   </w:r>
                 </w:p>
               </w:tc>
@@ -2576,7 +2576,7 @@
                       <w:rFonts w:ascii="Calibri" w:hAnsi="Calibri"/>
                       <w:sz w:val="20"/>
                     </w:rPr>
-                    <w:t xml:space="default">7,493</w:t>
+                    <w:t xml:space="default">14,824</w:t>
                   </w:r>
                 </w:p>
               </w:tc>
@@ -2600,7 +2600,7 @@
                       <w:rFonts w:ascii="Calibri" w:hAnsi="Calibri"/>
                       <w:sz w:val="20"/>
                     </w:rPr>
-                    <w:t xml:space="default">8</w:t>
+                    <w:t xml:space="default">-10</w:t>
                   </w:r>
                 </w:p>
               </w:tc>
@@ -3617,7 +3617,13 @@
         <w:t xml:space="preserve"> </w:t>
       </w:r>
       <w:r>
-        <w:t xml:space="preserve">is a constant that controls how sensitive the ratings are to each game. If team</w:t>
+        <w:t xml:space="preserve">is a constant that controls how sensitive the ratings are to each game.</w:t>
+      </w:r>
+      <w:r>
+        <w:t xml:space="preserve"> </w:t>
+      </w:r>
+      <w:r>
+        <w:t xml:space="preserve">If team</w:t>
       </w:r>
       <w:r>
         <w:t xml:space="preserve"> </w:t>
@@ -3707,6 +3713,30 @@
       </m:oMath>
       <w:r>
         <w:t xml:space="preserve">’s rating will decrease by the same amount.</w:t>
+      </w:r>
+    </w:p>
+    <w:p>
+      <w:pPr>
+        <w:pStyle w:val="BodyText"/>
+      </w:pPr>
+      <w:r>
+        <w:t xml:space="preserve">We fit Elo ratings using the</w:t>
+      </w:r>
+      <w:r>
+        <w:t xml:space="preserve"> </w:t>
+      </w:r>
+      <w:r>
+        <w:rPr>
+          <w:b/>
+          <w:bCs/>
+        </w:rPr>
+        <w:t xml:space="preserve">elo</w:t>
+      </w:r>
+      <w:r>
+        <w:t xml:space="preserve"> </w:t>
+      </w:r>
+      <w:r>
+        <w:t xml:space="preserve">package for R.</w:t>
       </w:r>
       <w:r>
         <w:t xml:space="preserve"> </w:t>
@@ -3899,7 +3929,13 @@
         <w:pStyle w:val="FirstParagraph"/>
       </w:pPr>
       <w:r>
-        <w:t xml:space="preserve">The Elo ratings estimated above can then be plugged back into the win probability formula to estimate the home team’s likelihood to win. Our home win probability model also includes a 12-point home court advantage, so that:</w:t>
+        <w:t xml:space="preserve">The pregame Elo ratings estimated above can then be plugged back into the win probability formula to estimate the home teams’s likelihood of winning.</w:t>
+      </w:r>
+      <w:r>
+        <w:t xml:space="preserve"> </w:t>
+      </w:r>
+      <w:r>
+        <w:t xml:space="preserve">We also added a home court advantage equivalent to 60 points (of Elo rating) to our home win probability model, so that:</w:t>
       </w:r>
     </w:p>
     <w:p>
@@ -4201,7 +4237,7 @@
                             <m:t>+</m:t>
                           </m:r>
                           <m:r>
-                            <m:t>12</m:t>
+                            <m:t>60</m:t>
                           </m:r>
                         </m:e>
                       </m:d>
@@ -4233,13 +4269,13 @@
         <w:pStyle w:val="FirstParagraph"/>
       </w:pPr>
       <w:r>
-        <w:t xml:space="preserve">We arrived at 12 points by manually calibrating the win probabilities to match the observed frequencies.</w:t>
-      </w:r>
-      <w:r>
-        <w:t xml:space="preserve"> </w:t>
-      </w:r>
-      <w:r>
-        <w:t xml:space="preserve">While the model was less accurate at the extremes (it was consistently reluctant to predict nearly certain home wins and losses), it fit very well in the middle where most of the games occur (see</w:t>
+        <w:t xml:space="preserve">We arrived at 60 points by iteratively calibrating the win probabilities to match the observed frequencies by minimizing the Brier score.</w:t>
+      </w:r>
+      <w:r>
+        <w:t xml:space="preserve"> </w:t>
+      </w:r>
+      <w:r>
+        <w:t xml:space="preserve">While the model was slightly less accurate at the extremes, it fit very well in the middle where most of the games occur (see</w:t>
       </w:r>
       <w:r>
         <w:t xml:space="preserve"> </w:t>
@@ -4280,7 +4316,7 @@
               <w:pStyle w:val="ImageCaption"/>
             </w:pPr>
             <w:r>
-              <w:t xml:space="preserve">Table 2: Calibration of home win probability model, based on Elo ratings. We note that in the most frequent situations, where the home team was a slight favorite, the observed home win probability is within 3 percentage points of the predicted home probability. However, in those rarer occasions where a home win was extremely likely or unlikely, the model was less accurate.</w:t>
+              <w:t xml:space="preserve">Table 2: Calibration of home win probability model, based on Elo ratings. We note that in the most frequent situations, where the home team was a slight favorite, the observed home win probability is within 3 percentage points of the predicted home probability. However, in those rarer occasions where a home win was extremely likely or unlikely, the model was slightly less accurate.</w:t>
             </w:r>
           </w:p>
           <w:p>
@@ -4503,7 +4539,7 @@
                       <w:rFonts w:ascii="Calibri" w:hAnsi="Calibri"/>
                       <w:sz w:val="20"/>
                     </w:rPr>
-                    <w:t xml:space="default">(0.153,0.233]</w:t>
+                    <w:t xml:space="default">(0.102,0.189]</w:t>
                   </w:r>
                 </w:p>
               </w:tc>
@@ -4527,7 +4563,7 @@
                       <w:rFonts w:ascii="Calibri" w:hAnsi="Calibri"/>
                       <w:sz w:val="20"/>
                     </w:rPr>
-                    <w:t xml:space="default">51</w:t>
+                    <w:t xml:space="default">61</w:t>
                   </w:r>
                 </w:p>
               </w:tc>
@@ -4551,7 +4587,7 @@
                       <w:rFonts w:ascii="Calibri" w:hAnsi="Calibri"/>
                       <w:sz w:val="20"/>
                     </w:rPr>
-                    <w:t xml:space="default">0.212</w:t>
+                    <w:t xml:space="default">0.161</w:t>
                   </w:r>
                 </w:p>
               </w:tc>
@@ -4575,7 +4611,7 @@
                       <w:rFonts w:ascii="Calibri" w:hAnsi="Calibri"/>
                       <w:sz w:val="20"/>
                     </w:rPr>
-                    <w:t xml:space="default">0.059</w:t>
+                    <w:t xml:space="default">0.213</w:t>
                   </w:r>
                 </w:p>
               </w:tc>
@@ -4599,7 +4635,7 @@
                       <w:rFonts w:ascii="Calibri" w:hAnsi="Calibri"/>
                       <w:sz w:val="20"/>
                     </w:rPr>
-                    <w:t xml:space="default">-0.153</w:t>
+                    <w:t xml:space="default">0.052</w:t>
                   </w:r>
                 </w:p>
               </w:tc>
@@ -4628,7 +4664,7 @@
                       <w:rFonts w:ascii="Calibri" w:hAnsi="Calibri"/>
                       <w:sz w:val="20"/>
                     </w:rPr>
-                    <w:t xml:space="default">(0.233,0.311]</w:t>
+                    <w:t xml:space="default">(0.189,0.275]</w:t>
                   </w:r>
                 </w:p>
               </w:tc>
@@ -4652,7 +4688,7 @@
                       <w:rFonts w:ascii="Calibri" w:hAnsi="Calibri"/>
                       <w:sz w:val="20"/>
                     </w:rPr>
-                    <w:t xml:space="default">170</w:t>
+                    <w:t xml:space="default">251</w:t>
                   </w:r>
                 </w:p>
               </w:tc>
@@ -4676,7 +4712,7 @@
                       <w:rFonts w:ascii="Calibri" w:hAnsi="Calibri"/>
                       <w:sz w:val="20"/>
                     </w:rPr>
-                    <w:t xml:space="default">0.284</w:t>
+                    <w:t xml:space="default">0.243</w:t>
                   </w:r>
                 </w:p>
               </w:tc>
@@ -4700,7 +4736,7 @@
                       <w:rFonts w:ascii="Calibri" w:hAnsi="Calibri"/>
                       <w:sz w:val="20"/>
                     </w:rPr>
-                    <w:t xml:space="default">0.188</w:t>
+                    <w:t xml:space="default">0.271</w:t>
                   </w:r>
                 </w:p>
               </w:tc>
@@ -4724,7 +4760,7 @@
                       <w:rFonts w:ascii="Calibri" w:hAnsi="Calibri"/>
                       <w:sz w:val="20"/>
                     </w:rPr>
-                    <w:t xml:space="default">-0.096</w:t>
+                    <w:t xml:space="default">0.028</w:t>
                   </w:r>
                 </w:p>
               </w:tc>
@@ -4753,7 +4789,7 @@
                       <w:rFonts w:ascii="Calibri" w:hAnsi="Calibri"/>
                       <w:sz w:val="20"/>
                     </w:rPr>
-                    <w:t xml:space="default">(0.311,0.39]</w:t>
+                    <w:t xml:space="default">(0.275,0.361]</w:t>
                   </w:r>
                 </w:p>
               </w:tc>
@@ -4777,7 +4813,7 @@
                       <w:rFonts w:ascii="Calibri" w:hAnsi="Calibri"/>
                       <w:sz w:val="20"/>
                     </w:rPr>
-                    <w:t xml:space="default">441</w:t>
+                    <w:t xml:space="default">422</w:t>
                   </w:r>
                 </w:p>
               </w:tc>
@@ -4801,7 +4837,7 @@
                       <w:rFonts w:ascii="Calibri" w:hAnsi="Calibri"/>
                       <w:sz w:val="20"/>
                     </w:rPr>
-                    <w:t xml:space="default">0.360</w:t>
+                    <w:t xml:space="default">0.322</w:t>
                   </w:r>
                 </w:p>
               </w:tc>
@@ -4825,7 +4861,7 @@
                       <w:rFonts w:ascii="Calibri" w:hAnsi="Calibri"/>
                       <w:sz w:val="20"/>
                     </w:rPr>
-                    <w:t xml:space="default">0.211</w:t>
+                    <w:t xml:space="default">0.384</w:t>
                   </w:r>
                 </w:p>
               </w:tc>
@@ -4849,7 +4885,7 @@
                       <w:rFonts w:ascii="Calibri" w:hAnsi="Calibri"/>
                       <w:sz w:val="20"/>
                     </w:rPr>
-                    <w:t xml:space="default">-0.149</w:t>
+                    <w:t xml:space="default">0.062</w:t>
                   </w:r>
                 </w:p>
               </w:tc>
@@ -4878,7 +4914,7 @@
                       <w:rFonts w:ascii="Calibri" w:hAnsi="Calibri"/>
                       <w:sz w:val="20"/>
                     </w:rPr>
-                    <w:t xml:space="default">(0.39,0.468]</w:t>
+                    <w:t xml:space="default">(0.361,0.446]</w:t>
                   </w:r>
                 </w:p>
               </w:tc>
@@ -4902,7 +4938,7 @@
                       <w:rFonts w:ascii="Calibri" w:hAnsi="Calibri"/>
                       <w:sz w:val="20"/>
                     </w:rPr>
-                    <w:t xml:space="default">744</w:t>
+                    <w:t xml:space="default">691</w:t>
                   </w:r>
                 </w:p>
               </w:tc>
@@ -4926,7 +4962,7 @@
                       <w:rFonts w:ascii="Calibri" w:hAnsi="Calibri"/>
                       <w:sz w:val="20"/>
                     </w:rPr>
-                    <w:t xml:space="default">0.432</w:t>
+                    <w:t xml:space="default">0.405</w:t>
                   </w:r>
                 </w:p>
               </w:tc>
@@ -4950,7 +4986,7 @@
                       <w:rFonts w:ascii="Calibri" w:hAnsi="Calibri"/>
                       <w:sz w:val="20"/>
                     </w:rPr>
-                    <w:t xml:space="default">0.349</w:t>
+                    <w:t xml:space="default">0.454</w:t>
                   </w:r>
                 </w:p>
               </w:tc>
@@ -4974,7 +5010,7 @@
                       <w:rFonts w:ascii="Calibri" w:hAnsi="Calibri"/>
                       <w:sz w:val="20"/>
                     </w:rPr>
-                    <w:t xml:space="default">-0.083</w:t>
+                    <w:t xml:space="default">0.050</w:t>
                   </w:r>
                 </w:p>
               </w:tc>
@@ -5003,7 +5039,7 @@
                       <w:rFonts w:ascii="Calibri" w:hAnsi="Calibri"/>
                       <w:sz w:val="20"/>
                     </w:rPr>
-                    <w:t xml:space="default">(0.468,0.547]</w:t>
+                    <w:t xml:space="default">(0.446,0.532]</w:t>
                   </w:r>
                 </w:p>
               </w:tc>
@@ -5027,7 +5063,7 @@
                       <w:rFonts w:ascii="Calibri" w:hAnsi="Calibri"/>
                       <w:sz w:val="20"/>
                     </w:rPr>
-                    <w:t xml:space="default">971</w:t>
+                    <w:t xml:space="default">970</w:t>
                   </w:r>
                 </w:p>
               </w:tc>
@@ -5051,7 +5087,7 @@
                       <w:rFonts w:ascii="Calibri" w:hAnsi="Calibri"/>
                       <w:sz w:val="20"/>
                     </w:rPr>
-                    <w:t xml:space="default">0.508</w:t>
+                    <w:t xml:space="default">0.492</w:t>
                   </w:r>
                 </w:p>
               </w:tc>
@@ -5075,7 +5111,7 @@
                       <w:rFonts w:ascii="Calibri" w:hAnsi="Calibri"/>
                       <w:sz w:val="20"/>
                     </w:rPr>
-                    <w:t xml:space="default">0.485</w:t>
+                    <w:t xml:space="default">0.520</w:t>
                   </w:r>
                 </w:p>
               </w:tc>
@@ -5099,7 +5135,7 @@
                       <w:rFonts w:ascii="Calibri" w:hAnsi="Calibri"/>
                       <w:sz w:val="20"/>
                     </w:rPr>
-                    <w:t xml:space="default">-0.023</w:t>
+                    <w:t xml:space="default">0.029</w:t>
                   </w:r>
                 </w:p>
               </w:tc>
@@ -5128,7 +5164,7 @@
                       <w:rFonts w:ascii="Calibri" w:hAnsi="Calibri"/>
                       <w:sz w:val="20"/>
                     </w:rPr>
-                    <w:t xml:space="default">(0.547,0.625]</w:t>
+                    <w:t xml:space="default">(0.532,0.618]</w:t>
                   </w:r>
                 </w:p>
               </w:tc>
@@ -5152,7 +5188,7 @@
                       <w:rFonts w:ascii="Calibri" w:hAnsi="Calibri"/>
                       <w:sz w:val="20"/>
                     </w:rPr>
-                    <w:t xml:space="default">1,136</w:t>
+                    <w:t xml:space="default">1,104</w:t>
                   </w:r>
                 </w:p>
               </w:tc>
@@ -5176,7 +5212,7 @@
                       <w:rFonts w:ascii="Calibri" w:hAnsi="Calibri"/>
                       <w:sz w:val="20"/>
                     </w:rPr>
-                    <w:t xml:space="default">0.586</w:t>
+                    <w:t xml:space="default">0.577</w:t>
                   </w:r>
                 </w:p>
               </w:tc>
@@ -5224,7 +5260,7 @@
                       <w:rFonts w:ascii="Calibri" w:hAnsi="Calibri"/>
                       <w:sz w:val="20"/>
                     </w:rPr>
-                    <w:t xml:space="default">0.016</w:t>
+                    <w:t xml:space="default">0.024</w:t>
                   </w:r>
                 </w:p>
               </w:tc>
@@ -5253,7 +5289,7 @@
                       <w:rFonts w:ascii="Calibri" w:hAnsi="Calibri"/>
                       <w:sz w:val="20"/>
                     </w:rPr>
-                    <w:t xml:space="default">(0.625,0.704]</w:t>
+                    <w:t xml:space="default">(0.618,0.704]</w:t>
                   </w:r>
                 </w:p>
               </w:tc>
@@ -5277,7 +5313,7 @@
                       <w:rFonts w:ascii="Calibri" w:hAnsi="Calibri"/>
                       <w:sz w:val="20"/>
                     </w:rPr>
-                    <w:t xml:space="default">1,150</w:t>
+                    <w:t xml:space="default">1,080</w:t>
                   </w:r>
                 </w:p>
               </w:tc>
@@ -5301,7 +5337,7 @@
                       <w:rFonts w:ascii="Calibri" w:hAnsi="Calibri"/>
                       <w:sz w:val="20"/>
                     </w:rPr>
-                    <w:t xml:space="default">0.664</w:t>
+                    <w:t xml:space="default">0.660</w:t>
                   </w:r>
                 </w:p>
               </w:tc>
@@ -5325,7 +5361,7 @@
                       <w:rFonts w:ascii="Calibri" w:hAnsi="Calibri"/>
                       <w:sz w:val="20"/>
                     </w:rPr>
-                    <w:t xml:space="default">0.697</w:t>
+                    <w:t xml:space="default">0.661</w:t>
                   </w:r>
                 </w:p>
               </w:tc>
@@ -5349,7 +5385,7 @@
                       <w:rFonts w:ascii="Calibri" w:hAnsi="Calibri"/>
                       <w:sz w:val="20"/>
                     </w:rPr>
-                    <w:t xml:space="default">0.033</w:t>
+                    <w:t xml:space="default">0.001</w:t>
                   </w:r>
                 </w:p>
               </w:tc>
@@ -5378,7 +5414,7 @@
                       <w:rFonts w:ascii="Calibri" w:hAnsi="Calibri"/>
                       <w:sz w:val="20"/>
                     </w:rPr>
-                    <w:t xml:space="default">(0.704,0.782]</w:t>
+                    <w:t xml:space="default">(0.704,0.789]</w:t>
                   </w:r>
                 </w:p>
               </w:tc>
@@ -5402,7 +5438,7 @@
                       <w:rFonts w:ascii="Calibri" w:hAnsi="Calibri"/>
                       <w:sz w:val="20"/>
                     </w:rPr>
-                    <w:t xml:space="default">910</w:t>
+                    <w:t xml:space="default">925</w:t>
                   </w:r>
                 </w:p>
               </w:tc>
@@ -5426,7 +5462,7 @@
                       <w:rFonts w:ascii="Calibri" w:hAnsi="Calibri"/>
                       <w:sz w:val="20"/>
                     </w:rPr>
-                    <w:t xml:space="default">0.737</w:t>
+                    <w:t xml:space="default">0.742</w:t>
                   </w:r>
                 </w:p>
               </w:tc>
@@ -5450,7 +5486,7 @@
                       <w:rFonts w:ascii="Calibri" w:hAnsi="Calibri"/>
                       <w:sz w:val="20"/>
                     </w:rPr>
-                    <w:t xml:space="default">0.815</w:t>
+                    <w:t xml:space="default">0.706</w:t>
                   </w:r>
                 </w:p>
               </w:tc>
@@ -5474,7 +5510,7 @@
                       <w:rFonts w:ascii="Calibri" w:hAnsi="Calibri"/>
                       <w:sz w:val="20"/>
                     </w:rPr>
-                    <w:t xml:space="default">0.078</w:t>
+                    <w:t xml:space="default">-0.036</w:t>
                   </w:r>
                 </w:p>
               </w:tc>
@@ -5503,7 +5539,7 @@
                       <w:rFonts w:ascii="Calibri" w:hAnsi="Calibri"/>
                       <w:sz w:val="20"/>
                     </w:rPr>
-                    <w:t xml:space="default">(0.782,0.861]</w:t>
+                    <w:t xml:space="default">(0.789,0.875]</w:t>
                   </w:r>
                 </w:p>
               </w:tc>
@@ -5527,7 +5563,7 @@
                       <w:rFonts w:ascii="Calibri" w:hAnsi="Calibri"/>
                       <w:sz w:val="20"/>
                     </w:rPr>
-                    <w:t xml:space="default">490</w:t>
+                    <w:t xml:space="default">525</w:t>
                   </w:r>
                 </w:p>
               </w:tc>
@@ -5551,7 +5587,7 @@
                       <w:rFonts w:ascii="Calibri" w:hAnsi="Calibri"/>
                       <w:sz w:val="20"/>
                     </w:rPr>
-                    <w:t xml:space="default">0.810</w:t>
+                    <w:t xml:space="default">0.825</w:t>
                   </w:r>
                 </w:p>
               </w:tc>
@@ -5575,7 +5611,7 @@
                       <w:rFonts w:ascii="Calibri" w:hAnsi="Calibri"/>
                       <w:sz w:val="20"/>
                     </w:rPr>
-                    <w:t xml:space="default">0.894</w:t>
+                    <w:t xml:space="default">0.775</w:t>
                   </w:r>
                 </w:p>
               </w:tc>
@@ -5599,7 +5635,7 @@
                       <w:rFonts w:ascii="Calibri" w:hAnsi="Calibri"/>
                       <w:sz w:val="20"/>
                     </w:rPr>
-                    <w:t xml:space="default">0.084</w:t>
+                    <w:t xml:space="default">-0.050</w:t>
                   </w:r>
                 </w:p>
               </w:tc>
@@ -5628,7 +5664,7 @@
                       <w:rFonts w:ascii="Calibri" w:hAnsi="Calibri"/>
                       <w:sz w:val="20"/>
                     </w:rPr>
-                    <w:t xml:space="default">(0.861,0.94]</w:t>
+                    <w:t xml:space="default">(0.875,0.962]</w:t>
                   </w:r>
                 </w:p>
               </w:tc>
@@ -5652,7 +5688,7 @@
                       <w:rFonts w:ascii="Calibri" w:hAnsi="Calibri"/>
                       <w:sz w:val="20"/>
                     </w:rPr>
-                    <w:t xml:space="default">101</w:t>
+                    <w:t xml:space="default">135</w:t>
                   </w:r>
                 </w:p>
               </w:tc>
@@ -5676,7 +5712,7 @@
                       <w:rFonts w:ascii="Calibri" w:hAnsi="Calibri"/>
                       <w:sz w:val="20"/>
                     </w:rPr>
-                    <w:t xml:space="default">0.884</w:t>
+                    <w:t xml:space="default">0.896</w:t>
                   </w:r>
                 </w:p>
               </w:tc>
@@ -5700,7 +5736,7 @@
                       <w:rFonts w:ascii="Calibri" w:hAnsi="Calibri"/>
                       <w:sz w:val="20"/>
                     </w:rPr>
-                    <w:t xml:space="default">0.950</w:t>
+                    <w:t xml:space="default">0.889</w:t>
                   </w:r>
                 </w:p>
               </w:tc>
@@ -5724,7 +5760,7 @@
                       <w:rFonts w:ascii="Calibri" w:hAnsi="Calibri"/>
                       <w:sz w:val="20"/>
                     </w:rPr>
-                    <w:t xml:space="default">0.066</w:t>
+                    <w:t xml:space="default">-0.007</w:t>
                   </w:r>
                 </w:p>
               </w:tc>
@@ -5836,6 +5872,32 @@
       <w:r>
         <w:t xml:space="preserve">).</w:t>
       </w:r>
+    </w:p>
+    <w:p>
+      <w:pPr>
+        <w:pStyle w:val="BodyText"/>
+      </w:pPr>
+      <w:r>
+        <w:rPr>
+          <w:vertAlign w:val="subscript"/>
+        </w:rPr>
+        <w:t xml:space="preserve">Source:</w:t>
+      </w:r>
+      <w:r>
+        <w:rPr>
+          <w:vertAlign w:val="subscript"/>
+        </w:rPr>
+        <w:t xml:space="preserve"> </w:t>
+      </w:r>
+      <w:hyperlink r:id="rId9">
+        <w:r>
+          <w:rPr>
+            <w:rStyle w:val="Hyperlink"/>
+            <w:vertAlign w:val="subscript"/>
+          </w:rPr>
+          <w:t xml:space="preserve">Article Notebook</w:t>
+        </w:r>
+      </w:hyperlink>
     </w:p>
     <w:bookmarkStart w:id="40" w:name="response-variables"/>
     <w:p>
@@ -8812,33 +8874,33 @@
                     <w:jc w:val="center"/>
                   </w:pPr>
                   <w:r>
-                    <w:t xml:space="preserve">9.027</w:t>
-                  </w:r>
-                </w:p>
-              </w:tc>
-              <w:tc>
-                <w:tcPr/>
-                <w:p>
-                  <w:pPr>
-                    <w:pStyle w:val="Compact"/>
-                    <w:jc w:val="right"/>
-                    <w:jc w:val="center"/>
-                  </w:pPr>
-                  <w:r>
-                    <w:t xml:space="preserve">0.129</w:t>
-                  </w:r>
-                </w:p>
-              </w:tc>
-              <w:tc>
-                <w:tcPr/>
-                <w:p>
-                  <w:pPr>
-                    <w:pStyle w:val="Compact"/>
-                    <w:jc w:val="right"/>
-                    <w:jc w:val="center"/>
-                  </w:pPr>
-                  <w:r>
-                    <w:t xml:space="preserve">69.908</w:t>
+                    <w:t xml:space="preserve">9.080</w:t>
+                  </w:r>
+                </w:p>
+              </w:tc>
+              <w:tc>
+                <w:tcPr/>
+                <w:p>
+                  <w:pPr>
+                    <w:pStyle w:val="Compact"/>
+                    <w:jc w:val="right"/>
+                    <w:jc w:val="center"/>
+                  </w:pPr>
+                  <w:r>
+                    <w:t xml:space="preserve">0.132</w:t>
+                  </w:r>
+                </w:p>
+              </w:tc>
+              <w:tc>
+                <w:tcPr/>
+                <w:p>
+                  <w:pPr>
+                    <w:pStyle w:val="Compact"/>
+                    <w:jc w:val="right"/>
+                    <w:jc w:val="center"/>
+                  </w:pPr>
+                  <w:r>
+                    <w:t xml:space="preserve">68.978</w:t>
                   </w:r>
                 </w:p>
               </w:tc>
@@ -8892,33 +8954,33 @@
                     <w:jc w:val="center"/>
                   </w:pPr>
                   <w:r>
-                    <w:t xml:space="preserve">8.968</w:t>
-                  </w:r>
-                </w:p>
-              </w:tc>
-              <w:tc>
-                <w:tcPr/>
-                <w:p>
-                  <w:pPr>
-                    <w:pStyle w:val="Compact"/>
-                    <w:jc w:val="right"/>
-                    <w:jc w:val="center"/>
-                  </w:pPr>
-                  <w:r>
-                    <w:t xml:space="preserve">0.155</w:t>
-                  </w:r>
-                </w:p>
-              </w:tc>
-              <w:tc>
-                <w:tcPr/>
-                <w:p>
-                  <w:pPr>
-                    <w:pStyle w:val="Compact"/>
-                    <w:jc w:val="right"/>
-                    <w:jc w:val="center"/>
-                  </w:pPr>
-                  <w:r>
-                    <w:t xml:space="preserve">58.003</w:t>
+                    <w:t xml:space="preserve">9.011</w:t>
+                  </w:r>
+                </w:p>
+              </w:tc>
+              <w:tc>
+                <w:tcPr/>
+                <w:p>
+                  <w:pPr>
+                    <w:pStyle w:val="Compact"/>
+                    <w:jc w:val="right"/>
+                    <w:jc w:val="center"/>
+                  </w:pPr>
+                  <w:r>
+                    <w:t xml:space="preserve">0.146</w:t>
+                  </w:r>
+                </w:p>
+              </w:tc>
+              <w:tc>
+                <w:tcPr/>
+                <w:p>
+                  <w:pPr>
+                    <w:pStyle w:val="Compact"/>
+                    <w:jc w:val="right"/>
+                    <w:jc w:val="center"/>
+                  </w:pPr>
+                  <w:r>
+                    <w:t xml:space="preserve">61.867</w:t>
                   </w:r>
                 </w:p>
               </w:tc>
@@ -8972,33 +9034,33 @@
                     <w:jc w:val="center"/>
                   </w:pPr>
                   <w:r>
-                    <w:t xml:space="preserve">9.078</w:t>
-                  </w:r>
-                </w:p>
-              </w:tc>
-              <w:tc>
-                <w:tcPr/>
-                <w:p>
-                  <w:pPr>
-                    <w:pStyle w:val="Compact"/>
-                    <w:jc w:val="right"/>
-                    <w:jc w:val="center"/>
-                  </w:pPr>
-                  <w:r>
-                    <w:t xml:space="preserve">0.132</w:t>
-                  </w:r>
-                </w:p>
-              </w:tc>
-              <w:tc>
-                <w:tcPr/>
-                <w:p>
-                  <w:pPr>
-                    <w:pStyle w:val="Compact"/>
-                    <w:jc w:val="right"/>
-                    <w:jc w:val="center"/>
-                  </w:pPr>
-                  <w:r>
-                    <w:t xml:space="preserve">68.750</w:t>
+                    <w:t xml:space="preserve">9.102</w:t>
+                  </w:r>
+                </w:p>
+              </w:tc>
+              <w:tc>
+                <w:tcPr/>
+                <w:p>
+                  <w:pPr>
+                    <w:pStyle w:val="Compact"/>
+                    <w:jc w:val="right"/>
+                    <w:jc w:val="center"/>
+                  </w:pPr>
+                  <w:r>
+                    <w:t xml:space="preserve">0.139</w:t>
+                  </w:r>
+                </w:p>
+              </w:tc>
+              <w:tc>
+                <w:tcPr/>
+                <w:p>
+                  <w:pPr>
+                    <w:pStyle w:val="Compact"/>
+                    <w:jc w:val="right"/>
+                    <w:jc w:val="center"/>
+                  </w:pPr>
+                  <w:r>
+                    <w:t xml:space="preserve">65.437</w:t>
                   </w:r>
                 </w:p>
               </w:tc>
@@ -9052,7 +9114,7 @@
                     <w:jc w:val="center"/>
                   </w:pPr>
                   <w:r>
-                    <w:t xml:space="preserve">0.705</w:t>
+                    <w:t xml:space="preserve">0.675</w:t>
                   </w:r>
                 </w:p>
               </w:tc>
@@ -9078,7 +9140,7 @@
                     <w:jc w:val="center"/>
                   </w:pPr>
                   <w:r>
-                    <w:t xml:space="preserve">14.514</w:t>
+                    <w:t xml:space="preserve">13.919</w:t>
                   </w:r>
                 </w:p>
               </w:tc>
@@ -9132,7 +9194,7 @@
                     <w:jc w:val="center"/>
                   </w:pPr>
                   <w:r>
-                    <w:t xml:space="preserve">0.699</w:t>
+                    <w:t xml:space="preserve">0.691</w:t>
                   </w:r>
                 </w:p>
               </w:tc>
@@ -9158,7 +9220,7 @@
                     <w:jc w:val="center"/>
                   </w:pPr>
                   <w:r>
-                    <w:t xml:space="preserve">14.089</w:t>
+                    <w:t xml:space="preserve">13.776</w:t>
                   </w:r>
                 </w:p>
               </w:tc>
@@ -9212,33 +9274,33 @@
                     <w:jc w:val="center"/>
                   </w:pPr>
                   <w:r>
-                    <w:t xml:space="preserve">0.653</w:t>
-                  </w:r>
-                </w:p>
-              </w:tc>
-              <w:tc>
-                <w:tcPr/>
-                <w:p>
-                  <w:pPr>
-                    <w:pStyle w:val="Compact"/>
-                    <w:jc w:val="right"/>
-                    <w:jc w:val="center"/>
-                  </w:pPr>
-                  <w:r>
-                    <w:t xml:space="preserve">0.048</w:t>
-                  </w:r>
-                </w:p>
-              </w:tc>
-              <w:tc>
-                <w:tcPr/>
-                <w:p>
-                  <w:pPr>
-                    <w:pStyle w:val="Compact"/>
-                    <w:jc w:val="right"/>
-                    <w:jc w:val="center"/>
-                  </w:pPr>
-                  <w:r>
-                    <w:t xml:space="preserve">13.627</w:t>
+                    <w:t xml:space="preserve">0.675</w:t>
+                  </w:r>
+                </w:p>
+              </w:tc>
+              <w:tc>
+                <w:tcPr/>
+                <w:p>
+                  <w:pPr>
+                    <w:pStyle w:val="Compact"/>
+                    <w:jc w:val="right"/>
+                    <w:jc w:val="center"/>
+                  </w:pPr>
+                  <w:r>
+                    <w:t xml:space="preserve">0.049</w:t>
+                  </w:r>
+                </w:p>
+              </w:tc>
+              <w:tc>
+                <w:tcPr/>
+                <w:p>
+                  <w:pPr>
+                    <w:pStyle w:val="Compact"/>
+                    <w:jc w:val="right"/>
+                    <w:jc w:val="center"/>
+                  </w:pPr>
+                  <w:r>
+                    <w:t xml:space="preserve">13.860</w:t>
                   </w:r>
                 </w:p>
               </w:tc>
@@ -9266,7 +9328,7 @@
                     <w:jc w:val="center"/>
                   </w:pPr>
                   <w:r>
-                    <w:t xml:space="preserve">f1</w:t>
+                    <w:t xml:space="preserve">f3</w:t>
                   </w:r>
                 </w:p>
               </w:tc>
@@ -9279,59 +9341,59 @@
                     <w:jc w:val="center"/>
                   </w:pPr>
                   <w:r>
-                    <w:t xml:space="preserve">F1: Fan Engagment</w:t>
-                  </w:r>
-                </w:p>
-              </w:tc>
-              <w:tc>
-                <w:tcPr/>
-                <w:p>
-                  <w:pPr>
-                    <w:pStyle w:val="Compact"/>
-                    <w:jc w:val="right"/>
-                    <w:jc w:val="center"/>
-                  </w:pPr>
-                  <w:r>
-                    <w:t xml:space="preserve">0.002</w:t>
-                  </w:r>
-                </w:p>
-              </w:tc>
-              <w:tc>
-                <w:tcPr/>
-                <w:p>
-                  <w:pPr>
-                    <w:pStyle w:val="Compact"/>
-                    <w:jc w:val="right"/>
-                    <w:jc w:val="center"/>
-                  </w:pPr>
-                  <w:r>
-                    <w:t xml:space="preserve">0.001</w:t>
-                  </w:r>
-                </w:p>
-              </w:tc>
-              <w:tc>
-                <w:tcPr/>
-                <w:p>
-                  <w:pPr>
-                    <w:pStyle w:val="Compact"/>
-                    <w:jc w:val="right"/>
-                    <w:jc w:val="center"/>
-                  </w:pPr>
-                  <w:r>
-                    <w:t xml:space="preserve">3.320</w:t>
-                  </w:r>
-                </w:p>
-              </w:tc>
-              <w:tc>
-                <w:tcPr/>
-                <w:p>
-                  <w:pPr>
-                    <w:pStyle w:val="Compact"/>
-                    <w:jc w:val="right"/>
-                    <w:jc w:val="center"/>
-                  </w:pPr>
-                  <w:r>
-                    <w:t xml:space="preserve">0.001</w:t>
+                    <w:t xml:space="preserve">I(Loss Aversion)</w:t>
+                  </w:r>
+                </w:p>
+              </w:tc>
+              <w:tc>
+                <w:tcPr/>
+                <w:p>
+                  <w:pPr>
+                    <w:pStyle w:val="Compact"/>
+                    <w:jc w:val="right"/>
+                    <w:jc w:val="center"/>
+                  </w:pPr>
+                  <w:r>
+                    <w:t xml:space="preserve">0.242</w:t>
+                  </w:r>
+                </w:p>
+              </w:tc>
+              <w:tc>
+                <w:tcPr/>
+                <w:p>
+                  <w:pPr>
+                    <w:pStyle w:val="Compact"/>
+                    <w:jc w:val="right"/>
+                    <w:jc w:val="center"/>
+                  </w:pPr>
+                  <w:r>
+                    <w:t xml:space="preserve">0.352</w:t>
+                  </w:r>
+                </w:p>
+              </w:tc>
+              <w:tc>
+                <w:tcPr/>
+                <w:p>
+                  <w:pPr>
+                    <w:pStyle w:val="Compact"/>
+                    <w:jc w:val="right"/>
+                    <w:jc w:val="center"/>
+                  </w:pPr>
+                  <w:r>
+                    <w:t xml:space="preserve">0.688</w:t>
+                  </w:r>
+                </w:p>
+              </w:tc>
+              <w:tc>
+                <w:tcPr/>
+                <w:p>
+                  <w:pPr>
+                    <w:pStyle w:val="Compact"/>
+                    <w:jc w:val="right"/>
+                    <w:jc w:val="center"/>
+                  </w:pPr>
+                  <w:r>
+                    <w:t xml:space="preserve">0.491</w:t>
                   </w:r>
                 </w:p>
               </w:tc>
@@ -9346,7 +9408,7 @@
                     <w:jc w:val="center"/>
                   </w:pPr>
                   <w:r>
-                    <w:t xml:space="preserve">f2</w:t>
+                    <w:t xml:space="preserve">f1</w:t>
                   </w:r>
                 </w:p>
               </w:tc>
@@ -9359,7 +9421,20 @@
                     <w:jc w:val="center"/>
                   </w:pPr>
                   <w:r>
-                    <w:t xml:space="preserve">F2: Fan Engagment</w:t>
+                    <w:t xml:space="preserve">I(Quality Of Play)</w:t>
+                  </w:r>
+                </w:p>
+              </w:tc>
+              <w:tc>
+                <w:tcPr/>
+                <w:p>
+                  <w:pPr>
+                    <w:pStyle w:val="Compact"/>
+                    <w:jc w:val="right"/>
+                    <w:jc w:val="center"/>
+                  </w:pPr>
+                  <w:r>
+                    <w:t xml:space="preserve">0.002</w:t>
                   </w:r>
                 </w:p>
               </w:tc>
@@ -9385,33 +9460,20 @@
                     <w:jc w:val="center"/>
                   </w:pPr>
                   <w:r>
-                    <w:t xml:space="preserve">0.001</w:t>
-                  </w:r>
-                </w:p>
-              </w:tc>
-              <w:tc>
-                <w:tcPr/>
-                <w:p>
-                  <w:pPr>
-                    <w:pStyle w:val="Compact"/>
-                    <w:jc w:val="right"/>
-                    <w:jc w:val="center"/>
-                  </w:pPr>
-                  <w:r>
-                    <w:t xml:space="preserve">0.524</w:t>
-                  </w:r>
-                </w:p>
-              </w:tc>
-              <w:tc>
-                <w:tcPr/>
-                <w:p>
-                  <w:pPr>
-                    <w:pStyle w:val="Compact"/>
-                    <w:jc w:val="right"/>
-                    <w:jc w:val="center"/>
-                  </w:pPr>
-                  <w:r>
-                    <w:t xml:space="preserve">0.600</w:t>
+                    <w:t xml:space="preserve">2.777</w:t>
+                  </w:r>
+                </w:p>
+              </w:tc>
+              <w:tc>
+                <w:tcPr/>
+                <w:p>
+                  <w:pPr>
+                    <w:pStyle w:val="Compact"/>
+                    <w:jc w:val="right"/>
+                    <w:jc w:val="center"/>
+                  </w:pPr>
+                  <w:r>
+                    <w:t xml:space="preserve">0.006</w:t>
                   </w:r>
                 </w:p>
               </w:tc>
@@ -9426,7 +9488,7 @@
                     <w:jc w:val="center"/>
                   </w:pPr>
                   <w:r>
-                    <w:t xml:space="preserve">f3</w:t>
+                    <w:t xml:space="preserve">f2</w:t>
                   </w:r>
                 </w:p>
               </w:tc>
@@ -9439,59 +9501,59 @@
                     <w:jc w:val="center"/>
                   </w:pPr>
                   <w:r>
-                    <w:t xml:space="preserve">F3: Fan Engagment</w:t>
-                  </w:r>
-                </w:p>
-              </w:tc>
-              <w:tc>
-                <w:tcPr/>
-                <w:p>
-                  <w:pPr>
-                    <w:pStyle w:val="Compact"/>
-                    <w:jc w:val="right"/>
-                    <w:jc w:val="center"/>
-                  </w:pPr>
-                  <w:r>
-                    <w:t xml:space="preserve">0.422</w:t>
-                  </w:r>
-                </w:p>
-              </w:tc>
-              <w:tc>
-                <w:tcPr/>
-                <w:p>
-                  <w:pPr>
-                    <w:pStyle w:val="Compact"/>
-                    <w:jc w:val="right"/>
-                    <w:jc w:val="center"/>
-                  </w:pPr>
-                  <w:r>
-                    <w:t xml:space="preserve">0.402</w:t>
-                  </w:r>
-                </w:p>
-              </w:tc>
-              <w:tc>
-                <w:tcPr/>
-                <w:p>
-                  <w:pPr>
-                    <w:pStyle w:val="Compact"/>
-                    <w:jc w:val="right"/>
-                    <w:jc w:val="center"/>
-                  </w:pPr>
-                  <w:r>
-                    <w:t xml:space="preserve">1.050</w:t>
-                  </w:r>
-                </w:p>
-              </w:tc>
-              <w:tc>
-                <w:tcPr/>
-                <w:p>
-                  <w:pPr>
-                    <w:pStyle w:val="Compact"/>
-                    <w:jc w:val="right"/>
-                    <w:jc w:val="center"/>
-                  </w:pPr>
-                  <w:r>
-                    <w:t xml:space="preserve">0.294</w:t>
+                    <w:t xml:space="preserve">I(Uncertain Outcome)</w:t>
+                  </w:r>
+                </w:p>
+              </w:tc>
+              <w:tc>
+                <w:tcPr/>
+                <w:p>
+                  <w:pPr>
+                    <w:pStyle w:val="Compact"/>
+                    <w:jc w:val="right"/>
+                    <w:jc w:val="center"/>
+                  </w:pPr>
+                  <w:r>
+                    <w:t xml:space="preserve">0.000</w:t>
+                  </w:r>
+                </w:p>
+              </w:tc>
+              <w:tc>
+                <w:tcPr/>
+                <w:p>
+                  <w:pPr>
+                    <w:pStyle w:val="Compact"/>
+                    <w:jc w:val="right"/>
+                    <w:jc w:val="center"/>
+                  </w:pPr>
+                  <w:r>
+                    <w:t xml:space="preserve">0.001</w:t>
+                  </w:r>
+                </w:p>
+              </w:tc>
+              <w:tc>
+                <w:tcPr/>
+                <w:p>
+                  <w:pPr>
+                    <w:pStyle w:val="Compact"/>
+                    <w:jc w:val="right"/>
+                    <w:jc w:val="center"/>
+                  </w:pPr>
+                  <w:r>
+                    <w:t xml:space="preserve">-0.430</w:t>
+                  </w:r>
+                </w:p>
+              </w:tc>
+              <w:tc>
+                <w:tcPr/>
+                <w:p>
+                  <w:pPr>
+                    <w:pStyle w:val="Compact"/>
+                    <w:jc w:val="right"/>
+                    <w:jc w:val="center"/>
+                  </w:pPr>
+                  <w:r>
+                    <w:t xml:space="preserve">0.667</w:t>
                   </w:r>
                 </w:p>
               </w:tc>
@@ -9558,7 +9620,7 @@
                     <w:jc w:val="center"/>
                   </w:pPr>
                   <w:r>
-                    <w:t xml:space="preserve">-3.687</w:t>
+                    <w:t xml:space="preserve">-3.686</w:t>
                   </w:r>
                 </w:p>
               </w:tc>
@@ -9638,20 +9700,20 @@
                     <w:jc w:val="center"/>
                   </w:pPr>
                   <w:r>
-                    <w:t xml:space="preserve">-3.144</w:t>
-                  </w:r>
-                </w:p>
-              </w:tc>
-              <w:tc>
-                <w:tcPr/>
-                <w:p>
-                  <w:pPr>
-                    <w:pStyle w:val="Compact"/>
-                    <w:jc w:val="right"/>
-                    <w:jc w:val="center"/>
-                  </w:pPr>
-                  <w:r>
-                    <w:t xml:space="preserve">0.002</w:t>
+                    <w:t xml:space="preserve">-2.930</w:t>
+                  </w:r>
+                </w:p>
+              </w:tc>
+              <w:tc>
+                <w:tcPr/>
+                <w:p>
+                  <w:pPr>
+                    <w:pStyle w:val="Compact"/>
+                    <w:jc w:val="right"/>
+                    <w:jc w:val="center"/>
+                  </w:pPr>
+                  <w:r>
+                    <w:t xml:space="preserve">0.003</w:t>
                   </w:r>
                 </w:p>
               </w:tc>
@@ -9718,7 +9780,7 @@
                     <w:jc w:val="center"/>
                   </w:pPr>
                   <w:r>
-                    <w:t xml:space="preserve">-4.003</w:t>
+                    <w:t xml:space="preserve">-4.098</w:t>
                   </w:r>
                 </w:p>
               </w:tc>
@@ -9772,7 +9834,7 @@
                     <w:jc w:val="center"/>
                   </w:pPr>
                   <w:r>
-                    <w:t xml:space="preserve">0.021</w:t>
+                    <w:t xml:space="preserve">0.015</w:t>
                   </w:r>
                 </w:p>
               </w:tc>
@@ -9798,20 +9860,20 @@
                     <w:jc w:val="center"/>
                   </w:pPr>
                   <w:r>
-                    <w:t xml:space="preserve">2.967</w:t>
-                  </w:r>
-                </w:p>
-              </w:tc>
-              <w:tc>
-                <w:tcPr/>
-                <w:p>
-                  <w:pPr>
-                    <w:pStyle w:val="Compact"/>
-                    <w:jc w:val="right"/>
-                    <w:jc w:val="center"/>
-                  </w:pPr>
-                  <w:r>
-                    <w:t xml:space="preserve">0.003</w:t>
+                    <w:t xml:space="preserve">2.040</w:t>
+                  </w:r>
+                </w:p>
+              </w:tc>
+              <w:tc>
+                <w:tcPr/>
+                <w:p>
+                  <w:pPr>
+                    <w:pStyle w:val="Compact"/>
+                    <w:jc w:val="right"/>
+                    <w:jc w:val="center"/>
+                  </w:pPr>
+                  <w:r>
+                    <w:t xml:space="preserve">0.041</w:t>
                   </w:r>
                 </w:p>
               </w:tc>
@@ -9852,7 +9914,7 @@
                     <w:jc w:val="center"/>
                   </w:pPr>
                   <w:r>
-                    <w:t xml:space="preserve">0.014</w:t>
+                    <w:t xml:space="preserve">0.013</w:t>
                   </w:r>
                 </w:p>
               </w:tc>
@@ -9878,20 +9940,20 @@
                     <w:jc w:val="center"/>
                   </w:pPr>
                   <w:r>
-                    <w:t xml:space="preserve">1.888</w:t>
-                  </w:r>
-                </w:p>
-              </w:tc>
-              <w:tc>
-                <w:tcPr/>
-                <w:p>
-                  <w:pPr>
-                    <w:pStyle w:val="Compact"/>
-                    <w:jc w:val="right"/>
-                    <w:jc w:val="center"/>
-                  </w:pPr>
-                  <w:r>
-                    <w:t xml:space="preserve">0.059</w:t>
+                    <w:t xml:space="preserve">1.772</w:t>
+                  </w:r>
+                </w:p>
+              </w:tc>
+              <w:tc>
+                <w:tcPr/>
+                <w:p>
+                  <w:pPr>
+                    <w:pStyle w:val="Compact"/>
+                    <w:jc w:val="right"/>
+                    <w:jc w:val="center"/>
+                  </w:pPr>
+                  <w:r>
+                    <w:t xml:space="preserve">0.076</w:t>
                   </w:r>
                 </w:p>
               </w:tc>
@@ -9932,7 +9994,7 @@
                     <w:jc w:val="center"/>
                   </w:pPr>
                   <w:r>
-                    <w:t xml:space="preserve">0.017</w:t>
+                    <w:t xml:space="preserve">0.015</w:t>
                   </w:r>
                 </w:p>
               </w:tc>
@@ -9958,20 +10020,20 @@
                     <w:jc w:val="center"/>
                   </w:pPr>
                   <w:r>
-                    <w:t xml:space="preserve">2.382</w:t>
-                  </w:r>
-                </w:p>
-              </w:tc>
-              <w:tc>
-                <w:tcPr/>
-                <w:p>
-                  <w:pPr>
-                    <w:pStyle w:val="Compact"/>
-                    <w:jc w:val="right"/>
-                    <w:jc w:val="center"/>
-                  </w:pPr>
-                  <w:r>
-                    <w:t xml:space="preserve">0.017</w:t>
+                    <w:t xml:space="preserve">2.080</w:t>
+                  </w:r>
+                </w:p>
+              </w:tc>
+              <w:tc>
+                <w:tcPr/>
+                <w:p>
+                  <w:pPr>
+                    <w:pStyle w:val="Compact"/>
+                    <w:jc w:val="right"/>
+                    <w:jc w:val="center"/>
+                  </w:pPr>
+                  <w:r>
+                    <w:t xml:space="preserve">0.038</w:t>
                   </w:r>
                 </w:p>
               </w:tc>
@@ -10065,7 +10127,7 @@
         <w:t xml:space="preserve"> </w:t>
       </w:r>
       <w:r>
-        <w:t xml:space="preserve">= 1.92) when Clark plays in the game, and this is</w:t>
+        <w:t xml:space="preserve">= 1.96) when Clark plays in the game, and this is</w:t>
       </w:r>
       <w:r>
         <w:t xml:space="preserve"> </w:t>
@@ -10449,46 +10511,46 @@
                     <w:jc w:val="center"/>
                   </w:pPr>
                   <w:r>
-                    <w:t xml:space="preserve">0.436</w:t>
-                  </w:r>
-                </w:p>
-              </w:tc>
-              <w:tc>
-                <w:tcPr/>
-                <w:p>
-                  <w:pPr>
-                    <w:pStyle w:val="Compact"/>
-                    <w:jc w:val="right"/>
-                    <w:jc w:val="center"/>
-                  </w:pPr>
-                  <w:r>
-                    <w:t xml:space="preserve">0.427</w:t>
-                  </w:r>
-                </w:p>
-              </w:tc>
-              <w:tc>
-                <w:tcPr/>
-                <w:p>
-                  <w:pPr>
-                    <w:pStyle w:val="Compact"/>
-                    <w:jc w:val="right"/>
-                    <w:jc w:val="center"/>
-                  </w:pPr>
-                  <w:r>
-                    <w:t xml:space="preserve">0.318</w:t>
-                  </w:r>
-                </w:p>
-              </w:tc>
-              <w:tc>
-                <w:tcPr/>
-                <w:p>
-                  <w:pPr>
-                    <w:pStyle w:val="Compact"/>
-                    <w:jc w:val="right"/>
-                    <w:jc w:val="center"/>
-                  </w:pPr>
-                  <w:r>
-                    <w:t xml:space="preserve">49.459</w:t>
+                    <w:t xml:space="preserve">0.420</w:t>
+                  </w:r>
+                </w:p>
+              </w:tc>
+              <w:tc>
+                <w:tcPr/>
+                <w:p>
+                  <w:pPr>
+                    <w:pStyle w:val="Compact"/>
+                    <w:jc w:val="right"/>
+                    <w:jc w:val="center"/>
+                  </w:pPr>
+                  <w:r>
+                    <w:t xml:space="preserve">0.411</w:t>
+                  </w:r>
+                </w:p>
+              </w:tc>
+              <w:tc>
+                <w:tcPr/>
+                <w:p>
+                  <w:pPr>
+                    <w:pStyle w:val="Compact"/>
+                    <w:jc w:val="right"/>
+                    <w:jc w:val="center"/>
+                  </w:pPr>
+                  <w:r>
+                    <w:t xml:space="preserve">0.322</w:t>
+                  </w:r>
+                </w:p>
+              </w:tc>
+              <w:tc>
+                <w:tcPr/>
+                <w:p>
+                  <w:pPr>
+                    <w:pStyle w:val="Compact"/>
+                    <w:jc w:val="right"/>
+                    <w:jc w:val="center"/>
+                  </w:pPr>
+                  <w:r>
+                    <w:t xml:space="preserve">46.193</w:t>
                   </w:r>
                 </w:p>
               </w:tc>
@@ -10527,46 +10589,46 @@
                     <w:jc w:val="center"/>
                   </w:pPr>
                   <w:r>
-                    <w:t xml:space="preserve">-1337.102</w:t>
-                  </w:r>
-                </w:p>
-              </w:tc>
-              <w:tc>
-                <w:tcPr/>
-                <w:p>
-                  <w:pPr>
-                    <w:pStyle w:val="Compact"/>
-                    <w:jc w:val="right"/>
-                    <w:jc w:val="center"/>
-                  </w:pPr>
-                  <w:r>
-                    <w:t xml:space="preserve">2834.204</w:t>
-                  </w:r>
-                </w:p>
-              </w:tc>
-              <w:tc>
-                <w:tcPr/>
-                <w:p>
-                  <w:pPr>
-                    <w:pStyle w:val="Compact"/>
-                    <w:jc w:val="right"/>
-                    <w:jc w:val="center"/>
-                  </w:pPr>
-                  <w:r>
-                    <w:t xml:space="preserve">3356.582</w:t>
-                  </w:r>
-                </w:p>
-              </w:tc>
-              <w:tc>
-                <w:tcPr/>
-                <w:p>
-                  <w:pPr>
-                    <w:pStyle w:val="Compact"/>
-                    <w:jc w:val="right"/>
-                    <w:jc w:val="center"/>
-                  </w:pPr>
-                  <w:r>
-                    <w:t xml:space="preserve">502.715</w:t>
+                    <w:t xml:space="preserve">-1411.098</w:t>
+                  </w:r>
+                </w:p>
+              </w:tc>
+              <w:tc>
+                <w:tcPr/>
+                <w:p>
+                  <w:pPr>
+                    <w:pStyle w:val="Compact"/>
+                    <w:jc w:val="right"/>
+                    <w:jc w:val="center"/>
+                  </w:pPr>
+                  <w:r>
+                    <w:t xml:space="preserve">2982.197</w:t>
+                  </w:r>
+                </w:p>
+              </w:tc>
+              <w:tc>
+                <w:tcPr/>
+                <w:p>
+                  <w:pPr>
+                    <w:pStyle w:val="Compact"/>
+                    <w:jc w:val="right"/>
+                    <w:jc w:val="center"/>
+                  </w:pPr>
+                  <w:r>
+                    <w:t xml:space="preserve">3504.574</w:t>
+                  </w:r>
+                </w:p>
+              </w:tc>
+              <w:tc>
+                <w:tcPr/>
+                <w:p>
+                  <w:pPr>
+                    <w:pStyle w:val="Compact"/>
+                    <w:jc w:val="right"/>
+                    <w:jc w:val="center"/>
+                  </w:pPr>
+                  <w:r>
+                    <w:t xml:space="preserve">517.626</w:t>
                   </w:r>
                 </w:p>
               </w:tc>
@@ -10620,46 +10682,46 @@
                     <w:jc w:val="center"/>
                   </w:pPr>
                   <w:r>
-                    <w:t xml:space="preserve">0.394</w:t>
-                  </w:r>
-                </w:p>
-              </w:tc>
-              <w:tc>
-                <w:tcPr/>
-                <w:p>
-                  <w:pPr>
-                    <w:pStyle w:val="Compact"/>
-                    <w:jc w:val="right"/>
-                    <w:jc w:val="center"/>
-                  </w:pPr>
-                  <w:r>
-                    <w:t xml:space="preserve">0.384</w:t>
-                  </w:r>
-                </w:p>
-              </w:tc>
-              <w:tc>
-                <w:tcPr/>
-                <w:p>
-                  <w:pPr>
-                    <w:pStyle w:val="Compact"/>
-                    <w:jc w:val="right"/>
-                    <w:jc w:val="center"/>
-                  </w:pPr>
-                  <w:r>
-                    <w:t xml:space="preserve">0.329</w:t>
-                  </w:r>
-                </w:p>
-              </w:tc>
-              <w:tc>
-                <w:tcPr/>
-                <w:p>
-                  <w:pPr>
-                    <w:pStyle w:val="Compact"/>
-                    <w:jc w:val="right"/>
-                    <w:jc w:val="center"/>
-                  </w:pPr>
-                  <w:r>
-                    <w:t xml:space="preserve">41.460</w:t>
+                    <w:t xml:space="preserve">0.387</w:t>
+                  </w:r>
+                </w:p>
+              </w:tc>
+              <w:tc>
+                <w:tcPr/>
+                <w:p>
+                  <w:pPr>
+                    <w:pStyle w:val="Compact"/>
+                    <w:jc w:val="right"/>
+                    <w:jc w:val="center"/>
+                  </w:pPr>
+                  <w:r>
+                    <w:t xml:space="preserve">0.378</w:t>
+                  </w:r>
+                </w:p>
+              </w:tc>
+              <w:tc>
+                <w:tcPr/>
+                <w:p>
+                  <w:pPr>
+                    <w:pStyle w:val="Compact"/>
+                    <w:jc w:val="right"/>
+                    <w:jc w:val="center"/>
+                  </w:pPr>
+                  <w:r>
+                    <w:t xml:space="preserve">0.331</w:t>
+                  </w:r>
+                </w:p>
+              </w:tc>
+              <w:tc>
+                <w:tcPr/>
+                <w:p>
+                  <w:pPr>
+                    <w:pStyle w:val="Compact"/>
+                    <w:jc w:val="right"/>
+                    <w:jc w:val="center"/>
+                  </w:pPr>
+                  <w:r>
+                    <w:t xml:space="preserve">40.370</w:t>
                   </w:r>
                 </w:p>
               </w:tc>
@@ -10698,46 +10760,46 @@
                     <w:jc w:val="center"/>
                   </w:pPr>
                   <w:r>
-                    <w:t xml:space="preserve">-1522.340</w:t>
-                  </w:r>
-                </w:p>
-              </w:tc>
-              <w:tc>
-                <w:tcPr/>
-                <w:p>
-                  <w:pPr>
-                    <w:pStyle w:val="Compact"/>
-                    <w:jc w:val="right"/>
-                    <w:jc w:val="center"/>
-                  </w:pPr>
-                  <w:r>
-                    <w:t xml:space="preserve">3204.680</w:t>
-                  </w:r>
-                </w:p>
-              </w:tc>
-              <w:tc>
-                <w:tcPr/>
-                <w:p>
-                  <w:pPr>
-                    <w:pStyle w:val="Compact"/>
-                    <w:jc w:val="right"/>
-                    <w:jc w:val="center"/>
-                  </w:pPr>
-                  <w:r>
-                    <w:t xml:space="preserve">3727.057</w:t>
-                  </w:r>
-                </w:p>
-              </w:tc>
-              <w:tc>
-                <w:tcPr/>
-                <w:p>
-                  <w:pPr>
-                    <w:pStyle w:val="Compact"/>
-                    <w:jc w:val="right"/>
-                    <w:jc w:val="center"/>
-                  </w:pPr>
-                  <w:r>
-                    <w:t xml:space="preserve">540.879</w:t>
+                    <w:t xml:space="preserve">-1548.665</w:t>
+                  </w:r>
+                </w:p>
+              </w:tc>
+              <w:tc>
+                <w:tcPr/>
+                <w:p>
+                  <w:pPr>
+                    <w:pStyle w:val="Compact"/>
+                    <w:jc w:val="right"/>
+                    <w:jc w:val="center"/>
+                  </w:pPr>
+                  <w:r>
+                    <w:t xml:space="preserve">3257.331</w:t>
+                  </w:r>
+                </w:p>
+              </w:tc>
+              <w:tc>
+                <w:tcPr/>
+                <w:p>
+                  <w:pPr>
+                    <w:pStyle w:val="Compact"/>
+                    <w:jc w:val="right"/>
+                    <w:jc w:val="center"/>
+                  </w:pPr>
+                  <w:r>
+                    <w:t xml:space="preserve">3779.708</w:t>
+                  </w:r>
+                </w:p>
+              </w:tc>
+              <w:tc>
+                <w:tcPr/>
+                <w:p>
+                  <w:pPr>
+                    <w:pStyle w:val="Compact"/>
+                    <w:jc w:val="right"/>
+                    <w:jc w:val="center"/>
+                  </w:pPr>
+                  <w:r>
+                    <w:t xml:space="preserve">546.533</w:t>
                   </w:r>
                 </w:p>
               </w:tc>
@@ -10791,46 +10853,46 @@
                     <w:jc w:val="center"/>
                   </w:pPr>
                   <w:r>
-                    <w:t xml:space="preserve">0.436</w:t>
-                  </w:r>
-                </w:p>
-              </w:tc>
-              <w:tc>
-                <w:tcPr/>
-                <w:p>
-                  <w:pPr>
-                    <w:pStyle w:val="Compact"/>
-                    <w:jc w:val="right"/>
-                    <w:jc w:val="center"/>
-                  </w:pPr>
-                  <w:r>
-                    <w:t xml:space="preserve">0.428</w:t>
-                  </w:r>
-                </w:p>
-              </w:tc>
-              <w:tc>
-                <w:tcPr/>
-                <w:p>
-                  <w:pPr>
-                    <w:pStyle w:val="Compact"/>
-                    <w:jc w:val="right"/>
-                    <w:jc w:val="center"/>
-                  </w:pPr>
-                  <w:r>
-                    <w:t xml:space="preserve">0.318</w:t>
-                  </w:r>
-                </w:p>
-              </w:tc>
-              <w:tc>
-                <w:tcPr/>
-                <w:p>
-                  <w:pPr>
-                    <w:pStyle w:val="Compact"/>
-                    <w:jc w:val="right"/>
-                    <w:jc w:val="center"/>
-                  </w:pPr>
-                  <w:r>
-                    <w:t xml:space="preserve">49.471</w:t>
+                    <w:t xml:space="preserve">0.415</w:t>
+                  </w:r>
+                </w:p>
+              </w:tc>
+              <w:tc>
+                <w:tcPr/>
+                <w:p>
+                  <w:pPr>
+                    <w:pStyle w:val="Compact"/>
+                    <w:jc w:val="right"/>
+                    <w:jc w:val="center"/>
+                  </w:pPr>
+                  <w:r>
+                    <w:t xml:space="preserve">0.406</w:t>
+                  </w:r>
+                </w:p>
+              </w:tc>
+              <w:tc>
+                <w:tcPr/>
+                <w:p>
+                  <w:pPr>
+                    <w:pStyle w:val="Compact"/>
+                    <w:jc w:val="right"/>
+                    <w:jc w:val="center"/>
+                  </w:pPr>
+                  <w:r>
+                    <w:t xml:space="preserve">0.323</w:t>
+                  </w:r>
+                </w:p>
+              </w:tc>
+              <w:tc>
+                <w:tcPr/>
+                <w:p>
+                  <w:pPr>
+                    <w:pStyle w:val="Compact"/>
+                    <w:jc w:val="right"/>
+                    <w:jc w:val="center"/>
+                  </w:pPr>
+                  <w:r>
+                    <w:t xml:space="preserve">45.365</w:t>
                   </w:r>
                 </w:p>
               </w:tc>
@@ -10869,46 +10931,46 @@
                     <w:jc w:val="center"/>
                   </w:pPr>
                   <w:r>
-                    <w:t xml:space="preserve">-1336.828</w:t>
-                  </w:r>
-                </w:p>
-              </w:tc>
-              <w:tc>
-                <w:tcPr/>
-                <w:p>
-                  <w:pPr>
-                    <w:pStyle w:val="Compact"/>
-                    <w:jc w:val="right"/>
-                    <w:jc w:val="center"/>
-                  </w:pPr>
-                  <w:r>
-                    <w:t xml:space="preserve">2833.656</w:t>
-                  </w:r>
-                </w:p>
-              </w:tc>
-              <w:tc>
-                <w:tcPr/>
-                <w:p>
-                  <w:pPr>
-                    <w:pStyle w:val="Compact"/>
-                    <w:jc w:val="right"/>
-                    <w:jc w:val="center"/>
-                  </w:pPr>
-                  <w:r>
-                    <w:t xml:space="preserve">3356.033</w:t>
-                  </w:r>
-                </w:p>
-              </w:tc>
-              <w:tc>
-                <w:tcPr/>
-                <w:p>
-                  <w:pPr>
-                    <w:pStyle w:val="Compact"/>
-                    <w:jc w:val="right"/>
-                    <w:jc w:val="center"/>
-                  </w:pPr>
-                  <w:r>
-                    <w:t xml:space="preserve">502.660</w:t>
+                    <w:t xml:space="preserve">-1430.227</w:t>
+                  </w:r>
+                </w:p>
+              </w:tc>
+              <w:tc>
+                <w:tcPr/>
+                <w:p>
+                  <w:pPr>
+                    <w:pStyle w:val="Compact"/>
+                    <w:jc w:val="right"/>
+                    <w:jc w:val="center"/>
+                  </w:pPr>
+                  <w:r>
+                    <w:t xml:space="preserve">3020.454</w:t>
+                  </w:r>
+                </w:p>
+              </w:tc>
+              <w:tc>
+                <w:tcPr/>
+                <w:p>
+                  <w:pPr>
+                    <w:pStyle w:val="Compact"/>
+                    <w:jc w:val="right"/>
+                    <w:jc w:val="center"/>
+                  </w:pPr>
+                  <w:r>
+                    <w:t xml:space="preserve">3542.831</w:t>
+                  </w:r>
+                </w:p>
+              </w:tc>
+              <w:tc>
+                <w:tcPr/>
+                <w:p>
+                  <w:pPr>
+                    <w:pStyle w:val="Compact"/>
+                    <w:jc w:val="right"/>
+                    <w:jc w:val="center"/>
+                  </w:pPr>
+                  <w:r>
+                    <w:t xml:space="preserve">521.552</w:t>
                   </w:r>
                 </w:p>
               </w:tc>
@@ -11606,46 +11668,46 @@
                     <w:jc w:val="center"/>
                   </w:pPr>
                   <w:r>
-                    <w:t xml:space="preserve">0.042</w:t>
-                  </w:r>
-                </w:p>
-              </w:tc>
-              <w:tc>
-                <w:tcPr/>
-                <w:p>
-                  <w:pPr>
-                    <w:pStyle w:val="Compact"/>
-                    <w:jc w:val="right"/>
-                    <w:jc w:val="center"/>
-                  </w:pPr>
-                  <w:r>
-                    <w:t xml:space="preserve">0.306</w:t>
-                  </w:r>
-                </w:p>
-              </w:tc>
-              <w:tc>
-                <w:tcPr/>
-                <w:p>
-                  <w:pPr>
-                    <w:pStyle w:val="Compact"/>
-                    <w:jc w:val="right"/>
-                    <w:jc w:val="center"/>
-                  </w:pPr>
-                  <w:r>
-                    <w:t xml:space="preserve">0.137</w:t>
-                  </w:r>
-                </w:p>
-              </w:tc>
-              <w:tc>
-                <w:tcPr/>
-                <w:p>
-                  <w:pPr>
-                    <w:pStyle w:val="Compact"/>
-                    <w:jc w:val="right"/>
-                    <w:jc w:val="center"/>
-                  </w:pPr>
-                  <w:r>
-                    <w:t xml:space="preserve">0.891</w:t>
+                    <w:t xml:space="preserve">0.187</w:t>
+                  </w:r>
+                </w:p>
+              </w:tc>
+              <w:tc>
+                <w:tcPr/>
+                <w:p>
+                  <w:pPr>
+                    <w:pStyle w:val="Compact"/>
+                    <w:jc w:val="right"/>
+                    <w:jc w:val="center"/>
+                  </w:pPr>
+                  <w:r>
+                    <w:t xml:space="preserve">0.300</w:t>
+                  </w:r>
+                </w:p>
+              </w:tc>
+              <w:tc>
+                <w:tcPr/>
+                <w:p>
+                  <w:pPr>
+                    <w:pStyle w:val="Compact"/>
+                    <w:jc w:val="right"/>
+                    <w:jc w:val="center"/>
+                  </w:pPr>
+                  <w:r>
+                    <w:t xml:space="preserve">0.624</w:t>
+                  </w:r>
+                </w:p>
+              </w:tc>
+              <w:tc>
+                <w:tcPr/>
+                <w:p>
+                  <w:pPr>
+                    <w:pStyle w:val="Compact"/>
+                    <w:jc w:val="right"/>
+                    <w:jc w:val="center"/>
+                  </w:pPr>
+                  <w:r>
+                    <w:t xml:space="preserve">0.533</w:t>
                   </w:r>
                 </w:p>
               </w:tc>
@@ -11686,46 +11748,46 @@
                     <w:jc w:val="center"/>
                   </w:pPr>
                   <w:r>
-                    <w:t xml:space="preserve">0.307</w:t>
-                  </w:r>
-                </w:p>
-              </w:tc>
-              <w:tc>
-                <w:tcPr/>
-                <w:p>
-                  <w:pPr>
-                    <w:pStyle w:val="Compact"/>
-                    <w:jc w:val="right"/>
-                    <w:jc w:val="center"/>
-                  </w:pPr>
-                  <w:r>
-                    <w:t xml:space="preserve">0.374</w:t>
-                  </w:r>
-                </w:p>
-              </w:tc>
-              <w:tc>
-                <w:tcPr/>
-                <w:p>
-                  <w:pPr>
-                    <w:pStyle w:val="Compact"/>
-                    <w:jc w:val="right"/>
-                    <w:jc w:val="center"/>
-                  </w:pPr>
-                  <w:r>
-                    <w:t xml:space="preserve">0.821</w:t>
-                  </w:r>
-                </w:p>
-              </w:tc>
-              <w:tc>
-                <w:tcPr/>
-                <w:p>
-                  <w:pPr>
-                    <w:pStyle w:val="Compact"/>
-                    <w:jc w:val="right"/>
-                    <w:jc w:val="center"/>
-                  </w:pPr>
-                  <w:r>
-                    <w:t xml:space="preserve">0.412</w:t>
+                    <w:t xml:space="preserve">0.386</w:t>
+                  </w:r>
+                </w:p>
+              </w:tc>
+              <w:tc>
+                <w:tcPr/>
+                <w:p>
+                  <w:pPr>
+                    <w:pStyle w:val="Compact"/>
+                    <w:jc w:val="right"/>
+                    <w:jc w:val="center"/>
+                  </w:pPr>
+                  <w:r>
+                    <w:t xml:space="preserve">0.335</w:t>
+                  </w:r>
+                </w:p>
+              </w:tc>
+              <w:tc>
+                <w:tcPr/>
+                <w:p>
+                  <w:pPr>
+                    <w:pStyle w:val="Compact"/>
+                    <w:jc w:val="right"/>
+                    <w:jc w:val="center"/>
+                  </w:pPr>
+                  <w:r>
+                    <w:t xml:space="preserve">1.155</w:t>
+                  </w:r>
+                </w:p>
+              </w:tc>
+              <w:tc>
+                <w:tcPr/>
+                <w:p>
+                  <w:pPr>
+                    <w:pStyle w:val="Compact"/>
+                    <w:jc w:val="right"/>
+                    <w:jc w:val="center"/>
+                  </w:pPr>
+                  <w:r>
+                    <w:t xml:space="preserve">0.248</w:t>
                   </w:r>
                 </w:p>
               </w:tc>
@@ -11766,46 +11828,46 @@
                     <w:jc w:val="center"/>
                   </w:pPr>
                   <w:r>
-                    <w:t xml:space="preserve">0.050</w:t>
-                  </w:r>
-                </w:p>
-              </w:tc>
-              <w:tc>
-                <w:tcPr/>
-                <w:p>
-                  <w:pPr>
-                    <w:pStyle w:val="Compact"/>
-                    <w:jc w:val="right"/>
-                    <w:jc w:val="center"/>
-                  </w:pPr>
-                  <w:r>
-                    <w:t xml:space="preserve">0.320</w:t>
-                  </w:r>
-                </w:p>
-              </w:tc>
-              <w:tc>
-                <w:tcPr/>
-                <w:p>
-                  <w:pPr>
-                    <w:pStyle w:val="Compact"/>
-                    <w:jc w:val="right"/>
-                    <w:jc w:val="center"/>
-                  </w:pPr>
-                  <w:r>
-                    <w:t xml:space="preserve">0.157</w:t>
-                  </w:r>
-                </w:p>
-              </w:tc>
-              <w:tc>
-                <w:tcPr/>
-                <w:p>
-                  <w:pPr>
-                    <w:pStyle w:val="Compact"/>
-                    <w:jc w:val="right"/>
-                    <w:jc w:val="center"/>
-                  </w:pPr>
-                  <w:r>
-                    <w:t xml:space="preserve">0.875</w:t>
+                    <w:t xml:space="preserve">0.047</w:t>
+                  </w:r>
+                </w:p>
+              </w:tc>
+              <w:tc>
+                <w:tcPr/>
+                <w:p>
+                  <w:pPr>
+                    <w:pStyle w:val="Compact"/>
+                    <w:jc w:val="right"/>
+                    <w:jc w:val="center"/>
+                  </w:pPr>
+                  <w:r>
+                    <w:t xml:space="preserve">0.329</w:t>
+                  </w:r>
+                </w:p>
+              </w:tc>
+              <w:tc>
+                <w:tcPr/>
+                <w:p>
+                  <w:pPr>
+                    <w:pStyle w:val="Compact"/>
+                    <w:jc w:val="right"/>
+                    <w:jc w:val="center"/>
+                  </w:pPr>
+                  <w:r>
+                    <w:t xml:space="preserve">0.144</w:t>
+                  </w:r>
+                </w:p>
+              </w:tc>
+              <w:tc>
+                <w:tcPr/>
+                <w:p>
+                  <w:pPr>
+                    <w:pStyle w:val="Compact"/>
+                    <w:jc w:val="right"/>
+                    <w:jc w:val="center"/>
+                  </w:pPr>
+                  <w:r>
+                    <w:t xml:space="preserve">0.886</w:t>
                   </w:r>
                 </w:p>
               </w:tc>
@@ -11846,33 +11908,33 @@
                     <w:jc w:val="center"/>
                   </w:pPr>
                   <w:r>
-                    <w:t xml:space="preserve">2.827</w:t>
-                  </w:r>
-                </w:p>
-              </w:tc>
-              <w:tc>
-                <w:tcPr/>
-                <w:p>
-                  <w:pPr>
-                    <w:pStyle w:val="Compact"/>
-                    <w:jc w:val="right"/>
-                    <w:jc w:val="center"/>
-                  </w:pPr>
-                  <w:r>
-                    <w:t xml:space="preserve">0.262</w:t>
-                  </w:r>
-                </w:p>
-              </w:tc>
-              <w:tc>
-                <w:tcPr/>
-                <w:p>
-                  <w:pPr>
-                    <w:pStyle w:val="Compact"/>
-                    <w:jc w:val="right"/>
-                    <w:jc w:val="center"/>
-                  </w:pPr>
-                  <w:r>
-                    <w:t xml:space="preserve">10.777</w:t>
+                    <w:t xml:space="preserve">2.891</w:t>
+                  </w:r>
+                </w:p>
+              </w:tc>
+              <w:tc>
+                <w:tcPr/>
+                <w:p>
+                  <w:pPr>
+                    <w:pStyle w:val="Compact"/>
+                    <w:jc w:val="right"/>
+                    <w:jc w:val="center"/>
+                  </w:pPr>
+                  <w:r>
+                    <w:t xml:space="preserve">0.261</w:t>
+                  </w:r>
+                </w:p>
+              </w:tc>
+              <w:tc>
+                <w:tcPr/>
+                <w:p>
+                  <w:pPr>
+                    <w:pStyle w:val="Compact"/>
+                    <w:jc w:val="right"/>
+                    <w:jc w:val="center"/>
+                  </w:pPr>
+                  <w:r>
+                    <w:t xml:space="preserve">11.097</w:t>
                   </w:r>
                 </w:p>
               </w:tc>
@@ -11926,33 +11988,33 @@
                     <w:jc w:val="center"/>
                   </w:pPr>
                   <w:r>
-                    <w:t xml:space="preserve">2.902</w:t>
-                  </w:r>
-                </w:p>
-              </w:tc>
-              <w:tc>
-                <w:tcPr/>
-                <w:p>
-                  <w:pPr>
-                    <w:pStyle w:val="Compact"/>
-                    <w:jc w:val="right"/>
-                    <w:jc w:val="center"/>
-                  </w:pPr>
-                  <w:r>
-                    <w:t xml:space="preserve">0.260</w:t>
-                  </w:r>
-                </w:p>
-              </w:tc>
-              <w:tc>
-                <w:tcPr/>
-                <w:p>
-                  <w:pPr>
-                    <w:pStyle w:val="Compact"/>
-                    <w:jc w:val="right"/>
-                    <w:jc w:val="center"/>
-                  </w:pPr>
-                  <w:r>
-                    <w:t xml:space="preserve">11.181</w:t>
+                    <w:t xml:space="preserve">2.888</w:t>
+                  </w:r>
+                </w:p>
+              </w:tc>
+              <w:tc>
+                <w:tcPr/>
+                <w:p>
+                  <w:pPr>
+                    <w:pStyle w:val="Compact"/>
+                    <w:jc w:val="right"/>
+                    <w:jc w:val="center"/>
+                  </w:pPr>
+                  <w:r>
+                    <w:t xml:space="preserve">0.261</w:t>
+                  </w:r>
+                </w:p>
+              </w:tc>
+              <w:tc>
+                <w:tcPr/>
+                <w:p>
+                  <w:pPr>
+                    <w:pStyle w:val="Compact"/>
+                    <w:jc w:val="right"/>
+                    <w:jc w:val="center"/>
+                  </w:pPr>
+                  <w:r>
+                    <w:t xml:space="preserve">11.072</w:t>
                   </w:r>
                 </w:p>
               </w:tc>
@@ -12006,7 +12068,7 @@
                     <w:jc w:val="center"/>
                   </w:pPr>
                   <w:r>
-                    <w:t xml:space="preserve">2.872</w:t>
+                    <w:t xml:space="preserve">2.900</w:t>
                   </w:r>
                 </w:p>
               </w:tc>
@@ -12032,7 +12094,7 @@
                     <w:jc w:val="center"/>
                   </w:pPr>
                   <w:r>
-                    <w:t xml:space="preserve">10.996</w:t>
+                    <w:t xml:space="preserve">11.104</w:t>
                   </w:r>
                 </w:p>
               </w:tc>
@@ -12060,7 +12122,7 @@
                     <w:jc w:val="center"/>
                   </w:pPr>
                   <w:r>
-                    <w:t xml:space="preserve">f1</w:t>
+                    <w:t xml:space="preserve">f3</w:t>
                   </w:r>
                 </w:p>
               </w:tc>
@@ -12073,59 +12135,59 @@
                     <w:jc w:val="center"/>
                   </w:pPr>
                   <w:r>
-                    <w:t xml:space="preserve">F1: Fan Engagment</w:t>
-                  </w:r>
-                </w:p>
-              </w:tc>
-              <w:tc>
-                <w:tcPr/>
-                <w:p>
-                  <w:pPr>
-                    <w:pStyle w:val="Compact"/>
-                    <w:jc w:val="right"/>
-                    <w:jc w:val="center"/>
-                  </w:pPr>
-                  <w:r>
-                    <w:t xml:space="preserve">0.005</w:t>
-                  </w:r>
-                </w:p>
-              </w:tc>
-              <w:tc>
-                <w:tcPr/>
-                <w:p>
-                  <w:pPr>
-                    <w:pStyle w:val="Compact"/>
-                    <w:jc w:val="right"/>
-                    <w:jc w:val="center"/>
-                  </w:pPr>
-                  <w:r>
-                    <w:t xml:space="preserve">0.001</w:t>
-                  </w:r>
-                </w:p>
-              </w:tc>
-              <w:tc>
-                <w:tcPr/>
-                <w:p>
-                  <w:pPr>
-                    <w:pStyle w:val="Compact"/>
-                    <w:jc w:val="right"/>
-                    <w:jc w:val="center"/>
-                  </w:pPr>
-                  <w:r>
-                    <w:t xml:space="preserve">4.249</w:t>
-                  </w:r>
-                </w:p>
-              </w:tc>
-              <w:tc>
-                <w:tcPr/>
-                <w:p>
-                  <w:pPr>
-                    <w:pStyle w:val="Compact"/>
-                    <w:jc w:val="right"/>
-                    <w:jc w:val="center"/>
-                  </w:pPr>
-                  <w:r>
-                    <w:t xml:space="preserve">0.000</w:t>
+                    <w:t xml:space="preserve">I(Loss Aversion)</w:t>
+                  </w:r>
+                </w:p>
+              </w:tc>
+              <w:tc>
+                <w:tcPr/>
+                <w:p>
+                  <w:pPr>
+                    <w:pStyle w:val="Compact"/>
+                    <w:jc w:val="right"/>
+                    <w:jc w:val="center"/>
+                  </w:pPr>
+                  <w:r>
+                    <w:t xml:space="preserve">1.750</w:t>
+                  </w:r>
+                </w:p>
+              </w:tc>
+              <w:tc>
+                <w:tcPr/>
+                <w:p>
+                  <w:pPr>
+                    <w:pStyle w:val="Compact"/>
+                    <w:jc w:val="right"/>
+                    <w:jc w:val="center"/>
+                  </w:pPr>
+                  <w:r>
+                    <w:t xml:space="preserve">0.842</w:t>
+                  </w:r>
+                </w:p>
+              </w:tc>
+              <w:tc>
+                <w:tcPr/>
+                <w:p>
+                  <w:pPr>
+                    <w:pStyle w:val="Compact"/>
+                    <w:jc w:val="right"/>
+                    <w:jc w:val="center"/>
+                  </w:pPr>
+                  <w:r>
+                    <w:t xml:space="preserve">2.078</w:t>
+                  </w:r>
+                </w:p>
+              </w:tc>
+              <w:tc>
+                <w:tcPr/>
+                <w:p>
+                  <w:pPr>
+                    <w:pStyle w:val="Compact"/>
+                    <w:jc w:val="right"/>
+                    <w:jc w:val="center"/>
+                  </w:pPr>
+                  <w:r>
+                    <w:t xml:space="preserve">0.038</w:t>
                   </w:r>
                 </w:p>
               </w:tc>
@@ -12140,7 +12202,7 @@
                     <w:jc w:val="center"/>
                   </w:pPr>
                   <w:r>
-                    <w:t xml:space="preserve">f2</w:t>
+                    <w:t xml:space="preserve">f1</w:t>
                   </w:r>
                 </w:p>
               </w:tc>
@@ -12153,59 +12215,59 @@
                     <w:jc w:val="center"/>
                   </w:pPr>
                   <w:r>
-                    <w:t xml:space="preserve">F2: Fan Engagment</w:t>
-                  </w:r>
-                </w:p>
-              </w:tc>
-              <w:tc>
-                <w:tcPr/>
-                <w:p>
-                  <w:pPr>
-                    <w:pStyle w:val="Compact"/>
-                    <w:jc w:val="right"/>
-                    <w:jc w:val="center"/>
-                  </w:pPr>
-                  <w:r>
-                    <w:t xml:space="preserve">-0.001</w:t>
-                  </w:r>
-                </w:p>
-              </w:tc>
-              <w:tc>
-                <w:tcPr/>
-                <w:p>
-                  <w:pPr>
-                    <w:pStyle w:val="Compact"/>
-                    <w:jc w:val="right"/>
-                    <w:jc w:val="center"/>
-                  </w:pPr>
-                  <w:r>
-                    <w:t xml:space="preserve">0.003</w:t>
-                  </w:r>
-                </w:p>
-              </w:tc>
-              <w:tc>
-                <w:tcPr/>
-                <w:p>
-                  <w:pPr>
-                    <w:pStyle w:val="Compact"/>
-                    <w:jc w:val="right"/>
-                    <w:jc w:val="center"/>
-                  </w:pPr>
-                  <w:r>
-                    <w:t xml:space="preserve">-0.427</w:t>
-                  </w:r>
-                </w:p>
-              </w:tc>
-              <w:tc>
-                <w:tcPr/>
-                <w:p>
-                  <w:pPr>
-                    <w:pStyle w:val="Compact"/>
-                    <w:jc w:val="right"/>
-                    <w:jc w:val="center"/>
-                  </w:pPr>
-                  <w:r>
-                    <w:t xml:space="preserve">0.670</w:t>
+                    <w:t xml:space="preserve">I(Quality Of Play)</w:t>
+                  </w:r>
+                </w:p>
+              </w:tc>
+              <w:tc>
+                <w:tcPr/>
+                <w:p>
+                  <w:pPr>
+                    <w:pStyle w:val="Compact"/>
+                    <w:jc w:val="right"/>
+                    <w:jc w:val="center"/>
+                  </w:pPr>
+                  <w:r>
+                    <w:t xml:space="preserve">0.005</w:t>
+                  </w:r>
+                </w:p>
+              </w:tc>
+              <w:tc>
+                <w:tcPr/>
+                <w:p>
+                  <w:pPr>
+                    <w:pStyle w:val="Compact"/>
+                    <w:jc w:val="right"/>
+                    <w:jc w:val="center"/>
+                  </w:pPr>
+                  <w:r>
+                    <w:t xml:space="preserve">0.001</w:t>
+                  </w:r>
+                </w:p>
+              </w:tc>
+              <w:tc>
+                <w:tcPr/>
+                <w:p>
+                  <w:pPr>
+                    <w:pStyle w:val="Compact"/>
+                    <w:jc w:val="right"/>
+                    <w:jc w:val="center"/>
+                  </w:pPr>
+                  <w:r>
+                    <w:t xml:space="preserve">3.629</w:t>
+                  </w:r>
+                </w:p>
+              </w:tc>
+              <w:tc>
+                <w:tcPr/>
+                <w:p>
+                  <w:pPr>
+                    <w:pStyle w:val="Compact"/>
+                    <w:jc w:val="right"/>
+                    <w:jc w:val="center"/>
+                  </w:pPr>
+                  <w:r>
+                    <w:t xml:space="preserve">0.000</w:t>
                   </w:r>
                 </w:p>
               </w:tc>
@@ -12220,7 +12282,7 @@
                     <w:jc w:val="center"/>
                   </w:pPr>
                   <w:r>
-                    <w:t xml:space="preserve">f3</w:t>
+                    <w:t xml:space="preserve">f2</w:t>
                   </w:r>
                 </w:p>
               </w:tc>
@@ -12233,59 +12295,59 @@
                     <w:jc w:val="center"/>
                   </w:pPr>
                   <w:r>
-                    <w:t xml:space="preserve">F3: Fan Engagment</w:t>
-                  </w:r>
-                </w:p>
-              </w:tc>
-              <w:tc>
-                <w:tcPr/>
-                <w:p>
-                  <w:pPr>
-                    <w:pStyle w:val="Compact"/>
-                    <w:jc w:val="right"/>
-                    <w:jc w:val="center"/>
-                  </w:pPr>
-                  <w:r>
-                    <w:t xml:space="preserve">2.358</w:t>
-                  </w:r>
-                </w:p>
-              </w:tc>
-              <w:tc>
-                <w:tcPr/>
-                <w:p>
-                  <w:pPr>
-                    <w:pStyle w:val="Compact"/>
-                    <w:jc w:val="right"/>
-                    <w:jc w:val="center"/>
-                  </w:pPr>
-                  <w:r>
-                    <w:t xml:space="preserve">0.899</w:t>
-                  </w:r>
-                </w:p>
-              </w:tc>
-              <w:tc>
-                <w:tcPr/>
-                <w:p>
-                  <w:pPr>
-                    <w:pStyle w:val="Compact"/>
-                    <w:jc w:val="right"/>
-                    <w:jc w:val="center"/>
-                  </w:pPr>
-                  <w:r>
-                    <w:t xml:space="preserve">2.624</w:t>
-                  </w:r>
-                </w:p>
-              </w:tc>
-              <w:tc>
-                <w:tcPr/>
-                <w:p>
-                  <w:pPr>
-                    <w:pStyle w:val="Compact"/>
-                    <w:jc w:val="right"/>
-                    <w:jc w:val="center"/>
-                  </w:pPr>
-                  <w:r>
-                    <w:t xml:space="preserve">0.009</w:t>
+                    <w:t xml:space="preserve">I(Uncertain Outcome)</w:t>
+                  </w:r>
+                </w:p>
+              </w:tc>
+              <w:tc>
+                <w:tcPr/>
+                <w:p>
+                  <w:pPr>
+                    <w:pStyle w:val="Compact"/>
+                    <w:jc w:val="right"/>
+                    <w:jc w:val="center"/>
+                  </w:pPr>
+                  <w:r>
+                    <w:t xml:space="preserve">-0.005</w:t>
+                  </w:r>
+                </w:p>
+              </w:tc>
+              <w:tc>
+                <w:tcPr/>
+                <w:p>
+                  <w:pPr>
+                    <w:pStyle w:val="Compact"/>
+                    <w:jc w:val="right"/>
+                    <w:jc w:val="center"/>
+                  </w:pPr>
+                  <w:r>
+                    <w:t xml:space="preserve">0.002</w:t>
+                  </w:r>
+                </w:p>
+              </w:tc>
+              <w:tc>
+                <w:tcPr/>
+                <w:p>
+                  <w:pPr>
+                    <w:pStyle w:val="Compact"/>
+                    <w:jc w:val="right"/>
+                    <w:jc w:val="center"/>
+                  </w:pPr>
+                  <w:r>
+                    <w:t xml:space="preserve">-3.189</w:t>
+                  </w:r>
+                </w:p>
+              </w:tc>
+              <w:tc>
+                <w:tcPr/>
+                <w:p>
+                  <w:pPr>
+                    <w:pStyle w:val="Compact"/>
+                    <w:jc w:val="right"/>
+                    <w:jc w:val="center"/>
+                  </w:pPr>
+                  <w:r>
+                    <w:t xml:space="preserve">0.001</w:t>
                   </w:r>
                 </w:p>
               </w:tc>
@@ -12326,7 +12388,7 @@
                     <w:jc w:val="center"/>
                   </w:pPr>
                   <w:r>
-                    <w:t xml:space="preserve">0.019</w:t>
+                    <w:t xml:space="preserve">0.017</w:t>
                   </w:r>
                 </w:p>
               </w:tc>
@@ -12352,7 +12414,7 @@
                     <w:jc w:val="center"/>
                   </w:pPr>
                   <w:r>
-                    <w:t xml:space="preserve">4.131</w:t>
+                    <w:t xml:space="preserve">3.788</w:t>
                   </w:r>
                 </w:p>
               </w:tc>
@@ -12406,7 +12468,7 @@
                     <w:jc w:val="center"/>
                   </w:pPr>
                   <w:r>
-                    <w:t xml:space="preserve">0.016</w:t>
+                    <w:t xml:space="preserve">0.020</w:t>
                   </w:r>
                 </w:p>
               </w:tc>
@@ -12432,7 +12494,7 @@
                     <w:jc w:val="center"/>
                   </w:pPr>
                   <w:r>
-                    <w:t xml:space="preserve">3.531</w:t>
+                    <w:t xml:space="preserve">4.262</w:t>
                   </w:r>
                 </w:p>
               </w:tc>
@@ -12486,7 +12548,7 @@
                     <w:jc w:val="center"/>
                   </w:pPr>
                   <w:r>
-                    <w:t xml:space="preserve">0.018</w:t>
+                    <w:t xml:space="preserve">0.017</w:t>
                   </w:r>
                 </w:p>
               </w:tc>
@@ -12512,7 +12574,7 @@
                     <w:jc w:val="center"/>
                   </w:pPr>
                   <w:r>
-                    <w:t xml:space="preserve">3.790</w:t>
+                    <w:t xml:space="preserve">3.574</w:t>
                   </w:r>
                 </w:p>
               </w:tc>
@@ -12566,7 +12628,7 @@
                     <w:jc w:val="center"/>
                   </w:pPr>
                   <w:r>
-                    <w:t xml:space="preserve">-0.098</w:t>
+                    <w:t xml:space="preserve">-0.095</w:t>
                   </w:r>
                 </w:p>
               </w:tc>
@@ -12592,7 +12654,7 @@
                     <w:jc w:val="center"/>
                   </w:pPr>
                   <w:r>
-                    <w:t xml:space="preserve">-6.628</w:t>
+                    <w:t xml:space="preserve">-6.479</w:t>
                   </w:r>
                 </w:p>
               </w:tc>
@@ -12646,7 +12708,7 @@
                     <w:jc w:val="center"/>
                   </w:pPr>
                   <w:r>
-                    <w:t xml:space="preserve">-0.095</w:t>
+                    <w:t xml:space="preserve">-0.088</w:t>
                   </w:r>
                 </w:p>
               </w:tc>
@@ -12672,7 +12734,7 @@
                     <w:jc w:val="center"/>
                   </w:pPr>
                   <w:r>
-                    <w:t xml:space="preserve">-6.551</w:t>
+                    <w:t xml:space="preserve">-6.056</w:t>
                   </w:r>
                 </w:p>
               </w:tc>
@@ -12726,7 +12788,7 @@
                     <w:jc w:val="center"/>
                   </w:pPr>
                   <w:r>
-                    <w:t xml:space="preserve">-0.102</w:t>
+                    <w:t xml:space="preserve">-0.099</w:t>
                   </w:r>
                 </w:p>
               </w:tc>
@@ -12752,7 +12814,7 @@
                     <w:jc w:val="center"/>
                   </w:pPr>
                   <w:r>
-                    <w:t xml:space="preserve">-6.797</w:t>
+                    <w:t xml:space="preserve">-6.558</w:t>
                   </w:r>
                 </w:p>
               </w:tc>
@@ -13037,46 +13099,46 @@
                     <w:jc w:val="center"/>
                   </w:pPr>
                   <w:r>
-                    <w:t xml:space="preserve">-2973.023</w:t>
-                  </w:r>
-                </w:p>
-              </w:tc>
-              <w:tc>
-                <w:tcPr/>
-                <w:p>
-                  <w:pPr>
-                    <w:pStyle w:val="Compact"/>
-                    <w:jc w:val="right"/>
-                    <w:jc w:val="center"/>
-                  </w:pPr>
-                  <w:r>
-                    <w:t xml:space="preserve">6104.046</w:t>
-                  </w:r>
-                </w:p>
-              </w:tc>
-              <w:tc>
-                <w:tcPr/>
-                <w:p>
-                  <w:pPr>
-                    <w:pStyle w:val="Compact"/>
-                    <w:jc w:val="right"/>
-                    <w:jc w:val="center"/>
-                  </w:pPr>
-                  <w:r>
-                    <w:t xml:space="preserve">6619.894</w:t>
-                  </w:r>
-                </w:p>
-              </w:tc>
-              <w:tc>
-                <w:tcPr/>
-                <w:p>
-                  <w:pPr>
-                    <w:pStyle w:val="Compact"/>
-                    <w:jc w:val="right"/>
-                    <w:jc w:val="center"/>
-                  </w:pPr>
-                  <w:r>
-                    <w:t xml:space="preserve">559.5177</w:t>
+                    <w:t xml:space="preserve">-2997.876</w:t>
+                  </w:r>
+                </w:p>
+              </w:tc>
+              <w:tc>
+                <w:tcPr/>
+                <w:p>
+                  <w:pPr>
+                    <w:pStyle w:val="Compact"/>
+                    <w:jc w:val="right"/>
+                    <w:jc w:val="center"/>
+                  </w:pPr>
+                  <w:r>
+                    <w:t xml:space="preserve">6153.752</w:t>
+                  </w:r>
+                </w:p>
+              </w:tc>
+              <w:tc>
+                <w:tcPr/>
+                <w:p>
+                  <w:pPr>
+                    <w:pStyle w:val="Compact"/>
+                    <w:jc w:val="right"/>
+                    <w:jc w:val="center"/>
+                  </w:pPr>
+                  <w:r>
+                    <w:t xml:space="preserve">6669.600</w:t>
+                  </w:r>
+                </w:p>
+              </w:tc>
+              <w:tc>
+                <w:tcPr/>
+                <w:p>
+                  <w:pPr>
+                    <w:pStyle w:val="Compact"/>
+                    <w:jc w:val="right"/>
+                    <w:jc w:val="center"/>
+                  </w:pPr>
+                  <w:r>
+                    <w:t xml:space="preserve">570.6003</w:t>
                   </w:r>
                 </w:p>
               </w:tc>
@@ -13156,46 +13218,46 @@
                     <w:jc w:val="center"/>
                   </w:pPr>
                   <w:r>
-                    <w:t xml:space="preserve">-2999.275</w:t>
-                  </w:r>
-                </w:p>
-              </w:tc>
-              <w:tc>
-                <w:tcPr/>
-                <w:p>
-                  <w:pPr>
-                    <w:pStyle w:val="Compact"/>
-                    <w:jc w:val="right"/>
-                    <w:jc w:val="center"/>
-                  </w:pPr>
-                  <w:r>
-                    <w:t xml:space="preserve">6156.550</w:t>
-                  </w:r>
-                </w:p>
-              </w:tc>
-              <w:tc>
-                <w:tcPr/>
-                <w:p>
-                  <w:pPr>
-                    <w:pStyle w:val="Compact"/>
-                    <w:jc w:val="right"/>
-                    <w:jc w:val="center"/>
-                  </w:pPr>
-                  <w:r>
-                    <w:t xml:space="preserve">6672.398</w:t>
-                  </w:r>
-                </w:p>
-              </w:tc>
-              <w:tc>
-                <w:tcPr/>
-                <w:p>
-                  <w:pPr>
-                    <w:pStyle w:val="Compact"/>
-                    <w:jc w:val="right"/>
-                    <w:jc w:val="center"/>
-                  </w:pPr>
-                  <w:r>
-                    <w:t xml:space="preserve">574.1421</w:t>
+                    <w:t xml:space="preserve">-3017.679</w:t>
+                  </w:r>
+                </w:p>
+              </w:tc>
+              <w:tc>
+                <w:tcPr/>
+                <w:p>
+                  <w:pPr>
+                    <w:pStyle w:val="Compact"/>
+                    <w:jc w:val="right"/>
+                    <w:jc w:val="center"/>
+                  </w:pPr>
+                  <w:r>
+                    <w:t xml:space="preserve">6193.357</w:t>
+                  </w:r>
+                </w:p>
+              </w:tc>
+              <w:tc>
+                <w:tcPr/>
+                <w:p>
+                  <w:pPr>
+                    <w:pStyle w:val="Compact"/>
+                    <w:jc w:val="right"/>
+                    <w:jc w:val="center"/>
+                  </w:pPr>
+                  <w:r>
+                    <w:t xml:space="preserve">6709.205</w:t>
+                  </w:r>
+                </w:p>
+              </w:tc>
+              <w:tc>
+                <w:tcPr/>
+                <w:p>
+                  <w:pPr>
+                    <w:pStyle w:val="Compact"/>
+                    <w:jc w:val="right"/>
+                    <w:jc w:val="center"/>
+                  </w:pPr>
+                  <w:r>
+                    <w:t xml:space="preserve">583.2877</w:t>
                   </w:r>
                 </w:p>
               </w:tc>
@@ -13275,46 +13337,46 @@
                     <w:jc w:val="center"/>
                   </w:pPr>
                   <w:r>
-                    <w:t xml:space="preserve">-2986.255</w:t>
-                  </w:r>
-                </w:p>
-              </w:tc>
-              <w:tc>
-                <w:tcPr/>
-                <w:p>
-                  <w:pPr>
-                    <w:pStyle w:val="Compact"/>
-                    <w:jc w:val="right"/>
-                    <w:jc w:val="center"/>
-                  </w:pPr>
-                  <w:r>
-                    <w:t xml:space="preserve">6130.510</w:t>
-                  </w:r>
-                </w:p>
-              </w:tc>
-              <w:tc>
-                <w:tcPr/>
-                <w:p>
-                  <w:pPr>
-                    <w:pStyle w:val="Compact"/>
-                    <w:jc w:val="right"/>
-                    <w:jc w:val="center"/>
-                  </w:pPr>
-                  <w:r>
-                    <w:t xml:space="preserve">6646.358</w:t>
-                  </w:r>
-                </w:p>
-              </w:tc>
-              <w:tc>
-                <w:tcPr/>
-                <w:p>
-                  <w:pPr>
-                    <w:pStyle w:val="Compact"/>
-                    <w:jc w:val="right"/>
-                    <w:jc w:val="center"/>
-                  </w:pPr>
-                  <w:r>
-                    <w:t xml:space="preserve">564.3610</w:t>
+                    <w:t xml:space="preserve">-3001.311</w:t>
+                  </w:r>
+                </w:p>
+              </w:tc>
+              <w:tc>
+                <w:tcPr/>
+                <w:p>
+                  <w:pPr>
+                    <w:pStyle w:val="Compact"/>
+                    <w:jc w:val="right"/>
+                    <w:jc w:val="center"/>
+                  </w:pPr>
+                  <w:r>
+                    <w:t xml:space="preserve">6160.622</w:t>
+                  </w:r>
+                </w:p>
+              </w:tc>
+              <w:tc>
+                <w:tcPr/>
+                <w:p>
+                  <w:pPr>
+                    <w:pStyle w:val="Compact"/>
+                    <w:jc w:val="right"/>
+                    <w:jc w:val="center"/>
+                  </w:pPr>
+                  <w:r>
+                    <w:t xml:space="preserve">6676.470</w:t>
+                  </w:r>
+                </w:p>
+              </w:tc>
+              <w:tc>
+                <w:tcPr/>
+                <w:p>
+                  <w:pPr>
+                    <w:pStyle w:val="Compact"/>
+                    <w:jc w:val="right"/>
+                    <w:jc w:val="center"/>
+                  </w:pPr>
+                  <w:r>
+                    <w:t xml:space="preserve">574.0105</w:t>
                   </w:r>
                 </w:p>
               </w:tc>
@@ -15043,13 +15105,13 @@
               <w:tblLook w:firstRow="1" w:lastRow="0" w:firstColumn="0" w:lastColumn="0" w:noHBand="0" w:noVBand="0" w:val="0020"/>
             </w:tblPr>
             <w:tblGrid>
-              <w:gridCol w:w="565"/>
-              <w:gridCol w:w="3960"/>
-              <w:gridCol w:w="282"/>
-              <w:gridCol w:w="754"/>
-              <w:gridCol w:w="660"/>
-              <w:gridCol w:w="942"/>
-              <w:gridCol w:w="754"/>
+              <w:gridCol w:w="586"/>
+              <w:gridCol w:w="3813"/>
+              <w:gridCol w:w="293"/>
+              <w:gridCol w:w="782"/>
+              <w:gridCol w:w="684"/>
+              <w:gridCol w:w="977"/>
+              <w:gridCol w:w="782"/>
             </w:tblGrid>
             <w:tr>
               <w:trPr>
@@ -15157,7 +15219,7 @@
                     <w:jc w:val="center"/>
                   </w:pPr>
                   <w:r>
-                    <w:t xml:space="preserve">f2</w:t>
+                    <w:t xml:space="preserve">f3</w:t>
                   </w:r>
                 </w:p>
               </w:tc>
@@ -15170,7 +15232,7 @@
                     <w:jc w:val="center"/>
                   </w:pPr>
                   <w:r>
-                    <w:t xml:space="preserve">I(abs(elo.A - elo.B))</w:t>
+                    <w:t xml:space="preserve">I(loss_aversion)</w:t>
                   </w:r>
                 </w:p>
               </w:tc>
@@ -15196,33 +15258,33 @@
                     <w:jc w:val="center"/>
                   </w:pPr>
                   <w:r>
-                    <w:t xml:space="preserve">10.851</w:t>
-                  </w:r>
-                </w:p>
-              </w:tc>
-              <w:tc>
-                <w:tcPr/>
-                <w:p>
-                  <w:pPr>
-                    <w:pStyle w:val="Compact"/>
-                    <w:jc w:val="right"/>
-                    <w:jc w:val="center"/>
-                  </w:pPr>
-                  <w:r>
-                    <w:t xml:space="preserve">10.851</w:t>
-                  </w:r>
-                </w:p>
-              </w:tc>
-              <w:tc>
-                <w:tcPr/>
-                <w:p>
-                  <w:pPr>
-                    <w:pStyle w:val="Compact"/>
-                    <w:jc w:val="right"/>
-                    <w:jc w:val="center"/>
-                  </w:pPr>
-                  <w:r>
-                    <w:t xml:space="preserve">99.987</w:t>
+                    <w:t xml:space="preserve">21.221</w:t>
+                  </w:r>
+                </w:p>
+              </w:tc>
+              <w:tc>
+                <w:tcPr/>
+                <w:p>
+                  <w:pPr>
+                    <w:pStyle w:val="Compact"/>
+                    <w:jc w:val="right"/>
+                    <w:jc w:val="center"/>
+                  </w:pPr>
+                  <w:r>
+                    <w:t xml:space="preserve">21.221</w:t>
+                  </w:r>
+                </w:p>
+              </w:tc>
+              <w:tc>
+                <w:tcPr/>
+                <w:p>
+                  <w:pPr>
+                    <w:pStyle w:val="Compact"/>
+                    <w:jc w:val="right"/>
+                    <w:jc w:val="center"/>
+                  </w:pPr>
+                  <w:r>
+                    <w:t xml:space="preserve">202.786</w:t>
                   </w:r>
                 </w:p>
               </w:tc>
@@ -15263,7 +15325,7 @@
                     <w:jc w:val="center"/>
                   </w:pPr>
                   <w:r>
-                    <w:t xml:space="preserve">I(elo.A + elo.B - 3000)</w:t>
+                    <w:t xml:space="preserve">I(quality_of_play)</w:t>
                   </w:r>
                 </w:p>
               </w:tc>
@@ -15289,33 +15351,33 @@
                     <w:jc w:val="center"/>
                   </w:pPr>
                   <w:r>
-                    <w:t xml:space="preserve">40.473</w:t>
-                  </w:r>
-                </w:p>
-              </w:tc>
-              <w:tc>
-                <w:tcPr/>
-                <w:p>
-                  <w:pPr>
-                    <w:pStyle w:val="Compact"/>
-                    <w:jc w:val="right"/>
-                    <w:jc w:val="center"/>
-                  </w:pPr>
-                  <w:r>
-                    <w:t xml:space="preserve">40.473</w:t>
-                  </w:r>
-                </w:p>
-              </w:tc>
-              <w:tc>
-                <w:tcPr/>
-                <w:p>
-                  <w:pPr>
-                    <w:pStyle w:val="Compact"/>
-                    <w:jc w:val="right"/>
-                    <w:jc w:val="center"/>
-                  </w:pPr>
-                  <w:r>
-                    <w:t xml:space="preserve">401.255</w:t>
+                    <w:t xml:space="preserve">23.178</w:t>
+                  </w:r>
+                </w:p>
+              </w:tc>
+              <w:tc>
+                <w:tcPr/>
+                <w:p>
+                  <w:pPr>
+                    <w:pStyle w:val="Compact"/>
+                    <w:jc w:val="right"/>
+                    <w:jc w:val="center"/>
+                  </w:pPr>
+                  <w:r>
+                    <w:t xml:space="preserve">23.178</w:t>
+                  </w:r>
+                </w:p>
+              </w:tc>
+              <w:tc>
+                <w:tcPr/>
+                <w:p>
+                  <w:pPr>
+                    <w:pStyle w:val="Compact"/>
+                    <w:jc w:val="right"/>
+                    <w:jc w:val="center"/>
+                  </w:pPr>
+                  <w:r>
+                    <w:t xml:space="preserve">223.169</w:t>
                   </w:r>
                 </w:p>
               </w:tc>
@@ -15343,7 +15405,7 @@
                     <w:jc w:val="center"/>
                   </w:pPr>
                   <w:r>
-                    <w:t xml:space="preserve">f3</w:t>
+                    <w:t xml:space="preserve">f2</w:t>
                   </w:r>
                 </w:p>
               </w:tc>
@@ -15356,7 +15418,7 @@
                     <w:jc w:val="center"/>
                   </w:pPr>
                   <w:r>
-                    <w:t xml:space="preserve">I(home_win_prob - 0.5)</w:t>
+                    <w:t xml:space="preserve">I(uncertain_outcome)</w:t>
                   </w:r>
                 </w:p>
               </w:tc>
@@ -15382,46 +15444,46 @@
                     <w:jc w:val="center"/>
                   </w:pPr>
                   <w:r>
-                    <w:t xml:space="preserve">39.923</w:t>
-                  </w:r>
-                </w:p>
-              </w:tc>
-              <w:tc>
-                <w:tcPr/>
-                <w:p>
-                  <w:pPr>
-                    <w:pStyle w:val="Compact"/>
-                    <w:jc w:val="right"/>
-                    <w:jc w:val="center"/>
-                  </w:pPr>
-                  <w:r>
-                    <w:t xml:space="preserve">39.923</w:t>
-                  </w:r>
-                </w:p>
-              </w:tc>
-              <w:tc>
-                <w:tcPr/>
-                <w:p>
-                  <w:pPr>
-                    <w:pStyle w:val="Compact"/>
-                    <w:jc w:val="right"/>
-                    <w:jc w:val="center"/>
-                  </w:pPr>
-                  <w:r>
-                    <w:t xml:space="preserve">395.845</w:t>
-                  </w:r>
-                </w:p>
-              </w:tc>
-              <w:tc>
-                <w:tcPr/>
-                <w:p>
-                  <w:pPr>
-                    <w:pStyle w:val="Compact"/>
-                    <w:jc w:val="right"/>
-                    <w:jc w:val="center"/>
-                  </w:pPr>
-                  <w:r>
-                    <w:t xml:space="preserve">0.000</w:t>
+                    <w:t xml:space="preserve">0.003</w:t>
+                  </w:r>
+                </w:p>
+              </w:tc>
+              <w:tc>
+                <w:tcPr/>
+                <w:p>
+                  <w:pPr>
+                    <w:pStyle w:val="Compact"/>
+                    <w:jc w:val="right"/>
+                    <w:jc w:val="center"/>
+                  </w:pPr>
+                  <w:r>
+                    <w:t xml:space="preserve">0.003</w:t>
+                  </w:r>
+                </w:p>
+              </w:tc>
+              <w:tc>
+                <w:tcPr/>
+                <w:p>
+                  <w:pPr>
+                    <w:pStyle w:val="Compact"/>
+                    <w:jc w:val="right"/>
+                    <w:jc w:val="center"/>
+                  </w:pPr>
+                  <w:r>
+                    <w:t xml:space="preserve">0.027</w:t>
+                  </w:r>
+                </w:p>
+              </w:tc>
+              <w:tc>
+                <w:tcPr/>
+                <w:p>
+                  <w:pPr>
+                    <w:pStyle w:val="Compact"/>
+                    <w:jc w:val="right"/>
+                    <w:jc w:val="center"/>
+                  </w:pPr>
+                  <w:r>
+                    <w:t xml:space="preserve">0.868</w:t>
                   </w:r>
                 </w:p>
               </w:tc>
@@ -15475,33 +15537,33 @@
                     <w:jc w:val="center"/>
                   </w:pPr>
                   <w:r>
-                    <w:t xml:space="preserve">22.763</w:t>
-                  </w:r>
-                </w:p>
-              </w:tc>
-              <w:tc>
-                <w:tcPr/>
-                <w:p>
-                  <w:pPr>
-                    <w:pStyle w:val="Compact"/>
-                    <w:jc w:val="right"/>
-                    <w:jc w:val="center"/>
-                  </w:pPr>
-                  <w:r>
-                    <w:t xml:space="preserve">22.763</w:t>
-                  </w:r>
-                </w:p>
-              </w:tc>
-              <w:tc>
-                <w:tcPr/>
-                <w:p>
-                  <w:pPr>
-                    <w:pStyle w:val="Compact"/>
-                    <w:jc w:val="right"/>
-                    <w:jc w:val="center"/>
-                  </w:pPr>
-                  <w:r>
-                    <w:t xml:space="preserve">225.675</w:t>
+                    <w:t xml:space="preserve">20.615</w:t>
+                  </w:r>
+                </w:p>
+              </w:tc>
+              <w:tc>
+                <w:tcPr/>
+                <w:p>
+                  <w:pPr>
+                    <w:pStyle w:val="Compact"/>
+                    <w:jc w:val="right"/>
+                    <w:jc w:val="center"/>
+                  </w:pPr>
+                  <w:r>
+                    <w:t xml:space="preserve">20.615</w:t>
+                  </w:r>
+                </w:p>
+              </w:tc>
+              <w:tc>
+                <w:tcPr/>
+                <w:p>
+                  <w:pPr>
+                    <w:pStyle w:val="Compact"/>
+                    <w:jc w:val="right"/>
+                    <w:jc w:val="center"/>
+                  </w:pPr>
+                  <w:r>
+                    <w:t xml:space="preserve">198.497</w:t>
                   </w:r>
                 </w:p>
               </w:tc>
@@ -15568,33 +15630,33 @@
                     <w:jc w:val="center"/>
                   </w:pPr>
                   <w:r>
-                    <w:t xml:space="preserve">21.472</w:t>
-                  </w:r>
-                </w:p>
-              </w:tc>
-              <w:tc>
-                <w:tcPr/>
-                <w:p>
-                  <w:pPr>
-                    <w:pStyle w:val="Compact"/>
-                    <w:jc w:val="right"/>
-                    <w:jc w:val="center"/>
-                  </w:pPr>
-                  <w:r>
-                    <w:t xml:space="preserve">21.472</w:t>
-                  </w:r>
-                </w:p>
-              </w:tc>
-              <w:tc>
-                <w:tcPr/>
-                <w:p>
-                  <w:pPr>
-                    <w:pStyle w:val="Compact"/>
-                    <w:jc w:val="right"/>
-                    <w:jc w:val="center"/>
-                  </w:pPr>
-                  <w:r>
-                    <w:t xml:space="preserve">197.854</w:t>
+                    <w:t xml:space="preserve">20.969</w:t>
+                  </w:r>
+                </w:p>
+              </w:tc>
+              <w:tc>
+                <w:tcPr/>
+                <w:p>
+                  <w:pPr>
+                    <w:pStyle w:val="Compact"/>
+                    <w:jc w:val="right"/>
+                    <w:jc w:val="center"/>
+                  </w:pPr>
+                  <w:r>
+                    <w:t xml:space="preserve">20.969</w:t>
+                  </w:r>
+                </w:p>
+              </w:tc>
+              <w:tc>
+                <w:tcPr/>
+                <w:p>
+                  <w:pPr>
+                    <w:pStyle w:val="Compact"/>
+                    <w:jc w:val="right"/>
+                    <w:jc w:val="center"/>
+                  </w:pPr>
+                  <w:r>
+                    <w:t xml:space="preserve">191.220</w:t>
                   </w:r>
                 </w:p>
               </w:tc>
@@ -15661,33 +15723,33 @@
                     <w:jc w:val="center"/>
                   </w:pPr>
                   <w:r>
-                    <w:t xml:space="preserve">19.936</w:t>
-                  </w:r>
-                </w:p>
-              </w:tc>
-              <w:tc>
-                <w:tcPr/>
-                <w:p>
-                  <w:pPr>
-                    <w:pStyle w:val="Compact"/>
-                    <w:jc w:val="right"/>
-                    <w:jc w:val="center"/>
-                  </w:pPr>
-                  <w:r>
-                    <w:t xml:space="preserve">19.936</w:t>
-                  </w:r>
-                </w:p>
-              </w:tc>
-              <w:tc>
-                <w:tcPr/>
-                <w:p>
-                  <w:pPr>
-                    <w:pStyle w:val="Compact"/>
-                    <w:jc w:val="right"/>
-                    <w:jc w:val="center"/>
-                  </w:pPr>
-                  <w:r>
-                    <w:t xml:space="preserve">197.668</w:t>
+                    <w:t xml:space="preserve">20.597</w:t>
+                  </w:r>
+                </w:p>
+              </w:tc>
+              <w:tc>
+                <w:tcPr/>
+                <w:p>
+                  <w:pPr>
+                    <w:pStyle w:val="Compact"/>
+                    <w:jc w:val="right"/>
+                    <w:jc w:val="center"/>
+                  </w:pPr>
+                  <w:r>
+                    <w:t xml:space="preserve">20.597</w:t>
+                  </w:r>
+                </w:p>
+              </w:tc>
+              <w:tc>
+                <w:tcPr/>
+                <w:p>
+                  <w:pPr>
+                    <w:pStyle w:val="Compact"/>
+                    <w:jc w:val="right"/>
+                    <w:jc w:val="center"/>
+                  </w:pPr>
+                  <w:r>
+                    <w:t xml:space="preserve">196.831</w:t>
                   </w:r>
                 </w:p>
               </w:tc>
@@ -15754,33 +15816,33 @@
                     <w:jc w:val="center"/>
                   </w:pPr>
                   <w:r>
-                    <w:t xml:space="preserve">1.502</w:t>
-                  </w:r>
-                </w:p>
-              </w:tc>
-              <w:tc>
-                <w:tcPr/>
-                <w:p>
-                  <w:pPr>
-                    <w:pStyle w:val="Compact"/>
-                    <w:jc w:val="right"/>
-                    <w:jc w:val="center"/>
-                  </w:pPr>
-                  <w:r>
-                    <w:t xml:space="preserve">1.502</w:t>
-                  </w:r>
-                </w:p>
-              </w:tc>
-              <w:tc>
-                <w:tcPr/>
-                <w:p>
-                  <w:pPr>
-                    <w:pStyle w:val="Compact"/>
-                    <w:jc w:val="right"/>
-                    <w:jc w:val="center"/>
-                  </w:pPr>
-                  <w:r>
-                    <w:t xml:space="preserve">14.890</w:t>
+                    <w:t xml:space="preserve">1.850</w:t>
+                  </w:r>
+                </w:p>
+              </w:tc>
+              <w:tc>
+                <w:tcPr/>
+                <w:p>
+                  <w:pPr>
+                    <w:pStyle w:val="Compact"/>
+                    <w:jc w:val="right"/>
+                    <w:jc w:val="center"/>
+                  </w:pPr>
+                  <w:r>
+                    <w:t xml:space="preserve">1.850</w:t>
+                  </w:r>
+                </w:p>
+              </w:tc>
+              <w:tc>
+                <w:tcPr/>
+                <w:p>
+                  <w:pPr>
+                    <w:pStyle w:val="Compact"/>
+                    <w:jc w:val="right"/>
+                    <w:jc w:val="center"/>
+                  </w:pPr>
+                  <w:r>
+                    <w:t xml:space="preserve">17.813</w:t>
                   </w:r>
                 </w:p>
               </w:tc>
@@ -15847,46 +15909,46 @@
                     <w:jc w:val="center"/>
                   </w:pPr>
                   <w:r>
-                    <w:t xml:space="preserve">1.307</w:t>
-                  </w:r>
-                </w:p>
-              </w:tc>
-              <w:tc>
-                <w:tcPr/>
-                <w:p>
-                  <w:pPr>
-                    <w:pStyle w:val="Compact"/>
-                    <w:jc w:val="right"/>
-                    <w:jc w:val="center"/>
-                  </w:pPr>
-                  <w:r>
-                    <w:t xml:space="preserve">1.307</w:t>
-                  </w:r>
-                </w:p>
-              </w:tc>
-              <w:tc>
-                <w:tcPr/>
-                <w:p>
-                  <w:pPr>
-                    <w:pStyle w:val="Compact"/>
-                    <w:jc w:val="right"/>
-                    <w:jc w:val="center"/>
-                  </w:pPr>
-                  <w:r>
-                    <w:t xml:space="preserve">12.039</w:t>
-                  </w:r>
-                </w:p>
-              </w:tc>
-              <w:tc>
-                <w:tcPr/>
-                <w:p>
-                  <w:pPr>
-                    <w:pStyle w:val="Compact"/>
-                    <w:jc w:val="right"/>
-                    <w:jc w:val="center"/>
-                  </w:pPr>
-                  <w:r>
-                    <w:t xml:space="preserve">0.001</w:t>
+                    <w:t xml:space="preserve">0.920</w:t>
+                  </w:r>
+                </w:p>
+              </w:tc>
+              <w:tc>
+                <w:tcPr/>
+                <w:p>
+                  <w:pPr>
+                    <w:pStyle w:val="Compact"/>
+                    <w:jc w:val="right"/>
+                    <w:jc w:val="center"/>
+                  </w:pPr>
+                  <w:r>
+                    <w:t xml:space="preserve">0.920</w:t>
+                  </w:r>
+                </w:p>
+              </w:tc>
+              <w:tc>
+                <w:tcPr/>
+                <w:p>
+                  <w:pPr>
+                    <w:pStyle w:val="Compact"/>
+                    <w:jc w:val="right"/>
+                    <w:jc w:val="center"/>
+                  </w:pPr>
+                  <w:r>
+                    <w:t xml:space="preserve">8.391</w:t>
+                  </w:r>
+                </w:p>
+              </w:tc>
+              <w:tc>
+                <w:tcPr/>
+                <w:p>
+                  <w:pPr>
+                    <w:pStyle w:val="Compact"/>
+                    <w:jc w:val="right"/>
+                    <w:jc w:val="center"/>
+                  </w:pPr>
+                  <w:r>
+                    <w:t xml:space="preserve">0.004</w:t>
                   </w:r>
                 </w:p>
               </w:tc>
@@ -15940,33 +16002,33 @@
                     <w:jc w:val="center"/>
                   </w:pPr>
                   <w:r>
-                    <w:t xml:space="preserve">1.629</w:t>
-                  </w:r>
-                </w:p>
-              </w:tc>
-              <w:tc>
-                <w:tcPr/>
-                <w:p>
-                  <w:pPr>
-                    <w:pStyle w:val="Compact"/>
-                    <w:jc w:val="right"/>
-                    <w:jc w:val="center"/>
-                  </w:pPr>
-                  <w:r>
-                    <w:t xml:space="preserve">1.629</w:t>
-                  </w:r>
-                </w:p>
-              </w:tc>
-              <w:tc>
-                <w:tcPr/>
-                <w:p>
-                  <w:pPr>
-                    <w:pStyle w:val="Compact"/>
-                    <w:jc w:val="right"/>
-                    <w:jc w:val="center"/>
-                  </w:pPr>
-                  <w:r>
-                    <w:t xml:space="preserve">16.153</w:t>
+                    <w:t xml:space="preserve">1.376</w:t>
+                  </w:r>
+                </w:p>
+              </w:tc>
+              <w:tc>
+                <w:tcPr/>
+                <w:p>
+                  <w:pPr>
+                    <w:pStyle w:val="Compact"/>
+                    <w:jc w:val="right"/>
+                    <w:jc w:val="center"/>
+                  </w:pPr>
+                  <w:r>
+                    <w:t xml:space="preserve">1.376</w:t>
+                  </w:r>
+                </w:p>
+              </w:tc>
+              <w:tc>
+                <w:tcPr/>
+                <w:p>
+                  <w:pPr>
+                    <w:pStyle w:val="Compact"/>
+                    <w:jc w:val="right"/>
+                    <w:jc w:val="center"/>
+                  </w:pPr>
+                  <w:r>
+                    <w:t xml:space="preserve">13.151</w:t>
                   </w:r>
                 </w:p>
               </w:tc>
@@ -16033,46 +16095,46 @@
                     <w:jc w:val="center"/>
                   </w:pPr>
                   <w:r>
-                    <w:t xml:space="preserve">0.278</w:t>
-                  </w:r>
-                </w:p>
-              </w:tc>
-              <w:tc>
-                <w:tcPr/>
-                <w:p>
-                  <w:pPr>
-                    <w:pStyle w:val="Compact"/>
-                    <w:jc w:val="right"/>
-                    <w:jc w:val="center"/>
-                  </w:pPr>
-                  <w:r>
-                    <w:t xml:space="preserve">0.278</w:t>
-                  </w:r>
-                </w:p>
-              </w:tc>
-              <w:tc>
-                <w:tcPr/>
-                <w:p>
-                  <w:pPr>
-                    <w:pStyle w:val="Compact"/>
-                    <w:jc w:val="right"/>
-                    <w:jc w:val="center"/>
-                  </w:pPr>
-                  <w:r>
-                    <w:t xml:space="preserve">2.759</w:t>
-                  </w:r>
-                </w:p>
-              </w:tc>
-              <w:tc>
-                <w:tcPr/>
-                <w:p>
-                  <w:pPr>
-                    <w:pStyle w:val="Compact"/>
-                    <w:jc w:val="right"/>
-                    <w:jc w:val="center"/>
-                  </w:pPr>
-                  <w:r>
-                    <w:t xml:space="preserve">0.097</w:t>
+                    <w:t xml:space="preserve">0.241</w:t>
+                  </w:r>
+                </w:p>
+              </w:tc>
+              <w:tc>
+                <w:tcPr/>
+                <w:p>
+                  <w:pPr>
+                    <w:pStyle w:val="Compact"/>
+                    <w:jc w:val="right"/>
+                    <w:jc w:val="center"/>
+                  </w:pPr>
+                  <w:r>
+                    <w:t xml:space="preserve">0.241</w:t>
+                  </w:r>
+                </w:p>
+              </w:tc>
+              <w:tc>
+                <w:tcPr/>
+                <w:p>
+                  <w:pPr>
+                    <w:pStyle w:val="Compact"/>
+                    <w:jc w:val="right"/>
+                    <w:jc w:val="center"/>
+                  </w:pPr>
+                  <w:r>
+                    <w:t xml:space="preserve">2.318</w:t>
+                  </w:r>
+                </w:p>
+              </w:tc>
+              <w:tc>
+                <w:tcPr/>
+                <w:p>
+                  <w:pPr>
+                    <w:pStyle w:val="Compact"/>
+                    <w:jc w:val="right"/>
+                    <w:jc w:val="center"/>
+                  </w:pPr>
+                  <w:r>
+                    <w:t xml:space="preserve">0.128</w:t>
                   </w:r>
                 </w:p>
               </w:tc>
@@ -16126,46 +16188,46 @@
                     <w:jc w:val="center"/>
                   </w:pPr>
                   <w:r>
-                    <w:t xml:space="preserve">0.322</w:t>
-                  </w:r>
-                </w:p>
-              </w:tc>
-              <w:tc>
-                <w:tcPr/>
-                <w:p>
-                  <w:pPr>
-                    <w:pStyle w:val="Compact"/>
-                    <w:jc w:val="right"/>
-                    <w:jc w:val="center"/>
-                  </w:pPr>
-                  <w:r>
-                    <w:t xml:space="preserve">0.322</w:t>
-                  </w:r>
-                </w:p>
-              </w:tc>
-              <w:tc>
-                <w:tcPr/>
-                <w:p>
-                  <w:pPr>
-                    <w:pStyle w:val="Compact"/>
-                    <w:jc w:val="right"/>
-                    <w:jc w:val="center"/>
-                  </w:pPr>
-                  <w:r>
-                    <w:t xml:space="preserve">2.964</w:t>
-                  </w:r>
-                </w:p>
-              </w:tc>
-              <w:tc>
-                <w:tcPr/>
-                <w:p>
-                  <w:pPr>
-                    <w:pStyle w:val="Compact"/>
-                    <w:jc w:val="right"/>
-                    <w:jc w:val="center"/>
-                  </w:pPr>
-                  <w:r>
-                    <w:t xml:space="preserve">0.085</w:t>
+                    <w:t xml:space="preserve">0.283</w:t>
+                  </w:r>
+                </w:p>
+              </w:tc>
+              <w:tc>
+                <w:tcPr/>
+                <w:p>
+                  <w:pPr>
+                    <w:pStyle w:val="Compact"/>
+                    <w:jc w:val="right"/>
+                    <w:jc w:val="center"/>
+                  </w:pPr>
+                  <w:r>
+                    <w:t xml:space="preserve">0.283</w:t>
+                  </w:r>
+                </w:p>
+              </w:tc>
+              <w:tc>
+                <w:tcPr/>
+                <w:p>
+                  <w:pPr>
+                    <w:pStyle w:val="Compact"/>
+                    <w:jc w:val="right"/>
+                    <w:jc w:val="center"/>
+                  </w:pPr>
+                  <w:r>
+                    <w:t xml:space="preserve">2.578</w:t>
+                  </w:r>
+                </w:p>
+              </w:tc>
+              <w:tc>
+                <w:tcPr/>
+                <w:p>
+                  <w:pPr>
+                    <w:pStyle w:val="Compact"/>
+                    <w:jc w:val="right"/>
+                    <w:jc w:val="center"/>
+                  </w:pPr>
+                  <w:r>
+                    <w:t xml:space="preserve">0.108</w:t>
                   </w:r>
                 </w:p>
               </w:tc>
@@ -16219,46 +16281,46 @@
                     <w:jc w:val="center"/>
                   </w:pPr>
                   <w:r>
-                    <w:t xml:space="preserve">0.154</w:t>
-                  </w:r>
-                </w:p>
-              </w:tc>
-              <w:tc>
-                <w:tcPr/>
-                <w:p>
-                  <w:pPr>
-                    <w:pStyle w:val="Compact"/>
-                    <w:jc w:val="right"/>
-                    <w:jc w:val="center"/>
-                  </w:pPr>
-                  <w:r>
-                    <w:t xml:space="preserve">0.154</w:t>
-                  </w:r>
-                </w:p>
-              </w:tc>
-              <w:tc>
-                <w:tcPr/>
-                <w:p>
-                  <w:pPr>
-                    <w:pStyle w:val="Compact"/>
-                    <w:jc w:val="right"/>
-                    <w:jc w:val="center"/>
-                  </w:pPr>
-                  <w:r>
-                    <w:t xml:space="preserve">1.528</w:t>
-                  </w:r>
-                </w:p>
-              </w:tc>
-              <w:tc>
-                <w:tcPr/>
-                <w:p>
-                  <w:pPr>
-                    <w:pStyle w:val="Compact"/>
-                    <w:jc w:val="right"/>
-                    <w:jc w:val="center"/>
-                  </w:pPr>
-                  <w:r>
-                    <w:t xml:space="preserve">0.216</w:t>
+                    <w:t xml:space="preserve">0.157</w:t>
+                  </w:r>
+                </w:p>
+              </w:tc>
+              <w:tc>
+                <w:tcPr/>
+                <w:p>
+                  <w:pPr>
+                    <w:pStyle w:val="Compact"/>
+                    <w:jc w:val="right"/>
+                    <w:jc w:val="center"/>
+                  </w:pPr>
+                  <w:r>
+                    <w:t xml:space="preserve">0.157</w:t>
+                  </w:r>
+                </w:p>
+              </w:tc>
+              <w:tc>
+                <w:tcPr/>
+                <w:p>
+                  <w:pPr>
+                    <w:pStyle w:val="Compact"/>
+                    <w:jc w:val="right"/>
+                    <w:jc w:val="center"/>
+                  </w:pPr>
+                  <w:r>
+                    <w:t xml:space="preserve">1.503</w:t>
+                  </w:r>
+                </w:p>
+              </w:tc>
+              <w:tc>
+                <w:tcPr/>
+                <w:p>
+                  <w:pPr>
+                    <w:pStyle w:val="Compact"/>
+                    <w:jc w:val="right"/>
+                    <w:jc w:val="center"/>
+                  </w:pPr>
+                  <w:r>
+                    <w:t xml:space="preserve">0.220</w:t>
                   </w:r>
                 </w:p>
               </w:tc>
@@ -16312,33 +16374,33 @@
                     <w:jc w:val="center"/>
                   </w:pPr>
                   <w:r>
-                    <w:t xml:space="preserve">12.644</w:t>
-                  </w:r>
-                </w:p>
-              </w:tc>
-              <w:tc>
-                <w:tcPr/>
-                <w:p>
-                  <w:pPr>
-                    <w:pStyle w:val="Compact"/>
-                    <w:jc w:val="right"/>
-                    <w:jc w:val="center"/>
-                  </w:pPr>
-                  <w:r>
-                    <w:t xml:space="preserve">3.161</w:t>
-                  </w:r>
-                </w:p>
-              </w:tc>
-              <w:tc>
-                <w:tcPr/>
-                <w:p>
-                  <w:pPr>
-                    <w:pStyle w:val="Compact"/>
-                    <w:jc w:val="right"/>
-                    <w:jc w:val="center"/>
-                  </w:pPr>
-                  <w:r>
-                    <w:t xml:space="preserve">31.339</w:t>
+                    <w:t xml:space="preserve">12.435</w:t>
+                  </w:r>
+                </w:p>
+              </w:tc>
+              <w:tc>
+                <w:tcPr/>
+                <w:p>
+                  <w:pPr>
+                    <w:pStyle w:val="Compact"/>
+                    <w:jc w:val="right"/>
+                    <w:jc w:val="center"/>
+                  </w:pPr>
+                  <w:r>
+                    <w:t xml:space="preserve">3.109</w:t>
+                  </w:r>
+                </w:p>
+              </w:tc>
+              <w:tc>
+                <w:tcPr/>
+                <w:p>
+                  <w:pPr>
+                    <w:pStyle w:val="Compact"/>
+                    <w:jc w:val="right"/>
+                    <w:jc w:val="center"/>
+                  </w:pPr>
+                  <w:r>
+                    <w:t xml:space="preserve">29.933</w:t>
                   </w:r>
                 </w:p>
               </w:tc>
@@ -16405,33 +16467,33 @@
                     <w:jc w:val="center"/>
                   </w:pPr>
                   <w:r>
-                    <w:t xml:space="preserve">12.434</w:t>
-                  </w:r>
-                </w:p>
-              </w:tc>
-              <w:tc>
-                <w:tcPr/>
-                <w:p>
-                  <w:pPr>
-                    <w:pStyle w:val="Compact"/>
-                    <w:jc w:val="right"/>
-                    <w:jc w:val="center"/>
-                  </w:pPr>
-                  <w:r>
-                    <w:t xml:space="preserve">3.109</w:t>
-                  </w:r>
-                </w:p>
-              </w:tc>
-              <w:tc>
-                <w:tcPr/>
-                <w:p>
-                  <w:pPr>
-                    <w:pStyle w:val="Compact"/>
-                    <w:jc w:val="right"/>
-                    <w:jc w:val="center"/>
-                  </w:pPr>
-                  <w:r>
-                    <w:t xml:space="preserve">28.645</w:t>
+                    <w:t xml:space="preserve">12.455</w:t>
+                  </w:r>
+                </w:p>
+              </w:tc>
+              <w:tc>
+                <w:tcPr/>
+                <w:p>
+                  <w:pPr>
+                    <w:pStyle w:val="Compact"/>
+                    <w:jc w:val="right"/>
+                    <w:jc w:val="center"/>
+                  </w:pPr>
+                  <w:r>
+                    <w:t xml:space="preserve">3.114</w:t>
+                  </w:r>
+                </w:p>
+              </w:tc>
+              <w:tc>
+                <w:tcPr/>
+                <w:p>
+                  <w:pPr>
+                    <w:pStyle w:val="Compact"/>
+                    <w:jc w:val="right"/>
+                    <w:jc w:val="center"/>
+                  </w:pPr>
+                  <w:r>
+                    <w:t xml:space="preserve">28.396</w:t>
                   </w:r>
                 </w:p>
               </w:tc>
@@ -16498,33 +16560,33 @@
                     <w:jc w:val="center"/>
                   </w:pPr>
                   <w:r>
-                    <w:t xml:space="preserve">11.842</w:t>
-                  </w:r>
-                </w:p>
-              </w:tc>
-              <w:tc>
-                <w:tcPr/>
-                <w:p>
-                  <w:pPr>
-                    <w:pStyle w:val="Compact"/>
-                    <w:jc w:val="right"/>
-                    <w:jc w:val="center"/>
-                  </w:pPr>
-                  <w:r>
-                    <w:t xml:space="preserve">2.960</w:t>
-                  </w:r>
-                </w:p>
-              </w:tc>
-              <w:tc>
-                <w:tcPr/>
-                <w:p>
-                  <w:pPr>
-                    <w:pStyle w:val="Compact"/>
-                    <w:jc w:val="right"/>
-                    <w:jc w:val="center"/>
-                  </w:pPr>
-                  <w:r>
-                    <w:t xml:space="preserve">29.354</w:t>
+                    <w:t xml:space="preserve">12.271</w:t>
+                  </w:r>
+                </w:p>
+              </w:tc>
+              <w:tc>
+                <w:tcPr/>
+                <w:p>
+                  <w:pPr>
+                    <w:pStyle w:val="Compact"/>
+                    <w:jc w:val="right"/>
+                    <w:jc w:val="center"/>
+                  </w:pPr>
+                  <w:r>
+                    <w:t xml:space="preserve">3.068</w:t>
+                  </w:r>
+                </w:p>
+              </w:tc>
+              <w:tc>
+                <w:tcPr/>
+                <w:p>
+                  <w:pPr>
+                    <w:pStyle w:val="Compact"/>
+                    <w:jc w:val="right"/>
+                    <w:jc w:val="center"/>
+                  </w:pPr>
+                  <w:r>
+                    <w:t xml:space="preserve">29.316</w:t>
                   </w:r>
                 </w:p>
               </w:tc>
@@ -16591,33 +16653,33 @@
                     <w:jc w:val="center"/>
                   </w:pPr>
                   <w:r>
-                    <w:t xml:space="preserve">14.323</w:t>
-                  </w:r>
-                </w:p>
-              </w:tc>
-              <w:tc>
-                <w:tcPr/>
-                <w:p>
-                  <w:pPr>
-                    <w:pStyle w:val="Compact"/>
-                    <w:jc w:val="right"/>
-                    <w:jc w:val="center"/>
-                  </w:pPr>
-                  <w:r>
-                    <w:t xml:space="preserve">2.387</w:t>
-                  </w:r>
-                </w:p>
-              </w:tc>
-              <w:tc>
-                <w:tcPr/>
-                <w:p>
-                  <w:pPr>
-                    <w:pStyle w:val="Compact"/>
-                    <w:jc w:val="right"/>
-                    <w:jc w:val="center"/>
-                  </w:pPr>
-                  <w:r>
-                    <w:t xml:space="preserve">23.667</w:t>
+                    <w:t xml:space="preserve">14.756</w:t>
+                  </w:r>
+                </w:p>
+              </w:tc>
+              <w:tc>
+                <w:tcPr/>
+                <w:p>
+                  <w:pPr>
+                    <w:pStyle w:val="Compact"/>
+                    <w:jc w:val="right"/>
+                    <w:jc w:val="center"/>
+                  </w:pPr>
+                  <w:r>
+                    <w:t xml:space="preserve">2.459</w:t>
+                  </w:r>
+                </w:p>
+              </w:tc>
+              <w:tc>
+                <w:tcPr/>
+                <w:p>
+                  <w:pPr>
+                    <w:pStyle w:val="Compact"/>
+                    <w:jc w:val="right"/>
+                    <w:jc w:val="center"/>
+                  </w:pPr>
+                  <w:r>
+                    <w:t xml:space="preserve">23.680</w:t>
                   </w:r>
                 </w:p>
               </w:tc>
@@ -16684,33 +16746,33 @@
                     <w:jc w:val="center"/>
                   </w:pPr>
                   <w:r>
-                    <w:t xml:space="preserve">15.293</w:t>
-                  </w:r>
-                </w:p>
-              </w:tc>
-              <w:tc>
-                <w:tcPr/>
-                <w:p>
-                  <w:pPr>
-                    <w:pStyle w:val="Compact"/>
-                    <w:jc w:val="right"/>
-                    <w:jc w:val="center"/>
-                  </w:pPr>
-                  <w:r>
-                    <w:t xml:space="preserve">2.549</w:t>
-                  </w:r>
-                </w:p>
-              </w:tc>
-              <w:tc>
-                <w:tcPr/>
-                <w:p>
-                  <w:pPr>
-                    <w:pStyle w:val="Compact"/>
-                    <w:jc w:val="right"/>
-                    <w:jc w:val="center"/>
-                  </w:pPr>
-                  <w:r>
-                    <w:t xml:space="preserve">23.487</w:t>
+                    <w:t xml:space="preserve">14.385</w:t>
+                  </w:r>
+                </w:p>
+              </w:tc>
+              <w:tc>
+                <w:tcPr/>
+                <w:p>
+                  <w:pPr>
+                    <w:pStyle w:val="Compact"/>
+                    <w:jc w:val="right"/>
+                    <w:jc w:val="center"/>
+                  </w:pPr>
+                  <w:r>
+                    <w:t xml:space="preserve">2.397</w:t>
+                  </w:r>
+                </w:p>
+              </w:tc>
+              <w:tc>
+                <w:tcPr/>
+                <w:p>
+                  <w:pPr>
+                    <w:pStyle w:val="Compact"/>
+                    <w:jc w:val="right"/>
+                    <w:jc w:val="center"/>
+                  </w:pPr>
+                  <w:r>
+                    <w:t xml:space="preserve">21.863</w:t>
                   </w:r>
                 </w:p>
               </w:tc>
@@ -16777,33 +16839,33 @@
                     <w:jc w:val="center"/>
                   </w:pPr>
                   <w:r>
-                    <w:t xml:space="preserve">14.704</w:t>
-                  </w:r>
-                </w:p>
-              </w:tc>
-              <w:tc>
-                <w:tcPr/>
-                <w:p>
-                  <w:pPr>
-                    <w:pStyle w:val="Compact"/>
-                    <w:jc w:val="right"/>
-                    <w:jc w:val="center"/>
-                  </w:pPr>
-                  <w:r>
-                    <w:t xml:space="preserve">2.451</w:t>
-                  </w:r>
-                </w:p>
-              </w:tc>
-              <w:tc>
-                <w:tcPr/>
-                <w:p>
-                  <w:pPr>
-                    <w:pStyle w:val="Compact"/>
-                    <w:jc w:val="right"/>
-                    <w:jc w:val="center"/>
-                  </w:pPr>
-                  <w:r>
-                    <w:t xml:space="preserve">24.300</w:t>
+                    <w:t xml:space="preserve">14.401</w:t>
+                  </w:r>
+                </w:p>
+              </w:tc>
+              <w:tc>
+                <w:tcPr/>
+                <w:p>
+                  <w:pPr>
+                    <w:pStyle w:val="Compact"/>
+                    <w:jc w:val="right"/>
+                    <w:jc w:val="center"/>
+                  </w:pPr>
+                  <w:r>
+                    <w:t xml:space="preserve">2.400</w:t>
+                  </w:r>
+                </w:p>
+              </w:tc>
+              <w:tc>
+                <w:tcPr/>
+                <w:p>
+                  <w:pPr>
+                    <w:pStyle w:val="Compact"/>
+                    <w:jc w:val="right"/>
+                    <w:jc w:val="center"/>
+                  </w:pPr>
+                  <w:r>
+                    <w:t xml:space="preserve">22.937</w:t>
                   </w:r>
                 </w:p>
               </w:tc>
@@ -16870,33 +16932,33 @@
                     <w:jc w:val="center"/>
                   </w:pPr>
                   <w:r>
-                    <w:t xml:space="preserve">117.498</w:t>
-                  </w:r>
-                </w:p>
-              </w:tc>
-              <w:tc>
-                <w:tcPr/>
-                <w:p>
-                  <w:pPr>
-                    <w:pStyle w:val="Compact"/>
-                    <w:jc w:val="right"/>
-                    <w:jc w:val="center"/>
-                  </w:pPr>
-                  <w:r>
-                    <w:t xml:space="preserve">9.791</w:t>
-                  </w:r>
-                </w:p>
-              </w:tc>
-              <w:tc>
-                <w:tcPr/>
-                <w:p>
-                  <w:pPr>
-                    <w:pStyle w:val="Compact"/>
-                    <w:jc w:val="right"/>
-                    <w:jc w:val="center"/>
-                  </w:pPr>
-                  <w:r>
-                    <w:t xml:space="preserve">97.074</w:t>
+                    <w:t xml:space="preserve">127.280</w:t>
+                  </w:r>
+                </w:p>
+              </w:tc>
+              <w:tc>
+                <w:tcPr/>
+                <w:p>
+                  <w:pPr>
+                    <w:pStyle w:val="Compact"/>
+                    <w:jc w:val="right"/>
+                    <w:jc w:val="center"/>
+                  </w:pPr>
+                  <w:r>
+                    <w:t xml:space="preserve">10.607</w:t>
+                  </w:r>
+                </w:p>
+              </w:tc>
+              <w:tc>
+                <w:tcPr/>
+                <w:p>
+                  <w:pPr>
+                    <w:pStyle w:val="Compact"/>
+                    <w:jc w:val="right"/>
+                    <w:jc w:val="center"/>
+                  </w:pPr>
+                  <w:r>
+                    <w:t xml:space="preserve">102.127</w:t>
                   </w:r>
                 </w:p>
               </w:tc>
@@ -16963,33 +17025,33 @@
                     <w:jc w:val="center"/>
                   </w:pPr>
                   <w:r>
-                    <w:t xml:space="preserve">132.317</w:t>
-                  </w:r>
-                </w:p>
-              </w:tc>
-              <w:tc>
-                <w:tcPr/>
-                <w:p>
-                  <w:pPr>
-                    <w:pStyle w:val="Compact"/>
-                    <w:jc w:val="right"/>
-                    <w:jc w:val="center"/>
-                  </w:pPr>
-                  <w:r>
-                    <w:t xml:space="preserve">11.026</w:t>
-                  </w:r>
-                </w:p>
-              </w:tc>
-              <w:tc>
-                <w:tcPr/>
-                <w:p>
-                  <w:pPr>
-                    <w:pStyle w:val="Compact"/>
-                    <w:jc w:val="right"/>
-                    <w:jc w:val="center"/>
-                  </w:pPr>
-                  <w:r>
-                    <w:t xml:space="preserve">101.605</w:t>
+                    <w:t xml:space="preserve">139.826</w:t>
+                  </w:r>
+                </w:p>
+              </w:tc>
+              <w:tc>
+                <w:tcPr/>
+                <w:p>
+                  <w:pPr>
+                    <w:pStyle w:val="Compact"/>
+                    <w:jc w:val="right"/>
+                    <w:jc w:val="center"/>
+                  </w:pPr>
+                  <w:r>
+                    <w:t xml:space="preserve">11.652</w:t>
+                  </w:r>
+                </w:p>
+              </w:tc>
+              <w:tc>
+                <w:tcPr/>
+                <w:p>
+                  <w:pPr>
+                    <w:pStyle w:val="Compact"/>
+                    <w:jc w:val="right"/>
+                    <w:jc w:val="center"/>
+                  </w:pPr>
+                  <w:r>
+                    <w:t xml:space="preserve">106.260</w:t>
                   </w:r>
                 </w:p>
               </w:tc>
@@ -17056,33 +17118,33 @@
                     <w:jc w:val="center"/>
                   </w:pPr>
                   <w:r>
-                    <w:t xml:space="preserve">122.443</w:t>
-                  </w:r>
-                </w:p>
-              </w:tc>
-              <w:tc>
-                <w:tcPr/>
-                <w:p>
-                  <w:pPr>
-                    <w:pStyle w:val="Compact"/>
-                    <w:jc w:val="right"/>
-                    <w:jc w:val="center"/>
-                  </w:pPr>
-                  <w:r>
-                    <w:t xml:space="preserve">10.204</w:t>
-                  </w:r>
-                </w:p>
-              </w:tc>
-              <w:tc>
-                <w:tcPr/>
-                <w:p>
-                  <w:pPr>
-                    <w:pStyle w:val="Compact"/>
-                    <w:jc w:val="right"/>
-                    <w:jc w:val="center"/>
-                  </w:pPr>
-                  <w:r>
-                    <w:t xml:space="preserve">101.171</w:t>
+                    <w:t xml:space="preserve">129.368</w:t>
+                  </w:r>
+                </w:p>
+              </w:tc>
+              <w:tc>
+                <w:tcPr/>
+                <w:p>
+                  <w:pPr>
+                    <w:pStyle w:val="Compact"/>
+                    <w:jc w:val="right"/>
+                    <w:jc w:val="center"/>
+                  </w:pPr>
+                  <w:r>
+                    <w:t xml:space="preserve">10.781</w:t>
+                  </w:r>
+                </w:p>
+              </w:tc>
+              <w:tc>
+                <w:tcPr/>
+                <w:p>
+                  <w:pPr>
+                    <w:pStyle w:val="Compact"/>
+                    <w:jc w:val="right"/>
+                    <w:jc w:val="center"/>
+                  </w:pPr>
+                  <w:r>
+                    <w:t xml:space="preserve">103.021</w:t>
                   </w:r>
                 </w:p>
               </w:tc>
@@ -17110,7 +17172,7 @@
                     <w:jc w:val="center"/>
                   </w:pPr>
                   <w:r>
-                    <w:t xml:space="preserve">f2</w:t>
+                    <w:t xml:space="preserve">f3</w:t>
                   </w:r>
                 </w:p>
               </w:tc>
@@ -17123,7 +17185,7 @@
                     <w:jc w:val="center"/>
                   </w:pPr>
                   <w:r>
-                    <w:t xml:space="preserve">I(abs(elo.A - elo.B)):factor(season_id)</w:t>
+                    <w:t xml:space="preserve">I(loss_aversion):factor(season_id)</w:t>
                   </w:r>
                 </w:p>
               </w:tc>
@@ -17149,33 +17211,33 @@
                     <w:jc w:val="center"/>
                   </w:pPr>
                   <w:r>
-                    <w:t xml:space="preserve">6.526</w:t>
-                  </w:r>
-                </w:p>
-              </w:tc>
-              <w:tc>
-                <w:tcPr/>
-                <w:p>
-                  <w:pPr>
-                    <w:pStyle w:val="Compact"/>
-                    <w:jc w:val="right"/>
-                    <w:jc w:val="center"/>
-                  </w:pPr>
-                  <w:r>
-                    <w:t xml:space="preserve">0.251</w:t>
-                  </w:r>
-                </w:p>
-              </w:tc>
-              <w:tc>
-                <w:tcPr/>
-                <w:p>
-                  <w:pPr>
-                    <w:pStyle w:val="Compact"/>
-                    <w:jc w:val="right"/>
-                    <w:jc w:val="center"/>
-                  </w:pPr>
-                  <w:r>
-                    <w:t xml:space="preserve">2.313</w:t>
+                    <w:t xml:space="preserve">20.432</w:t>
+                  </w:r>
+                </w:p>
+              </w:tc>
+              <w:tc>
+                <w:tcPr/>
+                <w:p>
+                  <w:pPr>
+                    <w:pStyle w:val="Compact"/>
+                    <w:jc w:val="right"/>
+                    <w:jc w:val="center"/>
+                  </w:pPr>
+                  <w:r>
+                    <w:t xml:space="preserve">0.786</w:t>
+                  </w:r>
+                </w:p>
+              </w:tc>
+              <w:tc>
+                <w:tcPr/>
+                <w:p>
+                  <w:pPr>
+                    <w:pStyle w:val="Compact"/>
+                    <w:jc w:val="right"/>
+                    <w:jc w:val="center"/>
+                  </w:pPr>
+                  <w:r>
+                    <w:t xml:space="preserve">7.510</w:t>
                   </w:r>
                 </w:p>
               </w:tc>
@@ -17216,7 +17278,7 @@
                     <w:jc w:val="center"/>
                   </w:pPr>
                   <w:r>
-                    <w:t xml:space="preserve">I(elo.A + elo.B - 3000):factor(season_id)</w:t>
+                    <w:t xml:space="preserve">I(quality_of_play):factor(season_id)</w:t>
                   </w:r>
                 </w:p>
               </w:tc>
@@ -17242,33 +17304,33 @@
                     <w:jc w:val="center"/>
                   </w:pPr>
                   <w:r>
-                    <w:t xml:space="preserve">27.457</w:t>
-                  </w:r>
-                </w:p>
-              </w:tc>
-              <w:tc>
-                <w:tcPr/>
-                <w:p>
-                  <w:pPr>
-                    <w:pStyle w:val="Compact"/>
-                    <w:jc w:val="right"/>
-                    <w:jc w:val="center"/>
-                  </w:pPr>
-                  <w:r>
-                    <w:t xml:space="preserve">1.056</w:t>
-                  </w:r>
-                </w:p>
-              </w:tc>
-              <w:tc>
-                <w:tcPr/>
-                <w:p>
-                  <w:pPr>
-                    <w:pStyle w:val="Compact"/>
-                    <w:jc w:val="right"/>
-                    <w:jc w:val="center"/>
-                  </w:pPr>
-                  <w:r>
-                    <w:t xml:space="preserve">10.470</w:t>
+                    <w:t xml:space="preserve">17.752</w:t>
+                  </w:r>
+                </w:p>
+              </w:tc>
+              <w:tc>
+                <w:tcPr/>
+                <w:p>
+                  <w:pPr>
+                    <w:pStyle w:val="Compact"/>
+                    <w:jc w:val="right"/>
+                    <w:jc w:val="center"/>
+                  </w:pPr>
+                  <w:r>
+                    <w:t xml:space="preserve">0.683</w:t>
+                  </w:r>
+                </w:p>
+              </w:tc>
+              <w:tc>
+                <w:tcPr/>
+                <w:p>
+                  <w:pPr>
+                    <w:pStyle w:val="Compact"/>
+                    <w:jc w:val="right"/>
+                    <w:jc w:val="center"/>
+                  </w:pPr>
+                  <w:r>
+                    <w:t xml:space="preserve">6.574</w:t>
                   </w:r>
                 </w:p>
               </w:tc>
@@ -17296,7 +17358,7 @@
                     <w:jc w:val="center"/>
                   </w:pPr>
                   <w:r>
-                    <w:t xml:space="preserve">f3</w:t>
+                    <w:t xml:space="preserve">f2</w:t>
                   </w:r>
                 </w:p>
               </w:tc>
@@ -17309,7 +17371,7 @@
                     <w:jc w:val="center"/>
                   </w:pPr>
                   <w:r>
-                    <w:t xml:space="preserve">I(home_win_prob - 0.5):factor(season_id)</w:t>
+                    <w:t xml:space="preserve">I(uncertain_outcome):factor(season_id)</w:t>
                   </w:r>
                 </w:p>
               </w:tc>
@@ -17335,33 +17397,33 @@
                     <w:jc w:val="center"/>
                   </w:pPr>
                   <w:r>
-                    <w:t xml:space="preserve">31.440</w:t>
-                  </w:r>
-                </w:p>
-              </w:tc>
-              <w:tc>
-                <w:tcPr/>
-                <w:p>
-                  <w:pPr>
-                    <w:pStyle w:val="Compact"/>
-                    <w:jc w:val="right"/>
-                    <w:jc w:val="center"/>
-                  </w:pPr>
-                  <w:r>
-                    <w:t xml:space="preserve">1.209</w:t>
-                  </w:r>
-                </w:p>
-              </w:tc>
-              <w:tc>
-                <w:tcPr/>
-                <w:p>
-                  <w:pPr>
-                    <w:pStyle w:val="Compact"/>
-                    <w:jc w:val="right"/>
-                    <w:jc w:val="center"/>
-                  </w:pPr>
-                  <w:r>
-                    <w:t xml:space="preserve">11.990</w:t>
+                    <w:t xml:space="preserve">8.443</w:t>
+                  </w:r>
+                </w:p>
+              </w:tc>
+              <w:tc>
+                <w:tcPr/>
+                <w:p>
+                  <w:pPr>
+                    <w:pStyle w:val="Compact"/>
+                    <w:jc w:val="right"/>
+                    <w:jc w:val="center"/>
+                  </w:pPr>
+                  <w:r>
+                    <w:t xml:space="preserve">0.325</w:t>
+                  </w:r>
+                </w:p>
+              </w:tc>
+              <w:tc>
+                <w:tcPr/>
+                <w:p>
+                  <w:pPr>
+                    <w:pStyle w:val="Compact"/>
+                    <w:jc w:val="right"/>
+                    <w:jc w:val="center"/>
+                  </w:pPr>
+                  <w:r>
+                    <w:t xml:space="preserve">2.961</w:t>
                   </w:r>
                 </w:p>
               </w:tc>
@@ -17428,33 +17490,33 @@
                     <w:jc w:val="center"/>
                   </w:pPr>
                   <w:r>
-                    <w:t xml:space="preserve">152.181</w:t>
-                  </w:r>
-                </w:p>
-              </w:tc>
-              <w:tc>
-                <w:tcPr/>
-                <w:p>
-                  <w:pPr>
-                    <w:pStyle w:val="Compact"/>
-                    <w:jc w:val="right"/>
-                    <w:jc w:val="center"/>
-                  </w:pPr>
-                  <w:r>
-                    <w:t xml:space="preserve">5.853</w:t>
-                  </w:r>
-                </w:p>
-              </w:tc>
-              <w:tc>
-                <w:tcPr/>
-                <w:p>
-                  <w:pPr>
-                    <w:pStyle w:val="Compact"/>
-                    <w:jc w:val="right"/>
-                    <w:jc w:val="center"/>
-                  </w:pPr>
-                  <w:r>
-                    <w:t xml:space="preserve">58.029</w:t>
+                    <w:t xml:space="preserve">156.100</w:t>
+                  </w:r>
+                </w:p>
+              </w:tc>
+              <w:tc>
+                <w:tcPr/>
+                <w:p>
+                  <w:pPr>
+                    <w:pStyle w:val="Compact"/>
+                    <w:jc w:val="right"/>
+                    <w:jc w:val="center"/>
+                  </w:pPr>
+                  <w:r>
+                    <w:t xml:space="preserve">6.004</w:t>
+                  </w:r>
+                </w:p>
+              </w:tc>
+              <w:tc>
+                <w:tcPr/>
+                <w:p>
+                  <w:pPr>
+                    <w:pStyle w:val="Compact"/>
+                    <w:jc w:val="right"/>
+                    <w:jc w:val="center"/>
+                  </w:pPr>
+                  <w:r>
+                    <w:t xml:space="preserve">57.808</w:t>
                   </w:r>
                 </w:p>
               </w:tc>
@@ -17521,33 +17583,33 @@
                     <w:jc w:val="center"/>
                   </w:pPr>
                   <w:r>
-                    <w:t xml:space="preserve">150.433</w:t>
-                  </w:r>
-                </w:p>
-              </w:tc>
-              <w:tc>
-                <w:tcPr/>
-                <w:p>
-                  <w:pPr>
-                    <w:pStyle w:val="Compact"/>
-                    <w:jc w:val="right"/>
-                    <w:jc w:val="center"/>
-                  </w:pPr>
-                  <w:r>
-                    <w:t xml:space="preserve">5.786</w:t>
-                  </w:r>
-                </w:p>
-              </w:tc>
-              <w:tc>
-                <w:tcPr/>
-                <w:p>
-                  <w:pPr>
-                    <w:pStyle w:val="Compact"/>
-                    <w:jc w:val="right"/>
-                    <w:jc w:val="center"/>
-                  </w:pPr>
-                  <w:r>
-                    <w:t xml:space="preserve">53.315</w:t>
+                    <w:t xml:space="preserve">148.017</w:t>
+                  </w:r>
+                </w:p>
+              </w:tc>
+              <w:tc>
+                <w:tcPr/>
+                <w:p>
+                  <w:pPr>
+                    <w:pStyle w:val="Compact"/>
+                    <w:jc w:val="right"/>
+                    <w:jc w:val="center"/>
+                  </w:pPr>
+                  <w:r>
+                    <w:t xml:space="preserve">5.693</w:t>
+                  </w:r>
+                </w:p>
+              </w:tc>
+              <w:tc>
+                <w:tcPr/>
+                <w:p>
+                  <w:pPr>
+                    <w:pStyle w:val="Compact"/>
+                    <w:jc w:val="right"/>
+                    <w:jc w:val="center"/>
+                  </w:pPr>
+                  <w:r>
+                    <w:t xml:space="preserve">51.916</w:t>
                   </w:r>
                 </w:p>
               </w:tc>
@@ -17614,33 +17676,33 @@
                     <w:jc w:val="center"/>
                   </w:pPr>
                   <w:r>
-                    <w:t xml:space="preserve">147.101</w:t>
-                  </w:r>
-                </w:p>
-              </w:tc>
-              <w:tc>
-                <w:tcPr/>
-                <w:p>
-                  <w:pPr>
-                    <w:pStyle w:val="Compact"/>
-                    <w:jc w:val="right"/>
-                    <w:jc w:val="center"/>
-                  </w:pPr>
-                  <w:r>
-                    <w:t xml:space="preserve">5.658</w:t>
-                  </w:r>
-                </w:p>
-              </w:tc>
-              <w:tc>
-                <w:tcPr/>
-                <w:p>
-                  <w:pPr>
-                    <w:pStyle w:val="Compact"/>
-                    <w:jc w:val="right"/>
-                    <w:jc w:val="center"/>
-                  </w:pPr>
-                  <w:r>
-                    <w:t xml:space="preserve">56.098</w:t>
+                    <w:t xml:space="preserve">150.457</w:t>
+                  </w:r>
+                </w:p>
+              </w:tc>
+              <w:tc>
+                <w:tcPr/>
+                <w:p>
+                  <w:pPr>
+                    <w:pStyle w:val="Compact"/>
+                    <w:jc w:val="right"/>
+                    <w:jc w:val="center"/>
+                  </w:pPr>
+                  <w:r>
+                    <w:t xml:space="preserve">5.787</w:t>
+                  </w:r>
+                </w:p>
+              </w:tc>
+              <w:tc>
+                <w:tcPr/>
+                <w:p>
+                  <w:pPr>
+                    <w:pStyle w:val="Compact"/>
+                    <w:jc w:val="right"/>
+                    <w:jc w:val="center"/>
+                  </w:pPr>
+                  <w:r>
+                    <w:t xml:space="preserve">55.299</w:t>
                   </w:r>
                 </w:p>
               </w:tc>
@@ -17733,13 +17795,13 @@
               <w:tblLook w:firstRow="1" w:lastRow="0" w:firstColumn="0" w:lastColumn="0" w:noHBand="0" w:noVBand="0" w:val="0020"/>
             </w:tblPr>
             <w:tblGrid>
-              <w:gridCol w:w="484"/>
-              <w:gridCol w:w="3394"/>
-              <w:gridCol w:w="242"/>
-              <w:gridCol w:w="727"/>
-              <w:gridCol w:w="969"/>
-              <w:gridCol w:w="1454"/>
-              <w:gridCol w:w="646"/>
+              <w:gridCol w:w="500"/>
+              <w:gridCol w:w="3251"/>
+              <w:gridCol w:w="250"/>
+              <w:gridCol w:w="750"/>
+              <w:gridCol w:w="1000"/>
+              <w:gridCol w:w="1500"/>
+              <w:gridCol w:w="666"/>
             </w:tblGrid>
             <w:tr>
               <w:trPr>
@@ -17847,7 +17909,7 @@
                     <w:jc w:val="center"/>
                   </w:pPr>
                   <w:r>
-                    <w:t xml:space="preserve">f2</w:t>
+                    <w:t xml:space="preserve">f3</w:t>
                   </w:r>
                 </w:p>
               </w:tc>
@@ -17860,7 +17922,7 @@
                     <w:jc w:val="center"/>
                   </w:pPr>
                   <w:r>
-                    <w:t xml:space="preserve">I(abs(elo.A - elo.B))</w:t>
+                    <w:t xml:space="preserve">I(loss_aversion)</w:t>
                   </w:r>
                 </w:p>
               </w:tc>
@@ -17886,7 +17948,7 @@
                     <w:jc w:val="center"/>
                   </w:pPr>
                   <w:r>
-                    <w:t xml:space="preserve">0.032</w:t>
+                    <w:t xml:space="preserve">2.754</w:t>
                   </w:r>
                 </w:p>
               </w:tc>
@@ -17912,20 +17974,20 @@
                     <w:jc w:val="center"/>
                   </w:pPr>
                   <w:r>
-                    <w:t xml:space="preserve">916.634</w:t>
-                  </w:r>
-                </w:p>
-              </w:tc>
-              <w:tc>
-                <w:tcPr/>
-                <w:p>
-                  <w:pPr>
-                    <w:pStyle w:val="Compact"/>
-                    <w:jc w:val="right"/>
-                    <w:jc w:val="center"/>
-                  </w:pPr>
-                  <w:r>
-                    <w:t xml:space="preserve">0.858</w:t>
+                    <w:t xml:space="preserve">913.912</w:t>
+                  </w:r>
+                </w:p>
+              </w:tc>
+              <w:tc>
+                <w:tcPr/>
+                <w:p>
+                  <w:pPr>
+                    <w:pStyle w:val="Compact"/>
+                    <w:jc w:val="right"/>
+                    <w:jc w:val="center"/>
+                  </w:pPr>
+                  <w:r>
+                    <w:t xml:space="preserve">0.097</w:t>
                   </w:r>
                 </w:p>
               </w:tc>
@@ -17953,7 +18015,7 @@
                     <w:jc w:val="center"/>
                   </w:pPr>
                   <w:r>
-                    <w:t xml:space="preserve">I(elo.A + elo.B - 3000)</w:t>
+                    <w:t xml:space="preserve">I(quality_of_play)</w:t>
                   </w:r>
                 </w:p>
               </w:tc>
@@ -17979,7 +18041,7 @@
                     <w:jc w:val="center"/>
                   </w:pPr>
                   <w:r>
-                    <w:t xml:space="preserve">8.035</w:t>
+                    <w:t xml:space="preserve">13.447</w:t>
                   </w:r>
                 </w:p>
               </w:tc>
@@ -18005,20 +18067,20 @@
                     <w:jc w:val="center"/>
                   </w:pPr>
                   <w:r>
-                    <w:t xml:space="preserve">908.631</w:t>
-                  </w:r>
-                </w:p>
-              </w:tc>
-              <w:tc>
-                <w:tcPr/>
-                <w:p>
-                  <w:pPr>
-                    <w:pStyle w:val="Compact"/>
-                    <w:jc w:val="right"/>
-                    <w:jc w:val="center"/>
-                  </w:pPr>
-                  <w:r>
-                    <w:t xml:space="preserve">0.005</w:t>
+                    <w:t xml:space="preserve">903.220</w:t>
+                  </w:r>
+                </w:p>
+              </w:tc>
+              <w:tc>
+                <w:tcPr/>
+                <w:p>
+                  <w:pPr>
+                    <w:pStyle w:val="Compact"/>
+                    <w:jc w:val="right"/>
+                    <w:jc w:val="center"/>
+                  </w:pPr>
+                  <w:r>
+                    <w:t xml:space="preserve">0.000</w:t>
                   </w:r>
                 </w:p>
               </w:tc>
@@ -18033,7 +18095,7 @@
                     <w:jc w:val="center"/>
                   </w:pPr>
                   <w:r>
-                    <w:t xml:space="preserve">f3</w:t>
+                    <w:t xml:space="preserve">f2</w:t>
                   </w:r>
                 </w:p>
               </w:tc>
@@ -18046,7 +18108,7 @@
                     <w:jc w:val="center"/>
                   </w:pPr>
                   <w:r>
-                    <w:t xml:space="preserve">I(home_win_prob - 0.5)</w:t>
+                    <w:t xml:space="preserve">I(uncertain_outcome)</w:t>
                   </w:r>
                 </w:p>
               </w:tc>
@@ -18072,7 +18134,7 @@
                     <w:jc w:val="center"/>
                   </w:pPr>
                   <w:r>
-                    <w:t xml:space="preserve">0.906</w:t>
+                    <w:t xml:space="preserve">0.022</w:t>
                   </w:r>
                 </w:p>
               </w:tc>
@@ -18098,20 +18160,20 @@
                     <w:jc w:val="center"/>
                   </w:pPr>
                   <w:r>
-                    <w:t xml:space="preserve">915.760</w:t>
-                  </w:r>
-                </w:p>
-              </w:tc>
-              <w:tc>
-                <w:tcPr/>
-                <w:p>
-                  <w:pPr>
-                    <w:pStyle w:val="Compact"/>
-                    <w:jc w:val="right"/>
-                    <w:jc w:val="center"/>
-                  </w:pPr>
-                  <w:r>
-                    <w:t xml:space="preserve">0.341</w:t>
+                    <w:t xml:space="preserve">916.644</w:t>
+                  </w:r>
+                </w:p>
+              </w:tc>
+              <w:tc>
+                <w:tcPr/>
+                <w:p>
+                  <w:pPr>
+                    <w:pStyle w:val="Compact"/>
+                    <w:jc w:val="right"/>
+                    <w:jc w:val="center"/>
+                  </w:pPr>
+                  <w:r>
+                    <w:t xml:space="preserve">0.882</w:t>
                   </w:r>
                 </w:p>
               </w:tc>
@@ -18165,7 +18227,7 @@
                     <w:jc w:val="center"/>
                   </w:pPr>
                   <w:r>
-                    <w:t xml:space="preserve">24.002</w:t>
+                    <w:t xml:space="preserve">22.602</w:t>
                   </w:r>
                 </w:p>
               </w:tc>
@@ -18191,7 +18253,7 @@
                     <w:jc w:val="center"/>
                   </w:pPr>
                   <w:r>
-                    <w:t xml:space="preserve">573.411</w:t>
+                    <w:t xml:space="preserve">577.550</w:t>
                   </w:r>
                 </w:p>
               </w:tc>
@@ -18258,7 +18320,7 @@
                     <w:jc w:val="center"/>
                   </w:pPr>
                   <w:r>
-                    <w:t xml:space="preserve">23.389</w:t>
+                    <w:t xml:space="preserve">23.047</w:t>
                   </w:r>
                 </w:p>
               </w:tc>
@@ -18284,7 +18346,7 @@
                     <w:jc w:val="center"/>
                   </w:pPr>
                   <w:r>
-                    <w:t xml:space="preserve">581.441</w:t>
+                    <w:t xml:space="preserve">587.921</w:t>
                   </w:r>
                 </w:p>
               </w:tc>
@@ -18351,7 +18413,7 @@
                     <w:jc w:val="center"/>
                   </w:pPr>
                   <w:r>
-                    <w:t xml:space="preserve">22.520</w:t>
+                    <w:t xml:space="preserve">22.752</w:t>
                   </w:r>
                 </w:p>
               </w:tc>
@@ -18377,7 +18439,7 @@
                     <w:jc w:val="center"/>
                   </w:pPr>
                   <w:r>
-                    <w:t xml:space="preserve">579.403</w:t>
+                    <w:t xml:space="preserve">584.769</w:t>
                   </w:r>
                 </w:p>
               </w:tc>
@@ -18444,7 +18506,7 @@
                     <w:jc w:val="center"/>
                   </w:pPr>
                   <w:r>
-                    <w:t xml:space="preserve">0.977</w:t>
+                    <w:t xml:space="preserve">0.773</w:t>
                   </w:r>
                 </w:p>
               </w:tc>
@@ -18470,20 +18532,20 @@
                     <w:jc w:val="center"/>
                   </w:pPr>
                   <w:r>
-                    <w:t xml:space="preserve">601.451</w:t>
-                  </w:r>
-                </w:p>
-              </w:tc>
-              <w:tc>
-                <w:tcPr/>
-                <w:p>
-                  <w:pPr>
-                    <w:pStyle w:val="Compact"/>
-                    <w:jc w:val="right"/>
-                    <w:jc w:val="center"/>
-                  </w:pPr>
-                  <w:r>
-                    <w:t xml:space="preserve">0.323</w:t>
+                    <w:t xml:space="preserve">604.367</w:t>
+                  </w:r>
+                </w:p>
+              </w:tc>
+              <w:tc>
+                <w:tcPr/>
+                <w:p>
+                  <w:pPr>
+                    <w:pStyle w:val="Compact"/>
+                    <w:jc w:val="right"/>
+                    <w:jc w:val="center"/>
+                  </w:pPr>
+                  <w:r>
+                    <w:t xml:space="preserve">0.379</w:t>
                   </w:r>
                 </w:p>
               </w:tc>
@@ -18537,7 +18599,7 @@
                     <w:jc w:val="center"/>
                   </w:pPr>
                   <w:r>
-                    <w:t xml:space="preserve">1.038</w:t>
+                    <w:t xml:space="preserve">1.396</w:t>
                   </w:r>
                 </w:p>
               </w:tc>
@@ -18563,20 +18625,20 @@
                     <w:jc w:val="center"/>
                   </w:pPr>
                   <w:r>
-                    <w:t xml:space="preserve">608.706</w:t>
-                  </w:r>
-                </w:p>
-              </w:tc>
-              <w:tc>
-                <w:tcPr/>
-                <w:p>
-                  <w:pPr>
-                    <w:pStyle w:val="Compact"/>
-                    <w:jc w:val="right"/>
-                    <w:jc w:val="center"/>
-                  </w:pPr>
-                  <w:r>
-                    <w:t xml:space="preserve">0.308</w:t>
+                    <w:t xml:space="preserve">614.730</w:t>
+                  </w:r>
+                </w:p>
+              </w:tc>
+              <w:tc>
+                <w:tcPr/>
+                <w:p>
+                  <w:pPr>
+                    <w:pStyle w:val="Compact"/>
+                    <w:jc w:val="right"/>
+                    <w:jc w:val="center"/>
+                  </w:pPr>
+                  <w:r>
+                    <w:t xml:space="preserve">0.237</w:t>
                   </w:r>
                 </w:p>
               </w:tc>
@@ -18630,7 +18692,7 @@
                     <w:jc w:val="center"/>
                   </w:pPr>
                   <w:r>
-                    <w:t xml:space="preserve">0.972</w:t>
+                    <w:t xml:space="preserve">1.148</w:t>
                   </w:r>
                 </w:p>
               </w:tc>
@@ -18656,20 +18718,20 @@
                     <w:jc w:val="center"/>
                   </w:pPr>
                   <w:r>
-                    <w:t xml:space="preserve">606.342</w:t>
-                  </w:r>
-                </w:p>
-              </w:tc>
-              <w:tc>
-                <w:tcPr/>
-                <w:p>
-                  <w:pPr>
-                    <w:pStyle w:val="Compact"/>
-                    <w:jc w:val="right"/>
-                    <w:jc w:val="center"/>
-                  </w:pPr>
-                  <w:r>
-                    <w:t xml:space="preserve">0.324</w:t>
+                    <w:t xml:space="preserve">611.878</w:t>
+                  </w:r>
+                </w:p>
+              </w:tc>
+              <w:tc>
+                <w:tcPr/>
+                <w:p>
+                  <w:pPr>
+                    <w:pStyle w:val="Compact"/>
+                    <w:jc w:val="right"/>
+                    <w:jc w:val="center"/>
+                  </w:pPr>
+                  <w:r>
+                    <w:t xml:space="preserve">0.284</w:t>
                   </w:r>
                 </w:p>
               </w:tc>
@@ -18723,7 +18785,7 @@
                     <w:jc w:val="center"/>
                   </w:pPr>
                   <w:r>
-                    <w:t xml:space="preserve">4.038</w:t>
+                    <w:t xml:space="preserve">4.216</w:t>
                   </w:r>
                 </w:p>
               </w:tc>
@@ -18749,20 +18811,20 @@
                     <w:jc w:val="center"/>
                   </w:pPr>
                   <w:r>
-                    <w:t xml:space="preserve">597.414</w:t>
-                  </w:r>
-                </w:p>
-              </w:tc>
-              <w:tc>
-                <w:tcPr/>
-                <w:p>
-                  <w:pPr>
-                    <w:pStyle w:val="Compact"/>
-                    <w:jc w:val="right"/>
-                    <w:jc w:val="center"/>
-                  </w:pPr>
-                  <w:r>
-                    <w:t xml:space="preserve">0.044</w:t>
+                    <w:t xml:space="preserve">600.151</w:t>
+                  </w:r>
+                </w:p>
+              </w:tc>
+              <w:tc>
+                <w:tcPr/>
+                <w:p>
+                  <w:pPr>
+                    <w:pStyle w:val="Compact"/>
+                    <w:jc w:val="right"/>
+                    <w:jc w:val="center"/>
+                  </w:pPr>
+                  <w:r>
+                    <w:t xml:space="preserve">0.040</w:t>
                   </w:r>
                 </w:p>
               </w:tc>
@@ -18816,7 +18878,7 @@
                     <w:jc w:val="center"/>
                   </w:pPr>
                   <w:r>
-                    <w:t xml:space="preserve">3.876</w:t>
+                    <w:t xml:space="preserve">3.762</w:t>
                   </w:r>
                 </w:p>
               </w:tc>
@@ -18842,20 +18904,20 @@
                     <w:jc w:val="center"/>
                   </w:pPr>
                   <w:r>
-                    <w:t xml:space="preserve">604.830</w:t>
-                  </w:r>
-                </w:p>
-              </w:tc>
-              <w:tc>
-                <w:tcPr/>
-                <w:p>
-                  <w:pPr>
-                    <w:pStyle w:val="Compact"/>
-                    <w:jc w:val="right"/>
-                    <w:jc w:val="center"/>
-                  </w:pPr>
-                  <w:r>
-                    <w:t xml:space="preserve">0.049</w:t>
+                    <w:t xml:space="preserve">610.968</w:t>
+                  </w:r>
+                </w:p>
+              </w:tc>
+              <w:tc>
+                <w:tcPr/>
+                <w:p>
+                  <w:pPr>
+                    <w:pStyle w:val="Compact"/>
+                    <w:jc w:val="right"/>
+                    <w:jc w:val="center"/>
+                  </w:pPr>
+                  <w:r>
+                    <w:t xml:space="preserve">0.052</w:t>
                   </w:r>
                 </w:p>
               </w:tc>
@@ -18909,7 +18971,7 @@
                     <w:jc w:val="center"/>
                   </w:pPr>
                   <w:r>
-                    <w:t xml:space="preserve">4.419</w:t>
+                    <w:t xml:space="preserve">4.357</w:t>
                   </w:r>
                 </w:p>
               </w:tc>
@@ -18935,20 +18997,20 @@
                     <w:jc w:val="center"/>
                   </w:pPr>
                   <w:r>
-                    <w:t xml:space="preserve">601.923</w:t>
-                  </w:r>
-                </w:p>
-              </w:tc>
-              <w:tc>
-                <w:tcPr/>
-                <w:p>
-                  <w:pPr>
-                    <w:pStyle w:val="Compact"/>
-                    <w:jc w:val="right"/>
-                    <w:jc w:val="center"/>
-                  </w:pPr>
-                  <w:r>
-                    <w:t xml:space="preserve">0.036</w:t>
+                    <w:t xml:space="preserve">607.521</w:t>
+                  </w:r>
+                </w:p>
+              </w:tc>
+              <w:tc>
+                <w:tcPr/>
+                <w:p>
+                  <w:pPr>
+                    <w:pStyle w:val="Compact"/>
+                    <w:jc w:val="right"/>
+                    <w:jc w:val="center"/>
+                  </w:pPr>
+                  <w:r>
+                    <w:t xml:space="preserve">0.037</w:t>
                   </w:r>
                 </w:p>
               </w:tc>
@@ -19002,7 +19064,7 @@
                     <w:jc w:val="center"/>
                   </w:pPr>
                   <w:r>
-                    <w:t xml:space="preserve">13.370</w:t>
+                    <w:t xml:space="preserve">13.224</w:t>
                   </w:r>
                 </w:p>
               </w:tc>
@@ -19028,7 +19090,7 @@
                     <w:jc w:val="center"/>
                   </w:pPr>
                   <w:r>
-                    <w:t xml:space="preserve">696.118</w:t>
+                    <w:t xml:space="preserve">700.273</w:t>
                   </w:r>
                 </w:p>
               </w:tc>
@@ -19095,7 +19157,7 @@
                     <w:jc w:val="center"/>
                   </w:pPr>
                   <w:r>
-                    <w:t xml:space="preserve">13.218</w:t>
+                    <w:t xml:space="preserve">13.216</w:t>
                   </w:r>
                 </w:p>
               </w:tc>
@@ -19121,7 +19183,7 @@
                     <w:jc w:val="center"/>
                   </w:pPr>
                   <w:r>
-                    <w:t xml:space="preserve">706.988</w:t>
+                    <w:t xml:space="preserve">708.391</w:t>
                   </w:r>
                 </w:p>
               </w:tc>
@@ -19188,7 +19250,7 @@
                     <w:jc w:val="center"/>
                   </w:pPr>
                   <w:r>
-                    <w:t xml:space="preserve">12.953</w:t>
+                    <w:t xml:space="preserve">13.157</w:t>
                   </w:r>
                 </w:p>
               </w:tc>
@@ -19214,20 +19276,20 @@
                     <w:jc w:val="center"/>
                   </w:pPr>
                   <w:r>
-                    <w:t xml:space="preserve">701.429</w:t>
-                  </w:r>
-                </w:p>
-              </w:tc>
-              <w:tc>
-                <w:tcPr/>
-                <w:p>
-                  <w:pPr>
-                    <w:pStyle w:val="Compact"/>
-                    <w:jc w:val="right"/>
-                    <w:jc w:val="center"/>
-                  </w:pPr>
-                  <w:r>
-                    <w:t xml:space="preserve">0.012</w:t>
+                    <w:t xml:space="preserve">705.692</w:t>
+                  </w:r>
+                </w:p>
+              </w:tc>
+              <w:tc>
+                <w:tcPr/>
+                <w:p>
+                  <w:pPr>
+                    <w:pStyle w:val="Compact"/>
+                    <w:jc w:val="right"/>
+                    <w:jc w:val="center"/>
+                  </w:pPr>
+                  <w:r>
+                    <w:t xml:space="preserve">0.011</w:t>
                   </w:r>
                 </w:p>
               </w:tc>
@@ -19281,7 +19343,7 @@
                     <w:jc w:val="center"/>
                   </w:pPr>
                   <w:r>
-                    <w:t xml:space="preserve">18.624</w:t>
+                    <w:t xml:space="preserve">18.761</w:t>
                   </w:r>
                 </w:p>
               </w:tc>
@@ -19307,7 +19369,7 @@
                     <w:jc w:val="center"/>
                   </w:pPr>
                   <w:r>
-                    <w:t xml:space="preserve">709.487</w:t>
+                    <w:t xml:space="preserve">713.497</w:t>
                   </w:r>
                 </w:p>
               </w:tc>
@@ -19374,7 +19436,7 @@
                     <w:jc w:val="center"/>
                   </w:pPr>
                   <w:r>
-                    <w:t xml:space="preserve">18.719</w:t>
+                    <w:t xml:space="preserve">18.436</w:t>
                   </w:r>
                 </w:p>
               </w:tc>
@@ -19400,7 +19462,7 @@
                     <w:jc w:val="center"/>
                   </w:pPr>
                   <w:r>
-                    <w:t xml:space="preserve">720.205</w:t>
+                    <w:t xml:space="preserve">721.607</w:t>
                   </w:r>
                 </w:p>
               </w:tc>
@@ -19467,7 +19529,7 @@
                     <w:jc w:val="center"/>
                   </w:pPr>
                   <w:r>
-                    <w:t xml:space="preserve">19.034</w:t>
+                    <w:t xml:space="preserve">18.612</w:t>
                   </w:r>
                 </w:p>
               </w:tc>
@@ -19493,20 +19555,20 @@
                     <w:jc w:val="center"/>
                   </w:pPr>
                   <w:r>
-                    <w:t xml:space="preserve">714.381</w:t>
-                  </w:r>
-                </w:p>
-              </w:tc>
-              <w:tc>
-                <w:tcPr/>
-                <w:p>
-                  <w:pPr>
-                    <w:pStyle w:val="Compact"/>
-                    <w:jc w:val="right"/>
-                    <w:jc w:val="center"/>
-                  </w:pPr>
-                  <w:r>
-                    <w:t xml:space="preserve">0.004</w:t>
+                    <w:t xml:space="preserve">718.849</w:t>
+                  </w:r>
+                </w:p>
+              </w:tc>
+              <w:tc>
+                <w:tcPr/>
+                <w:p>
+                  <w:pPr>
+                    <w:pStyle w:val="Compact"/>
+                    <w:jc w:val="right"/>
+                    <w:jc w:val="center"/>
+                  </w:pPr>
+                  <w:r>
+                    <w:t xml:space="preserve">0.005</w:t>
                   </w:r>
                 </w:p>
               </w:tc>
@@ -19560,7 +19622,7 @@
                     <w:jc w:val="center"/>
                   </w:pPr>
                   <w:r>
-                    <w:t xml:space="preserve">93.689</w:t>
+                    <w:t xml:space="preserve">95.133</w:t>
                   </w:r>
                 </w:p>
               </w:tc>
@@ -19586,7 +19648,7 @@
                     <w:jc w:val="center"/>
                   </w:pPr>
                   <w:r>
-                    <w:t xml:space="preserve">602.429</w:t>
+                    <w:t xml:space="preserve">605.140</w:t>
                   </w:r>
                 </w:p>
               </w:tc>
@@ -19653,7 +19715,7 @@
                     <w:jc w:val="center"/>
                   </w:pPr>
                   <w:r>
-                    <w:t xml:space="preserve">97.243</w:t>
+                    <w:t xml:space="preserve">92.266</w:t>
                   </w:r>
                 </w:p>
               </w:tc>
@@ -19679,7 +19741,7 @@
                     <w:jc w:val="center"/>
                   </w:pPr>
                   <w:r>
-                    <w:t xml:space="preserve">609.745</w:t>
+                    <w:t xml:space="preserve">616.125</w:t>
                   </w:r>
                 </w:p>
               </w:tc>
@@ -19746,7 +19808,7 @@
                     <w:jc w:val="center"/>
                   </w:pPr>
                   <w:r>
-                    <w:t xml:space="preserve">94.115</w:t>
+                    <w:t xml:space="preserve">92.666</w:t>
                   </w:r>
                 </w:p>
               </w:tc>
@@ -19772,7 +19834,7 @@
                     <w:jc w:val="center"/>
                   </w:pPr>
                   <w:r>
-                    <w:t xml:space="preserve">607.314</w:t>
+                    <w:t xml:space="preserve">613.026</w:t>
                   </w:r>
                 </w:p>
               </w:tc>
@@ -19800,7 +19862,7 @@
                     <w:jc w:val="center"/>
                   </w:pPr>
                   <w:r>
-                    <w:t xml:space="preserve">f2</w:t>
+                    <w:t xml:space="preserve">f3</w:t>
                   </w:r>
                 </w:p>
               </w:tc>
@@ -19813,7 +19875,7 @@
                     <w:jc w:val="center"/>
                   </w:pPr>
                   <w:r>
-                    <w:t xml:space="preserve">I(abs(elo.A - elo.B)):factor(season_id)</w:t>
+                    <w:t xml:space="preserve">I(loss_aversion):factor(season_id)</w:t>
                   </w:r>
                 </w:p>
               </w:tc>
@@ -19839,7 +19901,7 @@
                     <w:jc w:val="center"/>
                   </w:pPr>
                   <w:r>
-                    <w:t xml:space="preserve">7.299</w:t>
+                    <w:t xml:space="preserve">10.759</w:t>
                   </w:r>
                 </w:p>
               </w:tc>
@@ -19865,20 +19927,20 @@
                     <w:jc w:val="center"/>
                   </w:pPr>
                   <w:r>
-                    <w:t xml:space="preserve">574.142</w:t>
-                  </w:r>
-                </w:p>
-              </w:tc>
-              <w:tc>
-                <w:tcPr/>
-                <w:p>
-                  <w:pPr>
-                    <w:pStyle w:val="Compact"/>
-                    <w:jc w:val="right"/>
-                    <w:jc w:val="center"/>
-                  </w:pPr>
-                  <w:r>
-                    <w:t xml:space="preserve">1.000</w:t>
+                    <w:t xml:space="preserve">574.011</w:t>
+                  </w:r>
+                </w:p>
+              </w:tc>
+              <w:tc>
+                <w:tcPr/>
+                <w:p>
+                  <w:pPr>
+                    <w:pStyle w:val="Compact"/>
+                    <w:jc w:val="right"/>
+                    <w:jc w:val="center"/>
+                  </w:pPr>
+                  <w:r>
+                    <w:t xml:space="preserve">0.996</w:t>
                   </w:r>
                 </w:p>
               </w:tc>
@@ -19906,7 +19968,7 @@
                     <w:jc w:val="center"/>
                   </w:pPr>
                   <w:r>
-                    <w:t xml:space="preserve">I(elo.A + elo.B - 3000):factor(season_id)</w:t>
+                    <w:t xml:space="preserve">I(quality_of_play):factor(season_id)</w:t>
                   </w:r>
                 </w:p>
               </w:tc>
@@ -19932,7 +19994,7 @@
                     <w:jc w:val="center"/>
                   </w:pPr>
                   <w:r>
-                    <w:t xml:space="preserve">13.894</w:t>
+                    <w:t xml:space="preserve">6.950</w:t>
                   </w:r>
                 </w:p>
               </w:tc>
@@ -19958,20 +20020,20 @@
                     <w:jc w:val="center"/>
                   </w:pPr>
                   <w:r>
-                    <w:t xml:space="preserve">559.518</w:t>
-                  </w:r>
-                </w:p>
-              </w:tc>
-              <w:tc>
-                <w:tcPr/>
-                <w:p>
-                  <w:pPr>
-                    <w:pStyle w:val="Compact"/>
-                    <w:jc w:val="right"/>
-                    <w:jc w:val="center"/>
-                  </w:pPr>
-                  <w:r>
-                    <w:t xml:space="preserve">0.974</w:t>
+                    <w:t xml:space="preserve">570.600</w:t>
+                  </w:r>
+                </w:p>
+              </w:tc>
+              <w:tc>
+                <w:tcPr/>
+                <w:p>
+                  <w:pPr>
+                    <w:pStyle w:val="Compact"/>
+                    <w:jc w:val="right"/>
+                    <w:jc w:val="center"/>
+                  </w:pPr>
+                  <w:r>
+                    <w:t xml:space="preserve">1.000</w:t>
                   </w:r>
                 </w:p>
               </w:tc>
@@ -19986,7 +20048,7 @@
                     <w:jc w:val="center"/>
                   </w:pPr>
                   <w:r>
-                    <w:t xml:space="preserve">f3</w:t>
+                    <w:t xml:space="preserve">f2</w:t>
                   </w:r>
                 </w:p>
               </w:tc>
@@ -19999,7 +20061,7 @@
                     <w:jc w:val="center"/>
                   </w:pPr>
                   <w:r>
-                    <w:t xml:space="preserve">I(home_win_prob - 0.5):factor(season_id)</w:t>
+                    <w:t xml:space="preserve">I(uncertain_outcome):factor(season_id)</w:t>
                   </w:r>
                 </w:p>
               </w:tc>
@@ -20025,7 +20087,7 @@
                     <w:jc w:val="center"/>
                   </w:pPr>
                   <w:r>
-                    <w:t xml:space="preserve">15.042</w:t>
+                    <w:t xml:space="preserve">4.633</w:t>
                   </w:r>
                 </w:p>
               </w:tc>
@@ -20051,20 +20113,20 @@
                     <w:jc w:val="center"/>
                   </w:pPr>
                   <w:r>
-                    <w:t xml:space="preserve">564.361</w:t>
-                  </w:r>
-                </w:p>
-              </w:tc>
-              <w:tc>
-                <w:tcPr/>
-                <w:p>
-                  <w:pPr>
-                    <w:pStyle w:val="Compact"/>
-                    <w:jc w:val="right"/>
-                    <w:jc w:val="center"/>
-                  </w:pPr>
-                  <w:r>
-                    <w:t xml:space="preserve">0.957</w:t>
+                    <w:t xml:space="preserve">583.288</w:t>
+                  </w:r>
+                </w:p>
+              </w:tc>
+              <w:tc>
+                <w:tcPr/>
+                <w:p>
+                  <w:pPr>
+                    <w:pStyle w:val="Compact"/>
+                    <w:jc w:val="right"/>
+                    <w:jc w:val="center"/>
+                  </w:pPr>
+                  <w:r>
+                    <w:t xml:space="preserve">1.000</w:t>
                   </w:r>
                 </w:p>
               </w:tc>
@@ -20118,7 +20180,7 @@
                     <w:jc w:val="center"/>
                   </w:pPr>
                   <w:r>
-                    <w:t xml:space="preserve">180.519</w:t>
+                    <w:t xml:space="preserve">170.961</w:t>
                   </w:r>
                 </w:p>
               </w:tc>
@@ -20144,7 +20206,7 @@
                     <w:jc w:val="center"/>
                   </w:pPr>
                   <w:r>
-                    <w:t xml:space="preserve">728.112</w:t>
+                    <w:t xml:space="preserve">732.259</w:t>
                   </w:r>
                 </w:p>
               </w:tc>
@@ -20211,7 +20273,7 @@
                     <w:jc w:val="center"/>
                   </w:pPr>
                   <w:r>
-                    <w:t xml:space="preserve">177.710</w:t>
+                    <w:t xml:space="preserve">176.601</w:t>
                   </w:r>
                 </w:p>
               </w:tc>
@@ -20237,7 +20299,7 @@
                     <w:jc w:val="center"/>
                   </w:pPr>
                   <w:r>
-                    <w:t xml:space="preserve">738.924</w:t>
+                    <w:t xml:space="preserve">740.043</w:t>
                   </w:r>
                 </w:p>
               </w:tc>
@@ -20304,7 +20366,7 @@
                     <w:jc w:val="center"/>
                   </w:pPr>
                   <w:r>
-                    <w:t xml:space="preserve">182.345</w:t>
+                    <w:t xml:space="preserve">176.451</w:t>
                   </w:r>
                 </w:p>
               </w:tc>
@@ -20330,7 +20392,7 @@
                     <w:jc w:val="center"/>
                   </w:pPr>
                   <w:r>
-                    <w:t xml:space="preserve">733.416</w:t>
+                    <w:t xml:space="preserve">737.461</w:t>
                   </w:r>
                 </w:p>
               </w:tc>

--- a/index.docx
+++ b/index.docx
@@ -39,7 +39,7 @@
         <w:pStyle w:val="Date"/>
       </w:pPr>
       <w:r>
-        <w:t xml:space="preserve">2026-06-11</w:t>
+        <w:t xml:space="preserve">2026-06-15</w:t>
       </w:r>
     </w:p>
     <w:p>
@@ -110,7 +110,7 @@
         </w:r>
       </w:hyperlink>
     </w:p>
-    <w:bookmarkStart w:id="12" w:name="sec-intro"/>
+    <w:bookmarkStart w:id="13" w:name="sec-intro"/>
     <w:p>
       <w:pPr>
         <w:pStyle w:val="Heading2"/>
@@ -153,7 +153,42 @@
         <w:t xml:space="preserve"> </w:t>
       </w:r>
       <w:r>
-        <w:t xml:space="preserve">but limited publicly available financial data, game attendance remains the most readily available proxy variable for public interest in the WNBA.</w:t>
+        <w:t xml:space="preserve">but limited publicly available financial data, game attendance remains the most readily available proxy variable for public interest in the WNBA. In this paper we set out to determine how the underlying causes shaping game attendance work to explain these more recent trends, and specifically whether on-court factors are becoming more important to WNBA game attendance in recent years.</w:t>
+      </w:r>
+    </w:p>
+    <w:bookmarkStart w:id="10" w:name="Xd2e284202717398cdbaebcfbf2b0a1f4c6214f8"/>
+    <w:p>
+      <w:pPr>
+        <w:pStyle w:val="Heading3"/>
+      </w:pPr>
+      <w:r>
+        <w:t xml:space="preserve">1.1 Existing scholarship on team performance and game attendance</w:t>
+      </w:r>
+    </w:p>
+    <w:p>
+      <w:pPr>
+        <w:pStyle w:val="FirstParagraph"/>
+      </w:pPr>
+      <w:r>
+        <w:t xml:space="preserve">A key line of research in sports economics links fan demand to expectations about game outcomes. Early work such as the uncertainty-of-outcome hypothesis suggests that attendance is higher when game results are less predictable, increasing perceived excitement. In their 2014 paper, Coates et al. use more recent behavioral economics models to suggest that people evaluate gains and losses relative to a reference point and tend to dislike losses more than they like equivalent wins</w:t>
+      </w:r>
+      <w:r>
+        <w:t xml:space="preserve"> </w:t>
+      </w:r>
+      <w:r>
+        <w:t xml:space="preserve">(Coates et al. 2014)</w:t>
+      </w:r>
+      <w:r>
+        <w:t xml:space="preserve">. They argue that applying this idea of loss aversion may better explain why fans choose to go games than the uncertainty of outcome hypothesis. They use MLB live-game attendance data to find attendance patterns consistent with the hypothesis that fans are less likely to attend games in which they expect the home-team to lose</w:t>
+      </w:r>
+      <w:r>
+        <w:t xml:space="preserve"> </w:t>
+      </w:r>
+      <w:r>
+        <w:t xml:space="preserve">(Coates et al. 2014)</w:t>
+      </w:r>
+      <w:r>
+        <w:t xml:space="preserve">. These frameworks together suggest that attendance decisions are sensitive not only to team quality, but to expectations about competitive performance and likely game outcomes.</w:t>
       </w:r>
     </w:p>
     <w:p>
@@ -161,25 +196,52 @@
         <w:pStyle w:val="BodyText"/>
       </w:pPr>
       <w:r>
-        <w:t xml:space="preserve">A key line of research in sports economics links fan demand to expectations about game outcomes. Early work such as the uncertainty-of-outcome hypothesis suggests that attendance is higher when game results are less predictable, increasing perceived excitement. In their 2014 paper, Coates et al. use more recent behavioral economics models to suggest that people evaluate gains and losses relative to a reference point and tend to dislike losses more than they like equivalent wins</w:t>
-      </w:r>
-      <w:r>
-        <w:t xml:space="preserve"> </w:t>
-      </w:r>
-      <w:r>
-        <w:t xml:space="preserve">(Coates et al. 2014)</w:t>
-      </w:r>
-      <w:r>
-        <w:t xml:space="preserve">. They argue that applying this idea of loss aversion may better explain why fans choose to go games than the uncertainty of outcome hypothesis. They use MLB live-game attendance data to find attendance patterns consistent with the hypothesis that fans are less likely to attend games in which they expect the home-team to lose</w:t>
-      </w:r>
-      <w:r>
-        <w:t xml:space="preserve"> </w:t>
-      </w:r>
-      <w:r>
-        <w:t xml:space="preserve">(Coates et al. 2014)</w:t>
-      </w:r>
-      <w:r>
-        <w:t xml:space="preserve">. These frameworks together suggest that attendance decisions are sensitive not only to team quality, but to expectations about competitive performance and likely game outcomes.</w:t>
+        <w:t xml:space="preserve">In the first study in sports economics that sought to empirically identify the factors that affected attendance,</w:t>
+      </w:r>
+      <w:r>
+        <w:t xml:space="preserve"> </w:t>
+      </w:r>
+      <w:r>
+        <w:t xml:space="preserve">Noll (1974)</w:t>
+      </w:r>
+      <w:r>
+        <w:t xml:space="preserve"> </w:t>
+      </w:r>
+      <w:r>
+        <w:t xml:space="preserve">considered data from MLB, the NFL, NHL, NBA and ABA (American Basketball Association) for the 1969-70 and 1970-71 seasons and found that demand was a function of population, interactions of income with star players, team win percentage, and per capita income.</w:t>
+      </w:r>
+      <w:r>
+        <w:t xml:space="preserve"> </w:t>
+      </w:r>
+      <w:r>
+        <w:t xml:space="preserve">Multiple subsequent studies on men’s professional team sports continued to find a statistically significant correlation between team quality and attendance.</w:t>
+      </w:r>
+      <w:r>
+        <w:br/>
+      </w:r>
+      <w:r>
+        <w:t xml:space="preserve">Differences in the literature over how to measure team quality (wins, wins lagged, number of championships in past years, win probability, star power), attendance (logs, lags, linear regression or censored), the inclusion of control variables and non-linear forms also emerged</w:t>
+      </w:r>
+      <w:r>
+        <w:t xml:space="preserve"> </w:t>
+      </w:r>
+      <w:r>
+        <w:t xml:space="preserve">(Wiseman and Chatterjee 2003;</w:t>
+      </w:r>
+      <w:r>
+        <w:t xml:space="preserve"> </w:t>
+      </w:r>
+      <w:r>
+        <w:t xml:space="preserve">Woltring et al.</w:t>
+      </w:r>
+      <w:r>
+        <w:t xml:space="preserve"> </w:t>
+      </w:r>
+      <w:r>
+        <w:t xml:space="preserve">2018; Kim and Chang 2023; DeSchriver and Jensen 2002; Paul et al. 2019)</w:t>
+      </w:r>
+      <w:r>
+        <w:t xml:space="preserve">.</w:t>
       </w:r>
     </w:p>
     <w:p>
@@ -187,55 +249,73 @@
         <w:pStyle w:val="BodyText"/>
       </w:pPr>
       <w:r>
-        <w:t xml:space="preserve">In the first study in sports economics that sought to empirically identify the factors that affected attendance,</w:t>
-      </w:r>
-      <w:r>
-        <w:t xml:space="preserve"> </w:t>
-      </w:r>
-      <w:r>
-        <w:t xml:space="preserve">Noll (1974)</w:t>
-      </w:r>
-      <w:r>
-        <w:t xml:space="preserve"> </w:t>
-      </w:r>
-      <w:r>
-        <w:t xml:space="preserve">considered data from MLB, the NFL, NHL, NBA and ABA (American Basketball Association) for the 1969-70 and 1970-71 seasons and found that demand was a function of population, interactions of income with star players, team win percentage, and per capita income.</w:t>
-      </w:r>
-      <w:r>
-        <w:t xml:space="preserve"> </w:t>
-      </w:r>
-      <w:r>
-        <w:t xml:space="preserve">Multiple subsequent studies on men’s professional team sports continued to find a statistically significant correlation between team quality and attendance.</w:t>
-      </w:r>
-      <w:r>
-        <w:t xml:space="preserve"> </w:t>
-      </w:r>
-      <w:r>
-        <w:t xml:space="preserve">In these studies, a debate emerged about the direction of causality: did strong team performance engender higher attendance or vice versa</w:t>
-      </w:r>
-      <w:r>
-        <w:t xml:space="preserve"> </w:t>
-      </w:r>
-      <w:r>
-        <w:t xml:space="preserve">(Baade and Tiehen 1990; Clapp and Hakes 2005; Davis 2008, 2009; Horowitz 2007; Lemke et al. 2010)</w:t>
-      </w:r>
-      <w:r>
-        <w:t xml:space="preserve">?</w:t>
-      </w:r>
-      <w:r>
-        <w:t xml:space="preserve"> </w:t>
-      </w:r>
-      <w:r>
-        <w:t xml:space="preserve">While no Granger causality tests were run, the predominant view has been causality running from team performance to attendance</w:t>
-      </w:r>
-      <w:r>
-        <w:t xml:space="preserve"> </w:t>
-      </w:r>
-      <w:r>
-        <w:t xml:space="preserve">(Hall et al. 2002)</w:t>
-      </w:r>
-      <w:r>
-        <w:t xml:space="preserve">.</w:t>
+        <w:t xml:space="preserve">The relationship between attendance and winning percentage has been examined, but such</w:t>
+      </w:r>
+      <w:r>
+        <w:t xml:space="preserve"> </w:t>
+      </w:r>
+      <w:r>
+        <w:t xml:space="preserve">studies often look at winning percentage as causation for attendance.</w:t>
+      </w:r>
+      <w:r>
+        <w:t xml:space="preserve"> </w:t>
+      </w:r>
+      <w:r>
+        <w:t xml:space="preserve">Davis (2008)</w:t>
+      </w:r>
+      <w:r>
+        <w:t xml:space="preserve"> </w:t>
+      </w:r>
+      <w:r>
+        <w:t xml:space="preserve">and</w:t>
+      </w:r>
+      <w:r>
+        <w:t xml:space="preserve"> </w:t>
+      </w:r>
+      <w:r>
+        <w:t xml:space="preserve">Horowitz (2007)</w:t>
+      </w:r>
+      <w:r>
+        <w:t xml:space="preserve"> </w:t>
+      </w:r>
+      <w:r>
+        <w:t xml:space="preserve">both found that attendance and winning percentage were related.</w:t>
+      </w:r>
+      <w:r>
+        <w:t xml:space="preserve"> </w:t>
+      </w:r>
+      <w:r>
+        <w:t xml:space="preserve">Horowitz concluded a bidirectional relationship between the two, while Davis suggested that causation runs from winning percentage to attendance.</w:t>
+      </w:r>
+      <w:r>
+        <w:t xml:space="preserve"> </w:t>
+      </w:r>
+      <w:r>
+        <w:t xml:space="preserve">In a following study,</w:t>
+      </w:r>
+      <w:r>
+        <w:t xml:space="preserve"> </w:t>
+      </w:r>
+      <w:r>
+        <w:t xml:space="preserve">Davis (2009)</w:t>
+      </w:r>
+      <w:r>
+        <w:t xml:space="preserve"> </w:t>
+      </w:r>
+      <w:r>
+        <w:t xml:space="preserve">found winning percentage as a significant determinant of attendance for 12 National League teams; though the study did not establish causation both ways.</w:t>
+      </w:r>
+      <w:r>
+        <w:t xml:space="preserve"> </w:t>
+      </w:r>
+      <w:r>
+        <w:t xml:space="preserve">Lemke et al. (2010)</w:t>
+      </w:r>
+      <w:r>
+        <w:t xml:space="preserve"> </w:t>
+      </w:r>
+      <w:r>
+        <w:t xml:space="preserve">found attendance increases as home team win probability increases. There is evidence that causation may run from attendance to winning percentage, but the bulk of the literature has been researched the other way.</w:t>
       </w:r>
     </w:p>
     <w:p>
@@ -264,9 +344,19 @@
         <w:t xml:space="preserve">. They hypothesize that the difference in the competitive balance of the men’s and women’s games could be one cause of lower revenue generation and attendance in the women’s game.</w:t>
       </w:r>
     </w:p>
+    <w:bookmarkEnd w:id="10"/>
+    <w:bookmarkStart w:id="12" w:name="why-is-the-wnba-different"/>
     <w:p>
       <w:pPr>
-        <w:pStyle w:val="BodyText"/>
+        <w:pStyle w:val="Heading3"/>
+      </w:pPr>
+      <w:r>
+        <w:t xml:space="preserve">1.2 Why is the WNBA different?</w:t>
+      </w:r>
+    </w:p>
+    <w:p>
+      <w:pPr>
+        <w:pStyle w:val="FirstParagraph"/>
       </w:pPr>
       <w:r>
         <w:t xml:space="preserve">In their study of attendance determinants in the WNBA, Agha and Berri argue that a major reason why attendance is considerably lower at WNBA games than NBA games is that the women’s league is still in its early years, only beginning play in 1997 compared to the NBA’s 1946. To account for this, they compare attendance in the tenth season of the WNBA (2006) and the NBA (1955/56) (Agha and Berri, 2023, p. 36.) In their respective tenth years, the WNBA average attendance per home game exceeded the NBA’s by more than 2,000 fans per game. This comparison suggests that the current disparity in attendance between the women’s and men’s league should not be interpreted as a lack of demand, but rather a sign of the league’s maturity. Considering the league’s age as a factor in demand for attendance, it is interesting to inquire further into whether patterns of fan behavior change as the league matures. Agha and Berri attempt to establish whether different forces shape demand for attendance in the WNBA and the NBA, finding that team performance was not a statistically significant predictor of game attendance in the WNBA. As noted above, this is contrary to the virtually unanimous finding in the existing scholarship for men’s leagues. However, their study only employed data from 2004 through 2017 and thus can not capture the more recent improvements in attendance shown in figure 1. They also measure a team’s strength using the team’s winning percentage from the previous year which raises issues because fans are more likely to respond to the more recent performance of the team. Thus, while a team’s win percentage in 2016 might have an appreciable impact on the team’s attendance at the beginning of the 2017 season, as the season wears on, this impact should consistently diminish. For this reason, we chose to use a team’s ELO rating as the measure of team strength because the ELO rating updates with each game, thus more accurately reflecting the information that fans have access to in deciding to attend games.</w:t>
@@ -300,7 +390,7 @@
         <w:rPr>
           <w:rStyle w:val="FootnoteReference"/>
         </w:rPr>
-        <w:footnoteReference w:id="10"/>
+        <w:footnoteReference w:id="11"/>
       </w:r>
       <w:r>
         <w:t xml:space="preserve"> </w:t>
@@ -309,182 +399,8 @@
         <w:t xml:space="preserve">and team performance data from 1997 through 2025, we test these hypotheses. In viewing more recent attendance figures for the WNBA in the context of the league’s history, we hoped to determine whether predictors of attendance have shifted over time, due to the WNBA’s relative instability as a young league. Specifically, we find that in recent years the strength of the effect of a game’s uncertainty, the strength of both teams, and the likelihood of a home team win, on game attendance has increased, paralleling documented trends in men’s leagues.</w:t>
       </w:r>
     </w:p>
-    <w:bookmarkStart w:id="11" w:name="still-to-be-incorporated-in-intro"/>
-    <w:p>
-      <w:pPr>
-        <w:pStyle w:val="Heading3"/>
-      </w:pPr>
-      <w:r>
-        <w:t xml:space="preserve">1.1 still to be incorporated in intro:</w:t>
-      </w:r>
-    </w:p>
-    <w:p>
-      <w:pPr>
-        <w:pStyle w:val="FirstParagraph"/>
-      </w:pPr>
-      <w:r>
-        <w:t xml:space="preserve">Differences in the literature over how to measure team quality (wins, wins lagged, number of championships in past years, win probability, star power), attendance (logs, lags, linear regression or censored), the inclusion of control variables and non-linear forms also emerged</w:t>
-      </w:r>
-      <w:r>
-        <w:t xml:space="preserve"> </w:t>
-      </w:r>
-      <w:r>
-        <w:t xml:space="preserve">(Wiseman and Chatterjee 2003;</w:t>
-      </w:r>
-      <w:r>
-        <w:t xml:space="preserve"> </w:t>
-      </w:r>
-      <w:r>
-        <w:t xml:space="preserve">Woltring et al.</w:t>
-      </w:r>
-      <w:r>
-        <w:t xml:space="preserve"> </w:t>
-      </w:r>
-      <w:r>
-        <w:t xml:space="preserve">2018; Kim and Chang 2023; DeSchriver and Jensen 2002; Paul et al. 2019)</w:t>
-      </w:r>
-      <w:r>
-        <w:t xml:space="preserve">.</w:t>
-      </w:r>
-    </w:p>
-    <w:p>
-      <w:pPr>
-        <w:pStyle w:val="BodyText"/>
-      </w:pPr>
-      <w:r>
-        <w:t xml:space="preserve">The relationship between attendance and winning percentage has been examined, but such</w:t>
-      </w:r>
-      <w:r>
-        <w:t xml:space="preserve"> </w:t>
-      </w:r>
-      <w:r>
-        <w:t xml:space="preserve">studies often look at winning percentage as causation for attendance.</w:t>
-      </w:r>
-      <w:r>
-        <w:t xml:space="preserve"> </w:t>
-      </w:r>
-      <w:r>
-        <w:t xml:space="preserve">Davis (2008)</w:t>
-      </w:r>
-      <w:r>
-        <w:t xml:space="preserve"> </w:t>
-      </w:r>
-      <w:r>
-        <w:t xml:space="preserve">and</w:t>
-      </w:r>
-      <w:r>
-        <w:t xml:space="preserve"> </w:t>
-      </w:r>
-      <w:r>
-        <w:t xml:space="preserve">Horowitz (2007)</w:t>
-      </w:r>
-      <w:r>
-        <w:t xml:space="preserve"> </w:t>
-      </w:r>
-      <w:r>
-        <w:t xml:space="preserve">both found that attendance and winning percentage were related.</w:t>
-      </w:r>
-      <w:r>
-        <w:t xml:space="preserve"> </w:t>
-      </w:r>
-      <w:r>
-        <w:t xml:space="preserve">Horowitz concluded a bidirectional relationship between the two, while Davis suggested that causation runs from winning percentage to attendance.</w:t>
-      </w:r>
-      <w:r>
-        <w:t xml:space="preserve"> </w:t>
-      </w:r>
-      <w:r>
-        <w:t xml:space="preserve">In a following study,</w:t>
-      </w:r>
-      <w:r>
-        <w:t xml:space="preserve"> </w:t>
-      </w:r>
-      <w:r>
-        <w:t xml:space="preserve">Davis (2009)</w:t>
-      </w:r>
-      <w:r>
-        <w:t xml:space="preserve"> </w:t>
-      </w:r>
-      <w:r>
-        <w:t xml:space="preserve">found winning percentage as a significant determinant of attendance for 12 National League teams; though the study did not establish causation both ways.</w:t>
-      </w:r>
-      <w:r>
-        <w:t xml:space="preserve"> </w:t>
-      </w:r>
-      <w:r>
-        <w:t xml:space="preserve">Lemke et al. (2010)</w:t>
-      </w:r>
-      <w:r>
-        <w:t xml:space="preserve"> </w:t>
-      </w:r>
-      <w:r>
-        <w:t xml:space="preserve">found attendance increases as home team win probability increases. There is evidence that causation may run from attendance to winning percentage, but the bulk of the literature has been researched the other way.</w:t>
-      </w:r>
-    </w:p>
-    <w:p>
-      <w:pPr>
-        <w:pStyle w:val="BodyText"/>
-      </w:pPr>
-      <w:r>
-        <w:t xml:space="preserve">The present study controls for payroll and stadium capacity as both have been shown to affect attendance.</w:t>
-      </w:r>
-      <w:r>
-        <w:t xml:space="preserve"> </w:t>
-      </w:r>
-      <w:r>
-        <w:t xml:space="preserve">Wiseman and Chatterjee (2003)</w:t>
-      </w:r>
-      <w:r>
-        <w:t xml:space="preserve"> </w:t>
-      </w:r>
-      <w:r>
-        <w:t xml:space="preserve">found team payroll was positively correlated to team winning percentage (9).</w:t>
-      </w:r>
-      <w:r>
-        <w:t xml:space="preserve"> </w:t>
-      </w:r>
-      <w:r>
-        <w:t xml:space="preserve">Additionally, they found that this relationship has grown stronger since the late 1990’s.</w:t>
-      </w:r>
-      <w:r>
-        <w:t xml:space="preserve"> </w:t>
-      </w:r>
-      <w:r>
-        <w:t xml:space="preserve">Hall et al. (2002)</w:t>
-      </w:r>
-      <w:r>
-        <w:t xml:space="preserve"> </w:t>
-      </w:r>
-      <w:r>
-        <w:t xml:space="preserve">did not find causality evidence from payroll to team winning percentage in their entire dataset, but they did note an increased correlation in the 1990’s.</w:t>
-      </w:r>
-      <w:r>
-        <w:t xml:space="preserve"> </w:t>
-      </w:r>
-      <w:r>
-        <w:t xml:space="preserve">Additionally, they stated that an MLB team with a payroll of at least 150% of the league average could expect a winning percentage of at least .550.</w:t>
-      </w:r>
-      <w:r>
-        <w:t xml:space="preserve"> </w:t>
-      </w:r>
-      <w:r>
-        <w:t xml:space="preserve">This is an important finding, because</w:t>
-      </w:r>
-      <w:r>
-        <w:t xml:space="preserve"> </w:t>
-      </w:r>
-      <w:r>
-        <w:t xml:space="preserve">Vrooman (2012)</w:t>
-      </w:r>
-      <w:r>
-        <w:t xml:space="preserve"> </w:t>
-      </w:r>
-      <w:r>
-        <w:t xml:space="preserve">identified .550 as a benchmark winning percentage for qualifying as a playoff team.</w:t>
-      </w:r>
-    </w:p>
-    <w:bookmarkEnd w:id="11"/>
     <w:bookmarkEnd w:id="12"/>
+    <w:bookmarkEnd w:id="13"/>
     <w:bookmarkStart w:id="29" w:name="sec-data"/>
     <w:p>
       <w:pPr>
@@ -531,19 +447,7 @@
         <w:t xml:space="preserve">(Across the Timeline, n.d.)</w:t>
       </w:r>
       <w:r>
-        <w:t xml:space="preserve">, an online repository for women’s basketball data. The site collects attendance numbers directly from the league’s records. Attendance data was unavailable for only 152 games, while (due to the COVID-19 pandemic) 2 games (accurately) recorded attendance of 0. Because the arenas WNBA teams play in vary widely in size– the New York Liberty alone have called both the Barclays Center (17,732 seat capacity) and the Westchester County Center (2,300 seat capacity) home in recent years– we contextualize raw attendance numbers with manually collected arena capacities.</w:t>
-      </w:r>
-      <w:r>
-        <w:rPr>
-          <w:rStyle w:val="FootnoteReference"/>
-        </w:rPr>
-        <w:footnoteReference w:id="13"/>
-      </w:r>
-      <w:r>
-        <w:t xml:space="preserve"> </w:t>
-      </w:r>
-      <w:r>
-        <w:t xml:space="preserve">While teams have many reasons they might choose to play for a sold-out crowd in a smaller arena, smaller venue size will also by nature constrain attendance, making its consideration in our model important.</w:t>
+        <w:t xml:space="preserve">, an online repository for women’s basketball data. The site collects attendance numbers directly from the league’s records. Attendance data was unavailable for only 152 games, while (due to the COVID-19 pandemic) 2 games (accurately) recorded attendance of 0. Because the arenas WNBA teams play in vary widely in size– the New York Liberty alone have called both the Barclays Center (17,732 seat capacity) and the Westchester County Center (2,300 seat capacity) home in recent years– we contextualize raw attendance numbers by approximating the capacity of each game venue. Because accurate records of arena configurations and capacities were difficult to obtain (particularly for venues not still in use) we approximated the practical capacity of each space by pulling the maximally attended game for each venue. While teams have many reasons they might choose to play for a sold-out crowd in a smaller arena, smaller venue size will also by nature constrain attendance, making its consideration in our model important.</w:t>
       </w:r>
     </w:p>
     <w:p>
@@ -576,7 +480,7 @@
         <w:t xml:space="preserve">(Gilani and Hutchinson 2021)</w:t>
       </w:r>
       <w:r>
-        <w:t xml:space="preserve">, which uses the official WNBA API.</w:t>
+        <w:t xml:space="preserve">, which uses the official WNBA API. The game-level performance data include</w:t>
       </w:r>
       <w:r>
         <w:t xml:space="preserve"> </w:t>
@@ -923,7 +827,7 @@
                       <w:rFonts w:ascii="Calibri" w:hAnsi="Calibri"/>
                       <w:sz w:val="20"/>
                     </w:rPr>
-                    <w:t xml:space="default">2000-08-09</w:t>
+                    <w:t xml:space="default">2015-08-11</w:t>
                   </w:r>
                 </w:p>
               </w:tc>
@@ -947,7 +851,7 @@
                       <w:rFonts w:ascii="Calibri" w:hAnsi="Calibri"/>
                       <w:sz w:val="20"/>
                     </w:rPr>
-                    <w:t xml:space="default">MIA</w:t>
+                    <w:t xml:space="default">MIN</w:t>
                   </w:r>
                 </w:p>
               </w:tc>
@@ -971,7 +875,7 @@
                       <w:rFonts w:ascii="Calibri" w:hAnsi="Calibri"/>
                       <w:sz w:val="20"/>
                     </w:rPr>
-                    <w:t xml:space="default">ORL</w:t>
+                    <w:t xml:space="default">SAN</w:t>
                   </w:r>
                 </w:p>
               </w:tc>
@@ -995,7 +899,7 @@
                       <w:rFonts w:ascii="Calibri" w:hAnsi="Calibri"/>
                       <w:sz w:val="20"/>
                     </w:rPr>
-                    <w:t xml:space="default">AmericanAirlines Arena</w:t>
+                    <w:t xml:space="default">Target Center</w:t>
                   </w:r>
                 </w:p>
               </w:tc>
@@ -1019,7 +923,7 @@
                       <w:rFonts w:ascii="Calibri" w:hAnsi="Calibri"/>
                       <w:sz w:val="20"/>
                     </w:rPr>
-                    <w:t xml:space="default">8,917</w:t>
+                    <w:t xml:space="default">8,851</w:t>
                   </w:r>
                 </w:p>
               </w:tc>
@@ -1043,7 +947,7 @@
                       <w:rFonts w:ascii="Calibri" w:hAnsi="Calibri"/>
                       <w:sz w:val="20"/>
                     </w:rPr>
-                    <w:t xml:space="default">4</w:t>
+                    <w:t xml:space="default">7</w:t>
                   </w:r>
                 </w:p>
               </w:tc>
@@ -1096,7 +1000,7 @@
                       <w:rFonts w:ascii="Calibri" w:hAnsi="Calibri"/>
                       <w:sz w:val="20"/>
                     </w:rPr>
-                    <w:t xml:space="default">2012-09-12</w:t>
+                    <w:t xml:space="default">2000-07-06</w:t>
                   </w:r>
                 </w:p>
               </w:tc>
@@ -1120,7 +1024,7 @@
                       <w:rFonts w:ascii="Calibri" w:hAnsi="Calibri"/>
                       <w:sz w:val="20"/>
                     </w:rPr>
-                    <w:t xml:space="default">NYL</w:t>
+                    <w:t xml:space="default">PHO</w:t>
                   </w:r>
                 </w:p>
               </w:tc>
@@ -1144,7 +1048,7 @@
                       <w:rFonts w:ascii="Calibri" w:hAnsi="Calibri"/>
                       <w:sz w:val="20"/>
                     </w:rPr>
-                    <w:t xml:space="default">WAS</w:t>
+                    <w:t xml:space="default">DET</w:t>
                   </w:r>
                 </w:p>
               </w:tc>
@@ -1168,7 +1072,7 @@
                       <w:rFonts w:ascii="Calibri" w:hAnsi="Calibri"/>
                       <w:sz w:val="20"/>
                     </w:rPr>
-                    <w:t xml:space="default">Prudential Center</w:t>
+                    <w:t xml:space="default">US Airways Center</w:t>
                   </w:r>
                 </w:p>
               </w:tc>
@@ -1192,7 +1096,7 @@
                       <w:rFonts w:ascii="Calibri" w:hAnsi="Calibri"/>
                       <w:sz w:val="20"/>
                     </w:rPr>
-                    <w:t xml:space="default">5,717</w:t>
+                    <w:t xml:space="default">10,497</w:t>
                   </w:r>
                 </w:p>
               </w:tc>
@@ -1216,7 +1120,7 @@
                       <w:rFonts w:ascii="Calibri" w:hAnsi="Calibri"/>
                       <w:sz w:val="20"/>
                     </w:rPr>
-                    <w:t xml:space="default">13</w:t>
+                    <w:t xml:space="default">12</w:t>
                   </w:r>
                 </w:p>
               </w:tc>
@@ -1269,7 +1173,7 @@
                       <w:rFonts w:ascii="Calibri" w:hAnsi="Calibri"/>
                       <w:sz w:val="20"/>
                     </w:rPr>
-                    <w:t xml:space="default">2003-08-06</w:t>
+                    <w:t xml:space="default">2005-08-20</w:t>
                   </w:r>
                 </w:p>
               </w:tc>
@@ -1293,7 +1197,7 @@
                       <w:rFonts w:ascii="Calibri" w:hAnsi="Calibri"/>
                       <w:sz w:val="20"/>
                     </w:rPr>
-                    <w:t xml:space="default">WAS</w:t>
+                    <w:t xml:space="default">CON</w:t>
                   </w:r>
                 </w:p>
               </w:tc>
@@ -1317,7 +1221,7 @@
                       <w:rFonts w:ascii="Calibri" w:hAnsi="Calibri"/>
                       <w:sz w:val="20"/>
                     </w:rPr>
-                    <w:t xml:space="default">DET</w:t>
+                    <w:t xml:space="default">NYL</w:t>
                   </w:r>
                 </w:p>
               </w:tc>
@@ -1341,7 +1245,7 @@
                       <w:rFonts w:ascii="Calibri" w:hAnsi="Calibri"/>
                       <w:sz w:val="20"/>
                     </w:rPr>
-                    <w:t xml:space="default">Verizon Center</w:t>
+                    <w:t xml:space="default">Mohegan Sun Arena</w:t>
                   </w:r>
                 </w:p>
               </w:tc>
@@ -1365,7 +1269,7 @@
                       <w:rFonts w:ascii="Calibri" w:hAnsi="Calibri"/>
                       <w:sz w:val="20"/>
                     </w:rPr>
-                    <w:t xml:space="default">11,341</w:t>
+                    <w:t xml:space="default">8,304</w:t>
                   </w:r>
                 </w:p>
               </w:tc>
@@ -1389,7 +1293,7 @@
                       <w:rFonts w:ascii="Calibri" w:hAnsi="Calibri"/>
                       <w:sz w:val="20"/>
                     </w:rPr>
-                    <w:t xml:space="default">11</w:t>
+                    <w:t xml:space="default">-6</w:t>
                   </w:r>
                 </w:p>
               </w:tc>
@@ -1442,7 +1346,7 @@
                       <w:rFonts w:ascii="Calibri" w:hAnsi="Calibri"/>
                       <w:sz w:val="20"/>
                     </w:rPr>
-                    <w:t xml:space="default">2012-06-01</w:t>
+                    <w:t xml:space="default">2001-08-04</w:t>
                   </w:r>
                 </w:p>
               </w:tc>
@@ -1466,7 +1370,7 @@
                       <w:rFonts w:ascii="Calibri" w:hAnsi="Calibri"/>
                       <w:sz w:val="20"/>
                     </w:rPr>
-                    <w:t xml:space="default">SEA</w:t>
+                    <w:t xml:space="default">LAS</w:t>
                   </w:r>
                 </w:p>
               </w:tc>
@@ -1490,7 +1394,7 @@
                       <w:rFonts w:ascii="Calibri" w:hAnsi="Calibri"/>
                       <w:sz w:val="20"/>
                     </w:rPr>
-                    <w:t xml:space="default">TUL</w:t>
+                    <w:t xml:space="default">SEA</w:t>
                   </w:r>
                 </w:p>
               </w:tc>
@@ -1514,7 +1418,7 @@
                       <w:rFonts w:ascii="Calibri" w:hAnsi="Calibri"/>
                       <w:sz w:val="20"/>
                     </w:rPr>
-                    <w:t xml:space="default">KeyArena</w:t>
+                    <w:t xml:space="default">Staples Center</w:t>
                   </w:r>
                 </w:p>
               </w:tc>
@@ -1538,7 +1442,7 @@
                       <w:rFonts w:ascii="Calibri" w:hAnsi="Calibri"/>
                       <w:sz w:val="20"/>
                     </w:rPr>
-                    <w:t xml:space="default">7,489</w:t>
+                    <w:t xml:space="default">9,493</w:t>
                   </w:r>
                 </w:p>
               </w:tc>
@@ -1562,7 +1466,7 @@
                       <w:rFonts w:ascii="Calibri" w:hAnsi="Calibri"/>
                       <w:sz w:val="20"/>
                     </w:rPr>
-                    <w:t xml:space="default">18</w:t>
+                    <w:t xml:space="default">19</w:t>
                   </w:r>
                 </w:p>
               </w:tc>
@@ -1615,7 +1519,7 @@
                       <w:rFonts w:ascii="Calibri" w:hAnsi="Calibri"/>
                       <w:sz w:val="20"/>
                     </w:rPr>
-                    <w:t xml:space="default">2008-07-27</w:t>
+                    <w:t xml:space="default">2011-06-11</w:t>
                   </w:r>
                 </w:p>
               </w:tc>
@@ -1639,7 +1543,7 @@
                       <w:rFonts w:ascii="Calibri" w:hAnsi="Calibri"/>
                       <w:sz w:val="20"/>
                     </w:rPr>
-                    <w:t xml:space="default">ATL</w:t>
+                    <w:t xml:space="default">SAN</w:t>
                   </w:r>
                 </w:p>
               </w:tc>
@@ -1663,7 +1567,7 @@
                       <w:rFonts w:ascii="Calibri" w:hAnsi="Calibri"/>
                       <w:sz w:val="20"/>
                     </w:rPr>
-                    <w:t xml:space="default">NYL</w:t>
+                    <w:t xml:space="default">ATL</w:t>
                   </w:r>
                 </w:p>
               </w:tc>
@@ -1687,7 +1591,7 @@
                       <w:rFonts w:ascii="Calibri" w:hAnsi="Calibri"/>
                       <w:sz w:val="20"/>
                     </w:rPr>
-                    <w:t xml:space="default">Philips Arena</w:t>
+                    <w:t xml:space="default">AT&amp;T Center</w:t>
                   </w:r>
                 </w:p>
               </w:tc>
@@ -1711,7 +1615,7 @@
                       <w:rFonts w:ascii="Calibri" w:hAnsi="Calibri"/>
                       <w:sz w:val="20"/>
                     </w:rPr>
-                    <w:t xml:space="default">8,759</w:t>
+                    <w:t xml:space="default">9,140</w:t>
                   </w:r>
                 </w:p>
               </w:tc>
@@ -1735,7 +1639,7 @@
                       <w:rFonts w:ascii="Calibri" w:hAnsi="Calibri"/>
                       <w:sz w:val="20"/>
                     </w:rPr>
-                    <w:t xml:space="default">-10</w:t>
+                    <w:t xml:space="default">12</w:t>
                   </w:r>
                 </w:p>
               </w:tc>
@@ -1788,7 +1692,7 @@
                       <w:rFonts w:ascii="Calibri" w:hAnsi="Calibri"/>
                       <w:sz w:val="20"/>
                     </w:rPr>
-                    <w:t xml:space="default">2025-06-10</w:t>
+                    <w:t xml:space="default">2009-08-27</w:t>
                   </w:r>
                 </w:p>
               </w:tc>
@@ -1812,7 +1716,7 @@
                       <w:rFonts w:ascii="Calibri" w:hAnsi="Calibri"/>
                       <w:sz w:val="20"/>
                     </w:rPr>
-                    <w:t xml:space="default">NYL</w:t>
+                    <w:t xml:space="default">IND</w:t>
                   </w:r>
                 </w:p>
               </w:tc>
@@ -1836,7 +1740,7 @@
                       <w:rFonts w:ascii="Calibri" w:hAnsi="Calibri"/>
                       <w:sz w:val="20"/>
                     </w:rPr>
-                    <w:t xml:space="default">CHI</w:t>
+                    <w:t xml:space="default">SAN</w:t>
                   </w:r>
                 </w:p>
               </w:tc>
@@ -1860,7 +1764,7 @@
                       <w:rFonts w:ascii="Calibri" w:hAnsi="Calibri"/>
                       <w:sz w:val="20"/>
                     </w:rPr>
-                    <w:t xml:space="default">Barclays Center</w:t>
+                    <w:t xml:space="default">Conseco Fieldhouse</w:t>
                   </w:r>
                 </w:p>
               </w:tc>
@@ -1884,7 +1788,7 @@
                       <w:rFonts w:ascii="Calibri" w:hAnsi="Calibri"/>
                       <w:sz w:val="20"/>
                     </w:rPr>
-                    <w:t xml:space="default">16,081</w:t>
+                    <w:t xml:space="default">6,836</w:t>
                   </w:r>
                 </w:p>
               </w:tc>
@@ -1908,7 +1812,7 @@
                       <w:rFonts w:ascii="Calibri" w:hAnsi="Calibri"/>
                       <w:sz w:val="20"/>
                     </w:rPr>
-                    <w:t xml:space="default">19</w:t>
+                    <w:t xml:space="default">11</w:t>
                   </w:r>
                 </w:p>
               </w:tc>
@@ -1961,7 +1865,7 @@
                       <w:rFonts w:ascii="Calibri" w:hAnsi="Calibri"/>
                       <w:sz w:val="20"/>
                     </w:rPr>
-                    <w:t xml:space="default">2005-08-02</w:t>
+                    <w:t xml:space="default">2012-06-06</w:t>
                   </w:r>
                 </w:p>
               </w:tc>
@@ -1985,7 +1889,7 @@
                       <w:rFonts w:ascii="Calibri" w:hAnsi="Calibri"/>
                       <w:sz w:val="20"/>
                     </w:rPr>
-                    <w:t xml:space="default">HOU</w:t>
+                    <w:t xml:space="default">MIN</w:t>
                   </w:r>
                 </w:p>
               </w:tc>
@@ -2009,7 +1913,7 @@
                       <w:rFonts w:ascii="Calibri" w:hAnsi="Calibri"/>
                       <w:sz w:val="20"/>
                     </w:rPr>
-                    <w:t xml:space="default">DET</w:t>
+                    <w:t xml:space="default">SEA</w:t>
                   </w:r>
                 </w:p>
               </w:tc>
@@ -2033,7 +1937,7 @@
                       <w:rFonts w:ascii="Calibri" w:hAnsi="Calibri"/>
                       <w:sz w:val="20"/>
                     </w:rPr>
-                    <w:t xml:space="default">Compaq Center</w:t>
+                    <w:t xml:space="default">Target Center</w:t>
                   </w:r>
                 </w:p>
               </w:tc>
@@ -2057,7 +1961,7 @@
                       <w:rFonts w:ascii="Calibri" w:hAnsi="Calibri"/>
                       <w:sz w:val="20"/>
                     </w:rPr>
-                    <w:t xml:space="default">5,225</w:t>
+                    <w:t xml:space="default">8,263</w:t>
                   </w:r>
                 </w:p>
               </w:tc>
@@ -2081,7 +1985,7 @@
                       <w:rFonts w:ascii="Calibri" w:hAnsi="Calibri"/>
                       <w:sz w:val="20"/>
                     </w:rPr>
-                    <w:t xml:space="default">1</w:t>
+                    <w:t xml:space="default">24</w:t>
                   </w:r>
                 </w:p>
               </w:tc>
@@ -2134,7 +2038,7 @@
                       <w:rFonts w:ascii="Calibri" w:hAnsi="Calibri"/>
                       <w:sz w:val="20"/>
                     </w:rPr>
-                    <w:t xml:space="default">2006-08-12</w:t>
+                    <w:t xml:space="default">2024-05-31</w:t>
                   </w:r>
                 </w:p>
               </w:tc>
@@ -2158,7 +2062,7 @@
                       <w:rFonts w:ascii="Calibri" w:hAnsi="Calibri"/>
                       <w:sz w:val="20"/>
                     </w:rPr>
-                    <w:t xml:space="default">SAN</w:t>
+                    <w:t xml:space="default">CON</w:t>
                   </w:r>
                 </w:p>
               </w:tc>
@@ -2182,7 +2086,7 @@
                       <w:rFonts w:ascii="Calibri" w:hAnsi="Calibri"/>
                       <w:sz w:val="20"/>
                     </w:rPr>
-                    <w:t xml:space="default">PHO</w:t>
+                    <w:t xml:space="default">DAL</w:t>
                   </w:r>
                 </w:p>
               </w:tc>
@@ -2206,7 +2110,7 @@
                       <w:rFonts w:ascii="Calibri" w:hAnsi="Calibri"/>
                       <w:sz w:val="20"/>
                     </w:rPr>
-                    <w:t xml:space="default">AT&amp;T Center</w:t>
+                    <w:t xml:space="default">Mohegan Sun Arena</w:t>
                   </w:r>
                 </w:p>
               </w:tc>
@@ -2230,7 +2134,7 @@
                       <w:rFonts w:ascii="Calibri" w:hAnsi="Calibri"/>
                       <w:sz w:val="20"/>
                     </w:rPr>
-                    <w:t xml:space="default">10,634</w:t>
+                    <w:t xml:space="default">7,638</w:t>
                   </w:r>
                 </w:p>
               </w:tc>
@@ -2254,7 +2158,7 @@
                       <w:rFonts w:ascii="Calibri" w:hAnsi="Calibri"/>
                       <w:sz w:val="20"/>
                     </w:rPr>
-                    <w:t xml:space="default">-2</w:t>
+                    <w:t xml:space="default">2</w:t>
                   </w:r>
                 </w:p>
               </w:tc>
@@ -2307,7 +2211,7 @@
                       <w:rFonts w:ascii="Calibri" w:hAnsi="Calibri"/>
                       <w:sz w:val="20"/>
                     </w:rPr>
-                    <w:t xml:space="default">2019-08-25</w:t>
+                    <w:t xml:space="default">2010-05-15</w:t>
                   </w:r>
                 </w:p>
               </w:tc>
@@ -2331,7 +2235,7 @@
                       <w:rFonts w:ascii="Calibri" w:hAnsi="Calibri"/>
                       <w:sz w:val="20"/>
                     </w:rPr>
-                    <w:t xml:space="default">SEA</w:t>
+                    <w:t xml:space="default">SAN</w:t>
                   </w:r>
                 </w:p>
               </w:tc>
@@ -2355,7 +2259,7 @@
                       <w:rFonts w:ascii="Calibri" w:hAnsi="Calibri"/>
                       <w:sz w:val="20"/>
                     </w:rPr>
-                    <w:t xml:space="default">IND</w:t>
+                    <w:t xml:space="default">ATL</w:t>
                   </w:r>
                 </w:p>
               </w:tc>
@@ -2379,7 +2283,7 @@
                       <w:rFonts w:ascii="Calibri" w:hAnsi="Calibri"/>
                       <w:sz w:val="20"/>
                     </w:rPr>
-                    <w:t xml:space="default">Alaska Airlines Arena</w:t>
+                    <w:t xml:space="default">AT&amp;T Center</w:t>
                   </w:r>
                 </w:p>
               </w:tc>
@@ -2403,7 +2307,7 @@
                       <w:rFonts w:ascii="Calibri" w:hAnsi="Calibri"/>
                       <w:sz w:val="20"/>
                     </w:rPr>
-                    <w:t xml:space="default">8,076</w:t>
+                    <w:t xml:space="default">9,409</w:t>
                   </w:r>
                 </w:p>
               </w:tc>
@@ -2427,7 +2331,7 @@
                       <w:rFonts w:ascii="Calibri" w:hAnsi="Calibri"/>
                       <w:sz w:val="20"/>
                     </w:rPr>
-                    <w:t xml:space="default">-9</w:t>
+                    <w:t xml:space="default">-5</w:t>
                   </w:r>
                 </w:p>
               </w:tc>
@@ -2480,7 +2384,7 @@
                       <w:rFonts w:ascii="Calibri" w:hAnsi="Calibri"/>
                       <w:sz w:val="20"/>
                     </w:rPr>
-                    <w:t xml:space="default">2009-06-06</w:t>
+                    <w:t xml:space="default">2011-06-19</w:t>
                   </w:r>
                 </w:p>
               </w:tc>
@@ -2504,7 +2408,7 @@
                       <w:rFonts w:ascii="Calibri" w:hAnsi="Calibri"/>
                       <w:sz w:val="20"/>
                     </w:rPr>
-                    <w:t xml:space="default">SAC</w:t>
+                    <w:t xml:space="default">CON</w:t>
                   </w:r>
                 </w:p>
               </w:tc>
@@ -2528,7 +2432,7 @@
                       <w:rFonts w:ascii="Calibri" w:hAnsi="Calibri"/>
                       <w:sz w:val="20"/>
                     </w:rPr>
-                    <w:t xml:space="default">SEA</w:t>
+                    <w:t xml:space="default">CHI</w:t>
                   </w:r>
                 </w:p>
               </w:tc>
@@ -2552,7 +2456,7 @@
                       <w:rFonts w:ascii="Calibri" w:hAnsi="Calibri"/>
                       <w:sz w:val="20"/>
                     </w:rPr>
-                    <w:t xml:space="default">ARCO Arena</w:t>
+                    <w:t xml:space="default">Mohegan Sun Arena</w:t>
                   </w:r>
                 </w:p>
               </w:tc>
@@ -2576,7 +2480,7 @@
                       <w:rFonts w:ascii="Calibri" w:hAnsi="Calibri"/>
                       <w:sz w:val="20"/>
                     </w:rPr>
-                    <w:t xml:space="default">14,824</w:t>
+                    <w:t xml:space="default">6,875</w:t>
                   </w:r>
                 </w:p>
               </w:tc>
@@ -2600,7 +2504,7 @@
                       <w:rFonts w:ascii="Calibri" w:hAnsi="Calibri"/>
                       <w:sz w:val="20"/>
                     </w:rPr>
-                    <w:t xml:space="default">-10</w:t>
+                    <w:t xml:space="default">15</w:t>
                   </w:r>
                 </w:p>
               </w:tc>
@@ -6499,7 +6403,7 @@
         </w:numPr>
       </w:pPr>
       <w:r>
-        <w:t xml:space="preserve">Quality of play: fans may wish to attend a game in person if the quality of play is high. We model this as the sum of the Elo rating of the two teams (</w:t>
+        <w:t xml:space="preserve">Quality of play: fans may wish to attend a game in person if they expect the quality of play to be high. We model this as the sum of the Elo rating of the two teams (</w:t>
       </w:r>
       <m:oMath>
         <m:sSub>
@@ -6694,7 +6598,7 @@
         </w:numPr>
       </w:pPr>
       <w:r>
-        <w:t xml:space="preserve">Uncertainty of outcome hypothesis: fans may wish to attend a game for which the outcome is unclear. We model this as (</w:t>
+        <w:t xml:space="preserve">Uncertainty of outcome hypothesis: fans may wish to attend a game for which the outcome is uncertain. We model this as the absolute difference in the two teams’ Elo ratings: (</w:t>
       </w:r>
       <m:oMath>
         <m:sSub>
@@ -7764,7 +7668,7 @@
         <w:t xml:space="preserve"> </w:t>
       </w:r>
       <w:r>
-        <w:t xml:space="preserve">To capture this, we include an interaction term between our measures of fan engagement (</w:t>
+        <w:t xml:space="preserve">To capture these changes, we include an interaction term between our measures of fan engagement (</w:t>
       </w:r>
       <m:oMath>
         <m:sSub>
@@ -7798,7 +7702,7 @@
         </m:sSub>
       </m:oMath>
       <w:r>
-        <w:t xml:space="preserve">).</w:t>
+        <w:t xml:space="preserve">). We also considered fitting a period-based model but ultimately decided against this approach. Defining periods by hand would require subjective decisions about the timing of structural breaks and would risk introducing researcher bias into the analysis. Instead, we allow the relationship between attendance and fan engagement to evolve season-by-season.</w:t>
       </w:r>
     </w:p>
     <w:bookmarkEnd w:id="64"/>
@@ -8575,7 +8479,7 @@
     </w:p>
     <w:bookmarkEnd w:id="66"/>
     <w:bookmarkEnd w:id="67"/>
-    <w:bookmarkStart w:id="94" w:name="results"/>
+    <w:bookmarkStart w:id="95" w:name="results"/>
     <w:p>
       <w:pPr>
         <w:pStyle w:val="Heading2"/>
@@ -13474,7 +13378,7 @@
         <w:t xml:space="preserve"> </w:t>
       </w:r>
       <w:r>
-        <w:t xml:space="preserve">shows that…</w:t>
+        <w:t xml:space="preserve">displays the estimated effects of our fan engagement measures on attendance relative to the 1997 reference season. Similar to the overall attendance trends, these effects generally remained below their 1997 levels for much of the league’s history and only returned to comparable levels recently. In the most recent years of measurement, however, we see the league exceeding previously record-holding levels.</w:t>
       </w:r>
     </w:p>
     <w:bookmarkStart w:id="87" w:name="cell-fig-season-coefs2"/>
@@ -13600,7 +13504,7 @@
         <w:t xml:space="preserve"> </w:t>
       </w:r>
       <w:r>
-        <w:t xml:space="preserve">shows that…</w:t>
+        <w:t xml:space="preserve">shows that…??</w:t>
       </w:r>
     </w:p>
     <w:bookmarkStart w:id="92" w:name="cell-fig-season-slopes2"/>
@@ -13711,8 +13615,18 @@
     </w:p>
     <w:bookmarkEnd w:id="92"/>
     <w:bookmarkEnd w:id="93"/>
+    <w:bookmarkStart w:id="94" w:name="fan-engagement-and-attendance-over-time"/>
+    <w:p>
+      <w:pPr>
+        <w:pStyle w:val="Heading3"/>
+      </w:pPr>
+      <w:r>
+        <w:t xml:space="preserve">4.3 Fan engagement and attendance over time</w:t>
+      </w:r>
+    </w:p>
     <w:bookmarkEnd w:id="94"/>
-    <w:bookmarkStart w:id="98" w:name="conclusion"/>
+    <w:bookmarkEnd w:id="95"/>
+    <w:bookmarkStart w:id="99" w:name="conclusion"/>
     <w:p>
       <w:pPr>
         <w:pStyle w:val="Heading2"/>
@@ -13721,7 +13635,7 @@
         <w:t xml:space="preserve">5 Conclusion</w:t>
       </w:r>
     </w:p>
-    <w:bookmarkStart w:id="95" w:name="limitations"/>
+    <w:bookmarkStart w:id="96" w:name="limitations"/>
     <w:p>
       <w:pPr>
         <w:pStyle w:val="Heading3"/>
@@ -13753,8 +13667,8 @@
         <w:t xml:space="preserve">We also considered fitting a Beta regression model with a logit link function, and converting the fixed effects for seasons to random effects, but those models didn’t converge.</w:t>
       </w:r>
     </w:p>
-    <w:bookmarkEnd w:id="95"/>
-    <w:bookmarkStart w:id="96" w:name="future-work"/>
+    <w:bookmarkEnd w:id="96"/>
+    <w:bookmarkStart w:id="97" w:name="future-work"/>
     <w:p>
       <w:pPr>
         <w:pStyle w:val="Heading3"/>
@@ -13763,8 +13677,8 @@
         <w:t xml:space="preserve">5.2 Future work</w:t>
       </w:r>
     </w:p>
-    <w:bookmarkEnd w:id="96"/>
-    <w:bookmarkStart w:id="97" w:name="discussion"/>
+    <w:bookmarkEnd w:id="97"/>
+    <w:bookmarkStart w:id="98" w:name="discussion"/>
     <w:p>
       <w:pPr>
         <w:pStyle w:val="Heading3"/>
@@ -13773,9 +13687,9 @@
         <w:t xml:space="preserve">5.3 Discussion</w:t>
       </w:r>
     </w:p>
-    <w:bookmarkEnd w:id="97"/>
     <w:bookmarkEnd w:id="98"/>
-    <w:bookmarkStart w:id="153" w:name="references"/>
+    <w:bookmarkEnd w:id="99"/>
+    <w:bookmarkStart w:id="147" w:name="references"/>
     <w:p>
       <w:pPr>
         <w:pStyle w:val="Heading2"/>
@@ -13784,8 +13698,8 @@
         <w:t xml:space="preserve">References</w:t>
       </w:r>
     </w:p>
-    <w:bookmarkStart w:id="152" w:name="refs"/>
-    <w:bookmarkStart w:id="100" w:name="ref-AcrossTheTimeline_WNBA_Attendance"/>
+    <w:bookmarkStart w:id="146" w:name="refs"/>
+    <w:bookmarkStart w:id="101" w:name="ref-AcrossTheTimeline_WNBA_Attendance"/>
     <w:p>
       <w:pPr>
         <w:pStyle w:val="Bibliography"/>
@@ -13809,7 +13723,7 @@
       <w:r>
         <w:t xml:space="preserve"> </w:t>
       </w:r>
-      <w:hyperlink r:id="rId99">
+      <w:hyperlink r:id="rId100">
         <w:r>
           <w:rPr>
             <w:rStyle w:val="Hyperlink"/>
@@ -13823,7 +13737,7 @@
       <w:r>
         <w:t xml:space="preserve"> </w:t>
       </w:r>
-      <w:hyperlink r:id="rId99">
+      <w:hyperlink r:id="rId100">
         <w:r>
           <w:rPr>
             <w:rStyle w:val="Hyperlink"/>
@@ -13835,100 +13749,8 @@
         <w:t xml:space="preserve">.</w:t>
       </w:r>
     </w:p>
-    <w:bookmarkEnd w:id="100"/>
-    <w:bookmarkStart w:id="102" w:name="ref-baade1990analysis"/>
-    <w:p>
-      <w:pPr>
-        <w:pStyle w:val="Bibliography"/>
-      </w:pPr>
-      <w:r>
-        <w:t xml:space="preserve">Baade, Robert A, and Laura J Tiehen. 1990.</w:t>
-      </w:r>
-      <w:r>
-        <w:t xml:space="preserve"> </w:t>
-      </w:r>
-      <w:r>
-        <w:t xml:space="preserve">“An Analysis of Major League Baseball Attendance, 1969-1987.”</w:t>
-      </w:r>
-      <w:r>
-        <w:t xml:space="preserve"> </w:t>
-      </w:r>
-      <w:r>
-        <w:rPr>
-          <w:i/>
-          <w:iCs/>
-        </w:rPr>
-        <w:t xml:space="preserve">Journal of Sport and Social Issues</w:t>
-      </w:r>
-      <w:r>
-        <w:t xml:space="preserve"> </w:t>
-      </w:r>
-      <w:r>
-        <w:t xml:space="preserve">14 (1): 14–32.</w:t>
-      </w:r>
-      <w:r>
-        <w:t xml:space="preserve"> </w:t>
-      </w:r>
-      <w:hyperlink r:id="rId101">
-        <w:r>
-          <w:rPr>
-            <w:rStyle w:val="Hyperlink"/>
-          </w:rPr>
-          <w:t xml:space="preserve">https://doi.org/10.1177/019372359001400102</w:t>
-        </w:r>
-      </w:hyperlink>
-      <w:r>
-        <w:t xml:space="preserve">.</w:t>
-      </w:r>
-    </w:p>
-    <w:bookmarkEnd w:id="102"/>
-    <w:bookmarkStart w:id="104" w:name="ref-clapp2005long"/>
-    <w:p>
-      <w:pPr>
-        <w:pStyle w:val="Bibliography"/>
-      </w:pPr>
-      <w:r>
-        <w:t xml:space="preserve">Clapp, Christopher M, and Jahn K Hakes. 2005.</w:t>
-      </w:r>
-      <w:r>
-        <w:t xml:space="preserve"> </w:t>
-      </w:r>
-      <w:r>
-        <w:t xml:space="preserve">“How Long a Honeymoon? The Effect of New Stadiums on Attendance in Major League Baseball.”</w:t>
-      </w:r>
-      <w:r>
-        <w:t xml:space="preserve"> </w:t>
-      </w:r>
-      <w:r>
-        <w:rPr>
-          <w:i/>
-          <w:iCs/>
-        </w:rPr>
-        <w:t xml:space="preserve">Journal of Sports Economics</w:t>
-      </w:r>
-      <w:r>
-        <w:t xml:space="preserve"> </w:t>
-      </w:r>
-      <w:r>
-        <w:t xml:space="preserve">6 (3): 237–63.</w:t>
-      </w:r>
-      <w:r>
-        <w:t xml:space="preserve"> </w:t>
-      </w:r>
-      <w:hyperlink r:id="rId103">
-        <w:r>
-          <w:rPr>
-            <w:rStyle w:val="Hyperlink"/>
-          </w:rPr>
-          <w:t xml:space="preserve">https://doi.org/10.1177/1527002504265957</w:t>
-        </w:r>
-      </w:hyperlink>
-      <w:r>
-        <w:t xml:space="preserve">.</w:t>
-      </w:r>
-    </w:p>
-    <w:bookmarkEnd w:id="104"/>
-    <w:bookmarkStart w:id="106" w:name="ref-CoatesHumphreysZhou2014"/>
+    <w:bookmarkEnd w:id="101"/>
+    <w:bookmarkStart w:id="103" w:name="ref-CoatesHumphreysZhou2014"/>
     <w:p>
       <w:pPr>
         <w:pStyle w:val="Bibliography"/>
@@ -13961,7 +13783,7 @@
       <w:r>
         <w:t xml:space="preserve"> </w:t>
       </w:r>
-      <w:hyperlink r:id="rId105">
+      <w:hyperlink r:id="rId102">
         <w:r>
           <w:rPr>
             <w:rStyle w:val="Hyperlink"/>
@@ -13973,8 +13795,8 @@
         <w:t xml:space="preserve">.</w:t>
       </w:r>
     </w:p>
-    <w:bookmarkEnd w:id="106"/>
-    <w:bookmarkStart w:id="108" w:name="ref-davis2008interaction"/>
+    <w:bookmarkEnd w:id="103"/>
+    <w:bookmarkStart w:id="105" w:name="ref-davis2008interaction"/>
     <w:p>
       <w:pPr>
         <w:pStyle w:val="Bibliography"/>
@@ -14007,7 +13829,7 @@
       <w:r>
         <w:t xml:space="preserve"> </w:t>
       </w:r>
-      <w:hyperlink r:id="rId107">
+      <w:hyperlink r:id="rId104">
         <w:r>
           <w:rPr>
             <w:rStyle w:val="Hyperlink"/>
@@ -14019,8 +13841,8 @@
         <w:t xml:space="preserve">.</w:t>
       </w:r>
     </w:p>
-    <w:bookmarkEnd w:id="108"/>
-    <w:bookmarkStart w:id="110" w:name="ref-davis2009analyzing"/>
+    <w:bookmarkEnd w:id="105"/>
+    <w:bookmarkStart w:id="107" w:name="ref-davis2009analyzing"/>
     <w:p>
       <w:pPr>
         <w:pStyle w:val="Bibliography"/>
@@ -14053,7 +13875,7 @@
       <w:r>
         <w:t xml:space="preserve"> </w:t>
       </w:r>
-      <w:hyperlink r:id="rId109">
+      <w:hyperlink r:id="rId106">
         <w:r>
           <w:rPr>
             <w:rStyle w:val="Hyperlink"/>
@@ -14065,8 +13887,8 @@
         <w:t xml:space="preserve">.</w:t>
       </w:r>
     </w:p>
-    <w:bookmarkEnd w:id="110"/>
-    <w:bookmarkStart w:id="112" w:name="ref-delia2020psychological"/>
+    <w:bookmarkEnd w:id="107"/>
+    <w:bookmarkStart w:id="109" w:name="ref-delia2020psychological"/>
     <w:p>
       <w:pPr>
         <w:pStyle w:val="Bibliography"/>
@@ -14099,7 +13921,7 @@
       <w:r>
         <w:t xml:space="preserve"> </w:t>
       </w:r>
-      <w:hyperlink r:id="rId111">
+      <w:hyperlink r:id="rId108">
         <w:r>
           <w:rPr>
             <w:rStyle w:val="Hyperlink"/>
@@ -14111,8 +13933,8 @@
         <w:t xml:space="preserve">.</w:t>
       </w:r>
     </w:p>
-    <w:bookmarkEnd w:id="112"/>
-    <w:bookmarkStart w:id="114" w:name="ref-deschriver2002determinants"/>
+    <w:bookmarkEnd w:id="109"/>
+    <w:bookmarkStart w:id="111" w:name="ref-deschriver2002determinants"/>
     <w:p>
       <w:pPr>
         <w:pStyle w:val="Bibliography"/>
@@ -14145,7 +13967,7 @@
       <w:r>
         <w:t xml:space="preserve"> </w:t>
       </w:r>
-      <w:hyperlink r:id="rId113">
+      <w:hyperlink r:id="rId110">
         <w:r>
           <w:rPr>
             <w:rStyle w:val="Hyperlink"/>
@@ -14157,8 +13979,8 @@
         <w:t xml:space="preserve">.</w:t>
       </w:r>
     </w:p>
-    <w:bookmarkEnd w:id="114"/>
-    <w:bookmarkStart w:id="115" w:name="ref-Elo1978"/>
+    <w:bookmarkEnd w:id="111"/>
+    <w:bookmarkStart w:id="112" w:name="ref-Elo1978"/>
     <w:p>
       <w:pPr>
         <w:pStyle w:val="Bibliography"/>
@@ -14180,8 +14002,8 @@
         <w:t xml:space="preserve">. New York: Arco Publishing.</w:t>
       </w:r>
     </w:p>
-    <w:bookmarkEnd w:id="115"/>
-    <w:bookmarkStart w:id="117" w:name="ref-garcia2020betting"/>
+    <w:bookmarkEnd w:id="112"/>
+    <w:bookmarkStart w:id="114" w:name="ref-garcia2020betting"/>
     <w:p>
       <w:pPr>
         <w:pStyle w:val="Bibliography"/>
@@ -14214,7 +14036,7 @@
       <w:r>
         <w:t xml:space="preserve"> </w:t>
       </w:r>
-      <w:hyperlink r:id="rId116">
+      <w:hyperlink r:id="rId113">
         <w:r>
           <w:rPr>
             <w:rStyle w:val="Hyperlink"/>
@@ -14226,8 +14048,8 @@
         <w:t xml:space="preserve">.</w:t>
       </w:r>
     </w:p>
-    <w:bookmarkEnd w:id="117"/>
-    <w:bookmarkStart w:id="119" w:name="ref-hutchinson_gilani_2021_wehoop"/>
+    <w:bookmarkEnd w:id="114"/>
+    <w:bookmarkStart w:id="116" w:name="ref-hutchinson_gilani_2021_wehoop"/>
     <w:p>
       <w:pPr>
         <w:pStyle w:val="Bibliography"/>
@@ -14263,7 +14085,7 @@
       <w:r>
         <w:t xml:space="preserve"> </w:t>
       </w:r>
-      <w:hyperlink r:id="rId118">
+      <w:hyperlink r:id="rId115">
         <w:r>
           <w:rPr>
             <w:rStyle w:val="Hyperlink"/>
@@ -14275,8 +14097,8 @@
         <w:t xml:space="preserve">.</w:t>
       </w:r>
     </w:p>
-    <w:bookmarkEnd w:id="119"/>
-    <w:bookmarkStart w:id="121" w:name="ref-guest2018fan"/>
+    <w:bookmarkEnd w:id="116"/>
+    <w:bookmarkStart w:id="118" w:name="ref-guest2018fan"/>
     <w:p>
       <w:pPr>
         <w:pStyle w:val="Bibliography"/>
@@ -14309,7 +14131,7 @@
       <w:r>
         <w:t xml:space="preserve"> </w:t>
       </w:r>
-      <w:hyperlink r:id="rId120">
+      <w:hyperlink r:id="rId117">
         <w:r>
           <w:rPr>
             <w:rStyle w:val="Hyperlink"/>
@@ -14321,54 +14143,8 @@
         <w:t xml:space="preserve">.</w:t>
       </w:r>
     </w:p>
-    <w:bookmarkEnd w:id="121"/>
-    <w:bookmarkStart w:id="123" w:name="ref-hall2002testing"/>
-    <w:p>
-      <w:pPr>
-        <w:pStyle w:val="Bibliography"/>
-      </w:pPr>
-      <w:r>
-        <w:t xml:space="preserve">Hall, Stephen, Stefan Szymanski, and Andrew S Zimbalist. 2002.</w:t>
-      </w:r>
-      <w:r>
-        <w:t xml:space="preserve"> </w:t>
-      </w:r>
-      <w:r>
-        <w:t xml:space="preserve">“Testing Causality Between Team Performance and Payroll: The Cases of Major League Baseball and English Soccer.”</w:t>
-      </w:r>
-      <w:r>
-        <w:t xml:space="preserve"> </w:t>
-      </w:r>
-      <w:r>
-        <w:rPr>
-          <w:i/>
-          <w:iCs/>
-        </w:rPr>
-        <w:t xml:space="preserve">Journal of Sports Economics</w:t>
-      </w:r>
-      <w:r>
-        <w:t xml:space="preserve"> </w:t>
-      </w:r>
-      <w:r>
-        <w:t xml:space="preserve">3 (2): 149–68.</w:t>
-      </w:r>
-      <w:r>
-        <w:t xml:space="preserve"> </w:t>
-      </w:r>
-      <w:hyperlink r:id="rId122">
-        <w:r>
-          <w:rPr>
-            <w:rStyle w:val="Hyperlink"/>
-          </w:rPr>
-          <w:t xml:space="preserve">https://doi.org/10.1177/152700250200300204</w:t>
-        </w:r>
-      </w:hyperlink>
-      <w:r>
-        <w:t xml:space="preserve">.</w:t>
-      </w:r>
-    </w:p>
-    <w:bookmarkEnd w:id="123"/>
-    <w:bookmarkStart w:id="125" w:name="ref-horowitz2007if"/>
+    <w:bookmarkEnd w:id="118"/>
+    <w:bookmarkStart w:id="120" w:name="ref-horowitz2007if"/>
     <w:p>
       <w:pPr>
         <w:pStyle w:val="Bibliography"/>
@@ -14401,7 +14177,7 @@
       <w:r>
         <w:t xml:space="preserve"> </w:t>
       </w:r>
-      <w:hyperlink r:id="rId124">
+      <w:hyperlink r:id="rId119">
         <w:r>
           <w:rPr>
             <w:rStyle w:val="Hyperlink"/>
@@ -14413,8 +14189,8 @@
         <w:t xml:space="preserve">.</w:t>
       </w:r>
     </w:p>
-    <w:bookmarkEnd w:id="125"/>
-    <w:bookmarkStart w:id="127" w:name="ref-kim2023winning"/>
+    <w:bookmarkEnd w:id="120"/>
+    <w:bookmarkStart w:id="122" w:name="ref-kim2023winning"/>
     <w:p>
       <w:pPr>
         <w:pStyle w:val="Bibliography"/>
@@ -14447,7 +14223,7 @@
       <w:r>
         <w:t xml:space="preserve"> </w:t>
       </w:r>
-      <w:hyperlink r:id="rId126">
+      <w:hyperlink r:id="rId121">
         <w:r>
           <w:rPr>
             <w:rStyle w:val="Hyperlink"/>
@@ -14459,8 +14235,8 @@
         <w:t xml:space="preserve">.</w:t>
       </w:r>
     </w:p>
-    <w:bookmarkEnd w:id="127"/>
-    <w:bookmarkStart w:id="129" w:name="ref-lemke2010estimating"/>
+    <w:bookmarkEnd w:id="122"/>
+    <w:bookmarkStart w:id="124" w:name="ref-lemke2010estimating"/>
     <w:p>
       <w:pPr>
         <w:pStyle w:val="Bibliography"/>
@@ -14493,7 +14269,7 @@
       <w:r>
         <w:t xml:space="preserve"> </w:t>
       </w:r>
-      <w:hyperlink r:id="rId128">
+      <w:hyperlink r:id="rId123">
         <w:r>
           <w:rPr>
             <w:rStyle w:val="Hyperlink"/>
@@ -14505,8 +14281,8 @@
         <w:t xml:space="preserve">.</w:t>
       </w:r>
     </w:p>
-    <w:bookmarkEnd w:id="129"/>
-    <w:bookmarkStart w:id="131" w:name="ref-leslie2022football"/>
+    <w:bookmarkEnd w:id="124"/>
+    <w:bookmarkStart w:id="126" w:name="ref-leslie2022football"/>
     <w:p>
       <w:pPr>
         <w:pStyle w:val="Bibliography"/>
@@ -14539,7 +14315,7 @@
       <w:r>
         <w:t xml:space="preserve"> </w:t>
       </w:r>
-      <w:hyperlink r:id="rId130">
+      <w:hyperlink r:id="rId125">
         <w:r>
           <w:rPr>
             <w:rStyle w:val="Hyperlink"/>
@@ -14551,8 +14327,8 @@
         <w:t xml:space="preserve">.</w:t>
       </w:r>
     </w:p>
-    <w:bookmarkEnd w:id="131"/>
-    <w:bookmarkStart w:id="133" w:name="ref-mackinnon1985some"/>
+    <w:bookmarkEnd w:id="126"/>
+    <w:bookmarkStart w:id="128" w:name="ref-mackinnon1985some"/>
     <w:p>
       <w:pPr>
         <w:pStyle w:val="Bibliography"/>
@@ -14585,7 +14361,7 @@
       <w:r>
         <w:t xml:space="preserve"> </w:t>
       </w:r>
-      <w:hyperlink r:id="rId132">
+      <w:hyperlink r:id="rId127">
         <w:r>
           <w:rPr>
             <w:rStyle w:val="Hyperlink"/>
@@ -14597,8 +14373,8 @@
         <w:t xml:space="preserve">.</w:t>
       </w:r>
     </w:p>
-    <w:bookmarkEnd w:id="133"/>
-    <w:bookmarkStart w:id="135" w:name="ref-mcdonald1980uses"/>
+    <w:bookmarkEnd w:id="128"/>
+    <w:bookmarkStart w:id="130" w:name="ref-mcdonald1980uses"/>
     <w:p>
       <w:pPr>
         <w:pStyle w:val="Bibliography"/>
@@ -14640,7 +14416,7 @@
       <w:r>
         <w:t xml:space="preserve"> </w:t>
       </w:r>
-      <w:hyperlink r:id="rId134">
+      <w:hyperlink r:id="rId129">
         <w:r>
           <w:rPr>
             <w:rStyle w:val="Hyperlink"/>
@@ -14652,8 +14428,8 @@
         <w:t xml:space="preserve">.</w:t>
       </w:r>
     </w:p>
-    <w:bookmarkEnd w:id="135"/>
-    <w:bookmarkStart w:id="136" w:name="ref-noll1974attendance"/>
+    <w:bookmarkEnd w:id="130"/>
+    <w:bookmarkStart w:id="131" w:name="ref-noll1974attendance"/>
     <w:p>
       <w:pPr>
         <w:pStyle w:val="Bibliography"/>
@@ -14675,8 +14451,8 @@
         <w:t xml:space="preserve">. The Brookings Institution.</w:t>
       </w:r>
     </w:p>
-    <w:bookmarkEnd w:id="136"/>
-    <w:bookmarkStart w:id="138" w:name="ref-papke1996econometric"/>
+    <w:bookmarkEnd w:id="131"/>
+    <w:bookmarkStart w:id="133" w:name="ref-papke1996econometric"/>
     <w:p>
       <w:pPr>
         <w:pStyle w:val="Bibliography"/>
@@ -14709,7 +14485,7 @@
       <w:r>
         <w:t xml:space="preserve"> </w:t>
       </w:r>
-      <w:hyperlink r:id="rId137">
+      <w:hyperlink r:id="rId132">
         <w:r>
           <w:rPr>
             <w:rStyle w:val="Hyperlink"/>
@@ -14721,8 +14497,8 @@
         <w:t xml:space="preserve">.</w:t>
       </w:r>
     </w:p>
-    <w:bookmarkEnd w:id="138"/>
-    <w:bookmarkStart w:id="140" w:name="ref-paul2019attendance"/>
+    <w:bookmarkEnd w:id="133"/>
+    <w:bookmarkStart w:id="135" w:name="ref-paul2019attendance"/>
     <w:p>
       <w:pPr>
         <w:pStyle w:val="Bibliography"/>
@@ -14755,7 +14531,7 @@
       <w:r>
         <w:t xml:space="preserve"> </w:t>
       </w:r>
-      <w:hyperlink r:id="rId139">
+      <w:hyperlink r:id="rId134">
         <w:r>
           <w:rPr>
             <w:rStyle w:val="Hyperlink"/>
@@ -14767,8 +14543,8 @@
         <w:t xml:space="preserve">.</w:t>
       </w:r>
     </w:p>
-    <w:bookmarkEnd w:id="140"/>
-    <w:bookmarkStart w:id="141" w:name="ref-PerlineNobleStoldt2018"/>
+    <w:bookmarkEnd w:id="135"/>
+    <w:bookmarkStart w:id="136" w:name="ref-PerlineNobleStoldt2018"/>
     <w:p>
       <w:pPr>
         <w:pStyle w:val="Bibliography"/>
@@ -14811,31 +14587,8 @@
         <w:t xml:space="preserve">21.</w:t>
       </w:r>
     </w:p>
-    <w:bookmarkEnd w:id="141"/>
-    <w:bookmarkStart w:id="142" w:name="ref-vrooman2012theory"/>
-    <w:p>
-      <w:pPr>
-        <w:pStyle w:val="Bibliography"/>
-      </w:pPr>
-      <w:r>
-        <w:t xml:space="preserve">Vrooman, John. 2012.</w:t>
-      </w:r>
-      <w:r>
-        <w:t xml:space="preserve"> </w:t>
-      </w:r>
-      <w:r>
-        <w:rPr>
-          <w:i/>
-          <w:iCs/>
-        </w:rPr>
-        <w:t xml:space="preserve">Theory of the Big Dance: The Playoff Pay-Off in Pro Sports Leagues</w:t>
-      </w:r>
-      <w:r>
-        <w:t xml:space="preserve">. New York, NY: Oxford University Press.</w:t>
-      </w:r>
-    </w:p>
-    <w:bookmarkEnd w:id="142"/>
-    <w:bookmarkStart w:id="144" w:name="ref-wasserstein2016asa"/>
+    <w:bookmarkEnd w:id="136"/>
+    <w:bookmarkStart w:id="138" w:name="ref-wasserstein2016asa"/>
     <w:p>
       <w:pPr>
         <w:pStyle w:val="Bibliography"/>
@@ -14871,7 +14624,7 @@
       <w:r>
         <w:t xml:space="preserve"> </w:t>
       </w:r>
-      <w:hyperlink r:id="rId143">
+      <w:hyperlink r:id="rId137">
         <w:r>
           <w:rPr>
             <w:rStyle w:val="Hyperlink"/>
@@ -14883,8 +14636,8 @@
         <w:t xml:space="preserve">.</w:t>
       </w:r>
     </w:p>
-    <w:bookmarkEnd w:id="144"/>
-    <w:bookmarkStart w:id="146" w:name="ref-wasserstein2019moving"/>
+    <w:bookmarkEnd w:id="138"/>
+    <w:bookmarkStart w:id="140" w:name="ref-wasserstein2019moving"/>
     <w:p>
       <w:pPr>
         <w:pStyle w:val="Bibliography"/>
@@ -14929,7 +14682,7 @@
       <w:r>
         <w:t xml:space="preserve"> </w:t>
       </w:r>
-      <w:hyperlink r:id="rId145">
+      <w:hyperlink r:id="rId139">
         <w:r>
           <w:rPr>
             <w:rStyle w:val="Hyperlink"/>
@@ -14941,8 +14694,8 @@
         <w:t xml:space="preserve">.</w:t>
       </w:r>
     </w:p>
-    <w:bookmarkEnd w:id="146"/>
-    <w:bookmarkStart w:id="148" w:name="ref-wiseman2003team"/>
+    <w:bookmarkEnd w:id="140"/>
+    <w:bookmarkStart w:id="142" w:name="ref-wiseman2003team"/>
     <w:p>
       <w:pPr>
         <w:pStyle w:val="Bibliography"/>
@@ -14975,7 +14728,7 @@
       <w:r>
         <w:t xml:space="preserve"> </w:t>
       </w:r>
-      <w:hyperlink r:id="rId147">
+      <w:hyperlink r:id="rId141">
         <w:r>
           <w:rPr>
             <w:rStyle w:val="Hyperlink"/>
@@ -14987,8 +14740,8 @@
         <w:t xml:space="preserve">.</w:t>
       </w:r>
     </w:p>
-    <w:bookmarkEnd w:id="148"/>
-    <w:bookmarkStart w:id="150" w:name="ref-wnba2024recordseason"/>
+    <w:bookmarkEnd w:id="142"/>
+    <w:bookmarkStart w:id="144" w:name="ref-wnba2024recordseason"/>
     <w:p>
       <w:pPr>
         <w:pStyle w:val="Bibliography"/>
@@ -15005,7 +14758,7 @@
       <w:r>
         <w:t xml:space="preserve"> </w:t>
       </w:r>
-      <w:hyperlink r:id="rId149">
+      <w:hyperlink r:id="rId143">
         <w:r>
           <w:rPr>
             <w:rStyle w:val="Hyperlink"/>
@@ -15017,8 +14770,8 @@
         <w:t xml:space="preserve">.</w:t>
       </w:r>
     </w:p>
-    <w:bookmarkEnd w:id="150"/>
-    <w:bookmarkStart w:id="151" w:name="ref-woltring2018attendance"/>
+    <w:bookmarkEnd w:id="144"/>
+    <w:bookmarkStart w:id="145" w:name="ref-woltring2018attendance"/>
     <w:p>
       <w:pPr>
         <w:pStyle w:val="Bibliography"/>
@@ -15049,10 +14802,10 @@
         <w:t xml:space="preserve">.</w:t>
       </w:r>
     </w:p>
-    <w:bookmarkEnd w:id="151"/>
-    <w:bookmarkEnd w:id="152"/>
-    <w:bookmarkEnd w:id="153"/>
-    <w:bookmarkStart w:id="207" w:name="appendix"/>
+    <w:bookmarkEnd w:id="145"/>
+    <w:bookmarkEnd w:id="146"/>
+    <w:bookmarkEnd w:id="147"/>
+    <w:bookmarkStart w:id="201" w:name="appendix"/>
     <w:p>
       <w:pPr>
         <w:pStyle w:val="Heading2"/>
@@ -15061,7 +14814,7 @@
         <w:t xml:space="preserve">6 Appendix</w:t>
       </w:r>
     </w:p>
-    <w:bookmarkStart w:id="156" w:name="anova-tables"/>
+    <w:bookmarkStart w:id="150" w:name="anova-tables"/>
     <w:p>
       <w:pPr>
         <w:pStyle w:val="Heading3"/>
@@ -15083,7 +14836,7 @@
       <w:tr>
         <w:tc>
           <w:tcPr/>
-          <w:bookmarkStart w:id="154" w:name="tbl-anova"/>
+          <w:bookmarkStart w:id="148" w:name="tbl-anova"/>
           <w:p>
             <w:pPr>
               <w:jc w:val="center"/>
@@ -17721,7 +17474,7 @@
               </w:tc>
             </w:tr>
           </w:tbl>
-          <w:bookmarkEnd w:id="154"/>
+          <w:bookmarkEnd w:id="148"/>
           <w:p/>
         </w:tc>
       </w:tr>
@@ -17773,7 +17526,7 @@
       <w:tr>
         <w:tc>
           <w:tcPr/>
-          <w:bookmarkStart w:id="155" w:name="tbl-anova2"/>
+          <w:bookmarkStart w:id="149" w:name="tbl-anova2"/>
           <w:p>
             <w:pPr>
               <w:jc w:val="center"/>
@@ -20411,7 +20164,7 @@
               </w:tc>
             </w:tr>
           </w:tbl>
-          <w:bookmarkEnd w:id="155"/>
+          <w:bookmarkEnd w:id="149"/>
           <w:p/>
         </w:tc>
       </w:tr>
@@ -20442,8 +20195,8 @@
         </w:r>
       </w:hyperlink>
     </w:p>
-    <w:bookmarkEnd w:id="156"/>
-    <w:bookmarkStart w:id="206" w:name="sec-resid-attend"/>
+    <w:bookmarkEnd w:id="150"/>
+    <w:bookmarkStart w:id="200" w:name="sec-resid-attend"/>
     <w:p>
       <w:pPr>
         <w:pStyle w:val="Heading3"/>
@@ -20452,7 +20205,7 @@
         <w:t xml:space="preserve">6.2 Residual analysis of attendance models</w:t>
       </w:r>
     </w:p>
-    <w:bookmarkStart w:id="205" w:name="cell-fig-resids"/>
+    <w:bookmarkStart w:id="199" w:name="cell-fig-resids"/>
     <w:tbl>
       <w:tblPr>
         <w:tblStyle w:val="Table"/>
@@ -20546,7 +20299,7 @@
             <w:tr>
               <w:tc>
                 <w:tcPr/>
-                <w:bookmarkStart w:id="160" w:name="fig-resids-1"/>
+                <w:bookmarkStart w:id="154" w:name="fig-resids-1"/>
                 <w:p>
                   <w:pPr>
                     <w:pStyle w:val="Compact"/>
@@ -20558,18 +20311,18 @@
                       <wp:inline>
                         <wp:extent cx="4620126" cy="3696101"/>
                         <wp:effectExtent b="0" l="0" r="0" t="0"/>
-                        <wp:docPr descr="" title="" id="158" name="Picture"/>
+                        <wp:docPr descr="" title="" id="152" name="Picture"/>
                         <a:graphic>
                           <a:graphicData uri="http://schemas.openxmlformats.org/drawingml/2006/picture">
                             <pic:pic>
                               <pic:nvPicPr>
-                                <pic:cNvPr descr="index_files/figure-docx/fig-resids-1.png" id="159" name="Picture"/>
+                                <pic:cNvPr descr="index_files/figure-docx/fig-resids-1.png" id="153" name="Picture"/>
                                 <pic:cNvPicPr>
                                   <a:picLocks noChangeArrowheads="1" noChangeAspect="1"/>
                                 </pic:cNvPicPr>
                               </pic:nvPicPr>
                               <pic:blipFill>
-                                <a:blip r:embed="rId157"/>
+                                <a:blip r:embed="rId151"/>
                                 <a:stretch>
                                   <a:fillRect/>
                                 </a:stretch>
@@ -20610,7 +20363,7 @@
                     <w:t xml:space="preserve">Figure 13: Residual plots for models.</w:t>
                   </w:r>
                 </w:p>
-                <w:bookmarkEnd w:id="160"/>
+                <w:bookmarkEnd w:id="154"/>
               </w:tc>
             </w:tr>
           </w:tbl>
@@ -20650,7 +20403,7 @@
             <w:tr>
               <w:tc>
                 <w:tcPr/>
-                <w:bookmarkStart w:id="164" w:name="fig-resids-2"/>
+                <w:bookmarkStart w:id="158" w:name="fig-resids-2"/>
                 <w:p>
                   <w:pPr>
                     <w:pStyle w:val="Compact"/>
@@ -20662,18 +20415,18 @@
                       <wp:inline>
                         <wp:extent cx="4620126" cy="3696101"/>
                         <wp:effectExtent b="0" l="0" r="0" t="0"/>
-                        <wp:docPr descr="" title="" id="162" name="Picture"/>
+                        <wp:docPr descr="" title="" id="156" name="Picture"/>
                         <a:graphic>
                           <a:graphicData uri="http://schemas.openxmlformats.org/drawingml/2006/picture">
                             <pic:pic>
                               <pic:nvPicPr>
-                                <pic:cNvPr descr="index_files/figure-docx/fig-resids-2.png" id="163" name="Picture"/>
+                                <pic:cNvPr descr="index_files/figure-docx/fig-resids-2.png" id="157" name="Picture"/>
                                 <pic:cNvPicPr>
                                   <a:picLocks noChangeArrowheads="1" noChangeAspect="1"/>
                                 </pic:cNvPicPr>
                               </pic:nvPicPr>
                               <pic:blipFill>
-                                <a:blip r:embed="rId161"/>
+                                <a:blip r:embed="rId155"/>
                                 <a:stretch>
                                   <a:fillRect/>
                                 </a:stretch>
@@ -20714,7 +20467,7 @@
                     <w:t xml:space="preserve">Figure 14: Residual plots for models.</w:t>
                   </w:r>
                 </w:p>
-                <w:bookmarkEnd w:id="164"/>
+                <w:bookmarkEnd w:id="158"/>
               </w:tc>
             </w:tr>
           </w:tbl>
@@ -20735,7 +20488,7 @@
             <w:tr>
               <w:tc>
                 <w:tcPr/>
-                <w:bookmarkStart w:id="168" w:name="fig-resids-3"/>
+                <w:bookmarkStart w:id="162" w:name="fig-resids-3"/>
                 <w:p>
                   <w:pPr>
                     <w:pStyle w:val="Compact"/>
@@ -20747,18 +20500,18 @@
                       <wp:inline>
                         <wp:extent cx="4620126" cy="3696101"/>
                         <wp:effectExtent b="0" l="0" r="0" t="0"/>
-                        <wp:docPr descr="" title="" id="166" name="Picture"/>
+                        <wp:docPr descr="" title="" id="160" name="Picture"/>
                         <a:graphic>
                           <a:graphicData uri="http://schemas.openxmlformats.org/drawingml/2006/picture">
                             <pic:pic>
                               <pic:nvPicPr>
-                                <pic:cNvPr descr="index_files/figure-docx/fig-resids-3.png" id="167" name="Picture"/>
+                                <pic:cNvPr descr="index_files/figure-docx/fig-resids-3.png" id="161" name="Picture"/>
                                 <pic:cNvPicPr>
                                   <a:picLocks noChangeArrowheads="1" noChangeAspect="1"/>
                                 </pic:cNvPicPr>
                               </pic:nvPicPr>
                               <pic:blipFill>
-                                <a:blip r:embed="rId165"/>
+                                <a:blip r:embed="rId159"/>
                                 <a:stretch>
                                   <a:fillRect/>
                                 </a:stretch>
@@ -20799,7 +20552,7 @@
                     <w:t xml:space="preserve">Figure 15: Residual plots for models.</w:t>
                   </w:r>
                 </w:p>
-                <w:bookmarkEnd w:id="168"/>
+                <w:bookmarkEnd w:id="162"/>
               </w:tc>
             </w:tr>
           </w:tbl>
@@ -20839,7 +20592,7 @@
             <w:tr>
               <w:tc>
                 <w:tcPr/>
-                <w:bookmarkStart w:id="172" w:name="fig-resids-4"/>
+                <w:bookmarkStart w:id="166" w:name="fig-resids-4"/>
                 <w:p>
                   <w:pPr>
                     <w:pStyle w:val="Compact"/>
@@ -20851,18 +20604,18 @@
                       <wp:inline>
                         <wp:extent cx="4620126" cy="3696101"/>
                         <wp:effectExtent b="0" l="0" r="0" t="0"/>
-                        <wp:docPr descr="" title="" id="170" name="Picture"/>
+                        <wp:docPr descr="" title="" id="164" name="Picture"/>
                         <a:graphic>
                           <a:graphicData uri="http://schemas.openxmlformats.org/drawingml/2006/picture">
                             <pic:pic>
                               <pic:nvPicPr>
-                                <pic:cNvPr descr="index_files/figure-docx/fig-resids-4.png" id="171" name="Picture"/>
+                                <pic:cNvPr descr="index_files/figure-docx/fig-resids-4.png" id="165" name="Picture"/>
                                 <pic:cNvPicPr>
                                   <a:picLocks noChangeArrowheads="1" noChangeAspect="1"/>
                                 </pic:cNvPicPr>
                               </pic:nvPicPr>
                               <pic:blipFill>
-                                <a:blip r:embed="rId169"/>
+                                <a:blip r:embed="rId163"/>
                                 <a:stretch>
                                   <a:fillRect/>
                                 </a:stretch>
@@ -20903,7 +20656,7 @@
                     <w:t xml:space="preserve">Figure 16: Residual plots for models.</w:t>
                   </w:r>
                 </w:p>
-                <w:bookmarkEnd w:id="172"/>
+                <w:bookmarkEnd w:id="166"/>
               </w:tc>
             </w:tr>
           </w:tbl>
@@ -20924,7 +20677,7 @@
             <w:tr>
               <w:tc>
                 <w:tcPr/>
-                <w:bookmarkStart w:id="176" w:name="fig-resids-5"/>
+                <w:bookmarkStart w:id="170" w:name="fig-resids-5"/>
                 <w:p>
                   <w:pPr>
                     <w:pStyle w:val="Compact"/>
@@ -20936,18 +20689,18 @@
                       <wp:inline>
                         <wp:extent cx="4620126" cy="3696101"/>
                         <wp:effectExtent b="0" l="0" r="0" t="0"/>
-                        <wp:docPr descr="" title="" id="174" name="Picture"/>
+                        <wp:docPr descr="" title="" id="168" name="Picture"/>
                         <a:graphic>
                           <a:graphicData uri="http://schemas.openxmlformats.org/drawingml/2006/picture">
                             <pic:pic>
                               <pic:nvPicPr>
-                                <pic:cNvPr descr="index_files/figure-docx/fig-resids-5.png" id="175" name="Picture"/>
+                                <pic:cNvPr descr="index_files/figure-docx/fig-resids-5.png" id="169" name="Picture"/>
                                 <pic:cNvPicPr>
                                   <a:picLocks noChangeArrowheads="1" noChangeAspect="1"/>
                                 </pic:cNvPicPr>
                               </pic:nvPicPr>
                               <pic:blipFill>
-                                <a:blip r:embed="rId173"/>
+                                <a:blip r:embed="rId167"/>
                                 <a:stretch>
                                   <a:fillRect/>
                                 </a:stretch>
@@ -20988,7 +20741,7 @@
                     <w:t xml:space="preserve">Figure 17: Residual plots for models.</w:t>
                   </w:r>
                 </w:p>
-                <w:bookmarkEnd w:id="176"/>
+                <w:bookmarkEnd w:id="170"/>
               </w:tc>
             </w:tr>
           </w:tbl>
@@ -21028,7 +20781,7 @@
             <w:tr>
               <w:tc>
                 <w:tcPr/>
-                <w:bookmarkStart w:id="180" w:name="fig-resids-6"/>
+                <w:bookmarkStart w:id="174" w:name="fig-resids-6"/>
                 <w:p>
                   <w:pPr>
                     <w:pStyle w:val="Compact"/>
@@ -21040,18 +20793,18 @@
                       <wp:inline>
                         <wp:extent cx="4620126" cy="3696101"/>
                         <wp:effectExtent b="0" l="0" r="0" t="0"/>
-                        <wp:docPr descr="" title="" id="178" name="Picture"/>
+                        <wp:docPr descr="" title="" id="172" name="Picture"/>
                         <a:graphic>
                           <a:graphicData uri="http://schemas.openxmlformats.org/drawingml/2006/picture">
                             <pic:pic>
                               <pic:nvPicPr>
-                                <pic:cNvPr descr="index_files/figure-docx/fig-resids-6.png" id="179" name="Picture"/>
+                                <pic:cNvPr descr="index_files/figure-docx/fig-resids-6.png" id="173" name="Picture"/>
                                 <pic:cNvPicPr>
                                   <a:picLocks noChangeArrowheads="1" noChangeAspect="1"/>
                                 </pic:cNvPicPr>
                               </pic:nvPicPr>
                               <pic:blipFill>
-                                <a:blip r:embed="rId177"/>
+                                <a:blip r:embed="rId171"/>
                                 <a:stretch>
                                   <a:fillRect/>
                                 </a:stretch>
@@ -21092,7 +20845,7 @@
                     <w:t xml:space="preserve">Figure 18: Residual plots for models.</w:t>
                   </w:r>
                 </w:p>
-                <w:bookmarkEnd w:id="180"/>
+                <w:bookmarkEnd w:id="174"/>
               </w:tc>
             </w:tr>
           </w:tbl>
@@ -21113,7 +20866,7 @@
             <w:tr>
               <w:tc>
                 <w:tcPr/>
-                <w:bookmarkStart w:id="184" w:name="fig-resids-7"/>
+                <w:bookmarkStart w:id="178" w:name="fig-resids-7"/>
                 <w:p>
                   <w:pPr>
                     <w:pStyle w:val="Compact"/>
@@ -21125,18 +20878,18 @@
                       <wp:inline>
                         <wp:extent cx="4620126" cy="3696101"/>
                         <wp:effectExtent b="0" l="0" r="0" t="0"/>
-                        <wp:docPr descr="" title="" id="182" name="Picture"/>
+                        <wp:docPr descr="" title="" id="176" name="Picture"/>
                         <a:graphic>
                           <a:graphicData uri="http://schemas.openxmlformats.org/drawingml/2006/picture">
                             <pic:pic>
                               <pic:nvPicPr>
-                                <pic:cNvPr descr="index_files/figure-docx/fig-resids-7.png" id="183" name="Picture"/>
+                                <pic:cNvPr descr="index_files/figure-docx/fig-resids-7.png" id="177" name="Picture"/>
                                 <pic:cNvPicPr>
                                   <a:picLocks noChangeArrowheads="1" noChangeAspect="1"/>
                                 </pic:cNvPicPr>
                               </pic:nvPicPr>
                               <pic:blipFill>
-                                <a:blip r:embed="rId181"/>
+                                <a:blip r:embed="rId175"/>
                                 <a:stretch>
                                   <a:fillRect/>
                                 </a:stretch>
@@ -21177,7 +20930,7 @@
                     <w:t xml:space="preserve">Figure 19: Residual plots for models.</w:t>
                   </w:r>
                 </w:p>
-                <w:bookmarkEnd w:id="184"/>
+                <w:bookmarkEnd w:id="178"/>
               </w:tc>
             </w:tr>
           </w:tbl>
@@ -21217,7 +20970,7 @@
             <w:tr>
               <w:tc>
                 <w:tcPr/>
-                <w:bookmarkStart w:id="188" w:name="fig-resids-8"/>
+                <w:bookmarkStart w:id="182" w:name="fig-resids-8"/>
                 <w:p>
                   <w:pPr>
                     <w:pStyle w:val="Compact"/>
@@ -21229,18 +20982,18 @@
                       <wp:inline>
                         <wp:extent cx="4620126" cy="3696101"/>
                         <wp:effectExtent b="0" l="0" r="0" t="0"/>
-                        <wp:docPr descr="" title="" id="186" name="Picture"/>
+                        <wp:docPr descr="" title="" id="180" name="Picture"/>
                         <a:graphic>
                           <a:graphicData uri="http://schemas.openxmlformats.org/drawingml/2006/picture">
                             <pic:pic>
                               <pic:nvPicPr>
-                                <pic:cNvPr descr="index_files/figure-docx/fig-resids-8.png" id="187" name="Picture"/>
+                                <pic:cNvPr descr="index_files/figure-docx/fig-resids-8.png" id="181" name="Picture"/>
                                 <pic:cNvPicPr>
                                   <a:picLocks noChangeArrowheads="1" noChangeAspect="1"/>
                                 </pic:cNvPicPr>
                               </pic:nvPicPr>
                               <pic:blipFill>
-                                <a:blip r:embed="rId185"/>
+                                <a:blip r:embed="rId179"/>
                                 <a:stretch>
                                   <a:fillRect/>
                                 </a:stretch>
@@ -21281,7 +21034,7 @@
                     <w:t xml:space="preserve">Figure 20: Residual plots for models.</w:t>
                   </w:r>
                 </w:p>
-                <w:bookmarkEnd w:id="188"/>
+                <w:bookmarkEnd w:id="182"/>
               </w:tc>
             </w:tr>
           </w:tbl>
@@ -21302,7 +21055,7 @@
             <w:tr>
               <w:tc>
                 <w:tcPr/>
-                <w:bookmarkStart w:id="192" w:name="fig-resids-9"/>
+                <w:bookmarkStart w:id="186" w:name="fig-resids-9"/>
                 <w:p>
                   <w:pPr>
                     <w:pStyle w:val="Compact"/>
@@ -21314,18 +21067,18 @@
                       <wp:inline>
                         <wp:extent cx="4620126" cy="3696101"/>
                         <wp:effectExtent b="0" l="0" r="0" t="0"/>
-                        <wp:docPr descr="" title="" id="190" name="Picture"/>
+                        <wp:docPr descr="" title="" id="184" name="Picture"/>
                         <a:graphic>
                           <a:graphicData uri="http://schemas.openxmlformats.org/drawingml/2006/picture">
                             <pic:pic>
                               <pic:nvPicPr>
-                                <pic:cNvPr descr="index_files/figure-docx/fig-resids-9.png" id="191" name="Picture"/>
+                                <pic:cNvPr descr="index_files/figure-docx/fig-resids-9.png" id="185" name="Picture"/>
                                 <pic:cNvPicPr>
                                   <a:picLocks noChangeArrowheads="1" noChangeAspect="1"/>
                                 </pic:cNvPicPr>
                               </pic:nvPicPr>
                               <pic:blipFill>
-                                <a:blip r:embed="rId189"/>
+                                <a:blip r:embed="rId183"/>
                                 <a:stretch>
                                   <a:fillRect/>
                                 </a:stretch>
@@ -21366,7 +21119,7 @@
                     <w:t xml:space="preserve">Figure 21: Residual plots for models.</w:t>
                   </w:r>
                 </w:p>
-                <w:bookmarkEnd w:id="192"/>
+                <w:bookmarkEnd w:id="186"/>
               </w:tc>
             </w:tr>
           </w:tbl>
@@ -21406,7 +21159,7 @@
             <w:tr>
               <w:tc>
                 <w:tcPr/>
-                <w:bookmarkStart w:id="196" w:name="fig-resids-10"/>
+                <w:bookmarkStart w:id="190" w:name="fig-resids-10"/>
                 <w:p>
                   <w:pPr>
                     <w:pStyle w:val="Compact"/>
@@ -21418,18 +21171,18 @@
                       <wp:inline>
                         <wp:extent cx="4620126" cy="3696101"/>
                         <wp:effectExtent b="0" l="0" r="0" t="0"/>
-                        <wp:docPr descr="" title="" id="194" name="Picture"/>
+                        <wp:docPr descr="" title="" id="188" name="Picture"/>
                         <a:graphic>
                           <a:graphicData uri="http://schemas.openxmlformats.org/drawingml/2006/picture">
                             <pic:pic>
                               <pic:nvPicPr>
-                                <pic:cNvPr descr="index_files/figure-docx/fig-resids-10.png" id="195" name="Picture"/>
+                                <pic:cNvPr descr="index_files/figure-docx/fig-resids-10.png" id="189" name="Picture"/>
                                 <pic:cNvPicPr>
                                   <a:picLocks noChangeArrowheads="1" noChangeAspect="1"/>
                                 </pic:cNvPicPr>
                               </pic:nvPicPr>
                               <pic:blipFill>
-                                <a:blip r:embed="rId193"/>
+                                <a:blip r:embed="rId187"/>
                                 <a:stretch>
                                   <a:fillRect/>
                                 </a:stretch>
@@ -21470,7 +21223,7 @@
                     <w:t xml:space="preserve">Figure 22: Residual plots for models.</w:t>
                   </w:r>
                 </w:p>
-                <w:bookmarkEnd w:id="196"/>
+                <w:bookmarkEnd w:id="190"/>
               </w:tc>
             </w:tr>
           </w:tbl>
@@ -21491,7 +21244,7 @@
             <w:tr>
               <w:tc>
                 <w:tcPr/>
-                <w:bookmarkStart w:id="200" w:name="fig-resids-11"/>
+                <w:bookmarkStart w:id="194" w:name="fig-resids-11"/>
                 <w:p>
                   <w:pPr>
                     <w:pStyle w:val="Compact"/>
@@ -21503,18 +21256,18 @@
                       <wp:inline>
                         <wp:extent cx="4620126" cy="3696101"/>
                         <wp:effectExtent b="0" l="0" r="0" t="0"/>
-                        <wp:docPr descr="" title="" id="198" name="Picture"/>
+                        <wp:docPr descr="" title="" id="192" name="Picture"/>
                         <a:graphic>
                           <a:graphicData uri="http://schemas.openxmlformats.org/drawingml/2006/picture">
                             <pic:pic>
                               <pic:nvPicPr>
-                                <pic:cNvPr descr="index_files/figure-docx/fig-resids-11.png" id="199" name="Picture"/>
+                                <pic:cNvPr descr="index_files/figure-docx/fig-resids-11.png" id="193" name="Picture"/>
                                 <pic:cNvPicPr>
                                   <a:picLocks noChangeArrowheads="1" noChangeAspect="1"/>
                                 </pic:cNvPicPr>
                               </pic:nvPicPr>
                               <pic:blipFill>
-                                <a:blip r:embed="rId197"/>
+                                <a:blip r:embed="rId191"/>
                                 <a:stretch>
                                   <a:fillRect/>
                                 </a:stretch>
@@ -21555,7 +21308,7 @@
                     <w:t xml:space="preserve">Figure 23: Residual plots for models.</w:t>
                   </w:r>
                 </w:p>
-                <w:bookmarkEnd w:id="200"/>
+                <w:bookmarkEnd w:id="194"/>
               </w:tc>
             </w:tr>
           </w:tbl>
@@ -21595,7 +21348,7 @@
             <w:tr>
               <w:tc>
                 <w:tcPr/>
-                <w:bookmarkStart w:id="204" w:name="fig-resids-12"/>
+                <w:bookmarkStart w:id="198" w:name="fig-resids-12"/>
                 <w:p>
                   <w:pPr>
                     <w:pStyle w:val="Compact"/>
@@ -21607,18 +21360,18 @@
                       <wp:inline>
                         <wp:extent cx="4620126" cy="3696101"/>
                         <wp:effectExtent b="0" l="0" r="0" t="0"/>
-                        <wp:docPr descr="" title="" id="202" name="Picture"/>
+                        <wp:docPr descr="" title="" id="196" name="Picture"/>
                         <a:graphic>
                           <a:graphicData uri="http://schemas.openxmlformats.org/drawingml/2006/picture">
                             <pic:pic>
                               <pic:nvPicPr>
-                                <pic:cNvPr descr="index_files/figure-docx/fig-resids-12.png" id="203" name="Picture"/>
+                                <pic:cNvPr descr="index_files/figure-docx/fig-resids-12.png" id="197" name="Picture"/>
                                 <pic:cNvPicPr>
                                   <a:picLocks noChangeArrowheads="1" noChangeAspect="1"/>
                                 </pic:cNvPicPr>
                               </pic:nvPicPr>
                               <pic:blipFill>
-                                <a:blip r:embed="rId201"/>
+                                <a:blip r:embed="rId195"/>
                                 <a:stretch>
                                   <a:fillRect/>
                                 </a:stretch>
@@ -21659,7 +21412,7 @@
                     <w:t xml:space="preserve">Figure 24: Residual plots for models.</w:t>
                   </w:r>
                 </w:p>
-                <w:bookmarkEnd w:id="204"/>
+                <w:bookmarkEnd w:id="198"/>
               </w:tc>
             </w:tr>
           </w:tbl>
@@ -21696,9 +21449,9 @@
         </w:tc>
       </w:tr>
     </w:tbl>
-    <w:bookmarkEnd w:id="205"/>
-    <w:bookmarkEnd w:id="206"/>
-    <w:bookmarkEnd w:id="207"/>
+    <w:bookmarkEnd w:id="199"/>
+    <w:bookmarkEnd w:id="200"/>
+    <w:bookmarkEnd w:id="201"/>
     <w:sectPr>
       <w:footnotePr>
         <w:numRestart w:val="eachSect"/>
@@ -21728,7 +21481,7 @@
       </w:r>
     </w:p>
   </w:footnote>
-  <w:footnote w:id="10">
+  <w:footnote w:id="11">
     <w:p>
       <w:pPr>
         <w:pStyle w:val="FootnoteText"/>
@@ -21744,41 +21497,6 @@
       </w:r>
       <w:r>
         <w:t xml:space="preserve">Note that, as in most sports leagues, there is always the possibility of finagling with game attendance figures. The WNBA appears to give attendance counting instructions to teams that define attendance as tickets out, including total ticket sales, plus complimentary tickets and promotions. There is considerable room for these factors to be manipulated, rendering the possibility of noise in the attendance figures we use.</w:t>
-      </w:r>
-    </w:p>
-  </w:footnote>
-  <w:footnote w:id="13">
-    <w:p>
-      <w:pPr>
-        <w:pStyle w:val="FootnoteText"/>
-      </w:pPr>
-      <w:r>
-        <w:rPr>
-          <w:rStyle w:val="FootnoteReference"/>
-        </w:rPr>
-        <w:footnoteRef/>
-      </w:r>
-      <w:r>
-        <w:t xml:space="preserve"> </w:t>
-      </w:r>
-      <w:r>
-        <w:t xml:space="preserve">We were only able to collect an estimate for the</w:t>
-      </w:r>
-      <w:r>
-        <w:t xml:space="preserve"> </w:t>
-      </w:r>
-      <w:r>
-        <w:rPr>
-          <w:i/>
-          <w:iCs/>
-        </w:rPr>
-        <w:t xml:space="preserve">current</w:t>
-      </w:r>
-      <w:r>
-        <w:t xml:space="preserve"> </w:t>
-      </w:r>
-      <w:r>
-        <w:t xml:space="preserve">arena capacity, which is not necessarily the same as the arena capacity on the day of the game.</w:t>
       </w:r>
     </w:p>
   </w:footnote>

--- a/index.docx
+++ b/index.docx
@@ -873,7 +873,7 @@
                       <w:rFonts w:ascii="Calibri" w:hAnsi="Calibri"/>
                       <w:sz w:val="20"/>
                     </w:rPr>
-                    <w:t xml:space="default">2017-09-01</w:t>
+                    <w:t xml:space="default">1998-06-20</w:t>
                   </w:r>
                 </w:p>
               </w:tc>
@@ -897,7 +897,7 @@
                       <w:rFonts w:ascii="Calibri" w:hAnsi="Calibri"/>
                       <w:sz w:val="20"/>
                     </w:rPr>
-                    <w:t xml:space="default">PHO</w:t>
+                    <w:t xml:space="default">SAC</w:t>
                   </w:r>
                 </w:p>
               </w:tc>
@@ -921,7 +921,7 @@
                       <w:rFonts w:ascii="Calibri" w:hAnsi="Calibri"/>
                       <w:sz w:val="20"/>
                     </w:rPr>
-                    <w:t xml:space="default">CON</w:t>
+                    <w:t xml:space="default">HOU</w:t>
                   </w:r>
                 </w:p>
               </w:tc>
@@ -945,7 +945,7 @@
                       <w:rFonts w:ascii="Calibri" w:hAnsi="Calibri"/>
                       <w:sz w:val="20"/>
                     </w:rPr>
-                    <w:t xml:space="default">Talking Stick Resort Arena</w:t>
+                    <w:t xml:space="default">ARCO Arena</w:t>
                   </w:r>
                 </w:p>
               </w:tc>
@@ -969,7 +969,7 @@
                       <w:rFonts w:ascii="Calibri" w:hAnsi="Calibri"/>
                       <w:sz w:val="20"/>
                     </w:rPr>
-                    <w:t xml:space="default">9,971</w:t>
+                    <w:t xml:space="default">7,101</w:t>
                   </w:r>
                 </w:p>
               </w:tc>
@@ -993,7 +993,7 @@
                       <w:rFonts w:ascii="Calibri" w:hAnsi="Calibri"/>
                       <w:sz w:val="20"/>
                     </w:rPr>
-                    <w:t xml:space="default">20</w:t>
+                    <w:t xml:space="default">-11</w:t>
                   </w:r>
                 </w:p>
               </w:tc>
@@ -1070,7 +1070,7 @@
                       <w:rFonts w:ascii="Calibri" w:hAnsi="Calibri"/>
                       <w:sz w:val="20"/>
                     </w:rPr>
-                    <w:t xml:space="default">2016-07-07</w:t>
+                    <w:t xml:space="default">2023-07-27</w:t>
                   </w:r>
                 </w:p>
               </w:tc>
@@ -1094,7 +1094,7 @@
                       <w:rFonts w:ascii="Calibri" w:hAnsi="Calibri"/>
                       <w:sz w:val="20"/>
                     </w:rPr>
-                    <w:t xml:space="default">CON</w:t>
+                    <w:t xml:space="default">NYL</w:t>
                   </w:r>
                 </w:p>
               </w:tc>
@@ -1118,7 +1118,7 @@
                       <w:rFonts w:ascii="Calibri" w:hAnsi="Calibri"/>
                       <w:sz w:val="20"/>
                     </w:rPr>
-                    <w:t xml:space="default">MIN</w:t>
+                    <w:t xml:space="default">ATL</w:t>
                   </w:r>
                 </w:p>
               </w:tc>
@@ -1142,7 +1142,7 @@
                       <w:rFonts w:ascii="Calibri" w:hAnsi="Calibri"/>
                       <w:sz w:val="20"/>
                     </w:rPr>
-                    <w:t xml:space="default">Mohegan Sun Arena</w:t>
+                    <w:t xml:space="default">Barclays Center</w:t>
                   </w:r>
                 </w:p>
               </w:tc>
@@ -1166,7 +1166,7 @@
                       <w:rFonts w:ascii="Calibri" w:hAnsi="Calibri"/>
                       <w:sz w:val="20"/>
                     </w:rPr>
-                    <w:t xml:space="default">6,739</w:t>
+                    <w:t xml:space="default">6,206</w:t>
                   </w:r>
                 </w:p>
               </w:tc>
@@ -1190,7 +1190,7 @@
                       <w:rFonts w:ascii="Calibri" w:hAnsi="Calibri"/>
                       <w:sz w:val="20"/>
                     </w:rPr>
-                    <w:t xml:space="default">4</w:t>
+                    <w:t xml:space="default">11</w:t>
                   </w:r>
                 </w:p>
               </w:tc>
@@ -1267,7 +1267,7 @@
                       <w:rFonts w:ascii="Calibri" w:hAnsi="Calibri"/>
                       <w:sz w:val="20"/>
                     </w:rPr>
-                    <w:t xml:space="default">2025-09-04</w:t>
+                    <w:t xml:space="default">2025-06-01</w:t>
                   </w:r>
                 </w:p>
               </w:tc>
@@ -1315,7 +1315,7 @@
                       <w:rFonts w:ascii="Calibri" w:hAnsi="Calibri"/>
                       <w:sz w:val="20"/>
                     </w:rPr>
-                    <w:t xml:space="default">DAL</w:t>
+                    <w:t xml:space="default">MIN</w:t>
                   </w:r>
                 </w:p>
               </w:tc>
@@ -1387,7 +1387,7 @@
                       <w:rFonts w:ascii="Calibri" w:hAnsi="Calibri"/>
                       <w:sz w:val="20"/>
                     </w:rPr>
-                    <w:t xml:space="default">4</w:t>
+                    <w:t xml:space="default">-11</w:t>
                   </w:r>
                 </w:p>
               </w:tc>
@@ -1464,7 +1464,7 @@
                       <w:rFonts w:ascii="Calibri" w:hAnsi="Calibri"/>
                       <w:sz w:val="20"/>
                     </w:rPr>
-                    <w:t xml:space="default">2024-08-17</w:t>
+                    <w:t xml:space="default">2014-08-10</w:t>
                   </w:r>
                 </w:p>
               </w:tc>
@@ -1488,7 +1488,7 @@
                       <w:rFonts w:ascii="Calibri" w:hAnsi="Calibri"/>
                       <w:sz w:val="20"/>
                     </w:rPr>
-                    <w:t xml:space="default">LVA</w:t>
+                    <w:t xml:space="default">SEA</w:t>
                   </w:r>
                 </w:p>
               </w:tc>
@@ -1512,7 +1512,7 @@
                       <w:rFonts w:ascii="Calibri" w:hAnsi="Calibri"/>
                       <w:sz w:val="20"/>
                     </w:rPr>
-                    <w:t xml:space="default">NYL</w:t>
+                    <w:t xml:space="default">TUL</w:t>
                   </w:r>
                 </w:p>
               </w:tc>
@@ -1536,7 +1536,7 @@
                       <w:rFonts w:ascii="Calibri" w:hAnsi="Calibri"/>
                       <w:sz w:val="20"/>
                     </w:rPr>
-                    <w:t xml:space="default">Michelob ULTRA Arena</w:t>
+                    <w:t xml:space="default">KeyArena</w:t>
                   </w:r>
                 </w:p>
               </w:tc>
@@ -1560,7 +1560,7 @@
                       <w:rFonts w:ascii="Calibri" w:hAnsi="Calibri"/>
                       <w:sz w:val="20"/>
                     </w:rPr>
-                    <w:t xml:space="default">10,397</w:t>
+                    <w:t xml:space="default">6,079</w:t>
                   </w:r>
                 </w:p>
               </w:tc>
@@ -1584,7 +1584,7 @@
                       <w:rFonts w:ascii="Calibri" w:hAnsi="Calibri"/>
                       <w:sz w:val="20"/>
                     </w:rPr>
-                    <w:t xml:space="default">-12</w:t>
+                    <w:t xml:space="default">6</w:t>
                   </w:r>
                 </w:p>
               </w:tc>
@@ -1632,7 +1632,7 @@
                       <w:rFonts w:ascii="Calibri" w:hAnsi="Calibri"/>
                       <w:sz w:val="20"/>
                     </w:rPr>
-                    <w:t xml:space="default">1</w:t>
+                    <w:t xml:space="default">0</w:t>
                   </w:r>
                 </w:p>
               </w:tc>
@@ -1661,7 +1661,7 @@
                       <w:rFonts w:ascii="Calibri" w:hAnsi="Calibri"/>
                       <w:sz w:val="20"/>
                     </w:rPr>
-                    <w:t xml:space="default">2003-07-27</w:t>
+                    <w:t xml:space="default">2025-07-24</w:t>
                   </w:r>
                 </w:p>
               </w:tc>
@@ -1685,7 +1685,7 @@
                       <w:rFonts w:ascii="Calibri" w:hAnsi="Calibri"/>
                       <w:sz w:val="20"/>
                     </w:rPr>
-                    <w:t xml:space="default">SAN</w:t>
+                    <w:t xml:space="default">IND</w:t>
                   </w:r>
                 </w:p>
               </w:tc>
@@ -1709,7 +1709,7 @@
                       <w:rFonts w:ascii="Calibri" w:hAnsi="Calibri"/>
                       <w:sz w:val="20"/>
                     </w:rPr>
-                    <w:t xml:space="default">CLE</w:t>
+                    <w:t xml:space="default">LVA</w:t>
                   </w:r>
                 </w:p>
               </w:tc>
@@ -1733,7 +1733,7 @@
                       <w:rFonts w:ascii="Calibri" w:hAnsi="Calibri"/>
                       <w:sz w:val="20"/>
                     </w:rPr>
-                    <w:t xml:space="default">AT&amp;T Center</w:t>
+                    <w:t xml:space="default">Gainbridge Fieldhouse</w:t>
                   </w:r>
                 </w:p>
               </w:tc>
@@ -1757,7 +1757,7 @@
                       <w:rFonts w:ascii="Calibri" w:hAnsi="Calibri"/>
                       <w:sz w:val="20"/>
                     </w:rPr>
-                    <w:t xml:space="default">8,628</w:t>
+                    <w:t xml:space="default">16,166</w:t>
                   </w:r>
                 </w:p>
               </w:tc>
@@ -1781,7 +1781,7 @@
                       <w:rFonts w:ascii="Calibri" w:hAnsi="Calibri"/>
                       <w:sz w:val="20"/>
                     </w:rPr>
-                    <w:t xml:space="default">9</w:t>
+                    <w:t xml:space="default">10</w:t>
                   </w:r>
                 </w:p>
               </w:tc>
@@ -1829,7 +1829,7 @@
                       <w:rFonts w:ascii="Calibri" w:hAnsi="Calibri"/>
                       <w:sz w:val="20"/>
                     </w:rPr>
-                    <w:t xml:space="default">0</w:t>
+                    <w:t xml:space="default">1</w:t>
                   </w:r>
                 </w:p>
               </w:tc>
@@ -1858,7 +1858,7 @@
                       <w:rFonts w:ascii="Calibri" w:hAnsi="Calibri"/>
                       <w:sz w:val="20"/>
                     </w:rPr>
-                    <w:t xml:space="default">2005-06-07</w:t>
+                    <w:t xml:space="default">2024-07-01</w:t>
                   </w:r>
                 </w:p>
               </w:tc>
@@ -1882,7 +1882,7 @@
                       <w:rFonts w:ascii="Calibri" w:hAnsi="Calibri"/>
                       <w:sz w:val="20"/>
                     </w:rPr>
-                    <w:t xml:space="default">CON</w:t>
+                    <w:t xml:space="default">SEA</w:t>
                   </w:r>
                 </w:p>
               </w:tc>
@@ -1906,7 +1906,7 @@
                       <w:rFonts w:ascii="Calibri" w:hAnsi="Calibri"/>
                       <w:sz w:val="20"/>
                     </w:rPr>
-                    <w:t xml:space="default">SEA</w:t>
+                    <w:t xml:space="default">DAL</w:t>
                   </w:r>
                 </w:p>
               </w:tc>
@@ -1930,7 +1930,7 @@
                       <w:rFonts w:ascii="Calibri" w:hAnsi="Calibri"/>
                       <w:sz w:val="20"/>
                     </w:rPr>
-                    <w:t xml:space="default">Mohegan Sun Arena</w:t>
+                    <w:t xml:space="default">Climate Pledge Arena</w:t>
                   </w:r>
                 </w:p>
               </w:tc>
@@ -1954,7 +1954,7 @@
                       <w:rFonts w:ascii="Calibri" w:hAnsi="Calibri"/>
                       <w:sz w:val="20"/>
                     </w:rPr>
-                    <w:t xml:space="default">7,080</w:t>
+                    <w:t xml:space="default">7,202</w:t>
                   </w:r>
                 </w:p>
               </w:tc>
@@ -1978,7 +1978,7 @@
                       <w:rFonts w:ascii="Calibri" w:hAnsi="Calibri"/>
                       <w:sz w:val="20"/>
                     </w:rPr>
-                    <w:t xml:space="default">12</w:t>
+                    <w:t xml:space="default">24</w:t>
                   </w:r>
                 </w:p>
               </w:tc>
@@ -2055,7 +2055,7 @@
                       <w:rFonts w:ascii="Calibri" w:hAnsi="Calibri"/>
                       <w:sz w:val="20"/>
                     </w:rPr>
-                    <w:t xml:space="default">2003-06-22</w:t>
+                    <w:t xml:space="default">1998-06-15</w:t>
                   </w:r>
                 </w:p>
               </w:tc>
@@ -2079,7 +2079,7 @@
                       <w:rFonts w:ascii="Calibri" w:hAnsi="Calibri"/>
                       <w:sz w:val="20"/>
                     </w:rPr>
-                    <w:t xml:space="default">SEA</w:t>
+                    <w:t xml:space="default">DET</w:t>
                   </w:r>
                 </w:p>
               </w:tc>
@@ -2103,7 +2103,7 @@
                       <w:rFonts w:ascii="Calibri" w:hAnsi="Calibri"/>
                       <w:sz w:val="20"/>
                     </w:rPr>
-                    <w:t xml:space="default">SAN</w:t>
+                    <w:t xml:space="default">CLE</w:t>
                   </w:r>
                 </w:p>
               </w:tc>
@@ -2127,7 +2127,7 @@
                       <w:rFonts w:ascii="Calibri" w:hAnsi="Calibri"/>
                       <w:sz w:val="20"/>
                     </w:rPr>
-                    <w:t xml:space="default">KeyArena</w:t>
+                    <w:t xml:space="default">Palace of Auburn Hills</w:t>
                   </w:r>
                 </w:p>
               </w:tc>
@@ -2151,7 +2151,7 @@
                       <w:rFonts w:ascii="Calibri" w:hAnsi="Calibri"/>
                       <w:sz w:val="20"/>
                     </w:rPr>
-                    <w:t xml:space="default">6,395</w:t>
+                    <w:t xml:space="default">7,102</w:t>
                   </w:r>
                 </w:p>
               </w:tc>
@@ -2175,7 +2175,7 @@
                       <w:rFonts w:ascii="Calibri" w:hAnsi="Calibri"/>
                       <w:sz w:val="20"/>
                     </w:rPr>
-                    <w:t xml:space="default">40</w:t>
+                    <w:t xml:space="default">-11</w:t>
                   </w:r>
                 </w:p>
               </w:tc>
@@ -2252,7 +2252,7 @@
                       <w:rFonts w:ascii="Calibri" w:hAnsi="Calibri"/>
                       <w:sz w:val="20"/>
                     </w:rPr>
-                    <w:t xml:space="default">2011-06-19</w:t>
+                    <w:t xml:space="default">2022-07-24</w:t>
                   </w:r>
                 </w:p>
               </w:tc>
@@ -2276,7 +2276,7 @@
                       <w:rFonts w:ascii="Calibri" w:hAnsi="Calibri"/>
                       <w:sz w:val="20"/>
                     </w:rPr>
-                    <w:t xml:space="default">CON</w:t>
+                    <w:t xml:space="default">SEA</w:t>
                   </w:r>
                 </w:p>
               </w:tc>
@@ -2300,7 +2300,7 @@
                       <w:rFonts w:ascii="Calibri" w:hAnsi="Calibri"/>
                       <w:sz w:val="20"/>
                     </w:rPr>
-                    <w:t xml:space="default">CHI</w:t>
+                    <w:t xml:space="default">ATL</w:t>
                   </w:r>
                 </w:p>
               </w:tc>
@@ -2324,7 +2324,7 @@
                       <w:rFonts w:ascii="Calibri" w:hAnsi="Calibri"/>
                       <w:sz w:val="20"/>
                     </w:rPr>
-                    <w:t xml:space="default">Mohegan Sun Arena</w:t>
+                    <w:t xml:space="default">Climate Pledge Arena</w:t>
                   </w:r>
                 </w:p>
               </w:tc>
@@ -2348,7 +2348,7 @@
                       <w:rFonts w:ascii="Calibri" w:hAnsi="Calibri"/>
                       <w:sz w:val="20"/>
                     </w:rPr>
-                    <w:t xml:space="default">6,875</w:t>
+                    <w:t xml:space="default">12,654</w:t>
                   </w:r>
                 </w:p>
               </w:tc>
@@ -2372,7 +2372,7 @@
                       <w:rFonts w:ascii="Calibri" w:hAnsi="Calibri"/>
                       <w:sz w:val="20"/>
                     </w:rPr>
-                    <w:t xml:space="default">15</w:t>
+                    <w:t xml:space="default">10</w:t>
                   </w:r>
                 </w:p>
               </w:tc>
@@ -2449,7 +2449,7 @@
                       <w:rFonts w:ascii="Calibri" w:hAnsi="Calibri"/>
                       <w:sz w:val="20"/>
                     </w:rPr>
-                    <w:t xml:space="default">2006-05-30</w:t>
+                    <w:t xml:space="default">2001-06-16</w:t>
                   </w:r>
                 </w:p>
               </w:tc>
@@ -2473,7 +2473,7 @@
                       <w:rFonts w:ascii="Calibri" w:hAnsi="Calibri"/>
                       <w:sz w:val="20"/>
                     </w:rPr>
-                    <w:t xml:space="default">CHI</w:t>
+                    <w:t xml:space="default">SEA</w:t>
                   </w:r>
                 </w:p>
               </w:tc>
@@ -2521,7 +2521,7 @@
                       <w:rFonts w:ascii="Calibri" w:hAnsi="Calibri"/>
                       <w:sz w:val="20"/>
                     </w:rPr>
-                    <w:t xml:space="default">UIC Pavilion</w:t>
+                    <w:t xml:space="default">KeyArena</w:t>
                   </w:r>
                 </w:p>
               </w:tc>
@@ -2545,7 +2545,7 @@
                       <w:rFonts w:ascii="Calibri" w:hAnsi="Calibri"/>
                       <w:sz w:val="20"/>
                     </w:rPr>
-                    <w:t xml:space="default">3,086</w:t>
+                    <w:t xml:space="default">6,964</w:t>
                   </w:r>
                 </w:p>
               </w:tc>
@@ -2569,7 +2569,7 @@
                       <w:rFonts w:ascii="Calibri" w:hAnsi="Calibri"/>
                       <w:sz w:val="20"/>
                     </w:rPr>
-                    <w:t xml:space="default">-9</w:t>
+                    <w:t xml:space="default">-13</w:t>
                   </w:r>
                 </w:p>
               </w:tc>
@@ -2646,7 +2646,7 @@
                       <w:rFonts w:ascii="Calibri" w:hAnsi="Calibri"/>
                       <w:sz w:val="20"/>
                     </w:rPr>
-                    <w:t xml:space="default">1999-07-21</w:t>
+                    <w:t xml:space="default">2006-07-30</w:t>
                   </w:r>
                 </w:p>
               </w:tc>
@@ -2670,7 +2670,7 @@
                       <w:rFonts w:ascii="Calibri" w:hAnsi="Calibri"/>
                       <w:sz w:val="20"/>
                     </w:rPr>
-                    <w:t xml:space="default">DET</w:t>
+                    <w:t xml:space="default">WAS</w:t>
                   </w:r>
                 </w:p>
               </w:tc>
@@ -2694,7 +2694,7 @@
                       <w:rFonts w:ascii="Calibri" w:hAnsi="Calibri"/>
                       <w:sz w:val="20"/>
                     </w:rPr>
-                    <w:t xml:space="default">UTA</w:t>
+                    <w:t xml:space="default">CHA</w:t>
                   </w:r>
                 </w:p>
               </w:tc>
@@ -2718,7 +2718,7 @@
                       <w:rFonts w:ascii="Calibri" w:hAnsi="Calibri"/>
                       <w:sz w:val="20"/>
                     </w:rPr>
-                    <w:t xml:space="default">Palace of Auburn Hills</w:t>
+                    <w:t xml:space="default">Verizon Center</w:t>
                   </w:r>
                 </w:p>
               </w:tc>
@@ -2742,7 +2742,7 @@
                       <w:rFonts w:ascii="Calibri" w:hAnsi="Calibri"/>
                       <w:sz w:val="20"/>
                     </w:rPr>
-                    <w:t xml:space="default">11,253</w:t>
+                    <w:t xml:space="default">6,502</w:t>
                   </w:r>
                 </w:p>
               </w:tc>
@@ -2766,7 +2766,7 @@
                       <w:rFonts w:ascii="Calibri" w:hAnsi="Calibri"/>
                       <w:sz w:val="20"/>
                     </w:rPr>
-                    <w:t xml:space="default">9</w:t>
+                    <w:t xml:space="default">5</w:t>
                   </w:r>
                 </w:p>
               </w:tc>
@@ -7562,7 +7562,7 @@
               <w:pStyle w:val="ImageCaption"/>
             </w:pPr>
             <w:r>
-              <w:t xml:space="preserve">Figure 6: asd</w:t>
+              <w:t xml:space="preserve">Figure 6: WNBA game attendance by season, against the game-time sum of Elo ratings - 3000</w:t>
             </w:r>
           </w:p>
           <w:bookmarkEnd w:id="50"/>
@@ -12323,7 +12323,7 @@
                     <w:jc w:val="center"/>
                   </w:pPr>
                   <w:r>
-                    <w:t xml:space="preserve">113.098</w:t>
+                    <w:t xml:space="preserve">113.091</w:t>
                   </w:r>
                 </w:p>
               </w:tc>
@@ -12349,20 +12349,20 @@
                     <w:jc w:val="center"/>
                   </w:pPr>
                   <w:r>
-                    <w:t xml:space="preserve">9.043</w:t>
-                  </w:r>
-                </w:p>
-              </w:tc>
-              <w:tc>
-                <w:tcPr/>
-                <w:p>
-                  <w:pPr>
-                    <w:pStyle w:val="Compact"/>
-                    <w:jc w:val="right"/>
-                    <w:jc w:val="center"/>
-                  </w:pPr>
-                  <w:r>
-                    <w:t xml:space="preserve">9.362</w:t>
+                    <w:t xml:space="preserve">9.042</w:t>
+                  </w:r>
+                </w:p>
+              </w:tc>
+              <w:tc>
+                <w:tcPr/>
+                <w:p>
+                  <w:pPr>
+                    <w:pStyle w:val="Compact"/>
+                    <w:jc w:val="right"/>
+                    <w:jc w:val="center"/>
+                  </w:pPr>
+                  <w:r>
+                    <w:t xml:space="preserve">9.361</w:t>
                   </w:r>
                 </w:p>
               </w:tc>
@@ -12429,20 +12429,20 @@
                     <w:jc w:val="center"/>
                   </w:pPr>
                   <w:r>
-                    <w:t xml:space="preserve">-1.698</w:t>
-                  </w:r>
-                </w:p>
-              </w:tc>
-              <w:tc>
-                <w:tcPr/>
-                <w:p>
-                  <w:pPr>
-                    <w:pStyle w:val="Compact"/>
-                    <w:jc w:val="right"/>
-                    <w:jc w:val="center"/>
-                  </w:pPr>
-                  <w:r>
-                    <w:t xml:space="preserve">0.090</w:t>
+                    <w:t xml:space="preserve">-1.690</w:t>
+                  </w:r>
+                </w:p>
+              </w:tc>
+              <w:tc>
+                <w:tcPr/>
+                <w:p>
+                  <w:pPr>
+                    <w:pStyle w:val="Compact"/>
+                    <w:jc w:val="right"/>
+                    <w:jc w:val="center"/>
+                  </w:pPr>
+                  <w:r>
+                    <w:t xml:space="preserve">0.091</w:t>
                   </w:r>
                 </w:p>
               </w:tc>
@@ -12509,7 +12509,7 @@
                     <w:jc w:val="center"/>
                   </w:pPr>
                   <w:r>
-                    <w:t xml:space="preserve">0.004</w:t>
+                    <w:t xml:space="preserve">0.003</w:t>
                   </w:r>
                 </w:p>
               </w:tc>
@@ -12535,46 +12535,46 @@
                     <w:jc w:val="center"/>
                   </w:pPr>
                   <w:r>
-                    <w:t xml:space="preserve">0.059</w:t>
-                  </w:r>
-                </w:p>
-              </w:tc>
-              <w:tc>
-                <w:tcPr/>
-                <w:p>
-                  <w:pPr>
-                    <w:pStyle w:val="Compact"/>
-                    <w:jc w:val="right"/>
-                    <w:jc w:val="center"/>
-                  </w:pPr>
-                  <w:r>
-                    <w:t xml:space="preserve">0.953</w:t>
-                  </w:r>
-                </w:p>
-              </w:tc>
-              <w:tc>
-                <w:tcPr/>
-                <w:p>
-                  <w:pPr>
-                    <w:pStyle w:val="Compact"/>
-                    <w:jc w:val="right"/>
-                    <w:jc w:val="center"/>
-                  </w:pPr>
-                  <w:r>
-                    <w:t xml:space="preserve">-0.113</w:t>
-                  </w:r>
-                </w:p>
-              </w:tc>
-              <w:tc>
-                <w:tcPr/>
-                <w:p>
-                  <w:pPr>
-                    <w:pStyle w:val="Compact"/>
-                    <w:jc w:val="right"/>
-                    <w:jc w:val="center"/>
-                  </w:pPr>
-                  <w:r>
-                    <w:t xml:space="preserve">0.120</w:t>
+                    <w:t xml:space="preserve">0.058</w:t>
+                  </w:r>
+                </w:p>
+              </w:tc>
+              <w:tc>
+                <w:tcPr/>
+                <w:p>
+                  <w:pPr>
+                    <w:pStyle w:val="Compact"/>
+                    <w:jc w:val="right"/>
+                    <w:jc w:val="center"/>
+                  </w:pPr>
+                  <w:r>
+                    <w:t xml:space="preserve">0.954</w:t>
+                  </w:r>
+                </w:p>
+              </w:tc>
+              <w:tc>
+                <w:tcPr/>
+                <w:p>
+                  <w:pPr>
+                    <w:pStyle w:val="Compact"/>
+                    <w:jc w:val="right"/>
+                    <w:jc w:val="center"/>
+                  </w:pPr>
+                  <w:r>
+                    <w:t xml:space="preserve">-0.112</w:t>
+                  </w:r>
+                </w:p>
+              </w:tc>
+              <w:tc>
+                <w:tcPr/>
+                <w:p>
+                  <w:pPr>
+                    <w:pStyle w:val="Compact"/>
+                    <w:jc w:val="right"/>
+                    <w:jc w:val="center"/>
+                  </w:pPr>
+                  <w:r>
+                    <w:t xml:space="preserve">0.119</w:t>
                   </w:r>
                 </w:p>
               </w:tc>
@@ -12641,7 +12641,7 @@
                     <w:jc w:val="center"/>
                   </w:pPr>
                   <w:r>
-                    <w:t xml:space="preserve">-2.406</w:t>
+                    <w:t xml:space="preserve">-2.407</w:t>
                   </w:r>
                 </w:p>
               </w:tc>
@@ -12747,7 +12747,7 @@
                     <w:jc w:val="center"/>
                   </w:pPr>
                   <w:r>
-                    <w:t xml:space="preserve">11.617</w:t>
+                    <w:t xml:space="preserve">11.616</w:t>
                   </w:r>
                 </w:p>
               </w:tc>
@@ -12773,7 +12773,7 @@
                     <w:jc w:val="center"/>
                   </w:pPr>
                   <w:r>
-                    <w:t xml:space="preserve">0.262</w:t>
+                    <w:t xml:space="preserve">0.261</w:t>
                   </w:r>
                 </w:p>
               </w:tc>
@@ -13065,7 +13065,7 @@
                     <w:jc w:val="center"/>
                   </w:pPr>
                   <w:r>
-                    <w:t xml:space="preserve">2.572</w:t>
+                    <w:t xml:space="preserve">2.573</w:t>
                   </w:r>
                 </w:p>
               </w:tc>
@@ -13590,19 +13590,19 @@
               <w:tblLook w:firstRow="1" w:lastRow="0" w:firstColumn="0" w:lastColumn="0" w:noHBand="0" w:noVBand="0" w:val="0020"/>
             </w:tblPr>
             <w:tblGrid>
-              <w:gridCol w:w="435"/>
-              <w:gridCol w:w="726"/>
-              <w:gridCol w:w="1017"/>
-              <w:gridCol w:w="435"/>
-              <w:gridCol w:w="726"/>
-              <w:gridCol w:w="581"/>
-              <w:gridCol w:w="290"/>
-              <w:gridCol w:w="581"/>
-              <w:gridCol w:w="653"/>
-              <w:gridCol w:w="581"/>
-              <w:gridCol w:w="653"/>
-              <w:gridCol w:w="871"/>
-              <w:gridCol w:w="363"/>
+              <w:gridCol w:w="440"/>
+              <w:gridCol w:w="733"/>
+              <w:gridCol w:w="1026"/>
+              <w:gridCol w:w="440"/>
+              <w:gridCol w:w="733"/>
+              <w:gridCol w:w="586"/>
+              <w:gridCol w:w="293"/>
+              <w:gridCol w:w="586"/>
+              <w:gridCol w:w="586"/>
+              <w:gridCol w:w="586"/>
+              <w:gridCol w:w="660"/>
+              <w:gridCol w:w="880"/>
+              <w:gridCol w:w="366"/>
             </w:tblGrid>
             <w:tr>
               <w:trPr>
@@ -13840,7 +13840,7 @@
                     <w:jc w:val="center"/>
                   </w:pPr>
                   <w:r>
-                    <w:t xml:space="preserve">66.758</w:t>
+                    <w:t xml:space="preserve">66.734</w:t>
                   </w:r>
                 </w:p>
               </w:tc>
@@ -13879,46 +13879,46 @@
                     <w:jc w:val="center"/>
                   </w:pPr>
                   <w:r>
-                    <w:t xml:space="preserve">274.644</w:t>
-                  </w:r>
-                </w:p>
-              </w:tc>
-              <w:tc>
-                <w:tcPr/>
-                <w:p>
-                  <w:pPr>
-                    <w:pStyle w:val="Compact"/>
-                    <w:jc w:val="right"/>
-                    <w:jc w:val="center"/>
-                  </w:pPr>
-                  <w:r>
-                    <w:t xml:space="preserve">-201.287</w:t>
-                  </w:r>
-                </w:p>
-              </w:tc>
-              <w:tc>
-                <w:tcPr/>
-                <w:p>
-                  <w:pPr>
-                    <w:pStyle w:val="Compact"/>
-                    <w:jc w:val="right"/>
-                    <w:jc w:val="center"/>
-                  </w:pPr>
-                  <w:r>
-                    <w:t xml:space="preserve">934.642</w:t>
-                  </w:r>
-                </w:p>
-              </w:tc>
-              <w:tc>
-                <w:tcPr/>
-                <w:p>
-                  <w:pPr>
-                    <w:pStyle w:val="Compact"/>
-                    <w:jc w:val="right"/>
-                    <w:jc w:val="center"/>
-                  </w:pPr>
-                  <w:r>
-                    <w:t xml:space="preserve">265.553</w:t>
+                    <w:t xml:space="preserve">274.025</w:t>
+                  </w:r>
+                </w:p>
+              </w:tc>
+              <w:tc>
+                <w:tcPr/>
+                <w:p>
+                  <w:pPr>
+                    <w:pStyle w:val="Compact"/>
+                    <w:jc w:val="right"/>
+                    <w:jc w:val="center"/>
+                  </w:pPr>
+                  <w:r>
+                    <w:t xml:space="preserve">-200.05</w:t>
+                  </w:r>
+                </w:p>
+              </w:tc>
+              <w:tc>
+                <w:tcPr/>
+                <w:p>
+                  <w:pPr>
+                    <w:pStyle w:val="Compact"/>
+                    <w:jc w:val="right"/>
+                    <w:jc w:val="center"/>
+                  </w:pPr>
+                  <w:r>
+                    <w:t xml:space="preserve">935.879</w:t>
+                  </w:r>
+                </w:p>
+              </w:tc>
+              <w:tc>
+                <w:tcPr/>
+                <w:p>
+                  <w:pPr>
+                    <w:pStyle w:val="Compact"/>
+                    <w:jc w:val="right"/>
+                    <w:jc w:val="center"/>
+                  </w:pPr>
+                  <w:r>
+                    <w:t xml:space="preserve">265.618</w:t>
                   </w:r>
                 </w:p>
               </w:tc>
@@ -14665,7 +14665,7 @@
                     <w:jc w:val="center"/>
                   </w:pPr>
                   <w:r>
-                    <w:t xml:space="preserve">2.199</w:t>
+                    <w:t xml:space="preserve">2.197</w:t>
                   </w:r>
                 </w:p>
               </w:tc>
@@ -14691,7 +14691,7 @@
                     <w:jc w:val="center"/>
                   </w:pPr>
                   <w:r>
-                    <w:t xml:space="preserve">10.083</w:t>
+                    <w:t xml:space="preserve">10.091</w:t>
                   </w:r>
                 </w:p>
               </w:tc>
@@ -14717,20 +14717,20 @@
                     <w:jc w:val="center"/>
                   </w:pPr>
                   <w:r>
-                    <w:t xml:space="preserve">1.771</w:t>
-                  </w:r>
-                </w:p>
-              </w:tc>
-              <w:tc>
-                <w:tcPr/>
-                <w:p>
-                  <w:pPr>
-                    <w:pStyle w:val="Compact"/>
-                    <w:jc w:val="right"/>
-                    <w:jc w:val="center"/>
-                  </w:pPr>
-                  <w:r>
-                    <w:t xml:space="preserve">2.626</w:t>
+                    <w:t xml:space="preserve">1.770</w:t>
+                  </w:r>
+                </w:p>
+              </w:tc>
+              <w:tc>
+                <w:tcPr/>
+                <w:p>
+                  <w:pPr>
+                    <w:pStyle w:val="Compact"/>
+                    <w:jc w:val="right"/>
+                    <w:jc w:val="center"/>
+                  </w:pPr>
+                  <w:r>
+                    <w:t xml:space="preserve">2.624</w:t>
                   </w:r>
                 </w:p>
               </w:tc>
@@ -14797,46 +14797,46 @@
                     <w:jc w:val="center"/>
                   </w:pPr>
                   <w:r>
-                    <w:t xml:space="preserve">-1.449</w:t>
-                  </w:r>
-                </w:p>
-              </w:tc>
-              <w:tc>
-                <w:tcPr/>
-                <w:p>
-                  <w:pPr>
-                    <w:pStyle w:val="Compact"/>
-                    <w:jc w:val="right"/>
-                    <w:jc w:val="center"/>
-                  </w:pPr>
-                  <w:r>
-                    <w:t xml:space="preserve">0.147</w:t>
-                  </w:r>
-                </w:p>
-              </w:tc>
-              <w:tc>
-                <w:tcPr/>
-                <w:p>
-                  <w:pPr>
-                    <w:pStyle w:val="Compact"/>
-                    <w:jc w:val="right"/>
-                    <w:jc w:val="center"/>
-                  </w:pPr>
-                  <w:r>
-                    <w:t xml:space="preserve">-0.399</w:t>
-                  </w:r>
-                </w:p>
-              </w:tc>
-              <w:tc>
-                <w:tcPr/>
-                <w:p>
-                  <w:pPr>
-                    <w:pStyle w:val="Compact"/>
-                    <w:jc w:val="right"/>
-                    <w:jc w:val="center"/>
-                  </w:pPr>
-                  <w:r>
-                    <w:t xml:space="preserve">0.060</w:t>
+                    <w:t xml:space="preserve">-1.444</w:t>
+                  </w:r>
+                </w:p>
+              </w:tc>
+              <w:tc>
+                <w:tcPr/>
+                <w:p>
+                  <w:pPr>
+                    <w:pStyle w:val="Compact"/>
+                    <w:jc w:val="right"/>
+                    <w:jc w:val="center"/>
+                  </w:pPr>
+                  <w:r>
+                    <w:t xml:space="preserve">0.149</w:t>
+                  </w:r>
+                </w:p>
+              </w:tc>
+              <w:tc>
+                <w:tcPr/>
+                <w:p>
+                  <w:pPr>
+                    <w:pStyle w:val="Compact"/>
+                    <w:jc w:val="right"/>
+                    <w:jc w:val="center"/>
+                  </w:pPr>
+                  <w:r>
+                    <w:t xml:space="preserve">-0.400</w:t>
+                  </w:r>
+                </w:p>
+              </w:tc>
+              <w:tc>
+                <w:tcPr/>
+                <w:p>
+                  <w:pPr>
+                    <w:pStyle w:val="Compact"/>
+                    <w:jc w:val="right"/>
+                    <w:jc w:val="center"/>
+                  </w:pPr>
+                  <w:r>
+                    <w:t xml:space="preserve">0.061</w:t>
                   </w:r>
                 </w:p>
               </w:tc>
@@ -14877,72 +14877,72 @@
                     <w:jc w:val="center"/>
                   </w:pPr>
                   <w:r>
-                    <w:t xml:space="preserve">0.115</w:t>
-                  </w:r>
-                </w:p>
-              </w:tc>
-              <w:tc>
-                <w:tcPr/>
-                <w:p>
-                  <w:pPr>
-                    <w:pStyle w:val="Compact"/>
-                    <w:jc w:val="right"/>
-                    <w:jc w:val="center"/>
-                  </w:pPr>
-                  <w:r>
-                    <w:t xml:space="preserve">0.162</w:t>
-                  </w:r>
-                </w:p>
-              </w:tc>
-              <w:tc>
-                <w:tcPr/>
-                <w:p>
-                  <w:pPr>
-                    <w:pStyle w:val="Compact"/>
-                    <w:jc w:val="right"/>
-                    <w:jc w:val="center"/>
-                  </w:pPr>
-                  <w:r>
-                    <w:t xml:space="preserve">0.707</w:t>
-                  </w:r>
-                </w:p>
-              </w:tc>
-              <w:tc>
-                <w:tcPr/>
-                <w:p>
-                  <w:pPr>
-                    <w:pStyle w:val="Compact"/>
-                    <w:jc w:val="right"/>
-                    <w:jc w:val="center"/>
-                  </w:pPr>
-                  <w:r>
-                    <w:t xml:space="preserve">0.479</w:t>
-                  </w:r>
-                </w:p>
-              </w:tc>
-              <w:tc>
-                <w:tcPr/>
-                <w:p>
-                  <w:pPr>
-                    <w:pStyle w:val="Compact"/>
-                    <w:jc w:val="right"/>
-                    <w:jc w:val="center"/>
-                  </w:pPr>
-                  <w:r>
-                    <w:t xml:space="preserve">-0.203</w:t>
-                  </w:r>
-                </w:p>
-              </w:tc>
-              <w:tc>
-                <w:tcPr/>
-                <w:p>
-                  <w:pPr>
-                    <w:pStyle w:val="Compact"/>
-                    <w:jc w:val="right"/>
-                    <w:jc w:val="center"/>
-                  </w:pPr>
-                  <w:r>
-                    <w:t xml:space="preserve">0.432</w:t>
+                    <w:t xml:space="preserve">0.111</w:t>
+                  </w:r>
+                </w:p>
+              </w:tc>
+              <w:tc>
+                <w:tcPr/>
+                <w:p>
+                  <w:pPr>
+                    <w:pStyle w:val="Compact"/>
+                    <w:jc w:val="right"/>
+                    <w:jc w:val="center"/>
+                  </w:pPr>
+                  <w:r>
+                    <w:t xml:space="preserve">0.159</w:t>
+                  </w:r>
+                </w:p>
+              </w:tc>
+              <w:tc>
+                <w:tcPr/>
+                <w:p>
+                  <w:pPr>
+                    <w:pStyle w:val="Compact"/>
+                    <w:jc w:val="right"/>
+                    <w:jc w:val="center"/>
+                  </w:pPr>
+                  <w:r>
+                    <w:t xml:space="preserve">0.701</w:t>
+                  </w:r>
+                </w:p>
+              </w:tc>
+              <w:tc>
+                <w:tcPr/>
+                <w:p>
+                  <w:pPr>
+                    <w:pStyle w:val="Compact"/>
+                    <w:jc w:val="right"/>
+                    <w:jc w:val="center"/>
+                  </w:pPr>
+                  <w:r>
+                    <w:t xml:space="preserve">0.483</w:t>
+                  </w:r>
+                </w:p>
+              </w:tc>
+              <w:tc>
+                <w:tcPr/>
+                <w:p>
+                  <w:pPr>
+                    <w:pStyle w:val="Compact"/>
+                    <w:jc w:val="right"/>
+                    <w:jc w:val="center"/>
+                  </w:pPr>
+                  <w:r>
+                    <w:t xml:space="preserve">-0.200</w:t>
+                  </w:r>
+                </w:p>
+              </w:tc>
+              <w:tc>
+                <w:tcPr/>
+                <w:p>
+                  <w:pPr>
+                    <w:pStyle w:val="Compact"/>
+                    <w:jc w:val="right"/>
+                    <w:jc w:val="center"/>
+                  </w:pPr>
+                  <w:r>
+                    <w:t xml:space="preserve">0.423</w:t>
                   </w:r>
                 </w:p>
               </w:tc>
@@ -14983,7 +14983,7 @@
                     <w:jc w:val="center"/>
                   </w:pPr>
                   <w:r>
-                    <w:t xml:space="preserve">-0.122</w:t>
+                    <w:t xml:space="preserve">-0.123</w:t>
                   </w:r>
                 </w:p>
               </w:tc>
@@ -15009,20 +15009,20 @@
                     <w:jc w:val="center"/>
                   </w:pPr>
                   <w:r>
-                    <w:t xml:space="preserve">-2.161</w:t>
-                  </w:r>
-                </w:p>
-              </w:tc>
-              <w:tc>
-                <w:tcPr/>
-                <w:p>
-                  <w:pPr>
-                    <w:pStyle w:val="Compact"/>
-                    <w:jc w:val="right"/>
-                    <w:jc w:val="center"/>
-                  </w:pPr>
-                  <w:r>
-                    <w:t xml:space="preserve">0.031</w:t>
+                    <w:t xml:space="preserve">-2.168</w:t>
+                  </w:r>
+                </w:p>
+              </w:tc>
+              <w:tc>
+                <w:tcPr/>
+                <w:p>
+                  <w:pPr>
+                    <w:pStyle w:val="Compact"/>
+                    <w:jc w:val="right"/>
+                    <w:jc w:val="center"/>
+                  </w:pPr>
+                  <w:r>
+                    <w:t xml:space="preserve">0.030</w:t>
                   </w:r>
                 </w:p>
               </w:tc>
@@ -15048,7 +15048,7 @@
                     <w:jc w:val="center"/>
                   </w:pPr>
                   <w:r>
-                    <w:t xml:space="preserve">-0.011</w:t>
+                    <w:t xml:space="preserve">-0.012</w:t>
                   </w:r>
                 </w:p>
               </w:tc>
@@ -15089,33 +15089,33 @@
                     <w:jc w:val="center"/>
                   </w:pPr>
                   <w:r>
-                    <w:t xml:space="preserve">2.889</w:t>
-                  </w:r>
-                </w:p>
-              </w:tc>
-              <w:tc>
-                <w:tcPr/>
-                <w:p>
-                  <w:pPr>
-                    <w:pStyle w:val="Compact"/>
-                    <w:jc w:val="right"/>
-                    <w:jc w:val="center"/>
-                  </w:pPr>
-                  <w:r>
-                    <w:t xml:space="preserve">0.119</w:t>
-                  </w:r>
-                </w:p>
-              </w:tc>
-              <w:tc>
-                <w:tcPr/>
-                <w:p>
-                  <w:pPr>
-                    <w:pStyle w:val="Compact"/>
-                    <w:jc w:val="right"/>
-                    <w:jc w:val="center"/>
-                  </w:pPr>
-                  <w:r>
-                    <w:t xml:space="preserve">24.374</w:t>
+                    <w:t xml:space="preserve">2.888</w:t>
+                  </w:r>
+                </w:p>
+              </w:tc>
+              <w:tc>
+                <w:tcPr/>
+                <w:p>
+                  <w:pPr>
+                    <w:pStyle w:val="Compact"/>
+                    <w:jc w:val="right"/>
+                    <w:jc w:val="center"/>
+                  </w:pPr>
+                  <w:r>
+                    <w:t xml:space="preserve">0.118</w:t>
+                  </w:r>
+                </w:p>
+              </w:tc>
+              <w:tc>
+                <w:tcPr/>
+                <w:p>
+                  <w:pPr>
+                    <w:pStyle w:val="Compact"/>
+                    <w:jc w:val="right"/>
+                    <w:jc w:val="center"/>
+                  </w:pPr>
+                  <w:r>
+                    <w:t xml:space="preserve">24.384</w:t>
                   </w:r>
                 </w:p>
               </w:tc>
@@ -15221,7 +15221,7 @@
                     <w:jc w:val="center"/>
                   </w:pPr>
                   <w:r>
-                    <w:t xml:space="preserve">3.259</w:t>
+                    <w:t xml:space="preserve">3.257</w:t>
                   </w:r>
                 </w:p>
               </w:tc>
@@ -15327,7 +15327,7 @@
                     <w:jc w:val="center"/>
                   </w:pPr>
                   <w:r>
-                    <w:t xml:space="preserve">7.593</w:t>
+                    <w:t xml:space="preserve">7.599</w:t>
                   </w:r>
                 </w:p>
               </w:tc>
@@ -15353,20 +15353,20 @@
                     <w:jc w:val="center"/>
                   </w:pPr>
                   <w:r>
-                    <w:t xml:space="preserve">1.196</w:t>
-                  </w:r>
-                </w:p>
-              </w:tc>
-              <w:tc>
-                <w:tcPr/>
-                <w:p>
-                  <w:pPr>
-                    <w:pStyle w:val="Compact"/>
-                    <w:jc w:val="right"/>
-                    <w:jc w:val="center"/>
-                  </w:pPr>
-                  <w:r>
-                    <w:t xml:space="preserve">2.029</w:t>
+                    <w:t xml:space="preserve">1.197</w:t>
+                  </w:r>
+                </w:p>
+              </w:tc>
+              <w:tc>
+                <w:tcPr/>
+                <w:p>
+                  <w:pPr>
+                    <w:pStyle w:val="Compact"/>
+                    <w:jc w:val="right"/>
+                    <w:jc w:val="center"/>
+                  </w:pPr>
+                  <w:r>
+                    <w:t xml:space="preserve">2.030</w:t>
                   </w:r>
                 </w:p>
               </w:tc>
@@ -15764,46 +15764,46 @@
                     <w:jc w:val="center"/>
                   </w:pPr>
                   <w:r>
-                    <w:t xml:space="preserve">-2705.467</w:t>
-                  </w:r>
-                </w:p>
-              </w:tc>
-              <w:tc>
-                <w:tcPr/>
-                <w:p>
-                  <w:pPr>
-                    <w:pStyle w:val="Compact"/>
-                    <w:jc w:val="right"/>
-                    <w:jc w:val="center"/>
-                  </w:pPr>
-                  <w:r>
-                    <w:t xml:space="preserve">5756.934</w:t>
-                  </w:r>
-                </w:p>
-              </w:tc>
-              <w:tc>
-                <w:tcPr/>
-                <w:p>
-                  <w:pPr>
-                    <w:pStyle w:val="Compact"/>
-                    <w:jc w:val="right"/>
-                    <w:jc w:val="center"/>
-                  </w:pPr>
-                  <w:r>
-                    <w:t xml:space="preserve">6886.335</w:t>
-                  </w:r>
-                </w:p>
-              </w:tc>
-              <w:tc>
-                <w:tcPr/>
-                <w:p>
-                  <w:pPr>
-                    <w:pStyle w:val="Compact"/>
-                    <w:jc w:val="right"/>
-                    <w:jc w:val="center"/>
-                  </w:pPr>
-                  <w:r>
-                    <w:t xml:space="preserve">266.4351</w:t>
+                    <w:t xml:space="preserve">-2705.892</w:t>
+                  </w:r>
+                </w:p>
+              </w:tc>
+              <w:tc>
+                <w:tcPr/>
+                <w:p>
+                  <w:pPr>
+                    <w:pStyle w:val="Compact"/>
+                    <w:jc w:val="right"/>
+                    <w:jc w:val="center"/>
+                  </w:pPr>
+                  <w:r>
+                    <w:t xml:space="preserve">5757.784</w:t>
+                  </w:r>
+                </w:p>
+              </w:tc>
+              <w:tc>
+                <w:tcPr/>
+                <w:p>
+                  <w:pPr>
+                    <w:pStyle w:val="Compact"/>
+                    <w:jc w:val="right"/>
+                    <w:jc w:val="center"/>
+                  </w:pPr>
+                  <w:r>
+                    <w:t xml:space="preserve">6887.185</w:t>
+                  </w:r>
+                </w:p>
+              </w:tc>
+              <w:tc>
+                <w:tcPr/>
+                <w:p>
+                  <w:pPr>
+                    <w:pStyle w:val="Compact"/>
+                    <w:jc w:val="right"/>
+                    <w:jc w:val="center"/>
+                  </w:pPr>
+                  <w:r>
+                    <w:t xml:space="preserve">266.5421</w:t>
                   </w:r>
                 </w:p>
               </w:tc>
@@ -17545,33 +17545,33 @@
                     <w:jc w:val="center"/>
                   </w:pPr>
                   <w:r>
-                    <w:t xml:space="preserve">2.987</w:t>
-                  </w:r>
-                </w:p>
-              </w:tc>
-              <w:tc>
-                <w:tcPr/>
-                <w:p>
-                  <w:pPr>
-                    <w:pStyle w:val="Compact"/>
-                    <w:jc w:val="right"/>
-                    <w:jc w:val="center"/>
-                  </w:pPr>
-                  <w:r>
-                    <w:t xml:space="preserve">2.987</w:t>
-                  </w:r>
-                </w:p>
-              </w:tc>
-              <w:tc>
-                <w:tcPr/>
-                <w:p>
-                  <w:pPr>
-                    <w:pStyle w:val="Compact"/>
-                    <w:jc w:val="right"/>
-                    <w:jc w:val="center"/>
-                  </w:pPr>
-                  <w:r>
-                    <w:t xml:space="preserve">54.928</w:t>
+                    <w:t xml:space="preserve">2.981</w:t>
+                  </w:r>
+                </w:p>
+              </w:tc>
+              <w:tc>
+                <w:tcPr/>
+                <w:p>
+                  <w:pPr>
+                    <w:pStyle w:val="Compact"/>
+                    <w:jc w:val="right"/>
+                    <w:jc w:val="center"/>
+                  </w:pPr>
+                  <w:r>
+                    <w:t xml:space="preserve">2.981</w:t>
+                  </w:r>
+                </w:p>
+              </w:tc>
+              <w:tc>
+                <w:tcPr/>
+                <w:p>
+                  <w:pPr>
+                    <w:pStyle w:val="Compact"/>
+                    <w:jc w:val="right"/>
+                    <w:jc w:val="center"/>
+                  </w:pPr>
+                  <w:r>
+                    <w:t xml:space="preserve">54.793</w:t>
                   </w:r>
                 </w:p>
               </w:tc>
@@ -17638,33 +17638,33 @@
                     <w:jc w:val="center"/>
                   </w:pPr>
                   <w:r>
-                    <w:t xml:space="preserve">5.729</w:t>
-                  </w:r>
-                </w:p>
-              </w:tc>
-              <w:tc>
-                <w:tcPr/>
-                <w:p>
-                  <w:pPr>
-                    <w:pStyle w:val="Compact"/>
-                    <w:jc w:val="right"/>
-                    <w:jc w:val="center"/>
-                  </w:pPr>
-                  <w:r>
-                    <w:t xml:space="preserve">5.729</w:t>
-                  </w:r>
-                </w:p>
-              </w:tc>
-              <w:tc>
-                <w:tcPr/>
-                <w:p>
-                  <w:pPr>
-                    <w:pStyle w:val="Compact"/>
-                    <w:jc w:val="right"/>
-                    <w:jc w:val="center"/>
-                  </w:pPr>
-                  <w:r>
-                    <w:t xml:space="preserve">105.345</w:t>
+                    <w:t xml:space="preserve">5.733</w:t>
+                  </w:r>
+                </w:p>
+              </w:tc>
+              <w:tc>
+                <w:tcPr/>
+                <w:p>
+                  <w:pPr>
+                    <w:pStyle w:val="Compact"/>
+                    <w:jc w:val="right"/>
+                    <w:jc w:val="center"/>
+                  </w:pPr>
+                  <w:r>
+                    <w:t xml:space="preserve">5.733</w:t>
+                  </w:r>
+                </w:p>
+              </w:tc>
+              <w:tc>
+                <w:tcPr/>
+                <w:p>
+                  <w:pPr>
+                    <w:pStyle w:val="Compact"/>
+                    <w:jc w:val="right"/>
+                    <w:jc w:val="center"/>
+                  </w:pPr>
+                  <w:r>
+                    <w:t xml:space="preserve">105.392</w:t>
                   </w:r>
                 </w:p>
               </w:tc>
@@ -17731,46 +17731,46 @@
                     <w:jc w:val="center"/>
                   </w:pPr>
                   <w:r>
-                    <w:t xml:space="preserve">0.011</w:t>
-                  </w:r>
-                </w:p>
-              </w:tc>
-              <w:tc>
-                <w:tcPr/>
-                <w:p>
-                  <w:pPr>
-                    <w:pStyle w:val="Compact"/>
-                    <w:jc w:val="right"/>
-                    <w:jc w:val="center"/>
-                  </w:pPr>
-                  <w:r>
-                    <w:t xml:space="preserve">0.011</w:t>
-                  </w:r>
-                </w:p>
-              </w:tc>
-              <w:tc>
-                <w:tcPr/>
-                <w:p>
-                  <w:pPr>
-                    <w:pStyle w:val="Compact"/>
-                    <w:jc w:val="right"/>
-                    <w:jc w:val="center"/>
-                  </w:pPr>
-                  <w:r>
-                    <w:t xml:space="preserve">0.198</w:t>
-                  </w:r>
-                </w:p>
-              </w:tc>
-              <w:tc>
-                <w:tcPr/>
-                <w:p>
-                  <w:pPr>
-                    <w:pStyle w:val="Compact"/>
-                    <w:jc w:val="right"/>
-                    <w:jc w:val="center"/>
-                  </w:pPr>
-                  <w:r>
-                    <w:t xml:space="preserve">0.657</w:t>
+                    <w:t xml:space="preserve">0.003</w:t>
+                  </w:r>
+                </w:p>
+              </w:tc>
+              <w:tc>
+                <w:tcPr/>
+                <w:p>
+                  <w:pPr>
+                    <w:pStyle w:val="Compact"/>
+                    <w:jc w:val="right"/>
+                    <w:jc w:val="center"/>
+                  </w:pPr>
+                  <w:r>
+                    <w:t xml:space="preserve">0.003</w:t>
+                  </w:r>
+                </w:p>
+              </w:tc>
+              <w:tc>
+                <w:tcPr/>
+                <w:p>
+                  <w:pPr>
+                    <w:pStyle w:val="Compact"/>
+                    <w:jc w:val="right"/>
+                    <w:jc w:val="center"/>
+                  </w:pPr>
+                  <w:r>
+                    <w:t xml:space="preserve">0.051</w:t>
+                  </w:r>
+                </w:p>
+              </w:tc>
+              <w:tc>
+                <w:tcPr/>
+                <w:p>
+                  <w:pPr>
+                    <w:pStyle w:val="Compact"/>
+                    <w:jc w:val="right"/>
+                    <w:jc w:val="center"/>
+                  </w:pPr>
+                  <w:r>
+                    <w:t xml:space="preserve">0.822</w:t>
                   </w:r>
                 </w:p>
               </w:tc>
@@ -17824,33 +17824,33 @@
                     <w:jc w:val="center"/>
                   </w:pPr>
                   <w:r>
-                    <w:t xml:space="preserve">0.509</w:t>
-                  </w:r>
-                </w:p>
-              </w:tc>
-              <w:tc>
-                <w:tcPr/>
-                <w:p>
-                  <w:pPr>
-                    <w:pStyle w:val="Compact"/>
-                    <w:jc w:val="right"/>
-                    <w:jc w:val="center"/>
-                  </w:pPr>
-                  <w:r>
-                    <w:t xml:space="preserve">0.509</w:t>
-                  </w:r>
-                </w:p>
-              </w:tc>
-              <w:tc>
-                <w:tcPr/>
-                <w:p>
-                  <w:pPr>
-                    <w:pStyle w:val="Compact"/>
-                    <w:jc w:val="right"/>
-                    <w:jc w:val="center"/>
-                  </w:pPr>
-                  <w:r>
-                    <w:t xml:space="preserve">9.366</w:t>
+                    <w:t xml:space="preserve">0.511</w:t>
+                  </w:r>
+                </w:p>
+              </w:tc>
+              <w:tc>
+                <w:tcPr/>
+                <w:p>
+                  <w:pPr>
+                    <w:pStyle w:val="Compact"/>
+                    <w:jc w:val="right"/>
+                    <w:jc w:val="center"/>
+                  </w:pPr>
+                  <w:r>
+                    <w:t xml:space="preserve">0.511</w:t>
+                  </w:r>
+                </w:p>
+              </w:tc>
+              <w:tc>
+                <w:tcPr/>
+                <w:p>
+                  <w:pPr>
+                    <w:pStyle w:val="Compact"/>
+                    <w:jc w:val="right"/>
+                    <w:jc w:val="center"/>
+                  </w:pPr>
+                  <w:r>
+                    <w:t xml:space="preserve">9.399</w:t>
                   </w:r>
                 </w:p>
               </w:tc>
@@ -17917,33 +17917,33 @@
                     <w:jc w:val="center"/>
                   </w:pPr>
                   <w:r>
-                    <w:t xml:space="preserve">13.488</w:t>
-                  </w:r>
-                </w:p>
-              </w:tc>
-              <w:tc>
-                <w:tcPr/>
-                <w:p>
-                  <w:pPr>
-                    <w:pStyle w:val="Compact"/>
-                    <w:jc w:val="right"/>
-                    <w:jc w:val="center"/>
-                  </w:pPr>
-                  <w:r>
-                    <w:t xml:space="preserve">13.488</w:t>
-                  </w:r>
-                </w:p>
-              </w:tc>
-              <w:tc>
-                <w:tcPr/>
-                <w:p>
-                  <w:pPr>
-                    <w:pStyle w:val="Compact"/>
-                    <w:jc w:val="right"/>
-                    <w:jc w:val="center"/>
-                  </w:pPr>
-                  <w:r>
-                    <w:t xml:space="preserve">248.023</w:t>
+                    <w:t xml:space="preserve">13.501</w:t>
+                  </w:r>
+                </w:p>
+              </w:tc>
+              <w:tc>
+                <w:tcPr/>
+                <w:p>
+                  <w:pPr>
+                    <w:pStyle w:val="Compact"/>
+                    <w:jc w:val="right"/>
+                    <w:jc w:val="center"/>
+                  </w:pPr>
+                  <w:r>
+                    <w:t xml:space="preserve">13.501</w:t>
+                  </w:r>
+                </w:p>
+              </w:tc>
+              <w:tc>
+                <w:tcPr/>
+                <w:p>
+                  <w:pPr>
+                    <w:pStyle w:val="Compact"/>
+                    <w:jc w:val="right"/>
+                    <w:jc w:val="center"/>
+                  </w:pPr>
+                  <w:r>
+                    <w:t xml:space="preserve">248.198</w:t>
                   </w:r>
                 </w:p>
               </w:tc>
@@ -18010,33 +18010,33 @@
                     <w:jc w:val="center"/>
                   </w:pPr>
                   <w:r>
-                    <w:t xml:space="preserve">8.341</w:t>
-                  </w:r>
-                </w:p>
-              </w:tc>
-              <w:tc>
-                <w:tcPr/>
-                <w:p>
-                  <w:pPr>
-                    <w:pStyle w:val="Compact"/>
-                    <w:jc w:val="right"/>
-                    <w:jc w:val="center"/>
-                  </w:pPr>
-                  <w:r>
-                    <w:t xml:space="preserve">8.341</w:t>
-                  </w:r>
-                </w:p>
-              </w:tc>
-              <w:tc>
-                <w:tcPr/>
-                <w:p>
-                  <w:pPr>
-                    <w:pStyle w:val="Compact"/>
-                    <w:jc w:val="right"/>
-                    <w:jc w:val="center"/>
-                  </w:pPr>
-                  <w:r>
-                    <w:t xml:space="preserve">153.370</w:t>
+                    <w:t xml:space="preserve">8.349</w:t>
+                  </w:r>
+                </w:p>
+              </w:tc>
+              <w:tc>
+                <w:tcPr/>
+                <w:p>
+                  <w:pPr>
+                    <w:pStyle w:val="Compact"/>
+                    <w:jc w:val="right"/>
+                    <w:jc w:val="center"/>
+                  </w:pPr>
+                  <w:r>
+                    <w:t xml:space="preserve">8.349</w:t>
+                  </w:r>
+                </w:p>
+              </w:tc>
+              <w:tc>
+                <w:tcPr/>
+                <w:p>
+                  <w:pPr>
+                    <w:pStyle w:val="Compact"/>
+                    <w:jc w:val="right"/>
+                    <w:jc w:val="center"/>
+                  </w:pPr>
+                  <w:r>
+                    <w:t xml:space="preserve">153.486</w:t>
                   </w:r>
                 </w:p>
               </w:tc>
@@ -18103,33 +18103,33 @@
                     <w:jc w:val="center"/>
                   </w:pPr>
                   <w:r>
-                    <w:t xml:space="preserve">12.291</w:t>
-                  </w:r>
-                </w:p>
-              </w:tc>
-              <w:tc>
-                <w:tcPr/>
-                <w:p>
-                  <w:pPr>
-                    <w:pStyle w:val="Compact"/>
-                    <w:jc w:val="right"/>
-                    <w:jc w:val="center"/>
-                  </w:pPr>
-                  <w:r>
-                    <w:t xml:space="preserve">3.073</w:t>
-                  </w:r>
-                </w:p>
-              </w:tc>
-              <w:tc>
-                <w:tcPr/>
-                <w:p>
-                  <w:pPr>
-                    <w:pStyle w:val="Compact"/>
-                    <w:jc w:val="right"/>
-                    <w:jc w:val="center"/>
-                  </w:pPr>
-                  <w:r>
-                    <w:t xml:space="preserve">56.501</w:t>
+                    <w:t xml:space="preserve">12.297</w:t>
+                  </w:r>
+                </w:p>
+              </w:tc>
+              <w:tc>
+                <w:tcPr/>
+                <w:p>
+                  <w:pPr>
+                    <w:pStyle w:val="Compact"/>
+                    <w:jc w:val="right"/>
+                    <w:jc w:val="center"/>
+                  </w:pPr>
+                  <w:r>
+                    <w:t xml:space="preserve">3.074</w:t>
+                  </w:r>
+                </w:p>
+              </w:tc>
+              <w:tc>
+                <w:tcPr/>
+                <w:p>
+                  <w:pPr>
+                    <w:pStyle w:val="Compact"/>
+                    <w:jc w:val="right"/>
+                    <w:jc w:val="center"/>
+                  </w:pPr>
+                  <w:r>
+                    <w:t xml:space="preserve">56.518</w:t>
                   </w:r>
                 </w:p>
               </w:tc>
@@ -18196,33 +18196,33 @@
                     <w:jc w:val="center"/>
                   </w:pPr>
                   <w:r>
-                    <w:t xml:space="preserve">14.275</w:t>
-                  </w:r>
-                </w:p>
-              </w:tc>
-              <w:tc>
-                <w:tcPr/>
-                <w:p>
-                  <w:pPr>
-                    <w:pStyle w:val="Compact"/>
-                    <w:jc w:val="right"/>
-                    <w:jc w:val="center"/>
-                  </w:pPr>
-                  <w:r>
-                    <w:t xml:space="preserve">2.379</w:t>
-                  </w:r>
-                </w:p>
-              </w:tc>
-              <w:tc>
-                <w:tcPr/>
-                <w:p>
-                  <w:pPr>
-                    <w:pStyle w:val="Compact"/>
-                    <w:jc w:val="right"/>
-                    <w:jc w:val="center"/>
-                  </w:pPr>
-                  <w:r>
-                    <w:t xml:space="preserve">43.748</w:t>
+                    <w:t xml:space="preserve">14.302</w:t>
+                  </w:r>
+                </w:p>
+              </w:tc>
+              <w:tc>
+                <w:tcPr/>
+                <w:p>
+                  <w:pPr>
+                    <w:pStyle w:val="Compact"/>
+                    <w:jc w:val="right"/>
+                    <w:jc w:val="center"/>
+                  </w:pPr>
+                  <w:r>
+                    <w:t xml:space="preserve">2.384</w:t>
+                  </w:r>
+                </w:p>
+              </w:tc>
+              <w:tc>
+                <w:tcPr/>
+                <w:p>
+                  <w:pPr>
+                    <w:pStyle w:val="Compact"/>
+                    <w:jc w:val="right"/>
+                    <w:jc w:val="center"/>
+                  </w:pPr>
+                  <w:r>
+                    <w:t xml:space="preserve">43.820</w:t>
                   </w:r>
                 </w:p>
               </w:tc>
@@ -18289,33 +18289,33 @@
                     <w:jc w:val="center"/>
                   </w:pPr>
                   <w:r>
-                    <w:t xml:space="preserve">4.660</w:t>
-                  </w:r>
-                </w:p>
-              </w:tc>
-              <w:tc>
-                <w:tcPr/>
-                <w:p>
-                  <w:pPr>
-                    <w:pStyle w:val="Compact"/>
-                    <w:jc w:val="right"/>
-                    <w:jc w:val="center"/>
-                  </w:pPr>
-                  <w:r>
-                    <w:t xml:space="preserve">0.179</w:t>
-                  </w:r>
-                </w:p>
-              </w:tc>
-              <w:tc>
-                <w:tcPr/>
-                <w:p>
-                  <w:pPr>
-                    <w:pStyle w:val="Compact"/>
-                    <w:jc w:val="right"/>
-                    <w:jc w:val="center"/>
-                  </w:pPr>
-                  <w:r>
-                    <w:t xml:space="preserve">3.295</w:t>
+                    <w:t xml:space="preserve">4.638</w:t>
+                  </w:r>
+                </w:p>
+              </w:tc>
+              <w:tc>
+                <w:tcPr/>
+                <w:p>
+                  <w:pPr>
+                    <w:pStyle w:val="Compact"/>
+                    <w:jc w:val="right"/>
+                    <w:jc w:val="center"/>
+                  </w:pPr>
+                  <w:r>
+                    <w:t xml:space="preserve">0.178</w:t>
+                  </w:r>
+                </w:p>
+              </w:tc>
+              <w:tc>
+                <w:tcPr/>
+                <w:p>
+                  <w:pPr>
+                    <w:pStyle w:val="Compact"/>
+                    <w:jc w:val="right"/>
+                    <w:jc w:val="center"/>
+                  </w:pPr>
+                  <w:r>
+                    <w:t xml:space="preserve">3.280</w:t>
                   </w:r>
                 </w:p>
               </w:tc>
@@ -18382,46 +18382,46 @@
                     <w:jc w:val="center"/>
                   </w:pPr>
                   <w:r>
-                    <w:t xml:space="preserve">2.403</w:t>
-                  </w:r>
-                </w:p>
-              </w:tc>
-              <w:tc>
-                <w:tcPr/>
-                <w:p>
-                  <w:pPr>
-                    <w:pStyle w:val="Compact"/>
-                    <w:jc w:val="right"/>
-                    <w:jc w:val="center"/>
-                  </w:pPr>
-                  <w:r>
-                    <w:t xml:space="preserve">0.092</w:t>
-                  </w:r>
-                </w:p>
-              </w:tc>
-              <w:tc>
-                <w:tcPr/>
-                <w:p>
-                  <w:pPr>
-                    <w:pStyle w:val="Compact"/>
-                    <w:jc w:val="right"/>
-                    <w:jc w:val="center"/>
-                  </w:pPr>
-                  <w:r>
-                    <w:t xml:space="preserve">1.700</w:t>
-                  </w:r>
-                </w:p>
-              </w:tc>
-              <w:tc>
-                <w:tcPr/>
-                <w:p>
-                  <w:pPr>
-                    <w:pStyle w:val="Compact"/>
-                    <w:jc w:val="right"/>
-                    <w:jc w:val="center"/>
-                  </w:pPr>
-                  <w:r>
-                    <w:t xml:space="preserve">0.015</w:t>
+                    <w:t xml:space="preserve">2.373</w:t>
+                  </w:r>
+                </w:p>
+              </w:tc>
+              <w:tc>
+                <w:tcPr/>
+                <w:p>
+                  <w:pPr>
+                    <w:pStyle w:val="Compact"/>
+                    <w:jc w:val="right"/>
+                    <w:jc w:val="center"/>
+                  </w:pPr>
+                  <w:r>
+                    <w:t xml:space="preserve">0.091</w:t>
+                  </w:r>
+                </w:p>
+              </w:tc>
+              <w:tc>
+                <w:tcPr/>
+                <w:p>
+                  <w:pPr>
+                    <w:pStyle w:val="Compact"/>
+                    <w:jc w:val="right"/>
+                    <w:jc w:val="center"/>
+                  </w:pPr>
+                  <w:r>
+                    <w:t xml:space="preserve">1.678</w:t>
+                  </w:r>
+                </w:p>
+              </w:tc>
+              <w:tc>
+                <w:tcPr/>
+                <w:p>
+                  <w:pPr>
+                    <w:pStyle w:val="Compact"/>
+                    <w:jc w:val="right"/>
+                    <w:jc w:val="center"/>
+                  </w:pPr>
+                  <w:r>
+                    <w:t xml:space="preserve">0.017</w:t>
                   </w:r>
                 </w:p>
               </w:tc>
@@ -18475,7 +18475,7 @@
                     <w:jc w:val="center"/>
                   </w:pPr>
                   <w:r>
-                    <w:t xml:space="preserve">2.804</w:t>
+                    <w:t xml:space="preserve">2.803</w:t>
                   </w:r>
                 </w:p>
               </w:tc>
@@ -18501,7 +18501,7 @@
                     <w:jc w:val="center"/>
                   </w:pPr>
                   <w:r>
-                    <w:t xml:space="preserve">1.983</w:t>
+                    <w:t xml:space="preserve">1.982</w:t>
                   </w:r>
                 </w:p>
               </w:tc>
@@ -18568,33 +18568,33 @@
                     <w:jc w:val="center"/>
                   </w:pPr>
                   <w:r>
-                    <w:t xml:space="preserve">154.203</w:t>
-                  </w:r>
-                </w:p>
-              </w:tc>
-              <w:tc>
-                <w:tcPr/>
-                <w:p>
-                  <w:pPr>
-                    <w:pStyle w:val="Compact"/>
-                    <w:jc w:val="right"/>
-                    <w:jc w:val="center"/>
-                  </w:pPr>
-                  <w:r>
-                    <w:t xml:space="preserve">5.931</w:t>
-                  </w:r>
-                </w:p>
-              </w:tc>
-              <w:tc>
-                <w:tcPr/>
-                <w:p>
-                  <w:pPr>
-                    <w:pStyle w:val="Compact"/>
-                    <w:jc w:val="right"/>
-                    <w:jc w:val="center"/>
-                  </w:pPr>
-                  <w:r>
-                    <w:t xml:space="preserve">109.057</w:t>
+                    <w:t xml:space="preserve">154.156</w:t>
+                  </w:r>
+                </w:p>
+              </w:tc>
+              <w:tc>
+                <w:tcPr/>
+                <w:p>
+                  <w:pPr>
+                    <w:pStyle w:val="Compact"/>
+                    <w:jc w:val="right"/>
+                    <w:jc w:val="center"/>
+                  </w:pPr>
+                  <w:r>
+                    <w:t xml:space="preserve">5.929</w:t>
+                  </w:r>
+                </w:p>
+              </w:tc>
+              <w:tc>
+                <w:tcPr/>
+                <w:p>
+                  <w:pPr>
+                    <w:pStyle w:val="Compact"/>
+                    <w:jc w:val="right"/>
+                    <w:jc w:val="center"/>
+                  </w:pPr>
+                  <w:r>
+                    <w:t xml:space="preserve">108.997</w:t>
                   </w:r>
                 </w:p>
               </w:tc>
@@ -18661,7 +18661,7 @@
                     <w:jc w:val="center"/>
                   </w:pPr>
                   <w:r>
-                    <w:t xml:space="preserve">402.743</w:t>
+                    <w:t xml:space="preserve">402.731</w:t>
                   </w:r>
                 </w:p>
               </w:tc>
@@ -18687,7 +18687,7 @@
                     <w:jc w:val="center"/>
                   </w:pPr>
                   <w:r>
-                    <w:t xml:space="preserve">142.417</w:t>
+                    <w:t xml:space="preserve">142.378</w:t>
                   </w:r>
                 </w:p>
               </w:tc>
@@ -18959,7 +18959,7 @@
                     <w:jc w:val="center"/>
                   </w:pPr>
                   <w:r>
-                    <w:t xml:space="preserve">340.997</w:t>
+                    <w:t xml:space="preserve">341.054</w:t>
                   </w:r>
                 </w:p>
               </w:tc>
@@ -19052,7 +19052,7 @@
                     <w:jc w:val="center"/>
                   </w:pPr>
                   <w:r>
-                    <w:t xml:space="preserve">340.997</w:t>
+                    <w:t xml:space="preserve">341.054</w:t>
                   </w:r>
                 </w:p>
               </w:tc>
@@ -19119,7 +19119,7 @@
                     <w:jc w:val="center"/>
                   </w:pPr>
                   <w:r>
-                    <w:t xml:space="preserve">2.826</w:t>
+                    <w:t xml:space="preserve">2.816</w:t>
                   </w:r>
                 </w:p>
               </w:tc>
@@ -19145,7 +19145,7 @@
                     <w:jc w:val="center"/>
                   </w:pPr>
                   <w:r>
-                    <w:t xml:space="preserve">852.037</w:t>
+                    <w:t xml:space="preserve">852.070</w:t>
                   </w:r>
                 </w:p>
               </w:tc>
@@ -19212,7 +19212,7 @@
                     <w:jc w:val="center"/>
                   </w:pPr>
                   <w:r>
-                    <w:t xml:space="preserve">5.388</w:t>
+                    <w:t xml:space="preserve">5.353</w:t>
                   </w:r>
                 </w:p>
               </w:tc>
@@ -19238,20 +19238,20 @@
                     <w:jc w:val="center"/>
                   </w:pPr>
                   <w:r>
-                    <w:t xml:space="preserve">854.869</w:t>
-                  </w:r>
-                </w:p>
-              </w:tc>
-              <w:tc>
-                <w:tcPr/>
-                <w:p>
-                  <w:pPr>
-                    <w:pStyle w:val="Compact"/>
-                    <w:jc w:val="right"/>
-                    <w:jc w:val="center"/>
-                  </w:pPr>
-                  <w:r>
-                    <w:t xml:space="preserve">0.020</w:t>
+                    <w:t xml:space="preserve">854.904</w:t>
+                  </w:r>
+                </w:p>
+              </w:tc>
+              <w:tc>
+                <w:tcPr/>
+                <w:p>
+                  <w:pPr>
+                    <w:pStyle w:val="Compact"/>
+                    <w:jc w:val="right"/>
+                    <w:jc w:val="center"/>
+                  </w:pPr>
+                  <w:r>
+                    <w:t xml:space="preserve">0.021</w:t>
                   </w:r>
                 </w:p>
               </w:tc>
@@ -19305,7 +19305,7 @@
                     <w:jc w:val="center"/>
                   </w:pPr>
                   <w:r>
-                    <w:t xml:space="preserve">0.007</w:t>
+                    <w:t xml:space="preserve">0.017</w:t>
                   </w:r>
                 </w:p>
               </w:tc>
@@ -19331,20 +19331,20 @@
                     <w:jc w:val="center"/>
                   </w:pPr>
                   <w:r>
-                    <w:t xml:space="preserve">854.862</w:t>
-                  </w:r>
-                </w:p>
-              </w:tc>
-              <w:tc>
-                <w:tcPr/>
-                <w:p>
-                  <w:pPr>
-                    <w:pStyle w:val="Compact"/>
-                    <w:jc w:val="right"/>
-                    <w:jc w:val="center"/>
-                  </w:pPr>
-                  <w:r>
-                    <w:t xml:space="preserve">0.934</w:t>
+                    <w:t xml:space="preserve">854.887</w:t>
+                  </w:r>
+                </w:p>
+              </w:tc>
+              <w:tc>
+                <w:tcPr/>
+                <w:p>
+                  <w:pPr>
+                    <w:pStyle w:val="Compact"/>
+                    <w:jc w:val="right"/>
+                    <w:jc w:val="center"/>
+                  </w:pPr>
+                  <w:r>
+                    <w:t xml:space="preserve">0.895</w:t>
                   </w:r>
                 </w:p>
               </w:tc>
@@ -19398,7 +19398,7 @@
                     <w:jc w:val="center"/>
                   </w:pPr>
                   <w:r>
-                    <w:t xml:space="preserve">0.833</w:t>
+                    <w:t xml:space="preserve">0.835</w:t>
                   </w:r>
                 </w:p>
               </w:tc>
@@ -19424,7 +19424,7 @@
                     <w:jc w:val="center"/>
                   </w:pPr>
                   <w:r>
-                    <w:t xml:space="preserve">317.690</w:t>
+                    <w:t xml:space="preserve">317.728</w:t>
                   </w:r>
                 </w:p>
               </w:tc>
@@ -19491,7 +19491,7 @@
                     <w:jc w:val="center"/>
                   </w:pPr>
                   <w:r>
-                    <w:t xml:space="preserve">22.474</w:t>
+                    <w:t xml:space="preserve">22.492</w:t>
                   </w:r>
                 </w:p>
               </w:tc>
@@ -19517,7 +19517,7 @@
                     <w:jc w:val="center"/>
                   </w:pPr>
                   <w:r>
-                    <w:t xml:space="preserve">318.522</w:t>
+                    <w:t xml:space="preserve">318.563</w:t>
                   </w:r>
                 </w:p>
               </w:tc>
@@ -19584,7 +19584,7 @@
                     <w:jc w:val="center"/>
                   </w:pPr>
                   <w:r>
-                    <w:t xml:space="preserve">41.688</w:t>
+                    <w:t xml:space="preserve">41.696</w:t>
                   </w:r>
                 </w:p>
               </w:tc>
@@ -19610,7 +19610,7 @@
                     <w:jc w:val="center"/>
                   </w:pPr>
                   <w:r>
-                    <w:t xml:space="preserve">276.002</w:t>
+                    <w:t xml:space="preserve">276.032</w:t>
                   </w:r>
                 </w:p>
               </w:tc>
@@ -19677,7 +19677,7 @@
                     <w:jc w:val="center"/>
                   </w:pPr>
                   <w:r>
-                    <w:t xml:space="preserve">11.657</w:t>
+                    <w:t xml:space="preserve">11.663</w:t>
                   </w:r>
                 </w:p>
               </w:tc>
@@ -19703,7 +19703,7 @@
                     <w:jc w:val="center"/>
                   </w:pPr>
                   <w:r>
-                    <w:t xml:space="preserve">611.058</w:t>
+                    <w:t xml:space="preserve">611.101</w:t>
                   </w:r>
                 </w:p>
               </w:tc>
@@ -19770,7 +19770,7 @@
                     <w:jc w:val="center"/>
                   </w:pPr>
                   <w:r>
-                    <w:t xml:space="preserve">15.032</w:t>
+                    <w:t xml:space="preserve">15.055</w:t>
                   </w:r>
                 </w:p>
               </w:tc>
@@ -19796,7 +19796,7 @@
                     <w:jc w:val="center"/>
                   </w:pPr>
                   <w:r>
-                    <w:t xml:space="preserve">622.715</w:t>
+                    <w:t xml:space="preserve">622.764</w:t>
                   </w:r>
                 </w:p>
               </w:tc>
@@ -19863,7 +19863,7 @@
                     <w:jc w:val="center"/>
                   </w:pPr>
                   <w:r>
-                    <w:t xml:space="preserve">4.318</w:t>
+                    <w:t xml:space="preserve">4.302</w:t>
                   </w:r>
                 </w:p>
               </w:tc>
@@ -19889,7 +19889,7 @@
                     <w:jc w:val="center"/>
                   </w:pPr>
                   <w:r>
-                    <w:t xml:space="preserve">266.435</w:t>
+                    <w:t xml:space="preserve">266.542</w:t>
                   </w:r>
                 </w:p>
               </w:tc>
@@ -19956,7 +19956,7 @@
                     <w:jc w:val="center"/>
                   </w:pPr>
                   <w:r>
-                    <w:t xml:space="preserve">2.558</w:t>
+                    <w:t xml:space="preserve">2.500</w:t>
                   </w:r>
                 </w:p>
               </w:tc>
@@ -19982,7 +19982,7 @@
                     <w:jc w:val="center"/>
                   </w:pPr>
                   <w:r>
-                    <w:t xml:space="preserve">273.443</w:t>
+                    <w:t xml:space="preserve">273.532</w:t>
                   </w:r>
                 </w:p>
               </w:tc>
@@ -20049,7 +20049,7 @@
                     <w:jc w:val="center"/>
                   </w:pPr>
                   <w:r>
-                    <w:t xml:space="preserve">2.690</w:t>
+                    <w:t xml:space="preserve">2.688</w:t>
                   </w:r>
                 </w:p>
               </w:tc>
@@ -20075,7 +20075,7 @@
                     <w:jc w:val="center"/>
                   </w:pPr>
                   <w:r>
-                    <w:t xml:space="preserve">270.754</w:t>
+                    <w:t xml:space="preserve">270.844</w:t>
                   </w:r>
                 </w:p>
               </w:tc>
@@ -20142,7 +20142,7 @@
                     <w:jc w:val="center"/>
                   </w:pPr>
                   <w:r>
-                    <w:t xml:space="preserve">214.289</w:t>
+                    <w:t xml:space="preserve">214.251</w:t>
                   </w:r>
                 </w:p>
               </w:tc>
@@ -20168,7 +20168,7 @@
                     <w:jc w:val="center"/>
                   </w:pPr>
                   <w:r>
-                    <w:t xml:space="preserve">637.748</w:t>
+                    <w:t xml:space="preserve">637.819</w:t>
                   </w:r>
                 </w:p>
               </w:tc>
@@ -20235,7 +20235,7 @@
                     <w:jc w:val="center"/>
                   </w:pPr>
                   <w:r>
-                    <w:t xml:space="preserve">270.061</w:t>
+                    <w:t xml:space="preserve">270.047</w:t>
                   </w:r>
                 </w:p>
               </w:tc>
@@ -20261,7 +20261,7 @@
                     <w:jc w:val="center"/>
                   </w:pPr>
                   <w:r>
-                    <w:t xml:space="preserve">340.997</w:t>
+                    <w:t xml:space="preserve">341.054</w:t>
                   </w:r>
                 </w:p>
               </w:tc>

--- a/index.docx
+++ b/index.docx
@@ -39,7 +39,7 @@
         <w:pStyle w:val="Date"/>
       </w:pPr>
       <w:r>
-        <w:t xml:space="preserve">2026-06-18</w:t>
+        <w:t xml:space="preserve">2026-06-27</w:t>
       </w:r>
     </w:p>
     <w:p>
@@ -873,7 +873,7 @@
                       <w:rFonts w:ascii="Calibri" w:hAnsi="Calibri"/>
                       <w:sz w:val="20"/>
                     </w:rPr>
-                    <w:t xml:space="default">1998-06-20</w:t>
+                    <w:t xml:space="default">2007-06-15</w:t>
                   </w:r>
                 </w:p>
               </w:tc>
@@ -897,7 +897,7 @@
                       <w:rFonts w:ascii="Calibri" w:hAnsi="Calibri"/>
                       <w:sz w:val="20"/>
                     </w:rPr>
-                    <w:t xml:space="default">SAC</w:t>
+                    <w:t xml:space="default">DET</w:t>
                   </w:r>
                 </w:p>
               </w:tc>
@@ -921,7 +921,7 @@
                       <w:rFonts w:ascii="Calibri" w:hAnsi="Calibri"/>
                       <w:sz w:val="20"/>
                     </w:rPr>
-                    <w:t xml:space="default">HOU</w:t>
+                    <w:t xml:space="default">CON</w:t>
                   </w:r>
                 </w:p>
               </w:tc>
@@ -945,7 +945,7 @@
                       <w:rFonts w:ascii="Calibri" w:hAnsi="Calibri"/>
                       <w:sz w:val="20"/>
                     </w:rPr>
-                    <w:t xml:space="default">ARCO Arena</w:t>
+                    <w:t xml:space="default">Palace of Auburn Hills</w:t>
                   </w:r>
                 </w:p>
               </w:tc>
@@ -969,7 +969,7 @@
                       <w:rFonts w:ascii="Calibri" w:hAnsi="Calibri"/>
                       <w:sz w:val="20"/>
                     </w:rPr>
-                    <w:t xml:space="default">7,101</w:t>
+                    <w:t xml:space="default">8,484</w:t>
                   </w:r>
                 </w:p>
               </w:tc>
@@ -993,7 +993,7 @@
                       <w:rFonts w:ascii="Calibri" w:hAnsi="Calibri"/>
                       <w:sz w:val="20"/>
                     </w:rPr>
-                    <w:t xml:space="default">-11</w:t>
+                    <w:t xml:space="default">3</w:t>
                   </w:r>
                 </w:p>
               </w:tc>
@@ -1070,7 +1070,7 @@
                       <w:rFonts w:ascii="Calibri" w:hAnsi="Calibri"/>
                       <w:sz w:val="20"/>
                     </w:rPr>
-                    <w:t xml:space="default">2023-07-27</w:t>
+                    <w:t xml:space="default">2002-06-15</w:t>
                   </w:r>
                 </w:p>
               </w:tc>
@@ -1094,7 +1094,7 @@
                       <w:rFonts w:ascii="Calibri" w:hAnsi="Calibri"/>
                       <w:sz w:val="20"/>
                     </w:rPr>
-                    <w:t xml:space="default">NYL</w:t>
+                    <w:t xml:space="default">UTA</w:t>
                   </w:r>
                 </w:p>
               </w:tc>
@@ -1118,7 +1118,7 @@
                       <w:rFonts w:ascii="Calibri" w:hAnsi="Calibri"/>
                       <w:sz w:val="20"/>
                     </w:rPr>
-                    <w:t xml:space="default">ATL</w:t>
+                    <w:t xml:space="default">SEA</w:t>
                   </w:r>
                 </w:p>
               </w:tc>
@@ -1142,7 +1142,7 @@
                       <w:rFonts w:ascii="Calibri" w:hAnsi="Calibri"/>
                       <w:sz w:val="20"/>
                     </w:rPr>
-                    <w:t xml:space="default">Barclays Center</w:t>
+                    <w:t xml:space="default">EnergySolutions Arena</w:t>
                   </w:r>
                 </w:p>
               </w:tc>
@@ -1166,7 +1166,7 @@
                       <w:rFonts w:ascii="Calibri" w:hAnsi="Calibri"/>
                       <w:sz w:val="20"/>
                     </w:rPr>
-                    <w:t xml:space="default">6,206</w:t>
+                    <w:t xml:space="default">5,852</w:t>
                   </w:r>
                 </w:p>
               </w:tc>
@@ -1190,7 +1190,7 @@
                       <w:rFonts w:ascii="Calibri" w:hAnsi="Calibri"/>
                       <w:sz w:val="20"/>
                     </w:rPr>
-                    <w:t xml:space="default">11</w:t>
+                    <w:t xml:space="default">7</w:t>
                   </w:r>
                 </w:p>
               </w:tc>
@@ -1267,7 +1267,7 @@
                       <w:rFonts w:ascii="Calibri" w:hAnsi="Calibri"/>
                       <w:sz w:val="20"/>
                     </w:rPr>
-                    <w:t xml:space="default">2025-06-01</w:t>
+                    <w:t xml:space="default">2024-06-27</w:t>
                   </w:r>
                 </w:p>
               </w:tc>
@@ -1291,7 +1291,7 @@
                       <w:rFonts w:ascii="Calibri" w:hAnsi="Calibri"/>
                       <w:sz w:val="20"/>
                     </w:rPr>
-                    <w:t xml:space="default">GSV</w:t>
+                    <w:t xml:space="default">DAL</w:t>
                   </w:r>
                 </w:p>
               </w:tc>
@@ -1339,7 +1339,7 @@
                       <w:rFonts w:ascii="Calibri" w:hAnsi="Calibri"/>
                       <w:sz w:val="20"/>
                     </w:rPr>
-                    <w:t xml:space="default">Chase Center</w:t>
+                    <w:t xml:space="default">College Park Center</w:t>
                   </w:r>
                 </w:p>
               </w:tc>
@@ -1363,7 +1363,7 @@
                       <w:rFonts w:ascii="Calibri" w:hAnsi="Calibri"/>
                       <w:sz w:val="20"/>
                     </w:rPr>
-                    <w:t xml:space="default">18,064</w:t>
+                    <w:t xml:space="default">6,251</w:t>
                   </w:r>
                 </w:p>
               </w:tc>
@@ -1387,7 +1387,7 @@
                       <w:rFonts w:ascii="Calibri" w:hAnsi="Calibri"/>
                       <w:sz w:val="20"/>
                     </w:rPr>
-                    <w:t xml:space="default">-11</w:t>
+                    <w:t xml:space="default">6</w:t>
                   </w:r>
                 </w:p>
               </w:tc>
@@ -1464,7 +1464,7 @@
                       <w:rFonts w:ascii="Calibri" w:hAnsi="Calibri"/>
                       <w:sz w:val="20"/>
                     </w:rPr>
-                    <w:t xml:space="default">2014-08-10</w:t>
+                    <w:t xml:space="default">2011-07-20</w:t>
                   </w:r>
                 </w:p>
               </w:tc>
@@ -1488,7 +1488,7 @@
                       <w:rFonts w:ascii="Calibri" w:hAnsi="Calibri"/>
                       <w:sz w:val="20"/>
                     </w:rPr>
-                    <w:t xml:space="default">SEA</w:t>
+                    <w:t xml:space="default">PHO</w:t>
                   </w:r>
                 </w:p>
               </w:tc>
@@ -1512,7 +1512,7 @@
                       <w:rFonts w:ascii="Calibri" w:hAnsi="Calibri"/>
                       <w:sz w:val="20"/>
                     </w:rPr>
-                    <w:t xml:space="default">TUL</w:t>
+                    <w:t xml:space="default">MIN</w:t>
                   </w:r>
                 </w:p>
               </w:tc>
@@ -1536,7 +1536,7 @@
                       <w:rFonts w:ascii="Calibri" w:hAnsi="Calibri"/>
                       <w:sz w:val="20"/>
                     </w:rPr>
-                    <w:t xml:space="default">KeyArena</w:t>
+                    <w:t xml:space="default">US Airways Center</w:t>
                   </w:r>
                 </w:p>
               </w:tc>
@@ -1560,7 +1560,7 @@
                       <w:rFonts w:ascii="Calibri" w:hAnsi="Calibri"/>
                       <w:sz w:val="20"/>
                     </w:rPr>
-                    <w:t xml:space="default">6,079</w:t>
+                    <w:t xml:space="default">12,118</w:t>
                   </w:r>
                 </w:p>
               </w:tc>
@@ -1584,7 +1584,7 @@
                       <w:rFonts w:ascii="Calibri" w:hAnsi="Calibri"/>
                       <w:sz w:val="20"/>
                     </w:rPr>
-                    <w:t xml:space="default">6</w:t>
+                    <w:t xml:space="default">-8</w:t>
                   </w:r>
                 </w:p>
               </w:tc>
@@ -1661,7 +1661,7 @@
                       <w:rFonts w:ascii="Calibri" w:hAnsi="Calibri"/>
                       <w:sz w:val="20"/>
                     </w:rPr>
-                    <w:t xml:space="default">2025-07-24</w:t>
+                    <w:t xml:space="default">2014-08-10</w:t>
                   </w:r>
                 </w:p>
               </w:tc>
@@ -1685,7 +1685,7 @@
                       <w:rFonts w:ascii="Calibri" w:hAnsi="Calibri"/>
                       <w:sz w:val="20"/>
                     </w:rPr>
-                    <w:t xml:space="default">IND</w:t>
+                    <w:t xml:space="default">CON</w:t>
                   </w:r>
                 </w:p>
               </w:tc>
@@ -1709,7 +1709,7 @@
                       <w:rFonts w:ascii="Calibri" w:hAnsi="Calibri"/>
                       <w:sz w:val="20"/>
                     </w:rPr>
-                    <w:t xml:space="default">LVA</w:t>
+                    <w:t xml:space="default">WAS</w:t>
                   </w:r>
                 </w:p>
               </w:tc>
@@ -1733,7 +1733,7 @@
                       <w:rFonts w:ascii="Calibri" w:hAnsi="Calibri"/>
                       <w:sz w:val="20"/>
                     </w:rPr>
-                    <w:t xml:space="default">Gainbridge Fieldhouse</w:t>
+                    <w:t xml:space="default">Mohegan Sun Arena</w:t>
                   </w:r>
                 </w:p>
               </w:tc>
@@ -1757,7 +1757,7 @@
                       <w:rFonts w:ascii="Calibri" w:hAnsi="Calibri"/>
                       <w:sz w:val="20"/>
                     </w:rPr>
-                    <w:t xml:space="default">16,166</w:t>
+                    <w:t xml:space="default">7,348</w:t>
                   </w:r>
                 </w:p>
               </w:tc>
@@ -1781,7 +1781,7 @@
                       <w:rFonts w:ascii="Calibri" w:hAnsi="Calibri"/>
                       <w:sz w:val="20"/>
                     </w:rPr>
-                    <w:t xml:space="default">10</w:t>
+                    <w:t xml:space="default">8</w:t>
                   </w:r>
                 </w:p>
               </w:tc>
@@ -1829,7 +1829,7 @@
                       <w:rFonts w:ascii="Calibri" w:hAnsi="Calibri"/>
                       <w:sz w:val="20"/>
                     </w:rPr>
-                    <w:t xml:space="default">1</w:t>
+                    <w:t xml:space="default">0</w:t>
                   </w:r>
                 </w:p>
               </w:tc>
@@ -1858,7 +1858,7 @@
                       <w:rFonts w:ascii="Calibri" w:hAnsi="Calibri"/>
                       <w:sz w:val="20"/>
                     </w:rPr>
-                    <w:t xml:space="default">2024-07-01</w:t>
+                    <w:t xml:space="default">2009-08-29</w:t>
                   </w:r>
                 </w:p>
               </w:tc>
@@ -1882,7 +1882,7 @@
                       <w:rFonts w:ascii="Calibri" w:hAnsi="Calibri"/>
                       <w:sz w:val="20"/>
                     </w:rPr>
-                    <w:t xml:space="default">SEA</w:t>
+                    <w:t xml:space="default">SAN</w:t>
                   </w:r>
                 </w:p>
               </w:tc>
@@ -1906,7 +1906,7 @@
                       <w:rFonts w:ascii="Calibri" w:hAnsi="Calibri"/>
                       <w:sz w:val="20"/>
                     </w:rPr>
-                    <w:t xml:space="default">DAL</w:t>
+                    <w:t xml:space="default">DET</w:t>
                   </w:r>
                 </w:p>
               </w:tc>
@@ -1930,7 +1930,7 @@
                       <w:rFonts w:ascii="Calibri" w:hAnsi="Calibri"/>
                       <w:sz w:val="20"/>
                     </w:rPr>
-                    <w:t xml:space="default">Climate Pledge Arena</w:t>
+                    <w:t xml:space="default">AT&amp;T Center</w:t>
                   </w:r>
                 </w:p>
               </w:tc>
@@ -1954,7 +1954,7 @@
                       <w:rFonts w:ascii="Calibri" w:hAnsi="Calibri"/>
                       <w:sz w:val="20"/>
                     </w:rPr>
-                    <w:t xml:space="default">7,202</w:t>
+                    <w:t xml:space="default">7,735</w:t>
                   </w:r>
                 </w:p>
               </w:tc>
@@ -1978,7 +1978,7 @@
                       <w:rFonts w:ascii="Calibri" w:hAnsi="Calibri"/>
                       <w:sz w:val="20"/>
                     </w:rPr>
-                    <w:t xml:space="default">24</w:t>
+                    <w:t xml:space="default">12</w:t>
                   </w:r>
                 </w:p>
               </w:tc>
@@ -2055,7 +2055,7 @@
                       <w:rFonts w:ascii="Calibri" w:hAnsi="Calibri"/>
                       <w:sz w:val="20"/>
                     </w:rPr>
-                    <w:t xml:space="default">1998-06-15</w:t>
+                    <w:t xml:space="default">2008-07-19</w:t>
                   </w:r>
                 </w:p>
               </w:tc>
@@ -2079,7 +2079,7 @@
                       <w:rFonts w:ascii="Calibri" w:hAnsi="Calibri"/>
                       <w:sz w:val="20"/>
                     </w:rPr>
-                    <w:t xml:space="default">DET</w:t>
+                    <w:t xml:space="default">PHO</w:t>
                   </w:r>
                 </w:p>
               </w:tc>
@@ -2103,7 +2103,7 @@
                       <w:rFonts w:ascii="Calibri" w:hAnsi="Calibri"/>
                       <w:sz w:val="20"/>
                     </w:rPr>
-                    <w:t xml:space="default">CLE</w:t>
+                    <w:t xml:space="default">ATL</w:t>
                   </w:r>
                 </w:p>
               </w:tc>
@@ -2127,7 +2127,7 @@
                       <w:rFonts w:ascii="Calibri" w:hAnsi="Calibri"/>
                       <w:sz w:val="20"/>
                     </w:rPr>
-                    <w:t xml:space="default">Palace of Auburn Hills</w:t>
+                    <w:t xml:space="default">US Airways Center</w:t>
                   </w:r>
                 </w:p>
               </w:tc>
@@ -2151,7 +2151,7 @@
                       <w:rFonts w:ascii="Calibri" w:hAnsi="Calibri"/>
                       <w:sz w:val="20"/>
                     </w:rPr>
-                    <w:t xml:space="default">7,102</w:t>
+                    <w:t xml:space="default">7,913</w:t>
                   </w:r>
                 </w:p>
               </w:tc>
@@ -2175,7 +2175,7 @@
                       <w:rFonts w:ascii="Calibri" w:hAnsi="Calibri"/>
                       <w:sz w:val="20"/>
                     </w:rPr>
-                    <w:t xml:space="default">-11</w:t>
+                    <w:t xml:space="default">26</w:t>
                   </w:r>
                 </w:p>
               </w:tc>
@@ -2252,7 +2252,7 @@
                       <w:rFonts w:ascii="Calibri" w:hAnsi="Calibri"/>
                       <w:sz w:val="20"/>
                     </w:rPr>
-                    <w:t xml:space="default">2022-07-24</w:t>
+                    <w:t xml:space="default">2001-06-25</w:t>
                   </w:r>
                 </w:p>
               </w:tc>
@@ -2276,7 +2276,7 @@
                       <w:rFonts w:ascii="Calibri" w:hAnsi="Calibri"/>
                       <w:sz w:val="20"/>
                     </w:rPr>
-                    <w:t xml:space="default">SEA</w:t>
+                    <w:t xml:space="default">WAS</w:t>
                   </w:r>
                 </w:p>
               </w:tc>
@@ -2300,7 +2300,7 @@
                       <w:rFonts w:ascii="Calibri" w:hAnsi="Calibri"/>
                       <w:sz w:val="20"/>
                     </w:rPr>
-                    <w:t xml:space="default">ATL</w:t>
+                    <w:t xml:space="default">MIN</w:t>
                   </w:r>
                 </w:p>
               </w:tc>
@@ -2324,7 +2324,7 @@
                       <w:rFonts w:ascii="Calibri" w:hAnsi="Calibri"/>
                       <w:sz w:val="20"/>
                     </w:rPr>
-                    <w:t xml:space="default">Climate Pledge Arena</w:t>
+                    <w:t xml:space="default">Verizon Center</w:t>
                   </w:r>
                 </w:p>
               </w:tc>
@@ -2348,7 +2348,7 @@
                       <w:rFonts w:ascii="Calibri" w:hAnsi="Calibri"/>
                       <w:sz w:val="20"/>
                     </w:rPr>
-                    <w:t xml:space="default">12,654</w:t>
+                    <w:t xml:space="default">13,823</w:t>
                   </w:r>
                 </w:p>
               </w:tc>
@@ -2372,7 +2372,7 @@
                       <w:rFonts w:ascii="Calibri" w:hAnsi="Calibri"/>
                       <w:sz w:val="20"/>
                     </w:rPr>
-                    <w:t xml:space="default">10</w:t>
+                    <w:t xml:space="default">-4</w:t>
                   </w:r>
                 </w:p>
               </w:tc>
@@ -2449,7 +2449,7 @@
                       <w:rFonts w:ascii="Calibri" w:hAnsi="Calibri"/>
                       <w:sz w:val="20"/>
                     </w:rPr>
-                    <w:t xml:space="default">2001-06-16</w:t>
+                    <w:t xml:space="default">2007-06-29</w:t>
                   </w:r>
                 </w:p>
               </w:tc>
@@ -2473,7 +2473,7 @@
                       <w:rFonts w:ascii="Calibri" w:hAnsi="Calibri"/>
                       <w:sz w:val="20"/>
                     </w:rPr>
-                    <w:t xml:space="default">SEA</w:t>
+                    <w:t xml:space="default">CON</w:t>
                   </w:r>
                 </w:p>
               </w:tc>
@@ -2497,7 +2497,7 @@
                       <w:rFonts w:ascii="Calibri" w:hAnsi="Calibri"/>
                       <w:sz w:val="20"/>
                     </w:rPr>
-                    <w:t xml:space="default">LAS</w:t>
+                    <w:t xml:space="default">IND</w:t>
                   </w:r>
                 </w:p>
               </w:tc>
@@ -2521,7 +2521,7 @@
                       <w:rFonts w:ascii="Calibri" w:hAnsi="Calibri"/>
                       <w:sz w:val="20"/>
                     </w:rPr>
-                    <w:t xml:space="default">KeyArena</w:t>
+                    <w:t xml:space="default">Mohegan Sun Arena</w:t>
                   </w:r>
                 </w:p>
               </w:tc>
@@ -2545,7 +2545,7 @@
                       <w:rFonts w:ascii="Calibri" w:hAnsi="Calibri"/>
                       <w:sz w:val="20"/>
                     </w:rPr>
-                    <w:t xml:space="default">6,964</w:t>
+                    <w:t xml:space="default">7,617</w:t>
                   </w:r>
                 </w:p>
               </w:tc>
@@ -2569,7 +2569,7 @@
                       <w:rFonts w:ascii="Calibri" w:hAnsi="Calibri"/>
                       <w:sz w:val="20"/>
                     </w:rPr>
-                    <w:t xml:space="default">-13</w:t>
+                    <w:t xml:space="default">5</w:t>
                   </w:r>
                 </w:p>
               </w:tc>
@@ -2646,7 +2646,7 @@
                       <w:rFonts w:ascii="Calibri" w:hAnsi="Calibri"/>
                       <w:sz w:val="20"/>
                     </w:rPr>
-                    <w:t xml:space="default">2006-07-30</w:t>
+                    <w:t xml:space="default">2004-07-30</w:t>
                   </w:r>
                 </w:p>
               </w:tc>
@@ -2670,7 +2670,7 @@
                       <w:rFonts w:ascii="Calibri" w:hAnsi="Calibri"/>
                       <w:sz w:val="20"/>
                     </w:rPr>
-                    <w:t xml:space="default">WAS</w:t>
+                    <w:t xml:space="default">DET</w:t>
                   </w:r>
                 </w:p>
               </w:tc>
@@ -2694,7 +2694,7 @@
                       <w:rFonts w:ascii="Calibri" w:hAnsi="Calibri"/>
                       <w:sz w:val="20"/>
                     </w:rPr>
-                    <w:t xml:space="default">CHA</w:t>
+                    <w:t xml:space="default">NYL</w:t>
                   </w:r>
                 </w:p>
               </w:tc>
@@ -2718,7 +2718,7 @@
                       <w:rFonts w:ascii="Calibri" w:hAnsi="Calibri"/>
                       <w:sz w:val="20"/>
                     </w:rPr>
-                    <w:t xml:space="default">Verizon Center</w:t>
+                    <w:t xml:space="default">Palace of Auburn Hills</w:t>
                   </w:r>
                 </w:p>
               </w:tc>
@@ -2742,7 +2742,7 @@
                       <w:rFonts w:ascii="Calibri" w:hAnsi="Calibri"/>
                       <w:sz w:val="20"/>
                     </w:rPr>
-                    <w:t xml:space="default">6,502</w:t>
+                    <w:t xml:space="default">9,453</w:t>
                   </w:r>
                 </w:p>
               </w:tc>
@@ -2766,7 +2766,7 @@
                       <w:rFonts w:ascii="Calibri" w:hAnsi="Calibri"/>
                       <w:sz w:val="20"/>
                     </w:rPr>
-                    <w:t xml:space="default">5</w:t>
+                    <w:t xml:space="default">9</w:t>
                   </w:r>
                 </w:p>
               </w:tc>
@@ -7486,7 +7486,7 @@
         </w:r>
       </w:hyperlink>
       <w:r>
-        <w:t xml:space="preserve">.</w:t>
+        <w:t xml:space="preserve">. Note that because our uncertainty of outcome metric is define as the absolute difference in Elo ratings between the two teams. Larger values indicate a less competitive matchup and therefore lower outcome uncertainty. If the uncertainty of outcome hypothesis is true, we would expect a negative relationship between this variable and attendance, as more competitive games should attract larger crowds.</w:t>
       </w:r>
     </w:p>
     <w:bookmarkStart w:id="51" w:name="cell-fig-attend-f1"/>
@@ -7562,7 +7562,7 @@
               <w:pStyle w:val="ImageCaption"/>
             </w:pPr>
             <w:r>
-              <w:t xml:space="preserve">Figure 6: WNBA game attendance by season, against the game-time sum of Elo ratings - 3000</w:t>
+              <w:t xml:space="preserve">Figure 6: WNBA game attendance by season, against quality of play (game-time sum of Elo ratings - 3000). Higher values indicate matchups between stronger teams.</w:t>
             </w:r>
           </w:p>
           <w:bookmarkEnd w:id="50"/>
@@ -7669,7 +7669,7 @@
               <w:pStyle w:val="ImageCaption"/>
             </w:pPr>
             <w:r>
-              <w:t xml:space="preserve">Figure 7: asd</w:t>
+              <w:t xml:space="preserve">Figure 7: WNBA game attendance by season, against uncertainty of outcome. Games are more competetive when UOH is closer to zero.</w:t>
             </w:r>
           </w:p>
           <w:bookmarkEnd w:id="55"/>
@@ -9611,7 +9611,7 @@
     </w:p>
     <w:bookmarkEnd w:id="85"/>
     <w:bookmarkEnd w:id="86"/>
-    <w:bookmarkStart w:id="128" w:name="results"/>
+    <w:bookmarkStart w:id="130" w:name="results"/>
     <w:p>
       <w:pPr>
         <w:pStyle w:val="Heading2"/>
@@ -9623,6 +9623,105 @@
     <w:p>
       <w:pPr>
         <w:pStyle w:val="FirstParagraph"/>
+      </w:pPr>
+      <w:r>
+        <w:rPr>
+          <w:vertAlign w:val="subscript"/>
+        </w:rPr>
+        <w:t xml:space="preserve">Source:</w:t>
+      </w:r>
+      <w:r>
+        <w:rPr>
+          <w:vertAlign w:val="subscript"/>
+        </w:rPr>
+        <w:t xml:space="preserve"> </w:t>
+      </w:r>
+      <w:hyperlink r:id="rId9">
+        <w:r>
+          <w:rPr>
+            <w:rStyle w:val="Hyperlink"/>
+            <w:vertAlign w:val="subscript"/>
+          </w:rPr>
+          <w:t xml:space="preserve">Article Notebook</w:t>
+        </w:r>
+      </w:hyperlink>
+    </w:p>
+    <w:p>
+      <w:pPr>
+        <w:pStyle w:val="BodyText"/>
+      </w:pPr>
+      <w:r>
+        <w:rPr>
+          <w:vertAlign w:val="subscript"/>
+        </w:rPr>
+        <w:t xml:space="preserve">Source:</w:t>
+      </w:r>
+      <w:r>
+        <w:rPr>
+          <w:vertAlign w:val="subscript"/>
+        </w:rPr>
+        <w:t xml:space="preserve"> </w:t>
+      </w:r>
+      <w:hyperlink r:id="rId9">
+        <w:r>
+          <w:rPr>
+            <w:rStyle w:val="Hyperlink"/>
+            <w:vertAlign w:val="subscript"/>
+          </w:rPr>
+          <w:t xml:space="preserve">Article Notebook</w:t>
+        </w:r>
+      </w:hyperlink>
+    </w:p>
+    <w:p>
+      <w:pPr>
+        <w:pStyle w:val="BodyText"/>
+      </w:pPr>
+      <w:r>
+        <w:drawing>
+          <wp:inline>
+            <wp:extent cx="4620126" cy="3696101"/>
+            <wp:effectExtent b="0" l="0" r="0" t="0"/>
+            <wp:docPr descr="" title="" id="88" name="Picture"/>
+            <a:graphic>
+              <a:graphicData uri="http://schemas.openxmlformats.org/drawingml/2006/picture">
+                <pic:pic>
+                  <pic:nvPicPr>
+                    <pic:cNvPr descr="index_files/figure-docx/unnamed-chunk-9-1.png" id="89" name="Picture"/>
+                    <pic:cNvPicPr>
+                      <a:picLocks noChangeArrowheads="1" noChangeAspect="1"/>
+                    </pic:cNvPicPr>
+                  </pic:nvPicPr>
+                  <pic:blipFill>
+                    <a:blip r:embed="rId87"/>
+                    <a:stretch>
+                      <a:fillRect/>
+                    </a:stretch>
+                  </pic:blipFill>
+                  <pic:spPr bwMode="auto">
+                    <a:xfrm>
+                      <a:off x="0" y="0"/>
+                      <a:ext cx="4620126" cy="3696101"/>
+                    </a:xfrm>
+                    <a:prstGeom prst="rect">
+                      <a:avLst/>
+                    </a:prstGeom>
+                    <a:noFill/>
+                    <a:ln w="9525">
+                      <a:noFill/>
+                      <a:headEnd/>
+                      <a:tailEnd/>
+                    </a:ln>
+                  </pic:spPr>
+                </pic:pic>
+              </a:graphicData>
+            </a:graphic>
+          </wp:inline>
+        </w:drawing>
+      </w:r>
+    </w:p>
+    <w:p>
+      <w:pPr>
+        <w:pStyle w:val="BodyText"/>
       </w:pPr>
       <w:r>
         <w:rPr>
@@ -11682,6 +11781,15 @@
         <w:rPr>
           <w:rStyle w:val="VerbatimChar"/>
         </w:rPr>
+        <w:t xml:space="preserve">  (135 observations deleted due to missingness)</w:t>
+      </w:r>
+      <w:r>
+        <w:br/>
+      </w:r>
+      <w:r>
+        <w:rPr>
+          <w:rStyle w:val="VerbatimChar"/>
+        </w:rPr>
         <w:t xml:space="preserve">Multiple R-squared:  0.684, Adjusted R-squared:  0.6776 </w:t>
       </w:r>
       <w:r>
@@ -11995,7 +12103,7 @@
         </w:r>
       </w:hyperlink>
     </w:p>
-    <w:bookmarkStart w:id="106" w:name="sec-attend"/>
+    <w:bookmarkStart w:id="109" w:name="sec-attend"/>
     <w:p>
       <w:pPr>
         <w:pStyle w:val="Heading3"/>
@@ -12099,13 +12207,13 @@
         <w:t xml:space="preserve">.</w:t>
       </w:r>
     </w:p>
-    <w:bookmarkStart w:id="94" w:name="main-effects"/>
+    <w:bookmarkStart w:id="97" w:name="baseline-effects"/>
     <w:p>
       <w:pPr>
         <w:pStyle w:val="Heading4"/>
       </w:pPr>
       <w:r>
-        <w:t xml:space="preserve">4.1.1 Main effects</w:t>
+        <w:t xml:space="preserve">4.1.1 Baseline effects</w:t>
       </w:r>
     </w:p>
     <w:tbl>
@@ -12121,7 +12229,7 @@
       <w:tr>
         <w:tc>
           <w:tcPr/>
-          <w:bookmarkStart w:id="87" w:name="tbl-coefs"/>
+          <w:bookmarkStart w:id="90" w:name="tbl-coefs"/>
           <w:p>
             <w:pPr>
               <w:jc w:val="center"/>
@@ -13216,7 +13324,7 @@
               </w:tc>
             </w:tr>
           </w:tbl>
-          <w:bookmarkEnd w:id="87"/>
+          <w:bookmarkEnd w:id="90"/>
           <w:p/>
         </w:tc>
       </w:tr>
@@ -13251,8 +13359,67 @@
       <w:pPr>
         <w:pStyle w:val="BodyText"/>
       </w:pPr>
-      <w:r>
-        <w:t xml:space="preserve">Consider first the strong evidence for the Caitlin Clark effect.</w:t>
+      <w:hyperlink w:anchor="tbl-coefs">
+        <w:r>
+          <w:rPr>
+            <w:rStyle w:val="Hyperlink"/>
+          </w:rPr>
+          <w:t xml:space="preserve">Table 4</w:t>
+        </w:r>
+      </w:hyperlink>
+      <w:r>
+        <w:t xml:space="preserve"> </w:t>
+      </w:r>
+      <w:r>
+        <w:t xml:space="preserve">reports estimates from the baseline interaction. Because each measure of fan engagement is interacted with season, the reported coefficients for quality of play, outcome uncertainty, and loss aversion represent their estimated effects in the reference season (1997). The interaction terms, discussed below, capture how these relationships evolve over time. In the reference season, the evidence for the quality of play (</w:t>
+      </w:r>
+      <m:oMath>
+        <m:sSub>
+          <m:e>
+            <m:r>
+              <m:t>f</m:t>
+            </m:r>
+          </m:e>
+          <m:sub>
+            <m:r>
+              <m:t>1</m:t>
+            </m:r>
+          </m:sub>
+        </m:sSub>
+      </m:oMath>
+      <w:r>
+        <w:t xml:space="preserve">) and uncertainty of outcome (</w:t>
+      </w:r>
+      <m:oMath>
+        <m:sSub>
+          <m:e>
+            <m:r>
+              <m:t>f</m:t>
+            </m:r>
+          </m:e>
+          <m:sub>
+            <m:r>
+              <m:t>2</m:t>
+            </m:r>
+          </m:sub>
+        </m:sSub>
+      </m:oMath>
+      <w:r>
+        <w:t xml:space="preserve">) hypotheses is weak, with those coefficients barely moving the needle.</w:t>
+      </w:r>
+      <w:r>
+        <w:t xml:space="preserve"> </w:t>
+      </w:r>
+      <w:r>
+        <w:t xml:space="preserve">For the loss aversion hypothesis, a 10 percentage point increase in the probability of the home team winning is associated with a modest 4.31% increase in the expected attendance, after controlling for our other factors.</w:t>
+      </w:r>
+    </w:p>
+    <w:p>
+      <w:pPr>
+        <w:pStyle w:val="BodyText"/>
+      </w:pPr>
+      <w:r>
+        <w:t xml:space="preserve">Among the control variables, games featuring Caitlin Clark were associated with significantly higher attendance, whole A’ja Wilson’s presence was associated witha smaller but still significant increase in attendance.</w:t>
       </w:r>
       <w:r>
         <w:t xml:space="preserve"> </w:t>
@@ -13329,55 +13496,7 @@
         <w:t xml:space="preserve">The corresponding change in attendance for A’ja Wilson—by most accounts a better player than Clark—is a multiple of 1.06.</w:t>
       </w:r>
     </w:p>
-    <w:p>
-      <w:pPr>
-        <w:pStyle w:val="BodyText"/>
-      </w:pPr>
-      <w:r>
-        <w:t xml:space="preserve">Conversely, the evidence for the quality of play (</w:t>
-      </w:r>
-      <m:oMath>
-        <m:sSub>
-          <m:e>
-            <m:r>
-              <m:t>f</m:t>
-            </m:r>
-          </m:e>
-          <m:sub>
-            <m:r>
-              <m:t>1</m:t>
-            </m:r>
-          </m:sub>
-        </m:sSub>
-      </m:oMath>
-      <w:r>
-        <w:t xml:space="preserve">) and uncertainty of outcome (</w:t>
-      </w:r>
-      <m:oMath>
-        <m:sSub>
-          <m:e>
-            <m:r>
-              <m:t>f</m:t>
-            </m:r>
-          </m:e>
-          <m:sub>
-            <m:r>
-              <m:t>2</m:t>
-            </m:r>
-          </m:sub>
-        </m:sSub>
-      </m:oMath>
-      <w:r>
-        <w:t xml:space="preserve">) hypotheses is weak, with those coefficients barely moving the needle.</w:t>
-      </w:r>
-      <w:r>
-        <w:t xml:space="preserve"> </w:t>
-      </w:r>
-      <w:r>
-        <w:t xml:space="preserve">For the loss aversion hypothesis, a 10 percentage point increase in the probability of the home team winning is associated with a modest 4.31% increase in the expected attendance, after controlling for our other factors.</w:t>
-      </w:r>
-    </w:p>
-    <w:bookmarkStart w:id="92" w:name="cell-fig-attend-coefs"/>
+    <w:bookmarkStart w:id="95" w:name="cell-fig-attend-coefs"/>
     <w:tbl>
       <w:tblPr>
         <w:tblStyle w:val="Table"/>
@@ -13391,7 +13510,7 @@
       <w:tr>
         <w:tc>
           <w:tcPr/>
-          <w:bookmarkStart w:id="91" w:name="fig-attend-coefs"/>
+          <w:bookmarkStart w:id="94" w:name="fig-attend-coefs"/>
           <w:p>
             <w:pPr>
               <w:pStyle w:val="Compact"/>
@@ -13402,18 +13521,18 @@
                 <wp:inline>
                   <wp:extent cx="4620126" cy="3696101"/>
                   <wp:effectExtent b="0" l="0" r="0" t="0"/>
-                  <wp:docPr descr="" title="" id="89" name="Picture"/>
+                  <wp:docPr descr="" title="" id="92" name="Picture"/>
                   <a:graphic>
                     <a:graphicData uri="http://schemas.openxmlformats.org/drawingml/2006/picture">
                       <pic:pic>
                         <pic:nvPicPr>
-                          <pic:cNvPr descr="index_files/figure-docx/fig-attend-coefs-1.png" id="90" name="Picture"/>
+                          <pic:cNvPr descr="index_files/figure-docx/fig-attend-coefs-1.png" id="93" name="Picture"/>
                           <pic:cNvPicPr>
                             <a:picLocks noChangeArrowheads="1" noChangeAspect="1"/>
                           </pic:cNvPicPr>
                         </pic:nvPicPr>
                         <pic:blipFill>
-                          <a:blip r:embed="rId88"/>
+                          <a:blip r:embed="rId91"/>
                           <a:stretch>
                             <a:fillRect/>
                           </a:stretch>
@@ -13453,7 +13572,7 @@
               <w:t xml:space="preserve">Figure 11: Relative magnitudes of coefficients in attendance model. Coefficients of interest are highlighted. Note the relatively large size of the coefficient associated with Caitlin Clark.</w:t>
             </w:r>
           </w:p>
-          <w:bookmarkEnd w:id="91"/>
+          <w:bookmarkEnd w:id="94"/>
         </w:tc>
       </w:tr>
     </w:tbl>
@@ -13483,7 +13602,7 @@
         </w:r>
       </w:hyperlink>
     </w:p>
-    <w:bookmarkEnd w:id="92"/>
+    <w:bookmarkEnd w:id="95"/>
     <w:p>
       <w:pPr>
         <w:pStyle w:val="BodyText"/>
@@ -13500,59 +13619,88 @@
         <w:t xml:space="preserve"> </w:t>
       </w:r>
       <w:r>
-        <w:t xml:space="preserve">characterizes the model fits.</w:t>
-      </w:r>
-      <w:r>
-        <w:t xml:space="preserve"> </w:t>
-      </w:r>
-      <w:r>
-        <w:t xml:space="preserve">We can see that while all models achieve a similar fit, models</w:t>
+        <w:t xml:space="preserve">characterizes the model’s fit.</w:t>
+      </w:r>
+      <w:r>
+        <w:t xml:space="preserve"> </w:t>
+      </w:r>
+      <w:r>
+        <w:t xml:space="preserve">Our model explains</w:t>
       </w:r>
       <w:r>
         <w:t xml:space="preserve"> </w:t>
       </w:r>
       <m:oMath>
-        <m:sSub>
+        <m:r>
+          <m:t>70.2</m:t>
+        </m:r>
+      </m:oMath>
+      <w:r>
+        <w:t xml:space="preserve"> </w:t>
+      </w:r>
+      <w:r>
+        <w:t xml:space="preserve">of the variance in game attendance, and the small difference between</w:t>
+      </w:r>
+      <w:r>
+        <w:t xml:space="preserve"> </w:t>
+      </w:r>
+      <m:oMath>
+        <m:sSup>
           <m:e>
             <m:r>
-              <m:t>f</m:t>
+              <m:t>r</m:t>
             </m:r>
           </m:e>
-          <m:sub>
+          <m:sup>
             <m:r>
-              <m:t>1</m:t>
+              <m:t>2</m:t>
             </m:r>
-          </m:sub>
-        </m:sSub>
+          </m:sup>
+        </m:sSup>
       </m:oMath>
       <w:r>
         <w:t xml:space="preserve"> </w:t>
       </w:r>
       <w:r>
-        <w:t xml:space="preserve">(corresponding to the quality of play hypothesis) and</w:t>
+        <w:t xml:space="preserve">and</w:t>
       </w:r>
       <w:r>
         <w:t xml:space="preserve"> </w:t>
       </w:r>
       <m:oMath>
-        <m:sSub>
+        <m:r>
+          <m:t>a</m:t>
+        </m:r>
+        <m:r>
+          <m:t>d</m:t>
+        </m:r>
+        <m:r>
+          <m:t>j</m:t>
+        </m:r>
+        <m:r>
+          <m:rPr>
+            <m:sty m:val="p"/>
+          </m:rPr>
+          <m:t>.</m:t>
+        </m:r>
+        <m:sSup>
           <m:e>
             <m:r>
-              <m:t>f</m:t>
+              <m:t>r</m:t>
             </m:r>
           </m:e>
-          <m:sub>
+          <m:sup>
             <m:r>
-              <m:t>3</m:t>
+              <m:t>2</m:t>
             </m:r>
-          </m:sub>
-        </m:sSub>
+          </m:sup>
+        </m:sSup>
       </m:oMath>
       <w:r>
         <w:t xml:space="preserve"> </w:t>
       </w:r>
       <w:r>
-        <w:t xml:space="preserve">(corresponding to the home win probability) are slightly superior by most metrics.</w:t>
+        <w:t xml:space="preserve">suggests that the complexity of our model is justified.</w:t>
       </w:r>
     </w:p>
     <w:tbl>
@@ -13568,7 +13716,7 @@
       <w:tr>
         <w:tc>
           <w:tcPr/>
-          <w:bookmarkStart w:id="93" w:name="tbl-glance"/>
+          <w:bookmarkStart w:id="96" w:name="tbl-glance"/>
           <w:p>
             <w:pPr>
               <w:jc w:val="center"/>
@@ -13579,7 +13727,7 @@
               <w:pStyle w:val="ImageCaption"/>
             </w:pPr>
             <w:r>
-              <w:t xml:space="preserve">Table 5: Comparison of models.</w:t>
+              <w:t xml:space="preserve">Table 5: Model fit</w:t>
             </w:r>
           </w:p>
           <w:tbl>
@@ -13950,7 +14098,7 @@
               </w:tc>
             </w:tr>
           </w:tbl>
-          <w:bookmarkEnd w:id="93"/>
+          <w:bookmarkEnd w:id="96"/>
           <w:p/>
         </w:tc>
       </w:tr>
@@ -13981,8 +14129,339 @@
         </w:r>
       </w:hyperlink>
     </w:p>
-    <w:bookmarkEnd w:id="94"/>
-    <w:bookmarkStart w:id="105" w:name="annual-effects"/>
+    <w:p>
+      <w:pPr>
+        <w:pStyle w:val="BodyText"/>
+      </w:pPr>
+      <w:r>
+        <w:t xml:space="preserve"> </w:t>
+      </w:r>
+    </w:p>
+    <w:tbl>
+      <w:tblPr>
+        <w:tblStyle w:val="Table"/>
+        <w:tblW w:type="pct" w:w="5000"/>
+        <w:tblLayout w:type="fixed"/>
+        <w:tblLook w:firstRow="1" w:lastRow="0" w:firstColumn="0" w:lastColumn="0" w:noHBand="0" w:noVBand="0" w:val="0020"/>
+      </w:tblPr>
+      <w:tblGrid>
+        <w:gridCol w:w="3001"/>
+        <w:gridCol w:w="1000"/>
+        <w:gridCol w:w="1000"/>
+        <w:gridCol w:w="750"/>
+        <w:gridCol w:w="500"/>
+        <w:gridCol w:w="1000"/>
+        <w:gridCol w:w="666"/>
+      </w:tblGrid>
+      <w:tr>
+        <w:trPr>
+          <w:tblHeader w:val="on"/>
+        </w:trPr>
+        <w:tc>
+          <w:tcPr/>
+          <w:p>
+            <w:pPr>
+              <w:pStyle w:val="Compact"/>
+              <w:jc w:val="left"/>
+            </w:pPr>
+            <w:r>
+              <w:t xml:space="preserve">Model</w:t>
+            </w:r>
+          </w:p>
+        </w:tc>
+        <w:tc>
+          <w:tcPr/>
+          <w:p>
+            <w:pPr>
+              <w:pStyle w:val="Compact"/>
+              <w:jc w:val="right"/>
+            </w:pPr>
+            <w:r>
+              <w:t xml:space="preserve">Residual df</w:t>
+            </w:r>
+          </w:p>
+        </w:tc>
+        <w:tc>
+          <w:tcPr/>
+          <w:p>
+            <w:pPr>
+              <w:pStyle w:val="Compact"/>
+              <w:jc w:val="right"/>
+            </w:pPr>
+            <w:r>
+              <w:t xml:space="preserve">Residual SS</w:t>
+            </w:r>
+          </w:p>
+        </w:tc>
+        <w:tc>
+          <w:tcPr/>
+          <w:p>
+            <w:pPr>
+              <w:pStyle w:val="Compact"/>
+              <w:jc w:val="right"/>
+            </w:pPr>
+            <w:r>
+              <w:t xml:space="preserve">Df added</w:t>
+            </w:r>
+          </w:p>
+        </w:tc>
+        <w:tc>
+          <w:tcPr/>
+          <w:p>
+            <w:pPr>
+              <w:pStyle w:val="Compact"/>
+              <w:jc w:val="right"/>
+            </w:pPr>
+            <w:r>
+              <w:t xml:space="preserve">ΔSS</w:t>
+            </w:r>
+          </w:p>
+        </w:tc>
+        <w:tc>
+          <w:tcPr/>
+          <w:p>
+            <w:pPr>
+              <w:pStyle w:val="Compact"/>
+              <w:jc w:val="right"/>
+            </w:pPr>
+            <w:r>
+              <w:t xml:space="preserve">F-statistic</w:t>
+            </w:r>
+          </w:p>
+        </w:tc>
+        <w:tc>
+          <w:tcPr/>
+          <w:p>
+            <w:pPr>
+              <w:pStyle w:val="Compact"/>
+              <w:jc w:val="right"/>
+            </w:pPr>
+            <w:r>
+              <w:t xml:space="preserve">p-value</w:t>
+            </w:r>
+          </w:p>
+        </w:tc>
+      </w:tr>
+      <w:tr>
+        <w:tc>
+          <w:tcPr/>
+          <w:p>
+            <w:pPr>
+              <w:pStyle w:val="Compact"/>
+              <w:jc w:val="left"/>
+            </w:pPr>
+            <w:r>
+              <w:t xml:space="preserve">Baseline (no season-varying slopes)</w:t>
+            </w:r>
+          </w:p>
+        </w:tc>
+        <w:tc>
+          <w:tcPr/>
+          <w:p>
+            <w:pPr>
+              <w:pStyle w:val="Compact"/>
+              <w:jc w:val="right"/>
+            </w:pPr>
+            <w:r>
+              <w:t xml:space="preserve">4961</w:t>
+            </w:r>
+          </w:p>
+        </w:tc>
+        <w:tc>
+          <w:tcPr/>
+          <w:p>
+            <w:pPr>
+              <w:pStyle w:val="Compact"/>
+              <w:jc w:val="right"/>
+            </w:pPr>
+            <w:r>
+              <w:t xml:space="preserve">275.43</w:t>
+            </w:r>
+          </w:p>
+        </w:tc>
+        <w:tc>
+          <w:tcPr/>
+          <w:p>
+            <w:pPr>
+              <w:pStyle w:val="Compact"/>
+              <w:jc w:val="right"/>
+            </w:pPr>
+            <w:r>
+              <w:t xml:space="preserve">NA</w:t>
+            </w:r>
+          </w:p>
+        </w:tc>
+        <w:tc>
+          <w:tcPr/>
+          <w:p>
+            <w:pPr>
+              <w:pStyle w:val="Compact"/>
+              <w:jc w:val="right"/>
+            </w:pPr>
+            <w:r>
+              <w:t xml:space="preserve">NA</w:t>
+            </w:r>
+          </w:p>
+        </w:tc>
+        <w:tc>
+          <w:tcPr/>
+          <w:p>
+            <w:pPr>
+              <w:pStyle w:val="Compact"/>
+              <w:jc w:val="right"/>
+            </w:pPr>
+            <w:r>
+              <w:t xml:space="preserve">NA</w:t>
+            </w:r>
+          </w:p>
+        </w:tc>
+        <w:tc>
+          <w:tcPr/>
+          <w:p>
+            <w:pPr>
+              <w:pStyle w:val="Compact"/>
+              <w:jc w:val="right"/>
+            </w:pPr>
+            <w:r>
+              <w:t xml:space="preserve">NA</w:t>
+            </w:r>
+          </w:p>
+        </w:tc>
+      </w:tr>
+      <w:tr>
+        <w:tc>
+          <w:tcPr/>
+          <w:p>
+            <w:pPr>
+              <w:pStyle w:val="Compact"/>
+              <w:jc w:val="left"/>
+            </w:pPr>
+            <w:r>
+              <w:t xml:space="preserve">Season-varying slopes</w:t>
+            </w:r>
+          </w:p>
+        </w:tc>
+        <w:tc>
+          <w:tcPr/>
+          <w:p>
+            <w:pPr>
+              <w:pStyle w:val="Compact"/>
+              <w:jc w:val="right"/>
+            </w:pPr>
+            <w:r>
+              <w:t xml:space="preserve">4883</w:t>
+            </w:r>
+          </w:p>
+        </w:tc>
+        <w:tc>
+          <w:tcPr/>
+          <w:p>
+            <w:pPr>
+              <w:pStyle w:val="Compact"/>
+              <w:jc w:val="right"/>
+            </w:pPr>
+            <w:r>
+              <w:t xml:space="preserve">265.62</w:t>
+            </w:r>
+          </w:p>
+        </w:tc>
+        <w:tc>
+          <w:tcPr/>
+          <w:p>
+            <w:pPr>
+              <w:pStyle w:val="Compact"/>
+              <w:jc w:val="right"/>
+            </w:pPr>
+            <w:r>
+              <w:t xml:space="preserve">78</w:t>
+            </w:r>
+          </w:p>
+        </w:tc>
+        <w:tc>
+          <w:tcPr/>
+          <w:p>
+            <w:pPr>
+              <w:pStyle w:val="Compact"/>
+              <w:jc w:val="right"/>
+            </w:pPr>
+            <w:r>
+              <w:t xml:space="preserve">9.814</w:t>
+            </w:r>
+          </w:p>
+        </w:tc>
+        <w:tc>
+          <w:tcPr/>
+          <w:p>
+            <w:pPr>
+              <w:pStyle w:val="Compact"/>
+              <w:jc w:val="right"/>
+            </w:pPr>
+            <w:r>
+              <w:t xml:space="preserve">2.313</w:t>
+            </w:r>
+          </w:p>
+        </w:tc>
+        <w:tc>
+          <w:tcPr/>
+          <w:p>
+            <w:pPr>
+              <w:pStyle w:val="Compact"/>
+              <w:jc w:val="right"/>
+            </w:pPr>
+            <w:r>
+              <w:t xml:space="preserve">0</w:t>
+            </w:r>
+          </w:p>
+        </w:tc>
+      </w:tr>
+    </w:tbl>
+    <w:p>
+      <w:pPr>
+        <w:pStyle w:val="BodyText"/>
+      </w:pPr>
+      <w:r>
+        <w:rPr>
+          <w:vertAlign w:val="subscript"/>
+        </w:rPr>
+        <w:t xml:space="preserve">Source:</w:t>
+      </w:r>
+      <w:r>
+        <w:rPr>
+          <w:vertAlign w:val="subscript"/>
+        </w:rPr>
+        <w:t xml:space="preserve"> </w:t>
+      </w:r>
+      <w:hyperlink r:id="rId9">
+        <w:r>
+          <w:rPr>
+            <w:rStyle w:val="Hyperlink"/>
+            <w:vertAlign w:val="subscript"/>
+          </w:rPr>
+          <w:t xml:space="preserve">Article Notebook</w:t>
+        </w:r>
+      </w:hyperlink>
+    </w:p>
+    <w:p>
+      <w:pPr>
+        <w:pStyle w:val="BodyText"/>
+      </w:pPr>
+      <w:hyperlink w:anchor="tbl-anova">
+        <w:r>
+          <w:rPr>
+            <w:rStyle w:val="Hyperlink"/>
+          </w:rPr>
+          <w:t xml:space="preserve">Table 8</w:t>
+        </w:r>
+      </w:hyperlink>
+      <w:r>
+        <w:t xml:space="preserve"> </w:t>
+      </w:r>
+      <w:r>
+        <w:t xml:space="preserve">compares a model fit with constant slope coefficients to our model which allows each effect to vary by season. The interactions introduce 78 additional terms corresponding to season specific slopes to our model. The nested F-test rejects the null hypothesis that season-specific interactions are equal to zero, indicating that the effects of our fan engagement measures differ significantly across seasons.</w:t>
+      </w:r>
+    </w:p>
+    <w:bookmarkEnd w:id="97"/>
+    <w:bookmarkStart w:id="108" w:name="annual-effects"/>
     <w:p>
       <w:pPr>
         <w:pStyle w:val="Heading4"/>
@@ -14028,7 +14507,7 @@
         <w:t xml:space="preserve">On the other hand, it seems unlikely that the league would have achieved record high attendance without Clark.</w:t>
       </w:r>
     </w:p>
-    <w:bookmarkStart w:id="99" w:name="cell-fig-season-coefs"/>
+    <w:bookmarkStart w:id="102" w:name="cell-fig-season-coefs"/>
     <w:tbl>
       <w:tblPr>
         <w:tblStyle w:val="Table"/>
@@ -14042,7 +14521,7 @@
       <w:tr>
         <w:tc>
           <w:tcPr/>
-          <w:bookmarkStart w:id="98" w:name="fig-season-coefs"/>
+          <w:bookmarkStart w:id="101" w:name="fig-season-coefs"/>
           <w:p>
             <w:pPr>
               <w:pStyle w:val="Compact"/>
@@ -14053,18 +14532,18 @@
                 <wp:inline>
                   <wp:extent cx="4620126" cy="3696101"/>
                   <wp:effectExtent b="0" l="0" r="0" t="0"/>
-                  <wp:docPr descr="" title="" id="96" name="Picture"/>
+                  <wp:docPr descr="" title="" id="99" name="Picture"/>
                   <a:graphic>
                     <a:graphicData uri="http://schemas.openxmlformats.org/drawingml/2006/picture">
                       <pic:pic>
                         <pic:nvPicPr>
-                          <pic:cNvPr descr="index_files/figure-docx/fig-season-coefs-1.png" id="97" name="Picture"/>
+                          <pic:cNvPr descr="index_files/figure-docx/fig-season-coefs-1.png" id="100" name="Picture"/>
                           <pic:cNvPicPr>
                             <a:picLocks noChangeArrowheads="1" noChangeAspect="1"/>
                           </pic:cNvPicPr>
                         </pic:nvPicPr>
                         <pic:blipFill>
-                          <a:blip r:embed="rId95"/>
+                          <a:blip r:embed="rId98"/>
                           <a:stretch>
                             <a:fillRect/>
                           </a:stretch>
@@ -14104,7 +14583,7 @@
               <w:t xml:space="preserve">Figure 12: Estimated season-level fixed effects for natural logarithm of attendance models.</w:t>
             </w:r>
           </w:p>
-          <w:bookmarkEnd w:id="98"/>
+          <w:bookmarkEnd w:id="101"/>
         </w:tc>
       </w:tr>
     </w:tbl>
@@ -14134,7 +14613,7 @@
         </w:r>
       </w:hyperlink>
     </w:p>
-    <w:bookmarkEnd w:id="99"/>
+    <w:bookmarkEnd w:id="102"/>
     <w:p>
       <w:pPr>
         <w:pStyle w:val="BodyText"/>
@@ -14270,7 +14749,7 @@
         <w:t xml:space="preserve">are now positive, although it is difficult to assess the long-term trend due to the pandemic being only a few years past.</w:t>
       </w:r>
     </w:p>
-    <w:bookmarkStart w:id="104" w:name="cell-fig-season-slopes"/>
+    <w:bookmarkStart w:id="107" w:name="cell-fig-season-slopes"/>
     <w:tbl>
       <w:tblPr>
         <w:tblStyle w:val="Table"/>
@@ -14284,7 +14763,7 @@
       <w:tr>
         <w:tc>
           <w:tcPr/>
-          <w:bookmarkStart w:id="103" w:name="fig-season-slopes"/>
+          <w:bookmarkStart w:id="106" w:name="fig-season-slopes"/>
           <w:p>
             <w:pPr>
               <w:pStyle w:val="Compact"/>
@@ -14295,18 +14774,18 @@
                 <wp:inline>
                   <wp:extent cx="4620126" cy="3696101"/>
                   <wp:effectExtent b="0" l="0" r="0" t="0"/>
-                  <wp:docPr descr="" title="" id="101" name="Picture"/>
+                  <wp:docPr descr="" title="" id="104" name="Picture"/>
                   <a:graphic>
                     <a:graphicData uri="http://schemas.openxmlformats.org/drawingml/2006/picture">
                       <pic:pic>
                         <pic:nvPicPr>
-                          <pic:cNvPr descr="index_files/figure-docx/fig-season-slopes-1.png" id="102" name="Picture"/>
+                          <pic:cNvPr descr="index_files/figure-docx/fig-season-slopes-1.png" id="105" name="Picture"/>
                           <pic:cNvPicPr>
                             <a:picLocks noChangeArrowheads="1" noChangeAspect="1"/>
                           </pic:cNvPicPr>
                         </pic:nvPicPr>
                         <pic:blipFill>
-                          <a:blip r:embed="rId100"/>
+                          <a:blip r:embed="rId103"/>
                           <a:stretch>
                             <a:fillRect/>
                           </a:stretch>
@@ -14346,7 +14825,7 @@
               <w:t xml:space="preserve">Figure 13: Estimated season-level changes in slopes for natural logarithm of attendance models.</w:t>
             </w:r>
           </w:p>
-          <w:bookmarkEnd w:id="103"/>
+          <w:bookmarkEnd w:id="106"/>
         </w:tc>
       </w:tr>
     </w:tbl>
@@ -14376,10 +14855,10 @@
         </w:r>
       </w:hyperlink>
     </w:p>
-    <w:bookmarkEnd w:id="104"/>
-    <w:bookmarkEnd w:id="105"/>
-    <w:bookmarkEnd w:id="106"/>
-    <w:bookmarkStart w:id="126" w:name="percentage-of-arena-capacity"/>
+    <w:bookmarkEnd w:id="107"/>
+    <w:bookmarkEnd w:id="108"/>
+    <w:bookmarkEnd w:id="109"/>
+    <w:bookmarkStart w:id="129" w:name="percentage-of-arena-capacity"/>
     <w:p>
       <w:pPr>
         <w:pStyle w:val="Heading3"/>
@@ -14448,7 +14927,7 @@
         </w:r>
       </w:hyperlink>
     </w:p>
-    <w:bookmarkStart w:id="114" w:name="main-effects-1"/>
+    <w:bookmarkStart w:id="117" w:name="main-effects"/>
     <w:p>
       <w:pPr>
         <w:pStyle w:val="Heading4"/>
@@ -14489,7 +14968,7 @@
       <w:tr>
         <w:tc>
           <w:tcPr/>
-          <w:bookmarkStart w:id="107" w:name="tbl-coefs2"/>
+          <w:bookmarkStart w:id="110" w:name="tbl-coefs2"/>
           <w:p>
             <w:pPr>
               <w:jc w:val="center"/>
@@ -15372,7 +15851,7 @@
               </w:tc>
             </w:tr>
           </w:tbl>
-          <w:bookmarkEnd w:id="107"/>
+          <w:bookmarkEnd w:id="110"/>
           <w:p/>
         </w:tc>
       </w:tr>
@@ -15422,7 +15901,7 @@
         <w:t xml:space="preserve">shows that…</w:t>
       </w:r>
     </w:p>
-    <w:bookmarkStart w:id="112" w:name="cell-fig-pct-coefs"/>
+    <w:bookmarkStart w:id="115" w:name="cell-fig-pct-coefs"/>
     <w:tbl>
       <w:tblPr>
         <w:tblStyle w:val="Table"/>
@@ -15436,7 +15915,7 @@
       <w:tr>
         <w:tc>
           <w:tcPr/>
-          <w:bookmarkStart w:id="111" w:name="fig-pct-coefs"/>
+          <w:bookmarkStart w:id="114" w:name="fig-pct-coefs"/>
           <w:p>
             <w:pPr>
               <w:pStyle w:val="Compact"/>
@@ -15447,18 +15926,18 @@
                 <wp:inline>
                   <wp:extent cx="4620126" cy="3696101"/>
                   <wp:effectExtent b="0" l="0" r="0" t="0"/>
-                  <wp:docPr descr="" title="" id="109" name="Picture"/>
+                  <wp:docPr descr="" title="" id="112" name="Picture"/>
                   <a:graphic>
                     <a:graphicData uri="http://schemas.openxmlformats.org/drawingml/2006/picture">
                       <pic:pic>
                         <pic:nvPicPr>
-                          <pic:cNvPr descr="index_files/figure-docx/fig-pct-coefs-1.png" id="110" name="Picture"/>
+                          <pic:cNvPr descr="index_files/figure-docx/fig-pct-coefs-1.png" id="113" name="Picture"/>
                           <pic:cNvPicPr>
                             <a:picLocks noChangeArrowheads="1" noChangeAspect="1"/>
                           </pic:cNvPicPr>
                         </pic:nvPicPr>
                         <pic:blipFill>
-                          <a:blip r:embed="rId108"/>
+                          <a:blip r:embed="rId111"/>
                           <a:stretch>
                             <a:fillRect/>
                           </a:stretch>
@@ -15498,7 +15977,7 @@
               <w:t xml:space="preserve">Figure 14: Relative magnitudes of coefficients in attendance model. Coefficients of interest are highlighted. Note the relatively large size of the coefficient associated with Caitlin Clark.</w:t>
             </w:r>
           </w:p>
-          <w:bookmarkEnd w:id="111"/>
+          <w:bookmarkEnd w:id="114"/>
         </w:tc>
       </w:tr>
     </w:tbl>
@@ -15528,7 +16007,7 @@
         </w:r>
       </w:hyperlink>
     </w:p>
-    <w:bookmarkEnd w:id="112"/>
+    <w:bookmarkEnd w:id="115"/>
     <w:p>
       <w:pPr>
         <w:pStyle w:val="BodyText"/>
@@ -15561,7 +16040,7 @@
       <w:tr>
         <w:tc>
           <w:tcPr/>
-          <w:bookmarkStart w:id="113" w:name="tbl-glance2"/>
+          <w:bookmarkStart w:id="116" w:name="tbl-glance2"/>
           <w:p>
             <w:pPr>
               <w:jc w:val="center"/>
@@ -15835,7 +16314,7 @@
               </w:tc>
             </w:tr>
           </w:tbl>
-          <w:bookmarkEnd w:id="113"/>
+          <w:bookmarkEnd w:id="116"/>
           <w:p/>
         </w:tc>
       </w:tr>
@@ -15885,8 +16364,8 @@
         <w:t xml:space="preserve">shows the analysis of variance for the percentage of arena capacity models.</w:t>
       </w:r>
     </w:p>
-    <w:bookmarkEnd w:id="114"/>
-    <w:bookmarkStart w:id="125" w:name="annual-effects-1"/>
+    <w:bookmarkEnd w:id="117"/>
+    <w:bookmarkStart w:id="128" w:name="annual-effects-1"/>
     <w:p>
       <w:pPr>
         <w:pStyle w:val="Heading4"/>
@@ -15914,7 +16393,7 @@
         <w:t xml:space="preserve">displays the estimated effects of our fan engagement measures on attendance relative to the 1997 reference season. Similar to the overall attendance trends, these effects generally remained below their 1997 levels for much of the league’s history and only returned to comparable levels recently. In the most recent years of measurement, however, we see the league exceeding previously record-holding levels.</w:t>
       </w:r>
     </w:p>
-    <w:bookmarkStart w:id="119" w:name="cell-fig-season-coefs2"/>
+    <w:bookmarkStart w:id="122" w:name="cell-fig-season-coefs2"/>
     <w:tbl>
       <w:tblPr>
         <w:tblStyle w:val="Table"/>
@@ -15928,7 +16407,7 @@
       <w:tr>
         <w:tc>
           <w:tcPr/>
-          <w:bookmarkStart w:id="118" w:name="fig-season-coefs2"/>
+          <w:bookmarkStart w:id="121" w:name="fig-season-coefs2"/>
           <w:p>
             <w:pPr>
               <w:pStyle w:val="Compact"/>
@@ -15939,18 +16418,18 @@
                 <wp:inline>
                   <wp:extent cx="4620126" cy="3696101"/>
                   <wp:effectExtent b="0" l="0" r="0" t="0"/>
-                  <wp:docPr descr="" title="" id="116" name="Picture"/>
+                  <wp:docPr descr="" title="" id="119" name="Picture"/>
                   <a:graphic>
                     <a:graphicData uri="http://schemas.openxmlformats.org/drawingml/2006/picture">
                       <pic:pic>
                         <pic:nvPicPr>
-                          <pic:cNvPr descr="index_files/figure-docx/fig-season-coefs2-1.png" id="117" name="Picture"/>
+                          <pic:cNvPr descr="index_files/figure-docx/fig-season-coefs2-1.png" id="120" name="Picture"/>
                           <pic:cNvPicPr>
                             <a:picLocks noChangeArrowheads="1" noChangeAspect="1"/>
                           </pic:cNvPicPr>
                         </pic:nvPicPr>
                         <pic:blipFill>
-                          <a:blip r:embed="rId115"/>
+                          <a:blip r:embed="rId118"/>
                           <a:stretch>
                             <a:fillRect/>
                           </a:stretch>
@@ -15990,7 +16469,7 @@
               <w:t xml:space="preserve">Figure 15: Estimated season-level fixed effects for percentage of arena capacity models.</w:t>
             </w:r>
           </w:p>
-          <w:bookmarkEnd w:id="118"/>
+          <w:bookmarkEnd w:id="121"/>
         </w:tc>
       </w:tr>
     </w:tbl>
@@ -16020,7 +16499,7 @@
         </w:r>
       </w:hyperlink>
     </w:p>
-    <w:bookmarkEnd w:id="119"/>
+    <w:bookmarkEnd w:id="122"/>
     <w:p>
       <w:pPr>
         <w:pStyle w:val="BodyText"/>
@@ -16040,7 +16519,7 @@
         <w:t xml:space="preserve">shows that…??</w:t>
       </w:r>
     </w:p>
-    <w:bookmarkStart w:id="124" w:name="cell-fig-season-slopes2"/>
+    <w:bookmarkStart w:id="127" w:name="cell-fig-season-slopes2"/>
     <w:tbl>
       <w:tblPr>
         <w:tblStyle w:val="Table"/>
@@ -16054,7 +16533,7 @@
       <w:tr>
         <w:tc>
           <w:tcPr/>
-          <w:bookmarkStart w:id="123" w:name="fig-season-slopes2"/>
+          <w:bookmarkStart w:id="126" w:name="fig-season-slopes2"/>
           <w:p>
             <w:pPr>
               <w:pStyle w:val="Compact"/>
@@ -16065,18 +16544,18 @@
                 <wp:inline>
                   <wp:extent cx="4620126" cy="3696101"/>
                   <wp:effectExtent b="0" l="0" r="0" t="0"/>
-                  <wp:docPr descr="" title="" id="121" name="Picture"/>
+                  <wp:docPr descr="" title="" id="124" name="Picture"/>
                   <a:graphic>
                     <a:graphicData uri="http://schemas.openxmlformats.org/drawingml/2006/picture">
                       <pic:pic>
                         <pic:nvPicPr>
-                          <pic:cNvPr descr="index_files/figure-docx/fig-season-slopes2-1.png" id="122" name="Picture"/>
+                          <pic:cNvPr descr="index_files/figure-docx/fig-season-slopes2-1.png" id="125" name="Picture"/>
                           <pic:cNvPicPr>
                             <a:picLocks noChangeArrowheads="1" noChangeAspect="1"/>
                           </pic:cNvPicPr>
                         </pic:nvPicPr>
                         <pic:blipFill>
-                          <a:blip r:embed="rId120"/>
+                          <a:blip r:embed="rId123"/>
                           <a:stretch>
                             <a:fillRect/>
                           </a:stretch>
@@ -16116,7 +16595,7 @@
               <w:t xml:space="preserve">Figure 16: Estimated season-level changes in slopes for percentage of arena capacity models.</w:t>
             </w:r>
           </w:p>
-          <w:bookmarkEnd w:id="123"/>
+          <w:bookmarkEnd w:id="126"/>
         </w:tc>
       </w:tr>
     </w:tbl>
@@ -16146,21 +16625,11 @@
         </w:r>
       </w:hyperlink>
     </w:p>
-    <w:bookmarkEnd w:id="124"/>
-    <w:bookmarkEnd w:id="125"/>
-    <w:bookmarkEnd w:id="126"/>
-    <w:bookmarkStart w:id="127" w:name="fan-engagement-and-attendance-over-time"/>
-    <w:p>
-      <w:pPr>
-        <w:pStyle w:val="Heading3"/>
-      </w:pPr>
-      <w:r>
-        <w:t xml:space="preserve">4.3 Fan engagement and attendance over time</w:t>
-      </w:r>
-    </w:p>
     <w:bookmarkEnd w:id="127"/>
     <w:bookmarkEnd w:id="128"/>
-    <w:bookmarkStart w:id="132" w:name="conclusion"/>
+    <w:bookmarkEnd w:id="129"/>
+    <w:bookmarkEnd w:id="130"/>
+    <w:bookmarkStart w:id="134" w:name="conclusion"/>
     <w:p>
       <w:pPr>
         <w:pStyle w:val="Heading2"/>
@@ -16169,7 +16638,7 @@
         <w:t xml:space="preserve">5 Conclusion</w:t>
       </w:r>
     </w:p>
-    <w:bookmarkStart w:id="129" w:name="limitations"/>
+    <w:bookmarkStart w:id="131" w:name="limitations"/>
     <w:p>
       <w:pPr>
         <w:pStyle w:val="Heading3"/>
@@ -16201,8 +16670,8 @@
         <w:t xml:space="preserve">We also considered fitting a Beta regression model with a logit link function, and converting the fixed effects for seasons to random effects, but those models didn’t converge.</w:t>
       </w:r>
     </w:p>
-    <w:bookmarkEnd w:id="129"/>
-    <w:bookmarkStart w:id="130" w:name="future-work"/>
+    <w:bookmarkEnd w:id="131"/>
+    <w:bookmarkStart w:id="132" w:name="future-work"/>
     <w:p>
       <w:pPr>
         <w:pStyle w:val="Heading3"/>
@@ -16211,8 +16680,8 @@
         <w:t xml:space="preserve">5.2 Future work</w:t>
       </w:r>
     </w:p>
-    <w:bookmarkEnd w:id="130"/>
-    <w:bookmarkStart w:id="131" w:name="discussion"/>
+    <w:bookmarkEnd w:id="132"/>
+    <w:bookmarkStart w:id="133" w:name="discussion"/>
     <w:p>
       <w:pPr>
         <w:pStyle w:val="Heading3"/>
@@ -16221,9 +16690,9 @@
         <w:t xml:space="preserve">5.3 Discussion</w:t>
       </w:r>
     </w:p>
-    <w:bookmarkEnd w:id="131"/>
-    <w:bookmarkEnd w:id="132"/>
-    <w:bookmarkStart w:id="180" w:name="references"/>
+    <w:bookmarkEnd w:id="133"/>
+    <w:bookmarkEnd w:id="134"/>
+    <w:bookmarkStart w:id="182" w:name="references"/>
     <w:p>
       <w:pPr>
         <w:pStyle w:val="Heading2"/>
@@ -16232,8 +16701,8 @@
         <w:t xml:space="preserve">References</w:t>
       </w:r>
     </w:p>
-    <w:bookmarkStart w:id="179" w:name="refs"/>
-    <w:bookmarkStart w:id="134" w:name="ref-AcrossTheTimeline_WNBA_Attendance"/>
+    <w:bookmarkStart w:id="181" w:name="refs"/>
+    <w:bookmarkStart w:id="136" w:name="ref-AcrossTheTimeline_WNBA_Attendance"/>
     <w:p>
       <w:pPr>
         <w:pStyle w:val="Bibliography"/>
@@ -16257,7 +16726,7 @@
       <w:r>
         <w:t xml:space="preserve"> </w:t>
       </w:r>
-      <w:hyperlink r:id="rId133">
+      <w:hyperlink r:id="rId135">
         <w:r>
           <w:rPr>
             <w:rStyle w:val="Hyperlink"/>
@@ -16271,7 +16740,7 @@
       <w:r>
         <w:t xml:space="preserve"> </w:t>
       </w:r>
-      <w:hyperlink r:id="rId133">
+      <w:hyperlink r:id="rId135">
         <w:r>
           <w:rPr>
             <w:rStyle w:val="Hyperlink"/>
@@ -16283,8 +16752,8 @@
         <w:t xml:space="preserve">.</w:t>
       </w:r>
     </w:p>
-    <w:bookmarkEnd w:id="134"/>
-    <w:bookmarkStart w:id="136" w:name="ref-CoatesHumphreysZhou2014"/>
+    <w:bookmarkEnd w:id="136"/>
+    <w:bookmarkStart w:id="138" w:name="ref-CoatesHumphreysZhou2014"/>
     <w:p>
       <w:pPr>
         <w:pStyle w:val="Bibliography"/>
@@ -16317,7 +16786,7 @@
       <w:r>
         <w:t xml:space="preserve"> </w:t>
       </w:r>
-      <w:hyperlink r:id="rId135">
+      <w:hyperlink r:id="rId137">
         <w:r>
           <w:rPr>
             <w:rStyle w:val="Hyperlink"/>
@@ -16329,8 +16798,8 @@
         <w:t xml:space="preserve">.</w:t>
       </w:r>
     </w:p>
-    <w:bookmarkEnd w:id="136"/>
-    <w:bookmarkStart w:id="138" w:name="ref-davis2008interaction"/>
+    <w:bookmarkEnd w:id="138"/>
+    <w:bookmarkStart w:id="140" w:name="ref-davis2008interaction"/>
     <w:p>
       <w:pPr>
         <w:pStyle w:val="Bibliography"/>
@@ -16363,7 +16832,7 @@
       <w:r>
         <w:t xml:space="preserve"> </w:t>
       </w:r>
-      <w:hyperlink r:id="rId137">
+      <w:hyperlink r:id="rId139">
         <w:r>
           <w:rPr>
             <w:rStyle w:val="Hyperlink"/>
@@ -16375,8 +16844,8 @@
         <w:t xml:space="preserve">.</w:t>
       </w:r>
     </w:p>
-    <w:bookmarkEnd w:id="138"/>
-    <w:bookmarkStart w:id="140" w:name="ref-davis2009analyzing"/>
+    <w:bookmarkEnd w:id="140"/>
+    <w:bookmarkStart w:id="142" w:name="ref-davis2009analyzing"/>
     <w:p>
       <w:pPr>
         <w:pStyle w:val="Bibliography"/>
@@ -16409,7 +16878,7 @@
       <w:r>
         <w:t xml:space="preserve"> </w:t>
       </w:r>
-      <w:hyperlink r:id="rId139">
+      <w:hyperlink r:id="rId141">
         <w:r>
           <w:rPr>
             <w:rStyle w:val="Hyperlink"/>
@@ -16421,8 +16890,8 @@
         <w:t xml:space="preserve">.</w:t>
       </w:r>
     </w:p>
-    <w:bookmarkEnd w:id="140"/>
-    <w:bookmarkStart w:id="142" w:name="ref-delia2020psychological"/>
+    <w:bookmarkEnd w:id="142"/>
+    <w:bookmarkStart w:id="144" w:name="ref-delia2020psychological"/>
     <w:p>
       <w:pPr>
         <w:pStyle w:val="Bibliography"/>
@@ -16455,7 +16924,7 @@
       <w:r>
         <w:t xml:space="preserve"> </w:t>
       </w:r>
-      <w:hyperlink r:id="rId141">
+      <w:hyperlink r:id="rId143">
         <w:r>
           <w:rPr>
             <w:rStyle w:val="Hyperlink"/>
@@ -16467,8 +16936,8 @@
         <w:t xml:space="preserve">.</w:t>
       </w:r>
     </w:p>
-    <w:bookmarkEnd w:id="142"/>
-    <w:bookmarkStart w:id="144" w:name="ref-deschriver2002determinants"/>
+    <w:bookmarkEnd w:id="144"/>
+    <w:bookmarkStart w:id="146" w:name="ref-deschriver2002determinants"/>
     <w:p>
       <w:pPr>
         <w:pStyle w:val="Bibliography"/>
@@ -16501,7 +16970,7 @@
       <w:r>
         <w:t xml:space="preserve"> </w:t>
       </w:r>
-      <w:hyperlink r:id="rId143">
+      <w:hyperlink r:id="rId145">
         <w:r>
           <w:rPr>
             <w:rStyle w:val="Hyperlink"/>
@@ -16513,8 +16982,8 @@
         <w:t xml:space="preserve">.</w:t>
       </w:r>
     </w:p>
-    <w:bookmarkEnd w:id="144"/>
-    <w:bookmarkStart w:id="145" w:name="ref-Elo1978"/>
+    <w:bookmarkEnd w:id="146"/>
+    <w:bookmarkStart w:id="147" w:name="ref-Elo1978"/>
     <w:p>
       <w:pPr>
         <w:pStyle w:val="Bibliography"/>
@@ -16536,8 +17005,8 @@
         <w:t xml:space="preserve">. New York: Arco Publishing.</w:t>
       </w:r>
     </w:p>
-    <w:bookmarkEnd w:id="145"/>
-    <w:bookmarkStart w:id="147" w:name="ref-garcia2020betting"/>
+    <w:bookmarkEnd w:id="147"/>
+    <w:bookmarkStart w:id="149" w:name="ref-garcia2020betting"/>
     <w:p>
       <w:pPr>
         <w:pStyle w:val="Bibliography"/>
@@ -16570,7 +17039,7 @@
       <w:r>
         <w:t xml:space="preserve"> </w:t>
       </w:r>
-      <w:hyperlink r:id="rId146">
+      <w:hyperlink r:id="rId148">
         <w:r>
           <w:rPr>
             <w:rStyle w:val="Hyperlink"/>
@@ -16582,8 +17051,8 @@
         <w:t xml:space="preserve">.</w:t>
       </w:r>
     </w:p>
-    <w:bookmarkEnd w:id="147"/>
-    <w:bookmarkStart w:id="149" w:name="ref-hutchinson_gilani_2021_wehoop"/>
+    <w:bookmarkEnd w:id="149"/>
+    <w:bookmarkStart w:id="151" w:name="ref-hutchinson_gilani_2021_wehoop"/>
     <w:p>
       <w:pPr>
         <w:pStyle w:val="Bibliography"/>
@@ -16619,7 +17088,7 @@
       <w:r>
         <w:t xml:space="preserve"> </w:t>
       </w:r>
-      <w:hyperlink r:id="rId148">
+      <w:hyperlink r:id="rId150">
         <w:r>
           <w:rPr>
             <w:rStyle w:val="Hyperlink"/>
@@ -16631,8 +17100,8 @@
         <w:t xml:space="preserve">.</w:t>
       </w:r>
     </w:p>
-    <w:bookmarkEnd w:id="149"/>
-    <w:bookmarkStart w:id="151" w:name="ref-guest2018fan"/>
+    <w:bookmarkEnd w:id="151"/>
+    <w:bookmarkStart w:id="153" w:name="ref-guest2018fan"/>
     <w:p>
       <w:pPr>
         <w:pStyle w:val="Bibliography"/>
@@ -16665,7 +17134,7 @@
       <w:r>
         <w:t xml:space="preserve"> </w:t>
       </w:r>
-      <w:hyperlink r:id="rId150">
+      <w:hyperlink r:id="rId152">
         <w:r>
           <w:rPr>
             <w:rStyle w:val="Hyperlink"/>
@@ -16677,8 +17146,8 @@
         <w:t xml:space="preserve">.</w:t>
       </w:r>
     </w:p>
-    <w:bookmarkEnd w:id="151"/>
-    <w:bookmarkStart w:id="153" w:name="ref-horowitz2007if"/>
+    <w:bookmarkEnd w:id="153"/>
+    <w:bookmarkStart w:id="155" w:name="ref-horowitz2007if"/>
     <w:p>
       <w:pPr>
         <w:pStyle w:val="Bibliography"/>
@@ -16711,7 +17180,7 @@
       <w:r>
         <w:t xml:space="preserve"> </w:t>
       </w:r>
-      <w:hyperlink r:id="rId152">
+      <w:hyperlink r:id="rId154">
         <w:r>
           <w:rPr>
             <w:rStyle w:val="Hyperlink"/>
@@ -16723,8 +17192,8 @@
         <w:t xml:space="preserve">.</w:t>
       </w:r>
     </w:p>
-    <w:bookmarkEnd w:id="153"/>
-    <w:bookmarkStart w:id="155" w:name="ref-kim2023winning"/>
+    <w:bookmarkEnd w:id="155"/>
+    <w:bookmarkStart w:id="157" w:name="ref-kim2023winning"/>
     <w:p>
       <w:pPr>
         <w:pStyle w:val="Bibliography"/>
@@ -16757,7 +17226,7 @@
       <w:r>
         <w:t xml:space="preserve"> </w:t>
       </w:r>
-      <w:hyperlink r:id="rId154">
+      <w:hyperlink r:id="rId156">
         <w:r>
           <w:rPr>
             <w:rStyle w:val="Hyperlink"/>
@@ -16769,8 +17238,8 @@
         <w:t xml:space="preserve">.</w:t>
       </w:r>
     </w:p>
-    <w:bookmarkEnd w:id="155"/>
-    <w:bookmarkStart w:id="157" w:name="ref-lemke2010estimating"/>
+    <w:bookmarkEnd w:id="157"/>
+    <w:bookmarkStart w:id="159" w:name="ref-lemke2010estimating"/>
     <w:p>
       <w:pPr>
         <w:pStyle w:val="Bibliography"/>
@@ -16803,7 +17272,7 @@
       <w:r>
         <w:t xml:space="preserve"> </w:t>
       </w:r>
-      <w:hyperlink r:id="rId156">
+      <w:hyperlink r:id="rId158">
         <w:r>
           <w:rPr>
             <w:rStyle w:val="Hyperlink"/>
@@ -16815,8 +17284,8 @@
         <w:t xml:space="preserve">.</w:t>
       </w:r>
     </w:p>
-    <w:bookmarkEnd w:id="157"/>
-    <w:bookmarkStart w:id="159" w:name="ref-leslie2022football"/>
+    <w:bookmarkEnd w:id="159"/>
+    <w:bookmarkStart w:id="161" w:name="ref-leslie2022football"/>
     <w:p>
       <w:pPr>
         <w:pStyle w:val="Bibliography"/>
@@ -16849,7 +17318,7 @@
       <w:r>
         <w:t xml:space="preserve"> </w:t>
       </w:r>
-      <w:hyperlink r:id="rId158">
+      <w:hyperlink r:id="rId160">
         <w:r>
           <w:rPr>
             <w:rStyle w:val="Hyperlink"/>
@@ -16861,8 +17330,8 @@
         <w:t xml:space="preserve">.</w:t>
       </w:r>
     </w:p>
-    <w:bookmarkEnd w:id="159"/>
-    <w:bookmarkStart w:id="161" w:name="ref-mackinnon1985some"/>
+    <w:bookmarkEnd w:id="161"/>
+    <w:bookmarkStart w:id="163" w:name="ref-mackinnon1985some"/>
     <w:p>
       <w:pPr>
         <w:pStyle w:val="Bibliography"/>
@@ -16895,7 +17364,7 @@
       <w:r>
         <w:t xml:space="preserve"> </w:t>
       </w:r>
-      <w:hyperlink r:id="rId160">
+      <w:hyperlink r:id="rId162">
         <w:r>
           <w:rPr>
             <w:rStyle w:val="Hyperlink"/>
@@ -16907,8 +17376,8 @@
         <w:t xml:space="preserve">.</w:t>
       </w:r>
     </w:p>
-    <w:bookmarkEnd w:id="161"/>
-    <w:bookmarkStart w:id="163" w:name="ref-mcdonald1980uses"/>
+    <w:bookmarkEnd w:id="163"/>
+    <w:bookmarkStart w:id="165" w:name="ref-mcdonald1980uses"/>
     <w:p>
       <w:pPr>
         <w:pStyle w:val="Bibliography"/>
@@ -16950,7 +17419,7 @@
       <w:r>
         <w:t xml:space="preserve"> </w:t>
       </w:r>
-      <w:hyperlink r:id="rId162">
+      <w:hyperlink r:id="rId164">
         <w:r>
           <w:rPr>
             <w:rStyle w:val="Hyperlink"/>
@@ -16962,8 +17431,8 @@
         <w:t xml:space="preserve">.</w:t>
       </w:r>
     </w:p>
-    <w:bookmarkEnd w:id="163"/>
-    <w:bookmarkStart w:id="164" w:name="ref-noll1974attendance"/>
+    <w:bookmarkEnd w:id="165"/>
+    <w:bookmarkStart w:id="166" w:name="ref-noll1974attendance"/>
     <w:p>
       <w:pPr>
         <w:pStyle w:val="Bibliography"/>
@@ -16985,8 +17454,8 @@
         <w:t xml:space="preserve">. The Brookings Institution.</w:t>
       </w:r>
     </w:p>
-    <w:bookmarkEnd w:id="164"/>
-    <w:bookmarkStart w:id="166" w:name="ref-papke1996econometric"/>
+    <w:bookmarkEnd w:id="166"/>
+    <w:bookmarkStart w:id="168" w:name="ref-papke1996econometric"/>
     <w:p>
       <w:pPr>
         <w:pStyle w:val="Bibliography"/>
@@ -17019,7 +17488,7 @@
       <w:r>
         <w:t xml:space="preserve"> </w:t>
       </w:r>
-      <w:hyperlink r:id="rId165">
+      <w:hyperlink r:id="rId167">
         <w:r>
           <w:rPr>
             <w:rStyle w:val="Hyperlink"/>
@@ -17031,8 +17500,8 @@
         <w:t xml:space="preserve">.</w:t>
       </w:r>
     </w:p>
-    <w:bookmarkEnd w:id="166"/>
-    <w:bookmarkStart w:id="168" w:name="ref-paul2019attendance"/>
+    <w:bookmarkEnd w:id="168"/>
+    <w:bookmarkStart w:id="170" w:name="ref-paul2019attendance"/>
     <w:p>
       <w:pPr>
         <w:pStyle w:val="Bibliography"/>
@@ -17065,7 +17534,7 @@
       <w:r>
         <w:t xml:space="preserve"> </w:t>
       </w:r>
-      <w:hyperlink r:id="rId167">
+      <w:hyperlink r:id="rId169">
         <w:r>
           <w:rPr>
             <w:rStyle w:val="Hyperlink"/>
@@ -17077,8 +17546,8 @@
         <w:t xml:space="preserve">.</w:t>
       </w:r>
     </w:p>
-    <w:bookmarkEnd w:id="168"/>
-    <w:bookmarkStart w:id="169" w:name="ref-PerlineNobleStoldt2018"/>
+    <w:bookmarkEnd w:id="170"/>
+    <w:bookmarkStart w:id="171" w:name="ref-PerlineNobleStoldt2018"/>
     <w:p>
       <w:pPr>
         <w:pStyle w:val="Bibliography"/>
@@ -17121,8 +17590,8 @@
         <w:t xml:space="preserve">21.</w:t>
       </w:r>
     </w:p>
-    <w:bookmarkEnd w:id="169"/>
-    <w:bookmarkStart w:id="171" w:name="ref-wasserstein2016asa"/>
+    <w:bookmarkEnd w:id="171"/>
+    <w:bookmarkStart w:id="173" w:name="ref-wasserstein2016asa"/>
     <w:p>
       <w:pPr>
         <w:pStyle w:val="Bibliography"/>
@@ -17158,7 +17627,7 @@
       <w:r>
         <w:t xml:space="preserve"> </w:t>
       </w:r>
-      <w:hyperlink r:id="rId170">
+      <w:hyperlink r:id="rId172">
         <w:r>
           <w:rPr>
             <w:rStyle w:val="Hyperlink"/>
@@ -17170,8 +17639,8 @@
         <w:t xml:space="preserve">.</w:t>
       </w:r>
     </w:p>
-    <w:bookmarkEnd w:id="171"/>
-    <w:bookmarkStart w:id="173" w:name="ref-wasserstein2019moving"/>
+    <w:bookmarkEnd w:id="173"/>
+    <w:bookmarkStart w:id="175" w:name="ref-wasserstein2019moving"/>
     <w:p>
       <w:pPr>
         <w:pStyle w:val="Bibliography"/>
@@ -17216,7 +17685,7 @@
       <w:r>
         <w:t xml:space="preserve"> </w:t>
       </w:r>
-      <w:hyperlink r:id="rId172">
+      <w:hyperlink r:id="rId174">
         <w:r>
           <w:rPr>
             <w:rStyle w:val="Hyperlink"/>
@@ -17228,8 +17697,8 @@
         <w:t xml:space="preserve">.</w:t>
       </w:r>
     </w:p>
-    <w:bookmarkEnd w:id="173"/>
-    <w:bookmarkStart w:id="175" w:name="ref-wiseman2003team"/>
+    <w:bookmarkEnd w:id="175"/>
+    <w:bookmarkStart w:id="177" w:name="ref-wiseman2003team"/>
     <w:p>
       <w:pPr>
         <w:pStyle w:val="Bibliography"/>
@@ -17262,7 +17731,7 @@
       <w:r>
         <w:t xml:space="preserve"> </w:t>
       </w:r>
-      <w:hyperlink r:id="rId174">
+      <w:hyperlink r:id="rId176">
         <w:r>
           <w:rPr>
             <w:rStyle w:val="Hyperlink"/>
@@ -17274,8 +17743,8 @@
         <w:t xml:space="preserve">.</w:t>
       </w:r>
     </w:p>
-    <w:bookmarkEnd w:id="175"/>
-    <w:bookmarkStart w:id="177" w:name="ref-wnba2024recordseason"/>
+    <w:bookmarkEnd w:id="177"/>
+    <w:bookmarkStart w:id="179" w:name="ref-wnba2024recordseason"/>
     <w:p>
       <w:pPr>
         <w:pStyle w:val="Bibliography"/>
@@ -17292,7 +17761,7 @@
       <w:r>
         <w:t xml:space="preserve"> </w:t>
       </w:r>
-      <w:hyperlink r:id="rId176">
+      <w:hyperlink r:id="rId178">
         <w:r>
           <w:rPr>
             <w:rStyle w:val="Hyperlink"/>
@@ -17304,8 +17773,8 @@
         <w:t xml:space="preserve">.</w:t>
       </w:r>
     </w:p>
-    <w:bookmarkEnd w:id="177"/>
-    <w:bookmarkStart w:id="178" w:name="ref-woltring2018attendance"/>
+    <w:bookmarkEnd w:id="179"/>
+    <w:bookmarkStart w:id="180" w:name="ref-woltring2018attendance"/>
     <w:p>
       <w:pPr>
         <w:pStyle w:val="Bibliography"/>
@@ -17336,10 +17805,10 @@
         <w:t xml:space="preserve">.</w:t>
       </w:r>
     </w:p>
-    <w:bookmarkEnd w:id="178"/>
-    <w:bookmarkEnd w:id="179"/>
     <w:bookmarkEnd w:id="180"/>
-    <w:bookmarkStart w:id="203" w:name="appendix"/>
+    <w:bookmarkEnd w:id="181"/>
+    <w:bookmarkEnd w:id="182"/>
+    <w:bookmarkStart w:id="205" w:name="appendix"/>
     <w:p>
       <w:pPr>
         <w:pStyle w:val="Heading2"/>
@@ -17348,7 +17817,7 @@
         <w:t xml:space="preserve">6 Appendix</w:t>
       </w:r>
     </w:p>
-    <w:bookmarkStart w:id="183" w:name="anova-tables"/>
+    <w:bookmarkStart w:id="185" w:name="anova-tables"/>
     <w:p>
       <w:pPr>
         <w:pStyle w:val="Heading3"/>
@@ -17370,7 +17839,7 @@
       <w:tr>
         <w:tc>
           <w:tcPr/>
-          <w:bookmarkStart w:id="181" w:name="tbl-anova"/>
+          <w:bookmarkStart w:id="183" w:name="tbl-anova"/>
           <w:p>
             <w:pPr>
               <w:jc w:val="center"/>
@@ -18706,7 +19175,7 @@
               </w:tc>
             </w:tr>
           </w:tbl>
-          <w:bookmarkEnd w:id="181"/>
+          <w:bookmarkEnd w:id="183"/>
           <w:p/>
         </w:tc>
       </w:tr>
@@ -18758,7 +19227,7 @@
       <w:tr>
         <w:tc>
           <w:tcPr/>
-          <w:bookmarkStart w:id="182" w:name="tbl-anova2"/>
+          <w:bookmarkStart w:id="184" w:name="tbl-anova2"/>
           <w:p>
             <w:pPr>
               <w:jc w:val="center"/>
@@ -20280,7 +20749,7 @@
               </w:tc>
             </w:tr>
           </w:tbl>
-          <w:bookmarkEnd w:id="182"/>
+          <w:bookmarkEnd w:id="184"/>
           <w:p/>
         </w:tc>
       </w:tr>
@@ -20311,8 +20780,8 @@
         </w:r>
       </w:hyperlink>
     </w:p>
-    <w:bookmarkEnd w:id="183"/>
-    <w:bookmarkStart w:id="201" w:name="sec-resid-attend"/>
+    <w:bookmarkEnd w:id="185"/>
+    <w:bookmarkStart w:id="203" w:name="sec-resid-attend"/>
     <w:p>
       <w:pPr>
         <w:pStyle w:val="Heading3"/>
@@ -20321,7 +20790,7 @@
         <w:t xml:space="preserve">6.2 Residual analysis of attendance models</w:t>
       </w:r>
     </w:p>
-    <w:bookmarkStart w:id="200" w:name="cell-fig-resids"/>
+    <w:bookmarkStart w:id="202" w:name="cell-fig-resids"/>
     <w:tbl>
       <w:tblPr>
         <w:tblStyle w:val="Table"/>
@@ -20373,7 +20842,7 @@
             <w:tr>
               <w:tc>
                 <w:tcPr/>
-                <w:bookmarkStart w:id="187" w:name="fig-resids-1"/>
+                <w:bookmarkStart w:id="189" w:name="fig-resids-1"/>
                 <w:p>
                   <w:pPr>
                     <w:pStyle w:val="Compact"/>
@@ -20385,18 +20854,18 @@
                       <wp:inline>
                         <wp:extent cx="4620126" cy="3696101"/>
                         <wp:effectExtent b="0" l="0" r="0" t="0"/>
-                        <wp:docPr descr="" title="" id="185" name="Picture"/>
+                        <wp:docPr descr="" title="" id="187" name="Picture"/>
                         <a:graphic>
                           <a:graphicData uri="http://schemas.openxmlformats.org/drawingml/2006/picture">
                             <pic:pic>
                               <pic:nvPicPr>
-                                <pic:cNvPr descr="index_files/figure-docx/fig-resids-1.png" id="186" name="Picture"/>
+                                <pic:cNvPr descr="index_files/figure-docx/fig-resids-1.png" id="188" name="Picture"/>
                                 <pic:cNvPicPr>
                                   <a:picLocks noChangeArrowheads="1" noChangeAspect="1"/>
                                 </pic:cNvPicPr>
                               </pic:nvPicPr>
                               <pic:blipFill>
-                                <a:blip r:embed="rId184"/>
+                                <a:blip r:embed="rId186"/>
                                 <a:stretch>
                                   <a:fillRect/>
                                 </a:stretch>
@@ -20437,7 +20906,7 @@
                     <w:t xml:space="preserve">Figure 17: Residual plots for models.</w:t>
                   </w:r>
                 </w:p>
-                <w:bookmarkEnd w:id="187"/>
+                <w:bookmarkEnd w:id="189"/>
               </w:tc>
             </w:tr>
           </w:tbl>
@@ -20477,7 +20946,7 @@
             <w:tr>
               <w:tc>
                 <w:tcPr/>
-                <w:bookmarkStart w:id="191" w:name="fig-resids-2"/>
+                <w:bookmarkStart w:id="193" w:name="fig-resids-2"/>
                 <w:p>
                   <w:pPr>
                     <w:pStyle w:val="Compact"/>
@@ -20489,18 +20958,18 @@
                       <wp:inline>
                         <wp:extent cx="4620126" cy="3696101"/>
                         <wp:effectExtent b="0" l="0" r="0" t="0"/>
-                        <wp:docPr descr="" title="" id="189" name="Picture"/>
+                        <wp:docPr descr="" title="" id="191" name="Picture"/>
                         <a:graphic>
                           <a:graphicData uri="http://schemas.openxmlformats.org/drawingml/2006/picture">
                             <pic:pic>
                               <pic:nvPicPr>
-                                <pic:cNvPr descr="index_files/figure-docx/fig-resids-2.png" id="190" name="Picture"/>
+                                <pic:cNvPr descr="index_files/figure-docx/fig-resids-2.png" id="192" name="Picture"/>
                                 <pic:cNvPicPr>
                                   <a:picLocks noChangeArrowheads="1" noChangeAspect="1"/>
                                 </pic:cNvPicPr>
                               </pic:nvPicPr>
                               <pic:blipFill>
-                                <a:blip r:embed="rId188"/>
+                                <a:blip r:embed="rId190"/>
                                 <a:stretch>
                                   <a:fillRect/>
                                 </a:stretch>
@@ -20541,7 +21010,7 @@
                     <w:t xml:space="preserve">Figure 18: Residual plots for models.</w:t>
                   </w:r>
                 </w:p>
-                <w:bookmarkEnd w:id="191"/>
+                <w:bookmarkEnd w:id="193"/>
               </w:tc>
             </w:tr>
           </w:tbl>
@@ -20562,7 +21031,7 @@
             <w:tr>
               <w:tc>
                 <w:tcPr/>
-                <w:bookmarkStart w:id="195" w:name="fig-resids-3"/>
+                <w:bookmarkStart w:id="197" w:name="fig-resids-3"/>
                 <w:p>
                   <w:pPr>
                     <w:pStyle w:val="Compact"/>
@@ -20574,18 +21043,18 @@
                       <wp:inline>
                         <wp:extent cx="4620126" cy="3696101"/>
                         <wp:effectExtent b="0" l="0" r="0" t="0"/>
-                        <wp:docPr descr="" title="" id="193" name="Picture"/>
+                        <wp:docPr descr="" title="" id="195" name="Picture"/>
                         <a:graphic>
                           <a:graphicData uri="http://schemas.openxmlformats.org/drawingml/2006/picture">
                             <pic:pic>
                               <pic:nvPicPr>
-                                <pic:cNvPr descr="index_files/figure-docx/fig-resids-3.png" id="194" name="Picture"/>
+                                <pic:cNvPr descr="index_files/figure-docx/fig-resids-3.png" id="196" name="Picture"/>
                                 <pic:cNvPicPr>
                                   <a:picLocks noChangeArrowheads="1" noChangeAspect="1"/>
                                 </pic:cNvPicPr>
                               </pic:nvPicPr>
                               <pic:blipFill>
-                                <a:blip r:embed="rId192"/>
+                                <a:blip r:embed="rId194"/>
                                 <a:stretch>
                                   <a:fillRect/>
                                 </a:stretch>
@@ -20626,7 +21095,7 @@
                     <w:t xml:space="preserve">Figure 19: Residual plots for models.</w:t>
                   </w:r>
                 </w:p>
-                <w:bookmarkEnd w:id="195"/>
+                <w:bookmarkEnd w:id="197"/>
               </w:tc>
             </w:tr>
           </w:tbl>
@@ -20666,7 +21135,7 @@
             <w:tr>
               <w:tc>
                 <w:tcPr/>
-                <w:bookmarkStart w:id="199" w:name="fig-resids-4"/>
+                <w:bookmarkStart w:id="201" w:name="fig-resids-4"/>
                 <w:p>
                   <w:pPr>
                     <w:pStyle w:val="Compact"/>
@@ -20678,18 +21147,18 @@
                       <wp:inline>
                         <wp:extent cx="4620126" cy="3696101"/>
                         <wp:effectExtent b="0" l="0" r="0" t="0"/>
-                        <wp:docPr descr="" title="" id="197" name="Picture"/>
+                        <wp:docPr descr="" title="" id="199" name="Picture"/>
                         <a:graphic>
                           <a:graphicData uri="http://schemas.openxmlformats.org/drawingml/2006/picture">
                             <pic:pic>
                               <pic:nvPicPr>
-                                <pic:cNvPr descr="index_files/figure-docx/fig-resids-4.png" id="198" name="Picture"/>
+                                <pic:cNvPr descr="index_files/figure-docx/fig-resids-4.png" id="200" name="Picture"/>
                                 <pic:cNvPicPr>
                                   <a:picLocks noChangeArrowheads="1" noChangeAspect="1"/>
                                 </pic:cNvPicPr>
                               </pic:nvPicPr>
                               <pic:blipFill>
-                                <a:blip r:embed="rId196"/>
+                                <a:blip r:embed="rId198"/>
                                 <a:stretch>
                                   <a:fillRect/>
                                 </a:stretch>
@@ -20730,7 +21199,7 @@
                     <w:t xml:space="preserve">Figure 20: Residual plots for models.</w:t>
                   </w:r>
                 </w:p>
-                <w:bookmarkEnd w:id="199"/>
+                <w:bookmarkEnd w:id="201"/>
               </w:tc>
             </w:tr>
           </w:tbl>
@@ -20767,9 +21236,9 @@
         </w:tc>
       </w:tr>
     </w:tbl>
-    <w:bookmarkEnd w:id="200"/>
-    <w:bookmarkEnd w:id="201"/>
-    <w:bookmarkStart w:id="202" w:name="tobit-modeling"/>
+    <w:bookmarkEnd w:id="202"/>
+    <w:bookmarkEnd w:id="203"/>
+    <w:bookmarkStart w:id="204" w:name="tobit-modeling"/>
     <w:p>
       <w:pPr>
         <w:pStyle w:val="Heading3"/>
@@ -20830,8 +21299,8 @@
         </w:r>
       </w:hyperlink>
     </w:p>
-    <w:bookmarkEnd w:id="202"/>
-    <w:bookmarkEnd w:id="203"/>
+    <w:bookmarkEnd w:id="204"/>
+    <w:bookmarkEnd w:id="205"/>
     <w:sectPr>
       <w:footnotePr>
         <w:numRestart w:val="eachSect"/>

--- a/index.docx
+++ b/index.docx
@@ -39,7 +39,7 @@
         <w:pStyle w:val="Date"/>
       </w:pPr>
       <w:r>
-        <w:t xml:space="preserve">2026-06-27</w:t>
+        <w:t xml:space="preserve">2026-06-28</w:t>
       </w:r>
     </w:p>
     <w:p>
@@ -873,7 +873,7 @@
                       <w:rFonts w:ascii="Calibri" w:hAnsi="Calibri"/>
                       <w:sz w:val="20"/>
                     </w:rPr>
-                    <w:t xml:space="default">2007-06-15</w:t>
+                    <w:t xml:space="default">2000-07-29</w:t>
                   </w:r>
                 </w:p>
               </w:tc>
@@ -897,7 +897,7 @@
                       <w:rFonts w:ascii="Calibri" w:hAnsi="Calibri"/>
                       <w:sz w:val="20"/>
                     </w:rPr>
-                    <w:t xml:space="default">DET</w:t>
+                    <w:t xml:space="default">UTA</w:t>
                   </w:r>
                 </w:p>
               </w:tc>
@@ -921,7 +921,7 @@
                       <w:rFonts w:ascii="Calibri" w:hAnsi="Calibri"/>
                       <w:sz w:val="20"/>
                     </w:rPr>
-                    <w:t xml:space="default">CON</w:t>
+                    <w:t xml:space="default">IND</w:t>
                   </w:r>
                 </w:p>
               </w:tc>
@@ -945,7 +945,7 @@
                       <w:rFonts w:ascii="Calibri" w:hAnsi="Calibri"/>
                       <w:sz w:val="20"/>
                     </w:rPr>
-                    <w:t xml:space="default">Palace of Auburn Hills</w:t>
+                    <w:t xml:space="default">EnergySolutions Arena</w:t>
                   </w:r>
                 </w:p>
               </w:tc>
@@ -969,7 +969,7 @@
                       <w:rFonts w:ascii="Calibri" w:hAnsi="Calibri"/>
                       <w:sz w:val="20"/>
                     </w:rPr>
-                    <w:t xml:space="default">8,484</w:t>
+                    <w:t xml:space="default">8,803</w:t>
                   </w:r>
                 </w:p>
               </w:tc>
@@ -993,7 +993,7 @@
                       <w:rFonts w:ascii="Calibri" w:hAnsi="Calibri"/>
                       <w:sz w:val="20"/>
                     </w:rPr>
-                    <w:t xml:space="default">3</w:t>
+                    <w:t xml:space="default">8</w:t>
                   </w:r>
                 </w:p>
               </w:tc>
@@ -1070,7 +1070,7 @@
                       <w:rFonts w:ascii="Calibri" w:hAnsi="Calibri"/>
                       <w:sz w:val="20"/>
                     </w:rPr>
-                    <w:t xml:space="default">2002-06-15</w:t>
+                    <w:t xml:space="default">2005-06-22</w:t>
                   </w:r>
                 </w:p>
               </w:tc>
@@ -1094,7 +1094,7 @@
                       <w:rFonts w:ascii="Calibri" w:hAnsi="Calibri"/>
                       <w:sz w:val="20"/>
                     </w:rPr>
-                    <w:t xml:space="default">UTA</w:t>
+                    <w:t xml:space="default">SEA</w:t>
                   </w:r>
                 </w:p>
               </w:tc>
@@ -1118,7 +1118,7 @@
                       <w:rFonts w:ascii="Calibri" w:hAnsi="Calibri"/>
                       <w:sz w:val="20"/>
                     </w:rPr>
-                    <w:t xml:space="default">SEA</w:t>
+                    <w:t xml:space="default">CON</w:t>
                   </w:r>
                 </w:p>
               </w:tc>
@@ -1142,7 +1142,7 @@
                       <w:rFonts w:ascii="Calibri" w:hAnsi="Calibri"/>
                       <w:sz w:val="20"/>
                     </w:rPr>
-                    <w:t xml:space="default">EnergySolutions Arena</w:t>
+                    <w:t xml:space="default">KeyArena</w:t>
                   </w:r>
                 </w:p>
               </w:tc>
@@ -1166,7 +1166,7 @@
                       <w:rFonts w:ascii="Calibri" w:hAnsi="Calibri"/>
                       <w:sz w:val="20"/>
                     </w:rPr>
-                    <w:t xml:space="default">5,852</w:t>
+                    <w:t xml:space="default">8,120</w:t>
                   </w:r>
                 </w:p>
               </w:tc>
@@ -1190,7 +1190,7 @@
                       <w:rFonts w:ascii="Calibri" w:hAnsi="Calibri"/>
                       <w:sz w:val="20"/>
                     </w:rPr>
-                    <w:t xml:space="default">7</w:t>
+                    <w:t xml:space="default">9</w:t>
                   </w:r>
                 </w:p>
               </w:tc>
@@ -1267,7 +1267,7 @@
                       <w:rFonts w:ascii="Calibri" w:hAnsi="Calibri"/>
                       <w:sz w:val="20"/>
                     </w:rPr>
-                    <w:t xml:space="default">2024-06-27</w:t>
+                    <w:t xml:space="default">2018-06-07</w:t>
                   </w:r>
                 </w:p>
               </w:tc>
@@ -1291,7 +1291,7 @@
                       <w:rFonts w:ascii="Calibri" w:hAnsi="Calibri"/>
                       <w:sz w:val="20"/>
                     </w:rPr>
-                    <w:t xml:space="default">DAL</w:t>
+                    <w:t xml:space="default">WAS</w:t>
                   </w:r>
                 </w:p>
               </w:tc>
@@ -1339,7 +1339,7 @@
                       <w:rFonts w:ascii="Calibri" w:hAnsi="Calibri"/>
                       <w:sz w:val="20"/>
                     </w:rPr>
-                    <w:t xml:space="default">College Park Center</w:t>
+                    <w:t xml:space="default">Capital One Arena</w:t>
                   </w:r>
                 </w:p>
               </w:tc>
@@ -1363,7 +1363,7 @@
                       <w:rFonts w:ascii="Calibri" w:hAnsi="Calibri"/>
                       <w:sz w:val="20"/>
                     </w:rPr>
-                    <w:t xml:space="default">6,251</w:t>
+                    <w:t xml:space="default">8,587</w:t>
                   </w:r>
                 </w:p>
               </w:tc>
@@ -1387,7 +1387,7 @@
                       <w:rFonts w:ascii="Calibri" w:hAnsi="Calibri"/>
                       <w:sz w:val="20"/>
                     </w:rPr>
-                    <w:t xml:space="default">6</w:t>
+                    <w:t xml:space="default">-8</w:t>
                   </w:r>
                 </w:p>
               </w:tc>
@@ -1464,7 +1464,7 @@
                       <w:rFonts w:ascii="Calibri" w:hAnsi="Calibri"/>
                       <w:sz w:val="20"/>
                     </w:rPr>
-                    <w:t xml:space="default">2011-07-20</w:t>
+                    <w:t xml:space="default">2008-06-20</w:t>
                   </w:r>
                 </w:p>
               </w:tc>
@@ -1488,7 +1488,7 @@
                       <w:rFonts w:ascii="Calibri" w:hAnsi="Calibri"/>
                       <w:sz w:val="20"/>
                     </w:rPr>
-                    <w:t xml:space="default">PHO</w:t>
+                    <w:t xml:space="default">SEA</w:t>
                   </w:r>
                 </w:p>
               </w:tc>
@@ -1512,7 +1512,7 @@
                       <w:rFonts w:ascii="Calibri" w:hAnsi="Calibri"/>
                       <w:sz w:val="20"/>
                     </w:rPr>
-                    <w:t xml:space="default">MIN</w:t>
+                    <w:t xml:space="default">IND</w:t>
                   </w:r>
                 </w:p>
               </w:tc>
@@ -1536,7 +1536,7 @@
                       <w:rFonts w:ascii="Calibri" w:hAnsi="Calibri"/>
                       <w:sz w:val="20"/>
                     </w:rPr>
-                    <w:t xml:space="default">US Airways Center</w:t>
+                    <w:t xml:space="default">KeyArena</w:t>
                   </w:r>
                 </w:p>
               </w:tc>
@@ -1560,7 +1560,7 @@
                       <w:rFonts w:ascii="Calibri" w:hAnsi="Calibri"/>
                       <w:sz w:val="20"/>
                     </w:rPr>
-                    <w:t xml:space="default">12,118</w:t>
+                    <w:t xml:space="default">7,393</w:t>
                   </w:r>
                 </w:p>
               </w:tc>
@@ -1584,7 +1584,7 @@
                       <w:rFonts w:ascii="Calibri" w:hAnsi="Calibri"/>
                       <w:sz w:val="20"/>
                     </w:rPr>
-                    <w:t xml:space="default">-8</w:t>
+                    <w:t xml:space="default">8</w:t>
                   </w:r>
                 </w:p>
               </w:tc>
@@ -1661,7 +1661,7 @@
                       <w:rFonts w:ascii="Calibri" w:hAnsi="Calibri"/>
                       <w:sz w:val="20"/>
                     </w:rPr>
-                    <w:t xml:space="default">2014-08-10</w:t>
+                    <w:t xml:space="default">2018-05-20</w:t>
                   </w:r>
                 </w:p>
               </w:tc>
@@ -1685,7 +1685,7 @@
                       <w:rFonts w:ascii="Calibri" w:hAnsi="Calibri"/>
                       <w:sz w:val="20"/>
                     </w:rPr>
-                    <w:t xml:space="default">CON</w:t>
+                    <w:t xml:space="default">SEA</w:t>
                   </w:r>
                 </w:p>
               </w:tc>
@@ -1709,7 +1709,7 @@
                       <w:rFonts w:ascii="Calibri" w:hAnsi="Calibri"/>
                       <w:sz w:val="20"/>
                     </w:rPr>
-                    <w:t xml:space="default">WAS</w:t>
+                    <w:t xml:space="default">PHO</w:t>
                   </w:r>
                 </w:p>
               </w:tc>
@@ -1733,7 +1733,7 @@
                       <w:rFonts w:ascii="Calibri" w:hAnsi="Calibri"/>
                       <w:sz w:val="20"/>
                     </w:rPr>
-                    <w:t xml:space="default">Mohegan Sun Arena</w:t>
+                    <w:t xml:space="default">KeyArena</w:t>
                   </w:r>
                 </w:p>
               </w:tc>
@@ -1757,7 +1757,7 @@
                       <w:rFonts w:ascii="Calibri" w:hAnsi="Calibri"/>
                       <w:sz w:val="20"/>
                     </w:rPr>
-                    <w:t xml:space="default">7,348</w:t>
+                    <w:t xml:space="default">8,602</w:t>
                   </w:r>
                 </w:p>
               </w:tc>
@@ -1781,7 +1781,7 @@
                       <w:rFonts w:ascii="Calibri" w:hAnsi="Calibri"/>
                       <w:sz w:val="20"/>
                     </w:rPr>
-                    <w:t xml:space="default">8</w:t>
+                    <w:t xml:space="default">-5</w:t>
                   </w:r>
                 </w:p>
               </w:tc>
@@ -1858,7 +1858,7 @@
                       <w:rFonts w:ascii="Calibri" w:hAnsi="Calibri"/>
                       <w:sz w:val="20"/>
                     </w:rPr>
-                    <w:t xml:space="default">2009-08-29</w:t>
+                    <w:t xml:space="default">2008-09-05</w:t>
                   </w:r>
                 </w:p>
               </w:tc>
@@ -1882,7 +1882,7 @@
                       <w:rFonts w:ascii="Calibri" w:hAnsi="Calibri"/>
                       <w:sz w:val="20"/>
                     </w:rPr>
-                    <w:t xml:space="default">SAN</w:t>
+                    <w:t xml:space="default">PHO</w:t>
                   </w:r>
                 </w:p>
               </w:tc>
@@ -1906,7 +1906,7 @@
                       <w:rFonts w:ascii="Calibri" w:hAnsi="Calibri"/>
                       <w:sz w:val="20"/>
                     </w:rPr>
-                    <w:t xml:space="default">DET</w:t>
+                    <w:t xml:space="default">SAC</w:t>
                   </w:r>
                 </w:p>
               </w:tc>
@@ -1930,7 +1930,7 @@
                       <w:rFonts w:ascii="Calibri" w:hAnsi="Calibri"/>
                       <w:sz w:val="20"/>
                     </w:rPr>
-                    <w:t xml:space="default">AT&amp;T Center</w:t>
+                    <w:t xml:space="default">US Airways Center</w:t>
                   </w:r>
                 </w:p>
               </w:tc>
@@ -1954,7 +1954,7 @@
                       <w:rFonts w:ascii="Calibri" w:hAnsi="Calibri"/>
                       <w:sz w:val="20"/>
                     </w:rPr>
-                    <w:t xml:space="default">7,735</w:t>
+                    <w:t xml:space="default">10,527</w:t>
                   </w:r>
                 </w:p>
               </w:tc>
@@ -2055,7 +2055,7 @@
                       <w:rFonts w:ascii="Calibri" w:hAnsi="Calibri"/>
                       <w:sz w:val="20"/>
                     </w:rPr>
-                    <w:t xml:space="default">2008-07-19</w:t>
+                    <w:t xml:space="default">2008-06-01</w:t>
                   </w:r>
                 </w:p>
               </w:tc>
@@ -2079,7 +2079,7 @@
                       <w:rFonts w:ascii="Calibri" w:hAnsi="Calibri"/>
                       <w:sz w:val="20"/>
                     </w:rPr>
-                    <w:t xml:space="default">PHO</w:t>
+                    <w:t xml:space="default">CHI</w:t>
                   </w:r>
                 </w:p>
               </w:tc>
@@ -2103,7 +2103,7 @@
                       <w:rFonts w:ascii="Calibri" w:hAnsi="Calibri"/>
                       <w:sz w:val="20"/>
                     </w:rPr>
-                    <w:t xml:space="default">ATL</w:t>
+                    <w:t xml:space="default">CON</w:t>
                   </w:r>
                 </w:p>
               </w:tc>
@@ -2127,7 +2127,7 @@
                       <w:rFonts w:ascii="Calibri" w:hAnsi="Calibri"/>
                       <w:sz w:val="20"/>
                     </w:rPr>
-                    <w:t xml:space="default">US Airways Center</w:t>
+                    <w:t xml:space="default">UIC Pavilion</w:t>
                   </w:r>
                 </w:p>
               </w:tc>
@@ -2151,7 +2151,7 @@
                       <w:rFonts w:ascii="Calibri" w:hAnsi="Calibri"/>
                       <w:sz w:val="20"/>
                     </w:rPr>
-                    <w:t xml:space="default">7,913</w:t>
+                    <w:t xml:space="default">2,276</w:t>
                   </w:r>
                 </w:p>
               </w:tc>
@@ -2175,7 +2175,7 @@
                       <w:rFonts w:ascii="Calibri" w:hAnsi="Calibri"/>
                       <w:sz w:val="20"/>
                     </w:rPr>
-                    <w:t xml:space="default">26</w:t>
+                    <w:t xml:space="default">-2</w:t>
                   </w:r>
                 </w:p>
               </w:tc>
@@ -2252,7 +2252,7 @@
                       <w:rFonts w:ascii="Calibri" w:hAnsi="Calibri"/>
                       <w:sz w:val="20"/>
                     </w:rPr>
-                    <w:t xml:space="default">2001-06-25</w:t>
+                    <w:t xml:space="default">2000-07-12</w:t>
                   </w:r>
                 </w:p>
               </w:tc>
@@ -2276,7 +2276,7 @@
                       <w:rFonts w:ascii="Calibri" w:hAnsi="Calibri"/>
                       <w:sz w:val="20"/>
                     </w:rPr>
-                    <w:t xml:space="default">WAS</w:t>
+                    <w:t xml:space="default">HOU</w:t>
                   </w:r>
                 </w:p>
               </w:tc>
@@ -2300,7 +2300,7 @@
                       <w:rFonts w:ascii="Calibri" w:hAnsi="Calibri"/>
                       <w:sz w:val="20"/>
                     </w:rPr>
-                    <w:t xml:space="default">MIN</w:t>
+                    <w:t xml:space="default">SAC</w:t>
                   </w:r>
                 </w:p>
               </w:tc>
@@ -2324,7 +2324,7 @@
                       <w:rFonts w:ascii="Calibri" w:hAnsi="Calibri"/>
                       <w:sz w:val="20"/>
                     </w:rPr>
-                    <w:t xml:space="default">Verizon Center</w:t>
+                    <w:t xml:space="default">Compaq Center</w:t>
                   </w:r>
                 </w:p>
               </w:tc>
@@ -2348,7 +2348,7 @@
                       <w:rFonts w:ascii="Calibri" w:hAnsi="Calibri"/>
                       <w:sz w:val="20"/>
                     </w:rPr>
-                    <w:t xml:space="default">13,823</w:t>
+                    <w:t xml:space="default">11,751</w:t>
                   </w:r>
                 </w:p>
               </w:tc>
@@ -2372,7 +2372,7 @@
                       <w:rFonts w:ascii="Calibri" w:hAnsi="Calibri"/>
                       <w:sz w:val="20"/>
                     </w:rPr>
-                    <w:t xml:space="default">-4</w:t>
+                    <w:t xml:space="default">15</w:t>
                   </w:r>
                 </w:p>
               </w:tc>
@@ -2449,7 +2449,7 @@
                       <w:rFonts w:ascii="Calibri" w:hAnsi="Calibri"/>
                       <w:sz w:val="20"/>
                     </w:rPr>
-                    <w:t xml:space="default">2007-06-29</w:t>
+                    <w:t xml:space="default">2017-08-18</w:t>
                   </w:r>
                 </w:p>
               </w:tc>
@@ -2497,7 +2497,7 @@
                       <w:rFonts w:ascii="Calibri" w:hAnsi="Calibri"/>
                       <w:sz w:val="20"/>
                     </w:rPr>
-                    <w:t xml:space="default">IND</w:t>
+                    <w:t xml:space="default">NYL</w:t>
                   </w:r>
                 </w:p>
               </w:tc>
@@ -2545,7 +2545,7 @@
                       <w:rFonts w:ascii="Calibri" w:hAnsi="Calibri"/>
                       <w:sz w:val="20"/>
                     </w:rPr>
-                    <w:t xml:space="default">7,617</w:t>
+                    <w:t xml:space="default">7,016</w:t>
                   </w:r>
                 </w:p>
               </w:tc>
@@ -2569,7 +2569,7 @@
                       <w:rFonts w:ascii="Calibri" w:hAnsi="Calibri"/>
                       <w:sz w:val="20"/>
                     </w:rPr>
-                    <w:t xml:space="default">5</w:t>
+                    <w:t xml:space="default">-12</w:t>
                   </w:r>
                 </w:p>
               </w:tc>
@@ -2646,7 +2646,7 @@
                       <w:rFonts w:ascii="Calibri" w:hAnsi="Calibri"/>
                       <w:sz w:val="20"/>
                     </w:rPr>
-                    <w:t xml:space="default">2004-07-30</w:t>
+                    <w:t xml:space="default">2016-06-29</w:t>
                   </w:r>
                 </w:p>
               </w:tc>
@@ -2670,7 +2670,7 @@
                       <w:rFonts w:ascii="Calibri" w:hAnsi="Calibri"/>
                       <w:sz w:val="20"/>
                     </w:rPr>
-                    <w:t xml:space="default">DET</w:t>
+                    <w:t xml:space="default">PHO</w:t>
                   </w:r>
                 </w:p>
               </w:tc>
@@ -2694,7 +2694,7 @@
                       <w:rFonts w:ascii="Calibri" w:hAnsi="Calibri"/>
                       <w:sz w:val="20"/>
                     </w:rPr>
-                    <w:t xml:space="default">NYL</w:t>
+                    <w:t xml:space="default">CON</w:t>
                   </w:r>
                 </w:p>
               </w:tc>
@@ -2718,7 +2718,7 @@
                       <w:rFonts w:ascii="Calibri" w:hAnsi="Calibri"/>
                       <w:sz w:val="20"/>
                     </w:rPr>
-                    <w:t xml:space="default">Palace of Auburn Hills</w:t>
+                    <w:t xml:space="default">Talking Stick Resort Arena</w:t>
                   </w:r>
                 </w:p>
               </w:tc>
@@ -2742,7 +2742,7 @@
                       <w:rFonts w:ascii="Calibri" w:hAnsi="Calibri"/>
                       <w:sz w:val="20"/>
                     </w:rPr>
-                    <w:t xml:space="default">9,453</w:t>
+                    <w:t xml:space="default">10,551</w:t>
                   </w:r>
                 </w:p>
               </w:tc>
@@ -2766,7 +2766,7 @@
                       <w:rFonts w:ascii="Calibri" w:hAnsi="Calibri"/>
                       <w:sz w:val="20"/>
                     </w:rPr>
-                    <w:t xml:space="default">9</w:t>
+                    <w:t xml:space="default">11</w:t>
                   </w:r>
                 </w:p>
               </w:tc>
@@ -9611,7 +9611,7 @@
     </w:p>
     <w:bookmarkEnd w:id="85"/>
     <w:bookmarkEnd w:id="86"/>
-    <w:bookmarkStart w:id="130" w:name="results"/>
+    <w:bookmarkStart w:id="132" w:name="results"/>
     <w:p>
       <w:pPr>
         <w:pStyle w:val="Heading2"/>
@@ -9672,2438 +9672,7 @@
         </w:r>
       </w:hyperlink>
     </w:p>
-    <w:p>
-      <w:pPr>
-        <w:pStyle w:val="BodyText"/>
-      </w:pPr>
-      <w:r>
-        <w:drawing>
-          <wp:inline>
-            <wp:extent cx="4620126" cy="3696101"/>
-            <wp:effectExtent b="0" l="0" r="0" t="0"/>
-            <wp:docPr descr="" title="" id="88" name="Picture"/>
-            <a:graphic>
-              <a:graphicData uri="http://schemas.openxmlformats.org/drawingml/2006/picture">
-                <pic:pic>
-                  <pic:nvPicPr>
-                    <pic:cNvPr descr="index_files/figure-docx/unnamed-chunk-9-1.png" id="89" name="Picture"/>
-                    <pic:cNvPicPr>
-                      <a:picLocks noChangeArrowheads="1" noChangeAspect="1"/>
-                    </pic:cNvPicPr>
-                  </pic:nvPicPr>
-                  <pic:blipFill>
-                    <a:blip r:embed="rId87"/>
-                    <a:stretch>
-                      <a:fillRect/>
-                    </a:stretch>
-                  </pic:blipFill>
-                  <pic:spPr bwMode="auto">
-                    <a:xfrm>
-                      <a:off x="0" y="0"/>
-                      <a:ext cx="4620126" cy="3696101"/>
-                    </a:xfrm>
-                    <a:prstGeom prst="rect">
-                      <a:avLst/>
-                    </a:prstGeom>
-                    <a:noFill/>
-                    <a:ln w="9525">
-                      <a:noFill/>
-                      <a:headEnd/>
-                      <a:tailEnd/>
-                    </a:ln>
-                  </pic:spPr>
-                </pic:pic>
-              </a:graphicData>
-            </a:graphic>
-          </wp:inline>
-        </w:drawing>
-      </w:r>
-    </w:p>
-    <w:p>
-      <w:pPr>
-        <w:pStyle w:val="BodyText"/>
-      </w:pPr>
-      <w:r>
-        <w:rPr>
-          <w:vertAlign w:val="subscript"/>
-        </w:rPr>
-        <w:t xml:space="preserve">Source:</w:t>
-      </w:r>
-      <w:r>
-        <w:rPr>
-          <w:vertAlign w:val="subscript"/>
-        </w:rPr>
-        <w:t xml:space="preserve"> </w:t>
-      </w:r>
-      <w:hyperlink r:id="rId9">
-        <w:r>
-          <w:rPr>
-            <w:rStyle w:val="Hyperlink"/>
-            <w:vertAlign w:val="subscript"/>
-          </w:rPr>
-          <w:t xml:space="preserve">Article Notebook</w:t>
-        </w:r>
-      </w:hyperlink>
-    </w:p>
-    <w:p>
-      <w:pPr>
-        <w:pStyle w:val="SourceCode"/>
-      </w:pPr>
-      <w:r>
-        <w:br/>
-      </w:r>
-      <w:r>
-        <w:rPr>
-          <w:rStyle w:val="VerbatimChar"/>
-        </w:rPr>
-        <w:t xml:space="preserve">Call:</w:t>
-      </w:r>
-      <w:r>
-        <w:br/>
-      </w:r>
-      <w:r>
-        <w:rPr>
-          <w:rStyle w:val="VerbatimChar"/>
-        </w:rPr>
-        <w:t xml:space="preserve">lm(formula = log(attendance) ~ elo_home_pregame + elo_away_pregame + </w:t>
-      </w:r>
-      <w:r>
-        <w:br/>
-      </w:r>
-      <w:r>
-        <w:rPr>
-          <w:rStyle w:val="VerbatimChar"/>
-        </w:rPr>
-        <w:t xml:space="preserve">    I(elo_home_pregame^2) * I(elo_away_pregame^2) + factor(season_id) + </w:t>
-      </w:r>
-      <w:r>
-        <w:br/>
-      </w:r>
-      <w:r>
-        <w:rPr>
-          <w:rStyle w:val="VerbatimChar"/>
-        </w:rPr>
-        <w:t xml:space="preserve">    factor(wday(game_date)) + factor(month(game_date)) + factor(arena) + </w:t>
-      </w:r>
-      <w:r>
-        <w:br/>
-      </w:r>
-      <w:r>
-        <w:rPr>
-          <w:rStyle w:val="VerbatimChar"/>
-        </w:rPr>
-        <w:t xml:space="preserve">    median_income + median_pop + is_cc + is_aw, data = mod_df)</w:t>
-      </w:r>
-      <w:r>
-        <w:br/>
-      </w:r>
-      <w:r>
-        <w:br/>
-      </w:r>
-      <w:r>
-        <w:rPr>
-          <w:rStyle w:val="VerbatimChar"/>
-        </w:rPr>
-        <w:t xml:space="preserve">Residuals:</w:t>
-      </w:r>
-      <w:r>
-        <w:br/>
-      </w:r>
-      <w:r>
-        <w:rPr>
-          <w:rStyle w:val="VerbatimChar"/>
-        </w:rPr>
-        <w:t xml:space="preserve">     Min       1Q   Median       3Q      Max </w:t>
-      </w:r>
-      <w:r>
-        <w:br/>
-      </w:r>
-      <w:r>
-        <w:rPr>
-          <w:rStyle w:val="VerbatimChar"/>
-        </w:rPr>
-        <w:t xml:space="preserve">-1.46647 -0.14474 -0.00642  0.13032  1.00933 </w:t>
-      </w:r>
-      <w:r>
-        <w:br/>
-      </w:r>
-      <w:r>
-        <w:br/>
-      </w:r>
-      <w:r>
-        <w:rPr>
-          <w:rStyle w:val="VerbatimChar"/>
-        </w:rPr>
-        <w:t xml:space="preserve">Coefficients: (2 not defined because of singularities)</w:t>
-      </w:r>
-      <w:r>
-        <w:br/>
-      </w:r>
-      <w:r>
-        <w:rPr>
-          <w:rStyle w:val="VerbatimChar"/>
-        </w:rPr>
-        <w:t xml:space="preserve">                                                   Estimate Std. Error t value</w:t>
-      </w:r>
-      <w:r>
-        <w:br/>
-      </w:r>
-      <w:r>
-        <w:rPr>
-          <w:rStyle w:val="VerbatimChar"/>
-        </w:rPr>
-        <w:t xml:space="preserve">(Intercept)                                       1.110e+01  1.069e+00  10.387</w:t>
-      </w:r>
-      <w:r>
-        <w:br/>
-      </w:r>
-      <w:r>
-        <w:rPr>
-          <w:rStyle w:val="VerbatimChar"/>
-        </w:rPr>
-        <w:t xml:space="preserve">elo_home_pregame                                  2.925e-04  9.465e-04   0.309</w:t>
-      </w:r>
-      <w:r>
-        <w:br/>
-      </w:r>
-      <w:r>
-        <w:rPr>
-          <w:rStyle w:val="VerbatimChar"/>
-        </w:rPr>
-        <w:t xml:space="preserve">elo_away_pregame                                 -2.995e-03  8.508e-04  -3.520</w:t>
-      </w:r>
-      <w:r>
-        <w:br/>
-      </w:r>
-      <w:r>
-        <w:rPr>
-          <w:rStyle w:val="VerbatimChar"/>
-        </w:rPr>
-        <w:t xml:space="preserve">I(elo_home_pregame^2)                            -5.371e-08  3.181e-07  -0.169</w:t>
-      </w:r>
-      <w:r>
-        <w:br/>
-      </w:r>
-      <w:r>
-        <w:rPr>
-          <w:rStyle w:val="VerbatimChar"/>
-        </w:rPr>
-        <w:t xml:space="preserve">I(elo_away_pregame^2)                             8.646e-07  2.847e-07   3.037</w:t>
-      </w:r>
-      <w:r>
-        <w:br/>
-      </w:r>
-      <w:r>
-        <w:rPr>
-          <w:rStyle w:val="VerbatimChar"/>
-        </w:rPr>
-        <w:t xml:space="preserve">factor(season_id)1998                             3.560e-02  4.107e-02   0.867</w:t>
-      </w:r>
-      <w:r>
-        <w:br/>
-      </w:r>
-      <w:r>
-        <w:rPr>
-          <w:rStyle w:val="VerbatimChar"/>
-        </w:rPr>
-        <w:t xml:space="preserve">factor(season_id)1999                            -4.422e-02  3.915e-02  -1.130</w:t>
-      </w:r>
-      <w:r>
-        <w:br/>
-      </w:r>
-      <w:r>
-        <w:rPr>
-          <w:rStyle w:val="VerbatimChar"/>
-        </w:rPr>
-        <w:t xml:space="preserve">factor(season_id)2000                            -1.771e-01  3.823e-02  -4.633</w:t>
-      </w:r>
-      <w:r>
-        <w:br/>
-      </w:r>
-      <w:r>
-        <w:rPr>
-          <w:rStyle w:val="VerbatimChar"/>
-        </w:rPr>
-        <w:t xml:space="preserve">factor(season_id)2001                            -2.637e-01  3.917e-02  -6.734</w:t>
-      </w:r>
-      <w:r>
-        <w:br/>
-      </w:r>
-      <w:r>
-        <w:rPr>
-          <w:rStyle w:val="VerbatimChar"/>
-        </w:rPr>
-        <w:t xml:space="preserve">factor(season_id)2002                            -2.369e-01  3.915e-02  -6.051</w:t>
-      </w:r>
-      <w:r>
-        <w:br/>
-      </w:r>
-      <w:r>
-        <w:rPr>
-          <w:rStyle w:val="VerbatimChar"/>
-        </w:rPr>
-        <w:t xml:space="preserve">factor(season_id)2003                            -2.863e-01  3.920e-02  -7.303</w:t>
-      </w:r>
-      <w:r>
-        <w:br/>
-      </w:r>
-      <w:r>
-        <w:rPr>
-          <w:rStyle w:val="VerbatimChar"/>
-        </w:rPr>
-        <w:t xml:space="preserve">factor(season_id)2004                            -2.875e-01  3.959e-02  -7.264</w:t>
-      </w:r>
-      <w:r>
-        <w:br/>
-      </w:r>
-      <w:r>
-        <w:rPr>
-          <w:rStyle w:val="VerbatimChar"/>
-        </w:rPr>
-        <w:t xml:space="preserve">factor(season_id)2005                            -3.387e-01  3.922e-02  -8.636</w:t>
-      </w:r>
-      <w:r>
-        <w:br/>
-      </w:r>
-      <w:r>
-        <w:rPr>
-          <w:rStyle w:val="VerbatimChar"/>
-        </w:rPr>
-        <w:t xml:space="preserve">factor(season_id)2006                            -4.064e-01  3.902e-02 -10.416</w:t>
-      </w:r>
-      <w:r>
-        <w:br/>
-      </w:r>
-      <w:r>
-        <w:rPr>
-          <w:rStyle w:val="VerbatimChar"/>
-        </w:rPr>
-        <w:t xml:space="preserve">factor(season_id)2007                            -3.884e-01  3.900e-02  -9.959</w:t>
-      </w:r>
-      <w:r>
-        <w:br/>
-      </w:r>
-      <w:r>
-        <w:rPr>
-          <w:rStyle w:val="VerbatimChar"/>
-        </w:rPr>
-        <w:t xml:space="preserve">factor(season_id)2008                            -3.259e-01  3.879e-02  -8.402</w:t>
-      </w:r>
-      <w:r>
-        <w:br/>
-      </w:r>
-      <w:r>
-        <w:rPr>
-          <w:rStyle w:val="VerbatimChar"/>
-        </w:rPr>
-        <w:t xml:space="preserve">factor(season_id)2009                            -3.460e-01  3.866e-02  -8.951</w:t>
-      </w:r>
-      <w:r>
-        <w:br/>
-      </w:r>
-      <w:r>
-        <w:rPr>
-          <w:rStyle w:val="VerbatimChar"/>
-        </w:rPr>
-        <w:t xml:space="preserve">factor(season_id)2010                            -3.655e-01  3.878e-02  -9.423</w:t>
-      </w:r>
-      <w:r>
-        <w:br/>
-      </w:r>
-      <w:r>
-        <w:rPr>
-          <w:rStyle w:val="VerbatimChar"/>
-        </w:rPr>
-        <w:t xml:space="preserve">factor(season_id)2011                            -3.180e-01  3.905e-02  -8.144</w:t>
-      </w:r>
-      <w:r>
-        <w:br/>
-      </w:r>
-      <w:r>
-        <w:rPr>
-          <w:rStyle w:val="VerbatimChar"/>
-        </w:rPr>
-        <w:t xml:space="preserve">factor(season_id)2012                            -3.869e-01  3.933e-02  -9.838</w:t>
-      </w:r>
-      <w:r>
-        <w:br/>
-      </w:r>
-      <w:r>
-        <w:rPr>
-          <w:rStyle w:val="VerbatimChar"/>
-        </w:rPr>
-        <w:t xml:space="preserve">factor(season_id)2013                            -3.757e-01  3.912e-02  -9.602</w:t>
-      </w:r>
-      <w:r>
-        <w:br/>
-      </w:r>
-      <w:r>
-        <w:rPr>
-          <w:rStyle w:val="VerbatimChar"/>
-        </w:rPr>
-        <w:t xml:space="preserve">factor(season_id)2014                            -3.778e-01  3.885e-02  -9.723</w:t>
-      </w:r>
-      <w:r>
-        <w:br/>
-      </w:r>
-      <w:r>
-        <w:rPr>
-          <w:rStyle w:val="VerbatimChar"/>
-        </w:rPr>
-        <w:t xml:space="preserve">factor(season_id)2015                            -4.114e-01  3.920e-02 -10.495</w:t>
-      </w:r>
-      <w:r>
-        <w:br/>
-      </w:r>
-      <w:r>
-        <w:rPr>
-          <w:rStyle w:val="VerbatimChar"/>
-        </w:rPr>
-        <w:t xml:space="preserve">factor(season_id)2016                            -3.976e-01  3.942e-02 -10.088</w:t>
-      </w:r>
-      <w:r>
-        <w:br/>
-      </w:r>
-      <w:r>
-        <w:rPr>
-          <w:rStyle w:val="VerbatimChar"/>
-        </w:rPr>
-        <w:t xml:space="preserve">factor(season_id)2017                            -3.838e-01  4.013e-02  -9.564</w:t>
-      </w:r>
-      <w:r>
-        <w:br/>
-      </w:r>
-      <w:r>
-        <w:rPr>
-          <w:rStyle w:val="VerbatimChar"/>
-        </w:rPr>
-        <w:t xml:space="preserve">factor(season_id)2018                            -3.726e-01  4.063e-02  -9.170</w:t>
-      </w:r>
-      <w:r>
-        <w:br/>
-      </w:r>
-      <w:r>
-        <w:rPr>
-          <w:rStyle w:val="VerbatimChar"/>
-        </w:rPr>
-        <w:t xml:space="preserve">factor(season_id)2019                            -3.851e-01  4.141e-02  -9.301</w:t>
-      </w:r>
-      <w:r>
-        <w:br/>
-      </w:r>
-      <w:r>
-        <w:rPr>
-          <w:rStyle w:val="VerbatimChar"/>
-        </w:rPr>
-        <w:t xml:space="preserve">factor(season_id)2022                            -5.838e-01  4.233e-02 -13.791</w:t>
-      </w:r>
-      <w:r>
-        <w:br/>
-      </w:r>
-      <w:r>
-        <w:rPr>
-          <w:rStyle w:val="VerbatimChar"/>
-        </w:rPr>
-        <w:t xml:space="preserve">factor(season_id)2023                            -4.455e-01  4.184e-02 -10.648</w:t>
-      </w:r>
-      <w:r>
-        <w:br/>
-      </w:r>
-      <w:r>
-        <w:rPr>
-          <w:rStyle w:val="VerbatimChar"/>
-        </w:rPr>
-        <w:t xml:space="preserve">factor(season_id)2024                            -1.868e-01  4.222e-02  -4.426</w:t>
-      </w:r>
-      <w:r>
-        <w:br/>
-      </w:r>
-      <w:r>
-        <w:rPr>
-          <w:rStyle w:val="VerbatimChar"/>
-        </w:rPr>
-        <w:t xml:space="preserve">factor(season_id)2025                            -5.412e-02  4.202e-02  -1.288</w:t>
-      </w:r>
-      <w:r>
-        <w:br/>
-      </w:r>
-      <w:r>
-        <w:rPr>
-          <w:rStyle w:val="VerbatimChar"/>
-        </w:rPr>
-        <w:t xml:space="preserve">factor(wday(game_date))2                         -8.963e-02  2.112e-02  -4.244</w:t>
-      </w:r>
-      <w:r>
-        <w:br/>
-      </w:r>
-      <w:r>
-        <w:rPr>
-          <w:rStyle w:val="VerbatimChar"/>
-        </w:rPr>
-        <w:t xml:space="preserve">factor(wday(game_date))3                         -1.205e-01  1.100e-02 -10.959</w:t>
-      </w:r>
-      <w:r>
-        <w:br/>
-      </w:r>
-      <w:r>
-        <w:rPr>
-          <w:rStyle w:val="VerbatimChar"/>
-        </w:rPr>
-        <w:t xml:space="preserve">factor(wday(game_date))4                          1.686e-03  1.262e-02   0.134</w:t>
-      </w:r>
-      <w:r>
-        <w:br/>
-      </w:r>
-      <w:r>
-        <w:rPr>
-          <w:rStyle w:val="VerbatimChar"/>
-        </w:rPr>
-        <w:t xml:space="preserve">factor(wday(game_date))5                         -8.071e-02  1.233e-02  -6.545</w:t>
-      </w:r>
-      <w:r>
-        <w:br/>
-      </w:r>
-      <w:r>
-        <w:rPr>
-          <w:rStyle w:val="VerbatimChar"/>
-        </w:rPr>
-        <w:t xml:space="preserve">factor(wday(game_date))6                          3.524e-03  1.060e-02   0.333</w:t>
-      </w:r>
-      <w:r>
-        <w:br/>
-      </w:r>
-      <w:r>
-        <w:rPr>
-          <w:rStyle w:val="VerbatimChar"/>
-        </w:rPr>
-        <w:t xml:space="preserve">factor(wday(game_date))7                          5.300e-02  1.163e-02   4.557</w:t>
-      </w:r>
-      <w:r>
-        <w:br/>
-      </w:r>
-      <w:r>
-        <w:rPr>
-          <w:rStyle w:val="VerbatimChar"/>
-        </w:rPr>
-        <w:t xml:space="preserve">factor(month(game_date))6                        -3.901e-02  1.278e-02  -3.053</w:t>
-      </w:r>
-      <w:r>
-        <w:br/>
-      </w:r>
-      <w:r>
-        <w:rPr>
-          <w:rStyle w:val="VerbatimChar"/>
-        </w:rPr>
-        <w:t xml:space="preserve">factor(month(game_date))7                         6.601e-02  1.292e-02   5.110</w:t>
-      </w:r>
-      <w:r>
-        <w:br/>
-      </w:r>
-      <w:r>
-        <w:rPr>
-          <w:rStyle w:val="VerbatimChar"/>
-        </w:rPr>
-        <w:t xml:space="preserve">factor(month(game_date))8                         8.160e-02  1.332e-02   6.124</w:t>
-      </w:r>
-      <w:r>
-        <w:br/>
-      </w:r>
-      <w:r>
-        <w:rPr>
-          <w:rStyle w:val="VerbatimChar"/>
-        </w:rPr>
-        <w:t xml:space="preserve">factor(month(game_date))9                         6.490e-02  1.664e-02   3.899</w:t>
-      </w:r>
-      <w:r>
-        <w:br/>
-      </w:r>
-      <w:r>
-        <w:rPr>
-          <w:rStyle w:val="VerbatimChar"/>
-        </w:rPr>
-        <w:t xml:space="preserve">factor(arena)Allstate Arena                      -2.433e-01  7.525e-02  -3.233</w:t>
-      </w:r>
-      <w:r>
-        <w:br/>
-      </w:r>
-      <w:r>
-        <w:rPr>
-          <w:rStyle w:val="VerbatimChar"/>
-        </w:rPr>
-        <w:t xml:space="preserve">factor(arena)American Airlines Center             6.710e-01  1.845e-01   3.637</w:t>
-      </w:r>
-      <w:r>
-        <w:br/>
-      </w:r>
-      <w:r>
-        <w:rPr>
-          <w:rStyle w:val="VerbatimChar"/>
-        </w:rPr>
-        <w:t xml:space="preserve">factor(arena)Amway Arena                         -1.267e-01  7.925e-02  -1.599</w:t>
-      </w:r>
-      <w:r>
-        <w:br/>
-      </w:r>
-      <w:r>
-        <w:rPr>
-          <w:rStyle w:val="VerbatimChar"/>
-        </w:rPr>
-        <w:t xml:space="preserve">factor(arena)Angel of the Winds Arena            -1.223e-01  1.271e-01  -0.962</w:t>
-      </w:r>
-      <w:r>
-        <w:br/>
-      </w:r>
-      <w:r>
-        <w:rPr>
-          <w:rStyle w:val="VerbatimChar"/>
-        </w:rPr>
-        <w:t xml:space="preserve">factor(arena)Arthur Ashe Stadium                  8.105e-01  2.499e-01   3.243</w:t>
-      </w:r>
-      <w:r>
-        <w:br/>
-      </w:r>
-      <w:r>
-        <w:rPr>
-          <w:rStyle w:val="VerbatimChar"/>
-        </w:rPr>
-        <w:t xml:space="preserve">factor(arena)AT&amp;T Center                          5.229e-02  7.433e-02   0.704</w:t>
-      </w:r>
-      <w:r>
-        <w:br/>
-      </w:r>
-      <w:r>
-        <w:rPr>
-          <w:rStyle w:val="VerbatimChar"/>
-        </w:rPr>
-        <w:t xml:space="preserve">factor(arena)Bankers Life Fieldhouse             -7.724e-03  7.446e-02  -0.104</w:t>
-      </w:r>
-      <w:r>
-        <w:br/>
-      </w:r>
-      <w:r>
-        <w:rPr>
-          <w:rStyle w:val="VerbatimChar"/>
-        </w:rPr>
-        <w:t xml:space="preserve">factor(arena)Barclays Center                      1.479e-01  7.743e-02   1.910</w:t>
-      </w:r>
-      <w:r>
-        <w:br/>
-      </w:r>
-      <w:r>
-        <w:rPr>
-          <w:rStyle w:val="VerbatimChar"/>
-        </w:rPr>
-        <w:t xml:space="preserve">factor(arena)BOK Center                          -3.011e-01  7.689e-02  -3.916</w:t>
-      </w:r>
-      <w:r>
-        <w:br/>
-      </w:r>
-      <w:r>
-        <w:rPr>
-          <w:rStyle w:val="VerbatimChar"/>
-        </w:rPr>
-        <w:t xml:space="preserve">factor(arena)Capital One Arena                    3.389e-02  8.165e-02   0.415</w:t>
-      </w:r>
-      <w:r>
-        <w:br/>
-      </w:r>
-      <w:r>
-        <w:rPr>
-          <w:rStyle w:val="VerbatimChar"/>
-        </w:rPr>
-        <w:t xml:space="preserve">factor(arena)CareFirst Arena                     -8.473e-01  9.344e-02  -9.068</w:t>
-      </w:r>
-      <w:r>
-        <w:br/>
-      </w:r>
-      <w:r>
-        <w:rPr>
-          <w:rStyle w:val="VerbatimChar"/>
-        </w:rPr>
-        <w:t xml:space="preserve">factor(arena)CFG Bank Arena                       1.356e-01  1.846e-01   0.734</w:t>
-      </w:r>
-      <w:r>
-        <w:br/>
-      </w:r>
-      <w:r>
-        <w:rPr>
-          <w:rStyle w:val="VerbatimChar"/>
-        </w:rPr>
-        <w:t xml:space="preserve">factor(arena)Chase Center                         5.175e-01  9.016e-02   5.741</w:t>
-      </w:r>
-      <w:r>
-        <w:br/>
-      </w:r>
-      <w:r>
-        <w:rPr>
-          <w:rStyle w:val="VerbatimChar"/>
-        </w:rPr>
-        <w:t xml:space="preserve">factor(arena)Climate Pledge Arena                 2.265e-01  7.761e-02   2.918</w:t>
-      </w:r>
-      <w:r>
-        <w:br/>
-      </w:r>
-      <w:r>
-        <w:rPr>
-          <w:rStyle w:val="VerbatimChar"/>
-        </w:rPr>
-        <w:t xml:space="preserve">factor(arena)College Park Center                 -4.509e-01  7.424e-02  -6.074</w:t>
-      </w:r>
-      <w:r>
-        <w:br/>
-      </w:r>
-      <w:r>
-        <w:rPr>
-          <w:rStyle w:val="VerbatimChar"/>
-        </w:rPr>
-        <w:t xml:space="preserve">factor(arena)Conseco Fieldhouse                   2.006e-02  7.450e-02   0.269</w:t>
-      </w:r>
-      <w:r>
-        <w:br/>
-      </w:r>
-      <w:r>
-        <w:rPr>
-          <w:rStyle w:val="VerbatimChar"/>
-        </w:rPr>
-        <w:t xml:space="preserve">factor(arena)Crypto.com Arena                     1.286e-01  7.812e-02   1.647</w:t>
-      </w:r>
-      <w:r>
-        <w:br/>
-      </w:r>
-      <w:r>
-        <w:rPr>
-          <w:rStyle w:val="VerbatimChar"/>
-        </w:rPr>
-        <w:t xml:space="preserve">factor(arena)Dee Event Center                    -3.346e-01  2.504e-01  -1.336</w:t>
-      </w:r>
-      <w:r>
-        <w:br/>
-      </w:r>
-      <w:r>
-        <w:rPr>
-          <w:rStyle w:val="VerbatimChar"/>
-        </w:rPr>
-        <w:t xml:space="preserve">factor(arena)EagleBank Arena                     -1.608e-02  1.845e-01  -0.087</w:t>
-      </w:r>
-      <w:r>
-        <w:br/>
-      </w:r>
-      <w:r>
-        <w:rPr>
-          <w:rStyle w:val="VerbatimChar"/>
-        </w:rPr>
-        <w:t xml:space="preserve">factor(arena)EnergySolutions Arena               -2.795e-01  7.760e-02  -3.601</w:t>
-      </w:r>
-      <w:r>
-        <w:br/>
-      </w:r>
-      <w:r>
-        <w:rPr>
-          <w:rStyle w:val="VerbatimChar"/>
-        </w:rPr>
-        <w:t xml:space="preserve">factor(arena)Entertainment and Sports Arena      -6.244e-01  7.703e-02  -8.106</w:t>
-      </w:r>
-      <w:r>
-        <w:br/>
-      </w:r>
-      <w:r>
-        <w:rPr>
-          <w:rStyle w:val="VerbatimChar"/>
-        </w:rPr>
-        <w:t xml:space="preserve">factor(arena)Footprint Center                     2.398e-01  7.965e-02   3.011</w:t>
-      </w:r>
-      <w:r>
-        <w:br/>
-      </w:r>
-      <w:r>
-        <w:rPr>
-          <w:rStyle w:val="VerbatimChar"/>
-        </w:rPr>
-        <w:t xml:space="preserve">factor(arena)Freeman Coliseum                    -3.829e-01  9.472e-02  -4.042</w:t>
-      </w:r>
-      <w:r>
-        <w:br/>
-      </w:r>
-      <w:r>
-        <w:rPr>
-          <w:rStyle w:val="VerbatimChar"/>
-        </w:rPr>
-        <w:t xml:space="preserve">factor(arena)Gainbridge Fieldhouse               -1.448e-01  8.019e-02  -1.806</w:t>
-      </w:r>
-      <w:r>
-        <w:br/>
-      </w:r>
-      <w:r>
-        <w:rPr>
-          <w:rStyle w:val="VerbatimChar"/>
-        </w:rPr>
-        <w:t xml:space="preserve">factor(arena)Galen Center                        -6.133e-01  1.844e-01  -3.325</w:t>
-      </w:r>
-      <w:r>
-        <w:br/>
-      </w:r>
-      <w:r>
-        <w:rPr>
-          <w:rStyle w:val="VerbatimChar"/>
-        </w:rPr>
-        <w:t xml:space="preserve">factor(arena)Gateway Center Arena @ College Park -9.240e-01  7.804e-02 -11.840</w:t>
-      </w:r>
-      <w:r>
-        <w:br/>
-      </w:r>
-      <w:r>
-        <w:rPr>
-          <w:rStyle w:val="VerbatimChar"/>
-        </w:rPr>
-        <w:t xml:space="preserve">factor(arena)Great Western Forum                 -3.538e-01  8.003e-02  -4.421</w:t>
-      </w:r>
-      <w:r>
-        <w:br/>
-      </w:r>
-      <w:r>
-        <w:rPr>
-          <w:rStyle w:val="VerbatimChar"/>
-        </w:rPr>
-        <w:t xml:space="preserve">factor(arena)Hartford Civic Center               -4.569e-01  2.500e-01  -1.828</w:t>
-      </w:r>
-      <w:r>
-        <w:br/>
-      </w:r>
-      <w:r>
-        <w:rPr>
-          <w:rStyle w:val="VerbatimChar"/>
-        </w:rPr>
-        <w:t xml:space="preserve">factor(arena)Hinkle Fieldhouse                   -1.261e+00  1.425e-01  -8.849</w:t>
-      </w:r>
-      <w:r>
-        <w:br/>
-      </w:r>
-      <w:r>
-        <w:rPr>
-          <w:rStyle w:val="VerbatimChar"/>
-        </w:rPr>
-        <w:t xml:space="preserve">factor(arena)Home Depot Center Tennis Stadium    -2.549e-01  2.500e-01  -1.020</w:t>
-      </w:r>
-      <w:r>
-        <w:br/>
-      </w:r>
-      <w:r>
-        <w:rPr>
-          <w:rStyle w:val="VerbatimChar"/>
-        </w:rPr>
-        <w:t xml:space="preserve">factor(arena)Indiana Farmers Coliseum            -1.094e+00  1.098e-01  -9.959</w:t>
-      </w:r>
-      <w:r>
-        <w:br/>
-      </w:r>
-      <w:r>
-        <w:rPr>
-          <w:rStyle w:val="VerbatimChar"/>
-        </w:rPr>
-        <w:t xml:space="preserve">factor(arena)KeyArena                            -1.633e-02  7.353e-02  -0.222</w:t>
-      </w:r>
-      <w:r>
-        <w:br/>
-      </w:r>
-      <w:r>
-        <w:rPr>
-          <w:rStyle w:val="VerbatimChar"/>
-        </w:rPr>
-        <w:t xml:space="preserve">factor(arena)Madison Square Garden                3.014e-01  7.373e-02   4.088</w:t>
-      </w:r>
-      <w:r>
-        <w:br/>
-      </w:r>
-      <w:r>
-        <w:rPr>
-          <w:rStyle w:val="VerbatimChar"/>
-        </w:rPr>
-        <w:t xml:space="preserve">factor(arena)Mandalay Bay Events Center          -4.830e-01  8.319e-02  -5.806</w:t>
-      </w:r>
-      <w:r>
-        <w:br/>
-      </w:r>
-      <w:r>
-        <w:rPr>
-          <w:rStyle w:val="VerbatimChar"/>
-        </w:rPr>
-        <w:t xml:space="preserve">factor(arena)McCamish Pavilion                   -5.566e-01  8.224e-02  -6.767</w:t>
-      </w:r>
-      <w:r>
-        <w:br/>
-      </w:r>
-      <w:r>
-        <w:rPr>
-          <w:rStyle w:val="VerbatimChar"/>
-        </w:rPr>
-        <w:t xml:space="preserve">factor(arena)Michelob ULTRA Arena                -4.098e-02  8.046e-02  -0.509</w:t>
-      </w:r>
-      <w:r>
-        <w:br/>
-      </w:r>
-      <w:r>
-        <w:rPr>
-          <w:rStyle w:val="VerbatimChar"/>
-        </w:rPr>
-        <w:t xml:space="preserve">factor(arena)Mohegan Sun Arena                   -1.468e-01  7.280e-02  -2.016</w:t>
-      </w:r>
-      <w:r>
-        <w:br/>
-      </w:r>
-      <w:r>
-        <w:rPr>
-          <w:rStyle w:val="VerbatimChar"/>
-        </w:rPr>
-        <w:t xml:space="preserve">factor(arena)Palace of Auburn Hills              -2.272e-02  7.458e-02  -0.305</w:t>
-      </w:r>
-      <w:r>
-        <w:br/>
-      </w:r>
-      <w:r>
-        <w:rPr>
-          <w:rStyle w:val="VerbatimChar"/>
-        </w:rPr>
-        <w:t xml:space="preserve">factor(arena)Philips Arena                       -1.566e-01  7.510e-02  -2.085</w:t>
-      </w:r>
-      <w:r>
-        <w:br/>
-      </w:r>
-      <w:r>
-        <w:rPr>
-          <w:rStyle w:val="VerbatimChar"/>
-        </w:rPr>
-        <w:t xml:space="preserve">factor(arena)PHX Arena                            6.721e-02  9.016e-02   0.745</w:t>
-      </w:r>
-      <w:r>
-        <w:br/>
-      </w:r>
-      <w:r>
-        <w:rPr>
-          <w:rStyle w:val="VerbatimChar"/>
-        </w:rPr>
-        <w:t xml:space="preserve">factor(arena)Prudential Center                   -8.486e-02  8.039e-02  -1.056</w:t>
-      </w:r>
-      <w:r>
-        <w:br/>
-      </w:r>
-      <w:r>
-        <w:rPr>
-          <w:rStyle w:val="VerbatimChar"/>
-        </w:rPr>
-        <w:t xml:space="preserve">factor(arena)Radio City Musical Hall             -3.257e-01  1.229e-01  -2.649</w:t>
-      </w:r>
-      <w:r>
-        <w:br/>
-      </w:r>
-      <w:r>
-        <w:rPr>
-          <w:rStyle w:val="VerbatimChar"/>
-        </w:rPr>
-        <w:t xml:space="preserve">factor(arena)Rogers Arena                         3.245e-01  2.498e-01   1.299</w:t>
-      </w:r>
-      <w:r>
-        <w:br/>
-      </w:r>
-      <w:r>
-        <w:rPr>
-          <w:rStyle w:val="VerbatimChar"/>
-        </w:rPr>
-        <w:t xml:space="preserve">factor(arena)Spokane Arena                       -6.156e-01  2.500e-01  -2.462</w:t>
-      </w:r>
-      <w:r>
-        <w:br/>
-      </w:r>
-      <w:r>
-        <w:rPr>
-          <w:rStyle w:val="VerbatimChar"/>
-        </w:rPr>
-        <w:t xml:space="preserve">factor(arena)Staples Center                       2.000e-01  7.324e-02   2.731</w:t>
-      </w:r>
-      <w:r>
-        <w:br/>
-      </w:r>
-      <w:r>
-        <w:rPr>
-          <w:rStyle w:val="VerbatimChar"/>
-        </w:rPr>
-        <w:t xml:space="preserve">factor(arena)State Farm Arena                    -4.736e-01  8.832e-02  -5.363</w:t>
-      </w:r>
-      <w:r>
-        <w:br/>
-      </w:r>
-      <w:r>
-        <w:rPr>
-          <w:rStyle w:val="VerbatimChar"/>
-        </w:rPr>
-        <w:t xml:space="preserve">factor(arena)T-Mobile Arena                       3.389e-01  1.187e-01   2.855</w:t>
-      </w:r>
-      <w:r>
-        <w:br/>
-      </w:r>
-      <w:r>
-        <w:rPr>
-          <w:rStyle w:val="VerbatimChar"/>
-        </w:rPr>
-        <w:t xml:space="preserve">factor(arena)Talking Stick Resort Arena           2.712e-01  7.655e-02   3.543</w:t>
-      </w:r>
-      <w:r>
-        <w:br/>
-      </w:r>
-      <w:r>
-        <w:rPr>
-          <w:rStyle w:val="VerbatimChar"/>
-        </w:rPr>
-        <w:t xml:space="preserve">factor(arena)Target Center                        3.978e-03  7.278e-02   0.055</w:t>
-      </w:r>
-      <w:r>
-        <w:br/>
-      </w:r>
-      <w:r>
-        <w:rPr>
-          <w:rStyle w:val="VerbatimChar"/>
-        </w:rPr>
-        <w:t xml:space="preserve">factor(arena)TD Garden                            4.271e-01  1.848e-01   2.311</w:t>
-      </w:r>
-      <w:r>
-        <w:br/>
-      </w:r>
-      <w:r>
-        <w:rPr>
-          <w:rStyle w:val="VerbatimChar"/>
-        </w:rPr>
-        <w:t xml:space="preserve">factor(arena)UIC Pavilion                        -6.686e-01  7.878e-02  -8.487</w:t>
-      </w:r>
-      <w:r>
-        <w:br/>
-      </w:r>
-      <w:r>
-        <w:rPr>
-          <w:rStyle w:val="VerbatimChar"/>
-        </w:rPr>
-        <w:t xml:space="preserve">factor(arena)United Center                        7.065e-01  1.846e-01   3.828</w:t>
-      </w:r>
-      <w:r>
-        <w:br/>
-      </w:r>
-      <w:r>
-        <w:rPr>
-          <w:rStyle w:val="VerbatimChar"/>
-        </w:rPr>
-        <w:t xml:space="preserve">factor(arena)US Airways Center                    8.956e-02  7.374e-02   1.215</w:t>
-      </w:r>
-      <w:r>
-        <w:br/>
-      </w:r>
-      <w:r>
-        <w:rPr>
-          <w:rStyle w:val="VerbatimChar"/>
-        </w:rPr>
-        <w:t xml:space="preserve">factor(arena)Van Andel Arena                      6.256e-03  2.500e-01   0.025</w:t>
-      </w:r>
-      <w:r>
-        <w:br/>
-      </w:r>
-      <w:r>
-        <w:rPr>
-          <w:rStyle w:val="VerbatimChar"/>
-        </w:rPr>
-        <w:t xml:space="preserve">factor(arena)Verizon Center                       3.103e-01  7.384e-02   4.203</w:t>
-      </w:r>
-      <w:r>
-        <w:br/>
-      </w:r>
-      <w:r>
-        <w:rPr>
-          <w:rStyle w:val="VerbatimChar"/>
-        </w:rPr>
-        <w:t xml:space="preserve">factor(arena)Walter Pyramid at Long Beach State  -7.658e-01  1.847e-01  -4.146</w:t>
-      </w:r>
-      <w:r>
-        <w:br/>
-      </w:r>
-      <w:r>
-        <w:rPr>
-          <w:rStyle w:val="VerbatimChar"/>
-        </w:rPr>
-        <w:t xml:space="preserve">factor(arena)Westchester County Center           -1.337e+00  8.224e-02 -16.260</w:t>
-      </w:r>
-      <w:r>
-        <w:br/>
-      </w:r>
-      <w:r>
-        <w:rPr>
-          <w:rStyle w:val="VerbatimChar"/>
-        </w:rPr>
-        <w:t xml:space="preserve">factor(arena)Wintrust Arena                      -6.420e-02  7.502e-02  -0.856</w:t>
-      </w:r>
-      <w:r>
-        <w:br/>
-      </w:r>
-      <w:r>
-        <w:rPr>
-          <w:rStyle w:val="VerbatimChar"/>
-        </w:rPr>
-        <w:t xml:space="preserve">factor(arena)Xcel Energy Center                   2.088e-01  9.463e-02   2.206</w:t>
-      </w:r>
-      <w:r>
-        <w:br/>
-      </w:r>
-      <w:r>
-        <w:rPr>
-          <w:rStyle w:val="VerbatimChar"/>
-        </w:rPr>
-        <w:t xml:space="preserve">median_income                                            NA         NA      NA</w:t>
-      </w:r>
-      <w:r>
-        <w:br/>
-      </w:r>
-      <w:r>
-        <w:rPr>
-          <w:rStyle w:val="VerbatimChar"/>
-        </w:rPr>
-        <w:t xml:space="preserve">median_pop                                               NA         NA      NA</w:t>
-      </w:r>
-      <w:r>
-        <w:br/>
-      </w:r>
-      <w:r>
-        <w:rPr>
-          <w:rStyle w:val="VerbatimChar"/>
-        </w:rPr>
-        <w:t xml:space="preserve">is_cc                                             6.252e-01  4.040e-02  15.475</w:t>
-      </w:r>
-      <w:r>
-        <w:br/>
-      </w:r>
-      <w:r>
-        <w:rPr>
-          <w:rStyle w:val="VerbatimChar"/>
-        </w:rPr>
-        <w:t xml:space="preserve">is_aw                                             6.798e-02  2.340e-02   2.905</w:t>
-      </w:r>
-      <w:r>
-        <w:br/>
-      </w:r>
-      <w:r>
-        <w:rPr>
-          <w:rStyle w:val="VerbatimChar"/>
-        </w:rPr>
-        <w:t xml:space="preserve">I(elo_home_pregame^2):I(elo_away_pregame^2)       7.647e-14  4.475e-14   1.709</w:t>
-      </w:r>
-      <w:r>
-        <w:br/>
-      </w:r>
-      <w:r>
-        <w:rPr>
-          <w:rStyle w:val="VerbatimChar"/>
-        </w:rPr>
-        <w:t xml:space="preserve">                                                 Pr(&gt;|t|)    </w:t>
-      </w:r>
-      <w:r>
-        <w:br/>
-      </w:r>
-      <w:r>
-        <w:rPr>
-          <w:rStyle w:val="VerbatimChar"/>
-        </w:rPr>
-        <w:t xml:space="preserve">(Intercept)                                       &lt; 2e-16 ***</w:t>
-      </w:r>
-      <w:r>
-        <w:br/>
-      </w:r>
-      <w:r>
-        <w:rPr>
-          <w:rStyle w:val="VerbatimChar"/>
-        </w:rPr>
-        <w:t xml:space="preserve">elo_home_pregame                                 0.757278    </w:t>
-      </w:r>
-      <w:r>
-        <w:br/>
-      </w:r>
-      <w:r>
-        <w:rPr>
-          <w:rStyle w:val="VerbatimChar"/>
-        </w:rPr>
-        <w:t xml:space="preserve">elo_away_pregame                                 0.000436 ***</w:t>
-      </w:r>
-      <w:r>
-        <w:br/>
-      </w:r>
-      <w:r>
-        <w:rPr>
-          <w:rStyle w:val="VerbatimChar"/>
-        </w:rPr>
-        <w:t xml:space="preserve">I(elo_home_pregame^2)                            0.865940    </w:t>
-      </w:r>
-      <w:r>
-        <w:br/>
-      </w:r>
-      <w:r>
-        <w:rPr>
-          <w:rStyle w:val="VerbatimChar"/>
-        </w:rPr>
-        <w:t xml:space="preserve">I(elo_away_pregame^2)                            0.002403 ** </w:t>
-      </w:r>
-      <w:r>
-        <w:br/>
-      </w:r>
-      <w:r>
-        <w:rPr>
-          <w:rStyle w:val="VerbatimChar"/>
-        </w:rPr>
-        <w:t xml:space="preserve">factor(season_id)1998                            0.386085    </w:t>
-      </w:r>
-      <w:r>
-        <w:br/>
-      </w:r>
-      <w:r>
-        <w:rPr>
-          <w:rStyle w:val="VerbatimChar"/>
-        </w:rPr>
-        <w:t xml:space="preserve">factor(season_id)1999                            0.258689    </w:t>
-      </w:r>
-      <w:r>
-        <w:br/>
-      </w:r>
-      <w:r>
-        <w:rPr>
-          <w:rStyle w:val="VerbatimChar"/>
-        </w:rPr>
-        <w:t xml:space="preserve">factor(season_id)2000                            3.70e-06 ***</w:t>
-      </w:r>
-      <w:r>
-        <w:br/>
-      </w:r>
-      <w:r>
-        <w:rPr>
-          <w:rStyle w:val="VerbatimChar"/>
-        </w:rPr>
-        <w:t xml:space="preserve">factor(season_id)2001                            1.84e-11 ***</w:t>
-      </w:r>
-      <w:r>
-        <w:br/>
-      </w:r>
-      <w:r>
-        <w:rPr>
-          <w:rStyle w:val="VerbatimChar"/>
-        </w:rPr>
-        <w:t xml:space="preserve">factor(season_id)2002                            1.55e-09 ***</w:t>
-      </w:r>
-      <w:r>
-        <w:br/>
-      </w:r>
-      <w:r>
-        <w:rPr>
-          <w:rStyle w:val="VerbatimChar"/>
-        </w:rPr>
-        <w:t xml:space="preserve">factor(season_id)2003                            3.27e-13 ***</w:t>
-      </w:r>
-      <w:r>
-        <w:br/>
-      </w:r>
-      <w:r>
-        <w:rPr>
-          <w:rStyle w:val="VerbatimChar"/>
-        </w:rPr>
-        <w:t xml:space="preserve">factor(season_id)2004                            4.36e-13 ***</w:t>
-      </w:r>
-      <w:r>
-        <w:br/>
-      </w:r>
-      <w:r>
-        <w:rPr>
-          <w:rStyle w:val="VerbatimChar"/>
-        </w:rPr>
-        <w:t xml:space="preserve">factor(season_id)2005                             &lt; 2e-16 ***</w:t>
-      </w:r>
-      <w:r>
-        <w:br/>
-      </w:r>
-      <w:r>
-        <w:rPr>
-          <w:rStyle w:val="VerbatimChar"/>
-        </w:rPr>
-        <w:t xml:space="preserve">factor(season_id)2006                             &lt; 2e-16 ***</w:t>
-      </w:r>
-      <w:r>
-        <w:br/>
-      </w:r>
-      <w:r>
-        <w:rPr>
-          <w:rStyle w:val="VerbatimChar"/>
-        </w:rPr>
-        <w:t xml:space="preserve">factor(season_id)2007                             &lt; 2e-16 ***</w:t>
-      </w:r>
-      <w:r>
-        <w:br/>
-      </w:r>
-      <w:r>
-        <w:rPr>
-          <w:rStyle w:val="VerbatimChar"/>
-        </w:rPr>
-        <w:t xml:space="preserve">factor(season_id)2008                             &lt; 2e-16 ***</w:t>
-      </w:r>
-      <w:r>
-        <w:br/>
-      </w:r>
-      <w:r>
-        <w:rPr>
-          <w:rStyle w:val="VerbatimChar"/>
-        </w:rPr>
-        <w:t xml:space="preserve">factor(season_id)2009                             &lt; 2e-16 ***</w:t>
-      </w:r>
-      <w:r>
-        <w:br/>
-      </w:r>
-      <w:r>
-        <w:rPr>
-          <w:rStyle w:val="VerbatimChar"/>
-        </w:rPr>
-        <w:t xml:space="preserve">factor(season_id)2010                             &lt; 2e-16 ***</w:t>
-      </w:r>
-      <w:r>
-        <w:br/>
-      </w:r>
-      <w:r>
-        <w:rPr>
-          <w:rStyle w:val="VerbatimChar"/>
-        </w:rPr>
-        <w:t xml:space="preserve">factor(season_id)2011                            4.78e-16 ***</w:t>
-      </w:r>
-      <w:r>
-        <w:br/>
-      </w:r>
-      <w:r>
-        <w:rPr>
-          <w:rStyle w:val="VerbatimChar"/>
-        </w:rPr>
-        <w:t xml:space="preserve">factor(season_id)2012                             &lt; 2e-16 ***</w:t>
-      </w:r>
-      <w:r>
-        <w:br/>
-      </w:r>
-      <w:r>
-        <w:rPr>
-          <w:rStyle w:val="VerbatimChar"/>
-        </w:rPr>
-        <w:t xml:space="preserve">factor(season_id)2013                             &lt; 2e-16 ***</w:t>
-      </w:r>
-      <w:r>
-        <w:br/>
-      </w:r>
-      <w:r>
-        <w:rPr>
-          <w:rStyle w:val="VerbatimChar"/>
-        </w:rPr>
-        <w:t xml:space="preserve">factor(season_id)2014                             &lt; 2e-16 ***</w:t>
-      </w:r>
-      <w:r>
-        <w:br/>
-      </w:r>
-      <w:r>
-        <w:rPr>
-          <w:rStyle w:val="VerbatimChar"/>
-        </w:rPr>
-        <w:t xml:space="preserve">factor(season_id)2015                             &lt; 2e-16 ***</w:t>
-      </w:r>
-      <w:r>
-        <w:br/>
-      </w:r>
-      <w:r>
-        <w:rPr>
-          <w:rStyle w:val="VerbatimChar"/>
-        </w:rPr>
-        <w:t xml:space="preserve">factor(season_id)2016                             &lt; 2e-16 ***</w:t>
-      </w:r>
-      <w:r>
-        <w:br/>
-      </w:r>
-      <w:r>
-        <w:rPr>
-          <w:rStyle w:val="VerbatimChar"/>
-        </w:rPr>
-        <w:t xml:space="preserve">factor(season_id)2017                             &lt; 2e-16 ***</w:t>
-      </w:r>
-      <w:r>
-        <w:br/>
-      </w:r>
-      <w:r>
-        <w:rPr>
-          <w:rStyle w:val="VerbatimChar"/>
-        </w:rPr>
-        <w:t xml:space="preserve">factor(season_id)2018                             &lt; 2e-16 ***</w:t>
-      </w:r>
-      <w:r>
-        <w:br/>
-      </w:r>
-      <w:r>
-        <w:rPr>
-          <w:rStyle w:val="VerbatimChar"/>
-        </w:rPr>
-        <w:t xml:space="preserve">factor(season_id)2019                             &lt; 2e-16 ***</w:t>
-      </w:r>
-      <w:r>
-        <w:br/>
-      </w:r>
-      <w:r>
-        <w:rPr>
-          <w:rStyle w:val="VerbatimChar"/>
-        </w:rPr>
-        <w:t xml:space="preserve">factor(season_id)2022                             &lt; 2e-16 ***</w:t>
-      </w:r>
-      <w:r>
-        <w:br/>
-      </w:r>
-      <w:r>
-        <w:rPr>
-          <w:rStyle w:val="VerbatimChar"/>
-        </w:rPr>
-        <w:t xml:space="preserve">factor(season_id)2023                             &lt; 2e-16 ***</w:t>
-      </w:r>
-      <w:r>
-        <w:br/>
-      </w:r>
-      <w:r>
-        <w:rPr>
-          <w:rStyle w:val="VerbatimChar"/>
-        </w:rPr>
-        <w:t xml:space="preserve">factor(season_id)2024                            9.83e-06 ***</w:t>
-      </w:r>
-      <w:r>
-        <w:br/>
-      </w:r>
-      <w:r>
-        <w:rPr>
-          <w:rStyle w:val="VerbatimChar"/>
-        </w:rPr>
-        <w:t xml:space="preserve">factor(season_id)2025                            0.197818    </w:t>
-      </w:r>
-      <w:r>
-        <w:br/>
-      </w:r>
-      <w:r>
-        <w:rPr>
-          <w:rStyle w:val="VerbatimChar"/>
-        </w:rPr>
-        <w:t xml:space="preserve">factor(wday(game_date))2                         2.24e-05 ***</w:t>
-      </w:r>
-      <w:r>
-        <w:br/>
-      </w:r>
-      <w:r>
-        <w:rPr>
-          <w:rStyle w:val="VerbatimChar"/>
-        </w:rPr>
-        <w:t xml:space="preserve">factor(wday(game_date))3                          &lt; 2e-16 ***</w:t>
-      </w:r>
-      <w:r>
-        <w:br/>
-      </w:r>
-      <w:r>
-        <w:rPr>
-          <w:rStyle w:val="VerbatimChar"/>
-        </w:rPr>
-        <w:t xml:space="preserve">factor(wday(game_date))4                         0.893736    </w:t>
-      </w:r>
-      <w:r>
-        <w:br/>
-      </w:r>
-      <w:r>
-        <w:rPr>
-          <w:rStyle w:val="VerbatimChar"/>
-        </w:rPr>
-        <w:t xml:space="preserve">factor(wday(game_date))5                         6.56e-11 ***</w:t>
-      </w:r>
-      <w:r>
-        <w:br/>
-      </w:r>
-      <w:r>
-        <w:rPr>
-          <w:rStyle w:val="VerbatimChar"/>
-        </w:rPr>
-        <w:t xml:space="preserve">factor(wday(game_date))6                         0.739523    </w:t>
-      </w:r>
-      <w:r>
-        <w:br/>
-      </w:r>
-      <w:r>
-        <w:rPr>
-          <w:rStyle w:val="VerbatimChar"/>
-        </w:rPr>
-        <w:t xml:space="preserve">factor(wday(game_date))7                         5.31e-06 ***</w:t>
-      </w:r>
-      <w:r>
-        <w:br/>
-      </w:r>
-      <w:r>
-        <w:rPr>
-          <w:rStyle w:val="VerbatimChar"/>
-        </w:rPr>
-        <w:t xml:space="preserve">factor(month(game_date))6                        0.002280 ** </w:t>
-      </w:r>
-      <w:r>
-        <w:br/>
-      </w:r>
-      <w:r>
-        <w:rPr>
-          <w:rStyle w:val="VerbatimChar"/>
-        </w:rPr>
-        <w:t xml:space="preserve">factor(month(game_date))7                        3.35e-07 ***</w:t>
-      </w:r>
-      <w:r>
-        <w:br/>
-      </w:r>
-      <w:r>
-        <w:rPr>
-          <w:rStyle w:val="VerbatimChar"/>
-        </w:rPr>
-        <w:t xml:space="preserve">factor(month(game_date))8                        9.82e-10 ***</w:t>
-      </w:r>
-      <w:r>
-        <w:br/>
-      </w:r>
-      <w:r>
-        <w:rPr>
-          <w:rStyle w:val="VerbatimChar"/>
-        </w:rPr>
-        <w:t xml:space="preserve">factor(month(game_date))9                        9.77e-05 ***</w:t>
-      </w:r>
-      <w:r>
-        <w:br/>
-      </w:r>
-      <w:r>
-        <w:rPr>
-          <w:rStyle w:val="VerbatimChar"/>
-        </w:rPr>
-        <w:t xml:space="preserve">factor(arena)Allstate Arena                      0.001232 ** </w:t>
-      </w:r>
-      <w:r>
-        <w:br/>
-      </w:r>
-      <w:r>
-        <w:rPr>
-          <w:rStyle w:val="VerbatimChar"/>
-        </w:rPr>
-        <w:t xml:space="preserve">factor(arena)American Airlines Center            0.000279 ***</w:t>
-      </w:r>
-      <w:r>
-        <w:br/>
-      </w:r>
-      <w:r>
-        <w:rPr>
-          <w:rStyle w:val="VerbatimChar"/>
-        </w:rPr>
-        <w:t xml:space="preserve">factor(arena)Amway Arena                         0.109868    </w:t>
-      </w:r>
-      <w:r>
-        <w:br/>
-      </w:r>
-      <w:r>
-        <w:rPr>
-          <w:rStyle w:val="VerbatimChar"/>
-        </w:rPr>
-        <w:t xml:space="preserve">factor(arena)Angel of the Winds Arena            0.336006    </w:t>
-      </w:r>
-      <w:r>
-        <w:br/>
-      </w:r>
-      <w:r>
-        <w:rPr>
-          <w:rStyle w:val="VerbatimChar"/>
-        </w:rPr>
-        <w:t xml:space="preserve">factor(arena)Arthur Ashe Stadium                 0.001190 ** </w:t>
-      </w:r>
-      <w:r>
-        <w:br/>
-      </w:r>
-      <w:r>
-        <w:rPr>
-          <w:rStyle w:val="VerbatimChar"/>
-        </w:rPr>
-        <w:t xml:space="preserve">factor(arena)AT&amp;T Center                         0.481745    </w:t>
-      </w:r>
-      <w:r>
-        <w:br/>
-      </w:r>
-      <w:r>
-        <w:rPr>
-          <w:rStyle w:val="VerbatimChar"/>
-        </w:rPr>
-        <w:t xml:space="preserve">factor(arena)Bankers Life Fieldhouse             0.917387    </w:t>
-      </w:r>
-      <w:r>
-        <w:br/>
-      </w:r>
-      <w:r>
-        <w:rPr>
-          <w:rStyle w:val="VerbatimChar"/>
-        </w:rPr>
-        <w:t xml:space="preserve">factor(arena)Barclays Center                     0.056209 .  </w:t>
-      </w:r>
-      <w:r>
-        <w:br/>
-      </w:r>
-      <w:r>
-        <w:rPr>
-          <w:rStyle w:val="VerbatimChar"/>
-        </w:rPr>
-        <w:t xml:space="preserve">factor(arena)BOK Center                          9.13e-05 ***</w:t>
-      </w:r>
-      <w:r>
-        <w:br/>
-      </w:r>
-      <w:r>
-        <w:rPr>
-          <w:rStyle w:val="VerbatimChar"/>
-        </w:rPr>
-        <w:t xml:space="preserve">factor(arena)Capital One Arena                   0.678107    </w:t>
-      </w:r>
-      <w:r>
-        <w:br/>
-      </w:r>
-      <w:r>
-        <w:rPr>
-          <w:rStyle w:val="VerbatimChar"/>
-        </w:rPr>
-        <w:t xml:space="preserve">factor(arena)CareFirst Arena                      &lt; 2e-16 ***</w:t>
-      </w:r>
-      <w:r>
-        <w:br/>
-      </w:r>
-      <w:r>
-        <w:rPr>
-          <w:rStyle w:val="VerbatimChar"/>
-        </w:rPr>
-        <w:t xml:space="preserve">factor(arena)CFG Bank Arena                      0.462789    </w:t>
-      </w:r>
-      <w:r>
-        <w:br/>
-      </w:r>
-      <w:r>
-        <w:rPr>
-          <w:rStyle w:val="VerbatimChar"/>
-        </w:rPr>
-        <w:t xml:space="preserve">factor(arena)Chase Center                        1.00e-08 ***</w:t>
-      </w:r>
-      <w:r>
-        <w:br/>
-      </w:r>
-      <w:r>
-        <w:rPr>
-          <w:rStyle w:val="VerbatimChar"/>
-        </w:rPr>
-        <w:t xml:space="preserve">factor(arena)Climate Pledge Arena                0.003538 ** </w:t>
-      </w:r>
-      <w:r>
-        <w:br/>
-      </w:r>
-      <w:r>
-        <w:rPr>
-          <w:rStyle w:val="VerbatimChar"/>
-        </w:rPr>
-        <w:t xml:space="preserve">factor(arena)College Park Center                 1.34e-09 ***</w:t>
-      </w:r>
-      <w:r>
-        <w:br/>
-      </w:r>
-      <w:r>
-        <w:rPr>
-          <w:rStyle w:val="VerbatimChar"/>
-        </w:rPr>
-        <w:t xml:space="preserve">factor(arena)Conseco Fieldhouse                  0.787781    </w:t>
-      </w:r>
-      <w:r>
-        <w:br/>
-      </w:r>
-      <w:r>
-        <w:rPr>
-          <w:rStyle w:val="VerbatimChar"/>
-        </w:rPr>
-        <w:t xml:space="preserve">factor(arena)Crypto.com Arena                    0.099676 .  </w:t>
-      </w:r>
-      <w:r>
-        <w:br/>
-      </w:r>
-      <w:r>
-        <w:rPr>
-          <w:rStyle w:val="VerbatimChar"/>
-        </w:rPr>
-        <w:t xml:space="preserve">factor(arena)Dee Event Center                    0.181519    </w:t>
-      </w:r>
-      <w:r>
-        <w:br/>
-      </w:r>
-      <w:r>
-        <w:rPr>
-          <w:rStyle w:val="VerbatimChar"/>
-        </w:rPr>
-        <w:t xml:space="preserve">factor(arena)EagleBank Arena                     0.930546    </w:t>
-      </w:r>
-      <w:r>
-        <w:br/>
-      </w:r>
-      <w:r>
-        <w:rPr>
-          <w:rStyle w:val="VerbatimChar"/>
-        </w:rPr>
-        <w:t xml:space="preserve">factor(arena)EnergySolutions Arena               0.000320 ***</w:t>
-      </w:r>
-      <w:r>
-        <w:br/>
-      </w:r>
-      <w:r>
-        <w:rPr>
-          <w:rStyle w:val="VerbatimChar"/>
-        </w:rPr>
-        <w:t xml:space="preserve">factor(arena)Entertainment and Sports Arena      6.56e-16 ***</w:t>
-      </w:r>
-      <w:r>
-        <w:br/>
-      </w:r>
-      <w:r>
-        <w:rPr>
-          <w:rStyle w:val="VerbatimChar"/>
-        </w:rPr>
-        <w:t xml:space="preserve">factor(arena)Footprint Center                    0.002621 ** </w:t>
-      </w:r>
-      <w:r>
-        <w:br/>
-      </w:r>
-      <w:r>
-        <w:rPr>
-          <w:rStyle w:val="VerbatimChar"/>
-        </w:rPr>
-        <w:t xml:space="preserve">factor(arena)Freeman Coliseum                    5.38e-05 ***</w:t>
-      </w:r>
-      <w:r>
-        <w:br/>
-      </w:r>
-      <w:r>
-        <w:rPr>
-          <w:rStyle w:val="VerbatimChar"/>
-        </w:rPr>
-        <w:t xml:space="preserve">factor(arena)Gainbridge Fieldhouse               0.071019 .  </w:t>
-      </w:r>
-      <w:r>
-        <w:br/>
-      </w:r>
-      <w:r>
-        <w:rPr>
-          <w:rStyle w:val="VerbatimChar"/>
-        </w:rPr>
-        <w:t xml:space="preserve">factor(arena)Galen Center                        0.000889 ***</w:t>
-      </w:r>
-      <w:r>
-        <w:br/>
-      </w:r>
-      <w:r>
-        <w:rPr>
-          <w:rStyle w:val="VerbatimChar"/>
-        </w:rPr>
-        <w:t xml:space="preserve">factor(arena)Gateway Center Arena @ College Park  &lt; 2e-16 ***</w:t>
-      </w:r>
-      <w:r>
-        <w:br/>
-      </w:r>
-      <w:r>
-        <w:rPr>
-          <w:rStyle w:val="VerbatimChar"/>
-        </w:rPr>
-        <w:t xml:space="preserve">factor(arena)Great Western Forum                 1.00e-05 ***</w:t>
-      </w:r>
-      <w:r>
-        <w:br/>
-      </w:r>
-      <w:r>
-        <w:rPr>
-          <w:rStyle w:val="VerbatimChar"/>
-        </w:rPr>
-        <w:t xml:space="preserve">factor(arena)Hartford Civic Center               0.067665 .  </w:t>
-      </w:r>
-      <w:r>
-        <w:br/>
-      </w:r>
-      <w:r>
-        <w:rPr>
-          <w:rStyle w:val="VerbatimChar"/>
-        </w:rPr>
-        <w:t xml:space="preserve">factor(arena)Hinkle Fieldhouse                    &lt; 2e-16 ***</w:t>
-      </w:r>
-      <w:r>
-        <w:br/>
-      </w:r>
-      <w:r>
-        <w:rPr>
-          <w:rStyle w:val="VerbatimChar"/>
-        </w:rPr>
-        <w:t xml:space="preserve">factor(arena)Home Depot Center Tennis Stadium    0.307938    </w:t>
-      </w:r>
-      <w:r>
-        <w:br/>
-      </w:r>
-      <w:r>
-        <w:rPr>
-          <w:rStyle w:val="VerbatimChar"/>
-        </w:rPr>
-        <w:t xml:space="preserve">factor(arena)Indiana Farmers Coliseum             &lt; 2e-16 ***</w:t>
-      </w:r>
-      <w:r>
-        <w:br/>
-      </w:r>
-      <w:r>
-        <w:rPr>
-          <w:rStyle w:val="VerbatimChar"/>
-        </w:rPr>
-        <w:t xml:space="preserve">factor(arena)KeyArena                            0.824207    </w:t>
-      </w:r>
-      <w:r>
-        <w:br/>
-      </w:r>
-      <w:r>
-        <w:rPr>
-          <w:rStyle w:val="VerbatimChar"/>
-        </w:rPr>
-        <w:t xml:space="preserve">factor(arena)Madison Square Garden               4.42e-05 ***</w:t>
-      </w:r>
-      <w:r>
-        <w:br/>
-      </w:r>
-      <w:r>
-        <w:rPr>
-          <w:rStyle w:val="VerbatimChar"/>
-        </w:rPr>
-        <w:t xml:space="preserve">factor(arena)Mandalay Bay Events Center          6.81e-09 ***</w:t>
-      </w:r>
-      <w:r>
-        <w:br/>
-      </w:r>
-      <w:r>
-        <w:rPr>
-          <w:rStyle w:val="VerbatimChar"/>
-        </w:rPr>
-        <w:t xml:space="preserve">factor(arena)McCamish Pavilion                   1.46e-11 ***</w:t>
-      </w:r>
-      <w:r>
-        <w:br/>
-      </w:r>
-      <w:r>
-        <w:rPr>
-          <w:rStyle w:val="VerbatimChar"/>
-        </w:rPr>
-        <w:t xml:space="preserve">factor(arena)Michelob ULTRA Arena                0.610520    </w:t>
-      </w:r>
-      <w:r>
-        <w:br/>
-      </w:r>
-      <w:r>
-        <w:rPr>
-          <w:rStyle w:val="VerbatimChar"/>
-        </w:rPr>
-        <w:t xml:space="preserve">factor(arena)Mohegan Sun Arena                   0.043820 *  </w:t>
-      </w:r>
-      <w:r>
-        <w:br/>
-      </w:r>
-      <w:r>
-        <w:rPr>
-          <w:rStyle w:val="VerbatimChar"/>
-        </w:rPr>
-        <w:t xml:space="preserve">factor(arena)Palace of Auburn Hills              0.760697    </w:t>
-      </w:r>
-      <w:r>
-        <w:br/>
-      </w:r>
-      <w:r>
-        <w:rPr>
-          <w:rStyle w:val="VerbatimChar"/>
-        </w:rPr>
-        <w:t xml:space="preserve">factor(arena)Philips Arena                       0.037089 *  </w:t>
-      </w:r>
-      <w:r>
-        <w:br/>
-      </w:r>
-      <w:r>
-        <w:rPr>
-          <w:rStyle w:val="VerbatimChar"/>
-        </w:rPr>
-        <w:t xml:space="preserve">factor(arena)PHX Arena                           0.456019    </w:t>
-      </w:r>
-      <w:r>
-        <w:br/>
-      </w:r>
-      <w:r>
-        <w:rPr>
-          <w:rStyle w:val="VerbatimChar"/>
-        </w:rPr>
-        <w:t xml:space="preserve">factor(arena)Prudential Center                   0.291193    </w:t>
-      </w:r>
-      <w:r>
-        <w:br/>
-      </w:r>
-      <w:r>
-        <w:rPr>
-          <w:rStyle w:val="VerbatimChar"/>
-        </w:rPr>
-        <w:t xml:space="preserve">factor(arena)Radio City Musical Hall             0.008090 ** </w:t>
-      </w:r>
-      <w:r>
-        <w:br/>
-      </w:r>
-      <w:r>
-        <w:rPr>
-          <w:rStyle w:val="VerbatimChar"/>
-        </w:rPr>
-        <w:t xml:space="preserve">factor(arena)Rogers Arena                        0.194066    </w:t>
-      </w:r>
-      <w:r>
-        <w:br/>
-      </w:r>
-      <w:r>
-        <w:rPr>
-          <w:rStyle w:val="VerbatimChar"/>
-        </w:rPr>
-        <w:t xml:space="preserve">factor(arena)Spokane Arena                       0.013854 *  </w:t>
-      </w:r>
-      <w:r>
-        <w:br/>
-      </w:r>
-      <w:r>
-        <w:rPr>
-          <w:rStyle w:val="VerbatimChar"/>
-        </w:rPr>
-        <w:t xml:space="preserve">factor(arena)Staples Center                      0.006342 ** </w:t>
-      </w:r>
-      <w:r>
-        <w:br/>
-      </w:r>
-      <w:r>
-        <w:rPr>
-          <w:rStyle w:val="VerbatimChar"/>
-        </w:rPr>
-        <w:t xml:space="preserve">factor(arena)State Farm Arena                    8.57e-08 ***</w:t>
-      </w:r>
-      <w:r>
-        <w:br/>
-      </w:r>
-      <w:r>
-        <w:rPr>
-          <w:rStyle w:val="VerbatimChar"/>
-        </w:rPr>
-        <w:t xml:space="preserve">factor(arena)T-Mobile Arena                      0.004327 ** </w:t>
-      </w:r>
-      <w:r>
-        <w:br/>
-      </w:r>
-      <w:r>
-        <w:rPr>
-          <w:rStyle w:val="VerbatimChar"/>
-        </w:rPr>
-        <w:t xml:space="preserve">factor(arena)Talking Stick Resort Arena          0.000399 ***</w:t>
-      </w:r>
-      <w:r>
-        <w:br/>
-      </w:r>
-      <w:r>
-        <w:rPr>
-          <w:rStyle w:val="VerbatimChar"/>
-        </w:rPr>
-        <w:t xml:space="preserve">factor(arena)Target Center                       0.956408    </w:t>
-      </w:r>
-      <w:r>
-        <w:br/>
-      </w:r>
-      <w:r>
-        <w:rPr>
-          <w:rStyle w:val="VerbatimChar"/>
-        </w:rPr>
-        <w:t xml:space="preserve">factor(arena)TD Garden                           0.020857 *  </w:t>
-      </w:r>
-      <w:r>
-        <w:br/>
-      </w:r>
-      <w:r>
-        <w:rPr>
-          <w:rStyle w:val="VerbatimChar"/>
-        </w:rPr>
-        <w:t xml:space="preserve">factor(arena)UIC Pavilion                         &lt; 2e-16 ***</w:t>
-      </w:r>
-      <w:r>
-        <w:br/>
-      </w:r>
-      <w:r>
-        <w:rPr>
-          <w:rStyle w:val="VerbatimChar"/>
-        </w:rPr>
-        <w:t xml:space="preserve">factor(arena)United Center                       0.000131 ***</w:t>
-      </w:r>
-      <w:r>
-        <w:br/>
-      </w:r>
-      <w:r>
-        <w:rPr>
-          <w:rStyle w:val="VerbatimChar"/>
-        </w:rPr>
-        <w:t xml:space="preserve">factor(arena)US Airways Center                   0.224613    </w:t>
-      </w:r>
-      <w:r>
-        <w:br/>
-      </w:r>
-      <w:r>
-        <w:rPr>
-          <w:rStyle w:val="VerbatimChar"/>
-        </w:rPr>
-        <w:t xml:space="preserve">factor(arena)Van Andel Arena                     0.980035    </w:t>
-      </w:r>
-      <w:r>
-        <w:br/>
-      </w:r>
-      <w:r>
-        <w:rPr>
-          <w:rStyle w:val="VerbatimChar"/>
-        </w:rPr>
-        <w:t xml:space="preserve">factor(arena)Verizon Center                      2.68e-05 ***</w:t>
-      </w:r>
-      <w:r>
-        <w:br/>
-      </w:r>
-      <w:r>
-        <w:rPr>
-          <w:rStyle w:val="VerbatimChar"/>
-        </w:rPr>
-        <w:t xml:space="preserve">factor(arena)Walter Pyramid at Long Beach State  3.44e-05 ***</w:t>
-      </w:r>
-      <w:r>
-        <w:br/>
-      </w:r>
-      <w:r>
-        <w:rPr>
-          <w:rStyle w:val="VerbatimChar"/>
-        </w:rPr>
-        <w:t xml:space="preserve">factor(arena)Westchester County Center            &lt; 2e-16 ***</w:t>
-      </w:r>
-      <w:r>
-        <w:br/>
-      </w:r>
-      <w:r>
-        <w:rPr>
-          <w:rStyle w:val="VerbatimChar"/>
-        </w:rPr>
-        <w:t xml:space="preserve">factor(arena)Wintrust Arena                      0.392168    </w:t>
-      </w:r>
-      <w:r>
-        <w:br/>
-      </w:r>
-      <w:r>
-        <w:rPr>
-          <w:rStyle w:val="VerbatimChar"/>
-        </w:rPr>
-        <w:t xml:space="preserve">factor(arena)Xcel Energy Center                  0.027406 *  </w:t>
-      </w:r>
-      <w:r>
-        <w:br/>
-      </w:r>
-      <w:r>
-        <w:rPr>
-          <w:rStyle w:val="VerbatimChar"/>
-        </w:rPr>
-        <w:t xml:space="preserve">median_income                                          NA    </w:t>
-      </w:r>
-      <w:r>
-        <w:br/>
-      </w:r>
-      <w:r>
-        <w:rPr>
-          <w:rStyle w:val="VerbatimChar"/>
-        </w:rPr>
-        <w:t xml:space="preserve">median_pop                                             NA    </w:t>
-      </w:r>
-      <w:r>
-        <w:br/>
-      </w:r>
-      <w:r>
-        <w:rPr>
-          <w:rStyle w:val="VerbatimChar"/>
-        </w:rPr>
-        <w:t xml:space="preserve">is_cc                                             &lt; 2e-16 ***</w:t>
-      </w:r>
-      <w:r>
-        <w:br/>
-      </w:r>
-      <w:r>
-        <w:rPr>
-          <w:rStyle w:val="VerbatimChar"/>
-        </w:rPr>
-        <w:t xml:space="preserve">is_aw                                            0.003686 ** </w:t>
-      </w:r>
-      <w:r>
-        <w:br/>
-      </w:r>
-      <w:r>
-        <w:rPr>
-          <w:rStyle w:val="VerbatimChar"/>
-        </w:rPr>
-        <w:t xml:space="preserve">I(elo_home_pregame^2):I(elo_away_pregame^2)      0.087551 .  </w:t>
-      </w:r>
-      <w:r>
-        <w:br/>
-      </w:r>
-      <w:r>
-        <w:rPr>
-          <w:rStyle w:val="VerbatimChar"/>
-        </w:rPr>
-        <w:t xml:space="preserve">---</w:t>
-      </w:r>
-      <w:r>
-        <w:br/>
-      </w:r>
-      <w:r>
-        <w:rPr>
-          <w:rStyle w:val="VerbatimChar"/>
-        </w:rPr>
-        <w:t xml:space="preserve">Signif. codes:  0 '***' 0.001 '**' 0.01 '*' 0.05 '.' 0.1 ' ' 1</w:t>
-      </w:r>
-      <w:r>
-        <w:br/>
-      </w:r>
-      <w:r>
-        <w:br/>
-      </w:r>
-      <w:r>
-        <w:rPr>
-          <w:rStyle w:val="VerbatimChar"/>
-        </w:rPr>
-        <w:t xml:space="preserve">Residual standard error: 0.2384 on 4960 degrees of freedom</w:t>
-      </w:r>
-      <w:r>
-        <w:br/>
-      </w:r>
-      <w:r>
-        <w:rPr>
-          <w:rStyle w:val="VerbatimChar"/>
-        </w:rPr>
-        <w:t xml:space="preserve">  (135 observations deleted due to missingness)</w:t>
-      </w:r>
-      <w:r>
-        <w:br/>
-      </w:r>
-      <w:r>
-        <w:rPr>
-          <w:rStyle w:val="VerbatimChar"/>
-        </w:rPr>
-        <w:t xml:space="preserve">Multiple R-squared:  0.684, Adjusted R-squared:  0.6776 </w:t>
-      </w:r>
-      <w:r>
-        <w:br/>
-      </w:r>
-      <w:r>
-        <w:rPr>
-          <w:rStyle w:val="VerbatimChar"/>
-        </w:rPr>
-        <w:t xml:space="preserve">F-statistic: 105.3 on 102 and 4960 DF,  p-value: &lt; 2.2e-16</w:t>
-      </w:r>
-    </w:p>
-    <w:p>
-      <w:pPr>
-        <w:pStyle w:val="SourceCode"/>
-      </w:pPr>
-      <w:r>
-        <w:rPr>
-          <w:rStyle w:val="VerbatimChar"/>
-        </w:rPr>
-        <w:t xml:space="preserve">Analysis of Variance Table</w:t>
-      </w:r>
-      <w:r>
-        <w:br/>
-      </w:r>
-      <w:r>
-        <w:br/>
-      </w:r>
-      <w:r>
-        <w:rPr>
-          <w:rStyle w:val="VerbatimChar"/>
-        </w:rPr>
-        <w:t xml:space="preserve">Response: log(attendance)</w:t>
-      </w:r>
-      <w:r>
-        <w:br/>
-      </w:r>
-      <w:r>
-        <w:rPr>
-          <w:rStyle w:val="VerbatimChar"/>
-        </w:rPr>
-        <w:t xml:space="preserve">                                              Df Sum Sq Mean Sq  F value</w:t>
-      </w:r>
-      <w:r>
-        <w:br/>
-      </w:r>
-      <w:r>
-        <w:rPr>
-          <w:rStyle w:val="VerbatimChar"/>
-        </w:rPr>
-        <w:t xml:space="preserve">elo_home_pregame                               1  44.80  44.795 788.2517</w:t>
-      </w:r>
-      <w:r>
-        <w:br/>
-      </w:r>
-      <w:r>
-        <w:rPr>
-          <w:rStyle w:val="VerbatimChar"/>
-        </w:rPr>
-        <w:t xml:space="preserve">elo_away_pregame                               1   0.19   0.185   3.2569</w:t>
-      </w:r>
-      <w:r>
-        <w:br/>
-      </w:r>
-      <w:r>
-        <w:rPr>
-          <w:rStyle w:val="VerbatimChar"/>
-        </w:rPr>
-        <w:t xml:space="preserve">I(elo_home_pregame^2)                          1   0.00   0.000   0.0058</w:t>
-      </w:r>
-      <w:r>
-        <w:br/>
-      </w:r>
-      <w:r>
-        <w:rPr>
-          <w:rStyle w:val="VerbatimChar"/>
-        </w:rPr>
-        <w:t xml:space="preserve">I(elo_away_pregame^2)                          1   0.24   0.236   4.1484</w:t>
-      </w:r>
-      <w:r>
-        <w:br/>
-      </w:r>
-      <w:r>
-        <w:rPr>
-          <w:rStyle w:val="VerbatimChar"/>
-        </w:rPr>
-        <w:t xml:space="preserve">factor(season_id)                             26 158.66   6.102 107.3837</w:t>
-      </w:r>
-      <w:r>
-        <w:br/>
-      </w:r>
-      <w:r>
-        <w:rPr>
-          <w:rStyle w:val="VerbatimChar"/>
-        </w:rPr>
-        <w:t xml:space="preserve">factor(wday(game_date))                        6  15.04   2.507  44.1073</w:t>
-      </w:r>
-      <w:r>
-        <w:br/>
-      </w:r>
-      <w:r>
-        <w:rPr>
-          <w:rStyle w:val="VerbatimChar"/>
-        </w:rPr>
-        <w:t xml:space="preserve">factor(month(game_date))                       4  12.35   3.088  54.3374</w:t>
-      </w:r>
-      <w:r>
-        <w:br/>
-      </w:r>
-      <w:r>
-        <w:rPr>
-          <w:rStyle w:val="VerbatimChar"/>
-        </w:rPr>
-        <w:t xml:space="preserve">factor(arena)                                 59 364.85   6.184 108.8170</w:t>
-      </w:r>
-      <w:r>
-        <w:br/>
-      </w:r>
-      <w:r>
-        <w:rPr>
-          <w:rStyle w:val="VerbatimChar"/>
-        </w:rPr>
-        <w:t xml:space="preserve">is_cc                                          1  13.48  13.477 237.1570</w:t>
-      </w:r>
-      <w:r>
-        <w:br/>
-      </w:r>
-      <w:r>
-        <w:rPr>
-          <w:rStyle w:val="VerbatimChar"/>
-        </w:rPr>
-        <w:t xml:space="preserve">is_aw                                          1   0.49   0.493   8.6738</w:t>
-      </w:r>
-      <w:r>
-        <w:br/>
-      </w:r>
-      <w:r>
-        <w:rPr>
-          <w:rStyle w:val="VerbatimChar"/>
-        </w:rPr>
-        <w:t xml:space="preserve">I(elo_home_pregame^2):I(elo_away_pregame^2)    1   0.17   0.166   2.9200</w:t>
-      </w:r>
-      <w:r>
-        <w:br/>
-      </w:r>
-      <w:r>
-        <w:rPr>
-          <w:rStyle w:val="VerbatimChar"/>
-        </w:rPr>
-        <w:t xml:space="preserve">Residuals                                   4960 281.87   0.057         </w:t>
-      </w:r>
-      <w:r>
-        <w:br/>
-      </w:r>
-      <w:r>
-        <w:rPr>
-          <w:rStyle w:val="VerbatimChar"/>
-        </w:rPr>
-        <w:t xml:space="preserve">                                               Pr(&gt;F)    </w:t>
-      </w:r>
-      <w:r>
-        <w:br/>
-      </w:r>
-      <w:r>
-        <w:rPr>
-          <w:rStyle w:val="VerbatimChar"/>
-        </w:rPr>
-        <w:t xml:space="preserve">elo_home_pregame                            &lt; 2.2e-16 ***</w:t>
-      </w:r>
-      <w:r>
-        <w:br/>
-      </w:r>
-      <w:r>
-        <w:rPr>
-          <w:rStyle w:val="VerbatimChar"/>
-        </w:rPr>
-        <w:t xml:space="preserve">elo_away_pregame                             0.071185 .  </w:t>
-      </w:r>
-      <w:r>
-        <w:br/>
-      </w:r>
-      <w:r>
-        <w:rPr>
-          <w:rStyle w:val="VerbatimChar"/>
-        </w:rPr>
-        <w:t xml:space="preserve">I(elo_home_pregame^2)                        0.939142    </w:t>
-      </w:r>
-      <w:r>
-        <w:br/>
-      </w:r>
-      <w:r>
-        <w:rPr>
-          <w:rStyle w:val="VerbatimChar"/>
-        </w:rPr>
-        <w:t xml:space="preserve">I(elo_away_pregame^2)                        0.041728 *  </w:t>
-      </w:r>
-      <w:r>
-        <w:br/>
-      </w:r>
-      <w:r>
-        <w:rPr>
-          <w:rStyle w:val="VerbatimChar"/>
-        </w:rPr>
-        <w:t xml:space="preserve">factor(season_id)                           &lt; 2.2e-16 ***</w:t>
-      </w:r>
-      <w:r>
-        <w:br/>
-      </w:r>
-      <w:r>
-        <w:rPr>
-          <w:rStyle w:val="VerbatimChar"/>
-        </w:rPr>
-        <w:t xml:space="preserve">factor(wday(game_date))                     &lt; 2.2e-16 ***</w:t>
-      </w:r>
-      <w:r>
-        <w:br/>
-      </w:r>
-      <w:r>
-        <w:rPr>
-          <w:rStyle w:val="VerbatimChar"/>
-        </w:rPr>
-        <w:t xml:space="preserve">factor(month(game_date))                    &lt; 2.2e-16 ***</w:t>
-      </w:r>
-      <w:r>
-        <w:br/>
-      </w:r>
-      <w:r>
-        <w:rPr>
-          <w:rStyle w:val="VerbatimChar"/>
-        </w:rPr>
-        <w:t xml:space="preserve">factor(arena)                               &lt; 2.2e-16 ***</w:t>
-      </w:r>
-      <w:r>
-        <w:br/>
-      </w:r>
-      <w:r>
-        <w:rPr>
-          <w:rStyle w:val="VerbatimChar"/>
-        </w:rPr>
-        <w:t xml:space="preserve">is_cc                                       &lt; 2.2e-16 ***</w:t>
-      </w:r>
-      <w:r>
-        <w:br/>
-      </w:r>
-      <w:r>
-        <w:rPr>
-          <w:rStyle w:val="VerbatimChar"/>
-        </w:rPr>
-        <w:t xml:space="preserve">is_aw                                        0.003243 ** </w:t>
-      </w:r>
-      <w:r>
-        <w:br/>
-      </w:r>
-      <w:r>
-        <w:rPr>
-          <w:rStyle w:val="VerbatimChar"/>
-        </w:rPr>
-        <w:t xml:space="preserve">I(elo_home_pregame^2):I(elo_away_pregame^2)  0.087551 .  </w:t>
-      </w:r>
-      <w:r>
-        <w:br/>
-      </w:r>
-      <w:r>
-        <w:rPr>
-          <w:rStyle w:val="VerbatimChar"/>
-        </w:rPr>
-        <w:t xml:space="preserve">Residuals                                                </w:t>
-      </w:r>
-      <w:r>
-        <w:br/>
-      </w:r>
-      <w:r>
-        <w:rPr>
-          <w:rStyle w:val="VerbatimChar"/>
-        </w:rPr>
-        <w:t xml:space="preserve">---</w:t>
-      </w:r>
-      <w:r>
-        <w:br/>
-      </w:r>
-      <w:r>
-        <w:rPr>
-          <w:rStyle w:val="VerbatimChar"/>
-        </w:rPr>
-        <w:t xml:space="preserve">Signif. codes:  0 '***' 0.001 '**' 0.01 '*' 0.05 '.' 0.1 ' ' 1</w:t>
-      </w:r>
-    </w:p>
-    <w:p>
-      <w:pPr>
-        <w:pStyle w:val="FirstParagraph"/>
-      </w:pPr>
-      <w:r>
-        <w:rPr>
-          <w:vertAlign w:val="subscript"/>
-        </w:rPr>
-        <w:t xml:space="preserve">Source:</w:t>
-      </w:r>
-      <w:r>
-        <w:rPr>
-          <w:vertAlign w:val="subscript"/>
-        </w:rPr>
-        <w:t xml:space="preserve"> </w:t>
-      </w:r>
-      <w:hyperlink r:id="rId9">
-        <w:r>
-          <w:rPr>
-            <w:rStyle w:val="Hyperlink"/>
-            <w:vertAlign w:val="subscript"/>
-          </w:rPr>
-          <w:t xml:space="preserve">Article Notebook</w:t>
-        </w:r>
-      </w:hyperlink>
-    </w:p>
-    <w:bookmarkStart w:id="109" w:name="sec-attend"/>
+    <w:bookmarkStart w:id="111" w:name="sec-attend"/>
     <w:p>
       <w:pPr>
         <w:pStyle w:val="Heading3"/>
@@ -12207,7 +9776,7 @@
         <w:t xml:space="preserve">.</w:t>
       </w:r>
     </w:p>
-    <w:bookmarkStart w:id="97" w:name="baseline-effects"/>
+    <w:bookmarkStart w:id="94" w:name="baseline-effects"/>
     <w:p>
       <w:pPr>
         <w:pStyle w:val="Heading4"/>
@@ -12229,7 +9798,7 @@
       <w:tr>
         <w:tc>
           <w:tcPr/>
-          <w:bookmarkStart w:id="90" w:name="tbl-coefs"/>
+          <w:bookmarkStart w:id="87" w:name="tbl-coefs"/>
           <w:p>
             <w:pPr>
               <w:jc w:val="center"/>
@@ -13324,7 +10893,7 @@
               </w:tc>
             </w:tr>
           </w:tbl>
-          <w:bookmarkEnd w:id="90"/>
+          <w:bookmarkEnd w:id="87"/>
           <w:p/>
         </w:tc>
       </w:tr>
@@ -13496,7 +11065,7 @@
         <w:t xml:space="preserve">The corresponding change in attendance for A’ja Wilson—by most accounts a better player than Clark—is a multiple of 1.06.</w:t>
       </w:r>
     </w:p>
-    <w:bookmarkStart w:id="95" w:name="cell-fig-attend-coefs"/>
+    <w:bookmarkStart w:id="92" w:name="cell-fig-attend-coefs"/>
     <w:tbl>
       <w:tblPr>
         <w:tblStyle w:val="Table"/>
@@ -13510,7 +11079,7 @@
       <w:tr>
         <w:tc>
           <w:tcPr/>
-          <w:bookmarkStart w:id="94" w:name="fig-attend-coefs"/>
+          <w:bookmarkStart w:id="91" w:name="fig-attend-coefs"/>
           <w:p>
             <w:pPr>
               <w:pStyle w:val="Compact"/>
@@ -13521,18 +11090,18 @@
                 <wp:inline>
                   <wp:extent cx="4620126" cy="3696101"/>
                   <wp:effectExtent b="0" l="0" r="0" t="0"/>
-                  <wp:docPr descr="" title="" id="92" name="Picture"/>
+                  <wp:docPr descr="" title="" id="89" name="Picture"/>
                   <a:graphic>
                     <a:graphicData uri="http://schemas.openxmlformats.org/drawingml/2006/picture">
                       <pic:pic>
                         <pic:nvPicPr>
-                          <pic:cNvPr descr="index_files/figure-docx/fig-attend-coefs-1.png" id="93" name="Picture"/>
+                          <pic:cNvPr descr="index_files/figure-docx/fig-attend-coefs-1.png" id="90" name="Picture"/>
                           <pic:cNvPicPr>
                             <a:picLocks noChangeArrowheads="1" noChangeAspect="1"/>
                           </pic:cNvPicPr>
                         </pic:nvPicPr>
                         <pic:blipFill>
-                          <a:blip r:embed="rId91"/>
+                          <a:blip r:embed="rId88"/>
                           <a:stretch>
                             <a:fillRect/>
                           </a:stretch>
@@ -13572,7 +11141,7 @@
               <w:t xml:space="preserve">Figure 11: Relative magnitudes of coefficients in attendance model. Coefficients of interest are highlighted. Note the relatively large size of the coefficient associated with Caitlin Clark.</w:t>
             </w:r>
           </w:p>
-          <w:bookmarkEnd w:id="94"/>
+          <w:bookmarkEnd w:id="91"/>
         </w:tc>
       </w:tr>
     </w:tbl>
@@ -13602,7 +11171,7 @@
         </w:r>
       </w:hyperlink>
     </w:p>
-    <w:bookmarkEnd w:id="95"/>
+    <w:bookmarkEnd w:id="92"/>
     <w:p>
       <w:pPr>
         <w:pStyle w:val="BodyText"/>
@@ -13716,7 +11285,7 @@
       <w:tr>
         <w:tc>
           <w:tcPr/>
-          <w:bookmarkStart w:id="96" w:name="tbl-glance"/>
+          <w:bookmarkStart w:id="93" w:name="tbl-glance"/>
           <w:p>
             <w:pPr>
               <w:jc w:val="center"/>
@@ -14098,7 +11667,7 @@
               </w:tc>
             </w:tr>
           </w:tbl>
-          <w:bookmarkEnd w:id="96"/>
+          <w:bookmarkEnd w:id="93"/>
           <w:p/>
         </w:tc>
       </w:tr>
@@ -14460,8 +12029,8 @@
         <w:t xml:space="preserve">compares a model fit with constant slope coefficients to our model which allows each effect to vary by season. The interactions introduce 78 additional terms corresponding to season specific slopes to our model. The nested F-test rejects the null hypothesis that season-specific interactions are equal to zero, indicating that the effects of our fan engagement measures differ significantly across seasons.</w:t>
       </w:r>
     </w:p>
-    <w:bookmarkEnd w:id="97"/>
-    <w:bookmarkStart w:id="108" w:name="annual-effects"/>
+    <w:bookmarkEnd w:id="94"/>
+    <w:bookmarkStart w:id="110" w:name="annual-effects"/>
     <w:p>
       <w:pPr>
         <w:pStyle w:val="Heading4"/>
@@ -14507,7 +12076,7 @@
         <w:t xml:space="preserve">On the other hand, it seems unlikely that the league would have achieved record high attendance without Clark.</w:t>
       </w:r>
     </w:p>
-    <w:bookmarkStart w:id="102" w:name="cell-fig-season-coefs"/>
+    <w:bookmarkStart w:id="99" w:name="cell-fig-season-coefs"/>
     <w:tbl>
       <w:tblPr>
         <w:tblStyle w:val="Table"/>
@@ -14521,7 +12090,7 @@
       <w:tr>
         <w:tc>
           <w:tcPr/>
-          <w:bookmarkStart w:id="101" w:name="fig-season-coefs"/>
+          <w:bookmarkStart w:id="98" w:name="fig-season-coefs"/>
           <w:p>
             <w:pPr>
               <w:pStyle w:val="Compact"/>
@@ -14532,18 +12101,18 @@
                 <wp:inline>
                   <wp:extent cx="4620126" cy="3696101"/>
                   <wp:effectExtent b="0" l="0" r="0" t="0"/>
-                  <wp:docPr descr="" title="" id="99" name="Picture"/>
+                  <wp:docPr descr="" title="" id="96" name="Picture"/>
                   <a:graphic>
                     <a:graphicData uri="http://schemas.openxmlformats.org/drawingml/2006/picture">
                       <pic:pic>
                         <pic:nvPicPr>
-                          <pic:cNvPr descr="index_files/figure-docx/fig-season-coefs-1.png" id="100" name="Picture"/>
+                          <pic:cNvPr descr="index_files/figure-docx/fig-season-coefs-1.png" id="97" name="Picture"/>
                           <pic:cNvPicPr>
                             <a:picLocks noChangeArrowheads="1" noChangeAspect="1"/>
                           </pic:cNvPicPr>
                         </pic:nvPicPr>
                         <pic:blipFill>
-                          <a:blip r:embed="rId98"/>
+                          <a:blip r:embed="rId95"/>
                           <a:stretch>
                             <a:fillRect/>
                           </a:stretch>
@@ -14583,7 +12152,7 @@
               <w:t xml:space="preserve">Figure 12: Estimated season-level fixed effects for natural logarithm of attendance models.</w:t>
             </w:r>
           </w:p>
-          <w:bookmarkEnd w:id="101"/>
+          <w:bookmarkEnd w:id="98"/>
         </w:tc>
       </w:tr>
     </w:tbl>
@@ -14613,7 +12182,7 @@
         </w:r>
       </w:hyperlink>
     </w:p>
-    <w:bookmarkEnd w:id="102"/>
+    <w:bookmarkEnd w:id="99"/>
     <w:p>
       <w:pPr>
         <w:pStyle w:val="BodyText"/>
@@ -14630,126 +12199,10 @@
         <w:t xml:space="preserve"> </w:t>
       </w:r>
       <w:r>
-        <w:t xml:space="preserve">shows a general increase in the slope of the interaction terms in all three models in recent years.</w:t>
-      </w:r>
-      <w:r>
-        <w:t xml:space="preserve"> </w:t>
-      </w:r>
-      <w:r>
-        <w:t xml:space="preserve">For all three models, these change in slope coefficients were decidedly negative until around 2015.</w:t>
-      </w:r>
-      <w:r>
-        <w:t xml:space="preserve"> </w:t>
-      </w:r>
-      <w:r>
-        <w:t xml:space="preserve">This suggests that the relationship between attendance and fan engagement was more moderate during those years.</w:t>
-      </w:r>
-      <w:r>
-        <w:t xml:space="preserve"> </w:t>
-      </w:r>
-      <w:r>
-        <w:t xml:space="preserve">(Note that for all three models, the main effect of the fan engagement term in</w:t>
-      </w:r>
-      <w:r>
-        <w:t xml:space="preserve"> </w:t>
-      </w:r>
-      <w:hyperlink w:anchor="tbl-coefs">
-        <w:r>
-          <w:rPr>
-            <w:rStyle w:val="Hyperlink"/>
-          </w:rPr>
-          <w:t xml:space="preserve">Table 4</w:t>
-        </w:r>
-      </w:hyperlink>
-      <w:r>
-        <w:t xml:space="preserve"> </w:t>
-      </w:r>
-      <w:r>
-        <w:t xml:space="preserve">is positive.)</w:t>
-      </w:r>
-      <w:r>
-        <w:t xml:space="preserve"> </w:t>
-      </w:r>
-      <w:r>
-        <w:t xml:space="preserve">While the change in slope associated with model</w:t>
-      </w:r>
-      <w:r>
-        <w:t xml:space="preserve"> </w:t>
-      </w:r>
-      <m:oMath>
-        <m:sSub>
-          <m:e>
-            <m:r>
-              <m:t>f</m:t>
-            </m:r>
-          </m:e>
-          <m:sub>
-            <m:r>
-              <m:t>1</m:t>
-            </m:r>
-          </m:sub>
-        </m:sSub>
-      </m:oMath>
-      <w:r>
-        <w:t xml:space="preserve"> </w:t>
-      </w:r>
-      <w:r>
-        <w:t xml:space="preserve">is still negative, it is closer to zero than it has been in the past.</w:t>
-      </w:r>
-      <w:r>
-        <w:t xml:space="preserve"> </w:t>
-      </w:r>
-      <w:r>
-        <w:t xml:space="preserve">The changes in slope associated with models</w:t>
-      </w:r>
-      <w:r>
-        <w:t xml:space="preserve"> </w:t>
-      </w:r>
-      <m:oMath>
-        <m:sSub>
-          <m:e>
-            <m:r>
-              <m:t>f</m:t>
-            </m:r>
-          </m:e>
-          <m:sub>
-            <m:r>
-              <m:t>2</m:t>
-            </m:r>
-          </m:sub>
-        </m:sSub>
-      </m:oMath>
-      <w:r>
-        <w:t xml:space="preserve"> </w:t>
-      </w:r>
-      <w:r>
-        <w:t xml:space="preserve">and</w:t>
-      </w:r>
-      <w:r>
-        <w:t xml:space="preserve"> </w:t>
-      </w:r>
-      <m:oMath>
-        <m:sSub>
-          <m:e>
-            <m:r>
-              <m:t>f</m:t>
-            </m:r>
-          </m:e>
-          <m:sub>
-            <m:r>
-              <m:t>3</m:t>
-            </m:r>
-          </m:sub>
-        </m:sSub>
-      </m:oMath>
-      <w:r>
-        <w:t xml:space="preserve"> </w:t>
-      </w:r>
-      <w:r>
-        <w:t xml:space="preserve">are now positive, although it is difficult to assess the long-term trend due to the pandemic being only a few years past.</w:t>
+        <w:t xml:space="preserve">shows the season-by-season slopes on the interaction terms for our three hypotheses, relative to the 1997 reference season. Where the seasonal fixed effects convey broad attendance trends, the interaction term slopes identify trends in how fan behavior is driven by game outcomes. Where general attendance dropped off after the opening season, the extent to which fan behavior is influenced by game outcome seems to improve past the first season. In particular, the interaction coefficients on our loss aversion variable are positive and generally increasing, suggesting that the attendance response to home win probability has strengthened over the league’s history. The importance of outcome uncertainty and quality of play on attendance appears to be weaker and not substantially improved in recent years.</w:t>
       </w:r>
     </w:p>
-    <w:bookmarkStart w:id="107" w:name="cell-fig-season-slopes"/>
+    <w:bookmarkStart w:id="104" w:name="cell-fig-season-slopes"/>
     <w:tbl>
       <w:tblPr>
         <w:tblStyle w:val="Table"/>
@@ -14763,7 +12216,7 @@
       <w:tr>
         <w:tc>
           <w:tcPr/>
-          <w:bookmarkStart w:id="106" w:name="fig-season-slopes"/>
+          <w:bookmarkStart w:id="103" w:name="fig-season-slopes"/>
           <w:p>
             <w:pPr>
               <w:pStyle w:val="Compact"/>
@@ -14774,18 +12227,18 @@
                 <wp:inline>
                   <wp:extent cx="4620126" cy="3696101"/>
                   <wp:effectExtent b="0" l="0" r="0" t="0"/>
-                  <wp:docPr descr="" title="" id="104" name="Picture"/>
+                  <wp:docPr descr="" title="" id="101" name="Picture"/>
                   <a:graphic>
                     <a:graphicData uri="http://schemas.openxmlformats.org/drawingml/2006/picture">
                       <pic:pic>
                         <pic:nvPicPr>
-                          <pic:cNvPr descr="index_files/figure-docx/fig-season-slopes-1.png" id="105" name="Picture"/>
+                          <pic:cNvPr descr="index_files/figure-docx/fig-season-slopes-1.png" id="102" name="Picture"/>
                           <pic:cNvPicPr>
                             <a:picLocks noChangeArrowheads="1" noChangeAspect="1"/>
                           </pic:cNvPicPr>
                         </pic:nvPicPr>
                         <pic:blipFill>
-                          <a:blip r:embed="rId103"/>
+                          <a:blip r:embed="rId100"/>
                           <a:stretch>
                             <a:fillRect/>
                           </a:stretch>
@@ -14825,7 +12278,7 @@
               <w:t xml:space="preserve">Figure 13: Estimated season-level changes in slopes for natural logarithm of attendance models.</w:t>
             </w:r>
           </w:p>
-          <w:bookmarkEnd w:id="106"/>
+          <w:bookmarkEnd w:id="103"/>
         </w:tc>
       </w:tr>
     </w:tbl>
@@ -14855,106 +12308,8 @@
         </w:r>
       </w:hyperlink>
     </w:p>
-    <w:bookmarkEnd w:id="107"/>
-    <w:bookmarkEnd w:id="108"/>
-    <w:bookmarkEnd w:id="109"/>
-    <w:bookmarkStart w:id="129" w:name="percentage-of-arena-capacity"/>
-    <w:p>
-      <w:pPr>
-        <w:pStyle w:val="Heading3"/>
-      </w:pPr>
-      <w:r>
-        <w:t xml:space="preserve">4.2 Percentage of Arena Capacity</w:t>
-      </w:r>
-    </w:p>
-    <w:p>
-      <w:pPr>
-        <w:pStyle w:val="FirstParagraph"/>
-      </w:pPr>
-      <w:r>
-        <w:t xml:space="preserve">Because our response variable</w:t>
-      </w:r>
-      <w:r>
-        <w:t xml:space="preserve"> </w:t>
-      </w:r>
-      <m:oMath>
-        <m:r>
-          <m:t>γ</m:t>
-        </m:r>
-      </m:oMath>
-      <w:r>
-        <w:t xml:space="preserve"> </w:t>
-      </w:r>
-      <w:r>
-        <w:t xml:space="preserve">is constrained between 0 and 1, but has significant mass at 1 exactly, we fit a Papke-Wooldridge fractional response model</w:t>
-      </w:r>
-      <w:r>
-        <w:t xml:space="preserve"> </w:t>
-      </w:r>
-      <w:r>
-        <w:t xml:space="preserve">(Papke and Wooldridge 1996)</w:t>
-      </w:r>
-      <w:r>
-        <w:t xml:space="preserve"> </w:t>
-      </w:r>
-      <w:r>
-        <w:t xml:space="preserve">with HC1 sandwich estimators for the covariance matrix.</w:t>
-      </w:r>
-    </w:p>
-    <w:p>
-      <w:pPr>
-        <w:pStyle w:val="BodyText"/>
-      </w:pPr>
-      <w:r>
-        <w:rPr>
-          <w:vertAlign w:val="subscript"/>
-        </w:rPr>
-        <w:t xml:space="preserve">Source:</w:t>
-      </w:r>
-      <w:r>
-        <w:rPr>
-          <w:vertAlign w:val="subscript"/>
-        </w:rPr>
-        <w:t xml:space="preserve"> </w:t>
-      </w:r>
-      <w:hyperlink r:id="rId9">
-        <w:r>
-          <w:rPr>
-            <w:rStyle w:val="Hyperlink"/>
-            <w:vertAlign w:val="subscript"/>
-          </w:rPr>
-          <w:t xml:space="preserve">Article Notebook</w:t>
-        </w:r>
-      </w:hyperlink>
-    </w:p>
-    <w:bookmarkStart w:id="117" w:name="main-effects"/>
-    <w:p>
-      <w:pPr>
-        <w:pStyle w:val="Heading4"/>
-      </w:pPr>
-      <w:r>
-        <w:t xml:space="preserve">4.2.1 Main effects</w:t>
-      </w:r>
-    </w:p>
-    <w:p>
-      <w:pPr>
-        <w:pStyle w:val="FirstParagraph"/>
-      </w:pPr>
-      <w:hyperlink w:anchor="tbl-coefs2">
-        <w:r>
-          <w:rPr>
-            <w:rStyle w:val="Hyperlink"/>
-          </w:rPr>
-          <w:t xml:space="preserve">Table 6</w:t>
-        </w:r>
-      </w:hyperlink>
-      <w:r>
-        <w:t xml:space="preserve"> </w:t>
-      </w:r>
-      <w:r>
-        <w:t xml:space="preserve">reports the coefficients from the percentage of arena capacity models.</w:t>
-      </w:r>
-    </w:p>
+    <w:bookmarkEnd w:id="104"/>
+    <w:bookmarkStart w:id="109" w:name="cell-fig-season-slopes-actual"/>
     <w:tbl>
       <w:tblPr>
         <w:tblStyle w:val="Table"/>
@@ -14968,954 +12323,7 @@
       <w:tr>
         <w:tc>
           <w:tcPr/>
-          <w:bookmarkStart w:id="110" w:name="tbl-coefs2"/>
-          <w:p>
-            <w:pPr>
-              <w:jc w:val="center"/>
-            </w:pPr>
-            <w:pPr>
-              <w:jc w:val="left"/>
-              <w:spacing w:before="200"/>
-              <w:pStyle w:val="ImageCaption"/>
-            </w:pPr>
-            <w:r>
-              <w:t xml:space="preserve">Table 6: Table of coefficients from percentage of arena capacity models.</w:t>
-            </w:r>
-          </w:p>
-          <w:tbl>
-            <w:tblPr>
-              <w:tblStyle w:val="Table"/>
-              <w:tblW w:type="pct" w:w="5000"/>
-              <w:tblLayout w:type="fixed"/>
-              <w:tblLook w:firstRow="1" w:lastRow="0" w:firstColumn="0" w:lastColumn="0" w:noHBand="0" w:noVBand="0" w:val="0020"/>
-            </w:tblPr>
-            <w:tblGrid>
-              <w:gridCol w:w="559"/>
-              <w:gridCol w:w="2143"/>
-              <w:gridCol w:w="838"/>
-              <w:gridCol w:w="931"/>
-              <w:gridCol w:w="931"/>
-              <w:gridCol w:w="745"/>
-              <w:gridCol w:w="838"/>
-              <w:gridCol w:w="931"/>
-            </w:tblGrid>
-            <w:tr>
-              <w:trPr>
-                <w:tblHeader w:val="on"/>
-              </w:trPr>
-              <w:tc>
-                <w:tcPr/>
-                <w:p>
-                  <w:pPr>
-                    <w:pStyle w:val="Compact"/>
-                    <w:jc w:val="left"/>
-                    <w:jc w:val="center"/>
-                  </w:pPr>
-                  <w:r>
-                    <w:t xml:space="preserve">Model</w:t>
-                  </w:r>
-                </w:p>
-              </w:tc>
-              <w:tc>
-                <w:tcPr/>
-                <w:p>
-                  <w:pPr>
-                    <w:pStyle w:val="Compact"/>
-                    <w:jc w:val="left"/>
-                    <w:jc w:val="center"/>
-                  </w:pPr>
-                  <w:r>
-                    <w:t xml:space="preserve">Term</w:t>
-                  </w:r>
-                </w:p>
-              </w:tc>
-              <w:tc>
-                <w:tcPr/>
-                <w:p>
-                  <w:pPr>
-                    <w:pStyle w:val="Compact"/>
-                    <w:jc w:val="right"/>
-                    <w:jc w:val="center"/>
-                  </w:pPr>
-                  <w:r>
-                    <w:t xml:space="preserve">Estimate</w:t>
-                  </w:r>
-                </w:p>
-              </w:tc>
-              <w:tc>
-                <w:tcPr/>
-                <w:p>
-                  <w:pPr>
-                    <w:pStyle w:val="Compact"/>
-                    <w:jc w:val="right"/>
-                    <w:jc w:val="center"/>
-                  </w:pPr>
-                  <w:r>
-                    <w:t xml:space="preserve">Std Error</w:t>
-                  </w:r>
-                </w:p>
-              </w:tc>
-              <w:tc>
-                <w:tcPr/>
-                <w:p>
-                  <w:pPr>
-                    <w:pStyle w:val="Compact"/>
-                    <w:jc w:val="right"/>
-                    <w:jc w:val="center"/>
-                  </w:pPr>
-                  <w:r>
-                    <w:t xml:space="preserve">Statistic</w:t>
-                  </w:r>
-                </w:p>
-              </w:tc>
-              <w:tc>
-                <w:tcPr/>
-                <w:p>
-                  <w:pPr>
-                    <w:pStyle w:val="Compact"/>
-                    <w:jc w:val="right"/>
-                    <w:jc w:val="center"/>
-                  </w:pPr>
-                  <w:r>
-                    <w:t xml:space="preserve">P Value</w:t>
-                  </w:r>
-                </w:p>
-              </w:tc>
-              <w:tc>
-                <w:tcPr/>
-                <w:p>
-                  <w:pPr>
-                    <w:pStyle w:val="Compact"/>
-                    <w:jc w:val="right"/>
-                    <w:jc w:val="center"/>
-                  </w:pPr>
-                  <w:r>
-                    <w:t xml:space="preserve">Conf Low</w:t>
-                  </w:r>
-                </w:p>
-              </w:tc>
-              <w:tc>
-                <w:tcPr/>
-                <w:p>
-                  <w:pPr>
-                    <w:pStyle w:val="Compact"/>
-                    <w:jc w:val="right"/>
-                    <w:jc w:val="center"/>
-                  </w:pPr>
-                  <w:r>
-                    <w:t xml:space="preserve">Conf High</w:t>
-                  </w:r>
-                </w:p>
-              </w:tc>
-            </w:tr>
-            <w:tr>
-              <w:tc>
-                <w:tcPr/>
-                <w:p>
-                  <w:pPr>
-                    <w:pStyle w:val="Compact"/>
-                    <w:jc w:val="left"/>
-                    <w:jc w:val="center"/>
-                  </w:pPr>
-                  <w:r>
-                    <w:t xml:space="preserve">f1</w:t>
-                  </w:r>
-                </w:p>
-              </w:tc>
-              <w:tc>
-                <w:tcPr/>
-                <w:p>
-                  <w:pPr>
-                    <w:pStyle w:val="Compact"/>
-                    <w:jc w:val="left"/>
-                    <w:jc w:val="center"/>
-                  </w:pPr>
-                  <w:r>
-                    <w:t xml:space="preserve">(Intercept)</w:t>
-                  </w:r>
-                </w:p>
-              </w:tc>
-              <w:tc>
-                <w:tcPr/>
-                <w:p>
-                  <w:pPr>
-                    <w:pStyle w:val="Compact"/>
-                    <w:jc w:val="right"/>
-                    <w:jc w:val="center"/>
-                  </w:pPr>
-                  <w:r>
-                    <w:t xml:space="preserve">2.197</w:t>
-                  </w:r>
-                </w:p>
-              </w:tc>
-              <w:tc>
-                <w:tcPr/>
-                <w:p>
-                  <w:pPr>
-                    <w:pStyle w:val="Compact"/>
-                    <w:jc w:val="right"/>
-                    <w:jc w:val="center"/>
-                  </w:pPr>
-                  <w:r>
-                    <w:t xml:space="preserve">0.218</w:t>
-                  </w:r>
-                </w:p>
-              </w:tc>
-              <w:tc>
-                <w:tcPr/>
-                <w:p>
-                  <w:pPr>
-                    <w:pStyle w:val="Compact"/>
-                    <w:jc w:val="right"/>
-                    <w:jc w:val="center"/>
-                  </w:pPr>
-                  <w:r>
-                    <w:t xml:space="preserve">10.091</w:t>
-                  </w:r>
-                </w:p>
-              </w:tc>
-              <w:tc>
-                <w:tcPr/>
-                <w:p>
-                  <w:pPr>
-                    <w:pStyle w:val="Compact"/>
-                    <w:jc w:val="right"/>
-                    <w:jc w:val="center"/>
-                  </w:pPr>
-                  <w:r>
-                    <w:t xml:space="preserve">0.000</w:t>
-                  </w:r>
-                </w:p>
-              </w:tc>
-              <w:tc>
-                <w:tcPr/>
-                <w:p>
-                  <w:pPr>
-                    <w:pStyle w:val="Compact"/>
-                    <w:jc w:val="right"/>
-                    <w:jc w:val="center"/>
-                  </w:pPr>
-                  <w:r>
-                    <w:t xml:space="preserve">1.770</w:t>
-                  </w:r>
-                </w:p>
-              </w:tc>
-              <w:tc>
-                <w:tcPr/>
-                <w:p>
-                  <w:pPr>
-                    <w:pStyle w:val="Compact"/>
-                    <w:jc w:val="right"/>
-                    <w:jc w:val="center"/>
-                  </w:pPr>
-                  <w:r>
-                    <w:t xml:space="preserve">2.624</w:t>
-                  </w:r>
-                </w:p>
-              </w:tc>
-            </w:tr>
-            <w:tr>
-              <w:tc>
-                <w:tcPr/>
-                <w:p>
-                  <w:pPr>
-                    <w:pStyle w:val="Compact"/>
-                    <w:jc w:val="left"/>
-                    <w:jc w:val="center"/>
-                  </w:pPr>
-                  <w:r>
-                    <w:t xml:space="preserve">f1</w:t>
-                  </w:r>
-                </w:p>
-              </w:tc>
-              <w:tc>
-                <w:tcPr/>
-                <w:p>
-                  <w:pPr>
-                    <w:pStyle w:val="Compact"/>
-                    <w:jc w:val="left"/>
-                    <w:jc w:val="center"/>
-                  </w:pPr>
-                  <w:r>
-                    <w:t xml:space="preserve">I(Z Loss Aversion)</w:t>
-                  </w:r>
-                </w:p>
-              </w:tc>
-              <w:tc>
-                <w:tcPr/>
-                <w:p>
-                  <w:pPr>
-                    <w:pStyle w:val="Compact"/>
-                    <w:jc w:val="right"/>
-                    <w:jc w:val="center"/>
-                  </w:pPr>
-                  <w:r>
-                    <w:t xml:space="preserve">-0.170</w:t>
-                  </w:r>
-                </w:p>
-              </w:tc>
-              <w:tc>
-                <w:tcPr/>
-                <w:p>
-                  <w:pPr>
-                    <w:pStyle w:val="Compact"/>
-                    <w:jc w:val="right"/>
-                    <w:jc w:val="center"/>
-                  </w:pPr>
-                  <w:r>
-                    <w:t xml:space="preserve">0.117</w:t>
-                  </w:r>
-                </w:p>
-              </w:tc>
-              <w:tc>
-                <w:tcPr/>
-                <w:p>
-                  <w:pPr>
-                    <w:pStyle w:val="Compact"/>
-                    <w:jc w:val="right"/>
-                    <w:jc w:val="center"/>
-                  </w:pPr>
-                  <w:r>
-                    <w:t xml:space="preserve">-1.444</w:t>
-                  </w:r>
-                </w:p>
-              </w:tc>
-              <w:tc>
-                <w:tcPr/>
-                <w:p>
-                  <w:pPr>
-                    <w:pStyle w:val="Compact"/>
-                    <w:jc w:val="right"/>
-                    <w:jc w:val="center"/>
-                  </w:pPr>
-                  <w:r>
-                    <w:t xml:space="preserve">0.149</w:t>
-                  </w:r>
-                </w:p>
-              </w:tc>
-              <w:tc>
-                <w:tcPr/>
-                <w:p>
-                  <w:pPr>
-                    <w:pStyle w:val="Compact"/>
-                    <w:jc w:val="right"/>
-                    <w:jc w:val="center"/>
-                  </w:pPr>
-                  <w:r>
-                    <w:t xml:space="preserve">-0.400</w:t>
-                  </w:r>
-                </w:p>
-              </w:tc>
-              <w:tc>
-                <w:tcPr/>
-                <w:p>
-                  <w:pPr>
-                    <w:pStyle w:val="Compact"/>
-                    <w:jc w:val="right"/>
-                    <w:jc w:val="center"/>
-                  </w:pPr>
-                  <w:r>
-                    <w:t xml:space="preserve">0.061</w:t>
-                  </w:r>
-                </w:p>
-              </w:tc>
-            </w:tr>
-            <w:tr>
-              <w:tc>
-                <w:tcPr/>
-                <w:p>
-                  <w:pPr>
-                    <w:pStyle w:val="Compact"/>
-                    <w:jc w:val="left"/>
-                    <w:jc w:val="center"/>
-                  </w:pPr>
-                  <w:r>
-                    <w:t xml:space="preserve">f1</w:t>
-                  </w:r>
-                </w:p>
-              </w:tc>
-              <w:tc>
-                <w:tcPr/>
-                <w:p>
-                  <w:pPr>
-                    <w:pStyle w:val="Compact"/>
-                    <w:jc w:val="left"/>
-                    <w:jc w:val="center"/>
-                  </w:pPr>
-                  <w:r>
-                    <w:t xml:space="preserve">I(Z Quality Of Play)</w:t>
-                  </w:r>
-                </w:p>
-              </w:tc>
-              <w:tc>
-                <w:tcPr/>
-                <w:p>
-                  <w:pPr>
-                    <w:pStyle w:val="Compact"/>
-                    <w:jc w:val="right"/>
-                    <w:jc w:val="center"/>
-                  </w:pPr>
-                  <w:r>
-                    <w:t xml:space="preserve">0.111</w:t>
-                  </w:r>
-                </w:p>
-              </w:tc>
-              <w:tc>
-                <w:tcPr/>
-                <w:p>
-                  <w:pPr>
-                    <w:pStyle w:val="Compact"/>
-                    <w:jc w:val="right"/>
-                    <w:jc w:val="center"/>
-                  </w:pPr>
-                  <w:r>
-                    <w:t xml:space="preserve">0.159</w:t>
-                  </w:r>
-                </w:p>
-              </w:tc>
-              <w:tc>
-                <w:tcPr/>
-                <w:p>
-                  <w:pPr>
-                    <w:pStyle w:val="Compact"/>
-                    <w:jc w:val="right"/>
-                    <w:jc w:val="center"/>
-                  </w:pPr>
-                  <w:r>
-                    <w:t xml:space="preserve">0.701</w:t>
-                  </w:r>
-                </w:p>
-              </w:tc>
-              <w:tc>
-                <w:tcPr/>
-                <w:p>
-                  <w:pPr>
-                    <w:pStyle w:val="Compact"/>
-                    <w:jc w:val="right"/>
-                    <w:jc w:val="center"/>
-                  </w:pPr>
-                  <w:r>
-                    <w:t xml:space="preserve">0.483</w:t>
-                  </w:r>
-                </w:p>
-              </w:tc>
-              <w:tc>
-                <w:tcPr/>
-                <w:p>
-                  <w:pPr>
-                    <w:pStyle w:val="Compact"/>
-                    <w:jc w:val="right"/>
-                    <w:jc w:val="center"/>
-                  </w:pPr>
-                  <w:r>
-                    <w:t xml:space="preserve">-0.200</w:t>
-                  </w:r>
-                </w:p>
-              </w:tc>
-              <w:tc>
-                <w:tcPr/>
-                <w:p>
-                  <w:pPr>
-                    <w:pStyle w:val="Compact"/>
-                    <w:jc w:val="right"/>
-                    <w:jc w:val="center"/>
-                  </w:pPr>
-                  <w:r>
-                    <w:t xml:space="preserve">0.423</w:t>
-                  </w:r>
-                </w:p>
-              </w:tc>
-            </w:tr>
-            <w:tr>
-              <w:tc>
-                <w:tcPr/>
-                <w:p>
-                  <w:pPr>
-                    <w:pStyle w:val="Compact"/>
-                    <w:jc w:val="left"/>
-                    <w:jc w:val="center"/>
-                  </w:pPr>
-                  <w:r>
-                    <w:t xml:space="preserve">f1</w:t>
-                  </w:r>
-                </w:p>
-              </w:tc>
-              <w:tc>
-                <w:tcPr/>
-                <w:p>
-                  <w:pPr>
-                    <w:pStyle w:val="Compact"/>
-                    <w:jc w:val="left"/>
-                    <w:jc w:val="center"/>
-                  </w:pPr>
-                  <w:r>
-                    <w:t xml:space="preserve">I(Z Uncertain Outcome)</w:t>
-                  </w:r>
-                </w:p>
-              </w:tc>
-              <w:tc>
-                <w:tcPr/>
-                <w:p>
-                  <w:pPr>
-                    <w:pStyle w:val="Compact"/>
-                    <w:jc w:val="right"/>
-                    <w:jc w:val="center"/>
-                  </w:pPr>
-                  <w:r>
-                    <w:t xml:space="preserve">-0.123</w:t>
-                  </w:r>
-                </w:p>
-              </w:tc>
-              <w:tc>
-                <w:tcPr/>
-                <w:p>
-                  <w:pPr>
-                    <w:pStyle w:val="Compact"/>
-                    <w:jc w:val="right"/>
-                    <w:jc w:val="center"/>
-                  </w:pPr>
-                  <w:r>
-                    <w:t xml:space="preserve">0.057</w:t>
-                  </w:r>
-                </w:p>
-              </w:tc>
-              <w:tc>
-                <w:tcPr/>
-                <w:p>
-                  <w:pPr>
-                    <w:pStyle w:val="Compact"/>
-                    <w:jc w:val="right"/>
-                    <w:jc w:val="center"/>
-                  </w:pPr>
-                  <w:r>
-                    <w:t xml:space="preserve">-2.168</w:t>
-                  </w:r>
-                </w:p>
-              </w:tc>
-              <w:tc>
-                <w:tcPr/>
-                <w:p>
-                  <w:pPr>
-                    <w:pStyle w:val="Compact"/>
-                    <w:jc w:val="right"/>
-                    <w:jc w:val="center"/>
-                  </w:pPr>
-                  <w:r>
-                    <w:t xml:space="preserve">0.030</w:t>
-                  </w:r>
-                </w:p>
-              </w:tc>
-              <w:tc>
-                <w:tcPr/>
-                <w:p>
-                  <w:pPr>
-                    <w:pStyle w:val="Compact"/>
-                    <w:jc w:val="right"/>
-                    <w:jc w:val="center"/>
-                  </w:pPr>
-                  <w:r>
-                    <w:t xml:space="preserve">-0.234</w:t>
-                  </w:r>
-                </w:p>
-              </w:tc>
-              <w:tc>
-                <w:tcPr/>
-                <w:p>
-                  <w:pPr>
-                    <w:pStyle w:val="Compact"/>
-                    <w:jc w:val="right"/>
-                    <w:jc w:val="center"/>
-                  </w:pPr>
-                  <w:r>
-                    <w:t xml:space="preserve">-0.012</w:t>
-                  </w:r>
-                </w:p>
-              </w:tc>
-            </w:tr>
-            <w:tr>
-              <w:tc>
-                <w:tcPr/>
-                <w:p>
-                  <w:pPr>
-                    <w:pStyle w:val="Compact"/>
-                    <w:jc w:val="left"/>
-                    <w:jc w:val="center"/>
-                  </w:pPr>
-                  <w:r>
-                    <w:t xml:space="preserve">f1</w:t>
-                  </w:r>
-                </w:p>
-              </w:tc>
-              <w:tc>
-                <w:tcPr/>
-                <w:p>
-                  <w:pPr>
-                    <w:pStyle w:val="Compact"/>
-                    <w:jc w:val="left"/>
-                    <w:jc w:val="center"/>
-                  </w:pPr>
-                  <w:r>
-                    <w:t xml:space="preserve">Is Sellouttrue</w:t>
-                  </w:r>
-                </w:p>
-              </w:tc>
-              <w:tc>
-                <w:tcPr/>
-                <w:p>
-                  <w:pPr>
-                    <w:pStyle w:val="Compact"/>
-                    <w:jc w:val="right"/>
-                    <w:jc w:val="center"/>
-                  </w:pPr>
-                  <w:r>
-                    <w:t xml:space="preserve">2.888</w:t>
-                  </w:r>
-                </w:p>
-              </w:tc>
-              <w:tc>
-                <w:tcPr/>
-                <w:p>
-                  <w:pPr>
-                    <w:pStyle w:val="Compact"/>
-                    <w:jc w:val="right"/>
-                    <w:jc w:val="center"/>
-                  </w:pPr>
-                  <w:r>
-                    <w:t xml:space="preserve">0.118</w:t>
-                  </w:r>
-                </w:p>
-              </w:tc>
-              <w:tc>
-                <w:tcPr/>
-                <w:p>
-                  <w:pPr>
-                    <w:pStyle w:val="Compact"/>
-                    <w:jc w:val="right"/>
-                    <w:jc w:val="center"/>
-                  </w:pPr>
-                  <w:r>
-                    <w:t xml:space="preserve">24.384</w:t>
-                  </w:r>
-                </w:p>
-              </w:tc>
-              <w:tc>
-                <w:tcPr/>
-                <w:p>
-                  <w:pPr>
-                    <w:pStyle w:val="Compact"/>
-                    <w:jc w:val="right"/>
-                    <w:jc w:val="center"/>
-                  </w:pPr>
-                  <w:r>
-                    <w:t xml:space="preserve">0.000</w:t>
-                  </w:r>
-                </w:p>
-              </w:tc>
-              <w:tc>
-                <w:tcPr/>
-                <w:p>
-                  <w:pPr>
-                    <w:pStyle w:val="Compact"/>
-                    <w:jc w:val="right"/>
-                    <w:jc w:val="center"/>
-                  </w:pPr>
-                  <w:r>
-                    <w:t xml:space="preserve">2.656</w:t>
-                  </w:r>
-                </w:p>
-              </w:tc>
-              <w:tc>
-                <w:tcPr/>
-                <w:p>
-                  <w:pPr>
-                    <w:pStyle w:val="Compact"/>
-                    <w:jc w:val="right"/>
-                    <w:jc w:val="center"/>
-                  </w:pPr>
-                  <w:r>
-                    <w:t xml:space="preserve">3.121</w:t>
-                  </w:r>
-                </w:p>
-              </w:tc>
-            </w:tr>
-            <w:tr>
-              <w:tc>
-                <w:tcPr/>
-                <w:p>
-                  <w:pPr>
-                    <w:pStyle w:val="Compact"/>
-                    <w:jc w:val="left"/>
-                    <w:jc w:val="center"/>
-                  </w:pPr>
-                  <w:r>
-                    <w:t xml:space="preserve">f1</w:t>
-                  </w:r>
-                </w:p>
-              </w:tc>
-              <w:tc>
-                <w:tcPr/>
-                <w:p>
-                  <w:pPr>
-                    <w:pStyle w:val="Compact"/>
-                    <w:jc w:val="left"/>
-                    <w:jc w:val="center"/>
-                  </w:pPr>
-                  <w:r>
-                    <w:t xml:space="preserve">P: A’ja Wilson</w:t>
-                  </w:r>
-                </w:p>
-              </w:tc>
-              <w:tc>
-                <w:tcPr/>
-                <w:p>
-                  <w:pPr>
-                    <w:pStyle w:val="Compact"/>
-                    <w:jc w:val="right"/>
-                    <w:jc w:val="center"/>
-                  </w:pPr>
-                  <w:r>
-                    <w:t xml:space="preserve">0.175</w:t>
-                  </w:r>
-                </w:p>
-              </w:tc>
-              <w:tc>
-                <w:tcPr/>
-                <w:p>
-                  <w:pPr>
-                    <w:pStyle w:val="Compact"/>
-                    <w:jc w:val="right"/>
-                    <w:jc w:val="center"/>
-                  </w:pPr>
-                  <w:r>
-                    <w:t xml:space="preserve">0.054</w:t>
-                  </w:r>
-                </w:p>
-              </w:tc>
-              <w:tc>
-                <w:tcPr/>
-                <w:p>
-                  <w:pPr>
-                    <w:pStyle w:val="Compact"/>
-                    <w:jc w:val="right"/>
-                    <w:jc w:val="center"/>
-                  </w:pPr>
-                  <w:r>
-                    <w:t xml:space="preserve">3.257</w:t>
-                  </w:r>
-                </w:p>
-              </w:tc>
-              <w:tc>
-                <w:tcPr/>
-                <w:p>
-                  <w:pPr>
-                    <w:pStyle w:val="Compact"/>
-                    <w:jc w:val="right"/>
-                    <w:jc w:val="center"/>
-                  </w:pPr>
-                  <w:r>
-                    <w:t xml:space="preserve">0.001</w:t>
-                  </w:r>
-                </w:p>
-              </w:tc>
-              <w:tc>
-                <w:tcPr/>
-                <w:p>
-                  <w:pPr>
-                    <w:pStyle w:val="Compact"/>
-                    <w:jc w:val="right"/>
-                    <w:jc w:val="center"/>
-                  </w:pPr>
-                  <w:r>
-                    <w:t xml:space="preserve">0.070</w:t>
-                  </w:r>
-                </w:p>
-              </w:tc>
-              <w:tc>
-                <w:tcPr/>
-                <w:p>
-                  <w:pPr>
-                    <w:pStyle w:val="Compact"/>
-                    <w:jc w:val="right"/>
-                    <w:jc w:val="center"/>
-                  </w:pPr>
-                  <w:r>
-                    <w:t xml:space="preserve">0.280</w:t>
-                  </w:r>
-                </w:p>
-              </w:tc>
-            </w:tr>
-            <w:tr>
-              <w:tc>
-                <w:tcPr/>
-                <w:p>
-                  <w:pPr>
-                    <w:pStyle w:val="Compact"/>
-                    <w:jc w:val="left"/>
-                    <w:jc w:val="center"/>
-                  </w:pPr>
-                  <w:r>
-                    <w:t xml:space="preserve">f1</w:t>
-                  </w:r>
-                </w:p>
-              </w:tc>
-              <w:tc>
-                <w:tcPr/>
-                <w:p>
-                  <w:pPr>
-                    <w:pStyle w:val="Compact"/>
-                    <w:jc w:val="left"/>
-                    <w:jc w:val="center"/>
-                  </w:pPr>
-                  <w:r>
-                    <w:t xml:space="preserve">P: Caitlin Clark</w:t>
-                  </w:r>
-                </w:p>
-              </w:tc>
-              <w:tc>
-                <w:tcPr/>
-                <w:p>
-                  <w:pPr>
-                    <w:pStyle w:val="Compact"/>
-                    <w:jc w:val="right"/>
-                    <w:jc w:val="center"/>
-                  </w:pPr>
-                  <w:r>
-                    <w:t xml:space="preserve">1.613</w:t>
-                  </w:r>
-                </w:p>
-              </w:tc>
-              <w:tc>
-                <w:tcPr/>
-                <w:p>
-                  <w:pPr>
-                    <w:pStyle w:val="Compact"/>
-                    <w:jc w:val="right"/>
-                    <w:jc w:val="center"/>
-                  </w:pPr>
-                  <w:r>
-                    <w:t xml:space="preserve">0.212</w:t>
-                  </w:r>
-                </w:p>
-              </w:tc>
-              <w:tc>
-                <w:tcPr/>
-                <w:p>
-                  <w:pPr>
-                    <w:pStyle w:val="Compact"/>
-                    <w:jc w:val="right"/>
-                    <w:jc w:val="center"/>
-                  </w:pPr>
-                  <w:r>
-                    <w:t xml:space="preserve">7.599</w:t>
-                  </w:r>
-                </w:p>
-              </w:tc>
-              <w:tc>
-                <w:tcPr/>
-                <w:p>
-                  <w:pPr>
-                    <w:pStyle w:val="Compact"/>
-                    <w:jc w:val="right"/>
-                    <w:jc w:val="center"/>
-                  </w:pPr>
-                  <w:r>
-                    <w:t xml:space="preserve">0.000</w:t>
-                  </w:r>
-                </w:p>
-              </w:tc>
-              <w:tc>
-                <w:tcPr/>
-                <w:p>
-                  <w:pPr>
-                    <w:pStyle w:val="Compact"/>
-                    <w:jc w:val="right"/>
-                    <w:jc w:val="center"/>
-                  </w:pPr>
-                  <w:r>
-                    <w:t xml:space="preserve">1.197</w:t>
-                  </w:r>
-                </w:p>
-              </w:tc>
-              <w:tc>
-                <w:tcPr/>
-                <w:p>
-                  <w:pPr>
-                    <w:pStyle w:val="Compact"/>
-                    <w:jc w:val="right"/>
-                    <w:jc w:val="center"/>
-                  </w:pPr>
-                  <w:r>
-                    <w:t xml:space="preserve">2.030</w:t>
-                  </w:r>
-                </w:p>
-              </w:tc>
-            </w:tr>
-          </w:tbl>
-          <w:bookmarkEnd w:id="110"/>
-          <w:p/>
-        </w:tc>
-      </w:tr>
-    </w:tbl>
-    <w:p>
-      <w:pPr>
-        <w:pStyle w:val="BodyText"/>
-      </w:pPr>
-      <w:r>
-        <w:rPr>
-          <w:vertAlign w:val="subscript"/>
-        </w:rPr>
-        <w:t xml:space="preserve">Source:</w:t>
-      </w:r>
-      <w:r>
-        <w:rPr>
-          <w:vertAlign w:val="subscript"/>
-        </w:rPr>
-        <w:t xml:space="preserve"> </w:t>
-      </w:r>
-      <w:hyperlink r:id="rId9">
-        <w:r>
-          <w:rPr>
-            <w:rStyle w:val="Hyperlink"/>
-            <w:vertAlign w:val="subscript"/>
-          </w:rPr>
-          <w:t xml:space="preserve">Article Notebook</w:t>
-        </w:r>
-      </w:hyperlink>
-    </w:p>
-    <w:p>
-      <w:pPr>
-        <w:pStyle w:val="BodyText"/>
-      </w:pPr>
-      <w:hyperlink w:anchor="fig-pct-coefs">
-        <w:r>
-          <w:rPr>
-            <w:rStyle w:val="Hyperlink"/>
-          </w:rPr>
-          <w:t xml:space="preserve">Figure 14</w:t>
-        </w:r>
-      </w:hyperlink>
-      <w:r>
-        <w:t xml:space="preserve"> </w:t>
-      </w:r>
-      <w:r>
-        <w:t xml:space="preserve">shows that…</w:t>
-      </w:r>
-    </w:p>
-    <w:bookmarkStart w:id="115" w:name="cell-fig-pct-coefs"/>
-    <w:tbl>
-      <w:tblPr>
-        <w:tblStyle w:val="Table"/>
-        <w:tblW w:type="pct" w:w="5000"/>
-        <w:tblLayout w:type="fixed"/>
-        <w:tblLook w:firstRow="0" w:lastRow="0" w:firstColumn="0" w:lastColumn="0" w:noHBand="0" w:noVBand="0" w:val="0000"/>
-      </w:tblPr>
-      <w:tblGrid>
-        <w:gridCol w:w="7920"/>
-      </w:tblGrid>
-      <w:tr>
-        <w:tc>
-          <w:tcPr/>
-          <w:bookmarkStart w:id="114" w:name="fig-pct-coefs"/>
+          <w:bookmarkStart w:id="108" w:name="fig-season-slopes-actual"/>
           <w:p>
             <w:pPr>
               <w:pStyle w:val="Compact"/>
@@ -15926,18 +12334,18 @@
                 <wp:inline>
                   <wp:extent cx="4620126" cy="3696101"/>
                   <wp:effectExtent b="0" l="0" r="0" t="0"/>
-                  <wp:docPr descr="" title="" id="112" name="Picture"/>
+                  <wp:docPr descr="" title="" id="106" name="Picture"/>
                   <a:graphic>
                     <a:graphicData uri="http://schemas.openxmlformats.org/drawingml/2006/picture">
                       <pic:pic>
                         <pic:nvPicPr>
-                          <pic:cNvPr descr="index_files/figure-docx/fig-pct-coefs-1.png" id="113" name="Picture"/>
+                          <pic:cNvPr descr="index_files/figure-docx/fig-season-slopes-actual-1.png" id="107" name="Picture"/>
                           <pic:cNvPicPr>
                             <a:picLocks noChangeArrowheads="1" noChangeAspect="1"/>
                           </pic:cNvPicPr>
                         </pic:nvPicPr>
                         <pic:blipFill>
-                          <a:blip r:embed="rId111"/>
+                          <a:blip r:embed="rId105"/>
                           <a:stretch>
                             <a:fillRect/>
                           </a:stretch>
@@ -15974,10 +12382,10 @@
               <w:pStyle w:val="ImageCaption"/>
             </w:pPr>
             <w:r>
-              <w:t xml:space="preserve">Figure 14: Relative magnitudes of coefficients in attendance model. Coefficients of interest are highlighted. Note the relatively large size of the coefficient associated with Caitlin Clark.</w:t>
+              <w:t xml:space="preserve">Figure 14: Estimated season level slopes for attendance models</w:t>
             </w:r>
           </w:p>
-          <w:bookmarkEnd w:id="114"/>
+          <w:bookmarkEnd w:id="108"/>
         </w:tc>
       </w:tr>
     </w:tbl>
@@ -16007,24 +12415,104 @@
         </w:r>
       </w:hyperlink>
     </w:p>
-    <w:bookmarkEnd w:id="115"/>
+    <w:bookmarkEnd w:id="109"/>
+    <w:bookmarkEnd w:id="110"/>
+    <w:bookmarkEnd w:id="111"/>
+    <w:bookmarkStart w:id="131" w:name="percentage-of-arena-capacity"/>
+    <w:p>
+      <w:pPr>
+        <w:pStyle w:val="Heading3"/>
+      </w:pPr>
+      <w:r>
+        <w:t xml:space="preserve">4.2 Percentage of Arena Capacity</w:t>
+      </w:r>
+    </w:p>
+    <w:p>
+      <w:pPr>
+        <w:pStyle w:val="FirstParagraph"/>
+      </w:pPr>
+      <w:r>
+        <w:t xml:space="preserve">Because our response variable</w:t>
+      </w:r>
+      <w:r>
+        <w:t xml:space="preserve"> </w:t>
+      </w:r>
+      <m:oMath>
+        <m:r>
+          <m:t>γ</m:t>
+        </m:r>
+      </m:oMath>
+      <w:r>
+        <w:t xml:space="preserve"> </w:t>
+      </w:r>
+      <w:r>
+        <w:t xml:space="preserve">is constrained between 0 and 1, but has significant mass at 1 exactly, we fit a Papke-Wooldridge fractional response model</w:t>
+      </w:r>
+      <w:r>
+        <w:t xml:space="preserve"> </w:t>
+      </w:r>
+      <w:r>
+        <w:t xml:space="preserve">(Papke and Wooldridge 1996)</w:t>
+      </w:r>
+      <w:r>
+        <w:t xml:space="preserve"> </w:t>
+      </w:r>
+      <w:r>
+        <w:t xml:space="preserve">with HC1 sandwich estimators for the covariance matrix.</w:t>
+      </w:r>
+    </w:p>
     <w:p>
       <w:pPr>
         <w:pStyle w:val="BodyText"/>
       </w:pPr>
-      <w:hyperlink w:anchor="tbl-glance2">
+      <w:r>
+        <w:rPr>
+          <w:vertAlign w:val="subscript"/>
+        </w:rPr>
+        <w:t xml:space="preserve">Source:</w:t>
+      </w:r>
+      <w:r>
+        <w:rPr>
+          <w:vertAlign w:val="subscript"/>
+        </w:rPr>
+        <w:t xml:space="preserve"> </w:t>
+      </w:r>
+      <w:hyperlink r:id="rId9">
+        <w:r>
+          <w:rPr>
+            <w:rStyle w:val="Hyperlink"/>
+            <w:vertAlign w:val="subscript"/>
+          </w:rPr>
+          <w:t xml:space="preserve">Article Notebook</w:t>
+        </w:r>
+      </w:hyperlink>
+    </w:p>
+    <w:bookmarkStart w:id="119" w:name="main-effects"/>
+    <w:p>
+      <w:pPr>
+        <w:pStyle w:val="Heading4"/>
+      </w:pPr>
+      <w:r>
+        <w:t xml:space="preserve">4.2.1 Main effects</w:t>
+      </w:r>
+    </w:p>
+    <w:p>
+      <w:pPr>
+        <w:pStyle w:val="FirstParagraph"/>
+      </w:pPr>
+      <w:hyperlink w:anchor="tbl-coefs2">
         <w:r>
           <w:rPr>
             <w:rStyle w:val="Hyperlink"/>
           </w:rPr>
-          <w:t xml:space="preserve">Table 7</w:t>
+          <w:t xml:space="preserve">Table 6</w:t>
         </w:r>
       </w:hyperlink>
       <w:r>
         <w:t xml:space="preserve"> </w:t>
       </w:r>
       <w:r>
-        <w:t xml:space="preserve">shows the model fit metrics for the percentage of arena capacity models.</w:t>
+        <w:t xml:space="preserve">reports the coefficients from the percentage of arena capacity models.</w:t>
       </w:r>
     </w:p>
     <w:tbl>
@@ -16040,7 +12528,7 @@
       <w:tr>
         <w:tc>
           <w:tcPr/>
-          <w:bookmarkStart w:id="116" w:name="tbl-glance2"/>
+          <w:bookmarkStart w:id="112" w:name="tbl-coefs2"/>
           <w:p>
             <w:pPr>
               <w:jc w:val="center"/>
@@ -16051,7 +12539,7 @@
               <w:pStyle w:val="ImageCaption"/>
             </w:pPr>
             <w:r>
-              <w:t xml:space="preserve">Table 7: Comparison of percentage of arena capacity models.</w:t>
+              <w:t xml:space="preserve">Table 6: Table of coefficients from percentage of arena capacity models.</w:t>
             </w:r>
           </w:p>
           <w:tbl>
@@ -16062,15 +12550,14 @@
               <w:tblLook w:firstRow="1" w:lastRow="0" w:firstColumn="0" w:lastColumn="0" w:noHBand="0" w:noVBand="0" w:val="0020"/>
             </w:tblPr>
             <w:tblGrid>
-              <w:gridCol w:w="579"/>
-              <w:gridCol w:w="1352"/>
-              <w:gridCol w:w="772"/>
-              <w:gridCol w:w="965"/>
-              <w:gridCol w:w="869"/>
-              <w:gridCol w:w="869"/>
-              <w:gridCol w:w="869"/>
-              <w:gridCol w:w="1159"/>
-              <w:gridCol w:w="482"/>
+              <w:gridCol w:w="559"/>
+              <w:gridCol w:w="2143"/>
+              <w:gridCol w:w="838"/>
+              <w:gridCol w:w="931"/>
+              <w:gridCol w:w="931"/>
+              <w:gridCol w:w="745"/>
+              <w:gridCol w:w="838"/>
+              <w:gridCol w:w="931"/>
             </w:tblGrid>
             <w:tr>
               <w:trPr>
@@ -16085,111 +12572,98 @@
                     <w:jc w:val="center"/>
                   </w:pPr>
                   <w:r>
-                    <w:t xml:space="preserve">model</w:t>
-                  </w:r>
-                </w:p>
-              </w:tc>
-              <w:tc>
-                <w:tcPr/>
-                <w:p>
-                  <w:pPr>
-                    <w:pStyle w:val="Compact"/>
-                    <w:jc w:val="right"/>
-                    <w:jc w:val="center"/>
-                  </w:pPr>
-                  <w:r>
-                    <w:t xml:space="preserve">null.deviance</w:t>
-                  </w:r>
-                </w:p>
-              </w:tc>
-              <w:tc>
-                <w:tcPr/>
-                <w:p>
-                  <w:pPr>
-                    <w:pStyle w:val="Compact"/>
-                    <w:jc w:val="right"/>
-                    <w:jc w:val="center"/>
-                  </w:pPr>
-                  <w:r>
-                    <w:t xml:space="preserve">df.null</w:t>
-                  </w:r>
-                </w:p>
-              </w:tc>
-              <w:tc>
-                <w:tcPr/>
-                <w:p>
-                  <w:pPr>
-                    <w:pStyle w:val="Compact"/>
-                    <w:jc w:val="right"/>
-                    <w:jc w:val="center"/>
-                  </w:pPr>
-                  <w:r>
-                    <w:t xml:space="preserve">logLik</w:t>
-                  </w:r>
-                </w:p>
-              </w:tc>
-              <w:tc>
-                <w:tcPr/>
-                <w:p>
-                  <w:pPr>
-                    <w:pStyle w:val="Compact"/>
-                    <w:jc w:val="right"/>
-                    <w:jc w:val="center"/>
-                  </w:pPr>
-                  <w:r>
-                    <w:t xml:space="preserve">AIC</w:t>
-                  </w:r>
-                </w:p>
-              </w:tc>
-              <w:tc>
-                <w:tcPr/>
-                <w:p>
-                  <w:pPr>
-                    <w:pStyle w:val="Compact"/>
-                    <w:jc w:val="right"/>
-                    <w:jc w:val="center"/>
-                  </w:pPr>
-                  <w:r>
-                    <w:t xml:space="preserve">BIC</w:t>
-                  </w:r>
-                </w:p>
-              </w:tc>
-              <w:tc>
-                <w:tcPr/>
-                <w:p>
-                  <w:pPr>
-                    <w:pStyle w:val="Compact"/>
-                    <w:jc w:val="right"/>
-                    <w:jc w:val="center"/>
-                  </w:pPr>
-                  <w:r>
-                    <w:t xml:space="preserve">deviance</w:t>
-                  </w:r>
-                </w:p>
-              </w:tc>
-              <w:tc>
-                <w:tcPr/>
-                <w:p>
-                  <w:pPr>
-                    <w:pStyle w:val="Compact"/>
-                    <w:jc w:val="right"/>
-                    <w:jc w:val="center"/>
-                  </w:pPr>
-                  <w:r>
-                    <w:t xml:space="preserve">df.residual</w:t>
-                  </w:r>
-                </w:p>
-              </w:tc>
-              <w:tc>
-                <w:tcPr/>
-                <w:p>
-                  <w:pPr>
-                    <w:pStyle w:val="Compact"/>
-                    <w:jc w:val="right"/>
-                    <w:jc w:val="center"/>
-                  </w:pPr>
-                  <w:r>
-                    <w:t xml:space="preserve">nobs</w:t>
+                    <w:t xml:space="preserve">Model</w:t>
+                  </w:r>
+                </w:p>
+              </w:tc>
+              <w:tc>
+                <w:tcPr/>
+                <w:p>
+                  <w:pPr>
+                    <w:pStyle w:val="Compact"/>
+                    <w:jc w:val="left"/>
+                    <w:jc w:val="center"/>
+                  </w:pPr>
+                  <w:r>
+                    <w:t xml:space="preserve">Term</w:t>
+                  </w:r>
+                </w:p>
+              </w:tc>
+              <w:tc>
+                <w:tcPr/>
+                <w:p>
+                  <w:pPr>
+                    <w:pStyle w:val="Compact"/>
+                    <w:jc w:val="right"/>
+                    <w:jc w:val="center"/>
+                  </w:pPr>
+                  <w:r>
+                    <w:t xml:space="preserve">Estimate</w:t>
+                  </w:r>
+                </w:p>
+              </w:tc>
+              <w:tc>
+                <w:tcPr/>
+                <w:p>
+                  <w:pPr>
+                    <w:pStyle w:val="Compact"/>
+                    <w:jc w:val="right"/>
+                    <w:jc w:val="center"/>
+                  </w:pPr>
+                  <w:r>
+                    <w:t xml:space="preserve">Std Error</w:t>
+                  </w:r>
+                </w:p>
+              </w:tc>
+              <w:tc>
+                <w:tcPr/>
+                <w:p>
+                  <w:pPr>
+                    <w:pStyle w:val="Compact"/>
+                    <w:jc w:val="right"/>
+                    <w:jc w:val="center"/>
+                  </w:pPr>
+                  <w:r>
+                    <w:t xml:space="preserve">Statistic</w:t>
+                  </w:r>
+                </w:p>
+              </w:tc>
+              <w:tc>
+                <w:tcPr/>
+                <w:p>
+                  <w:pPr>
+                    <w:pStyle w:val="Compact"/>
+                    <w:jc w:val="right"/>
+                    <w:jc w:val="center"/>
+                  </w:pPr>
+                  <w:r>
+                    <w:t xml:space="preserve">P Value</w:t>
+                  </w:r>
+                </w:p>
+              </w:tc>
+              <w:tc>
+                <w:tcPr/>
+                <w:p>
+                  <w:pPr>
+                    <w:pStyle w:val="Compact"/>
+                    <w:jc w:val="right"/>
+                    <w:jc w:val="center"/>
+                  </w:pPr>
+                  <w:r>
+                    <w:t xml:space="preserve">Conf Low</w:t>
+                  </w:r>
+                </w:p>
+              </w:tc>
+              <w:tc>
+                <w:tcPr/>
+                <w:p>
+                  <w:pPr>
+                    <w:pStyle w:val="Compact"/>
+                    <w:jc w:val="right"/>
+                    <w:jc w:val="center"/>
+                  </w:pPr>
+                  <w:r>
+                    <w:t xml:space="preserve">Conf High</w:t>
                   </w:r>
                 </w:p>
               </w:tc>
@@ -16213,108 +12687,731 @@
                 <w:p>
                   <w:pPr>
                     <w:pStyle w:val="Compact"/>
-                    <w:jc w:val="right"/>
-                    <w:jc w:val="center"/>
-                  </w:pPr>
-                  <w:r>
-                    <w:t xml:space="preserve">860.2571</w:t>
-                  </w:r>
-                </w:p>
-              </w:tc>
-              <w:tc>
-                <w:tcPr/>
-                <w:p>
-                  <w:pPr>
-                    <w:pStyle w:val="Compact"/>
-                    <w:jc w:val="right"/>
-                    <w:jc w:val="center"/>
-                  </w:pPr>
-                  <w:r>
-                    <w:t xml:space="preserve">5055</w:t>
-                  </w:r>
-                </w:p>
-              </w:tc>
-              <w:tc>
-                <w:tcPr/>
-                <w:p>
-                  <w:pPr>
-                    <w:pStyle w:val="Compact"/>
-                    <w:jc w:val="right"/>
-                    <w:jc w:val="center"/>
-                  </w:pPr>
-                  <w:r>
-                    <w:t xml:space="preserve">-2705.892</w:t>
-                  </w:r>
-                </w:p>
-              </w:tc>
-              <w:tc>
-                <w:tcPr/>
-                <w:p>
-                  <w:pPr>
-                    <w:pStyle w:val="Compact"/>
-                    <w:jc w:val="right"/>
-                    <w:jc w:val="center"/>
-                  </w:pPr>
-                  <w:r>
-                    <w:t xml:space="preserve">5757.784</w:t>
-                  </w:r>
-                </w:p>
-              </w:tc>
-              <w:tc>
-                <w:tcPr/>
-                <w:p>
-                  <w:pPr>
-                    <w:pStyle w:val="Compact"/>
-                    <w:jc w:val="right"/>
-                    <w:jc w:val="center"/>
-                  </w:pPr>
-                  <w:r>
-                    <w:t xml:space="preserve">6887.185</w:t>
-                  </w:r>
-                </w:p>
-              </w:tc>
-              <w:tc>
-                <w:tcPr/>
-                <w:p>
-                  <w:pPr>
-                    <w:pStyle w:val="Compact"/>
-                    <w:jc w:val="right"/>
-                    <w:jc w:val="center"/>
-                  </w:pPr>
-                  <w:r>
-                    <w:t xml:space="preserve">266.5421</w:t>
-                  </w:r>
-                </w:p>
-              </w:tc>
-              <w:tc>
-                <w:tcPr/>
-                <w:p>
-                  <w:pPr>
-                    <w:pStyle w:val="Compact"/>
-                    <w:jc w:val="right"/>
-                    <w:jc w:val="center"/>
-                  </w:pPr>
-                  <w:r>
-                    <w:t xml:space="preserve">4883</w:t>
-                  </w:r>
-                </w:p>
-              </w:tc>
-              <w:tc>
-                <w:tcPr/>
-                <w:p>
-                  <w:pPr>
-                    <w:pStyle w:val="Compact"/>
-                    <w:jc w:val="right"/>
-                    <w:jc w:val="center"/>
-                  </w:pPr>
-                  <w:r>
-                    <w:t xml:space="preserve">5056</w:t>
+                    <w:jc w:val="left"/>
+                    <w:jc w:val="center"/>
+                  </w:pPr>
+                  <w:r>
+                    <w:t xml:space="preserve">(Intercept)</w:t>
+                  </w:r>
+                </w:p>
+              </w:tc>
+              <w:tc>
+                <w:tcPr/>
+                <w:p>
+                  <w:pPr>
+                    <w:pStyle w:val="Compact"/>
+                    <w:jc w:val="right"/>
+                    <w:jc w:val="center"/>
+                  </w:pPr>
+                  <w:r>
+                    <w:t xml:space="preserve">2.197</w:t>
+                  </w:r>
+                </w:p>
+              </w:tc>
+              <w:tc>
+                <w:tcPr/>
+                <w:p>
+                  <w:pPr>
+                    <w:pStyle w:val="Compact"/>
+                    <w:jc w:val="right"/>
+                    <w:jc w:val="center"/>
+                  </w:pPr>
+                  <w:r>
+                    <w:t xml:space="preserve">0.218</w:t>
+                  </w:r>
+                </w:p>
+              </w:tc>
+              <w:tc>
+                <w:tcPr/>
+                <w:p>
+                  <w:pPr>
+                    <w:pStyle w:val="Compact"/>
+                    <w:jc w:val="right"/>
+                    <w:jc w:val="center"/>
+                  </w:pPr>
+                  <w:r>
+                    <w:t xml:space="preserve">10.091</w:t>
+                  </w:r>
+                </w:p>
+              </w:tc>
+              <w:tc>
+                <w:tcPr/>
+                <w:p>
+                  <w:pPr>
+                    <w:pStyle w:val="Compact"/>
+                    <w:jc w:val="right"/>
+                    <w:jc w:val="center"/>
+                  </w:pPr>
+                  <w:r>
+                    <w:t xml:space="preserve">0.000</w:t>
+                  </w:r>
+                </w:p>
+              </w:tc>
+              <w:tc>
+                <w:tcPr/>
+                <w:p>
+                  <w:pPr>
+                    <w:pStyle w:val="Compact"/>
+                    <w:jc w:val="right"/>
+                    <w:jc w:val="center"/>
+                  </w:pPr>
+                  <w:r>
+                    <w:t xml:space="preserve">1.770</w:t>
+                  </w:r>
+                </w:p>
+              </w:tc>
+              <w:tc>
+                <w:tcPr/>
+                <w:p>
+                  <w:pPr>
+                    <w:pStyle w:val="Compact"/>
+                    <w:jc w:val="right"/>
+                    <w:jc w:val="center"/>
+                  </w:pPr>
+                  <w:r>
+                    <w:t xml:space="preserve">2.624</w:t>
+                  </w:r>
+                </w:p>
+              </w:tc>
+            </w:tr>
+            <w:tr>
+              <w:tc>
+                <w:tcPr/>
+                <w:p>
+                  <w:pPr>
+                    <w:pStyle w:val="Compact"/>
+                    <w:jc w:val="left"/>
+                    <w:jc w:val="center"/>
+                  </w:pPr>
+                  <w:r>
+                    <w:t xml:space="preserve">f1</w:t>
+                  </w:r>
+                </w:p>
+              </w:tc>
+              <w:tc>
+                <w:tcPr/>
+                <w:p>
+                  <w:pPr>
+                    <w:pStyle w:val="Compact"/>
+                    <w:jc w:val="left"/>
+                    <w:jc w:val="center"/>
+                  </w:pPr>
+                  <w:r>
+                    <w:t xml:space="preserve">I(Z Loss Aversion)</w:t>
+                  </w:r>
+                </w:p>
+              </w:tc>
+              <w:tc>
+                <w:tcPr/>
+                <w:p>
+                  <w:pPr>
+                    <w:pStyle w:val="Compact"/>
+                    <w:jc w:val="right"/>
+                    <w:jc w:val="center"/>
+                  </w:pPr>
+                  <w:r>
+                    <w:t xml:space="preserve">-0.170</w:t>
+                  </w:r>
+                </w:p>
+              </w:tc>
+              <w:tc>
+                <w:tcPr/>
+                <w:p>
+                  <w:pPr>
+                    <w:pStyle w:val="Compact"/>
+                    <w:jc w:val="right"/>
+                    <w:jc w:val="center"/>
+                  </w:pPr>
+                  <w:r>
+                    <w:t xml:space="preserve">0.117</w:t>
+                  </w:r>
+                </w:p>
+              </w:tc>
+              <w:tc>
+                <w:tcPr/>
+                <w:p>
+                  <w:pPr>
+                    <w:pStyle w:val="Compact"/>
+                    <w:jc w:val="right"/>
+                    <w:jc w:val="center"/>
+                  </w:pPr>
+                  <w:r>
+                    <w:t xml:space="preserve">-1.444</w:t>
+                  </w:r>
+                </w:p>
+              </w:tc>
+              <w:tc>
+                <w:tcPr/>
+                <w:p>
+                  <w:pPr>
+                    <w:pStyle w:val="Compact"/>
+                    <w:jc w:val="right"/>
+                    <w:jc w:val="center"/>
+                  </w:pPr>
+                  <w:r>
+                    <w:t xml:space="preserve">0.149</w:t>
+                  </w:r>
+                </w:p>
+              </w:tc>
+              <w:tc>
+                <w:tcPr/>
+                <w:p>
+                  <w:pPr>
+                    <w:pStyle w:val="Compact"/>
+                    <w:jc w:val="right"/>
+                    <w:jc w:val="center"/>
+                  </w:pPr>
+                  <w:r>
+                    <w:t xml:space="preserve">-0.400</w:t>
+                  </w:r>
+                </w:p>
+              </w:tc>
+              <w:tc>
+                <w:tcPr/>
+                <w:p>
+                  <w:pPr>
+                    <w:pStyle w:val="Compact"/>
+                    <w:jc w:val="right"/>
+                    <w:jc w:val="center"/>
+                  </w:pPr>
+                  <w:r>
+                    <w:t xml:space="preserve">0.061</w:t>
+                  </w:r>
+                </w:p>
+              </w:tc>
+            </w:tr>
+            <w:tr>
+              <w:tc>
+                <w:tcPr/>
+                <w:p>
+                  <w:pPr>
+                    <w:pStyle w:val="Compact"/>
+                    <w:jc w:val="left"/>
+                    <w:jc w:val="center"/>
+                  </w:pPr>
+                  <w:r>
+                    <w:t xml:space="preserve">f1</w:t>
+                  </w:r>
+                </w:p>
+              </w:tc>
+              <w:tc>
+                <w:tcPr/>
+                <w:p>
+                  <w:pPr>
+                    <w:pStyle w:val="Compact"/>
+                    <w:jc w:val="left"/>
+                    <w:jc w:val="center"/>
+                  </w:pPr>
+                  <w:r>
+                    <w:t xml:space="preserve">I(Z Quality Of Play)</w:t>
+                  </w:r>
+                </w:p>
+              </w:tc>
+              <w:tc>
+                <w:tcPr/>
+                <w:p>
+                  <w:pPr>
+                    <w:pStyle w:val="Compact"/>
+                    <w:jc w:val="right"/>
+                    <w:jc w:val="center"/>
+                  </w:pPr>
+                  <w:r>
+                    <w:t xml:space="preserve">0.111</w:t>
+                  </w:r>
+                </w:p>
+              </w:tc>
+              <w:tc>
+                <w:tcPr/>
+                <w:p>
+                  <w:pPr>
+                    <w:pStyle w:val="Compact"/>
+                    <w:jc w:val="right"/>
+                    <w:jc w:val="center"/>
+                  </w:pPr>
+                  <w:r>
+                    <w:t xml:space="preserve">0.159</w:t>
+                  </w:r>
+                </w:p>
+              </w:tc>
+              <w:tc>
+                <w:tcPr/>
+                <w:p>
+                  <w:pPr>
+                    <w:pStyle w:val="Compact"/>
+                    <w:jc w:val="right"/>
+                    <w:jc w:val="center"/>
+                  </w:pPr>
+                  <w:r>
+                    <w:t xml:space="preserve">0.701</w:t>
+                  </w:r>
+                </w:p>
+              </w:tc>
+              <w:tc>
+                <w:tcPr/>
+                <w:p>
+                  <w:pPr>
+                    <w:pStyle w:val="Compact"/>
+                    <w:jc w:val="right"/>
+                    <w:jc w:val="center"/>
+                  </w:pPr>
+                  <w:r>
+                    <w:t xml:space="preserve">0.483</w:t>
+                  </w:r>
+                </w:p>
+              </w:tc>
+              <w:tc>
+                <w:tcPr/>
+                <w:p>
+                  <w:pPr>
+                    <w:pStyle w:val="Compact"/>
+                    <w:jc w:val="right"/>
+                    <w:jc w:val="center"/>
+                  </w:pPr>
+                  <w:r>
+                    <w:t xml:space="preserve">-0.200</w:t>
+                  </w:r>
+                </w:p>
+              </w:tc>
+              <w:tc>
+                <w:tcPr/>
+                <w:p>
+                  <w:pPr>
+                    <w:pStyle w:val="Compact"/>
+                    <w:jc w:val="right"/>
+                    <w:jc w:val="center"/>
+                  </w:pPr>
+                  <w:r>
+                    <w:t xml:space="preserve">0.423</w:t>
+                  </w:r>
+                </w:p>
+              </w:tc>
+            </w:tr>
+            <w:tr>
+              <w:tc>
+                <w:tcPr/>
+                <w:p>
+                  <w:pPr>
+                    <w:pStyle w:val="Compact"/>
+                    <w:jc w:val="left"/>
+                    <w:jc w:val="center"/>
+                  </w:pPr>
+                  <w:r>
+                    <w:t xml:space="preserve">f1</w:t>
+                  </w:r>
+                </w:p>
+              </w:tc>
+              <w:tc>
+                <w:tcPr/>
+                <w:p>
+                  <w:pPr>
+                    <w:pStyle w:val="Compact"/>
+                    <w:jc w:val="left"/>
+                    <w:jc w:val="center"/>
+                  </w:pPr>
+                  <w:r>
+                    <w:t xml:space="preserve">I(Z Uncertain Outcome)</w:t>
+                  </w:r>
+                </w:p>
+              </w:tc>
+              <w:tc>
+                <w:tcPr/>
+                <w:p>
+                  <w:pPr>
+                    <w:pStyle w:val="Compact"/>
+                    <w:jc w:val="right"/>
+                    <w:jc w:val="center"/>
+                  </w:pPr>
+                  <w:r>
+                    <w:t xml:space="preserve">-0.123</w:t>
+                  </w:r>
+                </w:p>
+              </w:tc>
+              <w:tc>
+                <w:tcPr/>
+                <w:p>
+                  <w:pPr>
+                    <w:pStyle w:val="Compact"/>
+                    <w:jc w:val="right"/>
+                    <w:jc w:val="center"/>
+                  </w:pPr>
+                  <w:r>
+                    <w:t xml:space="preserve">0.057</w:t>
+                  </w:r>
+                </w:p>
+              </w:tc>
+              <w:tc>
+                <w:tcPr/>
+                <w:p>
+                  <w:pPr>
+                    <w:pStyle w:val="Compact"/>
+                    <w:jc w:val="right"/>
+                    <w:jc w:val="center"/>
+                  </w:pPr>
+                  <w:r>
+                    <w:t xml:space="preserve">-2.168</w:t>
+                  </w:r>
+                </w:p>
+              </w:tc>
+              <w:tc>
+                <w:tcPr/>
+                <w:p>
+                  <w:pPr>
+                    <w:pStyle w:val="Compact"/>
+                    <w:jc w:val="right"/>
+                    <w:jc w:val="center"/>
+                  </w:pPr>
+                  <w:r>
+                    <w:t xml:space="preserve">0.030</w:t>
+                  </w:r>
+                </w:p>
+              </w:tc>
+              <w:tc>
+                <w:tcPr/>
+                <w:p>
+                  <w:pPr>
+                    <w:pStyle w:val="Compact"/>
+                    <w:jc w:val="right"/>
+                    <w:jc w:val="center"/>
+                  </w:pPr>
+                  <w:r>
+                    <w:t xml:space="preserve">-0.234</w:t>
+                  </w:r>
+                </w:p>
+              </w:tc>
+              <w:tc>
+                <w:tcPr/>
+                <w:p>
+                  <w:pPr>
+                    <w:pStyle w:val="Compact"/>
+                    <w:jc w:val="right"/>
+                    <w:jc w:val="center"/>
+                  </w:pPr>
+                  <w:r>
+                    <w:t xml:space="preserve">-0.012</w:t>
+                  </w:r>
+                </w:p>
+              </w:tc>
+            </w:tr>
+            <w:tr>
+              <w:tc>
+                <w:tcPr/>
+                <w:p>
+                  <w:pPr>
+                    <w:pStyle w:val="Compact"/>
+                    <w:jc w:val="left"/>
+                    <w:jc w:val="center"/>
+                  </w:pPr>
+                  <w:r>
+                    <w:t xml:space="preserve">f1</w:t>
+                  </w:r>
+                </w:p>
+              </w:tc>
+              <w:tc>
+                <w:tcPr/>
+                <w:p>
+                  <w:pPr>
+                    <w:pStyle w:val="Compact"/>
+                    <w:jc w:val="left"/>
+                    <w:jc w:val="center"/>
+                  </w:pPr>
+                  <w:r>
+                    <w:t xml:space="preserve">Is Sellouttrue</w:t>
+                  </w:r>
+                </w:p>
+              </w:tc>
+              <w:tc>
+                <w:tcPr/>
+                <w:p>
+                  <w:pPr>
+                    <w:pStyle w:val="Compact"/>
+                    <w:jc w:val="right"/>
+                    <w:jc w:val="center"/>
+                  </w:pPr>
+                  <w:r>
+                    <w:t xml:space="preserve">2.888</w:t>
+                  </w:r>
+                </w:p>
+              </w:tc>
+              <w:tc>
+                <w:tcPr/>
+                <w:p>
+                  <w:pPr>
+                    <w:pStyle w:val="Compact"/>
+                    <w:jc w:val="right"/>
+                    <w:jc w:val="center"/>
+                  </w:pPr>
+                  <w:r>
+                    <w:t xml:space="preserve">0.118</w:t>
+                  </w:r>
+                </w:p>
+              </w:tc>
+              <w:tc>
+                <w:tcPr/>
+                <w:p>
+                  <w:pPr>
+                    <w:pStyle w:val="Compact"/>
+                    <w:jc w:val="right"/>
+                    <w:jc w:val="center"/>
+                  </w:pPr>
+                  <w:r>
+                    <w:t xml:space="preserve">24.384</w:t>
+                  </w:r>
+                </w:p>
+              </w:tc>
+              <w:tc>
+                <w:tcPr/>
+                <w:p>
+                  <w:pPr>
+                    <w:pStyle w:val="Compact"/>
+                    <w:jc w:val="right"/>
+                    <w:jc w:val="center"/>
+                  </w:pPr>
+                  <w:r>
+                    <w:t xml:space="preserve">0.000</w:t>
+                  </w:r>
+                </w:p>
+              </w:tc>
+              <w:tc>
+                <w:tcPr/>
+                <w:p>
+                  <w:pPr>
+                    <w:pStyle w:val="Compact"/>
+                    <w:jc w:val="right"/>
+                    <w:jc w:val="center"/>
+                  </w:pPr>
+                  <w:r>
+                    <w:t xml:space="preserve">2.656</w:t>
+                  </w:r>
+                </w:p>
+              </w:tc>
+              <w:tc>
+                <w:tcPr/>
+                <w:p>
+                  <w:pPr>
+                    <w:pStyle w:val="Compact"/>
+                    <w:jc w:val="right"/>
+                    <w:jc w:val="center"/>
+                  </w:pPr>
+                  <w:r>
+                    <w:t xml:space="preserve">3.121</w:t>
+                  </w:r>
+                </w:p>
+              </w:tc>
+            </w:tr>
+            <w:tr>
+              <w:tc>
+                <w:tcPr/>
+                <w:p>
+                  <w:pPr>
+                    <w:pStyle w:val="Compact"/>
+                    <w:jc w:val="left"/>
+                    <w:jc w:val="center"/>
+                  </w:pPr>
+                  <w:r>
+                    <w:t xml:space="preserve">f1</w:t>
+                  </w:r>
+                </w:p>
+              </w:tc>
+              <w:tc>
+                <w:tcPr/>
+                <w:p>
+                  <w:pPr>
+                    <w:pStyle w:val="Compact"/>
+                    <w:jc w:val="left"/>
+                    <w:jc w:val="center"/>
+                  </w:pPr>
+                  <w:r>
+                    <w:t xml:space="preserve">P: A’ja Wilson</w:t>
+                  </w:r>
+                </w:p>
+              </w:tc>
+              <w:tc>
+                <w:tcPr/>
+                <w:p>
+                  <w:pPr>
+                    <w:pStyle w:val="Compact"/>
+                    <w:jc w:val="right"/>
+                    <w:jc w:val="center"/>
+                  </w:pPr>
+                  <w:r>
+                    <w:t xml:space="preserve">0.175</w:t>
+                  </w:r>
+                </w:p>
+              </w:tc>
+              <w:tc>
+                <w:tcPr/>
+                <w:p>
+                  <w:pPr>
+                    <w:pStyle w:val="Compact"/>
+                    <w:jc w:val="right"/>
+                    <w:jc w:val="center"/>
+                  </w:pPr>
+                  <w:r>
+                    <w:t xml:space="preserve">0.054</w:t>
+                  </w:r>
+                </w:p>
+              </w:tc>
+              <w:tc>
+                <w:tcPr/>
+                <w:p>
+                  <w:pPr>
+                    <w:pStyle w:val="Compact"/>
+                    <w:jc w:val="right"/>
+                    <w:jc w:val="center"/>
+                  </w:pPr>
+                  <w:r>
+                    <w:t xml:space="preserve">3.257</w:t>
+                  </w:r>
+                </w:p>
+              </w:tc>
+              <w:tc>
+                <w:tcPr/>
+                <w:p>
+                  <w:pPr>
+                    <w:pStyle w:val="Compact"/>
+                    <w:jc w:val="right"/>
+                    <w:jc w:val="center"/>
+                  </w:pPr>
+                  <w:r>
+                    <w:t xml:space="preserve">0.001</w:t>
+                  </w:r>
+                </w:p>
+              </w:tc>
+              <w:tc>
+                <w:tcPr/>
+                <w:p>
+                  <w:pPr>
+                    <w:pStyle w:val="Compact"/>
+                    <w:jc w:val="right"/>
+                    <w:jc w:val="center"/>
+                  </w:pPr>
+                  <w:r>
+                    <w:t xml:space="preserve">0.070</w:t>
+                  </w:r>
+                </w:p>
+              </w:tc>
+              <w:tc>
+                <w:tcPr/>
+                <w:p>
+                  <w:pPr>
+                    <w:pStyle w:val="Compact"/>
+                    <w:jc w:val="right"/>
+                    <w:jc w:val="center"/>
+                  </w:pPr>
+                  <w:r>
+                    <w:t xml:space="preserve">0.280</w:t>
+                  </w:r>
+                </w:p>
+              </w:tc>
+            </w:tr>
+            <w:tr>
+              <w:tc>
+                <w:tcPr/>
+                <w:p>
+                  <w:pPr>
+                    <w:pStyle w:val="Compact"/>
+                    <w:jc w:val="left"/>
+                    <w:jc w:val="center"/>
+                  </w:pPr>
+                  <w:r>
+                    <w:t xml:space="preserve">f1</w:t>
+                  </w:r>
+                </w:p>
+              </w:tc>
+              <w:tc>
+                <w:tcPr/>
+                <w:p>
+                  <w:pPr>
+                    <w:pStyle w:val="Compact"/>
+                    <w:jc w:val="left"/>
+                    <w:jc w:val="center"/>
+                  </w:pPr>
+                  <w:r>
+                    <w:t xml:space="preserve">P: Caitlin Clark</w:t>
+                  </w:r>
+                </w:p>
+              </w:tc>
+              <w:tc>
+                <w:tcPr/>
+                <w:p>
+                  <w:pPr>
+                    <w:pStyle w:val="Compact"/>
+                    <w:jc w:val="right"/>
+                    <w:jc w:val="center"/>
+                  </w:pPr>
+                  <w:r>
+                    <w:t xml:space="preserve">1.613</w:t>
+                  </w:r>
+                </w:p>
+              </w:tc>
+              <w:tc>
+                <w:tcPr/>
+                <w:p>
+                  <w:pPr>
+                    <w:pStyle w:val="Compact"/>
+                    <w:jc w:val="right"/>
+                    <w:jc w:val="center"/>
+                  </w:pPr>
+                  <w:r>
+                    <w:t xml:space="preserve">0.212</w:t>
+                  </w:r>
+                </w:p>
+              </w:tc>
+              <w:tc>
+                <w:tcPr/>
+                <w:p>
+                  <w:pPr>
+                    <w:pStyle w:val="Compact"/>
+                    <w:jc w:val="right"/>
+                    <w:jc w:val="center"/>
+                  </w:pPr>
+                  <w:r>
+                    <w:t xml:space="preserve">7.599</w:t>
+                  </w:r>
+                </w:p>
+              </w:tc>
+              <w:tc>
+                <w:tcPr/>
+                <w:p>
+                  <w:pPr>
+                    <w:pStyle w:val="Compact"/>
+                    <w:jc w:val="right"/>
+                    <w:jc w:val="center"/>
+                  </w:pPr>
+                  <w:r>
+                    <w:t xml:space="preserve">0.000</w:t>
+                  </w:r>
+                </w:p>
+              </w:tc>
+              <w:tc>
+                <w:tcPr/>
+                <w:p>
+                  <w:pPr>
+                    <w:pStyle w:val="Compact"/>
+                    <w:jc w:val="right"/>
+                    <w:jc w:val="center"/>
+                  </w:pPr>
+                  <w:r>
+                    <w:t xml:space="preserve">1.197</w:t>
+                  </w:r>
+                </w:p>
+              </w:tc>
+              <w:tc>
+                <w:tcPr/>
+                <w:p>
+                  <w:pPr>
+                    <w:pStyle w:val="Compact"/>
+                    <w:jc w:val="right"/>
+                    <w:jc w:val="center"/>
+                  </w:pPr>
+                  <w:r>
+                    <w:t xml:space="preserve">2.030</w:t>
                   </w:r>
                 </w:p>
               </w:tc>
             </w:tr>
           </w:tbl>
-          <w:bookmarkEnd w:id="116"/>
+          <w:bookmarkEnd w:id="112"/>
           <w:p/>
         </w:tc>
       </w:tr>
@@ -16349,36 +13446,7 @@
       <w:pPr>
         <w:pStyle w:val="BodyText"/>
       </w:pPr>
-      <w:hyperlink w:anchor="tbl-anova2">
-        <w:r>
-          <w:rPr>
-            <w:rStyle w:val="Hyperlink"/>
-          </w:rPr>
-          <w:t xml:space="preserve">Table 9</w:t>
-        </w:r>
-      </w:hyperlink>
-      <w:r>
-        <w:t xml:space="preserve"> </w:t>
-      </w:r>
-      <w:r>
-        <w:t xml:space="preserve">shows the analysis of variance for the percentage of arena capacity models.</w:t>
-      </w:r>
-    </w:p>
-    <w:bookmarkEnd w:id="117"/>
-    <w:bookmarkStart w:id="128" w:name="annual-effects-1"/>
-    <w:p>
-      <w:pPr>
-        <w:pStyle w:val="Heading4"/>
-      </w:pPr>
-      <w:r>
-        <w:t xml:space="preserve">4.2.2 Annual effects</w:t>
-      </w:r>
-    </w:p>
-    <w:p>
-      <w:pPr>
-        <w:pStyle w:val="FirstParagraph"/>
-      </w:pPr>
-      <w:hyperlink w:anchor="fig-season-coefs2">
+      <w:hyperlink w:anchor="fig-pct-coefs">
         <w:r>
           <w:rPr>
             <w:rStyle w:val="Hyperlink"/>
@@ -16390,10 +13458,10 @@
         <w:t xml:space="preserve"> </w:t>
       </w:r>
       <w:r>
-        <w:t xml:space="preserve">displays the estimated effects of our fan engagement measures on attendance relative to the 1997 reference season. Similar to the overall attendance trends, these effects generally remained below their 1997 levels for much of the league’s history and only returned to comparable levels recently. In the most recent years of measurement, however, we see the league exceeding previously record-holding levels.</w:t>
+        <w:t xml:space="preserve">shows that…</w:t>
       </w:r>
     </w:p>
-    <w:bookmarkStart w:id="122" w:name="cell-fig-season-coefs2"/>
+    <w:bookmarkStart w:id="117" w:name="cell-fig-pct-coefs"/>
     <w:tbl>
       <w:tblPr>
         <w:tblStyle w:val="Table"/>
@@ -16407,7 +13475,7 @@
       <w:tr>
         <w:tc>
           <w:tcPr/>
-          <w:bookmarkStart w:id="121" w:name="fig-season-coefs2"/>
+          <w:bookmarkStart w:id="116" w:name="fig-pct-coefs"/>
           <w:p>
             <w:pPr>
               <w:pStyle w:val="Compact"/>
@@ -16418,18 +13486,18 @@
                 <wp:inline>
                   <wp:extent cx="4620126" cy="3696101"/>
                   <wp:effectExtent b="0" l="0" r="0" t="0"/>
-                  <wp:docPr descr="" title="" id="119" name="Picture"/>
+                  <wp:docPr descr="" title="" id="114" name="Picture"/>
                   <a:graphic>
                     <a:graphicData uri="http://schemas.openxmlformats.org/drawingml/2006/picture">
                       <pic:pic>
                         <pic:nvPicPr>
-                          <pic:cNvPr descr="index_files/figure-docx/fig-season-coefs2-1.png" id="120" name="Picture"/>
+                          <pic:cNvPr descr="index_files/figure-docx/fig-pct-coefs-1.png" id="115" name="Picture"/>
                           <pic:cNvPicPr>
                             <a:picLocks noChangeArrowheads="1" noChangeAspect="1"/>
                           </pic:cNvPicPr>
                         </pic:nvPicPr>
                         <pic:blipFill>
-                          <a:blip r:embed="rId118"/>
+                          <a:blip r:embed="rId113"/>
                           <a:stretch>
                             <a:fillRect/>
                           </a:stretch>
@@ -16466,10 +13534,10 @@
               <w:pStyle w:val="ImageCaption"/>
             </w:pPr>
             <w:r>
-              <w:t xml:space="preserve">Figure 15: Estimated season-level fixed effects for percentage of arena capacity models.</w:t>
+              <w:t xml:space="preserve">Figure 15: Relative magnitudes of coefficients in attendance model. Coefficients of interest are highlighted. Note the relatively large size of the coefficient associated with Caitlin Clark.</w:t>
             </w:r>
           </w:p>
-          <w:bookmarkEnd w:id="121"/>
+          <w:bookmarkEnd w:id="116"/>
         </w:tc>
       </w:tr>
     </w:tbl>
@@ -16499,27 +13567,26 @@
         </w:r>
       </w:hyperlink>
     </w:p>
-    <w:bookmarkEnd w:id="122"/>
+    <w:bookmarkEnd w:id="117"/>
     <w:p>
       <w:pPr>
         <w:pStyle w:val="BodyText"/>
       </w:pPr>
-      <w:hyperlink w:anchor="fig-season-slopes2">
+      <w:hyperlink w:anchor="tbl-glance2">
         <w:r>
           <w:rPr>
             <w:rStyle w:val="Hyperlink"/>
           </w:rPr>
-          <w:t xml:space="preserve">Figure 16</w:t>
+          <w:t xml:space="preserve">Table 7</w:t>
         </w:r>
       </w:hyperlink>
       <w:r>
         <w:t xml:space="preserve"> </w:t>
       </w:r>
       <w:r>
-        <w:t xml:space="preserve">shows that…??</w:t>
+        <w:t xml:space="preserve">shows the model fit metrics for the percentage of arena capacity models.</w:t>
       </w:r>
     </w:p>
-    <w:bookmarkStart w:id="127" w:name="cell-fig-season-slopes2"/>
     <w:tbl>
       <w:tblPr>
         <w:tblStyle w:val="Table"/>
@@ -16533,7 +13600,374 @@
       <w:tr>
         <w:tc>
           <w:tcPr/>
-          <w:bookmarkStart w:id="126" w:name="fig-season-slopes2"/>
+          <w:bookmarkStart w:id="118" w:name="tbl-glance2"/>
+          <w:p>
+            <w:pPr>
+              <w:jc w:val="center"/>
+            </w:pPr>
+            <w:pPr>
+              <w:jc w:val="left"/>
+              <w:spacing w:before="200"/>
+              <w:pStyle w:val="ImageCaption"/>
+            </w:pPr>
+            <w:r>
+              <w:t xml:space="preserve">Table 7: Comparison of percentage of arena capacity models.</w:t>
+            </w:r>
+          </w:p>
+          <w:tbl>
+            <w:tblPr>
+              <w:tblStyle w:val="Table"/>
+              <w:tblW w:type="pct" w:w="5000"/>
+              <w:tblLayout w:type="fixed"/>
+              <w:tblLook w:firstRow="1" w:lastRow="0" w:firstColumn="0" w:lastColumn="0" w:noHBand="0" w:noVBand="0" w:val="0020"/>
+            </w:tblPr>
+            <w:tblGrid>
+              <w:gridCol w:w="579"/>
+              <w:gridCol w:w="1352"/>
+              <w:gridCol w:w="772"/>
+              <w:gridCol w:w="965"/>
+              <w:gridCol w:w="869"/>
+              <w:gridCol w:w="869"/>
+              <w:gridCol w:w="869"/>
+              <w:gridCol w:w="1159"/>
+              <w:gridCol w:w="482"/>
+            </w:tblGrid>
+            <w:tr>
+              <w:trPr>
+                <w:tblHeader w:val="on"/>
+              </w:trPr>
+              <w:tc>
+                <w:tcPr/>
+                <w:p>
+                  <w:pPr>
+                    <w:pStyle w:val="Compact"/>
+                    <w:jc w:val="left"/>
+                    <w:jc w:val="center"/>
+                  </w:pPr>
+                  <w:r>
+                    <w:t xml:space="preserve">model</w:t>
+                  </w:r>
+                </w:p>
+              </w:tc>
+              <w:tc>
+                <w:tcPr/>
+                <w:p>
+                  <w:pPr>
+                    <w:pStyle w:val="Compact"/>
+                    <w:jc w:val="right"/>
+                    <w:jc w:val="center"/>
+                  </w:pPr>
+                  <w:r>
+                    <w:t xml:space="preserve">null.deviance</w:t>
+                  </w:r>
+                </w:p>
+              </w:tc>
+              <w:tc>
+                <w:tcPr/>
+                <w:p>
+                  <w:pPr>
+                    <w:pStyle w:val="Compact"/>
+                    <w:jc w:val="right"/>
+                    <w:jc w:val="center"/>
+                  </w:pPr>
+                  <w:r>
+                    <w:t xml:space="preserve">df.null</w:t>
+                  </w:r>
+                </w:p>
+              </w:tc>
+              <w:tc>
+                <w:tcPr/>
+                <w:p>
+                  <w:pPr>
+                    <w:pStyle w:val="Compact"/>
+                    <w:jc w:val="right"/>
+                    <w:jc w:val="center"/>
+                  </w:pPr>
+                  <w:r>
+                    <w:t xml:space="preserve">logLik</w:t>
+                  </w:r>
+                </w:p>
+              </w:tc>
+              <w:tc>
+                <w:tcPr/>
+                <w:p>
+                  <w:pPr>
+                    <w:pStyle w:val="Compact"/>
+                    <w:jc w:val="right"/>
+                    <w:jc w:val="center"/>
+                  </w:pPr>
+                  <w:r>
+                    <w:t xml:space="preserve">AIC</w:t>
+                  </w:r>
+                </w:p>
+              </w:tc>
+              <w:tc>
+                <w:tcPr/>
+                <w:p>
+                  <w:pPr>
+                    <w:pStyle w:val="Compact"/>
+                    <w:jc w:val="right"/>
+                    <w:jc w:val="center"/>
+                  </w:pPr>
+                  <w:r>
+                    <w:t xml:space="preserve">BIC</w:t>
+                  </w:r>
+                </w:p>
+              </w:tc>
+              <w:tc>
+                <w:tcPr/>
+                <w:p>
+                  <w:pPr>
+                    <w:pStyle w:val="Compact"/>
+                    <w:jc w:val="right"/>
+                    <w:jc w:val="center"/>
+                  </w:pPr>
+                  <w:r>
+                    <w:t xml:space="preserve">deviance</w:t>
+                  </w:r>
+                </w:p>
+              </w:tc>
+              <w:tc>
+                <w:tcPr/>
+                <w:p>
+                  <w:pPr>
+                    <w:pStyle w:val="Compact"/>
+                    <w:jc w:val="right"/>
+                    <w:jc w:val="center"/>
+                  </w:pPr>
+                  <w:r>
+                    <w:t xml:space="preserve">df.residual</w:t>
+                  </w:r>
+                </w:p>
+              </w:tc>
+              <w:tc>
+                <w:tcPr/>
+                <w:p>
+                  <w:pPr>
+                    <w:pStyle w:val="Compact"/>
+                    <w:jc w:val="right"/>
+                    <w:jc w:val="center"/>
+                  </w:pPr>
+                  <w:r>
+                    <w:t xml:space="preserve">nobs</w:t>
+                  </w:r>
+                </w:p>
+              </w:tc>
+            </w:tr>
+            <w:tr>
+              <w:tc>
+                <w:tcPr/>
+                <w:p>
+                  <w:pPr>
+                    <w:pStyle w:val="Compact"/>
+                    <w:jc w:val="left"/>
+                    <w:jc w:val="center"/>
+                  </w:pPr>
+                  <w:r>
+                    <w:t xml:space="preserve">f1</w:t>
+                  </w:r>
+                </w:p>
+              </w:tc>
+              <w:tc>
+                <w:tcPr/>
+                <w:p>
+                  <w:pPr>
+                    <w:pStyle w:val="Compact"/>
+                    <w:jc w:val="right"/>
+                    <w:jc w:val="center"/>
+                  </w:pPr>
+                  <w:r>
+                    <w:t xml:space="preserve">860.2571</w:t>
+                  </w:r>
+                </w:p>
+              </w:tc>
+              <w:tc>
+                <w:tcPr/>
+                <w:p>
+                  <w:pPr>
+                    <w:pStyle w:val="Compact"/>
+                    <w:jc w:val="right"/>
+                    <w:jc w:val="center"/>
+                  </w:pPr>
+                  <w:r>
+                    <w:t xml:space="preserve">5055</w:t>
+                  </w:r>
+                </w:p>
+              </w:tc>
+              <w:tc>
+                <w:tcPr/>
+                <w:p>
+                  <w:pPr>
+                    <w:pStyle w:val="Compact"/>
+                    <w:jc w:val="right"/>
+                    <w:jc w:val="center"/>
+                  </w:pPr>
+                  <w:r>
+                    <w:t xml:space="preserve">-2705.892</w:t>
+                  </w:r>
+                </w:p>
+              </w:tc>
+              <w:tc>
+                <w:tcPr/>
+                <w:p>
+                  <w:pPr>
+                    <w:pStyle w:val="Compact"/>
+                    <w:jc w:val="right"/>
+                    <w:jc w:val="center"/>
+                  </w:pPr>
+                  <w:r>
+                    <w:t xml:space="preserve">5757.784</w:t>
+                  </w:r>
+                </w:p>
+              </w:tc>
+              <w:tc>
+                <w:tcPr/>
+                <w:p>
+                  <w:pPr>
+                    <w:pStyle w:val="Compact"/>
+                    <w:jc w:val="right"/>
+                    <w:jc w:val="center"/>
+                  </w:pPr>
+                  <w:r>
+                    <w:t xml:space="preserve">6887.185</w:t>
+                  </w:r>
+                </w:p>
+              </w:tc>
+              <w:tc>
+                <w:tcPr/>
+                <w:p>
+                  <w:pPr>
+                    <w:pStyle w:val="Compact"/>
+                    <w:jc w:val="right"/>
+                    <w:jc w:val="center"/>
+                  </w:pPr>
+                  <w:r>
+                    <w:t xml:space="preserve">266.5421</w:t>
+                  </w:r>
+                </w:p>
+              </w:tc>
+              <w:tc>
+                <w:tcPr/>
+                <w:p>
+                  <w:pPr>
+                    <w:pStyle w:val="Compact"/>
+                    <w:jc w:val="right"/>
+                    <w:jc w:val="center"/>
+                  </w:pPr>
+                  <w:r>
+                    <w:t xml:space="preserve">4883</w:t>
+                  </w:r>
+                </w:p>
+              </w:tc>
+              <w:tc>
+                <w:tcPr/>
+                <w:p>
+                  <w:pPr>
+                    <w:pStyle w:val="Compact"/>
+                    <w:jc w:val="right"/>
+                    <w:jc w:val="center"/>
+                  </w:pPr>
+                  <w:r>
+                    <w:t xml:space="preserve">5056</w:t>
+                  </w:r>
+                </w:p>
+              </w:tc>
+            </w:tr>
+          </w:tbl>
+          <w:bookmarkEnd w:id="118"/>
+          <w:p/>
+        </w:tc>
+      </w:tr>
+    </w:tbl>
+    <w:p>
+      <w:pPr>
+        <w:pStyle w:val="BodyText"/>
+      </w:pPr>
+      <w:r>
+        <w:rPr>
+          <w:vertAlign w:val="subscript"/>
+        </w:rPr>
+        <w:t xml:space="preserve">Source:</w:t>
+      </w:r>
+      <w:r>
+        <w:rPr>
+          <w:vertAlign w:val="subscript"/>
+        </w:rPr>
+        <w:t xml:space="preserve"> </w:t>
+      </w:r>
+      <w:hyperlink r:id="rId9">
+        <w:r>
+          <w:rPr>
+            <w:rStyle w:val="Hyperlink"/>
+            <w:vertAlign w:val="subscript"/>
+          </w:rPr>
+          <w:t xml:space="preserve">Article Notebook</w:t>
+        </w:r>
+      </w:hyperlink>
+    </w:p>
+    <w:p>
+      <w:pPr>
+        <w:pStyle w:val="BodyText"/>
+      </w:pPr>
+      <w:hyperlink w:anchor="tbl-anova2">
+        <w:r>
+          <w:rPr>
+            <w:rStyle w:val="Hyperlink"/>
+          </w:rPr>
+          <w:t xml:space="preserve">Table 9</w:t>
+        </w:r>
+      </w:hyperlink>
+      <w:r>
+        <w:t xml:space="preserve"> </w:t>
+      </w:r>
+      <w:r>
+        <w:t xml:space="preserve">shows the analysis of variance for the percentage of arena capacity models.</w:t>
+      </w:r>
+    </w:p>
+    <w:bookmarkEnd w:id="119"/>
+    <w:bookmarkStart w:id="130" w:name="annual-effects-1"/>
+    <w:p>
+      <w:pPr>
+        <w:pStyle w:val="Heading4"/>
+      </w:pPr>
+      <w:r>
+        <w:t xml:space="preserve">4.2.2 Annual effects</w:t>
+      </w:r>
+    </w:p>
+    <w:p>
+      <w:pPr>
+        <w:pStyle w:val="FirstParagraph"/>
+      </w:pPr>
+      <w:hyperlink w:anchor="fig-season-coefs2">
+        <w:r>
+          <w:rPr>
+            <w:rStyle w:val="Hyperlink"/>
+          </w:rPr>
+          <w:t xml:space="preserve">Figure 16</w:t>
+        </w:r>
+      </w:hyperlink>
+      <w:r>
+        <w:t xml:space="preserve"> </w:t>
+      </w:r>
+      <w:r>
+        <w:t xml:space="preserve">displays the estimated effects of our fan engagement measures on attendance relative to the 1997 reference season. Similar to the overall attendance trends, these effects generally remained below their 1997 levels for much of the league’s history and only returned to comparable levels recently. In the most recent years of measurement, however, we see the league exceeding previously record-holding levels.</w:t>
+      </w:r>
+    </w:p>
+    <w:bookmarkStart w:id="124" w:name="cell-fig-season-coefs2"/>
+    <w:tbl>
+      <w:tblPr>
+        <w:tblStyle w:val="Table"/>
+        <w:tblW w:type="pct" w:w="5000"/>
+        <w:tblLayout w:type="fixed"/>
+        <w:tblLook w:firstRow="0" w:lastRow="0" w:firstColumn="0" w:lastColumn="0" w:noHBand="0" w:noVBand="0" w:val="0000"/>
+      </w:tblPr>
+      <w:tblGrid>
+        <w:gridCol w:w="7920"/>
+      </w:tblGrid>
+      <w:tr>
+        <w:tc>
+          <w:tcPr/>
+          <w:bookmarkStart w:id="123" w:name="fig-season-coefs2"/>
           <w:p>
             <w:pPr>
               <w:pStyle w:val="Compact"/>
@@ -16544,18 +13978,18 @@
                 <wp:inline>
                   <wp:extent cx="4620126" cy="3696101"/>
                   <wp:effectExtent b="0" l="0" r="0" t="0"/>
-                  <wp:docPr descr="" title="" id="124" name="Picture"/>
+                  <wp:docPr descr="" title="" id="121" name="Picture"/>
                   <a:graphic>
                     <a:graphicData uri="http://schemas.openxmlformats.org/drawingml/2006/picture">
                       <pic:pic>
                         <pic:nvPicPr>
-                          <pic:cNvPr descr="index_files/figure-docx/fig-season-slopes2-1.png" id="125" name="Picture"/>
+                          <pic:cNvPr descr="index_files/figure-docx/fig-season-coefs2-1.png" id="122" name="Picture"/>
                           <pic:cNvPicPr>
                             <a:picLocks noChangeArrowheads="1" noChangeAspect="1"/>
                           </pic:cNvPicPr>
                         </pic:nvPicPr>
                         <pic:blipFill>
-                          <a:blip r:embed="rId123"/>
+                          <a:blip r:embed="rId120"/>
                           <a:stretch>
                             <a:fillRect/>
                           </a:stretch>
@@ -16592,10 +14026,10 @@
               <w:pStyle w:val="ImageCaption"/>
             </w:pPr>
             <w:r>
-              <w:t xml:space="preserve">Figure 16: Estimated season-level changes in slopes for percentage of arena capacity models.</w:t>
+              <w:t xml:space="preserve">Figure 16: Estimated season-level fixed effects for percentage of arena capacity models.</w:t>
             </w:r>
           </w:p>
-          <w:bookmarkEnd w:id="126"/>
+          <w:bookmarkEnd w:id="123"/>
         </w:tc>
       </w:tr>
     </w:tbl>
@@ -16625,11 +14059,137 @@
         </w:r>
       </w:hyperlink>
     </w:p>
-    <w:bookmarkEnd w:id="127"/>
-    <w:bookmarkEnd w:id="128"/>
+    <w:bookmarkEnd w:id="124"/>
+    <w:p>
+      <w:pPr>
+        <w:pStyle w:val="BodyText"/>
+      </w:pPr>
+      <w:hyperlink w:anchor="fig-season-slopes2">
+        <w:r>
+          <w:rPr>
+            <w:rStyle w:val="Hyperlink"/>
+          </w:rPr>
+          <w:t xml:space="preserve">Figure 17</w:t>
+        </w:r>
+      </w:hyperlink>
+      <w:r>
+        <w:t xml:space="preserve"> </w:t>
+      </w:r>
+      <w:r>
+        <w:t xml:space="preserve">shows that…??</w:t>
+      </w:r>
+    </w:p>
+    <w:bookmarkStart w:id="129" w:name="cell-fig-season-slopes2"/>
+    <w:tbl>
+      <w:tblPr>
+        <w:tblStyle w:val="Table"/>
+        <w:tblW w:type="pct" w:w="5000"/>
+        <w:tblLayout w:type="fixed"/>
+        <w:tblLook w:firstRow="0" w:lastRow="0" w:firstColumn="0" w:lastColumn="0" w:noHBand="0" w:noVBand="0" w:val="0000"/>
+      </w:tblPr>
+      <w:tblGrid>
+        <w:gridCol w:w="7920"/>
+      </w:tblGrid>
+      <w:tr>
+        <w:tc>
+          <w:tcPr/>
+          <w:bookmarkStart w:id="128" w:name="fig-season-slopes2"/>
+          <w:p>
+            <w:pPr>
+              <w:pStyle w:val="Compact"/>
+              <w:jc w:val="center"/>
+            </w:pPr>
+            <w:r>
+              <w:drawing>
+                <wp:inline>
+                  <wp:extent cx="4620126" cy="3696101"/>
+                  <wp:effectExtent b="0" l="0" r="0" t="0"/>
+                  <wp:docPr descr="" title="" id="126" name="Picture"/>
+                  <a:graphic>
+                    <a:graphicData uri="http://schemas.openxmlformats.org/drawingml/2006/picture">
+                      <pic:pic>
+                        <pic:nvPicPr>
+                          <pic:cNvPr descr="index_files/figure-docx/fig-season-slopes2-1.png" id="127" name="Picture"/>
+                          <pic:cNvPicPr>
+                            <a:picLocks noChangeArrowheads="1" noChangeAspect="1"/>
+                          </pic:cNvPicPr>
+                        </pic:nvPicPr>
+                        <pic:blipFill>
+                          <a:blip r:embed="rId125"/>
+                          <a:stretch>
+                            <a:fillRect/>
+                          </a:stretch>
+                        </pic:blipFill>
+                        <pic:spPr bwMode="auto">
+                          <a:xfrm>
+                            <a:off x="0" y="0"/>
+                            <a:ext cx="4620126" cy="3696101"/>
+                          </a:xfrm>
+                          <a:prstGeom prst="rect">
+                            <a:avLst/>
+                          </a:prstGeom>
+                          <a:noFill/>
+                          <a:ln w="9525">
+                            <a:noFill/>
+                            <a:headEnd/>
+                            <a:tailEnd/>
+                          </a:ln>
+                        </pic:spPr>
+                      </pic:pic>
+                    </a:graphicData>
+                  </a:graphic>
+                </wp:inline>
+              </w:drawing>
+            </w:r>
+          </w:p>
+          <w:p>
+            <w:pPr>
+              <w:jc w:val="center"/>
+            </w:pPr>
+            <w:pPr>
+              <w:jc w:val="left"/>
+              <w:spacing w:before="200"/>
+              <w:pStyle w:val="ImageCaption"/>
+            </w:pPr>
+            <w:r>
+              <w:t xml:space="preserve">Figure 17: Estimated season-level changes in slopes for percentage of arena capacity models.</w:t>
+            </w:r>
+          </w:p>
+          <w:bookmarkEnd w:id="128"/>
+        </w:tc>
+      </w:tr>
+    </w:tbl>
+    <w:p>
+      <w:pPr>
+        <w:pStyle w:val="BodyText"/>
+      </w:pPr>
+      <w:r>
+        <w:rPr>
+          <w:vertAlign w:val="subscript"/>
+        </w:rPr>
+        <w:t xml:space="preserve">Source:</w:t>
+      </w:r>
+      <w:r>
+        <w:rPr>
+          <w:vertAlign w:val="subscript"/>
+        </w:rPr>
+        <w:t xml:space="preserve"> </w:t>
+      </w:r>
+      <w:hyperlink r:id="rId9">
+        <w:r>
+          <w:rPr>
+            <w:rStyle w:val="Hyperlink"/>
+            <w:vertAlign w:val="subscript"/>
+          </w:rPr>
+          <w:t xml:space="preserve">Article Notebook</w:t>
+        </w:r>
+      </w:hyperlink>
+    </w:p>
     <w:bookmarkEnd w:id="129"/>
     <w:bookmarkEnd w:id="130"/>
-    <w:bookmarkStart w:id="134" w:name="conclusion"/>
+    <w:bookmarkEnd w:id="131"/>
+    <w:bookmarkEnd w:id="132"/>
+    <w:bookmarkStart w:id="136" w:name="conclusion"/>
     <w:p>
       <w:pPr>
         <w:pStyle w:val="Heading2"/>
@@ -16638,7 +14198,7 @@
         <w:t xml:space="preserve">5 Conclusion</w:t>
       </w:r>
     </w:p>
-    <w:bookmarkStart w:id="131" w:name="limitations"/>
+    <w:bookmarkStart w:id="133" w:name="limitations"/>
     <w:p>
       <w:pPr>
         <w:pStyle w:val="Heading3"/>
@@ -16670,8 +14230,8 @@
         <w:t xml:space="preserve">We also considered fitting a Beta regression model with a logit link function, and converting the fixed effects for seasons to random effects, but those models didn’t converge.</w:t>
       </w:r>
     </w:p>
-    <w:bookmarkEnd w:id="131"/>
-    <w:bookmarkStart w:id="132" w:name="future-work"/>
+    <w:bookmarkEnd w:id="133"/>
+    <w:bookmarkStart w:id="134" w:name="future-work"/>
     <w:p>
       <w:pPr>
         <w:pStyle w:val="Heading3"/>
@@ -16680,8 +14240,8 @@
         <w:t xml:space="preserve">5.2 Future work</w:t>
       </w:r>
     </w:p>
-    <w:bookmarkEnd w:id="132"/>
-    <w:bookmarkStart w:id="133" w:name="discussion"/>
+    <w:bookmarkEnd w:id="134"/>
+    <w:bookmarkStart w:id="135" w:name="discussion"/>
     <w:p>
       <w:pPr>
         <w:pStyle w:val="Heading3"/>
@@ -16690,9 +14250,9 @@
         <w:t xml:space="preserve">5.3 Discussion</w:t>
       </w:r>
     </w:p>
-    <w:bookmarkEnd w:id="133"/>
-    <w:bookmarkEnd w:id="134"/>
-    <w:bookmarkStart w:id="182" w:name="references"/>
+    <w:bookmarkEnd w:id="135"/>
+    <w:bookmarkEnd w:id="136"/>
+    <w:bookmarkStart w:id="184" w:name="references"/>
     <w:p>
       <w:pPr>
         <w:pStyle w:val="Heading2"/>
@@ -16701,8 +14261,8 @@
         <w:t xml:space="preserve">References</w:t>
       </w:r>
     </w:p>
-    <w:bookmarkStart w:id="181" w:name="refs"/>
-    <w:bookmarkStart w:id="136" w:name="ref-AcrossTheTimeline_WNBA_Attendance"/>
+    <w:bookmarkStart w:id="183" w:name="refs"/>
+    <w:bookmarkStart w:id="138" w:name="ref-AcrossTheTimeline_WNBA_Attendance"/>
     <w:p>
       <w:pPr>
         <w:pStyle w:val="Bibliography"/>
@@ -16726,7 +14286,7 @@
       <w:r>
         <w:t xml:space="preserve"> </w:t>
       </w:r>
-      <w:hyperlink r:id="rId135">
+      <w:hyperlink r:id="rId137">
         <w:r>
           <w:rPr>
             <w:rStyle w:val="Hyperlink"/>
@@ -16740,7 +14300,7 @@
       <w:r>
         <w:t xml:space="preserve"> </w:t>
       </w:r>
-      <w:hyperlink r:id="rId135">
+      <w:hyperlink r:id="rId137">
         <w:r>
           <w:rPr>
             <w:rStyle w:val="Hyperlink"/>
@@ -16752,8 +14312,8 @@
         <w:t xml:space="preserve">.</w:t>
       </w:r>
     </w:p>
-    <w:bookmarkEnd w:id="136"/>
-    <w:bookmarkStart w:id="138" w:name="ref-CoatesHumphreysZhou2014"/>
+    <w:bookmarkEnd w:id="138"/>
+    <w:bookmarkStart w:id="140" w:name="ref-CoatesHumphreysZhou2014"/>
     <w:p>
       <w:pPr>
         <w:pStyle w:val="Bibliography"/>
@@ -16786,7 +14346,7 @@
       <w:r>
         <w:t xml:space="preserve"> </w:t>
       </w:r>
-      <w:hyperlink r:id="rId137">
+      <w:hyperlink r:id="rId139">
         <w:r>
           <w:rPr>
             <w:rStyle w:val="Hyperlink"/>
@@ -16798,8 +14358,8 @@
         <w:t xml:space="preserve">.</w:t>
       </w:r>
     </w:p>
-    <w:bookmarkEnd w:id="138"/>
-    <w:bookmarkStart w:id="140" w:name="ref-davis2008interaction"/>
+    <w:bookmarkEnd w:id="140"/>
+    <w:bookmarkStart w:id="142" w:name="ref-davis2008interaction"/>
     <w:p>
       <w:pPr>
         <w:pStyle w:val="Bibliography"/>
@@ -16832,7 +14392,7 @@
       <w:r>
         <w:t xml:space="preserve"> </w:t>
       </w:r>
-      <w:hyperlink r:id="rId139">
+      <w:hyperlink r:id="rId141">
         <w:r>
           <w:rPr>
             <w:rStyle w:val="Hyperlink"/>
@@ -16844,8 +14404,8 @@
         <w:t xml:space="preserve">.</w:t>
       </w:r>
     </w:p>
-    <w:bookmarkEnd w:id="140"/>
-    <w:bookmarkStart w:id="142" w:name="ref-davis2009analyzing"/>
+    <w:bookmarkEnd w:id="142"/>
+    <w:bookmarkStart w:id="144" w:name="ref-davis2009analyzing"/>
     <w:p>
       <w:pPr>
         <w:pStyle w:val="Bibliography"/>
@@ -16878,7 +14438,7 @@
       <w:r>
         <w:t xml:space="preserve"> </w:t>
       </w:r>
-      <w:hyperlink r:id="rId141">
+      <w:hyperlink r:id="rId143">
         <w:r>
           <w:rPr>
             <w:rStyle w:val="Hyperlink"/>
@@ -16890,8 +14450,8 @@
         <w:t xml:space="preserve">.</w:t>
       </w:r>
     </w:p>
-    <w:bookmarkEnd w:id="142"/>
-    <w:bookmarkStart w:id="144" w:name="ref-delia2020psychological"/>
+    <w:bookmarkEnd w:id="144"/>
+    <w:bookmarkStart w:id="146" w:name="ref-delia2020psychological"/>
     <w:p>
       <w:pPr>
         <w:pStyle w:val="Bibliography"/>
@@ -16924,7 +14484,7 @@
       <w:r>
         <w:t xml:space="preserve"> </w:t>
       </w:r>
-      <w:hyperlink r:id="rId143">
+      <w:hyperlink r:id="rId145">
         <w:r>
           <w:rPr>
             <w:rStyle w:val="Hyperlink"/>
@@ -16936,8 +14496,8 @@
         <w:t xml:space="preserve">.</w:t>
       </w:r>
     </w:p>
-    <w:bookmarkEnd w:id="144"/>
-    <w:bookmarkStart w:id="146" w:name="ref-deschriver2002determinants"/>
+    <w:bookmarkEnd w:id="146"/>
+    <w:bookmarkStart w:id="148" w:name="ref-deschriver2002determinants"/>
     <w:p>
       <w:pPr>
         <w:pStyle w:val="Bibliography"/>
@@ -16970,7 +14530,7 @@
       <w:r>
         <w:t xml:space="preserve"> </w:t>
       </w:r>
-      <w:hyperlink r:id="rId145">
+      <w:hyperlink r:id="rId147">
         <w:r>
           <w:rPr>
             <w:rStyle w:val="Hyperlink"/>
@@ -16982,8 +14542,8 @@
         <w:t xml:space="preserve">.</w:t>
       </w:r>
     </w:p>
-    <w:bookmarkEnd w:id="146"/>
-    <w:bookmarkStart w:id="147" w:name="ref-Elo1978"/>
+    <w:bookmarkEnd w:id="148"/>
+    <w:bookmarkStart w:id="149" w:name="ref-Elo1978"/>
     <w:p>
       <w:pPr>
         <w:pStyle w:val="Bibliography"/>
@@ -17005,8 +14565,8 @@
         <w:t xml:space="preserve">. New York: Arco Publishing.</w:t>
       </w:r>
     </w:p>
-    <w:bookmarkEnd w:id="147"/>
-    <w:bookmarkStart w:id="149" w:name="ref-garcia2020betting"/>
+    <w:bookmarkEnd w:id="149"/>
+    <w:bookmarkStart w:id="151" w:name="ref-garcia2020betting"/>
     <w:p>
       <w:pPr>
         <w:pStyle w:val="Bibliography"/>
@@ -17039,7 +14599,7 @@
       <w:r>
         <w:t xml:space="preserve"> </w:t>
       </w:r>
-      <w:hyperlink r:id="rId148">
+      <w:hyperlink r:id="rId150">
         <w:r>
           <w:rPr>
             <w:rStyle w:val="Hyperlink"/>
@@ -17051,8 +14611,8 @@
         <w:t xml:space="preserve">.</w:t>
       </w:r>
     </w:p>
-    <w:bookmarkEnd w:id="149"/>
-    <w:bookmarkStart w:id="151" w:name="ref-hutchinson_gilani_2021_wehoop"/>
+    <w:bookmarkEnd w:id="151"/>
+    <w:bookmarkStart w:id="153" w:name="ref-hutchinson_gilani_2021_wehoop"/>
     <w:p>
       <w:pPr>
         <w:pStyle w:val="Bibliography"/>
@@ -17088,7 +14648,7 @@
       <w:r>
         <w:t xml:space="preserve"> </w:t>
       </w:r>
-      <w:hyperlink r:id="rId150">
+      <w:hyperlink r:id="rId152">
         <w:r>
           <w:rPr>
             <w:rStyle w:val="Hyperlink"/>
@@ -17100,8 +14660,8 @@
         <w:t xml:space="preserve">.</w:t>
       </w:r>
     </w:p>
-    <w:bookmarkEnd w:id="151"/>
-    <w:bookmarkStart w:id="153" w:name="ref-guest2018fan"/>
+    <w:bookmarkEnd w:id="153"/>
+    <w:bookmarkStart w:id="155" w:name="ref-guest2018fan"/>
     <w:p>
       <w:pPr>
         <w:pStyle w:val="Bibliography"/>
@@ -17134,7 +14694,7 @@
       <w:r>
         <w:t xml:space="preserve"> </w:t>
       </w:r>
-      <w:hyperlink r:id="rId152">
+      <w:hyperlink r:id="rId154">
         <w:r>
           <w:rPr>
             <w:rStyle w:val="Hyperlink"/>
@@ -17146,8 +14706,8 @@
         <w:t xml:space="preserve">.</w:t>
       </w:r>
     </w:p>
-    <w:bookmarkEnd w:id="153"/>
-    <w:bookmarkStart w:id="155" w:name="ref-horowitz2007if"/>
+    <w:bookmarkEnd w:id="155"/>
+    <w:bookmarkStart w:id="157" w:name="ref-horowitz2007if"/>
     <w:p>
       <w:pPr>
         <w:pStyle w:val="Bibliography"/>
@@ -17180,7 +14740,7 @@
       <w:r>
         <w:t xml:space="preserve"> </w:t>
       </w:r>
-      <w:hyperlink r:id="rId154">
+      <w:hyperlink r:id="rId156">
         <w:r>
           <w:rPr>
             <w:rStyle w:val="Hyperlink"/>
@@ -17192,8 +14752,8 @@
         <w:t xml:space="preserve">.</w:t>
       </w:r>
     </w:p>
-    <w:bookmarkEnd w:id="155"/>
-    <w:bookmarkStart w:id="157" w:name="ref-kim2023winning"/>
+    <w:bookmarkEnd w:id="157"/>
+    <w:bookmarkStart w:id="159" w:name="ref-kim2023winning"/>
     <w:p>
       <w:pPr>
         <w:pStyle w:val="Bibliography"/>
@@ -17226,7 +14786,7 @@
       <w:r>
         <w:t xml:space="preserve"> </w:t>
       </w:r>
-      <w:hyperlink r:id="rId156">
+      <w:hyperlink r:id="rId158">
         <w:r>
           <w:rPr>
             <w:rStyle w:val="Hyperlink"/>
@@ -17238,8 +14798,8 @@
         <w:t xml:space="preserve">.</w:t>
       </w:r>
     </w:p>
-    <w:bookmarkEnd w:id="157"/>
-    <w:bookmarkStart w:id="159" w:name="ref-lemke2010estimating"/>
+    <w:bookmarkEnd w:id="159"/>
+    <w:bookmarkStart w:id="161" w:name="ref-lemke2010estimating"/>
     <w:p>
       <w:pPr>
         <w:pStyle w:val="Bibliography"/>
@@ -17272,7 +14832,7 @@
       <w:r>
         <w:t xml:space="preserve"> </w:t>
       </w:r>
-      <w:hyperlink r:id="rId158">
+      <w:hyperlink r:id="rId160">
         <w:r>
           <w:rPr>
             <w:rStyle w:val="Hyperlink"/>
@@ -17284,8 +14844,8 @@
         <w:t xml:space="preserve">.</w:t>
       </w:r>
     </w:p>
-    <w:bookmarkEnd w:id="159"/>
-    <w:bookmarkStart w:id="161" w:name="ref-leslie2022football"/>
+    <w:bookmarkEnd w:id="161"/>
+    <w:bookmarkStart w:id="163" w:name="ref-leslie2022football"/>
     <w:p>
       <w:pPr>
         <w:pStyle w:val="Bibliography"/>
@@ -17318,7 +14878,7 @@
       <w:r>
         <w:t xml:space="preserve"> </w:t>
       </w:r>
-      <w:hyperlink r:id="rId160">
+      <w:hyperlink r:id="rId162">
         <w:r>
           <w:rPr>
             <w:rStyle w:val="Hyperlink"/>
@@ -17330,8 +14890,8 @@
         <w:t xml:space="preserve">.</w:t>
       </w:r>
     </w:p>
-    <w:bookmarkEnd w:id="161"/>
-    <w:bookmarkStart w:id="163" w:name="ref-mackinnon1985some"/>
+    <w:bookmarkEnd w:id="163"/>
+    <w:bookmarkStart w:id="165" w:name="ref-mackinnon1985some"/>
     <w:p>
       <w:pPr>
         <w:pStyle w:val="Bibliography"/>
@@ -17364,7 +14924,7 @@
       <w:r>
         <w:t xml:space="preserve"> </w:t>
       </w:r>
-      <w:hyperlink r:id="rId162">
+      <w:hyperlink r:id="rId164">
         <w:r>
           <w:rPr>
             <w:rStyle w:val="Hyperlink"/>
@@ -17376,8 +14936,8 @@
         <w:t xml:space="preserve">.</w:t>
       </w:r>
     </w:p>
-    <w:bookmarkEnd w:id="163"/>
-    <w:bookmarkStart w:id="165" w:name="ref-mcdonald1980uses"/>
+    <w:bookmarkEnd w:id="165"/>
+    <w:bookmarkStart w:id="167" w:name="ref-mcdonald1980uses"/>
     <w:p>
       <w:pPr>
         <w:pStyle w:val="Bibliography"/>
@@ -17419,7 +14979,7 @@
       <w:r>
         <w:t xml:space="preserve"> </w:t>
       </w:r>
-      <w:hyperlink r:id="rId164">
+      <w:hyperlink r:id="rId166">
         <w:r>
           <w:rPr>
             <w:rStyle w:val="Hyperlink"/>
@@ -17431,8 +14991,8 @@
         <w:t xml:space="preserve">.</w:t>
       </w:r>
     </w:p>
-    <w:bookmarkEnd w:id="165"/>
-    <w:bookmarkStart w:id="166" w:name="ref-noll1974attendance"/>
+    <w:bookmarkEnd w:id="167"/>
+    <w:bookmarkStart w:id="168" w:name="ref-noll1974attendance"/>
     <w:p>
       <w:pPr>
         <w:pStyle w:val="Bibliography"/>
@@ -17454,8 +15014,8 @@
         <w:t xml:space="preserve">. The Brookings Institution.</w:t>
       </w:r>
     </w:p>
-    <w:bookmarkEnd w:id="166"/>
-    <w:bookmarkStart w:id="168" w:name="ref-papke1996econometric"/>
+    <w:bookmarkEnd w:id="168"/>
+    <w:bookmarkStart w:id="170" w:name="ref-papke1996econometric"/>
     <w:p>
       <w:pPr>
         <w:pStyle w:val="Bibliography"/>
@@ -17488,7 +15048,7 @@
       <w:r>
         <w:t xml:space="preserve"> </w:t>
       </w:r>
-      <w:hyperlink r:id="rId167">
+      <w:hyperlink r:id="rId169">
         <w:r>
           <w:rPr>
             <w:rStyle w:val="Hyperlink"/>
@@ -17500,8 +15060,8 @@
         <w:t xml:space="preserve">.</w:t>
       </w:r>
     </w:p>
-    <w:bookmarkEnd w:id="168"/>
-    <w:bookmarkStart w:id="170" w:name="ref-paul2019attendance"/>
+    <w:bookmarkEnd w:id="170"/>
+    <w:bookmarkStart w:id="172" w:name="ref-paul2019attendance"/>
     <w:p>
       <w:pPr>
         <w:pStyle w:val="Bibliography"/>
@@ -17534,7 +15094,7 @@
       <w:r>
         <w:t xml:space="preserve"> </w:t>
       </w:r>
-      <w:hyperlink r:id="rId169">
+      <w:hyperlink r:id="rId171">
         <w:r>
           <w:rPr>
             <w:rStyle w:val="Hyperlink"/>
@@ -17546,8 +15106,8 @@
         <w:t xml:space="preserve">.</w:t>
       </w:r>
     </w:p>
-    <w:bookmarkEnd w:id="170"/>
-    <w:bookmarkStart w:id="171" w:name="ref-PerlineNobleStoldt2018"/>
+    <w:bookmarkEnd w:id="172"/>
+    <w:bookmarkStart w:id="173" w:name="ref-PerlineNobleStoldt2018"/>
     <w:p>
       <w:pPr>
         <w:pStyle w:val="Bibliography"/>
@@ -17590,8 +15150,8 @@
         <w:t xml:space="preserve">21.</w:t>
       </w:r>
     </w:p>
-    <w:bookmarkEnd w:id="171"/>
-    <w:bookmarkStart w:id="173" w:name="ref-wasserstein2016asa"/>
+    <w:bookmarkEnd w:id="173"/>
+    <w:bookmarkStart w:id="175" w:name="ref-wasserstein2016asa"/>
     <w:p>
       <w:pPr>
         <w:pStyle w:val="Bibliography"/>
@@ -17627,7 +15187,7 @@
       <w:r>
         <w:t xml:space="preserve"> </w:t>
       </w:r>
-      <w:hyperlink r:id="rId172">
+      <w:hyperlink r:id="rId174">
         <w:r>
           <w:rPr>
             <w:rStyle w:val="Hyperlink"/>
@@ -17639,8 +15199,8 @@
         <w:t xml:space="preserve">.</w:t>
       </w:r>
     </w:p>
-    <w:bookmarkEnd w:id="173"/>
-    <w:bookmarkStart w:id="175" w:name="ref-wasserstein2019moving"/>
+    <w:bookmarkEnd w:id="175"/>
+    <w:bookmarkStart w:id="177" w:name="ref-wasserstein2019moving"/>
     <w:p>
       <w:pPr>
         <w:pStyle w:val="Bibliography"/>
@@ -17685,7 +15245,7 @@
       <w:r>
         <w:t xml:space="preserve"> </w:t>
       </w:r>
-      <w:hyperlink r:id="rId174">
+      <w:hyperlink r:id="rId176">
         <w:r>
           <w:rPr>
             <w:rStyle w:val="Hyperlink"/>
@@ -17697,8 +15257,8 @@
         <w:t xml:space="preserve">.</w:t>
       </w:r>
     </w:p>
-    <w:bookmarkEnd w:id="175"/>
-    <w:bookmarkStart w:id="177" w:name="ref-wiseman2003team"/>
+    <w:bookmarkEnd w:id="177"/>
+    <w:bookmarkStart w:id="179" w:name="ref-wiseman2003team"/>
     <w:p>
       <w:pPr>
         <w:pStyle w:val="Bibliography"/>
@@ -17731,7 +15291,7 @@
       <w:r>
         <w:t xml:space="preserve"> </w:t>
       </w:r>
-      <w:hyperlink r:id="rId176">
+      <w:hyperlink r:id="rId178">
         <w:r>
           <w:rPr>
             <w:rStyle w:val="Hyperlink"/>
@@ -17743,8 +15303,8 @@
         <w:t xml:space="preserve">.</w:t>
       </w:r>
     </w:p>
-    <w:bookmarkEnd w:id="177"/>
-    <w:bookmarkStart w:id="179" w:name="ref-wnba2024recordseason"/>
+    <w:bookmarkEnd w:id="179"/>
+    <w:bookmarkStart w:id="181" w:name="ref-wnba2024recordseason"/>
     <w:p>
       <w:pPr>
         <w:pStyle w:val="Bibliography"/>
@@ -17761,7 +15321,7 @@
       <w:r>
         <w:t xml:space="preserve"> </w:t>
       </w:r>
-      <w:hyperlink r:id="rId178">
+      <w:hyperlink r:id="rId180">
         <w:r>
           <w:rPr>
             <w:rStyle w:val="Hyperlink"/>
@@ -17773,8 +15333,8 @@
         <w:t xml:space="preserve">.</w:t>
       </w:r>
     </w:p>
-    <w:bookmarkEnd w:id="179"/>
-    <w:bookmarkStart w:id="180" w:name="ref-woltring2018attendance"/>
+    <w:bookmarkEnd w:id="181"/>
+    <w:bookmarkStart w:id="182" w:name="ref-woltring2018attendance"/>
     <w:p>
       <w:pPr>
         <w:pStyle w:val="Bibliography"/>
@@ -17805,10 +15365,10 @@
         <w:t xml:space="preserve">.</w:t>
       </w:r>
     </w:p>
-    <w:bookmarkEnd w:id="180"/>
-    <w:bookmarkEnd w:id="181"/>
     <w:bookmarkEnd w:id="182"/>
-    <w:bookmarkStart w:id="205" w:name="appendix"/>
+    <w:bookmarkEnd w:id="183"/>
+    <w:bookmarkEnd w:id="184"/>
+    <w:bookmarkStart w:id="207" w:name="appendix"/>
     <w:p>
       <w:pPr>
         <w:pStyle w:val="Heading2"/>
@@ -17817,7 +15377,7 @@
         <w:t xml:space="preserve">6 Appendix</w:t>
       </w:r>
     </w:p>
-    <w:bookmarkStart w:id="185" w:name="anova-tables"/>
+    <w:bookmarkStart w:id="187" w:name="anova-tables"/>
     <w:p>
       <w:pPr>
         <w:pStyle w:val="Heading3"/>
@@ -17839,7 +15399,7 @@
       <w:tr>
         <w:tc>
           <w:tcPr/>
-          <w:bookmarkStart w:id="183" w:name="tbl-anova"/>
+          <w:bookmarkStart w:id="185" w:name="tbl-anova"/>
           <w:p>
             <w:pPr>
               <w:jc w:val="center"/>
@@ -19175,7 +16735,7 @@
               </w:tc>
             </w:tr>
           </w:tbl>
-          <w:bookmarkEnd w:id="183"/>
+          <w:bookmarkEnd w:id="185"/>
           <w:p/>
         </w:tc>
       </w:tr>
@@ -19227,7 +16787,7 @@
       <w:tr>
         <w:tc>
           <w:tcPr/>
-          <w:bookmarkStart w:id="184" w:name="tbl-anova2"/>
+          <w:bookmarkStart w:id="186" w:name="tbl-anova2"/>
           <w:p>
             <w:pPr>
               <w:jc w:val="center"/>
@@ -20749,7 +18309,7 @@
               </w:tc>
             </w:tr>
           </w:tbl>
-          <w:bookmarkEnd w:id="184"/>
+          <w:bookmarkEnd w:id="186"/>
           <w:p/>
         </w:tc>
       </w:tr>
@@ -20780,8 +18340,8 @@
         </w:r>
       </w:hyperlink>
     </w:p>
-    <w:bookmarkEnd w:id="185"/>
-    <w:bookmarkStart w:id="203" w:name="sec-resid-attend"/>
+    <w:bookmarkEnd w:id="187"/>
+    <w:bookmarkStart w:id="205" w:name="sec-resid-attend"/>
     <w:p>
       <w:pPr>
         <w:pStyle w:val="Heading3"/>
@@ -20790,7 +18350,7 @@
         <w:t xml:space="preserve">6.2 Residual analysis of attendance models</w:t>
       </w:r>
     </w:p>
-    <w:bookmarkStart w:id="202" w:name="cell-fig-resids"/>
+    <w:bookmarkStart w:id="204" w:name="cell-fig-resids"/>
     <w:tbl>
       <w:tblPr>
         <w:tblStyle w:val="Table"/>
@@ -20842,7 +18402,7 @@
             <w:tr>
               <w:tc>
                 <w:tcPr/>
-                <w:bookmarkStart w:id="189" w:name="fig-resids-1"/>
+                <w:bookmarkStart w:id="191" w:name="fig-resids-1"/>
                 <w:p>
                   <w:pPr>
                     <w:pStyle w:val="Compact"/>
@@ -20854,18 +18414,18 @@
                       <wp:inline>
                         <wp:extent cx="4620126" cy="3696101"/>
                         <wp:effectExtent b="0" l="0" r="0" t="0"/>
-                        <wp:docPr descr="" title="" id="187" name="Picture"/>
+                        <wp:docPr descr="" title="" id="189" name="Picture"/>
                         <a:graphic>
                           <a:graphicData uri="http://schemas.openxmlformats.org/drawingml/2006/picture">
                             <pic:pic>
                               <pic:nvPicPr>
-                                <pic:cNvPr descr="index_files/figure-docx/fig-resids-1.png" id="188" name="Picture"/>
+                                <pic:cNvPr descr="index_files/figure-docx/fig-resids-1.png" id="190" name="Picture"/>
                                 <pic:cNvPicPr>
                                   <a:picLocks noChangeArrowheads="1" noChangeAspect="1"/>
                                 </pic:cNvPicPr>
                               </pic:nvPicPr>
                               <pic:blipFill>
-                                <a:blip r:embed="rId186"/>
+                                <a:blip r:embed="rId188"/>
                                 <a:stretch>
                                   <a:fillRect/>
                                 </a:stretch>
@@ -20903,10 +18463,10 @@
                     <w:pStyle w:val="ImageCaption"/>
                   </w:pPr>
                   <w:r>
-                    <w:t xml:space="preserve">Figure 17: Residual plots for models.</w:t>
-                  </w:r>
-                </w:p>
-                <w:bookmarkEnd w:id="189"/>
+                    <w:t xml:space="preserve">Figure 18: Residual plots for models.</w:t>
+                  </w:r>
+                </w:p>
+                <w:bookmarkEnd w:id="191"/>
               </w:tc>
             </w:tr>
           </w:tbl>
@@ -20946,7 +18506,7 @@
             <w:tr>
               <w:tc>
                 <w:tcPr/>
-                <w:bookmarkStart w:id="193" w:name="fig-resids-2"/>
+                <w:bookmarkStart w:id="195" w:name="fig-resids-2"/>
                 <w:p>
                   <w:pPr>
                     <w:pStyle w:val="Compact"/>
@@ -20958,18 +18518,18 @@
                       <wp:inline>
                         <wp:extent cx="4620126" cy="3696101"/>
                         <wp:effectExtent b="0" l="0" r="0" t="0"/>
-                        <wp:docPr descr="" title="" id="191" name="Picture"/>
+                        <wp:docPr descr="" title="" id="193" name="Picture"/>
                         <a:graphic>
                           <a:graphicData uri="http://schemas.openxmlformats.org/drawingml/2006/picture">
                             <pic:pic>
                               <pic:nvPicPr>
-                                <pic:cNvPr descr="index_files/figure-docx/fig-resids-2.png" id="192" name="Picture"/>
+                                <pic:cNvPr descr="index_files/figure-docx/fig-resids-2.png" id="194" name="Picture"/>
                                 <pic:cNvPicPr>
                                   <a:picLocks noChangeArrowheads="1" noChangeAspect="1"/>
                                 </pic:cNvPicPr>
                               </pic:nvPicPr>
                               <pic:blipFill>
-                                <a:blip r:embed="rId190"/>
+                                <a:blip r:embed="rId192"/>
                                 <a:stretch>
                                   <a:fillRect/>
                                 </a:stretch>
@@ -21007,10 +18567,10 @@
                     <w:pStyle w:val="ImageCaption"/>
                   </w:pPr>
                   <w:r>
-                    <w:t xml:space="preserve">Figure 18: Residual plots for models.</w:t>
-                  </w:r>
-                </w:p>
-                <w:bookmarkEnd w:id="193"/>
+                    <w:t xml:space="preserve">Figure 19: Residual plots for models.</w:t>
+                  </w:r>
+                </w:p>
+                <w:bookmarkEnd w:id="195"/>
               </w:tc>
             </w:tr>
           </w:tbl>
@@ -21031,7 +18591,7 @@
             <w:tr>
               <w:tc>
                 <w:tcPr/>
-                <w:bookmarkStart w:id="197" w:name="fig-resids-3"/>
+                <w:bookmarkStart w:id="199" w:name="fig-resids-3"/>
                 <w:p>
                   <w:pPr>
                     <w:pStyle w:val="Compact"/>
@@ -21043,18 +18603,18 @@
                       <wp:inline>
                         <wp:extent cx="4620126" cy="3696101"/>
                         <wp:effectExtent b="0" l="0" r="0" t="0"/>
-                        <wp:docPr descr="" title="" id="195" name="Picture"/>
+                        <wp:docPr descr="" title="" id="197" name="Picture"/>
                         <a:graphic>
                           <a:graphicData uri="http://schemas.openxmlformats.org/drawingml/2006/picture">
                             <pic:pic>
                               <pic:nvPicPr>
-                                <pic:cNvPr descr="index_files/figure-docx/fig-resids-3.png" id="196" name="Picture"/>
+                                <pic:cNvPr descr="index_files/figure-docx/fig-resids-3.png" id="198" name="Picture"/>
                                 <pic:cNvPicPr>
                                   <a:picLocks noChangeArrowheads="1" noChangeAspect="1"/>
                                 </pic:cNvPicPr>
                               </pic:nvPicPr>
                               <pic:blipFill>
-                                <a:blip r:embed="rId194"/>
+                                <a:blip r:embed="rId196"/>
                                 <a:stretch>
                                   <a:fillRect/>
                                 </a:stretch>
@@ -21092,10 +18652,10 @@
                     <w:pStyle w:val="ImageCaption"/>
                   </w:pPr>
                   <w:r>
-                    <w:t xml:space="preserve">Figure 19: Residual plots for models.</w:t>
-                  </w:r>
-                </w:p>
-                <w:bookmarkEnd w:id="197"/>
+                    <w:t xml:space="preserve">Figure 20: Residual plots for models.</w:t>
+                  </w:r>
+                </w:p>
+                <w:bookmarkEnd w:id="199"/>
               </w:tc>
             </w:tr>
           </w:tbl>
@@ -21135,7 +18695,7 @@
             <w:tr>
               <w:tc>
                 <w:tcPr/>
-                <w:bookmarkStart w:id="201" w:name="fig-resids-4"/>
+                <w:bookmarkStart w:id="203" w:name="fig-resids-4"/>
                 <w:p>
                   <w:pPr>
                     <w:pStyle w:val="Compact"/>
@@ -21147,18 +18707,18 @@
                       <wp:inline>
                         <wp:extent cx="4620126" cy="3696101"/>
                         <wp:effectExtent b="0" l="0" r="0" t="0"/>
-                        <wp:docPr descr="" title="" id="199" name="Picture"/>
+                        <wp:docPr descr="" title="" id="201" name="Picture"/>
                         <a:graphic>
                           <a:graphicData uri="http://schemas.openxmlformats.org/drawingml/2006/picture">
                             <pic:pic>
                               <pic:nvPicPr>
-                                <pic:cNvPr descr="index_files/figure-docx/fig-resids-4.png" id="200" name="Picture"/>
+                                <pic:cNvPr descr="index_files/figure-docx/fig-resids-4.png" id="202" name="Picture"/>
                                 <pic:cNvPicPr>
                                   <a:picLocks noChangeArrowheads="1" noChangeAspect="1"/>
                                 </pic:cNvPicPr>
                               </pic:nvPicPr>
                               <pic:blipFill>
-                                <a:blip r:embed="rId198"/>
+                                <a:blip r:embed="rId200"/>
                                 <a:stretch>
                                   <a:fillRect/>
                                 </a:stretch>
@@ -21196,10 +18756,10 @@
                     <w:pStyle w:val="ImageCaption"/>
                   </w:pPr>
                   <w:r>
-                    <w:t xml:space="preserve">Figure 20: Residual plots for models.</w:t>
-                  </w:r>
-                </w:p>
-                <w:bookmarkEnd w:id="201"/>
+                    <w:t xml:space="preserve">Figure 21: Residual plots for models.</w:t>
+                  </w:r>
+                </w:p>
+                <w:bookmarkEnd w:id="203"/>
               </w:tc>
             </w:tr>
           </w:tbl>
@@ -21236,9 +18796,9 @@
         </w:tc>
       </w:tr>
     </w:tbl>
-    <w:bookmarkEnd w:id="202"/>
-    <w:bookmarkEnd w:id="203"/>
-    <w:bookmarkStart w:id="204" w:name="tobit-modeling"/>
+    <w:bookmarkEnd w:id="204"/>
+    <w:bookmarkEnd w:id="205"/>
+    <w:bookmarkStart w:id="206" w:name="tobit-modeling"/>
     <w:p>
       <w:pPr>
         <w:pStyle w:val="Heading3"/>
@@ -21299,8 +18859,8 @@
         </w:r>
       </w:hyperlink>
     </w:p>
-    <w:bookmarkEnd w:id="204"/>
-    <w:bookmarkEnd w:id="205"/>
+    <w:bookmarkEnd w:id="206"/>
+    <w:bookmarkEnd w:id="207"/>
     <w:sectPr>
       <w:footnotePr>
         <w:numRestart w:val="eachSect"/>

--- a/index.docx
+++ b/index.docx
@@ -55,7 +55,7 @@
         <w:pStyle w:val="Abstract"/>
       </w:pPr>
       <w:r>
-        <w:t xml:space="preserve">We examine how the relationships between attendance and three notions of fan engagement have changed over the history of the WNBA. Previous research suggests that stronger professional sports teams draw higher live game attendance. However, there is ongoing doubt about the extent to which that relationship holds in the WNBA. We improve upon previous research by modeling attendance in the broader context of the league’s growth from 1997-2025, and find that the factors that drive fan demand have evolved as the league has matured. We test whether three leading theories of fan behavior—quality of play, loss aversion, and outcome uncertainty—have become more important drivers of attendance as the league has grown. We use game-level attendance data reported directly by the WNBA as well as team Elo ratings and game-by-game home win probabilities and find that in recent years fans are increasingly likely to attend games in response to quality of play and loss aversion factors. We also find strong support for the large impact of Indiana Fever guard Caitlin Clark’s presence upon attendance. Our results suggest that the WNBA is entering a new era in which fans are choosing to attend games to watch good basketball rather than novelty-driven interest or broader support for women’s sports.</w:t>
+        <w:t xml:space="preserve">We examine how the relationships between attendance and three notions of fan engagement have changed over the history of the WNBA. Previous research suggests that stronger professional sports teams draw higher live game attendance. However, there is ongoing doubt about the extent to which that relationship holds in the WNBA. We improve upon previous research by modeling attendance in the broader context of the league’s growth from 1997-2025, and find that the factors that drive fan demand have evolved as the league has matured. We test whether three leading theories of fan behavior—quality of play, loss aversion, and outcome uncertainty—have become more important drivers of attendance as the league has grown. We use game-level attendance data reported directly by the WNBA as well as team Elo ratings and game-by-game home win probabilities and find that in recent years fans are increasingly likely to attend games in response to quality of play and loss aversion factors. We also find strong support for the large impact of Indiana Fever guard Caitlin Clark’s presence upon attendance. Our results suggest that the WNBA is entering a new era in which fans are choosing to attend games to watch good basketball rather than novelty-driven interest or broader support for women’s sports. This, in turn, is consistent with a more durable popularity for the league.</w:t>
       </w:r>
     </w:p>
     <w:p>
@@ -136,7 +136,7 @@
         </w:r>
       </w:hyperlink>
     </w:p>
-    <w:bookmarkStart w:id="26" w:name="sec-intro"/>
+    <w:bookmarkStart w:id="22" w:name="sec-intro"/>
     <w:p>
       <w:pPr>
         <w:pStyle w:val="Heading2"/>
@@ -230,7 +230,7 @@
         <w:t xml:space="preserve">Specifically, we focus on whether on-court factors are becoming more important to WNBA game attendance in recent years.</w:t>
       </w:r>
     </w:p>
-    <w:bookmarkStart w:id="21" w:name="Xd2e284202717398cdbaebcfbf2b0a1f4c6214f8"/>
+    <w:bookmarkStart w:id="19" w:name="Xd2e284202717398cdbaebcfbf2b0a1f4c6214f8"/>
     <w:p>
       <w:pPr>
         <w:pStyle w:val="Heading3"/>
@@ -386,7 +386,7 @@
         <w:t xml:space="preserve"> </w:t>
       </w:r>
       <w:r>
-        <w:t xml:space="preserve">They argue that applying this idea of loss aversion may better explain why fans choose to go games than the uncertainty of outcome hypothesis.</w:t>
+        <w:t xml:space="preserve">They argue that applying this idea of loss aversion may better explain why fans choose to go to games than the uncertainty of outcome hypothesis.</w:t>
       </w:r>
       <w:r>
         <w:t xml:space="preserve"> </w:t>
@@ -572,13 +572,79 @@
         <w:pStyle w:val="BodyText"/>
       </w:pPr>
       <w:r>
-        <w:t xml:space="preserve">The relationship between attendance and winning percentage has been examined, but such</w:t>
-      </w:r>
-      <w:r>
-        <w:t xml:space="preserve"> </w:t>
-      </w:r>
-      <w:r>
-        <w:t xml:space="preserve">studies often look at winning percentage as causation for attendance.</w:t>
+        <w:t xml:space="preserve">Studies of attendance and winning percentage often consider the latter as causing the former.</w:t>
+      </w:r>
+      <w:r>
+        <w:t xml:space="preserve"> </w:t>
+      </w:r>
+      <w:r>
+        <w:t xml:space="preserve">Davis (2008)</w:t>
+      </w:r>
+      <w:r>
+        <w:t xml:space="preserve"> </w:t>
+      </w:r>
+      <w:r>
+        <w:t xml:space="preserve">and</w:t>
+      </w:r>
+      <w:r>
+        <w:t xml:space="preserve"> </w:t>
+      </w:r>
+      <w:r>
+        <w:t xml:space="preserve">Horowitz (2007)</w:t>
+      </w:r>
+      <w:r>
+        <w:t xml:space="preserve"> </w:t>
+      </w:r>
+      <w:r>
+        <w:t xml:space="preserve">both found that attendance and winning percentage were related.</w:t>
+      </w:r>
+      <w:r>
+        <w:t xml:space="preserve"> </w:t>
+      </w:r>
+      <w:r>
+        <w:t xml:space="preserve">Horowitz concluded a bidirectional relationship between the two, while Davis suggested that causation runs from winning percentage to attendance.</w:t>
+      </w:r>
+      <w:r>
+        <w:t xml:space="preserve"> </w:t>
+      </w:r>
+      <w:r>
+        <w:t xml:space="preserve">In a following study,</w:t>
+      </w:r>
+      <w:r>
+        <w:t xml:space="preserve"> </w:t>
+      </w:r>
+      <w:r>
+        <w:t xml:space="preserve">Davis (2009)</w:t>
+      </w:r>
+      <w:r>
+        <w:t xml:space="preserve"> </w:t>
+      </w:r>
+      <w:r>
+        <w:t xml:space="preserve">found winning percentage as a significant determinant of attendance for 12 National League teams.</w:t>
+      </w:r>
+      <w:r>
+        <w:t xml:space="preserve"> </w:t>
+      </w:r>
+      <w:r>
+        <w:t xml:space="preserve">The study did not establish causation both ways.</w:t>
+      </w:r>
+      <w:r>
+        <w:t xml:space="preserve"> </w:t>
+      </w:r>
+      <w:r>
+        <w:t xml:space="preserve">Lemke et al. (2010)</w:t>
+      </w:r>
+      <w:r>
+        <w:t xml:space="preserve"> </w:t>
+      </w:r>
+      <w:r>
+        <w:t xml:space="preserve">found attendance increases as home team win probability increases.</w:t>
+      </w:r>
+      <w:r>
+        <w:t xml:space="preserve"> </w:t>
+      </w:r>
+      <w:r>
+        <w:t xml:space="preserve">There is evidence that causation may run from attendance to winning percentage, but the bulk of the literature has found the other way.</w:t>
       </w:r>
     </w:p>
     <w:tbl>
@@ -687,26 +753,21 @@
               <w:pStyle w:val="BodyText"/>
             </w:pPr>
             <w:pPr>
-              <w:spacing w:before="16" w:after="16"/>
+              <w:spacing w:before="16"/>
             </w:pPr>
             <w:r>
-              <w:t xml:space="preserve">Winning percentage</w:t>
+              <w:t xml:space="preserve">What evidence? We should cite something if there is evidence.</w:t>
             </w:r>
+          </w:p>
+          <w:p>
+            <w:pPr>
+              <w:pStyle w:val="BodyText"/>
+            </w:pPr>
+            <w:pPr>
+              <w:spacing w:after="16"/>
+            </w:pPr>
             <w:r>
-              <w:t xml:space="preserve"> </w:t>
-            </w:r>
-            <w:r>
-              <w:rPr>
-                <w:i/>
-                <w:iCs/>
-              </w:rPr>
-              <w:t xml:space="preserve">is</w:t>
-            </w:r>
-            <w:r>
-              <w:t xml:space="preserve"> </w:t>
-            </w:r>
-            <w:r>
-              <w:t xml:space="preserve">a measure of team strength. So how is this different than what we’re saying above?</w:t>
+              <w:t xml:space="preserve">Also, really? Attedance causes winning percentage to rise???</w:t>
             </w:r>
           </w:p>
           <w:p/>
@@ -718,67 +779,7 @@
         <w:pStyle w:val="BodyText"/>
       </w:pPr>
       <w:r>
-        <w:t xml:space="preserve">Davis (2008)</w:t>
-      </w:r>
-      <w:r>
-        <w:t xml:space="preserve"> </w:t>
-      </w:r>
-      <w:r>
-        <w:t xml:space="preserve">and</w:t>
-      </w:r>
-      <w:r>
-        <w:t xml:space="preserve"> </w:t>
-      </w:r>
-      <w:r>
-        <w:t xml:space="preserve">Horowitz (2007)</w:t>
-      </w:r>
-      <w:r>
-        <w:t xml:space="preserve"> </w:t>
-      </w:r>
-      <w:r>
-        <w:t xml:space="preserve">both found that attendance and winning percentage were related.</w:t>
-      </w:r>
-      <w:r>
-        <w:t xml:space="preserve"> </w:t>
-      </w:r>
-      <w:r>
-        <w:t xml:space="preserve">Horowitz concluded a bidirectional relationship between the two, while Davis suggested that causation runs from winning percentage to attendance.</w:t>
-      </w:r>
-      <w:r>
-        <w:t xml:space="preserve"> </w:t>
-      </w:r>
-      <w:r>
-        <w:t xml:space="preserve">In a following study,</w:t>
-      </w:r>
-      <w:r>
-        <w:t xml:space="preserve"> </w:t>
-      </w:r>
-      <w:r>
-        <w:t xml:space="preserve">Davis (2009)</w:t>
-      </w:r>
-      <w:r>
-        <w:t xml:space="preserve"> </w:t>
-      </w:r>
-      <w:r>
-        <w:t xml:space="preserve">found winning percentage as a significant determinant of attendance for 12 National League teams; though the study did not establish causation both ways.</w:t>
-      </w:r>
-      <w:r>
-        <w:t xml:space="preserve"> </w:t>
-      </w:r>
-      <w:r>
-        <w:t xml:space="preserve">Lemke et al. (2010)</w:t>
-      </w:r>
-      <w:r>
-        <w:t xml:space="preserve"> </w:t>
-      </w:r>
-      <w:r>
-        <w:t xml:space="preserve">found attendance increases as home team win probability increases.</w:t>
-      </w:r>
-      <w:r>
-        <w:t xml:space="preserve"> </w:t>
-      </w:r>
-      <w:r>
-        <w:t xml:space="preserve">There is evidence that causation may run from attendance to winning percentage, but the bulk of the literature has been researched the other way.</w:t>
+        <w:t xml:space="preserve">Finally, situating these revenue models within the broader league structure, sports economists have written extensively about the relationship between winningness and team revenue, particularly about how competitive balance benefits teams across the league in generating revenue.</w:t>
       </w:r>
     </w:p>
     <w:tbl>
@@ -887,141 +888,6 @@
               <w:pStyle w:val="BodyText"/>
             </w:pPr>
             <w:pPr>
-              <w:spacing w:before="16"/>
-            </w:pPr>
-            <w:r>
-              <w:t xml:space="preserve">What evidence? We should cite something if there is evidence.</w:t>
-            </w:r>
-          </w:p>
-          <w:p>
-            <w:pPr>
-              <w:pStyle w:val="BodyText"/>
-            </w:pPr>
-            <w:pPr>
-              <w:spacing w:after="16"/>
-            </w:pPr>
-            <w:r>
-              <w:t xml:space="preserve">Also, really? Attedance causes winning percentage to rise???</w:t>
-            </w:r>
-          </w:p>
-          <w:p/>
-        </w:tc>
-      </w:tr>
-    </w:tbl>
-    <w:p>
-      <w:pPr>
-        <w:pStyle w:val="BodyText"/>
-      </w:pPr>
-      <w:r>
-        <w:t xml:space="preserve">Finally, situating these revenue models within the broader league structure, sports economists have written extensively about the relationship between winningness and team revenue, particularly about how competitive balance benefits teams across the league in generating revenue.</w:t>
-      </w:r>
-    </w:p>
-    <w:tbl>
-      <w:tblPr>
-        <w:tblStyle w:val="Table"/>
-        <w:tblLook w:firstRow="0" w:lastRow="0" w:firstColumn="0" w:lastColumn="0" w:noHBand="0" w:noVBand="0" w:val="0000"/>
-        <w:tblBorders>
-          <w:top w:val="single" w:sz="4" w:space="0" w:color="0758E5"/>
-          <w:left w:val="single" w:sz="24" w:space="0" w:color="0758E5"/>
-          <w:bottom w:val="single" w:sz="4" w:space="0" w:color="0758E5"/>
-          <w:right w:val="single" w:sz="4" w:space="0" w:color="0758E5"/>
-        </w:tblBorders>
-        <w:tblCellMar>
-          <w:left w:w="144" w:type="dxa"/>
-          <w:right w:w="144" w:type="dxa"/>
-        </w:tblCellMar>
-        <w:tblLook w:firstRow="0" w:lastRow="0" w:firstColumn="0" w:lastColumn="0" w:noHBand="0" w:noVBand="0" w:val="0000"/>
-      </w:tblPr>
-      <w:tr>
-        <w:trPr>
-          <w:cantSplit/>
-        </w:trPr>
-        <w:tc>
-          <w:tcPr>
-            <w:shd w:color="auto" w:fill="dae6fb" w:val="clear"/>
-            <w:tcMar>
-              <w:top w:w="92" w:type="dxa"/>
-              <w:bottom w:w="92" w:type="dxa"/>
-            </w:tcMar>
-          </w:tcPr>
-          <w:p>
-            <w:pPr>
-              <w:pStyle w:val="BodyText"/>
-            </w:pPr>
-            <w:pPr>
-              <w:spacing w:before="0" w:after="0"/>
-              <w:textAlignment w:val="center"/>
-            </w:pPr>
-            <w:r>
-              <w:drawing>
-                <wp:inline>
-                  <wp:extent cx="152400" cy="152400"/>
-                  <wp:effectExtent b="0" l="0" r="0" t="0"/>
-                  <wp:docPr descr="" title="" id="19" name="Picture"/>
-                  <a:graphic>
-                    <a:graphicData uri="http://schemas.openxmlformats.org/drawingml/2006/picture">
-                      <pic:pic>
-                        <pic:nvPicPr>
-                          <pic:cNvPr descr="/opt/quarto/share/formats/docx/note.png" id="20" name="Picture"/>
-                          <pic:cNvPicPr>
-                            <a:picLocks noChangeArrowheads="1" noChangeAspect="1"/>
-                          </pic:cNvPicPr>
-                        </pic:nvPicPr>
-                        <pic:blipFill>
-                          <a:blip r:embed="rId10"/>
-                          <a:stretch>
-                            <a:fillRect/>
-                          </a:stretch>
-                        </pic:blipFill>
-                        <pic:spPr bwMode="auto">
-                          <a:xfrm>
-                            <a:off x="0" y="0"/>
-                            <a:ext cx="152400" cy="152400"/>
-                          </a:xfrm>
-                          <a:prstGeom prst="rect">
-                            <a:avLst/>
-                          </a:prstGeom>
-                          <a:noFill/>
-                          <a:ln w="9525">
-                            <a:noFill/>
-                            <a:headEnd/>
-                            <a:tailEnd/>
-                          </a:ln>
-                        </pic:spPr>
-                      </pic:pic>
-                    </a:graphicData>
-                  </a:graphic>
-                </wp:inline>
-              </w:drawing>
-            </w:r>
-            <w:r>
-              <w:t xml:space="preserve"> </w:t>
-            </w:r>
-            <w:r>
-              <w:t xml:space="preserve"> </w:t>
-            </w:r>
-            <w:r>
-              <w:t xml:space="preserve">Ben</w:t>
-            </w:r>
-          </w:p>
-        </w:tc>
-      </w:tr>
-      <w:tr>
-        <w:trPr>
-          <w:cantSplit/>
-        </w:trPr>
-        <w:tc>
-          <w:tcPr>
-            <w:tcMar>
-              <w:top w:w="108" w:type="dxa"/>
-              <w:bottom w:w="108" w:type="dxa"/>
-            </w:tcMar>
-          </w:tcPr>
-          <w:p>
-            <w:pPr>
-              <w:pStyle w:val="BodyText"/>
-            </w:pPr>
-            <w:pPr>
               <w:spacing w:before="16" w:after="16"/>
             </w:pPr>
             <w:r>
@@ -1064,7 +930,7 @@
         <w:t xml:space="preserve"> </w:t>
       </w:r>
       <w:r>
-        <w:t xml:space="preserve">examine the standard deviation and the range of winning percentages for teams in the women’s Division I and determine that the women’s game os significantly less balanced than the men’s game.</w:t>
+        <w:t xml:space="preserve">examine the standard deviation and the range of winning percentages for teams in the women’s Division I and determine that the women’s game is significantly less balanced than the men’s game.</w:t>
       </w:r>
       <w:r>
         <w:t xml:space="preserve"> </w:t>
@@ -1073,8 +939,8 @@
         <w:t xml:space="preserve">They hypothesize that the difference in the competitive balance of the men’s and women’s games could be one cause of lower revenue generation and attendance in the women’s game.</w:t>
       </w:r>
     </w:p>
-    <w:bookmarkEnd w:id="21"/>
-    <w:bookmarkStart w:id="24" w:name="why-is-the-wnba-different"/>
+    <w:bookmarkEnd w:id="19"/>
+    <w:bookmarkStart w:id="20" w:name="why-is-the-wnba-different"/>
     <w:p>
       <w:pPr>
         <w:pStyle w:val="Heading3"/>
@@ -1112,7 +978,13 @@
         <w:t xml:space="preserve"> </w:t>
       </w:r>
       <w:r>
-        <w:t xml:space="preserve">This comparison suggests that the current disparity in attendance between the women’s and men’s league should not be interpreted as a lack of demand, but rather a sign of the league’s maturity.</w:t>
+        <w:t xml:space="preserve">They do not control for the growth in population over the period 1955-2006.</w:t>
+      </w:r>
+      <w:r>
+        <w:t xml:space="preserve"> </w:t>
+      </w:r>
+      <w:r>
+        <w:t xml:space="preserve">This comparison suggests that the current disparity in attendance between the women’s and men’s league should not be interpreted simply as a lack of demand, but rather a sign of the league’s maturity.</w:t>
       </w:r>
       <w:r>
         <w:t xml:space="preserve"> </w:t>
@@ -1182,125 +1054,9 @@
         <w:t xml:space="preserve"> </w:t>
       </w:r>
       <w:r>
-        <w:t xml:space="preserve">Additional important factors include: the WNBA plays during the summer months in order to promote arena use outside of the NBA season; there is less money spent on promotion; reduced media coverage; historical prejudice; poorer arena amenities and age; and ticket prices, among others.</w:t>
+        <w:t xml:space="preserve">Additional important factors include: the WNBA plays during the summer months in order to promote arena use outside of the NBA season; there is less money spent on promotion; reduced media coverage; historical prejudice; poorer arena amenities and age, among others.</w:t>
       </w:r>
     </w:p>
-    <w:tbl>
-      <w:tblPr>
-        <w:tblStyle w:val="Table"/>
-        <w:tblLook w:firstRow="0" w:lastRow="0" w:firstColumn="0" w:lastColumn="0" w:noHBand="0" w:noVBand="0" w:val="0000"/>
-        <w:tblBorders>
-          <w:top w:val="single" w:sz="4" w:space="0" w:color="0758E5"/>
-          <w:left w:val="single" w:sz="24" w:space="0" w:color="0758E5"/>
-          <w:bottom w:val="single" w:sz="4" w:space="0" w:color="0758E5"/>
-          <w:right w:val="single" w:sz="4" w:space="0" w:color="0758E5"/>
-        </w:tblBorders>
-        <w:tblCellMar>
-          <w:left w:w="144" w:type="dxa"/>
-          <w:right w:w="144" w:type="dxa"/>
-        </w:tblCellMar>
-        <w:tblLook w:firstRow="0" w:lastRow="0" w:firstColumn="0" w:lastColumn="0" w:noHBand="0" w:noVBand="0" w:val="0000"/>
-      </w:tblPr>
-      <w:tr>
-        <w:trPr>
-          <w:cantSplit/>
-        </w:trPr>
-        <w:tc>
-          <w:tcPr>
-            <w:shd w:color="auto" w:fill="dae6fb" w:val="clear"/>
-            <w:tcMar>
-              <w:top w:w="92" w:type="dxa"/>
-              <w:bottom w:w="92" w:type="dxa"/>
-            </w:tcMar>
-          </w:tcPr>
-          <w:p>
-            <w:pPr>
-              <w:pStyle w:val="BodyText"/>
-            </w:pPr>
-            <w:pPr>
-              <w:spacing w:before="0" w:after="0"/>
-              <w:textAlignment w:val="center"/>
-            </w:pPr>
-            <w:r>
-              <w:drawing>
-                <wp:inline>
-                  <wp:extent cx="152400" cy="152400"/>
-                  <wp:effectExtent b="0" l="0" r="0" t="0"/>
-                  <wp:docPr descr="" title="" id="22" name="Picture"/>
-                  <a:graphic>
-                    <a:graphicData uri="http://schemas.openxmlformats.org/drawingml/2006/picture">
-                      <pic:pic>
-                        <pic:nvPicPr>
-                          <pic:cNvPr descr="/opt/quarto/share/formats/docx/note.png" id="23" name="Picture"/>
-                          <pic:cNvPicPr>
-                            <a:picLocks noChangeArrowheads="1" noChangeAspect="1"/>
-                          </pic:cNvPicPr>
-                        </pic:nvPicPr>
-                        <pic:blipFill>
-                          <a:blip r:embed="rId10"/>
-                          <a:stretch>
-                            <a:fillRect/>
-                          </a:stretch>
-                        </pic:blipFill>
-                        <pic:spPr bwMode="auto">
-                          <a:xfrm>
-                            <a:off x="0" y="0"/>
-                            <a:ext cx="152400" cy="152400"/>
-                          </a:xfrm>
-                          <a:prstGeom prst="rect">
-                            <a:avLst/>
-                          </a:prstGeom>
-                          <a:noFill/>
-                          <a:ln w="9525">
-                            <a:noFill/>
-                            <a:headEnd/>
-                            <a:tailEnd/>
-                          </a:ln>
-                        </pic:spPr>
-                      </pic:pic>
-                    </a:graphicData>
-                  </a:graphic>
-                </wp:inline>
-              </w:drawing>
-            </w:r>
-            <w:r>
-              <w:t xml:space="preserve"> </w:t>
-            </w:r>
-            <w:r>
-              <w:t xml:space="preserve"> </w:t>
-            </w:r>
-            <w:r>
-              <w:t xml:space="preserve">Ben</w:t>
-            </w:r>
-          </w:p>
-        </w:tc>
-      </w:tr>
-      <w:tr>
-        <w:trPr>
-          <w:cantSplit/>
-        </w:trPr>
-        <w:tc>
-          <w:tcPr>
-            <w:tcMar>
-              <w:top w:w="108" w:type="dxa"/>
-              <w:bottom w:w="108" w:type="dxa"/>
-            </w:tcMar>
-          </w:tcPr>
-          <w:p>
-            <w:pPr>
-              <w:pStyle w:val="BodyText"/>
-            </w:pPr>
-            <w:pPr>
-              <w:spacing w:before="16" w:after="16"/>
-            </w:pPr>
-            <w:r>
-              <w:t xml:space="preserve">Why would ticket prices decrease attendance? Aren’t they lower in the WNBA?</w:t>
-            </w:r>
-          </w:p>
-          <w:p/>
-        </w:tc>
-      </w:tr>
-    </w:tbl>
     <w:p>
       <w:pPr>
         <w:pStyle w:val="BodyText"/>
@@ -1330,8 +1086,8 @@
         <w:t xml:space="preserve">This conception of the WNBA as fundamentally different from the NBA is dangerous both to the league’s reputation and future growth, motivating our more thorough examination of game attendance in the context of the league’s history.</w:t>
       </w:r>
     </w:p>
-    <w:bookmarkEnd w:id="24"/>
-    <w:bookmarkStart w:id="25" w:name="our-contribution"/>
+    <w:bookmarkEnd w:id="20"/>
+    <w:bookmarkStart w:id="21" w:name="our-contribution"/>
     <w:p>
       <w:pPr>
         <w:pStyle w:val="Heading3"/>
@@ -1372,9 +1128,9 @@
         <w:t xml:space="preserve">Specifically, we find that in recent years the strength of the effect of a game’s uncertainty, the strength of both teams, and the likelihood of a home team win, on game attendance has increased, paralleling documented trends in men’s leagues.</w:t>
       </w:r>
     </w:p>
-    <w:bookmarkEnd w:id="25"/>
-    <w:bookmarkEnd w:id="26"/>
-    <w:bookmarkStart w:id="50" w:name="sec-data"/>
+    <w:bookmarkEnd w:id="21"/>
+    <w:bookmarkEnd w:id="22"/>
+    <w:bookmarkStart w:id="46" w:name="sec-data"/>
     <w:p>
       <w:pPr>
         <w:pStyle w:val="Heading2"/>
@@ -1383,7 +1139,7 @@
         <w:t xml:space="preserve">2 Data</w:t>
       </w:r>
     </w:p>
-    <w:bookmarkStart w:id="29" w:name="game-logs"/>
+    <w:bookmarkStart w:id="25" w:name="game-logs"/>
     <w:p>
       <w:pPr>
         <w:pStyle w:val="Heading3"/>
@@ -1426,7 +1182,7 @@
         <w:rPr>
           <w:rStyle w:val="FootnoteReference"/>
         </w:rPr>
-        <w:footnoteReference w:id="27"/>
+        <w:footnoteReference w:id="23"/>
       </w:r>
       <w:r>
         <w:t xml:space="preserve">.</w:t>
@@ -1447,7 +1203,7 @@
         <w:t xml:space="preserve"> </w:t>
       </w:r>
       <w:r>
-        <w:t xml:space="preserve">The New York Liberty alone have called both the Barclays Center (17,732 seat capacity) and the Westchester County Center (2,300 seat capacity) home in recent years.</w:t>
+        <w:t xml:space="preserve">For example, the New York Liberty alone have called both the Barclays Center (17,732 seat capacity) and the Westchester County Center (2,300 seat capacity) home in recent years.</w:t>
       </w:r>
       <w:r>
         <w:t xml:space="preserve"> </w:t>
@@ -1555,7 +1311,7 @@
       <w:tr>
         <w:tc>
           <w:tcPr/>
-          <w:bookmarkStart w:id="28" w:name="tbl-attendance"/>
+          <w:bookmarkStart w:id="24" w:name="tbl-attendance"/>
           <w:p>
             <w:pPr>
               <w:jc w:val="center"/>
@@ -1855,7 +1611,7 @@
                       <w:rFonts w:ascii="Calibri" w:hAnsi="Calibri"/>
                       <w:sz w:val="20"/>
                     </w:rPr>
-                    <w:t xml:space="default">2017-07-17</w:t>
+                    <w:t xml:space="default">2018-07-18</w:t>
                   </w:r>
                 </w:p>
               </w:tc>
@@ -1879,7 +1635,7 @@
                       <w:rFonts w:ascii="Calibri" w:hAnsi="Calibri"/>
                       <w:sz w:val="20"/>
                     </w:rPr>
-                    <w:t xml:space="default">LAS</w:t>
+                    <w:t xml:space="default">MIN</w:t>
                   </w:r>
                 </w:p>
               </w:tc>
@@ -1927,7 +1683,7 @@
                       <w:rFonts w:ascii="Calibri" w:hAnsi="Calibri"/>
                       <w:sz w:val="20"/>
                     </w:rPr>
-                    <w:t xml:space="default">Crypto.com Arena</w:t>
+                    <w:t xml:space="default">Target Center</w:t>
                   </w:r>
                 </w:p>
               </w:tc>
@@ -1951,7 +1707,7 @@
                       <w:rFonts w:ascii="Calibri" w:hAnsi="Calibri"/>
                       <w:sz w:val="20"/>
                     </w:rPr>
-                    <w:t xml:space="default">11,386</w:t>
+                    <w:t xml:space="default">17,933</w:t>
                   </w:r>
                 </w:p>
               </w:tc>
@@ -1975,7 +1731,7 @@
                       <w:rFonts w:ascii="Calibri" w:hAnsi="Calibri"/>
                       <w:sz w:val="20"/>
                     </w:rPr>
-                    <w:t xml:space="default">18</w:t>
+                    <w:t xml:space="default">24</w:t>
                   </w:r>
                 </w:p>
               </w:tc>
@@ -2052,7 +1808,7 @@
                       <w:rFonts w:ascii="Calibri" w:hAnsi="Calibri"/>
                       <w:sz w:val="20"/>
                     </w:rPr>
-                    <w:t xml:space="default">2024-07-13</w:t>
+                    <w:t xml:space="default">2024-06-04</w:t>
                   </w:r>
                 </w:p>
               </w:tc>
@@ -2076,7 +1832,7 @@
                       <w:rFonts w:ascii="Calibri" w:hAnsi="Calibri"/>
                       <w:sz w:val="20"/>
                     </w:rPr>
-                    <w:t xml:space="default">DAL</w:t>
+                    <w:t xml:space="default">CON</w:t>
                   </w:r>
                 </w:p>
               </w:tc>
@@ -2100,7 +1856,7 @@
                       <w:rFonts w:ascii="Calibri" w:hAnsi="Calibri"/>
                       <w:sz w:val="20"/>
                     </w:rPr>
-                    <w:t xml:space="default">LAS</w:t>
+                    <w:t xml:space="default">WAS</w:t>
                   </w:r>
                 </w:p>
               </w:tc>
@@ -2124,7 +1880,7 @@
                       <w:rFonts w:ascii="Calibri" w:hAnsi="Calibri"/>
                       <w:sz w:val="20"/>
                     </w:rPr>
-                    <w:t xml:space="default">College Park Center</w:t>
+                    <w:t xml:space="default">Mohegan Sun Arena</w:t>
                   </w:r>
                 </w:p>
               </w:tc>
@@ -2148,7 +1904,7 @@
                       <w:rFonts w:ascii="Calibri" w:hAnsi="Calibri"/>
                       <w:sz w:val="20"/>
                     </w:rPr>
-                    <w:t xml:space="default">6,251</w:t>
+                    <w:t xml:space="default">5,346</w:t>
                   </w:r>
                 </w:p>
               </w:tc>
@@ -2172,7 +1928,7 @@
                       <w:rFonts w:ascii="Calibri" w:hAnsi="Calibri"/>
                       <w:sz w:val="20"/>
                     </w:rPr>
-                    <w:t xml:space="default">-6</w:t>
+                    <w:t xml:space="default">17</w:t>
                   </w:r>
                 </w:p>
               </w:tc>
@@ -2249,7 +2005,7 @@
                       <w:rFonts w:ascii="Calibri" w:hAnsi="Calibri"/>
                       <w:sz w:val="20"/>
                     </w:rPr>
-                    <w:t xml:space="default">2019-06-30</w:t>
+                    <w:t xml:space="default">2006-08-13</w:t>
                   </w:r>
                 </w:p>
               </w:tc>
@@ -2273,7 +2029,7 @@
                       <w:rFonts w:ascii="Calibri" w:hAnsi="Calibri"/>
                       <w:sz w:val="20"/>
                     </w:rPr>
-                    <w:t xml:space="default">SEA</w:t>
+                    <w:t xml:space="default">DET</w:t>
                   </w:r>
                 </w:p>
               </w:tc>
@@ -2297,7 +2053,7 @@
                       <w:rFonts w:ascii="Calibri" w:hAnsi="Calibri"/>
                       <w:sz w:val="20"/>
                     </w:rPr>
-                    <w:t xml:space="default">PHO</w:t>
+                    <w:t xml:space="default">CON</w:t>
                   </w:r>
                 </w:p>
               </w:tc>
@@ -2321,7 +2077,7 @@
                       <w:rFonts w:ascii="Calibri" w:hAnsi="Calibri"/>
                       <w:sz w:val="20"/>
                     </w:rPr>
-                    <w:t xml:space="default">Alaska Airlines Arena</w:t>
+                    <w:t xml:space="default">Palace of Auburn Hills</w:t>
                   </w:r>
                 </w:p>
               </w:tc>
@@ -2345,7 +2101,7 @@
                       <w:rFonts w:ascii="Calibri" w:hAnsi="Calibri"/>
                       <w:sz w:val="20"/>
                     </w:rPr>
-                    <w:t xml:space="default">8,002</w:t>
+                    <w:t xml:space="default">11,558</w:t>
                   </w:r>
                 </w:p>
               </w:tc>
@@ -2369,7 +2125,7 @@
                       <w:rFonts w:ascii="Calibri" w:hAnsi="Calibri"/>
                       <w:sz w:val="20"/>
                     </w:rPr>
-                    <w:t xml:space="default">-2</w:t>
+                    <w:t xml:space="default">23</w:t>
                   </w:r>
                 </w:p>
               </w:tc>
@@ -2446,7 +2202,7 @@
                       <w:rFonts w:ascii="Calibri" w:hAnsi="Calibri"/>
                       <w:sz w:val="20"/>
                     </w:rPr>
-                    <w:t xml:space="default">2010-08-17</w:t>
+                    <w:t xml:space="default">2015-06-11</w:t>
                   </w:r>
                 </w:p>
               </w:tc>
@@ -2470,7 +2226,7 @@
                       <w:rFonts w:ascii="Calibri" w:hAnsi="Calibri"/>
                       <w:sz w:val="20"/>
                     </w:rPr>
-                    <w:t xml:space="default">CON</w:t>
+                    <w:t xml:space="default">ATL</w:t>
                   </w:r>
                 </w:p>
               </w:tc>
@@ -2494,7 +2250,7 @@
                       <w:rFonts w:ascii="Calibri" w:hAnsi="Calibri"/>
                       <w:sz w:val="20"/>
                     </w:rPr>
-                    <w:t xml:space="default">TUL</w:t>
+                    <w:t xml:space="default">SAN</w:t>
                   </w:r>
                 </w:p>
               </w:tc>
@@ -2518,7 +2274,7 @@
                       <w:rFonts w:ascii="Calibri" w:hAnsi="Calibri"/>
                       <w:sz w:val="20"/>
                     </w:rPr>
-                    <w:t xml:space="default">Mohegan Sun Arena</w:t>
+                    <w:t xml:space="default">State Farm Arena</w:t>
                   </w:r>
                 </w:p>
               </w:tc>
@@ -2542,7 +2298,7 @@
                       <w:rFonts w:ascii="Calibri" w:hAnsi="Calibri"/>
                       <w:sz w:val="20"/>
                     </w:rPr>
-                    <w:t xml:space="default">8,828</w:t>
+                    <w:t xml:space="default">4,308</w:t>
                   </w:r>
                 </w:p>
               </w:tc>
@@ -2566,7 +2322,7 @@
                       <w:rFonts w:ascii="Calibri" w:hAnsi="Calibri"/>
                       <w:sz w:val="20"/>
                     </w:rPr>
-                    <w:t xml:space="default">28</w:t>
+                    <w:t xml:space="default">3</w:t>
                   </w:r>
                 </w:p>
               </w:tc>
@@ -2643,7 +2399,7 @@
                       <w:rFonts w:ascii="Calibri" w:hAnsi="Calibri"/>
                       <w:sz w:val="20"/>
                     </w:rPr>
-                    <w:t xml:space="default">2020-08-25</w:t>
+                    <w:t xml:space="default">2008-06-03</w:t>
                   </w:r>
                 </w:p>
               </w:tc>
@@ -2667,7 +2423,7 @@
                       <w:rFonts w:ascii="Calibri" w:hAnsi="Calibri"/>
                       <w:sz w:val="20"/>
                     </w:rPr>
-                    <w:t xml:space="default">DAL</w:t>
+                    <w:t xml:space="default">ATL</w:t>
                   </w:r>
                 </w:p>
               </w:tc>
@@ -2691,7 +2447,7 @@
                       <w:rFonts w:ascii="Calibri" w:hAnsi="Calibri"/>
                       <w:sz w:val="20"/>
                     </w:rPr>
-                    <w:t xml:space="default">LVA</w:t>
+                    <w:t xml:space="default">MIN</w:t>
                   </w:r>
                 </w:p>
               </w:tc>
@@ -2715,7 +2471,7 @@
                       <w:rFonts w:ascii="Calibri" w:hAnsi="Calibri"/>
                       <w:sz w:val="20"/>
                     </w:rPr>
-                    <w:t xml:space="default">NA</w:t>
+                    <w:t xml:space="default">State Farm Arena</w:t>
                   </w:r>
                 </w:p>
               </w:tc>
@@ -2739,7 +2495,7 @@
                       <w:rFonts w:ascii="Calibri" w:hAnsi="Calibri"/>
                       <w:sz w:val="20"/>
                     </w:rPr>
-                    <w:t xml:space="default">NA</w:t>
+                    <w:t xml:space="default">5,844</w:t>
                   </w:r>
                 </w:p>
               </w:tc>
@@ -2811,7 +2567,7 @@
                       <w:rFonts w:ascii="Calibri" w:hAnsi="Calibri"/>
                       <w:sz w:val="20"/>
                     </w:rPr>
-                    <w:t xml:space="default">1</w:t>
+                    <w:t xml:space="default">0</w:t>
                   </w:r>
                 </w:p>
               </w:tc>
@@ -2840,7 +2596,7 @@
                       <w:rFonts w:ascii="Calibri" w:hAnsi="Calibri"/>
                       <w:sz w:val="20"/>
                     </w:rPr>
-                    <w:t xml:space="default">2022-07-31</w:t>
+                    <w:t xml:space="default">2000-07-10</w:t>
                   </w:r>
                 </w:p>
               </w:tc>
@@ -2864,7 +2620,7 @@
                       <w:rFonts w:ascii="Calibri" w:hAnsi="Calibri"/>
                       <w:sz w:val="20"/>
                     </w:rPr>
-                    <w:t xml:space="default">LAS</w:t>
+                    <w:t xml:space="default">MIA</w:t>
                   </w:r>
                 </w:p>
               </w:tc>
@@ -2888,7 +2644,7 @@
                       <w:rFonts w:ascii="Calibri" w:hAnsi="Calibri"/>
                       <w:sz w:val="20"/>
                     </w:rPr>
-                    <w:t xml:space="default">MIN</w:t>
+                    <w:t xml:space="default">SEA</w:t>
                   </w:r>
                 </w:p>
               </w:tc>
@@ -2912,7 +2668,7 @@
                       <w:rFonts w:ascii="Calibri" w:hAnsi="Calibri"/>
                       <w:sz w:val="20"/>
                     </w:rPr>
-                    <w:t xml:space="default">Crypto.com Arena</w:t>
+                    <w:t xml:space="default">AmericanAirlines Arena</w:t>
                   </w:r>
                 </w:p>
               </w:tc>
@@ -2936,7 +2692,7 @@
                       <w:rFonts w:ascii="Calibri" w:hAnsi="Calibri"/>
                       <w:sz w:val="20"/>
                     </w:rPr>
-                    <w:t xml:space="default">6,857</w:t>
+                    <w:t xml:space="default">7,041</w:t>
                   </w:r>
                 </w:p>
               </w:tc>
@@ -2960,7 +2716,7 @@
                       <w:rFonts w:ascii="Calibri" w:hAnsi="Calibri"/>
                       <w:sz w:val="20"/>
                     </w:rPr>
-                    <w:t xml:space="default">-7</w:t>
+                    <w:t xml:space="default">17</w:t>
                   </w:r>
                 </w:p>
               </w:tc>
@@ -3037,7 +2793,7 @@
                       <w:rFonts w:ascii="Calibri" w:hAnsi="Calibri"/>
                       <w:sz w:val="20"/>
                     </w:rPr>
-                    <w:t xml:space="default">2009-07-03</w:t>
+                    <w:t xml:space="default">2025-08-05</w:t>
                   </w:r>
                 </w:p>
               </w:tc>
@@ -3061,7 +2817,7 @@
                       <w:rFonts w:ascii="Calibri" w:hAnsi="Calibri"/>
                       <w:sz w:val="20"/>
                     </w:rPr>
-                    <w:t xml:space="default">ATL</w:t>
+                    <w:t xml:space="default">LAS</w:t>
                   </w:r>
                 </w:p>
               </w:tc>
@@ -3085,7 +2841,7 @@
                       <w:rFonts w:ascii="Calibri" w:hAnsi="Calibri"/>
                       <w:sz w:val="20"/>
                     </w:rPr>
-                    <w:t xml:space="default">WAS</w:t>
+                    <w:t xml:space="default">IND</w:t>
                   </w:r>
                 </w:p>
               </w:tc>
@@ -3109,7 +2865,7 @@
                       <w:rFonts w:ascii="Calibri" w:hAnsi="Calibri"/>
                       <w:sz w:val="20"/>
                     </w:rPr>
-                    <w:t xml:space="default">State Farm Arena</w:t>
+                    <w:t xml:space="default">Crypto.com Arena</w:t>
                   </w:r>
                 </w:p>
               </w:tc>
@@ -3133,7 +2889,7 @@
                       <w:rFonts w:ascii="Calibri" w:hAnsi="Calibri"/>
                       <w:sz w:val="20"/>
                     </w:rPr>
-                    <w:t xml:space="default">5,456</w:t>
+                    <w:t xml:space="default">16,035</w:t>
                   </w:r>
                 </w:p>
               </w:tc>
@@ -3157,7 +2913,7 @@
                       <w:rFonts w:ascii="Calibri" w:hAnsi="Calibri"/>
                       <w:sz w:val="20"/>
                     </w:rPr>
-                    <w:t xml:space="default">7</w:t>
+                    <w:t xml:space="default">9</w:t>
                   </w:r>
                 </w:p>
               </w:tc>
@@ -3234,7 +2990,7 @@
                       <w:rFonts w:ascii="Calibri" w:hAnsi="Calibri"/>
                       <w:sz w:val="20"/>
                     </w:rPr>
-                    <w:t xml:space="default">2013-07-13</w:t>
+                    <w:t xml:space="default">2024-08-20</w:t>
                   </w:r>
                 </w:p>
               </w:tc>
@@ -3282,7 +3038,7 @@
                       <w:rFonts w:ascii="Calibri" w:hAnsi="Calibri"/>
                       <w:sz w:val="20"/>
                     </w:rPr>
-                    <w:t xml:space="default">IND</w:t>
+                    <w:t xml:space="default">DAL</w:t>
                   </w:r>
                 </w:p>
               </w:tc>
@@ -3306,7 +3062,7 @@
                       <w:rFonts w:ascii="Calibri" w:hAnsi="Calibri"/>
                       <w:sz w:val="20"/>
                     </w:rPr>
-                    <w:t xml:space="default">Prudential Center</w:t>
+                    <w:t xml:space="default">Barclays Center</w:t>
                   </w:r>
                 </w:p>
               </w:tc>
@@ -3330,7 +3086,7 @@
                       <w:rFonts w:ascii="Calibri" w:hAnsi="Calibri"/>
                       <w:sz w:val="20"/>
                     </w:rPr>
-                    <w:t xml:space="default">6,772</w:t>
+                    <w:t xml:space="default">11,455</w:t>
                   </w:r>
                 </w:p>
               </w:tc>
@@ -3354,7 +3110,7 @@
                       <w:rFonts w:ascii="Calibri" w:hAnsi="Calibri"/>
                       <w:sz w:val="20"/>
                     </w:rPr>
-                    <w:t xml:space="default">-21</w:t>
+                    <w:t xml:space="default">20</w:t>
                   </w:r>
                 </w:p>
               </w:tc>
@@ -3431,7 +3187,7 @@
                       <w:rFonts w:ascii="Calibri" w:hAnsi="Calibri"/>
                       <w:sz w:val="20"/>
                     </w:rPr>
-                    <w:t xml:space="default">2009-09-04</w:t>
+                    <w:t xml:space="default">2018-08-18</w:t>
                   </w:r>
                 </w:p>
               </w:tc>
@@ -3455,7 +3211,7 @@
                       <w:rFonts w:ascii="Calibri" w:hAnsi="Calibri"/>
                       <w:sz w:val="20"/>
                     </w:rPr>
-                    <w:t xml:space="default">CHI</w:t>
+                    <w:t xml:space="default">IND</w:t>
                   </w:r>
                 </w:p>
               </w:tc>
@@ -3479,7 +3235,7 @@
                       <w:rFonts w:ascii="Calibri" w:hAnsi="Calibri"/>
                       <w:sz w:val="20"/>
                     </w:rPr>
-                    <w:t xml:space="default">WAS</w:t>
+                    <w:t xml:space="default">CHI</w:t>
                   </w:r>
                 </w:p>
               </w:tc>
@@ -3503,7 +3259,7 @@
                       <w:rFonts w:ascii="Calibri" w:hAnsi="Calibri"/>
                       <w:sz w:val="20"/>
                     </w:rPr>
-                    <w:t xml:space="default">UIC Pavilion</w:t>
+                    <w:t xml:space="default">Gainbridge Fieldhouse</w:t>
                   </w:r>
                 </w:p>
               </w:tc>
@@ -3527,7 +3283,7 @@
                       <w:rFonts w:ascii="Calibri" w:hAnsi="Calibri"/>
                       <w:sz w:val="20"/>
                     </w:rPr>
-                    <w:t xml:space="default">3,241</w:t>
+                    <w:t xml:space="default">8,442</w:t>
                   </w:r>
                 </w:p>
               </w:tc>
@@ -3551,7 +3307,7 @@
                       <w:rFonts w:ascii="Calibri" w:hAnsi="Calibri"/>
                       <w:sz w:val="20"/>
                     </w:rPr>
-                    <w:t xml:space="default">6</w:t>
+                    <w:t xml:space="default">-9</w:t>
                   </w:r>
                 </w:p>
               </w:tc>
@@ -3628,7 +3384,7 @@
                       <w:rFonts w:ascii="Calibri" w:hAnsi="Calibri"/>
                       <w:sz w:val="20"/>
                     </w:rPr>
-                    <w:t xml:space="default">2010-08-07</w:t>
+                    <w:t xml:space="default">2017-07-14</w:t>
                   </w:r>
                 </w:p>
               </w:tc>
@@ -3652,7 +3408,7 @@
                       <w:rFonts w:ascii="Calibri" w:hAnsi="Calibri"/>
                       <w:sz w:val="20"/>
                     </w:rPr>
-                    <w:t xml:space="default">SEA</w:t>
+                    <w:t xml:space="default">NYL</w:t>
                   </w:r>
                 </w:p>
               </w:tc>
@@ -3676,7 +3432,7 @@
                       <w:rFonts w:ascii="Calibri" w:hAnsi="Calibri"/>
                       <w:sz w:val="20"/>
                     </w:rPr>
-                    <w:t xml:space="default">TUL</w:t>
+                    <w:t xml:space="default">CHI</w:t>
                   </w:r>
                 </w:p>
               </w:tc>
@@ -3700,7 +3456,7 @@
                       <w:rFonts w:ascii="Calibri" w:hAnsi="Calibri"/>
                       <w:sz w:val="20"/>
                     </w:rPr>
-                    <w:t xml:space="default">Climate Pledge Arena</w:t>
+                    <w:t xml:space="default">Madison Square Garden</w:t>
                   </w:r>
                 </w:p>
               </w:tc>
@@ -3724,7 +3480,7 @@
                       <w:rFonts w:ascii="Calibri" w:hAnsi="Calibri"/>
                       <w:sz w:val="20"/>
                     </w:rPr>
-                    <w:t xml:space="default">9,686</w:t>
+                    <w:t xml:space="default">9,341</w:t>
                   </w:r>
                 </w:p>
               </w:tc>
@@ -3748,7 +3504,7 @@
                       <w:rFonts w:ascii="Calibri" w:hAnsi="Calibri"/>
                       <w:sz w:val="20"/>
                     </w:rPr>
-                    <w:t xml:space="default">46</w:t>
+                    <w:t xml:space="default">-10</w:t>
                   </w:r>
                 </w:p>
               </w:tc>
@@ -3810,7 +3566,7 @@
               <w:t xml:space="preserve">Sample of Game-level WNBA data. The data indicates (among other things) which teams were playing, who won, the arena, the attendance, and whether Caitlin Clark and/or A’ja Wilson played in the game.</w:t>
             </w:r>
           </w:p>
-          <w:bookmarkEnd w:id="28"/>
+          <w:bookmarkEnd w:id="24"/>
         </w:tc>
       </w:tr>
     </w:tbl>
@@ -3840,8 +3596,8 @@
         </w:r>
       </w:hyperlink>
     </w:p>
-    <w:bookmarkEnd w:id="29"/>
-    <w:bookmarkStart w:id="35" w:name="attendance"/>
+    <w:bookmarkEnd w:id="25"/>
+    <w:bookmarkStart w:id="31" w:name="attendance"/>
     <w:p>
       <w:pPr>
         <w:pStyle w:val="Heading3"/>
@@ -3944,7 +3700,7 @@
         <w:t xml:space="preserve"> </w:t>
       </w:r>
       <w:r>
-        <w:t xml:space="preserve">However, since the pandemic, attendance has rebounded, exceeding its initial levels in 2024 and reaching new heights in 2025.</w:t>
+        <w:t xml:space="preserve">However, since the pandemic, attendance has rebounded, exceeding its initial levels by 2024 and reaching new heights in 2025.</w:t>
       </w:r>
       <w:r>
         <w:t xml:space="preserve"> </w:t>
@@ -3994,10 +3750,10 @@
         <w:t xml:space="preserve"> </w:t>
       </w:r>
       <w:r>
-        <w:t xml:space="preserve">As a superior played with less celebrity, Wilson’s effect on attendance relative to Clark’s provides additional benchmarking possibilities.</w:t>
+        <w:t xml:space="preserve">As a superior player with less celebrity, Wilson’s effect on attendance relative to Clark’s provides additional benchmarking possibilities.</w:t>
       </w:r>
     </w:p>
-    <w:bookmarkStart w:id="34" w:name="cell-fig-boxplots"/>
+    <w:bookmarkStart w:id="30" w:name="cell-fig-boxplots"/>
     <w:tbl>
       <w:tblPr>
         <w:tblStyle w:val="Table"/>
@@ -4011,7 +3767,7 @@
       <w:tr>
         <w:tc>
           <w:tcPr/>
-          <w:bookmarkStart w:id="33" w:name="fig-boxplots"/>
+          <w:bookmarkStart w:id="29" w:name="fig-boxplots"/>
           <w:p>
             <w:pPr>
               <w:pStyle w:val="Compact"/>
@@ -4022,18 +3778,18 @@
                 <wp:inline>
                   <wp:extent cx="4620126" cy="3696101"/>
                   <wp:effectExtent b="0" l="0" r="0" t="0"/>
-                  <wp:docPr descr="" title="" id="31" name="Picture"/>
+                  <wp:docPr descr="" title="" id="27" name="Picture"/>
                   <a:graphic>
                     <a:graphicData uri="http://schemas.openxmlformats.org/drawingml/2006/picture">
                       <pic:pic>
                         <pic:nvPicPr>
-                          <pic:cNvPr descr="index_files/figure-docx/fig-boxplots-1.png" id="32" name="Picture"/>
+                          <pic:cNvPr descr="index_files/figure-docx/fig-boxplots-1.png" id="28" name="Picture"/>
                           <pic:cNvPicPr>
                             <a:picLocks noChangeArrowheads="1" noChangeAspect="1"/>
                           </pic:cNvPicPr>
                         </pic:nvPicPr>
                         <pic:blipFill>
-                          <a:blip r:embed="rId30"/>
+                          <a:blip r:embed="rId26"/>
                           <a:stretch>
                             <a:fillRect/>
                           </a:stretch>
@@ -4073,7 +3829,7 @@
               <w:t xml:space="preserve">Figure 1: Distribution of WNBA game attendance by season. Note that the vertical axis has a logarithmic scale. Caitlin Clark and/or A’ja Wilson’s games are separated by color.</w:t>
             </w:r>
           </w:p>
-          <w:bookmarkEnd w:id="33"/>
+          <w:bookmarkEnd w:id="29"/>
         </w:tc>
       </w:tr>
     </w:tbl>
@@ -4103,9 +3859,9 @@
         </w:r>
       </w:hyperlink>
     </w:p>
-    <w:bookmarkEnd w:id="34"/>
-    <w:bookmarkEnd w:id="35"/>
-    <w:bookmarkStart w:id="41" w:name="arena-capacity"/>
+    <w:bookmarkEnd w:id="30"/>
+    <w:bookmarkEnd w:id="31"/>
+    <w:bookmarkStart w:id="37" w:name="arena-capacity"/>
     <w:p>
       <w:pPr>
         <w:pStyle w:val="Heading3"/>
@@ -4173,7 +3929,7 @@
         <w:t xml:space="preserve">shows the distribution of attendance as a percentage of the arena’s estimated capacity.</w:t>
       </w:r>
     </w:p>
-    <w:bookmarkStart w:id="40" w:name="cell-fig-boxplots-capacity"/>
+    <w:bookmarkStart w:id="36" w:name="cell-fig-boxplots-capacity"/>
     <w:tbl>
       <w:tblPr>
         <w:tblStyle w:val="Table"/>
@@ -4187,7 +3943,7 @@
       <w:tr>
         <w:tc>
           <w:tcPr/>
-          <w:bookmarkStart w:id="39" w:name="fig-boxplots-capacity"/>
+          <w:bookmarkStart w:id="35" w:name="fig-boxplots-capacity"/>
           <w:p>
             <w:pPr>
               <w:pStyle w:val="Compact"/>
@@ -4198,18 +3954,18 @@
                 <wp:inline>
                   <wp:extent cx="4620126" cy="3696101"/>
                   <wp:effectExtent b="0" l="0" r="0" t="0"/>
-                  <wp:docPr descr="" title="" id="37" name="Picture"/>
+                  <wp:docPr descr="" title="" id="33" name="Picture"/>
                   <a:graphic>
                     <a:graphicData uri="http://schemas.openxmlformats.org/drawingml/2006/picture">
                       <pic:pic>
                         <pic:nvPicPr>
-                          <pic:cNvPr descr="index_files/figure-docx/fig-boxplots-capacity-1.png" id="38" name="Picture"/>
+                          <pic:cNvPr descr="index_files/figure-docx/fig-boxplots-capacity-1.png" id="34" name="Picture"/>
                           <pic:cNvPicPr>
                             <a:picLocks noChangeArrowheads="1" noChangeAspect="1"/>
                           </pic:cNvPicPr>
                         </pic:nvPicPr>
                         <pic:blipFill>
-                          <a:blip r:embed="rId36"/>
+                          <a:blip r:embed="rId32"/>
                           <a:stretch>
                             <a:fillRect/>
                           </a:stretch>
@@ -4249,7 +4005,7 @@
               <w:t xml:space="preserve">Figure 2: Distribution of WNBA game attendance as a percentage of estimated arena capacity by season. Clark and Wilson games are highlighted by color.</w:t>
             </w:r>
           </w:p>
-          <w:bookmarkEnd w:id="39"/>
+          <w:bookmarkEnd w:id="35"/>
         </w:tc>
       </w:tr>
     </w:tbl>
@@ -4279,9 +4035,9 @@
         </w:r>
       </w:hyperlink>
     </w:p>
-    <w:bookmarkEnd w:id="40"/>
-    <w:bookmarkEnd w:id="41"/>
-    <w:bookmarkStart w:id="47" w:name="sec-elo"/>
+    <w:bookmarkEnd w:id="36"/>
+    <w:bookmarkEnd w:id="37"/>
+    <w:bookmarkStart w:id="43" w:name="sec-elo"/>
     <w:p>
       <w:pPr>
         <w:pStyle w:val="Heading3"/>
@@ -5329,7 +5085,7 @@
         <w:t xml:space="preserve">The recent poor performance of the Los Angeles Sparks, the 2010 dominance of the Seattle Storm, and the recent rise of the New York Liberty and Indiana Fever are easily visible.</w:t>
       </w:r>
     </w:p>
-    <w:bookmarkStart w:id="46" w:name="cell-fig-elo"/>
+    <w:bookmarkStart w:id="42" w:name="cell-fig-elo"/>
     <w:tbl>
       <w:tblPr>
         <w:tblStyle w:val="Table"/>
@@ -5343,7 +5099,7 @@
       <w:tr>
         <w:tc>
           <w:tcPr/>
-          <w:bookmarkStart w:id="45" w:name="fig-elo"/>
+          <w:bookmarkStart w:id="41" w:name="fig-elo"/>
           <w:p>
             <w:pPr>
               <w:pStyle w:val="Compact"/>
@@ -5354,18 +5110,18 @@
                 <wp:inline>
                   <wp:extent cx="4620126" cy="3696101"/>
                   <wp:effectExtent b="0" l="0" r="0" t="0"/>
-                  <wp:docPr descr="" title="" id="43" name="Picture"/>
+                  <wp:docPr descr="" title="" id="39" name="Picture"/>
                   <a:graphic>
                     <a:graphicData uri="http://schemas.openxmlformats.org/drawingml/2006/picture">
                       <pic:pic>
                         <pic:nvPicPr>
-                          <pic:cNvPr descr="index_files/figure-docx/fig-elo-1.png" id="44" name="Picture"/>
+                          <pic:cNvPr descr="index_files/figure-docx/fig-elo-1.png" id="40" name="Picture"/>
                           <pic:cNvPicPr>
                             <a:picLocks noChangeArrowheads="1" noChangeAspect="1"/>
                           </pic:cNvPicPr>
                         </pic:nvPicPr>
                         <pic:blipFill>
-                          <a:blip r:embed="rId42"/>
+                          <a:blip r:embed="rId38"/>
                           <a:stretch>
                             <a:fillRect/>
                           </a:stretch>
@@ -5405,7 +5161,7 @@
               <w:t xml:space="preserve">Figure 3: Evolution of team Elo ratings in the WNBA (1997-2025). Only franchises active in 2024 are shown. The recent poor performance of the Los Angeles Sparks, the 2010 dominance of the Seattle Storm, and the recent rise of the New York Liberty and Indiana Fever are easily visible. Note that all franchises begin with a 1500 rating.</w:t>
             </w:r>
           </w:p>
-          <w:bookmarkEnd w:id="45"/>
+          <w:bookmarkEnd w:id="41"/>
         </w:tc>
       </w:tr>
     </w:tbl>
@@ -5435,9 +5191,9 @@
         </w:r>
       </w:hyperlink>
     </w:p>
-    <w:bookmarkEnd w:id="46"/>
-    <w:bookmarkEnd w:id="47"/>
-    <w:bookmarkStart w:id="49" w:name="estimating-home-win-probability"/>
+    <w:bookmarkEnd w:id="42"/>
+    <w:bookmarkEnd w:id="43"/>
+    <w:bookmarkStart w:id="45" w:name="estimating-home-win-probability"/>
     <w:p>
       <w:pPr>
         <w:pStyle w:val="Heading3"/>
@@ -5748,7 +5504,7 @@
       <w:tr>
         <w:tc>
           <w:tcPr/>
-          <w:bookmarkStart w:id="48" w:name="tbl-calibrate"/>
+          <w:bookmarkStart w:id="44" w:name="tbl-calibrate"/>
           <w:p>
             <w:pPr>
               <w:jc w:val="center"/>
@@ -7209,7 +6965,7 @@
               </w:tc>
             </w:tr>
           </w:tbl>
-          <w:bookmarkEnd w:id="48"/>
+          <w:bookmarkEnd w:id="44"/>
         </w:tc>
       </w:tr>
     </w:tbl>
@@ -7239,9 +6995,9 @@
         </w:r>
       </w:hyperlink>
     </w:p>
-    <w:bookmarkEnd w:id="49"/>
-    <w:bookmarkEnd w:id="50"/>
-    <w:bookmarkStart w:id="80" w:name="methods"/>
+    <w:bookmarkEnd w:id="45"/>
+    <w:bookmarkEnd w:id="46"/>
+    <w:bookmarkStart w:id="77" w:name="methods"/>
     <w:p>
       <w:pPr>
         <w:pStyle w:val="Heading2"/>
@@ -7250,7 +7006,7 @@
         <w:t xml:space="preserve">3 Methods</w:t>
       </w:r>
     </w:p>
-    <w:bookmarkStart w:id="64" w:name="response-variables"/>
+    <w:bookmarkStart w:id="60" w:name="response-variables"/>
     <w:p>
       <w:pPr>
         <w:pStyle w:val="Heading3"/>
@@ -7365,7 +7121,7 @@
         <w:t xml:space="preserve"> </w:t>
       </w:r>
       <w:r>
-        <w:t xml:space="preserve">In most years, the slope appears to be positive and the curvature concave.</w:t>
+        <w:t xml:space="preserve">In most years, the slope appears to be positive and the curvature concave up.</w:t>
       </w:r>
     </w:p>
     <w:tbl>
@@ -7409,12 +7165,12 @@
                 <wp:inline>
                   <wp:extent cx="152400" cy="152400"/>
                   <wp:effectExtent b="0" l="0" r="0" t="0"/>
-                  <wp:docPr descr="" title="" id="51" name="Picture"/>
+                  <wp:docPr descr="" title="" id="47" name="Picture"/>
                   <a:graphic>
                     <a:graphicData uri="http://schemas.openxmlformats.org/drawingml/2006/picture">
                       <pic:pic>
                         <pic:nvPicPr>
-                          <pic:cNvPr descr="/opt/quarto/share/formats/docx/note.png" id="52" name="Picture"/>
+                          <pic:cNvPr descr="/opt/quarto/share/formats/docx/note.png" id="48" name="Picture"/>
                           <pic:cNvPicPr>
                             <a:picLocks noChangeArrowheads="1" noChangeAspect="1"/>
                           </pic:cNvPicPr>
@@ -7484,7 +7240,7 @@
         </w:tc>
       </w:tr>
     </w:tbl>
-    <w:bookmarkStart w:id="57" w:name="cell-fig-attendance-year"/>
+    <w:bookmarkStart w:id="53" w:name="cell-fig-attendance-year"/>
     <w:tbl>
       <w:tblPr>
         <w:tblStyle w:val="Table"/>
@@ -7498,7 +7254,7 @@
       <w:tr>
         <w:tc>
           <w:tcPr/>
-          <w:bookmarkStart w:id="56" w:name="fig-attendance-year"/>
+          <w:bookmarkStart w:id="52" w:name="fig-attendance-year"/>
           <w:p>
             <w:pPr>
               <w:pStyle w:val="Compact"/>
@@ -7509,18 +7265,18 @@
                 <wp:inline>
                   <wp:extent cx="4620126" cy="3696101"/>
                   <wp:effectExtent b="0" l="0" r="0" t="0"/>
-                  <wp:docPr descr="" title="" id="54" name="Picture"/>
+                  <wp:docPr descr="" title="" id="50" name="Picture"/>
                   <a:graphic>
                     <a:graphicData uri="http://schemas.openxmlformats.org/drawingml/2006/picture">
                       <pic:pic>
                         <pic:nvPicPr>
-                          <pic:cNvPr descr="index_files/figure-docx/fig-attendance-year-1.png" id="55" name="Picture"/>
+                          <pic:cNvPr descr="index_files/figure-docx/fig-attendance-year-1.png" id="51" name="Picture"/>
                           <pic:cNvPicPr>
                             <a:picLocks noChangeArrowheads="1" noChangeAspect="1"/>
                           </pic:cNvPicPr>
                         </pic:nvPicPr>
                         <pic:blipFill>
-                          <a:blip r:embed="rId53"/>
+                          <a:blip r:embed="rId49"/>
                           <a:stretch>
                             <a:fillRect/>
                           </a:stretch>
@@ -7557,10 +7313,10 @@
               <w:pStyle w:val="ImageCaption"/>
             </w:pPr>
             <w:r>
-              <w:t xml:space="preserve">Figure 4: WNBA attendance by season against estimated home win probability. We note that in most years, the slope of the association appears to be positive and the curvature concave.</w:t>
+              <w:t xml:space="preserve">Figure 4: WNBA attendance by season against estimated home win probability. We note that in most years, the slope of the association appears to be positive and the curvature concave up.</w:t>
             </w:r>
           </w:p>
-          <w:bookmarkEnd w:id="56"/>
+          <w:bookmarkEnd w:id="52"/>
         </w:tc>
       </w:tr>
     </w:tbl>
@@ -7590,7 +7346,7 @@
         </w:r>
       </w:hyperlink>
     </w:p>
-    <w:bookmarkEnd w:id="57"/>
+    <w:bookmarkEnd w:id="53"/>
     <w:p>
       <w:pPr>
         <w:pStyle w:val="BodyText"/>
@@ -7625,7 +7381,7 @@
         <w:t xml:space="preserve">Those sellouts are much more frequent in the last two years of data, and many of the sellouts involve Caitlin Clark.</w:t>
       </w:r>
     </w:p>
-    <w:bookmarkStart w:id="62" w:name="cell-fig-capacity-year"/>
+    <w:bookmarkStart w:id="58" w:name="cell-fig-capacity-year"/>
     <w:tbl>
       <w:tblPr>
         <w:tblStyle w:val="Table"/>
@@ -7639,7 +7395,7 @@
       <w:tr>
         <w:tc>
           <w:tcPr/>
-          <w:bookmarkStart w:id="61" w:name="fig-capacity-year"/>
+          <w:bookmarkStart w:id="57" w:name="fig-capacity-year"/>
           <w:p>
             <w:pPr>
               <w:pStyle w:val="Compact"/>
@@ -7650,18 +7406,18 @@
                 <wp:inline>
                   <wp:extent cx="4620126" cy="3696101"/>
                   <wp:effectExtent b="0" l="0" r="0" t="0"/>
-                  <wp:docPr descr="" title="" id="59" name="Picture"/>
+                  <wp:docPr descr="" title="" id="55" name="Picture"/>
                   <a:graphic>
                     <a:graphicData uri="http://schemas.openxmlformats.org/drawingml/2006/picture">
                       <pic:pic>
                         <pic:nvPicPr>
-                          <pic:cNvPr descr="index_files/figure-docx/fig-capacity-year-1.png" id="60" name="Picture"/>
+                          <pic:cNvPr descr="index_files/figure-docx/fig-capacity-year-1.png" id="56" name="Picture"/>
                           <pic:cNvPicPr>
                             <a:picLocks noChangeArrowheads="1" noChangeAspect="1"/>
                           </pic:cNvPicPr>
                         </pic:nvPicPr>
                         <pic:blipFill>
-                          <a:blip r:embed="rId58"/>
+                          <a:blip r:embed="rId54"/>
                           <a:stretch>
                             <a:fillRect/>
                           </a:stretch>
@@ -7701,7 +7457,7 @@
               <w:t xml:space="preserve">Figure 5: WNBA percentage of estimated arena capacity filled by season, against estimated home win probability. We note the edge effects caused by sellouts, which occur much more frequently in 2024 and 2025.</w:t>
             </w:r>
           </w:p>
-          <w:bookmarkEnd w:id="61"/>
+          <w:bookmarkEnd w:id="57"/>
         </w:tc>
       </w:tr>
     </w:tbl>
@@ -7731,7 +7487,7 @@
         </w:r>
       </w:hyperlink>
     </w:p>
-    <w:bookmarkEnd w:id="62"/>
+    <w:bookmarkEnd w:id="58"/>
     <w:p>
       <w:pPr>
         <w:pStyle w:val="BodyText"/>
@@ -7772,7 +7528,7 @@
         <w:t xml:space="preserve"> </w:t>
       </w:r>
       <w:r>
-        <w:t xml:space="preserve">Teams like Washington and Connecticut may have been trying to maximize the percentage of arena capacity at the expense of drawing larger crowds.</w:t>
+        <w:t xml:space="preserve">Teams like Washington and Connecticut, in order to generate more excitement in the arena and positive images on telecasts, may have been trying to maximize the percentage of arena capacity at the expense of drawing larger crowds.</w:t>
       </w:r>
       <w:r>
         <w:t xml:space="preserve"> </w:t>
@@ -7800,7 +7556,7 @@
       <w:tr>
         <w:tc>
           <w:tcPr/>
-          <w:bookmarkStart w:id="63" w:name="tbl-sellout"/>
+          <w:bookmarkStart w:id="59" w:name="tbl-sellout"/>
           <w:p>
             <w:pPr>
               <w:jc w:val="center"/>
@@ -9107,7 +8863,7 @@
               </w:tc>
             </w:tr>
           </w:tbl>
-          <w:bookmarkEnd w:id="63"/>
+          <w:bookmarkEnd w:id="59"/>
           <w:p/>
         </w:tc>
       </w:tr>
@@ -9138,8 +8894,8 @@
         </w:r>
       </w:hyperlink>
     </w:p>
-    <w:bookmarkEnd w:id="64"/>
-    <w:bookmarkStart w:id="72" w:name="sec-fan"/>
+    <w:bookmarkEnd w:id="60"/>
+    <w:bookmarkStart w:id="69" w:name="sec-fan"/>
     <w:p>
       <w:pPr>
         <w:pStyle w:val="Heading3"/>
@@ -9790,6 +9546,12 @@
       <w:r>
         <w:t xml:space="preserve">). The negative sign ensures that closely-matched opponents will have the highest values, and the square root helps to make the spread more symmetric.</w:t>
       </w:r>
+      <w:r>
+        <w:rPr>
+          <w:rStyle w:val="FootnoteReference"/>
+        </w:rPr>
+        <w:footnoteReference w:id="61"/>
+      </w:r>
     </w:p>
     <w:p>
       <w:pPr>
@@ -10042,7 +9804,7 @@
         <w:t xml:space="preserve">.</w:t>
       </w:r>
     </w:p>
-    <w:bookmarkStart w:id="71" w:name="normalization"/>
+    <w:bookmarkStart w:id="68" w:name="normalization"/>
     <w:p>
       <w:pPr>
         <w:pStyle w:val="Heading4"/>
@@ -10210,7 +9972,7 @@
       <w:tr>
         <w:tc>
           <w:tcPr/>
-          <w:bookmarkStart w:id="65" w:name="tbl-cor"/>
+          <w:bookmarkStart w:id="62" w:name="tbl-cor"/>
           <w:p>
             <w:pPr>
               <w:jc w:val="center"/>
@@ -10452,7 +10214,7 @@
               </w:tc>
             </w:tr>
           </w:tbl>
-          <w:bookmarkEnd w:id="65"/>
+          <w:bookmarkEnd w:id="62"/>
           <w:p/>
         </w:tc>
       </w:tr>
@@ -10554,7 +10316,7 @@
         <w:t xml:space="preserve">Although this metric is not used directly in our analysis, it might be considered a composite of three competing, uncorrelated notions of fan engagement.</w:t>
       </w:r>
     </w:p>
-    <w:bookmarkStart w:id="70" w:name="cell-fig-all-z"/>
+    <w:bookmarkStart w:id="67" w:name="cell-fig-all-z"/>
     <w:tbl>
       <w:tblPr>
         <w:tblStyle w:val="Table"/>
@@ -10568,7 +10330,7 @@
       <w:tr>
         <w:tc>
           <w:tcPr/>
-          <w:bookmarkStart w:id="69" w:name="fig-all-z"/>
+          <w:bookmarkStart w:id="66" w:name="fig-all-z"/>
           <w:p>
             <w:pPr>
               <w:pStyle w:val="Compact"/>
@@ -10579,18 +10341,18 @@
                 <wp:inline>
                   <wp:extent cx="4620126" cy="3696101"/>
                   <wp:effectExtent b="0" l="0" r="0" t="0"/>
-                  <wp:docPr descr="" title="" id="67" name="Picture"/>
+                  <wp:docPr descr="" title="" id="64" name="Picture"/>
                   <a:graphic>
                     <a:graphicData uri="http://schemas.openxmlformats.org/drawingml/2006/picture">
                       <pic:pic>
                         <pic:nvPicPr>
-                          <pic:cNvPr descr="index_files/figure-docx/fig-all-z-1.png" id="68" name="Picture"/>
+                          <pic:cNvPr descr="index_files/figure-docx/fig-all-z-1.png" id="65" name="Picture"/>
                           <pic:cNvPicPr>
                             <a:picLocks noChangeArrowheads="1" noChangeAspect="1"/>
                           </pic:cNvPicPr>
                         </pic:nvPicPr>
                         <pic:blipFill>
-                          <a:blip r:embed="rId66"/>
+                          <a:blip r:embed="rId63"/>
                           <a:stretch>
                             <a:fillRect/>
                           </a:stretch>
@@ -10630,7 +10392,7 @@
               <w:t xml:space="preserve">Figure 6: Distribution of normalized fan engagment measures as a function of home and away pregrame Elo ratings. The lack of correlation across these measures is obvious. The 4th panel shows the simple sum of all three measures.</w:t>
             </w:r>
           </w:p>
-          <w:bookmarkEnd w:id="69"/>
+          <w:bookmarkEnd w:id="66"/>
         </w:tc>
       </w:tr>
     </w:tbl>
@@ -10660,10 +10422,10 @@
         </w:r>
       </w:hyperlink>
     </w:p>
-    <w:bookmarkEnd w:id="70"/>
-    <w:bookmarkEnd w:id="71"/>
-    <w:bookmarkEnd w:id="72"/>
-    <w:bookmarkStart w:id="74" w:name="sec-control"/>
+    <w:bookmarkEnd w:id="67"/>
+    <w:bookmarkEnd w:id="68"/>
+    <w:bookmarkEnd w:id="69"/>
+    <w:bookmarkStart w:id="71" w:name="sec-control"/>
     <w:p>
       <w:pPr>
         <w:pStyle w:val="Heading3"/>
@@ -10677,7 +10439,7 @@
         <w:pStyle w:val="FirstParagraph"/>
       </w:pPr>
       <w:r>
-        <w:t xml:space="preserve">As time-related control variables, we include the the season (</w:t>
+        <w:t xml:space="preserve">As time-related control variables, we include the season (</w:t>
       </w:r>
       <m:oMath>
         <m:sSub>
@@ -10791,7 +10553,7 @@
         <w:rPr>
           <w:rStyle w:val="FootnoteReference"/>
         </w:rPr>
-        <w:footnoteReference w:id="73"/>
+        <w:footnoteReference w:id="70"/>
       </w:r>
       <w:r>
         <w:t xml:space="preserve">.</w:t>
@@ -10838,8 +10600,8 @@
         <w:t xml:space="preserve">, respectively).</w:t>
       </w:r>
     </w:p>
-    <w:bookmarkEnd w:id="74"/>
-    <w:bookmarkStart w:id="75" w:name="interaction"/>
+    <w:bookmarkEnd w:id="71"/>
+    <w:bookmarkStart w:id="72" w:name="interaction"/>
     <w:p>
       <w:pPr>
         <w:pStyle w:val="Heading3"/>
@@ -10896,8 +10658,8 @@
         <w:t xml:space="preserve">).</w:t>
       </w:r>
     </w:p>
-    <w:bookmarkEnd w:id="75"/>
-    <w:bookmarkStart w:id="78" w:name="sec-mod-attend"/>
+    <w:bookmarkEnd w:id="72"/>
+    <w:bookmarkStart w:id="75" w:name="sec-mod-attend"/>
     <w:p>
       <w:pPr>
         <w:pStyle w:val="Heading3"/>
@@ -11296,12 +11058,12 @@
                 <wp:inline>
                   <wp:extent cx="152400" cy="152400"/>
                   <wp:effectExtent b="0" l="0" r="0" t="0"/>
-                  <wp:docPr descr="" title="" id="76" name="Picture"/>
+                  <wp:docPr descr="" title="" id="73" name="Picture"/>
                   <a:graphic>
                     <a:graphicData uri="http://schemas.openxmlformats.org/drawingml/2006/picture">
                       <pic:pic>
                         <pic:nvPicPr>
-                          <pic:cNvPr descr="/opt/quarto/share/formats/docx/note.png" id="77" name="Picture"/>
+                          <pic:cNvPr descr="/opt/quarto/share/formats/docx/note.png" id="74" name="Picture"/>
                           <pic:cNvPicPr>
                             <a:picLocks noChangeArrowheads="1" noChangeAspect="1"/>
                           </pic:cNvPicPr>
@@ -11425,8 +11187,8 @@
         <w:t xml:space="preserve">package.</w:t>
       </w:r>
     </w:p>
-    <w:bookmarkEnd w:id="78"/>
-    <w:bookmarkStart w:id="79" w:name="sec-mod-cap"/>
+    <w:bookmarkEnd w:id="75"/>
+    <w:bookmarkStart w:id="76" w:name="sec-mod-cap"/>
     <w:p>
       <w:pPr>
         <w:pStyle w:val="Heading3"/>
@@ -11738,9 +11500,9 @@
         <w:t xml:space="preserve">defined above.</w:t>
       </w:r>
     </w:p>
-    <w:bookmarkEnd w:id="79"/>
-    <w:bookmarkEnd w:id="80"/>
-    <w:bookmarkStart w:id="126" w:name="results"/>
+    <w:bookmarkEnd w:id="76"/>
+    <w:bookmarkEnd w:id="77"/>
+    <w:bookmarkStart w:id="124" w:name="results"/>
     <w:p>
       <w:pPr>
         <w:pStyle w:val="Heading2"/>
@@ -11850,7 +11612,7 @@
         </w:r>
       </w:hyperlink>
     </w:p>
-    <w:bookmarkStart w:id="106" w:name="sec-attend"/>
+    <w:bookmarkStart w:id="104" w:name="sec-attend"/>
     <w:p>
       <w:pPr>
         <w:pStyle w:val="Heading3"/>
@@ -11859,7 +11621,7 @@
         <w:t xml:space="preserve">4.1 Modeling attendance</w:t>
       </w:r>
     </w:p>
-    <w:bookmarkStart w:id="89" w:name="baseline-effects"/>
+    <w:bookmarkStart w:id="86" w:name="baseline-effects"/>
     <w:p>
       <w:pPr>
         <w:pStyle w:val="Heading4"/>
@@ -11952,7 +11714,7 @@
       <w:tr>
         <w:tc>
           <w:tcPr/>
-          <w:bookmarkStart w:id="81" w:name="tbl-coefs"/>
+          <w:bookmarkStart w:id="78" w:name="tbl-coefs"/>
           <w:p>
             <w:pPr>
               <w:jc w:val="center"/>
@@ -12916,7 +12678,7 @@
               </w:tc>
             </w:tr>
           </w:tbl>
-          <w:bookmarkEnd w:id="81"/>
+          <w:bookmarkEnd w:id="78"/>
           <w:p/>
         </w:tc>
       </w:tr>
@@ -13130,12 +12892,12 @@
                 <wp:inline>
                   <wp:extent cx="152400" cy="152400"/>
                   <wp:effectExtent b="0" l="0" r="0" t="0"/>
-                  <wp:docPr descr="" title="" id="82" name="Picture"/>
+                  <wp:docPr descr="" title="" id="79" name="Picture"/>
                   <a:graphic>
                     <a:graphicData uri="http://schemas.openxmlformats.org/drawingml/2006/picture">
                       <pic:pic>
                         <pic:nvPicPr>
-                          <pic:cNvPr descr="/opt/quarto/share/formats/docx/note.png" id="83" name="Picture"/>
+                          <pic:cNvPr descr="/opt/quarto/share/formats/docx/note.png" id="80" name="Picture"/>
                           <pic:cNvPicPr>
                             <a:picLocks noChangeArrowheads="1" noChangeAspect="1"/>
                           </pic:cNvPicPr>
@@ -13267,7 +13029,7 @@
         <w:t xml:space="preserve">Saturday games have the highest attendance, as do games later in the season.</w:t>
       </w:r>
     </w:p>
-    <w:bookmarkStart w:id="88" w:name="cell-fig-attend-coefs"/>
+    <w:bookmarkStart w:id="85" w:name="cell-fig-attend-coefs"/>
     <w:tbl>
       <w:tblPr>
         <w:tblStyle w:val="Table"/>
@@ -13281,7 +13043,7 @@
       <w:tr>
         <w:tc>
           <w:tcPr/>
-          <w:bookmarkStart w:id="87" w:name="fig-attend-coefs"/>
+          <w:bookmarkStart w:id="84" w:name="fig-attend-coefs"/>
           <w:p>
             <w:pPr>
               <w:pStyle w:val="Compact"/>
@@ -13292,18 +13054,18 @@
                 <wp:inline>
                   <wp:extent cx="4620126" cy="3696101"/>
                   <wp:effectExtent b="0" l="0" r="0" t="0"/>
-                  <wp:docPr descr="" title="" id="85" name="Picture"/>
+                  <wp:docPr descr="" title="" id="82" name="Picture"/>
                   <a:graphic>
                     <a:graphicData uri="http://schemas.openxmlformats.org/drawingml/2006/picture">
                       <pic:pic>
                         <pic:nvPicPr>
-                          <pic:cNvPr descr="index_files/figure-docx/fig-attend-coefs-1.png" id="86" name="Picture"/>
+                          <pic:cNvPr descr="index_files/figure-docx/fig-attend-coefs-1.png" id="83" name="Picture"/>
                           <pic:cNvPicPr>
                             <a:picLocks noChangeArrowheads="1" noChangeAspect="1"/>
                           </pic:cNvPicPr>
                         </pic:nvPicPr>
                         <pic:blipFill>
-                          <a:blip r:embed="rId84"/>
+                          <a:blip r:embed="rId81"/>
                           <a:stretch>
                             <a:fillRect/>
                           </a:stretch>
@@ -13340,10 +13102,10 @@
               <w:pStyle w:val="ImageCaption"/>
             </w:pPr>
             <w:r>
-              <w:t xml:space="preserve">Figure 7: Relative magnitudes of fitted coefficients in attendance model, with 95% confidence intervals. The coefficient for the Golden State Valkyries is omitted. Coefficients of interest are highlighted. Note the relatively large size of the coefficient associated with Caitlin Clark.</w:t>
+              <w:t xml:space="preserve">Figure 7: Relative magnitudes of fitted coefficients in attendance model, with 95% confidence intervals. The coefficient for the Golden State Valkyries is omitted. Coefficients of interest are highlighted in green. Note the relatively large size of the coefficient associated with Caitlin Clark.</w:t>
             </w:r>
           </w:p>
-          <w:bookmarkEnd w:id="87"/>
+          <w:bookmarkEnd w:id="84"/>
         </w:tc>
       </w:tr>
     </w:tbl>
@@ -13373,7 +13135,7 @@
         </w:r>
       </w:hyperlink>
     </w:p>
-    <w:bookmarkEnd w:id="88"/>
+    <w:bookmarkEnd w:id="85"/>
     <w:p>
       <w:pPr>
         <w:pStyle w:val="BodyText"/>
@@ -13419,8 +13181,8 @@
         <w:t xml:space="preserve">characterizes the model’s fit.</w:t>
       </w:r>
     </w:p>
-    <w:bookmarkEnd w:id="89"/>
-    <w:bookmarkStart w:id="105" w:name="sec-annual"/>
+    <w:bookmarkEnd w:id="86"/>
+    <w:bookmarkStart w:id="103" w:name="sec-annual"/>
     <w:p>
       <w:pPr>
         <w:pStyle w:val="Heading4"/>
@@ -13498,7 +13260,7 @@
       <w:tr>
         <w:tc>
           <w:tcPr/>
-          <w:bookmarkStart w:id="90" w:name="tbl-lrt"/>
+          <w:bookmarkStart w:id="87" w:name="tbl-lrt"/>
           <w:p>
             <w:pPr>
               <w:jc w:val="center"/>
@@ -13730,7 +13492,7 @@
               </w:tc>
             </w:tr>
           </w:tbl>
-          <w:bookmarkEnd w:id="90"/>
+          <w:bookmarkEnd w:id="87"/>
           <w:p/>
         </w:tc>
       </w:tr>
@@ -13777,7 +13539,7 @@
         <w:t xml:space="preserve"> </w:t>
       </w:r>
       <w:r>
-        <w:t xml:space="preserve">isolates the changes intercept associated with each WNBA season.</w:t>
+        <w:t xml:space="preserve">isolates the change in intercept associated with each WNBA season.</w:t>
       </w:r>
       <w:r>
         <w:t xml:space="preserve"> </w:t>
@@ -13792,7 +13554,7 @@
         <w:t xml:space="preserve">Thus, after controlling for the influence of Clark and Wilson, league expected attendance has fully recovered from the COVID-19 pandemic and the malaise of the early 2000s and 2010s.</w:t>
       </w:r>
     </w:p>
-    <w:bookmarkStart w:id="95" w:name="cell-fig-season-coefs"/>
+    <w:bookmarkStart w:id="92" w:name="cell-fig-season-coefs"/>
     <w:tbl>
       <w:tblPr>
         <w:tblStyle w:val="Table"/>
@@ -13806,7 +13568,7 @@
       <w:tr>
         <w:tc>
           <w:tcPr/>
-          <w:bookmarkStart w:id="94" w:name="fig-season-coefs"/>
+          <w:bookmarkStart w:id="91" w:name="fig-season-coefs"/>
           <w:p>
             <w:pPr>
               <w:pStyle w:val="Compact"/>
@@ -13817,18 +13579,18 @@
                 <wp:inline>
                   <wp:extent cx="4620126" cy="3696101"/>
                   <wp:effectExtent b="0" l="0" r="0" t="0"/>
-                  <wp:docPr descr="" title="" id="92" name="Picture"/>
+                  <wp:docPr descr="" title="" id="89" name="Picture"/>
                   <a:graphic>
                     <a:graphicData uri="http://schemas.openxmlformats.org/drawingml/2006/picture">
                       <pic:pic>
                         <pic:nvPicPr>
-                          <pic:cNvPr descr="index_files/figure-docx/fig-season-coefs-1.png" id="93" name="Picture"/>
+                          <pic:cNvPr descr="index_files/figure-docx/fig-season-coefs-1.png" id="90" name="Picture"/>
                           <pic:cNvPicPr>
                             <a:picLocks noChangeArrowheads="1" noChangeAspect="1"/>
                           </pic:cNvPicPr>
                         </pic:nvPicPr>
                         <pic:blipFill>
-                          <a:blip r:embed="rId91"/>
+                          <a:blip r:embed="rId88"/>
                           <a:stretch>
                             <a:fillRect/>
                           </a:stretch>
@@ -13868,7 +13630,7 @@
               <w:t xml:space="preserve">Figure 8: Estimated season-level fixed effects for Tobit attendance model.</w:t>
             </w:r>
           </w:p>
-          <w:bookmarkEnd w:id="94"/>
+          <w:bookmarkEnd w:id="91"/>
         </w:tc>
       </w:tr>
     </w:tbl>
@@ -13898,7 +13660,7 @@
         </w:r>
       </w:hyperlink>
     </w:p>
-    <w:bookmarkEnd w:id="95"/>
+    <w:bookmarkEnd w:id="92"/>
     <w:p>
       <w:pPr>
         <w:pStyle w:val="BodyText"/>
@@ -13958,6 +13720,12 @@
         <w:t xml:space="preserve">, we can see that there is little to no association with attendance from the uncertainty of the outcome.</w:t>
       </w:r>
       <w:r>
+        <w:rPr>
+          <w:rStyle w:val="FootnoteReference"/>
+        </w:rPr>
+        <w:footnoteReference w:id="93"/>
+      </w:r>
+      <w:r>
         <w:t xml:space="preserve"> </w:t>
       </w:r>
       <w:r>
@@ -13967,7 +13735,7 @@
         <w:t xml:space="preserve"> </w:t>
       </w:r>
       <w:r>
-        <w:t xml:space="preserve">This suggests that fan behavior in the WNBA may becoming more similar to the behavior observed in MLB by</w:t>
+        <w:t xml:space="preserve">This suggests that fan behavior in the WNBA may be becoming more similar to the behavior observed in MLB by</w:t>
       </w:r>
       <w:r>
         <w:t xml:space="preserve"> </w:t>
@@ -13977,6 +13745,130 @@
       </w:r>
       <w:r>
         <w:t xml:space="preserve">.</w:t>
+      </w:r>
+    </w:p>
+    <w:tbl>
+      <w:tblPr>
+        <w:tblStyle w:val="Table"/>
+        <w:tblLook w:firstRow="0" w:lastRow="0" w:firstColumn="0" w:lastColumn="0" w:noHBand="0" w:noVBand="0" w:val="0000"/>
+        <w:tblBorders>
+          <w:top w:val="single" w:sz="4" w:space="0" w:color="0758E5"/>
+          <w:left w:val="single" w:sz="24" w:space="0" w:color="0758E5"/>
+          <w:bottom w:val="single" w:sz="4" w:space="0" w:color="0758E5"/>
+          <w:right w:val="single" w:sz="4" w:space="0" w:color="0758E5"/>
+        </w:tblBorders>
+        <w:tblCellMar>
+          <w:left w:w="144" w:type="dxa"/>
+          <w:right w:w="144" w:type="dxa"/>
+        </w:tblCellMar>
+        <w:tblLook w:firstRow="0" w:lastRow="0" w:firstColumn="0" w:lastColumn="0" w:noHBand="0" w:noVBand="0" w:val="0000"/>
+      </w:tblPr>
+      <w:tr>
+        <w:trPr>
+          <w:cantSplit/>
+        </w:trPr>
+        <w:tc>
+          <w:tcPr>
+            <w:shd w:color="auto" w:fill="dae6fb" w:val="clear"/>
+            <w:tcMar>
+              <w:top w:w="92" w:type="dxa"/>
+              <w:bottom w:w="92" w:type="dxa"/>
+            </w:tcMar>
+          </w:tcPr>
+          <w:p>
+            <w:pPr>
+              <w:pStyle w:val="BodyText"/>
+            </w:pPr>
+            <w:pPr>
+              <w:spacing w:before="0" w:after="0"/>
+              <w:textAlignment w:val="center"/>
+            </w:pPr>
+            <w:r>
+              <w:drawing>
+                <wp:inline>
+                  <wp:extent cx="152400" cy="152400"/>
+                  <wp:effectExtent b="0" l="0" r="0" t="0"/>
+                  <wp:docPr descr="" title="" id="94" name="Picture"/>
+                  <a:graphic>
+                    <a:graphicData uri="http://schemas.openxmlformats.org/drawingml/2006/picture">
+                      <pic:pic>
+                        <pic:nvPicPr>
+                          <pic:cNvPr descr="/opt/quarto/share/formats/docx/note.png" id="95" name="Picture"/>
+                          <pic:cNvPicPr>
+                            <a:picLocks noChangeArrowheads="1" noChangeAspect="1"/>
+                          </pic:cNvPicPr>
+                        </pic:nvPicPr>
+                        <pic:blipFill>
+                          <a:blip r:embed="rId10"/>
+                          <a:stretch>
+                            <a:fillRect/>
+                          </a:stretch>
+                        </pic:blipFill>
+                        <pic:spPr bwMode="auto">
+                          <a:xfrm>
+                            <a:off x="0" y="0"/>
+                            <a:ext cx="152400" cy="152400"/>
+                          </a:xfrm>
+                          <a:prstGeom prst="rect">
+                            <a:avLst/>
+                          </a:prstGeom>
+                          <a:noFill/>
+                          <a:ln w="9525">
+                            <a:noFill/>
+                            <a:headEnd/>
+                            <a:tailEnd/>
+                          </a:ln>
+                        </pic:spPr>
+                      </pic:pic>
+                    </a:graphicData>
+                  </a:graphic>
+                </wp:inline>
+              </w:drawing>
+            </w:r>
+            <w:r>
+              <w:t xml:space="preserve"> </w:t>
+            </w:r>
+            <w:r>
+              <w:t xml:space="preserve"> </w:t>
+            </w:r>
+            <w:r>
+              <w:t xml:space="preserve">Ben</w:t>
+            </w:r>
+          </w:p>
+        </w:tc>
+      </w:tr>
+      <w:tr>
+        <w:trPr>
+          <w:cantSplit/>
+        </w:trPr>
+        <w:tc>
+          <w:tcPr>
+            <w:tcMar>
+              <w:top w:w="108" w:type="dxa"/>
+              <w:bottom w:w="108" w:type="dxa"/>
+            </w:tcMar>
+          </w:tcPr>
+          <w:p>
+            <w:pPr>
+              <w:pStyle w:val="BodyText"/>
+            </w:pPr>
+            <w:pPr>
+              <w:spacing w:before="16" w:after="16"/>
+            </w:pPr>
+            <w:r>
+              <w:t xml:space="preserve">Say something about how this tracks with Agha and Berri.</w:t>
+            </w:r>
+          </w:p>
+          <w:p/>
+        </w:tc>
+      </w:tr>
+    </w:tbl>
+    <w:p>
+      <w:pPr>
+        <w:pStyle w:val="BodyText"/>
+      </w:pPr>
+      <w:r>
+        <w:t xml:space="preserve">Similarly, the slope associated with quality of play is always positive and generally increasing, following a steep fall after the league’s first season.</w:t>
       </w:r>
     </w:p>
     <w:tbl>
@@ -14088,130 +13980,6 @@
               <w:spacing w:before="16" w:after="16"/>
             </w:pPr>
             <w:r>
-              <w:t xml:space="preserve">Say something about how this tracks with Agha and Berri.</w:t>
-            </w:r>
-          </w:p>
-          <w:p/>
-        </w:tc>
-      </w:tr>
-    </w:tbl>
-    <w:p>
-      <w:pPr>
-        <w:pStyle w:val="BodyText"/>
-      </w:pPr>
-      <w:r>
-        <w:t xml:space="preserve">Similarly, the slope associated with quality of play is always positive and generally increasing, following a steep fall after the league’s first season.</w:t>
-      </w:r>
-    </w:p>
-    <w:tbl>
-      <w:tblPr>
-        <w:tblStyle w:val="Table"/>
-        <w:tblLook w:firstRow="0" w:lastRow="0" w:firstColumn="0" w:lastColumn="0" w:noHBand="0" w:noVBand="0" w:val="0000"/>
-        <w:tblBorders>
-          <w:top w:val="single" w:sz="4" w:space="0" w:color="0758E5"/>
-          <w:left w:val="single" w:sz="24" w:space="0" w:color="0758E5"/>
-          <w:bottom w:val="single" w:sz="4" w:space="0" w:color="0758E5"/>
-          <w:right w:val="single" w:sz="4" w:space="0" w:color="0758E5"/>
-        </w:tblBorders>
-        <w:tblCellMar>
-          <w:left w:w="144" w:type="dxa"/>
-          <w:right w:w="144" w:type="dxa"/>
-        </w:tblCellMar>
-        <w:tblLook w:firstRow="0" w:lastRow="0" w:firstColumn="0" w:lastColumn="0" w:noHBand="0" w:noVBand="0" w:val="0000"/>
-      </w:tblPr>
-      <w:tr>
-        <w:trPr>
-          <w:cantSplit/>
-        </w:trPr>
-        <w:tc>
-          <w:tcPr>
-            <w:shd w:color="auto" w:fill="dae6fb" w:val="clear"/>
-            <w:tcMar>
-              <w:top w:w="92" w:type="dxa"/>
-              <w:bottom w:w="92" w:type="dxa"/>
-            </w:tcMar>
-          </w:tcPr>
-          <w:p>
-            <w:pPr>
-              <w:pStyle w:val="BodyText"/>
-            </w:pPr>
-            <w:pPr>
-              <w:spacing w:before="0" w:after="0"/>
-              <w:textAlignment w:val="center"/>
-            </w:pPr>
-            <w:r>
-              <w:drawing>
-                <wp:inline>
-                  <wp:extent cx="152400" cy="152400"/>
-                  <wp:effectExtent b="0" l="0" r="0" t="0"/>
-                  <wp:docPr descr="" title="" id="98" name="Picture"/>
-                  <a:graphic>
-                    <a:graphicData uri="http://schemas.openxmlformats.org/drawingml/2006/picture">
-                      <pic:pic>
-                        <pic:nvPicPr>
-                          <pic:cNvPr descr="/opt/quarto/share/formats/docx/note.png" id="99" name="Picture"/>
-                          <pic:cNvPicPr>
-                            <a:picLocks noChangeArrowheads="1" noChangeAspect="1"/>
-                          </pic:cNvPicPr>
-                        </pic:nvPicPr>
-                        <pic:blipFill>
-                          <a:blip r:embed="rId10"/>
-                          <a:stretch>
-                            <a:fillRect/>
-                          </a:stretch>
-                        </pic:blipFill>
-                        <pic:spPr bwMode="auto">
-                          <a:xfrm>
-                            <a:off x="0" y="0"/>
-                            <a:ext cx="152400" cy="152400"/>
-                          </a:xfrm>
-                          <a:prstGeom prst="rect">
-                            <a:avLst/>
-                          </a:prstGeom>
-                          <a:noFill/>
-                          <a:ln w="9525">
-                            <a:noFill/>
-                            <a:headEnd/>
-                            <a:tailEnd/>
-                          </a:ln>
-                        </pic:spPr>
-                      </pic:pic>
-                    </a:graphicData>
-                  </a:graphic>
-                </wp:inline>
-              </w:drawing>
-            </w:r>
-            <w:r>
-              <w:t xml:space="preserve"> </w:t>
-            </w:r>
-            <w:r>
-              <w:t xml:space="preserve"> </w:t>
-            </w:r>
-            <w:r>
-              <w:t xml:space="preserve">Ben</w:t>
-            </w:r>
-          </w:p>
-        </w:tc>
-      </w:tr>
-      <w:tr>
-        <w:trPr>
-          <w:cantSplit/>
-        </w:trPr>
-        <w:tc>
-          <w:tcPr>
-            <w:tcMar>
-              <w:top w:w="108" w:type="dxa"/>
-              <w:bottom w:w="108" w:type="dxa"/>
-            </w:tcMar>
-          </w:tcPr>
-          <w:p>
-            <w:pPr>
-              <w:pStyle w:val="BodyText"/>
-            </w:pPr>
-            <w:pPr>
-              <w:spacing w:before="16" w:after="16"/>
-            </w:pPr>
-            <w:r>
               <w:t xml:space="preserve">I’m not sure why the quality of play initial coefficient is so high and then drops off.</w:t>
             </w:r>
           </w:p>
@@ -14259,7 +14027,7 @@
         </w:r>
       </w:hyperlink>
     </w:p>
-    <w:bookmarkStart w:id="104" w:name="cell-fig-season-slopes"/>
+    <w:bookmarkStart w:id="102" w:name="cell-fig-season-slopes"/>
     <w:tbl>
       <w:tblPr>
         <w:tblStyle w:val="Table"/>
@@ -14273,7 +14041,7 @@
       <w:tr>
         <w:tc>
           <w:tcPr/>
-          <w:bookmarkStart w:id="103" w:name="fig-season-slopes"/>
+          <w:bookmarkStart w:id="101" w:name="fig-season-slopes"/>
           <w:p>
             <w:pPr>
               <w:pStyle w:val="Compact"/>
@@ -14284,18 +14052,18 @@
                 <wp:inline>
                   <wp:extent cx="4620126" cy="3696101"/>
                   <wp:effectExtent b="0" l="0" r="0" t="0"/>
-                  <wp:docPr descr="" title="" id="101" name="Picture"/>
+                  <wp:docPr descr="" title="" id="99" name="Picture"/>
                   <a:graphic>
                     <a:graphicData uri="http://schemas.openxmlformats.org/drawingml/2006/picture">
                       <pic:pic>
                         <pic:nvPicPr>
-                          <pic:cNvPr descr="index_files/figure-docx/fig-season-slopes-1.png" id="102" name="Picture"/>
+                          <pic:cNvPr descr="index_files/figure-docx/fig-season-slopes-1.png" id="100" name="Picture"/>
                           <pic:cNvPicPr>
                             <a:picLocks noChangeArrowheads="1" noChangeAspect="1"/>
                           </pic:cNvPicPr>
                         </pic:nvPicPr>
                         <pic:blipFill>
-                          <a:blip r:embed="rId100"/>
+                          <a:blip r:embed="rId98"/>
                           <a:stretch>
                             <a:fillRect/>
                           </a:stretch>
@@ -14335,7 +14103,7 @@
               <w:t xml:space="preserve">Figure 9: Exponentiated fitted combined (main effect + interaction effect) slope coefficients for Tobit model, by season.</w:t>
             </w:r>
           </w:p>
-          <w:bookmarkEnd w:id="103"/>
+          <w:bookmarkEnd w:id="101"/>
         </w:tc>
       </w:tr>
     </w:tbl>
@@ -14365,10 +14133,10 @@
         </w:r>
       </w:hyperlink>
     </w:p>
+    <w:bookmarkEnd w:id="102"/>
+    <w:bookmarkEnd w:id="103"/>
     <w:bookmarkEnd w:id="104"/>
-    <w:bookmarkEnd w:id="105"/>
-    <w:bookmarkEnd w:id="106"/>
-    <w:bookmarkStart w:id="125" w:name="modeling-percentage-of-arena-capacity"/>
+    <w:bookmarkStart w:id="123" w:name="modeling-percentage-of-arena-capacity"/>
     <w:p>
       <w:pPr>
         <w:pStyle w:val="Heading3"/>
@@ -14463,7 +14231,7 @@
         </w:r>
       </w:hyperlink>
     </w:p>
-    <w:bookmarkStart w:id="113" w:name="main-effects"/>
+    <w:bookmarkStart w:id="111" w:name="main-effects"/>
     <w:p>
       <w:pPr>
         <w:pStyle w:val="Heading4"/>
@@ -14504,7 +14272,7 @@
       <w:tr>
         <w:tc>
           <w:tcPr/>
-          <w:bookmarkStart w:id="107" w:name="tbl-coefs2"/>
+          <w:bookmarkStart w:id="105" w:name="tbl-coefs2"/>
           <w:p>
             <w:pPr>
               <w:jc w:val="center"/>
@@ -15375,7 +15143,7 @@
               </w:tc>
             </w:tr>
           </w:tbl>
-          <w:bookmarkEnd w:id="107"/>
+          <w:bookmarkEnd w:id="105"/>
           <w:p/>
         </w:tc>
       </w:tr>
@@ -15425,7 +15193,7 @@
         <w:t xml:space="preserve">shows that…</w:t>
       </w:r>
     </w:p>
-    <w:bookmarkStart w:id="112" w:name="cell-fig-pct-coefs"/>
+    <w:bookmarkStart w:id="110" w:name="cell-fig-pct-coefs"/>
     <w:tbl>
       <w:tblPr>
         <w:tblStyle w:val="Table"/>
@@ -15439,7 +15207,7 @@
       <w:tr>
         <w:tc>
           <w:tcPr/>
-          <w:bookmarkStart w:id="111" w:name="fig-pct-coefs"/>
+          <w:bookmarkStart w:id="109" w:name="fig-pct-coefs"/>
           <w:p>
             <w:pPr>
               <w:pStyle w:val="Compact"/>
@@ -15450,18 +15218,18 @@
                 <wp:inline>
                   <wp:extent cx="4620126" cy="3696101"/>
                   <wp:effectExtent b="0" l="0" r="0" t="0"/>
-                  <wp:docPr descr="" title="" id="109" name="Picture"/>
+                  <wp:docPr descr="" title="" id="107" name="Picture"/>
                   <a:graphic>
                     <a:graphicData uri="http://schemas.openxmlformats.org/drawingml/2006/picture">
                       <pic:pic>
                         <pic:nvPicPr>
-                          <pic:cNvPr descr="index_files/figure-docx/fig-pct-coefs-1.png" id="110" name="Picture"/>
+                          <pic:cNvPr descr="index_files/figure-docx/fig-pct-coefs-1.png" id="108" name="Picture"/>
                           <pic:cNvPicPr>
                             <a:picLocks noChangeArrowheads="1" noChangeAspect="1"/>
                           </pic:cNvPicPr>
                         </pic:nvPicPr>
                         <pic:blipFill>
-                          <a:blip r:embed="rId108"/>
+                          <a:blip r:embed="rId106"/>
                           <a:stretch>
                             <a:fillRect/>
                           </a:stretch>
@@ -15501,7 +15269,7 @@
               <w:t xml:space="preserve">Figure 10: Relative magnitudes of coefficients in attendance model. Coefficients of interest are highlighted. Note the relatively large size of the coefficient associated with Caitlin Clark.</w:t>
             </w:r>
           </w:p>
-          <w:bookmarkEnd w:id="111"/>
+          <w:bookmarkEnd w:id="109"/>
         </w:tc>
       </w:tr>
     </w:tbl>
@@ -15531,7 +15299,7 @@
         </w:r>
       </w:hyperlink>
     </w:p>
-    <w:bookmarkEnd w:id="112"/>
+    <w:bookmarkEnd w:id="110"/>
     <w:p>
       <w:pPr>
         <w:pStyle w:val="BodyText"/>
@@ -15568,8 +15336,8 @@
         <w:t xml:space="preserve">show model fit metrics and analysis of variance for the percentage of estimated arena capacity models, respectively.</w:t>
       </w:r>
     </w:p>
-    <w:bookmarkEnd w:id="113"/>
-    <w:bookmarkStart w:id="124" w:name="annual-effects"/>
+    <w:bookmarkEnd w:id="111"/>
+    <w:bookmarkStart w:id="122" w:name="annual-effects"/>
     <w:p>
       <w:pPr>
         <w:pStyle w:val="Heading4"/>
@@ -15609,7 +15377,7 @@
         <w:t xml:space="preserve">In the most recent years of measurement, however, we see the league exceeding previously record-holding levels.</w:t>
       </w:r>
     </w:p>
-    <w:bookmarkStart w:id="118" w:name="cell-fig-season-coefs2"/>
+    <w:bookmarkStart w:id="116" w:name="cell-fig-season-coefs2"/>
     <w:tbl>
       <w:tblPr>
         <w:tblStyle w:val="Table"/>
@@ -15623,7 +15391,7 @@
       <w:tr>
         <w:tc>
           <w:tcPr/>
-          <w:bookmarkStart w:id="117" w:name="fig-season-coefs2"/>
+          <w:bookmarkStart w:id="115" w:name="fig-season-coefs2"/>
           <w:p>
             <w:pPr>
               <w:pStyle w:val="Compact"/>
@@ -15634,18 +15402,18 @@
                 <wp:inline>
                   <wp:extent cx="4620126" cy="3696101"/>
                   <wp:effectExtent b="0" l="0" r="0" t="0"/>
-                  <wp:docPr descr="" title="" id="115" name="Picture"/>
+                  <wp:docPr descr="" title="" id="113" name="Picture"/>
                   <a:graphic>
                     <a:graphicData uri="http://schemas.openxmlformats.org/drawingml/2006/picture">
                       <pic:pic>
                         <pic:nvPicPr>
-                          <pic:cNvPr descr="index_files/figure-docx/fig-season-coefs2-1.png" id="116" name="Picture"/>
+                          <pic:cNvPr descr="index_files/figure-docx/fig-season-coefs2-1.png" id="114" name="Picture"/>
                           <pic:cNvPicPr>
                             <a:picLocks noChangeArrowheads="1" noChangeAspect="1"/>
                           </pic:cNvPicPr>
                         </pic:nvPicPr>
                         <pic:blipFill>
-                          <a:blip r:embed="rId114"/>
+                          <a:blip r:embed="rId112"/>
                           <a:stretch>
                             <a:fillRect/>
                           </a:stretch>
@@ -15685,7 +15453,7 @@
               <w:t xml:space="preserve">Figure 11: Estimated season-level fixed effects for percentage of arena capacity models.</w:t>
             </w:r>
           </w:p>
-          <w:bookmarkEnd w:id="117"/>
+          <w:bookmarkEnd w:id="115"/>
         </w:tc>
       </w:tr>
     </w:tbl>
@@ -15715,7 +15483,7 @@
         </w:r>
       </w:hyperlink>
     </w:p>
-    <w:bookmarkEnd w:id="118"/>
+    <w:bookmarkEnd w:id="116"/>
     <w:p>
       <w:pPr>
         <w:pStyle w:val="BodyText"/>
@@ -15735,7 +15503,7 @@
         <w:t xml:space="preserve">shows that…??</w:t>
       </w:r>
     </w:p>
-    <w:bookmarkStart w:id="123" w:name="cell-fig-season-slopes2"/>
+    <w:bookmarkStart w:id="121" w:name="cell-fig-season-slopes2"/>
     <w:tbl>
       <w:tblPr>
         <w:tblStyle w:val="Table"/>
@@ -15749,7 +15517,7 @@
       <w:tr>
         <w:tc>
           <w:tcPr/>
-          <w:bookmarkStart w:id="122" w:name="fig-season-slopes2"/>
+          <w:bookmarkStart w:id="120" w:name="fig-season-slopes2"/>
           <w:p>
             <w:pPr>
               <w:pStyle w:val="Compact"/>
@@ -15760,18 +15528,18 @@
                 <wp:inline>
                   <wp:extent cx="4620126" cy="3696101"/>
                   <wp:effectExtent b="0" l="0" r="0" t="0"/>
-                  <wp:docPr descr="" title="" id="120" name="Picture"/>
+                  <wp:docPr descr="" title="" id="118" name="Picture"/>
                   <a:graphic>
                     <a:graphicData uri="http://schemas.openxmlformats.org/drawingml/2006/picture">
                       <pic:pic>
                         <pic:nvPicPr>
-                          <pic:cNvPr descr="index_files/figure-docx/fig-season-slopes2-1.png" id="121" name="Picture"/>
+                          <pic:cNvPr descr="index_files/figure-docx/fig-season-slopes2-1.png" id="119" name="Picture"/>
                           <pic:cNvPicPr>
                             <a:picLocks noChangeArrowheads="1" noChangeAspect="1"/>
                           </pic:cNvPicPr>
                         </pic:nvPicPr>
                         <pic:blipFill>
-                          <a:blip r:embed="rId119"/>
+                          <a:blip r:embed="rId117"/>
                           <a:stretch>
                             <a:fillRect/>
                           </a:stretch>
@@ -15811,7 +15579,7 @@
               <w:t xml:space="preserve">Figure 12: Estimated season-level changes in slopes for percentage of arena capacity models.</w:t>
             </w:r>
           </w:p>
-          <w:bookmarkEnd w:id="122"/>
+          <w:bookmarkEnd w:id="120"/>
         </w:tc>
       </w:tr>
     </w:tbl>
@@ -15841,11 +15609,11 @@
         </w:r>
       </w:hyperlink>
     </w:p>
+    <w:bookmarkEnd w:id="121"/>
+    <w:bookmarkEnd w:id="122"/>
     <w:bookmarkEnd w:id="123"/>
     <w:bookmarkEnd w:id="124"/>
-    <w:bookmarkEnd w:id="125"/>
-    <w:bookmarkEnd w:id="126"/>
-    <w:bookmarkStart w:id="130" w:name="conclusion"/>
+    <w:bookmarkStart w:id="128" w:name="conclusion"/>
     <w:p>
       <w:pPr>
         <w:pStyle w:val="Heading2"/>
@@ -15854,13 +15622,23 @@
         <w:t xml:space="preserve">5 Conclusion</w:t>
       </w:r>
     </w:p>
-    <w:bookmarkStart w:id="127" w:name="limitations"/>
+    <w:bookmarkStart w:id="125" w:name="key-results"/>
     <w:p>
       <w:pPr>
         <w:pStyle w:val="Heading3"/>
       </w:pPr>
       <w:r>
-        <w:t xml:space="preserve">5.1 Limitations</w:t>
+        <w:t xml:space="preserve">5.1 Key results</w:t>
+      </w:r>
+    </w:p>
+    <w:bookmarkEnd w:id="125"/>
+    <w:bookmarkStart w:id="126" w:name="limitations"/>
+    <w:p>
+      <w:pPr>
+        <w:pStyle w:val="Heading3"/>
+      </w:pPr>
+      <w:r>
+        <w:t xml:space="preserve">5.2 Limitations</w:t>
       </w:r>
     </w:p>
     <w:p>
@@ -15900,29 +15678,27 @@
         <w:t xml:space="preserve">Defining periods by hand would require subjective decisions about the timing of structural breaks and would risk introducing researcher bias into the analysis.</w:t>
       </w:r>
     </w:p>
-    <w:bookmarkEnd w:id="127"/>
-    <w:bookmarkStart w:id="128" w:name="future-work"/>
+    <w:bookmarkEnd w:id="126"/>
+    <w:bookmarkStart w:id="127" w:name="future-work"/>
     <w:p>
       <w:pPr>
         <w:pStyle w:val="Heading3"/>
       </w:pPr>
       <w:r>
-        <w:t xml:space="preserve">5.2 Future work</w:t>
+        <w:t xml:space="preserve">5.3 Future work</w:t>
       </w:r>
     </w:p>
-    <w:bookmarkEnd w:id="128"/>
-    <w:bookmarkStart w:id="129" w:name="discussion"/>
     <w:p>
       <w:pPr>
-        <w:pStyle w:val="Heading3"/>
+        <w:pStyle w:val="FirstParagraph"/>
       </w:pPr>
       <w:r>
-        <w:t xml:space="preserve">5.3 Discussion</w:t>
+        <w:t xml:space="preserve">possibly testing different definitions of UOH and Loss Aversion</w:t>
       </w:r>
     </w:p>
-    <w:bookmarkEnd w:id="129"/>
-    <w:bookmarkEnd w:id="130"/>
-    <w:bookmarkStart w:id="181" w:name="references"/>
+    <w:bookmarkEnd w:id="127"/>
+    <w:bookmarkEnd w:id="128"/>
+    <w:bookmarkStart w:id="179" w:name="references"/>
     <w:p>
       <w:pPr>
         <w:pStyle w:val="Heading2"/>
@@ -15931,8 +15707,8 @@
         <w:t xml:space="preserve">References</w:t>
       </w:r>
     </w:p>
-    <w:bookmarkStart w:id="180" w:name="refs"/>
-    <w:bookmarkStart w:id="132" w:name="ref-AghaBerri2023"/>
+    <w:bookmarkStart w:id="178" w:name="refs"/>
+    <w:bookmarkStart w:id="130" w:name="ref-AghaBerri2023"/>
     <w:p>
       <w:pPr>
         <w:pStyle w:val="Bibliography"/>
@@ -15965,7 +15741,7 @@
       <w:r>
         <w:t xml:space="preserve"> </w:t>
       </w:r>
-      <w:hyperlink r:id="rId131">
+      <w:hyperlink r:id="rId129">
         <w:r>
           <w:rPr>
             <w:rStyle w:val="Hyperlink"/>
@@ -15977,8 +15753,8 @@
         <w:t xml:space="preserve">.</w:t>
       </w:r>
     </w:p>
-    <w:bookmarkEnd w:id="132"/>
-    <w:bookmarkStart w:id="134" w:name="ref-CoatesHumphreysZhou2014"/>
+    <w:bookmarkEnd w:id="130"/>
+    <w:bookmarkStart w:id="132" w:name="ref-CoatesHumphreysZhou2014"/>
     <w:p>
       <w:pPr>
         <w:pStyle w:val="Bibliography"/>
@@ -16011,7 +15787,7 @@
       <w:r>
         <w:t xml:space="preserve"> </w:t>
       </w:r>
-      <w:hyperlink r:id="rId133">
+      <w:hyperlink r:id="rId131">
         <w:r>
           <w:rPr>
             <w:rStyle w:val="Hyperlink"/>
@@ -16023,8 +15799,8 @@
         <w:t xml:space="preserve">.</w:t>
       </w:r>
     </w:p>
-    <w:bookmarkEnd w:id="134"/>
-    <w:bookmarkStart w:id="136" w:name="ref-davis2008interaction"/>
+    <w:bookmarkEnd w:id="132"/>
+    <w:bookmarkStart w:id="134" w:name="ref-davis2008interaction"/>
     <w:p>
       <w:pPr>
         <w:pStyle w:val="Bibliography"/>
@@ -16057,7 +15833,7 @@
       <w:r>
         <w:t xml:space="preserve"> </w:t>
       </w:r>
-      <w:hyperlink r:id="rId135">
+      <w:hyperlink r:id="rId133">
         <w:r>
           <w:rPr>
             <w:rStyle w:val="Hyperlink"/>
@@ -16069,8 +15845,8 @@
         <w:t xml:space="preserve">.</w:t>
       </w:r>
     </w:p>
-    <w:bookmarkEnd w:id="136"/>
-    <w:bookmarkStart w:id="138" w:name="ref-davis2009analyzing"/>
+    <w:bookmarkEnd w:id="134"/>
+    <w:bookmarkStart w:id="136" w:name="ref-davis2009analyzing"/>
     <w:p>
       <w:pPr>
         <w:pStyle w:val="Bibliography"/>
@@ -16103,7 +15879,7 @@
       <w:r>
         <w:t xml:space="preserve"> </w:t>
       </w:r>
-      <w:hyperlink r:id="rId137">
+      <w:hyperlink r:id="rId135">
         <w:r>
           <w:rPr>
             <w:rStyle w:val="Hyperlink"/>
@@ -16115,8 +15891,8 @@
         <w:t xml:space="preserve">.</w:t>
       </w:r>
     </w:p>
-    <w:bookmarkEnd w:id="138"/>
-    <w:bookmarkStart w:id="140" w:name="ref-delia2020psychological"/>
+    <w:bookmarkEnd w:id="136"/>
+    <w:bookmarkStart w:id="138" w:name="ref-delia2020psychological"/>
     <w:p>
       <w:pPr>
         <w:pStyle w:val="Bibliography"/>
@@ -16149,7 +15925,7 @@
       <w:r>
         <w:t xml:space="preserve"> </w:t>
       </w:r>
-      <w:hyperlink r:id="rId139">
+      <w:hyperlink r:id="rId137">
         <w:r>
           <w:rPr>
             <w:rStyle w:val="Hyperlink"/>
@@ -16161,8 +15937,8 @@
         <w:t xml:space="preserve">.</w:t>
       </w:r>
     </w:p>
-    <w:bookmarkEnd w:id="140"/>
-    <w:bookmarkStart w:id="142" w:name="ref-deschriver2002determinants"/>
+    <w:bookmarkEnd w:id="138"/>
+    <w:bookmarkStart w:id="140" w:name="ref-deschriver2002determinants"/>
     <w:p>
       <w:pPr>
         <w:pStyle w:val="Bibliography"/>
@@ -16195,7 +15971,7 @@
       <w:r>
         <w:t xml:space="preserve"> </w:t>
       </w:r>
-      <w:hyperlink r:id="rId141">
+      <w:hyperlink r:id="rId139">
         <w:r>
           <w:rPr>
             <w:rStyle w:val="Hyperlink"/>
@@ -16207,8 +15983,8 @@
         <w:t xml:space="preserve">.</w:t>
       </w:r>
     </w:p>
-    <w:bookmarkEnd w:id="142"/>
-    <w:bookmarkStart w:id="143" w:name="ref-Elo1978"/>
+    <w:bookmarkEnd w:id="140"/>
+    <w:bookmarkStart w:id="141" w:name="ref-Elo1978"/>
     <w:p>
       <w:pPr>
         <w:pStyle w:val="Bibliography"/>
@@ -16230,8 +16006,8 @@
         <w:t xml:space="preserve">. New York: Arco Publishing.</w:t>
       </w:r>
     </w:p>
-    <w:bookmarkEnd w:id="143"/>
-    <w:bookmarkStart w:id="145" w:name="ref-garcia2020betting"/>
+    <w:bookmarkEnd w:id="141"/>
+    <w:bookmarkStart w:id="143" w:name="ref-garcia2020betting"/>
     <w:p>
       <w:pPr>
         <w:pStyle w:val="Bibliography"/>
@@ -16264,7 +16040,7 @@
       <w:r>
         <w:t xml:space="preserve"> </w:t>
       </w:r>
-      <w:hyperlink r:id="rId144">
+      <w:hyperlink r:id="rId142">
         <w:r>
           <w:rPr>
             <w:rStyle w:val="Hyperlink"/>
@@ -16276,8 +16052,8 @@
         <w:t xml:space="preserve">.</w:t>
       </w:r>
     </w:p>
-    <w:bookmarkEnd w:id="145"/>
-    <w:bookmarkStart w:id="147" w:name="ref-hutchinson_gilani_2021_wehoop"/>
+    <w:bookmarkEnd w:id="143"/>
+    <w:bookmarkStart w:id="145" w:name="ref-hutchinson_gilani_2021_wehoop"/>
     <w:p>
       <w:pPr>
         <w:pStyle w:val="Bibliography"/>
@@ -16313,7 +16089,7 @@
       <w:r>
         <w:t xml:space="preserve"> </w:t>
       </w:r>
-      <w:hyperlink r:id="rId146">
+      <w:hyperlink r:id="rId144">
         <w:r>
           <w:rPr>
             <w:rStyle w:val="Hyperlink"/>
@@ -16325,8 +16101,8 @@
         <w:t xml:space="preserve">.</w:t>
       </w:r>
     </w:p>
-    <w:bookmarkEnd w:id="147"/>
-    <w:bookmarkStart w:id="149" w:name="ref-guest2018fan"/>
+    <w:bookmarkEnd w:id="145"/>
+    <w:bookmarkStart w:id="147" w:name="ref-guest2018fan"/>
     <w:p>
       <w:pPr>
         <w:pStyle w:val="Bibliography"/>
@@ -16359,7 +16135,7 @@
       <w:r>
         <w:t xml:space="preserve"> </w:t>
       </w:r>
-      <w:hyperlink r:id="rId148">
+      <w:hyperlink r:id="rId146">
         <w:r>
           <w:rPr>
             <w:rStyle w:val="Hyperlink"/>
@@ -16371,8 +16147,8 @@
         <w:t xml:space="preserve">.</w:t>
       </w:r>
     </w:p>
-    <w:bookmarkEnd w:id="149"/>
-    <w:bookmarkStart w:id="151" w:name="ref-horowitz2007if"/>
+    <w:bookmarkEnd w:id="147"/>
+    <w:bookmarkStart w:id="149" w:name="ref-horowitz2007if"/>
     <w:p>
       <w:pPr>
         <w:pStyle w:val="Bibliography"/>
@@ -16405,7 +16181,7 @@
       <w:r>
         <w:t xml:space="preserve"> </w:t>
       </w:r>
-      <w:hyperlink r:id="rId150">
+      <w:hyperlink r:id="rId148">
         <w:r>
           <w:rPr>
             <w:rStyle w:val="Hyperlink"/>
@@ -16417,8 +16193,8 @@
         <w:t xml:space="preserve">.</w:t>
       </w:r>
     </w:p>
-    <w:bookmarkEnd w:id="151"/>
-    <w:bookmarkStart w:id="153" w:name="ref-kim2023winning"/>
+    <w:bookmarkEnd w:id="149"/>
+    <w:bookmarkStart w:id="151" w:name="ref-kim2023winning"/>
     <w:p>
       <w:pPr>
         <w:pStyle w:val="Bibliography"/>
@@ -16451,7 +16227,7 @@
       <w:r>
         <w:t xml:space="preserve"> </w:t>
       </w:r>
-      <w:hyperlink r:id="rId152">
+      <w:hyperlink r:id="rId150">
         <w:r>
           <w:rPr>
             <w:rStyle w:val="Hyperlink"/>
@@ -16463,8 +16239,8 @@
         <w:t xml:space="preserve">.</w:t>
       </w:r>
     </w:p>
-    <w:bookmarkEnd w:id="153"/>
-    <w:bookmarkStart w:id="155" w:name="ref-lemke2010estimating"/>
+    <w:bookmarkEnd w:id="151"/>
+    <w:bookmarkStart w:id="153" w:name="ref-lemke2010estimating"/>
     <w:p>
       <w:pPr>
         <w:pStyle w:val="Bibliography"/>
@@ -16497,7 +16273,7 @@
       <w:r>
         <w:t xml:space="preserve"> </w:t>
       </w:r>
-      <w:hyperlink r:id="rId154">
+      <w:hyperlink r:id="rId152">
         <w:r>
           <w:rPr>
             <w:rStyle w:val="Hyperlink"/>
@@ -16509,8 +16285,8 @@
         <w:t xml:space="preserve">.</w:t>
       </w:r>
     </w:p>
-    <w:bookmarkEnd w:id="155"/>
-    <w:bookmarkStart w:id="157" w:name="ref-leslie2022football"/>
+    <w:bookmarkEnd w:id="153"/>
+    <w:bookmarkStart w:id="155" w:name="ref-leslie2022football"/>
     <w:p>
       <w:pPr>
         <w:pStyle w:val="Bibliography"/>
@@ -16543,7 +16319,7 @@
       <w:r>
         <w:t xml:space="preserve"> </w:t>
       </w:r>
-      <w:hyperlink r:id="rId156">
+      <w:hyperlink r:id="rId154">
         <w:r>
           <w:rPr>
             <w:rStyle w:val="Hyperlink"/>
@@ -16555,8 +16331,8 @@
         <w:t xml:space="preserve">.</w:t>
       </w:r>
     </w:p>
-    <w:bookmarkEnd w:id="157"/>
-    <w:bookmarkStart w:id="159" w:name="ref-mackinnon1985some"/>
+    <w:bookmarkEnd w:id="155"/>
+    <w:bookmarkStart w:id="157" w:name="ref-mackinnon1985some"/>
     <w:p>
       <w:pPr>
         <w:pStyle w:val="Bibliography"/>
@@ -16589,7 +16365,7 @@
       <w:r>
         <w:t xml:space="preserve"> </w:t>
       </w:r>
-      <w:hyperlink r:id="rId158">
+      <w:hyperlink r:id="rId156">
         <w:r>
           <w:rPr>
             <w:rStyle w:val="Hyperlink"/>
@@ -16601,8 +16377,8 @@
         <w:t xml:space="preserve">.</w:t>
       </w:r>
     </w:p>
-    <w:bookmarkEnd w:id="159"/>
-    <w:bookmarkStart w:id="161" w:name="ref-mcdonald1980uses"/>
+    <w:bookmarkEnd w:id="157"/>
+    <w:bookmarkStart w:id="159" w:name="ref-mcdonald1980uses"/>
     <w:p>
       <w:pPr>
         <w:pStyle w:val="Bibliography"/>
@@ -16644,7 +16420,7 @@
       <w:r>
         <w:t xml:space="preserve"> </w:t>
       </w:r>
-      <w:hyperlink r:id="rId160">
+      <w:hyperlink r:id="rId158">
         <w:r>
           <w:rPr>
             <w:rStyle w:val="Hyperlink"/>
@@ -16656,8 +16432,8 @@
         <w:t xml:space="preserve">.</w:t>
       </w:r>
     </w:p>
-    <w:bookmarkEnd w:id="161"/>
-    <w:bookmarkStart w:id="162" w:name="ref-noll1974attendance"/>
+    <w:bookmarkEnd w:id="159"/>
+    <w:bookmarkStart w:id="160" w:name="ref-noll1974attendance"/>
     <w:p>
       <w:pPr>
         <w:pStyle w:val="Bibliography"/>
@@ -16679,8 +16455,8 @@
         <w:t xml:space="preserve">. Edited by Roger G Noll. Washington, D.C.: Brookings Institution.</w:t>
       </w:r>
     </w:p>
-    <w:bookmarkEnd w:id="162"/>
-    <w:bookmarkStart w:id="164" w:name="ref-papke1996econometric"/>
+    <w:bookmarkEnd w:id="160"/>
+    <w:bookmarkStart w:id="162" w:name="ref-papke1996econometric"/>
     <w:p>
       <w:pPr>
         <w:pStyle w:val="Bibliography"/>
@@ -16713,7 +16489,7 @@
       <w:r>
         <w:t xml:space="preserve"> </w:t>
       </w:r>
-      <w:hyperlink r:id="rId163">
+      <w:hyperlink r:id="rId161">
         <w:r>
           <w:rPr>
             <w:rStyle w:val="Hyperlink"/>
@@ -16725,8 +16501,8 @@
         <w:t xml:space="preserve">.</w:t>
       </w:r>
     </w:p>
-    <w:bookmarkEnd w:id="164"/>
-    <w:bookmarkStart w:id="166" w:name="ref-paul2019attendance"/>
+    <w:bookmarkEnd w:id="162"/>
+    <w:bookmarkStart w:id="164" w:name="ref-paul2019attendance"/>
     <w:p>
       <w:pPr>
         <w:pStyle w:val="Bibliography"/>
@@ -16759,7 +16535,7 @@
       <w:r>
         <w:t xml:space="preserve"> </w:t>
       </w:r>
-      <w:hyperlink r:id="rId165">
+      <w:hyperlink r:id="rId163">
         <w:r>
           <w:rPr>
             <w:rStyle w:val="Hyperlink"/>
@@ -16771,8 +16547,8 @@
         <w:t xml:space="preserve">.</w:t>
       </w:r>
     </w:p>
-    <w:bookmarkEnd w:id="166"/>
-    <w:bookmarkStart w:id="167" w:name="ref-PerlineNobleStoldt2018"/>
+    <w:bookmarkEnd w:id="164"/>
+    <w:bookmarkStart w:id="165" w:name="ref-PerlineNobleStoldt2018"/>
     <w:p>
       <w:pPr>
         <w:pStyle w:val="Bibliography"/>
@@ -16815,8 +16591,8 @@
         <w:t xml:space="preserve">21.</w:t>
       </w:r>
     </w:p>
-    <w:bookmarkEnd w:id="167"/>
-    <w:bookmarkStart w:id="169" w:name="ref-wasserstein2016asa"/>
+    <w:bookmarkEnd w:id="165"/>
+    <w:bookmarkStart w:id="167" w:name="ref-wasserstein2016asa"/>
     <w:p>
       <w:pPr>
         <w:pStyle w:val="Bibliography"/>
@@ -16849,7 +16625,7 @@
       <w:r>
         <w:t xml:space="preserve"> </w:t>
       </w:r>
-      <w:hyperlink r:id="rId168">
+      <w:hyperlink r:id="rId166">
         <w:r>
           <w:rPr>
             <w:rStyle w:val="Hyperlink"/>
@@ -16861,8 +16637,8 @@
         <w:t xml:space="preserve">.</w:t>
       </w:r>
     </w:p>
-    <w:bookmarkEnd w:id="169"/>
-    <w:bookmarkStart w:id="171" w:name="ref-wasserstein2019moving"/>
+    <w:bookmarkEnd w:id="167"/>
+    <w:bookmarkStart w:id="169" w:name="ref-wasserstein2019moving"/>
     <w:p>
       <w:pPr>
         <w:pStyle w:val="Bibliography"/>
@@ -16904,7 +16680,7 @@
       <w:r>
         <w:t xml:space="preserve"> </w:t>
       </w:r>
-      <w:hyperlink r:id="rId170">
+      <w:hyperlink r:id="rId168">
         <w:r>
           <w:rPr>
             <w:rStyle w:val="Hyperlink"/>
@@ -16916,8 +16692,8 @@
         <w:t xml:space="preserve">.</w:t>
       </w:r>
     </w:p>
-    <w:bookmarkEnd w:id="171"/>
-    <w:bookmarkStart w:id="173" w:name="ref-wiseman2003team"/>
+    <w:bookmarkEnd w:id="169"/>
+    <w:bookmarkStart w:id="171" w:name="ref-wiseman2003team"/>
     <w:p>
       <w:pPr>
         <w:pStyle w:val="Bibliography"/>
@@ -16950,7 +16726,7 @@
       <w:r>
         <w:t xml:space="preserve"> </w:t>
       </w:r>
-      <w:hyperlink r:id="rId172">
+      <w:hyperlink r:id="rId170">
         <w:r>
           <w:rPr>
             <w:rStyle w:val="Hyperlink"/>
@@ -16962,8 +16738,8 @@
         <w:t xml:space="preserve">.</w:t>
       </w:r>
     </w:p>
-    <w:bookmarkEnd w:id="173"/>
-    <w:bookmarkStart w:id="175" w:name="ref-wnba2024recordseason"/>
+    <w:bookmarkEnd w:id="171"/>
+    <w:bookmarkStart w:id="173" w:name="ref-wnba2024recordseason"/>
     <w:p>
       <w:pPr>
         <w:pStyle w:val="Bibliography"/>
@@ -16980,7 +16756,7 @@
       <w:r>
         <w:t xml:space="preserve"> </w:t>
       </w:r>
-      <w:hyperlink r:id="rId174">
+      <w:hyperlink r:id="rId172">
         <w:r>
           <w:rPr>
             <w:rStyle w:val="Hyperlink"/>
@@ -16992,8 +16768,8 @@
         <w:t xml:space="preserve">.</w:t>
       </w:r>
     </w:p>
-    <w:bookmarkEnd w:id="175"/>
-    <w:bookmarkStart w:id="177" w:name="ref-woltring2018attendance"/>
+    <w:bookmarkEnd w:id="173"/>
+    <w:bookmarkStart w:id="175" w:name="ref-woltring2018attendance"/>
     <w:p>
       <w:pPr>
         <w:pStyle w:val="Bibliography"/>
@@ -17023,7 +16799,7 @@
       <w:r>
         <w:t xml:space="preserve"> </w:t>
       </w:r>
-      <w:hyperlink r:id="rId176">
+      <w:hyperlink r:id="rId174">
         <w:r>
           <w:rPr>
             <w:rStyle w:val="Hyperlink"/>
@@ -17035,8 +16811,8 @@
         <w:t xml:space="preserve">.</w:t>
       </w:r>
     </w:p>
-    <w:bookmarkEnd w:id="177"/>
-    <w:bookmarkStart w:id="179" w:name="ref-AcrossTheTimeline"/>
+    <w:bookmarkEnd w:id="175"/>
+    <w:bookmarkStart w:id="177" w:name="ref-AcrossTheTimeline"/>
     <w:p>
       <w:pPr>
         <w:pStyle w:val="Bibliography"/>
@@ -17060,7 +16836,7 @@
       <w:r>
         <w:t xml:space="preserve"> </w:t>
       </w:r>
-      <w:hyperlink r:id="rId178">
+      <w:hyperlink r:id="rId176">
         <w:r>
           <w:rPr>
             <w:rStyle w:val="Hyperlink"/>
@@ -17072,10 +16848,10 @@
         <w:t xml:space="preserve">.</w:t>
       </w:r>
     </w:p>
+    <w:bookmarkEnd w:id="177"/>
+    <w:bookmarkEnd w:id="178"/>
     <w:bookmarkEnd w:id="179"/>
-    <w:bookmarkEnd w:id="180"/>
-    <w:bookmarkEnd w:id="181"/>
-    <w:bookmarkStart w:id="215" w:name="appendix"/>
+    <w:bookmarkStart w:id="213" w:name="appendix"/>
     <w:p>
       <w:pPr>
         <w:pStyle w:val="Heading2"/>
@@ -17084,7 +16860,7 @@
         <w:t xml:space="preserve">6 Appendix</w:t>
       </w:r>
     </w:p>
-    <w:bookmarkStart w:id="187" w:name="distribution-of-fan-engagement"/>
+    <w:bookmarkStart w:id="185" w:name="distribution-of-fan-engagement"/>
     <w:p>
       <w:pPr>
         <w:pStyle w:val="Heading3"/>
@@ -17093,7 +16869,7 @@
         <w:t xml:space="preserve">6.1 Distribution of fan engagement</w:t>
       </w:r>
     </w:p>
-    <w:bookmarkStart w:id="186" w:name="cell-fig-rescaled"/>
+    <w:bookmarkStart w:id="184" w:name="cell-fig-rescaled"/>
     <w:tbl>
       <w:tblPr>
         <w:tblStyle w:val="Table"/>
@@ -17107,7 +16883,7 @@
       <w:tr>
         <w:tc>
           <w:tcPr/>
-          <w:bookmarkStart w:id="185" w:name="fig-rescaled"/>
+          <w:bookmarkStart w:id="183" w:name="fig-rescaled"/>
           <w:p>
             <w:pPr>
               <w:pStyle w:val="Compact"/>
@@ -17118,18 +16894,18 @@
                 <wp:inline>
                   <wp:extent cx="4620126" cy="3696101"/>
                   <wp:effectExtent b="0" l="0" r="0" t="0"/>
-                  <wp:docPr descr="" title="" id="183" name="Picture"/>
+                  <wp:docPr descr="" title="" id="181" name="Picture"/>
                   <a:graphic>
                     <a:graphicData uri="http://schemas.openxmlformats.org/drawingml/2006/picture">
                       <pic:pic>
                         <pic:nvPicPr>
-                          <pic:cNvPr descr="index_files/figure-docx/fig-rescaled-1.png" id="184" name="Picture"/>
+                          <pic:cNvPr descr="index_files/figure-docx/fig-rescaled-1.png" id="182" name="Picture"/>
                           <pic:cNvPicPr>
                             <a:picLocks noChangeArrowheads="1" noChangeAspect="1"/>
                           </pic:cNvPicPr>
                         </pic:nvPicPr>
                         <pic:blipFill>
-                          <a:blip r:embed="rId182"/>
+                          <a:blip r:embed="rId180"/>
                           <a:stretch>
                             <a:fillRect/>
                           </a:stretch>
@@ -17169,7 +16945,7 @@
               <w:t xml:space="preserve">Figure 13: Distribution of fan engagement variables after rescaling.</w:t>
             </w:r>
           </w:p>
-          <w:bookmarkEnd w:id="185"/>
+          <w:bookmarkEnd w:id="183"/>
         </w:tc>
       </w:tr>
     </w:tbl>
@@ -17199,9 +16975,9 @@
         </w:r>
       </w:hyperlink>
     </w:p>
-    <w:bookmarkEnd w:id="186"/>
-    <w:bookmarkEnd w:id="187"/>
-    <w:bookmarkStart w:id="208" w:name="X9ace4710bf5d1740b4f2eb03d92c7bb21252161"/>
+    <w:bookmarkEnd w:id="184"/>
+    <w:bookmarkEnd w:id="185"/>
+    <w:bookmarkStart w:id="206" w:name="X9ace4710bf5d1740b4f2eb03d92c7bb21252161"/>
     <w:p>
       <w:pPr>
         <w:pStyle w:val="Heading3"/>
@@ -17210,7 +16986,7 @@
         <w:t xml:space="preserve">6.2 Relationship between attendance and fan engagement</w:t>
       </w:r>
     </w:p>
-    <w:bookmarkStart w:id="192" w:name="cell-fig-attend-f1"/>
+    <w:bookmarkStart w:id="190" w:name="cell-fig-attend-f1"/>
     <w:tbl>
       <w:tblPr>
         <w:tblStyle w:val="Table"/>
@@ -17224,7 +17000,7 @@
       <w:tr>
         <w:tc>
           <w:tcPr/>
-          <w:bookmarkStart w:id="191" w:name="fig-attend-f1"/>
+          <w:bookmarkStart w:id="189" w:name="fig-attend-f1"/>
           <w:p>
             <w:pPr>
               <w:pStyle w:val="Compact"/>
@@ -17235,18 +17011,18 @@
                 <wp:inline>
                   <wp:extent cx="4620126" cy="3696101"/>
                   <wp:effectExtent b="0" l="0" r="0" t="0"/>
-                  <wp:docPr descr="" title="" id="189" name="Picture"/>
+                  <wp:docPr descr="" title="" id="187" name="Picture"/>
                   <a:graphic>
                     <a:graphicData uri="http://schemas.openxmlformats.org/drawingml/2006/picture">
                       <pic:pic>
                         <pic:nvPicPr>
-                          <pic:cNvPr descr="index_files/figure-docx/fig-attend-f1-1.png" id="190" name="Picture"/>
+                          <pic:cNvPr descr="index_files/figure-docx/fig-attend-f1-1.png" id="188" name="Picture"/>
                           <pic:cNvPicPr>
                             <a:picLocks noChangeArrowheads="1" noChangeAspect="1"/>
                           </pic:cNvPicPr>
                         </pic:nvPicPr>
                         <pic:blipFill>
-                          <a:blip r:embed="rId188"/>
+                          <a:blip r:embed="rId186"/>
                           <a:stretch>
                             <a:fillRect/>
                           </a:stretch>
@@ -17286,7 +17062,7 @@
               <w:t xml:space="preserve">Figure 14: WNBA game attendance by season, against normalized quality of play.</w:t>
             </w:r>
           </w:p>
-          <w:bookmarkEnd w:id="191"/>
+          <w:bookmarkEnd w:id="189"/>
         </w:tc>
       </w:tr>
     </w:tbl>
@@ -17316,8 +17092,8 @@
         </w:r>
       </w:hyperlink>
     </w:p>
-    <w:bookmarkEnd w:id="192"/>
-    <w:bookmarkStart w:id="197" w:name="cell-fig-attend-f2"/>
+    <w:bookmarkEnd w:id="190"/>
+    <w:bookmarkStart w:id="195" w:name="cell-fig-attend-f2"/>
     <w:tbl>
       <w:tblPr>
         <w:tblStyle w:val="Table"/>
@@ -17331,7 +17107,7 @@
       <w:tr>
         <w:tc>
           <w:tcPr/>
-          <w:bookmarkStart w:id="196" w:name="fig-attend-f2"/>
+          <w:bookmarkStart w:id="194" w:name="fig-attend-f2"/>
           <w:p>
             <w:pPr>
               <w:pStyle w:val="Compact"/>
@@ -17342,18 +17118,18 @@
                 <wp:inline>
                   <wp:extent cx="4620126" cy="3696101"/>
                   <wp:effectExtent b="0" l="0" r="0" t="0"/>
-                  <wp:docPr descr="" title="" id="194" name="Picture"/>
+                  <wp:docPr descr="" title="" id="192" name="Picture"/>
                   <a:graphic>
                     <a:graphicData uri="http://schemas.openxmlformats.org/drawingml/2006/picture">
                       <pic:pic>
                         <pic:nvPicPr>
-                          <pic:cNvPr descr="index_files/figure-docx/fig-attend-f2-1.png" id="195" name="Picture"/>
+                          <pic:cNvPr descr="index_files/figure-docx/fig-attend-f2-1.png" id="193" name="Picture"/>
                           <pic:cNvPicPr>
                             <a:picLocks noChangeArrowheads="1" noChangeAspect="1"/>
                           </pic:cNvPicPr>
                         </pic:nvPicPr>
                         <pic:blipFill>
-                          <a:blip r:embed="rId193"/>
+                          <a:blip r:embed="rId191"/>
                           <a:stretch>
                             <a:fillRect/>
                           </a:stretch>
@@ -17393,7 +17169,7 @@
               <w:t xml:space="preserve">Figure 15: WNBA game attendance by season, against normalized uncertainty of outcome.</w:t>
             </w:r>
           </w:p>
-          <w:bookmarkEnd w:id="196"/>
+          <w:bookmarkEnd w:id="194"/>
         </w:tc>
       </w:tr>
     </w:tbl>
@@ -17423,8 +17199,8 @@
         </w:r>
       </w:hyperlink>
     </w:p>
-    <w:bookmarkEnd w:id="197"/>
-    <w:bookmarkStart w:id="202" w:name="cell-fig-capacity-f1"/>
+    <w:bookmarkEnd w:id="195"/>
+    <w:bookmarkStart w:id="200" w:name="cell-fig-capacity-f1"/>
     <w:tbl>
       <w:tblPr>
         <w:tblStyle w:val="Table"/>
@@ -17438,7 +17214,7 @@
       <w:tr>
         <w:tc>
           <w:tcPr/>
-          <w:bookmarkStart w:id="201" w:name="fig-capacity-f1"/>
+          <w:bookmarkStart w:id="199" w:name="fig-capacity-f1"/>
           <w:p>
             <w:pPr>
               <w:pStyle w:val="Compact"/>
@@ -17449,18 +17225,18 @@
                 <wp:inline>
                   <wp:extent cx="4620126" cy="3696101"/>
                   <wp:effectExtent b="0" l="0" r="0" t="0"/>
-                  <wp:docPr descr="" title="" id="199" name="Picture"/>
+                  <wp:docPr descr="" title="" id="197" name="Picture"/>
                   <a:graphic>
                     <a:graphicData uri="http://schemas.openxmlformats.org/drawingml/2006/picture">
                       <pic:pic>
                         <pic:nvPicPr>
-                          <pic:cNvPr descr="index_files/figure-docx/fig-capacity-f1-1.png" id="200" name="Picture"/>
+                          <pic:cNvPr descr="index_files/figure-docx/fig-capacity-f1-1.png" id="198" name="Picture"/>
                           <pic:cNvPicPr>
                             <a:picLocks noChangeArrowheads="1" noChangeAspect="1"/>
                           </pic:cNvPicPr>
                         </pic:nvPicPr>
                         <pic:blipFill>
-                          <a:blip r:embed="rId198"/>
+                          <a:blip r:embed="rId196"/>
                           <a:stretch>
                             <a:fillRect/>
                           </a:stretch>
@@ -17500,7 +17276,7 @@
               <w:t xml:space="preserve">Figure 16: asd</w:t>
             </w:r>
           </w:p>
-          <w:bookmarkEnd w:id="201"/>
+          <w:bookmarkEnd w:id="199"/>
         </w:tc>
       </w:tr>
     </w:tbl>
@@ -17530,8 +17306,8 @@
         </w:r>
       </w:hyperlink>
     </w:p>
-    <w:bookmarkEnd w:id="202"/>
-    <w:bookmarkStart w:id="207" w:name="cell-fig-capacity-f2"/>
+    <w:bookmarkEnd w:id="200"/>
+    <w:bookmarkStart w:id="205" w:name="cell-fig-capacity-f2"/>
     <w:tbl>
       <w:tblPr>
         <w:tblStyle w:val="Table"/>
@@ -17545,7 +17321,7 @@
       <w:tr>
         <w:tc>
           <w:tcPr/>
-          <w:bookmarkStart w:id="206" w:name="fig-capacity-f2"/>
+          <w:bookmarkStart w:id="204" w:name="fig-capacity-f2"/>
           <w:p>
             <w:pPr>
               <w:pStyle w:val="Compact"/>
@@ -17556,18 +17332,18 @@
                 <wp:inline>
                   <wp:extent cx="4620126" cy="3696101"/>
                   <wp:effectExtent b="0" l="0" r="0" t="0"/>
-                  <wp:docPr descr="" title="" id="204" name="Picture"/>
+                  <wp:docPr descr="" title="" id="202" name="Picture"/>
                   <a:graphic>
                     <a:graphicData uri="http://schemas.openxmlformats.org/drawingml/2006/picture">
                       <pic:pic>
                         <pic:nvPicPr>
-                          <pic:cNvPr descr="index_files/figure-docx/fig-capacity-f2-1.png" id="205" name="Picture"/>
+                          <pic:cNvPr descr="index_files/figure-docx/fig-capacity-f2-1.png" id="203" name="Picture"/>
                           <pic:cNvPicPr>
                             <a:picLocks noChangeArrowheads="1" noChangeAspect="1"/>
                           </pic:cNvPicPr>
                         </pic:nvPicPr>
                         <pic:blipFill>
-                          <a:blip r:embed="rId203"/>
+                          <a:blip r:embed="rId201"/>
                           <a:stretch>
                             <a:fillRect/>
                           </a:stretch>
@@ -17607,7 +17383,7 @@
               <w:t xml:space="preserve">Figure 17: asd</w:t>
             </w:r>
           </w:p>
-          <w:bookmarkEnd w:id="206"/>
+          <w:bookmarkEnd w:id="204"/>
         </w:tc>
       </w:tr>
     </w:tbl>
@@ -17637,9 +17413,9 @@
         </w:r>
       </w:hyperlink>
     </w:p>
-    <w:bookmarkEnd w:id="207"/>
-    <w:bookmarkEnd w:id="208"/>
-    <w:bookmarkStart w:id="211" w:name="sec-fit-tobit"/>
+    <w:bookmarkEnd w:id="205"/>
+    <w:bookmarkEnd w:id="206"/>
+    <w:bookmarkStart w:id="209" w:name="sec-fit-tobit"/>
     <w:p>
       <w:pPr>
         <w:pStyle w:val="Heading3"/>
@@ -17661,7 +17437,7 @@
       <w:tr>
         <w:tc>
           <w:tcPr/>
-          <w:bookmarkStart w:id="209" w:name="tbl-glance"/>
+          <w:bookmarkStart w:id="207" w:name="tbl-glance"/>
           <w:p>
             <w:pPr>
               <w:jc w:val="center"/>
@@ -17853,7 +17629,7 @@
               </w:tc>
             </w:tr>
           </w:tbl>
-          <w:bookmarkEnd w:id="209"/>
+          <w:bookmarkEnd w:id="207"/>
           <w:p/>
         </w:tc>
       </w:tr>
@@ -17905,7 +17681,7 @@
       <w:tr>
         <w:tc>
           <w:tcPr/>
-          <w:bookmarkStart w:id="210" w:name="tbl-anova-tobit"/>
+          <w:bookmarkStart w:id="208" w:name="tbl-anova-tobit"/>
           <w:p>
             <w:pPr>
               <w:jc w:val="center"/>
@@ -19133,7 +18909,7 @@
               </w:tc>
             </w:tr>
           </w:tbl>
-          <w:bookmarkEnd w:id="210"/>
+          <w:bookmarkEnd w:id="208"/>
           <w:p/>
         </w:tc>
       </w:tr>
@@ -19164,8 +18940,8 @@
         </w:r>
       </w:hyperlink>
     </w:p>
-    <w:bookmarkEnd w:id="211"/>
-    <w:bookmarkStart w:id="214" w:name="sec-fit-papke"/>
+    <w:bookmarkEnd w:id="209"/>
+    <w:bookmarkStart w:id="212" w:name="sec-fit-papke"/>
     <w:p>
       <w:pPr>
         <w:pStyle w:val="Heading3"/>
@@ -19187,7 +18963,7 @@
       <w:tr>
         <w:tc>
           <w:tcPr/>
-          <w:bookmarkStart w:id="212" w:name="tbl-glance2"/>
+          <w:bookmarkStart w:id="210" w:name="tbl-glance2"/>
           <w:p>
             <w:pPr>
               <w:jc w:val="center"/>
@@ -19434,7 +19210,7 @@
               </w:tc>
             </w:tr>
           </w:tbl>
-          <w:bookmarkEnd w:id="212"/>
+          <w:bookmarkEnd w:id="210"/>
           <w:p/>
         </w:tc>
       </w:tr>
@@ -19486,7 +19262,7 @@
       <w:tr>
         <w:tc>
           <w:tcPr/>
-          <w:bookmarkStart w:id="213" w:name="tbl-anova2"/>
+          <w:bookmarkStart w:id="211" w:name="tbl-anova2"/>
           <w:p>
             <w:pPr>
               <w:jc w:val="center"/>
@@ -20719,7 +20495,7 @@
               </w:tc>
             </w:tr>
           </w:tbl>
-          <w:bookmarkEnd w:id="213"/>
+          <w:bookmarkEnd w:id="211"/>
           <w:p/>
         </w:tc>
       </w:tr>
@@ -20750,8 +20526,8 @@
         </w:r>
       </w:hyperlink>
     </w:p>
-    <w:bookmarkEnd w:id="214"/>
-    <w:bookmarkEnd w:id="215"/>
+    <w:bookmarkEnd w:id="212"/>
+    <w:bookmarkEnd w:id="213"/>
     <w:sectPr>
       <w:footnotePr>
         <w:numRestart w:val="eachSect"/>
@@ -20781,7 +20557,7 @@
       </w:r>
     </w:p>
   </w:footnote>
-  <w:footnote w:id="27">
+  <w:footnote w:id="23">
     <w:p>
       <w:pPr>
         <w:pStyle w:val="FootnoteText"/>
@@ -20800,7 +20576,26 @@
       </w:r>
     </w:p>
   </w:footnote>
-  <w:footnote w:id="73">
+  <w:footnote w:id="61">
+    <w:p>
+      <w:pPr>
+        <w:pStyle w:val="FootnoteText"/>
+      </w:pPr>
+      <w:r>
+        <w:rPr>
+          <w:rStyle w:val="FootnoteReference"/>
+        </w:rPr>
+        <w:footnoteRef/>
+      </w:r>
+      <w:r>
+        <w:t xml:space="preserve"> </w:t>
+      </w:r>
+      <w:r>
+        <w:t xml:space="preserve">It is possible that this formulation might misidentify how fans view outcome uncertainty. That is, fans might not seek exactly equal team strength across the two opponents, but rather would be just as satisfied as long as there is sufficient uncertainty.</w:t>
+      </w:r>
+    </w:p>
+  </w:footnote>
+  <w:footnote w:id="70">
     <w:p>
       <w:pPr>
         <w:pStyle w:val="FootnoteText"/>
@@ -20832,6 +20627,25 @@
       </w:r>
       <w:r>
         <w:t xml:space="preserve">package. Because the population and median income statistics were available at irregular time periods (due to the COVID-19 pandemic and other factors), impute missing values using a cubic spline for interpolated values and the last observation carried forward (or backward) for extraploted values.</w:t>
+      </w:r>
+    </w:p>
+  </w:footnote>
+  <w:footnote w:id="93">
+    <w:p>
+      <w:pPr>
+        <w:pStyle w:val="FootnoteText"/>
+      </w:pPr>
+      <w:r>
+        <w:rPr>
+          <w:rStyle w:val="FootnoteReference"/>
+        </w:rPr>
+        <w:footnoteRef/>
+      </w:r>
+      <w:r>
+        <w:t xml:space="preserve"> </w:t>
+      </w:r>
+      <w:r>
+        <w:t xml:space="preserve">See the previous note about possible misspecification of the uncertainty of outcome response.</w:t>
       </w:r>
     </w:p>
   </w:footnote>

--- a/index.docx
+++ b/index.docx
@@ -39,7 +39,7 @@
         <w:pStyle w:val="Date"/>
       </w:pPr>
       <w:r>
-        <w:t xml:space="preserve">2026-07-08</w:t>
+        <w:t xml:space="preserve">2026-07-10</w:t>
       </w:r>
     </w:p>
     <w:p>
@@ -136,7 +136,7 @@
         </w:r>
       </w:hyperlink>
     </w:p>
-    <w:bookmarkStart w:id="18" w:name="sec-intro"/>
+    <w:bookmarkStart w:id="13" w:name="sec-intro"/>
     <w:p>
       <w:pPr>
         <w:pStyle w:val="Heading2"/>
@@ -230,7 +230,7 @@
         <w:t xml:space="preserve">Specifically, we focus on whether on-court factors are becoming more important to WNBA game attendance in recent years.</w:t>
       </w:r>
     </w:p>
-    <w:bookmarkStart w:id="15" w:name="Xd2e284202717398cdbaebcfbf2b0a1f4c6214f8"/>
+    <w:bookmarkStart w:id="10" w:name="Xd2e284202717398cdbaebcfbf2b0a1f4c6214f8"/>
     <w:p>
       <w:pPr>
         <w:pStyle w:val="Heading3"/>
@@ -273,7 +273,7 @@
         <w:t xml:space="preserve"> </w:t>
       </w:r>
       <w:r>
-        <w:t xml:space="preserve">use more recent behavioral economics models to suggest that people evaluate gains and losses relative to a reference point and tend to dislike losses more than they like equivalent wins.</w:t>
+        <w:t xml:space="preserve">use more recent behavioral economics models to suggest that people evaluate gains and losses relative to a reference point and place greater weight on avoiding expected losses than on achieving comparable gains. Rather than predicting a simple linear relationship between attendance and win probability, their model theorizes that attendance relates non-linearly to win probability.</w:t>
       </w:r>
       <w:r>
         <w:t xml:space="preserve"> </w:t>
@@ -301,163 +301,6 @@
       </w:r>
       <w:r>
         <w:t xml:space="preserve">These frameworks together suggest that attendance decisions are sensitive not only to team quality, but to expectations about competitive performance and likely game outcomes.</w:t>
-      </w:r>
-    </w:p>
-    <w:tbl>
-      <w:tblPr>
-        <w:tblStyle w:val="Table"/>
-        <w:tblLook w:firstRow="0" w:lastRow="0" w:firstColumn="0" w:lastColumn="0" w:noHBand="0" w:noVBand="0" w:val="0000"/>
-        <w:tblBorders>
-          <w:top w:val="single" w:sz="4" w:space="0" w:color="0758E5"/>
-          <w:left w:val="single" w:sz="24" w:space="0" w:color="0758E5"/>
-          <w:bottom w:val="single" w:sz="4" w:space="0" w:color="0758E5"/>
-          <w:right w:val="single" w:sz="4" w:space="0" w:color="0758E5"/>
-        </w:tblBorders>
-        <w:tblCellMar>
-          <w:left w:w="144" w:type="dxa"/>
-          <w:right w:w="144" w:type="dxa"/>
-        </w:tblCellMar>
-        <w:tblLook w:firstRow="0" w:lastRow="0" w:firstColumn="0" w:lastColumn="0" w:noHBand="0" w:noVBand="0" w:val="0000"/>
-      </w:tblPr>
-      <w:tr>
-        <w:trPr>
-          <w:cantSplit/>
-        </w:trPr>
-        <w:tc>
-          <w:tcPr>
-            <w:shd w:color="auto" w:fill="dae6fb" w:val="clear"/>
-            <w:tcMar>
-              <w:top w:w="92" w:type="dxa"/>
-              <w:bottom w:w="92" w:type="dxa"/>
-            </w:tcMar>
-          </w:tcPr>
-          <w:p>
-            <w:pPr>
-              <w:pStyle w:val="BodyText"/>
-            </w:pPr>
-            <w:pPr>
-              <w:spacing w:before="0" w:after="0"/>
-              <w:textAlignment w:val="center"/>
-            </w:pPr>
-            <w:r>
-              <w:drawing>
-                <wp:inline>
-                  <wp:extent cx="152400" cy="152400"/>
-                  <wp:effectExtent b="0" l="0" r="0" t="0"/>
-                  <wp:docPr descr="" title="" id="11" name="Picture"/>
-                  <a:graphic>
-                    <a:graphicData uri="http://schemas.openxmlformats.org/drawingml/2006/picture">
-                      <pic:pic>
-                        <pic:nvPicPr>
-                          <pic:cNvPr descr="/opt/quarto/share/formats/docx/note.png" id="12" name="Picture"/>
-                          <pic:cNvPicPr>
-                            <a:picLocks noChangeArrowheads="1" noChangeAspect="1"/>
-                          </pic:cNvPicPr>
-                        </pic:nvPicPr>
-                        <pic:blipFill>
-                          <a:blip r:embed="rId10"/>
-                          <a:stretch>
-                            <a:fillRect/>
-                          </a:stretch>
-                        </pic:blipFill>
-                        <pic:spPr bwMode="auto">
-                          <a:xfrm>
-                            <a:off x="0" y="0"/>
-                            <a:ext cx="152400" cy="152400"/>
-                          </a:xfrm>
-                          <a:prstGeom prst="rect">
-                            <a:avLst/>
-                          </a:prstGeom>
-                          <a:noFill/>
-                          <a:ln w="9525">
-                            <a:noFill/>
-                            <a:headEnd/>
-                            <a:tailEnd/>
-                          </a:ln>
-                        </pic:spPr>
-                      </pic:pic>
-                    </a:graphicData>
-                  </a:graphic>
-                </wp:inline>
-              </w:drawing>
-            </w:r>
-            <w:r>
-              <w:t xml:space="preserve"> </w:t>
-            </w:r>
-            <w:r>
-              <w:t xml:space="preserve"> </w:t>
-            </w:r>
-            <w:r>
-              <w:t xml:space="preserve">Ben</w:t>
-            </w:r>
-          </w:p>
-        </w:tc>
-      </w:tr>
-      <w:tr>
-        <w:trPr>
-          <w:cantSplit/>
-        </w:trPr>
-        <w:tc>
-          <w:tcPr>
-            <w:tcMar>
-              <w:top w:w="108" w:type="dxa"/>
-              <w:bottom w:w="108" w:type="dxa"/>
-            </w:tcMar>
-          </w:tcPr>
-          <w:p>
-            <w:pPr>
-              <w:pStyle w:val="BodyText"/>
-            </w:pPr>
-            <w:pPr>
-              <w:spacing w:before="16" w:after="16"/>
-            </w:pPr>
-            <w:r>
-              <w:t xml:space="preserve">Let’s say more about expected utility and non-linearity</w:t>
-            </w:r>
-          </w:p>
-          <w:p/>
-        </w:tc>
-      </w:tr>
-    </w:tbl>
-    <w:p>
-      <w:pPr>
-        <w:pStyle w:val="BodyText"/>
-      </w:pPr>
-      <w:r>
-        <w:t xml:space="preserve">In the first study in sports economics that sought to empirically identify the factors that affected attendance,</w:t>
-      </w:r>
-      <w:r>
-        <w:t xml:space="preserve"> </w:t>
-      </w:r>
-      <w:r>
-        <w:t xml:space="preserve">Noll (1974)</w:t>
-      </w:r>
-      <w:r>
-        <w:t xml:space="preserve"> </w:t>
-      </w:r>
-      <w:r>
-        <w:t xml:space="preserve">considered data from MLB, the NFL, NHL, NBA and ABA (American Basketball Association) for the 1969-70 and 1970-71 seasons and found that demand was a function of population, interactions of income with star players, team win percentage, and per capita income.</w:t>
-      </w:r>
-      <w:r>
-        <w:t xml:space="preserve"> </w:t>
-      </w:r>
-      <w:r>
-        <w:t xml:space="preserve">Multiple subsequent studies on men’s professional team sports continued to find a statistically significant correlation between team quality and attendance.</w:t>
-      </w:r>
-      <w:r>
-        <w:t xml:space="preserve"> </w:t>
-      </w:r>
-      <w:r>
-        <w:t xml:space="preserve">Differences in the literature over how to measure team quality (wins, wins lagged, number of championships in past years, win probability, star power), attendance (logs, lags, linear regression or censored), the inclusion of control variables and non-linear forms also emerged</w:t>
-      </w:r>
-      <w:r>
-        <w:t xml:space="preserve"> </w:t>
-      </w:r>
-      <w:r>
-        <w:t xml:space="preserve">(Wiseman and Chatterjee 2003; Woltring 2018; Kim and Chang 2023; DeSchriver and Jensen 2002; Paul et al. 2019)</w:t>
-      </w:r>
-      <w:r>
-        <w:t xml:space="preserve">.</w:t>
       </w:r>
     </w:p>
     <w:p>
@@ -465,7 +308,40 @@
         <w:pStyle w:val="BodyText"/>
       </w:pPr>
       <w:r>
-        <w:t xml:space="preserve">Studies of attendance and winning percentage often consider the latter as causing the former.</w:t>
+        <w:t xml:space="preserve">In the first study in sports economics that sought to empirically identify the factors that affected attendance,</w:t>
+      </w:r>
+      <w:r>
+        <w:t xml:space="preserve"> </w:t>
+      </w:r>
+      <w:r>
+        <w:t xml:space="preserve">Noll (1974)</w:t>
+      </w:r>
+      <w:r>
+        <w:t xml:space="preserve"> </w:t>
+      </w:r>
+      <w:r>
+        <w:t xml:space="preserve">considered data from MLB, the NFL, NHL, NBA and ABA (American Basketball Association) for the 1969-70 and 1970-71 seasons and found that demand was a function of population, interactions of income with star players, team win percentage, and per capita income.</w:t>
+      </w:r>
+      <w:r>
+        <w:t xml:space="preserve"> </w:t>
+      </w:r>
+      <w:r>
+        <w:t xml:space="preserve">Multiple subsequent studies on men’s professional team sports continued to find a statistically significant correlation between team quality and attendance.</w:t>
+      </w:r>
+      <w:r>
+        <w:t xml:space="preserve"> </w:t>
+      </w:r>
+      <w:r>
+        <w:t xml:space="preserve">Differences in the literature over how to measure team quality (wins, wins lagged, number of championships in past years, win probability, star power), attendance (logs, lags, linear regression or censored), the inclusion of control variables and nonlinear forms also emerged</w:t>
+      </w:r>
+      <w:r>
+        <w:t xml:space="preserve"> </w:t>
+      </w:r>
+      <w:r>
+        <w:t xml:space="preserve">(Wiseman and Chatterjee 2003; Woltring 2018; Kim and Chang 2023; DeSchriver and Jensen 2002; Paul et al. 2019)</w:t>
+      </w:r>
+      <w:r>
+        <w:t xml:space="preserve">.</w:t>
       </w:r>
     </w:p>
     <w:p>
@@ -473,6 +349,12 @@
         <w:pStyle w:val="BodyText"/>
       </w:pPr>
       <w:r>
+        <w:t xml:space="preserve">Studies of attendance and winning percentage often consider the latter as causing the former.</w:t>
+      </w:r>
+      <w:r>
+        <w:t xml:space="preserve"> </w:t>
+      </w:r>
+      <w:r>
         <w:t xml:space="preserve">Davis (2008)</w:t>
       </w:r>
       <w:r>
@@ -535,140 +417,7 @@
       <w:r>
         <w:t xml:space="preserve">found attendance increases as home team win probability increases.</w:t>
       </w:r>
-      <w:r>
-        <w:t xml:space="preserve"> </w:t>
-      </w:r>
-      <w:r>
-        <w:t xml:space="preserve">There is evidence that causation may run from attendance to winning percentage, but the bulk of the literature has found the other way.</w:t>
-      </w:r>
     </w:p>
-    <w:tbl>
-      <w:tblPr>
-        <w:tblStyle w:val="Table"/>
-        <w:tblLook w:firstRow="0" w:lastRow="0" w:firstColumn="0" w:lastColumn="0" w:noHBand="0" w:noVBand="0" w:val="0000"/>
-        <w:tblBorders>
-          <w:top w:val="single" w:sz="4" w:space="0" w:color="0758E5"/>
-          <w:left w:val="single" w:sz="24" w:space="0" w:color="0758E5"/>
-          <w:bottom w:val="single" w:sz="4" w:space="0" w:color="0758E5"/>
-          <w:right w:val="single" w:sz="4" w:space="0" w:color="0758E5"/>
-        </w:tblBorders>
-        <w:tblCellMar>
-          <w:left w:w="144" w:type="dxa"/>
-          <w:right w:w="144" w:type="dxa"/>
-        </w:tblCellMar>
-        <w:tblLook w:firstRow="0" w:lastRow="0" w:firstColumn="0" w:lastColumn="0" w:noHBand="0" w:noVBand="0" w:val="0000"/>
-      </w:tblPr>
-      <w:tr>
-        <w:trPr>
-          <w:cantSplit/>
-        </w:trPr>
-        <w:tc>
-          <w:tcPr>
-            <w:shd w:color="auto" w:fill="dae6fb" w:val="clear"/>
-            <w:tcMar>
-              <w:top w:w="92" w:type="dxa"/>
-              <w:bottom w:w="92" w:type="dxa"/>
-            </w:tcMar>
-          </w:tcPr>
-          <w:p>
-            <w:pPr>
-              <w:pStyle w:val="BodyText"/>
-            </w:pPr>
-            <w:pPr>
-              <w:spacing w:before="0" w:after="0"/>
-              <w:textAlignment w:val="center"/>
-            </w:pPr>
-            <w:r>
-              <w:drawing>
-                <wp:inline>
-                  <wp:extent cx="152400" cy="152400"/>
-                  <wp:effectExtent b="0" l="0" r="0" t="0"/>
-                  <wp:docPr descr="" title="" id="13" name="Picture"/>
-                  <a:graphic>
-                    <a:graphicData uri="http://schemas.openxmlformats.org/drawingml/2006/picture">
-                      <pic:pic>
-                        <pic:nvPicPr>
-                          <pic:cNvPr descr="/opt/quarto/share/formats/docx/note.png" id="14" name="Picture"/>
-                          <pic:cNvPicPr>
-                            <a:picLocks noChangeArrowheads="1" noChangeAspect="1"/>
-                          </pic:cNvPicPr>
-                        </pic:nvPicPr>
-                        <pic:blipFill>
-                          <a:blip r:embed="rId10"/>
-                          <a:stretch>
-                            <a:fillRect/>
-                          </a:stretch>
-                        </pic:blipFill>
-                        <pic:spPr bwMode="auto">
-                          <a:xfrm>
-                            <a:off x="0" y="0"/>
-                            <a:ext cx="152400" cy="152400"/>
-                          </a:xfrm>
-                          <a:prstGeom prst="rect">
-                            <a:avLst/>
-                          </a:prstGeom>
-                          <a:noFill/>
-                          <a:ln w="9525">
-                            <a:noFill/>
-                            <a:headEnd/>
-                            <a:tailEnd/>
-                          </a:ln>
-                        </pic:spPr>
-                      </pic:pic>
-                    </a:graphicData>
-                  </a:graphic>
-                </wp:inline>
-              </w:drawing>
-            </w:r>
-            <w:r>
-              <w:t xml:space="preserve"> </w:t>
-            </w:r>
-            <w:r>
-              <w:t xml:space="preserve"> </w:t>
-            </w:r>
-            <w:r>
-              <w:t xml:space="preserve">Ben</w:t>
-            </w:r>
-          </w:p>
-        </w:tc>
-      </w:tr>
-      <w:tr>
-        <w:trPr>
-          <w:cantSplit/>
-        </w:trPr>
-        <w:tc>
-          <w:tcPr>
-            <w:tcMar>
-              <w:top w:w="108" w:type="dxa"/>
-              <w:bottom w:w="108" w:type="dxa"/>
-            </w:tcMar>
-          </w:tcPr>
-          <w:p>
-            <w:pPr>
-              <w:pStyle w:val="BodyText"/>
-            </w:pPr>
-            <w:pPr>
-              <w:spacing w:before="16"/>
-            </w:pPr>
-            <w:r>
-              <w:t xml:space="preserve">What evidence? We should cite something if there is evidence.</w:t>
-            </w:r>
-          </w:p>
-          <w:p>
-            <w:pPr>
-              <w:pStyle w:val="BodyText"/>
-            </w:pPr>
-            <w:pPr>
-              <w:spacing w:after="16"/>
-            </w:pPr>
-            <w:r>
-              <w:t xml:space="preserve">Also, really? Attendance causes winning percentage to rise???</w:t>
-            </w:r>
-          </w:p>
-          <w:p/>
-        </w:tc>
-      </w:tr>
-    </w:tbl>
     <w:p>
       <w:pPr>
         <w:pStyle w:val="BodyText"/>
@@ -710,8 +459,8 @@
         <w:t xml:space="preserve">They hypothesize that the difference in the competitive balance of the men’s and women’s games could be one cause of lower revenue generation and attendance in the women’s game.</w:t>
       </w:r>
     </w:p>
-    <w:bookmarkEnd w:id="15"/>
-    <w:bookmarkStart w:id="16" w:name="why-is-the-wnba-different"/>
+    <w:bookmarkEnd w:id="10"/>
+    <w:bookmarkStart w:id="11" w:name="why-is-the-wnba-different"/>
     <w:p>
       <w:pPr>
         <w:pStyle w:val="Heading3"/>
@@ -857,8 +606,8 @@
         <w:t xml:space="preserve">This conception of the WNBA as fundamentally different from the NBA is dangerous both to the league’s reputation and future growth, motivating our more thorough examination of game attendance in the context of the league’s history.</w:t>
       </w:r>
     </w:p>
-    <w:bookmarkEnd w:id="16"/>
-    <w:bookmarkStart w:id="17" w:name="our-contribution"/>
+    <w:bookmarkEnd w:id="11"/>
+    <w:bookmarkStart w:id="12" w:name="our-contribution"/>
     <w:p>
       <w:pPr>
         <w:pStyle w:val="Heading3"/>
@@ -899,9 +648,9 @@
         <w:t xml:space="preserve">Specifically, we find that in recent years the strength of the effect of a game’s uncertainty, the strength of both teams, and the likelihood of a home team win, on game attendance has increased, paralleling documented trends in men’s leagues.</w:t>
       </w:r>
     </w:p>
-    <w:bookmarkEnd w:id="17"/>
-    <w:bookmarkEnd w:id="18"/>
-    <w:bookmarkStart w:id="42" w:name="sec-data"/>
+    <w:bookmarkEnd w:id="12"/>
+    <w:bookmarkEnd w:id="13"/>
+    <w:bookmarkStart w:id="37" w:name="sec-data"/>
     <w:p>
       <w:pPr>
         <w:pStyle w:val="Heading2"/>
@@ -910,7 +659,7 @@
         <w:t xml:space="preserve">2 Data</w:t>
       </w:r>
     </w:p>
-    <w:bookmarkStart w:id="21" w:name="game-logs"/>
+    <w:bookmarkStart w:id="16" w:name="game-logs"/>
     <w:p>
       <w:pPr>
         <w:pStyle w:val="Heading3"/>
@@ -953,7 +702,7 @@
         <w:rPr>
           <w:rStyle w:val="FootnoteReference"/>
         </w:rPr>
-        <w:footnoteReference w:id="19"/>
+        <w:footnoteReference w:id="14"/>
       </w:r>
       <w:r>
         <w:t xml:space="preserve">.</w:t>
@@ -1082,7 +831,7 @@
       <w:tr>
         <w:tc>
           <w:tcPr/>
-          <w:bookmarkStart w:id="20" w:name="tbl-attendance"/>
+          <w:bookmarkStart w:id="15" w:name="tbl-attendance"/>
           <w:p>
             <w:pPr>
               <w:jc w:val="center"/>
@@ -1382,7 +1131,7 @@
                       <w:rFonts w:ascii="Calibri" w:hAnsi="Calibri"/>
                       <w:sz w:val="20"/>
                     </w:rPr>
-                    <w:t xml:space="default">2025-07-16</w:t>
+                    <w:t xml:space="default">2019-07-23</w:t>
                   </w:r>
                 </w:p>
               </w:tc>
@@ -1406,7 +1155,7 @@
                       <w:rFonts w:ascii="Calibri" w:hAnsi="Calibri"/>
                       <w:sz w:val="20"/>
                     </w:rPr>
-                    <w:t xml:space="default">SEA</w:t>
+                    <w:t xml:space="default">ATL</w:t>
                   </w:r>
                 </w:p>
               </w:tc>
@@ -1430,7 +1179,7 @@
                       <w:rFonts w:ascii="Calibri" w:hAnsi="Calibri"/>
                       <w:sz w:val="20"/>
                     </w:rPr>
-                    <w:t xml:space="default">GSV</w:t>
+                    <w:t xml:space="default">LAS</w:t>
                   </w:r>
                 </w:p>
               </w:tc>
@@ -1454,55 +1203,55 @@
                       <w:rFonts w:ascii="Calibri" w:hAnsi="Calibri"/>
                       <w:sz w:val="20"/>
                     </w:rPr>
-                    <w:t xml:space="default">Climate Pledge Arena</w:t>
-                  </w:r>
-                </w:p>
-              </w:tc>
-              <w:tc>
-                <w:tcPr>
-                  <w:tcBorders>
-                    <w:top w:val="single" w:space="0" w:color="D3D3D3"/>
-                    <w:bottom w:val="single" w:space="0" w:color="D3D3D3"/>
-                    <w:start w:val="single" w:space="0" w:color="D3D3D3"/>
-                    <w:end w:val="single" w:space="0" w:color="D3D3D3"/>
-                  </w:tcBorders>
-                </w:tcPr>
-                <w:p>
-                  <w:pPr>
-                    <w:spacing w:before="0" w:after="60"/>
-                    <w:keepNext/>
-                    <w:jc w:val="end"/>
-                  </w:pPr>
-                  <w:r>
-                    <w:rPr>
-                      <w:rFonts w:ascii="Calibri" w:hAnsi="Calibri"/>
-                      <w:sz w:val="20"/>
-                    </w:rPr>
-                    <w:t xml:space="default">12,500</w:t>
-                  </w:r>
-                </w:p>
-              </w:tc>
-              <w:tc>
-                <w:tcPr>
-                  <w:tcBorders>
-                    <w:top w:val="single" w:space="0" w:color="D3D3D3"/>
-                    <w:bottom w:val="single" w:space="0" w:color="D3D3D3"/>
-                    <w:start w:val="single" w:space="0" w:color="D3D3D3"/>
-                    <w:end w:val="single" w:space="0" w:color="D3D3D3"/>
-                  </w:tcBorders>
-                </w:tcPr>
-                <w:p>
-                  <w:pPr>
-                    <w:spacing w:before="0" w:after="60"/>
-                    <w:keepNext/>
-                    <w:jc w:val="end"/>
-                  </w:pPr>
-                  <w:r>
-                    <w:rPr>
-                      <w:rFonts w:ascii="Calibri" w:hAnsi="Calibri"/>
-                      <w:sz w:val="20"/>
-                    </w:rPr>
-                    <w:t xml:space="default">9</w:t>
+                    <w:t xml:space="default">State Farm Arena</w:t>
+                  </w:r>
+                </w:p>
+              </w:tc>
+              <w:tc>
+                <w:tcPr>
+                  <w:tcBorders>
+                    <w:top w:val="single" w:space="0" w:color="D3D3D3"/>
+                    <w:bottom w:val="single" w:space="0" w:color="D3D3D3"/>
+                    <w:start w:val="single" w:space="0" w:color="D3D3D3"/>
+                    <w:end w:val="single" w:space="0" w:color="D3D3D3"/>
+                  </w:tcBorders>
+                </w:tcPr>
+                <w:p>
+                  <w:pPr>
+                    <w:spacing w:before="0" w:after="60"/>
+                    <w:keepNext/>
+                    <w:jc w:val="end"/>
+                  </w:pPr>
+                  <w:r>
+                    <w:rPr>
+                      <w:rFonts w:ascii="Calibri" w:hAnsi="Calibri"/>
+                      <w:sz w:val="20"/>
+                    </w:rPr>
+                    <w:t xml:space="default">7,047</w:t>
+                  </w:r>
+                </w:p>
+              </w:tc>
+              <w:tc>
+                <w:tcPr>
+                  <w:tcBorders>
+                    <w:top w:val="single" w:space="0" w:color="D3D3D3"/>
+                    <w:bottom w:val="single" w:space="0" w:color="D3D3D3"/>
+                    <w:start w:val="single" w:space="0" w:color="D3D3D3"/>
+                    <w:end w:val="single" w:space="0" w:color="D3D3D3"/>
+                  </w:tcBorders>
+                </w:tcPr>
+                <w:p>
+                  <w:pPr>
+                    <w:spacing w:before="0" w:after="60"/>
+                    <w:keepNext/>
+                    <w:jc w:val="end"/>
+                  </w:pPr>
+                  <w:r>
+                    <w:rPr>
+                      <w:rFonts w:ascii="Calibri" w:hAnsi="Calibri"/>
+                      <w:sz w:val="20"/>
+                    </w:rPr>
+                    <w:t xml:space="default">-12</w:t>
                   </w:r>
                 </w:p>
               </w:tc>
@@ -1579,7 +1328,7 @@
                       <w:rFonts w:ascii="Calibri" w:hAnsi="Calibri"/>
                       <w:sz w:val="20"/>
                     </w:rPr>
-                    <w:t xml:space="default">2009-08-27</w:t>
+                    <w:t xml:space="default">1999-06-26</w:t>
                   </w:r>
                 </w:p>
               </w:tc>
@@ -1603,7 +1352,7 @@
                       <w:rFonts w:ascii="Calibri" w:hAnsi="Calibri"/>
                       <w:sz w:val="20"/>
                     </w:rPr>
-                    <w:t xml:space="default">LAS</w:t>
+                    <w:t xml:space="default">DET</w:t>
                   </w:r>
                 </w:p>
               </w:tc>
@@ -1651,55 +1400,55 @@
                       <w:rFonts w:ascii="Calibri" w:hAnsi="Calibri"/>
                       <w:sz w:val="20"/>
                     </w:rPr>
-                    <w:t xml:space="default">Crypto.com Arena</w:t>
-                  </w:r>
-                </w:p>
-              </w:tc>
-              <w:tc>
-                <w:tcPr>
-                  <w:tcBorders>
-                    <w:top w:val="single" w:space="0" w:color="D3D3D3"/>
-                    <w:bottom w:val="single" w:space="0" w:color="D3D3D3"/>
-                    <w:start w:val="single" w:space="0" w:color="D3D3D3"/>
-                    <w:end w:val="single" w:space="0" w:color="D3D3D3"/>
-                  </w:tcBorders>
-                </w:tcPr>
-                <w:p>
-                  <w:pPr>
-                    <w:spacing w:before="0" w:after="60"/>
-                    <w:keepNext/>
-                    <w:jc w:val="end"/>
-                  </w:pPr>
-                  <w:r>
-                    <w:rPr>
-                      <w:rFonts w:ascii="Calibri" w:hAnsi="Calibri"/>
-                      <w:sz w:val="20"/>
-                    </w:rPr>
-                    <w:t xml:space="default">9,586</w:t>
-                  </w:r>
-                </w:p>
-              </w:tc>
-              <w:tc>
-                <w:tcPr>
-                  <w:tcBorders>
-                    <w:top w:val="single" w:space="0" w:color="D3D3D3"/>
-                    <w:bottom w:val="single" w:space="0" w:color="D3D3D3"/>
-                    <w:start w:val="single" w:space="0" w:color="D3D3D3"/>
-                    <w:end w:val="single" w:space="0" w:color="D3D3D3"/>
-                  </w:tcBorders>
-                </w:tcPr>
-                <w:p>
-                  <w:pPr>
-                    <w:spacing w:before="0" w:after="60"/>
-                    <w:keepNext/>
-                    <w:jc w:val="end"/>
-                  </w:pPr>
-                  <w:r>
-                    <w:rPr>
-                      <w:rFonts w:ascii="Calibri" w:hAnsi="Calibri"/>
-                      <w:sz w:val="20"/>
-                    </w:rPr>
-                    <w:t xml:space="default">-8</w:t>
+                    <w:t xml:space="default">Palace of Auburn Hills</w:t>
+                  </w:r>
+                </w:p>
+              </w:tc>
+              <w:tc>
+                <w:tcPr>
+                  <w:tcBorders>
+                    <w:top w:val="single" w:space="0" w:color="D3D3D3"/>
+                    <w:bottom w:val="single" w:space="0" w:color="D3D3D3"/>
+                    <w:start w:val="single" w:space="0" w:color="D3D3D3"/>
+                    <w:end w:val="single" w:space="0" w:color="D3D3D3"/>
+                  </w:tcBorders>
+                </w:tcPr>
+                <w:p>
+                  <w:pPr>
+                    <w:spacing w:before="0" w:after="60"/>
+                    <w:keepNext/>
+                    <w:jc w:val="end"/>
+                  </w:pPr>
+                  <w:r>
+                    <w:rPr>
+                      <w:rFonts w:ascii="Calibri" w:hAnsi="Calibri"/>
+                      <w:sz w:val="20"/>
+                    </w:rPr>
+                    <w:t xml:space="default">7,651</w:t>
+                  </w:r>
+                </w:p>
+              </w:tc>
+              <w:tc>
+                <w:tcPr>
+                  <w:tcBorders>
+                    <w:top w:val="single" w:space="0" w:color="D3D3D3"/>
+                    <w:bottom w:val="single" w:space="0" w:color="D3D3D3"/>
+                    <w:start w:val="single" w:space="0" w:color="D3D3D3"/>
+                    <w:end w:val="single" w:space="0" w:color="D3D3D3"/>
+                  </w:tcBorders>
+                </w:tcPr>
+                <w:p>
+                  <w:pPr>
+                    <w:spacing w:before="0" w:after="60"/>
+                    <w:keepNext/>
+                    <w:jc w:val="end"/>
+                  </w:pPr>
+                  <w:r>
+                    <w:rPr>
+                      <w:rFonts w:ascii="Calibri" w:hAnsi="Calibri"/>
+                      <w:sz w:val="20"/>
+                    </w:rPr>
+                    <w:t xml:space="default">-6</w:t>
                   </w:r>
                 </w:p>
               </w:tc>
@@ -1776,7 +1525,7 @@
                       <w:rFonts w:ascii="Calibri" w:hAnsi="Calibri"/>
                       <w:sz w:val="20"/>
                     </w:rPr>
-                    <w:t xml:space="default">2024-09-15</w:t>
+                    <w:t xml:space="default">2012-08-17</w:t>
                   </w:r>
                 </w:p>
               </w:tc>
@@ -1800,7 +1549,7 @@
                       <w:rFonts w:ascii="Calibri" w:hAnsi="Calibri"/>
                       <w:sz w:val="20"/>
                     </w:rPr>
-                    <w:t xml:space="default">CHI</w:t>
+                    <w:t xml:space="default">TUL</w:t>
                   </w:r>
                 </w:p>
               </w:tc>
@@ -1824,7 +1573,7 @@
                       <w:rFonts w:ascii="Calibri" w:hAnsi="Calibri"/>
                       <w:sz w:val="20"/>
                     </w:rPr>
-                    <w:t xml:space="default">PHO</w:t>
+                    <w:t xml:space="default">SAN</w:t>
                   </w:r>
                 </w:p>
               </w:tc>
@@ -1848,55 +1597,55 @@
                       <w:rFonts w:ascii="Calibri" w:hAnsi="Calibri"/>
                       <w:sz w:val="20"/>
                     </w:rPr>
-                    <w:t xml:space="default">Wintrust Arena</w:t>
-                  </w:r>
-                </w:p>
-              </w:tc>
-              <w:tc>
-                <w:tcPr>
-                  <w:tcBorders>
-                    <w:top w:val="single" w:space="0" w:color="D3D3D3"/>
-                    <w:bottom w:val="single" w:space="0" w:color="D3D3D3"/>
-                    <w:start w:val="single" w:space="0" w:color="D3D3D3"/>
-                    <w:end w:val="single" w:space="0" w:color="D3D3D3"/>
-                  </w:tcBorders>
-                </w:tcPr>
-                <w:p>
-                  <w:pPr>
-                    <w:spacing w:before="0" w:after="60"/>
-                    <w:keepNext/>
-                    <w:jc w:val="end"/>
-                  </w:pPr>
-                  <w:r>
-                    <w:rPr>
-                      <w:rFonts w:ascii="Calibri" w:hAnsi="Calibri"/>
-                      <w:sz w:val="20"/>
-                    </w:rPr>
-                    <w:t xml:space="default">8,577</w:t>
-                  </w:r>
-                </w:p>
-              </w:tc>
-              <w:tc>
-                <w:tcPr>
-                  <w:tcBorders>
-                    <w:top w:val="single" w:space="0" w:color="D3D3D3"/>
-                    <w:bottom w:val="single" w:space="0" w:color="D3D3D3"/>
-                    <w:start w:val="single" w:space="0" w:color="D3D3D3"/>
-                    <w:end w:val="single" w:space="0" w:color="D3D3D3"/>
-                  </w:tcBorders>
-                </w:tcPr>
-                <w:p>
-                  <w:pPr>
-                    <w:spacing w:before="0" w:after="60"/>
-                    <w:keepNext/>
-                    <w:jc w:val="end"/>
-                  </w:pPr>
-                  <w:r>
-                    <w:rPr>
-                      <w:rFonts w:ascii="Calibri" w:hAnsi="Calibri"/>
-                      <w:sz w:val="20"/>
-                    </w:rPr>
-                    <w:t xml:space="default">-5</w:t>
+                    <w:t xml:space="default">BOK Center</w:t>
+                  </w:r>
+                </w:p>
+              </w:tc>
+              <w:tc>
+                <w:tcPr>
+                  <w:tcBorders>
+                    <w:top w:val="single" w:space="0" w:color="D3D3D3"/>
+                    <w:bottom w:val="single" w:space="0" w:color="D3D3D3"/>
+                    <w:start w:val="single" w:space="0" w:color="D3D3D3"/>
+                    <w:end w:val="single" w:space="0" w:color="D3D3D3"/>
+                  </w:tcBorders>
+                </w:tcPr>
+                <w:p>
+                  <w:pPr>
+                    <w:spacing w:before="0" w:after="60"/>
+                    <w:keepNext/>
+                    <w:jc w:val="end"/>
+                  </w:pPr>
+                  <w:r>
+                    <w:rPr>
+                      <w:rFonts w:ascii="Calibri" w:hAnsi="Calibri"/>
+                      <w:sz w:val="20"/>
+                    </w:rPr>
+                    <w:t xml:space="default">6,270</w:t>
+                  </w:r>
+                </w:p>
+              </w:tc>
+              <w:tc>
+                <w:tcPr>
+                  <w:tcBorders>
+                    <w:top w:val="single" w:space="0" w:color="D3D3D3"/>
+                    <w:bottom w:val="single" w:space="0" w:color="D3D3D3"/>
+                    <w:start w:val="single" w:space="0" w:color="D3D3D3"/>
+                    <w:end w:val="single" w:space="0" w:color="D3D3D3"/>
+                  </w:tcBorders>
+                </w:tcPr>
+                <w:p>
+                  <w:pPr>
+                    <w:spacing w:before="0" w:after="60"/>
+                    <w:keepNext/>
+                    <w:jc w:val="end"/>
+                  </w:pPr>
+                  <w:r>
+                    <w:rPr>
+                      <w:rFonts w:ascii="Calibri" w:hAnsi="Calibri"/>
+                      <w:sz w:val="20"/>
+                    </w:rPr>
+                    <w:t xml:space="default">-10</w:t>
                   </w:r>
                 </w:p>
               </w:tc>
@@ -1973,7 +1722,7 @@
                       <w:rFonts w:ascii="Calibri" w:hAnsi="Calibri"/>
                       <w:sz w:val="20"/>
                     </w:rPr>
-                    <w:t xml:space="default">2007-06-02</w:t>
+                    <w:t xml:space="default">1998-07-10</w:t>
                   </w:r>
                 </w:p>
               </w:tc>
@@ -1997,7 +1746,7 @@
                       <w:rFonts w:ascii="Calibri" w:hAnsi="Calibri"/>
                       <w:sz w:val="20"/>
                     </w:rPr>
-                    <w:t xml:space="default">HOU</w:t>
+                    <w:t xml:space="default">SAC</w:t>
                   </w:r>
                 </w:p>
               </w:tc>
@@ -2021,7 +1770,7 @@
                       <w:rFonts w:ascii="Calibri" w:hAnsi="Calibri"/>
                       <w:sz w:val="20"/>
                     </w:rPr>
-                    <w:t xml:space="default">DET</w:t>
+                    <w:t xml:space="default">CHA</w:t>
                   </w:r>
                 </w:p>
               </w:tc>
@@ -2045,55 +1794,55 @@
                       <w:rFonts w:ascii="Calibri" w:hAnsi="Calibri"/>
                       <w:sz w:val="20"/>
                     </w:rPr>
-                    <w:t xml:space="default">Toyota Center</w:t>
-                  </w:r>
-                </w:p>
-              </w:tc>
-              <w:tc>
-                <w:tcPr>
-                  <w:tcBorders>
-                    <w:top w:val="single" w:space="0" w:color="D3D3D3"/>
-                    <w:bottom w:val="single" w:space="0" w:color="D3D3D3"/>
-                    <w:start w:val="single" w:space="0" w:color="D3D3D3"/>
-                    <w:end w:val="single" w:space="0" w:color="D3D3D3"/>
-                  </w:tcBorders>
-                </w:tcPr>
-                <w:p>
-                  <w:pPr>
-                    <w:spacing w:before="0" w:after="60"/>
-                    <w:keepNext/>
-                    <w:jc w:val="end"/>
-                  </w:pPr>
-                  <w:r>
-                    <w:rPr>
-                      <w:rFonts w:ascii="Calibri" w:hAnsi="Calibri"/>
-                      <w:sz w:val="20"/>
-                    </w:rPr>
-                    <w:t xml:space="default">8,249</w:t>
-                  </w:r>
-                </w:p>
-              </w:tc>
-              <w:tc>
-                <w:tcPr>
-                  <w:tcBorders>
-                    <w:top w:val="single" w:space="0" w:color="D3D3D3"/>
-                    <w:bottom w:val="single" w:space="0" w:color="D3D3D3"/>
-                    <w:start w:val="single" w:space="0" w:color="D3D3D3"/>
-                    <w:end w:val="single" w:space="0" w:color="D3D3D3"/>
-                  </w:tcBorders>
-                </w:tcPr>
-                <w:p>
-                  <w:pPr>
-                    <w:spacing w:before="0" w:after="60"/>
-                    <w:keepNext/>
-                    <w:jc w:val="end"/>
-                  </w:pPr>
-                  <w:r>
-                    <w:rPr>
-                      <w:rFonts w:ascii="Calibri" w:hAnsi="Calibri"/>
-                      <w:sz w:val="20"/>
-                    </w:rPr>
-                    <w:t xml:space="default">-6</w:t>
+                    <w:t xml:space="default">ARCO Arena</w:t>
+                  </w:r>
+                </w:p>
+              </w:tc>
+              <w:tc>
+                <w:tcPr>
+                  <w:tcBorders>
+                    <w:top w:val="single" w:space="0" w:color="D3D3D3"/>
+                    <w:bottom w:val="single" w:space="0" w:color="D3D3D3"/>
+                    <w:start w:val="single" w:space="0" w:color="D3D3D3"/>
+                    <w:end w:val="single" w:space="0" w:color="D3D3D3"/>
+                  </w:tcBorders>
+                </w:tcPr>
+                <w:p>
+                  <w:pPr>
+                    <w:spacing w:before="0" w:after="60"/>
+                    <w:keepNext/>
+                    <w:jc w:val="end"/>
+                  </w:pPr>
+                  <w:r>
+                    <w:rPr>
+                      <w:rFonts w:ascii="Calibri" w:hAnsi="Calibri"/>
+                      <w:sz w:val="20"/>
+                    </w:rPr>
+                    <w:t xml:space="default">5,985</w:t>
+                  </w:r>
+                </w:p>
+              </w:tc>
+              <w:tc>
+                <w:tcPr>
+                  <w:tcBorders>
+                    <w:top w:val="single" w:space="0" w:color="D3D3D3"/>
+                    <w:bottom w:val="single" w:space="0" w:color="D3D3D3"/>
+                    <w:start w:val="single" w:space="0" w:color="D3D3D3"/>
+                    <w:end w:val="single" w:space="0" w:color="D3D3D3"/>
+                  </w:tcBorders>
+                </w:tcPr>
+                <w:p>
+                  <w:pPr>
+                    <w:spacing w:before="0" w:after="60"/>
+                    <w:keepNext/>
+                    <w:jc w:val="end"/>
+                  </w:pPr>
+                  <w:r>
+                    <w:rPr>
+                      <w:rFonts w:ascii="Calibri" w:hAnsi="Calibri"/>
+                      <w:sz w:val="20"/>
+                    </w:rPr>
+                    <w:t xml:space="default">-8</w:t>
                   </w:r>
                 </w:p>
               </w:tc>
@@ -2170,7 +1919,7 @@
                       <w:rFonts w:ascii="Calibri" w:hAnsi="Calibri"/>
                       <w:sz w:val="20"/>
                     </w:rPr>
-                    <w:t xml:space="default">1997-08-05</w:t>
+                    <w:t xml:space="default">2007-06-02</w:t>
                   </w:r>
                 </w:p>
               </w:tc>
@@ -2194,7 +1943,7 @@
                       <w:rFonts w:ascii="Calibri" w:hAnsi="Calibri"/>
                       <w:sz w:val="20"/>
                     </w:rPr>
-                    <w:t xml:space="default">CLE</w:t>
+                    <w:t xml:space="default">SAC</w:t>
                   </w:r>
                 </w:p>
               </w:tc>
@@ -2218,7 +1967,7 @@
                       <w:rFonts w:ascii="Calibri" w:hAnsi="Calibri"/>
                       <w:sz w:val="20"/>
                     </w:rPr>
-                    <w:t xml:space="default">HOU</w:t>
+                    <w:t xml:space="default">LAS</w:t>
                   </w:r>
                 </w:p>
               </w:tc>
@@ -2242,55 +1991,55 @@
                       <w:rFonts w:ascii="Calibri" w:hAnsi="Calibri"/>
                       <w:sz w:val="20"/>
                     </w:rPr>
-                    <w:t xml:space="default">Quicken Loans Arena</w:t>
-                  </w:r>
-                </w:p>
-              </w:tc>
-              <w:tc>
-                <w:tcPr>
-                  <w:tcBorders>
-                    <w:top w:val="single" w:space="0" w:color="D3D3D3"/>
-                    <w:bottom w:val="single" w:space="0" w:color="D3D3D3"/>
-                    <w:start w:val="single" w:space="0" w:color="D3D3D3"/>
-                    <w:end w:val="single" w:space="0" w:color="D3D3D3"/>
-                  </w:tcBorders>
-                </w:tcPr>
-                <w:p>
-                  <w:pPr>
-                    <w:spacing w:before="0" w:after="60"/>
-                    <w:keepNext/>
-                    <w:jc w:val="end"/>
-                  </w:pPr>
-                  <w:r>
-                    <w:rPr>
-                      <w:rFonts w:ascii="Calibri" w:hAnsi="Calibri"/>
-                      <w:sz w:val="20"/>
-                    </w:rPr>
-                    <w:t xml:space="default">6,678</w:t>
-                  </w:r>
-                </w:p>
-              </w:tc>
-              <w:tc>
-                <w:tcPr>
-                  <w:tcBorders>
-                    <w:top w:val="single" w:space="0" w:color="D3D3D3"/>
-                    <w:bottom w:val="single" w:space="0" w:color="D3D3D3"/>
-                    <w:start w:val="single" w:space="0" w:color="D3D3D3"/>
-                    <w:end w:val="single" w:space="0" w:color="D3D3D3"/>
-                  </w:tcBorders>
-                </w:tcPr>
-                <w:p>
-                  <w:pPr>
-                    <w:spacing w:before="0" w:after="60"/>
-                    <w:keepNext/>
-                    <w:jc w:val="end"/>
-                  </w:pPr>
-                  <w:r>
-                    <w:rPr>
-                      <w:rFonts w:ascii="Calibri" w:hAnsi="Calibri"/>
-                      <w:sz w:val="20"/>
-                    </w:rPr>
-                    <w:t xml:space="default">-10</w:t>
+                    <w:t xml:space="default">ARCO Arena</w:t>
+                  </w:r>
+                </w:p>
+              </w:tc>
+              <w:tc>
+                <w:tcPr>
+                  <w:tcBorders>
+                    <w:top w:val="single" w:space="0" w:color="D3D3D3"/>
+                    <w:bottom w:val="single" w:space="0" w:color="D3D3D3"/>
+                    <w:start w:val="single" w:space="0" w:color="D3D3D3"/>
+                    <w:end w:val="single" w:space="0" w:color="D3D3D3"/>
+                  </w:tcBorders>
+                </w:tcPr>
+                <w:p>
+                  <w:pPr>
+                    <w:spacing w:before="0" w:after="60"/>
+                    <w:keepNext/>
+                    <w:jc w:val="end"/>
+                  </w:pPr>
+                  <w:r>
+                    <w:rPr>
+                      <w:rFonts w:ascii="Calibri" w:hAnsi="Calibri"/>
+                      <w:sz w:val="20"/>
+                    </w:rPr>
+                    <w:t xml:space="default">17,317</w:t>
+                  </w:r>
+                </w:p>
+              </w:tc>
+              <w:tc>
+                <w:tcPr>
+                  <w:tcBorders>
+                    <w:top w:val="single" w:space="0" w:color="D3D3D3"/>
+                    <w:bottom w:val="single" w:space="0" w:color="D3D3D3"/>
+                    <w:start w:val="single" w:space="0" w:color="D3D3D3"/>
+                    <w:end w:val="single" w:space="0" w:color="D3D3D3"/>
+                  </w:tcBorders>
+                </w:tcPr>
+                <w:p>
+                  <w:pPr>
+                    <w:spacing w:before="0" w:after="60"/>
+                    <w:keepNext/>
+                    <w:jc w:val="end"/>
+                  </w:pPr>
+                  <w:r>
+                    <w:rPr>
+                      <w:rFonts w:ascii="Calibri" w:hAnsi="Calibri"/>
+                      <w:sz w:val="20"/>
+                    </w:rPr>
+                    <w:t xml:space="default">3</w:t>
                   </w:r>
                 </w:p>
               </w:tc>
@@ -2367,7 +2116,7 @@
                       <w:rFonts w:ascii="Calibri" w:hAnsi="Calibri"/>
                       <w:sz w:val="20"/>
                     </w:rPr>
-                    <w:t xml:space="default">2018-07-08</w:t>
+                    <w:t xml:space="default">2004-09-10</w:t>
                   </w:r>
                 </w:p>
               </w:tc>
@@ -2391,7 +2140,7 @@
                       <w:rFonts w:ascii="Calibri" w:hAnsi="Calibri"/>
                       <w:sz w:val="20"/>
                     </w:rPr>
-                    <w:t xml:space="default">SEA</w:t>
+                    <w:t xml:space="default">IND</w:t>
                   </w:r>
                 </w:p>
               </w:tc>
@@ -2415,7 +2164,7 @@
                       <w:rFonts w:ascii="Calibri" w:hAnsi="Calibri"/>
                       <w:sz w:val="20"/>
                     </w:rPr>
-                    <w:t xml:space="default">WAS</w:t>
+                    <w:t xml:space="default">SAN</w:t>
                   </w:r>
                 </w:p>
               </w:tc>
@@ -2439,55 +2188,55 @@
                       <w:rFonts w:ascii="Calibri" w:hAnsi="Calibri"/>
                       <w:sz w:val="20"/>
                     </w:rPr>
-                    <w:t xml:space="default">Climate Pledge Arena</w:t>
-                  </w:r>
-                </w:p>
-              </w:tc>
-              <w:tc>
-                <w:tcPr>
-                  <w:tcBorders>
-                    <w:top w:val="single" w:space="0" w:color="D3D3D3"/>
-                    <w:bottom w:val="single" w:space="0" w:color="D3D3D3"/>
-                    <w:start w:val="single" w:space="0" w:color="D3D3D3"/>
-                    <w:end w:val="single" w:space="0" w:color="D3D3D3"/>
-                  </w:tcBorders>
-                </w:tcPr>
-                <w:p>
-                  <w:pPr>
-                    <w:spacing w:before="0" w:after="60"/>
-                    <w:keepNext/>
-                    <w:jc w:val="end"/>
-                  </w:pPr>
-                  <w:r>
-                    <w:rPr>
-                      <w:rFonts w:ascii="Calibri" w:hAnsi="Calibri"/>
-                      <w:sz w:val="20"/>
-                    </w:rPr>
-                    <w:t xml:space="default">8,724</w:t>
-                  </w:r>
-                </w:p>
-              </w:tc>
-              <w:tc>
-                <w:tcPr>
-                  <w:tcBorders>
-                    <w:top w:val="single" w:space="0" w:color="D3D3D3"/>
-                    <w:bottom w:val="single" w:space="0" w:color="D3D3D3"/>
-                    <w:start w:val="single" w:space="0" w:color="D3D3D3"/>
-                    <w:end w:val="single" w:space="0" w:color="D3D3D3"/>
-                  </w:tcBorders>
-                </w:tcPr>
-                <w:p>
-                  <w:pPr>
-                    <w:spacing w:before="0" w:after="60"/>
-                    <w:keepNext/>
-                    <w:jc w:val="end"/>
-                  </w:pPr>
-                  <w:r>
-                    <w:rPr>
-                      <w:rFonts w:ascii="Calibri" w:hAnsi="Calibri"/>
-                      <w:sz w:val="20"/>
-                    </w:rPr>
-                    <w:t xml:space="default">6</w:t>
+                    <w:t xml:space="default">Gainbridge Fieldhouse</w:t>
+                  </w:r>
+                </w:p>
+              </w:tc>
+              <w:tc>
+                <w:tcPr>
+                  <w:tcBorders>
+                    <w:top w:val="single" w:space="0" w:color="D3D3D3"/>
+                    <w:bottom w:val="single" w:space="0" w:color="D3D3D3"/>
+                    <w:start w:val="single" w:space="0" w:color="D3D3D3"/>
+                    <w:end w:val="single" w:space="0" w:color="D3D3D3"/>
+                  </w:tcBorders>
+                </w:tcPr>
+                <w:p>
+                  <w:pPr>
+                    <w:spacing w:before="0" w:after="60"/>
+                    <w:keepNext/>
+                    <w:jc w:val="end"/>
+                  </w:pPr>
+                  <w:r>
+                    <w:rPr>
+                      <w:rFonts w:ascii="Calibri" w:hAnsi="Calibri"/>
+                      <w:sz w:val="20"/>
+                    </w:rPr>
+                    <w:t xml:space="default">8,380</w:t>
+                  </w:r>
+                </w:p>
+              </w:tc>
+              <w:tc>
+                <w:tcPr>
+                  <w:tcBorders>
+                    <w:top w:val="single" w:space="0" w:color="D3D3D3"/>
+                    <w:bottom w:val="single" w:space="0" w:color="D3D3D3"/>
+                    <w:start w:val="single" w:space="0" w:color="D3D3D3"/>
+                    <w:end w:val="single" w:space="0" w:color="D3D3D3"/>
+                  </w:tcBorders>
+                </w:tcPr>
+                <w:p>
+                  <w:pPr>
+                    <w:spacing w:before="0" w:after="60"/>
+                    <w:keepNext/>
+                    <w:jc w:val="end"/>
+                  </w:pPr>
+                  <w:r>
+                    <w:rPr>
+                      <w:rFonts w:ascii="Calibri" w:hAnsi="Calibri"/>
+                      <w:sz w:val="20"/>
+                    </w:rPr>
+                    <w:t xml:space="default">-17</w:t>
                   </w:r>
                 </w:p>
               </w:tc>
@@ -2564,7 +2313,7 @@
                       <w:rFonts w:ascii="Calibri" w:hAnsi="Calibri"/>
                       <w:sz w:val="20"/>
                     </w:rPr>
-                    <w:t xml:space="default">2025-06-01</w:t>
+                    <w:t xml:space="default">2000-06-06</w:t>
                   </w:r>
                 </w:p>
               </w:tc>
@@ -2588,7 +2337,7 @@
                       <w:rFonts w:ascii="Calibri" w:hAnsi="Calibri"/>
                       <w:sz w:val="20"/>
                     </w:rPr>
-                    <w:t xml:space="default">GSV</w:t>
+                    <w:t xml:space="default">LAS</w:t>
                   </w:r>
                 </w:p>
               </w:tc>
@@ -2612,7 +2361,7 @@
                       <w:rFonts w:ascii="Calibri" w:hAnsi="Calibri"/>
                       <w:sz w:val="20"/>
                     </w:rPr>
-                    <w:t xml:space="default">MIN</w:t>
+                    <w:t xml:space="default">POR</w:t>
                   </w:r>
                 </w:p>
               </w:tc>
@@ -2636,55 +2385,55 @@
                       <w:rFonts w:ascii="Calibri" w:hAnsi="Calibri"/>
                       <w:sz w:val="20"/>
                     </w:rPr>
-                    <w:t xml:space="default">Chase Center</w:t>
-                  </w:r>
-                </w:p>
-              </w:tc>
-              <w:tc>
-                <w:tcPr>
-                  <w:tcBorders>
-                    <w:top w:val="single" w:space="0" w:color="D3D3D3"/>
-                    <w:bottom w:val="single" w:space="0" w:color="D3D3D3"/>
-                    <w:start w:val="single" w:space="0" w:color="D3D3D3"/>
-                    <w:end w:val="single" w:space="0" w:color="D3D3D3"/>
-                  </w:tcBorders>
-                </w:tcPr>
-                <w:p>
-                  <w:pPr>
-                    <w:spacing w:before="0" w:after="60"/>
-                    <w:keepNext/>
-                    <w:jc w:val="end"/>
-                  </w:pPr>
-                  <w:r>
-                    <w:rPr>
-                      <w:rFonts w:ascii="Calibri" w:hAnsi="Calibri"/>
-                      <w:sz w:val="20"/>
-                    </w:rPr>
-                    <w:t xml:space="default">18,064</w:t>
-                  </w:r>
-                </w:p>
-              </w:tc>
-              <w:tc>
-                <w:tcPr>
-                  <w:tcBorders>
-                    <w:top w:val="single" w:space="0" w:color="D3D3D3"/>
-                    <w:bottom w:val="single" w:space="0" w:color="D3D3D3"/>
-                    <w:start w:val="single" w:space="0" w:color="D3D3D3"/>
-                    <w:end w:val="single" w:space="0" w:color="D3D3D3"/>
-                  </w:tcBorders>
-                </w:tcPr>
-                <w:p>
-                  <w:pPr>
-                    <w:spacing w:before="0" w:after="60"/>
-                    <w:keepNext/>
-                    <w:jc w:val="end"/>
-                  </w:pPr>
-                  <w:r>
-                    <w:rPr>
-                      <w:rFonts w:ascii="Calibri" w:hAnsi="Calibri"/>
-                      <w:sz w:val="20"/>
-                    </w:rPr>
-                    <w:t xml:space="default">-11</w:t>
+                    <w:t xml:space="default">Great Western Forum</w:t>
+                  </w:r>
+                </w:p>
+              </w:tc>
+              <w:tc>
+                <w:tcPr>
+                  <w:tcBorders>
+                    <w:top w:val="single" w:space="0" w:color="D3D3D3"/>
+                    <w:bottom w:val="single" w:space="0" w:color="D3D3D3"/>
+                    <w:start w:val="single" w:space="0" w:color="D3D3D3"/>
+                    <w:end w:val="single" w:space="0" w:color="D3D3D3"/>
+                  </w:tcBorders>
+                </w:tcPr>
+                <w:p>
+                  <w:pPr>
+                    <w:spacing w:before="0" w:after="60"/>
+                    <w:keepNext/>
+                    <w:jc w:val="end"/>
+                  </w:pPr>
+                  <w:r>
+                    <w:rPr>
+                      <w:rFonts w:ascii="Calibri" w:hAnsi="Calibri"/>
+                      <w:sz w:val="20"/>
+                    </w:rPr>
+                    <w:t xml:space="default">4,639</w:t>
+                  </w:r>
+                </w:p>
+              </w:tc>
+              <w:tc>
+                <w:tcPr>
+                  <w:tcBorders>
+                    <w:top w:val="single" w:space="0" w:color="D3D3D3"/>
+                    <w:bottom w:val="single" w:space="0" w:color="D3D3D3"/>
+                    <w:start w:val="single" w:space="0" w:color="D3D3D3"/>
+                    <w:end w:val="single" w:space="0" w:color="D3D3D3"/>
+                  </w:tcBorders>
+                </w:tcPr>
+                <w:p>
+                  <w:pPr>
+                    <w:spacing w:before="0" w:after="60"/>
+                    <w:keepNext/>
+                    <w:jc w:val="end"/>
+                  </w:pPr>
+                  <w:r>
+                    <w:rPr>
+                      <w:rFonts w:ascii="Calibri" w:hAnsi="Calibri"/>
+                      <w:sz w:val="20"/>
+                    </w:rPr>
+                    <w:t xml:space="default">13</w:t>
                   </w:r>
                 </w:p>
               </w:tc>
@@ -2761,7 +2510,7 @@
                       <w:rFonts w:ascii="Calibri" w:hAnsi="Calibri"/>
                       <w:sz w:val="20"/>
                     </w:rPr>
-                    <w:t xml:space="default">2006-07-16</w:t>
+                    <w:t xml:space="default">1999-07-12</w:t>
                   </w:r>
                 </w:p>
               </w:tc>
@@ -2785,6 +2534,30 @@
                       <w:rFonts w:ascii="Calibri" w:hAnsi="Calibri"/>
                       <w:sz w:val="20"/>
                     </w:rPr>
+                    <w:t xml:space="default">UTA</w:t>
+                  </w:r>
+                </w:p>
+              </w:tc>
+              <w:tc>
+                <w:tcPr>
+                  <w:tcBorders>
+                    <w:top w:val="single" w:space="0" w:color="D3D3D3"/>
+                    <w:bottom w:val="single" w:space="0" w:color="D3D3D3"/>
+                    <w:start w:val="single" w:space="0" w:color="D3D3D3"/>
+                    <w:end w:val="single" w:space="0" w:color="D3D3D3"/>
+                  </w:tcBorders>
+                </w:tcPr>
+                <w:p>
+                  <w:pPr>
+                    <w:spacing w:before="0" w:after="60"/>
+                    <w:keepNext/>
+                    <w:jc w:val="start"/>
+                  </w:pPr>
+                  <w:r>
+                    <w:rPr>
+                      <w:rFonts w:ascii="Calibri" w:hAnsi="Calibri"/>
+                      <w:sz w:val="20"/>
+                    </w:rPr>
                     <w:t xml:space="default">PHO</w:t>
                   </w:r>
                 </w:p>
@@ -2809,79 +2582,55 @@
                       <w:rFonts w:ascii="Calibri" w:hAnsi="Calibri"/>
                       <w:sz w:val="20"/>
                     </w:rPr>
-                    <w:t xml:space="default">NYL</w:t>
-                  </w:r>
-                </w:p>
-              </w:tc>
-              <w:tc>
-                <w:tcPr>
-                  <w:tcBorders>
-                    <w:top w:val="single" w:space="0" w:color="D3D3D3"/>
-                    <w:bottom w:val="single" w:space="0" w:color="D3D3D3"/>
-                    <w:start w:val="single" w:space="0" w:color="D3D3D3"/>
-                    <w:end w:val="single" w:space="0" w:color="D3D3D3"/>
-                  </w:tcBorders>
-                </w:tcPr>
-                <w:p>
-                  <w:pPr>
-                    <w:spacing w:before="0" w:after="60"/>
-                    <w:keepNext/>
-                    <w:jc w:val="start"/>
-                  </w:pPr>
-                  <w:r>
-                    <w:rPr>
-                      <w:rFonts w:ascii="Calibri" w:hAnsi="Calibri"/>
-                      <w:sz w:val="20"/>
-                    </w:rPr>
-                    <w:t xml:space="default">Footprint Center</w:t>
-                  </w:r>
-                </w:p>
-              </w:tc>
-              <w:tc>
-                <w:tcPr>
-                  <w:tcBorders>
-                    <w:top w:val="single" w:space="0" w:color="D3D3D3"/>
-                    <w:bottom w:val="single" w:space="0" w:color="D3D3D3"/>
-                    <w:start w:val="single" w:space="0" w:color="D3D3D3"/>
-                    <w:end w:val="single" w:space="0" w:color="D3D3D3"/>
-                  </w:tcBorders>
-                </w:tcPr>
-                <w:p>
-                  <w:pPr>
-                    <w:spacing w:before="0" w:after="60"/>
-                    <w:keepNext/>
-                    <w:jc w:val="end"/>
-                  </w:pPr>
-                  <w:r>
-                    <w:rPr>
-                      <w:rFonts w:ascii="Calibri" w:hAnsi="Calibri"/>
-                      <w:sz w:val="20"/>
-                    </w:rPr>
-                    <w:t xml:space="default">6,727</w:t>
-                  </w:r>
-                </w:p>
-              </w:tc>
-              <w:tc>
-                <w:tcPr>
-                  <w:tcBorders>
-                    <w:top w:val="single" w:space="0" w:color="D3D3D3"/>
-                    <w:bottom w:val="single" w:space="0" w:color="D3D3D3"/>
-                    <w:start w:val="single" w:space="0" w:color="D3D3D3"/>
-                    <w:end w:val="single" w:space="0" w:color="D3D3D3"/>
-                  </w:tcBorders>
-                </w:tcPr>
-                <w:p>
-                  <w:pPr>
-                    <w:spacing w:before="0" w:after="60"/>
-                    <w:keepNext/>
-                    <w:jc w:val="end"/>
-                  </w:pPr>
-                  <w:r>
-                    <w:rPr>
-                      <w:rFonts w:ascii="Calibri" w:hAnsi="Calibri"/>
-                      <w:sz w:val="20"/>
-                    </w:rPr>
-                    <w:t xml:space="default">10</w:t>
+                    <w:t xml:space="default">EnergySolutions Arena</w:t>
+                  </w:r>
+                </w:p>
+              </w:tc>
+              <w:tc>
+                <w:tcPr>
+                  <w:tcBorders>
+                    <w:top w:val="single" w:space="0" w:color="D3D3D3"/>
+                    <w:bottom w:val="single" w:space="0" w:color="D3D3D3"/>
+                    <w:start w:val="single" w:space="0" w:color="D3D3D3"/>
+                    <w:end w:val="single" w:space="0" w:color="D3D3D3"/>
+                  </w:tcBorders>
+                </w:tcPr>
+                <w:p>
+                  <w:pPr>
+                    <w:spacing w:before="0" w:after="60"/>
+                    <w:keepNext/>
+                    <w:jc w:val="end"/>
+                  </w:pPr>
+                  <w:r>
+                    <w:rPr>
+                      <w:rFonts w:ascii="Calibri" w:hAnsi="Calibri"/>
+                      <w:sz w:val="20"/>
+                    </w:rPr>
+                    <w:t xml:space="default">5,030</w:t>
+                  </w:r>
+                </w:p>
+              </w:tc>
+              <w:tc>
+                <w:tcPr>
+                  <w:tcBorders>
+                    <w:top w:val="single" w:space="0" w:color="D3D3D3"/>
+                    <w:bottom w:val="single" w:space="0" w:color="D3D3D3"/>
+                    <w:start w:val="single" w:space="0" w:color="D3D3D3"/>
+                    <w:end w:val="single" w:space="0" w:color="D3D3D3"/>
+                  </w:tcBorders>
+                </w:tcPr>
+                <w:p>
+                  <w:pPr>
+                    <w:spacing w:before="0" w:after="60"/>
+                    <w:keepNext/>
+                    <w:jc w:val="end"/>
+                  </w:pPr>
+                  <w:r>
+                    <w:rPr>
+                      <w:rFonts w:ascii="Calibri" w:hAnsi="Calibri"/>
+                      <w:sz w:val="20"/>
+                    </w:rPr>
+                    <w:t xml:space="default">-14</w:t>
                   </w:r>
                 </w:p>
               </w:tc>
@@ -2958,7 +2707,7 @@
                       <w:rFonts w:ascii="Calibri" w:hAnsi="Calibri"/>
                       <w:sz w:val="20"/>
                     </w:rPr>
-                    <w:t xml:space="default">2002-06-13</w:t>
+                    <w:t xml:space="default">2013-08-06</w:t>
                   </w:r>
                 </w:p>
               </w:tc>
@@ -2982,7 +2731,7 @@
                       <w:rFonts w:ascii="Calibri" w:hAnsi="Calibri"/>
                       <w:sz w:val="20"/>
                     </w:rPr>
-                    <w:t xml:space="default">MIN</w:t>
+                    <w:t xml:space="default">CON</w:t>
                   </w:r>
                 </w:p>
               </w:tc>
@@ -3006,7 +2755,7 @@
                       <w:rFonts w:ascii="Calibri" w:hAnsi="Calibri"/>
                       <w:sz w:val="20"/>
                     </w:rPr>
-                    <w:t xml:space="default">POR</w:t>
+                    <w:t xml:space="default">LAS</w:t>
                   </w:r>
                 </w:p>
               </w:tc>
@@ -3030,55 +2779,55 @@
                       <w:rFonts w:ascii="Calibri" w:hAnsi="Calibri"/>
                       <w:sz w:val="20"/>
                     </w:rPr>
-                    <w:t xml:space="default">Target Center</w:t>
-                  </w:r>
-                </w:p>
-              </w:tc>
-              <w:tc>
-                <w:tcPr>
-                  <w:tcBorders>
-                    <w:top w:val="single" w:space="0" w:color="D3D3D3"/>
-                    <w:bottom w:val="single" w:space="0" w:color="D3D3D3"/>
-                    <w:start w:val="single" w:space="0" w:color="D3D3D3"/>
-                    <w:end w:val="single" w:space="0" w:color="D3D3D3"/>
-                  </w:tcBorders>
-                </w:tcPr>
-                <w:p>
-                  <w:pPr>
-                    <w:spacing w:before="0" w:after="60"/>
-                    <w:keepNext/>
-                    <w:jc w:val="end"/>
-                  </w:pPr>
-                  <w:r>
-                    <w:rPr>
-                      <w:rFonts w:ascii="Calibri" w:hAnsi="Calibri"/>
-                      <w:sz w:val="20"/>
-                    </w:rPr>
-                    <w:t xml:space="default">11,217</w:t>
-                  </w:r>
-                </w:p>
-              </w:tc>
-              <w:tc>
-                <w:tcPr>
-                  <w:tcBorders>
-                    <w:top w:val="single" w:space="0" w:color="D3D3D3"/>
-                    <w:bottom w:val="single" w:space="0" w:color="D3D3D3"/>
-                    <w:start w:val="single" w:space="0" w:color="D3D3D3"/>
-                    <w:end w:val="single" w:space="0" w:color="D3D3D3"/>
-                  </w:tcBorders>
-                </w:tcPr>
-                <w:p>
-                  <w:pPr>
-                    <w:spacing w:before="0" w:after="60"/>
-                    <w:keepNext/>
-                    <w:jc w:val="end"/>
-                  </w:pPr>
-                  <w:r>
-                    <w:rPr>
-                      <w:rFonts w:ascii="Calibri" w:hAnsi="Calibri"/>
-                      <w:sz w:val="20"/>
-                    </w:rPr>
-                    <w:t xml:space="default">14</w:t>
+                    <w:t xml:space="default">Mohegan Sun Arena</w:t>
+                  </w:r>
+                </w:p>
+              </w:tc>
+              <w:tc>
+                <w:tcPr>
+                  <w:tcBorders>
+                    <w:top w:val="single" w:space="0" w:color="D3D3D3"/>
+                    <w:bottom w:val="single" w:space="0" w:color="D3D3D3"/>
+                    <w:start w:val="single" w:space="0" w:color="D3D3D3"/>
+                    <w:end w:val="single" w:space="0" w:color="D3D3D3"/>
+                  </w:tcBorders>
+                </w:tcPr>
+                <w:p>
+                  <w:pPr>
+                    <w:spacing w:before="0" w:after="60"/>
+                    <w:keepNext/>
+                    <w:jc w:val="end"/>
+                  </w:pPr>
+                  <w:r>
+                    <w:rPr>
+                      <w:rFonts w:ascii="Calibri" w:hAnsi="Calibri"/>
+                      <w:sz w:val="20"/>
+                    </w:rPr>
+                    <w:t xml:space="default">5,792</w:t>
+                  </w:r>
+                </w:p>
+              </w:tc>
+              <w:tc>
+                <w:tcPr>
+                  <w:tcBorders>
+                    <w:top w:val="single" w:space="0" w:color="D3D3D3"/>
+                    <w:bottom w:val="single" w:space="0" w:color="D3D3D3"/>
+                    <w:start w:val="single" w:space="0" w:color="D3D3D3"/>
+                    <w:end w:val="single" w:space="0" w:color="D3D3D3"/>
+                  </w:tcBorders>
+                </w:tcPr>
+                <w:p>
+                  <w:pPr>
+                    <w:spacing w:before="0" w:after="60"/>
+                    <w:keepNext/>
+                    <w:jc w:val="end"/>
+                  </w:pPr>
+                  <w:r>
+                    <w:rPr>
+                      <w:rFonts w:ascii="Calibri" w:hAnsi="Calibri"/>
+                      <w:sz w:val="20"/>
+                    </w:rPr>
+                    <w:t xml:space="default">-2</w:t>
                   </w:r>
                 </w:p>
               </w:tc>
@@ -3155,7 +2904,7 @@
                       <w:rFonts w:ascii="Calibri" w:hAnsi="Calibri"/>
                       <w:sz w:val="20"/>
                     </w:rPr>
-                    <w:t xml:space="default">2022-06-03</w:t>
+                    <w:t xml:space="default">2015-08-25</w:t>
                   </w:r>
                 </w:p>
               </w:tc>
@@ -3203,7 +2952,7 @@
                       <w:rFonts w:ascii="Calibri" w:hAnsi="Calibri"/>
                       <w:sz w:val="20"/>
                     </w:rPr>
-                    <w:t xml:space="default">CHI</w:t>
+                    <w:t xml:space="default">CON</w:t>
                   </w:r>
                 </w:p>
               </w:tc>
@@ -3227,55 +2976,55 @@
                       <w:rFonts w:ascii="Calibri" w:hAnsi="Calibri"/>
                       <w:sz w:val="20"/>
                     </w:rPr>
-                    <w:t xml:space="default">Gateway Center Arena @ College Park</w:t>
-                  </w:r>
-                </w:p>
-              </w:tc>
-              <w:tc>
-                <w:tcPr>
-                  <w:tcBorders>
-                    <w:top w:val="single" w:space="0" w:color="D3D3D3"/>
-                    <w:bottom w:val="single" w:space="0" w:color="D3D3D3"/>
-                    <w:start w:val="single" w:space="0" w:color="D3D3D3"/>
-                    <w:end w:val="single" w:space="0" w:color="D3D3D3"/>
-                  </w:tcBorders>
-                </w:tcPr>
-                <w:p>
-                  <w:pPr>
-                    <w:spacing w:before="0" w:after="60"/>
-                    <w:keepNext/>
-                    <w:jc w:val="end"/>
-                  </w:pPr>
-                  <w:r>
-                    <w:rPr>
-                      <w:rFonts w:ascii="Calibri" w:hAnsi="Calibri"/>
-                      <w:sz w:val="20"/>
-                    </w:rPr>
-                    <w:t xml:space="default">3,138</w:t>
-                  </w:r>
-                </w:p>
-              </w:tc>
-              <w:tc>
-                <w:tcPr>
-                  <w:tcBorders>
-                    <w:top w:val="single" w:space="0" w:color="D3D3D3"/>
-                    <w:bottom w:val="single" w:space="0" w:color="D3D3D3"/>
-                    <w:start w:val="single" w:space="0" w:color="D3D3D3"/>
-                    <w:end w:val="single" w:space="0" w:color="D3D3D3"/>
-                  </w:tcBorders>
-                </w:tcPr>
-                <w:p>
-                  <w:pPr>
-                    <w:spacing w:before="0" w:after="60"/>
-                    <w:keepNext/>
-                    <w:jc w:val="end"/>
-                  </w:pPr>
-                  <w:r>
-                    <w:rPr>
-                      <w:rFonts w:ascii="Calibri" w:hAnsi="Calibri"/>
-                      <w:sz w:val="20"/>
-                    </w:rPr>
-                    <w:t xml:space="default">-8</w:t>
+                    <w:t xml:space="default">State Farm Arena</w:t>
+                  </w:r>
+                </w:p>
+              </w:tc>
+              <w:tc>
+                <w:tcPr>
+                  <w:tcBorders>
+                    <w:top w:val="single" w:space="0" w:color="D3D3D3"/>
+                    <w:bottom w:val="single" w:space="0" w:color="D3D3D3"/>
+                    <w:start w:val="single" w:space="0" w:color="D3D3D3"/>
+                    <w:end w:val="single" w:space="0" w:color="D3D3D3"/>
+                  </w:tcBorders>
+                </w:tcPr>
+                <w:p>
+                  <w:pPr>
+                    <w:spacing w:before="0" w:after="60"/>
+                    <w:keepNext/>
+                    <w:jc w:val="end"/>
+                  </w:pPr>
+                  <w:r>
+                    <w:rPr>
+                      <w:rFonts w:ascii="Calibri" w:hAnsi="Calibri"/>
+                      <w:sz w:val="20"/>
+                    </w:rPr>
+                    <w:t xml:space="default">5,573</w:t>
+                  </w:r>
+                </w:p>
+              </w:tc>
+              <w:tc>
+                <w:tcPr>
+                  <w:tcBorders>
+                    <w:top w:val="single" w:space="0" w:color="D3D3D3"/>
+                    <w:bottom w:val="single" w:space="0" w:color="D3D3D3"/>
+                    <w:start w:val="single" w:space="0" w:color="D3D3D3"/>
+                    <w:end w:val="single" w:space="0" w:color="D3D3D3"/>
+                  </w:tcBorders>
+                </w:tcPr>
+                <w:p>
+                  <w:pPr>
+                    <w:spacing w:before="0" w:after="60"/>
+                    <w:keepNext/>
+                    <w:jc w:val="end"/>
+                  </w:pPr>
+                  <w:r>
+                    <w:rPr>
+                      <w:rFonts w:ascii="Calibri" w:hAnsi="Calibri"/>
+                      <w:sz w:val="20"/>
+                    </w:rPr>
+                    <w:t xml:space="default">14</w:t>
                   </w:r>
                 </w:p>
               </w:tc>
@@ -3337,7 +3086,7 @@
               <w:t xml:space="preserve">Sample of Game-level WNBA data. The data indicates (among other things) which teams were playing, who won, the arena, the attendance, and whether Caitlin Clark and/or A’ja Wilson played in the game.</w:t>
             </w:r>
           </w:p>
-          <w:bookmarkEnd w:id="20"/>
+          <w:bookmarkEnd w:id="15"/>
         </w:tc>
       </w:tr>
     </w:tbl>
@@ -3367,8 +3116,8 @@
         </w:r>
       </w:hyperlink>
     </w:p>
-    <w:bookmarkEnd w:id="21"/>
-    <w:bookmarkStart w:id="27" w:name="attendance"/>
+    <w:bookmarkEnd w:id="16"/>
+    <w:bookmarkStart w:id="22" w:name="attendance"/>
     <w:p>
       <w:pPr>
         <w:pStyle w:val="Heading3"/>
@@ -3536,7 +3285,7 @@
         <w:t xml:space="preserve">As a superior player with less celebrity, Wilson’s effect on attendance relative to Clark’s provides additional benchmarking possibilities.</w:t>
       </w:r>
     </w:p>
-    <w:bookmarkStart w:id="26" w:name="cell-fig-boxplots"/>
+    <w:bookmarkStart w:id="21" w:name="cell-fig-boxplots"/>
     <w:tbl>
       <w:tblPr>
         <w:tblStyle w:val="Table"/>
@@ -3550,7 +3299,7 @@
       <w:tr>
         <w:tc>
           <w:tcPr/>
-          <w:bookmarkStart w:id="25" w:name="fig-boxplots"/>
+          <w:bookmarkStart w:id="20" w:name="fig-boxplots"/>
           <w:p>
             <w:pPr>
               <w:pStyle w:val="Compact"/>
@@ -3561,18 +3310,18 @@
                 <wp:inline>
                   <wp:extent cx="4620126" cy="3696101"/>
                   <wp:effectExtent b="0" l="0" r="0" t="0"/>
-                  <wp:docPr descr="" title="" id="23" name="Picture"/>
+                  <wp:docPr descr="" title="" id="18" name="Picture"/>
                   <a:graphic>
                     <a:graphicData uri="http://schemas.openxmlformats.org/drawingml/2006/picture">
                       <pic:pic>
                         <pic:nvPicPr>
-                          <pic:cNvPr descr="index_files/figure-docx/fig-boxplots-1.png" id="24" name="Picture"/>
+                          <pic:cNvPr descr="index_files/figure-docx/fig-boxplots-1.png" id="19" name="Picture"/>
                           <pic:cNvPicPr>
                             <a:picLocks noChangeArrowheads="1" noChangeAspect="1"/>
                           </pic:cNvPicPr>
                         </pic:nvPicPr>
                         <pic:blipFill>
-                          <a:blip r:embed="rId22"/>
+                          <a:blip r:embed="rId17"/>
                           <a:stretch>
                             <a:fillRect/>
                           </a:stretch>
@@ -3612,7 +3361,7 @@
               <w:t xml:space="preserve">Figure 1: Distribution of WNBA game attendance by season. Note that the vertical axis has a logarithmic scale. Caitlin Clark and/or A’ja Wilson’s games are separated by color.</w:t>
             </w:r>
           </w:p>
-          <w:bookmarkEnd w:id="25"/>
+          <w:bookmarkEnd w:id="20"/>
         </w:tc>
       </w:tr>
     </w:tbl>
@@ -3642,9 +3391,9 @@
         </w:r>
       </w:hyperlink>
     </w:p>
-    <w:bookmarkEnd w:id="26"/>
-    <w:bookmarkEnd w:id="27"/>
-    <w:bookmarkStart w:id="33" w:name="sec-arenas"/>
+    <w:bookmarkEnd w:id="21"/>
+    <w:bookmarkEnd w:id="22"/>
+    <w:bookmarkStart w:id="28" w:name="sec-arenas"/>
     <w:p>
       <w:pPr>
         <w:pStyle w:val="Heading3"/>
@@ -3718,7 +3467,7 @@
         <w:t xml:space="preserve">shows the distribution of attendance as a percentage of the arena’s estimated capacity.</w:t>
       </w:r>
     </w:p>
-    <w:bookmarkStart w:id="32" w:name="cell-fig-boxplots-capacity"/>
+    <w:bookmarkStart w:id="27" w:name="cell-fig-boxplots-capacity"/>
     <w:tbl>
       <w:tblPr>
         <w:tblStyle w:val="Table"/>
@@ -3732,7 +3481,7 @@
       <w:tr>
         <w:tc>
           <w:tcPr/>
-          <w:bookmarkStart w:id="31" w:name="fig-boxplots-capacity"/>
+          <w:bookmarkStart w:id="26" w:name="fig-boxplots-capacity"/>
           <w:p>
             <w:pPr>
               <w:pStyle w:val="Compact"/>
@@ -3743,18 +3492,18 @@
                 <wp:inline>
                   <wp:extent cx="4620126" cy="3696101"/>
                   <wp:effectExtent b="0" l="0" r="0" t="0"/>
-                  <wp:docPr descr="" title="" id="29" name="Picture"/>
+                  <wp:docPr descr="" title="" id="24" name="Picture"/>
                   <a:graphic>
                     <a:graphicData uri="http://schemas.openxmlformats.org/drawingml/2006/picture">
                       <pic:pic>
                         <pic:nvPicPr>
-                          <pic:cNvPr descr="index_files/figure-docx/fig-boxplots-capacity-1.png" id="30" name="Picture"/>
+                          <pic:cNvPr descr="index_files/figure-docx/fig-boxplots-capacity-1.png" id="25" name="Picture"/>
                           <pic:cNvPicPr>
                             <a:picLocks noChangeArrowheads="1" noChangeAspect="1"/>
                           </pic:cNvPicPr>
                         </pic:nvPicPr>
                         <pic:blipFill>
-                          <a:blip r:embed="rId28"/>
+                          <a:blip r:embed="rId23"/>
                           <a:stretch>
                             <a:fillRect/>
                           </a:stretch>
@@ -3794,7 +3543,7 @@
               <w:t xml:space="preserve">Figure 2: Distribution of WNBA game attendance as a percentage of estimated arena capacity by season. Clark and Wilson games are highlighted by color.</w:t>
             </w:r>
           </w:p>
-          <w:bookmarkEnd w:id="31"/>
+          <w:bookmarkEnd w:id="26"/>
         </w:tc>
       </w:tr>
     </w:tbl>
@@ -3824,9 +3573,9 @@
         </w:r>
       </w:hyperlink>
     </w:p>
-    <w:bookmarkEnd w:id="32"/>
-    <w:bookmarkEnd w:id="33"/>
-    <w:bookmarkStart w:id="39" w:name="sec-elo"/>
+    <w:bookmarkEnd w:id="27"/>
+    <w:bookmarkEnd w:id="28"/>
+    <w:bookmarkStart w:id="34" w:name="sec-elo"/>
     <w:p>
       <w:pPr>
         <w:pStyle w:val="Heading3"/>
@@ -4874,7 +4623,7 @@
         <w:t xml:space="preserve">The recent poor performance of the Los Angeles Sparks, the 2010 dominance of the Seattle Storm, and the recent rise of the New York Liberty and Indiana Fever are easily visible.</w:t>
       </w:r>
     </w:p>
-    <w:bookmarkStart w:id="38" w:name="cell-fig-elo"/>
+    <w:bookmarkStart w:id="33" w:name="cell-fig-elo"/>
     <w:tbl>
       <w:tblPr>
         <w:tblStyle w:val="Table"/>
@@ -4888,7 +4637,7 @@
       <w:tr>
         <w:tc>
           <w:tcPr/>
-          <w:bookmarkStart w:id="37" w:name="fig-elo"/>
+          <w:bookmarkStart w:id="32" w:name="fig-elo"/>
           <w:p>
             <w:pPr>
               <w:pStyle w:val="Compact"/>
@@ -4899,18 +4648,18 @@
                 <wp:inline>
                   <wp:extent cx="4620126" cy="3696101"/>
                   <wp:effectExtent b="0" l="0" r="0" t="0"/>
-                  <wp:docPr descr="" title="" id="35" name="Picture"/>
+                  <wp:docPr descr="" title="" id="30" name="Picture"/>
                   <a:graphic>
                     <a:graphicData uri="http://schemas.openxmlformats.org/drawingml/2006/picture">
                       <pic:pic>
                         <pic:nvPicPr>
-                          <pic:cNvPr descr="index_files/figure-docx/fig-elo-1.png" id="36" name="Picture"/>
+                          <pic:cNvPr descr="index_files/figure-docx/fig-elo-1.png" id="31" name="Picture"/>
                           <pic:cNvPicPr>
                             <a:picLocks noChangeArrowheads="1" noChangeAspect="1"/>
                           </pic:cNvPicPr>
                         </pic:nvPicPr>
                         <pic:blipFill>
-                          <a:blip r:embed="rId34"/>
+                          <a:blip r:embed="rId29"/>
                           <a:stretch>
                             <a:fillRect/>
                           </a:stretch>
@@ -4950,7 +4699,7 @@
               <w:t xml:space="preserve">Figure 3: Evolution of team Elo ratings in the WNBA (1997-2025). Only franchises active in 2024 are shown. The recent poor performance of the Los Angeles Sparks, the 2010 dominance of the Seattle Storm, and the recent rise of the New York Liberty and Indiana Fever are easily visible. Note that all franchises begin with a 1500 rating.</w:t>
             </w:r>
           </w:p>
-          <w:bookmarkEnd w:id="37"/>
+          <w:bookmarkEnd w:id="32"/>
         </w:tc>
       </w:tr>
     </w:tbl>
@@ -4980,9 +4729,9 @@
         </w:r>
       </w:hyperlink>
     </w:p>
-    <w:bookmarkEnd w:id="38"/>
-    <w:bookmarkEnd w:id="39"/>
-    <w:bookmarkStart w:id="41" w:name="estimating-home-win-probability"/>
+    <w:bookmarkEnd w:id="33"/>
+    <w:bookmarkEnd w:id="34"/>
+    <w:bookmarkStart w:id="36" w:name="estimating-home-win-probability"/>
     <w:p>
       <w:pPr>
         <w:pStyle w:val="Heading3"/>
@@ -5293,7 +5042,7 @@
       <w:tr>
         <w:tc>
           <w:tcPr/>
-          <w:bookmarkStart w:id="40" w:name="tbl-calibrate"/>
+          <w:bookmarkStart w:id="35" w:name="tbl-calibrate"/>
           <w:p>
             <w:pPr>
               <w:jc w:val="center"/>
@@ -6754,7 +6503,7 @@
               </w:tc>
             </w:tr>
           </w:tbl>
-          <w:bookmarkEnd w:id="40"/>
+          <w:bookmarkEnd w:id="35"/>
         </w:tc>
       </w:tr>
     </w:tbl>
@@ -6784,9 +6533,9 @@
         </w:r>
       </w:hyperlink>
     </w:p>
-    <w:bookmarkEnd w:id="41"/>
-    <w:bookmarkEnd w:id="42"/>
-    <w:bookmarkStart w:id="71" w:name="methods"/>
+    <w:bookmarkEnd w:id="36"/>
+    <w:bookmarkEnd w:id="37"/>
+    <w:bookmarkStart w:id="64" w:name="methods"/>
     <w:p>
       <w:pPr>
         <w:pStyle w:val="Heading2"/>
@@ -6795,7 +6544,7 @@
         <w:t xml:space="preserve">3 Methods</w:t>
       </w:r>
     </w:p>
-    <w:bookmarkStart w:id="56" w:name="response-variables"/>
+    <w:bookmarkStart w:id="49" w:name="response-variables"/>
     <w:p>
       <w:pPr>
         <w:pStyle w:val="Heading3"/>
@@ -6889,13 +6638,13 @@
         </w:r>
       </w:hyperlink>
       <w:r>
-        <w:t xml:space="preserve">, we observe the relationship between attendance and estimated home win probability.</w:t>
-      </w:r>
-      <w:r>
-        <w:t xml:space="preserve"> </w:t>
-      </w:r>
-      <w:r>
-        <w:t xml:space="preserve">We add a simple quadratic regression line to reflect the quadratic relationship posited by</w:t>
+        <w:t xml:space="preserve">, we examine the relationship between attendance and estimated home win probability.</w:t>
+      </w:r>
+      <w:r>
+        <w:t xml:space="preserve"> </w:t>
+      </w:r>
+      <w:r>
+        <w:t xml:space="preserve">We add a simple quadratic regression line as a flexible approximation of the nonlinear relationship posited by</w:t>
       </w:r>
       <w:r>
         <w:t xml:space="preserve"> </w:t>
@@ -6912,124 +6661,35 @@
       <w:r>
         <w:t xml:space="preserve">In most years, the slope appears to be positive and the curvature concave up.</w:t>
       </w:r>
+      <w:r>
+        <w:t xml:space="preserve"> </w:t>
+      </w:r>
+      <w:r>
+        <w:t xml:space="preserve">This pattern is broadly consistent with</w:t>
+      </w:r>
+      <w:r>
+        <w:t xml:space="preserve"> </w:t>
+      </w:r>
+      <w:r>
+        <w:t xml:space="preserve">Coates et al. (2014)</w:t>
+      </w:r>
+      <w:r>
+        <w:t xml:space="preserve">’s hypothesis that the expected utility of attending a game increases as the likelihood of a home-team victory rises.</w:t>
+      </w:r>
+      <w:r>
+        <w:t xml:space="preserve"> </w:t>
+      </w:r>
+      <w:r>
+        <w:t xml:space="preserve">However, these observed relationships do not provide strong evidence that fans primarily seek to avoid losses.</w:t>
+      </w:r>
+      <w:r>
+        <w:t xml:space="preserve"> </w:t>
+      </w:r>
+      <w:r>
+        <w:t xml:space="preserve">We do not observe a pronounced decline in attendance for games in which the home team’s estimated win probability falls below 50%.</w:t>
+      </w:r>
     </w:p>
-    <w:tbl>
-      <w:tblPr>
-        <w:tblStyle w:val="Table"/>
-        <w:tblLook w:firstRow="0" w:lastRow="0" w:firstColumn="0" w:lastColumn="0" w:noHBand="0" w:noVBand="0" w:val="0000"/>
-        <w:tblBorders>
-          <w:top w:val="single" w:sz="4" w:space="0" w:color="0758E5"/>
-          <w:left w:val="single" w:sz="24" w:space="0" w:color="0758E5"/>
-          <w:bottom w:val="single" w:sz="4" w:space="0" w:color="0758E5"/>
-          <w:right w:val="single" w:sz="4" w:space="0" w:color="0758E5"/>
-        </w:tblBorders>
-        <w:tblCellMar>
-          <w:left w:w="144" w:type="dxa"/>
-          <w:right w:w="144" w:type="dxa"/>
-        </w:tblCellMar>
-        <w:tblLook w:firstRow="0" w:lastRow="0" w:firstColumn="0" w:lastColumn="0" w:noHBand="0" w:noVBand="0" w:val="0000"/>
-      </w:tblPr>
-      <w:tr>
-        <w:trPr>
-          <w:cantSplit/>
-        </w:trPr>
-        <w:tc>
-          <w:tcPr>
-            <w:shd w:color="auto" w:fill="dae6fb" w:val="clear"/>
-            <w:tcMar>
-              <w:top w:w="92" w:type="dxa"/>
-              <w:bottom w:w="92" w:type="dxa"/>
-            </w:tcMar>
-          </w:tcPr>
-          <w:p>
-            <w:pPr>
-              <w:pStyle w:val="BodyText"/>
-            </w:pPr>
-            <w:pPr>
-              <w:spacing w:before="0" w:after="0"/>
-              <w:textAlignment w:val="center"/>
-            </w:pPr>
-            <w:r>
-              <w:drawing>
-                <wp:inline>
-                  <wp:extent cx="152400" cy="152400"/>
-                  <wp:effectExtent b="0" l="0" r="0" t="0"/>
-                  <wp:docPr descr="" title="" id="43" name="Picture"/>
-                  <a:graphic>
-                    <a:graphicData uri="http://schemas.openxmlformats.org/drawingml/2006/picture">
-                      <pic:pic>
-                        <pic:nvPicPr>
-                          <pic:cNvPr descr="/opt/quarto/share/formats/docx/note.png" id="44" name="Picture"/>
-                          <pic:cNvPicPr>
-                            <a:picLocks noChangeArrowheads="1" noChangeAspect="1"/>
-                          </pic:cNvPicPr>
-                        </pic:nvPicPr>
-                        <pic:blipFill>
-                          <a:blip r:embed="rId10"/>
-                          <a:stretch>
-                            <a:fillRect/>
-                          </a:stretch>
-                        </pic:blipFill>
-                        <pic:spPr bwMode="auto">
-                          <a:xfrm>
-                            <a:off x="0" y="0"/>
-                            <a:ext cx="152400" cy="152400"/>
-                          </a:xfrm>
-                          <a:prstGeom prst="rect">
-                            <a:avLst/>
-                          </a:prstGeom>
-                          <a:noFill/>
-                          <a:ln w="9525">
-                            <a:noFill/>
-                            <a:headEnd/>
-                            <a:tailEnd/>
-                          </a:ln>
-                        </pic:spPr>
-                      </pic:pic>
-                    </a:graphicData>
-                  </a:graphic>
-                </wp:inline>
-              </w:drawing>
-            </w:r>
-            <w:r>
-              <w:t xml:space="preserve"> </w:t>
-            </w:r>
-            <w:r>
-              <w:t xml:space="preserve"> </w:t>
-            </w:r>
-            <w:r>
-              <w:t xml:space="preserve">Ben</w:t>
-            </w:r>
-          </w:p>
-        </w:tc>
-      </w:tr>
-      <w:tr>
-        <w:trPr>
-          <w:cantSplit/>
-        </w:trPr>
-        <w:tc>
-          <w:tcPr>
-            <w:tcMar>
-              <w:top w:w="108" w:type="dxa"/>
-              <w:bottom w:w="108" w:type="dxa"/>
-            </w:tcMar>
-          </w:tcPr>
-          <w:p>
-            <w:pPr>
-              <w:pStyle w:val="BodyText"/>
-            </w:pPr>
-            <w:pPr>
-              <w:spacing w:before="16" w:after="16"/>
-            </w:pPr>
-            <w:r>
-              <w:t xml:space="preserve">How does this compare to Coates, et al?</w:t>
-            </w:r>
-          </w:p>
-          <w:p/>
-        </w:tc>
-      </w:tr>
-    </w:tbl>
-    <w:bookmarkStart w:id="49" w:name="cell-fig-attendance-year"/>
+    <w:bookmarkStart w:id="42" w:name="cell-fig-attendance-year"/>
     <w:tbl>
       <w:tblPr>
         <w:tblStyle w:val="Table"/>
@@ -7043,7 +6703,7 @@
       <w:tr>
         <w:tc>
           <w:tcPr/>
-          <w:bookmarkStart w:id="48" w:name="fig-attendance-year"/>
+          <w:bookmarkStart w:id="41" w:name="fig-attendance-year"/>
           <w:p>
             <w:pPr>
               <w:pStyle w:val="Compact"/>
@@ -7054,18 +6714,18 @@
                 <wp:inline>
                   <wp:extent cx="4620126" cy="3696101"/>
                   <wp:effectExtent b="0" l="0" r="0" t="0"/>
-                  <wp:docPr descr="" title="" id="46" name="Picture"/>
+                  <wp:docPr descr="" title="" id="39" name="Picture"/>
                   <a:graphic>
                     <a:graphicData uri="http://schemas.openxmlformats.org/drawingml/2006/picture">
                       <pic:pic>
                         <pic:nvPicPr>
-                          <pic:cNvPr descr="index_files/figure-docx/fig-attendance-year-1.png" id="47" name="Picture"/>
+                          <pic:cNvPr descr="index_files/figure-docx/fig-attendance-year-1.png" id="40" name="Picture"/>
                           <pic:cNvPicPr>
                             <a:picLocks noChangeArrowheads="1" noChangeAspect="1"/>
                           </pic:cNvPicPr>
                         </pic:nvPicPr>
                         <pic:blipFill>
-                          <a:blip r:embed="rId45"/>
+                          <a:blip r:embed="rId38"/>
                           <a:stretch>
                             <a:fillRect/>
                           </a:stretch>
@@ -7105,7 +6765,7 @@
               <w:t xml:space="preserve">Figure 4: WNBA attendance by season against estimated home win probability. We note that in most years, the slope of the association appears to be positive and the curvature concave up.</w:t>
             </w:r>
           </w:p>
-          <w:bookmarkEnd w:id="48"/>
+          <w:bookmarkEnd w:id="41"/>
         </w:tc>
       </w:tr>
     </w:tbl>
@@ -7135,7 +6795,7 @@
         </w:r>
       </w:hyperlink>
     </w:p>
-    <w:bookmarkEnd w:id="49"/>
+    <w:bookmarkEnd w:id="42"/>
     <w:p>
       <w:pPr>
         <w:pStyle w:val="BodyText"/>
@@ -7170,7 +6830,7 @@
         <w:t xml:space="preserve">Those sellouts are much more frequent in the last two years of data, and many of the sellouts involve Caitlin Clark.</w:t>
       </w:r>
     </w:p>
-    <w:bookmarkStart w:id="54" w:name="cell-fig-capacity-year"/>
+    <w:bookmarkStart w:id="47" w:name="cell-fig-capacity-year"/>
     <w:tbl>
       <w:tblPr>
         <w:tblStyle w:val="Table"/>
@@ -7184,7 +6844,7 @@
       <w:tr>
         <w:tc>
           <w:tcPr/>
-          <w:bookmarkStart w:id="53" w:name="fig-capacity-year"/>
+          <w:bookmarkStart w:id="46" w:name="fig-capacity-year"/>
           <w:p>
             <w:pPr>
               <w:pStyle w:val="Compact"/>
@@ -7195,18 +6855,18 @@
                 <wp:inline>
                   <wp:extent cx="4620126" cy="3696101"/>
                   <wp:effectExtent b="0" l="0" r="0" t="0"/>
-                  <wp:docPr descr="" title="" id="51" name="Picture"/>
+                  <wp:docPr descr="" title="" id="44" name="Picture"/>
                   <a:graphic>
                     <a:graphicData uri="http://schemas.openxmlformats.org/drawingml/2006/picture">
                       <pic:pic>
                         <pic:nvPicPr>
-                          <pic:cNvPr descr="index_files/figure-docx/fig-capacity-year-1.png" id="52" name="Picture"/>
+                          <pic:cNvPr descr="index_files/figure-docx/fig-capacity-year-1.png" id="45" name="Picture"/>
                           <pic:cNvPicPr>
                             <a:picLocks noChangeArrowheads="1" noChangeAspect="1"/>
                           </pic:cNvPicPr>
                         </pic:nvPicPr>
                         <pic:blipFill>
-                          <a:blip r:embed="rId50"/>
+                          <a:blip r:embed="rId43"/>
                           <a:stretch>
                             <a:fillRect/>
                           </a:stretch>
@@ -7246,7 +6906,7 @@
               <w:t xml:space="preserve">Figure 5: WNBA percentage of estimated arena capacity filled by season, against estimated home win probability. We note the edge effects caused by sellouts, which occur much more frequently in 2024 and 2025.</w:t>
             </w:r>
           </w:p>
-          <w:bookmarkEnd w:id="53"/>
+          <w:bookmarkEnd w:id="46"/>
         </w:tc>
       </w:tr>
     </w:tbl>
@@ -7276,7 +6936,7 @@
         </w:r>
       </w:hyperlink>
     </w:p>
-    <w:bookmarkEnd w:id="54"/>
+    <w:bookmarkEnd w:id="47"/>
     <w:p>
       <w:pPr>
         <w:pStyle w:val="BodyText"/>
@@ -7345,7 +7005,7 @@
       <w:tr>
         <w:tc>
           <w:tcPr/>
-          <w:bookmarkStart w:id="55" w:name="tbl-sellout"/>
+          <w:bookmarkStart w:id="48" w:name="tbl-sellout"/>
           <w:p>
             <w:pPr>
               <w:jc w:val="center"/>
@@ -9723,7 +9383,7 @@
               </w:tc>
             </w:tr>
           </w:tbl>
-          <w:bookmarkEnd w:id="55"/>
+          <w:bookmarkEnd w:id="48"/>
         </w:tc>
       </w:tr>
     </w:tbl>
@@ -9753,8 +9413,8 @@
         </w:r>
       </w:hyperlink>
     </w:p>
-    <w:bookmarkEnd w:id="56"/>
-    <w:bookmarkStart w:id="65" w:name="sec-fan"/>
+    <w:bookmarkEnd w:id="49"/>
+    <w:bookmarkStart w:id="58" w:name="sec-fan"/>
     <w:p>
       <w:pPr>
         <w:pStyle w:val="Heading3"/>
@@ -10409,7 +10069,7 @@
         <w:rPr>
           <w:rStyle w:val="FootnoteReference"/>
         </w:rPr>
-        <w:footnoteReference w:id="57"/>
+        <w:footnoteReference w:id="50"/>
       </w:r>
     </w:p>
     <w:p>
@@ -10663,7 +10323,7 @@
         <w:t xml:space="preserve">.</w:t>
       </w:r>
     </w:p>
-    <w:bookmarkStart w:id="64" w:name="normalization"/>
+    <w:bookmarkStart w:id="57" w:name="normalization"/>
     <w:p>
       <w:pPr>
         <w:pStyle w:val="Heading4"/>
@@ -10831,7 +10491,7 @@
       <w:tr>
         <w:tc>
           <w:tcPr/>
-          <w:bookmarkStart w:id="58" w:name="tbl-cor"/>
+          <w:bookmarkStart w:id="51" w:name="tbl-cor"/>
           <w:p>
             <w:pPr>
               <w:jc w:val="center"/>
@@ -11163,7 +10823,7 @@
               </w:tc>
             </w:tr>
           </w:tbl>
-          <w:bookmarkEnd w:id="58"/>
+          <w:bookmarkEnd w:id="51"/>
         </w:tc>
       </w:tr>
     </w:tbl>
@@ -11264,7 +10924,7 @@
         <w:t xml:space="preserve">Although this metric is not used directly in our analysis, it might be considered a composite of three competing, uncorrelated notions of fan engagement.</w:t>
       </w:r>
     </w:p>
-    <w:bookmarkStart w:id="63" w:name="cell-fig-all-z"/>
+    <w:bookmarkStart w:id="56" w:name="cell-fig-all-z"/>
     <w:tbl>
       <w:tblPr>
         <w:tblStyle w:val="Table"/>
@@ -11278,7 +10938,7 @@
       <w:tr>
         <w:tc>
           <w:tcPr/>
-          <w:bookmarkStart w:id="62" w:name="fig-all-z"/>
+          <w:bookmarkStart w:id="55" w:name="fig-all-z"/>
           <w:p>
             <w:pPr>
               <w:pStyle w:val="Compact"/>
@@ -11289,18 +10949,18 @@
                 <wp:inline>
                   <wp:extent cx="4620126" cy="3696101"/>
                   <wp:effectExtent b="0" l="0" r="0" t="0"/>
-                  <wp:docPr descr="" title="" id="60" name="Picture"/>
+                  <wp:docPr descr="" title="" id="53" name="Picture"/>
                   <a:graphic>
                     <a:graphicData uri="http://schemas.openxmlformats.org/drawingml/2006/picture">
                       <pic:pic>
                         <pic:nvPicPr>
-                          <pic:cNvPr descr="index_files/figure-docx/fig-all-z-1.png" id="61" name="Picture"/>
+                          <pic:cNvPr descr="index_files/figure-docx/fig-all-z-1.png" id="54" name="Picture"/>
                           <pic:cNvPicPr>
                             <a:picLocks noChangeArrowheads="1" noChangeAspect="1"/>
                           </pic:cNvPicPr>
                         </pic:nvPicPr>
                         <pic:blipFill>
-                          <a:blip r:embed="rId59"/>
+                          <a:blip r:embed="rId52"/>
                           <a:stretch>
                             <a:fillRect/>
                           </a:stretch>
@@ -11340,7 +11000,7 @@
               <w:t xml:space="preserve">Figure 6: Distribution of normalized fan engagement measures as a function of home and away pregame Elo ratings. The lack of correlation across these measures is obvious. The 4th panel shows the simple sum of all three measures.</w:t>
             </w:r>
           </w:p>
-          <w:bookmarkEnd w:id="62"/>
+          <w:bookmarkEnd w:id="55"/>
         </w:tc>
       </w:tr>
     </w:tbl>
@@ -11370,10 +11030,10 @@
         </w:r>
       </w:hyperlink>
     </w:p>
-    <w:bookmarkEnd w:id="63"/>
-    <w:bookmarkEnd w:id="64"/>
-    <w:bookmarkEnd w:id="65"/>
-    <w:bookmarkStart w:id="67" w:name="sec-control"/>
+    <w:bookmarkEnd w:id="56"/>
+    <w:bookmarkEnd w:id="57"/>
+    <w:bookmarkEnd w:id="58"/>
+    <w:bookmarkStart w:id="60" w:name="sec-control"/>
     <w:p>
       <w:pPr>
         <w:pStyle w:val="Heading3"/>
@@ -11501,7 +11161,7 @@
         <w:rPr>
           <w:rStyle w:val="FootnoteReference"/>
         </w:rPr>
-        <w:footnoteReference w:id="66"/>
+        <w:footnoteReference w:id="59"/>
       </w:r>
       <w:r>
         <w:t xml:space="preserve">.</w:t>
@@ -11548,8 +11208,8 @@
         <w:t xml:space="preserve">, respectively).</w:t>
       </w:r>
     </w:p>
-    <w:bookmarkEnd w:id="67"/>
-    <w:bookmarkStart w:id="68" w:name="interaction"/>
+    <w:bookmarkEnd w:id="60"/>
+    <w:bookmarkStart w:id="61" w:name="interaction"/>
     <w:p>
       <w:pPr>
         <w:pStyle w:val="Heading3"/>
@@ -11606,8 +11266,8 @@
         <w:t xml:space="preserve">).</w:t>
       </w:r>
     </w:p>
-    <w:bookmarkEnd w:id="68"/>
-    <w:bookmarkStart w:id="69" w:name="sec-mod-attend"/>
+    <w:bookmarkEnd w:id="61"/>
+    <w:bookmarkStart w:id="62" w:name="sec-mod-attend"/>
     <w:p>
       <w:pPr>
         <w:pStyle w:val="Heading3"/>
@@ -12353,8 +12013,8 @@
         <w:t xml:space="preserve">package.</w:t>
       </w:r>
     </w:p>
-    <w:bookmarkEnd w:id="69"/>
-    <w:bookmarkStart w:id="70" w:name="sec-mod-cap"/>
+    <w:bookmarkEnd w:id="62"/>
+    <w:bookmarkStart w:id="63" w:name="sec-mod-cap"/>
     <w:p>
       <w:pPr>
         <w:pStyle w:val="Heading3"/>
@@ -12666,9 +12326,9 @@
         <w:t xml:space="preserve">defined above.</w:t>
       </w:r>
     </w:p>
-    <w:bookmarkEnd w:id="70"/>
-    <w:bookmarkEnd w:id="71"/>
-    <w:bookmarkStart w:id="114" w:name="results"/>
+    <w:bookmarkEnd w:id="63"/>
+    <w:bookmarkEnd w:id="64"/>
+    <w:bookmarkStart w:id="105" w:name="results"/>
     <w:p>
       <w:pPr>
         <w:pStyle w:val="Heading2"/>
@@ -12726,7 +12386,7 @@
         </w:r>
       </w:hyperlink>
     </w:p>
-    <w:bookmarkStart w:id="94" w:name="sec-attend"/>
+    <w:bookmarkStart w:id="85" w:name="sec-attend"/>
     <w:p>
       <w:pPr>
         <w:pStyle w:val="Heading3"/>
@@ -12735,7 +12395,7 @@
         <w:t xml:space="preserve">4.1 Modeling attendance</w:t>
       </w:r>
     </w:p>
-    <w:bookmarkStart w:id="78" w:name="baseline-effects"/>
+    <w:bookmarkStart w:id="71" w:name="baseline-effects"/>
     <w:p>
       <w:pPr>
         <w:pStyle w:val="Heading4"/>
@@ -12828,7 +12488,7 @@
       <w:tr>
         <w:tc>
           <w:tcPr/>
-          <w:bookmarkStart w:id="72" w:name="tbl-coefs"/>
+          <w:bookmarkStart w:id="65" w:name="tbl-coefs"/>
           <w:p>
             <w:pPr>
               <w:jc w:val="center"/>
@@ -14574,7 +14234,7 @@
               </w:tc>
             </w:tr>
           </w:tbl>
-          <w:bookmarkEnd w:id="72"/>
+          <w:bookmarkEnd w:id="65"/>
         </w:tc>
       </w:tr>
     </w:tbl>
@@ -14808,7 +14468,7 @@
         <w:t xml:space="preserve">Saturday games have the highest attendance, as do games later in the season.</w:t>
       </w:r>
     </w:p>
-    <w:bookmarkStart w:id="77" w:name="cell-fig-attend-coefs"/>
+    <w:bookmarkStart w:id="70" w:name="cell-fig-attend-coefs"/>
     <w:tbl>
       <w:tblPr>
         <w:tblStyle w:val="Table"/>
@@ -14822,7 +14482,723 @@
       <w:tr>
         <w:tc>
           <w:tcPr/>
-          <w:bookmarkStart w:id="76" w:name="fig-attend-coefs"/>
+          <w:bookmarkStart w:id="69" w:name="fig-attend-coefs"/>
+          <w:p>
+            <w:pPr>
+              <w:pStyle w:val="Compact"/>
+              <w:jc w:val="center"/>
+            </w:pPr>
+            <w:r>
+              <w:drawing>
+                <wp:inline>
+                  <wp:extent cx="4620126" cy="3696101"/>
+                  <wp:effectExtent b="0" l="0" r="0" t="0"/>
+                  <wp:docPr descr="" title="" id="67" name="Picture"/>
+                  <a:graphic>
+                    <a:graphicData uri="http://schemas.openxmlformats.org/drawingml/2006/picture">
+                      <pic:pic>
+                        <pic:nvPicPr>
+                          <pic:cNvPr descr="index_files/figure-docx/fig-attend-coefs-1.png" id="68" name="Picture"/>
+                          <pic:cNvPicPr>
+                            <a:picLocks noChangeArrowheads="1" noChangeAspect="1"/>
+                          </pic:cNvPicPr>
+                        </pic:nvPicPr>
+                        <pic:blipFill>
+                          <a:blip r:embed="rId66"/>
+                          <a:stretch>
+                            <a:fillRect/>
+                          </a:stretch>
+                        </pic:blipFill>
+                        <pic:spPr bwMode="auto">
+                          <a:xfrm>
+                            <a:off x="0" y="0"/>
+                            <a:ext cx="4620126" cy="3696101"/>
+                          </a:xfrm>
+                          <a:prstGeom prst="rect">
+                            <a:avLst/>
+                          </a:prstGeom>
+                          <a:noFill/>
+                          <a:ln w="9525">
+                            <a:noFill/>
+                            <a:headEnd/>
+                            <a:tailEnd/>
+                          </a:ln>
+                        </pic:spPr>
+                      </pic:pic>
+                    </a:graphicData>
+                  </a:graphic>
+                </wp:inline>
+              </w:drawing>
+            </w:r>
+          </w:p>
+          <w:p>
+            <w:pPr>
+              <w:jc w:val="center"/>
+            </w:pPr>
+            <w:pPr>
+              <w:jc w:val="left"/>
+              <w:spacing w:before="200"/>
+              <w:pStyle w:val="ImageCaption"/>
+            </w:pPr>
+            <w:r>
+              <w:t xml:space="preserve">Figure 7: Relative magnitudes of fitted coefficients in attendance model, with 95% confidence intervals. The coefficient for the Golden State Valkyries is omitted. Coefficients of interest are highlighted in green. Note the relatively large size of the coefficient associated with Caitlin Clark.</w:t>
+            </w:r>
+          </w:p>
+          <w:bookmarkEnd w:id="69"/>
+        </w:tc>
+      </w:tr>
+    </w:tbl>
+    <w:p>
+      <w:pPr>
+        <w:pStyle w:val="BodyText"/>
+      </w:pPr>
+      <w:r>
+        <w:rPr>
+          <w:vertAlign w:val="subscript"/>
+        </w:rPr>
+        <w:t xml:space="preserve">Source:</w:t>
+      </w:r>
+      <w:r>
+        <w:rPr>
+          <w:vertAlign w:val="subscript"/>
+        </w:rPr>
+        <w:t xml:space="preserve"> </w:t>
+      </w:r>
+      <w:hyperlink r:id="rId9">
+        <w:r>
+          <w:rPr>
+            <w:rStyle w:val="Hyperlink"/>
+            <w:vertAlign w:val="subscript"/>
+          </w:rPr>
+          <w:t xml:space="preserve">Article Notebook</w:t>
+        </w:r>
+      </w:hyperlink>
+    </w:p>
+    <w:bookmarkEnd w:id="70"/>
+    <w:p>
+      <w:pPr>
+        <w:pStyle w:val="BodyText"/>
+      </w:pPr>
+      <w:r>
+        <w:rPr>
+          <w:vertAlign w:val="subscript"/>
+        </w:rPr>
+        <w:t xml:space="preserve">Source:</w:t>
+      </w:r>
+      <w:r>
+        <w:rPr>
+          <w:vertAlign w:val="subscript"/>
+        </w:rPr>
+        <w:t xml:space="preserve"> </w:t>
+      </w:r>
+      <w:hyperlink r:id="rId9">
+        <w:r>
+          <w:rPr>
+            <w:rStyle w:val="Hyperlink"/>
+            <w:vertAlign w:val="subscript"/>
+          </w:rPr>
+          <w:t xml:space="preserve">Article Notebook</w:t>
+        </w:r>
+      </w:hyperlink>
+    </w:p>
+    <w:p>
+      <w:pPr>
+        <w:pStyle w:val="BodyText"/>
+      </w:pPr>
+      <w:hyperlink w:anchor="tbl-glance">
+        <w:r>
+          <w:rPr>
+            <w:rStyle w:val="Hyperlink"/>
+          </w:rPr>
+          <w:t xml:space="preserve">Table 8</w:t>
+        </w:r>
+      </w:hyperlink>
+      <w:r>
+        <w:t xml:space="preserve"> </w:t>
+      </w:r>
+      <w:r>
+        <w:t xml:space="preserve">characterizes the model’s fit and</w:t>
+      </w:r>
+      <w:r>
+        <w:t xml:space="preserve"> </w:t>
+      </w:r>
+      <w:hyperlink w:anchor="tbl-anova-tobit">
+        <w:r>
+          <w:rPr>
+            <w:rStyle w:val="Hyperlink"/>
+          </w:rPr>
+          <w:t xml:space="preserve">Table 9</w:t>
+        </w:r>
+      </w:hyperlink>
+      <w:r>
+        <w:t xml:space="preserve"> </w:t>
+      </w:r>
+      <w:r>
+        <w:t xml:space="preserve">shows the ANOVA table.</w:t>
+      </w:r>
+      <w:r>
+        <w:t xml:space="preserve"> </w:t>
+      </w:r>
+      <w:r>
+        <w:t xml:space="preserve">The Tobit coefficient of -1.18 approximates the standard deviation of the latent attendance (on the log scale) when exponentiated (i.e., 0.307).</w:t>
+      </w:r>
+    </w:p>
+    <w:bookmarkEnd w:id="71"/>
+    <w:bookmarkStart w:id="84" w:name="sec-annual"/>
+    <w:p>
+      <w:pPr>
+        <w:pStyle w:val="Heading4"/>
+      </w:pPr>
+      <w:r>
+        <w:t xml:space="preserve">4.1.2 Annual effects</w:t>
+      </w:r>
+    </w:p>
+    <w:p>
+      <w:pPr>
+        <w:pStyle w:val="FirstParagraph"/>
+      </w:pPr>
+      <w:hyperlink w:anchor="tbl-lrt">
+        <w:r>
+          <w:rPr>
+            <w:rStyle w:val="Hyperlink"/>
+          </w:rPr>
+          <w:t xml:space="preserve">Table 6</w:t>
+        </w:r>
+      </w:hyperlink>
+      <w:r>
+        <w:t xml:space="preserve"> </w:t>
+      </w:r>
+      <w:r>
+        <w:t xml:space="preserve">shows a likelihood ratio test between our model and a reduced model that does not include the interaction terms.</w:t>
+      </w:r>
+      <w:r>
+        <w:t xml:space="preserve"> </w:t>
+      </w:r>
+      <w:r>
+        <w:t xml:space="preserve">The interactions introduce 78 additional terms corresponding to season specific slopes to our model.</w:t>
+      </w:r>
+      <w:r>
+        <w:t xml:space="preserve"> </w:t>
+      </w:r>
+      <w:r>
+        <w:t xml:space="preserve">The likelihood ratio test rejects the null hypothesis that all season-specific changes in slope are equal to zero, indicating that the effects of our fan engagement measures differ significantly across seasons.</w:t>
+      </w:r>
+    </w:p>
+    <w:p>
+      <w:pPr>
+        <w:pStyle w:val="BodyText"/>
+      </w:pPr>
+      <w:r>
+        <w:t xml:space="preserve">The ANOVA table shown in</w:t>
+      </w:r>
+      <w:r>
+        <w:t xml:space="preserve"> </w:t>
+      </w:r>
+      <w:hyperlink w:anchor="tbl-anova-tobit">
+        <w:r>
+          <w:rPr>
+            <w:rStyle w:val="Hyperlink"/>
+          </w:rPr>
+          <w:t xml:space="preserve">Table 9</w:t>
+        </w:r>
+      </w:hyperlink>
+      <w:r>
+        <w:t xml:space="preserve"> </w:t>
+      </w:r>
+      <w:r>
+        <w:t xml:space="preserve">further support the inclusion of all three sets of interaction terms.</w:t>
+      </w:r>
+    </w:p>
+    <w:tbl>
+      <w:tblPr>
+        <w:tblStyle w:val="Table"/>
+        <w:tblW w:type="pct" w:w="5000"/>
+        <w:tblLayout w:type="fixed"/>
+        <w:tblLook w:firstRow="0" w:lastRow="0" w:firstColumn="0" w:lastColumn="0" w:noHBand="0" w:noVBand="0" w:val="0000"/>
+      </w:tblPr>
+      <w:tblGrid>
+        <w:gridCol w:w="7920"/>
+      </w:tblGrid>
+      <w:tr>
+        <w:tc>
+          <w:tcPr/>
+          <w:bookmarkStart w:id="72" w:name="tbl-lrt"/>
+          <w:p>
+            <w:pPr>
+              <w:jc w:val="center"/>
+            </w:pPr>
+            <w:pPr>
+              <w:jc w:val="left"/>
+              <w:spacing w:before="200"/>
+              <w:pStyle w:val="ImageCaption"/>
+            </w:pPr>
+            <w:r>
+              <w:t xml:space="preserve">Table 6: Model comparison: constant vs season-varying effects of fan engagement on attendance.</w:t>
+            </w:r>
+          </w:p>
+          <w:tbl xmlns:w="http://schemas.openxmlformats.org/wordprocessingml/2006/main" xmlns:wp="http://schemas.openxmlformats.org/drawingml/2006/wordprocessingDrawing" xmlns:r="http://schemas.openxmlformats.org/officeDocument/2006/relationships" xmlns:w14="http://schemas.microsoft.com/office/word/2010/wordml">
+            <w:tblPr>
+              <w:tblCellMar>
+                <w:top w:w="0" w:type="dxa"/>
+                <w:bottom w:w="0" w:type="dxa"/>
+                <w:start w:w="60" w:type="dxa"/>
+                <w:end w:w="60" w:type="dxa"/>
+              </w:tblCellMar>
+              <w:tblW w:type="auto" w:w="0"/>
+              <w:tblLook w:firstRow="0" w:lastRow="0" w:firstColumn="0" w:lastColumn="0" w:noHBand="0" w:noVBand="0"/>
+              <w:jc w:val="center"/>
+            </w:tblPr>
+            <w:tr>
+              <w:trPr>
+                <w:cantSplit/>
+                <w:tblHeader/>
+              </w:trPr>
+              <w:tc>
+                <w:tcPr>
+                  <w:tcBorders>
+                    <w:top w:val="single" w:sz="16" w:space="0" w:color="D3D3D3"/>
+                    <w:bottom w:val="single" w:sz="16" w:space="0" w:color="D3D3D3"/>
+                    <w:start w:val="single" w:space="0" w:color="D3D3D3"/>
+                  </w:tcBorders>
+                </w:tcPr>
+                <w:p>
+                  <w:pPr>
+                    <w:spacing w:before="0" w:after="60"/>
+                    <w:keepNext/>
+                    <w:jc w:val="end"/>
+                  </w:pPr>
+                  <w:r>
+                    <w:rPr>
+                      <w:rFonts w:ascii="Calibri" w:hAnsi="Calibri"/>
+                      <w:sz w:val="20"/>
+                    </w:rPr>
+                    <w:t xml:space="default">Resid. Df</w:t>
+                  </w:r>
+                </w:p>
+              </w:tc>
+              <w:tc>
+                <w:tcPr>
+                  <w:tcBorders>
+                    <w:top w:val="single" w:sz="16" w:space="0" w:color="D3D3D3"/>
+                    <w:bottom w:val="single" w:sz="16" w:space="0" w:color="D3D3D3"/>
+                  </w:tcBorders>
+                </w:tcPr>
+                <w:p>
+                  <w:pPr>
+                    <w:spacing w:before="0" w:after="60"/>
+                    <w:keepNext/>
+                    <w:jc w:val="end"/>
+                  </w:pPr>
+                  <w:r>
+                    <w:rPr>
+                      <w:rFonts w:ascii="Calibri" w:hAnsi="Calibri"/>
+                      <w:sz w:val="20"/>
+                    </w:rPr>
+                    <w:t xml:space="default">LogLik</w:t>
+                  </w:r>
+                </w:p>
+              </w:tc>
+              <w:tc>
+                <w:tcPr>
+                  <w:tcBorders>
+                    <w:top w:val="single" w:sz="16" w:space="0" w:color="D3D3D3"/>
+                    <w:bottom w:val="single" w:sz="16" w:space="0" w:color="D3D3D3"/>
+                  </w:tcBorders>
+                </w:tcPr>
+                <w:p>
+                  <w:pPr>
+                    <w:spacing w:before="0" w:after="60"/>
+                    <w:keepNext/>
+                    <w:jc w:val="end"/>
+                  </w:pPr>
+                  <w:r>
+                    <w:rPr>
+                      <w:rFonts w:ascii="Calibri" w:hAnsi="Calibri"/>
+                      <w:sz w:val="20"/>
+                    </w:rPr>
+                    <w:t xml:space="default">Df</w:t>
+                  </w:r>
+                </w:p>
+              </w:tc>
+              <w:tc>
+                <w:tcPr>
+                  <w:tcBorders>
+                    <w:top w:val="single" w:sz="16" w:space="0" w:color="D3D3D3"/>
+                    <w:bottom w:val="single" w:sz="16" w:space="0" w:color="D3D3D3"/>
+                  </w:tcBorders>
+                </w:tcPr>
+                <w:p>
+                  <w:pPr>
+                    <w:spacing w:before="0" w:after="60"/>
+                    <w:keepNext/>
+                    <w:jc w:val="end"/>
+                  </w:pPr>
+                  <w:r>
+                    <w:rPr>
+                      <w:rFonts w:ascii="Calibri" w:hAnsi="Calibri"/>
+                      <w:sz w:val="20"/>
+                    </w:rPr>
+                    <w:t xml:space="default">2 * LogLik Diff.</w:t>
+                  </w:r>
+                </w:p>
+              </w:tc>
+              <w:tc>
+                <w:tcPr>
+                  <w:tcBorders>
+                    <w:top w:val="single" w:sz="16" w:space="0" w:color="D3D3D3"/>
+                    <w:bottom w:val="single" w:sz="16" w:space="0" w:color="D3D3D3"/>
+                    <w:end w:val="single" w:space="0" w:color="D3D3D3"/>
+                  </w:tcBorders>
+                </w:tcPr>
+                <w:p>
+                  <w:pPr>
+                    <w:spacing w:before="0" w:after="60"/>
+                    <w:keepNext/>
+                    <w:jc w:val="end"/>
+                  </w:pPr>
+                  <w:r>
+                    <w:rPr>
+                      <w:rFonts w:ascii="Calibri" w:hAnsi="Calibri"/>
+                      <w:sz w:val="20"/>
+                    </w:rPr>
+                    <w:t xml:space="default">Pr(&gt;Chi)</w:t>
+                  </w:r>
+                </w:p>
+              </w:tc>
+            </w:tr>
+            <w:tr>
+              <w:trPr>
+                <w:cantSplit/>
+              </w:trPr>
+              <w:tc>
+                <w:tcPr>
+                  <w:tcBorders>
+                    <w:top w:val="single" w:space="0" w:color="D3D3D3"/>
+                    <w:bottom w:val="single" w:space="0" w:color="D3D3D3"/>
+                    <w:start w:val="single" w:space="0" w:color="D3D3D3"/>
+                    <w:end w:val="single" w:space="0" w:color="D3D3D3"/>
+                  </w:tcBorders>
+                </w:tcPr>
+                <w:p>
+                  <w:pPr>
+                    <w:spacing w:before="0" w:after="60"/>
+                    <w:keepNext/>
+                    <w:jc w:val="end"/>
+                  </w:pPr>
+                  <w:r>
+                    <w:rPr>
+                      <w:rFonts w:ascii="Calibri" w:hAnsi="Calibri"/>
+                      <w:sz w:val="20"/>
+                    </w:rPr>
+                    <w:t xml:space="default">10069</w:t>
+                  </w:r>
+                </w:p>
+              </w:tc>
+              <w:tc>
+                <w:tcPr>
+                  <w:tcBorders>
+                    <w:top w:val="single" w:space="0" w:color="D3D3D3"/>
+                    <w:bottom w:val="single" w:space="0" w:color="D3D3D3"/>
+                    <w:start w:val="single" w:space="0" w:color="D3D3D3"/>
+                    <w:end w:val="single" w:space="0" w:color="D3D3D3"/>
+                  </w:tcBorders>
+                </w:tcPr>
+                <w:p>
+                  <w:pPr>
+                    <w:spacing w:before="0" w:after="60"/>
+                    <w:keepNext/>
+                    <w:jc w:val="end"/>
+                  </w:pPr>
+                  <w:r>
+                    <w:rPr>
+                      <w:rFonts w:ascii="Calibri" w:hAnsi="Calibri"/>
+                      <w:sz w:val="20"/>
+                    </w:rPr>
+                    <w:t xml:space="default">-1481.836</w:t>
+                  </w:r>
+                </w:p>
+              </w:tc>
+              <w:tc>
+                <w:tcPr>
+                  <w:tcBorders>
+                    <w:top w:val="single" w:space="0" w:color="D3D3D3"/>
+                    <w:bottom w:val="single" w:space="0" w:color="D3D3D3"/>
+                    <w:start w:val="single" w:space="0" w:color="D3D3D3"/>
+                    <w:end w:val="single" w:space="0" w:color="D3D3D3"/>
+                  </w:tcBorders>
+                </w:tcPr>
+                <w:p>
+                  <w:pPr>
+                    <w:spacing w:before="0" w:after="60"/>
+                    <w:keepNext/>
+                    <w:jc w:val="end"/>
+                  </w:pPr>
+                  <w:r>
+                    <w:rPr>
+                      <w:rFonts w:ascii="Calibri" w:hAnsi="Calibri"/>
+                      <w:sz w:val="20"/>
+                    </w:rPr>
+                    <w:t xml:space="default">NA</w:t>
+                  </w:r>
+                </w:p>
+              </w:tc>
+              <w:tc>
+                <w:tcPr>
+                  <w:tcBorders>
+                    <w:top w:val="single" w:space="0" w:color="D3D3D3"/>
+                    <w:bottom w:val="single" w:space="0" w:color="D3D3D3"/>
+                    <w:start w:val="single" w:space="0" w:color="D3D3D3"/>
+                    <w:end w:val="single" w:space="0" w:color="D3D3D3"/>
+                  </w:tcBorders>
+                </w:tcPr>
+                <w:p>
+                  <w:pPr>
+                    <w:spacing w:before="0" w:after="60"/>
+                    <w:keepNext/>
+                    <w:jc w:val="end"/>
+                  </w:pPr>
+                  <w:r>
+                    <w:rPr>
+                      <w:rFonts w:ascii="Calibri" w:hAnsi="Calibri"/>
+                      <w:sz w:val="20"/>
+                    </w:rPr>
+                    <w:t xml:space="default">NA</w:t>
+                  </w:r>
+                </w:p>
+              </w:tc>
+              <w:tc>
+                <w:tcPr>
+                  <w:tcBorders>
+                    <w:top w:val="single" w:space="0" w:color="D3D3D3"/>
+                    <w:bottom w:val="single" w:space="0" w:color="D3D3D3"/>
+                    <w:start w:val="single" w:space="0" w:color="D3D3D3"/>
+                    <w:end w:val="single" w:space="0" w:color="D3D3D3"/>
+                  </w:tcBorders>
+                </w:tcPr>
+                <w:p>
+                  <w:pPr>
+                    <w:spacing w:before="0" w:after="60"/>
+                    <w:keepNext/>
+                    <w:jc w:val="end"/>
+                  </w:pPr>
+                  <w:r>
+                    <w:rPr>
+                      <w:rFonts w:ascii="Calibri" w:hAnsi="Calibri"/>
+                      <w:sz w:val="20"/>
+                    </w:rPr>
+                    <w:t xml:space="default">NA</w:t>
+                  </w:r>
+                </w:p>
+              </w:tc>
+            </w:tr>
+            <w:tr>
+              <w:trPr>
+                <w:cantSplit/>
+              </w:trPr>
+              <w:tc>
+                <w:tcPr>
+                  <w:tcBorders>
+                    <w:top w:val="single" w:space="0" w:color="D3D3D3"/>
+                    <w:bottom w:val="single" w:space="0" w:color="D3D3D3"/>
+                    <w:start w:val="single" w:space="0" w:color="D3D3D3"/>
+                    <w:end w:val="single" w:space="0" w:color="D3D3D3"/>
+                  </w:tcBorders>
+                </w:tcPr>
+                <w:p>
+                  <w:pPr>
+                    <w:spacing w:before="0" w:after="60"/>
+                    <w:keepNext/>
+                    <w:jc w:val="end"/>
+                  </w:pPr>
+                  <w:r>
+                    <w:rPr>
+                      <w:rFonts w:ascii="Calibri" w:hAnsi="Calibri"/>
+                      <w:sz w:val="20"/>
+                    </w:rPr>
+                    <w:t xml:space="default">9991</w:t>
+                  </w:r>
+                </w:p>
+              </w:tc>
+              <w:tc>
+                <w:tcPr>
+                  <w:tcBorders>
+                    <w:top w:val="single" w:space="0" w:color="D3D3D3"/>
+                    <w:bottom w:val="single" w:space="0" w:color="D3D3D3"/>
+                    <w:start w:val="single" w:space="0" w:color="D3D3D3"/>
+                    <w:end w:val="single" w:space="0" w:color="D3D3D3"/>
+                  </w:tcBorders>
+                </w:tcPr>
+                <w:p>
+                  <w:pPr>
+                    <w:spacing w:before="0" w:after="60"/>
+                    <w:keepNext/>
+                    <w:jc w:val="end"/>
+                  </w:pPr>
+                  <w:r>
+                    <w:rPr>
+                      <w:rFonts w:ascii="Calibri" w:hAnsi="Calibri"/>
+                      <w:sz w:val="20"/>
+                    </w:rPr>
+                    <w:t xml:space="default">-1283.677</w:t>
+                  </w:r>
+                </w:p>
+              </w:tc>
+              <w:tc>
+                <w:tcPr>
+                  <w:tcBorders>
+                    <w:top w:val="single" w:space="0" w:color="D3D3D3"/>
+                    <w:bottom w:val="single" w:space="0" w:color="D3D3D3"/>
+                    <w:start w:val="single" w:space="0" w:color="D3D3D3"/>
+                    <w:end w:val="single" w:space="0" w:color="D3D3D3"/>
+                  </w:tcBorders>
+                </w:tcPr>
+                <w:p>
+                  <w:pPr>
+                    <w:spacing w:before="0" w:after="60"/>
+                    <w:keepNext/>
+                    <w:jc w:val="end"/>
+                  </w:pPr>
+                  <w:r>
+                    <w:rPr>
+                      <w:rFonts w:ascii="Calibri" w:hAnsi="Calibri"/>
+                      <w:sz w:val="20"/>
+                    </w:rPr>
+                    <w:t xml:space="default">78</w:t>
+                  </w:r>
+                </w:p>
+              </w:tc>
+              <w:tc>
+                <w:tcPr>
+                  <w:tcBorders>
+                    <w:top w:val="single" w:space="0" w:color="D3D3D3"/>
+                    <w:bottom w:val="single" w:space="0" w:color="D3D3D3"/>
+                    <w:start w:val="single" w:space="0" w:color="D3D3D3"/>
+                    <w:end w:val="single" w:space="0" w:color="D3D3D3"/>
+                  </w:tcBorders>
+                </w:tcPr>
+                <w:p>
+                  <w:pPr>
+                    <w:spacing w:before="0" w:after="60"/>
+                    <w:keepNext/>
+                    <w:jc w:val="end"/>
+                  </w:pPr>
+                  <w:r>
+                    <w:rPr>
+                      <w:rFonts w:ascii="Calibri" w:hAnsi="Calibri"/>
+                      <w:sz w:val="20"/>
+                    </w:rPr>
+                    <w:t xml:space="default">396.3176</w:t>
+                  </w:r>
+                </w:p>
+              </w:tc>
+              <w:tc>
+                <w:tcPr>
+                  <w:tcBorders>
+                    <w:top w:val="single" w:space="0" w:color="D3D3D3"/>
+                    <w:bottom w:val="single" w:space="0" w:color="D3D3D3"/>
+                    <w:start w:val="single" w:space="0" w:color="D3D3D3"/>
+                    <w:end w:val="single" w:space="0" w:color="D3D3D3"/>
+                  </w:tcBorders>
+                </w:tcPr>
+                <w:p>
+                  <w:pPr>
+                    <w:spacing w:before="0" w:after="60"/>
+                    <w:keepNext/>
+                    <w:jc w:val="end"/>
+                  </w:pPr>
+                  <w:r>
+                    <w:rPr>
+                      <w:rFonts w:ascii="Calibri" w:hAnsi="Calibri"/>
+                      <w:sz w:val="20"/>
+                    </w:rPr>
+                    <w:t xml:space="default">0.000</w:t>
+                  </w:r>
+                </w:p>
+              </w:tc>
+            </w:tr>
+          </w:tbl>
+          <w:bookmarkEnd w:id="72"/>
+        </w:tc>
+      </w:tr>
+    </w:tbl>
+    <w:p>
+      <w:pPr>
+        <w:pStyle w:val="BodyText"/>
+      </w:pPr>
+      <w:r>
+        <w:rPr>
+          <w:vertAlign w:val="subscript"/>
+        </w:rPr>
+        <w:t xml:space="preserve">Source:</w:t>
+      </w:r>
+      <w:r>
+        <w:rPr>
+          <w:vertAlign w:val="subscript"/>
+        </w:rPr>
+        <w:t xml:space="preserve"> </w:t>
+      </w:r>
+      <w:hyperlink r:id="rId9">
+        <w:r>
+          <w:rPr>
+            <w:rStyle w:val="Hyperlink"/>
+            <w:vertAlign w:val="subscript"/>
+          </w:rPr>
+          <w:t xml:space="preserve">Article Notebook</w:t>
+        </w:r>
+      </w:hyperlink>
+    </w:p>
+    <w:p>
+      <w:pPr>
+        <w:pStyle w:val="BodyText"/>
+      </w:pPr>
+      <w:hyperlink w:anchor="fig-season-coefs">
+        <w:r>
+          <w:rPr>
+            <w:rStyle w:val="Hyperlink"/>
+          </w:rPr>
+          <w:t xml:space="preserve">Figure 8</w:t>
+        </w:r>
+      </w:hyperlink>
+      <w:r>
+        <w:t xml:space="preserve"> </w:t>
+      </w:r>
+      <w:r>
+        <w:t xml:space="preserve">isolates the change in intercept associated with each WNBA season.</w:t>
+      </w:r>
+      <w:r>
+        <w:t xml:space="preserve"> </w:t>
+      </w:r>
+      <w:r>
+        <w:t xml:space="preserve">These reveal that even after controlling for our other variables—including the Caitlin Clark effect—expected attendance has exceeded its 1997 baseline in the most recent seasons.</w:t>
+      </w:r>
+      <w:r>
+        <w:t xml:space="preserve"> </w:t>
+      </w:r>
+      <w:r>
+        <w:t xml:space="preserve">Thus, even after controlling for the influence of Clark and Wilson, league expected attendance has fully recovered from the COVID-19 pandemic and the malaise of the early 2000s and 2010s.</w:t>
+      </w:r>
+      <w:r>
+        <w:t xml:space="preserve"> </w:t>
+      </w:r>
+      <w:r>
+        <w:t xml:space="preserve">This is a second key finding.</w:t>
+      </w:r>
+    </w:p>
+    <w:bookmarkStart w:id="77" w:name="cell-fig-season-coefs"/>
+    <w:tbl>
+      <w:tblPr>
+        <w:tblStyle w:val="Table"/>
+        <w:tblW w:type="pct" w:w="5000"/>
+        <w:tblLayout w:type="fixed"/>
+        <w:tblLook w:firstRow="0" w:lastRow="0" w:firstColumn="0" w:lastColumn="0" w:noHBand="0" w:noVBand="0" w:val="0000"/>
+      </w:tblPr>
+      <w:tblGrid>
+        <w:gridCol w:w="7920"/>
+      </w:tblGrid>
+      <w:tr>
+        <w:tc>
+          <w:tcPr/>
+          <w:bookmarkStart w:id="76" w:name="fig-season-coefs"/>
           <w:p>
             <w:pPr>
               <w:pStyle w:val="Compact"/>
@@ -14838,7 +15214,7 @@
                     <a:graphicData uri="http://schemas.openxmlformats.org/drawingml/2006/picture">
                       <pic:pic>
                         <pic:nvPicPr>
-                          <pic:cNvPr descr="index_files/figure-docx/fig-attend-coefs-1.png" id="75" name="Picture"/>
+                          <pic:cNvPr descr="index_files/figure-docx/fig-season-coefs-1.png" id="75" name="Picture"/>
                           <pic:cNvPicPr>
                             <a:picLocks noChangeArrowheads="1" noChangeAspect="1"/>
                           </pic:cNvPicPr>
@@ -14881,7 +15257,7 @@
               <w:pStyle w:val="ImageCaption"/>
             </w:pPr>
             <w:r>
-              <w:t xml:space="preserve">Figure 7: Relative magnitudes of fitted coefficients in attendance model, with 95% confidence intervals. The coefficient for the Golden State Valkyries is omitted. Coefficients of interest are highlighted in green. Note the relatively large size of the coefficient associated with Caitlin Clark.</w:t>
+              <w:t xml:space="preserve">Figure 8: Estimated season-level fixed effects for Tobit attendance model.</w:t>
             </w:r>
           </w:p>
           <w:bookmarkEnd w:id="76"/>
@@ -14919,6 +15295,150 @@
       <w:pPr>
         <w:pStyle w:val="BodyText"/>
       </w:pPr>
+      <w:hyperlink w:anchor="fig-season-slopes">
+        <w:r>
+          <w:rPr>
+            <w:rStyle w:val="Hyperlink"/>
+          </w:rPr>
+          <w:t xml:space="preserve">Figure 9</w:t>
+        </w:r>
+      </w:hyperlink>
+      <w:r>
+        <w:t xml:space="preserve"> </w:t>
+      </w:r>
+      <w:r>
+        <w:t xml:space="preserve">shows the exponentiated season-by-season combined slopes for our three measures of fan engagement.</w:t>
+      </w:r>
+      <w:r>
+        <w:t xml:space="preserve"> </w:t>
+      </w:r>
+      <w:r>
+        <w:t xml:space="preserve">The initial values (corresponding to 1997), match those in</w:t>
+      </w:r>
+      <w:r>
+        <w:t xml:space="preserve"> </w:t>
+      </w:r>
+      <w:hyperlink w:anchor="tbl-coefs">
+        <w:r>
+          <w:rPr>
+            <w:rStyle w:val="Hyperlink"/>
+          </w:rPr>
+          <w:t xml:space="preserve">Table 5</w:t>
+        </w:r>
+      </w:hyperlink>
+      <w:r>
+        <w:t xml:space="preserve">, and the subsequent interaction terms modify the relationships between attendance and fan engagement.</w:t>
+      </w:r>
+      <w:r>
+        <w:t xml:space="preserve"> </w:t>
+      </w:r>
+      <w:r>
+        <w:t xml:space="preserve">In</w:t>
+      </w:r>
+      <w:r>
+        <w:t xml:space="preserve"> </w:t>
+      </w:r>
+      <w:hyperlink w:anchor="fig-season-slopes">
+        <w:r>
+          <w:rPr>
+            <w:rStyle w:val="Hyperlink"/>
+          </w:rPr>
+          <w:t xml:space="preserve">Figure 9</w:t>
+        </w:r>
+      </w:hyperlink>
+      <w:r>
+        <w:t xml:space="preserve">, we can see that there is little to no association with attendance from the uncertainty of the outcome.</w:t>
+      </w:r>
+      <w:r>
+        <w:rPr>
+          <w:rStyle w:val="FootnoteReference"/>
+        </w:rPr>
+        <w:footnoteReference w:id="78"/>
+      </w:r>
+      <w:r>
+        <w:t xml:space="preserve"> </w:t>
+      </w:r>
+      <w:r>
+        <w:t xml:space="preserve">The slope associated with loss aversion always positive and generally increasing, suggesting that the attendance response to home win probability has strengthened over the league’s history.</w:t>
+      </w:r>
+      <w:r>
+        <w:t xml:space="preserve"> </w:t>
+      </w:r>
+      <w:r>
+        <w:t xml:space="preserve">While</w:t>
+      </w:r>
+      <w:r>
+        <w:t xml:space="preserve"> </w:t>
+      </w:r>
+      <w:r>
+        <w:t xml:space="preserve">Agha and Berri (2023)</w:t>
+      </w:r>
+      <w:r>
+        <w:t xml:space="preserve"> </w:t>
+      </w:r>
+      <w:r>
+        <w:t xml:space="preserve">did not find a statistically significant relationship between team strength and demand between 2004 and 2017, our analysis finds that estimated home win probability is a statistically significant predictor of attendance.</w:t>
+      </w:r>
+      <w:r>
+        <w:t xml:space="preserve"> </w:t>
+      </w:r>
+      <w:r>
+        <w:t xml:space="preserve">We use game-level expected probabilities and incorporate a more recent period of league growth, finding that estimated home win probability is a statistically significant predictor of attendance and that its effect has strengthened over time.</w:t>
+      </w:r>
+      <w:r>
+        <w:t xml:space="preserve"> </w:t>
+      </w:r>
+      <w:r>
+        <w:t xml:space="preserve">This suggests that fan behavior in the WNBA may be becoming more similar to the behavior observed in Major League Baseball by</w:t>
+      </w:r>
+      <w:r>
+        <w:t xml:space="preserve"> </w:t>
+      </w:r>
+      <w:r>
+        <w:t xml:space="preserve">Coates et al. (2014)</w:t>
+      </w:r>
+      <w:r>
+        <w:t xml:space="preserve">.</w:t>
+      </w:r>
+    </w:p>
+    <w:p>
+      <w:pPr>
+        <w:pStyle w:val="BodyText"/>
+      </w:pPr>
+      <w:r>
+        <w:t xml:space="preserve">Similarly, the slope associated with quality of play is always positive and generally increasing, following a steep fall after the league’s first season.</w:t>
+      </w:r>
+      <w:r>
+        <w:t xml:space="preserve"> </w:t>
+      </w:r>
+      <w:r>
+        <w:t xml:space="preserve">One possible explanation for the anomalously large fitted slope in 1997 is that a few very good and/or very bad teams stood out in the first year in the league.</w:t>
+      </w:r>
+      <w:r>
+        <w:t xml:space="preserve"> </w:t>
+      </w:r>
+      <w:r>
+        <w:t xml:space="preserve">Another plausible explanation is that since all teams started with an initial Elo rating of 1500, it took a while for the relationship between attendance and team strength to settle down.</w:t>
+      </w:r>
+    </w:p>
+    <w:p>
+      <w:pPr>
+        <w:pStyle w:val="BodyText"/>
+      </w:pPr>
+      <w:r>
+        <w:t xml:space="preserve">In the case of quality of play and loss aversion, the exponentiated fitted coefficient value of approximately 0.1 in recent years means that a one standard deviation increase in these measures is associated with an increase in attendance that is about 10% higher than it would have been in the league’s early years.</w:t>
+      </w:r>
+      <w:r>
+        <w:t xml:space="preserve"> </w:t>
+      </w:r>
+      <w:r>
+        <w:t xml:space="preserve">This is another key finding.</w:t>
+      </w:r>
+    </w:p>
+    <w:p>
+      <w:pPr>
+        <w:pStyle w:val="BodyText"/>
+      </w:pPr>
       <w:r>
         <w:rPr>
           <w:vertAlign w:val="subscript"/>
@@ -14941,114 +15461,7 @@
         </w:r>
       </w:hyperlink>
     </w:p>
-    <w:p>
-      <w:pPr>
-        <w:pStyle w:val="BodyText"/>
-      </w:pPr>
-      <w:hyperlink w:anchor="tbl-glance">
-        <w:r>
-          <w:rPr>
-            <w:rStyle w:val="Hyperlink"/>
-          </w:rPr>
-          <w:t xml:space="preserve">Table 8</w:t>
-        </w:r>
-      </w:hyperlink>
-      <w:r>
-        <w:t xml:space="preserve"> </w:t>
-      </w:r>
-      <w:r>
-        <w:t xml:space="preserve">characterizes the model’s fit and</w:t>
-      </w:r>
-      <w:r>
-        <w:t xml:space="preserve"> </w:t>
-      </w:r>
-      <w:hyperlink w:anchor="tbl-anova-tobit">
-        <w:r>
-          <w:rPr>
-            <w:rStyle w:val="Hyperlink"/>
-          </w:rPr>
-          <w:t xml:space="preserve">Table 9</w:t>
-        </w:r>
-      </w:hyperlink>
-      <w:r>
-        <w:t xml:space="preserve"> </w:t>
-      </w:r>
-      <w:r>
-        <w:t xml:space="preserve">shows the ANOVA table.</w:t>
-      </w:r>
-      <w:r>
-        <w:t xml:space="preserve"> </w:t>
-      </w:r>
-      <w:r>
-        <w:t xml:space="preserve">The Tobit coefficient of -1.18 approximates the standard deviation of the latent attendance (on the log scale) when exponentiated (i.e., 0.307).</w:t>
-      </w:r>
-    </w:p>
-    <w:bookmarkEnd w:id="78"/>
-    <w:bookmarkStart w:id="93" w:name="sec-annual"/>
-    <w:p>
-      <w:pPr>
-        <w:pStyle w:val="Heading4"/>
-      </w:pPr>
-      <w:r>
-        <w:t xml:space="preserve">4.1.2 Annual effects</w:t>
-      </w:r>
-    </w:p>
-    <w:p>
-      <w:pPr>
-        <w:pStyle w:val="FirstParagraph"/>
-      </w:pPr>
-      <w:hyperlink w:anchor="tbl-lrt">
-        <w:r>
-          <w:rPr>
-            <w:rStyle w:val="Hyperlink"/>
-          </w:rPr>
-          <w:t xml:space="preserve">Table 6</w:t>
-        </w:r>
-      </w:hyperlink>
-      <w:r>
-        <w:t xml:space="preserve"> </w:t>
-      </w:r>
-      <w:r>
-        <w:t xml:space="preserve">shows a likelihood ratio test between our model and a reduced model that does not include the interaction terms.</w:t>
-      </w:r>
-      <w:r>
-        <w:t xml:space="preserve"> </w:t>
-      </w:r>
-      <w:r>
-        <w:t xml:space="preserve">The interactions introduce 78 additional terms corresponding to season specific slopes to our model.</w:t>
-      </w:r>
-      <w:r>
-        <w:t xml:space="preserve"> </w:t>
-      </w:r>
-      <w:r>
-        <w:t xml:space="preserve">The likelihood ratio test rejects the null hypothesis that all season-specific changes in slope are equal to zero, indicating that the effects of our fan engagement measures differ significantly across seasons.</w:t>
-      </w:r>
-    </w:p>
-    <w:p>
-      <w:pPr>
-        <w:pStyle w:val="BodyText"/>
-      </w:pPr>
-      <w:r>
-        <w:t xml:space="preserve">The ANOVA table shown in</w:t>
-      </w:r>
-      <w:r>
-        <w:t xml:space="preserve"> </w:t>
-      </w:r>
-      <w:hyperlink w:anchor="tbl-anova-tobit">
-        <w:r>
-          <w:rPr>
-            <w:rStyle w:val="Hyperlink"/>
-          </w:rPr>
-          <w:t xml:space="preserve">Table 9</w:t>
-        </w:r>
-      </w:hyperlink>
-      <w:r>
-        <w:t xml:space="preserve"> </w:t>
-      </w:r>
-      <w:r>
-        <w:t xml:space="preserve">further support the inclusion of all three sets of interaction terms.</w:t>
-      </w:r>
-    </w:p>
+    <w:bookmarkStart w:id="83" w:name="cell-fig-season-slopes"/>
     <w:tbl>
       <w:tblPr>
         <w:tblStyle w:val="Table"/>
@@ -15062,483 +15475,7 @@
       <w:tr>
         <w:tc>
           <w:tcPr/>
-          <w:bookmarkStart w:id="79" w:name="tbl-lrt"/>
-          <w:p>
-            <w:pPr>
-              <w:jc w:val="center"/>
-            </w:pPr>
-            <w:pPr>
-              <w:jc w:val="left"/>
-              <w:spacing w:before="200"/>
-              <w:pStyle w:val="ImageCaption"/>
-            </w:pPr>
-            <w:r>
-              <w:t xml:space="preserve">Table 6: Model comparison: constant vs season-varying effects of fan engagement on attendance.</w:t>
-            </w:r>
-          </w:p>
-          <w:tbl xmlns:w="http://schemas.openxmlformats.org/wordprocessingml/2006/main" xmlns:wp="http://schemas.openxmlformats.org/drawingml/2006/wordprocessingDrawing" xmlns:r="http://schemas.openxmlformats.org/officeDocument/2006/relationships" xmlns:w14="http://schemas.microsoft.com/office/word/2010/wordml">
-            <w:tblPr>
-              <w:tblCellMar>
-                <w:top w:w="0" w:type="dxa"/>
-                <w:bottom w:w="0" w:type="dxa"/>
-                <w:start w:w="60" w:type="dxa"/>
-                <w:end w:w="60" w:type="dxa"/>
-              </w:tblCellMar>
-              <w:tblW w:type="auto" w:w="0"/>
-              <w:tblLook w:firstRow="0" w:lastRow="0" w:firstColumn="0" w:lastColumn="0" w:noHBand="0" w:noVBand="0"/>
-              <w:jc w:val="center"/>
-            </w:tblPr>
-            <w:tr>
-              <w:trPr>
-                <w:cantSplit/>
-                <w:tblHeader/>
-              </w:trPr>
-              <w:tc>
-                <w:tcPr>
-                  <w:tcBorders>
-                    <w:top w:val="single" w:sz="16" w:space="0" w:color="D3D3D3"/>
-                    <w:bottom w:val="single" w:sz="16" w:space="0" w:color="D3D3D3"/>
-                    <w:start w:val="single" w:space="0" w:color="D3D3D3"/>
-                  </w:tcBorders>
-                </w:tcPr>
-                <w:p>
-                  <w:pPr>
-                    <w:spacing w:before="0" w:after="60"/>
-                    <w:keepNext/>
-                    <w:jc w:val="end"/>
-                  </w:pPr>
-                  <w:r>
-                    <w:rPr>
-                      <w:rFonts w:ascii="Calibri" w:hAnsi="Calibri"/>
-                      <w:sz w:val="20"/>
-                    </w:rPr>
-                    <w:t xml:space="default">Resid. Df</w:t>
-                  </w:r>
-                </w:p>
-              </w:tc>
-              <w:tc>
-                <w:tcPr>
-                  <w:tcBorders>
-                    <w:top w:val="single" w:sz="16" w:space="0" w:color="D3D3D3"/>
-                    <w:bottom w:val="single" w:sz="16" w:space="0" w:color="D3D3D3"/>
-                  </w:tcBorders>
-                </w:tcPr>
-                <w:p>
-                  <w:pPr>
-                    <w:spacing w:before="0" w:after="60"/>
-                    <w:keepNext/>
-                    <w:jc w:val="end"/>
-                  </w:pPr>
-                  <w:r>
-                    <w:rPr>
-                      <w:rFonts w:ascii="Calibri" w:hAnsi="Calibri"/>
-                      <w:sz w:val="20"/>
-                    </w:rPr>
-                    <w:t xml:space="default">LogLik</w:t>
-                  </w:r>
-                </w:p>
-              </w:tc>
-              <w:tc>
-                <w:tcPr>
-                  <w:tcBorders>
-                    <w:top w:val="single" w:sz="16" w:space="0" w:color="D3D3D3"/>
-                    <w:bottom w:val="single" w:sz="16" w:space="0" w:color="D3D3D3"/>
-                  </w:tcBorders>
-                </w:tcPr>
-                <w:p>
-                  <w:pPr>
-                    <w:spacing w:before="0" w:after="60"/>
-                    <w:keepNext/>
-                    <w:jc w:val="end"/>
-                  </w:pPr>
-                  <w:r>
-                    <w:rPr>
-                      <w:rFonts w:ascii="Calibri" w:hAnsi="Calibri"/>
-                      <w:sz w:val="20"/>
-                    </w:rPr>
-                    <w:t xml:space="default">Df</w:t>
-                  </w:r>
-                </w:p>
-              </w:tc>
-              <w:tc>
-                <w:tcPr>
-                  <w:tcBorders>
-                    <w:top w:val="single" w:sz="16" w:space="0" w:color="D3D3D3"/>
-                    <w:bottom w:val="single" w:sz="16" w:space="0" w:color="D3D3D3"/>
-                  </w:tcBorders>
-                </w:tcPr>
-                <w:p>
-                  <w:pPr>
-                    <w:spacing w:before="0" w:after="60"/>
-                    <w:keepNext/>
-                    <w:jc w:val="end"/>
-                  </w:pPr>
-                  <w:r>
-                    <w:rPr>
-                      <w:rFonts w:ascii="Calibri" w:hAnsi="Calibri"/>
-                      <w:sz w:val="20"/>
-                    </w:rPr>
-                    <w:t xml:space="default">2 * LogLik Diff.</w:t>
-                  </w:r>
-                </w:p>
-              </w:tc>
-              <w:tc>
-                <w:tcPr>
-                  <w:tcBorders>
-                    <w:top w:val="single" w:sz="16" w:space="0" w:color="D3D3D3"/>
-                    <w:bottom w:val="single" w:sz="16" w:space="0" w:color="D3D3D3"/>
-                    <w:end w:val="single" w:space="0" w:color="D3D3D3"/>
-                  </w:tcBorders>
-                </w:tcPr>
-                <w:p>
-                  <w:pPr>
-                    <w:spacing w:before="0" w:after="60"/>
-                    <w:keepNext/>
-                    <w:jc w:val="end"/>
-                  </w:pPr>
-                  <w:r>
-                    <w:rPr>
-                      <w:rFonts w:ascii="Calibri" w:hAnsi="Calibri"/>
-                      <w:sz w:val="20"/>
-                    </w:rPr>
-                    <w:t xml:space="default">Pr(&gt;Chi)</w:t>
-                  </w:r>
-                </w:p>
-              </w:tc>
-            </w:tr>
-            <w:tr>
-              <w:trPr>
-                <w:cantSplit/>
-              </w:trPr>
-              <w:tc>
-                <w:tcPr>
-                  <w:tcBorders>
-                    <w:top w:val="single" w:space="0" w:color="D3D3D3"/>
-                    <w:bottom w:val="single" w:space="0" w:color="D3D3D3"/>
-                    <w:start w:val="single" w:space="0" w:color="D3D3D3"/>
-                    <w:end w:val="single" w:space="0" w:color="D3D3D3"/>
-                  </w:tcBorders>
-                </w:tcPr>
-                <w:p>
-                  <w:pPr>
-                    <w:spacing w:before="0" w:after="60"/>
-                    <w:keepNext/>
-                    <w:jc w:val="end"/>
-                  </w:pPr>
-                  <w:r>
-                    <w:rPr>
-                      <w:rFonts w:ascii="Calibri" w:hAnsi="Calibri"/>
-                      <w:sz w:val="20"/>
-                    </w:rPr>
-                    <w:t xml:space="default">10069</w:t>
-                  </w:r>
-                </w:p>
-              </w:tc>
-              <w:tc>
-                <w:tcPr>
-                  <w:tcBorders>
-                    <w:top w:val="single" w:space="0" w:color="D3D3D3"/>
-                    <w:bottom w:val="single" w:space="0" w:color="D3D3D3"/>
-                    <w:start w:val="single" w:space="0" w:color="D3D3D3"/>
-                    <w:end w:val="single" w:space="0" w:color="D3D3D3"/>
-                  </w:tcBorders>
-                </w:tcPr>
-                <w:p>
-                  <w:pPr>
-                    <w:spacing w:before="0" w:after="60"/>
-                    <w:keepNext/>
-                    <w:jc w:val="end"/>
-                  </w:pPr>
-                  <w:r>
-                    <w:rPr>
-                      <w:rFonts w:ascii="Calibri" w:hAnsi="Calibri"/>
-                      <w:sz w:val="20"/>
-                    </w:rPr>
-                    <w:t xml:space="default">-1481.836</w:t>
-                  </w:r>
-                </w:p>
-              </w:tc>
-              <w:tc>
-                <w:tcPr>
-                  <w:tcBorders>
-                    <w:top w:val="single" w:space="0" w:color="D3D3D3"/>
-                    <w:bottom w:val="single" w:space="0" w:color="D3D3D3"/>
-                    <w:start w:val="single" w:space="0" w:color="D3D3D3"/>
-                    <w:end w:val="single" w:space="0" w:color="D3D3D3"/>
-                  </w:tcBorders>
-                </w:tcPr>
-                <w:p>
-                  <w:pPr>
-                    <w:spacing w:before="0" w:after="60"/>
-                    <w:keepNext/>
-                    <w:jc w:val="end"/>
-                  </w:pPr>
-                  <w:r>
-                    <w:rPr>
-                      <w:rFonts w:ascii="Calibri" w:hAnsi="Calibri"/>
-                      <w:sz w:val="20"/>
-                    </w:rPr>
-                    <w:t xml:space="default">NA</w:t>
-                  </w:r>
-                </w:p>
-              </w:tc>
-              <w:tc>
-                <w:tcPr>
-                  <w:tcBorders>
-                    <w:top w:val="single" w:space="0" w:color="D3D3D3"/>
-                    <w:bottom w:val="single" w:space="0" w:color="D3D3D3"/>
-                    <w:start w:val="single" w:space="0" w:color="D3D3D3"/>
-                    <w:end w:val="single" w:space="0" w:color="D3D3D3"/>
-                  </w:tcBorders>
-                </w:tcPr>
-                <w:p>
-                  <w:pPr>
-                    <w:spacing w:before="0" w:after="60"/>
-                    <w:keepNext/>
-                    <w:jc w:val="end"/>
-                  </w:pPr>
-                  <w:r>
-                    <w:rPr>
-                      <w:rFonts w:ascii="Calibri" w:hAnsi="Calibri"/>
-                      <w:sz w:val="20"/>
-                    </w:rPr>
-                    <w:t xml:space="default">NA</w:t>
-                  </w:r>
-                </w:p>
-              </w:tc>
-              <w:tc>
-                <w:tcPr>
-                  <w:tcBorders>
-                    <w:top w:val="single" w:space="0" w:color="D3D3D3"/>
-                    <w:bottom w:val="single" w:space="0" w:color="D3D3D3"/>
-                    <w:start w:val="single" w:space="0" w:color="D3D3D3"/>
-                    <w:end w:val="single" w:space="0" w:color="D3D3D3"/>
-                  </w:tcBorders>
-                </w:tcPr>
-                <w:p>
-                  <w:pPr>
-                    <w:spacing w:before="0" w:after="60"/>
-                    <w:keepNext/>
-                    <w:jc w:val="end"/>
-                  </w:pPr>
-                  <w:r>
-                    <w:rPr>
-                      <w:rFonts w:ascii="Calibri" w:hAnsi="Calibri"/>
-                      <w:sz w:val="20"/>
-                    </w:rPr>
-                    <w:t xml:space="default">NA</w:t>
-                  </w:r>
-                </w:p>
-              </w:tc>
-            </w:tr>
-            <w:tr>
-              <w:trPr>
-                <w:cantSplit/>
-              </w:trPr>
-              <w:tc>
-                <w:tcPr>
-                  <w:tcBorders>
-                    <w:top w:val="single" w:space="0" w:color="D3D3D3"/>
-                    <w:bottom w:val="single" w:space="0" w:color="D3D3D3"/>
-                    <w:start w:val="single" w:space="0" w:color="D3D3D3"/>
-                    <w:end w:val="single" w:space="0" w:color="D3D3D3"/>
-                  </w:tcBorders>
-                </w:tcPr>
-                <w:p>
-                  <w:pPr>
-                    <w:spacing w:before="0" w:after="60"/>
-                    <w:keepNext/>
-                    <w:jc w:val="end"/>
-                  </w:pPr>
-                  <w:r>
-                    <w:rPr>
-                      <w:rFonts w:ascii="Calibri" w:hAnsi="Calibri"/>
-                      <w:sz w:val="20"/>
-                    </w:rPr>
-                    <w:t xml:space="default">9991</w:t>
-                  </w:r>
-                </w:p>
-              </w:tc>
-              <w:tc>
-                <w:tcPr>
-                  <w:tcBorders>
-                    <w:top w:val="single" w:space="0" w:color="D3D3D3"/>
-                    <w:bottom w:val="single" w:space="0" w:color="D3D3D3"/>
-                    <w:start w:val="single" w:space="0" w:color="D3D3D3"/>
-                    <w:end w:val="single" w:space="0" w:color="D3D3D3"/>
-                  </w:tcBorders>
-                </w:tcPr>
-                <w:p>
-                  <w:pPr>
-                    <w:spacing w:before="0" w:after="60"/>
-                    <w:keepNext/>
-                    <w:jc w:val="end"/>
-                  </w:pPr>
-                  <w:r>
-                    <w:rPr>
-                      <w:rFonts w:ascii="Calibri" w:hAnsi="Calibri"/>
-                      <w:sz w:val="20"/>
-                    </w:rPr>
-                    <w:t xml:space="default">-1283.677</w:t>
-                  </w:r>
-                </w:p>
-              </w:tc>
-              <w:tc>
-                <w:tcPr>
-                  <w:tcBorders>
-                    <w:top w:val="single" w:space="0" w:color="D3D3D3"/>
-                    <w:bottom w:val="single" w:space="0" w:color="D3D3D3"/>
-                    <w:start w:val="single" w:space="0" w:color="D3D3D3"/>
-                    <w:end w:val="single" w:space="0" w:color="D3D3D3"/>
-                  </w:tcBorders>
-                </w:tcPr>
-                <w:p>
-                  <w:pPr>
-                    <w:spacing w:before="0" w:after="60"/>
-                    <w:keepNext/>
-                    <w:jc w:val="end"/>
-                  </w:pPr>
-                  <w:r>
-                    <w:rPr>
-                      <w:rFonts w:ascii="Calibri" w:hAnsi="Calibri"/>
-                      <w:sz w:val="20"/>
-                    </w:rPr>
-                    <w:t xml:space="default">78</w:t>
-                  </w:r>
-                </w:p>
-              </w:tc>
-              <w:tc>
-                <w:tcPr>
-                  <w:tcBorders>
-                    <w:top w:val="single" w:space="0" w:color="D3D3D3"/>
-                    <w:bottom w:val="single" w:space="0" w:color="D3D3D3"/>
-                    <w:start w:val="single" w:space="0" w:color="D3D3D3"/>
-                    <w:end w:val="single" w:space="0" w:color="D3D3D3"/>
-                  </w:tcBorders>
-                </w:tcPr>
-                <w:p>
-                  <w:pPr>
-                    <w:spacing w:before="0" w:after="60"/>
-                    <w:keepNext/>
-                    <w:jc w:val="end"/>
-                  </w:pPr>
-                  <w:r>
-                    <w:rPr>
-                      <w:rFonts w:ascii="Calibri" w:hAnsi="Calibri"/>
-                      <w:sz w:val="20"/>
-                    </w:rPr>
-                    <w:t xml:space="default">396.3176</w:t>
-                  </w:r>
-                </w:p>
-              </w:tc>
-              <w:tc>
-                <w:tcPr>
-                  <w:tcBorders>
-                    <w:top w:val="single" w:space="0" w:color="D3D3D3"/>
-                    <w:bottom w:val="single" w:space="0" w:color="D3D3D3"/>
-                    <w:start w:val="single" w:space="0" w:color="D3D3D3"/>
-                    <w:end w:val="single" w:space="0" w:color="D3D3D3"/>
-                  </w:tcBorders>
-                </w:tcPr>
-                <w:p>
-                  <w:pPr>
-                    <w:spacing w:before="0" w:after="60"/>
-                    <w:keepNext/>
-                    <w:jc w:val="end"/>
-                  </w:pPr>
-                  <w:r>
-                    <w:rPr>
-                      <w:rFonts w:ascii="Calibri" w:hAnsi="Calibri"/>
-                      <w:sz w:val="20"/>
-                    </w:rPr>
-                    <w:t xml:space="default">0.000</w:t>
-                  </w:r>
-                </w:p>
-              </w:tc>
-            </w:tr>
-          </w:tbl>
-          <w:bookmarkEnd w:id="79"/>
-        </w:tc>
-      </w:tr>
-    </w:tbl>
-    <w:p>
-      <w:pPr>
-        <w:pStyle w:val="BodyText"/>
-      </w:pPr>
-      <w:r>
-        <w:rPr>
-          <w:vertAlign w:val="subscript"/>
-        </w:rPr>
-        <w:t xml:space="preserve">Source:</w:t>
-      </w:r>
-      <w:r>
-        <w:rPr>
-          <w:vertAlign w:val="subscript"/>
-        </w:rPr>
-        <w:t xml:space="preserve"> </w:t>
-      </w:r>
-      <w:hyperlink r:id="rId9">
-        <w:r>
-          <w:rPr>
-            <w:rStyle w:val="Hyperlink"/>
-            <w:vertAlign w:val="subscript"/>
-          </w:rPr>
-          <w:t xml:space="preserve">Article Notebook</w:t>
-        </w:r>
-      </w:hyperlink>
-    </w:p>
-    <w:p>
-      <w:pPr>
-        <w:pStyle w:val="BodyText"/>
-      </w:pPr>
-      <w:hyperlink w:anchor="fig-season-coefs">
-        <w:r>
-          <w:rPr>
-            <w:rStyle w:val="Hyperlink"/>
-          </w:rPr>
-          <w:t xml:space="preserve">Figure 8</w:t>
-        </w:r>
-      </w:hyperlink>
-      <w:r>
-        <w:t xml:space="preserve"> </w:t>
-      </w:r>
-      <w:r>
-        <w:t xml:space="preserve">isolates the change in intercept associated with each WNBA season.</w:t>
-      </w:r>
-      <w:r>
-        <w:t xml:space="preserve"> </w:t>
-      </w:r>
-      <w:r>
-        <w:t xml:space="preserve">These reveal that even after controlling for our other variables—including the Caitlin Clark effect—expected attendance has exceeded its 1997 baseline in the most recent seasons.</w:t>
-      </w:r>
-      <w:r>
-        <w:t xml:space="preserve"> </w:t>
-      </w:r>
-      <w:r>
-        <w:t xml:space="preserve">Thus, even after controlling for the influence of Clark and Wilson, league expected attendance has fully recovered from the COVID-19 pandemic and the malaise of the early 2000s and 2010s.</w:t>
-      </w:r>
-      <w:r>
-        <w:t xml:space="preserve"> </w:t>
-      </w:r>
-      <w:r>
-        <w:t xml:space="preserve">This is a second key finding.</w:t>
-      </w:r>
-    </w:p>
-    <w:bookmarkStart w:id="84" w:name="cell-fig-season-coefs"/>
-    <w:tbl>
-      <w:tblPr>
-        <w:tblStyle w:val="Table"/>
-        <w:tblW w:type="pct" w:w="5000"/>
-        <w:tblLayout w:type="fixed"/>
-        <w:tblLook w:firstRow="0" w:lastRow="0" w:firstColumn="0" w:lastColumn="0" w:noHBand="0" w:noVBand="0" w:val="0000"/>
-      </w:tblPr>
-      <w:tblGrid>
-        <w:gridCol w:w="7920"/>
-      </w:tblGrid>
-      <w:tr>
-        <w:tc>
-          <w:tcPr/>
-          <w:bookmarkStart w:id="83" w:name="fig-season-coefs"/>
+          <w:bookmarkStart w:id="82" w:name="fig-season-slopes"/>
           <w:p>
             <w:pPr>
               <w:pStyle w:val="Compact"/>
@@ -15549,387 +15486,18 @@
                 <wp:inline>
                   <wp:extent cx="4620126" cy="3696101"/>
                   <wp:effectExtent b="0" l="0" r="0" t="0"/>
-                  <wp:docPr descr="" title="" id="81" name="Picture"/>
+                  <wp:docPr descr="" title="" id="80" name="Picture"/>
                   <a:graphic>
                     <a:graphicData uri="http://schemas.openxmlformats.org/drawingml/2006/picture">
                       <pic:pic>
                         <pic:nvPicPr>
-                          <pic:cNvPr descr="index_files/figure-docx/fig-season-coefs-1.png" id="82" name="Picture"/>
+                          <pic:cNvPr descr="index_files/figure-docx/fig-season-slopes-1.png" id="81" name="Picture"/>
                           <pic:cNvPicPr>
                             <a:picLocks noChangeArrowheads="1" noChangeAspect="1"/>
                           </pic:cNvPicPr>
                         </pic:nvPicPr>
                         <pic:blipFill>
-                          <a:blip r:embed="rId80"/>
-                          <a:stretch>
-                            <a:fillRect/>
-                          </a:stretch>
-                        </pic:blipFill>
-                        <pic:spPr bwMode="auto">
-                          <a:xfrm>
-                            <a:off x="0" y="0"/>
-                            <a:ext cx="4620126" cy="3696101"/>
-                          </a:xfrm>
-                          <a:prstGeom prst="rect">
-                            <a:avLst/>
-                          </a:prstGeom>
-                          <a:noFill/>
-                          <a:ln w="9525">
-                            <a:noFill/>
-                            <a:headEnd/>
-                            <a:tailEnd/>
-                          </a:ln>
-                        </pic:spPr>
-                      </pic:pic>
-                    </a:graphicData>
-                  </a:graphic>
-                </wp:inline>
-              </w:drawing>
-            </w:r>
-          </w:p>
-          <w:p>
-            <w:pPr>
-              <w:jc w:val="center"/>
-            </w:pPr>
-            <w:pPr>
-              <w:jc w:val="left"/>
-              <w:spacing w:before="200"/>
-              <w:pStyle w:val="ImageCaption"/>
-            </w:pPr>
-            <w:r>
-              <w:t xml:space="preserve">Figure 8: Estimated season-level fixed effects for Tobit attendance model.</w:t>
-            </w:r>
-          </w:p>
-          <w:bookmarkEnd w:id="83"/>
-        </w:tc>
-      </w:tr>
-    </w:tbl>
-    <w:p>
-      <w:pPr>
-        <w:pStyle w:val="BodyText"/>
-      </w:pPr>
-      <w:r>
-        <w:rPr>
-          <w:vertAlign w:val="subscript"/>
-        </w:rPr>
-        <w:t xml:space="preserve">Source:</w:t>
-      </w:r>
-      <w:r>
-        <w:rPr>
-          <w:vertAlign w:val="subscript"/>
-        </w:rPr>
-        <w:t xml:space="preserve"> </w:t>
-      </w:r>
-      <w:hyperlink r:id="rId9">
-        <w:r>
-          <w:rPr>
-            <w:rStyle w:val="Hyperlink"/>
-            <w:vertAlign w:val="subscript"/>
-          </w:rPr>
-          <w:t xml:space="preserve">Article Notebook</w:t>
-        </w:r>
-      </w:hyperlink>
-    </w:p>
-    <w:bookmarkEnd w:id="84"/>
-    <w:p>
-      <w:pPr>
-        <w:pStyle w:val="BodyText"/>
-      </w:pPr>
-      <w:hyperlink w:anchor="fig-season-slopes">
-        <w:r>
-          <w:rPr>
-            <w:rStyle w:val="Hyperlink"/>
-          </w:rPr>
-          <w:t xml:space="preserve">Figure 9</w:t>
-        </w:r>
-      </w:hyperlink>
-      <w:r>
-        <w:t xml:space="preserve"> </w:t>
-      </w:r>
-      <w:r>
-        <w:t xml:space="preserve">shows the exponentiated season-by-season combined slopes for our three measures of fan engagement.</w:t>
-      </w:r>
-      <w:r>
-        <w:t xml:space="preserve"> </w:t>
-      </w:r>
-      <w:r>
-        <w:t xml:space="preserve">The initial values (corresponding to 1997), match those in</w:t>
-      </w:r>
-      <w:r>
-        <w:t xml:space="preserve"> </w:t>
-      </w:r>
-      <w:hyperlink w:anchor="tbl-coefs">
-        <w:r>
-          <w:rPr>
-            <w:rStyle w:val="Hyperlink"/>
-          </w:rPr>
-          <w:t xml:space="preserve">Table 5</w:t>
-        </w:r>
-      </w:hyperlink>
-      <w:r>
-        <w:t xml:space="preserve">, and the subsequent interaction terms modify the relationships between attendance and fan engagement.</w:t>
-      </w:r>
-      <w:r>
-        <w:t xml:space="preserve"> </w:t>
-      </w:r>
-      <w:r>
-        <w:t xml:space="preserve">In</w:t>
-      </w:r>
-      <w:r>
-        <w:t xml:space="preserve"> </w:t>
-      </w:r>
-      <w:hyperlink w:anchor="fig-season-slopes">
-        <w:r>
-          <w:rPr>
-            <w:rStyle w:val="Hyperlink"/>
-          </w:rPr>
-          <w:t xml:space="preserve">Figure 9</w:t>
-        </w:r>
-      </w:hyperlink>
-      <w:r>
-        <w:t xml:space="preserve">, we can see that there is little to no association with attendance from the uncertainty of the outcome.</w:t>
-      </w:r>
-      <w:r>
-        <w:rPr>
-          <w:rStyle w:val="FootnoteReference"/>
-        </w:rPr>
-        <w:footnoteReference w:id="85"/>
-      </w:r>
-      <w:r>
-        <w:t xml:space="preserve"> </w:t>
-      </w:r>
-      <w:r>
-        <w:t xml:space="preserve">The slope associated with loss aversion always positive and generally increasing, suggesting that the attendance response to home win probability has strengthened over the league’s history.</w:t>
-      </w:r>
-      <w:r>
-        <w:t xml:space="preserve"> </w:t>
-      </w:r>
-      <w:r>
-        <w:t xml:space="preserve">This suggests that fan behavior in the WNBA may be becoming more similar to the behavior observed in Major League Baseball by</w:t>
-      </w:r>
-      <w:r>
-        <w:t xml:space="preserve"> </w:t>
-      </w:r>
-      <w:r>
-        <w:t xml:space="preserve">Coates et al. (2014)</w:t>
-      </w:r>
-      <w:r>
-        <w:t xml:space="preserve">.</w:t>
-      </w:r>
-    </w:p>
-    <w:tbl>
-      <w:tblPr>
-        <w:tblStyle w:val="Table"/>
-        <w:tblLook w:firstRow="0" w:lastRow="0" w:firstColumn="0" w:lastColumn="0" w:noHBand="0" w:noVBand="0" w:val="0000"/>
-        <w:tblBorders>
-          <w:top w:val="single" w:sz="4" w:space="0" w:color="0758E5"/>
-          <w:left w:val="single" w:sz="24" w:space="0" w:color="0758E5"/>
-          <w:bottom w:val="single" w:sz="4" w:space="0" w:color="0758E5"/>
-          <w:right w:val="single" w:sz="4" w:space="0" w:color="0758E5"/>
-        </w:tblBorders>
-        <w:tblCellMar>
-          <w:left w:w="144" w:type="dxa"/>
-          <w:right w:w="144" w:type="dxa"/>
-        </w:tblCellMar>
-        <w:tblLook w:firstRow="0" w:lastRow="0" w:firstColumn="0" w:lastColumn="0" w:noHBand="0" w:noVBand="0" w:val="0000"/>
-      </w:tblPr>
-      <w:tr>
-        <w:trPr>
-          <w:cantSplit/>
-        </w:trPr>
-        <w:tc>
-          <w:tcPr>
-            <w:shd w:color="auto" w:fill="dae6fb" w:val="clear"/>
-            <w:tcMar>
-              <w:top w:w="92" w:type="dxa"/>
-              <w:bottom w:w="92" w:type="dxa"/>
-            </w:tcMar>
-          </w:tcPr>
-          <w:p>
-            <w:pPr>
-              <w:pStyle w:val="BodyText"/>
-            </w:pPr>
-            <w:pPr>
-              <w:spacing w:before="0" w:after="0"/>
-              <w:textAlignment w:val="center"/>
-            </w:pPr>
-            <w:r>
-              <w:drawing>
-                <wp:inline>
-                  <wp:extent cx="152400" cy="152400"/>
-                  <wp:effectExtent b="0" l="0" r="0" t="0"/>
-                  <wp:docPr descr="" title="" id="86" name="Picture"/>
-                  <a:graphic>
-                    <a:graphicData uri="http://schemas.openxmlformats.org/drawingml/2006/picture">
-                      <pic:pic>
-                        <pic:nvPicPr>
-                          <pic:cNvPr descr="/opt/quarto/share/formats/docx/note.png" id="87" name="Picture"/>
-                          <pic:cNvPicPr>
-                            <a:picLocks noChangeArrowheads="1" noChangeAspect="1"/>
-                          </pic:cNvPicPr>
-                        </pic:nvPicPr>
-                        <pic:blipFill>
-                          <a:blip r:embed="rId10"/>
-                          <a:stretch>
-                            <a:fillRect/>
-                          </a:stretch>
-                        </pic:blipFill>
-                        <pic:spPr bwMode="auto">
-                          <a:xfrm>
-                            <a:off x="0" y="0"/>
-                            <a:ext cx="152400" cy="152400"/>
-                          </a:xfrm>
-                          <a:prstGeom prst="rect">
-                            <a:avLst/>
-                          </a:prstGeom>
-                          <a:noFill/>
-                          <a:ln w="9525">
-                            <a:noFill/>
-                            <a:headEnd/>
-                            <a:tailEnd/>
-                          </a:ln>
-                        </pic:spPr>
-                      </pic:pic>
-                    </a:graphicData>
-                  </a:graphic>
-                </wp:inline>
-              </w:drawing>
-            </w:r>
-            <w:r>
-              <w:t xml:space="preserve"> </w:t>
-            </w:r>
-            <w:r>
-              <w:t xml:space="preserve"> </w:t>
-            </w:r>
-            <w:r>
-              <w:t xml:space="preserve">Ben</w:t>
-            </w:r>
-          </w:p>
-        </w:tc>
-      </w:tr>
-      <w:tr>
-        <w:trPr>
-          <w:cantSplit/>
-        </w:trPr>
-        <w:tc>
-          <w:tcPr>
-            <w:tcMar>
-              <w:top w:w="108" w:type="dxa"/>
-              <w:bottom w:w="108" w:type="dxa"/>
-            </w:tcMar>
-          </w:tcPr>
-          <w:p>
-            <w:pPr>
-              <w:pStyle w:val="BodyText"/>
-            </w:pPr>
-            <w:pPr>
-              <w:spacing w:before="16" w:after="16"/>
-            </w:pPr>
-            <w:r>
-              <w:t xml:space="preserve">Say something about how this tracks with Agha and Berri.</w:t>
-            </w:r>
-          </w:p>
-          <w:p/>
-        </w:tc>
-      </w:tr>
-    </w:tbl>
-    <w:p>
-      <w:pPr>
-        <w:pStyle w:val="BodyText"/>
-      </w:pPr>
-      <w:r>
-        <w:t xml:space="preserve">Similarly, the slope associated with quality of play is always positive and generally increasing, following a steep fall after the league’s first season.</w:t>
-      </w:r>
-      <w:r>
-        <w:t xml:space="preserve"> </w:t>
-      </w:r>
-      <w:r>
-        <w:t xml:space="preserve">One possible explanation for the anomolously large fitted slope in 1997 is that a few very good and/or very bad teams stood out in the first year in the league.</w:t>
-      </w:r>
-      <w:r>
-        <w:t xml:space="preserve"> </w:t>
-      </w:r>
-      <w:r>
-        <w:t xml:space="preserve">Another plausible explanation is that since all teams started with an initial Elo rating of 1500, it took a while for the relationship between attendance and team strength to settle down.</w:t>
-      </w:r>
-    </w:p>
-    <w:p>
-      <w:pPr>
-        <w:pStyle w:val="BodyText"/>
-      </w:pPr>
-      <w:r>
-        <w:t xml:space="preserve">In the case of quality of play and loss aversion, the exponentiated fitted coefficient value of approximately 0.1 in recent years means that a one standard deviation increase in these measures is associated with an increase in attendance that is about 10% higher than it would have been in the league’s early years.</w:t>
-      </w:r>
-      <w:r>
-        <w:t xml:space="preserve"> </w:t>
-      </w:r>
-      <w:r>
-        <w:t xml:space="preserve">This is another key finding.</w:t>
-      </w:r>
-    </w:p>
-    <w:p>
-      <w:pPr>
-        <w:pStyle w:val="BodyText"/>
-      </w:pPr>
-      <w:r>
-        <w:rPr>
-          <w:vertAlign w:val="subscript"/>
-        </w:rPr>
-        <w:t xml:space="preserve">Source:</w:t>
-      </w:r>
-      <w:r>
-        <w:rPr>
-          <w:vertAlign w:val="subscript"/>
-        </w:rPr>
-        <w:t xml:space="preserve"> </w:t>
-      </w:r>
-      <w:hyperlink r:id="rId9">
-        <w:r>
-          <w:rPr>
-            <w:rStyle w:val="Hyperlink"/>
-            <w:vertAlign w:val="subscript"/>
-          </w:rPr>
-          <w:t xml:space="preserve">Article Notebook</w:t>
-        </w:r>
-      </w:hyperlink>
-    </w:p>
-    <w:bookmarkStart w:id="92" w:name="cell-fig-season-slopes"/>
-    <w:tbl>
-      <w:tblPr>
-        <w:tblStyle w:val="Table"/>
-        <w:tblW w:type="pct" w:w="5000"/>
-        <w:tblLayout w:type="fixed"/>
-        <w:tblLook w:firstRow="0" w:lastRow="0" w:firstColumn="0" w:lastColumn="0" w:noHBand="0" w:noVBand="0" w:val="0000"/>
-      </w:tblPr>
-      <w:tblGrid>
-        <w:gridCol w:w="7920"/>
-      </w:tblGrid>
-      <w:tr>
-        <w:tc>
-          <w:tcPr/>
-          <w:bookmarkStart w:id="91" w:name="fig-season-slopes"/>
-          <w:p>
-            <w:pPr>
-              <w:pStyle w:val="Compact"/>
-              <w:jc w:val="center"/>
-            </w:pPr>
-            <w:r>
-              <w:drawing>
-                <wp:inline>
-                  <wp:extent cx="4620126" cy="3696101"/>
-                  <wp:effectExtent b="0" l="0" r="0" t="0"/>
-                  <wp:docPr descr="" title="" id="89" name="Picture"/>
-                  <a:graphic>
-                    <a:graphicData uri="http://schemas.openxmlformats.org/drawingml/2006/picture">
-                      <pic:pic>
-                        <pic:nvPicPr>
-                          <pic:cNvPr descr="index_files/figure-docx/fig-season-slopes-1.png" id="90" name="Picture"/>
-                          <pic:cNvPicPr>
-                            <a:picLocks noChangeArrowheads="1" noChangeAspect="1"/>
-                          </pic:cNvPicPr>
-                        </pic:nvPicPr>
-                        <pic:blipFill>
-                          <a:blip r:embed="rId88"/>
+                          <a:blip r:embed="rId79"/>
                           <a:stretch>
                             <a:fillRect/>
                           </a:stretch>
@@ -15969,7 +15537,7 @@
               <w:t xml:space="preserve">Figure 9: Exponentiated fitted combined (main effect + interaction effect) slope coefficients for Tobit model, by season.</w:t>
             </w:r>
           </w:p>
-          <w:bookmarkEnd w:id="91"/>
+          <w:bookmarkEnd w:id="82"/>
         </w:tc>
       </w:tr>
     </w:tbl>
@@ -15999,10 +15567,10 @@
         </w:r>
       </w:hyperlink>
     </w:p>
-    <w:bookmarkEnd w:id="92"/>
-    <w:bookmarkEnd w:id="93"/>
-    <w:bookmarkEnd w:id="94"/>
-    <w:bookmarkStart w:id="113" w:name="modeling-percentage-of-arena-capacity"/>
+    <w:bookmarkEnd w:id="83"/>
+    <w:bookmarkEnd w:id="84"/>
+    <w:bookmarkEnd w:id="85"/>
+    <w:bookmarkStart w:id="104" w:name="modeling-percentage-of-arena-capacity"/>
     <w:p>
       <w:pPr>
         <w:pStyle w:val="Heading3"/>
@@ -16063,7 +15631,7 @@
         </w:r>
       </w:hyperlink>
     </w:p>
-    <w:bookmarkStart w:id="101" w:name="main-effects"/>
+    <w:bookmarkStart w:id="92" w:name="main-effects"/>
     <w:p>
       <w:pPr>
         <w:pStyle w:val="Heading4"/>
@@ -16121,7 +15689,7 @@
       <w:tr>
         <w:tc>
           <w:tcPr/>
-          <w:bookmarkStart w:id="95" w:name="tbl-coefs2"/>
+          <w:bookmarkStart w:id="86" w:name="tbl-coefs2"/>
           <w:p>
             <w:pPr>
               <w:jc w:val="center"/>
@@ -17694,7 +17262,7 @@
               </w:tc>
             </w:tr>
           </w:tbl>
-          <w:bookmarkEnd w:id="95"/>
+          <w:bookmarkEnd w:id="86"/>
         </w:tc>
       </w:tr>
     </w:tbl>
@@ -17750,7 +17318,7 @@
         <w:t xml:space="preserve">Clark has played all but one of her games in arena’s that were more than 85% full (recall that the league average is about 50%).</w:t>
       </w:r>
     </w:p>
-    <w:bookmarkStart w:id="100" w:name="cell-fig-pct-coefs"/>
+    <w:bookmarkStart w:id="91" w:name="cell-fig-pct-coefs"/>
     <w:tbl>
       <w:tblPr>
         <w:tblStyle w:val="Table"/>
@@ -17764,7 +17332,7 @@
       <w:tr>
         <w:tc>
           <w:tcPr/>
-          <w:bookmarkStart w:id="99" w:name="fig-pct-coefs"/>
+          <w:bookmarkStart w:id="90" w:name="fig-pct-coefs"/>
           <w:p>
             <w:pPr>
               <w:pStyle w:val="Compact"/>
@@ -17775,18 +17343,18 @@
                 <wp:inline>
                   <wp:extent cx="4620126" cy="3696101"/>
                   <wp:effectExtent b="0" l="0" r="0" t="0"/>
-                  <wp:docPr descr="" title="" id="97" name="Picture"/>
+                  <wp:docPr descr="" title="" id="88" name="Picture"/>
                   <a:graphic>
                     <a:graphicData uri="http://schemas.openxmlformats.org/drawingml/2006/picture">
                       <pic:pic>
                         <pic:nvPicPr>
-                          <pic:cNvPr descr="index_files/figure-docx/fig-pct-coefs-1.png" id="98" name="Picture"/>
+                          <pic:cNvPr descr="index_files/figure-docx/fig-pct-coefs-1.png" id="89" name="Picture"/>
                           <pic:cNvPicPr>
                             <a:picLocks noChangeArrowheads="1" noChangeAspect="1"/>
                           </pic:cNvPicPr>
                         </pic:nvPicPr>
                         <pic:blipFill>
-                          <a:blip r:embed="rId96"/>
+                          <a:blip r:embed="rId87"/>
                           <a:stretch>
                             <a:fillRect/>
                           </a:stretch>
@@ -17826,7 +17394,7 @@
               <w:t xml:space="preserve">Figure 10: Relative magnitudes of coefficients in attendance model. Coefficients of interest are highlighted. Note the relatively large size of the coefficient associated with Caitlin Clark.</w:t>
             </w:r>
           </w:p>
-          <w:bookmarkEnd w:id="99"/>
+          <w:bookmarkEnd w:id="90"/>
         </w:tc>
       </w:tr>
     </w:tbl>
@@ -17856,7 +17424,7 @@
         </w:r>
       </w:hyperlink>
     </w:p>
-    <w:bookmarkEnd w:id="100"/>
+    <w:bookmarkEnd w:id="91"/>
     <w:p>
       <w:pPr>
         <w:pStyle w:val="BodyText"/>
@@ -17893,8 +17461,8 @@
         <w:t xml:space="preserve">show model fit metrics and analysis of variance for the percentage of estimated arena capacity models, respectively.</w:t>
       </w:r>
     </w:p>
-    <w:bookmarkEnd w:id="101"/>
-    <w:bookmarkStart w:id="112" w:name="annual-effects"/>
+    <w:bookmarkEnd w:id="92"/>
+    <w:bookmarkStart w:id="103" w:name="annual-effects"/>
     <w:p>
       <w:pPr>
         <w:pStyle w:val="Heading4"/>
@@ -17948,7 +17516,7 @@
         <w:t xml:space="preserve">In the most recent years of measurement, however, we see the league exceeding its previous highs.</w:t>
       </w:r>
     </w:p>
-    <w:bookmarkStart w:id="106" w:name="cell-fig-season-coefs2"/>
+    <w:bookmarkStart w:id="97" w:name="cell-fig-season-coefs2"/>
     <w:tbl>
       <w:tblPr>
         <w:tblStyle w:val="Table"/>
@@ -17962,7 +17530,7 @@
       <w:tr>
         <w:tc>
           <w:tcPr/>
-          <w:bookmarkStart w:id="105" w:name="fig-season-coefs2"/>
+          <w:bookmarkStart w:id="96" w:name="fig-season-coefs2"/>
           <w:p>
             <w:pPr>
               <w:pStyle w:val="Compact"/>
@@ -17973,18 +17541,18 @@
                 <wp:inline>
                   <wp:extent cx="4620126" cy="3696101"/>
                   <wp:effectExtent b="0" l="0" r="0" t="0"/>
-                  <wp:docPr descr="" title="" id="103" name="Picture"/>
+                  <wp:docPr descr="" title="" id="94" name="Picture"/>
                   <a:graphic>
                     <a:graphicData uri="http://schemas.openxmlformats.org/drawingml/2006/picture">
                       <pic:pic>
                         <pic:nvPicPr>
-                          <pic:cNvPr descr="index_files/figure-docx/fig-season-coefs2-1.png" id="104" name="Picture"/>
+                          <pic:cNvPr descr="index_files/figure-docx/fig-season-coefs2-1.png" id="95" name="Picture"/>
                           <pic:cNvPicPr>
                             <a:picLocks noChangeArrowheads="1" noChangeAspect="1"/>
                           </pic:cNvPicPr>
                         </pic:nvPicPr>
                         <pic:blipFill>
-                          <a:blip r:embed="rId102"/>
+                          <a:blip r:embed="rId93"/>
                           <a:stretch>
                             <a:fillRect/>
                           </a:stretch>
@@ -18024,7 +17592,7 @@
               <w:t xml:space="preserve">Figure 11: Estimated season-level fixed effects for percentage of arena capacity models.</w:t>
             </w:r>
           </w:p>
-          <w:bookmarkEnd w:id="105"/>
+          <w:bookmarkEnd w:id="96"/>
         </w:tc>
       </w:tr>
     </w:tbl>
@@ -18054,7 +17622,7 @@
         </w:r>
       </w:hyperlink>
     </w:p>
-    <w:bookmarkEnd w:id="106"/>
+    <w:bookmarkEnd w:id="97"/>
     <w:p>
       <w:pPr>
         <w:pStyle w:val="BodyText"/>
@@ -18071,7 +17639,7 @@
         <w:t xml:space="preserve"> </w:t>
       </w:r>
       <w:r>
-        <w:t xml:space="preserve">shows that the changes in slopes associated with our measures of fan engagment follow similar patterns to those shown in</w:t>
+        <w:t xml:space="preserve">shows that the changes in slopes associated with our measures of fan engagement follow similar patterns to those shown in</w:t>
       </w:r>
       <w:r>
         <w:t xml:space="preserve"> </w:t>
@@ -18088,7 +17656,7 @@
         <w:t xml:space="preserve">.</w:t>
       </w:r>
     </w:p>
-    <w:bookmarkStart w:id="111" w:name="cell-fig-season-slopes2"/>
+    <w:bookmarkStart w:id="102" w:name="cell-fig-season-slopes2"/>
     <w:tbl>
       <w:tblPr>
         <w:tblStyle w:val="Table"/>
@@ -18102,7 +17670,7 @@
       <w:tr>
         <w:tc>
           <w:tcPr/>
-          <w:bookmarkStart w:id="110" w:name="fig-season-slopes2"/>
+          <w:bookmarkStart w:id="101" w:name="fig-season-slopes2"/>
           <w:p>
             <w:pPr>
               <w:pStyle w:val="Compact"/>
@@ -18113,18 +17681,18 @@
                 <wp:inline>
                   <wp:extent cx="4620126" cy="3696101"/>
                   <wp:effectExtent b="0" l="0" r="0" t="0"/>
-                  <wp:docPr descr="" title="" id="108" name="Picture"/>
+                  <wp:docPr descr="" title="" id="99" name="Picture"/>
                   <a:graphic>
                     <a:graphicData uri="http://schemas.openxmlformats.org/drawingml/2006/picture">
                       <pic:pic>
                         <pic:nvPicPr>
-                          <pic:cNvPr descr="index_files/figure-docx/fig-season-slopes2-1.png" id="109" name="Picture"/>
+                          <pic:cNvPr descr="index_files/figure-docx/fig-season-slopes2-1.png" id="100" name="Picture"/>
                           <pic:cNvPicPr>
                             <a:picLocks noChangeArrowheads="1" noChangeAspect="1"/>
                           </pic:cNvPicPr>
                         </pic:nvPicPr>
                         <pic:blipFill>
-                          <a:blip r:embed="rId107"/>
+                          <a:blip r:embed="rId98"/>
                           <a:stretch>
                             <a:fillRect/>
                           </a:stretch>
@@ -18164,7 +17732,7 @@
               <w:t xml:space="preserve">Figure 12: Estimated season-level changes in slopes for percentage of arena capacity models.</w:t>
             </w:r>
           </w:p>
-          <w:bookmarkEnd w:id="110"/>
+          <w:bookmarkEnd w:id="101"/>
         </w:tc>
       </w:tr>
     </w:tbl>
@@ -18194,11 +17762,11 @@
         </w:r>
       </w:hyperlink>
     </w:p>
-    <w:bookmarkEnd w:id="111"/>
-    <w:bookmarkEnd w:id="112"/>
-    <w:bookmarkEnd w:id="113"/>
-    <w:bookmarkEnd w:id="114"/>
-    <w:bookmarkStart w:id="117" w:name="conclusion"/>
+    <w:bookmarkEnd w:id="102"/>
+    <w:bookmarkEnd w:id="103"/>
+    <w:bookmarkEnd w:id="104"/>
+    <w:bookmarkEnd w:id="105"/>
+    <w:bookmarkStart w:id="108" w:name="conclusion"/>
     <w:p>
       <w:pPr>
         <w:pStyle w:val="Heading2"/>
@@ -18207,7 +17775,7 @@
         <w:t xml:space="preserve">5 Conclusion</w:t>
       </w:r>
     </w:p>
-    <w:bookmarkStart w:id="115" w:name="key-results"/>
+    <w:bookmarkStart w:id="106" w:name="key-results"/>
     <w:p>
       <w:pPr>
         <w:pStyle w:val="Heading3"/>
@@ -18226,42 +17794,81 @@
     </w:p>
     <w:p>
       <w:pPr>
-        <w:pStyle w:val="Compact"/>
-        <w:numPr>
-          <w:ilvl w:val="0"/>
-          <w:numId w:val="1002"/>
-        </w:numPr>
+        <w:pStyle w:val="BodyText"/>
       </w:pPr>
       <w:r>
-        <w:t xml:space="preserve">The effect on attendance associated with Caitlin Clark’s appearance in the game is very large, even after controlling for a variety of other factors.</w:t>
+        <w:t xml:space="preserve">Firstly, the effect of Caitlin Clark’s presence on attendance is substantial.</w:t>
+      </w:r>
+      <w:r>
+        <w:t xml:space="preserve"> </w:t>
+      </w:r>
+      <w:r>
+        <w:t xml:space="preserve">As discussed above, Clark’s presence in a game more than doubles the expected attendance, even after controlling for other factors.</w:t>
+      </w:r>
+      <w:r>
+        <w:t xml:space="preserve"> </w:t>
+      </w:r>
+      <w:r>
+        <w:t xml:space="preserve">Although interest in a single star player is not, by itself, evidence of sustained development, it is notable that earlier work did not find star players to be significant drivers of WNBA game attendance</w:t>
+      </w:r>
+      <w:r>
+        <w:t xml:space="preserve"> </w:t>
+      </w:r>
+      <w:r>
+        <w:t xml:space="preserve">(Agha and Berri 2023)</w:t>
+      </w:r>
+      <w:r>
+        <w:t xml:space="preserve">.</w:t>
       </w:r>
     </w:p>
     <w:p>
       <w:pPr>
-        <w:pStyle w:val="Compact"/>
-        <w:numPr>
-          <w:ilvl w:val="0"/>
-          <w:numId w:val="1002"/>
-        </w:numPr>
+        <w:pStyle w:val="BodyText"/>
       </w:pPr>
       <w:r>
-        <w:t xml:space="preserve">Attendance has reached new heights in recent years, even after controlling for Clark’s arrival and several other factors.</w:t>
+        <w:t xml:space="preserve">Secondly, as has been widely reported, attendance has reached new heights in recent years even after controlling for Clark’s presence and other game, team, and market characteristics.</w:t>
+      </w:r>
+      <w:r>
+        <w:t xml:space="preserve"> </w:t>
+      </w:r>
+      <w:r>
+        <w:t xml:space="preserve">This means that the league’s recent success cannot be attributed only to the</w:t>
+      </w:r>
+      <w:r>
+        <w:t xml:space="preserve"> </w:t>
+      </w:r>
+      <w:r>
+        <w:t xml:space="preserve">“Caitlin Clark effect”</w:t>
+      </w:r>
+      <w:r>
+        <w:t xml:space="preserve"> </w:t>
+      </w:r>
+      <w:r>
+        <w:t xml:space="preserve">and instead indicates a broader increase in demand.</w:t>
       </w:r>
     </w:p>
     <w:p>
       <w:pPr>
-        <w:pStyle w:val="Compact"/>
-        <w:numPr>
-          <w:ilvl w:val="0"/>
-          <w:numId w:val="1002"/>
-        </w:numPr>
+        <w:pStyle w:val="BodyText"/>
       </w:pPr>
       <w:r>
-        <w:t xml:space="preserve">The strength of the relationship between quality of play and attendance appears to be stronger in recent years. In this manner, the WNBA is showing signs of maturity, as fans attend games to see a high-quality product on the court.</w:t>
+        <w:t xml:space="preserve">Finally, we find evidence that the relationship between quality of play and attendance has strengthened over time.</w:t>
+      </w:r>
+      <w:r>
+        <w:t xml:space="preserve"> </w:t>
+      </w:r>
+      <w:r>
+        <w:t xml:space="preserve">Both the home team’s win probability and the combined strength of the two teams in a match up are significant predictors of attendance, and their effects have grown stronger in recent seasons.</w:t>
+      </w:r>
+      <w:r>
+        <w:t xml:space="preserve"> </w:t>
+      </w:r>
+      <w:r>
+        <w:t xml:space="preserve">These findings suggest that the WNBA is entering a more mature stage of development, in which fans increasingly attend games for the product on the court rather than primarily out of novelty or support for women’s sports.</w:t>
       </w:r>
     </w:p>
-    <w:bookmarkEnd w:id="115"/>
-    <w:bookmarkStart w:id="116" w:name="limitations-and-future-work"/>
+    <w:bookmarkEnd w:id="106"/>
+    <w:bookmarkStart w:id="107" w:name="limitations-and-future-work"/>
     <w:p>
       <w:pPr>
         <w:pStyle w:val="Heading3"/>
@@ -18275,13 +17882,13 @@
         <w:pStyle w:val="FirstParagraph"/>
       </w:pPr>
       <w:r>
-        <w:t xml:space="preserve">We also considered fitting a period-based model but ultimately decided against this approach.</w:t>
-      </w:r>
-      <w:r>
-        <w:t xml:space="preserve"> </w:t>
-      </w:r>
-      <w:r>
-        <w:t xml:space="preserve">Defining periods by hand would require subjective decisions about the timing of structural breaks and would risk introducing researcher bias into the analysis.</w:t>
+        <w:t xml:space="preserve">We considered fitting a period-based model that would allow us to isolate specific periods across the league’s history and craft a more narrative explanation of fan engagement trends.</w:t>
+      </w:r>
+      <w:r>
+        <w:t xml:space="preserve"> </w:t>
+      </w:r>
+      <w:r>
+        <w:t xml:space="preserve">We ultimately decided against this approach because defining periods by hand would require subjective decisions about the timing of structural breaks and would risk introducing researcher bias into the analysis.</w:t>
       </w:r>
     </w:p>
     <w:p>
@@ -18301,7 +17908,19 @@
         <w:t xml:space="preserve"> </w:t>
       </w:r>
       <w:r>
-        <w:t xml:space="preserve">In particular, our definition of the uncertainty of outcome is maximized when the two teams are equally strong, but one could argue that this should not be where the maximum occurs.</w:t>
+        <w:t xml:space="preserve">In particular, our definition of the uncertainty of outcome is maximized when the two teams are equally strong, but one could argue that this should not be where the maximum occurs or that fans seek a range of uncertainty rather than a single point.</w:t>
+      </w:r>
+      <w:r>
+        <w:t xml:space="preserve"> </w:t>
+      </w:r>
+      <w:r>
+        <w:t xml:space="preserve">Coates et al. (2014)</w:t>
+      </w:r>
+      <w:r>
+        <w:t xml:space="preserve"> </w:t>
+      </w:r>
+      <w:r>
+        <w:t xml:space="preserve">use a reference based definition of uncertainty and find that fans only respond to uncertainty when other conditions are met, incorporating a reference based definition could be useful in future research in the WNBA context.</w:t>
       </w:r>
     </w:p>
     <w:p>
@@ -18349,9 +17968,23 @@
         <w:t xml:space="preserve">A follow-up study could investigate this possibility.</w:t>
       </w:r>
     </w:p>
-    <w:bookmarkEnd w:id="116"/>
-    <w:bookmarkEnd w:id="117"/>
-    <w:bookmarkStart w:id="174" w:name="references"/>
+    <w:p>
+      <w:pPr>
+        <w:pStyle w:val="BodyText"/>
+      </w:pPr>
+      <w:r>
+        <w:t xml:space="preserve">Finally, while we chose to focus on live, in-person game attendance, fan engagement with games on television and streaming also provide important insight into league health and development.</w:t>
+      </w:r>
+      <w:r>
+        <w:t xml:space="preserve"> </w:t>
+      </w:r>
+      <w:r>
+        <w:t xml:space="preserve">Future research might investigate what drives fans’ engagement with games from their own homes, where the lower cost of engagement might influence fan behavior.</w:t>
+      </w:r>
+    </w:p>
+    <w:bookmarkEnd w:id="107"/>
+    <w:bookmarkEnd w:id="108"/>
+    <w:bookmarkStart w:id="165" w:name="references"/>
     <w:p>
       <w:pPr>
         <w:pStyle w:val="Heading2"/>
@@ -18360,8 +17993,8 @@
         <w:t xml:space="preserve">References</w:t>
       </w:r>
     </w:p>
-    <w:bookmarkStart w:id="173" w:name="refs"/>
-    <w:bookmarkStart w:id="119" w:name="ref-AghaBerri2023"/>
+    <w:bookmarkStart w:id="164" w:name="refs"/>
+    <w:bookmarkStart w:id="110" w:name="ref-AghaBerri2023"/>
     <w:p>
       <w:pPr>
         <w:pStyle w:val="Bibliography"/>
@@ -18394,7 +18027,7 @@
       <w:r>
         <w:t xml:space="preserve"> </w:t>
       </w:r>
-      <w:hyperlink r:id="rId118">
+      <w:hyperlink r:id="rId109">
         <w:r>
           <w:rPr>
             <w:rStyle w:val="Hyperlink"/>
@@ -18406,8 +18039,8 @@
         <w:t xml:space="preserve">.</w:t>
       </w:r>
     </w:p>
-    <w:bookmarkEnd w:id="119"/>
-    <w:bookmarkStart w:id="121" w:name="ref-CoatesHumphreysZhou2014"/>
+    <w:bookmarkEnd w:id="110"/>
+    <w:bookmarkStart w:id="112" w:name="ref-CoatesHumphreysZhou2014"/>
     <w:p>
       <w:pPr>
         <w:pStyle w:val="Bibliography"/>
@@ -18440,7 +18073,7 @@
       <w:r>
         <w:t xml:space="preserve"> </w:t>
       </w:r>
-      <w:hyperlink r:id="rId120">
+      <w:hyperlink r:id="rId111">
         <w:r>
           <w:rPr>
             <w:rStyle w:val="Hyperlink"/>
@@ -18452,8 +18085,8 @@
         <w:t xml:space="preserve">.</w:t>
       </w:r>
     </w:p>
-    <w:bookmarkEnd w:id="121"/>
-    <w:bookmarkStart w:id="123" w:name="ref-davis2008interaction"/>
+    <w:bookmarkEnd w:id="112"/>
+    <w:bookmarkStart w:id="114" w:name="ref-davis2008interaction"/>
     <w:p>
       <w:pPr>
         <w:pStyle w:val="Bibliography"/>
@@ -18486,7 +18119,7 @@
       <w:r>
         <w:t xml:space="preserve"> </w:t>
       </w:r>
-      <w:hyperlink r:id="rId122">
+      <w:hyperlink r:id="rId113">
         <w:r>
           <w:rPr>
             <w:rStyle w:val="Hyperlink"/>
@@ -18498,8 +18131,8 @@
         <w:t xml:space="preserve">.</w:t>
       </w:r>
     </w:p>
-    <w:bookmarkEnd w:id="123"/>
-    <w:bookmarkStart w:id="125" w:name="ref-davis2009analyzing"/>
+    <w:bookmarkEnd w:id="114"/>
+    <w:bookmarkStart w:id="116" w:name="ref-davis2009analyzing"/>
     <w:p>
       <w:pPr>
         <w:pStyle w:val="Bibliography"/>
@@ -18532,7 +18165,7 @@
       <w:r>
         <w:t xml:space="preserve"> </w:t>
       </w:r>
-      <w:hyperlink r:id="rId124">
+      <w:hyperlink r:id="rId115">
         <w:r>
           <w:rPr>
             <w:rStyle w:val="Hyperlink"/>
@@ -18544,8 +18177,8 @@
         <w:t xml:space="preserve">.</w:t>
       </w:r>
     </w:p>
-    <w:bookmarkEnd w:id="125"/>
-    <w:bookmarkStart w:id="127" w:name="ref-delia2020psychological"/>
+    <w:bookmarkEnd w:id="116"/>
+    <w:bookmarkStart w:id="118" w:name="ref-delia2020psychological"/>
     <w:p>
       <w:pPr>
         <w:pStyle w:val="Bibliography"/>
@@ -18578,7 +18211,7 @@
       <w:r>
         <w:t xml:space="preserve"> </w:t>
       </w:r>
-      <w:hyperlink r:id="rId126">
+      <w:hyperlink r:id="rId117">
         <w:r>
           <w:rPr>
             <w:rStyle w:val="Hyperlink"/>
@@ -18590,8 +18223,8 @@
         <w:t xml:space="preserve">.</w:t>
       </w:r>
     </w:p>
-    <w:bookmarkEnd w:id="127"/>
-    <w:bookmarkStart w:id="129" w:name="ref-deschriver2002determinants"/>
+    <w:bookmarkEnd w:id="118"/>
+    <w:bookmarkStart w:id="120" w:name="ref-deschriver2002determinants"/>
     <w:p>
       <w:pPr>
         <w:pStyle w:val="Bibliography"/>
@@ -18624,7 +18257,7 @@
       <w:r>
         <w:t xml:space="preserve"> </w:t>
       </w:r>
-      <w:hyperlink r:id="rId128">
+      <w:hyperlink r:id="rId119">
         <w:r>
           <w:rPr>
             <w:rStyle w:val="Hyperlink"/>
@@ -18636,8 +18269,8 @@
         <w:t xml:space="preserve">.</w:t>
       </w:r>
     </w:p>
-    <w:bookmarkEnd w:id="129"/>
-    <w:bookmarkStart w:id="130" w:name="ref-Elo1978"/>
+    <w:bookmarkEnd w:id="120"/>
+    <w:bookmarkStart w:id="121" w:name="ref-Elo1978"/>
     <w:p>
       <w:pPr>
         <w:pStyle w:val="Bibliography"/>
@@ -18659,8 +18292,8 @@
         <w:t xml:space="preserve">. New York: Arco Publishing.</w:t>
       </w:r>
     </w:p>
-    <w:bookmarkEnd w:id="130"/>
-    <w:bookmarkStart w:id="132" w:name="ref-garcia2020betting"/>
+    <w:bookmarkEnd w:id="121"/>
+    <w:bookmarkStart w:id="123" w:name="ref-garcia2020betting"/>
     <w:p>
       <w:pPr>
         <w:pStyle w:val="Bibliography"/>
@@ -18693,7 +18326,7 @@
       <w:r>
         <w:t xml:space="preserve"> </w:t>
       </w:r>
-      <w:hyperlink r:id="rId131">
+      <w:hyperlink r:id="rId122">
         <w:r>
           <w:rPr>
             <w:rStyle w:val="Hyperlink"/>
@@ -18705,8 +18338,8 @@
         <w:t xml:space="preserve">.</w:t>
       </w:r>
     </w:p>
-    <w:bookmarkEnd w:id="132"/>
-    <w:bookmarkStart w:id="134" w:name="ref-hutchinson_gilani_2021_wehoop"/>
+    <w:bookmarkEnd w:id="123"/>
+    <w:bookmarkStart w:id="125" w:name="ref-hutchinson_gilani_2021_wehoop"/>
     <w:p>
       <w:pPr>
         <w:pStyle w:val="Bibliography"/>
@@ -18742,7 +18375,7 @@
       <w:r>
         <w:t xml:space="preserve"> </w:t>
       </w:r>
-      <w:hyperlink r:id="rId133">
+      <w:hyperlink r:id="rId124">
         <w:r>
           <w:rPr>
             <w:rStyle w:val="Hyperlink"/>
@@ -18754,8 +18387,8 @@
         <w:t xml:space="preserve">.</w:t>
       </w:r>
     </w:p>
-    <w:bookmarkEnd w:id="134"/>
-    <w:bookmarkStart w:id="136" w:name="ref-guest2018fan"/>
+    <w:bookmarkEnd w:id="125"/>
+    <w:bookmarkStart w:id="127" w:name="ref-guest2018fan"/>
     <w:p>
       <w:pPr>
         <w:pStyle w:val="Bibliography"/>
@@ -18788,7 +18421,7 @@
       <w:r>
         <w:t xml:space="preserve"> </w:t>
       </w:r>
-      <w:hyperlink r:id="rId135">
+      <w:hyperlink r:id="rId126">
         <w:r>
           <w:rPr>
             <w:rStyle w:val="Hyperlink"/>
@@ -18800,8 +18433,8 @@
         <w:t xml:space="preserve">.</w:t>
       </w:r>
     </w:p>
-    <w:bookmarkEnd w:id="136"/>
-    <w:bookmarkStart w:id="138" w:name="ref-horowitz2007if"/>
+    <w:bookmarkEnd w:id="127"/>
+    <w:bookmarkStart w:id="129" w:name="ref-horowitz2007if"/>
     <w:p>
       <w:pPr>
         <w:pStyle w:val="Bibliography"/>
@@ -18834,7 +18467,7 @@
       <w:r>
         <w:t xml:space="preserve"> </w:t>
       </w:r>
-      <w:hyperlink r:id="rId137">
+      <w:hyperlink r:id="rId128">
         <w:r>
           <w:rPr>
             <w:rStyle w:val="Hyperlink"/>
@@ -18846,8 +18479,8 @@
         <w:t xml:space="preserve">.</w:t>
       </w:r>
     </w:p>
-    <w:bookmarkEnd w:id="138"/>
-    <w:bookmarkStart w:id="140" w:name="ref-kim2023winning"/>
+    <w:bookmarkEnd w:id="129"/>
+    <w:bookmarkStart w:id="131" w:name="ref-kim2023winning"/>
     <w:p>
       <w:pPr>
         <w:pStyle w:val="Bibliography"/>
@@ -18880,7 +18513,7 @@
       <w:r>
         <w:t xml:space="preserve"> </w:t>
       </w:r>
-      <w:hyperlink r:id="rId139">
+      <w:hyperlink r:id="rId130">
         <w:r>
           <w:rPr>
             <w:rStyle w:val="Hyperlink"/>
@@ -18892,8 +18525,8 @@
         <w:t xml:space="preserve">.</w:t>
       </w:r>
     </w:p>
-    <w:bookmarkEnd w:id="140"/>
-    <w:bookmarkStart w:id="142" w:name="ref-lemke2010estimating"/>
+    <w:bookmarkEnd w:id="131"/>
+    <w:bookmarkStart w:id="133" w:name="ref-lemke2010estimating"/>
     <w:p>
       <w:pPr>
         <w:pStyle w:val="Bibliography"/>
@@ -18926,7 +18559,7 @@
       <w:r>
         <w:t xml:space="preserve"> </w:t>
       </w:r>
-      <w:hyperlink r:id="rId141">
+      <w:hyperlink r:id="rId132">
         <w:r>
           <w:rPr>
             <w:rStyle w:val="Hyperlink"/>
@@ -18938,8 +18571,8 @@
         <w:t xml:space="preserve">.</w:t>
       </w:r>
     </w:p>
-    <w:bookmarkEnd w:id="142"/>
-    <w:bookmarkStart w:id="144" w:name="ref-leslie2022football"/>
+    <w:bookmarkEnd w:id="133"/>
+    <w:bookmarkStart w:id="135" w:name="ref-leslie2022football"/>
     <w:p>
       <w:pPr>
         <w:pStyle w:val="Bibliography"/>
@@ -18972,7 +18605,7 @@
       <w:r>
         <w:t xml:space="preserve"> </w:t>
       </w:r>
-      <w:hyperlink r:id="rId143">
+      <w:hyperlink r:id="rId134">
         <w:r>
           <w:rPr>
             <w:rStyle w:val="Hyperlink"/>
@@ -18984,8 +18617,8 @@
         <w:t xml:space="preserve">.</w:t>
       </w:r>
     </w:p>
-    <w:bookmarkEnd w:id="144"/>
-    <w:bookmarkStart w:id="146" w:name="ref-mackinnon1985some"/>
+    <w:bookmarkEnd w:id="135"/>
+    <w:bookmarkStart w:id="137" w:name="ref-mackinnon1985some"/>
     <w:p>
       <w:pPr>
         <w:pStyle w:val="Bibliography"/>
@@ -19018,7 +18651,7 @@
       <w:r>
         <w:t xml:space="preserve"> </w:t>
       </w:r>
-      <w:hyperlink r:id="rId145">
+      <w:hyperlink r:id="rId136">
         <w:r>
           <w:rPr>
             <w:rStyle w:val="Hyperlink"/>
@@ -19030,8 +18663,8 @@
         <w:t xml:space="preserve">.</w:t>
       </w:r>
     </w:p>
-    <w:bookmarkEnd w:id="146"/>
-    <w:bookmarkStart w:id="148" w:name="ref-mcdonald1980uses"/>
+    <w:bookmarkEnd w:id="137"/>
+    <w:bookmarkStart w:id="139" w:name="ref-mcdonald1980uses"/>
     <w:p>
       <w:pPr>
         <w:pStyle w:val="Bibliography"/>
@@ -19073,7 +18706,7 @@
       <w:r>
         <w:t xml:space="preserve"> </w:t>
       </w:r>
-      <w:hyperlink r:id="rId147">
+      <w:hyperlink r:id="rId138">
         <w:r>
           <w:rPr>
             <w:rStyle w:val="Hyperlink"/>
@@ -19085,8 +18718,8 @@
         <w:t xml:space="preserve">.</w:t>
       </w:r>
     </w:p>
-    <w:bookmarkEnd w:id="148"/>
-    <w:bookmarkStart w:id="150" w:name="ref-neale1964peculiar"/>
+    <w:bookmarkEnd w:id="139"/>
+    <w:bookmarkStart w:id="141" w:name="ref-neale1964peculiar"/>
     <w:p>
       <w:pPr>
         <w:pStyle w:val="Bibliography"/>
@@ -19119,7 +18752,7 @@
       <w:r>
         <w:t xml:space="preserve"> </w:t>
       </w:r>
-      <w:hyperlink r:id="rId149">
+      <w:hyperlink r:id="rId140">
         <w:r>
           <w:rPr>
             <w:rStyle w:val="Hyperlink"/>
@@ -19131,8 +18764,8 @@
         <w:t xml:space="preserve">.</w:t>
       </w:r>
     </w:p>
-    <w:bookmarkEnd w:id="150"/>
-    <w:bookmarkStart w:id="151" w:name="ref-noll1974attendance"/>
+    <w:bookmarkEnd w:id="141"/>
+    <w:bookmarkStart w:id="142" w:name="ref-noll1974attendance"/>
     <w:p>
       <w:pPr>
         <w:pStyle w:val="Bibliography"/>
@@ -19154,8 +18787,8 @@
         <w:t xml:space="preserve">. Edited by Roger G Noll. Washington, D.C.: Brookings Institution.</w:t>
       </w:r>
     </w:p>
-    <w:bookmarkEnd w:id="151"/>
-    <w:bookmarkStart w:id="153" w:name="ref-papke1996econometric"/>
+    <w:bookmarkEnd w:id="142"/>
+    <w:bookmarkStart w:id="144" w:name="ref-papke1996econometric"/>
     <w:p>
       <w:pPr>
         <w:pStyle w:val="Bibliography"/>
@@ -19188,7 +18821,7 @@
       <w:r>
         <w:t xml:space="preserve"> </w:t>
       </w:r>
-      <w:hyperlink r:id="rId152">
+      <w:hyperlink r:id="rId143">
         <w:r>
           <w:rPr>
             <w:rStyle w:val="Hyperlink"/>
@@ -19200,8 +18833,8 @@
         <w:t xml:space="preserve">.</w:t>
       </w:r>
     </w:p>
-    <w:bookmarkEnd w:id="153"/>
-    <w:bookmarkStart w:id="155" w:name="ref-paul2019attendance"/>
+    <w:bookmarkEnd w:id="144"/>
+    <w:bookmarkStart w:id="146" w:name="ref-paul2019attendance"/>
     <w:p>
       <w:pPr>
         <w:pStyle w:val="Bibliography"/>
@@ -19234,7 +18867,7 @@
       <w:r>
         <w:t xml:space="preserve"> </w:t>
       </w:r>
-      <w:hyperlink r:id="rId154">
+      <w:hyperlink r:id="rId145">
         <w:r>
           <w:rPr>
             <w:rStyle w:val="Hyperlink"/>
@@ -19246,8 +18879,8 @@
         <w:t xml:space="preserve">.</w:t>
       </w:r>
     </w:p>
-    <w:bookmarkEnd w:id="155"/>
-    <w:bookmarkStart w:id="156" w:name="ref-PerlineNobleStoldt2018"/>
+    <w:bookmarkEnd w:id="146"/>
+    <w:bookmarkStart w:id="147" w:name="ref-PerlineNobleStoldt2018"/>
     <w:p>
       <w:pPr>
         <w:pStyle w:val="Bibliography"/>
@@ -19290,8 +18923,8 @@
         <w:t xml:space="preserve">21.</w:t>
       </w:r>
     </w:p>
-    <w:bookmarkEnd w:id="156"/>
-    <w:bookmarkStart w:id="158" w:name="ref-rottenberg1956baseball"/>
+    <w:bookmarkEnd w:id="147"/>
+    <w:bookmarkStart w:id="149" w:name="ref-rottenberg1956baseball"/>
     <w:p>
       <w:pPr>
         <w:pStyle w:val="Bibliography"/>
@@ -19324,7 +18957,7 @@
       <w:r>
         <w:t xml:space="preserve"> </w:t>
       </w:r>
-      <w:hyperlink r:id="rId157">
+      <w:hyperlink r:id="rId148">
         <w:r>
           <w:rPr>
             <w:rStyle w:val="Hyperlink"/>
@@ -19336,8 +18969,8 @@
         <w:t xml:space="preserve">.</w:t>
       </w:r>
     </w:p>
-    <w:bookmarkEnd w:id="158"/>
-    <w:bookmarkStart w:id="160" w:name="ref-tobin1958estimation"/>
+    <w:bookmarkEnd w:id="149"/>
+    <w:bookmarkStart w:id="151" w:name="ref-tobin1958estimation"/>
     <w:p>
       <w:pPr>
         <w:pStyle w:val="Bibliography"/>
@@ -19367,7 +19000,7 @@
       <w:r>
         <w:t xml:space="preserve"> </w:t>
       </w:r>
-      <w:hyperlink r:id="rId159">
+      <w:hyperlink r:id="rId150">
         <w:r>
           <w:rPr>
             <w:rStyle w:val="Hyperlink"/>
@@ -19379,8 +19012,8 @@
         <w:t xml:space="preserve">.</w:t>
       </w:r>
     </w:p>
-    <w:bookmarkEnd w:id="160"/>
-    <w:bookmarkStart w:id="162" w:name="ref-wasserstein2016asa"/>
+    <w:bookmarkEnd w:id="151"/>
+    <w:bookmarkStart w:id="153" w:name="ref-wasserstein2016asa"/>
     <w:p>
       <w:pPr>
         <w:pStyle w:val="Bibliography"/>
@@ -19413,7 +19046,7 @@
       <w:r>
         <w:t xml:space="preserve"> </w:t>
       </w:r>
-      <w:hyperlink r:id="rId161">
+      <w:hyperlink r:id="rId152">
         <w:r>
           <w:rPr>
             <w:rStyle w:val="Hyperlink"/>
@@ -19425,8 +19058,8 @@
         <w:t xml:space="preserve">.</w:t>
       </w:r>
     </w:p>
-    <w:bookmarkEnd w:id="162"/>
-    <w:bookmarkStart w:id="164" w:name="ref-wasserstein2019moving"/>
+    <w:bookmarkEnd w:id="153"/>
+    <w:bookmarkStart w:id="155" w:name="ref-wasserstein2019moving"/>
     <w:p>
       <w:pPr>
         <w:pStyle w:val="Bibliography"/>
@@ -19468,7 +19101,7 @@
       <w:r>
         <w:t xml:space="preserve"> </w:t>
       </w:r>
-      <w:hyperlink r:id="rId163">
+      <w:hyperlink r:id="rId154">
         <w:r>
           <w:rPr>
             <w:rStyle w:val="Hyperlink"/>
@@ -19480,8 +19113,8 @@
         <w:t xml:space="preserve">.</w:t>
       </w:r>
     </w:p>
-    <w:bookmarkEnd w:id="164"/>
-    <w:bookmarkStart w:id="166" w:name="ref-wiseman2003team"/>
+    <w:bookmarkEnd w:id="155"/>
+    <w:bookmarkStart w:id="157" w:name="ref-wiseman2003team"/>
     <w:p>
       <w:pPr>
         <w:pStyle w:val="Bibliography"/>
@@ -19514,7 +19147,7 @@
       <w:r>
         <w:t xml:space="preserve"> </w:t>
       </w:r>
-      <w:hyperlink r:id="rId165">
+      <w:hyperlink r:id="rId156">
         <w:r>
           <w:rPr>
             <w:rStyle w:val="Hyperlink"/>
@@ -19526,8 +19159,8 @@
         <w:t xml:space="preserve">.</w:t>
       </w:r>
     </w:p>
-    <w:bookmarkEnd w:id="166"/>
-    <w:bookmarkStart w:id="168" w:name="ref-wnba2024recordseason"/>
+    <w:bookmarkEnd w:id="157"/>
+    <w:bookmarkStart w:id="159" w:name="ref-wnba2024recordseason"/>
     <w:p>
       <w:pPr>
         <w:pStyle w:val="Bibliography"/>
@@ -19544,7 +19177,7 @@
       <w:r>
         <w:t xml:space="preserve"> </w:t>
       </w:r>
-      <w:hyperlink r:id="rId167">
+      <w:hyperlink r:id="rId158">
         <w:r>
           <w:rPr>
             <w:rStyle w:val="Hyperlink"/>
@@ -19556,8 +19189,8 @@
         <w:t xml:space="preserve">.</w:t>
       </w:r>
     </w:p>
-    <w:bookmarkEnd w:id="168"/>
-    <w:bookmarkStart w:id="170" w:name="ref-woltring2018attendance"/>
+    <w:bookmarkEnd w:id="159"/>
+    <w:bookmarkStart w:id="161" w:name="ref-woltring2018attendance"/>
     <w:p>
       <w:pPr>
         <w:pStyle w:val="Bibliography"/>
@@ -19587,7 +19220,7 @@
       <w:r>
         <w:t xml:space="preserve"> </w:t>
       </w:r>
-      <w:hyperlink r:id="rId169">
+      <w:hyperlink r:id="rId160">
         <w:r>
           <w:rPr>
             <w:rStyle w:val="Hyperlink"/>
@@ -19599,8 +19232,8 @@
         <w:t xml:space="preserve">.</w:t>
       </w:r>
     </w:p>
-    <w:bookmarkEnd w:id="170"/>
-    <w:bookmarkStart w:id="172" w:name="ref-AcrossTheTimeline"/>
+    <w:bookmarkEnd w:id="161"/>
+    <w:bookmarkStart w:id="163" w:name="ref-AcrossTheTimeline"/>
     <w:p>
       <w:pPr>
         <w:pStyle w:val="Bibliography"/>
@@ -19624,7 +19257,7 @@
       <w:r>
         <w:t xml:space="preserve"> </w:t>
       </w:r>
-      <w:hyperlink r:id="rId171">
+      <w:hyperlink r:id="rId162">
         <w:r>
           <w:rPr>
             <w:rStyle w:val="Hyperlink"/>
@@ -19636,10 +19269,10 @@
         <w:t xml:space="preserve">.</w:t>
       </w:r>
     </w:p>
-    <w:bookmarkEnd w:id="172"/>
-    <w:bookmarkEnd w:id="173"/>
-    <w:bookmarkEnd w:id="174"/>
-    <w:bookmarkStart w:id="208" w:name="appendix"/>
+    <w:bookmarkEnd w:id="163"/>
+    <w:bookmarkEnd w:id="164"/>
+    <w:bookmarkEnd w:id="165"/>
+    <w:bookmarkStart w:id="199" w:name="appendix"/>
     <w:p>
       <w:pPr>
         <w:pStyle w:val="Heading2"/>
@@ -19648,7 +19281,7 @@
         <w:t xml:space="preserve">6 Appendix</w:t>
       </w:r>
     </w:p>
-    <w:bookmarkStart w:id="180" w:name="distribution-of-fan-engagement"/>
+    <w:bookmarkStart w:id="171" w:name="distribution-of-fan-engagement"/>
     <w:p>
       <w:pPr>
         <w:pStyle w:val="Heading3"/>
@@ -19657,7 +19290,7 @@
         <w:t xml:space="preserve">6.1 Distribution of fan engagement</w:t>
       </w:r>
     </w:p>
-    <w:bookmarkStart w:id="179" w:name="cell-fig-rescaled"/>
+    <w:bookmarkStart w:id="170" w:name="cell-fig-rescaled"/>
     <w:tbl>
       <w:tblPr>
         <w:tblStyle w:val="Table"/>
@@ -19671,7 +19304,7 @@
       <w:tr>
         <w:tc>
           <w:tcPr/>
-          <w:bookmarkStart w:id="178" w:name="fig-rescaled"/>
+          <w:bookmarkStart w:id="169" w:name="fig-rescaled"/>
           <w:p>
             <w:pPr>
               <w:pStyle w:val="Compact"/>
@@ -19682,18 +19315,18 @@
                 <wp:inline>
                   <wp:extent cx="4620126" cy="3696101"/>
                   <wp:effectExtent b="0" l="0" r="0" t="0"/>
-                  <wp:docPr descr="" title="" id="176" name="Picture"/>
+                  <wp:docPr descr="" title="" id="167" name="Picture"/>
                   <a:graphic>
                     <a:graphicData uri="http://schemas.openxmlformats.org/drawingml/2006/picture">
                       <pic:pic>
                         <pic:nvPicPr>
-                          <pic:cNvPr descr="index_files/figure-docx/fig-rescaled-1.png" id="177" name="Picture"/>
+                          <pic:cNvPr descr="index_files/figure-docx/fig-rescaled-1.png" id="168" name="Picture"/>
                           <pic:cNvPicPr>
                             <a:picLocks noChangeArrowheads="1" noChangeAspect="1"/>
                           </pic:cNvPicPr>
                         </pic:nvPicPr>
                         <pic:blipFill>
-                          <a:blip r:embed="rId175"/>
+                          <a:blip r:embed="rId166"/>
                           <a:stretch>
                             <a:fillRect/>
                           </a:stretch>
@@ -19733,7 +19366,7 @@
               <w:t xml:space="preserve">Figure 13: Distribution of fan engagement variables after rescaling.</w:t>
             </w:r>
           </w:p>
-          <w:bookmarkEnd w:id="178"/>
+          <w:bookmarkEnd w:id="169"/>
         </w:tc>
       </w:tr>
     </w:tbl>
@@ -19763,9 +19396,9 @@
         </w:r>
       </w:hyperlink>
     </w:p>
-    <w:bookmarkEnd w:id="179"/>
-    <w:bookmarkEnd w:id="180"/>
-    <w:bookmarkStart w:id="201" w:name="X9ace4710bf5d1740b4f2eb03d92c7bb21252161"/>
+    <w:bookmarkEnd w:id="170"/>
+    <w:bookmarkEnd w:id="171"/>
+    <w:bookmarkStart w:id="192" w:name="X9ace4710bf5d1740b4f2eb03d92c7bb21252161"/>
     <w:p>
       <w:pPr>
         <w:pStyle w:val="Heading3"/>
@@ -19774,7 +19407,7 @@
         <w:t xml:space="preserve">6.2 Relationship between attendance and fan engagement</w:t>
       </w:r>
     </w:p>
-    <w:bookmarkStart w:id="185" w:name="cell-fig-attend-f1"/>
+    <w:bookmarkStart w:id="176" w:name="cell-fig-attend-f1"/>
     <w:tbl>
       <w:tblPr>
         <w:tblStyle w:val="Table"/>
@@ -19788,7 +19421,7 @@
       <w:tr>
         <w:tc>
           <w:tcPr/>
-          <w:bookmarkStart w:id="184" w:name="fig-attend-f1"/>
+          <w:bookmarkStart w:id="175" w:name="fig-attend-f1"/>
           <w:p>
             <w:pPr>
               <w:pStyle w:val="Compact"/>
@@ -19799,18 +19432,18 @@
                 <wp:inline>
                   <wp:extent cx="4620126" cy="3696101"/>
                   <wp:effectExtent b="0" l="0" r="0" t="0"/>
-                  <wp:docPr descr="" title="" id="182" name="Picture"/>
+                  <wp:docPr descr="" title="" id="173" name="Picture"/>
                   <a:graphic>
                     <a:graphicData uri="http://schemas.openxmlformats.org/drawingml/2006/picture">
                       <pic:pic>
                         <pic:nvPicPr>
-                          <pic:cNvPr descr="index_files/figure-docx/fig-attend-f1-1.png" id="183" name="Picture"/>
+                          <pic:cNvPr descr="index_files/figure-docx/fig-attend-f1-1.png" id="174" name="Picture"/>
                           <pic:cNvPicPr>
                             <a:picLocks noChangeArrowheads="1" noChangeAspect="1"/>
                           </pic:cNvPicPr>
                         </pic:nvPicPr>
                         <pic:blipFill>
-                          <a:blip r:embed="rId181"/>
+                          <a:blip r:embed="rId172"/>
                           <a:stretch>
                             <a:fillRect/>
                           </a:stretch>
@@ -19850,7 +19483,7 @@
               <w:t xml:space="preserve">Figure 14: WNBA game attendance by season, against normalized quality of play.</w:t>
             </w:r>
           </w:p>
-          <w:bookmarkEnd w:id="184"/>
+          <w:bookmarkEnd w:id="175"/>
         </w:tc>
       </w:tr>
     </w:tbl>
@@ -19880,8 +19513,8 @@
         </w:r>
       </w:hyperlink>
     </w:p>
-    <w:bookmarkEnd w:id="185"/>
-    <w:bookmarkStart w:id="190" w:name="cell-fig-attend-f2"/>
+    <w:bookmarkEnd w:id="176"/>
+    <w:bookmarkStart w:id="181" w:name="cell-fig-attend-f2"/>
     <w:tbl>
       <w:tblPr>
         <w:tblStyle w:val="Table"/>
@@ -19895,7 +19528,7 @@
       <w:tr>
         <w:tc>
           <w:tcPr/>
-          <w:bookmarkStart w:id="189" w:name="fig-attend-f2"/>
+          <w:bookmarkStart w:id="180" w:name="fig-attend-f2"/>
           <w:p>
             <w:pPr>
               <w:pStyle w:val="Compact"/>
@@ -19906,18 +19539,18 @@
                 <wp:inline>
                   <wp:extent cx="4620126" cy="3696101"/>
                   <wp:effectExtent b="0" l="0" r="0" t="0"/>
-                  <wp:docPr descr="" title="" id="187" name="Picture"/>
+                  <wp:docPr descr="" title="" id="178" name="Picture"/>
                   <a:graphic>
                     <a:graphicData uri="http://schemas.openxmlformats.org/drawingml/2006/picture">
                       <pic:pic>
                         <pic:nvPicPr>
-                          <pic:cNvPr descr="index_files/figure-docx/fig-attend-f2-1.png" id="188" name="Picture"/>
+                          <pic:cNvPr descr="index_files/figure-docx/fig-attend-f2-1.png" id="179" name="Picture"/>
                           <pic:cNvPicPr>
                             <a:picLocks noChangeArrowheads="1" noChangeAspect="1"/>
                           </pic:cNvPicPr>
                         </pic:nvPicPr>
                         <pic:blipFill>
-                          <a:blip r:embed="rId186"/>
+                          <a:blip r:embed="rId177"/>
                           <a:stretch>
                             <a:fillRect/>
                           </a:stretch>
@@ -19957,7 +19590,7 @@
               <w:t xml:space="preserve">Figure 15: WNBA game attendance by season, against normalized uncertainty of outcome.</w:t>
             </w:r>
           </w:p>
-          <w:bookmarkEnd w:id="189"/>
+          <w:bookmarkEnd w:id="180"/>
         </w:tc>
       </w:tr>
     </w:tbl>
@@ -19987,8 +19620,8 @@
         </w:r>
       </w:hyperlink>
     </w:p>
-    <w:bookmarkEnd w:id="190"/>
-    <w:bookmarkStart w:id="195" w:name="cell-fig-capacity-f1"/>
+    <w:bookmarkEnd w:id="181"/>
+    <w:bookmarkStart w:id="186" w:name="cell-fig-capacity-f1"/>
     <w:tbl>
       <w:tblPr>
         <w:tblStyle w:val="Table"/>
@@ -20002,7 +19635,7 @@
       <w:tr>
         <w:tc>
           <w:tcPr/>
-          <w:bookmarkStart w:id="194" w:name="fig-capacity-f1"/>
+          <w:bookmarkStart w:id="185" w:name="fig-capacity-f1"/>
           <w:p>
             <w:pPr>
               <w:pStyle w:val="Compact"/>
@@ -20013,18 +19646,18 @@
                 <wp:inline>
                   <wp:extent cx="4620126" cy="3696101"/>
                   <wp:effectExtent b="0" l="0" r="0" t="0"/>
-                  <wp:docPr descr="" title="" id="192" name="Picture"/>
+                  <wp:docPr descr="" title="" id="183" name="Picture"/>
                   <a:graphic>
                     <a:graphicData uri="http://schemas.openxmlformats.org/drawingml/2006/picture">
                       <pic:pic>
                         <pic:nvPicPr>
-                          <pic:cNvPr descr="index_files/figure-docx/fig-capacity-f1-1.png" id="193" name="Picture"/>
+                          <pic:cNvPr descr="index_files/figure-docx/fig-capacity-f1-1.png" id="184" name="Picture"/>
                           <pic:cNvPicPr>
                             <a:picLocks noChangeArrowheads="1" noChangeAspect="1"/>
                           </pic:cNvPicPr>
                         </pic:nvPicPr>
                         <pic:blipFill>
-                          <a:blip r:embed="rId191"/>
+                          <a:blip r:embed="rId182"/>
                           <a:stretch>
                             <a:fillRect/>
                           </a:stretch>
@@ -20064,7 +19697,7 @@
               <w:t xml:space="preserve">Figure 16: asd</w:t>
             </w:r>
           </w:p>
-          <w:bookmarkEnd w:id="194"/>
+          <w:bookmarkEnd w:id="185"/>
         </w:tc>
       </w:tr>
     </w:tbl>
@@ -20094,8 +19727,8 @@
         </w:r>
       </w:hyperlink>
     </w:p>
-    <w:bookmarkEnd w:id="195"/>
-    <w:bookmarkStart w:id="200" w:name="cell-fig-capacity-f2"/>
+    <w:bookmarkEnd w:id="186"/>
+    <w:bookmarkStart w:id="191" w:name="cell-fig-capacity-f2"/>
     <w:tbl>
       <w:tblPr>
         <w:tblStyle w:val="Table"/>
@@ -20109,7 +19742,7 @@
       <w:tr>
         <w:tc>
           <w:tcPr/>
-          <w:bookmarkStart w:id="199" w:name="fig-capacity-f2"/>
+          <w:bookmarkStart w:id="190" w:name="fig-capacity-f2"/>
           <w:p>
             <w:pPr>
               <w:pStyle w:val="Compact"/>
@@ -20120,18 +19753,18 @@
                 <wp:inline>
                   <wp:extent cx="4620126" cy="3696101"/>
                   <wp:effectExtent b="0" l="0" r="0" t="0"/>
-                  <wp:docPr descr="" title="" id="197" name="Picture"/>
+                  <wp:docPr descr="" title="" id="188" name="Picture"/>
                   <a:graphic>
                     <a:graphicData uri="http://schemas.openxmlformats.org/drawingml/2006/picture">
                       <pic:pic>
                         <pic:nvPicPr>
-                          <pic:cNvPr descr="index_files/figure-docx/fig-capacity-f2-1.png" id="198" name="Picture"/>
+                          <pic:cNvPr descr="index_files/figure-docx/fig-capacity-f2-1.png" id="189" name="Picture"/>
                           <pic:cNvPicPr>
                             <a:picLocks noChangeArrowheads="1" noChangeAspect="1"/>
                           </pic:cNvPicPr>
                         </pic:nvPicPr>
                         <pic:blipFill>
-                          <a:blip r:embed="rId196"/>
+                          <a:blip r:embed="rId187"/>
                           <a:stretch>
                             <a:fillRect/>
                           </a:stretch>
@@ -20171,7 +19804,7 @@
               <w:t xml:space="preserve">Figure 17: asd</w:t>
             </w:r>
           </w:p>
-          <w:bookmarkEnd w:id="199"/>
+          <w:bookmarkEnd w:id="190"/>
         </w:tc>
       </w:tr>
     </w:tbl>
@@ -20201,9 +19834,9 @@
         </w:r>
       </w:hyperlink>
     </w:p>
-    <w:bookmarkEnd w:id="200"/>
-    <w:bookmarkEnd w:id="201"/>
-    <w:bookmarkStart w:id="204" w:name="sec-fit-tobit"/>
+    <w:bookmarkEnd w:id="191"/>
+    <w:bookmarkEnd w:id="192"/>
+    <w:bookmarkStart w:id="195" w:name="sec-fit-tobit"/>
     <w:p>
       <w:pPr>
         <w:pStyle w:val="Heading3"/>
@@ -20225,7 +19858,7 @@
       <w:tr>
         <w:tc>
           <w:tcPr/>
-          <w:bookmarkStart w:id="202" w:name="tbl-glance"/>
+          <w:bookmarkStart w:id="193" w:name="tbl-glance"/>
           <w:p>
             <w:pPr>
               <w:jc w:val="center"/>
@@ -20417,7 +20050,7 @@
               </w:tc>
             </w:tr>
           </w:tbl>
-          <w:bookmarkEnd w:id="202"/>
+          <w:bookmarkEnd w:id="193"/>
           <w:p/>
         </w:tc>
       </w:tr>
@@ -20461,7 +20094,7 @@
       <w:tr>
         <w:tc>
           <w:tcPr/>
-          <w:bookmarkStart w:id="203" w:name="tbl-anova-tobit"/>
+          <w:bookmarkStart w:id="194" w:name="tbl-anova-tobit"/>
           <w:p>
             <w:pPr>
               <w:jc w:val="center"/>
@@ -22356,7 +21989,7 @@
               </w:tc>
             </w:tr>
           </w:tbl>
-          <w:bookmarkEnd w:id="203"/>
+          <w:bookmarkEnd w:id="194"/>
         </w:tc>
       </w:tr>
     </w:tbl>
@@ -22386,8 +22019,8 @@
         </w:r>
       </w:hyperlink>
     </w:p>
-    <w:bookmarkEnd w:id="204"/>
-    <w:bookmarkStart w:id="207" w:name="sec-fit-papke"/>
+    <w:bookmarkEnd w:id="195"/>
+    <w:bookmarkStart w:id="198" w:name="sec-fit-papke"/>
     <w:p>
       <w:pPr>
         <w:pStyle w:val="Heading3"/>
@@ -22409,7 +22042,7 @@
       <w:tr>
         <w:tc>
           <w:tcPr/>
-          <w:bookmarkStart w:id="205" w:name="tbl-glance2"/>
+          <w:bookmarkStart w:id="196" w:name="tbl-glance2"/>
           <w:p>
             <w:pPr>
               <w:jc w:val="center"/>
@@ -22656,7 +22289,7 @@
               </w:tc>
             </w:tr>
           </w:tbl>
-          <w:bookmarkEnd w:id="205"/>
+          <w:bookmarkEnd w:id="196"/>
           <w:p/>
         </w:tc>
       </w:tr>
@@ -22700,7 +22333,7 @@
       <w:tr>
         <w:tc>
           <w:tcPr/>
-          <w:bookmarkStart w:id="206" w:name="tbl-anova2"/>
+          <w:bookmarkStart w:id="197" w:name="tbl-anova2"/>
           <w:p>
             <w:pPr>
               <w:jc w:val="center"/>
@@ -24953,7 +24586,7 @@
               </w:tc>
             </w:tr>
           </w:tbl>
-          <w:bookmarkEnd w:id="206"/>
+          <w:bookmarkEnd w:id="197"/>
         </w:tc>
       </w:tr>
     </w:tbl>
@@ -24983,8 +24616,8 @@
         </w:r>
       </w:hyperlink>
     </w:p>
-    <w:bookmarkEnd w:id="207"/>
-    <w:bookmarkEnd w:id="208"/>
+    <w:bookmarkEnd w:id="198"/>
+    <w:bookmarkEnd w:id="199"/>
     <w:sectPr>
       <w:footnotePr>
         <w:numRestart w:val="eachSect"/>
@@ -25014,7 +24647,7 @@
       </w:r>
     </w:p>
   </w:footnote>
-  <w:footnote w:id="19">
+  <w:footnote w:id="14">
     <w:p>
       <w:pPr>
         <w:pStyle w:val="FootnoteText"/>
@@ -25033,7 +24666,7 @@
       </w:r>
     </w:p>
   </w:footnote>
-  <w:footnote w:id="57">
+  <w:footnote w:id="50">
     <w:p>
       <w:pPr>
         <w:pStyle w:val="FootnoteText"/>
@@ -25052,7 +24685,7 @@
       </w:r>
     </w:p>
   </w:footnote>
-  <w:footnote w:id="66">
+  <w:footnote w:id="59">
     <w:p>
       <w:pPr>
         <w:pStyle w:val="FootnoteText"/>
@@ -25087,7 +24720,7 @@
       </w:r>
     </w:p>
   </w:footnote>
-  <w:footnote w:id="85">
+  <w:footnote w:id="78">
     <w:p>
       <w:pPr>
         <w:pStyle w:val="FootnoteText"/>
@@ -25294,9 +24927,6 @@
     <w:abstractNumId w:val="990"/>
   </w:num>
   <w:num w:numId="1001">
-    <w:abstractNumId w:val="991"/>
-  </w:num>
-  <w:num w:numId="1002">
     <w:abstractNumId w:val="991"/>
   </w:num>
 </w:numbering>

--- a/index.docx
+++ b/index.docx
@@ -58,84 +58,6 @@
         <w:t xml:space="preserve">We examine how the relationships between attendance and three notions of fan engagement have changed over the history of the WNBA. Previous research suggests that stronger professional sports teams draw higher live game attendance. However, there is ongoing doubt about the extent to which that relationship holds in the WNBA. We improve upon previous research by modeling attendance in the broader context of the league’s growth from 1997-2025, and find that the factors that drive fan demand have evolved as the league has matured. We test whether three leading theories of fan behavior—quality of play, loss aversion, and outcome uncertainty—have become more important drivers of attendance as the league has grown. We use game-level attendance data reported directly by the WNBA as well as team Elo ratings and game-by-game home win probabilities and find that in recent years fans are increasingly likely to attend games in response to quality of play and loss aversion factors. We also find strong support for the large impact of Indiana Fever guard Caitlin Clark’s presence upon attendance. Our results suggest that the WNBA is entering a new era in which fans are choosing to attend games to watch good basketball rather than novelty-driven interest or broader support for women’s sports. This, in turn, is consistent with a more durable popularity for the league.</w:t>
       </w:r>
     </w:p>
-    <w:p>
-      <w:pPr>
-        <w:pStyle w:val="FirstParagraph"/>
-      </w:pPr>
-      <w:r>
-        <w:rPr>
-          <w:vertAlign w:val="subscript"/>
-        </w:rPr>
-        <w:t xml:space="preserve">Source:</w:t>
-      </w:r>
-      <w:r>
-        <w:rPr>
-          <w:vertAlign w:val="subscript"/>
-        </w:rPr>
-        <w:t xml:space="preserve"> </w:t>
-      </w:r>
-      <w:hyperlink r:id="rId9">
-        <w:r>
-          <w:rPr>
-            <w:rStyle w:val="Hyperlink"/>
-            <w:vertAlign w:val="subscript"/>
-          </w:rPr>
-          <w:t xml:space="preserve">Article Notebook</w:t>
-        </w:r>
-      </w:hyperlink>
-    </w:p>
-    <w:p>
-      <w:pPr>
-        <w:pStyle w:val="BodyText"/>
-      </w:pPr>
-      <w:r>
-        <w:rPr>
-          <w:vertAlign w:val="subscript"/>
-        </w:rPr>
-        <w:t xml:space="preserve">Source:</w:t>
-      </w:r>
-      <w:r>
-        <w:rPr>
-          <w:vertAlign w:val="subscript"/>
-        </w:rPr>
-        <w:t xml:space="preserve"> </w:t>
-      </w:r>
-      <w:hyperlink r:id="rId9">
-        <w:r>
-          <w:rPr>
-            <w:rStyle w:val="Hyperlink"/>
-            <w:vertAlign w:val="subscript"/>
-          </w:rPr>
-          <w:t xml:space="preserve">Article Notebook</w:t>
-        </w:r>
-      </w:hyperlink>
-    </w:p>
-    <w:p>
-      <w:pPr>
-        <w:pStyle w:val="BodyText"/>
-      </w:pPr>
-      <w:r>
-        <w:rPr>
-          <w:vertAlign w:val="subscript"/>
-        </w:rPr>
-        <w:t xml:space="preserve">Source:</w:t>
-      </w:r>
-      <w:r>
-        <w:rPr>
-          <w:vertAlign w:val="subscript"/>
-        </w:rPr>
-        <w:t xml:space="preserve"> </w:t>
-      </w:r>
-      <w:hyperlink r:id="rId9">
-        <w:r>
-          <w:rPr>
-            <w:rStyle w:val="Hyperlink"/>
-            <w:vertAlign w:val="subscript"/>
-          </w:rPr>
-          <w:t xml:space="preserve">Article Notebook</w:t>
-        </w:r>
-      </w:hyperlink>
-    </w:p>
     <w:bookmarkStart w:id="13" w:name="sec-intro"/>
     <w:p>
       <w:pPr>
@@ -416,6 +338,21 @@
       </w:r>
       <w:r>
         <w:t xml:space="preserve">found attendance increases as home team win probability increases.</w:t>
+      </w:r>
+      <w:r>
+        <w:t xml:space="preserve"> </w:t>
+      </w:r>
+      <w:r>
+        <w:t xml:space="preserve">The bulk of the literature has found that the causal direction runs from winning percentage to attendance</w:t>
+      </w:r>
+      <w:r>
+        <w:rPr>
+          <w:rStyle w:val="FootnoteReference"/>
+        </w:rPr>
+        <w:footnoteReference w:id="9"/>
+      </w:r>
+      <w:r>
+        <w:t xml:space="preserve">.</w:t>
       </w:r>
     </w:p>
     <w:p>
@@ -687,22 +624,25 @@
         <w:pStyle w:val="BodyText"/>
       </w:pPr>
       <w:r>
-        <w:t xml:space="preserve">First, we collected game-level attendance data from</w:t>
-      </w:r>
-      <w:r>
-        <w:t xml:space="preserve"> </w:t>
-      </w:r>
-      <w:r>
-        <w:t xml:space="preserve">(Zimmerman 2026)</w:t>
-      </w:r>
-      <w:r>
-        <w:t xml:space="preserve">, an online repository for women’s basketball data that collects attendance numbers directly from the league’s records</w:t>
+        <w:t xml:space="preserve">First, we collected game-level attendance data from an online repository for women’s basketball data that collects attendance numbers</w:t>
       </w:r>
       <w:r>
         <w:rPr>
           <w:rStyle w:val="FootnoteReference"/>
         </w:rPr>
         <w:footnoteReference w:id="14"/>
+      </w:r>
+      <w:r>
+        <w:t xml:space="preserve"> </w:t>
+      </w:r>
+      <w:r>
+        <w:t xml:space="preserve">directly from the league’s records</w:t>
+      </w:r>
+      <w:r>
+        <w:t xml:space="preserve"> </w:t>
+      </w:r>
+      <w:r>
+        <w:t xml:space="preserve">(Zimmerman 2026)</w:t>
       </w:r>
       <w:r>
         <w:t xml:space="preserve">.</w:t>
@@ -1131,7 +1071,7 @@
                       <w:rFonts w:ascii="Calibri" w:hAnsi="Calibri"/>
                       <w:sz w:val="20"/>
                     </w:rPr>
-                    <w:t xml:space="default">2019-07-23</w:t>
+                    <w:t xml:space="default">2003-06-01</w:t>
                   </w:r>
                 </w:p>
               </w:tc>
@@ -1155,7 +1095,7 @@
                       <w:rFonts w:ascii="Calibri" w:hAnsi="Calibri"/>
                       <w:sz w:val="20"/>
                     </w:rPr>
-                    <w:t xml:space="default">ATL</w:t>
+                    <w:t xml:space="default">SAN</w:t>
                   </w:r>
                 </w:p>
               </w:tc>
@@ -1179,7 +1119,7 @@
                       <w:rFonts w:ascii="Calibri" w:hAnsi="Calibri"/>
                       <w:sz w:val="20"/>
                     </w:rPr>
-                    <w:t xml:space="default">LAS</w:t>
+                    <w:t xml:space="default">CON</w:t>
                   </w:r>
                 </w:p>
               </w:tc>
@@ -1203,55 +1143,55 @@
                       <w:rFonts w:ascii="Calibri" w:hAnsi="Calibri"/>
                       <w:sz w:val="20"/>
                     </w:rPr>
-                    <w:t xml:space="default">State Farm Arena</w:t>
-                  </w:r>
-                </w:p>
-              </w:tc>
-              <w:tc>
-                <w:tcPr>
-                  <w:tcBorders>
-                    <w:top w:val="single" w:space="0" w:color="D3D3D3"/>
-                    <w:bottom w:val="single" w:space="0" w:color="D3D3D3"/>
-                    <w:start w:val="single" w:space="0" w:color="D3D3D3"/>
-                    <w:end w:val="single" w:space="0" w:color="D3D3D3"/>
-                  </w:tcBorders>
-                </w:tcPr>
-                <w:p>
-                  <w:pPr>
-                    <w:spacing w:before="0" w:after="60"/>
-                    <w:keepNext/>
-                    <w:jc w:val="end"/>
-                  </w:pPr>
-                  <w:r>
-                    <w:rPr>
-                      <w:rFonts w:ascii="Calibri" w:hAnsi="Calibri"/>
-                      <w:sz w:val="20"/>
-                    </w:rPr>
-                    <w:t xml:space="default">7,047</w:t>
-                  </w:r>
-                </w:p>
-              </w:tc>
-              <w:tc>
-                <w:tcPr>
-                  <w:tcBorders>
-                    <w:top w:val="single" w:space="0" w:color="D3D3D3"/>
-                    <w:bottom w:val="single" w:space="0" w:color="D3D3D3"/>
-                    <w:start w:val="single" w:space="0" w:color="D3D3D3"/>
-                    <w:end w:val="single" w:space="0" w:color="D3D3D3"/>
-                  </w:tcBorders>
-                </w:tcPr>
-                <w:p>
-                  <w:pPr>
-                    <w:spacing w:before="0" w:after="60"/>
-                    <w:keepNext/>
-                    <w:jc w:val="end"/>
-                  </w:pPr>
-                  <w:r>
-                    <w:rPr>
-                      <w:rFonts w:ascii="Calibri" w:hAnsi="Calibri"/>
-                      <w:sz w:val="20"/>
-                    </w:rPr>
-                    <w:t xml:space="default">-12</w:t>
+                    <w:t xml:space="default">AT&amp;T Center</w:t>
+                  </w:r>
+                </w:p>
+              </w:tc>
+              <w:tc>
+                <w:tcPr>
+                  <w:tcBorders>
+                    <w:top w:val="single" w:space="0" w:color="D3D3D3"/>
+                    <w:bottom w:val="single" w:space="0" w:color="D3D3D3"/>
+                    <w:start w:val="single" w:space="0" w:color="D3D3D3"/>
+                    <w:end w:val="single" w:space="0" w:color="D3D3D3"/>
+                  </w:tcBorders>
+                </w:tcPr>
+                <w:p>
+                  <w:pPr>
+                    <w:spacing w:before="0" w:after="60"/>
+                    <w:keepNext/>
+                    <w:jc w:val="end"/>
+                  </w:pPr>
+                  <w:r>
+                    <w:rPr>
+                      <w:rFonts w:ascii="Calibri" w:hAnsi="Calibri"/>
+                      <w:sz w:val="20"/>
+                    </w:rPr>
+                    <w:t xml:space="default">7,692</w:t>
+                  </w:r>
+                </w:p>
+              </w:tc>
+              <w:tc>
+                <w:tcPr>
+                  <w:tcBorders>
+                    <w:top w:val="single" w:space="0" w:color="D3D3D3"/>
+                    <w:bottom w:val="single" w:space="0" w:color="D3D3D3"/>
+                    <w:start w:val="single" w:space="0" w:color="D3D3D3"/>
+                    <w:end w:val="single" w:space="0" w:color="D3D3D3"/>
+                  </w:tcBorders>
+                </w:tcPr>
+                <w:p>
+                  <w:pPr>
+                    <w:spacing w:before="0" w:after="60"/>
+                    <w:keepNext/>
+                    <w:jc w:val="end"/>
+                  </w:pPr>
+                  <w:r>
+                    <w:rPr>
+                      <w:rFonts w:ascii="Calibri" w:hAnsi="Calibri"/>
+                      <w:sz w:val="20"/>
+                    </w:rPr>
+                    <w:t xml:space="default">-19</w:t>
                   </w:r>
                 </w:p>
               </w:tc>
@@ -1328,7 +1268,7 @@
                       <w:rFonts w:ascii="Calibri" w:hAnsi="Calibri"/>
                       <w:sz w:val="20"/>
                     </w:rPr>
-                    <w:t xml:space="default">1999-06-26</w:t>
+                    <w:t xml:space="default">2002-06-20</w:t>
                   </w:r>
                 </w:p>
               </w:tc>
@@ -1352,7 +1292,7 @@
                       <w:rFonts w:ascii="Calibri" w:hAnsi="Calibri"/>
                       <w:sz w:val="20"/>
                     </w:rPr>
-                    <w:t xml:space="default">DET</w:t>
+                    <w:t xml:space="default">POR</w:t>
                   </w:r>
                 </w:p>
               </w:tc>
@@ -1376,7 +1316,7 @@
                       <w:rFonts w:ascii="Calibri" w:hAnsi="Calibri"/>
                       <w:sz w:val="20"/>
                     </w:rPr>
-                    <w:t xml:space="default">PHO</w:t>
+                    <w:t xml:space="default">IND</w:t>
                   </w:r>
                 </w:p>
               </w:tc>
@@ -1400,55 +1340,55 @@
                       <w:rFonts w:ascii="Calibri" w:hAnsi="Calibri"/>
                       <w:sz w:val="20"/>
                     </w:rPr>
-                    <w:t xml:space="default">Palace of Auburn Hills</w:t>
-                  </w:r>
-                </w:p>
-              </w:tc>
-              <w:tc>
-                <w:tcPr>
-                  <w:tcBorders>
-                    <w:top w:val="single" w:space="0" w:color="D3D3D3"/>
-                    <w:bottom w:val="single" w:space="0" w:color="D3D3D3"/>
-                    <w:start w:val="single" w:space="0" w:color="D3D3D3"/>
-                    <w:end w:val="single" w:space="0" w:color="D3D3D3"/>
-                  </w:tcBorders>
-                </w:tcPr>
-                <w:p>
-                  <w:pPr>
-                    <w:spacing w:before="0" w:after="60"/>
-                    <w:keepNext/>
-                    <w:jc w:val="end"/>
-                  </w:pPr>
-                  <w:r>
-                    <w:rPr>
-                      <w:rFonts w:ascii="Calibri" w:hAnsi="Calibri"/>
-                      <w:sz w:val="20"/>
-                    </w:rPr>
-                    <w:t xml:space="default">7,651</w:t>
-                  </w:r>
-                </w:p>
-              </w:tc>
-              <w:tc>
-                <w:tcPr>
-                  <w:tcBorders>
-                    <w:top w:val="single" w:space="0" w:color="D3D3D3"/>
-                    <w:bottom w:val="single" w:space="0" w:color="D3D3D3"/>
-                    <w:start w:val="single" w:space="0" w:color="D3D3D3"/>
-                    <w:end w:val="single" w:space="0" w:color="D3D3D3"/>
-                  </w:tcBorders>
-                </w:tcPr>
-                <w:p>
-                  <w:pPr>
-                    <w:spacing w:before="0" w:after="60"/>
-                    <w:keepNext/>
-                    <w:jc w:val="end"/>
-                  </w:pPr>
-                  <w:r>
-                    <w:rPr>
-                      <w:rFonts w:ascii="Calibri" w:hAnsi="Calibri"/>
-                      <w:sz w:val="20"/>
-                    </w:rPr>
-                    <w:t xml:space="default">-6</w:t>
+                    <w:t xml:space="default">Moda Center</w:t>
+                  </w:r>
+                </w:p>
+              </w:tc>
+              <w:tc>
+                <w:tcPr>
+                  <w:tcBorders>
+                    <w:top w:val="single" w:space="0" w:color="D3D3D3"/>
+                    <w:bottom w:val="single" w:space="0" w:color="D3D3D3"/>
+                    <w:start w:val="single" w:space="0" w:color="D3D3D3"/>
+                    <w:end w:val="single" w:space="0" w:color="D3D3D3"/>
+                  </w:tcBorders>
+                </w:tcPr>
+                <w:p>
+                  <w:pPr>
+                    <w:spacing w:before="0" w:after="60"/>
+                    <w:keepNext/>
+                    <w:jc w:val="end"/>
+                  </w:pPr>
+                  <w:r>
+                    <w:rPr>
+                      <w:rFonts w:ascii="Calibri" w:hAnsi="Calibri"/>
+                      <w:sz w:val="20"/>
+                    </w:rPr>
+                    <w:t xml:space="default">6,465</w:t>
+                  </w:r>
+                </w:p>
+              </w:tc>
+              <w:tc>
+                <w:tcPr>
+                  <w:tcBorders>
+                    <w:top w:val="single" w:space="0" w:color="D3D3D3"/>
+                    <w:bottom w:val="single" w:space="0" w:color="D3D3D3"/>
+                    <w:start w:val="single" w:space="0" w:color="D3D3D3"/>
+                    <w:end w:val="single" w:space="0" w:color="D3D3D3"/>
+                  </w:tcBorders>
+                </w:tcPr>
+                <w:p>
+                  <w:pPr>
+                    <w:spacing w:before="0" w:after="60"/>
+                    <w:keepNext/>
+                    <w:jc w:val="end"/>
+                  </w:pPr>
+                  <w:r>
+                    <w:rPr>
+                      <w:rFonts w:ascii="Calibri" w:hAnsi="Calibri"/>
+                      <w:sz w:val="20"/>
+                    </w:rPr>
+                    <w:t xml:space="default">-9</w:t>
                   </w:r>
                 </w:p>
               </w:tc>
@@ -1525,7 +1465,7 @@
                       <w:rFonts w:ascii="Calibri" w:hAnsi="Calibri"/>
                       <w:sz w:val="20"/>
                     </w:rPr>
-                    <w:t xml:space="default">2012-08-17</w:t>
+                    <w:t xml:space="default">2010-07-30</w:t>
                   </w:r>
                 </w:p>
               </w:tc>
@@ -1549,7 +1489,7 @@
                       <w:rFonts w:ascii="Calibri" w:hAnsi="Calibri"/>
                       <w:sz w:val="20"/>
                     </w:rPr>
-                    <w:t xml:space="default">TUL</w:t>
+                    <w:t xml:space="default">IND</w:t>
                   </w:r>
                 </w:p>
               </w:tc>
@@ -1573,7 +1513,7 @@
                       <w:rFonts w:ascii="Calibri" w:hAnsi="Calibri"/>
                       <w:sz w:val="20"/>
                     </w:rPr>
-                    <w:t xml:space="default">SAN</w:t>
+                    <w:t xml:space="default">WAS</w:t>
                   </w:r>
                 </w:p>
               </w:tc>
@@ -1597,55 +1537,55 @@
                       <w:rFonts w:ascii="Calibri" w:hAnsi="Calibri"/>
                       <w:sz w:val="20"/>
                     </w:rPr>
-                    <w:t xml:space="default">BOK Center</w:t>
-                  </w:r>
-                </w:p>
-              </w:tc>
-              <w:tc>
-                <w:tcPr>
-                  <w:tcBorders>
-                    <w:top w:val="single" w:space="0" w:color="D3D3D3"/>
-                    <w:bottom w:val="single" w:space="0" w:color="D3D3D3"/>
-                    <w:start w:val="single" w:space="0" w:color="D3D3D3"/>
-                    <w:end w:val="single" w:space="0" w:color="D3D3D3"/>
-                  </w:tcBorders>
-                </w:tcPr>
-                <w:p>
-                  <w:pPr>
-                    <w:spacing w:before="0" w:after="60"/>
-                    <w:keepNext/>
-                    <w:jc w:val="end"/>
-                  </w:pPr>
-                  <w:r>
-                    <w:rPr>
-                      <w:rFonts w:ascii="Calibri" w:hAnsi="Calibri"/>
-                      <w:sz w:val="20"/>
-                    </w:rPr>
-                    <w:t xml:space="default">6,270</w:t>
-                  </w:r>
-                </w:p>
-              </w:tc>
-              <w:tc>
-                <w:tcPr>
-                  <w:tcBorders>
-                    <w:top w:val="single" w:space="0" w:color="D3D3D3"/>
-                    <w:bottom w:val="single" w:space="0" w:color="D3D3D3"/>
-                    <w:start w:val="single" w:space="0" w:color="D3D3D3"/>
-                    <w:end w:val="single" w:space="0" w:color="D3D3D3"/>
-                  </w:tcBorders>
-                </w:tcPr>
-                <w:p>
-                  <w:pPr>
-                    <w:spacing w:before="0" w:after="60"/>
-                    <w:keepNext/>
-                    <w:jc w:val="end"/>
-                  </w:pPr>
-                  <w:r>
-                    <w:rPr>
-                      <w:rFonts w:ascii="Calibri" w:hAnsi="Calibri"/>
-                      <w:sz w:val="20"/>
-                    </w:rPr>
-                    <w:t xml:space="default">-10</w:t>
+                    <w:t xml:space="default">Gainbridge Fieldhouse</w:t>
+                  </w:r>
+                </w:p>
+              </w:tc>
+              <w:tc>
+                <w:tcPr>
+                  <w:tcBorders>
+                    <w:top w:val="single" w:space="0" w:color="D3D3D3"/>
+                    <w:bottom w:val="single" w:space="0" w:color="D3D3D3"/>
+                    <w:start w:val="single" w:space="0" w:color="D3D3D3"/>
+                    <w:end w:val="single" w:space="0" w:color="D3D3D3"/>
+                  </w:tcBorders>
+                </w:tcPr>
+                <w:p>
+                  <w:pPr>
+                    <w:spacing w:before="0" w:after="60"/>
+                    <w:keepNext/>
+                    <w:jc w:val="end"/>
+                  </w:pPr>
+                  <w:r>
+                    <w:rPr>
+                      <w:rFonts w:ascii="Calibri" w:hAnsi="Calibri"/>
+                      <w:sz w:val="20"/>
+                    </w:rPr>
+                    <w:t xml:space="default">8,207</w:t>
+                  </w:r>
+                </w:p>
+              </w:tc>
+              <w:tc>
+                <w:tcPr>
+                  <w:tcBorders>
+                    <w:top w:val="single" w:space="0" w:color="D3D3D3"/>
+                    <w:bottom w:val="single" w:space="0" w:color="D3D3D3"/>
+                    <w:start w:val="single" w:space="0" w:color="D3D3D3"/>
+                    <w:end w:val="single" w:space="0" w:color="D3D3D3"/>
+                  </w:tcBorders>
+                </w:tcPr>
+                <w:p>
+                  <w:pPr>
+                    <w:spacing w:before="0" w:after="60"/>
+                    <w:keepNext/>
+                    <w:jc w:val="end"/>
+                  </w:pPr>
+                  <w:r>
+                    <w:rPr>
+                      <w:rFonts w:ascii="Calibri" w:hAnsi="Calibri"/>
+                      <w:sz w:val="20"/>
+                    </w:rPr>
+                    <w:t xml:space="default">-4</w:t>
                   </w:r>
                 </w:p>
               </w:tc>
@@ -1722,7 +1662,7 @@
                       <w:rFonts w:ascii="Calibri" w:hAnsi="Calibri"/>
                       <w:sz w:val="20"/>
                     </w:rPr>
-                    <w:t xml:space="default">1998-07-10</w:t>
+                    <w:t xml:space="default">2005-08-27</w:t>
                   </w:r>
                 </w:p>
               </w:tc>
@@ -1746,7 +1686,7 @@
                       <w:rFonts w:ascii="Calibri" w:hAnsi="Calibri"/>
                       <w:sz w:val="20"/>
                     </w:rPr>
-                    <w:t xml:space="default">SAC</w:t>
+                    <w:t xml:space="default">IND</w:t>
                   </w:r>
                 </w:p>
               </w:tc>
@@ -1770,7 +1710,7 @@
                       <w:rFonts w:ascii="Calibri" w:hAnsi="Calibri"/>
                       <w:sz w:val="20"/>
                     </w:rPr>
-                    <w:t xml:space="default">CHA</w:t>
+                    <w:t xml:space="default">NYL</w:t>
                   </w:r>
                 </w:p>
               </w:tc>
@@ -1794,55 +1734,55 @@
                       <w:rFonts w:ascii="Calibri" w:hAnsi="Calibri"/>
                       <w:sz w:val="20"/>
                     </w:rPr>
-                    <w:t xml:space="default">ARCO Arena</w:t>
-                  </w:r>
-                </w:p>
-              </w:tc>
-              <w:tc>
-                <w:tcPr>
-                  <w:tcBorders>
-                    <w:top w:val="single" w:space="0" w:color="D3D3D3"/>
-                    <w:bottom w:val="single" w:space="0" w:color="D3D3D3"/>
-                    <w:start w:val="single" w:space="0" w:color="D3D3D3"/>
-                    <w:end w:val="single" w:space="0" w:color="D3D3D3"/>
-                  </w:tcBorders>
-                </w:tcPr>
-                <w:p>
-                  <w:pPr>
-                    <w:spacing w:before="0" w:after="60"/>
-                    <w:keepNext/>
-                    <w:jc w:val="end"/>
-                  </w:pPr>
-                  <w:r>
-                    <w:rPr>
-                      <w:rFonts w:ascii="Calibri" w:hAnsi="Calibri"/>
-                      <w:sz w:val="20"/>
-                    </w:rPr>
-                    <w:t xml:space="default">5,985</w:t>
-                  </w:r>
-                </w:p>
-              </w:tc>
-              <w:tc>
-                <w:tcPr>
-                  <w:tcBorders>
-                    <w:top w:val="single" w:space="0" w:color="D3D3D3"/>
-                    <w:bottom w:val="single" w:space="0" w:color="D3D3D3"/>
-                    <w:start w:val="single" w:space="0" w:color="D3D3D3"/>
-                    <w:end w:val="single" w:space="0" w:color="D3D3D3"/>
-                  </w:tcBorders>
-                </w:tcPr>
-                <w:p>
-                  <w:pPr>
-                    <w:spacing w:before="0" w:after="60"/>
-                    <w:keepNext/>
-                    <w:jc w:val="end"/>
-                  </w:pPr>
-                  <w:r>
-                    <w:rPr>
-                      <w:rFonts w:ascii="Calibri" w:hAnsi="Calibri"/>
-                      <w:sz w:val="20"/>
-                    </w:rPr>
-                    <w:t xml:space="default">-8</w:t>
+                    <w:t xml:space="default">Gainbridge Fieldhouse</w:t>
+                  </w:r>
+                </w:p>
+              </w:tc>
+              <w:tc>
+                <w:tcPr>
+                  <w:tcBorders>
+                    <w:top w:val="single" w:space="0" w:color="D3D3D3"/>
+                    <w:bottom w:val="single" w:space="0" w:color="D3D3D3"/>
+                    <w:start w:val="single" w:space="0" w:color="D3D3D3"/>
+                    <w:end w:val="single" w:space="0" w:color="D3D3D3"/>
+                  </w:tcBorders>
+                </w:tcPr>
+                <w:p>
+                  <w:pPr>
+                    <w:spacing w:before="0" w:after="60"/>
+                    <w:keepNext/>
+                    <w:jc w:val="end"/>
+                  </w:pPr>
+                  <w:r>
+                    <w:rPr>
+                      <w:rFonts w:ascii="Calibri" w:hAnsi="Calibri"/>
+                      <w:sz w:val="20"/>
+                    </w:rPr>
+                    <w:t xml:space="default">9,823</w:t>
+                  </w:r>
+                </w:p>
+              </w:tc>
+              <w:tc>
+                <w:tcPr>
+                  <w:tcBorders>
+                    <w:top w:val="single" w:space="0" w:color="D3D3D3"/>
+                    <w:bottom w:val="single" w:space="0" w:color="D3D3D3"/>
+                    <w:start w:val="single" w:space="0" w:color="D3D3D3"/>
+                    <w:end w:val="single" w:space="0" w:color="D3D3D3"/>
+                  </w:tcBorders>
+                </w:tcPr>
+                <w:p>
+                  <w:pPr>
+                    <w:spacing w:before="0" w:after="60"/>
+                    <w:keepNext/>
+                    <w:jc w:val="end"/>
+                  </w:pPr>
+                  <w:r>
+                    <w:rPr>
+                      <w:rFonts w:ascii="Calibri" w:hAnsi="Calibri"/>
+                      <w:sz w:val="20"/>
+                    </w:rPr>
+                    <w:t xml:space="default">25</w:t>
                   </w:r>
                 </w:p>
               </w:tc>
@@ -1919,7 +1859,7 @@
                       <w:rFonts w:ascii="Calibri" w:hAnsi="Calibri"/>
                       <w:sz w:val="20"/>
                     </w:rPr>
-                    <w:t xml:space="default">2007-06-02</w:t>
+                    <w:t xml:space="default">2007-08-03</w:t>
                   </w:r>
                 </w:p>
               </w:tc>
@@ -1943,7 +1883,7 @@
                       <w:rFonts w:ascii="Calibri" w:hAnsi="Calibri"/>
                       <w:sz w:val="20"/>
                     </w:rPr>
-                    <w:t xml:space="default">SAC</w:t>
+                    <w:t xml:space="default">HOU</w:t>
                   </w:r>
                 </w:p>
               </w:tc>
@@ -1991,55 +1931,55 @@
                       <w:rFonts w:ascii="Calibri" w:hAnsi="Calibri"/>
                       <w:sz w:val="20"/>
                     </w:rPr>
-                    <w:t xml:space="default">ARCO Arena</w:t>
-                  </w:r>
-                </w:p>
-              </w:tc>
-              <w:tc>
-                <w:tcPr>
-                  <w:tcBorders>
-                    <w:top w:val="single" w:space="0" w:color="D3D3D3"/>
-                    <w:bottom w:val="single" w:space="0" w:color="D3D3D3"/>
-                    <w:start w:val="single" w:space="0" w:color="D3D3D3"/>
-                    <w:end w:val="single" w:space="0" w:color="D3D3D3"/>
-                  </w:tcBorders>
-                </w:tcPr>
-                <w:p>
-                  <w:pPr>
-                    <w:spacing w:before="0" w:after="60"/>
-                    <w:keepNext/>
-                    <w:jc w:val="end"/>
-                  </w:pPr>
-                  <w:r>
-                    <w:rPr>
-                      <w:rFonts w:ascii="Calibri" w:hAnsi="Calibri"/>
-                      <w:sz w:val="20"/>
-                    </w:rPr>
-                    <w:t xml:space="default">17,317</w:t>
-                  </w:r>
-                </w:p>
-              </w:tc>
-              <w:tc>
-                <w:tcPr>
-                  <w:tcBorders>
-                    <w:top w:val="single" w:space="0" w:color="D3D3D3"/>
-                    <w:bottom w:val="single" w:space="0" w:color="D3D3D3"/>
-                    <w:start w:val="single" w:space="0" w:color="D3D3D3"/>
-                    <w:end w:val="single" w:space="0" w:color="D3D3D3"/>
-                  </w:tcBorders>
-                </w:tcPr>
-                <w:p>
-                  <w:pPr>
-                    <w:spacing w:before="0" w:after="60"/>
-                    <w:keepNext/>
-                    <w:jc w:val="end"/>
-                  </w:pPr>
-                  <w:r>
-                    <w:rPr>
-                      <w:rFonts w:ascii="Calibri" w:hAnsi="Calibri"/>
-                      <w:sz w:val="20"/>
-                    </w:rPr>
-                    <w:t xml:space="default">3</w:t>
+                    <w:t xml:space="default">Toyota Center</w:t>
+                  </w:r>
+                </w:p>
+              </w:tc>
+              <w:tc>
+                <w:tcPr>
+                  <w:tcBorders>
+                    <w:top w:val="single" w:space="0" w:color="D3D3D3"/>
+                    <w:bottom w:val="single" w:space="0" w:color="D3D3D3"/>
+                    <w:start w:val="single" w:space="0" w:color="D3D3D3"/>
+                    <w:end w:val="single" w:space="0" w:color="D3D3D3"/>
+                  </w:tcBorders>
+                </w:tcPr>
+                <w:p>
+                  <w:pPr>
+                    <w:spacing w:before="0" w:after="60"/>
+                    <w:keepNext/>
+                    <w:jc w:val="end"/>
+                  </w:pPr>
+                  <w:r>
+                    <w:rPr>
+                      <w:rFonts w:ascii="Calibri" w:hAnsi="Calibri"/>
+                      <w:sz w:val="20"/>
+                    </w:rPr>
+                    <w:t xml:space="default">10,031</w:t>
+                  </w:r>
+                </w:p>
+              </w:tc>
+              <w:tc>
+                <w:tcPr>
+                  <w:tcBorders>
+                    <w:top w:val="single" w:space="0" w:color="D3D3D3"/>
+                    <w:bottom w:val="single" w:space="0" w:color="D3D3D3"/>
+                    <w:start w:val="single" w:space="0" w:color="D3D3D3"/>
+                    <w:end w:val="single" w:space="0" w:color="D3D3D3"/>
+                  </w:tcBorders>
+                </w:tcPr>
+                <w:p>
+                  <w:pPr>
+                    <w:spacing w:before="0" w:after="60"/>
+                    <w:keepNext/>
+                    <w:jc w:val="end"/>
+                  </w:pPr>
+                  <w:r>
+                    <w:rPr>
+                      <w:rFonts w:ascii="Calibri" w:hAnsi="Calibri"/>
+                      <w:sz w:val="20"/>
+                    </w:rPr>
+                    <w:t xml:space="default">10</w:t>
                   </w:r>
                 </w:p>
               </w:tc>
@@ -2116,7 +2056,7 @@
                       <w:rFonts w:ascii="Calibri" w:hAnsi="Calibri"/>
                       <w:sz w:val="20"/>
                     </w:rPr>
-                    <w:t xml:space="default">2004-09-10</w:t>
+                    <w:t xml:space="default">2024-07-05</w:t>
                   </w:r>
                 </w:p>
               </w:tc>
@@ -2140,7 +2080,7 @@
                       <w:rFonts w:ascii="Calibri" w:hAnsi="Calibri"/>
                       <w:sz w:val="20"/>
                     </w:rPr>
-                    <w:t xml:space="default">IND</w:t>
+                    <w:t xml:space="default">DAL</w:t>
                   </w:r>
                 </w:p>
               </w:tc>
@@ -2164,7 +2104,7 @@
                       <w:rFonts w:ascii="Calibri" w:hAnsi="Calibri"/>
                       <w:sz w:val="20"/>
                     </w:rPr>
-                    <w:t xml:space="default">SAN</w:t>
+                    <w:t xml:space="default">ATL</w:t>
                   </w:r>
                 </w:p>
               </w:tc>
@@ -2188,55 +2128,55 @@
                       <w:rFonts w:ascii="Calibri" w:hAnsi="Calibri"/>
                       <w:sz w:val="20"/>
                     </w:rPr>
-                    <w:t xml:space="default">Gainbridge Fieldhouse</w:t>
-                  </w:r>
-                </w:p>
-              </w:tc>
-              <w:tc>
-                <w:tcPr>
-                  <w:tcBorders>
-                    <w:top w:val="single" w:space="0" w:color="D3D3D3"/>
-                    <w:bottom w:val="single" w:space="0" w:color="D3D3D3"/>
-                    <w:start w:val="single" w:space="0" w:color="D3D3D3"/>
-                    <w:end w:val="single" w:space="0" w:color="D3D3D3"/>
-                  </w:tcBorders>
-                </w:tcPr>
-                <w:p>
-                  <w:pPr>
-                    <w:spacing w:before="0" w:after="60"/>
-                    <w:keepNext/>
-                    <w:jc w:val="end"/>
-                  </w:pPr>
-                  <w:r>
-                    <w:rPr>
-                      <w:rFonts w:ascii="Calibri" w:hAnsi="Calibri"/>
-                      <w:sz w:val="20"/>
-                    </w:rPr>
-                    <w:t xml:space="default">8,380</w:t>
-                  </w:r>
-                </w:p>
-              </w:tc>
-              <w:tc>
-                <w:tcPr>
-                  <w:tcBorders>
-                    <w:top w:val="single" w:space="0" w:color="D3D3D3"/>
-                    <w:bottom w:val="single" w:space="0" w:color="D3D3D3"/>
-                    <w:start w:val="single" w:space="0" w:color="D3D3D3"/>
-                    <w:end w:val="single" w:space="0" w:color="D3D3D3"/>
-                  </w:tcBorders>
-                </w:tcPr>
-                <w:p>
-                  <w:pPr>
-                    <w:spacing w:before="0" w:after="60"/>
-                    <w:keepNext/>
-                    <w:jc w:val="end"/>
-                  </w:pPr>
-                  <w:r>
-                    <w:rPr>
-                      <w:rFonts w:ascii="Calibri" w:hAnsi="Calibri"/>
-                      <w:sz w:val="20"/>
-                    </w:rPr>
-                    <w:t xml:space="default">-17</w:t>
+                    <w:t xml:space="default">College Park Center</w:t>
+                  </w:r>
+                </w:p>
+              </w:tc>
+              <w:tc>
+                <w:tcPr>
+                  <w:tcBorders>
+                    <w:top w:val="single" w:space="0" w:color="D3D3D3"/>
+                    <w:bottom w:val="single" w:space="0" w:color="D3D3D3"/>
+                    <w:start w:val="single" w:space="0" w:color="D3D3D3"/>
+                    <w:end w:val="single" w:space="0" w:color="D3D3D3"/>
+                  </w:tcBorders>
+                </w:tcPr>
+                <w:p>
+                  <w:pPr>
+                    <w:spacing w:before="0" w:after="60"/>
+                    <w:keepNext/>
+                    <w:jc w:val="end"/>
+                  </w:pPr>
+                  <w:r>
+                    <w:rPr>
+                      <w:rFonts w:ascii="Calibri" w:hAnsi="Calibri"/>
+                      <w:sz w:val="20"/>
+                    </w:rPr>
+                    <w:t xml:space="default">5,872</w:t>
+                  </w:r>
+                </w:p>
+              </w:tc>
+              <w:tc>
+                <w:tcPr>
+                  <w:tcBorders>
+                    <w:top w:val="single" w:space="0" w:color="D3D3D3"/>
+                    <w:bottom w:val="single" w:space="0" w:color="D3D3D3"/>
+                    <w:start w:val="single" w:space="0" w:color="D3D3D3"/>
+                    <w:end w:val="single" w:space="0" w:color="D3D3D3"/>
+                  </w:tcBorders>
+                </w:tcPr>
+                <w:p>
+                  <w:pPr>
+                    <w:spacing w:before="0" w:after="60"/>
+                    <w:keepNext/>
+                    <w:jc w:val="end"/>
+                  </w:pPr>
+                  <w:r>
+                    <w:rPr>
+                      <w:rFonts w:ascii="Calibri" w:hAnsi="Calibri"/>
+                      <w:sz w:val="20"/>
+                    </w:rPr>
+                    <w:t xml:space="default">3</w:t>
                   </w:r>
                 </w:p>
               </w:tc>
@@ -2313,7 +2253,7 @@
                       <w:rFonts w:ascii="Calibri" w:hAnsi="Calibri"/>
                       <w:sz w:val="20"/>
                     </w:rPr>
-                    <w:t xml:space="default">2000-06-06</w:t>
+                    <w:t xml:space="default">2002-07-28</w:t>
                   </w:r>
                 </w:p>
               </w:tc>
@@ -2361,7 +2301,7 @@
                       <w:rFonts w:ascii="Calibri" w:hAnsi="Calibri"/>
                       <w:sz w:val="20"/>
                     </w:rPr>
-                    <w:t xml:space="default">POR</w:t>
+                    <w:t xml:space="default">IND</w:t>
                   </w:r>
                 </w:p>
               </w:tc>
@@ -2385,55 +2325,55 @@
                       <w:rFonts w:ascii="Calibri" w:hAnsi="Calibri"/>
                       <w:sz w:val="20"/>
                     </w:rPr>
-                    <w:t xml:space="default">Great Western Forum</w:t>
-                  </w:r>
-                </w:p>
-              </w:tc>
-              <w:tc>
-                <w:tcPr>
-                  <w:tcBorders>
-                    <w:top w:val="single" w:space="0" w:color="D3D3D3"/>
-                    <w:bottom w:val="single" w:space="0" w:color="D3D3D3"/>
-                    <w:start w:val="single" w:space="0" w:color="D3D3D3"/>
-                    <w:end w:val="single" w:space="0" w:color="D3D3D3"/>
-                  </w:tcBorders>
-                </w:tcPr>
-                <w:p>
-                  <w:pPr>
-                    <w:spacing w:before="0" w:after="60"/>
-                    <w:keepNext/>
-                    <w:jc w:val="end"/>
-                  </w:pPr>
-                  <w:r>
-                    <w:rPr>
-                      <w:rFonts w:ascii="Calibri" w:hAnsi="Calibri"/>
-                      <w:sz w:val="20"/>
-                    </w:rPr>
-                    <w:t xml:space="default">4,639</w:t>
-                  </w:r>
-                </w:p>
-              </w:tc>
-              <w:tc>
-                <w:tcPr>
-                  <w:tcBorders>
-                    <w:top w:val="single" w:space="0" w:color="D3D3D3"/>
-                    <w:bottom w:val="single" w:space="0" w:color="D3D3D3"/>
-                    <w:start w:val="single" w:space="0" w:color="D3D3D3"/>
-                    <w:end w:val="single" w:space="0" w:color="D3D3D3"/>
-                  </w:tcBorders>
-                </w:tcPr>
-                <w:p>
-                  <w:pPr>
-                    <w:spacing w:before="0" w:after="60"/>
-                    <w:keepNext/>
-                    <w:jc w:val="end"/>
-                  </w:pPr>
-                  <w:r>
-                    <w:rPr>
-                      <w:rFonts w:ascii="Calibri" w:hAnsi="Calibri"/>
-                      <w:sz w:val="20"/>
-                    </w:rPr>
-                    <w:t xml:space="default">13</w:t>
+                    <w:t xml:space="default">Crypto.com Arena</w:t>
+                  </w:r>
+                </w:p>
+              </w:tc>
+              <w:tc>
+                <w:tcPr>
+                  <w:tcBorders>
+                    <w:top w:val="single" w:space="0" w:color="D3D3D3"/>
+                    <w:bottom w:val="single" w:space="0" w:color="D3D3D3"/>
+                    <w:start w:val="single" w:space="0" w:color="D3D3D3"/>
+                    <w:end w:val="single" w:space="0" w:color="D3D3D3"/>
+                  </w:tcBorders>
+                </w:tcPr>
+                <w:p>
+                  <w:pPr>
+                    <w:spacing w:before="0" w:after="60"/>
+                    <w:keepNext/>
+                    <w:jc w:val="end"/>
+                  </w:pPr>
+                  <w:r>
+                    <w:rPr>
+                      <w:rFonts w:ascii="Calibri" w:hAnsi="Calibri"/>
+                      <w:sz w:val="20"/>
+                    </w:rPr>
+                    <w:t xml:space="default">13,141</w:t>
+                  </w:r>
+                </w:p>
+              </w:tc>
+              <w:tc>
+                <w:tcPr>
+                  <w:tcBorders>
+                    <w:top w:val="single" w:space="0" w:color="D3D3D3"/>
+                    <w:bottom w:val="single" w:space="0" w:color="D3D3D3"/>
+                    <w:start w:val="single" w:space="0" w:color="D3D3D3"/>
+                    <w:end w:val="single" w:space="0" w:color="D3D3D3"/>
+                  </w:tcBorders>
+                </w:tcPr>
+                <w:p>
+                  <w:pPr>
+                    <w:spacing w:before="0" w:after="60"/>
+                    <w:keepNext/>
+                    <w:jc w:val="end"/>
+                  </w:pPr>
+                  <w:r>
+                    <w:rPr>
+                      <w:rFonts w:ascii="Calibri" w:hAnsi="Calibri"/>
+                      <w:sz w:val="20"/>
+                    </w:rPr>
+                    <w:t xml:space="default">18</w:t>
                   </w:r>
                 </w:p>
               </w:tc>
@@ -2510,7 +2450,7 @@
                       <w:rFonts w:ascii="Calibri" w:hAnsi="Calibri"/>
                       <w:sz w:val="20"/>
                     </w:rPr>
-                    <w:t xml:space="default">1999-07-12</w:t>
+                    <w:t xml:space="default">2015-08-02</w:t>
                   </w:r>
                 </w:p>
               </w:tc>
@@ -2534,7 +2474,7 @@
                       <w:rFonts w:ascii="Calibri" w:hAnsi="Calibri"/>
                       <w:sz w:val="20"/>
                     </w:rPr>
-                    <w:t xml:space="default">UTA</w:t>
+                    <w:t xml:space="default">ATL</w:t>
                   </w:r>
                 </w:p>
               </w:tc>
@@ -2582,55 +2522,55 @@
                       <w:rFonts w:ascii="Calibri" w:hAnsi="Calibri"/>
                       <w:sz w:val="20"/>
                     </w:rPr>
-                    <w:t xml:space="default">EnergySolutions Arena</w:t>
-                  </w:r>
-                </w:p>
-              </w:tc>
-              <w:tc>
-                <w:tcPr>
-                  <w:tcBorders>
-                    <w:top w:val="single" w:space="0" w:color="D3D3D3"/>
-                    <w:bottom w:val="single" w:space="0" w:color="D3D3D3"/>
-                    <w:start w:val="single" w:space="0" w:color="D3D3D3"/>
-                    <w:end w:val="single" w:space="0" w:color="D3D3D3"/>
-                  </w:tcBorders>
-                </w:tcPr>
-                <w:p>
-                  <w:pPr>
-                    <w:spacing w:before="0" w:after="60"/>
-                    <w:keepNext/>
-                    <w:jc w:val="end"/>
-                  </w:pPr>
-                  <w:r>
-                    <w:rPr>
-                      <w:rFonts w:ascii="Calibri" w:hAnsi="Calibri"/>
-                      <w:sz w:val="20"/>
-                    </w:rPr>
-                    <w:t xml:space="default">5,030</w:t>
-                  </w:r>
-                </w:p>
-              </w:tc>
-              <w:tc>
-                <w:tcPr>
-                  <w:tcBorders>
-                    <w:top w:val="single" w:space="0" w:color="D3D3D3"/>
-                    <w:bottom w:val="single" w:space="0" w:color="D3D3D3"/>
-                    <w:start w:val="single" w:space="0" w:color="D3D3D3"/>
-                    <w:end w:val="single" w:space="0" w:color="D3D3D3"/>
-                  </w:tcBorders>
-                </w:tcPr>
-                <w:p>
-                  <w:pPr>
-                    <w:spacing w:before="0" w:after="60"/>
-                    <w:keepNext/>
-                    <w:jc w:val="end"/>
-                  </w:pPr>
-                  <w:r>
-                    <w:rPr>
-                      <w:rFonts w:ascii="Calibri" w:hAnsi="Calibri"/>
-                      <w:sz w:val="20"/>
-                    </w:rPr>
-                    <w:t xml:space="default">-14</w:t>
+                    <w:t xml:space="default">State Farm Arena</w:t>
+                  </w:r>
+                </w:p>
+              </w:tc>
+              <w:tc>
+                <w:tcPr>
+                  <w:tcBorders>
+                    <w:top w:val="single" w:space="0" w:color="D3D3D3"/>
+                    <w:bottom w:val="single" w:space="0" w:color="D3D3D3"/>
+                    <w:start w:val="single" w:space="0" w:color="D3D3D3"/>
+                    <w:end w:val="single" w:space="0" w:color="D3D3D3"/>
+                  </w:tcBorders>
+                </w:tcPr>
+                <w:p>
+                  <w:pPr>
+                    <w:spacing w:before="0" w:after="60"/>
+                    <w:keepNext/>
+                    <w:jc w:val="end"/>
+                  </w:pPr>
+                  <w:r>
+                    <w:rPr>
+                      <w:rFonts w:ascii="Calibri" w:hAnsi="Calibri"/>
+                      <w:sz w:val="20"/>
+                    </w:rPr>
+                    <w:t xml:space="default">7,352</w:t>
+                  </w:r>
+                </w:p>
+              </w:tc>
+              <w:tc>
+                <w:tcPr>
+                  <w:tcBorders>
+                    <w:top w:val="single" w:space="0" w:color="D3D3D3"/>
+                    <w:bottom w:val="single" w:space="0" w:color="D3D3D3"/>
+                    <w:start w:val="single" w:space="0" w:color="D3D3D3"/>
+                    <w:end w:val="single" w:space="0" w:color="D3D3D3"/>
+                  </w:tcBorders>
+                </w:tcPr>
+                <w:p>
+                  <w:pPr>
+                    <w:spacing w:before="0" w:after="60"/>
+                    <w:keepNext/>
+                    <w:jc w:val="end"/>
+                  </w:pPr>
+                  <w:r>
+                    <w:rPr>
+                      <w:rFonts w:ascii="Calibri" w:hAnsi="Calibri"/>
+                      <w:sz w:val="20"/>
+                    </w:rPr>
+                    <w:t xml:space="default">-3</w:t>
                   </w:r>
                 </w:p>
               </w:tc>
@@ -2707,7 +2647,7 @@
                       <w:rFonts w:ascii="Calibri" w:hAnsi="Calibri"/>
                       <w:sz w:val="20"/>
                     </w:rPr>
-                    <w:t xml:space="default">2013-08-06</w:t>
+                    <w:t xml:space="default">2008-06-28</w:t>
                   </w:r>
                 </w:p>
               </w:tc>
@@ -2731,7 +2671,7 @@
                       <w:rFonts w:ascii="Calibri" w:hAnsi="Calibri"/>
                       <w:sz w:val="20"/>
                     </w:rPr>
-                    <w:t xml:space="default">CON</w:t>
+                    <w:t xml:space="default">HOU</w:t>
                   </w:r>
                 </w:p>
               </w:tc>
@@ -2755,7 +2695,7 @@
                       <w:rFonts w:ascii="Calibri" w:hAnsi="Calibri"/>
                       <w:sz w:val="20"/>
                     </w:rPr>
-                    <w:t xml:space="default">LAS</w:t>
+                    <w:t xml:space="default">IND</w:t>
                   </w:r>
                 </w:p>
               </w:tc>
@@ -2779,55 +2719,55 @@
                       <w:rFonts w:ascii="Calibri" w:hAnsi="Calibri"/>
                       <w:sz w:val="20"/>
                     </w:rPr>
-                    <w:t xml:space="default">Mohegan Sun Arena</w:t>
-                  </w:r>
-                </w:p>
-              </w:tc>
-              <w:tc>
-                <w:tcPr>
-                  <w:tcBorders>
-                    <w:top w:val="single" w:space="0" w:color="D3D3D3"/>
-                    <w:bottom w:val="single" w:space="0" w:color="D3D3D3"/>
-                    <w:start w:val="single" w:space="0" w:color="D3D3D3"/>
-                    <w:end w:val="single" w:space="0" w:color="D3D3D3"/>
-                  </w:tcBorders>
-                </w:tcPr>
-                <w:p>
-                  <w:pPr>
-                    <w:spacing w:before="0" w:after="60"/>
-                    <w:keepNext/>
-                    <w:jc w:val="end"/>
-                  </w:pPr>
-                  <w:r>
-                    <w:rPr>
-                      <w:rFonts w:ascii="Calibri" w:hAnsi="Calibri"/>
-                      <w:sz w:val="20"/>
-                    </w:rPr>
-                    <w:t xml:space="default">5,792</w:t>
-                  </w:r>
-                </w:p>
-              </w:tc>
-              <w:tc>
-                <w:tcPr>
-                  <w:tcBorders>
-                    <w:top w:val="single" w:space="0" w:color="D3D3D3"/>
-                    <w:bottom w:val="single" w:space="0" w:color="D3D3D3"/>
-                    <w:start w:val="single" w:space="0" w:color="D3D3D3"/>
-                    <w:end w:val="single" w:space="0" w:color="D3D3D3"/>
-                  </w:tcBorders>
-                </w:tcPr>
-                <w:p>
-                  <w:pPr>
-                    <w:spacing w:before="0" w:after="60"/>
-                    <w:keepNext/>
-                    <w:jc w:val="end"/>
-                  </w:pPr>
-                  <w:r>
-                    <w:rPr>
-                      <w:rFonts w:ascii="Calibri" w:hAnsi="Calibri"/>
-                      <w:sz w:val="20"/>
-                    </w:rPr>
-                    <w:t xml:space="default">-2</w:t>
+                    <w:t xml:space="default">Reliant Arena</w:t>
+                  </w:r>
+                </w:p>
+              </w:tc>
+              <w:tc>
+                <w:tcPr>
+                  <w:tcBorders>
+                    <w:top w:val="single" w:space="0" w:color="D3D3D3"/>
+                    <w:bottom w:val="single" w:space="0" w:color="D3D3D3"/>
+                    <w:start w:val="single" w:space="0" w:color="D3D3D3"/>
+                    <w:end w:val="single" w:space="0" w:color="D3D3D3"/>
+                  </w:tcBorders>
+                </w:tcPr>
+                <w:p>
+                  <w:pPr>
+                    <w:spacing w:before="0" w:after="60"/>
+                    <w:keepNext/>
+                    <w:jc w:val="end"/>
+                  </w:pPr>
+                  <w:r>
+                    <w:rPr>
+                      <w:rFonts w:ascii="Calibri" w:hAnsi="Calibri"/>
+                      <w:sz w:val="20"/>
+                    </w:rPr>
+                    <w:t xml:space="default">7,008</w:t>
+                  </w:r>
+                </w:p>
+              </w:tc>
+              <w:tc>
+                <w:tcPr>
+                  <w:tcBorders>
+                    <w:top w:val="single" w:space="0" w:color="D3D3D3"/>
+                    <w:bottom w:val="single" w:space="0" w:color="D3D3D3"/>
+                    <w:start w:val="single" w:space="0" w:color="D3D3D3"/>
+                    <w:end w:val="single" w:space="0" w:color="D3D3D3"/>
+                  </w:tcBorders>
+                </w:tcPr>
+                <w:p>
+                  <w:pPr>
+                    <w:spacing w:before="0" w:after="60"/>
+                    <w:keepNext/>
+                    <w:jc w:val="end"/>
+                  </w:pPr>
+                  <w:r>
+                    <w:rPr>
+                      <w:rFonts w:ascii="Calibri" w:hAnsi="Calibri"/>
+                      <w:sz w:val="20"/>
+                    </w:rPr>
+                    <w:t xml:space="default">14</w:t>
                   </w:r>
                 </w:p>
               </w:tc>
@@ -2904,7 +2844,7 @@
                       <w:rFonts w:ascii="Calibri" w:hAnsi="Calibri"/>
                       <w:sz w:val="20"/>
                     </w:rPr>
-                    <w:t xml:space="default">2015-08-25</w:t>
+                    <w:t xml:space="default">2018-07-20</w:t>
                   </w:r>
                 </w:p>
               </w:tc>
@@ -2928,7 +2868,7 @@
                       <w:rFonts w:ascii="Calibri" w:hAnsi="Calibri"/>
                       <w:sz w:val="20"/>
                     </w:rPr>
-                    <w:t xml:space="default">ATL</w:t>
+                    <w:t xml:space="default">CON</w:t>
                   </w:r>
                 </w:p>
               </w:tc>
@@ -2952,7 +2892,7 @@
                       <w:rFonts w:ascii="Calibri" w:hAnsi="Calibri"/>
                       <w:sz w:val="20"/>
                     </w:rPr>
-                    <w:t xml:space="default">CON</w:t>
+                    <w:t xml:space="default">SEA</w:t>
                   </w:r>
                 </w:p>
               </w:tc>
@@ -2976,55 +2916,55 @@
                       <w:rFonts w:ascii="Calibri" w:hAnsi="Calibri"/>
                       <w:sz w:val="20"/>
                     </w:rPr>
-                    <w:t xml:space="default">State Farm Arena</w:t>
-                  </w:r>
-                </w:p>
-              </w:tc>
-              <w:tc>
-                <w:tcPr>
-                  <w:tcBorders>
-                    <w:top w:val="single" w:space="0" w:color="D3D3D3"/>
-                    <w:bottom w:val="single" w:space="0" w:color="D3D3D3"/>
-                    <w:start w:val="single" w:space="0" w:color="D3D3D3"/>
-                    <w:end w:val="single" w:space="0" w:color="D3D3D3"/>
-                  </w:tcBorders>
-                </w:tcPr>
-                <w:p>
-                  <w:pPr>
-                    <w:spacing w:before="0" w:after="60"/>
-                    <w:keepNext/>
-                    <w:jc w:val="end"/>
-                  </w:pPr>
-                  <w:r>
-                    <w:rPr>
-                      <w:rFonts w:ascii="Calibri" w:hAnsi="Calibri"/>
-                      <w:sz w:val="20"/>
-                    </w:rPr>
-                    <w:t xml:space="default">5,573</w:t>
-                  </w:r>
-                </w:p>
-              </w:tc>
-              <w:tc>
-                <w:tcPr>
-                  <w:tcBorders>
-                    <w:top w:val="single" w:space="0" w:color="D3D3D3"/>
-                    <w:bottom w:val="single" w:space="0" w:color="D3D3D3"/>
-                    <w:start w:val="single" w:space="0" w:color="D3D3D3"/>
-                    <w:end w:val="single" w:space="0" w:color="D3D3D3"/>
-                  </w:tcBorders>
-                </w:tcPr>
-                <w:p>
-                  <w:pPr>
-                    <w:spacing w:before="0" w:after="60"/>
-                    <w:keepNext/>
-                    <w:jc w:val="end"/>
-                  </w:pPr>
-                  <w:r>
-                    <w:rPr>
-                      <w:rFonts w:ascii="Calibri" w:hAnsi="Calibri"/>
-                      <w:sz w:val="20"/>
-                    </w:rPr>
-                    <w:t xml:space="default">14</w:t>
+                    <w:t xml:space="default">Mohegan Sun Arena</w:t>
+                  </w:r>
+                </w:p>
+              </w:tc>
+              <w:tc>
+                <w:tcPr>
+                  <w:tcBorders>
+                    <w:top w:val="single" w:space="0" w:color="D3D3D3"/>
+                    <w:bottom w:val="single" w:space="0" w:color="D3D3D3"/>
+                    <w:start w:val="single" w:space="0" w:color="D3D3D3"/>
+                    <w:end w:val="single" w:space="0" w:color="D3D3D3"/>
+                  </w:tcBorders>
+                </w:tcPr>
+                <w:p>
+                  <w:pPr>
+                    <w:spacing w:before="0" w:after="60"/>
+                    <w:keepNext/>
+                    <w:jc w:val="end"/>
+                  </w:pPr>
+                  <w:r>
+                    <w:rPr>
+                      <w:rFonts w:ascii="Calibri" w:hAnsi="Calibri"/>
+                      <w:sz w:val="20"/>
+                    </w:rPr>
+                    <w:t xml:space="default">7,908</w:t>
+                  </w:r>
+                </w:p>
+              </w:tc>
+              <w:tc>
+                <w:tcPr>
+                  <w:tcBorders>
+                    <w:top w:val="single" w:space="0" w:color="D3D3D3"/>
+                    <w:bottom w:val="single" w:space="0" w:color="D3D3D3"/>
+                    <w:start w:val="single" w:space="0" w:color="D3D3D3"/>
+                    <w:end w:val="single" w:space="0" w:color="D3D3D3"/>
+                  </w:tcBorders>
+                </w:tcPr>
+                <w:p>
+                  <w:pPr>
+                    <w:spacing w:before="0" w:after="60"/>
+                    <w:keepNext/>
+                    <w:jc w:val="end"/>
+                  </w:pPr>
+                  <w:r>
+                    <w:rPr>
+                      <w:rFonts w:ascii="Calibri" w:hAnsi="Calibri"/>
+                      <w:sz w:val="20"/>
+                    </w:rPr>
+                    <w:t xml:space="default">-13</w:t>
                   </w:r>
                 </w:p>
               </w:tc>
@@ -3090,32 +3030,6 @@
         </w:tc>
       </w:tr>
     </w:tbl>
-    <w:p>
-      <w:pPr>
-        <w:pStyle w:val="BodyText"/>
-      </w:pPr>
-      <w:r>
-        <w:rPr>
-          <w:vertAlign w:val="subscript"/>
-        </w:rPr>
-        <w:t xml:space="preserve">Source:</w:t>
-      </w:r>
-      <w:r>
-        <w:rPr>
-          <w:vertAlign w:val="subscript"/>
-        </w:rPr>
-        <w:t xml:space="preserve"> </w:t>
-      </w:r>
-      <w:hyperlink r:id="rId9">
-        <w:r>
-          <w:rPr>
-            <w:rStyle w:val="Hyperlink"/>
-            <w:vertAlign w:val="subscript"/>
-          </w:rPr>
-          <w:t xml:space="preserve">Article Notebook</w:t>
-        </w:r>
-      </w:hyperlink>
-    </w:p>
     <w:bookmarkEnd w:id="16"/>
     <w:bookmarkStart w:id="22" w:name="attendance"/>
     <w:p>
@@ -3150,32 +3064,6 @@
       <w:r>
         <w:t xml:space="preserve">There is no attendance data from 2020, because all games that year were played in the WNBA bubble due to the COVID-19 pandemic, and some games in 2021 were played with artificially low attendance.</w:t>
       </w:r>
-    </w:p>
-    <w:p>
-      <w:pPr>
-        <w:pStyle w:val="BodyText"/>
-      </w:pPr>
-      <w:r>
-        <w:rPr>
-          <w:vertAlign w:val="subscript"/>
-        </w:rPr>
-        <w:t xml:space="preserve">Source:</w:t>
-      </w:r>
-      <w:r>
-        <w:rPr>
-          <w:vertAlign w:val="subscript"/>
-        </w:rPr>
-        <w:t xml:space="preserve"> </w:t>
-      </w:r>
-      <w:hyperlink r:id="rId9">
-        <w:r>
-          <w:rPr>
-            <w:rStyle w:val="Hyperlink"/>
-            <w:vertAlign w:val="subscript"/>
-          </w:rPr>
-          <w:t xml:space="preserve">Article Notebook</w:t>
-        </w:r>
-      </w:hyperlink>
     </w:p>
     <w:p>
       <w:pPr>
@@ -3365,32 +3253,6 @@
         </w:tc>
       </w:tr>
     </w:tbl>
-    <w:p>
-      <w:pPr>
-        <w:pStyle w:val="BodyText"/>
-      </w:pPr>
-      <w:r>
-        <w:rPr>
-          <w:vertAlign w:val="subscript"/>
-        </w:rPr>
-        <w:t xml:space="preserve">Source:</w:t>
-      </w:r>
-      <w:r>
-        <w:rPr>
-          <w:vertAlign w:val="subscript"/>
-        </w:rPr>
-        <w:t xml:space="preserve"> </w:t>
-      </w:r>
-      <w:hyperlink r:id="rId9">
-        <w:r>
-          <w:rPr>
-            <w:rStyle w:val="Hyperlink"/>
-            <w:vertAlign w:val="subscript"/>
-          </w:rPr>
-          <w:t xml:space="preserve">Article Notebook</w:t>
-        </w:r>
-      </w:hyperlink>
-    </w:p>
     <w:bookmarkEnd w:id="21"/>
     <w:bookmarkEnd w:id="22"/>
     <w:bookmarkStart w:id="28" w:name="sec-arenas"/>
@@ -3547,32 +3409,6 @@
         </w:tc>
       </w:tr>
     </w:tbl>
-    <w:p>
-      <w:pPr>
-        <w:pStyle w:val="BodyText"/>
-      </w:pPr>
-      <w:r>
-        <w:rPr>
-          <w:vertAlign w:val="subscript"/>
-        </w:rPr>
-        <w:t xml:space="preserve">Source:</w:t>
-      </w:r>
-      <w:r>
-        <w:rPr>
-          <w:vertAlign w:val="subscript"/>
-        </w:rPr>
-        <w:t xml:space="preserve"> </w:t>
-      </w:r>
-      <w:hyperlink r:id="rId9">
-        <w:r>
-          <w:rPr>
-            <w:rStyle w:val="Hyperlink"/>
-            <w:vertAlign w:val="subscript"/>
-          </w:rPr>
-          <w:t xml:space="preserve">Article Notebook</w:t>
-        </w:r>
-      </w:hyperlink>
-    </w:p>
     <w:bookmarkEnd w:id="27"/>
     <w:bookmarkEnd w:id="28"/>
     <w:bookmarkStart w:id="34" w:name="sec-elo"/>
@@ -4703,32 +4539,6 @@
         </w:tc>
       </w:tr>
     </w:tbl>
-    <w:p>
-      <w:pPr>
-        <w:pStyle w:val="BodyText"/>
-      </w:pPr>
-      <w:r>
-        <w:rPr>
-          <w:vertAlign w:val="subscript"/>
-        </w:rPr>
-        <w:t xml:space="preserve">Source:</w:t>
-      </w:r>
-      <w:r>
-        <w:rPr>
-          <w:vertAlign w:val="subscript"/>
-        </w:rPr>
-        <w:t xml:space="preserve"> </w:t>
-      </w:r>
-      <w:hyperlink r:id="rId9">
-        <w:r>
-          <w:rPr>
-            <w:rStyle w:val="Hyperlink"/>
-            <w:vertAlign w:val="subscript"/>
-          </w:rPr>
-          <w:t xml:space="preserve">Article Notebook</w:t>
-        </w:r>
-      </w:hyperlink>
-    </w:p>
     <w:bookmarkEnd w:id="33"/>
     <w:bookmarkEnd w:id="34"/>
     <w:bookmarkStart w:id="36" w:name="estimating-home-win-probability"/>
@@ -6507,32 +6317,6 @@
         </w:tc>
       </w:tr>
     </w:tbl>
-    <w:p>
-      <w:pPr>
-        <w:pStyle w:val="BodyText"/>
-      </w:pPr>
-      <w:r>
-        <w:rPr>
-          <w:vertAlign w:val="subscript"/>
-        </w:rPr>
-        <w:t xml:space="preserve">Source:</w:t>
-      </w:r>
-      <w:r>
-        <w:rPr>
-          <w:vertAlign w:val="subscript"/>
-        </w:rPr>
-        <w:t xml:space="preserve"> </w:t>
-      </w:r>
-      <w:hyperlink r:id="rId9">
-        <w:r>
-          <w:rPr>
-            <w:rStyle w:val="Hyperlink"/>
-            <w:vertAlign w:val="subscript"/>
-          </w:rPr>
-          <w:t xml:space="preserve">Article Notebook</w:t>
-        </w:r>
-      </w:hyperlink>
-    </w:p>
     <w:bookmarkEnd w:id="36"/>
     <w:bookmarkEnd w:id="37"/>
     <w:bookmarkStart w:id="64" w:name="methods"/>
@@ -6769,32 +6553,6 @@
         </w:tc>
       </w:tr>
     </w:tbl>
-    <w:p>
-      <w:pPr>
-        <w:pStyle w:val="BodyText"/>
-      </w:pPr>
-      <w:r>
-        <w:rPr>
-          <w:vertAlign w:val="subscript"/>
-        </w:rPr>
-        <w:t xml:space="preserve">Source:</w:t>
-      </w:r>
-      <w:r>
-        <w:rPr>
-          <w:vertAlign w:val="subscript"/>
-        </w:rPr>
-        <w:t xml:space="preserve"> </w:t>
-      </w:r>
-      <w:hyperlink r:id="rId9">
-        <w:r>
-          <w:rPr>
-            <w:rStyle w:val="Hyperlink"/>
-            <w:vertAlign w:val="subscript"/>
-          </w:rPr>
-          <w:t xml:space="preserve">Article Notebook</w:t>
-        </w:r>
-      </w:hyperlink>
-    </w:p>
     <w:bookmarkEnd w:id="42"/>
     <w:p>
       <w:pPr>
@@ -6910,32 +6668,6 @@
         </w:tc>
       </w:tr>
     </w:tbl>
-    <w:p>
-      <w:pPr>
-        <w:pStyle w:val="BodyText"/>
-      </w:pPr>
-      <w:r>
-        <w:rPr>
-          <w:vertAlign w:val="subscript"/>
-        </w:rPr>
-        <w:t xml:space="preserve">Source:</w:t>
-      </w:r>
-      <w:r>
-        <w:rPr>
-          <w:vertAlign w:val="subscript"/>
-        </w:rPr>
-        <w:t xml:space="preserve"> </w:t>
-      </w:r>
-      <w:hyperlink r:id="rId9">
-        <w:r>
-          <w:rPr>
-            <w:rStyle w:val="Hyperlink"/>
-            <w:vertAlign w:val="subscript"/>
-          </w:rPr>
-          <w:t xml:space="preserve">Article Notebook</w:t>
-        </w:r>
-      </w:hyperlink>
-    </w:p>
     <w:bookmarkEnd w:id="47"/>
     <w:p>
       <w:pPr>
@@ -9387,32 +9119,6 @@
         </w:tc>
       </w:tr>
     </w:tbl>
-    <w:p>
-      <w:pPr>
-        <w:pStyle w:val="BodyText"/>
-      </w:pPr>
-      <w:r>
-        <w:rPr>
-          <w:vertAlign w:val="subscript"/>
-        </w:rPr>
-        <w:t xml:space="preserve">Source:</w:t>
-      </w:r>
-      <w:r>
-        <w:rPr>
-          <w:vertAlign w:val="subscript"/>
-        </w:rPr>
-        <w:t xml:space="preserve"> </w:t>
-      </w:r>
-      <w:hyperlink r:id="rId9">
-        <w:r>
-          <w:rPr>
-            <w:rStyle w:val="Hyperlink"/>
-            <w:vertAlign w:val="subscript"/>
-          </w:rPr>
-          <w:t xml:space="preserve">Article Notebook</w:t>
-        </w:r>
-      </w:hyperlink>
-    </w:p>
     <w:bookmarkEnd w:id="49"/>
     <w:bookmarkStart w:id="58" w:name="sec-fan"/>
     <w:p>
@@ -10831,32 +10537,6 @@
       <w:pPr>
         <w:pStyle w:val="BodyText"/>
       </w:pPr>
-      <w:r>
-        <w:rPr>
-          <w:vertAlign w:val="subscript"/>
-        </w:rPr>
-        <w:t xml:space="preserve">Source:</w:t>
-      </w:r>
-      <w:r>
-        <w:rPr>
-          <w:vertAlign w:val="subscript"/>
-        </w:rPr>
-        <w:t xml:space="preserve"> </w:t>
-      </w:r>
-      <w:hyperlink r:id="rId9">
-        <w:r>
-          <w:rPr>
-            <w:rStyle w:val="Hyperlink"/>
-            <w:vertAlign w:val="subscript"/>
-          </w:rPr>
-          <w:t xml:space="preserve">Article Notebook</w:t>
-        </w:r>
-      </w:hyperlink>
-    </w:p>
-    <w:p>
-      <w:pPr>
-        <w:pStyle w:val="BodyText"/>
-      </w:pPr>
       <w:hyperlink w:anchor="fig-all-z">
         <w:r>
           <w:rPr>
@@ -11004,32 +10684,6 @@
         </w:tc>
       </w:tr>
     </w:tbl>
-    <w:p>
-      <w:pPr>
-        <w:pStyle w:val="BodyText"/>
-      </w:pPr>
-      <w:r>
-        <w:rPr>
-          <w:vertAlign w:val="subscript"/>
-        </w:rPr>
-        <w:t xml:space="preserve">Source:</w:t>
-      </w:r>
-      <w:r>
-        <w:rPr>
-          <w:vertAlign w:val="subscript"/>
-        </w:rPr>
-        <w:t xml:space="preserve"> </w:t>
-      </w:r>
-      <w:hyperlink r:id="rId9">
-        <w:r>
-          <w:rPr>
-            <w:rStyle w:val="Hyperlink"/>
-            <w:vertAlign w:val="subscript"/>
-          </w:rPr>
-          <w:t xml:space="preserve">Article Notebook</w:t>
-        </w:r>
-      </w:hyperlink>
-    </w:p>
     <w:bookmarkEnd w:id="56"/>
     <w:bookmarkEnd w:id="57"/>
     <w:bookmarkEnd w:id="58"/>
@@ -11279,58 +10933,6 @@
     <w:p>
       <w:pPr>
         <w:pStyle w:val="FirstParagraph"/>
-      </w:pPr>
-      <w:r>
-        <w:rPr>
-          <w:vertAlign w:val="subscript"/>
-        </w:rPr>
-        <w:t xml:space="preserve">Source:</w:t>
-      </w:r>
-      <w:r>
-        <w:rPr>
-          <w:vertAlign w:val="subscript"/>
-        </w:rPr>
-        <w:t xml:space="preserve"> </w:t>
-      </w:r>
-      <w:hyperlink r:id="rId9">
-        <w:r>
-          <w:rPr>
-            <w:rStyle w:val="Hyperlink"/>
-            <w:vertAlign w:val="subscript"/>
-          </w:rPr>
-          <w:t xml:space="preserve">Article Notebook</w:t>
-        </w:r>
-      </w:hyperlink>
-    </w:p>
-    <w:p>
-      <w:pPr>
-        <w:pStyle w:val="BodyText"/>
-      </w:pPr>
-      <w:r>
-        <w:rPr>
-          <w:vertAlign w:val="subscript"/>
-        </w:rPr>
-        <w:t xml:space="preserve">Source:</w:t>
-      </w:r>
-      <w:r>
-        <w:rPr>
-          <w:vertAlign w:val="subscript"/>
-        </w:rPr>
-        <w:t xml:space="preserve"> </w:t>
-      </w:r>
-      <w:hyperlink r:id="rId9">
-        <w:r>
-          <w:rPr>
-            <w:rStyle w:val="Hyperlink"/>
-            <w:vertAlign w:val="subscript"/>
-          </w:rPr>
-          <w:t xml:space="preserve">Article Notebook</w:t>
-        </w:r>
-      </w:hyperlink>
-    </w:p>
-    <w:p>
-      <w:pPr>
-        <w:pStyle w:val="BodyText"/>
       </w:pPr>
       <w:r>
         <w:t xml:space="preserve">Like</w:t>
@@ -11453,7 +11055,7 @@
           <m:t>,</m:t>
         </m:r>
         <m:r>
-          <m:t>11</m:t>
+          <m:t>8</m:t>
         </m:r>
         <m:r>
           <m:rPr>
@@ -11462,7 +11064,25 @@
           <m:t>,</m:t>
         </m:r>
         <m:r>
-          <m:t>12</m:t>
+          <m:t>9</m:t>
+        </m:r>
+        <m:r>
+          <m:rPr>
+            <m:sty m:val="p"/>
+          </m:rPr>
+          <m:t>,</m:t>
+        </m:r>
+        <m:r>
+          <m:t>10</m:t>
+        </m:r>
+        <m:r>
+          <m:rPr>
+            <m:sty m:val="p"/>
+          </m:rPr>
+          <m:t>,</m:t>
+        </m:r>
+        <m:r>
+          <m:t>11</m:t>
         </m:r>
         <m:r>
           <m:rPr>
@@ -11515,7 +11135,61 @@
           </m:e>
           <m:sub>
             <m:r>
-              <m:t>5</m:t>
+              <m:t>4</m:t>
+            </m:r>
+          </m:sub>
+        </m:sSub>
+        <m:r>
+          <m:rPr>
+            <m:sty m:val="p"/>
+          </m:rPr>
+          <m:t>,</m:t>
+        </m:r>
+        <m:sSub>
+          <m:e>
+            <m:r>
+              <m:t>β</m:t>
+            </m:r>
+          </m:e>
+          <m:sub>
+            <m:r>
+              <m:t>12</m:t>
+            </m:r>
+          </m:sub>
+        </m:sSub>
+        <m:r>
+          <m:rPr>
+            <m:sty m:val="p"/>
+          </m:rPr>
+          <m:t>,</m:t>
+        </m:r>
+        <m:sSub>
+          <m:e>
+            <m:r>
+              <m:t>β</m:t>
+            </m:r>
+          </m:e>
+          <m:sub>
+            <m:r>
+              <m:t>13</m:t>
+            </m:r>
+          </m:sub>
+        </m:sSub>
+        <m:r>
+          <m:rPr>
+            <m:sty m:val="p"/>
+          </m:rPr>
+          <m:t>,</m:t>
+        </m:r>
+        <m:sSub>
+          <m:e>
+            <m:r>
+              <m:t>β</m:t>
+            </m:r>
+          </m:e>
+          <m:sub>
+            <m:r>
+              <m:t>14</m:t>
             </m:r>
           </m:sub>
         </m:sSub>
@@ -11524,7 +11198,7 @@
         <w:t xml:space="preserve"> </w:t>
       </w:r>
       <w:r>
-        <w:t xml:space="preserve">and</w:t>
+        <w:t xml:space="preserve">have 26 values (corresponding to each season after 1997) and</w:t>
       </w:r>
       <w:r>
         <w:t xml:space="preserve"> </w:t>
@@ -11538,7 +11212,7 @@
           </m:e>
           <m:sub>
             <m:r>
-              <m:t>8</m:t>
+              <m:t>7</m:t>
             </m:r>
           </m:sub>
         </m:sSub>
@@ -11547,29 +11221,6 @@
         <w:t xml:space="preserve"> </w:t>
       </w:r>
       <w:r>
-        <w:t xml:space="preserve">have 26 values (corresponding to each season after 1997) and</w:t>
-      </w:r>
-      <w:r>
-        <w:t xml:space="preserve"> </w:t>
-      </w:r>
-      <m:oMath>
-        <m:sSub>
-          <m:e>
-            <m:r>
-              <m:t>β</m:t>
-            </m:r>
-          </m:e>
-          <m:sub>
-            <m:r>
-              <m:t>5</m:t>
-            </m:r>
-          </m:sub>
-        </m:sSub>
-      </m:oMath>
-      <w:r>
-        <w:t xml:space="preserve"> </w:t>
-      </w:r>
-      <w:r>
         <w:t xml:space="preserve">has 12 values (corresponding to each team).</w:t>
       </w:r>
       <w:r>
@@ -11584,32 +11235,6 @@
       <w:r>
         <w:t xml:space="preserve">We also excluded all data from the 2020 and 2021 seasons, since there were no fans allowed in all or parts of both seasons.</w:t>
       </w:r>
-    </w:p>
-    <w:p>
-      <w:pPr>
-        <w:pStyle w:val="BodyText"/>
-      </w:pPr>
-      <w:r>
-        <w:rPr>
-          <w:vertAlign w:val="subscript"/>
-        </w:rPr>
-        <w:t xml:space="preserve">Source:</w:t>
-      </w:r>
-      <w:r>
-        <w:rPr>
-          <w:vertAlign w:val="subscript"/>
-        </w:rPr>
-        <w:t xml:space="preserve"> </w:t>
-      </w:r>
-      <w:hyperlink r:id="rId9">
-        <w:r>
-          <w:rPr>
-            <w:rStyle w:val="Hyperlink"/>
-            <w:vertAlign w:val="subscript"/>
-          </w:rPr>
-          <w:t xml:space="preserve">Article Notebook</w:t>
-        </w:r>
-      </w:hyperlink>
     </w:p>
     <w:p>
       <w:pPr>
@@ -12360,32 +11985,6 @@
         <w:t xml:space="preserve">With a sample size of over 5000 observations and dozens of coefficients, it is not so surprising that many of our statistical tests result in p-values less than 0.05.</w:t>
       </w:r>
     </w:p>
-    <w:p>
-      <w:pPr>
-        <w:pStyle w:val="BodyText"/>
-      </w:pPr>
-      <w:r>
-        <w:rPr>
-          <w:vertAlign w:val="subscript"/>
-        </w:rPr>
-        <w:t xml:space="preserve">Source:</w:t>
-      </w:r>
-      <w:r>
-        <w:rPr>
-          <w:vertAlign w:val="subscript"/>
-        </w:rPr>
-        <w:t xml:space="preserve"> </w:t>
-      </w:r>
-      <w:hyperlink r:id="rId9">
-        <w:r>
-          <w:rPr>
-            <w:rStyle w:val="Hyperlink"/>
-            <w:vertAlign w:val="subscript"/>
-          </w:rPr>
-          <w:t xml:space="preserve">Article Notebook</w:t>
-        </w:r>
-      </w:hyperlink>
-    </w:p>
     <w:bookmarkStart w:id="85" w:name="sec-attend"/>
     <w:p>
       <w:pPr>
@@ -12448,32 +12047,6 @@
       <w:r>
         <w:t xml:space="preserve">, capture how these relationships evolve over time.</w:t>
       </w:r>
-    </w:p>
-    <w:p>
-      <w:pPr>
-        <w:pStyle w:val="BodyText"/>
-      </w:pPr>
-      <w:r>
-        <w:rPr>
-          <w:vertAlign w:val="subscript"/>
-        </w:rPr>
-        <w:t xml:space="preserve">Source:</w:t>
-      </w:r>
-      <w:r>
-        <w:rPr>
-          <w:vertAlign w:val="subscript"/>
-        </w:rPr>
-        <w:t xml:space="preserve"> </w:t>
-      </w:r>
-      <w:hyperlink r:id="rId9">
-        <w:r>
-          <w:rPr>
-            <w:rStyle w:val="Hyperlink"/>
-            <w:vertAlign w:val="subscript"/>
-          </w:rPr>
-          <w:t xml:space="preserve">Article Notebook</w:t>
-        </w:r>
-      </w:hyperlink>
     </w:p>
     <w:tbl>
       <w:tblPr>
@@ -12538,6 +12111,28 @@
                       <w:rFonts w:ascii="Calibri" w:hAnsi="Calibri"/>
                       <w:sz w:val="20"/>
                     </w:rPr>
+                    <w:t xml:space="default">Coef</w:t>
+                  </w:r>
+                </w:p>
+              </w:tc>
+              <w:tc>
+                <w:tcPr>
+                  <w:tcBorders>
+                    <w:top w:val="single" w:sz="16" w:space="0" w:color="D3D3D3"/>
+                    <w:bottom w:val="single" w:sz="16" w:space="0" w:color="D3D3D3"/>
+                  </w:tcBorders>
+                </w:tcPr>
+                <w:p>
+                  <w:pPr>
+                    <w:spacing w:before="0" w:after="60"/>
+                    <w:keepNext/>
+                    <w:jc w:val="start"/>
+                  </w:pPr>
+                  <w:r>
+                    <w:rPr>
+                      <w:rFonts w:ascii="Calibri" w:hAnsi="Calibri"/>
+                      <w:sz w:val="20"/>
+                    </w:rPr>
                     <w:t xml:space="default">Term</w:t>
                   </w:r>
                 </w:p>
@@ -12700,6 +12295,30 @@
                       <w:rFonts w:ascii="Calibri" w:hAnsi="Calibri"/>
                       <w:sz w:val="20"/>
                     </w:rPr>
+                    <w:t xml:space="preserve">$\hat{\beta}_0$</w:t>
+                  </w:r>
+                </w:p>
+              </w:tc>
+              <w:tc>
+                <w:tcPr>
+                  <w:tcBorders>
+                    <w:top w:val="single" w:space="0" w:color="D3D3D3"/>
+                    <w:bottom w:val="single" w:space="0" w:color="D3D3D3"/>
+                    <w:start w:val="single" w:space="0" w:color="D3D3D3"/>
+                    <w:end w:val="single" w:space="0" w:color="D3D3D3"/>
+                  </w:tcBorders>
+                </w:tcPr>
+                <w:p>
+                  <w:pPr>
+                    <w:spacing w:before="0" w:after="60"/>
+                    <w:keepNext/>
+                    <w:jc w:val="start"/>
+                  </w:pPr>
+                  <w:r>
+                    <w:rPr>
+                      <w:rFonts w:ascii="Calibri" w:hAnsi="Calibri"/>
+                      <w:sz w:val="20"/>
+                    </w:rPr>
                     <w:t xml:space="default">(Intercept):1</w:t>
                   </w:r>
                 </w:p>
@@ -12873,6 +12492,30 @@
                       <w:rFonts w:ascii="Calibri" w:hAnsi="Calibri"/>
                       <w:sz w:val="20"/>
                     </w:rPr>
+                    <w:t xml:space="preserve">$\hat{\sigma}$</w:t>
+                  </w:r>
+                </w:p>
+              </w:tc>
+              <w:tc>
+                <w:tcPr>
+                  <w:tcBorders>
+                    <w:top w:val="single" w:space="0" w:color="D3D3D3"/>
+                    <w:bottom w:val="single" w:space="0" w:color="D3D3D3"/>
+                    <w:start w:val="single" w:space="0" w:color="D3D3D3"/>
+                    <w:end w:val="single" w:space="0" w:color="D3D3D3"/>
+                  </w:tcBorders>
+                </w:tcPr>
+                <w:p>
+                  <w:pPr>
+                    <w:spacing w:before="0" w:after="60"/>
+                    <w:keepNext/>
+                    <w:jc w:val="start"/>
+                  </w:pPr>
+                  <w:r>
+                    <w:rPr>
+                      <w:rFonts w:ascii="Calibri" w:hAnsi="Calibri"/>
+                      <w:sz w:val="20"/>
+                    </w:rPr>
                     <w:t xml:space="default">(Intercept):2</w:t>
                   </w:r>
                 </w:p>
@@ -13046,6 +12689,30 @@
                       <w:rFonts w:ascii="Calibri" w:hAnsi="Calibri"/>
                       <w:sz w:val="20"/>
                     </w:rPr>
+                    <w:t xml:space="preserve">$\hat{\beta}_1$</w:t>
+                  </w:r>
+                </w:p>
+              </w:tc>
+              <w:tc>
+                <w:tcPr>
+                  <w:tcBorders>
+                    <w:top w:val="single" w:space="0" w:color="D3D3D3"/>
+                    <w:bottom w:val="single" w:space="0" w:color="D3D3D3"/>
+                    <w:start w:val="single" w:space="0" w:color="D3D3D3"/>
+                    <w:end w:val="single" w:space="0" w:color="D3D3D3"/>
+                  </w:tcBorders>
+                </w:tcPr>
+                <w:p>
+                  <w:pPr>
+                    <w:spacing w:before="0" w:after="60"/>
+                    <w:keepNext/>
+                    <w:jc w:val="start"/>
+                  </w:pPr>
+                  <w:r>
+                    <w:rPr>
+                      <w:rFonts w:ascii="Calibri" w:hAnsi="Calibri"/>
+                      <w:sz w:val="20"/>
+                    </w:rPr>
                     <w:t xml:space="default">I(z1_quality_of_play)</w:t>
                   </w:r>
                 </w:p>
@@ -13219,6 +12886,30 @@
                       <w:rFonts w:ascii="Calibri" w:hAnsi="Calibri"/>
                       <w:sz w:val="20"/>
                     </w:rPr>
+                    <w:t xml:space="preserve">$\hat{\beta}_2$</w:t>
+                  </w:r>
+                </w:p>
+              </w:tc>
+              <w:tc>
+                <w:tcPr>
+                  <w:tcBorders>
+                    <w:top w:val="single" w:space="0" w:color="D3D3D3"/>
+                    <w:bottom w:val="single" w:space="0" w:color="D3D3D3"/>
+                    <w:start w:val="single" w:space="0" w:color="D3D3D3"/>
+                    <w:end w:val="single" w:space="0" w:color="D3D3D3"/>
+                  </w:tcBorders>
+                </w:tcPr>
+                <w:p>
+                  <w:pPr>
+                    <w:spacing w:before="0" w:after="60"/>
+                    <w:keepNext/>
+                    <w:jc w:val="start"/>
+                  </w:pPr>
+                  <w:r>
+                    <w:rPr>
+                      <w:rFonts w:ascii="Calibri" w:hAnsi="Calibri"/>
+                      <w:sz w:val="20"/>
+                    </w:rPr>
                     <w:t xml:space="default">I(z2_uncertain_outcome)</w:t>
                   </w:r>
                 </w:p>
@@ -13392,6 +13083,30 @@
                       <w:rFonts w:ascii="Calibri" w:hAnsi="Calibri"/>
                       <w:sz w:val="20"/>
                     </w:rPr>
+                    <w:t xml:space="preserve">$\hat{\beta}_3$</w:t>
+                  </w:r>
+                </w:p>
+              </w:tc>
+              <w:tc>
+                <w:tcPr>
+                  <w:tcBorders>
+                    <w:top w:val="single" w:space="0" w:color="D3D3D3"/>
+                    <w:bottom w:val="single" w:space="0" w:color="D3D3D3"/>
+                    <w:start w:val="single" w:space="0" w:color="D3D3D3"/>
+                    <w:end w:val="single" w:space="0" w:color="D3D3D3"/>
+                  </w:tcBorders>
+                </w:tcPr>
+                <w:p>
+                  <w:pPr>
+                    <w:spacing w:before="0" w:after="60"/>
+                    <w:keepNext/>
+                    <w:jc w:val="start"/>
+                  </w:pPr>
+                  <w:r>
+                    <w:rPr>
+                      <w:rFonts w:ascii="Calibri" w:hAnsi="Calibri"/>
+                      <w:sz w:val="20"/>
+                    </w:rPr>
                     <w:t xml:space="default">I(z3_loss_aversion)</w:t>
                   </w:r>
                 </w:p>
@@ -13565,6 +13280,30 @@
                       <w:rFonts w:ascii="Calibri" w:hAnsi="Calibri"/>
                       <w:sz w:val="20"/>
                     </w:rPr>
+                    <w:t xml:space="preserve">$\hat{\beta}_{11}$</w:t>
+                  </w:r>
+                </w:p>
+              </w:tc>
+              <w:tc>
+                <w:tcPr>
+                  <w:tcBorders>
+                    <w:top w:val="single" w:space="0" w:color="D3D3D3"/>
+                    <w:bottom w:val="single" w:space="0" w:color="D3D3D3"/>
+                    <w:start w:val="single" w:space="0" w:color="D3D3D3"/>
+                    <w:end w:val="single" w:space="0" w:color="D3D3D3"/>
+                  </w:tcBorders>
+                </w:tcPr>
+                <w:p>
+                  <w:pPr>
+                    <w:spacing w:before="0" w:after="60"/>
+                    <w:keepNext/>
+                    <w:jc w:val="start"/>
+                  </w:pPr>
+                  <w:r>
+                    <w:rPr>
+                      <w:rFonts w:ascii="Calibri" w:hAnsi="Calibri"/>
+                      <w:sz w:val="20"/>
+                    </w:rPr>
                     <w:t xml:space="default">Player: A'ja Wilson</w:t>
                   </w:r>
                 </w:p>
@@ -13738,6 +13477,30 @@
                       <w:rFonts w:ascii="Calibri" w:hAnsi="Calibri"/>
                       <w:sz w:val="20"/>
                     </w:rPr>
+                    <w:t xml:space="preserve">$\hat{\beta}_{10}$</w:t>
+                  </w:r>
+                </w:p>
+              </w:tc>
+              <w:tc>
+                <w:tcPr>
+                  <w:tcBorders>
+                    <w:top w:val="single" w:space="0" w:color="D3D3D3"/>
+                    <w:bottom w:val="single" w:space="0" w:color="D3D3D3"/>
+                    <w:start w:val="single" w:space="0" w:color="D3D3D3"/>
+                    <w:end w:val="single" w:space="0" w:color="D3D3D3"/>
+                  </w:tcBorders>
+                </w:tcPr>
+                <w:p>
+                  <w:pPr>
+                    <w:spacing w:before="0" w:after="60"/>
+                    <w:keepNext/>
+                    <w:jc w:val="start"/>
+                  </w:pPr>
+                  <w:r>
+                    <w:rPr>
+                      <w:rFonts w:ascii="Calibri" w:hAnsi="Calibri"/>
+                      <w:sz w:val="20"/>
+                    </w:rPr>
                     <w:t xml:space="default">Player: Caitlin Clark</w:t>
                   </w:r>
                 </w:p>
@@ -13911,6 +13674,30 @@
                       <w:rFonts w:ascii="Calibri" w:hAnsi="Calibri"/>
                       <w:sz w:val="20"/>
                     </w:rPr>
+                    <w:t xml:space="preserve">$\hat{\beta}_8$</w:t>
+                  </w:r>
+                </w:p>
+              </w:tc>
+              <w:tc>
+                <w:tcPr>
+                  <w:tcBorders>
+                    <w:top w:val="single" w:space="0" w:color="D3D3D3"/>
+                    <w:bottom w:val="single" w:space="0" w:color="D3D3D3"/>
+                    <w:start w:val="single" w:space="0" w:color="D3D3D3"/>
+                    <w:end w:val="single" w:space="0" w:color="D3D3D3"/>
+                  </w:tcBorders>
+                </w:tcPr>
+                <w:p>
+                  <w:pPr>
+                    <w:spacing w:before="0" w:after="60"/>
+                    <w:keepNext/>
+                    <w:jc w:val="start"/>
+                  </w:pPr>
+                  <w:r>
+                    <w:rPr>
+                      <w:rFonts w:ascii="Calibri" w:hAnsi="Calibri"/>
+                      <w:sz w:val="20"/>
+                    </w:rPr>
                     <w:t xml:space="default">median_income</w:t>
                   </w:r>
                 </w:p>
@@ -14064,6 +13851,30 @@
               <w:trPr>
                 <w:cantSplit/>
               </w:trPr>
+              <w:tc>
+                <w:tcPr>
+                  <w:tcBorders>
+                    <w:top w:val="single" w:space="0" w:color="D3D3D3"/>
+                    <w:bottom w:val="single" w:space="0" w:color="D3D3D3"/>
+                    <w:start w:val="single" w:space="0" w:color="D3D3D3"/>
+                    <w:end w:val="single" w:space="0" w:color="D3D3D3"/>
+                  </w:tcBorders>
+                </w:tcPr>
+                <w:p>
+                  <w:pPr>
+                    <w:spacing w:before="0" w:after="60"/>
+                    <w:keepNext/>
+                    <w:jc w:val="start"/>
+                  </w:pPr>
+                  <w:r>
+                    <w:rPr>
+                      <w:rFonts w:ascii="Calibri" w:hAnsi="Calibri"/>
+                      <w:sz w:val="20"/>
+                    </w:rPr>
+                    <w:t xml:space="preserve">$\hat{\beta}_9$</w:t>
+                  </w:r>
+                </w:p>
+              </w:tc>
               <w:tc>
                 <w:tcPr>
                   <w:tcBorders>
@@ -14243,40 +14054,21 @@
         <w:pStyle w:val="BodyText"/>
       </w:pPr>
       <w:r>
-        <w:rPr>
-          <w:vertAlign w:val="subscript"/>
-        </w:rPr>
-        <w:t xml:space="preserve">Source:</w:t>
-      </w:r>
-      <w:r>
-        <w:rPr>
-          <w:vertAlign w:val="subscript"/>
-        </w:rPr>
-        <w:t xml:space="preserve"> </w:t>
-      </w:r>
-      <w:hyperlink r:id="rId9">
-        <w:r>
-          <w:rPr>
-            <w:rStyle w:val="Hyperlink"/>
-            <w:vertAlign w:val="subscript"/>
-          </w:rPr>
-          <w:t xml:space="preserve">Article Notebook</w:t>
-        </w:r>
-      </w:hyperlink>
-    </w:p>
-    <w:p>
-      <w:pPr>
-        <w:pStyle w:val="BodyText"/>
-      </w:pPr>
-      <w:r>
         <w:t xml:space="preserve">In the reference season, the evidence for loss aversion (</w:t>
       </w:r>
       <m:oMath>
         <m:sSub>
           <m:e>
-            <m:r>
-              <m:t>Z</m:t>
-            </m:r>
+            <m:acc>
+              <m:accPr>
+                <m:chr m:val="̂"/>
+              </m:accPr>
+              <m:e>
+                <m:r>
+                  <m:t>β</m:t>
+                </m:r>
+              </m:e>
+            </m:acc>
           </m:e>
           <m:sub>
             <m:r>
@@ -14291,9 +14083,16 @@
       <m:oMath>
         <m:sSub>
           <m:e>
-            <m:r>
-              <m:t>Z</m:t>
-            </m:r>
+            <m:acc>
+              <m:accPr>
+                <m:chr m:val="̂"/>
+              </m:accPr>
+              <m:e>
+                <m:r>
+                  <m:t>β</m:t>
+                </m:r>
+              </m:e>
+            </m:acc>
           </m:e>
           <m:sub>
             <m:r>
@@ -14309,7 +14108,31 @@
         <w:t xml:space="preserve"> </w:t>
       </w:r>
       <w:r>
-        <w:t xml:space="preserve">The coefficient for quality of play (which</w:t>
+        <w:t xml:space="preserve">The coefficient for quality of play (</w:t>
+      </w:r>
+      <m:oMath>
+        <m:sSub>
+          <m:e>
+            <m:acc>
+              <m:accPr>
+                <m:chr m:val="̂"/>
+              </m:accPr>
+              <m:e>
+                <m:r>
+                  <m:t>β</m:t>
+                </m:r>
+              </m:e>
+            </m:acc>
+          </m:e>
+          <m:sub>
+            <m:r>
+              <m:t>1</m:t>
+            </m:r>
+          </m:sub>
+        </m:sSub>
+      </m:oMath>
+      <w:r>
+        <w:t xml:space="preserve">, which</w:t>
       </w:r>
       <w:r>
         <w:t xml:space="preserve"> </w:t>
@@ -14325,7 +14148,7 @@
         <w:t xml:space="preserve"> </w:t>
       </w:r>
       <w:r>
-        <w:t xml:space="preserve">statistically significant) suggest that in 1997, a 1 standard deviation increase in the quality of play (as measured by the product of the Elo ratings) is associated with a modest 2.15% increase in the expected latent attendance, after controlling for our other factors.</w:t>
+        <w:t xml:space="preserve">statistically significant) suggests that in 1997, a 1 standard deviation increase in the quality of play (as measured by the product of the Elo ratings) is associated with a modest 2.15% increase in the expected latent attendance, after controlling for our other factors.</w:t>
       </w:r>
       <w:r>
         <w:t xml:space="preserve"> </w:t>
@@ -14339,7 +14162,55 @@
         <w:pStyle w:val="BodyText"/>
       </w:pPr>
       <w:r>
-        <w:t xml:space="preserve">Games featuring Caitlin Clark were associated with substantially higher attendance, while A’ja Wilson’s presence was associated with a smaller but still nontrivial increase in attendance.</w:t>
+        <w:t xml:space="preserve">Games featuring Caitlin Clark were associated with substantially higher attendance (</w:t>
+      </w:r>
+      <m:oMath>
+        <m:sSub>
+          <m:e>
+            <m:acc>
+              <m:accPr>
+                <m:chr m:val="̂"/>
+              </m:accPr>
+              <m:e>
+                <m:r>
+                  <m:t>β</m:t>
+                </m:r>
+              </m:e>
+            </m:acc>
+          </m:e>
+          <m:sub>
+            <m:r>
+              <m:t>10</m:t>
+            </m:r>
+          </m:sub>
+        </m:sSub>
+      </m:oMath>
+      <w:r>
+        <w:t xml:space="preserve">), while A’ja Wilson’s presence was associated with a smaller but still nontrivial increase in attendance (</w:t>
+      </w:r>
+      <m:oMath>
+        <m:sSub>
+          <m:e>
+            <m:acc>
+              <m:accPr>
+                <m:chr m:val="̂"/>
+              </m:accPr>
+              <m:e>
+                <m:r>
+                  <m:t>β</m:t>
+                </m:r>
+              </m:e>
+            </m:acc>
+          </m:e>
+          <m:sub>
+            <m:r>
+              <m:t>11</m:t>
+            </m:r>
+          </m:sub>
+        </m:sSub>
+      </m:oMath>
+      <w:r>
+        <w:t xml:space="preserve">).</w:t>
       </w:r>
       <w:r>
         <w:t xml:space="preserve"> </w:t>
@@ -14411,7 +14282,55 @@
         <w:pStyle w:val="BodyText"/>
       </w:pPr>
       <w:r>
-        <w:t xml:space="preserve">Among the control variables, median income and metro area population had small negative effects after controlling for other variables.</w:t>
+        <w:t xml:space="preserve">Among the control variables, median income (</w:t>
+      </w:r>
+      <m:oMath>
+        <m:sSub>
+          <m:e>
+            <m:acc>
+              <m:accPr>
+                <m:chr m:val="̂"/>
+              </m:accPr>
+              <m:e>
+                <m:r>
+                  <m:t>β</m:t>
+                </m:r>
+              </m:e>
+            </m:acc>
+          </m:e>
+          <m:sub>
+            <m:r>
+              <m:t>8</m:t>
+            </m:r>
+          </m:sub>
+        </m:sSub>
+      </m:oMath>
+      <w:r>
+        <w:t xml:space="preserve">) and metro area population (</w:t>
+      </w:r>
+      <m:oMath>
+        <m:sSub>
+          <m:e>
+            <m:acc>
+              <m:accPr>
+                <m:chr m:val="̂"/>
+              </m:accPr>
+              <m:e>
+                <m:r>
+                  <m:t>β</m:t>
+                </m:r>
+              </m:e>
+            </m:acc>
+          </m:e>
+          <m:sub>
+            <m:r>
+              <m:t>9</m:t>
+            </m:r>
+          </m:sub>
+        </m:sSub>
+      </m:oMath>
+      <w:r>
+        <w:t xml:space="preserve">) had small negative effects after controlling for other variables.</w:t>
       </w:r>
     </w:p>
     <w:p>
@@ -14459,13 +14378,85 @@
         <w:t xml:space="preserve"> </w:t>
       </w:r>
       <w:r>
-        <w:t xml:space="preserve">The New York Liberty have the largest team effect, and all teams are positive relative to the Dream.</w:t>
-      </w:r>
-      <w:r>
-        <w:t xml:space="preserve"> </w:t>
-      </w:r>
-      <w:r>
-        <w:t xml:space="preserve">Saturday games have the highest attendance, as do games later in the season.</w:t>
+        <w:t xml:space="preserve">The New York Liberty have the largest team effect (</w:t>
+      </w:r>
+      <m:oMath>
+        <m:sSub>
+          <m:e>
+            <m:acc>
+              <m:accPr>
+                <m:chr m:val="̂"/>
+              </m:accPr>
+              <m:e>
+                <m:r>
+                  <m:t>β</m:t>
+                </m:r>
+              </m:e>
+            </m:acc>
+          </m:e>
+          <m:sub>
+            <m:r>
+              <m:t>7</m:t>
+            </m:r>
+          </m:sub>
+        </m:sSub>
+      </m:oMath>
+      <w:r>
+        <w:t xml:space="preserve">), and all teams are positive relative to the Dream.</w:t>
+      </w:r>
+      <w:r>
+        <w:t xml:space="preserve"> </w:t>
+      </w:r>
+      <w:r>
+        <w:t xml:space="preserve">Saturday games have the highest attendance (</w:t>
+      </w:r>
+      <m:oMath>
+        <m:sSub>
+          <m:e>
+            <m:acc>
+              <m:accPr>
+                <m:chr m:val="̂"/>
+              </m:accPr>
+              <m:e>
+                <m:r>
+                  <m:t>β</m:t>
+                </m:r>
+              </m:e>
+            </m:acc>
+          </m:e>
+          <m:sub>
+            <m:r>
+              <m:t>6</m:t>
+            </m:r>
+          </m:sub>
+        </m:sSub>
+      </m:oMath>
+      <w:r>
+        <w:t xml:space="preserve">), as do games later in the season (</w:t>
+      </w:r>
+      <m:oMath>
+        <m:sSub>
+          <m:e>
+            <m:acc>
+              <m:accPr>
+                <m:chr m:val="̂"/>
+              </m:accPr>
+              <m:e>
+                <m:r>
+                  <m:t>β</m:t>
+                </m:r>
+              </m:e>
+            </m:acc>
+          </m:e>
+          <m:sub>
+            <m:r>
+              <m:t>5</m:t>
+            </m:r>
+          </m:sub>
+        </m:sSub>
+      </m:oMath>
+      <w:r>
+        <w:t xml:space="preserve">).</w:t>
       </w:r>
     </w:p>
     <w:bookmarkStart w:id="70" w:name="cell-fig-attend-coefs"/>
@@ -14548,59 +14539,7 @@
         </w:tc>
       </w:tr>
     </w:tbl>
-    <w:p>
-      <w:pPr>
-        <w:pStyle w:val="BodyText"/>
-      </w:pPr>
-      <w:r>
-        <w:rPr>
-          <w:vertAlign w:val="subscript"/>
-        </w:rPr>
-        <w:t xml:space="preserve">Source:</w:t>
-      </w:r>
-      <w:r>
-        <w:rPr>
-          <w:vertAlign w:val="subscript"/>
-        </w:rPr>
-        <w:t xml:space="preserve"> </w:t>
-      </w:r>
-      <w:hyperlink r:id="rId9">
-        <w:r>
-          <w:rPr>
-            <w:rStyle w:val="Hyperlink"/>
-            <w:vertAlign w:val="subscript"/>
-          </w:rPr>
-          <w:t xml:space="preserve">Article Notebook</w:t>
-        </w:r>
-      </w:hyperlink>
-    </w:p>
     <w:bookmarkEnd w:id="70"/>
-    <w:p>
-      <w:pPr>
-        <w:pStyle w:val="BodyText"/>
-      </w:pPr>
-      <w:r>
-        <w:rPr>
-          <w:vertAlign w:val="subscript"/>
-        </w:rPr>
-        <w:t xml:space="preserve">Source:</w:t>
-      </w:r>
-      <w:r>
-        <w:rPr>
-          <w:vertAlign w:val="subscript"/>
-        </w:rPr>
-        <w:t xml:space="preserve"> </w:t>
-      </w:r>
-      <w:hyperlink r:id="rId9">
-        <w:r>
-          <w:rPr>
-            <w:rStyle w:val="Hyperlink"/>
-            <w:vertAlign w:val="subscript"/>
-          </w:rPr>
-          <w:t xml:space="preserve">Article Notebook</w:t>
-        </w:r>
-      </w:hyperlink>
-    </w:p>
     <w:p>
       <w:pPr>
         <w:pStyle w:val="BodyText"/>
@@ -15125,32 +15064,6 @@
       <w:pPr>
         <w:pStyle w:val="BodyText"/>
       </w:pPr>
-      <w:r>
-        <w:rPr>
-          <w:vertAlign w:val="subscript"/>
-        </w:rPr>
-        <w:t xml:space="preserve">Source:</w:t>
-      </w:r>
-      <w:r>
-        <w:rPr>
-          <w:vertAlign w:val="subscript"/>
-        </w:rPr>
-        <w:t xml:space="preserve"> </w:t>
-      </w:r>
-      <w:hyperlink r:id="rId9">
-        <w:r>
-          <w:rPr>
-            <w:rStyle w:val="Hyperlink"/>
-            <w:vertAlign w:val="subscript"/>
-          </w:rPr>
-          <w:t xml:space="preserve">Article Notebook</w:t>
-        </w:r>
-      </w:hyperlink>
-    </w:p>
-    <w:p>
-      <w:pPr>
-        <w:pStyle w:val="BodyText"/>
-      </w:pPr>
       <w:hyperlink w:anchor="fig-season-coefs">
         <w:r>
           <w:rPr>
@@ -15163,7 +15076,34 @@
         <w:t xml:space="preserve"> </w:t>
       </w:r>
       <w:r>
-        <w:t xml:space="preserve">isolates the change in intercept associated with each WNBA season.</w:t>
+        <w:t xml:space="preserve">isolates the change in intercept associated with each WNBA season (the various values of the vector</w:t>
+      </w:r>
+      <w:r>
+        <w:t xml:space="preserve"> </w:t>
+      </w:r>
+      <m:oMath>
+        <m:sSub>
+          <m:e>
+            <m:acc>
+              <m:accPr>
+                <m:chr m:val="̂"/>
+              </m:accPr>
+              <m:e>
+                <m:r>
+                  <m:t>β</m:t>
+                </m:r>
+              </m:e>
+            </m:acc>
+          </m:e>
+          <m:sub>
+            <m:r>
+              <m:t>4</m:t>
+            </m:r>
+          </m:sub>
+        </m:sSub>
+      </m:oMath>
+      <w:r>
+        <w:t xml:space="preserve">).</w:t>
       </w:r>
       <w:r>
         <w:t xml:space="preserve"> </w:t>
@@ -15257,39 +15197,37 @@
               <w:pStyle w:val="ImageCaption"/>
             </w:pPr>
             <w:r>
-              <w:t xml:space="preserve">Figure 8: Estimated season-level fixed effects for Tobit attendance model.</w:t>
+              <w:t xml:space="preserve">Figure 8: Estimated season-level fixed effects for Tobit attendance model (</w:t>
+            </w:r>
+            <m:oMath>
+              <m:sSub>
+                <m:e>
+                  <m:acc>
+                    <m:accPr>
+                      <m:chr m:val="̂"/>
+                    </m:accPr>
+                    <m:e>
+                      <m:r>
+                        <m:t>β</m:t>
+                      </m:r>
+                    </m:e>
+                  </m:acc>
+                </m:e>
+                <m:sub>
+                  <m:r>
+                    <m:t>7</m:t>
+                  </m:r>
+                </m:sub>
+              </m:sSub>
+            </m:oMath>
+            <w:r>
+              <w:t xml:space="preserve">).</w:t>
             </w:r>
           </w:p>
           <w:bookmarkEnd w:id="76"/>
         </w:tc>
       </w:tr>
     </w:tbl>
-    <w:p>
-      <w:pPr>
-        <w:pStyle w:val="BodyText"/>
-      </w:pPr>
-      <w:r>
-        <w:rPr>
-          <w:vertAlign w:val="subscript"/>
-        </w:rPr>
-        <w:t xml:space="preserve">Source:</w:t>
-      </w:r>
-      <w:r>
-        <w:rPr>
-          <w:vertAlign w:val="subscript"/>
-        </w:rPr>
-        <w:t xml:space="preserve"> </w:t>
-      </w:r>
-      <w:hyperlink r:id="rId9">
-        <w:r>
-          <w:rPr>
-            <w:rStyle w:val="Hyperlink"/>
-            <w:vertAlign w:val="subscript"/>
-          </w:rPr>
-          <w:t xml:space="preserve">Article Notebook</w:t>
-        </w:r>
-      </w:hyperlink>
-    </w:p>
     <w:bookmarkEnd w:id="77"/>
     <w:p>
       <w:pPr>
@@ -15313,7 +15251,81 @@
         <w:t xml:space="preserve"> </w:t>
       </w:r>
       <w:r>
-        <w:t xml:space="preserve">The initial values (corresponding to 1997), match those in</w:t>
+        <w:t xml:space="preserve">The initial values (</w:t>
+      </w:r>
+      <m:oMath>
+        <m:sSub>
+          <m:e>
+            <m:acc>
+              <m:accPr>
+                <m:chr m:val="̂"/>
+              </m:accPr>
+              <m:e>
+                <m:r>
+                  <m:t>β</m:t>
+                </m:r>
+              </m:e>
+            </m:acc>
+          </m:e>
+          <m:sub>
+            <m:r>
+              <m:t>1</m:t>
+            </m:r>
+          </m:sub>
+        </m:sSub>
+        <m:r>
+          <m:rPr>
+            <m:sty m:val="p"/>
+          </m:rPr>
+          <m:t>,</m:t>
+        </m:r>
+        <m:sSub>
+          <m:e>
+            <m:acc>
+              <m:accPr>
+                <m:chr m:val="̂"/>
+              </m:accPr>
+              <m:e>
+                <m:r>
+                  <m:t>β</m:t>
+                </m:r>
+              </m:e>
+            </m:acc>
+          </m:e>
+          <m:sub>
+            <m:r>
+              <m:t>2</m:t>
+            </m:r>
+          </m:sub>
+        </m:sSub>
+        <m:r>
+          <m:rPr>
+            <m:sty m:val="p"/>
+          </m:rPr>
+          <m:t>,</m:t>
+        </m:r>
+        <m:sSub>
+          <m:e>
+            <m:acc>
+              <m:accPr>
+                <m:chr m:val="̂"/>
+              </m:accPr>
+              <m:e>
+                <m:r>
+                  <m:t>β</m:t>
+                </m:r>
+              </m:e>
+            </m:acc>
+          </m:e>
+          <m:sub>
+            <m:r>
+              <m:t>3</m:t>
+            </m:r>
+          </m:sub>
+        </m:sSub>
+      </m:oMath>
+      <w:r>
+        <w:t xml:space="preserve">, corresponding to 1997), match those in</w:t>
       </w:r>
       <w:r>
         <w:t xml:space="preserve"> </w:t>
@@ -15327,7 +15339,81 @@
         </w:r>
       </w:hyperlink>
       <w:r>
-        <w:t xml:space="preserve">, and the subsequent interaction terms modify the relationships between attendance and fan engagement.</w:t>
+        <w:t xml:space="preserve">, and the subsequent interaction terms (</w:t>
+      </w:r>
+      <m:oMath>
+        <m:sSub>
+          <m:e>
+            <m:acc>
+              <m:accPr>
+                <m:chr m:val="̂"/>
+              </m:accPr>
+              <m:e>
+                <m:r>
+                  <m:t>β</m:t>
+                </m:r>
+              </m:e>
+            </m:acc>
+          </m:e>
+          <m:sub>
+            <m:r>
+              <m:t>12</m:t>
+            </m:r>
+          </m:sub>
+        </m:sSub>
+        <m:r>
+          <m:rPr>
+            <m:sty m:val="p"/>
+          </m:rPr>
+          <m:t>,</m:t>
+        </m:r>
+        <m:sSub>
+          <m:e>
+            <m:acc>
+              <m:accPr>
+                <m:chr m:val="̂"/>
+              </m:accPr>
+              <m:e>
+                <m:r>
+                  <m:t>β</m:t>
+                </m:r>
+              </m:e>
+            </m:acc>
+          </m:e>
+          <m:sub>
+            <m:r>
+              <m:t>13</m:t>
+            </m:r>
+          </m:sub>
+        </m:sSub>
+        <m:r>
+          <m:rPr>
+            <m:sty m:val="p"/>
+          </m:rPr>
+          <m:t>,</m:t>
+        </m:r>
+        <m:sSub>
+          <m:e>
+            <m:acc>
+              <m:accPr>
+                <m:chr m:val="̂"/>
+              </m:accPr>
+              <m:e>
+                <m:r>
+                  <m:t>β</m:t>
+                </m:r>
+              </m:e>
+            </m:acc>
+          </m:e>
+          <m:sub>
+            <m:r>
+              <m:t>14</m:t>
+            </m:r>
+          </m:sub>
+        </m:sSub>
+      </m:oMath>
+      <w:r>
+        <w:t xml:space="preserve">) modify the relationships between attendance and fan engagement.</w:t>
       </w:r>
       <w:r>
         <w:t xml:space="preserve"> </w:t>
@@ -15359,7 +15445,56 @@
         <w:t xml:space="preserve"> </w:t>
       </w:r>
       <w:r>
-        <w:t xml:space="preserve">The slope associated with loss aversion always positive and generally increasing, suggesting that the attendance response to home win probability has strengthened over the league’s history.</w:t>
+        <w:t xml:space="preserve">The slope associated with loss aversion (</w:t>
+      </w:r>
+      <m:oMath>
+        <m:sSub>
+          <m:e>
+            <m:acc>
+              <m:accPr>
+                <m:chr m:val="̂"/>
+              </m:accPr>
+              <m:e>
+                <m:r>
+                  <m:t>β</m:t>
+                </m:r>
+              </m:e>
+            </m:acc>
+          </m:e>
+          <m:sub>
+            <m:r>
+              <m:t>3</m:t>
+            </m:r>
+          </m:sub>
+        </m:sSub>
+        <m:r>
+          <m:rPr>
+            <m:sty m:val="p"/>
+          </m:rPr>
+          <m:t>+</m:t>
+        </m:r>
+        <m:sSub>
+          <m:e>
+            <m:acc>
+              <m:accPr>
+                <m:chr m:val="̂"/>
+              </m:accPr>
+              <m:e>
+                <m:r>
+                  <m:t>β</m:t>
+                </m:r>
+              </m:e>
+            </m:acc>
+          </m:e>
+          <m:sub>
+            <m:r>
+              <m:t>14</m:t>
+            </m:r>
+          </m:sub>
+        </m:sSub>
+      </m:oMath>
+      <w:r>
+        <w:t xml:space="preserve">) is always positive and generally increasing, suggesting that the attendance response to home win probability has strengthened over the league’s history.</w:t>
       </w:r>
       <w:r>
         <w:t xml:space="preserve"> </w:t>
@@ -15406,7 +15541,56 @@
         <w:pStyle w:val="BodyText"/>
       </w:pPr>
       <w:r>
-        <w:t xml:space="preserve">Similarly, the slope associated with quality of play is always positive and generally increasing, following a steep fall after the league’s first season.</w:t>
+        <w:t xml:space="preserve">Similarly, the slope associated with quality of play (</w:t>
+      </w:r>
+      <m:oMath>
+        <m:sSub>
+          <m:e>
+            <m:acc>
+              <m:accPr>
+                <m:chr m:val="̂"/>
+              </m:accPr>
+              <m:e>
+                <m:r>
+                  <m:t>β</m:t>
+                </m:r>
+              </m:e>
+            </m:acc>
+          </m:e>
+          <m:sub>
+            <m:r>
+              <m:t>1</m:t>
+            </m:r>
+          </m:sub>
+        </m:sSub>
+        <m:r>
+          <m:rPr>
+            <m:sty m:val="p"/>
+          </m:rPr>
+          <m:t>+</m:t>
+        </m:r>
+        <m:sSub>
+          <m:e>
+            <m:acc>
+              <m:accPr>
+                <m:chr m:val="̂"/>
+              </m:accPr>
+              <m:e>
+                <m:r>
+                  <m:t>β</m:t>
+                </m:r>
+              </m:e>
+            </m:acc>
+          </m:e>
+          <m:sub>
+            <m:r>
+              <m:t>12</m:t>
+            </m:r>
+          </m:sub>
+        </m:sSub>
+      </m:oMath>
+      <w:r>
+        <w:t xml:space="preserve">) is always positive and generally increasing, following a steep fall after the league’s first season.</w:t>
       </w:r>
       <w:r>
         <w:t xml:space="preserve"> </w:t>
@@ -15434,32 +15618,6 @@
       <w:r>
         <w:t xml:space="preserve">This is another key finding.</w:t>
       </w:r>
-    </w:p>
-    <w:p>
-      <w:pPr>
-        <w:pStyle w:val="BodyText"/>
-      </w:pPr>
-      <w:r>
-        <w:rPr>
-          <w:vertAlign w:val="subscript"/>
-        </w:rPr>
-        <w:t xml:space="preserve">Source:</w:t>
-      </w:r>
-      <w:r>
-        <w:rPr>
-          <w:vertAlign w:val="subscript"/>
-        </w:rPr>
-        <w:t xml:space="preserve"> </w:t>
-      </w:r>
-      <w:hyperlink r:id="rId9">
-        <w:r>
-          <w:rPr>
-            <w:rStyle w:val="Hyperlink"/>
-            <w:vertAlign w:val="subscript"/>
-          </w:rPr>
-          <w:t xml:space="preserve">Article Notebook</w:t>
-        </w:r>
-      </w:hyperlink>
     </w:p>
     <w:bookmarkStart w:id="83" w:name="cell-fig-season-slopes"/>
     <w:tbl>
@@ -15541,32 +15699,6 @@
         </w:tc>
       </w:tr>
     </w:tbl>
-    <w:p>
-      <w:pPr>
-        <w:pStyle w:val="BodyText"/>
-      </w:pPr>
-      <w:r>
-        <w:rPr>
-          <w:vertAlign w:val="subscript"/>
-        </w:rPr>
-        <w:t xml:space="preserve">Source:</w:t>
-      </w:r>
-      <w:r>
-        <w:rPr>
-          <w:vertAlign w:val="subscript"/>
-        </w:rPr>
-        <w:t xml:space="preserve"> </w:t>
-      </w:r>
-      <w:hyperlink r:id="rId9">
-        <w:r>
-          <w:rPr>
-            <w:rStyle w:val="Hyperlink"/>
-            <w:vertAlign w:val="subscript"/>
-          </w:rPr>
-          <w:t xml:space="preserve">Article Notebook</w:t>
-        </w:r>
-      </w:hyperlink>
-    </w:p>
     <w:bookmarkEnd w:id="83"/>
     <w:bookmarkEnd w:id="84"/>
     <w:bookmarkEnd w:id="85"/>
@@ -15578,58 +15710,6 @@
       <w:r>
         <w:t xml:space="preserve">4.2 Modeling percentage of arena capacity</w:t>
       </w:r>
-    </w:p>
-    <w:p>
-      <w:pPr>
-        <w:pStyle w:val="FirstParagraph"/>
-      </w:pPr>
-      <w:r>
-        <w:rPr>
-          <w:vertAlign w:val="subscript"/>
-        </w:rPr>
-        <w:t xml:space="preserve">Source:</w:t>
-      </w:r>
-      <w:r>
-        <w:rPr>
-          <w:vertAlign w:val="subscript"/>
-        </w:rPr>
-        <w:t xml:space="preserve"> </w:t>
-      </w:r>
-      <w:hyperlink r:id="rId9">
-        <w:r>
-          <w:rPr>
-            <w:rStyle w:val="Hyperlink"/>
-            <w:vertAlign w:val="subscript"/>
-          </w:rPr>
-          <w:t xml:space="preserve">Article Notebook</w:t>
-        </w:r>
-      </w:hyperlink>
-    </w:p>
-    <w:p>
-      <w:pPr>
-        <w:pStyle w:val="BodyText"/>
-      </w:pPr>
-      <w:r>
-        <w:rPr>
-          <w:vertAlign w:val="subscript"/>
-        </w:rPr>
-        <w:t xml:space="preserve">Source:</w:t>
-      </w:r>
-      <w:r>
-        <w:rPr>
-          <w:vertAlign w:val="subscript"/>
-        </w:rPr>
-        <w:t xml:space="preserve"> </w:t>
-      </w:r>
-      <w:hyperlink r:id="rId9">
-        <w:r>
-          <w:rPr>
-            <w:rStyle w:val="Hyperlink"/>
-            <w:vertAlign w:val="subscript"/>
-          </w:rPr>
-          <w:t xml:space="preserve">Article Notebook</w:t>
-        </w:r>
-      </w:hyperlink>
     </w:p>
     <w:bookmarkStart w:id="92" w:name="main-effects"/>
     <w:p>
@@ -15674,6 +15754,26 @@
       </w:r>
       <w:r>
         <w:t xml:space="preserve">graphically illustrates the relatively magnitude of the coefficients.</w:t>
+      </w:r>
+      <w:r>
+        <w:t xml:space="preserve"> </w:t>
+      </w:r>
+      <w:r>
+        <w:t xml:space="preserve">The results largely mirror those of the Tobit model (compare to</w:t>
+      </w:r>
+      <w:r>
+        <w:t xml:space="preserve"> </w:t>
+      </w:r>
+      <w:hyperlink w:anchor="tbl-coefs">
+        <w:r>
+          <w:rPr>
+            <w:rStyle w:val="Hyperlink"/>
+          </w:rPr>
+          <w:t xml:space="preserve">Table 5</w:t>
+        </w:r>
+      </w:hyperlink>
+      <w:r>
+        <w:t xml:space="preserve">).</w:t>
       </w:r>
     </w:p>
     <w:tbl>
@@ -15739,6 +15839,28 @@
                       <w:rFonts w:ascii="Calibri" w:hAnsi="Calibri"/>
                       <w:sz w:val="20"/>
                     </w:rPr>
+                    <w:t xml:space="default">Coef</w:t>
+                  </w:r>
+                </w:p>
+              </w:tc>
+              <w:tc>
+                <w:tcPr>
+                  <w:tcBorders>
+                    <w:top w:val="single" w:sz="16" w:space="0" w:color="D3D3D3"/>
+                    <w:bottom w:val="single" w:sz="16" w:space="0" w:color="D3D3D3"/>
+                  </w:tcBorders>
+                </w:tcPr>
+                <w:p>
+                  <w:pPr>
+                    <w:spacing w:before="0" w:after="60"/>
+                    <w:keepNext/>
+                    <w:jc w:val="start"/>
+                  </w:pPr>
+                  <w:r>
+                    <w:rPr>
+                      <w:rFonts w:ascii="Calibri" w:hAnsi="Calibri"/>
+                      <w:sz w:val="20"/>
+                    </w:rPr>
                     <w:t xml:space="default">Term</w:t>
                   </w:r>
                 </w:p>
@@ -15901,6 +16023,30 @@
                       <w:rFonts w:ascii="Calibri" w:hAnsi="Calibri"/>
                       <w:sz w:val="20"/>
                     </w:rPr>
+                    <w:t xml:space="preserve">$\hat{\beta}_0$</w:t>
+                  </w:r>
+                </w:p>
+              </w:tc>
+              <w:tc>
+                <w:tcPr>
+                  <w:tcBorders>
+                    <w:top w:val="single" w:space="0" w:color="D3D3D3"/>
+                    <w:bottom w:val="single" w:space="0" w:color="D3D3D3"/>
+                    <w:start w:val="single" w:space="0" w:color="D3D3D3"/>
+                    <w:end w:val="single" w:space="0" w:color="D3D3D3"/>
+                  </w:tcBorders>
+                </w:tcPr>
+                <w:p>
+                  <w:pPr>
+                    <w:spacing w:before="0" w:after="60"/>
+                    <w:keepNext/>
+                    <w:jc w:val="start"/>
+                  </w:pPr>
+                  <w:r>
+                    <w:rPr>
+                      <w:rFonts w:ascii="Calibri" w:hAnsi="Calibri"/>
+                      <w:sz w:val="20"/>
+                    </w:rPr>
                     <w:t xml:space="default">(Intercept)</w:t>
                   </w:r>
                 </w:p>
@@ -16074,6 +16220,30 @@
                       <w:rFonts w:ascii="Calibri" w:hAnsi="Calibri"/>
                       <w:sz w:val="20"/>
                     </w:rPr>
+                    <w:t xml:space="preserve">$\hat{\beta}_1$</w:t>
+                  </w:r>
+                </w:p>
+              </w:tc>
+              <w:tc>
+                <w:tcPr>
+                  <w:tcBorders>
+                    <w:top w:val="single" w:space="0" w:color="D3D3D3"/>
+                    <w:bottom w:val="single" w:space="0" w:color="D3D3D3"/>
+                    <w:start w:val="single" w:space="0" w:color="D3D3D3"/>
+                    <w:end w:val="single" w:space="0" w:color="D3D3D3"/>
+                  </w:tcBorders>
+                </w:tcPr>
+                <w:p>
+                  <w:pPr>
+                    <w:spacing w:before="0" w:after="60"/>
+                    <w:keepNext/>
+                    <w:jc w:val="start"/>
+                  </w:pPr>
+                  <w:r>
+                    <w:rPr>
+                      <w:rFonts w:ascii="Calibri" w:hAnsi="Calibri"/>
+                      <w:sz w:val="20"/>
+                    </w:rPr>
                     <w:t xml:space="default">I(z1_quality_of_play)</w:t>
                   </w:r>
                 </w:p>
@@ -16247,6 +16417,30 @@
                       <w:rFonts w:ascii="Calibri" w:hAnsi="Calibri"/>
                       <w:sz w:val="20"/>
                     </w:rPr>
+                    <w:t xml:space="preserve">$\hat{\beta}_2$</w:t>
+                  </w:r>
+                </w:p>
+              </w:tc>
+              <w:tc>
+                <w:tcPr>
+                  <w:tcBorders>
+                    <w:top w:val="single" w:space="0" w:color="D3D3D3"/>
+                    <w:bottom w:val="single" w:space="0" w:color="D3D3D3"/>
+                    <w:start w:val="single" w:space="0" w:color="D3D3D3"/>
+                    <w:end w:val="single" w:space="0" w:color="D3D3D3"/>
+                  </w:tcBorders>
+                </w:tcPr>
+                <w:p>
+                  <w:pPr>
+                    <w:spacing w:before="0" w:after="60"/>
+                    <w:keepNext/>
+                    <w:jc w:val="start"/>
+                  </w:pPr>
+                  <w:r>
+                    <w:rPr>
+                      <w:rFonts w:ascii="Calibri" w:hAnsi="Calibri"/>
+                      <w:sz w:val="20"/>
+                    </w:rPr>
                     <w:t xml:space="default">I(z2_uncertain_outcome)</w:t>
                   </w:r>
                 </w:p>
@@ -16420,6 +16614,30 @@
                       <w:rFonts w:ascii="Calibri" w:hAnsi="Calibri"/>
                       <w:sz w:val="20"/>
                     </w:rPr>
+                    <w:t xml:space="preserve">$\hat{\beta}_3$</w:t>
+                  </w:r>
+                </w:p>
+              </w:tc>
+              <w:tc>
+                <w:tcPr>
+                  <w:tcBorders>
+                    <w:top w:val="single" w:space="0" w:color="D3D3D3"/>
+                    <w:bottom w:val="single" w:space="0" w:color="D3D3D3"/>
+                    <w:start w:val="single" w:space="0" w:color="D3D3D3"/>
+                    <w:end w:val="single" w:space="0" w:color="D3D3D3"/>
+                  </w:tcBorders>
+                </w:tcPr>
+                <w:p>
+                  <w:pPr>
+                    <w:spacing w:before="0" w:after="60"/>
+                    <w:keepNext/>
+                    <w:jc w:val="start"/>
+                  </w:pPr>
+                  <w:r>
+                    <w:rPr>
+                      <w:rFonts w:ascii="Calibri" w:hAnsi="Calibri"/>
+                      <w:sz w:val="20"/>
+                    </w:rPr>
                     <w:t xml:space="default">I(z3_loss_aversion)</w:t>
                   </w:r>
                 </w:p>
@@ -16593,6 +16811,30 @@
                       <w:rFonts w:ascii="Calibri" w:hAnsi="Calibri"/>
                       <w:sz w:val="20"/>
                     </w:rPr>
+                    <w:t xml:space="preserve">$\hat{\beta}_{11}$</w:t>
+                  </w:r>
+                </w:p>
+              </w:tc>
+              <w:tc>
+                <w:tcPr>
+                  <w:tcBorders>
+                    <w:top w:val="single" w:space="0" w:color="D3D3D3"/>
+                    <w:bottom w:val="single" w:space="0" w:color="D3D3D3"/>
+                    <w:start w:val="single" w:space="0" w:color="D3D3D3"/>
+                    <w:end w:val="single" w:space="0" w:color="D3D3D3"/>
+                  </w:tcBorders>
+                </w:tcPr>
+                <w:p>
+                  <w:pPr>
+                    <w:spacing w:before="0" w:after="60"/>
+                    <w:keepNext/>
+                    <w:jc w:val="start"/>
+                  </w:pPr>
+                  <w:r>
+                    <w:rPr>
+                      <w:rFonts w:ascii="Calibri" w:hAnsi="Calibri"/>
+                      <w:sz w:val="20"/>
+                    </w:rPr>
                     <w:t xml:space="default">Player: A'ja Wilson</w:t>
                   </w:r>
                 </w:p>
@@ -16766,6 +17008,30 @@
                       <w:rFonts w:ascii="Calibri" w:hAnsi="Calibri"/>
                       <w:sz w:val="20"/>
                     </w:rPr>
+                    <w:t xml:space="preserve">$\hat{\beta}_{10}$</w:t>
+                  </w:r>
+                </w:p>
+              </w:tc>
+              <w:tc>
+                <w:tcPr>
+                  <w:tcBorders>
+                    <w:top w:val="single" w:space="0" w:color="D3D3D3"/>
+                    <w:bottom w:val="single" w:space="0" w:color="D3D3D3"/>
+                    <w:start w:val="single" w:space="0" w:color="D3D3D3"/>
+                    <w:end w:val="single" w:space="0" w:color="D3D3D3"/>
+                  </w:tcBorders>
+                </w:tcPr>
+                <w:p>
+                  <w:pPr>
+                    <w:spacing w:before="0" w:after="60"/>
+                    <w:keepNext/>
+                    <w:jc w:val="start"/>
+                  </w:pPr>
+                  <w:r>
+                    <w:rPr>
+                      <w:rFonts w:ascii="Calibri" w:hAnsi="Calibri"/>
+                      <w:sz w:val="20"/>
+                    </w:rPr>
                     <w:t xml:space="default">Player: Caitlin Clark</w:t>
                   </w:r>
                 </w:p>
@@ -16939,6 +17205,30 @@
                       <w:rFonts w:ascii="Calibri" w:hAnsi="Calibri"/>
                       <w:sz w:val="20"/>
                     </w:rPr>
+                    <w:t xml:space="preserve">$\hat{\beta}_8$</w:t>
+                  </w:r>
+                </w:p>
+              </w:tc>
+              <w:tc>
+                <w:tcPr>
+                  <w:tcBorders>
+                    <w:top w:val="single" w:space="0" w:color="D3D3D3"/>
+                    <w:bottom w:val="single" w:space="0" w:color="D3D3D3"/>
+                    <w:start w:val="single" w:space="0" w:color="D3D3D3"/>
+                    <w:end w:val="single" w:space="0" w:color="D3D3D3"/>
+                  </w:tcBorders>
+                </w:tcPr>
+                <w:p>
+                  <w:pPr>
+                    <w:spacing w:before="0" w:after="60"/>
+                    <w:keepNext/>
+                    <w:jc w:val="start"/>
+                  </w:pPr>
+                  <w:r>
+                    <w:rPr>
+                      <w:rFonts w:ascii="Calibri" w:hAnsi="Calibri"/>
+                      <w:sz w:val="20"/>
+                    </w:rPr>
                     <w:t xml:space="default">median_income</w:t>
                   </w:r>
                 </w:p>
@@ -17092,6 +17382,30 @@
               <w:trPr>
                 <w:cantSplit/>
               </w:trPr>
+              <w:tc>
+                <w:tcPr>
+                  <w:tcBorders>
+                    <w:top w:val="single" w:space="0" w:color="D3D3D3"/>
+                    <w:bottom w:val="single" w:space="0" w:color="D3D3D3"/>
+                    <w:start w:val="single" w:space="0" w:color="D3D3D3"/>
+                    <w:end w:val="single" w:space="0" w:color="D3D3D3"/>
+                  </w:tcBorders>
+                </w:tcPr>
+                <w:p>
+                  <w:pPr>
+                    <w:spacing w:before="0" w:after="60"/>
+                    <w:keepNext/>
+                    <w:jc w:val="start"/>
+                  </w:pPr>
+                  <w:r>
+                    <w:rPr>
+                      <w:rFonts w:ascii="Calibri" w:hAnsi="Calibri"/>
+                      <w:sz w:val="20"/>
+                    </w:rPr>
+                    <w:t xml:space="preserve">$\hat{\beta}_9$</w:t>
+                  </w:r>
+                </w:p>
+              </w:tc>
               <w:tc>
                 <w:tcPr>
                   <w:tcBorders>
@@ -17271,33 +17585,31 @@
         <w:pStyle w:val="BodyText"/>
       </w:pPr>
       <w:r>
-        <w:rPr>
-          <w:vertAlign w:val="subscript"/>
-        </w:rPr>
-        <w:t xml:space="preserve">Source:</w:t>
-      </w:r>
-      <w:r>
-        <w:rPr>
-          <w:vertAlign w:val="subscript"/>
-        </w:rPr>
-        <w:t xml:space="preserve"> </w:t>
-      </w:r>
-      <w:hyperlink r:id="rId9">
-        <w:r>
-          <w:rPr>
-            <w:rStyle w:val="Hyperlink"/>
-            <w:vertAlign w:val="subscript"/>
-          </w:rPr>
-          <w:t xml:space="preserve">Article Notebook</w:t>
-        </w:r>
-      </w:hyperlink>
-    </w:p>
-    <w:p>
-      <w:pPr>
-        <w:pStyle w:val="BodyText"/>
-      </w:pPr>
-      <w:r>
-        <w:t xml:space="preserve">In this model, the effect associated with Caitlin Clark’s appearance is even more dramatic.</w:t>
+        <w:t xml:space="preserve">In this model, the effect associated with Caitlin Clark’s appearance (</w:t>
+      </w:r>
+      <m:oMath>
+        <m:sSub>
+          <m:e>
+            <m:acc>
+              <m:accPr>
+                <m:chr m:val="̂"/>
+              </m:accPr>
+              <m:e>
+                <m:r>
+                  <m:t>β</m:t>
+                </m:r>
+              </m:e>
+            </m:acc>
+          </m:e>
+          <m:sub>
+            <m:r>
+              <m:t>10</m:t>
+            </m:r>
+          </m:sub>
+        </m:sSub>
+      </m:oMath>
+      <w:r>
+        <w:t xml:space="preserve">) is even more dramatic.</w:t>
       </w:r>
       <w:r>
         <w:t xml:space="preserve"> </w:t>
@@ -17398,32 +17710,6 @@
         </w:tc>
       </w:tr>
     </w:tbl>
-    <w:p>
-      <w:pPr>
-        <w:pStyle w:val="BodyText"/>
-      </w:pPr>
-      <w:r>
-        <w:rPr>
-          <w:vertAlign w:val="subscript"/>
-        </w:rPr>
-        <w:t xml:space="preserve">Source:</w:t>
-      </w:r>
-      <w:r>
-        <w:rPr>
-          <w:vertAlign w:val="subscript"/>
-        </w:rPr>
-        <w:t xml:space="preserve"> </w:t>
-      </w:r>
-      <w:hyperlink r:id="rId9">
-        <w:r>
-          <w:rPr>
-            <w:rStyle w:val="Hyperlink"/>
-            <w:vertAlign w:val="subscript"/>
-          </w:rPr>
-          <w:t xml:space="preserve">Article Notebook</w:t>
-        </w:r>
-      </w:hyperlink>
-    </w:p>
     <w:bookmarkEnd w:id="91"/>
     <w:p>
       <w:pPr>
@@ -17589,39 +17875,37 @@
               <w:pStyle w:val="ImageCaption"/>
             </w:pPr>
             <w:r>
-              <w:t xml:space="preserve">Figure 11: Estimated season-level fixed effects for percentage of arena capacity models.</w:t>
+              <w:t xml:space="preserve">Figure 11: Estimated season-level fixed effects for percentage of arena capacity models (</w:t>
+            </w:r>
+            <m:oMath>
+              <m:sSub>
+                <m:e>
+                  <m:acc>
+                    <m:accPr>
+                      <m:chr m:val="̂"/>
+                    </m:accPr>
+                    <m:e>
+                      <m:r>
+                        <m:t>β</m:t>
+                      </m:r>
+                    </m:e>
+                  </m:acc>
+                </m:e>
+                <m:sub>
+                  <m:r>
+                    <m:t>7</m:t>
+                  </m:r>
+                </m:sub>
+              </m:sSub>
+            </m:oMath>
+            <w:r>
+              <w:t xml:space="preserve">).</w:t>
             </w:r>
           </w:p>
           <w:bookmarkEnd w:id="96"/>
         </w:tc>
       </w:tr>
     </w:tbl>
-    <w:p>
-      <w:pPr>
-        <w:pStyle w:val="BodyText"/>
-      </w:pPr>
-      <w:r>
-        <w:rPr>
-          <w:vertAlign w:val="subscript"/>
-        </w:rPr>
-        <w:t xml:space="preserve">Source:</w:t>
-      </w:r>
-      <w:r>
-        <w:rPr>
-          <w:vertAlign w:val="subscript"/>
-        </w:rPr>
-        <w:t xml:space="preserve"> </w:t>
-      </w:r>
-      <w:hyperlink r:id="rId9">
-        <w:r>
-          <w:rPr>
-            <w:rStyle w:val="Hyperlink"/>
-            <w:vertAlign w:val="subscript"/>
-          </w:rPr>
-          <w:t xml:space="preserve">Article Notebook</w:t>
-        </w:r>
-      </w:hyperlink>
-    </w:p>
     <w:bookmarkEnd w:id="97"/>
     <w:p>
       <w:pPr>
@@ -17736,37 +18020,11 @@
         </w:tc>
       </w:tr>
     </w:tbl>
-    <w:p>
-      <w:pPr>
-        <w:pStyle w:val="BodyText"/>
-      </w:pPr>
-      <w:r>
-        <w:rPr>
-          <w:vertAlign w:val="subscript"/>
-        </w:rPr>
-        <w:t xml:space="preserve">Source:</w:t>
-      </w:r>
-      <w:r>
-        <w:rPr>
-          <w:vertAlign w:val="subscript"/>
-        </w:rPr>
-        <w:t xml:space="preserve"> </w:t>
-      </w:r>
-      <w:hyperlink r:id="rId9">
-        <w:r>
-          <w:rPr>
-            <w:rStyle w:val="Hyperlink"/>
-            <w:vertAlign w:val="subscript"/>
-          </w:rPr>
-          <w:t xml:space="preserve">Article Notebook</w:t>
-        </w:r>
-      </w:hyperlink>
-    </w:p>
     <w:bookmarkEnd w:id="102"/>
     <w:bookmarkEnd w:id="103"/>
     <w:bookmarkEnd w:id="104"/>
     <w:bookmarkEnd w:id="105"/>
-    <w:bookmarkStart w:id="108" w:name="conclusion"/>
+    <w:bookmarkStart w:id="109" w:name="conclusion"/>
     <w:p>
       <w:pPr>
         <w:pStyle w:val="Heading2"/>
@@ -17797,7 +18055,7 @@
         <w:pStyle w:val="BodyText"/>
       </w:pPr>
       <w:r>
-        <w:t xml:space="preserve">Firstly, the effect of Caitlin Clark’s presence on attendance is substantial.</w:t>
+        <w:t xml:space="preserve">First, the effect of Caitlin Clark’s presence on attendance is substantial.</w:t>
       </w:r>
       <w:r>
         <w:t xml:space="preserve"> </w:t>
@@ -17809,7 +18067,7 @@
         <w:t xml:space="preserve"> </w:t>
       </w:r>
       <w:r>
-        <w:t xml:space="preserve">Although interest in a single star player is not, by itself, evidence of sustained development, it is notable that earlier work did not find star players to be significant drivers of WNBA game attendance</w:t>
+        <w:t xml:space="preserve">Although interest in a single star player is not by itself evidence of sustained development, it is notable that earlier work did not find star players to be significant drivers of WNBA game attendance</w:t>
       </w:r>
       <w:r>
         <w:t xml:space="preserve"> </w:t>
@@ -17826,7 +18084,7 @@
         <w:pStyle w:val="BodyText"/>
       </w:pPr>
       <w:r>
-        <w:t xml:space="preserve">Secondly, as has been widely reported, attendance has reached new heights in recent years even after controlling for Clark’s presence and other game, team, and market characteristics.</w:t>
+        <w:t xml:space="preserve">Second, as has been widely reported, attendance has reached new heights in recent years even after controlling for Clark’s presence and other game, team, and market characteristics.</w:t>
       </w:r>
       <w:r>
         <w:t xml:space="preserve"> </w:t>
@@ -17845,6 +18103,12 @@
       </w:r>
       <w:r>
         <w:t xml:space="preserve">and instead indicates a broader increase in demand.</w:t>
+      </w:r>
+      <w:r>
+        <w:t xml:space="preserve"> </w:t>
+      </w:r>
+      <w:r>
+        <w:t xml:space="preserve">The Golden State Valkyries filled all 18,064 seats in each one of their 22 home games in 2025, only one of which involved Clark.</w:t>
       </w:r>
     </w:p>
     <w:p>
@@ -17852,23 +18116,25 @@
         <w:pStyle w:val="BodyText"/>
       </w:pPr>
       <w:r>
-        <w:t xml:space="preserve">Finally, we find evidence that the relationship between quality of play and attendance has strengthened over time.</w:t>
-      </w:r>
-      <w:r>
-        <w:t xml:space="preserve"> </w:t>
-      </w:r>
-      <w:r>
-        <w:t xml:space="preserve">Both the home team’s win probability and the combined strength of the two teams in a match up are significant predictors of attendance, and their effects have grown stronger in recent seasons.</w:t>
-      </w:r>
-      <w:r>
-        <w:t xml:space="preserve"> </w:t>
-      </w:r>
+        <w:t xml:space="preserve">Finally, we find evidence that the relationships between attendance and our measurements of both quality of play and loss aversion have strengthened over time.</w:t>
+      </w:r>
+      <w:r>
+        <w:t xml:space="preserve"> </w:t>
+      </w:r>
+      <w:r>
+        <w:t xml:space="preserve">The effect of quality of play appears to be more robust than the effect of our measurements of either loss aversion or uncertainty of outcome.</w:t>
+      </w:r>
+    </w:p>
+    <w:p>
+      <w:pPr>
+        <w:pStyle w:val="BodyText"/>
+      </w:pPr>
       <w:r>
         <w:t xml:space="preserve">These findings suggest that the WNBA is entering a more mature stage of development, in which fans increasingly attend games for the product on the court rather than primarily out of novelty or support for women’s sports.</w:t>
       </w:r>
     </w:p>
     <w:bookmarkEnd w:id="106"/>
-    <w:bookmarkStart w:id="107" w:name="limitations-and-future-work"/>
+    <w:bookmarkStart w:id="108" w:name="limitations-and-future-work"/>
     <w:p>
       <w:pPr>
         <w:pStyle w:val="Heading3"/>
@@ -17945,7 +18211,7 @@
         <w:t xml:space="preserve"> </w:t>
       </w:r>
       <w:r>
-        <w:t xml:space="preserve">should converge.</w:t>
+        <w:t xml:space="preserve">should converge to the same value.</w:t>
       </w:r>
     </w:p>
     <w:p>
@@ -17956,6 +18222,12 @@
         <w:t xml:space="preserve">With just two seasons in our data set, while Clark’s impact on attendance is undeniable, only time will tell if this impact is persistent.</w:t>
       </w:r>
       <w:r>
+        <w:rPr>
+          <w:rStyle w:val="FootnoteReference"/>
+        </w:rPr>
+        <w:footnoteReference w:id="107"/>
+      </w:r>
+      <w:r>
         <w:t xml:space="preserve"> </w:t>
       </w:r>
       <w:r>
@@ -17982,9 +18254,9 @@
         <w:t xml:space="preserve">Future research might investigate what drives fans’ engagement with games from their own homes, where the lower cost of engagement might influence fan behavior.</w:t>
       </w:r>
     </w:p>
-    <w:bookmarkEnd w:id="107"/>
     <w:bookmarkEnd w:id="108"/>
-    <w:bookmarkStart w:id="165" w:name="references"/>
+    <w:bookmarkEnd w:id="109"/>
+    <w:bookmarkStart w:id="168" w:name="references"/>
     <w:p>
       <w:pPr>
         <w:pStyle w:val="Heading2"/>
@@ -17993,8 +18265,8 @@
         <w:t xml:space="preserve">References</w:t>
       </w:r>
     </w:p>
-    <w:bookmarkStart w:id="164" w:name="refs"/>
-    <w:bookmarkStart w:id="110" w:name="ref-AghaBerri2023"/>
+    <w:bookmarkStart w:id="167" w:name="refs"/>
+    <w:bookmarkStart w:id="111" w:name="ref-AghaBerri2023"/>
     <w:p>
       <w:pPr>
         <w:pStyle w:val="Bibliography"/>
@@ -18027,7 +18299,7 @@
       <w:r>
         <w:t xml:space="preserve"> </w:t>
       </w:r>
-      <w:hyperlink r:id="rId109">
+      <w:hyperlink r:id="rId110">
         <w:r>
           <w:rPr>
             <w:rStyle w:val="Hyperlink"/>
@@ -18039,8 +18311,8 @@
         <w:t xml:space="preserve">.</w:t>
       </w:r>
     </w:p>
-    <w:bookmarkEnd w:id="110"/>
-    <w:bookmarkStart w:id="112" w:name="ref-CoatesHumphreysZhou2014"/>
+    <w:bookmarkEnd w:id="111"/>
+    <w:bookmarkStart w:id="113" w:name="ref-CoatesHumphreysZhou2014"/>
     <w:p>
       <w:pPr>
         <w:pStyle w:val="Bibliography"/>
@@ -18073,7 +18345,7 @@
       <w:r>
         <w:t xml:space="preserve"> </w:t>
       </w:r>
-      <w:hyperlink r:id="rId111">
+      <w:hyperlink r:id="rId112">
         <w:r>
           <w:rPr>
             <w:rStyle w:val="Hyperlink"/>
@@ -18085,8 +18357,8 @@
         <w:t xml:space="preserve">.</w:t>
       </w:r>
     </w:p>
-    <w:bookmarkEnd w:id="112"/>
-    <w:bookmarkStart w:id="114" w:name="ref-davis2008interaction"/>
+    <w:bookmarkEnd w:id="113"/>
+    <w:bookmarkStart w:id="115" w:name="ref-davis2008interaction"/>
     <w:p>
       <w:pPr>
         <w:pStyle w:val="Bibliography"/>
@@ -18119,7 +18391,7 @@
       <w:r>
         <w:t xml:space="preserve"> </w:t>
       </w:r>
-      <w:hyperlink r:id="rId113">
+      <w:hyperlink r:id="rId114">
         <w:r>
           <w:rPr>
             <w:rStyle w:val="Hyperlink"/>
@@ -18131,8 +18403,8 @@
         <w:t xml:space="preserve">.</w:t>
       </w:r>
     </w:p>
-    <w:bookmarkEnd w:id="114"/>
-    <w:bookmarkStart w:id="116" w:name="ref-davis2009analyzing"/>
+    <w:bookmarkEnd w:id="115"/>
+    <w:bookmarkStart w:id="117" w:name="ref-davis2009analyzing"/>
     <w:p>
       <w:pPr>
         <w:pStyle w:val="Bibliography"/>
@@ -18165,7 +18437,7 @@
       <w:r>
         <w:t xml:space="preserve"> </w:t>
       </w:r>
-      <w:hyperlink r:id="rId115">
+      <w:hyperlink r:id="rId116">
         <w:r>
           <w:rPr>
             <w:rStyle w:val="Hyperlink"/>
@@ -18177,8 +18449,8 @@
         <w:t xml:space="preserve">.</w:t>
       </w:r>
     </w:p>
-    <w:bookmarkEnd w:id="116"/>
-    <w:bookmarkStart w:id="118" w:name="ref-delia2020psychological"/>
+    <w:bookmarkEnd w:id="117"/>
+    <w:bookmarkStart w:id="119" w:name="ref-delia2020psychological"/>
     <w:p>
       <w:pPr>
         <w:pStyle w:val="Bibliography"/>
@@ -18211,7 +18483,7 @@
       <w:r>
         <w:t xml:space="preserve"> </w:t>
       </w:r>
-      <w:hyperlink r:id="rId117">
+      <w:hyperlink r:id="rId118">
         <w:r>
           <w:rPr>
             <w:rStyle w:val="Hyperlink"/>
@@ -18223,8 +18495,8 @@
         <w:t xml:space="preserve">.</w:t>
       </w:r>
     </w:p>
-    <w:bookmarkEnd w:id="118"/>
-    <w:bookmarkStart w:id="120" w:name="ref-deschriver2002determinants"/>
+    <w:bookmarkEnd w:id="119"/>
+    <w:bookmarkStart w:id="121" w:name="ref-deschriver2002determinants"/>
     <w:p>
       <w:pPr>
         <w:pStyle w:val="Bibliography"/>
@@ -18257,7 +18529,7 @@
       <w:r>
         <w:t xml:space="preserve"> </w:t>
       </w:r>
-      <w:hyperlink r:id="rId119">
+      <w:hyperlink r:id="rId120">
         <w:r>
           <w:rPr>
             <w:rStyle w:val="Hyperlink"/>
@@ -18269,8 +18541,8 @@
         <w:t xml:space="preserve">.</w:t>
       </w:r>
     </w:p>
-    <w:bookmarkEnd w:id="120"/>
-    <w:bookmarkStart w:id="121" w:name="ref-Elo1978"/>
+    <w:bookmarkEnd w:id="121"/>
+    <w:bookmarkStart w:id="122" w:name="ref-Elo1978"/>
     <w:p>
       <w:pPr>
         <w:pStyle w:val="Bibliography"/>
@@ -18292,8 +18564,8 @@
         <w:t xml:space="preserve">. New York: Arco Publishing.</w:t>
       </w:r>
     </w:p>
-    <w:bookmarkEnd w:id="121"/>
-    <w:bookmarkStart w:id="123" w:name="ref-garcia2020betting"/>
+    <w:bookmarkEnd w:id="122"/>
+    <w:bookmarkStart w:id="124" w:name="ref-garcia2020betting"/>
     <w:p>
       <w:pPr>
         <w:pStyle w:val="Bibliography"/>
@@ -18326,7 +18598,7 @@
       <w:r>
         <w:t xml:space="preserve"> </w:t>
       </w:r>
-      <w:hyperlink r:id="rId122">
+      <w:hyperlink r:id="rId123">
         <w:r>
           <w:rPr>
             <w:rStyle w:val="Hyperlink"/>
@@ -18338,8 +18610,8 @@
         <w:t xml:space="preserve">.</w:t>
       </w:r>
     </w:p>
-    <w:bookmarkEnd w:id="123"/>
-    <w:bookmarkStart w:id="125" w:name="ref-hutchinson_gilani_2021_wehoop"/>
+    <w:bookmarkEnd w:id="124"/>
+    <w:bookmarkStart w:id="126" w:name="ref-hutchinson_gilani_2021_wehoop"/>
     <w:p>
       <w:pPr>
         <w:pStyle w:val="Bibliography"/>
@@ -18375,7 +18647,7 @@
       <w:r>
         <w:t xml:space="preserve"> </w:t>
       </w:r>
-      <w:hyperlink r:id="rId124">
+      <w:hyperlink r:id="rId125">
         <w:r>
           <w:rPr>
             <w:rStyle w:val="Hyperlink"/>
@@ -18387,8 +18659,8 @@
         <w:t xml:space="preserve">.</w:t>
       </w:r>
     </w:p>
-    <w:bookmarkEnd w:id="125"/>
-    <w:bookmarkStart w:id="127" w:name="ref-guest2018fan"/>
+    <w:bookmarkEnd w:id="126"/>
+    <w:bookmarkStart w:id="128" w:name="ref-guest2018fan"/>
     <w:p>
       <w:pPr>
         <w:pStyle w:val="Bibliography"/>
@@ -18421,7 +18693,7 @@
       <w:r>
         <w:t xml:space="preserve"> </w:t>
       </w:r>
-      <w:hyperlink r:id="rId126">
+      <w:hyperlink r:id="rId127">
         <w:r>
           <w:rPr>
             <w:rStyle w:val="Hyperlink"/>
@@ -18433,8 +18705,54 @@
         <w:t xml:space="preserve">.</w:t>
       </w:r>
     </w:p>
-    <w:bookmarkEnd w:id="127"/>
-    <w:bookmarkStart w:id="129" w:name="ref-horowitz2007if"/>
+    <w:bookmarkEnd w:id="128"/>
+    <w:bookmarkStart w:id="130" w:name="ref-hall2002testing"/>
+    <w:p>
+      <w:pPr>
+        <w:pStyle w:val="Bibliography"/>
+      </w:pPr>
+      <w:r>
+        <w:t xml:space="preserve">Hall, Stephen, Stefan Szymanski, and Andrew S Zimbalist. 2002.</w:t>
+      </w:r>
+      <w:r>
+        <w:t xml:space="preserve"> </w:t>
+      </w:r>
+      <w:r>
+        <w:t xml:space="preserve">“Testing Causality Between Team Performance and Payroll: The Cases of Major League Baseball and English Soccer.”</w:t>
+      </w:r>
+      <w:r>
+        <w:t xml:space="preserve"> </w:t>
+      </w:r>
+      <w:r>
+        <w:rPr>
+          <w:i/>
+          <w:iCs/>
+        </w:rPr>
+        <w:t xml:space="preserve">Journal of Sports Economics</w:t>
+      </w:r>
+      <w:r>
+        <w:t xml:space="preserve"> </w:t>
+      </w:r>
+      <w:r>
+        <w:t xml:space="preserve">3 (2): 149–68.</w:t>
+      </w:r>
+      <w:r>
+        <w:t xml:space="preserve"> </w:t>
+      </w:r>
+      <w:hyperlink r:id="rId129">
+        <w:r>
+          <w:rPr>
+            <w:rStyle w:val="Hyperlink"/>
+          </w:rPr>
+          <w:t xml:space="preserve">https://doi.org/10.1177/152700250200300204</w:t>
+        </w:r>
+      </w:hyperlink>
+      <w:r>
+        <w:t xml:space="preserve">.</w:t>
+      </w:r>
+    </w:p>
+    <w:bookmarkEnd w:id="130"/>
+    <w:bookmarkStart w:id="132" w:name="ref-horowitz2007if"/>
     <w:p>
       <w:pPr>
         <w:pStyle w:val="Bibliography"/>
@@ -18467,7 +18785,7 @@
       <w:r>
         <w:t xml:space="preserve"> </w:t>
       </w:r>
-      <w:hyperlink r:id="rId128">
+      <w:hyperlink r:id="rId131">
         <w:r>
           <w:rPr>
             <w:rStyle w:val="Hyperlink"/>
@@ -18479,8 +18797,8 @@
         <w:t xml:space="preserve">.</w:t>
       </w:r>
     </w:p>
-    <w:bookmarkEnd w:id="129"/>
-    <w:bookmarkStart w:id="131" w:name="ref-kim2023winning"/>
+    <w:bookmarkEnd w:id="132"/>
+    <w:bookmarkStart w:id="134" w:name="ref-kim2023winning"/>
     <w:p>
       <w:pPr>
         <w:pStyle w:val="Bibliography"/>
@@ -18513,7 +18831,7 @@
       <w:r>
         <w:t xml:space="preserve"> </w:t>
       </w:r>
-      <w:hyperlink r:id="rId130">
+      <w:hyperlink r:id="rId133">
         <w:r>
           <w:rPr>
             <w:rStyle w:val="Hyperlink"/>
@@ -18525,8 +18843,8 @@
         <w:t xml:space="preserve">.</w:t>
       </w:r>
     </w:p>
-    <w:bookmarkEnd w:id="131"/>
-    <w:bookmarkStart w:id="133" w:name="ref-lemke2010estimating"/>
+    <w:bookmarkEnd w:id="134"/>
+    <w:bookmarkStart w:id="136" w:name="ref-lemke2010estimating"/>
     <w:p>
       <w:pPr>
         <w:pStyle w:val="Bibliography"/>
@@ -18559,7 +18877,7 @@
       <w:r>
         <w:t xml:space="preserve"> </w:t>
       </w:r>
-      <w:hyperlink r:id="rId132">
+      <w:hyperlink r:id="rId135">
         <w:r>
           <w:rPr>
             <w:rStyle w:val="Hyperlink"/>
@@ -18571,8 +18889,8 @@
         <w:t xml:space="preserve">.</w:t>
       </w:r>
     </w:p>
-    <w:bookmarkEnd w:id="133"/>
-    <w:bookmarkStart w:id="135" w:name="ref-leslie2022football"/>
+    <w:bookmarkEnd w:id="136"/>
+    <w:bookmarkStart w:id="138" w:name="ref-leslie2022football"/>
     <w:p>
       <w:pPr>
         <w:pStyle w:val="Bibliography"/>
@@ -18605,7 +18923,7 @@
       <w:r>
         <w:t xml:space="preserve"> </w:t>
       </w:r>
-      <w:hyperlink r:id="rId134">
+      <w:hyperlink r:id="rId137">
         <w:r>
           <w:rPr>
             <w:rStyle w:val="Hyperlink"/>
@@ -18617,8 +18935,8 @@
         <w:t xml:space="preserve">.</w:t>
       </w:r>
     </w:p>
-    <w:bookmarkEnd w:id="135"/>
-    <w:bookmarkStart w:id="137" w:name="ref-mackinnon1985some"/>
+    <w:bookmarkEnd w:id="138"/>
+    <w:bookmarkStart w:id="140" w:name="ref-mackinnon1985some"/>
     <w:p>
       <w:pPr>
         <w:pStyle w:val="Bibliography"/>
@@ -18651,7 +18969,7 @@
       <w:r>
         <w:t xml:space="preserve"> </w:t>
       </w:r>
-      <w:hyperlink r:id="rId136">
+      <w:hyperlink r:id="rId139">
         <w:r>
           <w:rPr>
             <w:rStyle w:val="Hyperlink"/>
@@ -18663,8 +18981,8 @@
         <w:t xml:space="preserve">.</w:t>
       </w:r>
     </w:p>
-    <w:bookmarkEnd w:id="137"/>
-    <w:bookmarkStart w:id="139" w:name="ref-mcdonald1980uses"/>
+    <w:bookmarkEnd w:id="140"/>
+    <w:bookmarkStart w:id="142" w:name="ref-mcdonald1980uses"/>
     <w:p>
       <w:pPr>
         <w:pStyle w:val="Bibliography"/>
@@ -18706,7 +19024,7 @@
       <w:r>
         <w:t xml:space="preserve"> </w:t>
       </w:r>
-      <w:hyperlink r:id="rId138">
+      <w:hyperlink r:id="rId141">
         <w:r>
           <w:rPr>
             <w:rStyle w:val="Hyperlink"/>
@@ -18718,8 +19036,8 @@
         <w:t xml:space="preserve">.</w:t>
       </w:r>
     </w:p>
-    <w:bookmarkEnd w:id="139"/>
-    <w:bookmarkStart w:id="141" w:name="ref-neale1964peculiar"/>
+    <w:bookmarkEnd w:id="142"/>
+    <w:bookmarkStart w:id="144" w:name="ref-neale1964peculiar"/>
     <w:p>
       <w:pPr>
         <w:pStyle w:val="Bibliography"/>
@@ -18752,7 +19070,7 @@
       <w:r>
         <w:t xml:space="preserve"> </w:t>
       </w:r>
-      <w:hyperlink r:id="rId140">
+      <w:hyperlink r:id="rId143">
         <w:r>
           <w:rPr>
             <w:rStyle w:val="Hyperlink"/>
@@ -18764,8 +19082,8 @@
         <w:t xml:space="preserve">.</w:t>
       </w:r>
     </w:p>
-    <w:bookmarkEnd w:id="141"/>
-    <w:bookmarkStart w:id="142" w:name="ref-noll1974attendance"/>
+    <w:bookmarkEnd w:id="144"/>
+    <w:bookmarkStart w:id="145" w:name="ref-noll1974attendance"/>
     <w:p>
       <w:pPr>
         <w:pStyle w:val="Bibliography"/>
@@ -18787,8 +19105,8 @@
         <w:t xml:space="preserve">. Edited by Roger G Noll. Washington, D.C.: Brookings Institution.</w:t>
       </w:r>
     </w:p>
-    <w:bookmarkEnd w:id="142"/>
-    <w:bookmarkStart w:id="144" w:name="ref-papke1996econometric"/>
+    <w:bookmarkEnd w:id="145"/>
+    <w:bookmarkStart w:id="147" w:name="ref-papke1996econometric"/>
     <w:p>
       <w:pPr>
         <w:pStyle w:val="Bibliography"/>
@@ -18821,7 +19139,7 @@
       <w:r>
         <w:t xml:space="preserve"> </w:t>
       </w:r>
-      <w:hyperlink r:id="rId143">
+      <w:hyperlink r:id="rId146">
         <w:r>
           <w:rPr>
             <w:rStyle w:val="Hyperlink"/>
@@ -18833,8 +19151,8 @@
         <w:t xml:space="preserve">.</w:t>
       </w:r>
     </w:p>
-    <w:bookmarkEnd w:id="144"/>
-    <w:bookmarkStart w:id="146" w:name="ref-paul2019attendance"/>
+    <w:bookmarkEnd w:id="147"/>
+    <w:bookmarkStart w:id="149" w:name="ref-paul2019attendance"/>
     <w:p>
       <w:pPr>
         <w:pStyle w:val="Bibliography"/>
@@ -18867,7 +19185,7 @@
       <w:r>
         <w:t xml:space="preserve"> </w:t>
       </w:r>
-      <w:hyperlink r:id="rId145">
+      <w:hyperlink r:id="rId148">
         <w:r>
           <w:rPr>
             <w:rStyle w:val="Hyperlink"/>
@@ -18879,8 +19197,8 @@
         <w:t xml:space="preserve">.</w:t>
       </w:r>
     </w:p>
-    <w:bookmarkEnd w:id="146"/>
-    <w:bookmarkStart w:id="147" w:name="ref-PerlineNobleStoldt2018"/>
+    <w:bookmarkEnd w:id="149"/>
+    <w:bookmarkStart w:id="150" w:name="ref-PerlineNobleStoldt2018"/>
     <w:p>
       <w:pPr>
         <w:pStyle w:val="Bibliography"/>
@@ -18923,8 +19241,8 @@
         <w:t xml:space="preserve">21.</w:t>
       </w:r>
     </w:p>
-    <w:bookmarkEnd w:id="147"/>
-    <w:bookmarkStart w:id="149" w:name="ref-rottenberg1956baseball"/>
+    <w:bookmarkEnd w:id="150"/>
+    <w:bookmarkStart w:id="152" w:name="ref-rottenberg1956baseball"/>
     <w:p>
       <w:pPr>
         <w:pStyle w:val="Bibliography"/>
@@ -18957,7 +19275,7 @@
       <w:r>
         <w:t xml:space="preserve"> </w:t>
       </w:r>
-      <w:hyperlink r:id="rId148">
+      <w:hyperlink r:id="rId151">
         <w:r>
           <w:rPr>
             <w:rStyle w:val="Hyperlink"/>
@@ -18969,8 +19287,8 @@
         <w:t xml:space="preserve">.</w:t>
       </w:r>
     </w:p>
-    <w:bookmarkEnd w:id="149"/>
-    <w:bookmarkStart w:id="151" w:name="ref-tobin1958estimation"/>
+    <w:bookmarkEnd w:id="152"/>
+    <w:bookmarkStart w:id="154" w:name="ref-tobin1958estimation"/>
     <w:p>
       <w:pPr>
         <w:pStyle w:val="Bibliography"/>
@@ -19000,7 +19318,7 @@
       <w:r>
         <w:t xml:space="preserve"> </w:t>
       </w:r>
-      <w:hyperlink r:id="rId150">
+      <w:hyperlink r:id="rId153">
         <w:r>
           <w:rPr>
             <w:rStyle w:val="Hyperlink"/>
@@ -19012,8 +19330,8 @@
         <w:t xml:space="preserve">.</w:t>
       </w:r>
     </w:p>
-    <w:bookmarkEnd w:id="151"/>
-    <w:bookmarkStart w:id="153" w:name="ref-wasserstein2016asa"/>
+    <w:bookmarkEnd w:id="154"/>
+    <w:bookmarkStart w:id="156" w:name="ref-wasserstein2016asa"/>
     <w:p>
       <w:pPr>
         <w:pStyle w:val="Bibliography"/>
@@ -19046,7 +19364,7 @@
       <w:r>
         <w:t xml:space="preserve"> </w:t>
       </w:r>
-      <w:hyperlink r:id="rId152">
+      <w:hyperlink r:id="rId155">
         <w:r>
           <w:rPr>
             <w:rStyle w:val="Hyperlink"/>
@@ -19058,8 +19376,8 @@
         <w:t xml:space="preserve">.</w:t>
       </w:r>
     </w:p>
-    <w:bookmarkEnd w:id="153"/>
-    <w:bookmarkStart w:id="155" w:name="ref-wasserstein2019moving"/>
+    <w:bookmarkEnd w:id="156"/>
+    <w:bookmarkStart w:id="158" w:name="ref-wasserstein2019moving"/>
     <w:p>
       <w:pPr>
         <w:pStyle w:val="Bibliography"/>
@@ -19101,7 +19419,7 @@
       <w:r>
         <w:t xml:space="preserve"> </w:t>
       </w:r>
-      <w:hyperlink r:id="rId154">
+      <w:hyperlink r:id="rId157">
         <w:r>
           <w:rPr>
             <w:rStyle w:val="Hyperlink"/>
@@ -19113,8 +19431,8 @@
         <w:t xml:space="preserve">.</w:t>
       </w:r>
     </w:p>
-    <w:bookmarkEnd w:id="155"/>
-    <w:bookmarkStart w:id="157" w:name="ref-wiseman2003team"/>
+    <w:bookmarkEnd w:id="158"/>
+    <w:bookmarkStart w:id="160" w:name="ref-wiseman2003team"/>
     <w:p>
       <w:pPr>
         <w:pStyle w:val="Bibliography"/>
@@ -19147,7 +19465,7 @@
       <w:r>
         <w:t xml:space="preserve"> </w:t>
       </w:r>
-      <w:hyperlink r:id="rId156">
+      <w:hyperlink r:id="rId159">
         <w:r>
           <w:rPr>
             <w:rStyle w:val="Hyperlink"/>
@@ -19159,8 +19477,8 @@
         <w:t xml:space="preserve">.</w:t>
       </w:r>
     </w:p>
-    <w:bookmarkEnd w:id="157"/>
-    <w:bookmarkStart w:id="159" w:name="ref-wnba2024recordseason"/>
+    <w:bookmarkEnd w:id="160"/>
+    <w:bookmarkStart w:id="162" w:name="ref-wnba2024recordseason"/>
     <w:p>
       <w:pPr>
         <w:pStyle w:val="Bibliography"/>
@@ -19177,7 +19495,7 @@
       <w:r>
         <w:t xml:space="preserve"> </w:t>
       </w:r>
-      <w:hyperlink r:id="rId158">
+      <w:hyperlink r:id="rId161">
         <w:r>
           <w:rPr>
             <w:rStyle w:val="Hyperlink"/>
@@ -19189,8 +19507,8 @@
         <w:t xml:space="preserve">.</w:t>
       </w:r>
     </w:p>
-    <w:bookmarkEnd w:id="159"/>
-    <w:bookmarkStart w:id="161" w:name="ref-woltring2018attendance"/>
+    <w:bookmarkEnd w:id="162"/>
+    <w:bookmarkStart w:id="164" w:name="ref-woltring2018attendance"/>
     <w:p>
       <w:pPr>
         <w:pStyle w:val="Bibliography"/>
@@ -19220,7 +19538,7 @@
       <w:r>
         <w:t xml:space="preserve"> </w:t>
       </w:r>
-      <w:hyperlink r:id="rId160">
+      <w:hyperlink r:id="rId163">
         <w:r>
           <w:rPr>
             <w:rStyle w:val="Hyperlink"/>
@@ -19232,8 +19550,8 @@
         <w:t xml:space="preserve">.</w:t>
       </w:r>
     </w:p>
-    <w:bookmarkEnd w:id="161"/>
-    <w:bookmarkStart w:id="163" w:name="ref-AcrossTheTimeline"/>
+    <w:bookmarkEnd w:id="164"/>
+    <w:bookmarkStart w:id="166" w:name="ref-AcrossTheTimeline"/>
     <w:p>
       <w:pPr>
         <w:pStyle w:val="Bibliography"/>
@@ -19257,7 +19575,7 @@
       <w:r>
         <w:t xml:space="preserve"> </w:t>
       </w:r>
-      <w:hyperlink r:id="rId162">
+      <w:hyperlink r:id="rId165">
         <w:r>
           <w:rPr>
             <w:rStyle w:val="Hyperlink"/>
@@ -19269,10 +19587,10 @@
         <w:t xml:space="preserve">.</w:t>
       </w:r>
     </w:p>
-    <w:bookmarkEnd w:id="163"/>
-    <w:bookmarkEnd w:id="164"/>
-    <w:bookmarkEnd w:id="165"/>
-    <w:bookmarkStart w:id="199" w:name="appendix"/>
+    <w:bookmarkEnd w:id="166"/>
+    <w:bookmarkEnd w:id="167"/>
+    <w:bookmarkEnd w:id="168"/>
+    <w:bookmarkStart w:id="202" w:name="appendix"/>
     <w:p>
       <w:pPr>
         <w:pStyle w:val="Heading2"/>
@@ -19281,7 +19599,7 @@
         <w:t xml:space="preserve">6 Appendix</w:t>
       </w:r>
     </w:p>
-    <w:bookmarkStart w:id="171" w:name="distribution-of-fan-engagement"/>
+    <w:bookmarkStart w:id="174" w:name="distribution-of-fan-engagement"/>
     <w:p>
       <w:pPr>
         <w:pStyle w:val="Heading3"/>
@@ -19290,7 +19608,7 @@
         <w:t xml:space="preserve">6.1 Distribution of fan engagement</w:t>
       </w:r>
     </w:p>
-    <w:bookmarkStart w:id="170" w:name="cell-fig-rescaled"/>
+    <w:bookmarkStart w:id="173" w:name="cell-fig-rescaled"/>
     <w:tbl>
       <w:tblPr>
         <w:tblStyle w:val="Table"/>
@@ -19304,7 +19622,7 @@
       <w:tr>
         <w:tc>
           <w:tcPr/>
-          <w:bookmarkStart w:id="169" w:name="fig-rescaled"/>
+          <w:bookmarkStart w:id="172" w:name="fig-rescaled"/>
           <w:p>
             <w:pPr>
               <w:pStyle w:val="Compact"/>
@@ -19315,18 +19633,18 @@
                 <wp:inline>
                   <wp:extent cx="4620126" cy="3696101"/>
                   <wp:effectExtent b="0" l="0" r="0" t="0"/>
-                  <wp:docPr descr="" title="" id="167" name="Picture"/>
+                  <wp:docPr descr="" title="" id="170" name="Picture"/>
                   <a:graphic>
                     <a:graphicData uri="http://schemas.openxmlformats.org/drawingml/2006/picture">
                       <pic:pic>
                         <pic:nvPicPr>
-                          <pic:cNvPr descr="index_files/figure-docx/fig-rescaled-1.png" id="168" name="Picture"/>
+                          <pic:cNvPr descr="index_files/figure-docx/fig-rescaled-1.png" id="171" name="Picture"/>
                           <pic:cNvPicPr>
                             <a:picLocks noChangeArrowheads="1" noChangeAspect="1"/>
                           </pic:cNvPicPr>
                         </pic:nvPicPr>
                         <pic:blipFill>
-                          <a:blip r:embed="rId166"/>
+                          <a:blip r:embed="rId169"/>
                           <a:stretch>
                             <a:fillRect/>
                           </a:stretch>
@@ -19366,39 +19684,13 @@
               <w:t xml:space="preserve">Figure 13: Distribution of fan engagement variables after rescaling.</w:t>
             </w:r>
           </w:p>
-          <w:bookmarkEnd w:id="169"/>
+          <w:bookmarkEnd w:id="172"/>
         </w:tc>
       </w:tr>
     </w:tbl>
-    <w:p>
-      <w:pPr>
-        <w:pStyle w:val="BodyText"/>
-      </w:pPr>
-      <w:r>
-        <w:rPr>
-          <w:vertAlign w:val="subscript"/>
-        </w:rPr>
-        <w:t xml:space="preserve">Source:</w:t>
-      </w:r>
-      <w:r>
-        <w:rPr>
-          <w:vertAlign w:val="subscript"/>
-        </w:rPr>
-        <w:t xml:space="preserve"> </w:t>
-      </w:r>
-      <w:hyperlink r:id="rId9">
-        <w:r>
-          <w:rPr>
-            <w:rStyle w:val="Hyperlink"/>
-            <w:vertAlign w:val="subscript"/>
-          </w:rPr>
-          <w:t xml:space="preserve">Article Notebook</w:t>
-        </w:r>
-      </w:hyperlink>
-    </w:p>
-    <w:bookmarkEnd w:id="170"/>
-    <w:bookmarkEnd w:id="171"/>
-    <w:bookmarkStart w:id="192" w:name="X9ace4710bf5d1740b4f2eb03d92c7bb21252161"/>
+    <w:bookmarkEnd w:id="173"/>
+    <w:bookmarkEnd w:id="174"/>
+    <w:bookmarkStart w:id="195" w:name="X9ace4710bf5d1740b4f2eb03d92c7bb21252161"/>
     <w:p>
       <w:pPr>
         <w:pStyle w:val="Heading3"/>
@@ -19407,7 +19699,7 @@
         <w:t xml:space="preserve">6.2 Relationship between attendance and fan engagement</w:t>
       </w:r>
     </w:p>
-    <w:bookmarkStart w:id="176" w:name="cell-fig-attend-f1"/>
+    <w:bookmarkStart w:id="179" w:name="cell-fig-attend-f1"/>
     <w:tbl>
       <w:tblPr>
         <w:tblStyle w:val="Table"/>
@@ -19421,7 +19713,7 @@
       <w:tr>
         <w:tc>
           <w:tcPr/>
-          <w:bookmarkStart w:id="175" w:name="fig-attend-f1"/>
+          <w:bookmarkStart w:id="178" w:name="fig-attend-f1"/>
           <w:p>
             <w:pPr>
               <w:pStyle w:val="Compact"/>
@@ -19432,18 +19724,18 @@
                 <wp:inline>
                   <wp:extent cx="4620126" cy="3696101"/>
                   <wp:effectExtent b="0" l="0" r="0" t="0"/>
-                  <wp:docPr descr="" title="" id="173" name="Picture"/>
+                  <wp:docPr descr="" title="" id="176" name="Picture"/>
                   <a:graphic>
                     <a:graphicData uri="http://schemas.openxmlformats.org/drawingml/2006/picture">
                       <pic:pic>
                         <pic:nvPicPr>
-                          <pic:cNvPr descr="index_files/figure-docx/fig-attend-f1-1.png" id="174" name="Picture"/>
+                          <pic:cNvPr descr="index_files/figure-docx/fig-attend-f1-1.png" id="177" name="Picture"/>
                           <pic:cNvPicPr>
                             <a:picLocks noChangeArrowheads="1" noChangeAspect="1"/>
                           </pic:cNvPicPr>
                         </pic:nvPicPr>
                         <pic:blipFill>
-                          <a:blip r:embed="rId172"/>
+                          <a:blip r:embed="rId175"/>
                           <a:stretch>
                             <a:fillRect/>
                           </a:stretch>
@@ -19483,38 +19775,12 @@
               <w:t xml:space="preserve">Figure 14: WNBA game attendance by season, against normalized quality of play.</w:t>
             </w:r>
           </w:p>
-          <w:bookmarkEnd w:id="175"/>
+          <w:bookmarkEnd w:id="178"/>
         </w:tc>
       </w:tr>
     </w:tbl>
-    <w:p>
-      <w:pPr>
-        <w:pStyle w:val="BodyText"/>
-      </w:pPr>
-      <w:r>
-        <w:rPr>
-          <w:vertAlign w:val="subscript"/>
-        </w:rPr>
-        <w:t xml:space="preserve">Source:</w:t>
-      </w:r>
-      <w:r>
-        <w:rPr>
-          <w:vertAlign w:val="subscript"/>
-        </w:rPr>
-        <w:t xml:space="preserve"> </w:t>
-      </w:r>
-      <w:hyperlink r:id="rId9">
-        <w:r>
-          <w:rPr>
-            <w:rStyle w:val="Hyperlink"/>
-            <w:vertAlign w:val="subscript"/>
-          </w:rPr>
-          <w:t xml:space="preserve">Article Notebook</w:t>
-        </w:r>
-      </w:hyperlink>
-    </w:p>
-    <w:bookmarkEnd w:id="176"/>
-    <w:bookmarkStart w:id="181" w:name="cell-fig-attend-f2"/>
+    <w:bookmarkEnd w:id="179"/>
+    <w:bookmarkStart w:id="184" w:name="cell-fig-attend-f2"/>
     <w:tbl>
       <w:tblPr>
         <w:tblStyle w:val="Table"/>
@@ -19528,7 +19794,7 @@
       <w:tr>
         <w:tc>
           <w:tcPr/>
-          <w:bookmarkStart w:id="180" w:name="fig-attend-f2"/>
+          <w:bookmarkStart w:id="183" w:name="fig-attend-f2"/>
           <w:p>
             <w:pPr>
               <w:pStyle w:val="Compact"/>
@@ -19539,18 +19805,18 @@
                 <wp:inline>
                   <wp:extent cx="4620126" cy="3696101"/>
                   <wp:effectExtent b="0" l="0" r="0" t="0"/>
-                  <wp:docPr descr="" title="" id="178" name="Picture"/>
+                  <wp:docPr descr="" title="" id="181" name="Picture"/>
                   <a:graphic>
                     <a:graphicData uri="http://schemas.openxmlformats.org/drawingml/2006/picture">
                       <pic:pic>
                         <pic:nvPicPr>
-                          <pic:cNvPr descr="index_files/figure-docx/fig-attend-f2-1.png" id="179" name="Picture"/>
+                          <pic:cNvPr descr="index_files/figure-docx/fig-attend-f2-1.png" id="182" name="Picture"/>
                           <pic:cNvPicPr>
                             <a:picLocks noChangeArrowheads="1" noChangeAspect="1"/>
                           </pic:cNvPicPr>
                         </pic:nvPicPr>
                         <pic:blipFill>
-                          <a:blip r:embed="rId177"/>
+                          <a:blip r:embed="rId180"/>
                           <a:stretch>
                             <a:fillRect/>
                           </a:stretch>
@@ -19590,38 +19856,12 @@
               <w:t xml:space="preserve">Figure 15: WNBA game attendance by season, against normalized uncertainty of outcome.</w:t>
             </w:r>
           </w:p>
-          <w:bookmarkEnd w:id="180"/>
+          <w:bookmarkEnd w:id="183"/>
         </w:tc>
       </w:tr>
     </w:tbl>
-    <w:p>
-      <w:pPr>
-        <w:pStyle w:val="BodyText"/>
-      </w:pPr>
-      <w:r>
-        <w:rPr>
-          <w:vertAlign w:val="subscript"/>
-        </w:rPr>
-        <w:t xml:space="preserve">Source:</w:t>
-      </w:r>
-      <w:r>
-        <w:rPr>
-          <w:vertAlign w:val="subscript"/>
-        </w:rPr>
-        <w:t xml:space="preserve"> </w:t>
-      </w:r>
-      <w:hyperlink r:id="rId9">
-        <w:r>
-          <w:rPr>
-            <w:rStyle w:val="Hyperlink"/>
-            <w:vertAlign w:val="subscript"/>
-          </w:rPr>
-          <w:t xml:space="preserve">Article Notebook</w:t>
-        </w:r>
-      </w:hyperlink>
-    </w:p>
-    <w:bookmarkEnd w:id="181"/>
-    <w:bookmarkStart w:id="186" w:name="cell-fig-capacity-f1"/>
+    <w:bookmarkEnd w:id="184"/>
+    <w:bookmarkStart w:id="189" w:name="cell-fig-capacity-f1"/>
     <w:tbl>
       <w:tblPr>
         <w:tblStyle w:val="Table"/>
@@ -19635,7 +19875,7 @@
       <w:tr>
         <w:tc>
           <w:tcPr/>
-          <w:bookmarkStart w:id="185" w:name="fig-capacity-f1"/>
+          <w:bookmarkStart w:id="188" w:name="fig-capacity-f1"/>
           <w:p>
             <w:pPr>
               <w:pStyle w:val="Compact"/>
@@ -19646,18 +19886,18 @@
                 <wp:inline>
                   <wp:extent cx="4620126" cy="3696101"/>
                   <wp:effectExtent b="0" l="0" r="0" t="0"/>
-                  <wp:docPr descr="" title="" id="183" name="Picture"/>
+                  <wp:docPr descr="" title="" id="186" name="Picture"/>
                   <a:graphic>
                     <a:graphicData uri="http://schemas.openxmlformats.org/drawingml/2006/picture">
                       <pic:pic>
                         <pic:nvPicPr>
-                          <pic:cNvPr descr="index_files/figure-docx/fig-capacity-f1-1.png" id="184" name="Picture"/>
+                          <pic:cNvPr descr="index_files/figure-docx/fig-capacity-f1-1.png" id="187" name="Picture"/>
                           <pic:cNvPicPr>
                             <a:picLocks noChangeArrowheads="1" noChangeAspect="1"/>
                           </pic:cNvPicPr>
                         </pic:nvPicPr>
                         <pic:blipFill>
-                          <a:blip r:embed="rId182"/>
+                          <a:blip r:embed="rId185"/>
                           <a:stretch>
                             <a:fillRect/>
                           </a:stretch>
@@ -19697,38 +19937,12 @@
               <w:t xml:space="preserve">Figure 16: asd</w:t>
             </w:r>
           </w:p>
-          <w:bookmarkEnd w:id="185"/>
+          <w:bookmarkEnd w:id="188"/>
         </w:tc>
       </w:tr>
     </w:tbl>
-    <w:p>
-      <w:pPr>
-        <w:pStyle w:val="BodyText"/>
-      </w:pPr>
-      <w:r>
-        <w:rPr>
-          <w:vertAlign w:val="subscript"/>
-        </w:rPr>
-        <w:t xml:space="preserve">Source:</w:t>
-      </w:r>
-      <w:r>
-        <w:rPr>
-          <w:vertAlign w:val="subscript"/>
-        </w:rPr>
-        <w:t xml:space="preserve"> </w:t>
-      </w:r>
-      <w:hyperlink r:id="rId9">
-        <w:r>
-          <w:rPr>
-            <w:rStyle w:val="Hyperlink"/>
-            <w:vertAlign w:val="subscript"/>
-          </w:rPr>
-          <w:t xml:space="preserve">Article Notebook</w:t>
-        </w:r>
-      </w:hyperlink>
-    </w:p>
-    <w:bookmarkEnd w:id="186"/>
-    <w:bookmarkStart w:id="191" w:name="cell-fig-capacity-f2"/>
+    <w:bookmarkEnd w:id="189"/>
+    <w:bookmarkStart w:id="194" w:name="cell-fig-capacity-f2"/>
     <w:tbl>
       <w:tblPr>
         <w:tblStyle w:val="Table"/>
@@ -19742,7 +19956,7 @@
       <w:tr>
         <w:tc>
           <w:tcPr/>
-          <w:bookmarkStart w:id="190" w:name="fig-capacity-f2"/>
+          <w:bookmarkStart w:id="193" w:name="fig-capacity-f2"/>
           <w:p>
             <w:pPr>
               <w:pStyle w:val="Compact"/>
@@ -19753,18 +19967,18 @@
                 <wp:inline>
                   <wp:extent cx="4620126" cy="3696101"/>
                   <wp:effectExtent b="0" l="0" r="0" t="0"/>
-                  <wp:docPr descr="" title="" id="188" name="Picture"/>
+                  <wp:docPr descr="" title="" id="191" name="Picture"/>
                   <a:graphic>
                     <a:graphicData uri="http://schemas.openxmlformats.org/drawingml/2006/picture">
                       <pic:pic>
                         <pic:nvPicPr>
-                          <pic:cNvPr descr="index_files/figure-docx/fig-capacity-f2-1.png" id="189" name="Picture"/>
+                          <pic:cNvPr descr="index_files/figure-docx/fig-capacity-f2-1.png" id="192" name="Picture"/>
                           <pic:cNvPicPr>
                             <a:picLocks noChangeArrowheads="1" noChangeAspect="1"/>
                           </pic:cNvPicPr>
                         </pic:nvPicPr>
                         <pic:blipFill>
-                          <a:blip r:embed="rId187"/>
+                          <a:blip r:embed="rId190"/>
                           <a:stretch>
                             <a:fillRect/>
                           </a:stretch>
@@ -19804,39 +20018,13 @@
               <w:t xml:space="preserve">Figure 17: asd</w:t>
             </w:r>
           </w:p>
-          <w:bookmarkEnd w:id="190"/>
+          <w:bookmarkEnd w:id="193"/>
         </w:tc>
       </w:tr>
     </w:tbl>
-    <w:p>
-      <w:pPr>
-        <w:pStyle w:val="BodyText"/>
-      </w:pPr>
-      <w:r>
-        <w:rPr>
-          <w:vertAlign w:val="subscript"/>
-        </w:rPr>
-        <w:t xml:space="preserve">Source:</w:t>
-      </w:r>
-      <w:r>
-        <w:rPr>
-          <w:vertAlign w:val="subscript"/>
-        </w:rPr>
-        <w:t xml:space="preserve"> </w:t>
-      </w:r>
-      <w:hyperlink r:id="rId9">
-        <w:r>
-          <w:rPr>
-            <w:rStyle w:val="Hyperlink"/>
-            <w:vertAlign w:val="subscript"/>
-          </w:rPr>
-          <w:t xml:space="preserve">Article Notebook</w:t>
-        </w:r>
-      </w:hyperlink>
-    </w:p>
-    <w:bookmarkEnd w:id="191"/>
-    <w:bookmarkEnd w:id="192"/>
-    <w:bookmarkStart w:id="195" w:name="sec-fit-tobit"/>
+    <w:bookmarkEnd w:id="194"/>
+    <w:bookmarkEnd w:id="195"/>
+    <w:bookmarkStart w:id="198" w:name="sec-fit-tobit"/>
     <w:p>
       <w:pPr>
         <w:pStyle w:val="Heading3"/>
@@ -19858,7 +20046,7 @@
       <w:tr>
         <w:tc>
           <w:tcPr/>
-          <w:bookmarkStart w:id="193" w:name="tbl-glance"/>
+          <w:bookmarkStart w:id="196" w:name="tbl-glance"/>
           <w:p>
             <w:pPr>
               <w:jc w:val="center"/>
@@ -19869,7 +20057,7 @@
               <w:pStyle w:val="ImageCaption"/>
             </w:pPr>
             <w:r>
-              <w:t xml:space="preserve">Table 8: Model fit</w:t>
+              <w:t xml:space="preserve">Table 8: Model fit metrics for the Tobit model for attendance.</w:t>
             </w:r>
           </w:p>
           <w:tbl>
@@ -20050,37 +20238,11 @@
               </w:tc>
             </w:tr>
           </w:tbl>
-          <w:bookmarkEnd w:id="193"/>
+          <w:bookmarkEnd w:id="196"/>
           <w:p/>
         </w:tc>
       </w:tr>
     </w:tbl>
-    <w:p>
-      <w:pPr>
-        <w:pStyle w:val="BodyText"/>
-      </w:pPr>
-      <w:r>
-        <w:rPr>
-          <w:vertAlign w:val="subscript"/>
-        </w:rPr>
-        <w:t xml:space="preserve">Source:</w:t>
-      </w:r>
-      <w:r>
-        <w:rPr>
-          <w:vertAlign w:val="subscript"/>
-        </w:rPr>
-        <w:t xml:space="preserve"> </w:t>
-      </w:r>
-      <w:hyperlink r:id="rId9">
-        <w:r>
-          <w:rPr>
-            <w:rStyle w:val="Hyperlink"/>
-            <w:vertAlign w:val="subscript"/>
-          </w:rPr>
-          <w:t xml:space="preserve">Article Notebook</w:t>
-        </w:r>
-      </w:hyperlink>
-    </w:p>
     <w:tbl>
       <w:tblPr>
         <w:tblStyle w:val="Table"/>
@@ -20094,7 +20256,7 @@
       <w:tr>
         <w:tc>
           <w:tcPr/>
-          <w:bookmarkStart w:id="194" w:name="tbl-anova-tobit"/>
+          <w:bookmarkStart w:id="197" w:name="tbl-anova-tobit"/>
           <w:p>
             <w:pPr>
               <w:jc w:val="center"/>
@@ -20137,6 +20299,28 @@
                   <w:pPr>
                     <w:spacing w:before="0" w:after="60"/>
                     <w:keepNext/>
+                    <w:jc w:val="start"/>
+                  </w:pPr>
+                  <w:r>
+                    <w:rPr>
+                      <w:rFonts w:ascii="Calibri" w:hAnsi="Calibri"/>
+                      <w:sz w:val="20"/>
+                    </w:rPr>
+                    <w:t xml:space="default">Term</w:t>
+                  </w:r>
+                </w:p>
+              </w:tc>
+              <w:tc>
+                <w:tcPr>
+                  <w:tcBorders>
+                    <w:top w:val="single" w:sz="16" w:space="0" w:color="D3D3D3"/>
+                    <w:bottom w:val="single" w:sz="16" w:space="0" w:color="D3D3D3"/>
+                  </w:tcBorders>
+                </w:tcPr>
+                <w:p>
+                  <w:pPr>
+                    <w:spacing w:before="0" w:after="60"/>
+                    <w:keepNext/>
                     <w:jc w:val="end"/>
                   </w:pPr>
                   <w:r>
@@ -20255,6 +20439,30 @@
                   <w:pPr>
                     <w:spacing w:before="0" w:after="60"/>
                     <w:keepNext/>
+                    <w:jc w:val="start"/>
+                  </w:pPr>
+                  <w:r>
+                    <w:rPr>
+                      <w:rFonts w:ascii="Calibri" w:hAnsi="Calibri"/>
+                      <w:sz w:val="20"/>
+                    </w:rPr>
+                    <w:t xml:space="default">I(z1_quality_of_play)</w:t>
+                  </w:r>
+                </w:p>
+              </w:tc>
+              <w:tc>
+                <w:tcPr>
+                  <w:tcBorders>
+                    <w:top w:val="single" w:space="0" w:color="D3D3D3"/>
+                    <w:bottom w:val="single" w:space="0" w:color="D3D3D3"/>
+                    <w:start w:val="single" w:space="0" w:color="D3D3D3"/>
+                    <w:end w:val="single" w:space="0" w:color="D3D3D3"/>
+                  </w:tcBorders>
+                </w:tcPr>
+                <w:p>
+                  <w:pPr>
+                    <w:spacing w:before="0" w:after="60"/>
+                    <w:keepNext/>
                     <w:jc w:val="end"/>
                   </w:pPr>
                   <w:r>
@@ -20380,6 +20588,30 @@
                   <w:pPr>
                     <w:spacing w:before="0" w:after="60"/>
                     <w:keepNext/>
+                    <w:jc w:val="start"/>
+                  </w:pPr>
+                  <w:r>
+                    <w:rPr>
+                      <w:rFonts w:ascii="Calibri" w:hAnsi="Calibri"/>
+                      <w:sz w:val="20"/>
+                    </w:rPr>
+                    <w:t xml:space="default">I(z2_uncertain_outcome)</w:t>
+                  </w:r>
+                </w:p>
+              </w:tc>
+              <w:tc>
+                <w:tcPr>
+                  <w:tcBorders>
+                    <w:top w:val="single" w:space="0" w:color="D3D3D3"/>
+                    <w:bottom w:val="single" w:space="0" w:color="D3D3D3"/>
+                    <w:start w:val="single" w:space="0" w:color="D3D3D3"/>
+                    <w:end w:val="single" w:space="0" w:color="D3D3D3"/>
+                  </w:tcBorders>
+                </w:tcPr>
+                <w:p>
+                  <w:pPr>
+                    <w:spacing w:before="0" w:after="60"/>
+                    <w:keepNext/>
                     <w:jc w:val="end"/>
                   </w:pPr>
                   <w:r>
@@ -20505,6 +20737,30 @@
                   <w:pPr>
                     <w:spacing w:before="0" w:after="60"/>
                     <w:keepNext/>
+                    <w:jc w:val="start"/>
+                  </w:pPr>
+                  <w:r>
+                    <w:rPr>
+                      <w:rFonts w:ascii="Calibri" w:hAnsi="Calibri"/>
+                      <w:sz w:val="20"/>
+                    </w:rPr>
+                    <w:t xml:space="default">I(z3_loss_aversion)</w:t>
+                  </w:r>
+                </w:p>
+              </w:tc>
+              <w:tc>
+                <w:tcPr>
+                  <w:tcBorders>
+                    <w:top w:val="single" w:space="0" w:color="D3D3D3"/>
+                    <w:bottom w:val="single" w:space="0" w:color="D3D3D3"/>
+                    <w:start w:val="single" w:space="0" w:color="D3D3D3"/>
+                    <w:end w:val="single" w:space="0" w:color="D3D3D3"/>
+                  </w:tcBorders>
+                </w:tcPr>
+                <w:p>
+                  <w:pPr>
+                    <w:spacing w:before="0" w:after="60"/>
+                    <w:keepNext/>
                     <w:jc w:val="end"/>
                   </w:pPr>
                   <w:r>
@@ -20630,6 +20886,30 @@
                   <w:pPr>
                     <w:spacing w:before="0" w:after="60"/>
                     <w:keepNext/>
+                    <w:jc w:val="start"/>
+                  </w:pPr>
+                  <w:r>
+                    <w:rPr>
+                      <w:rFonts w:ascii="Calibri" w:hAnsi="Calibri"/>
+                      <w:sz w:val="20"/>
+                    </w:rPr>
+                    <w:t xml:space="default">factor(name_current)</w:t>
+                  </w:r>
+                </w:p>
+              </w:tc>
+              <w:tc>
+                <w:tcPr>
+                  <w:tcBorders>
+                    <w:top w:val="single" w:space="0" w:color="D3D3D3"/>
+                    <w:bottom w:val="single" w:space="0" w:color="D3D3D3"/>
+                    <w:start w:val="single" w:space="0" w:color="D3D3D3"/>
+                    <w:end w:val="single" w:space="0" w:color="D3D3D3"/>
+                  </w:tcBorders>
+                </w:tcPr>
+                <w:p>
+                  <w:pPr>
+                    <w:spacing w:before="0" w:after="60"/>
+                    <w:keepNext/>
                     <w:jc w:val="end"/>
                   </w:pPr>
                   <w:r>
@@ -20755,6 +21035,30 @@
                   <w:pPr>
                     <w:spacing w:before="0" w:after="60"/>
                     <w:keepNext/>
+                    <w:jc w:val="start"/>
+                  </w:pPr>
+                  <w:r>
+                    <w:rPr>
+                      <w:rFonts w:ascii="Calibri" w:hAnsi="Calibri"/>
+                      <w:sz w:val="20"/>
+                    </w:rPr>
+                    <w:t xml:space="default">median_income</w:t>
+                  </w:r>
+                </w:p>
+              </w:tc>
+              <w:tc>
+                <w:tcPr>
+                  <w:tcBorders>
+                    <w:top w:val="single" w:space="0" w:color="D3D3D3"/>
+                    <w:bottom w:val="single" w:space="0" w:color="D3D3D3"/>
+                    <w:start w:val="single" w:space="0" w:color="D3D3D3"/>
+                    <w:end w:val="single" w:space="0" w:color="D3D3D3"/>
+                  </w:tcBorders>
+                </w:tcPr>
+                <w:p>
+                  <w:pPr>
+                    <w:spacing w:before="0" w:after="60"/>
+                    <w:keepNext/>
                     <w:jc w:val="end"/>
                   </w:pPr>
                   <w:r>
@@ -20880,6 +21184,30 @@
                   <w:pPr>
                     <w:spacing w:before="0" w:after="60"/>
                     <w:keepNext/>
+                    <w:jc w:val="start"/>
+                  </w:pPr>
+                  <w:r>
+                    <w:rPr>
+                      <w:rFonts w:ascii="Calibri" w:hAnsi="Calibri"/>
+                      <w:sz w:val="20"/>
+                    </w:rPr>
+                    <w:t xml:space="default">metro_pop</w:t>
+                  </w:r>
+                </w:p>
+              </w:tc>
+              <w:tc>
+                <w:tcPr>
+                  <w:tcBorders>
+                    <w:top w:val="single" w:space="0" w:color="D3D3D3"/>
+                    <w:bottom w:val="single" w:space="0" w:color="D3D3D3"/>
+                    <w:start w:val="single" w:space="0" w:color="D3D3D3"/>
+                    <w:end w:val="single" w:space="0" w:color="D3D3D3"/>
+                  </w:tcBorders>
+                </w:tcPr>
+                <w:p>
+                  <w:pPr>
+                    <w:spacing w:before="0" w:after="60"/>
+                    <w:keepNext/>
                     <w:jc w:val="end"/>
                   </w:pPr>
                   <w:r>
@@ -21005,6 +21333,30 @@
                   <w:pPr>
                     <w:spacing w:before="0" w:after="60"/>
                     <w:keepNext/>
+                    <w:jc w:val="start"/>
+                  </w:pPr>
+                  <w:r>
+                    <w:rPr>
+                      <w:rFonts w:ascii="Calibri" w:hAnsi="Calibri"/>
+                      <w:sz w:val="20"/>
+                    </w:rPr>
+                    <w:t xml:space="default">is_cc</w:t>
+                  </w:r>
+                </w:p>
+              </w:tc>
+              <w:tc>
+                <w:tcPr>
+                  <w:tcBorders>
+                    <w:top w:val="single" w:space="0" w:color="D3D3D3"/>
+                    <w:bottom w:val="single" w:space="0" w:color="D3D3D3"/>
+                    <w:start w:val="single" w:space="0" w:color="D3D3D3"/>
+                    <w:end w:val="single" w:space="0" w:color="D3D3D3"/>
+                  </w:tcBorders>
+                </w:tcPr>
+                <w:p>
+                  <w:pPr>
+                    <w:spacing w:before="0" w:after="60"/>
+                    <w:keepNext/>
                     <w:jc w:val="end"/>
                   </w:pPr>
                   <w:r>
@@ -21130,6 +21482,30 @@
                   <w:pPr>
                     <w:spacing w:before="0" w:after="60"/>
                     <w:keepNext/>
+                    <w:jc w:val="start"/>
+                  </w:pPr>
+                  <w:r>
+                    <w:rPr>
+                      <w:rFonts w:ascii="Calibri" w:hAnsi="Calibri"/>
+                      <w:sz w:val="20"/>
+                    </w:rPr>
+                    <w:t xml:space="default">is_aw</w:t>
+                  </w:r>
+                </w:p>
+              </w:tc>
+              <w:tc>
+                <w:tcPr>
+                  <w:tcBorders>
+                    <w:top w:val="single" w:space="0" w:color="D3D3D3"/>
+                    <w:bottom w:val="single" w:space="0" w:color="D3D3D3"/>
+                    <w:start w:val="single" w:space="0" w:color="D3D3D3"/>
+                    <w:end w:val="single" w:space="0" w:color="D3D3D3"/>
+                  </w:tcBorders>
+                </w:tcPr>
+                <w:p>
+                  <w:pPr>
+                    <w:spacing w:before="0" w:after="60"/>
+                    <w:keepNext/>
                     <w:jc w:val="end"/>
                   </w:pPr>
                   <w:r>
@@ -21255,6 +21631,30 @@
                   <w:pPr>
                     <w:spacing w:before="0" w:after="60"/>
                     <w:keepNext/>
+                    <w:jc w:val="start"/>
+                  </w:pPr>
+                  <w:r>
+                    <w:rPr>
+                      <w:rFonts w:ascii="Calibri" w:hAnsi="Calibri"/>
+                      <w:sz w:val="20"/>
+                    </w:rPr>
+                    <w:t xml:space="default">factor(season_id)</w:t>
+                  </w:r>
+                </w:p>
+              </w:tc>
+              <w:tc>
+                <w:tcPr>
+                  <w:tcBorders>
+                    <w:top w:val="single" w:space="0" w:color="D3D3D3"/>
+                    <w:bottom w:val="single" w:space="0" w:color="D3D3D3"/>
+                    <w:start w:val="single" w:space="0" w:color="D3D3D3"/>
+                    <w:end w:val="single" w:space="0" w:color="D3D3D3"/>
+                  </w:tcBorders>
+                </w:tcPr>
+                <w:p>
+                  <w:pPr>
+                    <w:spacing w:before="0" w:after="60"/>
+                    <w:keepNext/>
                     <w:jc w:val="end"/>
                   </w:pPr>
                   <w:r>
@@ -21380,6 +21780,30 @@
                   <w:pPr>
                     <w:spacing w:before="0" w:after="60"/>
                     <w:keepNext/>
+                    <w:jc w:val="start"/>
+                  </w:pPr>
+                  <w:r>
+                    <w:rPr>
+                      <w:rFonts w:ascii="Calibri" w:hAnsi="Calibri"/>
+                      <w:sz w:val="20"/>
+                    </w:rPr>
+                    <w:t xml:space="default">as.character(wday(game_date, label = TRUE, abbr = FALSE))</w:t>
+                  </w:r>
+                </w:p>
+              </w:tc>
+              <w:tc>
+                <w:tcPr>
+                  <w:tcBorders>
+                    <w:top w:val="single" w:space="0" w:color="D3D3D3"/>
+                    <w:bottom w:val="single" w:space="0" w:color="D3D3D3"/>
+                    <w:start w:val="single" w:space="0" w:color="D3D3D3"/>
+                    <w:end w:val="single" w:space="0" w:color="D3D3D3"/>
+                  </w:tcBorders>
+                </w:tcPr>
+                <w:p>
+                  <w:pPr>
+                    <w:spacing w:before="0" w:after="60"/>
+                    <w:keepNext/>
                     <w:jc w:val="end"/>
                   </w:pPr>
                   <w:r>
@@ -21505,6 +21929,30 @@
                   <w:pPr>
                     <w:spacing w:before="0" w:after="60"/>
                     <w:keepNext/>
+                    <w:jc w:val="start"/>
+                  </w:pPr>
+                  <w:r>
+                    <w:rPr>
+                      <w:rFonts w:ascii="Calibri" w:hAnsi="Calibri"/>
+                      <w:sz w:val="20"/>
+                    </w:rPr>
+                    <w:t xml:space="default">as.character(month(game_date, label = TRUE, abbr = FALSE))</w:t>
+                  </w:r>
+                </w:p>
+              </w:tc>
+              <w:tc>
+                <w:tcPr>
+                  <w:tcBorders>
+                    <w:top w:val="single" w:space="0" w:color="D3D3D3"/>
+                    <w:bottom w:val="single" w:space="0" w:color="D3D3D3"/>
+                    <w:start w:val="single" w:space="0" w:color="D3D3D3"/>
+                    <w:end w:val="single" w:space="0" w:color="D3D3D3"/>
+                  </w:tcBorders>
+                </w:tcPr>
+                <w:p>
+                  <w:pPr>
+                    <w:spacing w:before="0" w:after="60"/>
+                    <w:keepNext/>
                     <w:jc w:val="end"/>
                   </w:pPr>
                   <w:r>
@@ -21630,6 +22078,30 @@
                   <w:pPr>
                     <w:spacing w:before="0" w:after="60"/>
                     <w:keepNext/>
+                    <w:jc w:val="start"/>
+                  </w:pPr>
+                  <w:r>
+                    <w:rPr>
+                      <w:rFonts w:ascii="Calibri" w:hAnsi="Calibri"/>
+                      <w:sz w:val="20"/>
+                    </w:rPr>
+                    <w:t xml:space="default">I(z1_quality_of_play):factor(season_id)</w:t>
+                  </w:r>
+                </w:p>
+              </w:tc>
+              <w:tc>
+                <w:tcPr>
+                  <w:tcBorders>
+                    <w:top w:val="single" w:space="0" w:color="D3D3D3"/>
+                    <w:bottom w:val="single" w:space="0" w:color="D3D3D3"/>
+                    <w:start w:val="single" w:space="0" w:color="D3D3D3"/>
+                    <w:end w:val="single" w:space="0" w:color="D3D3D3"/>
+                  </w:tcBorders>
+                </w:tcPr>
+                <w:p>
+                  <w:pPr>
+                    <w:spacing w:before="0" w:after="60"/>
+                    <w:keepNext/>
                     <w:jc w:val="end"/>
                   </w:pPr>
                   <w:r>
@@ -21755,6 +22227,30 @@
                   <w:pPr>
                     <w:spacing w:before="0" w:after="60"/>
                     <w:keepNext/>
+                    <w:jc w:val="start"/>
+                  </w:pPr>
+                  <w:r>
+                    <w:rPr>
+                      <w:rFonts w:ascii="Calibri" w:hAnsi="Calibri"/>
+                      <w:sz w:val="20"/>
+                    </w:rPr>
+                    <w:t xml:space="default">I(z2_uncertain_outcome):factor(season_id)</w:t>
+                  </w:r>
+                </w:p>
+              </w:tc>
+              <w:tc>
+                <w:tcPr>
+                  <w:tcBorders>
+                    <w:top w:val="single" w:space="0" w:color="D3D3D3"/>
+                    <w:bottom w:val="single" w:space="0" w:color="D3D3D3"/>
+                    <w:start w:val="single" w:space="0" w:color="D3D3D3"/>
+                    <w:end w:val="single" w:space="0" w:color="D3D3D3"/>
+                  </w:tcBorders>
+                </w:tcPr>
+                <w:p>
+                  <w:pPr>
+                    <w:spacing w:before="0" w:after="60"/>
+                    <w:keepNext/>
                     <w:jc w:val="end"/>
                   </w:pPr>
                   <w:r>
@@ -21880,6 +22376,30 @@
                   <w:pPr>
                     <w:spacing w:before="0" w:after="60"/>
                     <w:keepNext/>
+                    <w:jc w:val="start"/>
+                  </w:pPr>
+                  <w:r>
+                    <w:rPr>
+                      <w:rFonts w:ascii="Calibri" w:hAnsi="Calibri"/>
+                      <w:sz w:val="20"/>
+                    </w:rPr>
+                    <w:t xml:space="default">I(z3_loss_aversion):factor(season_id)</w:t>
+                  </w:r>
+                </w:p>
+              </w:tc>
+              <w:tc>
+                <w:tcPr>
+                  <w:tcBorders>
+                    <w:top w:val="single" w:space="0" w:color="D3D3D3"/>
+                    <w:bottom w:val="single" w:space="0" w:color="D3D3D3"/>
+                    <w:start w:val="single" w:space="0" w:color="D3D3D3"/>
+                    <w:end w:val="single" w:space="0" w:color="D3D3D3"/>
+                  </w:tcBorders>
+                </w:tcPr>
+                <w:p>
+                  <w:pPr>
+                    <w:spacing w:before="0" w:after="60"/>
+                    <w:keepNext/>
                     <w:jc w:val="end"/>
                   </w:pPr>
                   <w:r>
@@ -21989,38 +22509,12 @@
               </w:tc>
             </w:tr>
           </w:tbl>
-          <w:bookmarkEnd w:id="194"/>
+          <w:bookmarkEnd w:id="197"/>
         </w:tc>
       </w:tr>
     </w:tbl>
-    <w:p>
-      <w:pPr>
-        <w:pStyle w:val="BodyText"/>
-      </w:pPr>
-      <w:r>
-        <w:rPr>
-          <w:vertAlign w:val="subscript"/>
-        </w:rPr>
-        <w:t xml:space="preserve">Source:</w:t>
-      </w:r>
-      <w:r>
-        <w:rPr>
-          <w:vertAlign w:val="subscript"/>
-        </w:rPr>
-        <w:t xml:space="preserve"> </w:t>
-      </w:r>
-      <w:hyperlink r:id="rId9">
-        <w:r>
-          <w:rPr>
-            <w:rStyle w:val="Hyperlink"/>
-            <w:vertAlign w:val="subscript"/>
-          </w:rPr>
-          <w:t xml:space="preserve">Article Notebook</w:t>
-        </w:r>
-      </w:hyperlink>
-    </w:p>
-    <w:bookmarkEnd w:id="195"/>
-    <w:bookmarkStart w:id="198" w:name="sec-fit-papke"/>
+    <w:bookmarkEnd w:id="198"/>
+    <w:bookmarkStart w:id="201" w:name="sec-fit-papke"/>
     <w:p>
       <w:pPr>
         <w:pStyle w:val="Heading3"/>
@@ -22042,7 +22536,7 @@
       <w:tr>
         <w:tc>
           <w:tcPr/>
-          <w:bookmarkStart w:id="196" w:name="tbl-glance2"/>
+          <w:bookmarkStart w:id="199" w:name="tbl-glance2"/>
           <w:p>
             <w:pPr>
               <w:jc w:val="center"/>
@@ -22053,7 +22547,7 @@
               <w:pStyle w:val="ImageCaption"/>
             </w:pPr>
             <w:r>
-              <w:t xml:space="preserve">Table 10: Comparison of percentage of arena capacity models.</w:t>
+              <w:t xml:space="preserve">Table 10: Model fit metrics for the percentage of arena capacity model.</w:t>
             </w:r>
           </w:p>
           <w:tbl>
@@ -22289,37 +22783,11 @@
               </w:tc>
             </w:tr>
           </w:tbl>
-          <w:bookmarkEnd w:id="196"/>
+          <w:bookmarkEnd w:id="199"/>
           <w:p/>
         </w:tc>
       </w:tr>
     </w:tbl>
-    <w:p>
-      <w:pPr>
-        <w:pStyle w:val="BodyText"/>
-      </w:pPr>
-      <w:r>
-        <w:rPr>
-          <w:vertAlign w:val="subscript"/>
-        </w:rPr>
-        <w:t xml:space="preserve">Source:</w:t>
-      </w:r>
-      <w:r>
-        <w:rPr>
-          <w:vertAlign w:val="subscript"/>
-        </w:rPr>
-        <w:t xml:space="preserve"> </w:t>
-      </w:r>
-      <w:hyperlink r:id="rId9">
-        <w:r>
-          <w:rPr>
-            <w:rStyle w:val="Hyperlink"/>
-            <w:vertAlign w:val="subscript"/>
-          </w:rPr>
-          <w:t xml:space="preserve">Article Notebook</w:t>
-        </w:r>
-      </w:hyperlink>
-    </w:p>
     <w:tbl>
       <w:tblPr>
         <w:tblStyle w:val="Table"/>
@@ -22333,7 +22801,7 @@
       <w:tr>
         <w:tc>
           <w:tcPr/>
-          <w:bookmarkStart w:id="197" w:name="tbl-anova2"/>
+          <w:bookmarkStart w:id="200" w:name="tbl-anova2"/>
           <w:p>
             <w:pPr>
               <w:jc w:val="center"/>
@@ -24586,38 +25054,12 @@
               </w:tc>
             </w:tr>
           </w:tbl>
-          <w:bookmarkEnd w:id="197"/>
+          <w:bookmarkEnd w:id="200"/>
         </w:tc>
       </w:tr>
     </w:tbl>
-    <w:p>
-      <w:pPr>
-        <w:pStyle w:val="BodyText"/>
-      </w:pPr>
-      <w:r>
-        <w:rPr>
-          <w:vertAlign w:val="subscript"/>
-        </w:rPr>
-        <w:t xml:space="preserve">Source:</w:t>
-      </w:r>
-      <w:r>
-        <w:rPr>
-          <w:vertAlign w:val="subscript"/>
-        </w:rPr>
-        <w:t xml:space="preserve"> </w:t>
-      </w:r>
-      <w:hyperlink r:id="rId9">
-        <w:r>
-          <w:rPr>
-            <w:rStyle w:val="Hyperlink"/>
-            <w:vertAlign w:val="subscript"/>
-          </w:rPr>
-          <w:t xml:space="preserve">Article Notebook</w:t>
-        </w:r>
-      </w:hyperlink>
-    </w:p>
-    <w:bookmarkEnd w:id="198"/>
-    <w:bookmarkEnd w:id="199"/>
+    <w:bookmarkEnd w:id="201"/>
+    <w:bookmarkEnd w:id="202"/>
     <w:sectPr>
       <w:footnotePr>
         <w:numRestart w:val="eachSect"/>
@@ -24647,6 +25089,40 @@
       </w:r>
     </w:p>
   </w:footnote>
+  <w:footnote w:id="9">
+    <w:p>
+      <w:pPr>
+        <w:pStyle w:val="FootnoteText"/>
+      </w:pPr>
+      <w:r>
+        <w:rPr>
+          <w:rStyle w:val="FootnoteReference"/>
+        </w:rPr>
+        <w:footnoteRef/>
+      </w:r>
+      <w:r>
+        <w:t xml:space="preserve"> </w:t>
+      </w:r>
+      <w:r>
+        <w:t xml:space="preserve">For a discussion of modeling causal direction for time series data in the sports context,</w:t>
+      </w:r>
+      <w:r>
+        <w:t xml:space="preserve"> </w:t>
+      </w:r>
+      <w:r>
+        <w:t xml:space="preserve">see</w:t>
+      </w:r>
+      <w:r>
+        <w:t xml:space="preserve"> </w:t>
+      </w:r>
+      <w:r>
+        <w:t xml:space="preserve">Hall et al. (2002)</w:t>
+      </w:r>
+      <w:r>
+        <w:t xml:space="preserve">.</w:t>
+      </w:r>
+    </w:p>
+  </w:footnote>
   <w:footnote w:id="14">
     <w:p>
       <w:pPr>
@@ -24736,6 +25212,25 @@
       </w:r>
       <w:r>
         <w:t xml:space="preserve">See the previous note about possible misspecification of the uncertainty of outcome variable.</w:t>
+      </w:r>
+    </w:p>
+  </w:footnote>
+  <w:footnote w:id="107">
+    <w:p>
+      <w:pPr>
+        <w:pStyle w:val="FootnoteText"/>
+      </w:pPr>
+      <w:r>
+        <w:rPr>
+          <w:rStyle w:val="FootnoteReference"/>
+        </w:rPr>
+        <w:footnoteRef/>
+      </w:r>
+      <w:r>
+        <w:t xml:space="preserve"> </w:t>
+      </w:r>
+      <w:r>
+        <w:t xml:space="preserve">The excitement that Clark has brought to the WNBA may be reminiscent of the infusion of interest in the NBA that occurred in the early- to mid-1980s with the arrival of Magic Johnson, Larry Bird, and Michael Jordan.</w:t>
       </w:r>
     </w:p>
   </w:footnote>

--- a/index.docx
+++ b/index.docx
@@ -39,7 +39,7 @@
         <w:pStyle w:val="Date"/>
       </w:pPr>
       <w:r>
-        <w:t xml:space="preserve">2026-07-10</w:t>
+        <w:t xml:space="preserve">2026-07-11</w:t>
       </w:r>
     </w:p>
     <w:p>
@@ -1071,7 +1071,7 @@
                       <w:rFonts w:ascii="Calibri" w:hAnsi="Calibri"/>
                       <w:sz w:val="20"/>
                     </w:rPr>
-                    <w:t xml:space="default">2003-06-01</w:t>
+                    <w:t xml:space="default">2016-09-17</w:t>
                   </w:r>
                 </w:p>
               </w:tc>
@@ -1095,7 +1095,7 @@
                       <w:rFonts w:ascii="Calibri" w:hAnsi="Calibri"/>
                       <w:sz w:val="20"/>
                     </w:rPr>
-                    <w:t xml:space="default">SAN</w:t>
+                    <w:t xml:space="default">MIN</w:t>
                   </w:r>
                 </w:p>
               </w:tc>
@@ -1119,7 +1119,7 @@
                       <w:rFonts w:ascii="Calibri" w:hAnsi="Calibri"/>
                       <w:sz w:val="20"/>
                     </w:rPr>
-                    <w:t xml:space="default">CON</w:t>
+                    <w:t xml:space="default">ATL</w:t>
                   </w:r>
                 </w:p>
               </w:tc>
@@ -1143,55 +1143,55 @@
                       <w:rFonts w:ascii="Calibri" w:hAnsi="Calibri"/>
                       <w:sz w:val="20"/>
                     </w:rPr>
-                    <w:t xml:space="default">AT&amp;T Center</w:t>
-                  </w:r>
-                </w:p>
-              </w:tc>
-              <w:tc>
-                <w:tcPr>
-                  <w:tcBorders>
-                    <w:top w:val="single" w:space="0" w:color="D3D3D3"/>
-                    <w:bottom w:val="single" w:space="0" w:color="D3D3D3"/>
-                    <w:start w:val="single" w:space="0" w:color="D3D3D3"/>
-                    <w:end w:val="single" w:space="0" w:color="D3D3D3"/>
-                  </w:tcBorders>
-                </w:tcPr>
-                <w:p>
-                  <w:pPr>
-                    <w:spacing w:before="0" w:after="60"/>
-                    <w:keepNext/>
-                    <w:jc w:val="end"/>
-                  </w:pPr>
-                  <w:r>
-                    <w:rPr>
-                      <w:rFonts w:ascii="Calibri" w:hAnsi="Calibri"/>
-                      <w:sz w:val="20"/>
-                    </w:rPr>
-                    <w:t xml:space="default">7,692</w:t>
-                  </w:r>
-                </w:p>
-              </w:tc>
-              <w:tc>
-                <w:tcPr>
-                  <w:tcBorders>
-                    <w:top w:val="single" w:space="0" w:color="D3D3D3"/>
-                    <w:bottom w:val="single" w:space="0" w:color="D3D3D3"/>
-                    <w:start w:val="single" w:space="0" w:color="D3D3D3"/>
-                    <w:end w:val="single" w:space="0" w:color="D3D3D3"/>
-                  </w:tcBorders>
-                </w:tcPr>
-                <w:p>
-                  <w:pPr>
-                    <w:spacing w:before="0" w:after="60"/>
-                    <w:keepNext/>
-                    <w:jc w:val="end"/>
-                  </w:pPr>
-                  <w:r>
-                    <w:rPr>
-                      <w:rFonts w:ascii="Calibri" w:hAnsi="Calibri"/>
-                      <w:sz w:val="20"/>
-                    </w:rPr>
-                    <w:t xml:space="default">-19</w:t>
+                    <w:t xml:space="default">Target Center</w:t>
+                  </w:r>
+                </w:p>
+              </w:tc>
+              <w:tc>
+                <w:tcPr>
+                  <w:tcBorders>
+                    <w:top w:val="single" w:space="0" w:color="D3D3D3"/>
+                    <w:bottom w:val="single" w:space="0" w:color="D3D3D3"/>
+                    <w:start w:val="single" w:space="0" w:color="D3D3D3"/>
+                    <w:end w:val="single" w:space="0" w:color="D3D3D3"/>
+                  </w:tcBorders>
+                </w:tcPr>
+                <w:p>
+                  <w:pPr>
+                    <w:spacing w:before="0" w:after="60"/>
+                    <w:keepNext/>
+                    <w:jc w:val="end"/>
+                  </w:pPr>
+                  <w:r>
+                    <w:rPr>
+                      <w:rFonts w:ascii="Calibri" w:hAnsi="Calibri"/>
+                      <w:sz w:val="20"/>
+                    </w:rPr>
+                    <w:t xml:space="default">11,663</w:t>
+                  </w:r>
+                </w:p>
+              </w:tc>
+              <w:tc>
+                <w:tcPr>
+                  <w:tcBorders>
+                    <w:top w:val="single" w:space="0" w:color="D3D3D3"/>
+                    <w:bottom w:val="single" w:space="0" w:color="D3D3D3"/>
+                    <w:start w:val="single" w:space="0" w:color="D3D3D3"/>
+                    <w:end w:val="single" w:space="0" w:color="D3D3D3"/>
+                  </w:tcBorders>
+                </w:tcPr>
+                <w:p>
+                  <w:pPr>
+                    <w:spacing w:before="0" w:after="60"/>
+                    <w:keepNext/>
+                    <w:jc w:val="end"/>
+                  </w:pPr>
+                  <w:r>
+                    <w:rPr>
+                      <w:rFonts w:ascii="Calibri" w:hAnsi="Calibri"/>
+                      <w:sz w:val="20"/>
+                    </w:rPr>
+                    <w:t xml:space="default">8</w:t>
                   </w:r>
                 </w:p>
               </w:tc>
@@ -1268,7 +1268,7 @@
                       <w:rFonts w:ascii="Calibri" w:hAnsi="Calibri"/>
                       <w:sz w:val="20"/>
                     </w:rPr>
-                    <w:t xml:space="default">2002-06-20</w:t>
+                    <w:t xml:space="default">2023-05-27</w:t>
                   </w:r>
                 </w:p>
               </w:tc>
@@ -1292,7 +1292,7 @@
                       <w:rFonts w:ascii="Calibri" w:hAnsi="Calibri"/>
                       <w:sz w:val="20"/>
                     </w:rPr>
-                    <w:t xml:space="default">POR</w:t>
+                    <w:t xml:space="default">LVA</w:t>
                   </w:r>
                 </w:p>
               </w:tc>
@@ -1316,7 +1316,7 @@
                       <w:rFonts w:ascii="Calibri" w:hAnsi="Calibri"/>
                       <w:sz w:val="20"/>
                     </w:rPr>
-                    <w:t xml:space="default">IND</w:t>
+                    <w:t xml:space="default">LAS</w:t>
                   </w:r>
                 </w:p>
               </w:tc>
@@ -1340,55 +1340,55 @@
                       <w:rFonts w:ascii="Calibri" w:hAnsi="Calibri"/>
                       <w:sz w:val="20"/>
                     </w:rPr>
-                    <w:t xml:space="default">Moda Center</w:t>
-                  </w:r>
-                </w:p>
-              </w:tc>
-              <w:tc>
-                <w:tcPr>
-                  <w:tcBorders>
-                    <w:top w:val="single" w:space="0" w:color="D3D3D3"/>
-                    <w:bottom w:val="single" w:space="0" w:color="D3D3D3"/>
-                    <w:start w:val="single" w:space="0" w:color="D3D3D3"/>
-                    <w:end w:val="single" w:space="0" w:color="D3D3D3"/>
-                  </w:tcBorders>
-                </w:tcPr>
-                <w:p>
-                  <w:pPr>
-                    <w:spacing w:before="0" w:after="60"/>
-                    <w:keepNext/>
-                    <w:jc w:val="end"/>
-                  </w:pPr>
-                  <w:r>
-                    <w:rPr>
-                      <w:rFonts w:ascii="Calibri" w:hAnsi="Calibri"/>
-                      <w:sz w:val="20"/>
-                    </w:rPr>
-                    <w:t xml:space="default">6,465</w:t>
-                  </w:r>
-                </w:p>
-              </w:tc>
-              <w:tc>
-                <w:tcPr>
-                  <w:tcBorders>
-                    <w:top w:val="single" w:space="0" w:color="D3D3D3"/>
-                    <w:bottom w:val="single" w:space="0" w:color="D3D3D3"/>
-                    <w:start w:val="single" w:space="0" w:color="D3D3D3"/>
-                    <w:end w:val="single" w:space="0" w:color="D3D3D3"/>
-                  </w:tcBorders>
-                </w:tcPr>
-                <w:p>
-                  <w:pPr>
-                    <w:spacing w:before="0" w:after="60"/>
-                    <w:keepNext/>
-                    <w:jc w:val="end"/>
-                  </w:pPr>
-                  <w:r>
-                    <w:rPr>
-                      <w:rFonts w:ascii="Calibri" w:hAnsi="Calibri"/>
-                      <w:sz w:val="20"/>
-                    </w:rPr>
-                    <w:t xml:space="default">-9</w:t>
+                    <w:t xml:space="default">Michelob ULTRA Arena</w:t>
+                  </w:r>
+                </w:p>
+              </w:tc>
+              <w:tc>
+                <w:tcPr>
+                  <w:tcBorders>
+                    <w:top w:val="single" w:space="0" w:color="D3D3D3"/>
+                    <w:bottom w:val="single" w:space="0" w:color="D3D3D3"/>
+                    <w:start w:val="single" w:space="0" w:color="D3D3D3"/>
+                    <w:end w:val="single" w:space="0" w:color="D3D3D3"/>
+                  </w:tcBorders>
+                </w:tcPr>
+                <w:p>
+                  <w:pPr>
+                    <w:spacing w:before="0" w:after="60"/>
+                    <w:keepNext/>
+                    <w:jc w:val="end"/>
+                  </w:pPr>
+                  <w:r>
+                    <w:rPr>
+                      <w:rFonts w:ascii="Calibri" w:hAnsi="Calibri"/>
+                      <w:sz w:val="20"/>
+                    </w:rPr>
+                    <w:t xml:space="default">10,191</w:t>
+                  </w:r>
+                </w:p>
+              </w:tc>
+              <w:tc>
+                <w:tcPr>
+                  <w:tcBorders>
+                    <w:top w:val="single" w:space="0" w:color="D3D3D3"/>
+                    <w:bottom w:val="single" w:space="0" w:color="D3D3D3"/>
+                    <w:start w:val="single" w:space="0" w:color="D3D3D3"/>
+                    <w:end w:val="single" w:space="0" w:color="D3D3D3"/>
+                  </w:tcBorders>
+                </w:tcPr>
+                <w:p>
+                  <w:pPr>
+                    <w:spacing w:before="0" w:after="60"/>
+                    <w:keepNext/>
+                    <w:jc w:val="end"/>
+                  </w:pPr>
+                  <w:r>
+                    <w:rPr>
+                      <w:rFonts w:ascii="Calibri" w:hAnsi="Calibri"/>
+                      <w:sz w:val="20"/>
+                    </w:rPr>
+                    <w:t xml:space="default">28</w:t>
                   </w:r>
                 </w:p>
               </w:tc>
@@ -1436,7 +1436,7 @@
                       <w:rFonts w:ascii="Calibri" w:hAnsi="Calibri"/>
                       <w:sz w:val="20"/>
                     </w:rPr>
-                    <w:t xml:space="default">0</w:t>
+                    <w:t xml:space="default">1</w:t>
                   </w:r>
                 </w:p>
               </w:tc>
@@ -1465,7 +1465,7 @@
                       <w:rFonts w:ascii="Calibri" w:hAnsi="Calibri"/>
                       <w:sz w:val="20"/>
                     </w:rPr>
-                    <w:t xml:space="default">2010-07-30</w:t>
+                    <w:t xml:space="default">2014-08-10</w:t>
                   </w:r>
                 </w:p>
               </w:tc>
@@ -1489,6 +1489,30 @@
                       <w:rFonts w:ascii="Calibri" w:hAnsi="Calibri"/>
                       <w:sz w:val="20"/>
                     </w:rPr>
+                    <w:t xml:space="default">NYL</w:t>
+                  </w:r>
+                </w:p>
+              </w:tc>
+              <w:tc>
+                <w:tcPr>
+                  <w:tcBorders>
+                    <w:top w:val="single" w:space="0" w:color="D3D3D3"/>
+                    <w:bottom w:val="single" w:space="0" w:color="D3D3D3"/>
+                    <w:start w:val="single" w:space="0" w:color="D3D3D3"/>
+                    <w:end w:val="single" w:space="0" w:color="D3D3D3"/>
+                  </w:tcBorders>
+                </w:tcPr>
+                <w:p>
+                  <w:pPr>
+                    <w:spacing w:before="0" w:after="60"/>
+                    <w:keepNext/>
+                    <w:jc w:val="start"/>
+                  </w:pPr>
+                  <w:r>
+                    <w:rPr>
+                      <w:rFonts w:ascii="Calibri" w:hAnsi="Calibri"/>
+                      <w:sz w:val="20"/>
+                    </w:rPr>
                     <w:t xml:space="default">IND</w:t>
                   </w:r>
                 </w:p>
@@ -1513,79 +1537,55 @@
                       <w:rFonts w:ascii="Calibri" w:hAnsi="Calibri"/>
                       <w:sz w:val="20"/>
                     </w:rPr>
-                    <w:t xml:space="default">WAS</w:t>
-                  </w:r>
-                </w:p>
-              </w:tc>
-              <w:tc>
-                <w:tcPr>
-                  <w:tcBorders>
-                    <w:top w:val="single" w:space="0" w:color="D3D3D3"/>
-                    <w:bottom w:val="single" w:space="0" w:color="D3D3D3"/>
-                    <w:start w:val="single" w:space="0" w:color="D3D3D3"/>
-                    <w:end w:val="single" w:space="0" w:color="D3D3D3"/>
-                  </w:tcBorders>
-                </w:tcPr>
-                <w:p>
-                  <w:pPr>
-                    <w:spacing w:before="0" w:after="60"/>
-                    <w:keepNext/>
-                    <w:jc w:val="start"/>
-                  </w:pPr>
-                  <w:r>
-                    <w:rPr>
-                      <w:rFonts w:ascii="Calibri" w:hAnsi="Calibri"/>
-                      <w:sz w:val="20"/>
-                    </w:rPr>
-                    <w:t xml:space="default">Gainbridge Fieldhouse</w:t>
-                  </w:r>
-                </w:p>
-              </w:tc>
-              <w:tc>
-                <w:tcPr>
-                  <w:tcBorders>
-                    <w:top w:val="single" w:space="0" w:color="D3D3D3"/>
-                    <w:bottom w:val="single" w:space="0" w:color="D3D3D3"/>
-                    <w:start w:val="single" w:space="0" w:color="D3D3D3"/>
-                    <w:end w:val="single" w:space="0" w:color="D3D3D3"/>
-                  </w:tcBorders>
-                </w:tcPr>
-                <w:p>
-                  <w:pPr>
-                    <w:spacing w:before="0" w:after="60"/>
-                    <w:keepNext/>
-                    <w:jc w:val="end"/>
-                  </w:pPr>
-                  <w:r>
-                    <w:rPr>
-                      <w:rFonts w:ascii="Calibri" w:hAnsi="Calibri"/>
-                      <w:sz w:val="20"/>
-                    </w:rPr>
-                    <w:t xml:space="default">8,207</w:t>
-                  </w:r>
-                </w:p>
-              </w:tc>
-              <w:tc>
-                <w:tcPr>
-                  <w:tcBorders>
-                    <w:top w:val="single" w:space="0" w:color="D3D3D3"/>
-                    <w:bottom w:val="single" w:space="0" w:color="D3D3D3"/>
-                    <w:start w:val="single" w:space="0" w:color="D3D3D3"/>
-                    <w:end w:val="single" w:space="0" w:color="D3D3D3"/>
-                  </w:tcBorders>
-                </w:tcPr>
-                <w:p>
-                  <w:pPr>
-                    <w:spacing w:before="0" w:after="60"/>
-                    <w:keepNext/>
-                    <w:jc w:val="end"/>
-                  </w:pPr>
-                  <w:r>
-                    <w:rPr>
-                      <w:rFonts w:ascii="Calibri" w:hAnsi="Calibri"/>
-                      <w:sz w:val="20"/>
-                    </w:rPr>
-                    <w:t xml:space="default">-4</w:t>
+                    <w:t xml:space="default">Madison Square Garden</w:t>
+                  </w:r>
+                </w:p>
+              </w:tc>
+              <w:tc>
+                <w:tcPr>
+                  <w:tcBorders>
+                    <w:top w:val="single" w:space="0" w:color="D3D3D3"/>
+                    <w:bottom w:val="single" w:space="0" w:color="D3D3D3"/>
+                    <w:start w:val="single" w:space="0" w:color="D3D3D3"/>
+                    <w:end w:val="single" w:space="0" w:color="D3D3D3"/>
+                  </w:tcBorders>
+                </w:tcPr>
+                <w:p>
+                  <w:pPr>
+                    <w:spacing w:before="0" w:after="60"/>
+                    <w:keepNext/>
+                    <w:jc w:val="end"/>
+                  </w:pPr>
+                  <w:r>
+                    <w:rPr>
+                      <w:rFonts w:ascii="Calibri" w:hAnsi="Calibri"/>
+                      <w:sz w:val="20"/>
+                    </w:rPr>
+                    <w:t xml:space="default">8,482</w:t>
+                  </w:r>
+                </w:p>
+              </w:tc>
+              <w:tc>
+                <w:tcPr>
+                  <w:tcBorders>
+                    <w:top w:val="single" w:space="0" w:color="D3D3D3"/>
+                    <w:bottom w:val="single" w:space="0" w:color="D3D3D3"/>
+                    <w:start w:val="single" w:space="0" w:color="D3D3D3"/>
+                    <w:end w:val="single" w:space="0" w:color="D3D3D3"/>
+                  </w:tcBorders>
+                </w:tcPr>
+                <w:p>
+                  <w:pPr>
+                    <w:spacing w:before="0" w:after="60"/>
+                    <w:keepNext/>
+                    <w:jc w:val="end"/>
+                  </w:pPr>
+                  <w:r>
+                    <w:rPr>
+                      <w:rFonts w:ascii="Calibri" w:hAnsi="Calibri"/>
+                      <w:sz w:val="20"/>
+                    </w:rPr>
+                    <w:t xml:space="default">-14</w:t>
                   </w:r>
                 </w:p>
               </w:tc>
@@ -1662,7 +1662,7 @@
                       <w:rFonts w:ascii="Calibri" w:hAnsi="Calibri"/>
                       <w:sz w:val="20"/>
                     </w:rPr>
-                    <w:t xml:space="default">2005-08-27</w:t>
+                    <w:t xml:space="default">2011-08-09</w:t>
                   </w:r>
                 </w:p>
               </w:tc>
@@ -1710,7 +1710,7 @@
                       <w:rFonts w:ascii="Calibri" w:hAnsi="Calibri"/>
                       <w:sz w:val="20"/>
                     </w:rPr>
-                    <w:t xml:space="default">NYL</w:t>
+                    <w:t xml:space="default">SAN</w:t>
                   </w:r>
                 </w:p>
               </w:tc>
@@ -1758,31 +1758,31 @@
                       <w:rFonts w:ascii="Calibri" w:hAnsi="Calibri"/>
                       <w:sz w:val="20"/>
                     </w:rPr>
-                    <w:t xml:space="default">9,823</w:t>
-                  </w:r>
-                </w:p>
-              </w:tc>
-              <w:tc>
-                <w:tcPr>
-                  <w:tcBorders>
-                    <w:top w:val="single" w:space="0" w:color="D3D3D3"/>
-                    <w:bottom w:val="single" w:space="0" w:color="D3D3D3"/>
-                    <w:start w:val="single" w:space="0" w:color="D3D3D3"/>
-                    <w:end w:val="single" w:space="0" w:color="D3D3D3"/>
-                  </w:tcBorders>
-                </w:tcPr>
-                <w:p>
-                  <w:pPr>
-                    <w:spacing w:before="0" w:after="60"/>
-                    <w:keepNext/>
-                    <w:jc w:val="end"/>
-                  </w:pPr>
-                  <w:r>
-                    <w:rPr>
-                      <w:rFonts w:ascii="Calibri" w:hAnsi="Calibri"/>
-                      <w:sz w:val="20"/>
-                    </w:rPr>
-                    <w:t xml:space="default">25</w:t>
+                    <w:t xml:space="default">7,520</w:t>
+                  </w:r>
+                </w:p>
+              </w:tc>
+              <w:tc>
+                <w:tcPr>
+                  <w:tcBorders>
+                    <w:top w:val="single" w:space="0" w:color="D3D3D3"/>
+                    <w:bottom w:val="single" w:space="0" w:color="D3D3D3"/>
+                    <w:start w:val="single" w:space="0" w:color="D3D3D3"/>
+                    <w:end w:val="single" w:space="0" w:color="D3D3D3"/>
+                  </w:tcBorders>
+                </w:tcPr>
+                <w:p>
+                  <w:pPr>
+                    <w:spacing w:before="0" w:after="60"/>
+                    <w:keepNext/>
+                    <w:jc w:val="end"/>
+                  </w:pPr>
+                  <w:r>
+                    <w:rPr>
+                      <w:rFonts w:ascii="Calibri" w:hAnsi="Calibri"/>
+                      <w:sz w:val="20"/>
+                    </w:rPr>
+                    <w:t xml:space="default">13</w:t>
                   </w:r>
                 </w:p>
               </w:tc>
@@ -1859,7 +1859,7 @@
                       <w:rFonts w:ascii="Calibri" w:hAnsi="Calibri"/>
                       <w:sz w:val="20"/>
                     </w:rPr>
-                    <w:t xml:space="default">2007-08-03</w:t>
+                    <w:t xml:space="default">2025-06-22</w:t>
                   </w:r>
                 </w:p>
               </w:tc>
@@ -1883,7 +1883,7 @@
                       <w:rFonts w:ascii="Calibri" w:hAnsi="Calibri"/>
                       <w:sz w:val="20"/>
                     </w:rPr>
-                    <w:t xml:space="default">HOU</w:t>
+                    <w:t xml:space="default">ATL</w:t>
                   </w:r>
                 </w:p>
               </w:tc>
@@ -1907,7 +1907,7 @@
                       <w:rFonts w:ascii="Calibri" w:hAnsi="Calibri"/>
                       <w:sz w:val="20"/>
                     </w:rPr>
-                    <w:t xml:space="default">LAS</w:t>
+                    <w:t xml:space="default">CHI</w:t>
                   </w:r>
                 </w:p>
               </w:tc>
@@ -1931,55 +1931,55 @@
                       <w:rFonts w:ascii="Calibri" w:hAnsi="Calibri"/>
                       <w:sz w:val="20"/>
                     </w:rPr>
-                    <w:t xml:space="default">Toyota Center</w:t>
-                  </w:r>
-                </w:p>
-              </w:tc>
-              <w:tc>
-                <w:tcPr>
-                  <w:tcBorders>
-                    <w:top w:val="single" w:space="0" w:color="D3D3D3"/>
-                    <w:bottom w:val="single" w:space="0" w:color="D3D3D3"/>
-                    <w:start w:val="single" w:space="0" w:color="D3D3D3"/>
-                    <w:end w:val="single" w:space="0" w:color="D3D3D3"/>
-                  </w:tcBorders>
-                </w:tcPr>
-                <w:p>
-                  <w:pPr>
-                    <w:spacing w:before="0" w:after="60"/>
-                    <w:keepNext/>
-                    <w:jc w:val="end"/>
-                  </w:pPr>
-                  <w:r>
-                    <w:rPr>
-                      <w:rFonts w:ascii="Calibri" w:hAnsi="Calibri"/>
-                      <w:sz w:val="20"/>
-                    </w:rPr>
-                    <w:t xml:space="default">10,031</w:t>
-                  </w:r>
-                </w:p>
-              </w:tc>
-              <w:tc>
-                <w:tcPr>
-                  <w:tcBorders>
-                    <w:top w:val="single" w:space="0" w:color="D3D3D3"/>
-                    <w:bottom w:val="single" w:space="0" w:color="D3D3D3"/>
-                    <w:start w:val="single" w:space="0" w:color="D3D3D3"/>
-                    <w:end w:val="single" w:space="0" w:color="D3D3D3"/>
-                  </w:tcBorders>
-                </w:tcPr>
-                <w:p>
-                  <w:pPr>
-                    <w:spacing w:before="0" w:after="60"/>
-                    <w:keepNext/>
-                    <w:jc w:val="end"/>
-                  </w:pPr>
-                  <w:r>
-                    <w:rPr>
-                      <w:rFonts w:ascii="Calibri" w:hAnsi="Calibri"/>
-                      <w:sz w:val="20"/>
-                    </w:rPr>
-                    <w:t xml:space="default">10</w:t>
+                    <w:t xml:space="default">Gateway Center Arena @ College Park</w:t>
+                  </w:r>
+                </w:p>
+              </w:tc>
+              <w:tc>
+                <w:tcPr>
+                  <w:tcBorders>
+                    <w:top w:val="single" w:space="0" w:color="D3D3D3"/>
+                    <w:bottom w:val="single" w:space="0" w:color="D3D3D3"/>
+                    <w:start w:val="single" w:space="0" w:color="D3D3D3"/>
+                    <w:end w:val="single" w:space="0" w:color="D3D3D3"/>
+                  </w:tcBorders>
+                </w:tcPr>
+                <w:p>
+                  <w:pPr>
+                    <w:spacing w:before="0" w:after="60"/>
+                    <w:keepNext/>
+                    <w:jc w:val="end"/>
+                  </w:pPr>
+                  <w:r>
+                    <w:rPr>
+                      <w:rFonts w:ascii="Calibri" w:hAnsi="Calibri"/>
+                      <w:sz w:val="20"/>
+                    </w:rPr>
+                    <w:t xml:space="default">3,283</w:t>
+                  </w:r>
+                </w:p>
+              </w:tc>
+              <w:tc>
+                <w:tcPr>
+                  <w:tcBorders>
+                    <w:top w:val="single" w:space="0" w:color="D3D3D3"/>
+                    <w:bottom w:val="single" w:space="0" w:color="D3D3D3"/>
+                    <w:start w:val="single" w:space="0" w:color="D3D3D3"/>
+                    <w:end w:val="single" w:space="0" w:color="D3D3D3"/>
+                  </w:tcBorders>
+                </w:tcPr>
+                <w:p>
+                  <w:pPr>
+                    <w:spacing w:before="0" w:after="60"/>
+                    <w:keepNext/>
+                    <w:jc w:val="end"/>
+                  </w:pPr>
+                  <w:r>
+                    <w:rPr>
+                      <w:rFonts w:ascii="Calibri" w:hAnsi="Calibri"/>
+                      <w:sz w:val="20"/>
+                    </w:rPr>
+                    <w:t xml:space="default">13</w:t>
                   </w:r>
                 </w:p>
               </w:tc>
@@ -2056,7 +2056,7 @@
                       <w:rFonts w:ascii="Calibri" w:hAnsi="Calibri"/>
                       <w:sz w:val="20"/>
                     </w:rPr>
-                    <w:t xml:space="default">2024-07-05</w:t>
+                    <w:t xml:space="default">2018-06-15</w:t>
                   </w:r>
                 </w:p>
               </w:tc>
@@ -2104,7 +2104,7 @@
                       <w:rFonts w:ascii="Calibri" w:hAnsi="Calibri"/>
                       <w:sz w:val="20"/>
                     </w:rPr>
-                    <w:t xml:space="default">ATL</w:t>
+                    <w:t xml:space="default">LVA</w:t>
                   </w:r>
                 </w:p>
               </w:tc>
@@ -2152,31 +2152,31 @@
                       <w:rFonts w:ascii="Calibri" w:hAnsi="Calibri"/>
                       <w:sz w:val="20"/>
                     </w:rPr>
-                    <w:t xml:space="default">5,872</w:t>
-                  </w:r>
-                </w:p>
-              </w:tc>
-              <w:tc>
-                <w:tcPr>
-                  <w:tcBorders>
-                    <w:top w:val="single" w:space="0" w:color="D3D3D3"/>
-                    <w:bottom w:val="single" w:space="0" w:color="D3D3D3"/>
-                    <w:start w:val="single" w:space="0" w:color="D3D3D3"/>
-                    <w:end w:val="single" w:space="0" w:color="D3D3D3"/>
-                  </w:tcBorders>
-                </w:tcPr>
-                <w:p>
-                  <w:pPr>
-                    <w:spacing w:before="0" w:after="60"/>
-                    <w:keepNext/>
-                    <w:jc w:val="end"/>
-                  </w:pPr>
-                  <w:r>
-                    <w:rPr>
-                      <w:rFonts w:ascii="Calibri" w:hAnsi="Calibri"/>
-                      <w:sz w:val="20"/>
-                    </w:rPr>
-                    <w:t xml:space="default">3</w:t>
+                    <w:t xml:space="default">4,549</w:t>
+                  </w:r>
+                </w:p>
+              </w:tc>
+              <w:tc>
+                <w:tcPr>
+                  <w:tcBorders>
+                    <w:top w:val="single" w:space="0" w:color="D3D3D3"/>
+                    <w:bottom w:val="single" w:space="0" w:color="D3D3D3"/>
+                    <w:start w:val="single" w:space="0" w:color="D3D3D3"/>
+                    <w:end w:val="single" w:space="0" w:color="D3D3D3"/>
+                  </w:tcBorders>
+                </w:tcPr>
+                <w:p>
+                  <w:pPr>
+                    <w:spacing w:before="0" w:after="60"/>
+                    <w:keepNext/>
+                    <w:jc w:val="end"/>
+                  </w:pPr>
+                  <w:r>
+                    <w:rPr>
+                      <w:rFonts w:ascii="Calibri" w:hAnsi="Calibri"/>
+                      <w:sz w:val="20"/>
+                    </w:rPr>
+                    <w:t xml:space="default">10</w:t>
                   </w:r>
                 </w:p>
               </w:tc>
@@ -2224,7 +2224,7 @@
                       <w:rFonts w:ascii="Calibri" w:hAnsi="Calibri"/>
                       <w:sz w:val="20"/>
                     </w:rPr>
-                    <w:t xml:space="default">0</w:t>
+                    <w:t xml:space="default">1</w:t>
                   </w:r>
                 </w:p>
               </w:tc>
@@ -2253,7 +2253,7 @@
                       <w:rFonts w:ascii="Calibri" w:hAnsi="Calibri"/>
                       <w:sz w:val="20"/>
                     </w:rPr>
-                    <w:t xml:space="default">2002-07-28</w:t>
+                    <w:t xml:space="default">2025-06-21</w:t>
                   </w:r>
                 </w:p>
               </w:tc>
@@ -2277,6 +2277,30 @@
                       <w:rFonts w:ascii="Calibri" w:hAnsi="Calibri"/>
                       <w:sz w:val="20"/>
                     </w:rPr>
+                    <w:t xml:space="default">MIN</w:t>
+                  </w:r>
+                </w:p>
+              </w:tc>
+              <w:tc>
+                <w:tcPr>
+                  <w:tcBorders>
+                    <w:top w:val="single" w:space="0" w:color="D3D3D3"/>
+                    <w:bottom w:val="single" w:space="0" w:color="D3D3D3"/>
+                    <w:start w:val="single" w:space="0" w:color="D3D3D3"/>
+                    <w:end w:val="single" w:space="0" w:color="D3D3D3"/>
+                  </w:tcBorders>
+                </w:tcPr>
+                <w:p>
+                  <w:pPr>
+                    <w:spacing w:before="0" w:after="60"/>
+                    <w:keepNext/>
+                    <w:jc w:val="start"/>
+                  </w:pPr>
+                  <w:r>
+                    <w:rPr>
+                      <w:rFonts w:ascii="Calibri" w:hAnsi="Calibri"/>
+                      <w:sz w:val="20"/>
+                    </w:rPr>
                     <w:t xml:space="default">LAS</w:t>
                   </w:r>
                 </w:p>
@@ -2301,79 +2325,55 @@
                       <w:rFonts w:ascii="Calibri" w:hAnsi="Calibri"/>
                       <w:sz w:val="20"/>
                     </w:rPr>
-                    <w:t xml:space="default">IND</w:t>
-                  </w:r>
-                </w:p>
-              </w:tc>
-              <w:tc>
-                <w:tcPr>
-                  <w:tcBorders>
-                    <w:top w:val="single" w:space="0" w:color="D3D3D3"/>
-                    <w:bottom w:val="single" w:space="0" w:color="D3D3D3"/>
-                    <w:start w:val="single" w:space="0" w:color="D3D3D3"/>
-                    <w:end w:val="single" w:space="0" w:color="D3D3D3"/>
-                  </w:tcBorders>
-                </w:tcPr>
-                <w:p>
-                  <w:pPr>
-                    <w:spacing w:before="0" w:after="60"/>
-                    <w:keepNext/>
-                    <w:jc w:val="start"/>
-                  </w:pPr>
-                  <w:r>
-                    <w:rPr>
-                      <w:rFonts w:ascii="Calibri" w:hAnsi="Calibri"/>
-                      <w:sz w:val="20"/>
-                    </w:rPr>
-                    <w:t xml:space="default">Crypto.com Arena</w:t>
-                  </w:r>
-                </w:p>
-              </w:tc>
-              <w:tc>
-                <w:tcPr>
-                  <w:tcBorders>
-                    <w:top w:val="single" w:space="0" w:color="D3D3D3"/>
-                    <w:bottom w:val="single" w:space="0" w:color="D3D3D3"/>
-                    <w:start w:val="single" w:space="0" w:color="D3D3D3"/>
-                    <w:end w:val="single" w:space="0" w:color="D3D3D3"/>
-                  </w:tcBorders>
-                </w:tcPr>
-                <w:p>
-                  <w:pPr>
-                    <w:spacing w:before="0" w:after="60"/>
-                    <w:keepNext/>
-                    <w:jc w:val="end"/>
-                  </w:pPr>
-                  <w:r>
-                    <w:rPr>
-                      <w:rFonts w:ascii="Calibri" w:hAnsi="Calibri"/>
-                      <w:sz w:val="20"/>
-                    </w:rPr>
-                    <w:t xml:space="default">13,141</w:t>
-                  </w:r>
-                </w:p>
-              </w:tc>
-              <w:tc>
-                <w:tcPr>
-                  <w:tcBorders>
-                    <w:top w:val="single" w:space="0" w:color="D3D3D3"/>
-                    <w:bottom w:val="single" w:space="0" w:color="D3D3D3"/>
-                    <w:start w:val="single" w:space="0" w:color="D3D3D3"/>
-                    <w:end w:val="single" w:space="0" w:color="D3D3D3"/>
-                  </w:tcBorders>
-                </w:tcPr>
-                <w:p>
-                  <w:pPr>
-                    <w:spacing w:before="0" w:after="60"/>
-                    <w:keepNext/>
-                    <w:jc w:val="end"/>
-                  </w:pPr>
-                  <w:r>
-                    <w:rPr>
-                      <w:rFonts w:ascii="Calibri" w:hAnsi="Calibri"/>
-                      <w:sz w:val="20"/>
-                    </w:rPr>
-                    <w:t xml:space="default">18</w:t>
+                    <w:t xml:space="default">Target Center</w:t>
+                  </w:r>
+                </w:p>
+              </w:tc>
+              <w:tc>
+                <w:tcPr>
+                  <w:tcBorders>
+                    <w:top w:val="single" w:space="0" w:color="D3D3D3"/>
+                    <w:bottom w:val="single" w:space="0" w:color="D3D3D3"/>
+                    <w:start w:val="single" w:space="0" w:color="D3D3D3"/>
+                    <w:end w:val="single" w:space="0" w:color="D3D3D3"/>
+                  </w:tcBorders>
+                </w:tcPr>
+                <w:p>
+                  <w:pPr>
+                    <w:spacing w:before="0" w:after="60"/>
+                    <w:keepNext/>
+                    <w:jc w:val="end"/>
+                  </w:pPr>
+                  <w:r>
+                    <w:rPr>
+                      <w:rFonts w:ascii="Calibri" w:hAnsi="Calibri"/>
+                      <w:sz w:val="20"/>
+                    </w:rPr>
+                    <w:t xml:space="default">8,777</w:t>
+                  </w:r>
+                </w:p>
+              </w:tc>
+              <w:tc>
+                <w:tcPr>
+                  <w:tcBorders>
+                    <w:top w:val="single" w:space="0" w:color="D3D3D3"/>
+                    <w:bottom w:val="single" w:space="0" w:color="D3D3D3"/>
+                    <w:start w:val="single" w:space="0" w:color="D3D3D3"/>
+                    <w:end w:val="single" w:space="0" w:color="D3D3D3"/>
+                  </w:tcBorders>
+                </w:tcPr>
+                <w:p>
+                  <w:pPr>
+                    <w:spacing w:before="0" w:after="60"/>
+                    <w:keepNext/>
+                    <w:jc w:val="end"/>
+                  </w:pPr>
+                  <w:r>
+                    <w:rPr>
+                      <w:rFonts w:ascii="Calibri" w:hAnsi="Calibri"/>
+                      <w:sz w:val="20"/>
+                    </w:rPr>
+                    <w:t xml:space="default">16</w:t>
                   </w:r>
                 </w:p>
               </w:tc>
@@ -2450,7 +2450,7 @@
                       <w:rFonts w:ascii="Calibri" w:hAnsi="Calibri"/>
                       <w:sz w:val="20"/>
                     </w:rPr>
-                    <w:t xml:space="default">2015-08-02</w:t>
+                    <w:t xml:space="default">2021-08-24</w:t>
                   </w:r>
                 </w:p>
               </w:tc>
@@ -2498,7 +2498,7 @@
                       <w:rFonts w:ascii="Calibri" w:hAnsi="Calibri"/>
                       <w:sz w:val="20"/>
                     </w:rPr>
-                    <w:t xml:space="default">PHO</w:t>
+                    <w:t xml:space="default">CHI</w:t>
                   </w:r>
                 </w:p>
               </w:tc>
@@ -2522,55 +2522,55 @@
                       <w:rFonts w:ascii="Calibri" w:hAnsi="Calibri"/>
                       <w:sz w:val="20"/>
                     </w:rPr>
-                    <w:t xml:space="default">State Farm Arena</w:t>
-                  </w:r>
-                </w:p>
-              </w:tc>
-              <w:tc>
-                <w:tcPr>
-                  <w:tcBorders>
-                    <w:top w:val="single" w:space="0" w:color="D3D3D3"/>
-                    <w:bottom w:val="single" w:space="0" w:color="D3D3D3"/>
-                    <w:start w:val="single" w:space="0" w:color="D3D3D3"/>
-                    <w:end w:val="single" w:space="0" w:color="D3D3D3"/>
-                  </w:tcBorders>
-                </w:tcPr>
-                <w:p>
-                  <w:pPr>
-                    <w:spacing w:before="0" w:after="60"/>
-                    <w:keepNext/>
-                    <w:jc w:val="end"/>
-                  </w:pPr>
-                  <w:r>
-                    <w:rPr>
-                      <w:rFonts w:ascii="Calibri" w:hAnsi="Calibri"/>
-                      <w:sz w:val="20"/>
-                    </w:rPr>
-                    <w:t xml:space="default">7,352</w:t>
-                  </w:r>
-                </w:p>
-              </w:tc>
-              <w:tc>
-                <w:tcPr>
-                  <w:tcBorders>
-                    <w:top w:val="single" w:space="0" w:color="D3D3D3"/>
-                    <w:bottom w:val="single" w:space="0" w:color="D3D3D3"/>
-                    <w:start w:val="single" w:space="0" w:color="D3D3D3"/>
-                    <w:end w:val="single" w:space="0" w:color="D3D3D3"/>
-                  </w:tcBorders>
-                </w:tcPr>
-                <w:p>
-                  <w:pPr>
-                    <w:spacing w:before="0" w:after="60"/>
-                    <w:keepNext/>
-                    <w:jc w:val="end"/>
-                  </w:pPr>
-                  <w:r>
-                    <w:rPr>
-                      <w:rFonts w:ascii="Calibri" w:hAnsi="Calibri"/>
-                      <w:sz w:val="20"/>
-                    </w:rPr>
-                    <w:t xml:space="default">-3</w:t>
+                    <w:t xml:space="default">Gateway Center Arena @ College Park</w:t>
+                  </w:r>
+                </w:p>
+              </w:tc>
+              <w:tc>
+                <w:tcPr>
+                  <w:tcBorders>
+                    <w:top w:val="single" w:space="0" w:color="D3D3D3"/>
+                    <w:bottom w:val="single" w:space="0" w:color="D3D3D3"/>
+                    <w:start w:val="single" w:space="0" w:color="D3D3D3"/>
+                    <w:end w:val="single" w:space="0" w:color="D3D3D3"/>
+                  </w:tcBorders>
+                </w:tcPr>
+                <w:p>
+                  <w:pPr>
+                    <w:spacing w:before="0" w:after="60"/>
+                    <w:keepNext/>
+                    <w:jc w:val="end"/>
+                  </w:pPr>
+                  <w:r>
+                    <w:rPr>
+                      <w:rFonts w:ascii="Calibri" w:hAnsi="Calibri"/>
+                      <w:sz w:val="20"/>
+                    </w:rPr>
+                    <w:t xml:space="default">1,292</w:t>
+                  </w:r>
+                </w:p>
+              </w:tc>
+              <w:tc>
+                <w:tcPr>
+                  <w:tcBorders>
+                    <w:top w:val="single" w:space="0" w:color="D3D3D3"/>
+                    <w:bottom w:val="single" w:space="0" w:color="D3D3D3"/>
+                    <w:start w:val="single" w:space="0" w:color="D3D3D3"/>
+                    <w:end w:val="single" w:space="0" w:color="D3D3D3"/>
+                  </w:tcBorders>
+                </w:tcPr>
+                <w:p>
+                  <w:pPr>
+                    <w:spacing w:before="0" w:after="60"/>
+                    <w:keepNext/>
+                    <w:jc w:val="end"/>
+                  </w:pPr>
+                  <w:r>
+                    <w:rPr>
+                      <w:rFonts w:ascii="Calibri" w:hAnsi="Calibri"/>
+                      <w:sz w:val="20"/>
+                    </w:rPr>
+                    <w:t xml:space="default">-7</w:t>
                   </w:r>
                 </w:p>
               </w:tc>
@@ -2647,7 +2647,7 @@
                       <w:rFonts w:ascii="Calibri" w:hAnsi="Calibri"/>
                       <w:sz w:val="20"/>
                     </w:rPr>
-                    <w:t xml:space="default">2008-06-28</w:t>
+                    <w:t xml:space="default">2019-06-09</w:t>
                   </w:r>
                 </w:p>
               </w:tc>
@@ -2671,7 +2671,7 @@
                       <w:rFonts w:ascii="Calibri" w:hAnsi="Calibri"/>
                       <w:sz w:val="20"/>
                     </w:rPr>
-                    <w:t xml:space="default">HOU</w:t>
+                    <w:t xml:space="default">ATL</w:t>
                   </w:r>
                 </w:p>
               </w:tc>
@@ -2695,7 +2695,7 @@
                       <w:rFonts w:ascii="Calibri" w:hAnsi="Calibri"/>
                       <w:sz w:val="20"/>
                     </w:rPr>
-                    <w:t xml:space="default">IND</w:t>
+                    <w:t xml:space="default">CON</w:t>
                   </w:r>
                 </w:p>
               </w:tc>
@@ -2719,55 +2719,55 @@
                       <w:rFonts w:ascii="Calibri" w:hAnsi="Calibri"/>
                       <w:sz w:val="20"/>
                     </w:rPr>
-                    <w:t xml:space="default">Reliant Arena</w:t>
-                  </w:r>
-                </w:p>
-              </w:tc>
-              <w:tc>
-                <w:tcPr>
-                  <w:tcBorders>
-                    <w:top w:val="single" w:space="0" w:color="D3D3D3"/>
-                    <w:bottom w:val="single" w:space="0" w:color="D3D3D3"/>
-                    <w:start w:val="single" w:space="0" w:color="D3D3D3"/>
-                    <w:end w:val="single" w:space="0" w:color="D3D3D3"/>
-                  </w:tcBorders>
-                </w:tcPr>
-                <w:p>
-                  <w:pPr>
-                    <w:spacing w:before="0" w:after="60"/>
-                    <w:keepNext/>
-                    <w:jc w:val="end"/>
-                  </w:pPr>
-                  <w:r>
-                    <w:rPr>
-                      <w:rFonts w:ascii="Calibri" w:hAnsi="Calibri"/>
-                      <w:sz w:val="20"/>
-                    </w:rPr>
-                    <w:t xml:space="default">7,008</w:t>
-                  </w:r>
-                </w:p>
-              </w:tc>
-              <w:tc>
-                <w:tcPr>
-                  <w:tcBorders>
-                    <w:top w:val="single" w:space="0" w:color="D3D3D3"/>
-                    <w:bottom w:val="single" w:space="0" w:color="D3D3D3"/>
-                    <w:start w:val="single" w:space="0" w:color="D3D3D3"/>
-                    <w:end w:val="single" w:space="0" w:color="D3D3D3"/>
-                  </w:tcBorders>
-                </w:tcPr>
-                <w:p>
-                  <w:pPr>
-                    <w:spacing w:before="0" w:after="60"/>
-                    <w:keepNext/>
-                    <w:jc w:val="end"/>
-                  </w:pPr>
-                  <w:r>
-                    <w:rPr>
-                      <w:rFonts w:ascii="Calibri" w:hAnsi="Calibri"/>
-                      <w:sz w:val="20"/>
-                    </w:rPr>
-                    <w:t xml:space="default">14</w:t>
+                    <w:t xml:space="default">State Farm Arena</w:t>
+                  </w:r>
+                </w:p>
+              </w:tc>
+              <w:tc>
+                <w:tcPr>
+                  <w:tcBorders>
+                    <w:top w:val="single" w:space="0" w:color="D3D3D3"/>
+                    <w:bottom w:val="single" w:space="0" w:color="D3D3D3"/>
+                    <w:start w:val="single" w:space="0" w:color="D3D3D3"/>
+                    <w:end w:val="single" w:space="0" w:color="D3D3D3"/>
+                  </w:tcBorders>
+                </w:tcPr>
+                <w:p>
+                  <w:pPr>
+                    <w:spacing w:before="0" w:after="60"/>
+                    <w:keepNext/>
+                    <w:jc w:val="end"/>
+                  </w:pPr>
+                  <w:r>
+                    <w:rPr>
+                      <w:rFonts w:ascii="Calibri" w:hAnsi="Calibri"/>
+                      <w:sz w:val="20"/>
+                    </w:rPr>
+                    <w:t xml:space="default">3,082</w:t>
+                  </w:r>
+                </w:p>
+              </w:tc>
+              <w:tc>
+                <w:tcPr>
+                  <w:tcBorders>
+                    <w:top w:val="single" w:space="0" w:color="D3D3D3"/>
+                    <w:bottom w:val="single" w:space="0" w:color="D3D3D3"/>
+                    <w:start w:val="single" w:space="0" w:color="D3D3D3"/>
+                    <w:end w:val="single" w:space="0" w:color="D3D3D3"/>
+                  </w:tcBorders>
+                </w:tcPr>
+                <w:p>
+                  <w:pPr>
+                    <w:spacing w:before="0" w:after="60"/>
+                    <w:keepNext/>
+                    <w:jc w:val="end"/>
+                  </w:pPr>
+                  <w:r>
+                    <w:rPr>
+                      <w:rFonts w:ascii="Calibri" w:hAnsi="Calibri"/>
+                      <w:sz w:val="20"/>
+                    </w:rPr>
+                    <w:t xml:space="default">-6</w:t>
                   </w:r>
                 </w:p>
               </w:tc>
@@ -2844,7 +2844,7 @@
                       <w:rFonts w:ascii="Calibri" w:hAnsi="Calibri"/>
                       <w:sz w:val="20"/>
                     </w:rPr>
-                    <w:t xml:space="default">2018-07-20</w:t>
+                    <w:t xml:space="default">2001-06-07</w:t>
                   </w:r>
                 </w:p>
               </w:tc>
@@ -2868,7 +2868,7 @@
                       <w:rFonts w:ascii="Calibri" w:hAnsi="Calibri"/>
                       <w:sz w:val="20"/>
                     </w:rPr>
-                    <w:t xml:space="default">CON</w:t>
+                    <w:t xml:space="default">HOU</w:t>
                   </w:r>
                 </w:p>
               </w:tc>
@@ -2892,7 +2892,7 @@
                       <w:rFonts w:ascii="Calibri" w:hAnsi="Calibri"/>
                       <w:sz w:val="20"/>
                     </w:rPr>
-                    <w:t xml:space="default">SEA</w:t>
+                    <w:t xml:space="default">DET</w:t>
                   </w:r>
                 </w:p>
               </w:tc>
@@ -2916,55 +2916,55 @@
                       <w:rFonts w:ascii="Calibri" w:hAnsi="Calibri"/>
                       <w:sz w:val="20"/>
                     </w:rPr>
-                    <w:t xml:space="default">Mohegan Sun Arena</w:t>
-                  </w:r>
-                </w:p>
-              </w:tc>
-              <w:tc>
-                <w:tcPr>
-                  <w:tcBorders>
-                    <w:top w:val="single" w:space="0" w:color="D3D3D3"/>
-                    <w:bottom w:val="single" w:space="0" w:color="D3D3D3"/>
-                    <w:start w:val="single" w:space="0" w:color="D3D3D3"/>
-                    <w:end w:val="single" w:space="0" w:color="D3D3D3"/>
-                  </w:tcBorders>
-                </w:tcPr>
-                <w:p>
-                  <w:pPr>
-                    <w:spacing w:before="0" w:after="60"/>
-                    <w:keepNext/>
-                    <w:jc w:val="end"/>
-                  </w:pPr>
-                  <w:r>
-                    <w:rPr>
-                      <w:rFonts w:ascii="Calibri" w:hAnsi="Calibri"/>
-                      <w:sz w:val="20"/>
-                    </w:rPr>
-                    <w:t xml:space="default">7,908</w:t>
-                  </w:r>
-                </w:p>
-              </w:tc>
-              <w:tc>
-                <w:tcPr>
-                  <w:tcBorders>
-                    <w:top w:val="single" w:space="0" w:color="D3D3D3"/>
-                    <w:bottom w:val="single" w:space="0" w:color="D3D3D3"/>
-                    <w:start w:val="single" w:space="0" w:color="D3D3D3"/>
-                    <w:end w:val="single" w:space="0" w:color="D3D3D3"/>
-                  </w:tcBorders>
-                </w:tcPr>
-                <w:p>
-                  <w:pPr>
-                    <w:spacing w:before="0" w:after="60"/>
-                    <w:keepNext/>
-                    <w:jc w:val="end"/>
-                  </w:pPr>
-                  <w:r>
-                    <w:rPr>
-                      <w:rFonts w:ascii="Calibri" w:hAnsi="Calibri"/>
-                      <w:sz w:val="20"/>
-                    </w:rPr>
-                    <w:t xml:space="default">-13</w:t>
+                    <w:t xml:space="default">Compaq Center</w:t>
+                  </w:r>
+                </w:p>
+              </w:tc>
+              <w:tc>
+                <w:tcPr>
+                  <w:tcBorders>
+                    <w:top w:val="single" w:space="0" w:color="D3D3D3"/>
+                    <w:bottom w:val="single" w:space="0" w:color="D3D3D3"/>
+                    <w:start w:val="single" w:space="0" w:color="D3D3D3"/>
+                    <w:end w:val="single" w:space="0" w:color="D3D3D3"/>
+                  </w:tcBorders>
+                </w:tcPr>
+                <w:p>
+                  <w:pPr>
+                    <w:spacing w:before="0" w:after="60"/>
+                    <w:keepNext/>
+                    <w:jc w:val="end"/>
+                  </w:pPr>
+                  <w:r>
+                    <w:rPr>
+                      <w:rFonts w:ascii="Calibri" w:hAnsi="Calibri"/>
+                      <w:sz w:val="20"/>
+                    </w:rPr>
+                    <w:t xml:space="default">9,538</w:t>
+                  </w:r>
+                </w:p>
+              </w:tc>
+              <w:tc>
+                <w:tcPr>
+                  <w:tcBorders>
+                    <w:top w:val="single" w:space="0" w:color="D3D3D3"/>
+                    <w:bottom w:val="single" w:space="0" w:color="D3D3D3"/>
+                    <w:start w:val="single" w:space="0" w:color="D3D3D3"/>
+                    <w:end w:val="single" w:space="0" w:color="D3D3D3"/>
+                  </w:tcBorders>
+                </w:tcPr>
+                <w:p>
+                  <w:pPr>
+                    <w:spacing w:before="0" w:after="60"/>
+                    <w:keepNext/>
+                    <w:jc w:val="end"/>
+                  </w:pPr>
+                  <w:r>
+                    <w:rPr>
+                      <w:rFonts w:ascii="Calibri" w:hAnsi="Calibri"/>
+                      <w:sz w:val="20"/>
+                    </w:rPr>
+                    <w:t xml:space="default">21</w:t>
                   </w:r>
                 </w:p>
               </w:tc>
@@ -4383,6 +4383,12 @@
           <w:bCs/>
         </w:rPr>
         <w:t xml:space="preserve">elo</w:t>
+      </w:r>
+      <w:r>
+        <w:t xml:space="preserve"> </w:t>
+      </w:r>
+      <w:r>
+        <w:t xml:space="preserve">(Heinzen 2023)</w:t>
       </w:r>
       <w:r>
         <w:t xml:space="preserve"> </w:t>
@@ -11635,6 +11641,12 @@
         <w:t xml:space="preserve"> </w:t>
       </w:r>
       <w:r>
+        <w:t xml:space="preserve">(Yee 2025)</w:t>
+      </w:r>
+      <w:r>
+        <w:t xml:space="preserve"> </w:t>
+      </w:r>
+      <w:r>
         <w:t xml:space="preserve">package.</w:t>
       </w:r>
     </w:p>
@@ -11719,6 +11731,12 @@
           <w:bCs/>
         </w:rPr>
         <w:t xml:space="preserve">sandwich</w:t>
+      </w:r>
+      <w:r>
+        <w:t xml:space="preserve"> </w:t>
+      </w:r>
+      <w:r>
+        <w:t xml:space="preserve">(Zeileis and Lumley 2024)</w:t>
       </w:r>
       <w:r>
         <w:t xml:space="preserve"> </w:t>
@@ -18256,7 +18274,7 @@
     </w:p>
     <w:bookmarkEnd w:id="108"/>
     <w:bookmarkEnd w:id="109"/>
-    <w:bookmarkStart w:id="168" w:name="references"/>
+    <w:bookmarkStart w:id="176" w:name="references"/>
     <w:p>
       <w:pPr>
         <w:pStyle w:val="Heading2"/>
@@ -18265,7 +18283,7 @@
         <w:t xml:space="preserve">References</w:t>
       </w:r>
     </w:p>
-    <w:bookmarkStart w:id="167" w:name="refs"/>
+    <w:bookmarkStart w:id="175" w:name="refs"/>
     <w:bookmarkStart w:id="111" w:name="ref-AghaBerri2023"/>
     <w:p>
       <w:pPr>
@@ -18752,7 +18770,44 @@
       </w:r>
     </w:p>
     <w:bookmarkEnd w:id="130"/>
-    <w:bookmarkStart w:id="132" w:name="ref-horowitz2007if"/>
+    <w:bookmarkStart w:id="132" w:name="ref-R-elo"/>
+    <w:p>
+      <w:pPr>
+        <w:pStyle w:val="Bibliography"/>
+      </w:pPr>
+      <w:r>
+        <w:t xml:space="preserve">Heinzen, Ethan. 2023.</w:t>
+      </w:r>
+      <w:r>
+        <w:t xml:space="preserve"> </w:t>
+      </w:r>
+      <w:r>
+        <w:rPr>
+          <w:i/>
+          <w:iCs/>
+        </w:rPr>
+        <w:t xml:space="preserve">Elo: Ranking Teams by Elo Rating and Comparable Methods</w:t>
+      </w:r>
+      <w:r>
+        <w:t xml:space="preserve">.</w:t>
+      </w:r>
+      <w:r>
+        <w:t xml:space="preserve"> </w:t>
+      </w:r>
+      <w:hyperlink r:id="rId131">
+        <w:r>
+          <w:rPr>
+            <w:rStyle w:val="Hyperlink"/>
+          </w:rPr>
+          <w:t xml:space="preserve">https://github.com/eheinzen/elo</w:t>
+        </w:r>
+      </w:hyperlink>
+      <w:r>
+        <w:t xml:space="preserve">.</w:t>
+      </w:r>
+    </w:p>
+    <w:bookmarkEnd w:id="132"/>
+    <w:bookmarkStart w:id="134" w:name="ref-horowitz2007if"/>
     <w:p>
       <w:pPr>
         <w:pStyle w:val="Bibliography"/>
@@ -18785,7 +18840,7 @@
       <w:r>
         <w:t xml:space="preserve"> </w:t>
       </w:r>
-      <w:hyperlink r:id="rId131">
+      <w:hyperlink r:id="rId133">
         <w:r>
           <w:rPr>
             <w:rStyle w:val="Hyperlink"/>
@@ -18797,8 +18852,8 @@
         <w:t xml:space="preserve">.</w:t>
       </w:r>
     </w:p>
-    <w:bookmarkEnd w:id="132"/>
-    <w:bookmarkStart w:id="134" w:name="ref-kim2023winning"/>
+    <w:bookmarkEnd w:id="134"/>
+    <w:bookmarkStart w:id="136" w:name="ref-kim2023winning"/>
     <w:p>
       <w:pPr>
         <w:pStyle w:val="Bibliography"/>
@@ -18831,7 +18886,7 @@
       <w:r>
         <w:t xml:space="preserve"> </w:t>
       </w:r>
-      <w:hyperlink r:id="rId133">
+      <w:hyperlink r:id="rId135">
         <w:r>
           <w:rPr>
             <w:rStyle w:val="Hyperlink"/>
@@ -18843,8 +18898,8 @@
         <w:t xml:space="preserve">.</w:t>
       </w:r>
     </w:p>
-    <w:bookmarkEnd w:id="134"/>
-    <w:bookmarkStart w:id="136" w:name="ref-lemke2010estimating"/>
+    <w:bookmarkEnd w:id="136"/>
+    <w:bookmarkStart w:id="138" w:name="ref-lemke2010estimating"/>
     <w:p>
       <w:pPr>
         <w:pStyle w:val="Bibliography"/>
@@ -18877,7 +18932,7 @@
       <w:r>
         <w:t xml:space="preserve"> </w:t>
       </w:r>
-      <w:hyperlink r:id="rId135">
+      <w:hyperlink r:id="rId137">
         <w:r>
           <w:rPr>
             <w:rStyle w:val="Hyperlink"/>
@@ -18889,8 +18944,8 @@
         <w:t xml:space="preserve">.</w:t>
       </w:r>
     </w:p>
-    <w:bookmarkEnd w:id="136"/>
-    <w:bookmarkStart w:id="138" w:name="ref-leslie2022football"/>
+    <w:bookmarkEnd w:id="138"/>
+    <w:bookmarkStart w:id="140" w:name="ref-leslie2022football"/>
     <w:p>
       <w:pPr>
         <w:pStyle w:val="Bibliography"/>
@@ -18923,7 +18978,7 @@
       <w:r>
         <w:t xml:space="preserve"> </w:t>
       </w:r>
-      <w:hyperlink r:id="rId137">
+      <w:hyperlink r:id="rId139">
         <w:r>
           <w:rPr>
             <w:rStyle w:val="Hyperlink"/>
@@ -18935,8 +18990,8 @@
         <w:t xml:space="preserve">.</w:t>
       </w:r>
     </w:p>
-    <w:bookmarkEnd w:id="138"/>
-    <w:bookmarkStart w:id="140" w:name="ref-mackinnon1985some"/>
+    <w:bookmarkEnd w:id="140"/>
+    <w:bookmarkStart w:id="142" w:name="ref-mackinnon1985some"/>
     <w:p>
       <w:pPr>
         <w:pStyle w:val="Bibliography"/>
@@ -18969,7 +19024,7 @@
       <w:r>
         <w:t xml:space="preserve"> </w:t>
       </w:r>
-      <w:hyperlink r:id="rId139">
+      <w:hyperlink r:id="rId141">
         <w:r>
           <w:rPr>
             <w:rStyle w:val="Hyperlink"/>
@@ -18981,8 +19036,8 @@
         <w:t xml:space="preserve">.</w:t>
       </w:r>
     </w:p>
-    <w:bookmarkEnd w:id="140"/>
-    <w:bookmarkStart w:id="142" w:name="ref-mcdonald1980uses"/>
+    <w:bookmarkEnd w:id="142"/>
+    <w:bookmarkStart w:id="144" w:name="ref-mcdonald1980uses"/>
     <w:p>
       <w:pPr>
         <w:pStyle w:val="Bibliography"/>
@@ -19024,7 +19079,7 @@
       <w:r>
         <w:t xml:space="preserve"> </w:t>
       </w:r>
-      <w:hyperlink r:id="rId141">
+      <w:hyperlink r:id="rId143">
         <w:r>
           <w:rPr>
             <w:rStyle w:val="Hyperlink"/>
@@ -19036,8 +19091,8 @@
         <w:t xml:space="preserve">.</w:t>
       </w:r>
     </w:p>
-    <w:bookmarkEnd w:id="142"/>
-    <w:bookmarkStart w:id="144" w:name="ref-neale1964peculiar"/>
+    <w:bookmarkEnd w:id="144"/>
+    <w:bookmarkStart w:id="146" w:name="ref-neale1964peculiar"/>
     <w:p>
       <w:pPr>
         <w:pStyle w:val="Bibliography"/>
@@ -19070,7 +19125,7 @@
       <w:r>
         <w:t xml:space="preserve"> </w:t>
       </w:r>
-      <w:hyperlink r:id="rId143">
+      <w:hyperlink r:id="rId145">
         <w:r>
           <w:rPr>
             <w:rStyle w:val="Hyperlink"/>
@@ -19082,8 +19137,8 @@
         <w:t xml:space="preserve">.</w:t>
       </w:r>
     </w:p>
-    <w:bookmarkEnd w:id="144"/>
-    <w:bookmarkStart w:id="145" w:name="ref-noll1974attendance"/>
+    <w:bookmarkEnd w:id="146"/>
+    <w:bookmarkStart w:id="147" w:name="ref-noll1974attendance"/>
     <w:p>
       <w:pPr>
         <w:pStyle w:val="Bibliography"/>
@@ -19105,8 +19160,8 @@
         <w:t xml:space="preserve">. Edited by Roger G Noll. Washington, D.C.: Brookings Institution.</w:t>
       </w:r>
     </w:p>
-    <w:bookmarkEnd w:id="145"/>
-    <w:bookmarkStart w:id="147" w:name="ref-papke1996econometric"/>
+    <w:bookmarkEnd w:id="147"/>
+    <w:bookmarkStart w:id="149" w:name="ref-papke1996econometric"/>
     <w:p>
       <w:pPr>
         <w:pStyle w:val="Bibliography"/>
@@ -19139,7 +19194,7 @@
       <w:r>
         <w:t xml:space="preserve"> </w:t>
       </w:r>
-      <w:hyperlink r:id="rId146">
+      <w:hyperlink r:id="rId148">
         <w:r>
           <w:rPr>
             <w:rStyle w:val="Hyperlink"/>
@@ -19151,8 +19206,8 @@
         <w:t xml:space="preserve">.</w:t>
       </w:r>
     </w:p>
-    <w:bookmarkEnd w:id="147"/>
-    <w:bookmarkStart w:id="149" w:name="ref-paul2019attendance"/>
+    <w:bookmarkEnd w:id="149"/>
+    <w:bookmarkStart w:id="151" w:name="ref-paul2019attendance"/>
     <w:p>
       <w:pPr>
         <w:pStyle w:val="Bibliography"/>
@@ -19185,7 +19240,7 @@
       <w:r>
         <w:t xml:space="preserve"> </w:t>
       </w:r>
-      <w:hyperlink r:id="rId148">
+      <w:hyperlink r:id="rId150">
         <w:r>
           <w:rPr>
             <w:rStyle w:val="Hyperlink"/>
@@ -19197,8 +19252,8 @@
         <w:t xml:space="preserve">.</w:t>
       </w:r>
     </w:p>
-    <w:bookmarkEnd w:id="149"/>
-    <w:bookmarkStart w:id="150" w:name="ref-PerlineNobleStoldt2018"/>
+    <w:bookmarkEnd w:id="151"/>
+    <w:bookmarkStart w:id="152" w:name="ref-PerlineNobleStoldt2018"/>
     <w:p>
       <w:pPr>
         <w:pStyle w:val="Bibliography"/>
@@ -19241,8 +19296,8 @@
         <w:t xml:space="preserve">21.</w:t>
       </w:r>
     </w:p>
-    <w:bookmarkEnd w:id="150"/>
-    <w:bookmarkStart w:id="152" w:name="ref-rottenberg1956baseball"/>
+    <w:bookmarkEnd w:id="152"/>
+    <w:bookmarkStart w:id="154" w:name="ref-rottenberg1956baseball"/>
     <w:p>
       <w:pPr>
         <w:pStyle w:val="Bibliography"/>
@@ -19275,7 +19330,7 @@
       <w:r>
         <w:t xml:space="preserve"> </w:t>
       </w:r>
-      <w:hyperlink r:id="rId151">
+      <w:hyperlink r:id="rId153">
         <w:r>
           <w:rPr>
             <w:rStyle w:val="Hyperlink"/>
@@ -19287,8 +19342,8 @@
         <w:t xml:space="preserve">.</w:t>
       </w:r>
     </w:p>
-    <w:bookmarkEnd w:id="152"/>
-    <w:bookmarkStart w:id="154" w:name="ref-tobin1958estimation"/>
+    <w:bookmarkEnd w:id="154"/>
+    <w:bookmarkStart w:id="156" w:name="ref-tobin1958estimation"/>
     <w:p>
       <w:pPr>
         <w:pStyle w:val="Bibliography"/>
@@ -19318,7 +19373,7 @@
       <w:r>
         <w:t xml:space="preserve"> </w:t>
       </w:r>
-      <w:hyperlink r:id="rId153">
+      <w:hyperlink r:id="rId155">
         <w:r>
           <w:rPr>
             <w:rStyle w:val="Hyperlink"/>
@@ -19330,8 +19385,45 @@
         <w:t xml:space="preserve">.</w:t>
       </w:r>
     </w:p>
-    <w:bookmarkEnd w:id="154"/>
-    <w:bookmarkStart w:id="156" w:name="ref-wasserstein2016asa"/>
+    <w:bookmarkEnd w:id="156"/>
+    <w:bookmarkStart w:id="158" w:name="ref-R-tidycensus"/>
+    <w:p>
+      <w:pPr>
+        <w:pStyle w:val="Bibliography"/>
+      </w:pPr>
+      <w:r>
+        <w:t xml:space="preserve">Walker, Kyle, and Matt Herman. 2026.</w:t>
+      </w:r>
+      <w:r>
+        <w:t xml:space="preserve"> </w:t>
+      </w:r>
+      <w:r>
+        <w:rPr>
+          <w:i/>
+          <w:iCs/>
+        </w:rPr>
+        <w:t xml:space="preserve">Tidycensus: Load US Census Boundary and Attribute Data as Tidyverse and Sf-Ready Data Frames</w:t>
+      </w:r>
+      <w:r>
+        <w:t xml:space="preserve">.</w:t>
+      </w:r>
+      <w:r>
+        <w:t xml:space="preserve"> </w:t>
+      </w:r>
+      <w:hyperlink r:id="rId157">
+        <w:r>
+          <w:rPr>
+            <w:rStyle w:val="Hyperlink"/>
+          </w:rPr>
+          <w:t xml:space="preserve">https://walker-data.com/tidycensus/</w:t>
+        </w:r>
+      </w:hyperlink>
+      <w:r>
+        <w:t xml:space="preserve">.</w:t>
+      </w:r>
+    </w:p>
+    <w:bookmarkEnd w:id="158"/>
+    <w:bookmarkStart w:id="160" w:name="ref-wasserstein2016asa"/>
     <w:p>
       <w:pPr>
         <w:pStyle w:val="Bibliography"/>
@@ -19364,7 +19456,7 @@
       <w:r>
         <w:t xml:space="preserve"> </w:t>
       </w:r>
-      <w:hyperlink r:id="rId155">
+      <w:hyperlink r:id="rId159">
         <w:r>
           <w:rPr>
             <w:rStyle w:val="Hyperlink"/>
@@ -19376,8 +19468,8 @@
         <w:t xml:space="preserve">.</w:t>
       </w:r>
     </w:p>
-    <w:bookmarkEnd w:id="156"/>
-    <w:bookmarkStart w:id="158" w:name="ref-wasserstein2019moving"/>
+    <w:bookmarkEnd w:id="160"/>
+    <w:bookmarkStart w:id="162" w:name="ref-wasserstein2019moving"/>
     <w:p>
       <w:pPr>
         <w:pStyle w:val="Bibliography"/>
@@ -19419,7 +19511,7 @@
       <w:r>
         <w:t xml:space="preserve"> </w:t>
       </w:r>
-      <w:hyperlink r:id="rId157">
+      <w:hyperlink r:id="rId161">
         <w:r>
           <w:rPr>
             <w:rStyle w:val="Hyperlink"/>
@@ -19431,8 +19523,8 @@
         <w:t xml:space="preserve">.</w:t>
       </w:r>
     </w:p>
-    <w:bookmarkEnd w:id="158"/>
-    <w:bookmarkStart w:id="160" w:name="ref-wiseman2003team"/>
+    <w:bookmarkEnd w:id="162"/>
+    <w:bookmarkStart w:id="164" w:name="ref-wiseman2003team"/>
     <w:p>
       <w:pPr>
         <w:pStyle w:val="Bibliography"/>
@@ -19465,7 +19557,7 @@
       <w:r>
         <w:t xml:space="preserve"> </w:t>
       </w:r>
-      <w:hyperlink r:id="rId159">
+      <w:hyperlink r:id="rId163">
         <w:r>
           <w:rPr>
             <w:rStyle w:val="Hyperlink"/>
@@ -19477,8 +19569,8 @@
         <w:t xml:space="preserve">.</w:t>
       </w:r>
     </w:p>
-    <w:bookmarkEnd w:id="160"/>
-    <w:bookmarkStart w:id="162" w:name="ref-wnba2024recordseason"/>
+    <w:bookmarkEnd w:id="164"/>
+    <w:bookmarkStart w:id="166" w:name="ref-wnba2024recordseason"/>
     <w:p>
       <w:pPr>
         <w:pStyle w:val="Bibliography"/>
@@ -19495,7 +19587,7 @@
       <w:r>
         <w:t xml:space="preserve"> </w:t>
       </w:r>
-      <w:hyperlink r:id="rId161">
+      <w:hyperlink r:id="rId165">
         <w:r>
           <w:rPr>
             <w:rStyle w:val="Hyperlink"/>
@@ -19507,8 +19599,8 @@
         <w:t xml:space="preserve">.</w:t>
       </w:r>
     </w:p>
-    <w:bookmarkEnd w:id="162"/>
-    <w:bookmarkStart w:id="164" w:name="ref-woltring2018attendance"/>
+    <w:bookmarkEnd w:id="166"/>
+    <w:bookmarkStart w:id="168" w:name="ref-woltring2018attendance"/>
     <w:p>
       <w:pPr>
         <w:pStyle w:val="Bibliography"/>
@@ -19538,7 +19630,7 @@
       <w:r>
         <w:t xml:space="preserve"> </w:t>
       </w:r>
-      <w:hyperlink r:id="rId163">
+      <w:hyperlink r:id="rId167">
         <w:r>
           <w:rPr>
             <w:rStyle w:val="Hyperlink"/>
@@ -19550,8 +19642,82 @@
         <w:t xml:space="preserve">.</w:t>
       </w:r>
     </w:p>
-    <w:bookmarkEnd w:id="164"/>
-    <w:bookmarkStart w:id="166" w:name="ref-AcrossTheTimeline"/>
+    <w:bookmarkEnd w:id="168"/>
+    <w:bookmarkStart w:id="170" w:name="ref-R-VGAM"/>
+    <w:p>
+      <w:pPr>
+        <w:pStyle w:val="Bibliography"/>
+      </w:pPr>
+      <w:r>
+        <w:t xml:space="preserve">Yee, Thomas. 2025.</w:t>
+      </w:r>
+      <w:r>
+        <w:t xml:space="preserve"> </w:t>
+      </w:r>
+      <w:r>
+        <w:rPr>
+          <w:i/>
+          <w:iCs/>
+        </w:rPr>
+        <w:t xml:space="preserve">VGAM: Vector Generalized Linear and Additive Models</w:t>
+      </w:r>
+      <w:r>
+        <w:t xml:space="preserve">.</w:t>
+      </w:r>
+      <w:r>
+        <w:t xml:space="preserve"> </w:t>
+      </w:r>
+      <w:hyperlink r:id="rId169">
+        <w:r>
+          <w:rPr>
+            <w:rStyle w:val="Hyperlink"/>
+          </w:rPr>
+          <w:t xml:space="preserve">https://www.stat.auckland.ac.nz/~yee/VGAM/</w:t>
+        </w:r>
+      </w:hyperlink>
+      <w:r>
+        <w:t xml:space="preserve">.</w:t>
+      </w:r>
+    </w:p>
+    <w:bookmarkEnd w:id="170"/>
+    <w:bookmarkStart w:id="172" w:name="ref-R-sandwich"/>
+    <w:p>
+      <w:pPr>
+        <w:pStyle w:val="Bibliography"/>
+      </w:pPr>
+      <w:r>
+        <w:t xml:space="preserve">Zeileis, Achim, and Thomas Lumley. 2024.</w:t>
+      </w:r>
+      <w:r>
+        <w:t xml:space="preserve"> </w:t>
+      </w:r>
+      <w:r>
+        <w:rPr>
+          <w:i/>
+          <w:iCs/>
+        </w:rPr>
+        <w:t xml:space="preserve">Sandwich: Robust Covariance Matrix Estimators</w:t>
+      </w:r>
+      <w:r>
+        <w:t xml:space="preserve">.</w:t>
+      </w:r>
+      <w:r>
+        <w:t xml:space="preserve"> </w:t>
+      </w:r>
+      <w:hyperlink r:id="rId171">
+        <w:r>
+          <w:rPr>
+            <w:rStyle w:val="Hyperlink"/>
+          </w:rPr>
+          <w:t xml:space="preserve">https://sandwich.R-Forge.R-project.org/</w:t>
+        </w:r>
+      </w:hyperlink>
+      <w:r>
+        <w:t xml:space="preserve">.</w:t>
+      </w:r>
+    </w:p>
+    <w:bookmarkEnd w:id="172"/>
+    <w:bookmarkStart w:id="174" w:name="ref-AcrossTheTimeline"/>
     <w:p>
       <w:pPr>
         <w:pStyle w:val="Bibliography"/>
@@ -19575,7 +19741,7 @@
       <w:r>
         <w:t xml:space="preserve"> </w:t>
       </w:r>
-      <w:hyperlink r:id="rId165">
+      <w:hyperlink r:id="rId173">
         <w:r>
           <w:rPr>
             <w:rStyle w:val="Hyperlink"/>
@@ -19587,10 +19753,10 @@
         <w:t xml:space="preserve">.</w:t>
       </w:r>
     </w:p>
-    <w:bookmarkEnd w:id="166"/>
-    <w:bookmarkEnd w:id="167"/>
-    <w:bookmarkEnd w:id="168"/>
-    <w:bookmarkStart w:id="202" w:name="appendix"/>
+    <w:bookmarkEnd w:id="174"/>
+    <w:bookmarkEnd w:id="175"/>
+    <w:bookmarkEnd w:id="176"/>
+    <w:bookmarkStart w:id="210" w:name="appendix"/>
     <w:p>
       <w:pPr>
         <w:pStyle w:val="Heading2"/>
@@ -19599,7 +19765,7 @@
         <w:t xml:space="preserve">6 Appendix</w:t>
       </w:r>
     </w:p>
-    <w:bookmarkStart w:id="174" w:name="distribution-of-fan-engagement"/>
+    <w:bookmarkStart w:id="182" w:name="distribution-of-fan-engagement"/>
     <w:p>
       <w:pPr>
         <w:pStyle w:val="Heading3"/>
@@ -19608,7 +19774,7 @@
         <w:t xml:space="preserve">6.1 Distribution of fan engagement</w:t>
       </w:r>
     </w:p>
-    <w:bookmarkStart w:id="173" w:name="cell-fig-rescaled"/>
+    <w:bookmarkStart w:id="181" w:name="cell-fig-rescaled"/>
     <w:tbl>
       <w:tblPr>
         <w:tblStyle w:val="Table"/>
@@ -19622,7 +19788,7 @@
       <w:tr>
         <w:tc>
           <w:tcPr/>
-          <w:bookmarkStart w:id="172" w:name="fig-rescaled"/>
+          <w:bookmarkStart w:id="180" w:name="fig-rescaled"/>
           <w:p>
             <w:pPr>
               <w:pStyle w:val="Compact"/>
@@ -19633,18 +19799,18 @@
                 <wp:inline>
                   <wp:extent cx="4620126" cy="3696101"/>
                   <wp:effectExtent b="0" l="0" r="0" t="0"/>
-                  <wp:docPr descr="" title="" id="170" name="Picture"/>
+                  <wp:docPr descr="" title="" id="178" name="Picture"/>
                   <a:graphic>
                     <a:graphicData uri="http://schemas.openxmlformats.org/drawingml/2006/picture">
                       <pic:pic>
                         <pic:nvPicPr>
-                          <pic:cNvPr descr="index_files/figure-docx/fig-rescaled-1.png" id="171" name="Picture"/>
+                          <pic:cNvPr descr="index_files/figure-docx/fig-rescaled-1.png" id="179" name="Picture"/>
                           <pic:cNvPicPr>
                             <a:picLocks noChangeArrowheads="1" noChangeAspect="1"/>
                           </pic:cNvPicPr>
                         </pic:nvPicPr>
                         <pic:blipFill>
-                          <a:blip r:embed="rId169"/>
+                          <a:blip r:embed="rId177"/>
                           <a:stretch>
                             <a:fillRect/>
                           </a:stretch>
@@ -19684,13 +19850,13 @@
               <w:t xml:space="preserve">Figure 13: Distribution of fan engagement variables after rescaling.</w:t>
             </w:r>
           </w:p>
-          <w:bookmarkEnd w:id="172"/>
+          <w:bookmarkEnd w:id="180"/>
         </w:tc>
       </w:tr>
     </w:tbl>
-    <w:bookmarkEnd w:id="173"/>
-    <w:bookmarkEnd w:id="174"/>
-    <w:bookmarkStart w:id="195" w:name="X9ace4710bf5d1740b4f2eb03d92c7bb21252161"/>
+    <w:bookmarkEnd w:id="181"/>
+    <w:bookmarkEnd w:id="182"/>
+    <w:bookmarkStart w:id="203" w:name="X9ace4710bf5d1740b4f2eb03d92c7bb21252161"/>
     <w:p>
       <w:pPr>
         <w:pStyle w:val="Heading3"/>
@@ -19699,7 +19865,7 @@
         <w:t xml:space="preserve">6.2 Relationship between attendance and fan engagement</w:t>
       </w:r>
     </w:p>
-    <w:bookmarkStart w:id="179" w:name="cell-fig-attend-f1"/>
+    <w:bookmarkStart w:id="187" w:name="cell-fig-attend-f1"/>
     <w:tbl>
       <w:tblPr>
         <w:tblStyle w:val="Table"/>
@@ -19713,7 +19879,7 @@
       <w:tr>
         <w:tc>
           <w:tcPr/>
-          <w:bookmarkStart w:id="178" w:name="fig-attend-f1"/>
+          <w:bookmarkStart w:id="186" w:name="fig-attend-f1"/>
           <w:p>
             <w:pPr>
               <w:pStyle w:val="Compact"/>
@@ -19724,18 +19890,18 @@
                 <wp:inline>
                   <wp:extent cx="4620126" cy="3696101"/>
                   <wp:effectExtent b="0" l="0" r="0" t="0"/>
-                  <wp:docPr descr="" title="" id="176" name="Picture"/>
+                  <wp:docPr descr="" title="" id="184" name="Picture"/>
                   <a:graphic>
                     <a:graphicData uri="http://schemas.openxmlformats.org/drawingml/2006/picture">
                       <pic:pic>
                         <pic:nvPicPr>
-                          <pic:cNvPr descr="index_files/figure-docx/fig-attend-f1-1.png" id="177" name="Picture"/>
+                          <pic:cNvPr descr="index_files/figure-docx/fig-attend-f1-1.png" id="185" name="Picture"/>
                           <pic:cNvPicPr>
                             <a:picLocks noChangeArrowheads="1" noChangeAspect="1"/>
                           </pic:cNvPicPr>
                         </pic:nvPicPr>
                         <pic:blipFill>
-                          <a:blip r:embed="rId175"/>
+                          <a:blip r:embed="rId183"/>
                           <a:stretch>
                             <a:fillRect/>
                           </a:stretch>
@@ -19775,12 +19941,12 @@
               <w:t xml:space="preserve">Figure 14: WNBA game attendance by season, against normalized quality of play.</w:t>
             </w:r>
           </w:p>
-          <w:bookmarkEnd w:id="178"/>
+          <w:bookmarkEnd w:id="186"/>
         </w:tc>
       </w:tr>
     </w:tbl>
-    <w:bookmarkEnd w:id="179"/>
-    <w:bookmarkStart w:id="184" w:name="cell-fig-attend-f2"/>
+    <w:bookmarkEnd w:id="187"/>
+    <w:bookmarkStart w:id="192" w:name="cell-fig-attend-f2"/>
     <w:tbl>
       <w:tblPr>
         <w:tblStyle w:val="Table"/>
@@ -19794,7 +19960,7 @@
       <w:tr>
         <w:tc>
           <w:tcPr/>
-          <w:bookmarkStart w:id="183" w:name="fig-attend-f2"/>
+          <w:bookmarkStart w:id="191" w:name="fig-attend-f2"/>
           <w:p>
             <w:pPr>
               <w:pStyle w:val="Compact"/>
@@ -19805,18 +19971,18 @@
                 <wp:inline>
                   <wp:extent cx="4620126" cy="3696101"/>
                   <wp:effectExtent b="0" l="0" r="0" t="0"/>
-                  <wp:docPr descr="" title="" id="181" name="Picture"/>
+                  <wp:docPr descr="" title="" id="189" name="Picture"/>
                   <a:graphic>
                     <a:graphicData uri="http://schemas.openxmlformats.org/drawingml/2006/picture">
                       <pic:pic>
                         <pic:nvPicPr>
-                          <pic:cNvPr descr="index_files/figure-docx/fig-attend-f2-1.png" id="182" name="Picture"/>
+                          <pic:cNvPr descr="index_files/figure-docx/fig-attend-f2-1.png" id="190" name="Picture"/>
                           <pic:cNvPicPr>
                             <a:picLocks noChangeArrowheads="1" noChangeAspect="1"/>
                           </pic:cNvPicPr>
                         </pic:nvPicPr>
                         <pic:blipFill>
-                          <a:blip r:embed="rId180"/>
+                          <a:blip r:embed="rId188"/>
                           <a:stretch>
                             <a:fillRect/>
                           </a:stretch>
@@ -19856,12 +20022,12 @@
               <w:t xml:space="preserve">Figure 15: WNBA game attendance by season, against normalized uncertainty of outcome.</w:t>
             </w:r>
           </w:p>
-          <w:bookmarkEnd w:id="183"/>
+          <w:bookmarkEnd w:id="191"/>
         </w:tc>
       </w:tr>
     </w:tbl>
-    <w:bookmarkEnd w:id="184"/>
-    <w:bookmarkStart w:id="189" w:name="cell-fig-capacity-f1"/>
+    <w:bookmarkEnd w:id="192"/>
+    <w:bookmarkStart w:id="197" w:name="cell-fig-capacity-f1"/>
     <w:tbl>
       <w:tblPr>
         <w:tblStyle w:val="Table"/>
@@ -19875,7 +20041,7 @@
       <w:tr>
         <w:tc>
           <w:tcPr/>
-          <w:bookmarkStart w:id="188" w:name="fig-capacity-f1"/>
+          <w:bookmarkStart w:id="196" w:name="fig-capacity-f1"/>
           <w:p>
             <w:pPr>
               <w:pStyle w:val="Compact"/>
@@ -19886,18 +20052,18 @@
                 <wp:inline>
                   <wp:extent cx="4620126" cy="3696101"/>
                   <wp:effectExtent b="0" l="0" r="0" t="0"/>
-                  <wp:docPr descr="" title="" id="186" name="Picture"/>
+                  <wp:docPr descr="" title="" id="194" name="Picture"/>
                   <a:graphic>
                     <a:graphicData uri="http://schemas.openxmlformats.org/drawingml/2006/picture">
                       <pic:pic>
                         <pic:nvPicPr>
-                          <pic:cNvPr descr="index_files/figure-docx/fig-capacity-f1-1.png" id="187" name="Picture"/>
+                          <pic:cNvPr descr="index_files/figure-docx/fig-capacity-f1-1.png" id="195" name="Picture"/>
                           <pic:cNvPicPr>
                             <a:picLocks noChangeArrowheads="1" noChangeAspect="1"/>
                           </pic:cNvPicPr>
                         </pic:nvPicPr>
                         <pic:blipFill>
-                          <a:blip r:embed="rId185"/>
+                          <a:blip r:embed="rId193"/>
                           <a:stretch>
                             <a:fillRect/>
                           </a:stretch>
@@ -19937,12 +20103,12 @@
               <w:t xml:space="preserve">Figure 16: asd</w:t>
             </w:r>
           </w:p>
-          <w:bookmarkEnd w:id="188"/>
+          <w:bookmarkEnd w:id="196"/>
         </w:tc>
       </w:tr>
     </w:tbl>
-    <w:bookmarkEnd w:id="189"/>
-    <w:bookmarkStart w:id="194" w:name="cell-fig-capacity-f2"/>
+    <w:bookmarkEnd w:id="197"/>
+    <w:bookmarkStart w:id="202" w:name="cell-fig-capacity-f2"/>
     <w:tbl>
       <w:tblPr>
         <w:tblStyle w:val="Table"/>
@@ -19956,7 +20122,7 @@
       <w:tr>
         <w:tc>
           <w:tcPr/>
-          <w:bookmarkStart w:id="193" w:name="fig-capacity-f2"/>
+          <w:bookmarkStart w:id="201" w:name="fig-capacity-f2"/>
           <w:p>
             <w:pPr>
               <w:pStyle w:val="Compact"/>
@@ -19967,18 +20133,18 @@
                 <wp:inline>
                   <wp:extent cx="4620126" cy="3696101"/>
                   <wp:effectExtent b="0" l="0" r="0" t="0"/>
-                  <wp:docPr descr="" title="" id="191" name="Picture"/>
+                  <wp:docPr descr="" title="" id="199" name="Picture"/>
                   <a:graphic>
                     <a:graphicData uri="http://schemas.openxmlformats.org/drawingml/2006/picture">
                       <pic:pic>
                         <pic:nvPicPr>
-                          <pic:cNvPr descr="index_files/figure-docx/fig-capacity-f2-1.png" id="192" name="Picture"/>
+                          <pic:cNvPr descr="index_files/figure-docx/fig-capacity-f2-1.png" id="200" name="Picture"/>
                           <pic:cNvPicPr>
                             <a:picLocks noChangeArrowheads="1" noChangeAspect="1"/>
                           </pic:cNvPicPr>
                         </pic:nvPicPr>
                         <pic:blipFill>
-                          <a:blip r:embed="rId190"/>
+                          <a:blip r:embed="rId198"/>
                           <a:stretch>
                             <a:fillRect/>
                           </a:stretch>
@@ -20018,13 +20184,13 @@
               <w:t xml:space="preserve">Figure 17: asd</w:t>
             </w:r>
           </w:p>
-          <w:bookmarkEnd w:id="193"/>
+          <w:bookmarkEnd w:id="201"/>
         </w:tc>
       </w:tr>
     </w:tbl>
-    <w:bookmarkEnd w:id="194"/>
-    <w:bookmarkEnd w:id="195"/>
-    <w:bookmarkStart w:id="198" w:name="sec-fit-tobit"/>
+    <w:bookmarkEnd w:id="202"/>
+    <w:bookmarkEnd w:id="203"/>
+    <w:bookmarkStart w:id="206" w:name="sec-fit-tobit"/>
     <w:p>
       <w:pPr>
         <w:pStyle w:val="Heading3"/>
@@ -20046,7 +20212,7 @@
       <w:tr>
         <w:tc>
           <w:tcPr/>
-          <w:bookmarkStart w:id="196" w:name="tbl-glance"/>
+          <w:bookmarkStart w:id="204" w:name="tbl-glance"/>
           <w:p>
             <w:pPr>
               <w:jc w:val="center"/>
@@ -20238,7 +20404,7 @@
               </w:tc>
             </w:tr>
           </w:tbl>
-          <w:bookmarkEnd w:id="196"/>
+          <w:bookmarkEnd w:id="204"/>
           <w:p/>
         </w:tc>
       </w:tr>
@@ -20256,7 +20422,7 @@
       <w:tr>
         <w:tc>
           <w:tcPr/>
-          <w:bookmarkStart w:id="197" w:name="tbl-anova-tobit"/>
+          <w:bookmarkStart w:id="205" w:name="tbl-anova-tobit"/>
           <w:p>
             <w:pPr>
               <w:jc w:val="center"/>
@@ -22509,12 +22675,12 @@
               </w:tc>
             </w:tr>
           </w:tbl>
-          <w:bookmarkEnd w:id="197"/>
+          <w:bookmarkEnd w:id="205"/>
         </w:tc>
       </w:tr>
     </w:tbl>
-    <w:bookmarkEnd w:id="198"/>
-    <w:bookmarkStart w:id="201" w:name="sec-fit-papke"/>
+    <w:bookmarkEnd w:id="206"/>
+    <w:bookmarkStart w:id="209" w:name="sec-fit-papke"/>
     <w:p>
       <w:pPr>
         <w:pStyle w:val="Heading3"/>
@@ -22536,7 +22702,7 @@
       <w:tr>
         <w:tc>
           <w:tcPr/>
-          <w:bookmarkStart w:id="199" w:name="tbl-glance2"/>
+          <w:bookmarkStart w:id="207" w:name="tbl-glance2"/>
           <w:p>
             <w:pPr>
               <w:jc w:val="center"/>
@@ -22783,7 +22949,7 @@
               </w:tc>
             </w:tr>
           </w:tbl>
-          <w:bookmarkEnd w:id="199"/>
+          <w:bookmarkEnd w:id="207"/>
           <w:p/>
         </w:tc>
       </w:tr>
@@ -22801,7 +22967,7 @@
       <w:tr>
         <w:tc>
           <w:tcPr/>
-          <w:bookmarkStart w:id="200" w:name="tbl-anova2"/>
+          <w:bookmarkStart w:id="208" w:name="tbl-anova2"/>
           <w:p>
             <w:pPr>
               <w:jc w:val="center"/>
@@ -25054,12 +25220,12 @@
               </w:tc>
             </w:tr>
           </w:tbl>
-          <w:bookmarkEnd w:id="200"/>
+          <w:bookmarkEnd w:id="208"/>
         </w:tc>
       </w:tr>
     </w:tbl>
-    <w:bookmarkEnd w:id="201"/>
-    <w:bookmarkEnd w:id="202"/>
+    <w:bookmarkEnd w:id="209"/>
+    <w:bookmarkEnd w:id="210"/>
     <w:sectPr>
       <w:footnotePr>
         <w:numRestart w:val="eachSect"/>
@@ -25187,6 +25353,12 @@
           <w:bCs/>
         </w:rPr>
         <w:t xml:space="preserve">tidycensus</w:t>
+      </w:r>
+      <w:r>
+        <w:t xml:space="preserve"> </w:t>
+      </w:r>
+      <w:r>
+        <w:t xml:space="preserve">(Walker and Herman 2026)</w:t>
       </w:r>
       <w:r>
         <w:t xml:space="preserve"> </w:t>

--- a/index.docx
+++ b/index.docx
@@ -39,7 +39,7 @@
         <w:pStyle w:val="Date"/>
       </w:pPr>
       <w:r>
-        <w:t xml:space="preserve">2026-07-11</w:t>
+        <w:t xml:space="preserve">2026-07-12</w:t>
       </w:r>
     </w:p>
     <w:p>
@@ -152,13 +152,13 @@
         <w:t xml:space="preserve">Specifically, we focus on whether on-court factors are becoming more important to WNBA game attendance in recent years.</w:t>
       </w:r>
     </w:p>
-    <w:bookmarkStart w:id="10" w:name="Xd2e284202717398cdbaebcfbf2b0a1f4c6214f8"/>
+    <w:bookmarkStart w:id="10" w:name="existing-theories-of-fan-behavior"/>
     <w:p>
       <w:pPr>
         <w:pStyle w:val="Heading3"/>
       </w:pPr>
       <w:r>
-        <w:t xml:space="preserve">1.1 Existing scholarship on team performance and game attendance</w:t>
+        <w:t xml:space="preserve">1.1 Existing theories of fan behavior</w:t>
       </w:r>
     </w:p>
     <w:p>
@@ -183,46 +183,85 @@
       <w:r>
         <w:t xml:space="preserve">.</w:t>
       </w:r>
+      <w:r>
+        <w:t xml:space="preserve"> </w:t>
+      </w:r>
+      <w:r>
+        <w:t xml:space="preserve">Coates et al. (2014)</w:t>
+      </w:r>
+      <w:r>
+        <w:t xml:space="preserve"> </w:t>
+      </w:r>
+      <w:r>
+        <w:t xml:space="preserve">use more recent behavioral economics models to suggest that people evaluate gains and losses relative to a reference point and place greater weight on avoiding expected losses than on achieving comparable gains. Rather than predicting a simple linear relationship between attendance and win probability, their model theorizes that attendance relates non-linearly to win probability.</w:t>
+      </w:r>
+      <w:r>
+        <w:t xml:space="preserve"> </w:t>
+      </w:r>
+      <w:r>
+        <w:t xml:space="preserve">They argue that applying this idea of loss aversion may better explain why fans choose to go to games than the uncertainty of outcome hypothesis.</w:t>
+      </w:r>
+      <w:r>
+        <w:t xml:space="preserve"> </w:t>
+      </w:r>
+      <w:r>
+        <w:t xml:space="preserve">They use MLB live-game attendance data to find patterns consistent with the hypothesis that fans are less likely to attend games in which they expect the home team to lose</w:t>
+      </w:r>
+      <w:r>
+        <w:t xml:space="preserve"> </w:t>
+      </w:r>
+      <w:r>
+        <w:t xml:space="preserve">(Coates et al. 2014)</w:t>
+      </w:r>
+      <w:r>
+        <w:t xml:space="preserve">.</w:t>
+      </w:r>
+      <w:r>
+        <w:t xml:space="preserve"> </w:t>
+      </w:r>
+      <w:r>
+        <w:t xml:space="preserve">These frameworks together suggest that attendance decisions are sensitive not only to team quality, but to expectations about competitive performance and likely game outcomes.</w:t>
+      </w:r>
     </w:p>
     <w:p>
       <w:pPr>
         <w:pStyle w:val="BodyText"/>
       </w:pPr>
       <w:r>
-        <w:t xml:space="preserve">Coates et al. (2014)</w:t>
-      </w:r>
-      <w:r>
-        <w:t xml:space="preserve"> </w:t>
-      </w:r>
-      <w:r>
-        <w:t xml:space="preserve">use more recent behavioral economics models to suggest that people evaluate gains and losses relative to a reference point and place greater weight on avoiding expected losses than on achieving comparable gains. Rather than predicting a simple linear relationship between attendance and win probability, their model theorizes that attendance relates non-linearly to win probability.</w:t>
-      </w:r>
-      <w:r>
-        <w:t xml:space="preserve"> </w:t>
-      </w:r>
-      <w:r>
-        <w:t xml:space="preserve">They argue that applying this idea of loss aversion may better explain why fans choose to go to games than the uncertainty of outcome hypothesis.</w:t>
-      </w:r>
-      <w:r>
-        <w:t xml:space="preserve"> </w:t>
-      </w:r>
-      <w:r>
-        <w:t xml:space="preserve">They use MLB live-game attendance data to find patterns consistent with the hypothesis that fans are less likely to attend games in which they expect the home team to lose</w:t>
-      </w:r>
-      <w:r>
-        <w:t xml:space="preserve"> </w:t>
-      </w:r>
-      <w:r>
-        <w:t xml:space="preserve">(Coates et al. 2014)</w:t>
+        <w:t xml:space="preserve">In the first study in sports economics that sought to empirically identify the factors that affected attendance,</w:t>
+      </w:r>
+      <w:r>
+        <w:t xml:space="preserve"> </w:t>
+      </w:r>
+      <w:r>
+        <w:t xml:space="preserve">Noll (1974)</w:t>
+      </w:r>
+      <w:r>
+        <w:t xml:space="preserve"> </w:t>
+      </w:r>
+      <w:r>
+        <w:t xml:space="preserve">considered data from MLB, the NFL, NHL, NBA and ABA (American Basketball Association) for the 1969-70 and 1970-71 seasons and found that demand was a function of population, interactions of income with star players, team win percentage, and per capita income.</w:t>
+      </w:r>
+      <w:r>
+        <w:t xml:space="preserve"> </w:t>
+      </w:r>
+      <w:r>
+        <w:t xml:space="preserve">Multiple subsequent studies on men’s professional team sports continued to find a statistically significant correlation between team quality and attendance.</w:t>
+      </w:r>
+      <w:r>
+        <w:t xml:space="preserve"> </w:t>
+      </w:r>
+      <w:r>
+        <w:t xml:space="preserve">Differences in the literature over how to measure team quality (wins, wins lagged, number of championships in past years, win probability, star power), attendance (logs, lags, linear regression or censored), the inclusion of control variables and nonlinear forms also emerged</w:t>
+      </w:r>
+      <w:r>
+        <w:t xml:space="preserve"> </w:t>
+      </w:r>
+      <w:r>
+        <w:t xml:space="preserve">(Wiseman and Chatterjee 2003; Woltring 2018; Kim and Chang 2023; DeSchriver and Jensen 2002; Paul et al. 2019)</w:t>
       </w:r>
       <w:r>
         <w:t xml:space="preserve">.</w:t>
-      </w:r>
-      <w:r>
-        <w:t xml:space="preserve"> </w:t>
-      </w:r>
-      <w:r>
-        <w:t xml:space="preserve">These frameworks together suggest that attendance decisions are sensitive not only to team quality, but to expectations about competitive performance and likely game outcomes.</w:t>
       </w:r>
     </w:p>
     <w:p>
@@ -230,48 +269,7 @@
         <w:pStyle w:val="BodyText"/>
       </w:pPr>
       <w:r>
-        <w:t xml:space="preserve">In the first study in sports economics that sought to empirically identify the factors that affected attendance,</w:t>
-      </w:r>
-      <w:r>
-        <w:t xml:space="preserve"> </w:t>
-      </w:r>
-      <w:r>
-        <w:t xml:space="preserve">Noll (1974)</w:t>
-      </w:r>
-      <w:r>
-        <w:t xml:space="preserve"> </w:t>
-      </w:r>
-      <w:r>
-        <w:t xml:space="preserve">considered data from MLB, the NFL, NHL, NBA and ABA (American Basketball Association) for the 1969-70 and 1970-71 seasons and found that demand was a function of population, interactions of income with star players, team win percentage, and per capita income.</w:t>
-      </w:r>
-      <w:r>
-        <w:t xml:space="preserve"> </w:t>
-      </w:r>
-      <w:r>
-        <w:t xml:space="preserve">Multiple subsequent studies on men’s professional team sports continued to find a statistically significant correlation between team quality and attendance.</w:t>
-      </w:r>
-      <w:r>
-        <w:t xml:space="preserve"> </w:t>
-      </w:r>
-      <w:r>
-        <w:t xml:space="preserve">Differences in the literature over how to measure team quality (wins, wins lagged, number of championships in past years, win probability, star power), attendance (logs, lags, linear regression or censored), the inclusion of control variables and nonlinear forms also emerged</w:t>
-      </w:r>
-      <w:r>
-        <w:t xml:space="preserve"> </w:t>
-      </w:r>
-      <w:r>
-        <w:t xml:space="preserve">(Wiseman and Chatterjee 2003; Woltring 2018; Kim and Chang 2023; DeSchriver and Jensen 2002; Paul et al. 2019)</w:t>
-      </w:r>
-      <w:r>
-        <w:t xml:space="preserve">.</w:t>
-      </w:r>
-    </w:p>
-    <w:p>
-      <w:pPr>
-        <w:pStyle w:val="BodyText"/>
-      </w:pPr>
-      <w:r>
-        <w:t xml:space="preserve">Studies of attendance and winning percentage often consider the latter as causing the former.</w:t>
+        <w:t xml:space="preserve">Studies of attendance and winning percentage most often theorize the latter as causing the former, although some work has considered a bidirectional causal relationship.</w:t>
       </w:r>
       <w:r>
         <w:t xml:space="preserve"> </w:t>
@@ -301,10 +299,10 @@
         <w:t xml:space="preserve"> </w:t>
       </w:r>
       <w:r>
-        <w:t xml:space="preserve">Horowitz concluded a bidirectional relationship between the two, while Davis suggested that causation runs from winning percentage to attendance.</w:t>
-      </w:r>
-      <w:r>
-        <w:t xml:space="preserve"> </w:t>
+        <w:t xml:space="preserve">Horowitz concluded a bidirectional relationship between the two, while Davis suggested that causation runs from winning percentage to attendance. More broadly, sports economists have shown that causal relationships involving team performance may operate in both directions.</w:t>
+      </w:r>
+      <w:r>
+        <w:br/>
       </w:r>
       <w:r>
         <w:t xml:space="preserve">In a following study,</w:t>
@@ -1071,7 +1069,7 @@
                       <w:rFonts w:ascii="Calibri" w:hAnsi="Calibri"/>
                       <w:sz w:val="20"/>
                     </w:rPr>
-                    <w:t xml:space="default">2016-09-17</w:t>
+                    <w:t xml:space="default">2017-06-18</w:t>
                   </w:r>
                 </w:p>
               </w:tc>
@@ -1095,7 +1093,7 @@
                       <w:rFonts w:ascii="Calibri" w:hAnsi="Calibri"/>
                       <w:sz w:val="20"/>
                     </w:rPr>
-                    <w:t xml:space="default">MIN</w:t>
+                    <w:t xml:space="default">LAS</w:t>
                   </w:r>
                 </w:p>
               </w:tc>
@@ -1119,7 +1117,7 @@
                       <w:rFonts w:ascii="Calibri" w:hAnsi="Calibri"/>
                       <w:sz w:val="20"/>
                     </w:rPr>
-                    <w:t xml:space="default">ATL</w:t>
+                    <w:t xml:space="default">PHO</w:t>
                   </w:r>
                 </w:p>
               </w:tc>
@@ -1143,55 +1141,55 @@
                       <w:rFonts w:ascii="Calibri" w:hAnsi="Calibri"/>
                       <w:sz w:val="20"/>
                     </w:rPr>
-                    <w:t xml:space="default">Target Center</w:t>
-                  </w:r>
-                </w:p>
-              </w:tc>
-              <w:tc>
-                <w:tcPr>
-                  <w:tcBorders>
-                    <w:top w:val="single" w:space="0" w:color="D3D3D3"/>
-                    <w:bottom w:val="single" w:space="0" w:color="D3D3D3"/>
-                    <w:start w:val="single" w:space="0" w:color="D3D3D3"/>
-                    <w:end w:val="single" w:space="0" w:color="D3D3D3"/>
-                  </w:tcBorders>
-                </w:tcPr>
-                <w:p>
-                  <w:pPr>
-                    <w:spacing w:before="0" w:after="60"/>
-                    <w:keepNext/>
-                    <w:jc w:val="end"/>
-                  </w:pPr>
-                  <w:r>
-                    <w:rPr>
-                      <w:rFonts w:ascii="Calibri" w:hAnsi="Calibri"/>
-                      <w:sz w:val="20"/>
-                    </w:rPr>
-                    <w:t xml:space="default">11,663</w:t>
-                  </w:r>
-                </w:p>
-              </w:tc>
-              <w:tc>
-                <w:tcPr>
-                  <w:tcBorders>
-                    <w:top w:val="single" w:space="0" w:color="D3D3D3"/>
-                    <w:bottom w:val="single" w:space="0" w:color="D3D3D3"/>
-                    <w:start w:val="single" w:space="0" w:color="D3D3D3"/>
-                    <w:end w:val="single" w:space="0" w:color="D3D3D3"/>
-                  </w:tcBorders>
-                </w:tcPr>
-                <w:p>
-                  <w:pPr>
-                    <w:spacing w:before="0" w:after="60"/>
-                    <w:keepNext/>
-                    <w:jc w:val="end"/>
-                  </w:pPr>
-                  <w:r>
-                    <w:rPr>
-                      <w:rFonts w:ascii="Calibri" w:hAnsi="Calibri"/>
-                      <w:sz w:val="20"/>
-                    </w:rPr>
-                    <w:t xml:space="default">8</w:t>
+                    <w:t xml:space="default">Crypto.com Arena</w:t>
+                  </w:r>
+                </w:p>
+              </w:tc>
+              <w:tc>
+                <w:tcPr>
+                  <w:tcBorders>
+                    <w:top w:val="single" w:space="0" w:color="D3D3D3"/>
+                    <w:bottom w:val="single" w:space="0" w:color="D3D3D3"/>
+                    <w:start w:val="single" w:space="0" w:color="D3D3D3"/>
+                    <w:end w:val="single" w:space="0" w:color="D3D3D3"/>
+                  </w:tcBorders>
+                </w:tcPr>
+                <w:p>
+                  <w:pPr>
+                    <w:spacing w:before="0" w:after="60"/>
+                    <w:keepNext/>
+                    <w:jc w:val="end"/>
+                  </w:pPr>
+                  <w:r>
+                    <w:rPr>
+                      <w:rFonts w:ascii="Calibri" w:hAnsi="Calibri"/>
+                      <w:sz w:val="20"/>
+                    </w:rPr>
+                    <w:t xml:space="default">9,916</w:t>
+                  </w:r>
+                </w:p>
+              </w:tc>
+              <w:tc>
+                <w:tcPr>
+                  <w:tcBorders>
+                    <w:top w:val="single" w:space="0" w:color="D3D3D3"/>
+                    <w:bottom w:val="single" w:space="0" w:color="D3D3D3"/>
+                    <w:start w:val="single" w:space="0" w:color="D3D3D3"/>
+                    <w:end w:val="single" w:space="0" w:color="D3D3D3"/>
+                  </w:tcBorders>
+                </w:tcPr>
+                <w:p>
+                  <w:pPr>
+                    <w:spacing w:before="0" w:after="60"/>
+                    <w:keepNext/>
+                    <w:jc w:val="end"/>
+                  </w:pPr>
+                  <w:r>
+                    <w:rPr>
+                      <w:rFonts w:ascii="Calibri" w:hAnsi="Calibri"/>
+                      <w:sz w:val="20"/>
+                    </w:rPr>
+                    <w:t xml:space="default">31</w:t>
                   </w:r>
                 </w:p>
               </w:tc>
@@ -1268,7 +1266,7 @@
                       <w:rFonts w:ascii="Calibri" w:hAnsi="Calibri"/>
                       <w:sz w:val="20"/>
                     </w:rPr>
-                    <w:t xml:space="default">2023-05-27</w:t>
+                    <w:t xml:space="default">2012-08-30</w:t>
                   </w:r>
                 </w:p>
               </w:tc>
@@ -1292,7 +1290,7 @@
                       <w:rFonts w:ascii="Calibri" w:hAnsi="Calibri"/>
                       <w:sz w:val="20"/>
                     </w:rPr>
-                    <w:t xml:space="default">LVA</w:t>
+                    <w:t xml:space="default">SEA</w:t>
                   </w:r>
                 </w:p>
               </w:tc>
@@ -1316,7 +1314,7 @@
                       <w:rFonts w:ascii="Calibri" w:hAnsi="Calibri"/>
                       <w:sz w:val="20"/>
                     </w:rPr>
-                    <w:t xml:space="default">LAS</w:t>
+                    <w:t xml:space="default">PHO</w:t>
                   </w:r>
                 </w:p>
               </w:tc>
@@ -1340,55 +1338,55 @@
                       <w:rFonts w:ascii="Calibri" w:hAnsi="Calibri"/>
                       <w:sz w:val="20"/>
                     </w:rPr>
-                    <w:t xml:space="default">Michelob ULTRA Arena</w:t>
-                  </w:r>
-                </w:p>
-              </w:tc>
-              <w:tc>
-                <w:tcPr>
-                  <w:tcBorders>
-                    <w:top w:val="single" w:space="0" w:color="D3D3D3"/>
-                    <w:bottom w:val="single" w:space="0" w:color="D3D3D3"/>
-                    <w:start w:val="single" w:space="0" w:color="D3D3D3"/>
-                    <w:end w:val="single" w:space="0" w:color="D3D3D3"/>
-                  </w:tcBorders>
-                </w:tcPr>
-                <w:p>
-                  <w:pPr>
-                    <w:spacing w:before="0" w:after="60"/>
-                    <w:keepNext/>
-                    <w:jc w:val="end"/>
-                  </w:pPr>
-                  <w:r>
-                    <w:rPr>
-                      <w:rFonts w:ascii="Calibri" w:hAnsi="Calibri"/>
-                      <w:sz w:val="20"/>
-                    </w:rPr>
-                    <w:t xml:space="default">10,191</w:t>
-                  </w:r>
-                </w:p>
-              </w:tc>
-              <w:tc>
-                <w:tcPr>
-                  <w:tcBorders>
-                    <w:top w:val="single" w:space="0" w:color="D3D3D3"/>
-                    <w:bottom w:val="single" w:space="0" w:color="D3D3D3"/>
-                    <w:start w:val="single" w:space="0" w:color="D3D3D3"/>
-                    <w:end w:val="single" w:space="0" w:color="D3D3D3"/>
-                  </w:tcBorders>
-                </w:tcPr>
-                <w:p>
-                  <w:pPr>
-                    <w:spacing w:before="0" w:after="60"/>
-                    <w:keepNext/>
-                    <w:jc w:val="end"/>
-                  </w:pPr>
-                  <w:r>
-                    <w:rPr>
-                      <w:rFonts w:ascii="Calibri" w:hAnsi="Calibri"/>
-                      <w:sz w:val="20"/>
-                    </w:rPr>
-                    <w:t xml:space="default">28</w:t>
+                    <w:t xml:space="default">Climate Pledge Arena</w:t>
+                  </w:r>
+                </w:p>
+              </w:tc>
+              <w:tc>
+                <w:tcPr>
+                  <w:tcBorders>
+                    <w:top w:val="single" w:space="0" w:color="D3D3D3"/>
+                    <w:bottom w:val="single" w:space="0" w:color="D3D3D3"/>
+                    <w:start w:val="single" w:space="0" w:color="D3D3D3"/>
+                    <w:end w:val="single" w:space="0" w:color="D3D3D3"/>
+                  </w:tcBorders>
+                </w:tcPr>
+                <w:p>
+                  <w:pPr>
+                    <w:spacing w:before="0" w:after="60"/>
+                    <w:keepNext/>
+                    <w:jc w:val="end"/>
+                  </w:pPr>
+                  <w:r>
+                    <w:rPr>
+                      <w:rFonts w:ascii="Calibri" w:hAnsi="Calibri"/>
+                      <w:sz w:val="20"/>
+                    </w:rPr>
+                    <w:t xml:space="default">6,379</w:t>
+                  </w:r>
+                </w:p>
+              </w:tc>
+              <w:tc>
+                <w:tcPr>
+                  <w:tcBorders>
+                    <w:top w:val="single" w:space="0" w:color="D3D3D3"/>
+                    <w:bottom w:val="single" w:space="0" w:color="D3D3D3"/>
+                    <w:start w:val="single" w:space="0" w:color="D3D3D3"/>
+                    <w:end w:val="single" w:space="0" w:color="D3D3D3"/>
+                  </w:tcBorders>
+                </w:tcPr>
+                <w:p>
+                  <w:pPr>
+                    <w:spacing w:before="0" w:after="60"/>
+                    <w:keepNext/>
+                    <w:jc w:val="end"/>
+                  </w:pPr>
+                  <w:r>
+                    <w:rPr>
+                      <w:rFonts w:ascii="Calibri" w:hAnsi="Calibri"/>
+                      <w:sz w:val="20"/>
+                    </w:rPr>
+                    <w:t xml:space="default">-7</w:t>
                   </w:r>
                 </w:p>
               </w:tc>
@@ -1436,7 +1434,7 @@
                       <w:rFonts w:ascii="Calibri" w:hAnsi="Calibri"/>
                       <w:sz w:val="20"/>
                     </w:rPr>
-                    <w:t xml:space="default">1</w:t>
+                    <w:t xml:space="default">0</w:t>
                   </w:r>
                 </w:p>
               </w:tc>
@@ -1465,7 +1463,7 @@
                       <w:rFonts w:ascii="Calibri" w:hAnsi="Calibri"/>
                       <w:sz w:val="20"/>
                     </w:rPr>
-                    <w:t xml:space="default">2014-08-10</w:t>
+                    <w:t xml:space="default">2002-08-04</w:t>
                   </w:r>
                 </w:p>
               </w:tc>
@@ -1489,7 +1487,7 @@
                       <w:rFonts w:ascii="Calibri" w:hAnsi="Calibri"/>
                       <w:sz w:val="20"/>
                     </w:rPr>
-                    <w:t xml:space="default">NYL</w:t>
+                    <w:t xml:space="default">MIA</w:t>
                   </w:r>
                 </w:p>
               </w:tc>
@@ -1513,7 +1511,7 @@
                       <w:rFonts w:ascii="Calibri" w:hAnsi="Calibri"/>
                       <w:sz w:val="20"/>
                     </w:rPr>
-                    <w:t xml:space="default">IND</w:t>
+                    <w:t xml:space="default">WAS</w:t>
                   </w:r>
                 </w:p>
               </w:tc>
@@ -1537,55 +1535,55 @@
                       <w:rFonts w:ascii="Calibri" w:hAnsi="Calibri"/>
                       <w:sz w:val="20"/>
                     </w:rPr>
-                    <w:t xml:space="default">Madison Square Garden</w:t>
-                  </w:r>
-                </w:p>
-              </w:tc>
-              <w:tc>
-                <w:tcPr>
-                  <w:tcBorders>
-                    <w:top w:val="single" w:space="0" w:color="D3D3D3"/>
-                    <w:bottom w:val="single" w:space="0" w:color="D3D3D3"/>
-                    <w:start w:val="single" w:space="0" w:color="D3D3D3"/>
-                    <w:end w:val="single" w:space="0" w:color="D3D3D3"/>
-                  </w:tcBorders>
-                </w:tcPr>
-                <w:p>
-                  <w:pPr>
-                    <w:spacing w:before="0" w:after="60"/>
-                    <w:keepNext/>
-                    <w:jc w:val="end"/>
-                  </w:pPr>
-                  <w:r>
-                    <w:rPr>
-                      <w:rFonts w:ascii="Calibri" w:hAnsi="Calibri"/>
-                      <w:sz w:val="20"/>
-                    </w:rPr>
-                    <w:t xml:space="default">8,482</w:t>
-                  </w:r>
-                </w:p>
-              </w:tc>
-              <w:tc>
-                <w:tcPr>
-                  <w:tcBorders>
-                    <w:top w:val="single" w:space="0" w:color="D3D3D3"/>
-                    <w:bottom w:val="single" w:space="0" w:color="D3D3D3"/>
-                    <w:start w:val="single" w:space="0" w:color="D3D3D3"/>
-                    <w:end w:val="single" w:space="0" w:color="D3D3D3"/>
-                  </w:tcBorders>
-                </w:tcPr>
-                <w:p>
-                  <w:pPr>
-                    <w:spacing w:before="0" w:after="60"/>
-                    <w:keepNext/>
-                    <w:jc w:val="end"/>
-                  </w:pPr>
-                  <w:r>
-                    <w:rPr>
-                      <w:rFonts w:ascii="Calibri" w:hAnsi="Calibri"/>
-                      <w:sz w:val="20"/>
-                    </w:rPr>
-                    <w:t xml:space="default">-14</w:t>
+                    <w:t xml:space="default">AmericanAirlines Arena</w:t>
+                  </w:r>
+                </w:p>
+              </w:tc>
+              <w:tc>
+                <w:tcPr>
+                  <w:tcBorders>
+                    <w:top w:val="single" w:space="0" w:color="D3D3D3"/>
+                    <w:bottom w:val="single" w:space="0" w:color="D3D3D3"/>
+                    <w:start w:val="single" w:space="0" w:color="D3D3D3"/>
+                    <w:end w:val="single" w:space="0" w:color="D3D3D3"/>
+                  </w:tcBorders>
+                </w:tcPr>
+                <w:p>
+                  <w:pPr>
+                    <w:spacing w:before="0" w:after="60"/>
+                    <w:keepNext/>
+                    <w:jc w:val="end"/>
+                  </w:pPr>
+                  <w:r>
+                    <w:rPr>
+                      <w:rFonts w:ascii="Calibri" w:hAnsi="Calibri"/>
+                      <w:sz w:val="20"/>
+                    </w:rPr>
+                    <w:t xml:space="default">11,390</w:t>
+                  </w:r>
+                </w:p>
+              </w:tc>
+              <w:tc>
+                <w:tcPr>
+                  <w:tcBorders>
+                    <w:top w:val="single" w:space="0" w:color="D3D3D3"/>
+                    <w:bottom w:val="single" w:space="0" w:color="D3D3D3"/>
+                    <w:start w:val="single" w:space="0" w:color="D3D3D3"/>
+                    <w:end w:val="single" w:space="0" w:color="D3D3D3"/>
+                  </w:tcBorders>
+                </w:tcPr>
+                <w:p>
+                  <w:pPr>
+                    <w:spacing w:before="0" w:after="60"/>
+                    <w:keepNext/>
+                    <w:jc w:val="end"/>
+                  </w:pPr>
+                  <w:r>
+                    <w:rPr>
+                      <w:rFonts w:ascii="Calibri" w:hAnsi="Calibri"/>
+                      <w:sz w:val="20"/>
+                    </w:rPr>
+                    <w:t xml:space="default">5</w:t>
                   </w:r>
                 </w:p>
               </w:tc>
@@ -1662,7 +1660,7 @@
                       <w:rFonts w:ascii="Calibri" w:hAnsi="Calibri"/>
                       <w:sz w:val="20"/>
                     </w:rPr>
-                    <w:t xml:space="default">2011-08-09</w:t>
+                    <w:t xml:space="default">2002-07-06</w:t>
                   </w:r>
                 </w:p>
               </w:tc>
@@ -1710,7 +1708,7 @@
                       <w:rFonts w:ascii="Calibri" w:hAnsi="Calibri"/>
                       <w:sz w:val="20"/>
                     </w:rPr>
-                    <w:t xml:space="default">SAN</w:t>
+                    <w:t xml:space="default">WAS</w:t>
                   </w:r>
                 </w:p>
               </w:tc>
@@ -1758,31 +1756,31 @@
                       <w:rFonts w:ascii="Calibri" w:hAnsi="Calibri"/>
                       <w:sz w:val="20"/>
                     </w:rPr>
-                    <w:t xml:space="default">7,520</w:t>
-                  </w:r>
-                </w:p>
-              </w:tc>
-              <w:tc>
-                <w:tcPr>
-                  <w:tcBorders>
-                    <w:top w:val="single" w:space="0" w:color="D3D3D3"/>
-                    <w:bottom w:val="single" w:space="0" w:color="D3D3D3"/>
-                    <w:start w:val="single" w:space="0" w:color="D3D3D3"/>
-                    <w:end w:val="single" w:space="0" w:color="D3D3D3"/>
-                  </w:tcBorders>
-                </w:tcPr>
-                <w:p>
-                  <w:pPr>
-                    <w:spacing w:before="0" w:after="60"/>
-                    <w:keepNext/>
-                    <w:jc w:val="end"/>
-                  </w:pPr>
-                  <w:r>
-                    <w:rPr>
-                      <w:rFonts w:ascii="Calibri" w:hAnsi="Calibri"/>
-                      <w:sz w:val="20"/>
-                    </w:rPr>
-                    <w:t xml:space="default">13</w:t>
+                    <w:t xml:space="default">7,393</w:t>
+                  </w:r>
+                </w:p>
+              </w:tc>
+              <w:tc>
+                <w:tcPr>
+                  <w:tcBorders>
+                    <w:top w:val="single" w:space="0" w:color="D3D3D3"/>
+                    <w:bottom w:val="single" w:space="0" w:color="D3D3D3"/>
+                    <w:start w:val="single" w:space="0" w:color="D3D3D3"/>
+                    <w:end w:val="single" w:space="0" w:color="D3D3D3"/>
+                  </w:tcBorders>
+                </w:tcPr>
+                <w:p>
+                  <w:pPr>
+                    <w:spacing w:before="0" w:after="60"/>
+                    <w:keepNext/>
+                    <w:jc w:val="end"/>
+                  </w:pPr>
+                  <w:r>
+                    <w:rPr>
+                      <w:rFonts w:ascii="Calibri" w:hAnsi="Calibri"/>
+                      <w:sz w:val="20"/>
+                    </w:rPr>
+                    <w:t xml:space="default">5</w:t>
                   </w:r>
                 </w:p>
               </w:tc>
@@ -1859,7 +1857,7 @@
                       <w:rFonts w:ascii="Calibri" w:hAnsi="Calibri"/>
                       <w:sz w:val="20"/>
                     </w:rPr>
-                    <w:t xml:space="default">2025-06-22</w:t>
+                    <w:t xml:space="default">2022-07-12</w:t>
                   </w:r>
                 </w:p>
               </w:tc>
@@ -1883,6 +1881,30 @@
                       <w:rFonts w:ascii="Calibri" w:hAnsi="Calibri"/>
                       <w:sz w:val="20"/>
                     </w:rPr>
+                    <w:t xml:space="default">CHI</w:t>
+                  </w:r>
+                </w:p>
+              </w:tc>
+              <w:tc>
+                <w:tcPr>
+                  <w:tcBorders>
+                    <w:top w:val="single" w:space="0" w:color="D3D3D3"/>
+                    <w:bottom w:val="single" w:space="0" w:color="D3D3D3"/>
+                    <w:start w:val="single" w:space="0" w:color="D3D3D3"/>
+                    <w:end w:val="single" w:space="0" w:color="D3D3D3"/>
+                  </w:tcBorders>
+                </w:tcPr>
+                <w:p>
+                  <w:pPr>
+                    <w:spacing w:before="0" w:after="60"/>
+                    <w:keepNext/>
+                    <w:jc w:val="start"/>
+                  </w:pPr>
+                  <w:r>
+                    <w:rPr>
+                      <w:rFonts w:ascii="Calibri" w:hAnsi="Calibri"/>
+                      <w:sz w:val="20"/>
+                    </w:rPr>
                     <w:t xml:space="default">ATL</w:t>
                   </w:r>
                 </w:p>
@@ -1907,79 +1929,55 @@
                       <w:rFonts w:ascii="Calibri" w:hAnsi="Calibri"/>
                       <w:sz w:val="20"/>
                     </w:rPr>
-                    <w:t xml:space="default">CHI</w:t>
-                  </w:r>
-                </w:p>
-              </w:tc>
-              <w:tc>
-                <w:tcPr>
-                  <w:tcBorders>
-                    <w:top w:val="single" w:space="0" w:color="D3D3D3"/>
-                    <w:bottom w:val="single" w:space="0" w:color="D3D3D3"/>
-                    <w:start w:val="single" w:space="0" w:color="D3D3D3"/>
-                    <w:end w:val="single" w:space="0" w:color="D3D3D3"/>
-                  </w:tcBorders>
-                </w:tcPr>
-                <w:p>
-                  <w:pPr>
-                    <w:spacing w:before="0" w:after="60"/>
-                    <w:keepNext/>
-                    <w:jc w:val="start"/>
-                  </w:pPr>
-                  <w:r>
-                    <w:rPr>
-                      <w:rFonts w:ascii="Calibri" w:hAnsi="Calibri"/>
-                      <w:sz w:val="20"/>
-                    </w:rPr>
-                    <w:t xml:space="default">Gateway Center Arena @ College Park</w:t>
-                  </w:r>
-                </w:p>
-              </w:tc>
-              <w:tc>
-                <w:tcPr>
-                  <w:tcBorders>
-                    <w:top w:val="single" w:space="0" w:color="D3D3D3"/>
-                    <w:bottom w:val="single" w:space="0" w:color="D3D3D3"/>
-                    <w:start w:val="single" w:space="0" w:color="D3D3D3"/>
-                    <w:end w:val="single" w:space="0" w:color="D3D3D3"/>
-                  </w:tcBorders>
-                </w:tcPr>
-                <w:p>
-                  <w:pPr>
-                    <w:spacing w:before="0" w:after="60"/>
-                    <w:keepNext/>
-                    <w:jc w:val="end"/>
-                  </w:pPr>
-                  <w:r>
-                    <w:rPr>
-                      <w:rFonts w:ascii="Calibri" w:hAnsi="Calibri"/>
-                      <w:sz w:val="20"/>
-                    </w:rPr>
-                    <w:t xml:space="default">3,283</w:t>
-                  </w:r>
-                </w:p>
-              </w:tc>
-              <w:tc>
-                <w:tcPr>
-                  <w:tcBorders>
-                    <w:top w:val="single" w:space="0" w:color="D3D3D3"/>
-                    <w:bottom w:val="single" w:space="0" w:color="D3D3D3"/>
-                    <w:start w:val="single" w:space="0" w:color="D3D3D3"/>
-                    <w:end w:val="single" w:space="0" w:color="D3D3D3"/>
-                  </w:tcBorders>
-                </w:tcPr>
-                <w:p>
-                  <w:pPr>
-                    <w:spacing w:before="0" w:after="60"/>
-                    <w:keepNext/>
-                    <w:jc w:val="end"/>
-                  </w:pPr>
-                  <w:r>
-                    <w:rPr>
-                      <w:rFonts w:ascii="Calibri" w:hAnsi="Calibri"/>
-                      <w:sz w:val="20"/>
-                    </w:rPr>
-                    <w:t xml:space="default">13</w:t>
+                    <w:t xml:space="default">Wintrust Arena</w:t>
+                  </w:r>
+                </w:p>
+              </w:tc>
+              <w:tc>
+                <w:tcPr>
+                  <w:tcBorders>
+                    <w:top w:val="single" w:space="0" w:color="D3D3D3"/>
+                    <w:bottom w:val="single" w:space="0" w:color="D3D3D3"/>
+                    <w:start w:val="single" w:space="0" w:color="D3D3D3"/>
+                    <w:end w:val="single" w:space="0" w:color="D3D3D3"/>
+                  </w:tcBorders>
+                </w:tcPr>
+                <w:p>
+                  <w:pPr>
+                    <w:spacing w:before="0" w:after="60"/>
+                    <w:keepNext/>
+                    <w:jc w:val="end"/>
+                  </w:pPr>
+                  <w:r>
+                    <w:rPr>
+                      <w:rFonts w:ascii="Calibri" w:hAnsi="Calibri"/>
+                      <w:sz w:val="20"/>
+                    </w:rPr>
+                    <w:t xml:space="default">7,074</w:t>
+                  </w:r>
+                </w:p>
+              </w:tc>
+              <w:tc>
+                <w:tcPr>
+                  <w:tcBorders>
+                    <w:top w:val="single" w:space="0" w:color="D3D3D3"/>
+                    <w:bottom w:val="single" w:space="0" w:color="D3D3D3"/>
+                    <w:start w:val="single" w:space="0" w:color="D3D3D3"/>
+                    <w:end w:val="single" w:space="0" w:color="D3D3D3"/>
+                  </w:tcBorders>
+                </w:tcPr>
+                <w:p>
+                  <w:pPr>
+                    <w:spacing w:before="0" w:after="60"/>
+                    <w:keepNext/>
+                    <w:jc w:val="end"/>
+                  </w:pPr>
+                  <w:r>
+                    <w:rPr>
+                      <w:rFonts w:ascii="Calibri" w:hAnsi="Calibri"/>
+                      <w:sz w:val="20"/>
+                    </w:rPr>
+                    <w:t xml:space="default">15</w:t>
                   </w:r>
                 </w:p>
               </w:tc>
@@ -2056,7 +2054,7 @@
                       <w:rFonts w:ascii="Calibri" w:hAnsi="Calibri"/>
                       <w:sz w:val="20"/>
                     </w:rPr>
-                    <w:t xml:space="default">2018-06-15</w:t>
+                    <w:t xml:space="default">2011-06-09</w:t>
                   </w:r>
                 </w:p>
               </w:tc>
@@ -2080,7 +2078,7 @@
                       <w:rFonts w:ascii="Calibri" w:hAnsi="Calibri"/>
                       <w:sz w:val="20"/>
                     </w:rPr>
-                    <w:t xml:space="default">DAL</w:t>
+                    <w:t xml:space="default">ATL</w:t>
                   </w:r>
                 </w:p>
               </w:tc>
@@ -2104,7 +2102,7 @@
                       <w:rFonts w:ascii="Calibri" w:hAnsi="Calibri"/>
                       <w:sz w:val="20"/>
                     </w:rPr>
-                    <w:t xml:space="default">LVA</w:t>
+                    <w:t xml:space="default">WAS</w:t>
                   </w:r>
                 </w:p>
               </w:tc>
@@ -2128,55 +2126,55 @@
                       <w:rFonts w:ascii="Calibri" w:hAnsi="Calibri"/>
                       <w:sz w:val="20"/>
                     </w:rPr>
-                    <w:t xml:space="default">College Park Center</w:t>
-                  </w:r>
-                </w:p>
-              </w:tc>
-              <w:tc>
-                <w:tcPr>
-                  <w:tcBorders>
-                    <w:top w:val="single" w:space="0" w:color="D3D3D3"/>
-                    <w:bottom w:val="single" w:space="0" w:color="D3D3D3"/>
-                    <w:start w:val="single" w:space="0" w:color="D3D3D3"/>
-                    <w:end w:val="single" w:space="0" w:color="D3D3D3"/>
-                  </w:tcBorders>
-                </w:tcPr>
-                <w:p>
-                  <w:pPr>
-                    <w:spacing w:before="0" w:after="60"/>
-                    <w:keepNext/>
-                    <w:jc w:val="end"/>
-                  </w:pPr>
-                  <w:r>
-                    <w:rPr>
-                      <w:rFonts w:ascii="Calibri" w:hAnsi="Calibri"/>
-                      <w:sz w:val="20"/>
-                    </w:rPr>
-                    <w:t xml:space="default">4,549</w:t>
-                  </w:r>
-                </w:p>
-              </w:tc>
-              <w:tc>
-                <w:tcPr>
-                  <w:tcBorders>
-                    <w:top w:val="single" w:space="0" w:color="D3D3D3"/>
-                    <w:bottom w:val="single" w:space="0" w:color="D3D3D3"/>
-                    <w:start w:val="single" w:space="0" w:color="D3D3D3"/>
-                    <w:end w:val="single" w:space="0" w:color="D3D3D3"/>
-                  </w:tcBorders>
-                </w:tcPr>
-                <w:p>
-                  <w:pPr>
-                    <w:spacing w:before="0" w:after="60"/>
-                    <w:keepNext/>
-                    <w:jc w:val="end"/>
-                  </w:pPr>
-                  <w:r>
-                    <w:rPr>
-                      <w:rFonts w:ascii="Calibri" w:hAnsi="Calibri"/>
-                      <w:sz w:val="20"/>
-                    </w:rPr>
-                    <w:t xml:space="default">10</w:t>
+                    <w:t xml:space="default">State Farm Arena</w:t>
+                  </w:r>
+                </w:p>
+              </w:tc>
+              <w:tc>
+                <w:tcPr>
+                  <w:tcBorders>
+                    <w:top w:val="single" w:space="0" w:color="D3D3D3"/>
+                    <w:bottom w:val="single" w:space="0" w:color="D3D3D3"/>
+                    <w:start w:val="single" w:space="0" w:color="D3D3D3"/>
+                    <w:end w:val="single" w:space="0" w:color="D3D3D3"/>
+                  </w:tcBorders>
+                </w:tcPr>
+                <w:p>
+                  <w:pPr>
+                    <w:spacing w:before="0" w:after="60"/>
+                    <w:keepNext/>
+                    <w:jc w:val="end"/>
+                  </w:pPr>
+                  <w:r>
+                    <w:rPr>
+                      <w:rFonts w:ascii="Calibri" w:hAnsi="Calibri"/>
+                      <w:sz w:val="20"/>
+                    </w:rPr>
+                    <w:t xml:space="default">5,020</w:t>
+                  </w:r>
+                </w:p>
+              </w:tc>
+              <w:tc>
+                <w:tcPr>
+                  <w:tcBorders>
+                    <w:top w:val="single" w:space="0" w:color="D3D3D3"/>
+                    <w:bottom w:val="single" w:space="0" w:color="D3D3D3"/>
+                    <w:start w:val="single" w:space="0" w:color="D3D3D3"/>
+                    <w:end w:val="single" w:space="0" w:color="D3D3D3"/>
+                  </w:tcBorders>
+                </w:tcPr>
+                <w:p>
+                  <w:pPr>
+                    <w:spacing w:before="0" w:after="60"/>
+                    <w:keepNext/>
+                    <w:jc w:val="end"/>
+                  </w:pPr>
+                  <w:r>
+                    <w:rPr>
+                      <w:rFonts w:ascii="Calibri" w:hAnsi="Calibri"/>
+                      <w:sz w:val="20"/>
+                    </w:rPr>
+                    <w:t xml:space="default">-8</w:t>
                   </w:r>
                 </w:p>
               </w:tc>
@@ -2224,7 +2222,7 @@
                       <w:rFonts w:ascii="Calibri" w:hAnsi="Calibri"/>
                       <w:sz w:val="20"/>
                     </w:rPr>
-                    <w:t xml:space="default">1</w:t>
+                    <w:t xml:space="default">0</w:t>
                   </w:r>
                 </w:p>
               </w:tc>
@@ -2253,7 +2251,7 @@
                       <w:rFonts w:ascii="Calibri" w:hAnsi="Calibri"/>
                       <w:sz w:val="20"/>
                     </w:rPr>
-                    <w:t xml:space="default">2025-06-21</w:t>
+                    <w:t xml:space="default">2017-07-19</w:t>
                   </w:r>
                 </w:p>
               </w:tc>
@@ -2277,7 +2275,7 @@
                       <w:rFonts w:ascii="Calibri" w:hAnsi="Calibri"/>
                       <w:sz w:val="20"/>
                     </w:rPr>
-                    <w:t xml:space="default">MIN</w:t>
+                    <w:t xml:space="default">NYL</w:t>
                   </w:r>
                 </w:p>
               </w:tc>
@@ -2301,7 +2299,7 @@
                       <w:rFonts w:ascii="Calibri" w:hAnsi="Calibri"/>
                       <w:sz w:val="20"/>
                     </w:rPr>
-                    <w:t xml:space="default">LAS</w:t>
+                    <w:t xml:space="default">CON</w:t>
                   </w:r>
                 </w:p>
               </w:tc>
@@ -2325,31 +2323,31 @@
                       <w:rFonts w:ascii="Calibri" w:hAnsi="Calibri"/>
                       <w:sz w:val="20"/>
                     </w:rPr>
-                    <w:t xml:space="default">Target Center</w:t>
-                  </w:r>
-                </w:p>
-              </w:tc>
-              <w:tc>
-                <w:tcPr>
-                  <w:tcBorders>
-                    <w:top w:val="single" w:space="0" w:color="D3D3D3"/>
-                    <w:bottom w:val="single" w:space="0" w:color="D3D3D3"/>
-                    <w:start w:val="single" w:space="0" w:color="D3D3D3"/>
-                    <w:end w:val="single" w:space="0" w:color="D3D3D3"/>
-                  </w:tcBorders>
-                </w:tcPr>
-                <w:p>
-                  <w:pPr>
-                    <w:spacing w:before="0" w:after="60"/>
-                    <w:keepNext/>
-                    <w:jc w:val="end"/>
-                  </w:pPr>
-                  <w:r>
-                    <w:rPr>
-                      <w:rFonts w:ascii="Calibri" w:hAnsi="Calibri"/>
-                      <w:sz w:val="20"/>
-                    </w:rPr>
-                    <w:t xml:space="default">8,777</w:t>
+                    <w:t xml:space="default">Madison Square Garden</w:t>
+                  </w:r>
+                </w:p>
+              </w:tc>
+              <w:tc>
+                <w:tcPr>
+                  <w:tcBorders>
+                    <w:top w:val="single" w:space="0" w:color="D3D3D3"/>
+                    <w:bottom w:val="single" w:space="0" w:color="D3D3D3"/>
+                    <w:start w:val="single" w:space="0" w:color="D3D3D3"/>
+                    <w:end w:val="single" w:space="0" w:color="D3D3D3"/>
+                  </w:tcBorders>
+                </w:tcPr>
+                <w:p>
+                  <w:pPr>
+                    <w:spacing w:before="0" w:after="60"/>
+                    <w:keepNext/>
+                    <w:jc w:val="end"/>
+                  </w:pPr>
+                  <w:r>
+                    <w:rPr>
+                      <w:rFonts w:ascii="Calibri" w:hAnsi="Calibri"/>
+                      <w:sz w:val="20"/>
+                    </w:rPr>
+                    <w:t xml:space="default">17,443</w:t>
                   </w:r>
                 </w:p>
               </w:tc>
@@ -2450,7 +2448,7 @@
                       <w:rFonts w:ascii="Calibri" w:hAnsi="Calibri"/>
                       <w:sz w:val="20"/>
                     </w:rPr>
-                    <w:t xml:space="default">2021-08-24</w:t>
+                    <w:t xml:space="default">2005-08-07</w:t>
                   </w:r>
                 </w:p>
               </w:tc>
@@ -2474,7 +2472,7 @@
                       <w:rFonts w:ascii="Calibri" w:hAnsi="Calibri"/>
                       <w:sz w:val="20"/>
                     </w:rPr>
-                    <w:t xml:space="default">ATL</w:t>
+                    <w:t xml:space="default">DET</w:t>
                   </w:r>
                 </w:p>
               </w:tc>
@@ -2498,7 +2496,7 @@
                       <w:rFonts w:ascii="Calibri" w:hAnsi="Calibri"/>
                       <w:sz w:val="20"/>
                     </w:rPr>
-                    <w:t xml:space="default">CHI</w:t>
+                    <w:t xml:space="default">NYL</w:t>
                   </w:r>
                 </w:p>
               </w:tc>
@@ -2522,55 +2520,55 @@
                       <w:rFonts w:ascii="Calibri" w:hAnsi="Calibri"/>
                       <w:sz w:val="20"/>
                     </w:rPr>
-                    <w:t xml:space="default">Gateway Center Arena @ College Park</w:t>
-                  </w:r>
-                </w:p>
-              </w:tc>
-              <w:tc>
-                <w:tcPr>
-                  <w:tcBorders>
-                    <w:top w:val="single" w:space="0" w:color="D3D3D3"/>
-                    <w:bottom w:val="single" w:space="0" w:color="D3D3D3"/>
-                    <w:start w:val="single" w:space="0" w:color="D3D3D3"/>
-                    <w:end w:val="single" w:space="0" w:color="D3D3D3"/>
-                  </w:tcBorders>
-                </w:tcPr>
-                <w:p>
-                  <w:pPr>
-                    <w:spacing w:before="0" w:after="60"/>
-                    <w:keepNext/>
-                    <w:jc w:val="end"/>
-                  </w:pPr>
-                  <w:r>
-                    <w:rPr>
-                      <w:rFonts w:ascii="Calibri" w:hAnsi="Calibri"/>
-                      <w:sz w:val="20"/>
-                    </w:rPr>
-                    <w:t xml:space="default">1,292</w:t>
-                  </w:r>
-                </w:p>
-              </w:tc>
-              <w:tc>
-                <w:tcPr>
-                  <w:tcBorders>
-                    <w:top w:val="single" w:space="0" w:color="D3D3D3"/>
-                    <w:bottom w:val="single" w:space="0" w:color="D3D3D3"/>
-                    <w:start w:val="single" w:space="0" w:color="D3D3D3"/>
-                    <w:end w:val="single" w:space="0" w:color="D3D3D3"/>
-                  </w:tcBorders>
-                </w:tcPr>
-                <w:p>
-                  <w:pPr>
-                    <w:spacing w:before="0" w:after="60"/>
-                    <w:keepNext/>
-                    <w:jc w:val="end"/>
-                  </w:pPr>
-                  <w:r>
-                    <w:rPr>
-                      <w:rFonts w:ascii="Calibri" w:hAnsi="Calibri"/>
-                      <w:sz w:val="20"/>
-                    </w:rPr>
-                    <w:t xml:space="default">-7</w:t>
+                    <w:t xml:space="default">Palace of Auburn Hills</w:t>
+                  </w:r>
+                </w:p>
+              </w:tc>
+              <w:tc>
+                <w:tcPr>
+                  <w:tcBorders>
+                    <w:top w:val="single" w:space="0" w:color="D3D3D3"/>
+                    <w:bottom w:val="single" w:space="0" w:color="D3D3D3"/>
+                    <w:start w:val="single" w:space="0" w:color="D3D3D3"/>
+                    <w:end w:val="single" w:space="0" w:color="D3D3D3"/>
+                  </w:tcBorders>
+                </w:tcPr>
+                <w:p>
+                  <w:pPr>
+                    <w:spacing w:before="0" w:after="60"/>
+                    <w:keepNext/>
+                    <w:jc w:val="end"/>
+                  </w:pPr>
+                  <w:r>
+                    <w:rPr>
+                      <w:rFonts w:ascii="Calibri" w:hAnsi="Calibri"/>
+                      <w:sz w:val="20"/>
+                    </w:rPr>
+                    <w:t xml:space="default">8,941</w:t>
+                  </w:r>
+                </w:p>
+              </w:tc>
+              <w:tc>
+                <w:tcPr>
+                  <w:tcBorders>
+                    <w:top w:val="single" w:space="0" w:color="D3D3D3"/>
+                    <w:bottom w:val="single" w:space="0" w:color="D3D3D3"/>
+                    <w:start w:val="single" w:space="0" w:color="D3D3D3"/>
+                    <w:end w:val="single" w:space="0" w:color="D3D3D3"/>
+                  </w:tcBorders>
+                </w:tcPr>
+                <w:p>
+                  <w:pPr>
+                    <w:spacing w:before="0" w:after="60"/>
+                    <w:keepNext/>
+                    <w:jc w:val="end"/>
+                  </w:pPr>
+                  <w:r>
+                    <w:rPr>
+                      <w:rFonts w:ascii="Calibri" w:hAnsi="Calibri"/>
+                      <w:sz w:val="20"/>
+                    </w:rPr>
+                    <w:t xml:space="default">5</w:t>
                   </w:r>
                 </w:p>
               </w:tc>
@@ -2647,7 +2645,7 @@
                       <w:rFonts w:ascii="Calibri" w:hAnsi="Calibri"/>
                       <w:sz w:val="20"/>
                     </w:rPr>
-                    <w:t xml:space="default">2019-06-09</w:t>
+                    <w:t xml:space="default">2005-06-18</w:t>
                   </w:r>
                 </w:p>
               </w:tc>
@@ -2671,7 +2669,7 @@
                       <w:rFonts w:ascii="Calibri" w:hAnsi="Calibri"/>
                       <w:sz w:val="20"/>
                     </w:rPr>
-                    <w:t xml:space="default">ATL</w:t>
+                    <w:t xml:space="default">NYL</w:t>
                   </w:r>
                 </w:p>
               </w:tc>
@@ -2695,7 +2693,7 @@
                       <w:rFonts w:ascii="Calibri" w:hAnsi="Calibri"/>
                       <w:sz w:val="20"/>
                     </w:rPr>
-                    <w:t xml:space="default">CON</w:t>
+                    <w:t xml:space="default">PHO</w:t>
                   </w:r>
                 </w:p>
               </w:tc>
@@ -2719,55 +2717,55 @@
                       <w:rFonts w:ascii="Calibri" w:hAnsi="Calibri"/>
                       <w:sz w:val="20"/>
                     </w:rPr>
-                    <w:t xml:space="default">State Farm Arena</w:t>
-                  </w:r>
-                </w:p>
-              </w:tc>
-              <w:tc>
-                <w:tcPr>
-                  <w:tcBorders>
-                    <w:top w:val="single" w:space="0" w:color="D3D3D3"/>
-                    <w:bottom w:val="single" w:space="0" w:color="D3D3D3"/>
-                    <w:start w:val="single" w:space="0" w:color="D3D3D3"/>
-                    <w:end w:val="single" w:space="0" w:color="D3D3D3"/>
-                  </w:tcBorders>
-                </w:tcPr>
-                <w:p>
-                  <w:pPr>
-                    <w:spacing w:before="0" w:after="60"/>
-                    <w:keepNext/>
-                    <w:jc w:val="end"/>
-                  </w:pPr>
-                  <w:r>
-                    <w:rPr>
-                      <w:rFonts w:ascii="Calibri" w:hAnsi="Calibri"/>
-                      <w:sz w:val="20"/>
-                    </w:rPr>
-                    <w:t xml:space="default">3,082</w:t>
-                  </w:r>
-                </w:p>
-              </w:tc>
-              <w:tc>
-                <w:tcPr>
-                  <w:tcBorders>
-                    <w:top w:val="single" w:space="0" w:color="D3D3D3"/>
-                    <w:bottom w:val="single" w:space="0" w:color="D3D3D3"/>
-                    <w:start w:val="single" w:space="0" w:color="D3D3D3"/>
-                    <w:end w:val="single" w:space="0" w:color="D3D3D3"/>
-                  </w:tcBorders>
-                </w:tcPr>
-                <w:p>
-                  <w:pPr>
-                    <w:spacing w:before="0" w:after="60"/>
-                    <w:keepNext/>
-                    <w:jc w:val="end"/>
-                  </w:pPr>
-                  <w:r>
-                    <w:rPr>
-                      <w:rFonts w:ascii="Calibri" w:hAnsi="Calibri"/>
-                      <w:sz w:val="20"/>
-                    </w:rPr>
-                    <w:t xml:space="default">-6</w:t>
+                    <w:t xml:space="default">Madison Square Garden</w:t>
+                  </w:r>
+                </w:p>
+              </w:tc>
+              <w:tc>
+                <w:tcPr>
+                  <w:tcBorders>
+                    <w:top w:val="single" w:space="0" w:color="D3D3D3"/>
+                    <w:bottom w:val="single" w:space="0" w:color="D3D3D3"/>
+                    <w:start w:val="single" w:space="0" w:color="D3D3D3"/>
+                    <w:end w:val="single" w:space="0" w:color="D3D3D3"/>
+                  </w:tcBorders>
+                </w:tcPr>
+                <w:p>
+                  <w:pPr>
+                    <w:spacing w:before="0" w:after="60"/>
+                    <w:keepNext/>
+                    <w:jc w:val="end"/>
+                  </w:pPr>
+                  <w:r>
+                    <w:rPr>
+                      <w:rFonts w:ascii="Calibri" w:hAnsi="Calibri"/>
+                      <w:sz w:val="20"/>
+                    </w:rPr>
+                    <w:t xml:space="default">12,428</w:t>
+                  </w:r>
+                </w:p>
+              </w:tc>
+              <w:tc>
+                <w:tcPr>
+                  <w:tcBorders>
+                    <w:top w:val="single" w:space="0" w:color="D3D3D3"/>
+                    <w:bottom w:val="single" w:space="0" w:color="D3D3D3"/>
+                    <w:start w:val="single" w:space="0" w:color="D3D3D3"/>
+                    <w:end w:val="single" w:space="0" w:color="D3D3D3"/>
+                  </w:tcBorders>
+                </w:tcPr>
+                <w:p>
+                  <w:pPr>
+                    <w:spacing w:before="0" w:after="60"/>
+                    <w:keepNext/>
+                    <w:jc w:val="end"/>
+                  </w:pPr>
+                  <w:r>
+                    <w:rPr>
+                      <w:rFonts w:ascii="Calibri" w:hAnsi="Calibri"/>
+                      <w:sz w:val="20"/>
+                    </w:rPr>
+                    <w:t xml:space="default">11</w:t>
                   </w:r>
                 </w:p>
               </w:tc>
@@ -2844,7 +2842,7 @@
                       <w:rFonts w:ascii="Calibri" w:hAnsi="Calibri"/>
                       <w:sz w:val="20"/>
                     </w:rPr>
-                    <w:t xml:space="default">2001-06-07</w:t>
+                    <w:t xml:space="default">2002-06-14</w:t>
                   </w:r>
                 </w:p>
               </w:tc>
@@ -2868,7 +2866,7 @@
                       <w:rFonts w:ascii="Calibri" w:hAnsi="Calibri"/>
                       <w:sz w:val="20"/>
                     </w:rPr>
-                    <w:t xml:space="default">HOU</w:t>
+                    <w:t xml:space="default">PHO</w:t>
                   </w:r>
                 </w:p>
               </w:tc>
@@ -2892,7 +2890,7 @@
                       <w:rFonts w:ascii="Calibri" w:hAnsi="Calibri"/>
                       <w:sz w:val="20"/>
                     </w:rPr>
-                    <w:t xml:space="default">DET</w:t>
+                    <w:t xml:space="default">SEA</w:t>
                   </w:r>
                 </w:p>
               </w:tc>
@@ -2916,55 +2914,55 @@
                       <w:rFonts w:ascii="Calibri" w:hAnsi="Calibri"/>
                       <w:sz w:val="20"/>
                     </w:rPr>
-                    <w:t xml:space="default">Compaq Center</w:t>
-                  </w:r>
-                </w:p>
-              </w:tc>
-              <w:tc>
-                <w:tcPr>
-                  <w:tcBorders>
-                    <w:top w:val="single" w:space="0" w:color="D3D3D3"/>
-                    <w:bottom w:val="single" w:space="0" w:color="D3D3D3"/>
-                    <w:start w:val="single" w:space="0" w:color="D3D3D3"/>
-                    <w:end w:val="single" w:space="0" w:color="D3D3D3"/>
-                  </w:tcBorders>
-                </w:tcPr>
-                <w:p>
-                  <w:pPr>
-                    <w:spacing w:before="0" w:after="60"/>
-                    <w:keepNext/>
-                    <w:jc w:val="end"/>
-                  </w:pPr>
-                  <w:r>
-                    <w:rPr>
-                      <w:rFonts w:ascii="Calibri" w:hAnsi="Calibri"/>
-                      <w:sz w:val="20"/>
-                    </w:rPr>
-                    <w:t xml:space="default">9,538</w:t>
-                  </w:r>
-                </w:p>
-              </w:tc>
-              <w:tc>
-                <w:tcPr>
-                  <w:tcBorders>
-                    <w:top w:val="single" w:space="0" w:color="D3D3D3"/>
-                    <w:bottom w:val="single" w:space="0" w:color="D3D3D3"/>
-                    <w:start w:val="single" w:space="0" w:color="D3D3D3"/>
-                    <w:end w:val="single" w:space="0" w:color="D3D3D3"/>
-                  </w:tcBorders>
-                </w:tcPr>
-                <w:p>
-                  <w:pPr>
-                    <w:spacing w:before="0" w:after="60"/>
-                    <w:keepNext/>
-                    <w:jc w:val="end"/>
-                  </w:pPr>
-                  <w:r>
-                    <w:rPr>
-                      <w:rFonts w:ascii="Calibri" w:hAnsi="Calibri"/>
-                      <w:sz w:val="20"/>
-                    </w:rPr>
-                    <w:t xml:space="default">21</w:t>
+                    <w:t xml:space="default">Footprint Center</w:t>
+                  </w:r>
+                </w:p>
+              </w:tc>
+              <w:tc>
+                <w:tcPr>
+                  <w:tcBorders>
+                    <w:top w:val="single" w:space="0" w:color="D3D3D3"/>
+                    <w:bottom w:val="single" w:space="0" w:color="D3D3D3"/>
+                    <w:start w:val="single" w:space="0" w:color="D3D3D3"/>
+                    <w:end w:val="single" w:space="0" w:color="D3D3D3"/>
+                  </w:tcBorders>
+                </w:tcPr>
+                <w:p>
+                  <w:pPr>
+                    <w:spacing w:before="0" w:after="60"/>
+                    <w:keepNext/>
+                    <w:jc w:val="end"/>
+                  </w:pPr>
+                  <w:r>
+                    <w:rPr>
+                      <w:rFonts w:ascii="Calibri" w:hAnsi="Calibri"/>
+                      <w:sz w:val="20"/>
+                    </w:rPr>
+                    <w:t xml:space="default">8,237</w:t>
+                  </w:r>
+                </w:p>
+              </w:tc>
+              <w:tc>
+                <w:tcPr>
+                  <w:tcBorders>
+                    <w:top w:val="single" w:space="0" w:color="D3D3D3"/>
+                    <w:bottom w:val="single" w:space="0" w:color="D3D3D3"/>
+                    <w:start w:val="single" w:space="0" w:color="D3D3D3"/>
+                    <w:end w:val="single" w:space="0" w:color="D3D3D3"/>
+                  </w:tcBorders>
+                </w:tcPr>
+                <w:p>
+                  <w:pPr>
+                    <w:spacing w:before="0" w:after="60"/>
+                    <w:keepNext/>
+                    <w:jc w:val="end"/>
+                  </w:pPr>
+                  <w:r>
+                    <w:rPr>
+                      <w:rFonts w:ascii="Calibri" w:hAnsi="Calibri"/>
+                      <w:sz w:val="20"/>
+                    </w:rPr>
+                    <w:t xml:space="default">-8</w:t>
                   </w:r>
                 </w:p>
               </w:tc>
@@ -11736,7 +11734,7 @@
         <w:t xml:space="preserve"> </w:t>
       </w:r>
       <w:r>
-        <w:t xml:space="preserve">(Zeileis and Lumley 2024)</w:t>
+        <w:t xml:space="preserve">(Zeileis and Lumley 2026)</w:t>
       </w:r>
       <w:r>
         <w:t xml:space="preserve"> </w:t>
@@ -19686,7 +19684,7 @@
         <w:pStyle w:val="Bibliography"/>
       </w:pPr>
       <w:r>
-        <w:t xml:space="preserve">Zeileis, Achim, and Thomas Lumley. 2024.</w:t>
+        <w:t xml:space="preserve">Zeileis, Achim, and Thomas Lumley. 2026.</w:t>
       </w:r>
       <w:r>
         <w:t xml:space="preserve"> </w:t>
